--- a/documents/setup-guide/setup-guide.docx
+++ b/documents/setup-guide/setup-guide.docx
@@ -6869,7 +6869,7 @@
         <w:t xml:space="preserve"> </w:t>
       </w:r>
       <w:r>
-        <w:t xml:space="preserve">API keys (N keys $\to$ N deployments per model per format).</w:t>
+        <w:t xml:space="preserve">API keys (N keys → N deployments per model per format).</w:t>
       </w:r>
     </w:p>
     <w:p>
@@ -6977,7 +6977,7 @@
         <w:t xml:space="preserve">--- per-key spend tracking via LiteLLM</w:t>
       </w:r>
       <w:r>
-        <w:br/>
+        <w:t xml:space="preserve"> </w:t>
       </w:r>
       <w:r>
         <w:t xml:space="preserve">PostgreSQL, with cost-per-token configured for all models.</w:t>
@@ -8567,7 +8567,7 @@
         <w:rPr>
           <w:rStyle w:val="VerbatimChar"/>
         </w:rPr>
-        <w:t xml:space="preserve">Update v3.3.6 $\to$ v3.3.7? [Y/n]</w:t>
+        <w:t xml:space="preserve">Update v3.3.6 → v3.3.7? [Y/n]</w:t>
       </w:r>
       <w:r>
         <w:t xml:space="preserve">. It pulls the latest version and</w:t>
@@ -10429,7 +10429,7 @@
         <w:rPr>
           <w:rStyle w:val="VerbatimChar"/>
         </w:rPr>
-        <w:t xml:space="preserve">v3.3.6 $\to$ v3.3.7</w:t>
+        <w:t xml:space="preserve">v3.3.6 → v3.3.7</w:t>
       </w:r>
       <w:r>
         <w:t xml:space="preserve">), and re-runs the installer. New</w:t>

--- a/documents/setup-guide/setup-guide.docx
+++ b/documents/setup-guide/setup-guide.docx
@@ -6002,7 +6002,7 @@
         <w:rPr>
           <w:rStyle w:val="VerbatimChar"/>
         </w:rPr>
-        <w:t xml:space="preserve">curl -sI https://update.code.visualstudio.com</w:t>
+        <w:t xml:space="preserve">curl -sI pass:https://update.code.visualstudio.com</w:t>
       </w:r>
       <w:r>
         <w:t xml:space="preserve"> </w:t>
@@ -6319,7 +6319,7 @@
         <w:rPr>
           <w:rStyle w:val="VerbatimChar"/>
         </w:rPr>
-        <w:t xml:space="preserve">curl -sI https://update.code.visualstudio.com</w:t>
+        <w:t xml:space="preserve">curl -sI pass:https://update.code.visualstudio.com</w:t>
       </w:r>
       <w:r>
         <w:t xml:space="preserve"> </w:t>

--- a/documents/setup-guide/setup-guide.docx
+++ b/documents/setup-guide/setup-guide.docx
@@ -53,7 +53,7 @@
         <w:pStyle w:val="Date"/>
       </w:pPr>
       <w:r>
-        <w:t xml:space="preserve">2026-09-19</w:t>
+        <w:t xml:space="preserve">2026-09-20</w:t>
       </w:r>
     </w:p>
     <w:bookmarkStart w:id="25" w:name="Xfb0f57a54e88ffaa6ebc0081886cb8809f7a2a1"/>
@@ -12374,181 +12374,187 @@
         <w:t xml:space="preserve"> </w:t>
       </w:r>
       <w:r>
-        <w:t xml:space="preserve">\changelogentry{5.1.1}{\today}{\item Synced callout colors in DOCX/HTML/MD output to match brand palette. Added color palette demo.}</w:t>
-      </w:r>
-      <w:r>
-        <w:t xml:space="preserve"> </w:t>
-      </w:r>
-      <w:r>
-        <w:t xml:space="preserve">\changelogentry{5.1.0}{\today}{\item Adopted brand guidelines auxiliary color palette and monochrome scale. Aligned callout colors to brand specifications.}</w:t>
-      </w:r>
-      <w:r>
-        <w:t xml:space="preserve"> </w:t>
-      </w:r>
-      <w:r>
-        <w:t xml:space="preserve">\changelogentry{5.0.3}{\today}{\item Removed non-standard \inlinecode{\textbackslash badge} tags from testcases for consistency.}</w:t>
-      </w:r>
-      <w:r>
-        <w:t xml:space="preserve"> </w:t>
-      </w:r>
-      <w:r>
-        <w:t xml:space="preserve">\changelogentry{5.0.2}{\today}{\item Long commands in test steps now render as code blocks instead of inline code.}</w:t>
-      </w:r>
-      <w:r>
-        <w:t xml:space="preserve"> </w:t>
-      </w:r>
-      <w:r>
-        <w:t xml:space="preserve">\changelogentry{5.0.1}{\today}{\item Testcase caption centered above the block.}</w:t>
-      </w:r>
-      <w:r>
-        <w:t xml:space="preserve"> </w:t>
-      </w:r>
-      <w:r>
-        <w:t xml:space="preserve">\changelogentry{5.0.0}{\today}{\item Major refactoring: extracted shared modules (huawei-titles, huawei-toc, huawei-cover), renamed \inlinecode{\textbackslash lg@guidetitle} to \inlinecode{\textbackslash lg@doctitle}, unified title API with \inlinecode{\textbackslash setdoctitle}, decomposed \inlinecode{docx\_fix.py} (680$\to$84 lines), added testbook unit tests, fixed build system error handling.}</w:t>
-      </w:r>
-      <w:r>
-        <w:t xml:space="preserve"> </w:t>
-      </w:r>
-      <w:r>
-        <w:t xml:space="preserve">\changelogentry{4.7.0}{\today}{\item Testcase headings now formatted as captions (like figures/tables): bold ``Testcase N:'' followed by description. Changed label from ``Test Case'' to ``Testcase''.}</w:t>
-      </w:r>
-      <w:r>
-        <w:t xml:space="preserve"> </w:t>
-      </w:r>
-      <w:r>
-        <w:t xml:space="preserve">\changelogentry{4.6.0}{\today}{\item Section restructure: Introduction, Test Cases (with category subsections), Conclusion. Testcases auto-numbered like figures/tables. Changed testcase from subsection to subsubsection.}</w:t>
-      </w:r>
-      <w:r>
-        <w:t xml:space="preserve"> </w:t>
-      </w:r>
-      <w:r>
-        <w:t xml:space="preserve">\changelogentry{4.5.0}{\today}{\item Unified field APIs: \inlinecode{testprerequisites} and \inlinecode{testexpected} changed from commands to environments, matching \inlinecode{testprocedure}. All three now use \inlinecode{\textbackslash teststep} for auto-numbered items with red bold numbers. Uniform code, same visual style.}</w:t>
-      </w:r>
-      <w:r>
-        <w:t xml:space="preserve"> </w:t>
-      </w:r>
-      <w:r>
-        <w:t xml:space="preserve">\changelogentry{4.4.0}{\today}{\item Code review fixes: removed dead labels, badge now uses Huawei brand colors (tipbg/tipfg, huaweired, warningbg/warningfg), Lua filter preserves formatting in DOCX/MD/HTML via parse\_latex\_blocks, testprocedure handler preserves non-step content (images, code, callouts).}</w:t>
-      </w:r>
-      <w:r>
-        <w:t xml:space="preserve"> </w:t>
-      </w:r>
-      <w:r>
-        <w:t xml:space="preserve">\changelogentry{4.3.0}{\today}{\item Added \inlinecode{testlist} environment for numbered lists with red bold numbers in testcase fields. Fixed alignment: zeroed \inlinecode{\textbackslash parindent} inside testcase, indented procedure step numbering to align with \inlinecode{testlist} items.}</w:t>
-      </w:r>
-      <w:r>
-        <w:t xml:space="preserve"> </w:t>
-      </w:r>
-      <w:r>
-        <w:t xml:space="preserve">\changelogentry{4.2.0}{\today}{\item Changed teststeps from tabular table to auto-numbered paragraphs. \inlinecode{\textbackslash teststep} now takes 1 arg (action only, numbering automatic). Removed \inlinecode{teststeps} environment. Images, code blocks, and callouts can be placed freely between steps inside \inlinecode{testprocedure}.}</w:t>
-      </w:r>
-      <w:r>
-        <w:t xml:space="preserve"> </w:t>
-      </w:r>
-      <w:r>
-        <w:t xml:space="preserve">\changelogentry{4.1.0}{\today}{\item Testcase field redesign: full-width red mini header bars for each field. Changed \inlinecode{testprocedure} from command to environment wrapping 2-column teststeps (Step | Action). Reordered fields: Test Result before Remarks. Updated Lua filter and round-trip test for grid table counting.}</w:t>
-      </w:r>
-      <w:r>
-        <w:t xml:space="preserve"> </w:t>
-      </w:r>
-      <w:r>
-        <w:t xml:space="preserve">\changelogentry{4.0.0}{\today}{\item Redesigned testbook \inlinecode{testcase} environment: replaced 2-column tabular with breakable tcolorbox (red left-rule, stacked paragraph fields). Images, code blocks, callouts, and nested tables now render correctly and break across pages. Added \inlinecode{longhutable} environment for page-breaking tables. Updated Lua filter to produce definition lists for DOCX/MD/HTML.}</w:t>
-      </w:r>
-      <w:r>
-        <w:t xml:space="preserve"> </w:t>
-      </w:r>
-      <w:r>
-        <w:t xml:space="preserve">\changelogentry{3.9.0}{\today}{\item Added testsummary environment, teststeps environment, and \inlinecode{\textbackslash testresultbadge} command to testbook template. Fixed testcase layout (full-width tabular with proper text alignment).}</w:t>
-      </w:r>
-      <w:r>
-        <w:t xml:space="preserve"> </w:t>
-      </w:r>
-      <w:r>
-        <w:t xml:space="preserve">\changelogentry{3.8.1}{\today}{\item End-to-end quality review: fixed testbook PDF metadata title, removed stray user DOCX from template dir, fixed round-trip.sh variable typo, updated stale references in AGENTS.md and README.md, committed testbook sample PDFs, set TZ for pandoc cover time consistency, widened pandoc version range.}</w:t>
-      </w:r>
-      <w:r>
-        <w:t xml:space="preserve"> </w:t>
-      </w:r>
-      <w:r>
-        <w:t xml:space="preserve">\changelogentry{3.8.0}{\today}{\item Removed Tips and Tricks chapter (tmux configuration) — required VS Code-specific keybindings that don't generalize across terminal setups.}</w:t>
-      </w:r>
-      <w:r>
-        <w:t xml:space="preserve"> </w:t>
-      </w:r>
-      <w:r>
-        <w:t xml:space="preserve">\changelogentry{3.7.0}{\today}{\item Added \inlinecode{testbook} template for POC/acceptance test case documents with \inlinecode{testcase} environment and \inlinecode{[noanswers]} option.}</w:t>
-      </w:r>
-      <w:r>
-        <w:t xml:space="preserve"> </w:t>
-      </w:r>
-      <w:r>
-        <w:t xml:space="preserve">\changelogentry{3.6.0}{\today}{\item Added \inlinecode{\textbackslash setdocauthors} command and \inlinecode{[noauthors]} class option to both templates. Authors are displayed on the cover page (optional --- hidden if not set or if \inlinecode{[noauthors]} is passed). Demonstrated in all 4 samples.}</w:t>
-      </w:r>
-      <w:r>
-        <w:t xml:space="preserve"> </w:t>
-      </w:r>
-      <w:r>
-        <w:t xml:space="preserve">\changelogentry{3.5.0}{\today}{\item Reorganized project structure: moved \inlinecode{build.sh}, \inlinecode{install.sh}, and \inlinecode{uninstall.sh} from repo root to \inlinecode{scripts/} directory. Updated all references in Makefile, README, AGENTS.md, SKILL.md, and setup guide. One-liner URLs now use \inlinecode{main/scripts/install.sh}.}</w:t>
-      </w:r>
-      <w:r>
-        <w:t xml:space="preserve"> </w:t>
-      </w:r>
-      <w:r>
-        <w:t xml:space="preserve">\changelogentry{3.4.0}{\today}{\item \inlinecode{install.sh}: opencode skills and VS Code LaTeX Workshop are now optional prompts (default yes). Removed LTeX extension (was failing to install). One-liner detects existing installation and prompts to update with version display (\inlinecode{v3.3.6 $\to$ v3.3.7}). Uses absolute paths to prevent nested clones. \item \inlinecode{uninstall.sh}: Added one-liner support (\inlinecode{curl | bash}). Added ``Remove 100\%'' nuclear option (option 4) to interactive menu. Added \inlinecode{--repo} flag. \item Updated Chapter 6 with optional component prompts and update detection. Updated Chapter 7 with one-liner update/uninstall and full menu documentation.}</w:t>
-      </w:r>
-      <w:r>
-        <w:t xml:space="preserve"> </w:t>
-      </w:r>
-      <w:r>
-        <w:t xml:space="preserve">\changelogentry{3.3.0}{\today}{\item Moved pre-compiled setup guide to \inlinecode{setup-guide/} folder in repo root with all four formats (PDF, MD, DOCX, HTML). Users can read these before cloning to understand the installation process. \item Updated Makefile \inlinecode{setup-guide} target to generate and copy all four formats. \item Updated README with pre-compiled setup guide section and format comparison table. \item Updated .gitignore to track all four formats in \inlinecode{setup-guide/}.}</w:t>
-      </w:r>
-      <w:r>
-        <w:t xml:space="preserve"> </w:t>
-      </w:r>
-      <w:r>
-        <w:t xml:space="preserve">\changelogentry{3.2.1}{\today}{\item Renamed Chapter 7 from ``Clean Up'' to ``Operations and Maintenance''. Added subsections for updating and uninstalling both the MaaS Gateway and the document templates. Added cloud resource cleanup as an optional subsection.}</w:t>
-      </w:r>
-      <w:r>
-        <w:t xml:space="preserve"> </w:t>
-      </w:r>
-      <w:r>
-        <w:t xml:space="preserve">\changelogentry{3.2.0}{\today}{\item Added \inlinecode{uninstall.sh} script with interactive menu, \inlinecode{--all}, \inlinecode{--yes}, and \inlinecode{--dry-run} flags. Removes opencode skills, .sty modules, HarmonyOS Sans font, /etc/LatexMk fix, and VS Code settings. \item Fixed \inlinecode{install.sh}: show apt-get output (was hidden), suppressed fvextra build noise, fix font detection (\inlinecode{fc-list : family}), fix test compilation paths (\inlinecode{src/} subdirectory), fix LTeX extension success/failure reporting. \item Updated Chapter 7 with uninstall instructions.}</w:t>
-      </w:r>
-      <w:r>
-        <w:t xml:space="preserve"> </w:t>
-      </w:r>
-      <w:r>
-        <w:t xml:space="preserve">\changelogentry{3.1.2}{\today}{\item Added output format guide to README.md: comparison table of PDF, Markdown, DOCX, and HTML with purpose, copy-paste quality, and limitations. Recommends Markdown for copy-paste.}</w:t>
-      </w:r>
-      <w:r>
-        <w:t xml:space="preserve"> </w:t>
-      </w:r>
-      <w:r>
-        <w:t xml:space="preserve">\changelogentry{3.1.1}{\today}{\item Updated MaaS Gateway chapter to v1.10.9: non-interactive mode (\inlinecode{-y}) now suppresses all prompts (prerequisites, tool selection, skill install). \item Changed project clone path from \inlinecode{\textasciitilde} (root home) to \inlinecode{/home} as default working directory. \item Added project standards to AGENTS.md: workflow, end-to-end validation, code style, git conventions, when unsure.}</w:t>
-      </w:r>
-      <w:r>
-        <w:t xml:space="preserve"> </w:t>
-      </w:r>
-      <w:r>
-        <w:t xml:space="preserve">\changelogentry{3.1.0}{\today}{\item Switched from ECS to Flexus X instance (4 vCPU, 16 GB RAM via slider, flavor \inlinecode{x1.4u.16g}) --- more cost-efficient and robust. Updated creation steps to match Flexus X console order: billing mode first, vCPU/RAM slider (no flavor dropdown), Cloud Eye monitoring (recommended), then instance name and key pair login. Replaced screenshots with Flexus X console images. \item Rewrote Chapter 3: switched from \inlinecode{connect.exe} to \inlinecode{ncat} (from Nmap) as the SSH ProxyCommand. Added explanation of HTTP CONNECT method, why port 4444 works, why ncat is chosen, ncat installation with antivirus exclusions, flag reference table, and improved keepalive settings. \item Restructured chapters: moved SSH config and VS Code connection to new Chapter 4 (Install VS Code and Connect via Remote-SSH). Chapters 5--7 renumbered. \item Added verification checklist tables to all 7 chapters. \item Added mandatory reboot warning in Chapter 2 (SSH port change). Added troubleshooting subsection in Chapter 4 with common SSH connection issues and ncat debugging commands.}</w:t>
-      </w:r>
-      <w:r>
-        <w:t xml:space="preserve"> </w:t>
-      </w:r>
-      <w:r>
-        <w:t xml:space="preserve">\changelogentry{3.0.1}{\today}{\item Minor fixes: test-filter.sh auto-discovery, build.sh help text, Makefile aggregate descriptions, 5-section comment correction, CHANGELOG version gap note, callout-in-code fix, CI font auto-discovery, dofile path comment, test-sync.sh header.}</w:t>
-      </w:r>
-      <w:r>
-        <w:t xml:space="preserve"> </w:t>
-      </w:r>
-      <w:r>
-        <w:t xml:space="preserve">\changelogentry{3.0.0}{\today}{\item Modular pipeline refactoring: shared Lua filter factory, shared DOCX fix logic, build system auto-discovery, unified format pipeline, GitHub Actions CI.}</w:t>
-      </w:r>
-      <w:r>
-        <w:t xml:space="preserve"> </w:t>
-      </w:r>
-      <w:r>
-        <w:t xml:space="preserve">\changelogentry{2.16.0}{\today}{\item Updated to match template v2.16.0 — Lua filter fixes, build system updates, and technical template parity improvements.}</w:t>
+        <w:t xml:space="preserve">\changelogentry{6.4.0}{2026-09-20}{\item Fixed changelog dates — replaced \inlinecode{\textbackslash today} with historical release dates. Eliminated zero-width-space missing-glyph warnings from typographic substitutions.}</w:t>
+      </w:r>
+      <w:r>
+        <w:t xml:space="preserve"> </w:t>
+      </w:r>
+      <w:r>
+        <w:t xml:space="preserve">\changelogentry{5.1.1}{2026-09-14}{\item Synced callout colors in DOCX/HTML/MD output to match brand palette. Added color palette demo.}</w:t>
+      </w:r>
+      <w:r>
+        <w:t xml:space="preserve"> </w:t>
+      </w:r>
+      <w:r>
+        <w:t xml:space="preserve">\changelogentry{5.1.0}{2026-09-14}{\item Adopted brand guidelines auxiliary color palette and monochrome scale. Aligned callout colors to brand specifications.}</w:t>
+      </w:r>
+      <w:r>
+        <w:t xml:space="preserve"> </w:t>
+      </w:r>
+      <w:r>
+        <w:t xml:space="preserve">\changelogentry{5.0.3}{2026-09-14}{\item Removed non-standard \inlinecode{\textbackslash badge} tags from testcases for consistency.}</w:t>
+      </w:r>
+      <w:r>
+        <w:t xml:space="preserve"> </w:t>
+      </w:r>
+      <w:r>
+        <w:t xml:space="preserve">\changelogentry{5.0.2}{2026-09-14}{\item Long commands in test steps now render as code blocks instead of inline code.}</w:t>
+      </w:r>
+      <w:r>
+        <w:t xml:space="preserve"> </w:t>
+      </w:r>
+      <w:r>
+        <w:t xml:space="preserve">\changelogentry{5.0.1}{2026-09-14}{\item Testcase caption centered above the block.}</w:t>
+      </w:r>
+      <w:r>
+        <w:t xml:space="preserve"> </w:t>
+      </w:r>
+      <w:r>
+        <w:t xml:space="preserve">\changelogentry{5.0.0}{2026-09-14}{\item Major refactoring: extracted shared modules (huawei-titles, huawei-toc, huawei-cover), renamed \inlinecode{\textbackslash lg@guidetitle} to \inlinecode{\textbackslash lg@doctitle}, unified title API with \inlinecode{\textbackslash setdoctitle}, decomposed \inlinecode{docx\_fix.py} (680$\to$84 lines), added testbook unit tests, fixed build system error handling.}</w:t>
+      </w:r>
+      <w:r>
+        <w:t xml:space="preserve"> </w:t>
+      </w:r>
+      <w:r>
+        <w:t xml:space="preserve">\changelogentry{4.7.0}{2026-09-14}{\item Testcase headings now formatted as captions (like figures/tables): bold ``Testcase N:'' followed by description. Changed label from ``Test Case'' to ``Testcase''.}</w:t>
+      </w:r>
+      <w:r>
+        <w:t xml:space="preserve"> </w:t>
+      </w:r>
+      <w:r>
+        <w:t xml:space="preserve">\changelogentry{4.6.0}{2026-09-13}{\item Section restructure: Introduction, Test Cases (with category subsections), Conclusion. Testcases auto-numbered like figures/tables. Changed testcase from subsection to subsubsection.}</w:t>
+      </w:r>
+      <w:r>
+        <w:t xml:space="preserve"> </w:t>
+      </w:r>
+      <w:r>
+        <w:t xml:space="preserve">\changelogentry{4.5.0}{2026-09-13}{\item Unified field APIs: \inlinecode{testprerequisites} and \inlinecode{testexpected} changed from commands to environments, matching \inlinecode{testprocedure}. All three now use \inlinecode{\textbackslash teststep} for auto-numbered items with red bold numbers. Uniform code, same visual style.}</w:t>
+      </w:r>
+      <w:r>
+        <w:t xml:space="preserve"> </w:t>
+      </w:r>
+      <w:r>
+        <w:t xml:space="preserve">\changelogentry{4.4.0}{2026-09-13}{\item Code review fixes: removed dead labels, badge now uses Huawei brand colors (tipbg/tipfg, huaweired, warningbg/warningfg), Lua filter preserves formatting in DOCX/MD/HTML via parse\_latex\_blocks, testprocedure handler preserves non-step content (images, code, callouts).}</w:t>
+      </w:r>
+      <w:r>
+        <w:t xml:space="preserve"> </w:t>
+      </w:r>
+      <w:r>
+        <w:t xml:space="preserve">\changelogentry{4.3.0}{2026-09-13}{\item Added \inlinecode{testlist} environment for numbered lists with red bold numbers in testcase fields. Fixed alignment: zeroed \inlinecode{\textbackslash parindent} inside testcase, indented procedure step numbering to align with \inlinecode{testlist} items.}</w:t>
+      </w:r>
+      <w:r>
+        <w:t xml:space="preserve"> </w:t>
+      </w:r>
+      <w:r>
+        <w:t xml:space="preserve">\changelogentry{4.2.0}{2026-09-13}{\item Changed teststeps from tabular table to auto-numbered paragraphs. \inlinecode{\textbackslash teststep} now takes 1 arg (action only, numbering automatic). Removed \inlinecode{teststeps} environment. Images, code blocks, and callouts can be placed freely between steps inside \inlinecode{testprocedure}.}</w:t>
+      </w:r>
+      <w:r>
+        <w:t xml:space="preserve"> </w:t>
+      </w:r>
+      <w:r>
+        <w:t xml:space="preserve">\changelogentry{4.1.0}{2026-09-13}{\item Testcase field redesign: full-width red mini header bars for each field. Changed \inlinecode{testprocedure} from command to environment wrapping 2-column teststeps (Step | Action). Reordered fields: Test Result before Remarks. Updated Lua filter and round-trip test for grid table counting.}</w:t>
+      </w:r>
+      <w:r>
+        <w:t xml:space="preserve"> </w:t>
+      </w:r>
+      <w:r>
+        <w:t xml:space="preserve">\changelogentry{4.0.0}{2026-09-13}{\item Redesigned testbook \inlinecode{testcase} environment: replaced 2-column tabular with breakable tcolorbox (red left-rule, stacked paragraph fields). Images, code blocks, callouts, and nested tables now render correctly and break across pages. Added \inlinecode{longhutable} environment for page-breaking tables. Updated Lua filter to produce definition lists for DOCX/MD/HTML.}</w:t>
+      </w:r>
+      <w:r>
+        <w:t xml:space="preserve"> </w:t>
+      </w:r>
+      <w:r>
+        <w:t xml:space="preserve">\changelogentry{3.9.0}{2026-09-13}{\item Added testsummary environment, teststeps environment, and \inlinecode{\textbackslash testresultbadge} command to testbook template. Fixed testcase layout (full-width tabular with proper text alignment).}</w:t>
+      </w:r>
+      <w:r>
+        <w:t xml:space="preserve"> </w:t>
+      </w:r>
+      <w:r>
+        <w:t xml:space="preserve">\changelogentry{3.8.1}{2026-09-13}{\item End-to-end quality review: fixed testbook PDF metadata title, removed stray user DOCX from template dir, fixed round-trip.sh variable typo, updated stale references in AGENTS.md and README.md, committed testbook sample PDFs, set TZ for pandoc cover time consistency, widened pandoc version range.}</w:t>
+      </w:r>
+      <w:r>
+        <w:t xml:space="preserve"> </w:t>
+      </w:r>
+      <w:r>
+        <w:t xml:space="preserve">\changelogentry{3.8.0}{2026-09-13}{\item Removed Tips and Tricks chapter (tmux configuration) — required VS Code-specific keybindings that don't generalize across terminal setups.}</w:t>
+      </w:r>
+      <w:r>
+        <w:t xml:space="preserve"> </w:t>
+      </w:r>
+      <w:r>
+        <w:t xml:space="preserve">\changelogentry{3.7.0}{2026-09-12}{\item Added \inlinecode{testbook} template for POC/acceptance test case documents with \inlinecode{testcase} environment and \inlinecode{[noanswers]} option.}</w:t>
+      </w:r>
+      <w:r>
+        <w:t xml:space="preserve"> </w:t>
+      </w:r>
+      <w:r>
+        <w:t xml:space="preserve">\changelogentry{3.6.0}{2026-09-11}{\item Added \inlinecode{\textbackslash setdocauthors} command and \inlinecode{[noauthors]} class option to both templates. Authors are displayed on the cover page (optional --- hidden if not set or if \inlinecode{[noauthors]} is passed). Demonstrated in all 4 samples.}</w:t>
+      </w:r>
+      <w:r>
+        <w:t xml:space="preserve"> </w:t>
+      </w:r>
+      <w:r>
+        <w:t xml:space="preserve">\changelogentry{3.5.0}{2026-09-11}{\item Reorganized project structure: moved \inlinecode{build.sh}, \inlinecode{install.sh}, and \inlinecode{uninstall.sh} from repo root to \inlinecode{scripts/} directory. Updated all references in Makefile, README, AGENTS.md, SKILL.md, and setup guide. One-liner URLs now use \inlinecode{main/scripts/install.sh}.}</w:t>
+      </w:r>
+      <w:r>
+        <w:t xml:space="preserve"> </w:t>
+      </w:r>
+      <w:r>
+        <w:t xml:space="preserve">\changelogentry{3.4.0}{2026-09-11}{\item \inlinecode{install.sh}: opencode skills and VS Code LaTeX Workshop are now optional prompts (default yes). Removed LTeX extension (was failing to install). One-liner detects existing installation and prompts to update with version display (\inlinecode{v3.3.6 $\to$ v3.3.7}). Uses absolute paths to prevent nested clones. \item \inlinecode{uninstall.sh}: Added one-liner support (\inlinecode{curl | bash}). Added ``Remove 100\%'' nuclear option (option 4) to interactive menu. Added \inlinecode{--repo} flag. \item Updated Chapter 6 with optional component prompts and update detection. Updated Chapter 7 with one-liner update/uninstall and full menu documentation.}</w:t>
+      </w:r>
+      <w:r>
+        <w:t xml:space="preserve"> </w:t>
+      </w:r>
+      <w:r>
+        <w:t xml:space="preserve">\changelogentry{3.3.0}{2026-09-11}{\item Moved pre-compiled setup guide to \inlinecode{setup-guide/} folder in repo root with all four formats (PDF, MD, DOCX, HTML). Users can read these before cloning to understand the installation process. \item Updated Makefile \inlinecode{setup-guide} target to generate and copy all four formats. \item Updated README with pre-compiled setup guide section and format comparison table. \item Updated .gitignore to track all four formats in \inlinecode{setup-guide/}.}</w:t>
+      </w:r>
+      <w:r>
+        <w:t xml:space="preserve"> </w:t>
+      </w:r>
+      <w:r>
+        <w:t xml:space="preserve">\changelogentry{3.2.1}{2026-09-11}{\item Renamed Chapter 7 from ``Clean Up'' to ``Operations and Maintenance''. Added subsections for updating and uninstalling both the MaaS Gateway and the document templates. Added cloud resource cleanup as an optional subsection.}</w:t>
+      </w:r>
+      <w:r>
+        <w:t xml:space="preserve"> </w:t>
+      </w:r>
+      <w:r>
+        <w:t xml:space="preserve">\changelogentry{3.2.0}{2026-09-11}{\item Added \inlinecode{uninstall.sh} script with interactive menu, \inlinecode{--all}, \inlinecode{--yes}, and \inlinecode{--dry-run} flags. Removes opencode skills, .sty modules, HarmonyOS Sans font, /etc/LatexMk fix, and VS Code settings. \item Fixed \inlinecode{install.sh}: show apt-get output (was hidden), suppressed fvextra build noise, fix font detection (\inlinecode{fc-list : family}), fix test compilation paths (\inlinecode{src/} subdirectory), fix LTeX extension success/failure reporting. \item Updated Chapter 7 with uninstall instructions.}</w:t>
+      </w:r>
+      <w:r>
+        <w:t xml:space="preserve"> </w:t>
+      </w:r>
+      <w:r>
+        <w:t xml:space="preserve">\changelogentry{3.1.2}{2026-09-11}{\item Added output format guide to README.md: comparison table of PDF, Markdown, DOCX, and HTML with purpose, copy-paste quality, and limitations. Recommends Markdown for copy-paste.}</w:t>
+      </w:r>
+      <w:r>
+        <w:t xml:space="preserve"> </w:t>
+      </w:r>
+      <w:r>
+        <w:t xml:space="preserve">\changelogentry{3.1.1}{2026-09-11}{\item Updated MaaS Gateway chapter to v1.10.9: non-interactive mode (\inlinecode{-y}) now suppresses all prompts (prerequisites, tool selection, skill install). \item Changed project clone path from \inlinecode{\textasciitilde} (root home) to \inlinecode{/home} as default working directory. \item Added project standards to AGENTS.md: workflow, end-to-end validation, code style, git conventions, when unsure.}</w:t>
+      </w:r>
+      <w:r>
+        <w:t xml:space="preserve"> </w:t>
+      </w:r>
+      <w:r>
+        <w:t xml:space="preserve">\changelogentry{3.1.0}{2026-09-11}{\item Switched from ECS to Flexus X instance (4 vCPU, 16 GB RAM via slider, flavor \inlinecode{x1.4u.16g}) --- more cost-efficient and robust. Updated creation steps to match Flexus X console order: billing mode first, vCPU/RAM slider (no flavor dropdown), Cloud Eye monitoring (recommended), then instance name and key pair login. Replaced screenshots with Flexus X console images. \item Rewrote Chapter 3: switched from \inlinecode{connect.exe} to \inlinecode{ncat} (from Nmap) as the SSH ProxyCommand. Added explanation of HTTP CONNECT method, why port 4444 works, why ncat is chosen, ncat installation with antivirus exclusions, flag reference table, and improved keepalive settings. \item Restructured chapters: moved SSH config and VS Code connection to new Chapter 4 (Install VS Code and Connect via Remote-SSH). Chapters 5--7 renumbered. \item Added verification checklist tables to all 7 chapters. \item Added mandatory reboot warning in Chapter 2 (SSH port change). Added troubleshooting subsection in Chapter 4 with common SSH connection issues and ncat debugging commands.}</w:t>
+      </w:r>
+      <w:r>
+        <w:t xml:space="preserve"> </w:t>
+      </w:r>
+      <w:r>
+        <w:t xml:space="preserve">\changelogentry{3.0.1}{2026-09-10}{\item Minor fixes: test-filter.sh auto-discovery, build.sh help text, Makefile aggregate descriptions, 5-section comment correction, CHANGELOG version gap note, callout-in-code fix, CI font auto-discovery, dofile path comment, test-sync.sh header.}</w:t>
+      </w:r>
+      <w:r>
+        <w:t xml:space="preserve"> </w:t>
+      </w:r>
+      <w:r>
+        <w:t xml:space="preserve">\changelogentry{3.0.0}{2026-09-09}{\item Modular pipeline refactoring: shared Lua filter factory, shared DOCX fix logic, build system auto-discovery, unified format pipeline, GitHub Actions CI.}</w:t>
+      </w:r>
+      <w:r>
+        <w:t xml:space="preserve"> </w:t>
+      </w:r>
+      <w:r>
+        <w:t xml:space="preserve">\changelogentry{2.16.0}{2026-09-05}{\item Updated to match template v2.16.0 — Lua filter fixes, build system updates, and technical template parity improvements.}</w:t>
       </w:r>
       <w:r>
         <w:t xml:space="preserve"> </w:t>

--- a/documents/setup-guide/setup-guide.docx
+++ b/documents/setup-guide/setup-guide.docx
@@ -9,54 +9,123 @@
       <w:r>
         <w:t xml:space="preserve">Guide</w:t>
       </w:r>
-    </w:p>
-    <w:p>
-      <w:pPr>
-        <w:pStyle w:val="Subtitle"/>
-      </w:pPr>
-      <w:r>
-        <w:t xml:space="preserve">Environment</w:t>
-      </w:r>
-      <w:r>
-        <w:t xml:space="preserve"> </w:t>
-      </w:r>
-      <w:r>
-        <w:t xml:space="preserve">Setup</w:t>
-      </w:r>
-      <w:r>
-        <w:t xml:space="preserve"> </w:t>
-      </w:r>
-      <w:r>
-        <w:t xml:space="preserve">for</w:t>
-      </w:r>
-      <w:r>
-        <w:t xml:space="preserve"> </w:t>
-      </w:r>
-      <w:r>
-        <w:t xml:space="preserve">Huawei</w:t>
-      </w:r>
-      <w:r>
-        <w:t xml:space="preserve"> </w:t>
-      </w:r>
-      <w:r>
-        <w:t xml:space="preserve">Cloud</w:t>
-      </w:r>
-      <w:r>
-        <w:t xml:space="preserve"> </w:t>
-      </w:r>
-      <w:r>
-        <w:t xml:space="preserve">Development</w:t>
-      </w:r>
-    </w:p>
-    <w:p>
-      <w:pPr>
-        <w:pStyle w:val="Date"/>
-      </w:pPr>
-      <w:r>
-        <w:t xml:space="preserve">2026-09-20</w:t>
-      </w:r>
-    </w:p>
-    <w:bookmarkStart w:id="25" w:name="Xfb0f57a54e88ffaa6ebc0081886cb8809f7a2a1"/>
+      <w:r>
+        <w:t>: Environment Setup for Huawei Cloud Development</w:t>
+      </w:r>
+    </w:p>
+    <w:p>
+      <w:pPr>
+        <w:pStyle w:val="Figure"/>
+        <w:jc w:val="center"/>
+      </w:pPr>
+      <w:r>
+        <w:drawing>
+          <wp:inline>
+            <wp:extent cx="1296000" cy="1320452"/>
+            <wp:effectExtent b="0" l="0" r="0" t="0"/>
+            <wp:docPr descr="huawei logo cover" title="" id="21" name="Picture"/>
+            <a:graphic>
+              <a:graphicData uri="http://schemas.openxmlformats.org/drawingml/2006/picture">
+                <pic:pic>
+                  <pic:nvPicPr>
+                    <pic:cNvPr descr="common-assets/huawei-logo-cover.png" id="22" name="Picture"/>
+                    <pic:cNvPicPr>
+                      <a:picLocks noChangeArrowheads="1" noChangeAspect="1"/>
+                    </pic:cNvPicPr>
+                  </pic:nvPicPr>
+                  <pic:blipFill>
+                    <a:blip r:embed="rId20"/>
+                    <a:stretch>
+                      <a:fillRect/>
+                    </a:stretch>
+                  </pic:blipFill>
+                  <pic:spPr bwMode="auto">
+                    <a:xfrm>
+                      <a:off x="0" y="0"/>
+                      <a:ext cx="1296000" cy="1320452"/>
+                    </a:xfrm>
+                    <a:prstGeom prst="rect">
+                      <a:avLst/>
+                    </a:prstGeom>
+                    <a:noFill/>
+                    <a:ln w="9525">
+                      <a:noFill/>
+                      <a:headEnd/>
+                      <a:tailEnd/>
+                    </a:ln>
+                  </pic:spPr>
+                </pic:pic>
+              </a:graphicData>
+            </a:graphic>
+          </wp:inline>
+        </w:drawing>
+      </w:r>
+    </w:p>
+    <w:p>
+      <w:pPr>
+        <w:pStyle w:val="FirstParagraph"/>
+        <w:jc w:val="center"/>
+      </w:pPr>
+      <w:r>
+        <w:rPr>
+          <w:sz w:val="32"/>
+        </w:rPr>
+        <w:t xml:space="preserve">Huawei Technologies CO., LTD</w:t>
+      </w:r>
+    </w:p>
+    <w:p>
+      <w:pPr>
+        <w:pStyle w:val="BodyText"/>
+        <w:jc w:val="center"/>
+      </w:pPr>
+      <w:r>
+        <w:rPr>
+          <w:bCs/>
+          <w:b/>
+          <w:sz w:val="24"/>
+        </w:rPr>
+        <w:t xml:space="preserve">v6.4.4</w:t>
+      </w:r>
+      <w:r>
+        <w:rPr>
+          <w:sz w:val="24"/>
+        </w:rPr>
+        <w:t xml:space="preserve"> </w:t>
+      </w:r>
+      <w:r>
+        <w:rPr>
+          <w:sz w:val="24"/>
+        </w:rPr>
+        <w:t xml:space="preserve">— September 19, 2026 23:05</w:t>
+      </w:r>
+    </w:p>
+    <w:sdt>
+      <w:sdtPr>
+        <w:docPartObj>
+          <w:docPartGallery w:val="Table of Contents"/>
+          <w:docPartUnique/>
+        </w:docPartObj>
+      </w:sdtPr>
+      <w:sdtContent>
+        <w:p>
+          <w:pPr>
+            <w:pStyle w:val="TOCHeading"/>
+          </w:pPr>
+          <w:r>
+            <w:t xml:space="preserve">Contents</w:t>
+          </w:r>
+        </w:p>
+        <w:p>
+          <w:r>
+            <w:fldChar w:fldCharType="begin" w:dirty="true"/>
+            <w:instrText xml:space="preserve">TOC \o "1-2" \h \z \u</w:instrText>
+            <w:fldChar w:fldCharType="separate"/>
+            <w:fldChar w:fldCharType="end"/>
+          </w:r>
+        </w:p>
+      </w:sdtContent>
+    </w:sdt>
+    <w:bookmarkStart w:id="28" w:name="Xfb0f57a54e88ffaa6ebc0081886cb8809f7a2a1"/>
     <w:p>
       <w:pPr>
         <w:pStyle w:val="Heading1"/>
@@ -79,6 +148,16 @@
         <w:pStyle w:val="FirstParagraph"/>
       </w:pPr>
       <w:r>
+        <w:rPr>
+          <w:bCs/>
+          <w:b/>
+        </w:rPr>
+        <w:t xml:space="preserve">General Objective:</w:t>
+      </w:r>
+      <w:r>
+        <w:t xml:space="preserve"> </w:t>
+      </w:r>
+      <w:r>
         <w:t xml:space="preserve">Provision a Flexus X instance on Huawei Cloud that will</w:t>
       </w:r>
       <w:r>
@@ -90,7 +169,7 @@
       <w:r>
         <w:t xml:space="preserve"> </w:t>
       </w:r>
-      <w:hyperlink r:id="rId20">
+      <w:hyperlink r:id="rId23">
         <w:r>
           <w:rPr>
             <w:rStyle w:val="Hyperlink"/>
@@ -208,7 +287,7 @@
         <w:t xml:space="preserve">account is registered elsewhere.</w:t>
       </w:r>
     </w:p>
-    <w:bookmarkStart w:id="21" w:name="X44693284b7f58e46cc5f4db0ce790568a338e83"/>
+    <w:bookmarkStart w:id="24" w:name="X44693284b7f58e46cc5f4db0ce790568a338e83"/>
     <w:p>
       <w:pPr>
         <w:pStyle w:val="Heading2"/>
@@ -586,8 +665,8 @@
         <w:t xml:space="preserve">inbound traffic is allowed.</w:t>
       </w:r>
     </w:p>
-    <w:bookmarkEnd w:id="21"/>
-    <w:bookmarkStart w:id="23" w:name="X60e58acbbbbab1edc828ec9cd32d1405897ae7c"/>
+    <w:bookmarkEnd w:id="24"/>
+    <w:bookmarkStart w:id="26" w:name="X60e58acbbbbab1edc828ec9cd32d1405897ae7c"/>
     <w:p>
       <w:pPr>
         <w:pStyle w:val="Heading2"/>
@@ -651,7 +730,7 @@
       <w:r>
         <w:t xml:space="preserve"> </w:t>
       </w:r>
-      <w:hyperlink r:id="rId22">
+      <w:hyperlink r:id="rId25">
         <w:r>
           <w:rPr>
             <w:rStyle w:val="Hyperlink"/>
@@ -1280,8 +1359,8 @@
         <w:t xml:space="preserve">.</w:t>
       </w:r>
     </w:p>
-    <w:bookmarkEnd w:id="23"/>
-    <w:bookmarkStart w:id="24" w:name="Xae15e354a2b17aaa401d2eadaa464b56897366e"/>
+    <w:bookmarkEnd w:id="26"/>
+    <w:bookmarkStart w:id="27" w:name="Xae15e354a2b17aaa401d2eadaa464b56897366e"/>
     <w:p>
       <w:pPr>
         <w:pStyle w:val="Heading2"/>
@@ -1332,8 +1411,26 @@
     <w:p>
       <w:pPr>
         <w:pStyle w:val="TableCaption"/>
-      </w:pPr>
-      <w:r>
+        <w:jc w:val="left"/>
+      </w:pPr>
+      <w:r>
+        <w:rPr>
+          <w:bCs/>
+          <w:b/>
+          <w:sz w:val="18"/>
+        </w:rPr>
+        <w:t xml:space="preserve">Table 1:</w:t>
+      </w:r>
+      <w:r>
+        <w:rPr>
+          <w:sz w:val="18"/>
+        </w:rPr>
+        <w:t xml:space="preserve"> </w:t>
+      </w:r>
+      <w:r>
+        <w:rPr>
+          <w:sz w:val="18"/>
+        </w:rPr>
         <w:t xml:space="preserve">Chapter 1 verification checklist.</w:t>
       </w:r>
     </w:p>
@@ -1341,9 +1438,17 @@
       <w:tblPr>
         <w:tblStyle w:val="Table"/>
         <w:tblW w:type="pct" w:w="5000"/>
+        <w:tblBorders>
+          <w:top w:val="single" w:sz="4" w:space="0" w:color="C7000B"/>
+          <w:left w:val="single" w:sz="4" w:space="0" w:color="C7000B"/>
+          <w:bottom w:val="single" w:sz="4" w:space="0" w:color="C7000B"/>
+          <w:right w:val="single" w:sz="4" w:space="0" w:color="C7000B"/>
+          <w:insideH w:val="single" w:sz="4" w:space="0" w:color="C7000B"/>
+          <w:insideV w:val="single" w:sz="4" w:space="0" w:color="C7000B"/>
+        </w:tblBorders>
         <w:tblLook w:firstRow="1" w:lastRow="0" w:firstColumn="0" w:lastColumn="0" w:noHBand="0" w:noVBand="0" w:val="0020"/>
         <w:jc w:val="start"/>
-        <w:tblCaption w:val="Chapter 1 verification checklist."/>
+        <w:tblCaption w:val="Table 1: Chapter 1 verification checklist."/>
       </w:tblPr>
       <w:tblGrid>
         <w:gridCol w:w="2639"/>
@@ -1355,37 +1460,55 @@
           <w:tblHeader w:val="true"/>
         </w:trPr>
         <w:tc>
-          <w:tcPr/>
+          <w:tcPr>
+            <w:shd w:val="clear" w:color="auto" w:fill="C7000B"/>
+          </w:tcPr>
           <w:p>
             <w:pPr>
               <w:pStyle w:val="Compact"/>
               <w:jc w:val="left"/>
             </w:pPr>
             <w:r>
+              <w:rPr>
+                <w:b/>
+                <w:color w:val="FFFFFF"/>
+              </w:rPr>
               <w:t xml:space="preserve">Step</w:t>
             </w:r>
           </w:p>
         </w:tc>
         <w:tc>
-          <w:tcPr/>
+          <w:tcPr>
+            <w:shd w:val="clear" w:color="auto" w:fill="C7000B"/>
+          </w:tcPr>
           <w:p>
             <w:pPr>
               <w:pStyle w:val="Compact"/>
               <w:jc w:val="left"/>
             </w:pPr>
             <w:r>
+              <w:rPr>
+                <w:b/>
+                <w:color w:val="FFFFFF"/>
+              </w:rPr>
               <w:t xml:space="preserve">What to check</w:t>
             </w:r>
           </w:p>
         </w:tc>
         <w:tc>
-          <w:tcPr/>
+          <w:tcPr>
+            <w:shd w:val="clear" w:color="auto" w:fill="C7000B"/>
+          </w:tcPr>
           <w:p>
             <w:pPr>
               <w:pStyle w:val="Compact"/>
               <w:jc w:val="left"/>
             </w:pPr>
             <w:r>
+              <w:rPr>
+                <w:b/>
+                <w:color w:val="FFFFFF"/>
+              </w:rPr>
               <w:t xml:space="preserve">Expected result</w:t>
             </w:r>
           </w:p>
@@ -1437,7 +1560,9 @@
       </w:tr>
       <w:tr>
         <w:tc>
-          <w:tcPr/>
+          <w:tcPr>
+            <w:shd w:val="clear" w:color="auto" w:fill="F6F8FA"/>
+          </w:tcPr>
           <w:p>
             <w:pPr>
               <w:jc w:val="left"/>
@@ -1448,7 +1573,9 @@
           </w:p>
         </w:tc>
         <w:tc>
-          <w:tcPr/>
+          <w:tcPr>
+            <w:shd w:val="clear" w:color="auto" w:fill="F6F8FA"/>
+          </w:tcPr>
           <w:p>
             <w:pPr>
               <w:jc w:val="left"/>
@@ -1459,7 +1586,9 @@
           </w:p>
         </w:tc>
         <w:tc>
-          <w:tcPr/>
+          <w:tcPr>
+            <w:shd w:val="clear" w:color="auto" w:fill="F6F8FA"/>
+          </w:tcPr>
           <w:p>
             <w:pPr>
               <w:jc w:val="left"/>
@@ -1516,7 +1645,9 @@
       </w:tr>
       <w:tr>
         <w:tc>
-          <w:tcPr/>
+          <w:tcPr>
+            <w:shd w:val="clear" w:color="auto" w:fill="F6F8FA"/>
+          </w:tcPr>
           <w:p>
             <w:pPr>
               <w:jc w:val="left"/>
@@ -1527,7 +1658,9 @@
           </w:p>
         </w:tc>
         <w:tc>
-          <w:tcPr/>
+          <w:tcPr>
+            <w:shd w:val="clear" w:color="auto" w:fill="F6F8FA"/>
+          </w:tcPr>
           <w:p>
             <w:pPr>
               <w:jc w:val="left"/>
@@ -1538,7 +1671,9 @@
           </w:p>
         </w:tc>
         <w:tc>
-          <w:tcPr/>
+          <w:tcPr>
+            <w:shd w:val="clear" w:color="auto" w:fill="F6F8FA"/>
+          </w:tcPr>
           <w:p>
             <w:pPr>
               <w:jc w:val="left"/>
@@ -1586,7 +1721,9 @@
       </w:tr>
       <w:tr>
         <w:tc>
-          <w:tcPr/>
+          <w:tcPr>
+            <w:shd w:val="clear" w:color="auto" w:fill="F6F8FA"/>
+          </w:tcPr>
           <w:p>
             <w:pPr>
               <w:jc w:val="left"/>
@@ -1597,7 +1734,9 @@
           </w:p>
         </w:tc>
         <w:tc>
-          <w:tcPr/>
+          <w:tcPr>
+            <w:shd w:val="clear" w:color="auto" w:fill="F6F8FA"/>
+          </w:tcPr>
           <w:p>
             <w:pPr>
               <w:jc w:val="left"/>
@@ -1608,7 +1747,9 @@
           </w:p>
         </w:tc>
         <w:tc>
-          <w:tcPr/>
+          <w:tcPr>
+            <w:shd w:val="clear" w:color="auto" w:fill="F6F8FA"/>
+          </w:tcPr>
           <w:p>
             <w:pPr>
               <w:jc w:val="left"/>
@@ -1659,7 +1800,9 @@
       </w:tr>
       <w:tr>
         <w:tc>
-          <w:tcPr/>
+          <w:tcPr>
+            <w:shd w:val="clear" w:color="auto" w:fill="F6F8FA"/>
+          </w:tcPr>
           <w:p>
             <w:pPr>
               <w:jc w:val="left"/>
@@ -1670,7 +1813,9 @@
           </w:p>
         </w:tc>
         <w:tc>
-          <w:tcPr/>
+          <w:tcPr>
+            <w:shd w:val="clear" w:color="auto" w:fill="F6F8FA"/>
+          </w:tcPr>
           <w:p>
             <w:pPr>
               <w:jc w:val="left"/>
@@ -1681,7 +1826,9 @@
           </w:p>
         </w:tc>
         <w:tc>
-          <w:tcPr/>
+          <w:tcPr>
+            <w:shd w:val="clear" w:color="auto" w:fill="F6F8FA"/>
+          </w:tcPr>
           <w:p>
             <w:pPr>
               <w:jc w:val="left"/>
@@ -1747,9 +1894,9 @@
         </w:tc>
       </w:tr>
     </w:tbl>
-    <w:bookmarkEnd w:id="24"/>
-    <w:bookmarkEnd w:id="25"/>
-    <w:bookmarkStart w:id="38" w:name="X21b2e126001655aab7bf6c457a665503372d15f"/>
+    <w:bookmarkEnd w:id="27"/>
+    <w:bookmarkEnd w:id="28"/>
+    <w:bookmarkStart w:id="41" w:name="X21b2e126001655aab7bf6c457a665503372d15f"/>
     <w:p>
       <w:pPr>
         <w:pStyle w:val="Heading1"/>
@@ -1771,6 +1918,16 @@
       <w:pPr>
         <w:pStyle w:val="FirstParagraph"/>
       </w:pPr>
+      <w:r>
+        <w:rPr>
+          <w:bCs/>
+          <w:b/>
+        </w:rPr>
+        <w:t xml:space="preserve">General Objective:</w:t>
+      </w:r>
+      <w:r>
+        <w:t xml:space="preserve"> </w:t>
+      </w:r>
       <w:r>
         <w:t xml:space="preserve">Prepare the Flexus X instance for remote access by setting a root</w:t>
       </w:r>
@@ -1827,7 +1984,7 @@
         <w:t xml:space="preserve">Access to the Huawei Cloud Console.</w:t>
       </w:r>
     </w:p>
-    <w:bookmarkStart w:id="29" w:name="Xa62d4a07168bcc0e3b958f6a3c13022327d5f06"/>
+    <w:bookmarkStart w:id="32" w:name="Xa62d4a07168bcc0e3b958f6a3c13022327d5f06"/>
     <w:p>
       <w:pPr>
         <w:pStyle w:val="Heading2"/>
@@ -1944,18 +2101,18 @@
           <wp:inline>
             <wp:extent cx="6108700" cy="11088843"/>
             <wp:effectExtent b="0" l="0" r="0" t="0"/>
-            <wp:docPr descr="Flexus Reset Password" title="" id="27" name="Picture"/>
+            <wp:docPr descr="Flexus Reset Password" title="" id="30" name="Picture"/>
             <a:graphic>
               <a:graphicData uri="http://schemas.openxmlformats.org/drawingml/2006/picture">
                 <pic:pic>
                   <pic:nvPicPr>
-                    <pic:cNvPr descr="assets/Flexus-Reset-Password.PNG" id="28" name="Picture"/>
+                    <pic:cNvPr descr="assets/Flexus-Reset-Password.PNG" id="31" name="Picture"/>
                     <pic:cNvPicPr>
                       <a:picLocks noChangeArrowheads="1" noChangeAspect="1"/>
                     </pic:cNvPicPr>
                   </pic:nvPicPr>
                   <pic:blipFill>
-                    <a:blip r:embed="rId26"/>
+                    <a:blip r:embed="rId29"/>
                     <a:stretch>
                       <a:fillRect/>
                     </a:stretch>
@@ -1989,8 +2146,26 @@
           <w:numId w:val="1000"/>
         </w:numPr>
         <w:pStyle w:val="ImageCaption"/>
-      </w:pPr>
-      <w:r>
+        <w:jc w:val="center"/>
+      </w:pPr>
+      <w:r>
+        <w:rPr>
+          <w:bCs/>
+          <w:b/>
+          <w:sz w:val="18"/>
+        </w:rPr>
+        <w:t xml:space="preserve">Figure 1:</w:t>
+      </w:r>
+      <w:r>
+        <w:rPr>
+          <w:sz w:val="18"/>
+        </w:rPr>
+        <w:t xml:space="preserve"> </w:t>
+      </w:r>
+      <w:r>
+        <w:rPr>
+          <w:sz w:val="18"/>
+        </w:rPr>
         <w:t xml:space="preserve">Reset Password option in the Flexus X details page.</w:t>
       </w:r>
     </w:p>
@@ -2068,8 +2243,8 @@
         <w:t xml:space="preserve">a second access method alongside the SSH key pair.</w:t>
       </w:r>
     </w:p>
-    <w:bookmarkEnd w:id="29"/>
-    <w:bookmarkStart w:id="36" w:name="X747e539119294b861a79917707f247f6f475b49"/>
+    <w:bookmarkEnd w:id="32"/>
+    <w:bookmarkStart w:id="39" w:name="X747e539119294b861a79917707f247f6f475b49"/>
     <w:p>
       <w:pPr>
         <w:pStyle w:val="Heading2"/>
@@ -2178,18 +2353,18 @@
           <wp:inline>
             <wp:extent cx="6108700" cy="4179075"/>
             <wp:effectExtent b="0" l="0" r="0" t="0"/>
-            <wp:docPr descr="Flexus Remote Login" title="" id="31" name="Picture"/>
+            <wp:docPr descr="Flexus Remote Login" title="" id="34" name="Picture"/>
             <a:graphic>
               <a:graphicData uri="http://schemas.openxmlformats.org/drawingml/2006/picture">
                 <pic:pic>
                   <pic:nvPicPr>
-                    <pic:cNvPr descr="assets/Flexus-Remote-Login.PNG" id="32" name="Picture"/>
+                    <pic:cNvPr descr="assets/Flexus-Remote-Login.PNG" id="35" name="Picture"/>
                     <pic:cNvPicPr>
                       <a:picLocks noChangeArrowheads="1" noChangeAspect="1"/>
                     </pic:cNvPicPr>
                   </pic:nvPicPr>
                   <pic:blipFill>
-                    <a:blip r:embed="rId30"/>
+                    <a:blip r:embed="rId33"/>
                     <a:stretch>
                       <a:fillRect/>
                     </a:stretch>
@@ -2223,8 +2398,26 @@
           <w:numId w:val="1000"/>
         </w:numPr>
         <w:pStyle w:val="ImageCaption"/>
-      </w:pPr>
-      <w:r>
+        <w:jc w:val="center"/>
+      </w:pPr>
+      <w:r>
+        <w:rPr>
+          <w:bCs/>
+          <w:b/>
+          <w:sz w:val="18"/>
+        </w:rPr>
+        <w:t xml:space="preserve">Figure 2:</w:t>
+      </w:r>
+      <w:r>
+        <w:rPr>
+          <w:sz w:val="18"/>
+        </w:rPr>
+        <w:t xml:space="preserve"> </w:t>
+      </w:r>
+      <w:r>
+        <w:rPr>
+          <w:sz w:val="18"/>
+        </w:rPr>
         <w:t xml:space="preserve">Remote Login button in the Flexus X details page.</w:t>
       </w:r>
     </w:p>
@@ -2401,18 +2594,18 @@
           <wp:inline>
             <wp:extent cx="6108700" cy="8572713"/>
             <wp:effectExtent b="0" l="0" r="0" t="0"/>
-            <wp:docPr descr="Flexus Restart" title="" id="34" name="Picture"/>
+            <wp:docPr descr="Flexus Restart" title="" id="37" name="Picture"/>
             <a:graphic>
               <a:graphicData uri="http://schemas.openxmlformats.org/drawingml/2006/picture">
                 <pic:pic>
                   <pic:nvPicPr>
-                    <pic:cNvPr descr="assets/Flexus-Restart.PNG" id="35" name="Picture"/>
+                    <pic:cNvPr descr="assets/Flexus-Restart.PNG" id="38" name="Picture"/>
                     <pic:cNvPicPr>
                       <a:picLocks noChangeArrowheads="1" noChangeAspect="1"/>
                     </pic:cNvPicPr>
                   </pic:nvPicPr>
                   <pic:blipFill>
-                    <a:blip r:embed="rId33"/>
+                    <a:blip r:embed="rId36"/>
                     <a:stretch>
                       <a:fillRect/>
                     </a:stretch>
@@ -2446,8 +2639,26 @@
           <w:numId w:val="1000"/>
         </w:numPr>
         <w:pStyle w:val="ImageCaption"/>
-      </w:pPr>
-      <w:r>
+        <w:jc w:val="center"/>
+      </w:pPr>
+      <w:r>
+        <w:rPr>
+          <w:bCs/>
+          <w:b/>
+          <w:sz w:val="18"/>
+        </w:rPr>
+        <w:t xml:space="preserve">Figure 3:</w:t>
+      </w:r>
+      <w:r>
+        <w:rPr>
+          <w:sz w:val="18"/>
+        </w:rPr>
+        <w:t xml:space="preserve"> </w:t>
+      </w:r>
+      <w:r>
+        <w:rPr>
+          <w:sz w:val="18"/>
+        </w:rPr>
         <w:t xml:space="preserve">Restart the Flexus X instance from the Console.</w:t>
       </w:r>
     </w:p>
@@ -2573,8 +2784,8 @@
         <w:t xml:space="preserve">inbound TCP 4444 from the authorized Huawei internal IPs.</w:t>
       </w:r>
     </w:p>
-    <w:bookmarkEnd w:id="36"/>
-    <w:bookmarkStart w:id="37" w:name="X31de1d44ae057f9f657f49fadcec513c3518818"/>
+    <w:bookmarkEnd w:id="39"/>
+    <w:bookmarkStart w:id="40" w:name="X31de1d44ae057f9f657f49fadcec513c3518818"/>
     <w:p>
       <w:pPr>
         <w:pStyle w:val="Heading2"/>
@@ -2609,8 +2820,26 @@
     <w:p>
       <w:pPr>
         <w:pStyle w:val="TableCaption"/>
-      </w:pPr>
-      <w:r>
+        <w:jc w:val="left"/>
+      </w:pPr>
+      <w:r>
+        <w:rPr>
+          <w:bCs/>
+          <w:b/>
+          <w:sz w:val="18"/>
+        </w:rPr>
+        <w:t xml:space="preserve">Table 2:</w:t>
+      </w:r>
+      <w:r>
+        <w:rPr>
+          <w:sz w:val="18"/>
+        </w:rPr>
+        <w:t xml:space="preserve"> </w:t>
+      </w:r>
+      <w:r>
+        <w:rPr>
+          <w:sz w:val="18"/>
+        </w:rPr>
         <w:t xml:space="preserve">Chapter 2 verification checklist.</w:t>
       </w:r>
     </w:p>
@@ -2618,9 +2847,17 @@
       <w:tblPr>
         <w:tblStyle w:val="Table"/>
         <w:tblW w:type="pct" w:w="5000"/>
+        <w:tblBorders>
+          <w:top w:val="single" w:sz="4" w:space="0" w:color="C7000B"/>
+          <w:left w:val="single" w:sz="4" w:space="0" w:color="C7000B"/>
+          <w:bottom w:val="single" w:sz="4" w:space="0" w:color="C7000B"/>
+          <w:right w:val="single" w:sz="4" w:space="0" w:color="C7000B"/>
+          <w:insideH w:val="single" w:sz="4" w:space="0" w:color="C7000B"/>
+          <w:insideV w:val="single" w:sz="4" w:space="0" w:color="C7000B"/>
+        </w:tblBorders>
         <w:tblLook w:firstRow="1" w:lastRow="0" w:firstColumn="0" w:lastColumn="0" w:noHBand="0" w:noVBand="0" w:val="0020"/>
         <w:jc w:val="start"/>
-        <w:tblCaption w:val="Chapter 2 verification checklist."/>
+        <w:tblCaption w:val="Table 2: Chapter 2 verification checklist."/>
       </w:tblPr>
       <w:tblGrid>
         <w:gridCol w:w="2639"/>
@@ -2632,37 +2869,55 @@
           <w:tblHeader w:val="true"/>
         </w:trPr>
         <w:tc>
-          <w:tcPr/>
+          <w:tcPr>
+            <w:shd w:val="clear" w:color="auto" w:fill="C7000B"/>
+          </w:tcPr>
           <w:p>
             <w:pPr>
               <w:pStyle w:val="Compact"/>
               <w:jc w:val="left"/>
             </w:pPr>
             <w:r>
+              <w:rPr>
+                <w:b/>
+                <w:color w:val="FFFFFF"/>
+              </w:rPr>
               <w:t xml:space="preserve">Step</w:t>
             </w:r>
           </w:p>
         </w:tc>
         <w:tc>
-          <w:tcPr/>
+          <w:tcPr>
+            <w:shd w:val="clear" w:color="auto" w:fill="C7000B"/>
+          </w:tcPr>
           <w:p>
             <w:pPr>
               <w:pStyle w:val="Compact"/>
               <w:jc w:val="left"/>
             </w:pPr>
             <w:r>
+              <w:rPr>
+                <w:b/>
+                <w:color w:val="FFFFFF"/>
+              </w:rPr>
               <w:t xml:space="preserve">What to check</w:t>
             </w:r>
           </w:p>
         </w:tc>
         <w:tc>
-          <w:tcPr/>
+          <w:tcPr>
+            <w:shd w:val="clear" w:color="auto" w:fill="C7000B"/>
+          </w:tcPr>
           <w:p>
             <w:pPr>
               <w:pStyle w:val="Compact"/>
               <w:jc w:val="left"/>
             </w:pPr>
             <w:r>
+              <w:rPr>
+                <w:b/>
+                <w:color w:val="FFFFFF"/>
+              </w:rPr>
               <w:t xml:space="preserve">Expected result</w:t>
             </w:r>
           </w:p>
@@ -2714,7 +2969,9 @@
       </w:tr>
       <w:tr>
         <w:tc>
-          <w:tcPr/>
+          <w:tcPr>
+            <w:shd w:val="clear" w:color="auto" w:fill="F6F8FA"/>
+          </w:tcPr>
           <w:p>
             <w:pPr>
               <w:jc w:val="left"/>
@@ -2725,7 +2982,9 @@
           </w:p>
         </w:tc>
         <w:tc>
-          <w:tcPr/>
+          <w:tcPr>
+            <w:shd w:val="clear" w:color="auto" w:fill="F6F8FA"/>
+          </w:tcPr>
           <w:p>
             <w:pPr>
               <w:jc w:val="left"/>
@@ -2751,7 +3010,9 @@
           </w:p>
         </w:tc>
         <w:tc>
-          <w:tcPr/>
+          <w:tcPr>
+            <w:shd w:val="clear" w:color="auto" w:fill="F6F8FA"/>
+          </w:tcPr>
           <w:p>
             <w:pPr>
               <w:jc w:val="left"/>
@@ -2803,7 +3064,9 @@
       </w:tr>
       <w:tr>
         <w:tc>
-          <w:tcPr/>
+          <w:tcPr>
+            <w:shd w:val="clear" w:color="auto" w:fill="F6F8FA"/>
+          </w:tcPr>
           <w:p>
             <w:pPr>
               <w:jc w:val="left"/>
@@ -2814,7 +3077,9 @@
           </w:p>
         </w:tc>
         <w:tc>
-          <w:tcPr/>
+          <w:tcPr>
+            <w:shd w:val="clear" w:color="auto" w:fill="F6F8FA"/>
+          </w:tcPr>
           <w:p>
             <w:pPr>
               <w:jc w:val="left"/>
@@ -2843,7 +3108,9 @@
           </w:p>
         </w:tc>
         <w:tc>
-          <w:tcPr/>
+          <w:tcPr>
+            <w:shd w:val="clear" w:color="auto" w:fill="F6F8FA"/>
+          </w:tcPr>
           <w:p>
             <w:pPr>
               <w:jc w:val="left"/>
@@ -2890,9 +3157,9 @@
         </w:tc>
       </w:tr>
     </w:tbl>
-    <w:bookmarkEnd w:id="37"/>
-    <w:bookmarkEnd w:id="38"/>
-    <w:bookmarkStart w:id="46" w:name="X8022cc9db24bdabdb2c67c39de9b16278cdab3f"/>
+    <w:bookmarkEnd w:id="40"/>
+    <w:bookmarkEnd w:id="41"/>
+    <w:bookmarkStart w:id="49" w:name="X8022cc9db24bdabdb2c67c39de9b16278cdab3f"/>
     <w:p>
       <w:pPr>
         <w:pStyle w:val="Heading1"/>
@@ -2914,6 +3181,16 @@
       <w:pPr>
         <w:pStyle w:val="FirstParagraph"/>
       </w:pPr>
+      <w:r>
+        <w:rPr>
+          <w:bCs/>
+          <w:b/>
+        </w:rPr>
+        <w:t xml:space="preserve">General Objective:</w:t>
+      </w:r>
+      <w:r>
+        <w:t xml:space="preserve"> </w:t>
+      </w:r>
       <w:r>
         <w:t xml:space="preserve">Install</w:t>
       </w:r>
@@ -3197,7 +3474,7 @@
         <w:t xml:space="preserve">VPN, not by credentials in the SSH config.</w:t>
       </w:r>
     </w:p>
-    <w:bookmarkStart w:id="39" w:name="Xb550647fc8cd75d7568b9ea6c97f98a77278769"/>
+    <w:bookmarkStart w:id="42" w:name="Xb550647fc8cd75d7568b9ea6c97f98a77278769"/>
     <w:p>
       <w:pPr>
         <w:pStyle w:val="Heading2"/>
@@ -3409,8 +3686,8 @@
         <w:t xml:space="preserve">is why we configured SSH on port 4444 in Chapter 2.</w:t>
       </w:r>
     </w:p>
-    <w:bookmarkEnd w:id="39"/>
-    <w:bookmarkStart w:id="40" w:name="X9c6a3068ff2b815280da962d9f818cf7ff8b06f"/>
+    <w:bookmarkEnd w:id="42"/>
+    <w:bookmarkStart w:id="43" w:name="X9c6a3068ff2b815280da962d9f818cf7ff8b06f"/>
     <w:p>
       <w:pPr>
         <w:pStyle w:val="Heading2"/>
@@ -3729,8 +4006,8 @@
         <w:t xml:space="preserve">provides better control over the tunnel behavior.</w:t>
       </w:r>
     </w:p>
-    <w:bookmarkEnd w:id="40"/>
-    <w:bookmarkStart w:id="45" w:name="X2c03637b4f7e053f617da94ac8a0c5af5f63843"/>
+    <w:bookmarkEnd w:id="43"/>
+    <w:bookmarkStart w:id="48" w:name="X2c03637b4f7e053f617da94ac8a0c5af5f63843"/>
     <w:p>
       <w:pPr>
         <w:pStyle w:val="Heading2"/>
@@ -3824,7 +4101,7 @@
       <w:r>
         <w:t xml:space="preserve"> </w:t>
       </w:r>
-      <w:hyperlink r:id="rId41">
+      <w:hyperlink r:id="rId44">
         <w:r>
           <w:rPr>
             <w:rStyle w:val="Hyperlink"/>
@@ -3979,18 +4256,18 @@
           <wp:inline>
             <wp:extent cx="6108700" cy="4749850"/>
             <wp:effectExtent b="0" l="0" r="0" t="0"/>
-            <wp:docPr descr="Ncat Installation" title="" id="43" name="Picture"/>
+            <wp:docPr descr="Ncat Installation" title="" id="46" name="Picture"/>
             <a:graphic>
               <a:graphicData uri="http://schemas.openxmlformats.org/drawingml/2006/picture">
                 <pic:pic>
                   <pic:nvPicPr>
-                    <pic:cNvPr descr="assets/Ncat-Installation.PNG" id="44" name="Picture"/>
+                    <pic:cNvPr descr="assets/Ncat-Installation.PNG" id="47" name="Picture"/>
                     <pic:cNvPicPr>
                       <a:picLocks noChangeArrowheads="1" noChangeAspect="1"/>
                     </pic:cNvPicPr>
                   </pic:nvPicPr>
                   <pic:blipFill>
-                    <a:blip r:embed="rId42"/>
+                    <a:blip r:embed="rId45"/>
                     <a:stretch>
                       <a:fillRect/>
                     </a:stretch>
@@ -4024,8 +4301,26 @@
           <w:numId w:val="1000"/>
         </w:numPr>
         <w:pStyle w:val="ImageCaption"/>
-      </w:pPr>
-      <w:r>
+        <w:jc w:val="center"/>
+      </w:pPr>
+      <w:r>
+        <w:rPr>
+          <w:bCs/>
+          <w:b/>
+          <w:sz w:val="18"/>
+        </w:rPr>
+        <w:t xml:space="preserve">Figure 4:</w:t>
+      </w:r>
+      <w:r>
+        <w:rPr>
+          <w:sz w:val="18"/>
+        </w:rPr>
+        <w:t xml:space="preserve"> </w:t>
+      </w:r>
+      <w:r>
+        <w:rPr>
+          <w:sz w:val="18"/>
+        </w:rPr>
         <w:t xml:space="preserve">Nmap installer component selection --- uncheck Npcap, Zenmap, Nping, and Ndiff.</w:t>
       </w:r>
     </w:p>
@@ -4234,8 +4529,26 @@
     <w:p>
       <w:pPr>
         <w:pStyle w:val="TableCaption"/>
-      </w:pPr>
-      <w:r>
+        <w:jc w:val="left"/>
+      </w:pPr>
+      <w:r>
+        <w:rPr>
+          <w:bCs/>
+          <w:b/>
+          <w:sz w:val="18"/>
+        </w:rPr>
+        <w:t xml:space="preserve">Table 3:</w:t>
+      </w:r>
+      <w:r>
+        <w:rPr>
+          <w:sz w:val="18"/>
+        </w:rPr>
+        <w:t xml:space="preserve"> </w:t>
+      </w:r>
+      <w:r>
+        <w:rPr>
+          <w:sz w:val="18"/>
+        </w:rPr>
         <w:t xml:space="preserve">Chapter 3 verification checklist.</w:t>
       </w:r>
     </w:p>
@@ -4243,9 +4556,17 @@
       <w:tblPr>
         <w:tblStyle w:val="Table"/>
         <w:tblW w:type="pct" w:w="5000"/>
+        <w:tblBorders>
+          <w:top w:val="single" w:sz="4" w:space="0" w:color="C7000B"/>
+          <w:left w:val="single" w:sz="4" w:space="0" w:color="C7000B"/>
+          <w:bottom w:val="single" w:sz="4" w:space="0" w:color="C7000B"/>
+          <w:right w:val="single" w:sz="4" w:space="0" w:color="C7000B"/>
+          <w:insideH w:val="single" w:sz="4" w:space="0" w:color="C7000B"/>
+          <w:insideV w:val="single" w:sz="4" w:space="0" w:color="C7000B"/>
+        </w:tblBorders>
         <w:tblLook w:firstRow="1" w:lastRow="0" w:firstColumn="0" w:lastColumn="0" w:noHBand="0" w:noVBand="0" w:val="0020"/>
         <w:jc w:val="start"/>
-        <w:tblCaption w:val="Chapter 3 verification checklist."/>
+        <w:tblCaption w:val="Table 3: Chapter 3 verification checklist."/>
       </w:tblPr>
       <w:tblGrid>
         <w:gridCol w:w="2639"/>
@@ -4257,37 +4578,55 @@
           <w:tblHeader w:val="true"/>
         </w:trPr>
         <w:tc>
-          <w:tcPr/>
+          <w:tcPr>
+            <w:shd w:val="clear" w:color="auto" w:fill="C7000B"/>
+          </w:tcPr>
           <w:p>
             <w:pPr>
               <w:pStyle w:val="Compact"/>
               <w:jc w:val="left"/>
             </w:pPr>
             <w:r>
+              <w:rPr>
+                <w:b/>
+                <w:color w:val="FFFFFF"/>
+              </w:rPr>
               <w:t xml:space="preserve">Step</w:t>
             </w:r>
           </w:p>
         </w:tc>
         <w:tc>
-          <w:tcPr/>
+          <w:tcPr>
+            <w:shd w:val="clear" w:color="auto" w:fill="C7000B"/>
+          </w:tcPr>
           <w:p>
             <w:pPr>
               <w:pStyle w:val="Compact"/>
               <w:jc w:val="left"/>
             </w:pPr>
             <w:r>
+              <w:rPr>
+                <w:b/>
+                <w:color w:val="FFFFFF"/>
+              </w:rPr>
               <w:t xml:space="preserve">What to check</w:t>
             </w:r>
           </w:p>
         </w:tc>
         <w:tc>
-          <w:tcPr/>
+          <w:tcPr>
+            <w:shd w:val="clear" w:color="auto" w:fill="C7000B"/>
+          </w:tcPr>
           <w:p>
             <w:pPr>
               <w:pStyle w:val="Compact"/>
               <w:jc w:val="left"/>
             </w:pPr>
             <w:r>
+              <w:rPr>
+                <w:b/>
+                <w:color w:val="FFFFFF"/>
+              </w:rPr>
               <w:t xml:space="preserve">Expected result</w:t>
             </w:r>
           </w:p>
@@ -4339,7 +4678,9 @@
       </w:tr>
       <w:tr>
         <w:tc>
-          <w:tcPr/>
+          <w:tcPr>
+            <w:shd w:val="clear" w:color="auto" w:fill="F6F8FA"/>
+          </w:tcPr>
           <w:p>
             <w:pPr>
               <w:jc w:val="left"/>
@@ -4350,7 +4691,9 @@
           </w:p>
         </w:tc>
         <w:tc>
-          <w:tcPr/>
+          <w:tcPr>
+            <w:shd w:val="clear" w:color="auto" w:fill="F6F8FA"/>
+          </w:tcPr>
           <w:p>
             <w:pPr>
               <w:jc w:val="left"/>
@@ -4361,7 +4704,9 @@
           </w:p>
         </w:tc>
         <w:tc>
-          <w:tcPr/>
+          <w:tcPr>
+            <w:shd w:val="clear" w:color="auto" w:fill="F6F8FA"/>
+          </w:tcPr>
           <w:p>
             <w:pPr>
               <w:jc w:val="left"/>
@@ -4412,7 +4757,9 @@
       </w:tr>
       <w:tr>
         <w:tc>
-          <w:tcPr/>
+          <w:tcPr>
+            <w:shd w:val="clear" w:color="auto" w:fill="F6F8FA"/>
+          </w:tcPr>
           <w:p>
             <w:pPr>
               <w:jc w:val="left"/>
@@ -4423,7 +4770,9 @@
           </w:p>
         </w:tc>
         <w:tc>
-          <w:tcPr/>
+          <w:tcPr>
+            <w:shd w:val="clear" w:color="auto" w:fill="F6F8FA"/>
+          </w:tcPr>
           <w:p>
             <w:pPr>
               <w:jc w:val="left"/>
@@ -4443,7 +4792,9 @@
           </w:p>
         </w:tc>
         <w:tc>
-          <w:tcPr/>
+          <w:tcPr>
+            <w:shd w:val="clear" w:color="auto" w:fill="F6F8FA"/>
+          </w:tcPr>
           <w:p>
             <w:pPr>
               <w:jc w:val="left"/>
@@ -4499,9 +4850,9 @@
         </w:tc>
       </w:tr>
     </w:tbl>
-    <w:bookmarkEnd w:id="45"/>
-    <w:bookmarkEnd w:id="46"/>
-    <w:bookmarkStart w:id="57" w:name="Xafd5bcbc4f0f89567705558f2e0ccc802665e61"/>
+    <w:bookmarkEnd w:id="48"/>
+    <w:bookmarkEnd w:id="49"/>
+    <w:bookmarkStart w:id="60" w:name="Xafd5bcbc4f0f89567705558f2e0ccc802665e61"/>
     <w:p>
       <w:pPr>
         <w:pStyle w:val="Heading1"/>
@@ -4523,6 +4874,16 @@
       <w:pPr>
         <w:pStyle w:val="FirstParagraph"/>
       </w:pPr>
+      <w:r>
+        <w:rPr>
+          <w:bCs/>
+          <w:b/>
+        </w:rPr>
+        <w:t xml:space="preserve">General Objective:</w:t>
+      </w:r>
+      <w:r>
+        <w:t xml:space="preserve"> </w:t>
+      </w:r>
       <w:r>
         <w:t xml:space="preserve">Install VS Code from scratch on your local Windows machine,</w:t>
       </w:r>
@@ -4582,7 +4943,7 @@
         <w:t xml:space="preserve">) downloaded from Huawei Cloud.</w:t>
       </w:r>
     </w:p>
-    <w:bookmarkStart w:id="48" w:name="Xf74859c9864a0872728bf329172d9d6a71dc769"/>
+    <w:bookmarkStart w:id="51" w:name="Xf74859c9864a0872728bf329172d9d6a71dc769"/>
     <w:p>
       <w:pPr>
         <w:pStyle w:val="Heading2"/>
@@ -4625,7 +4986,7 @@
       <w:r>
         <w:t xml:space="preserve"> </w:t>
       </w:r>
-      <w:hyperlink r:id="rId47">
+      <w:hyperlink r:id="rId50">
         <w:r>
           <w:rPr>
             <w:rStyle w:val="Hyperlink"/>
@@ -4708,8 +5069,8 @@
         <w:t xml:space="preserve">--version</w:t>
       </w:r>
     </w:p>
-    <w:bookmarkEnd w:id="48"/>
-    <w:bookmarkStart w:id="49" w:name="Xdbe4f1f6b4010c9cf15c272f25a8d6c72fdccc0"/>
+    <w:bookmarkEnd w:id="51"/>
+    <w:bookmarkStart w:id="52" w:name="Xdbe4f1f6b4010c9cf15c272f25a8d6c72fdccc0"/>
     <w:p>
       <w:pPr>
         <w:pStyle w:val="Heading2"/>
@@ -4810,8 +5171,8 @@
         <w:t xml:space="preserve"> ms-vscode-remote.remote-ssh</w:t>
       </w:r>
     </w:p>
-    <w:bookmarkEnd w:id="49"/>
-    <w:bookmarkStart w:id="50" w:name="X977176bbea740f8f2e28e46fbc2af6e1fcb480b"/>
+    <w:bookmarkEnd w:id="52"/>
+    <w:bookmarkStart w:id="53" w:name="X977176bbea740f8f2e28e46fbc2af6e1fcb480b"/>
     <w:p>
       <w:pPr>
         <w:pStyle w:val="Heading2"/>
@@ -5296,8 +5657,8 @@
         <w:t xml:space="preserve">.</w:t>
       </w:r>
     </w:p>
-    <w:bookmarkEnd w:id="50"/>
-    <w:bookmarkStart w:id="51" w:name="Xb0fdcb3dc4a66647e222769140cd4b8c395d0de"/>
+    <w:bookmarkEnd w:id="53"/>
+    <w:bookmarkStart w:id="54" w:name="Xb0fdcb3dc4a66647e222769140cd4b8c395d0de"/>
     <w:p>
       <w:pPr>
         <w:pStyle w:val="Heading2"/>
@@ -5318,8 +5679,26 @@
     <w:p>
       <w:pPr>
         <w:pStyle w:val="TableCaption"/>
-      </w:pPr>
-      <w:r>
+        <w:jc w:val="left"/>
+      </w:pPr>
+      <w:r>
+        <w:rPr>
+          <w:bCs/>
+          <w:b/>
+          <w:sz w:val="18"/>
+        </w:rPr>
+        <w:t xml:space="preserve">Table 4:</w:t>
+      </w:r>
+      <w:r>
+        <w:rPr>
+          <w:sz w:val="18"/>
+        </w:rPr>
+        <w:t xml:space="preserve"> </w:t>
+      </w:r>
+      <w:r>
+        <w:rPr>
+          <w:sz w:val="18"/>
+        </w:rPr>
         <w:t xml:space="preserve">ncat ProxyCommand flags.</w:t>
       </w:r>
     </w:p>
@@ -5327,9 +5706,17 @@
       <w:tblPr>
         <w:tblStyle w:val="Table"/>
         <w:tblW w:type="pct" w:w="5000"/>
+        <w:tblBorders>
+          <w:top w:val="single" w:sz="4" w:space="0" w:color="C7000B"/>
+          <w:left w:val="single" w:sz="4" w:space="0" w:color="C7000B"/>
+          <w:bottom w:val="single" w:sz="4" w:space="0" w:color="C7000B"/>
+          <w:right w:val="single" w:sz="4" w:space="0" w:color="C7000B"/>
+          <w:insideH w:val="single" w:sz="4" w:space="0" w:color="C7000B"/>
+          <w:insideV w:val="single" w:sz="4" w:space="0" w:color="C7000B"/>
+        </w:tblBorders>
         <w:tblLook w:firstRow="1" w:lastRow="0" w:firstColumn="0" w:lastColumn="0" w:noHBand="0" w:noVBand="0" w:val="0020"/>
         <w:jc w:val="start"/>
-        <w:tblCaption w:val="ncat ProxyCommand flags."/>
+        <w:tblCaption w:val="Table 4: ncat ProxyCommand flags."/>
       </w:tblPr>
       <w:tblGrid>
         <w:gridCol w:w="3960"/>
@@ -5340,25 +5727,37 @@
           <w:tblHeader w:val="true"/>
         </w:trPr>
         <w:tc>
-          <w:tcPr/>
+          <w:tcPr>
+            <w:shd w:val="clear" w:color="auto" w:fill="C7000B"/>
+          </w:tcPr>
           <w:p>
             <w:pPr>
               <w:pStyle w:val="Compact"/>
               <w:jc w:val="left"/>
             </w:pPr>
             <w:r>
+              <w:rPr>
+                <w:b/>
+                <w:color w:val="FFFFFF"/>
+              </w:rPr>
               <w:t xml:space="preserve">Flag</w:t>
             </w:r>
           </w:p>
         </w:tc>
         <w:tc>
-          <w:tcPr/>
+          <w:tcPr>
+            <w:shd w:val="clear" w:color="auto" w:fill="C7000B"/>
+          </w:tcPr>
           <w:p>
             <w:pPr>
               <w:pStyle w:val="Compact"/>
               <w:jc w:val="left"/>
             </w:pPr>
             <w:r>
+              <w:rPr>
+                <w:b/>
+                <w:color w:val="FFFFFF"/>
+              </w:rPr>
               <w:t xml:space="preserve">Purpose</w:t>
             </w:r>
           </w:p>
@@ -5393,7 +5792,9 @@
       </w:tr>
       <w:tr>
         <w:tc>
-          <w:tcPr/>
+          <w:tcPr>
+            <w:shd w:val="clear" w:color="auto" w:fill="F6F8FA"/>
+          </w:tcPr>
           <w:p>
             <w:pPr>
               <w:jc w:val="left"/>
@@ -5407,7 +5808,9 @@
           </w:p>
         </w:tc>
         <w:tc>
-          <w:tcPr/>
+          <w:tcPr>
+            <w:shd w:val="clear" w:color="auto" w:fill="F6F8FA"/>
+          </w:tcPr>
           <w:p>
             <w:pPr>
               <w:jc w:val="left"/>
@@ -5456,7 +5859,9 @@
       </w:tr>
       <w:tr>
         <w:tc>
-          <w:tcPr/>
+          <w:tcPr>
+            <w:shd w:val="clear" w:color="auto" w:fill="F6F8FA"/>
+          </w:tcPr>
           <w:p>
             <w:pPr>
               <w:jc w:val="left"/>
@@ -5470,7 +5875,9 @@
           </w:p>
         </w:tc>
         <w:tc>
-          <w:tcPr/>
+          <w:tcPr>
+            <w:shd w:val="clear" w:color="auto" w:fill="F6F8FA"/>
+          </w:tcPr>
           <w:p>
             <w:pPr>
               <w:jc w:val="left"/>
@@ -5510,7 +5917,9 @@
       </w:tr>
       <w:tr>
         <w:tc>
-          <w:tcPr/>
+          <w:tcPr>
+            <w:shd w:val="clear" w:color="auto" w:fill="F6F8FA"/>
+          </w:tcPr>
           <w:p>
             <w:pPr>
               <w:jc w:val="left"/>
@@ -5524,7 +5933,9 @@
           </w:p>
         </w:tc>
         <w:tc>
-          <w:tcPr/>
+          <w:tcPr>
+            <w:shd w:val="clear" w:color="auto" w:fill="F6F8FA"/>
+          </w:tcPr>
           <w:p>
             <w:pPr>
               <w:jc w:val="left"/>
@@ -5586,8 +5997,8 @@
         <w:t xml:space="preserve">connections, which may drop idle sessions after 5—​30 minutes.</w:t>
       </w:r>
     </w:p>
-    <w:bookmarkEnd w:id="51"/>
-    <w:bookmarkStart w:id="55" w:name="Xdba6bebe1257aeb5a3c8e60d15278f2d7932bdb"/>
+    <w:bookmarkEnd w:id="54"/>
+    <w:bookmarkStart w:id="58" w:name="Xdba6bebe1257aeb5a3c8e60d15278f2d7932bdb"/>
     <w:p>
       <w:pPr>
         <w:pStyle w:val="Heading2"/>
@@ -5681,18 +6092,18 @@
           <wp:inline>
             <wp:extent cx="6108700" cy="3054350"/>
             <wp:effectExtent b="0" l="0" r="0" t="0"/>
-            <wp:docPr descr="SSH Connection 1" title="" id="53" name="Picture"/>
+            <wp:docPr descr="SSH Connection 1" title="" id="56" name="Picture"/>
             <a:graphic>
               <a:graphicData uri="http://schemas.openxmlformats.org/drawingml/2006/picture">
                 <pic:pic>
                   <pic:nvPicPr>
-                    <pic:cNvPr descr="assets/SSH-Connection-1.PNG" id="54" name="Picture"/>
+                    <pic:cNvPr descr="assets/SSH-Connection-1.PNG" id="57" name="Picture"/>
                     <pic:cNvPicPr>
                       <a:picLocks noChangeArrowheads="1" noChangeAspect="1"/>
                     </pic:cNvPicPr>
                   </pic:nvPicPr>
                   <pic:blipFill>
-                    <a:blip r:embed="rId52"/>
+                    <a:blip r:embed="rId55"/>
                     <a:stretch>
                       <a:fillRect/>
                     </a:stretch>
@@ -5726,8 +6137,26 @@
           <w:numId w:val="1000"/>
         </w:numPr>
         <w:pStyle w:val="ImageCaption"/>
-      </w:pPr>
-      <w:r>
+        <w:jc w:val="center"/>
+      </w:pPr>
+      <w:r>
+        <w:rPr>
+          <w:bCs/>
+          <w:b/>
+          <w:sz w:val="18"/>
+        </w:rPr>
+        <w:t xml:space="preserve">Figure 5:</w:t>
+      </w:r>
+      <w:r>
+        <w:rPr>
+          <w:sz w:val="18"/>
+        </w:rPr>
+        <w:t xml:space="preserve"> </w:t>
+      </w:r>
+      <w:r>
+        <w:rPr>
+          <w:sz w:val="18"/>
+        </w:rPr>
         <w:t xml:space="preserve">VS Code Command Palette --- select Remote-SSH: Connect to Host…​</w:t>
       </w:r>
     </w:p>
@@ -6011,8 +6440,8 @@
         <w:t xml:space="preserve">from the instance.</w:t>
       </w:r>
     </w:p>
-    <w:bookmarkEnd w:id="55"/>
-    <w:bookmarkStart w:id="56" w:name="X223deb72cfd2e45dba76182bd1b0a1a9f8ad69f"/>
+    <w:bookmarkEnd w:id="58"/>
+    <w:bookmarkStart w:id="59" w:name="X223deb72cfd2e45dba76182bd1b0a1a9f8ad69f"/>
     <w:p>
       <w:pPr>
         <w:pStyle w:val="Heading2"/>
@@ -6454,8 +6883,26 @@
     <w:p>
       <w:pPr>
         <w:pStyle w:val="TableCaption"/>
-      </w:pPr>
-      <w:r>
+        <w:jc w:val="left"/>
+      </w:pPr>
+      <w:r>
+        <w:rPr>
+          <w:bCs/>
+          <w:b/>
+          <w:sz w:val="18"/>
+        </w:rPr>
+        <w:t xml:space="preserve">Table 5:</w:t>
+      </w:r>
+      <w:r>
+        <w:rPr>
+          <w:sz w:val="18"/>
+        </w:rPr>
+        <w:t xml:space="preserve"> </w:t>
+      </w:r>
+      <w:r>
+        <w:rPr>
+          <w:sz w:val="18"/>
+        </w:rPr>
         <w:t xml:space="preserve">Chapter 4 verification checklist.</w:t>
       </w:r>
     </w:p>
@@ -6463,9 +6910,17 @@
       <w:tblPr>
         <w:tblStyle w:val="Table"/>
         <w:tblW w:type="pct" w:w="5000"/>
+        <w:tblBorders>
+          <w:top w:val="single" w:sz="4" w:space="0" w:color="C7000B"/>
+          <w:left w:val="single" w:sz="4" w:space="0" w:color="C7000B"/>
+          <w:bottom w:val="single" w:sz="4" w:space="0" w:color="C7000B"/>
+          <w:right w:val="single" w:sz="4" w:space="0" w:color="C7000B"/>
+          <w:insideH w:val="single" w:sz="4" w:space="0" w:color="C7000B"/>
+          <w:insideV w:val="single" w:sz="4" w:space="0" w:color="C7000B"/>
+        </w:tblBorders>
         <w:tblLook w:firstRow="1" w:lastRow="0" w:firstColumn="0" w:lastColumn="0" w:noHBand="0" w:noVBand="0" w:val="0020"/>
         <w:jc w:val="start"/>
-        <w:tblCaption w:val="Chapter 4 verification checklist."/>
+        <w:tblCaption w:val="Table 5: Chapter 4 verification checklist."/>
       </w:tblPr>
       <w:tblGrid>
         <w:gridCol w:w="2639"/>
@@ -6477,37 +6932,55 @@
           <w:tblHeader w:val="true"/>
         </w:trPr>
         <w:tc>
-          <w:tcPr/>
+          <w:tcPr>
+            <w:shd w:val="clear" w:color="auto" w:fill="C7000B"/>
+          </w:tcPr>
           <w:p>
             <w:pPr>
               <w:pStyle w:val="Compact"/>
               <w:jc w:val="left"/>
             </w:pPr>
             <w:r>
+              <w:rPr>
+                <w:b/>
+                <w:color w:val="FFFFFF"/>
+              </w:rPr>
               <w:t xml:space="preserve">Step</w:t>
             </w:r>
           </w:p>
         </w:tc>
         <w:tc>
-          <w:tcPr/>
+          <w:tcPr>
+            <w:shd w:val="clear" w:color="auto" w:fill="C7000B"/>
+          </w:tcPr>
           <w:p>
             <w:pPr>
               <w:pStyle w:val="Compact"/>
               <w:jc w:val="left"/>
             </w:pPr>
             <w:r>
+              <w:rPr>
+                <w:b/>
+                <w:color w:val="FFFFFF"/>
+              </w:rPr>
               <w:t xml:space="preserve">What to check</w:t>
             </w:r>
           </w:p>
         </w:tc>
         <w:tc>
-          <w:tcPr/>
+          <w:tcPr>
+            <w:shd w:val="clear" w:color="auto" w:fill="C7000B"/>
+          </w:tcPr>
           <w:p>
             <w:pPr>
               <w:pStyle w:val="Compact"/>
               <w:jc w:val="left"/>
             </w:pPr>
             <w:r>
+              <w:rPr>
+                <w:b/>
+                <w:color w:val="FFFFFF"/>
+              </w:rPr>
               <w:t xml:space="preserve">Expected result</w:t>
             </w:r>
           </w:p>
@@ -6559,7 +7032,9 @@
       </w:tr>
       <w:tr>
         <w:tc>
-          <w:tcPr/>
+          <w:tcPr>
+            <w:shd w:val="clear" w:color="auto" w:fill="F6F8FA"/>
+          </w:tcPr>
           <w:p>
             <w:pPr>
               <w:jc w:val="left"/>
@@ -6570,7 +7045,9 @@
           </w:p>
         </w:tc>
         <w:tc>
-          <w:tcPr/>
+          <w:tcPr>
+            <w:shd w:val="clear" w:color="auto" w:fill="F6F8FA"/>
+          </w:tcPr>
           <w:p>
             <w:pPr>
               <w:jc w:val="left"/>
@@ -6581,7 +7058,9 @@
           </w:p>
         </w:tc>
         <w:tc>
-          <w:tcPr/>
+          <w:tcPr>
+            <w:shd w:val="clear" w:color="auto" w:fill="F6F8FA"/>
+          </w:tcPr>
           <w:p>
             <w:pPr>
               <w:jc w:val="left"/>
@@ -6629,7 +7108,9 @@
       </w:tr>
       <w:tr>
         <w:tc>
-          <w:tcPr/>
+          <w:tcPr>
+            <w:shd w:val="clear" w:color="auto" w:fill="F6F8FA"/>
+          </w:tcPr>
           <w:p>
             <w:pPr>
               <w:jc w:val="left"/>
@@ -6640,7 +7121,9 @@
           </w:p>
         </w:tc>
         <w:tc>
-          <w:tcPr/>
+          <w:tcPr>
+            <w:shd w:val="clear" w:color="auto" w:fill="F6F8FA"/>
+          </w:tcPr>
           <w:p>
             <w:pPr>
               <w:jc w:val="left"/>
@@ -6651,7 +7134,9 @@
           </w:p>
         </w:tc>
         <w:tc>
-          <w:tcPr/>
+          <w:tcPr>
+            <w:shd w:val="clear" w:color="auto" w:fill="F6F8FA"/>
+          </w:tcPr>
           <w:p>
             <w:pPr>
               <w:jc w:val="left"/>
@@ -6716,9 +7201,9 @@
         </w:tc>
       </w:tr>
     </w:tbl>
-    <w:bookmarkEnd w:id="56"/>
-    <w:bookmarkEnd w:id="57"/>
-    <w:bookmarkStart w:id="62" w:name="Xc7d77fcf1e5019f743beb39508d51f5e523c4b9"/>
+    <w:bookmarkEnd w:id="59"/>
+    <w:bookmarkEnd w:id="60"/>
+    <w:bookmarkStart w:id="65" w:name="Xc7d77fcf1e5019f743beb39508d51f5e523c4b9"/>
     <w:p>
       <w:pPr>
         <w:pStyle w:val="Heading1"/>
@@ -6740,6 +7225,16 @@
       <w:pPr>
         <w:pStyle w:val="FirstParagraph"/>
       </w:pPr>
+      <w:r>
+        <w:rPr>
+          <w:bCs/>
+          <w:b/>
+        </w:rPr>
+        <w:t xml:space="preserve">General Objective:</w:t>
+      </w:r>
+      <w:r>
+        <w:t xml:space="preserve"> </w:t>
+      </w:r>
       <w:r>
         <w:t xml:space="preserve">Install the oh-my-coding-maas-gateway on the Flexus X</w:t>
       </w:r>
@@ -6807,7 +7302,7 @@
         <w:t xml:space="preserve">A Huawei ModelArts MaaS API key.</w:t>
       </w:r>
     </w:p>
-    <w:bookmarkStart w:id="58" w:name="X43f9398da9c2eb974194c1e60a2fdc80e1bfc87"/>
+    <w:bookmarkStart w:id="61" w:name="X43f9398da9c2eb974194c1e60a2fdc80e1bfc87"/>
     <w:p>
       <w:pPr>
         <w:pStyle w:val="Heading2"/>
@@ -7020,7 +7515,7 @@
       <w:r>
         <w:t xml:space="preserve"> </w:t>
       </w:r>
-      <w:hyperlink r:id="rId20">
+      <w:hyperlink r:id="rId23">
         <w:r>
           <w:rPr>
             <w:rStyle w:val="Hyperlink"/>
@@ -7098,8 +7593,8 @@
         <w:t xml:space="preserve">v1.10.9; the installation process is the same for newer versions.</w:t>
       </w:r>
     </w:p>
-    <w:bookmarkEnd w:id="58"/>
-    <w:bookmarkStart w:id="59" w:name="X7cab260408894a511719f9562202beafe3b97ff"/>
+    <w:bookmarkEnd w:id="61"/>
+    <w:bookmarkStart w:id="62" w:name="X7cab260408894a511719f9562202beafe3b97ff"/>
     <w:p>
       <w:pPr>
         <w:pStyle w:val="Heading2"/>
@@ -7208,8 +7703,26 @@
     <w:p>
       <w:pPr>
         <w:pStyle w:val="TableCaption"/>
-      </w:pPr>
-      <w:r>
+        <w:jc w:val="left"/>
+      </w:pPr>
+      <w:r>
+        <w:rPr>
+          <w:bCs/>
+          <w:b/>
+          <w:sz w:val="18"/>
+        </w:rPr>
+        <w:t xml:space="preserve">Table 6:</w:t>
+      </w:r>
+      <w:r>
+        <w:rPr>
+          <w:sz w:val="18"/>
+        </w:rPr>
+        <w:t xml:space="preserve"> </w:t>
+      </w:r>
+      <w:r>
+        <w:rPr>
+          <w:sz w:val="18"/>
+        </w:rPr>
         <w:t xml:space="preserve">Docker services and ports.</w:t>
       </w:r>
     </w:p>
@@ -7217,9 +7730,17 @@
       <w:tblPr>
         <w:tblStyle w:val="Table"/>
         <w:tblW w:type="pct" w:w="5000"/>
+        <w:tblBorders>
+          <w:top w:val="single" w:sz="4" w:space="0" w:color="C7000B"/>
+          <w:left w:val="single" w:sz="4" w:space="0" w:color="C7000B"/>
+          <w:bottom w:val="single" w:sz="4" w:space="0" w:color="C7000B"/>
+          <w:right w:val="single" w:sz="4" w:space="0" w:color="C7000B"/>
+          <w:insideH w:val="single" w:sz="4" w:space="0" w:color="C7000B"/>
+          <w:insideV w:val="single" w:sz="4" w:space="0" w:color="C7000B"/>
+        </w:tblBorders>
         <w:tblLook w:firstRow="1" w:lastRow="0" w:firstColumn="0" w:lastColumn="0" w:noHBand="0" w:noVBand="0" w:val="0020"/>
         <w:jc w:val="start"/>
-        <w:tblCaption w:val="Docker services and ports."/>
+        <w:tblCaption w:val="Table 6: Docker services and ports."/>
       </w:tblPr>
       <w:tblGrid>
         <w:gridCol w:w="2639"/>
@@ -7231,37 +7752,55 @@
           <w:tblHeader w:val="true"/>
         </w:trPr>
         <w:tc>
-          <w:tcPr/>
+          <w:tcPr>
+            <w:shd w:val="clear" w:color="auto" w:fill="C7000B"/>
+          </w:tcPr>
           <w:p>
             <w:pPr>
               <w:pStyle w:val="Compact"/>
               <w:jc w:val="left"/>
             </w:pPr>
             <w:r>
+              <w:rPr>
+                <w:b/>
+                <w:color w:val="FFFFFF"/>
+              </w:rPr>
               <w:t xml:space="preserve">Service</w:t>
             </w:r>
           </w:p>
         </w:tc>
         <w:tc>
-          <w:tcPr/>
+          <w:tcPr>
+            <w:shd w:val="clear" w:color="auto" w:fill="C7000B"/>
+          </w:tcPr>
           <w:p>
             <w:pPr>
               <w:pStyle w:val="Compact"/>
               <w:jc w:val="left"/>
             </w:pPr>
             <w:r>
+              <w:rPr>
+                <w:b/>
+                <w:color w:val="FFFFFF"/>
+              </w:rPr>
               <w:t xml:space="preserve">Port</w:t>
             </w:r>
           </w:p>
         </w:tc>
         <w:tc>
-          <w:tcPr/>
+          <w:tcPr>
+            <w:shd w:val="clear" w:color="auto" w:fill="C7000B"/>
+          </w:tcPr>
           <w:p>
             <w:pPr>
               <w:pStyle w:val="Compact"/>
               <w:jc w:val="left"/>
             </w:pPr>
             <w:r>
+              <w:rPr>
+                <w:b/>
+                <w:color w:val="FFFFFF"/>
+              </w:rPr>
               <w:t xml:space="preserve">Purpose</w:t>
             </w:r>
           </w:p>
@@ -7304,7 +7843,9 @@
       </w:tr>
       <w:tr>
         <w:tc>
-          <w:tcPr/>
+          <w:tcPr>
+            <w:shd w:val="clear" w:color="auto" w:fill="F6F8FA"/>
+          </w:tcPr>
           <w:p>
             <w:pPr>
               <w:jc w:val="left"/>
@@ -7315,7 +7856,9 @@
           </w:p>
         </w:tc>
         <w:tc>
-          <w:tcPr/>
+          <w:tcPr>
+            <w:shd w:val="clear" w:color="auto" w:fill="F6F8FA"/>
+          </w:tcPr>
           <w:p>
             <w:pPr>
               <w:jc w:val="left"/>
@@ -7326,7 +7869,9 @@
           </w:p>
         </w:tc>
         <w:tc>
-          <w:tcPr/>
+          <w:tcPr>
+            <w:shd w:val="clear" w:color="auto" w:fill="F6F8FA"/>
+          </w:tcPr>
           <w:p>
             <w:pPr>
               <w:jc w:val="left"/>
@@ -7374,7 +7919,9 @@
       </w:tr>
       <w:tr>
         <w:tc>
-          <w:tcPr/>
+          <w:tcPr>
+            <w:shd w:val="clear" w:color="auto" w:fill="F6F8FA"/>
+          </w:tcPr>
           <w:p>
             <w:pPr>
               <w:jc w:val="left"/>
@@ -7385,7 +7932,9 @@
           </w:p>
         </w:tc>
         <w:tc>
-          <w:tcPr/>
+          <w:tcPr>
+            <w:shd w:val="clear" w:color="auto" w:fill="F6F8FA"/>
+          </w:tcPr>
           <w:p>
             <w:pPr>
               <w:jc w:val="left"/>
@@ -7396,7 +7945,9 @@
           </w:p>
         </w:tc>
         <w:tc>
-          <w:tcPr/>
+          <w:tcPr>
+            <w:shd w:val="clear" w:color="auto" w:fill="F6F8FA"/>
+          </w:tcPr>
           <w:p>
             <w:pPr>
               <w:jc w:val="left"/>
@@ -7490,8 +8041,8 @@
         <w:t xml:space="preserve">conflicts in LiteLLM.</w:t>
       </w:r>
     </w:p>
-    <w:bookmarkEnd w:id="59"/>
-    <w:bookmarkStart w:id="60" w:name="X20384b2278d597e03bb5934f53bc9515f45e5dc"/>
+    <w:bookmarkEnd w:id="62"/>
+    <w:bookmarkStart w:id="63" w:name="X20384b2278d597e03bb5934f53bc9515f45e5dc"/>
     <w:p>
       <w:pPr>
         <w:pStyle w:val="Heading2"/>
@@ -7785,8 +8336,8 @@
         <w:t xml:space="preserve">curl -fsSL https://raw.githubusercontent.com/wallacelw/oh-my-coding-maas-gateway/main/scripts/bootstrap.sh | bash -s -- -y --api-key=sk-xxxx</w:t>
       </w:r>
     </w:p>
-    <w:bookmarkEnd w:id="60"/>
-    <w:bookmarkStart w:id="61" w:name="X86f58fc7fb2aa895221ee0baf783b3a4543b919"/>
+    <w:bookmarkEnd w:id="63"/>
+    <w:bookmarkStart w:id="64" w:name="X86f58fc7fb2aa895221ee0baf783b3a4543b919"/>
     <w:p>
       <w:pPr>
         <w:pStyle w:val="Heading2"/>
@@ -7973,8 +8524,26 @@
     <w:p>
       <w:pPr>
         <w:pStyle w:val="TableCaption"/>
-      </w:pPr>
-      <w:r>
+        <w:jc w:val="left"/>
+      </w:pPr>
+      <w:r>
+        <w:rPr>
+          <w:bCs/>
+          <w:b/>
+          <w:sz w:val="18"/>
+        </w:rPr>
+        <w:t xml:space="preserve">Table 7:</w:t>
+      </w:r>
+      <w:r>
+        <w:rPr>
+          <w:sz w:val="18"/>
+        </w:rPr>
+        <w:t xml:space="preserve"> </w:t>
+      </w:r>
+      <w:r>
+        <w:rPr>
+          <w:sz w:val="18"/>
+        </w:rPr>
         <w:t xml:space="preserve">Chapter 5 verification checklist.</w:t>
       </w:r>
     </w:p>
@@ -7982,9 +8551,17 @@
       <w:tblPr>
         <w:tblStyle w:val="Table"/>
         <w:tblW w:type="pct" w:w="5000"/>
+        <w:tblBorders>
+          <w:top w:val="single" w:sz="4" w:space="0" w:color="C7000B"/>
+          <w:left w:val="single" w:sz="4" w:space="0" w:color="C7000B"/>
+          <w:bottom w:val="single" w:sz="4" w:space="0" w:color="C7000B"/>
+          <w:right w:val="single" w:sz="4" w:space="0" w:color="C7000B"/>
+          <w:insideH w:val="single" w:sz="4" w:space="0" w:color="C7000B"/>
+          <w:insideV w:val="single" w:sz="4" w:space="0" w:color="C7000B"/>
+        </w:tblBorders>
         <w:tblLook w:firstRow="1" w:lastRow="0" w:firstColumn="0" w:lastColumn="0" w:noHBand="0" w:noVBand="0" w:val="0020"/>
         <w:jc w:val="start"/>
-        <w:tblCaption w:val="Chapter 5 verification checklist."/>
+        <w:tblCaption w:val="Table 7: Chapter 5 verification checklist."/>
       </w:tblPr>
       <w:tblGrid>
         <w:gridCol w:w="2639"/>
@@ -7996,37 +8573,55 @@
           <w:tblHeader w:val="true"/>
         </w:trPr>
         <w:tc>
-          <w:tcPr/>
+          <w:tcPr>
+            <w:shd w:val="clear" w:color="auto" w:fill="C7000B"/>
+          </w:tcPr>
           <w:p>
             <w:pPr>
               <w:pStyle w:val="Compact"/>
               <w:jc w:val="left"/>
             </w:pPr>
             <w:r>
+              <w:rPr>
+                <w:b/>
+                <w:color w:val="FFFFFF"/>
+              </w:rPr>
               <w:t xml:space="preserve">Step</w:t>
             </w:r>
           </w:p>
         </w:tc>
         <w:tc>
-          <w:tcPr/>
+          <w:tcPr>
+            <w:shd w:val="clear" w:color="auto" w:fill="C7000B"/>
+          </w:tcPr>
           <w:p>
             <w:pPr>
               <w:pStyle w:val="Compact"/>
               <w:jc w:val="left"/>
             </w:pPr>
             <w:r>
+              <w:rPr>
+                <w:b/>
+                <w:color w:val="FFFFFF"/>
+              </w:rPr>
               <w:t xml:space="preserve">What to check</w:t>
             </w:r>
           </w:p>
         </w:tc>
         <w:tc>
-          <w:tcPr/>
+          <w:tcPr>
+            <w:shd w:val="clear" w:color="auto" w:fill="C7000B"/>
+          </w:tcPr>
           <w:p>
             <w:pPr>
               <w:pStyle w:val="Compact"/>
               <w:jc w:val="left"/>
             </w:pPr>
             <w:r>
+              <w:rPr>
+                <w:b/>
+                <w:color w:val="FFFFFF"/>
+              </w:rPr>
               <w:t xml:space="preserve">Expected result</w:t>
             </w:r>
           </w:p>
@@ -8069,7 +8664,9 @@
       </w:tr>
       <w:tr>
         <w:tc>
-          <w:tcPr/>
+          <w:tcPr>
+            <w:shd w:val="clear" w:color="auto" w:fill="F6F8FA"/>
+          </w:tcPr>
           <w:p>
             <w:pPr>
               <w:jc w:val="left"/>
@@ -8080,7 +8677,9 @@
           </w:p>
         </w:tc>
         <w:tc>
-          <w:tcPr/>
+          <w:tcPr>
+            <w:shd w:val="clear" w:color="auto" w:fill="F6F8FA"/>
+          </w:tcPr>
           <w:p>
             <w:pPr>
               <w:jc w:val="left"/>
@@ -8094,7 +8693,9 @@
           </w:p>
         </w:tc>
         <w:tc>
-          <w:tcPr/>
+          <w:tcPr>
+            <w:shd w:val="clear" w:color="auto" w:fill="F6F8FA"/>
+          </w:tcPr>
           <w:p>
             <w:pPr>
               <w:jc w:val="left"/>
@@ -8145,7 +8746,9 @@
       </w:tr>
       <w:tr>
         <w:tc>
-          <w:tcPr/>
+          <w:tcPr>
+            <w:shd w:val="clear" w:color="auto" w:fill="F6F8FA"/>
+          </w:tcPr>
           <w:p>
             <w:pPr>
               <w:jc w:val="left"/>
@@ -8156,7 +8759,9 @@
           </w:p>
         </w:tc>
         <w:tc>
-          <w:tcPr/>
+          <w:tcPr>
+            <w:shd w:val="clear" w:color="auto" w:fill="F6F8FA"/>
+          </w:tcPr>
           <w:p>
             <w:pPr>
               <w:jc w:val="left"/>
@@ -8170,7 +8775,9 @@
           </w:p>
         </w:tc>
         <w:tc>
-          <w:tcPr/>
+          <w:tcPr>
+            <w:shd w:val="clear" w:color="auto" w:fill="F6F8FA"/>
+          </w:tcPr>
           <w:p>
             <w:pPr>
               <w:jc w:val="left"/>
@@ -8217,9 +8824,9 @@
         </w:tc>
       </w:tr>
     </w:tbl>
-    <w:bookmarkEnd w:id="61"/>
-    <w:bookmarkEnd w:id="62"/>
-    <w:bookmarkStart w:id="67" w:name="X807eb5d50f6b3c0af7a36f3c4f1a7070bb58f0a"/>
+    <w:bookmarkEnd w:id="64"/>
+    <w:bookmarkEnd w:id="65"/>
+    <w:bookmarkStart w:id="70" w:name="X807eb5d50f6b3c0af7a36f3c4f1a7070bb58f0a"/>
     <w:p>
       <w:pPr>
         <w:pStyle w:val="Heading1"/>
@@ -8241,6 +8848,16 @@
       <w:pPr>
         <w:pStyle w:val="FirstParagraph"/>
       </w:pPr>
+      <w:r>
+        <w:rPr>
+          <w:bCs/>
+          <w:b/>
+        </w:rPr>
+        <w:t xml:space="preserve">General Objective:</w:t>
+      </w:r>
+      <w:r>
+        <w:t xml:space="preserve"> </w:t>
+      </w:r>
       <w:r>
         <w:t xml:space="preserve">Clone the Huawei document templates repository on the Flexus X</w:t>
       </w:r>
@@ -8384,7 +9001,7 @@
         <w:t xml:space="preserve">skips packages that are already present.</w:t>
       </w:r>
     </w:p>
-    <w:bookmarkStart w:id="63" w:name="X13ee362a40e08ac735660c9028b2969fa011b79"/>
+    <w:bookmarkStart w:id="66" w:name="X13ee362a40e08ac735660c9028b2969fa011b79"/>
     <w:p>
       <w:pPr>
         <w:pStyle w:val="Heading2"/>
@@ -8653,8 +9270,8 @@
         <w:t xml:space="preserve">--version</w:t>
       </w:r>
     </w:p>
-    <w:bookmarkEnd w:id="63"/>
-    <w:bookmarkStart w:id="64" w:name="X6f307275a13b0b4b7f85f0183410427c30d6aff"/>
+    <w:bookmarkEnd w:id="66"/>
+    <w:bookmarkStart w:id="67" w:name="X6f307275a13b0b4b7f85f0183410427c30d6aff"/>
     <w:p>
       <w:pPr>
         <w:pStyle w:val="Heading2"/>
@@ -9031,8 +9648,8 @@
         <w:t xml:space="preserve">with no arguments to see all available targets.</w:t>
       </w:r>
     </w:p>
-    <w:bookmarkEnd w:id="64"/>
-    <w:bookmarkStart w:id="65" w:name="X6517b96ce78659fdf2ffacc840528822ecf7f16"/>
+    <w:bookmarkEnd w:id="67"/>
+    <w:bookmarkStart w:id="68" w:name="X6517b96ce78659fdf2ffacc840528822ecf7f16"/>
     <w:p>
       <w:pPr>
         <w:pStyle w:val="Heading2"/>
@@ -9303,7 +9920,12 @@
         </w:numPr>
       </w:pPr>
       <w:r>
-        <w:t xml:space="preserve">Ready</w:t>
+        <w:rPr>
+          <w:bCs/>
+          <w:rStyle w:val="BadgeNew"/>
+          <w:b/>
+        </w:rPr>
+        <w:t xml:space="preserve">[NEW]</w:t>
       </w:r>
     </w:p>
     <w:p>
@@ -9350,8 +9972,8 @@
         <w:t xml:space="preserve">is needed when working inside the repo.</w:t>
       </w:r>
     </w:p>
-    <w:bookmarkEnd w:id="65"/>
-    <w:bookmarkStart w:id="66" w:name="Xa6014ed7de9f3e2b54f5ffc0469c4e825b6cefc"/>
+    <w:bookmarkEnd w:id="68"/>
+    <w:bookmarkStart w:id="69" w:name="Xa6014ed7de9f3e2b54f5ffc0469c4e825b6cefc"/>
     <w:p>
       <w:pPr>
         <w:pStyle w:val="Heading2"/>
@@ -9626,7 +10248,7 @@
         </w:numPr>
       </w:pPr>
       <w:r>
-        <w:t xml:space="preserve">\textbackslash begin\{code\} --- code block (verbatim,</w:t>
+        <w:t xml:space="preserve">\ begin{code} --- code block (verbatim,</w:t>
       </w:r>
       <w:r>
         <w:t xml:space="preserve"> </w:t>
@@ -9643,7 +10265,7 @@
         </w:numPr>
       </w:pPr>
       <w:r>
-        <w:t xml:space="preserve">\textbackslash begin\{code\}[bash] --- same, with a</w:t>
+        <w:t xml:space="preserve">\ begin{code}[bash] --- same, with a</w:t>
       </w:r>
       <w:r>
         <w:t xml:space="preserve"> </w:t>
@@ -9660,7 +10282,7 @@
         </w:numPr>
       </w:pPr>
       <w:r>
-        <w:t xml:space="preserve">\textbackslash inlinecode\{...\} --- inline monospace code</w:t>
+        <w:t xml:space="preserve">\ inlinecode\{…​\} --- inline monospace code</w:t>
       </w:r>
     </w:p>
     <w:p>
@@ -9801,8 +10423,26 @@
     <w:p>
       <w:pPr>
         <w:pStyle w:val="TableCaption"/>
-      </w:pPr>
-      <w:r>
+        <w:jc w:val="left"/>
+      </w:pPr>
+      <w:r>
+        <w:rPr>
+          <w:bCs/>
+          <w:b/>
+          <w:sz w:val="18"/>
+        </w:rPr>
+        <w:t xml:space="preserve">Table 8:</w:t>
+      </w:r>
+      <w:r>
+        <w:rPr>
+          <w:sz w:val="18"/>
+        </w:rPr>
+        <w:t xml:space="preserve"> </w:t>
+      </w:r>
+      <w:r>
+        <w:rPr>
+          <w:sz w:val="18"/>
+        </w:rPr>
         <w:t xml:space="preserve">Chapter 6 verification checklist.</w:t>
       </w:r>
     </w:p>
@@ -9810,9 +10450,17 @@
       <w:tblPr>
         <w:tblStyle w:val="Table"/>
         <w:tblW w:type="pct" w:w="5000"/>
+        <w:tblBorders>
+          <w:top w:val="single" w:sz="4" w:space="0" w:color="C7000B"/>
+          <w:left w:val="single" w:sz="4" w:space="0" w:color="C7000B"/>
+          <w:bottom w:val="single" w:sz="4" w:space="0" w:color="C7000B"/>
+          <w:right w:val="single" w:sz="4" w:space="0" w:color="C7000B"/>
+          <w:insideH w:val="single" w:sz="4" w:space="0" w:color="C7000B"/>
+          <w:insideV w:val="single" w:sz="4" w:space="0" w:color="C7000B"/>
+        </w:tblBorders>
         <w:tblLook w:firstRow="1" w:lastRow="0" w:firstColumn="0" w:lastColumn="0" w:noHBand="0" w:noVBand="0" w:val="0020"/>
         <w:jc w:val="start"/>
-        <w:tblCaption w:val="Chapter 6 verification checklist."/>
+        <w:tblCaption w:val="Table 8: Chapter 6 verification checklist."/>
       </w:tblPr>
       <w:tblGrid>
         <w:gridCol w:w="2639"/>
@@ -9824,37 +10472,55 @@
           <w:tblHeader w:val="true"/>
         </w:trPr>
         <w:tc>
-          <w:tcPr/>
+          <w:tcPr>
+            <w:shd w:val="clear" w:color="auto" w:fill="C7000B"/>
+          </w:tcPr>
           <w:p>
             <w:pPr>
               <w:pStyle w:val="Compact"/>
               <w:jc w:val="left"/>
             </w:pPr>
             <w:r>
+              <w:rPr>
+                <w:b/>
+                <w:color w:val="FFFFFF"/>
+              </w:rPr>
               <w:t xml:space="preserve">Step</w:t>
             </w:r>
           </w:p>
         </w:tc>
         <w:tc>
-          <w:tcPr/>
+          <w:tcPr>
+            <w:shd w:val="clear" w:color="auto" w:fill="C7000B"/>
+          </w:tcPr>
           <w:p>
             <w:pPr>
               <w:pStyle w:val="Compact"/>
               <w:jc w:val="left"/>
             </w:pPr>
             <w:r>
+              <w:rPr>
+                <w:b/>
+                <w:color w:val="FFFFFF"/>
+              </w:rPr>
               <w:t xml:space="preserve">What to check</w:t>
             </w:r>
           </w:p>
         </w:tc>
         <w:tc>
-          <w:tcPr/>
+          <w:tcPr>
+            <w:shd w:val="clear" w:color="auto" w:fill="C7000B"/>
+          </w:tcPr>
           <w:p>
             <w:pPr>
               <w:pStyle w:val="Compact"/>
               <w:jc w:val="left"/>
             </w:pPr>
             <w:r>
+              <w:rPr>
+                <w:b/>
+                <w:color w:val="FFFFFF"/>
+              </w:rPr>
               <w:t xml:space="preserve">Expected result</w:t>
             </w:r>
           </w:p>
@@ -9906,7 +10572,9 @@
       </w:tr>
       <w:tr>
         <w:tc>
-          <w:tcPr/>
+          <w:tcPr>
+            <w:shd w:val="clear" w:color="auto" w:fill="F6F8FA"/>
+          </w:tcPr>
           <w:p>
             <w:pPr>
               <w:jc w:val="left"/>
@@ -9917,7 +10585,9 @@
           </w:p>
         </w:tc>
         <w:tc>
-          <w:tcPr/>
+          <w:tcPr>
+            <w:shd w:val="clear" w:color="auto" w:fill="F6F8FA"/>
+          </w:tcPr>
           <w:p>
             <w:pPr>
               <w:jc w:val="left"/>
@@ -9928,7 +10598,9 @@
           </w:p>
         </w:tc>
         <w:tc>
-          <w:tcPr/>
+          <w:tcPr>
+            <w:shd w:val="clear" w:color="auto" w:fill="F6F8FA"/>
+          </w:tcPr>
           <w:p>
             <w:pPr>
               <w:jc w:val="left"/>
@@ -9985,7 +10657,9 @@
       </w:tr>
       <w:tr>
         <w:tc>
-          <w:tcPr/>
+          <w:tcPr>
+            <w:shd w:val="clear" w:color="auto" w:fill="F6F8FA"/>
+          </w:tcPr>
           <w:p>
             <w:pPr>
               <w:jc w:val="left"/>
@@ -9996,7 +10670,9 @@
           </w:p>
         </w:tc>
         <w:tc>
-          <w:tcPr/>
+          <w:tcPr>
+            <w:shd w:val="clear" w:color="auto" w:fill="F6F8FA"/>
+          </w:tcPr>
           <w:p>
             <w:pPr>
               <w:jc w:val="left"/>
@@ -10016,7 +10692,9 @@
           </w:p>
         </w:tc>
         <w:tc>
-          <w:tcPr/>
+          <w:tcPr>
+            <w:shd w:val="clear" w:color="auto" w:fill="F6F8FA"/>
+          </w:tcPr>
           <w:p>
             <w:pPr>
               <w:jc w:val="left"/>
@@ -10073,7 +10751,9 @@
       </w:tr>
       <w:tr>
         <w:tc>
-          <w:tcPr/>
+          <w:tcPr>
+            <w:shd w:val="clear" w:color="auto" w:fill="F6F8FA"/>
+          </w:tcPr>
           <w:p>
             <w:pPr>
               <w:jc w:val="left"/>
@@ -10084,7 +10764,9 @@
           </w:p>
         </w:tc>
         <w:tc>
-          <w:tcPr/>
+          <w:tcPr>
+            <w:shd w:val="clear" w:color="auto" w:fill="F6F8FA"/>
+          </w:tcPr>
           <w:p>
             <w:pPr>
               <w:jc w:val="left"/>
@@ -10098,7 +10780,9 @@
           </w:p>
         </w:tc>
         <w:tc>
-          <w:tcPr/>
+          <w:tcPr>
+            <w:shd w:val="clear" w:color="auto" w:fill="F6F8FA"/>
+          </w:tcPr>
           <w:p>
             <w:pPr>
               <w:jc w:val="left"/>
@@ -10110,9 +10794,9 @@
         </w:tc>
       </w:tr>
     </w:tbl>
-    <w:bookmarkEnd w:id="66"/>
-    <w:bookmarkEnd w:id="67"/>
-    <w:bookmarkStart w:id="73" w:name="X5eae638437df758d40b38b9fdfeef3906e30ea7"/>
+    <w:bookmarkEnd w:id="69"/>
+    <w:bookmarkEnd w:id="70"/>
+    <w:bookmarkStart w:id="76" w:name="X5eae638437df758d40b38b9fdfeef3906e30ea7"/>
     <w:p>
       <w:pPr>
         <w:pStyle w:val="Heading1"/>
@@ -10135,6 +10819,16 @@
         <w:pStyle w:val="FirstParagraph"/>
       </w:pPr>
       <w:r>
+        <w:rPr>
+          <w:bCs/>
+          <w:b/>
+        </w:rPr>
+        <w:t xml:space="preserve">General Objective:</w:t>
+      </w:r>
+      <w:r>
+        <w:t xml:space="preserve"> </w:t>
+      </w:r>
+      <w:r>
         <w:t xml:space="preserve">Update, uninstall, or clean up the software and cloud</w:t>
       </w:r>
       <w:r>
@@ -10144,7 +10838,7 @@
         <w:t xml:space="preserve">resources created in this guide. All operations in this chapter are optional.</w:t>
       </w:r>
     </w:p>
-    <w:bookmarkStart w:id="68" w:name="Xe6a2781aa6a956c361e9ce35cecad9db8fa3e1e"/>
+    <w:bookmarkStart w:id="71" w:name="Xe6a2781aa6a956c361e9ce35cecad9db8fa3e1e"/>
     <w:p>
       <w:pPr>
         <w:pStyle w:val="Heading2"/>
@@ -10302,8 +10996,8 @@
         <w:t xml:space="preserve">./scripts/update.sh</w:t>
       </w:r>
     </w:p>
-    <w:bookmarkEnd w:id="68"/>
-    <w:bookmarkStart w:id="69" w:name="Xeadd884aa3c39b7ca9f2493c6830a2eeb2f1d73"/>
+    <w:bookmarkEnd w:id="71"/>
+    <w:bookmarkStart w:id="72" w:name="Xeadd884aa3c39b7ca9f2493c6830a2eeb2f1d73"/>
     <w:p>
       <w:pPr>
         <w:pStyle w:val="Heading2"/>
@@ -10441,8 +11135,8 @@
         <w:t xml:space="preserve">templates, commands, or modules are installed automatically.</w:t>
       </w:r>
     </w:p>
-    <w:bookmarkEnd w:id="69"/>
-    <w:bookmarkStart w:id="70" w:name="X7d117f62d36b06d53cb1e139f6dc6c42b07d3bf"/>
+    <w:bookmarkEnd w:id="72"/>
+    <w:bookmarkStart w:id="73" w:name="X7d117f62d36b06d53cb1e139f6dc6c42b07d3bf"/>
     <w:p>
       <w:pPr>
         <w:pStyle w:val="Heading2"/>
@@ -10657,8 +11351,8 @@
         <w:t xml:space="preserve"># remove Docker stack only</w:t>
       </w:r>
     </w:p>
-    <w:bookmarkEnd w:id="70"/>
-    <w:bookmarkStart w:id="71" w:name="Xc74eff7ba3c37fd4052f94d5a1fbe9e0bd31803"/>
+    <w:bookmarkEnd w:id="73"/>
+    <w:bookmarkStart w:id="74" w:name="Xc74eff7ba3c37fd4052f94d5a1fbe9e0bd31803"/>
     <w:p>
       <w:pPr>
         <w:pStyle w:val="Heading2"/>
@@ -11009,8 +11703,8 @@
         <w:t xml:space="preserve">if you are decommissioning the instance.</w:t>
       </w:r>
     </w:p>
-    <w:bookmarkEnd w:id="71"/>
-    <w:bookmarkStart w:id="72" w:name="X9d1bc6650ec390cf69c514e8d2c0f7d2f7c4be0"/>
+    <w:bookmarkEnd w:id="74"/>
+    <w:bookmarkStart w:id="75" w:name="X9d1bc6650ec390cf69c514e8d2c0f7d2f7c4be0"/>
     <w:p>
       <w:pPr>
         <w:pStyle w:val="Heading2"/>
@@ -11261,8 +11955,26 @@
     <w:p>
       <w:pPr>
         <w:pStyle w:val="TableCaption"/>
-      </w:pPr>
-      <w:r>
+        <w:jc w:val="left"/>
+      </w:pPr>
+      <w:r>
+        <w:rPr>
+          <w:bCs/>
+          <w:b/>
+          <w:sz w:val="18"/>
+        </w:rPr>
+        <w:t xml:space="preserve">Table 9:</w:t>
+      </w:r>
+      <w:r>
+        <w:rPr>
+          <w:sz w:val="18"/>
+        </w:rPr>
+        <w:t xml:space="preserve"> </w:t>
+      </w:r>
+      <w:r>
+        <w:rPr>
+          <w:sz w:val="18"/>
+        </w:rPr>
         <w:t xml:space="preserve">Chapter 7 verification checklist.</w:t>
       </w:r>
     </w:p>
@@ -11270,9 +11982,17 @@
       <w:tblPr>
         <w:tblStyle w:val="Table"/>
         <w:tblW w:type="pct" w:w="5000"/>
+        <w:tblBorders>
+          <w:top w:val="single" w:sz="4" w:space="0" w:color="C7000B"/>
+          <w:left w:val="single" w:sz="4" w:space="0" w:color="C7000B"/>
+          <w:bottom w:val="single" w:sz="4" w:space="0" w:color="C7000B"/>
+          <w:right w:val="single" w:sz="4" w:space="0" w:color="C7000B"/>
+          <w:insideH w:val="single" w:sz="4" w:space="0" w:color="C7000B"/>
+          <w:insideV w:val="single" w:sz="4" w:space="0" w:color="C7000B"/>
+        </w:tblBorders>
         <w:tblLook w:firstRow="1" w:lastRow="0" w:firstColumn="0" w:lastColumn="0" w:noHBand="0" w:noVBand="0" w:val="0020"/>
         <w:jc w:val="start"/>
-        <w:tblCaption w:val="Chapter 7 verification checklist."/>
+        <w:tblCaption w:val="Table 9: Chapter 7 verification checklist."/>
       </w:tblPr>
       <w:tblGrid>
         <w:gridCol w:w="2639"/>
@@ -11284,37 +12004,55 @@
           <w:tblHeader w:val="true"/>
         </w:trPr>
         <w:tc>
-          <w:tcPr/>
+          <w:tcPr>
+            <w:shd w:val="clear" w:color="auto" w:fill="C7000B"/>
+          </w:tcPr>
           <w:p>
             <w:pPr>
               <w:pStyle w:val="Compact"/>
               <w:jc w:val="left"/>
             </w:pPr>
             <w:r>
+              <w:rPr>
+                <w:b/>
+                <w:color w:val="FFFFFF"/>
+              </w:rPr>
               <w:t xml:space="preserve">Step</w:t>
             </w:r>
           </w:p>
         </w:tc>
         <w:tc>
-          <w:tcPr/>
+          <w:tcPr>
+            <w:shd w:val="clear" w:color="auto" w:fill="C7000B"/>
+          </w:tcPr>
           <w:p>
             <w:pPr>
               <w:pStyle w:val="Compact"/>
               <w:jc w:val="left"/>
             </w:pPr>
             <w:r>
+              <w:rPr>
+                <w:b/>
+                <w:color w:val="FFFFFF"/>
+              </w:rPr>
               <w:t xml:space="preserve">What to check</w:t>
             </w:r>
           </w:p>
         </w:tc>
         <w:tc>
-          <w:tcPr/>
+          <w:tcPr>
+            <w:shd w:val="clear" w:color="auto" w:fill="C7000B"/>
+          </w:tcPr>
           <w:p>
             <w:pPr>
               <w:pStyle w:val="Compact"/>
               <w:jc w:val="left"/>
             </w:pPr>
             <w:r>
+              <w:rPr>
+                <w:b/>
+                <w:color w:val="FFFFFF"/>
+              </w:rPr>
               <w:t xml:space="preserve">Expected result</w:t>
             </w:r>
           </w:p>
@@ -11357,7 +12095,9 @@
       </w:tr>
       <w:tr>
         <w:tc>
-          <w:tcPr/>
+          <w:tcPr>
+            <w:shd w:val="clear" w:color="auto" w:fill="F6F8FA"/>
+          </w:tcPr>
           <w:p>
             <w:pPr>
               <w:jc w:val="left"/>
@@ -11368,7 +12108,9 @@
           </w:p>
         </w:tc>
         <w:tc>
-          <w:tcPr/>
+          <w:tcPr>
+            <w:shd w:val="clear" w:color="auto" w:fill="F6F8FA"/>
+          </w:tcPr>
           <w:p>
             <w:pPr>
               <w:jc w:val="left"/>
@@ -11382,7 +12124,9 @@
           </w:p>
         </w:tc>
         <w:tc>
-          <w:tcPr/>
+          <w:tcPr>
+            <w:shd w:val="clear" w:color="auto" w:fill="F6F8FA"/>
+          </w:tcPr>
           <w:p>
             <w:pPr>
               <w:jc w:val="left"/>
@@ -11433,7 +12177,9 @@
       </w:tr>
       <w:tr>
         <w:tc>
-          <w:tcPr/>
+          <w:tcPr>
+            <w:shd w:val="clear" w:color="auto" w:fill="F6F8FA"/>
+          </w:tcPr>
           <w:p>
             <w:pPr>
               <w:jc w:val="left"/>
@@ -11444,7 +12190,9 @@
           </w:p>
         </w:tc>
         <w:tc>
-          <w:tcPr/>
+          <w:tcPr>
+            <w:shd w:val="clear" w:color="auto" w:fill="F6F8FA"/>
+          </w:tcPr>
           <w:p>
             <w:pPr>
               <w:jc w:val="left"/>
@@ -11458,7 +12206,9 @@
           </w:p>
         </w:tc>
         <w:tc>
-          <w:tcPr/>
+          <w:tcPr>
+            <w:shd w:val="clear" w:color="auto" w:fill="F6F8FA"/>
+          </w:tcPr>
           <w:p>
             <w:pPr>
               <w:jc w:val="left"/>
@@ -11515,7 +12265,9 @@
       </w:tr>
       <w:tr>
         <w:tc>
-          <w:tcPr/>
+          <w:tcPr>
+            <w:shd w:val="clear" w:color="auto" w:fill="F6F8FA"/>
+          </w:tcPr>
           <w:p>
             <w:pPr>
               <w:jc w:val="left"/>
@@ -11526,7 +12278,9 @@
           </w:p>
         </w:tc>
         <w:tc>
-          <w:tcPr/>
+          <w:tcPr>
+            <w:shd w:val="clear" w:color="auto" w:fill="F6F8FA"/>
+          </w:tcPr>
           <w:p>
             <w:pPr>
               <w:jc w:val="left"/>
@@ -11537,7 +12291,9 @@
           </w:p>
         </w:tc>
         <w:tc>
-          <w:tcPr/>
+          <w:tcPr>
+            <w:shd w:val="clear" w:color="auto" w:fill="F6F8FA"/>
+          </w:tcPr>
           <w:p>
             <w:pPr>
               <w:jc w:val="left"/>
@@ -11594,7 +12350,9 @@
       </w:tr>
       <w:tr>
         <w:tc>
-          <w:tcPr/>
+          <w:tcPr>
+            <w:shd w:val="clear" w:color="auto" w:fill="F6F8FA"/>
+          </w:tcPr>
           <w:p>
             <w:pPr>
               <w:jc w:val="left"/>
@@ -11605,7 +12363,9 @@
           </w:p>
         </w:tc>
         <w:tc>
-          <w:tcPr/>
+          <w:tcPr>
+            <w:shd w:val="clear" w:color="auto" w:fill="F6F8FA"/>
+          </w:tcPr>
           <w:p>
             <w:pPr>
               <w:jc w:val="left"/>
@@ -11616,7 +12376,9 @@
           </w:p>
         </w:tc>
         <w:tc>
-          <w:tcPr/>
+          <w:tcPr>
+            <w:shd w:val="clear" w:color="auto" w:fill="F6F8FA"/>
+          </w:tcPr>
           <w:p>
             <w:pPr>
               <w:jc w:val="left"/>
@@ -11672,9 +12434,9 @@
         <w:t xml:space="preserve">in your coding agent.</w:t>
       </w:r>
     </w:p>
-    <w:bookmarkEnd w:id="72"/>
-    <w:bookmarkEnd w:id="73"/>
-    <w:bookmarkStart w:id="74" w:name="Xd47ce6c15339e7c1b7ab2427b87eae5768c2a44"/>
+    <w:bookmarkEnd w:id="75"/>
+    <w:bookmarkEnd w:id="76"/>
+    <w:bookmarkStart w:id="77" w:name="Xd47ce6c15339e7c1b7ab2427b87eae5768c2a44"/>
     <w:p>
       <w:pPr>
         <w:pStyle w:val="Heading1"/>
@@ -11710,6 +12472,14 @@
       <w:tblPr>
         <w:tblStyle w:val="Table"/>
         <w:tblW w:type="pct" w:w="5000"/>
+        <w:tblBorders>
+          <w:top w:val="single" w:sz="4" w:space="0" w:color="C7000B"/>
+          <w:left w:val="single" w:sz="4" w:space="0" w:color="C7000B"/>
+          <w:bottom w:val="single" w:sz="4" w:space="0" w:color="C7000B"/>
+          <w:right w:val="single" w:sz="4" w:space="0" w:color="C7000B"/>
+          <w:insideH w:val="single" w:sz="4" w:space="0" w:color="C7000B"/>
+          <w:insideV w:val="single" w:sz="4" w:space="0" w:color="C7000B"/>
+        </w:tblBorders>
         <w:tblLook w:firstRow="1" w:lastRow="0" w:firstColumn="0" w:lastColumn="0" w:noHBand="0" w:noVBand="0" w:val="0020"/>
         <w:jc w:val="start"/>
       </w:tblPr>
@@ -11724,49 +12494,73 @@
           <w:tblHeader w:val="true"/>
         </w:trPr>
         <w:tc>
-          <w:tcPr/>
+          <w:tcPr>
+            <w:shd w:val="clear" w:color="auto" w:fill="C7000B"/>
+          </w:tcPr>
           <w:p>
             <w:pPr>
               <w:pStyle w:val="Compact"/>
               <w:jc w:val="left"/>
             </w:pPr>
             <w:r>
+              <w:rPr>
+                <w:b/>
+                <w:color w:val="FFFFFF"/>
+              </w:rPr>
               <w:t xml:space="preserve">Color</w:t>
             </w:r>
           </w:p>
         </w:tc>
         <w:tc>
-          <w:tcPr/>
+          <w:tcPr>
+            <w:shd w:val="clear" w:color="auto" w:fill="C7000B"/>
+          </w:tcPr>
           <w:p>
             <w:pPr>
               <w:pStyle w:val="Compact"/>
               <w:jc w:val="left"/>
             </w:pPr>
             <w:r>
+              <w:rPr>
+                <w:b/>
+                <w:color w:val="FFFFFF"/>
+              </w:rPr>
               <w:t xml:space="preserve">HEX</w:t>
             </w:r>
           </w:p>
         </w:tc>
         <w:tc>
-          <w:tcPr/>
+          <w:tcPr>
+            <w:shd w:val="clear" w:color="auto" w:fill="C7000B"/>
+          </w:tcPr>
           <w:p>
             <w:pPr>
               <w:pStyle w:val="Compact"/>
               <w:jc w:val="left"/>
             </w:pPr>
             <w:r>
+              <w:rPr>
+                <w:b/>
+                <w:color w:val="FFFFFF"/>
+              </w:rPr>
               <w:t xml:space="preserve">Pantone</w:t>
             </w:r>
           </w:p>
         </w:tc>
         <w:tc>
-          <w:tcPr/>
+          <w:tcPr>
+            <w:shd w:val="clear" w:color="auto" w:fill="C7000B"/>
+          </w:tcPr>
           <w:p>
             <w:pPr>
               <w:pStyle w:val="Compact"/>
               <w:jc w:val="left"/>
             </w:pPr>
             <w:r>
+              <w:rPr>
+                <w:b/>
+                <w:color w:val="FFFFFF"/>
+              </w:rPr>
               <w:t xml:space="preserve">Sample</w:t>
             </w:r>
           </w:p>
@@ -11816,14 +12610,16 @@
               <w:jc w:val="left"/>
             </w:pPr>
             <w:r>
-              <w:t xml:space="preserve">\textcolor{rosered}{\rule{2cm}{4pt}}</w:t>
+              <w:t xml:space="preserve">■</w:t>
             </w:r>
           </w:p>
         </w:tc>
       </w:tr>
       <w:tr>
         <w:tc>
-          <w:tcPr/>
+          <w:tcPr>
+            <w:shd w:val="clear" w:color="auto" w:fill="F6F8FA"/>
+          </w:tcPr>
           <w:p>
             <w:pPr>
               <w:jc w:val="left"/>
@@ -11834,7 +12630,9 @@
           </w:p>
         </w:tc>
         <w:tc>
-          <w:tcPr/>
+          <w:tcPr>
+            <w:shd w:val="clear" w:color="auto" w:fill="F6F8FA"/>
+          </w:tcPr>
           <w:p>
             <w:pPr>
               <w:jc w:val="left"/>
@@ -11848,7 +12646,9 @@
           </w:p>
         </w:tc>
         <w:tc>
-          <w:tcPr/>
+          <w:tcPr>
+            <w:shd w:val="clear" w:color="auto" w:fill="F6F8FA"/>
+          </w:tcPr>
           <w:p>
             <w:pPr>
               <w:jc w:val="left"/>
@@ -11859,13 +12659,15 @@
           </w:p>
         </w:tc>
         <w:tc>
-          <w:tcPr/>
-          <w:p>
-            <w:pPr>
-              <w:jc w:val="left"/>
-            </w:pPr>
-            <w:r>
-              <w:t xml:space="preserve">\textcolor{darkred}{\rule{2cm}{4pt}}</w:t>
+          <w:tcPr>
+            <w:shd w:val="clear" w:color="auto" w:fill="F6F8FA"/>
+          </w:tcPr>
+          <w:p>
+            <w:pPr>
+              <w:jc w:val="left"/>
+            </w:pPr>
+            <w:r>
+              <w:t xml:space="preserve">■</w:t>
             </w:r>
           </w:p>
         </w:tc>
@@ -11914,14 +12716,16 @@
               <w:jc w:val="left"/>
             </w:pPr>
             <w:r>
-              <w:t xml:space="preserve">\textcolor{huaweiorange}{\rule{2cm}{4pt}}</w:t>
+              <w:t xml:space="preserve">■</w:t>
             </w:r>
           </w:p>
         </w:tc>
       </w:tr>
       <w:tr>
         <w:tc>
-          <w:tcPr/>
+          <w:tcPr>
+            <w:shd w:val="clear" w:color="auto" w:fill="F6F8FA"/>
+          </w:tcPr>
           <w:p>
             <w:pPr>
               <w:jc w:val="left"/>
@@ -11932,7 +12736,9 @@
           </w:p>
         </w:tc>
         <w:tc>
-          <w:tcPr/>
+          <w:tcPr>
+            <w:shd w:val="clear" w:color="auto" w:fill="F6F8FA"/>
+          </w:tcPr>
           <w:p>
             <w:pPr>
               <w:jc w:val="left"/>
@@ -11946,7 +12752,9 @@
           </w:p>
         </w:tc>
         <w:tc>
-          <w:tcPr/>
+          <w:tcPr>
+            <w:shd w:val="clear" w:color="auto" w:fill="F6F8FA"/>
+          </w:tcPr>
           <w:p>
             <w:pPr>
               <w:jc w:val="left"/>
@@ -11957,13 +12765,15 @@
           </w:p>
         </w:tc>
         <w:tc>
-          <w:tcPr/>
-          <w:p>
-            <w:pPr>
-              <w:jc w:val="left"/>
-            </w:pPr>
-            <w:r>
-              <w:t xml:space="preserve">\textcolor{huaweiyellow}{\rule{2cm}{4pt}}</w:t>
+          <w:tcPr>
+            <w:shd w:val="clear" w:color="auto" w:fill="F6F8FA"/>
+          </w:tcPr>
+          <w:p>
+            <w:pPr>
+              <w:jc w:val="left"/>
+            </w:pPr>
+            <w:r>
+              <w:t xml:space="preserve">■</w:t>
             </w:r>
           </w:p>
         </w:tc>
@@ -12012,14 +12822,16 @@
               <w:jc w:val="left"/>
             </w:pPr>
             <w:r>
-              <w:t xml:space="preserve">\textcolor{huaweigreen}{\rule{2cm}{4pt}}</w:t>
+              <w:t xml:space="preserve">■</w:t>
             </w:r>
           </w:p>
         </w:tc>
       </w:tr>
       <w:tr>
         <w:tc>
-          <w:tcPr/>
+          <w:tcPr>
+            <w:shd w:val="clear" w:color="auto" w:fill="F6F8FA"/>
+          </w:tcPr>
           <w:p>
             <w:pPr>
               <w:jc w:val="left"/>
@@ -12030,7 +12842,9 @@
           </w:p>
         </w:tc>
         <w:tc>
-          <w:tcPr/>
+          <w:tcPr>
+            <w:shd w:val="clear" w:color="auto" w:fill="F6F8FA"/>
+          </w:tcPr>
           <w:p>
             <w:pPr>
               <w:jc w:val="left"/>
@@ -12044,7 +12858,9 @@
           </w:p>
         </w:tc>
         <w:tc>
-          <w:tcPr/>
+          <w:tcPr>
+            <w:shd w:val="clear" w:color="auto" w:fill="F6F8FA"/>
+          </w:tcPr>
           <w:p>
             <w:pPr>
               <w:jc w:val="left"/>
@@ -12055,13 +12871,15 @@
           </w:p>
         </w:tc>
         <w:tc>
-          <w:tcPr/>
-          <w:p>
-            <w:pPr>
-              <w:jc w:val="left"/>
-            </w:pPr>
-            <w:r>
-              <w:t xml:space="preserve">\textcolor{huaweiblue}{\rule{2cm}{4pt}}</w:t>
+          <w:tcPr>
+            <w:shd w:val="clear" w:color="auto" w:fill="F6F8FA"/>
+          </w:tcPr>
+          <w:p>
+            <w:pPr>
+              <w:jc w:val="left"/>
+            </w:pPr>
+            <w:r>
+              <w:t xml:space="preserve">■</w:t>
             </w:r>
           </w:p>
         </w:tc>
@@ -12085,6 +12903,14 @@
       <w:tblPr>
         <w:tblStyle w:val="Table"/>
         <w:tblW w:type="pct" w:w="5000"/>
+        <w:tblBorders>
+          <w:top w:val="single" w:sz="4" w:space="0" w:color="C7000B"/>
+          <w:left w:val="single" w:sz="4" w:space="0" w:color="C7000B"/>
+          <w:bottom w:val="single" w:sz="4" w:space="0" w:color="C7000B"/>
+          <w:right w:val="single" w:sz="4" w:space="0" w:color="C7000B"/>
+          <w:insideH w:val="single" w:sz="4" w:space="0" w:color="C7000B"/>
+          <w:insideV w:val="single" w:sz="4" w:space="0" w:color="C7000B"/>
+        </w:tblBorders>
         <w:tblLook w:firstRow="1" w:lastRow="0" w:firstColumn="0" w:lastColumn="0" w:noHBand="0" w:noVBand="0" w:val="0020"/>
         <w:jc w:val="start"/>
       </w:tblPr>
@@ -12098,37 +12924,55 @@
           <w:tblHeader w:val="true"/>
         </w:trPr>
         <w:tc>
-          <w:tcPr/>
+          <w:tcPr>
+            <w:shd w:val="clear" w:color="auto" w:fill="C7000B"/>
+          </w:tcPr>
           <w:p>
             <w:pPr>
               <w:pStyle w:val="Compact"/>
               <w:jc w:val="left"/>
             </w:pPr>
             <w:r>
+              <w:rPr>
+                <w:b/>
+                <w:color w:val="FFFFFF"/>
+              </w:rPr>
               <w:t xml:space="preserve">Color</w:t>
             </w:r>
           </w:p>
         </w:tc>
         <w:tc>
-          <w:tcPr/>
+          <w:tcPr>
+            <w:shd w:val="clear" w:color="auto" w:fill="C7000B"/>
+          </w:tcPr>
           <w:p>
             <w:pPr>
               <w:pStyle w:val="Compact"/>
               <w:jc w:val="left"/>
             </w:pPr>
             <w:r>
+              <w:rPr>
+                <w:b/>
+                <w:color w:val="FFFFFF"/>
+              </w:rPr>
               <w:t xml:space="preserve">HEX</w:t>
             </w:r>
           </w:p>
         </w:tc>
         <w:tc>
-          <w:tcPr/>
+          <w:tcPr>
+            <w:shd w:val="clear" w:color="auto" w:fill="C7000B"/>
+          </w:tcPr>
           <w:p>
             <w:pPr>
               <w:pStyle w:val="Compact"/>
               <w:jc w:val="left"/>
             </w:pPr>
             <w:r>
+              <w:rPr>
+                <w:b/>
+                <w:color w:val="FFFFFF"/>
+              </w:rPr>
               <w:t xml:space="preserve">Brightness</w:t>
             </w:r>
           </w:p>
@@ -12174,7 +13018,9 @@
       </w:tr>
       <w:tr>
         <w:tc>
-          <w:tcPr/>
+          <w:tcPr>
+            <w:shd w:val="clear" w:color="auto" w:fill="F6F8FA"/>
+          </w:tcPr>
           <w:p>
             <w:pPr>
               <w:jc w:val="left"/>
@@ -12185,7 +13031,9 @@
           </w:p>
         </w:tc>
         <w:tc>
-          <w:tcPr/>
+          <w:tcPr>
+            <w:shd w:val="clear" w:color="auto" w:fill="F6F8FA"/>
+          </w:tcPr>
           <w:p>
             <w:pPr>
               <w:jc w:val="left"/>
@@ -12199,7 +13047,9 @@
           </w:p>
         </w:tc>
         <w:tc>
-          <w:tcPr/>
+          <w:tcPr>
+            <w:shd w:val="clear" w:color="auto" w:fill="F6F8FA"/>
+          </w:tcPr>
           <w:p>
             <w:pPr>
               <w:jc w:val="left"/>
@@ -12250,7 +13100,9 @@
       </w:tr>
       <w:tr>
         <w:tc>
-          <w:tcPr/>
+          <w:tcPr>
+            <w:shd w:val="clear" w:color="auto" w:fill="F6F8FA"/>
+          </w:tcPr>
           <w:p>
             <w:pPr>
               <w:jc w:val="left"/>
@@ -12261,7 +13113,9 @@
           </w:p>
         </w:tc>
         <w:tc>
-          <w:tcPr/>
+          <w:tcPr>
+            <w:shd w:val="clear" w:color="auto" w:fill="F6F8FA"/>
+          </w:tcPr>
           <w:p>
             <w:pPr>
               <w:jc w:val="left"/>
@@ -12275,7 +13129,9 @@
           </w:p>
         </w:tc>
         <w:tc>
-          <w:tcPr/>
+          <w:tcPr>
+            <w:shd w:val="clear" w:color="auto" w:fill="F6F8FA"/>
+          </w:tcPr>
           <w:p>
             <w:pPr>
               <w:jc w:val="left"/>
@@ -12326,7 +13182,9 @@
       </w:tr>
       <w:tr>
         <w:tc>
-          <w:tcPr/>
+          <w:tcPr>
+            <w:shd w:val="clear" w:color="auto" w:fill="F6F8FA"/>
+          </w:tcPr>
           <w:p>
             <w:pPr>
               <w:jc w:val="left"/>
@@ -12337,7 +13195,9 @@
           </w:p>
         </w:tc>
         <w:tc>
-          <w:tcPr/>
+          <w:tcPr>
+            <w:shd w:val="clear" w:color="auto" w:fill="F6F8FA"/>
+          </w:tcPr>
           <w:p>
             <w:pPr>
               <w:jc w:val="left"/>
@@ -12351,7 +13211,9 @@
           </w:p>
         </w:tc>
         <w:tc>
-          <w:tcPr/>
+          <w:tcPr>
+            <w:shd w:val="clear" w:color="auto" w:fill="F6F8FA"/>
+          </w:tcPr>
           <w:p>
             <w:pPr>
               <w:jc w:val="left"/>
@@ -12363,903 +13225,3451 @@
         </w:tc>
       </w:tr>
     </w:tbl>
-    <w:p>
-      <w:pPr>
-        <w:pStyle w:val="BodyText"/>
-      </w:pPr>
-      <w:r>
-        <w:t xml:space="preserve">\begin{changelog}</w:t>
-      </w:r>
-      <w:r>
-        <w:t xml:space="preserve"> </w:t>
-      </w:r>
-      <w:r>
-        <w:t xml:space="preserve">\changelogentry{6.4.0}{2026-09-20}{\item Fixed changelog dates — replaced \inlinecode{\textbackslash today} with historical release dates. Eliminated zero-width-space missing-glyph warnings from typographic substitutions.}</w:t>
-      </w:r>
-      <w:r>
-        <w:t xml:space="preserve"> </w:t>
-      </w:r>
-      <w:r>
-        <w:t xml:space="preserve">\changelogentry{5.1.1}{2026-09-14}{\item Synced callout colors in DOCX/HTML/MD output to match brand palette. Added color palette demo.}</w:t>
-      </w:r>
-      <w:r>
-        <w:t xml:space="preserve"> </w:t>
-      </w:r>
-      <w:r>
-        <w:t xml:space="preserve">\changelogentry{5.1.0}{2026-09-14}{\item Adopted brand guidelines auxiliary color palette and monochrome scale. Aligned callout colors to brand specifications.}</w:t>
-      </w:r>
-      <w:r>
-        <w:t xml:space="preserve"> </w:t>
-      </w:r>
-      <w:r>
-        <w:t xml:space="preserve">\changelogentry{5.0.3}{2026-09-14}{\item Removed non-standard \inlinecode{\textbackslash badge} tags from testcases for consistency.}</w:t>
-      </w:r>
-      <w:r>
-        <w:t xml:space="preserve"> </w:t>
-      </w:r>
-      <w:r>
-        <w:t xml:space="preserve">\changelogentry{5.0.2}{2026-09-14}{\item Long commands in test steps now render as code blocks instead of inline code.}</w:t>
-      </w:r>
-      <w:r>
-        <w:t xml:space="preserve"> </w:t>
-      </w:r>
-      <w:r>
-        <w:t xml:space="preserve">\changelogentry{5.0.1}{2026-09-14}{\item Testcase caption centered above the block.}</w:t>
-      </w:r>
-      <w:r>
-        <w:t xml:space="preserve"> </w:t>
-      </w:r>
-      <w:r>
-        <w:t xml:space="preserve">\changelogentry{5.0.0}{2026-09-14}{\item Major refactoring: extracted shared modules (huawei-titles, huawei-toc, huawei-cover), renamed \inlinecode{\textbackslash lg@guidetitle} to \inlinecode{\textbackslash lg@doctitle}, unified title API with \inlinecode{\textbackslash setdoctitle}, decomposed \inlinecode{docx\_fix.py} (680$\to$84 lines), added testbook unit tests, fixed build system error handling.}</w:t>
-      </w:r>
-      <w:r>
-        <w:t xml:space="preserve"> </w:t>
-      </w:r>
-      <w:r>
-        <w:t xml:space="preserve">\changelogentry{4.7.0}{2026-09-14}{\item Testcase headings now formatted as captions (like figures/tables): bold ``Testcase N:'' followed by description. Changed label from ``Test Case'' to ``Testcase''.}</w:t>
-      </w:r>
-      <w:r>
-        <w:t xml:space="preserve"> </w:t>
-      </w:r>
-      <w:r>
-        <w:t xml:space="preserve">\changelogentry{4.6.0}{2026-09-13}{\item Section restructure: Introduction, Test Cases (with category subsections), Conclusion. Testcases auto-numbered like figures/tables. Changed testcase from subsection to subsubsection.}</w:t>
-      </w:r>
-      <w:r>
-        <w:t xml:space="preserve"> </w:t>
-      </w:r>
-      <w:r>
-        <w:t xml:space="preserve">\changelogentry{4.5.0}{2026-09-13}{\item Unified field APIs: \inlinecode{testprerequisites} and \inlinecode{testexpected} changed from commands to environments, matching \inlinecode{testprocedure}. All three now use \inlinecode{\textbackslash teststep} for auto-numbered items with red bold numbers. Uniform code, same visual style.}</w:t>
-      </w:r>
-      <w:r>
-        <w:t xml:space="preserve"> </w:t>
-      </w:r>
-      <w:r>
-        <w:t xml:space="preserve">\changelogentry{4.4.0}{2026-09-13}{\item Code review fixes: removed dead labels, badge now uses Huawei brand colors (tipbg/tipfg, huaweired, warningbg/warningfg), Lua filter preserves formatting in DOCX/MD/HTML via parse\_latex\_blocks, testprocedure handler preserves non-step content (images, code, callouts).}</w:t>
-      </w:r>
-      <w:r>
-        <w:t xml:space="preserve"> </w:t>
-      </w:r>
-      <w:r>
-        <w:t xml:space="preserve">\changelogentry{4.3.0}{2026-09-13}{\item Added \inlinecode{testlist} environment for numbered lists with red bold numbers in testcase fields. Fixed alignment: zeroed \inlinecode{\textbackslash parindent} inside testcase, indented procedure step numbering to align with \inlinecode{testlist} items.}</w:t>
-      </w:r>
-      <w:r>
-        <w:t xml:space="preserve"> </w:t>
-      </w:r>
-      <w:r>
-        <w:t xml:space="preserve">\changelogentry{4.2.0}{2026-09-13}{\item Changed teststeps from tabular table to auto-numbered paragraphs. \inlinecode{\textbackslash teststep} now takes 1 arg (action only, numbering automatic). Removed \inlinecode{teststeps} environment. Images, code blocks, and callouts can be placed freely between steps inside \inlinecode{testprocedure}.}</w:t>
-      </w:r>
-      <w:r>
-        <w:t xml:space="preserve"> </w:t>
-      </w:r>
-      <w:r>
-        <w:t xml:space="preserve">\changelogentry{4.1.0}{2026-09-13}{\item Testcase field redesign: full-width red mini header bars for each field. Changed \inlinecode{testprocedure} from command to environment wrapping 2-column teststeps (Step | Action). Reordered fields: Test Result before Remarks. Updated Lua filter and round-trip test for grid table counting.}</w:t>
-      </w:r>
-      <w:r>
-        <w:t xml:space="preserve"> </w:t>
-      </w:r>
-      <w:r>
-        <w:t xml:space="preserve">\changelogentry{4.0.0}{2026-09-13}{\item Redesigned testbook \inlinecode{testcase} environment: replaced 2-column tabular with breakable tcolorbox (red left-rule, stacked paragraph fields). Images, code blocks, callouts, and nested tables now render correctly and break across pages. Added \inlinecode{longhutable} environment for page-breaking tables. Updated Lua filter to produce definition lists for DOCX/MD/HTML.}</w:t>
-      </w:r>
-      <w:r>
-        <w:t xml:space="preserve"> </w:t>
-      </w:r>
-      <w:r>
-        <w:t xml:space="preserve">\changelogentry{3.9.0}{2026-09-13}{\item Added testsummary environment, teststeps environment, and \inlinecode{\textbackslash testresultbadge} command to testbook template. Fixed testcase layout (full-width tabular with proper text alignment).}</w:t>
-      </w:r>
-      <w:r>
-        <w:t xml:space="preserve"> </w:t>
-      </w:r>
-      <w:r>
-        <w:t xml:space="preserve">\changelogentry{3.8.1}{2026-09-13}{\item End-to-end quality review: fixed testbook PDF metadata title, removed stray user DOCX from template dir, fixed round-trip.sh variable typo, updated stale references in AGENTS.md and README.md, committed testbook sample PDFs, set TZ for pandoc cover time consistency, widened pandoc version range.}</w:t>
-      </w:r>
-      <w:r>
-        <w:t xml:space="preserve"> </w:t>
-      </w:r>
-      <w:r>
-        <w:t xml:space="preserve">\changelogentry{3.8.0}{2026-09-13}{\item Removed Tips and Tricks chapter (tmux configuration) — required VS Code-specific keybindings that don't generalize across terminal setups.}</w:t>
-      </w:r>
-      <w:r>
-        <w:t xml:space="preserve"> </w:t>
-      </w:r>
-      <w:r>
-        <w:t xml:space="preserve">\changelogentry{3.7.0}{2026-09-12}{\item Added \inlinecode{testbook} template for POC/acceptance test case documents with \inlinecode{testcase} environment and \inlinecode{[noanswers]} option.}</w:t>
-      </w:r>
-      <w:r>
-        <w:t xml:space="preserve"> </w:t>
-      </w:r>
-      <w:r>
-        <w:t xml:space="preserve">\changelogentry{3.6.0}{2026-09-11}{\item Added \inlinecode{\textbackslash setdocauthors} command and \inlinecode{[noauthors]} class option to both templates. Authors are displayed on the cover page (optional --- hidden if not set or if \inlinecode{[noauthors]} is passed). Demonstrated in all 4 samples.}</w:t>
-      </w:r>
-      <w:r>
-        <w:t xml:space="preserve"> </w:t>
-      </w:r>
-      <w:r>
-        <w:t xml:space="preserve">\changelogentry{3.5.0}{2026-09-11}{\item Reorganized project structure: moved \inlinecode{build.sh}, \inlinecode{install.sh}, and \inlinecode{uninstall.sh} from repo root to \inlinecode{scripts/} directory. Updated all references in Makefile, README, AGENTS.md, SKILL.md, and setup guide. One-liner URLs now use \inlinecode{main/scripts/install.sh}.}</w:t>
-      </w:r>
-      <w:r>
-        <w:t xml:space="preserve"> </w:t>
-      </w:r>
-      <w:r>
-        <w:t xml:space="preserve">\changelogentry{3.4.0}{2026-09-11}{\item \inlinecode{install.sh}: opencode skills and VS Code LaTeX Workshop are now optional prompts (default yes). Removed LTeX extension (was failing to install). One-liner detects existing installation and prompts to update with version display (\inlinecode{v3.3.6 $\to$ v3.3.7}). Uses absolute paths to prevent nested clones. \item \inlinecode{uninstall.sh}: Added one-liner support (\inlinecode{curl | bash}). Added ``Remove 100\%'' nuclear option (option 4) to interactive menu. Added \inlinecode{--repo} flag. \item Updated Chapter 6 with optional component prompts and update detection. Updated Chapter 7 with one-liner update/uninstall and full menu documentation.}</w:t>
-      </w:r>
-      <w:r>
-        <w:t xml:space="preserve"> </w:t>
-      </w:r>
-      <w:r>
-        <w:t xml:space="preserve">\changelogentry{3.3.0}{2026-09-11}{\item Moved pre-compiled setup guide to \inlinecode{setup-guide/} folder in repo root with all four formats (PDF, MD, DOCX, HTML). Users can read these before cloning to understand the installation process. \item Updated Makefile \inlinecode{setup-guide} target to generate and copy all four formats. \item Updated README with pre-compiled setup guide section and format comparison table. \item Updated .gitignore to track all four formats in \inlinecode{setup-guide/}.}</w:t>
-      </w:r>
-      <w:r>
-        <w:t xml:space="preserve"> </w:t>
-      </w:r>
-      <w:r>
-        <w:t xml:space="preserve">\changelogentry{3.2.1}{2026-09-11}{\item Renamed Chapter 7 from ``Clean Up'' to ``Operations and Maintenance''. Added subsections for updating and uninstalling both the MaaS Gateway and the document templates. Added cloud resource cleanup as an optional subsection.}</w:t>
-      </w:r>
-      <w:r>
-        <w:t xml:space="preserve"> </w:t>
-      </w:r>
-      <w:r>
-        <w:t xml:space="preserve">\changelogentry{3.2.0}{2026-09-11}{\item Added \inlinecode{uninstall.sh} script with interactive menu, \inlinecode{--all}, \inlinecode{--yes}, and \inlinecode{--dry-run} flags. Removes opencode skills, .sty modules, HarmonyOS Sans font, /etc/LatexMk fix, and VS Code settings. \item Fixed \inlinecode{install.sh}: show apt-get output (was hidden), suppressed fvextra build noise, fix font detection (\inlinecode{fc-list : family}), fix test compilation paths (\inlinecode{src/} subdirectory), fix LTeX extension success/failure reporting. \item Updated Chapter 7 with uninstall instructions.}</w:t>
-      </w:r>
-      <w:r>
-        <w:t xml:space="preserve"> </w:t>
-      </w:r>
-      <w:r>
-        <w:t xml:space="preserve">\changelogentry{3.1.2}{2026-09-11}{\item Added output format guide to README.md: comparison table of PDF, Markdown, DOCX, and HTML with purpose, copy-paste quality, and limitations. Recommends Markdown for copy-paste.}</w:t>
-      </w:r>
-      <w:r>
-        <w:t xml:space="preserve"> </w:t>
-      </w:r>
-      <w:r>
-        <w:t xml:space="preserve">\changelogentry{3.1.1}{2026-09-11}{\item Updated MaaS Gateway chapter to v1.10.9: non-interactive mode (\inlinecode{-y}) now suppresses all prompts (prerequisites, tool selection, skill install). \item Changed project clone path from \inlinecode{\textasciitilde} (root home) to \inlinecode{/home} as default working directory. \item Added project standards to AGENTS.md: workflow, end-to-end validation, code style, git conventions, when unsure.}</w:t>
-      </w:r>
-      <w:r>
-        <w:t xml:space="preserve"> </w:t>
-      </w:r>
-      <w:r>
-        <w:t xml:space="preserve">\changelogentry{3.1.0}{2026-09-11}{\item Switched from ECS to Flexus X instance (4 vCPU, 16 GB RAM via slider, flavor \inlinecode{x1.4u.16g}) --- more cost-efficient and robust. Updated creation steps to match Flexus X console order: billing mode first, vCPU/RAM slider (no flavor dropdown), Cloud Eye monitoring (recommended), then instance name and key pair login. Replaced screenshots with Flexus X console images. \item Rewrote Chapter 3: switched from \inlinecode{connect.exe} to \inlinecode{ncat} (from Nmap) as the SSH ProxyCommand. Added explanation of HTTP CONNECT method, why port 4444 works, why ncat is chosen, ncat installation with antivirus exclusions, flag reference table, and improved keepalive settings. \item Restructured chapters: moved SSH config and VS Code connection to new Chapter 4 (Install VS Code and Connect via Remote-SSH). Chapters 5--7 renumbered. \item Added verification checklist tables to all 7 chapters. \item Added mandatory reboot warning in Chapter 2 (SSH port change). Added troubleshooting subsection in Chapter 4 with common SSH connection issues and ncat debugging commands.}</w:t>
-      </w:r>
-      <w:r>
-        <w:t xml:space="preserve"> </w:t>
-      </w:r>
-      <w:r>
-        <w:t xml:space="preserve">\changelogentry{3.0.1}{2026-09-10}{\item Minor fixes: test-filter.sh auto-discovery, build.sh help text, Makefile aggregate descriptions, 5-section comment correction, CHANGELOG version gap note, callout-in-code fix, CI font auto-discovery, dofile path comment, test-sync.sh header.}</w:t>
-      </w:r>
-      <w:r>
-        <w:t xml:space="preserve"> </w:t>
-      </w:r>
-      <w:r>
-        <w:t xml:space="preserve">\changelogentry{3.0.0}{2026-09-09}{\item Modular pipeline refactoring: shared Lua filter factory, shared DOCX fix logic, build system auto-discovery, unified format pipeline, GitHub Actions CI.}</w:t>
-      </w:r>
-      <w:r>
-        <w:t xml:space="preserve"> </w:t>
-      </w:r>
-      <w:r>
-        <w:t xml:space="preserve">\changelogentry{2.16.0}{2026-09-05}{\item Updated to match template v2.16.0 — Lua filter fixes, build system updates, and technical template parity improvements.}</w:t>
-      </w:r>
-      <w:r>
-        <w:t xml:space="preserve"> </w:t>
-      </w:r>
-      <w:r>
-        <w:t xml:space="preserve">\changelogentry{2.13.0}{2026-08-24}{</w:t>
-      </w:r>
-      <w:r>
-        <w:t xml:space="preserve"> </w:t>
-      </w:r>
-      <w:r>
-        <w:t xml:space="preserve">\item Foundation refactoring Phase 4: make DOCX \texttt{--fix} post-processing robust. Replaced all silent-skip guards in \texttt{create-reference-docx.py} with loud \texttt{RuntimeError} assertions for expected XML elements (Heading1-4, Title, VerbatimChar, Normal, docDefaults, numbering indentation). Added pandoc version pin (3.1.0--3.2.0) to catch output-structure regressions on upgrade. Extended \texttt{test-docx-fix.sh} with version check and 4 loud-failure tests (missing style $\to$ non-zero exit).</w:t>
-      </w:r>
-      <w:r>
-        <w:t xml:space="preserve"> </w:t>
-      </w:r>
-      <w:r>
-        <w:t xml:space="preserve">}</w:t>
-      </w:r>
-      <w:r>
-        <w:t xml:space="preserve"> </w:t>
-      </w:r>
-      <w:r>
-        <w:t xml:space="preserve">\changelogentry{2.12.0}{2026-08-24}{</w:t>
-      </w:r>
-      <w:r>
-        <w:t xml:space="preserve"> </w:t>
-      </w:r>
-      <w:r>
-        <w:t xml:space="preserve">\item Foundation refactoring Phase 3: introduce \texttt{parse\_preamble()} in the Lua filter, extracting all class options (\texttt{portuguese}, \texttt{indentbody}, \texttt{notime}, \texttt{nochangelog}) and all \texttt{\textbackslash set*} command values into a single preamble state object. Fixes 6 L18 divergences at root cause: English TOC label (``Table of Contents'' $\to$ ``Contents''), \texttt{[notime]} now gates time in DOCX/HTML, \texttt{[nochangelog]} now suppresses changelog in non-PDF formats, \texttt{\textbackslash setcoverlogo} honored instead of hardcoded, \texttt{\textbackslash setheaderlogo} warns if set in non-PDF, \texttt{\textbackslash note} renders as italic in all formats (matching PDF). Any future preamble command or class option now flows through automatically.</w:t>
-      </w:r>
-      <w:r>
-        <w:t xml:space="preserve"> </w:t>
-      </w:r>
-      <w:r>
-        <w:t xml:space="preserve">}</w:t>
-      </w:r>
-      <w:r>
-        <w:t xml:space="preserve"> </w:t>
-      </w:r>
-      <w:r>
-        <w:t xml:space="preserve">\changelogentry{2.11.0}{2026-08-24}{</w:t>
-      </w:r>
-      <w:r>
-        <w:t xml:space="preserve"> </w:t>
-      </w:r>
-      <w:r>
-        <w:t xml:space="preserve">\item Foundation refactoring Phase 2: extend test matrix to cover all 3 output formats $\times$ 3 documents (9 cells). \texttt{round-trip.sh} now generates DOCX, counts structures in \texttt{word/document.xml}, and checks cross-format consistency (headings, images, code blocks, tables, callouts, 0 raw LaTeX across MD+DOCX+HTML). Added \texttt{test-docx-fix.sh} smoke test asserting H1 red border, heading colors, list indentation, and footer PAGE field in patched \texttt{styles.xml}.</w:t>
-      </w:r>
-      <w:r>
-        <w:t xml:space="preserve"> </w:t>
-      </w:r>
-      <w:r>
-        <w:t xml:space="preserve">}</w:t>
-      </w:r>
-      <w:r>
-        <w:t xml:space="preserve"> </w:t>
-      </w:r>
-      <w:r>
-        <w:t xml:space="preserve">\changelogentry{2.10.0}{2026-08-24}{</w:t>
-      </w:r>
-      <w:r>
-        <w:t xml:space="preserve"> </w:t>
-      </w:r>
-      <w:r>
-        <w:t xml:space="preserve">\item Foundation refactoring Phase 1: sync cls version to project tag, fix stale doc references (L16 output count, L-range, setup-guide feature claim), add test-sync.sh for version consistency checking.</w:t>
-      </w:r>
-      <w:r>
-        <w:t xml:space="preserve"> </w:t>
-      </w:r>
-      <w:r>
-        <w:t xml:space="preserve">}</w:t>
-      </w:r>
-      <w:r>
-        <w:t xml:space="preserve"> </w:t>
-      </w:r>
-      <w:r>
-        <w:t xml:space="preserve">\changelogentry{2.9.1}{2026-08-23}{</w:t>
-      </w:r>
-      <w:r>
-        <w:t xml:space="preserve"> </w:t>
-      </w:r>
-      <w:r>
-        <w:t xml:space="preserve">\item HTML and Markdown outputs now embed images as base64 data URIs. HTML uses pandoc \texttt{--embed-resources}, MD uses post-processing with \texttt{embed-images.py}. Outputs are self-contained — no external image files needed.</w:t>
-      </w:r>
-      <w:r>
-        <w:t xml:space="preserve"> </w:t>
-      </w:r>
-      <w:r>
-        <w:t xml:space="preserve">}</w:t>
-      </w:r>
-      <w:r>
-        <w:t xml:space="preserve"> </w:t>
-      </w:r>
-      <w:r>
-        <w:t xml:space="preserve">\changelogentry{2.9.0}{2026-08-23}{</w:t>
-      </w:r>
-      <w:r>
-        <w:t xml:space="preserve"> </w:t>
-      </w:r>
-      <w:r>
-        <w:t xml:space="preserve">\item DOCX: fix content width (8504→9638tw, margins are 2cm not 3cm). Add footer page numbers. Style TOC heading (22pt bold + rule). Add hutable table width + fixed layout.</w:t>
-      </w:r>
-      <w:r>
-        <w:t xml:space="preserve"> </w:t>
-      </w:r>
-      <w:r>
-        <w:t xml:space="preserve">}</w:t>
-      </w:r>
-      <w:r>
-        <w:t xml:space="preserve"> </w:t>
-      </w:r>
-      <w:r>
-        <w:t xml:space="preserve">\changelogentry{2.8.3}{2026-08-23}{</w:t>
-      </w:r>
-      <w:r>
-        <w:t xml:space="preserve"> </w:t>
-      </w:r>
-      <w:r>
-        <w:t xml:space="preserve">\item DOCX fix: callout tables now have explicit width (8504tw) and fixed layout. Changelog section heading now uses custom H1 format (56pt number, red border, right tab) instead of pandoc's default.</w:t>
-      </w:r>
-      <w:r>
-        <w:t xml:space="preserve"> </w:t>
-      </w:r>
-      <w:r>
-        <w:t xml:space="preserve">}</w:t>
-      </w:r>
-      <w:r>
-        <w:t xml:space="preserve"> </w:t>
-      </w:r>
-      <w:r>
-        <w:t xml:space="preserve">\changelogentry{2.8.2}{2026-08-23}{</w:t>
-      </w:r>
-      <w:r>
-        <w:t xml:space="preserve"> </w:t>
-      </w:r>
-      <w:r>
-        <w:t xml:space="preserve">\item DOCX H1 heading: reverted table approach to paragraph with tab stop + red bottom border. Table broke navigation pane and TOC field. Paragraph preserves Heading1 style for navigation while matching PDF layout (number left, title right, red rule below).</w:t>
-      </w:r>
-      <w:r>
-        <w:t xml:space="preserve"> </w:t>
-      </w:r>
-      <w:r>
-        <w:t xml:space="preserve">}</w:t>
-      </w:r>
-      <w:r>
-        <w:t xml:space="preserve"> </w:t>
-      </w:r>
-      <w:r>
-        <w:t xml:space="preserve">\changelogentry{2.8.1}{2026-08-23}{</w:t>
-      </w:r>
-      <w:r>
-        <w:t xml:space="preserve"> </w:t>
-      </w:r>
-      <w:r>
-        <w:t xml:space="preserve">\item DOCX heading fix: text color reverted to black (was incorrectly changed to Huawei red in v2.8.0). H1 now uses a two-column table (number left, title right) with red bottom rule. H2-H4 use simple inline format (number + title, no right tab stop).</w:t>
-      </w:r>
-      <w:r>
-        <w:t xml:space="preserve"> </w:t>
-      </w:r>
-      <w:r>
-        <w:t xml:space="preserve">}</w:t>
-      </w:r>
-      <w:r>
-        <w:t xml:space="preserve"> </w:t>
-      </w:r>
-      <w:r>
-        <w:t xml:space="preserve">\changelogentry{2.8.0}{2026-08-23}{</w:t>
-      </w:r>
-      <w:r>
-        <w:t xml:space="preserve"> </w:t>
-      </w:r>
-      <w:r>
-        <w:t xml:space="preserve">\item DOCX output: match PDF styling --- heading colors (Huawei red), H1 number size (56pt), callout borders (left-only) and padding, changelog formatting (rules, bold version, italic date), caption style (9pt bold), badge style (8pt bold white on red), list indentation.</w:t>
-      </w:r>
-      <w:r>
-        <w:t xml:space="preserve"> </w:t>
-      </w:r>
-      <w:r>
-        <w:t xml:space="preserve">}</w:t>
-      </w:r>
-      <w:r>
-        <w:t xml:space="preserve"> </w:t>
-      </w:r>
-      <w:r>
-        <w:t xml:space="preserve">\changelogentry{2.7.1}{2026-08-17}{</w:t>
-      </w:r>
-      <w:r>
-        <w:t xml:space="preserve"> </w:t>
-      </w:r>
-      <w:r>
-        <w:t xml:space="preserve">\item Rename project repository to all lowercase (\texttt{huawei-doc-templates}).</w:t>
-      </w:r>
-      <w:r>
-        <w:t xml:space="preserve"> </w:t>
-      </w:r>
-      <w:r>
-        <w:t xml:space="preserve">}</w:t>
-      </w:r>
-      <w:r>
-        <w:t xml:space="preserve"> </w:t>
-      </w:r>
-      <w:r>
-        <w:t xml:space="preserve">\changelogentry{2.7.0}{2026-08-12}{</w:t>
-      </w:r>
-      <w:r>
-        <w:t xml:space="preserve"> </w:t>
-      </w:r>
-      <w:r>
-        <w:t xml:space="preserve">\item The \texttt{changelog} environment now emits its own section heading; \texttt{[nochangelog]} suppresses the heading and entries in one switch.</w:t>
-      </w:r>
-      <w:r>
-        <w:t xml:space="preserve"> </w:t>
-      </w:r>
-      <w:r>
-        <w:t xml:space="preserve">}</w:t>
-      </w:r>
-      <w:r>
-        <w:t xml:space="preserve"> </w:t>
-      </w:r>
-      <w:r>
-        <w:t xml:space="preserve">\changelogentry{2.6.1}{2026-08-12}{</w:t>
-      </w:r>
-      <w:r>
-        <w:t xml:space="preserve"> </w:t>
-      </w:r>
-      <w:r>
-        <w:t xml:space="preserve">\item Fix \texttt{hutable} centering and row-color fill (switched to \texttt{\textbackslash hline} for \texttt{colortbl} compatibility).</w:t>
-      </w:r>
-      <w:r>
-        <w:t xml:space="preserve"> </w:t>
-      </w:r>
-      <w:r>
-        <w:t xml:space="preserve">}</w:t>
-      </w:r>
-      <w:r>
-        <w:t xml:space="preserve"> </w:t>
-      </w:r>
-      <w:r>
-        <w:t xml:space="preserve">\changelogentry{2.6.0}{2026-08-12}{</w:t>
-      </w:r>
-      <w:r>
-        <w:t xml:space="preserve"> </w:t>
-      </w:r>
-      <w:r>
-        <w:t xml:space="preserve">\item Switched verification table to the new \texttt{hutable} full-grid style.</w:t>
-      </w:r>
-      <w:r>
-        <w:t xml:space="preserve"> </w:t>
-      </w:r>
-      <w:r>
-        <w:t xml:space="preserve">\item Floats now default to \texttt{[H]} placement (in-source order).</w:t>
-      </w:r>
-      <w:r>
-        <w:t xml:space="preserve"> </w:t>
-      </w:r>
-      <w:r>
-        <w:t xml:space="preserve">}</w:t>
-      </w:r>
-      <w:r>
-        <w:t xml:space="preserve"> </w:t>
-      </w:r>
-      <w:r>
-        <w:t xml:space="preserve">\changelogentry{2.5.1}{2026-08-10}{</w:t>
-      </w:r>
-      <w:r>
-        <w:t xml:space="preserve"> </w:t>
-      </w:r>
-      <w:r>
-        <w:t xml:space="preserve">\item H1 section title size reduced from 27pt to 20pt.</w:t>
-      </w:r>
-      <w:r>
-        <w:t xml:space="preserve"> </w:t>
-      </w:r>
-      <w:r>
-        <w:t xml:space="preserve">}</w:t>
-      </w:r>
-      <w:r>
-        <w:t xml:space="preserve"> </w:t>
-      </w:r>
-      <w:r>
-        <w:t xml:space="preserve">\changelogentry{2.5.0}{2026-08-10}{</w:t>
-      </w:r>
-      <w:r>
-        <w:t xml:space="preserve"> </w:t>
-      </w:r>
-      <w:r>
-        <w:t xml:space="preserve">\item Default image size increased: width 65\% $\to$ 90\% of text width,</w:t>
-      </w:r>
-      <w:r>
-        <w:t xml:space="preserve"> </w:t>
-      </w:r>
-      <w:r>
-        <w:t xml:space="preserve">height 40\% $\to$ 50\% of text height.</w:t>
-      </w:r>
-      <w:r>
-        <w:t xml:space="preserve"> </w:t>
-      </w:r>
-      <w:r>
-        <w:t xml:space="preserve">}</w:t>
-      </w:r>
-      <w:r>
-        <w:t xml:space="preserve"> </w:t>
-      </w:r>
-      <w:r>
-        <w:t xml:space="preserve">\changelogentry{2.4.0}{2026-08-10}{</w:t>
-      </w:r>
-      <w:r>
-        <w:t xml:space="preserve"> </w:t>
-      </w:r>
-      <w:r>
-        <w:t xml:space="preserve">\item Enlarged H1 section title (18pt $\to$ 27pt, 50\% bigger).</w:t>
-      </w:r>
-      <w:r>
-        <w:t xml:space="preserve"> </w:t>
-      </w:r>
-      <w:r>
-        <w:t xml:space="preserve">\item \texttt{nochangelog} option now hides version, date, and time on the</w:t>
-      </w:r>
-      <w:r>
-        <w:t xml:space="preserve"> </w:t>
-      </w:r>
-      <w:r>
-        <w:t xml:space="preserve">cover page.</w:t>
-      </w:r>
-      <w:r>
-        <w:t xml:space="preserve"> </w:t>
-      </w:r>
-      <w:r>
-        <w:t xml:space="preserve">}</w:t>
-      </w:r>
-      <w:r>
-        <w:t xml:space="preserve"> </w:t>
-      </w:r>
-      <w:r>
-        <w:t xml:space="preserve">\changelogentry{2.3.1}{2026-08-09}{</w:t>
-      </w:r>
-      <w:r>
-        <w:t xml:space="preserve"> </w:t>
-      </w:r>
-      <w:r>
-        <w:t xml:space="preserve">\item Rolled back \texttt{/ActualText} markers — broke code block rendering.</w:t>
-      </w:r>
-      <w:r>
-        <w:t xml:space="preserve"> </w:t>
-      </w:r>
-      <w:r>
-        <w:t xml:space="preserve">}</w:t>
-      </w:r>
-      <w:r>
-        <w:t xml:space="preserve"> </w:t>
-      </w:r>
-      <w:r>
-        <w:t xml:space="preserve">\changelogentry{2.3.0}{2026-08-09}{</w:t>
-      </w:r>
-      <w:r>
-        <w:t xml:space="preserve"> </w:t>
-      </w:r>
-      <w:r>
-        <w:t xml:space="preserve">\item Added key-value sizing options to \inlinecode{\textbackslash image} and</w:t>
-      </w:r>
-      <w:r>
-        <w:t xml:space="preserve"> </w:t>
-      </w:r>
-      <w:r>
-        <w:t xml:space="preserve">\inlinecode{\textbackslash imagecap} — \inlinecode{width} and</w:t>
-      </w:r>
-      <w:r>
-        <w:t xml:space="preserve"> </w:t>
-      </w:r>
-      <w:r>
-        <w:t xml:space="preserve">\inlinecode{height} can now be set independently.</w:t>
-      </w:r>
-      <w:r>
-        <w:t xml:space="preserve"> </w:t>
-      </w:r>
-      <w:r>
-        <w:t xml:space="preserve">}</w:t>
-      </w:r>
-      <w:r>
-        <w:t xml:space="preserve"> </w:t>
-      </w:r>
-      <w:r>
-        <w:t xml:space="preserve">\changelogentry{2.2.4}{2026-08-09}{</w:t>
-      </w:r>
-      <w:r>
-        <w:t xml:space="preserve"> </w:t>
-      </w:r>
-      <w:r>
-        <w:t xml:space="preserve">\item Fixed PDF copy-paste of URLs in code blocks — disabled Cascadia Code</w:t>
-      </w:r>
-      <w:r>
-        <w:t xml:space="preserve"> </w:t>
-      </w:r>
-      <w:r>
-        <w:t xml:space="preserve">programming ligatures (\texttt{calt}) that corrupted \texttt{//} into</w:t>
-      </w:r>
-      <w:r>
-        <w:t xml:space="preserve"> </w:t>
-      </w:r>
-      <w:r>
-        <w:t xml:space="preserve">\texttt{))} on copy.</w:t>
-      </w:r>
-      <w:r>
-        <w:t xml:space="preserve"> </w:t>
-      </w:r>
-      <w:r>
-        <w:t xml:space="preserve">}</w:t>
-      </w:r>
-      <w:r>
-        <w:t xml:space="preserve"> </w:t>
-      </w:r>
-      <w:r>
-        <w:t xml:space="preserve">\changelogentry{2.2.3}{2026-08-09}{</w:t>
-      </w:r>
-      <w:r>
-        <w:t xml:space="preserve"> </w:t>
-      </w:r>
-      <w:r>
-        <w:t xml:space="preserve">\item Fixed italic font rendering — HarmonyOS Sans and Cascadia Code have</w:t>
-      </w:r>
-      <w:r>
-        <w:t xml:space="preserve"> </w:t>
-      </w:r>
-      <w:r>
-        <w:t xml:space="preserve">no italic variants; enabled synthetic slant (\texttt{AutoFakeSlant}).</w:t>
-      </w:r>
-      <w:r>
-        <w:t xml:space="preserve"> </w:t>
-      </w:r>
-      <w:r>
-        <w:t xml:space="preserve">}</w:t>
-      </w:r>
-      <w:r>
-        <w:t xml:space="preserve"> </w:t>
-      </w:r>
-      <w:r>
-        <w:t xml:space="preserve">\changelogentry{2.2.2}{2026-08-08}{</w:t>
-      </w:r>
-      <w:r>
-        <w:t xml:space="preserve"> </w:t>
-      </w:r>
-      <w:r>
-        <w:t xml:space="preserve">\item Fixed chapter reference in prerequisite (Chapter 3 $\to$ Chapter 4).</w:t>
-      </w:r>
-      <w:r>
-        <w:t xml:space="preserve"> </w:t>
-      </w:r>
-      <w:r>
-        <w:t xml:space="preserve">}</w:t>
-      </w:r>
-      <w:r>
-        <w:t xml:space="preserve"> </w:t>
-      </w:r>
-      <w:r>
-        <w:t xml:space="preserve">\changelogentry{2.2.1}{2026-08-08}{</w:t>
-      </w:r>
-      <w:r>
-        <w:t xml:space="preserve"> </w:t>
-      </w:r>
-      <w:r>
-        <w:t xml:space="preserve">\item Changed table and figure caption labels to black (was Huawei red).</w:t>
-      </w:r>
-      <w:r>
-        <w:t xml:space="preserve"> </w:t>
-      </w:r>
-      <w:r>
-        <w:t xml:space="preserve">}</w:t>
-      </w:r>
-      <w:r>
-        <w:t xml:space="preserve"> </w:t>
-      </w:r>
-      <w:r>
-        <w:t xml:space="preserve">\changelogentry{2.2.0}{2026-08-08}{</w:t>
-      </w:r>
-      <w:r>
-        <w:t xml:space="preserve"> </w:t>
-      </w:r>
-      <w:r>
-        <w:t xml:space="preserve">\item Added Huawei-branded table styling: red header bar, alternating row</w:t>
-      </w:r>
-      <w:r>
-        <w:t xml:space="preserve"> </w:t>
-      </w:r>
-      <w:r>
-        <w:t xml:space="preserve">colors, and bordered cells.</w:t>
-      </w:r>
-      <w:r>
-        <w:t xml:space="preserve"> </w:t>
-      </w:r>
-      <w:r>
-        <w:t xml:space="preserve">}</w:t>
-      </w:r>
-      <w:r>
-        <w:t xml:space="preserve"> </w:t>
-      </w:r>
-      <w:r>
-        <w:t xml:space="preserve">\changelogentry{2.1.0}{2026-08-06}{</w:t>
-      </w:r>
-      <w:r>
-        <w:t xml:space="preserve"> </w:t>
-      </w:r>
-      <w:r>
-        <w:t xml:space="preserve">\item Updated ECS flavor to \inlinecode{ac8.xlarge.2} (4 vCPU, 8 GB RAM).</w:t>
-      </w:r>
-      <w:r>
-        <w:t xml:space="preserve"> </w:t>
-      </w:r>
-      <w:r>
-        <w:t xml:space="preserve">\item Updated OS image to Ubuntu 24.04 Server 64bit.</w:t>
-      </w:r>
-      <w:r>
-        <w:t xml:space="preserve"> </w:t>
-      </w:r>
-      <w:r>
-        <w:t xml:space="preserve">\item Increased disk size to 100 GB.</w:t>
-      </w:r>
-      <w:r>
-        <w:t xml:space="preserve"> </w:t>
-      </w:r>
-      <w:r>
-        <w:t xml:space="preserve">\item Recommended pay-per-use billing mode.</w:t>
-      </w:r>
-      <w:r>
-        <w:t xml:space="preserve"> </w:t>
-      </w:r>
-      <w:r>
-        <w:t xml:space="preserve">\item EIP auto-assigned: pay by traffic, 1000 Mbit/s, release with ECS.</w:t>
-      </w:r>
-      <w:r>
-        <w:t xml:space="preserve"> </w:t>
-      </w:r>
-      <w:r>
-        <w:t xml:space="preserve">\item Key pair authentication (created in Huawei Cloud); root password</w:t>
-      </w:r>
-      <w:r>
-        <w:t xml:space="preserve"> </w:t>
-      </w:r>
-      <w:r>
-        <w:t xml:space="preserve">can be set later as a second access method.</w:t>
-      </w:r>
-      <w:r>
-        <w:t xml:space="preserve"> </w:t>
-      </w:r>
-      <w:r>
-        <w:t xml:space="preserve">\item Security group \inlinecode{sg-xgate} now created \textbf{before} the ECS</w:t>
-      </w:r>
-      <w:r>
-        <w:t xml:space="preserve"> </w:t>
-      </w:r>
-      <w:r>
-        <w:t xml:space="preserve">instance.</w:t>
-      </w:r>
-      <w:r>
-        <w:t xml:space="preserve"> </w:t>
-      </w:r>
-      <w:r>
-        <w:t xml:space="preserve">\item Replaced SSH port 22 with port 4444 (Huawei proxy blocks port 22).</w:t>
-      </w:r>
-      <w:r>
-        <w:t xml:space="preserve"> </w:t>
-      </w:r>
-      <w:r>
-        <w:t xml:space="preserve">\item Restricted SSH access to three specific Huawei internal IPs</w:t>
-      </w:r>
-      <w:r>
-        <w:t xml:space="preserve"> </w:t>
-      </w:r>
-      <w:r>
-        <w:t xml:space="preserve">(\inlinecode{119.8.89.193}, \inlinecode{119.8.89.3}, \inlinecode{119.8.193.3}).</w:t>
-      </w:r>
-      <w:r>
-        <w:t xml:space="preserve"> </w:t>
-      </w:r>
-      <w:r>
-        <w:t xml:space="preserve">\item Added \inlinecode{Port 4444} to SSH config examples.</w:t>
-      </w:r>
-      <w:r>
-        <w:t xml:space="preserve"> </w:t>
-      </w:r>
-      <w:r>
-        <w:t xml:space="preserve">}</w:t>
-      </w:r>
-      <w:r>
-        <w:t xml:space="preserve"> </w:t>
-      </w:r>
-      <w:r>
-        <w:t xml:space="preserve">\changelogentry{2.0.0}{2026-08-05}{</w:t>
-      </w:r>
-      <w:r>
-        <w:t xml:space="preserve"> </w:t>
-      </w:r>
-      <w:r>
-        <w:t xml:space="preserve">\item Replaced OpenCode with oh-my-coding-maas-gateway as the default</w:t>
-      </w:r>
-      <w:r>
-        <w:t xml:space="preserve"> </w:t>
-      </w:r>
-      <w:r>
-        <w:t xml:space="preserve">coding environment.</w:t>
-      </w:r>
-      <w:r>
-        <w:t xml:space="preserve"> </w:t>
-      </w:r>
-      <w:r>
-        <w:t xml:space="preserve">\item Added changelog and versioning support to the template</w:t>
-      </w:r>
-      <w:r>
-        <w:t xml:space="preserve"> </w:t>
-      </w:r>
-      <w:r>
-        <w:t xml:space="preserve">(\inlinecode{\textbackslash setdocversion}, \inlinecode{\textbackslash setdocdate},</w:t>
-      </w:r>
-      <w:r>
-        <w:t xml:space="preserve"> </w:t>
-      </w:r>
-      <w:r>
-        <w:t xml:space="preserve">\inlinecode{changelog} environment).</w:t>
-      </w:r>
-      <w:r>
-        <w:t xml:space="preserve"> </w:t>
-      </w:r>
-      <w:r>
-        <w:t xml:space="preserve">\item Renamed \inlinecode{info} environment to \inlinecode{infobox} to avoid</w:t>
-      </w:r>
-      <w:r>
-        <w:t xml:space="preserve"> </w:t>
-      </w:r>
-      <w:r>
-        <w:t xml:space="preserve">package name collisions.</w:t>
-      </w:r>
-      <w:r>
-        <w:t xml:space="preserve"> </w:t>
-      </w:r>
-      <w:r>
-        <w:t xml:space="preserve">\item Fixed external file code block implementation (\inlinecode{\textbackslash codefile}).</w:t>
-      </w:r>
-      <w:r>
-        <w:t xml:space="preserve"> </w:t>
-      </w:r>
-      <w:r>
-        <w:t xml:space="preserve">}</w:t>
-      </w:r>
-      <w:r>
-        <w:t xml:space="preserve"> </w:t>
-      </w:r>
-      <w:r>
-        <w:t xml:space="preserve">\changelogentry{1.0.0}{2026-08-05}{</w:t>
-      </w:r>
-      <w:r>
-        <w:t xml:space="preserve"> </w:t>
-      </w:r>
-      <w:r>
-        <w:t xml:space="preserve">\item Initial version.</w:t>
-      </w:r>
-      <w:r>
-        <w:t xml:space="preserve"> </w:t>
-      </w:r>
-      <w:r>
-        <w:t xml:space="preserve">\item Added ECS provisioning on Huawei Cloud.</w:t>
-      </w:r>
-      <w:r>
-        <w:t xml:space="preserve"> </w:t>
-      </w:r>
-      <w:r>
-        <w:t xml:space="preserve">\item Added SSH with proxy configuration for VS Code Remote-SSH.</w:t>
-      </w:r>
-      <w:r>
-        <w:t xml:space="preserve"> </w:t>
-      </w:r>
-      <w:r>
-        <w:t xml:space="preserve">\item Replaced OpenCode with oh-my-coding-maas-gateway (LiteLLM proxy</w:t>
-      </w:r>
-      <w:r>
-        <w:t xml:space="preserve"> </w:t>
-      </w:r>
-      <w:r>
-        <w:t xml:space="preserve">with load balancing, virtual keys, and Grafana observability).</w:t>
-      </w:r>
-      <w:r>
-        <w:t xml:space="preserve"> </w:t>
-      </w:r>
-      <w:r>
-        <w:t xml:space="preserve">\item Added Huawei document templates project setup.</w:t>
-      </w:r>
-      <w:r>
-        <w:t xml:space="preserve"> </w:t>
-      </w:r>
-      <w:r>
-        <w:t xml:space="preserve">\item Added changelog and versioning support to the template.</w:t>
-      </w:r>
-      <w:r>
-        <w:t xml:space="preserve"> </w:t>
-      </w:r>
-      <w:r>
-        <w:t xml:space="preserve">}</w:t>
-      </w:r>
-      <w:r>
-        <w:t xml:space="preserve"> </w:t>
-      </w:r>
-      <w:r>
-        <w:t xml:space="preserve">\end{changelog}</w:t>
-      </w:r>
-    </w:p>
-    <w:bookmarkEnd w:id="74"/>
+    <w:bookmarkEnd w:id="77"/>
+    <w:bookmarkStart w:id="78" w:name="X9ecacccb251b8ab470d295fbc12bc4e264de453"/>
+    <w:p>
+      <w:pPr>
+        <w:pStyle w:val="Heading1"/>
+      </w:pPr>
+      <w:r>
+        <w:rPr>
+          <w:rStyle w:val="SectionNumber"/>
+        </w:rPr>
+        <w:t xml:space="preserve">9</w:t>
+      </w:r>
+      <w:r>
+        <w:tab/>
+      </w:r>
+      <w:r>
+        <w:t xml:space="preserve">Changelog</w:t>
+      </w:r>
+    </w:p>
+    <w:tbl>
+      <w:tblPr>
+        <w:tblStyle w:val="Table"/>
+        <w:tblW w:type="pct" w:w="5000"/>
+        <w:tblBorders>
+          <w:top w:val="single" w:sz="4" w:space="0" w:color="C7000B"/>
+          <w:left w:val="single" w:sz="4" w:space="0" w:color="C7000B"/>
+          <w:bottom w:val="single" w:sz="4" w:space="0" w:color="C7000B"/>
+          <w:right w:val="single" w:sz="4" w:space="0" w:color="C7000B"/>
+          <w:insideH w:val="single" w:sz="4" w:space="0" w:color="C7000B"/>
+          <w:insideV w:val="single" w:sz="4" w:space="0" w:color="C7000B"/>
+        </w:tblBorders>
+        <w:tblLook w:firstRow="1" w:lastRow="0" w:firstColumn="0" w:lastColumn="0" w:noHBand="0" w:noVBand="0" w:val="0020"/>
+        <w:jc w:val="start"/>
+      </w:tblPr>
+      <w:tblGrid>
+        <w:gridCol w:w="2639"/>
+        <w:gridCol w:w="2639"/>
+        <w:gridCol w:w="2640"/>
+      </w:tblGrid>
+      <w:tr>
+        <w:trPr>
+          <w:tblHeader w:val="true"/>
+        </w:trPr>
+        <w:tc>
+          <w:tcPr>
+            <w:shd w:val="clear" w:color="auto" w:fill="C7000B"/>
+          </w:tcPr>
+          <w:p>
+            <w:pPr>
+              <w:pStyle w:val="Compact"/>
+              <w:jc w:val="left"/>
+            </w:pPr>
+            <w:r>
+              <w:rPr>
+                <w:b/>
+                <w:color w:val="FFFFFF"/>
+              </w:rPr>
+              <w:t xml:space="preserve">Version</w:t>
+            </w:r>
+          </w:p>
+        </w:tc>
+        <w:tc>
+          <w:tcPr>
+            <w:shd w:val="clear" w:color="auto" w:fill="C7000B"/>
+          </w:tcPr>
+          <w:p>
+            <w:pPr>
+              <w:pStyle w:val="Compact"/>
+              <w:jc w:val="left"/>
+            </w:pPr>
+            <w:r>
+              <w:rPr>
+                <w:b/>
+                <w:color w:val="FFFFFF"/>
+              </w:rPr>
+              <w:t xml:space="preserve">Date</w:t>
+            </w:r>
+          </w:p>
+        </w:tc>
+        <w:tc>
+          <w:tcPr>
+            <w:shd w:val="clear" w:color="auto" w:fill="C7000B"/>
+          </w:tcPr>
+          <w:p>
+            <w:pPr>
+              <w:pStyle w:val="Compact"/>
+              <w:jc w:val="left"/>
+            </w:pPr>
+            <w:r>
+              <w:rPr>
+                <w:b/>
+                <w:color w:val="FFFFFF"/>
+              </w:rPr>
+              <w:t xml:space="preserve">Changes</w:t>
+            </w:r>
+          </w:p>
+        </w:tc>
+      </w:tr>
+      <w:tr>
+        <w:tc>
+          <w:tcPr/>
+          <w:p>
+            <w:pPr>
+              <w:jc w:val="left"/>
+            </w:pPr>
+            <w:r>
+              <w:t xml:space="preserve">6.4.4</w:t>
+            </w:r>
+          </w:p>
+        </w:tc>
+        <w:tc>
+          <w:tcPr/>
+          <w:p>
+            <w:pPr>
+              <w:jc w:val="left"/>
+            </w:pPr>
+            <w:r>
+              <w:t xml:space="preserve">2026-09-20</w:t>
+            </w:r>
+          </w:p>
+        </w:tc>
+        <w:tc>
+          <w:tcPr/>
+          <w:p>
+            <w:pPr>
+              <w:jc w:val="left"/>
+            </w:pPr>
+            <w:r>
+              <w:t xml:space="preserve">DOCX covers now show the logo, cover text, and version/date/time meta line like the PDF. Test case blocks in DOCX get the PDF’s visual wrapper: red left rule, red field header bars, and red step numbers. Captions follow the PDF ordering system in DOCX, MD, and HTML (Table/Diagram/Figure/Testcase N: with bold symbol). Portuguese PDFs now label diagrams "Diagrama N:" (was hardcoded English "Diagram"). Markdown and HTML output no longer leaks raw LaTeX from passthrough blocks — the DOCX pre-processor now feeds those pipelines too.</w:t>
+            </w:r>
+          </w:p>
+        </w:tc>
+      </w:tr>
+      <w:tr>
+        <w:tc>
+          <w:tcPr>
+            <w:shd w:val="clear" w:color="auto" w:fill="F6F8FA"/>
+          </w:tcPr>
+          <w:p>
+            <w:pPr>
+              <w:jc w:val="left"/>
+            </w:pPr>
+            <w:r>
+              <w:t xml:space="preserve">6.4.3</w:t>
+            </w:r>
+          </w:p>
+        </w:tc>
+        <w:tc>
+          <w:tcPr>
+            <w:shd w:val="clear" w:color="auto" w:fill="F6F8FA"/>
+          </w:tcPr>
+          <w:p>
+            <w:pPr>
+              <w:jc w:val="left"/>
+            </w:pPr>
+            <w:r>
+              <w:t xml:space="preserve">2026-09-20</w:t>
+            </w:r>
+          </w:p>
+        </w:tc>
+        <w:tc>
+          <w:tcPr>
+            <w:shd w:val="clear" w:color="auto" w:fill="F6F8FA"/>
+          </w:tcPr>
+          <w:p>
+            <w:pPr>
+              <w:jc w:val="left"/>
+            </w:pPr>
+            <w:r>
+              <w:t xml:space="preserve">Testbook and POC DOCX output now matches the PDF much more closely: native table of contents (language-aware, auto-populated), each section starts on a new page, embedded images and diagrams (PlantUML/Graphviz rendered), white-on-red table headers, cover version line under the title, centered test case captions, and plain black rules for signature grids.</w:t>
+            </w:r>
+          </w:p>
+        </w:tc>
+      </w:tr>
+      <w:tr>
+        <w:tc>
+          <w:tcPr/>
+          <w:p>
+            <w:pPr>
+              <w:jc w:val="left"/>
+            </w:pPr>
+            <w:r>
+              <w:t xml:space="preserve">6.4.2</w:t>
+            </w:r>
+          </w:p>
+        </w:tc>
+        <w:tc>
+          <w:tcPr/>
+          <w:p>
+            <w:pPr>
+              <w:jc w:val="left"/>
+            </w:pPr>
+            <w:r>
+              <w:t xml:space="preserve">2026-09-20</w:t>
+            </w:r>
+          </w:p>
+        </w:tc>
+        <w:tc>
+          <w:tcPr/>
+          <w:p>
+            <w:pPr>
+              <w:jc w:val="left"/>
+            </w:pPr>
+            <w:r>
+              <w:t xml:space="preserve">DOCX output for POC and testbook templates now includes all passthrough content (stakeholders, closing record, signatures, test cases, test summary, changelog) via a new pre-processor. Fixed dropped Test Scope fields in testbook DOCX output.</w:t>
+            </w:r>
+          </w:p>
+        </w:tc>
+      </w:tr>
+      <w:tr>
+        <w:tc>
+          <w:tcPr>
+            <w:shd w:val="clear" w:color="auto" w:fill="F6F8FA"/>
+          </w:tcPr>
+          <w:p>
+            <w:pPr>
+              <w:jc w:val="left"/>
+            </w:pPr>
+            <w:r>
+              <w:t xml:space="preserve">6.4.0</w:t>
+            </w:r>
+          </w:p>
+        </w:tc>
+        <w:tc>
+          <w:tcPr>
+            <w:shd w:val="clear" w:color="auto" w:fill="F6F8FA"/>
+          </w:tcPr>
+          <w:p>
+            <w:pPr>
+              <w:jc w:val="left"/>
+            </w:pPr>
+            <w:r>
+              <w:t xml:space="preserve">2026-09-20</w:t>
+            </w:r>
+          </w:p>
+        </w:tc>
+        <w:tc>
+          <w:tcPr>
+            <w:shd w:val="clear" w:color="auto" w:fill="F6F8FA"/>
+          </w:tcPr>
+          <w:p>
+            <w:pPr>
+              <w:jc w:val="left"/>
+            </w:pPr>
+            <w:r>
+              <w:t xml:space="preserve">Fixed changelog dates — replaced</w:t>
+            </w:r>
+            <w:r>
+              <w:t xml:space="preserve"> </w:t>
+            </w:r>
+            <w:r>
+              <w:rPr>
+                <w:rStyle w:val="VerbatimChar"/>
+              </w:rPr>
+              <w:t xml:space="preserve">\ today</w:t>
+            </w:r>
+            <w:r>
+              <w:t xml:space="preserve"> </w:t>
+            </w:r>
+            <w:r>
+              <w:t xml:space="preserve">with historical release dates. Eliminated zero-width-space missing-glyph warnings from typographic substitutions.</w:t>
+            </w:r>
+          </w:p>
+        </w:tc>
+      </w:tr>
+      <w:tr>
+        <w:tc>
+          <w:tcPr/>
+          <w:p>
+            <w:pPr>
+              <w:jc w:val="left"/>
+            </w:pPr>
+            <w:r>
+              <w:t xml:space="preserve">5.1.1</w:t>
+            </w:r>
+          </w:p>
+        </w:tc>
+        <w:tc>
+          <w:tcPr/>
+          <w:p>
+            <w:pPr>
+              <w:jc w:val="left"/>
+            </w:pPr>
+            <w:r>
+              <w:t xml:space="preserve">2026-09-14</w:t>
+            </w:r>
+          </w:p>
+        </w:tc>
+        <w:tc>
+          <w:tcPr/>
+          <w:p>
+            <w:pPr>
+              <w:jc w:val="left"/>
+            </w:pPr>
+            <w:r>
+              <w:t xml:space="preserve">Synced callout colors in DOCX/HTML/MD output to match brand palette. Added color palette demo.</w:t>
+            </w:r>
+          </w:p>
+        </w:tc>
+      </w:tr>
+      <w:tr>
+        <w:tc>
+          <w:tcPr>
+            <w:shd w:val="clear" w:color="auto" w:fill="F6F8FA"/>
+          </w:tcPr>
+          <w:p>
+            <w:pPr>
+              <w:jc w:val="left"/>
+            </w:pPr>
+            <w:r>
+              <w:t xml:space="preserve">5.1.0</w:t>
+            </w:r>
+          </w:p>
+        </w:tc>
+        <w:tc>
+          <w:tcPr>
+            <w:shd w:val="clear" w:color="auto" w:fill="F6F8FA"/>
+          </w:tcPr>
+          <w:p>
+            <w:pPr>
+              <w:jc w:val="left"/>
+            </w:pPr>
+            <w:r>
+              <w:t xml:space="preserve">2026-09-14</w:t>
+            </w:r>
+          </w:p>
+        </w:tc>
+        <w:tc>
+          <w:tcPr>
+            <w:shd w:val="clear" w:color="auto" w:fill="F6F8FA"/>
+          </w:tcPr>
+          <w:p>
+            <w:pPr>
+              <w:jc w:val="left"/>
+            </w:pPr>
+            <w:r>
+              <w:t xml:space="preserve">Adopted brand guidelines auxiliary color palette and monochrome scale. Aligned callout colors to brand specifications.</w:t>
+            </w:r>
+          </w:p>
+        </w:tc>
+      </w:tr>
+      <w:tr>
+        <w:tc>
+          <w:tcPr/>
+          <w:p>
+            <w:pPr>
+              <w:jc w:val="left"/>
+            </w:pPr>
+            <w:r>
+              <w:t xml:space="preserve">5.0.3</w:t>
+            </w:r>
+          </w:p>
+        </w:tc>
+        <w:tc>
+          <w:tcPr/>
+          <w:p>
+            <w:pPr>
+              <w:jc w:val="left"/>
+            </w:pPr>
+            <w:r>
+              <w:t xml:space="preserve">2026-09-14</w:t>
+            </w:r>
+          </w:p>
+        </w:tc>
+        <w:tc>
+          <w:tcPr/>
+          <w:p>
+            <w:pPr>
+              <w:jc w:val="left"/>
+            </w:pPr>
+            <w:r>
+              <w:t xml:space="preserve">Removed non-standard</w:t>
+            </w:r>
+            <w:r>
+              <w:t xml:space="preserve"> </w:t>
+            </w:r>
+            <w:r>
+              <w:rPr>
+                <w:rStyle w:val="VerbatimChar"/>
+              </w:rPr>
+              <w:t xml:space="preserve">\ badge</w:t>
+            </w:r>
+            <w:r>
+              <w:t xml:space="preserve"> </w:t>
+            </w:r>
+            <w:r>
+              <w:t xml:space="preserve">tags from testcases for consistency.</w:t>
+            </w:r>
+          </w:p>
+        </w:tc>
+      </w:tr>
+      <w:tr>
+        <w:tc>
+          <w:tcPr>
+            <w:shd w:val="clear" w:color="auto" w:fill="F6F8FA"/>
+          </w:tcPr>
+          <w:p>
+            <w:pPr>
+              <w:jc w:val="left"/>
+            </w:pPr>
+            <w:r>
+              <w:t xml:space="preserve">5.0.2</w:t>
+            </w:r>
+          </w:p>
+        </w:tc>
+        <w:tc>
+          <w:tcPr>
+            <w:shd w:val="clear" w:color="auto" w:fill="F6F8FA"/>
+          </w:tcPr>
+          <w:p>
+            <w:pPr>
+              <w:jc w:val="left"/>
+            </w:pPr>
+            <w:r>
+              <w:t xml:space="preserve">2026-09-14</w:t>
+            </w:r>
+          </w:p>
+        </w:tc>
+        <w:tc>
+          <w:tcPr>
+            <w:shd w:val="clear" w:color="auto" w:fill="F6F8FA"/>
+          </w:tcPr>
+          <w:p>
+            <w:pPr>
+              <w:jc w:val="left"/>
+            </w:pPr>
+            <w:r>
+              <w:t xml:space="preserve">Long commands in test steps now render as code blocks instead of inline code.</w:t>
+            </w:r>
+          </w:p>
+        </w:tc>
+      </w:tr>
+      <w:tr>
+        <w:tc>
+          <w:tcPr/>
+          <w:p>
+            <w:pPr>
+              <w:jc w:val="left"/>
+            </w:pPr>
+            <w:r>
+              <w:t xml:space="preserve">5.0.1</w:t>
+            </w:r>
+          </w:p>
+        </w:tc>
+        <w:tc>
+          <w:tcPr/>
+          <w:p>
+            <w:pPr>
+              <w:jc w:val="left"/>
+            </w:pPr>
+            <w:r>
+              <w:t xml:space="preserve">2026-09-14</w:t>
+            </w:r>
+          </w:p>
+        </w:tc>
+        <w:tc>
+          <w:tcPr/>
+          <w:p>
+            <w:pPr>
+              <w:jc w:val="left"/>
+            </w:pPr>
+            <w:r>
+              <w:t xml:space="preserve">Testcase caption centered above the block.</w:t>
+            </w:r>
+          </w:p>
+        </w:tc>
+      </w:tr>
+      <w:tr>
+        <w:tc>
+          <w:tcPr>
+            <w:shd w:val="clear" w:color="auto" w:fill="F6F8FA"/>
+          </w:tcPr>
+          <w:p>
+            <w:pPr>
+              <w:jc w:val="left"/>
+            </w:pPr>
+            <w:r>
+              <w:t xml:space="preserve">5.0.0</w:t>
+            </w:r>
+          </w:p>
+        </w:tc>
+        <w:tc>
+          <w:tcPr>
+            <w:shd w:val="clear" w:color="auto" w:fill="F6F8FA"/>
+          </w:tcPr>
+          <w:p>
+            <w:pPr>
+              <w:jc w:val="left"/>
+            </w:pPr>
+            <w:r>
+              <w:t xml:space="preserve">2026-09-14</w:t>
+            </w:r>
+          </w:p>
+        </w:tc>
+        <w:tc>
+          <w:tcPr>
+            <w:shd w:val="clear" w:color="auto" w:fill="F6F8FA"/>
+          </w:tcPr>
+          <w:p>
+            <w:pPr>
+              <w:jc w:val="left"/>
+            </w:pPr>
+            <w:r>
+              <w:t xml:space="preserve">Major refactoring: extracted shared modules (huawei-titles, huawei-toc, huawei-cover), renamed</w:t>
+            </w:r>
+            <w:r>
+              <w:t xml:space="preserve"> </w:t>
+            </w:r>
+            <w:r>
+              <w:rPr>
+                <w:rStyle w:val="VerbatimChar"/>
+              </w:rPr>
+              <w:t xml:space="preserve">\ lg@guidetitle</w:t>
+            </w:r>
+            <w:r>
+              <w:t xml:space="preserve"> </w:t>
+            </w:r>
+            <w:r>
+              <w:t xml:space="preserve">to</w:t>
+            </w:r>
+            <w:r>
+              <w:t xml:space="preserve"> </w:t>
+            </w:r>
+            <w:r>
+              <w:rPr>
+                <w:rStyle w:val="VerbatimChar"/>
+              </w:rPr>
+              <w:t xml:space="preserve">\ lg@doctitle</w:t>
+            </w:r>
+            <w:r>
+              <w:t xml:space="preserve">, unified title API with</w:t>
+            </w:r>
+            <w:r>
+              <w:t xml:space="preserve"> </w:t>
+            </w:r>
+            <w:r>
+              <w:rPr>
+                <w:rStyle w:val="VerbatimChar"/>
+              </w:rPr>
+              <w:t xml:space="preserve">\ setdoctitle</w:t>
+            </w:r>
+            <w:r>
+              <w:t xml:space="preserve">, decomposed</w:t>
+            </w:r>
+            <w:r>
+              <w:t xml:space="preserve"> </w:t>
+            </w:r>
+            <w:r>
+              <w:rPr>
+                <w:rStyle w:val="VerbatimChar"/>
+              </w:rPr>
+              <w:t xml:space="preserve">docx_fix.py</w:t>
+            </w:r>
+            <w:r>
+              <w:t xml:space="preserve"> </w:t>
+            </w:r>
+            <w:r>
+              <w:t xml:space="preserve">(680$\to$84 lines), added testbook unit tests, fixed build system error handling.</w:t>
+            </w:r>
+          </w:p>
+        </w:tc>
+      </w:tr>
+      <w:tr>
+        <w:tc>
+          <w:tcPr/>
+          <w:p>
+            <w:pPr>
+              <w:jc w:val="left"/>
+            </w:pPr>
+            <w:r>
+              <w:t xml:space="preserve">4.7.0</w:t>
+            </w:r>
+          </w:p>
+        </w:tc>
+        <w:tc>
+          <w:tcPr/>
+          <w:p>
+            <w:pPr>
+              <w:jc w:val="left"/>
+            </w:pPr>
+            <w:r>
+              <w:t xml:space="preserve">2026-09-14</w:t>
+            </w:r>
+          </w:p>
+        </w:tc>
+        <w:tc>
+          <w:tcPr/>
+          <w:p>
+            <w:pPr>
+              <w:jc w:val="left"/>
+            </w:pPr>
+            <w:r>
+              <w:t xml:space="preserve">Testcase headings now formatted as captions (like figures/tables): bold</w:t>
+            </w:r>
+            <w:r>
+              <w:t xml:space="preserve"> </w:t>
+            </w:r>
+            <w:r>
+              <w:rPr>
+                <w:rStyle w:val="VerbatimChar"/>
+              </w:rPr>
+              <w:t xml:space="preserve">Testcase N:'' followed by description. Changed label from</w:t>
+            </w:r>
+            <w:r>
+              <w:t xml:space="preserve">Test Case'' to ``Testcase''.</w:t>
+            </w:r>
+          </w:p>
+        </w:tc>
+      </w:tr>
+      <w:tr>
+        <w:tc>
+          <w:tcPr>
+            <w:shd w:val="clear" w:color="auto" w:fill="F6F8FA"/>
+          </w:tcPr>
+          <w:p>
+            <w:pPr>
+              <w:jc w:val="left"/>
+            </w:pPr>
+            <w:r>
+              <w:t xml:space="preserve">4.6.0</w:t>
+            </w:r>
+          </w:p>
+        </w:tc>
+        <w:tc>
+          <w:tcPr>
+            <w:shd w:val="clear" w:color="auto" w:fill="F6F8FA"/>
+          </w:tcPr>
+          <w:p>
+            <w:pPr>
+              <w:jc w:val="left"/>
+            </w:pPr>
+            <w:r>
+              <w:t xml:space="preserve">2026-09-13</w:t>
+            </w:r>
+          </w:p>
+        </w:tc>
+        <w:tc>
+          <w:tcPr>
+            <w:shd w:val="clear" w:color="auto" w:fill="F6F8FA"/>
+          </w:tcPr>
+          <w:p>
+            <w:pPr>
+              <w:jc w:val="left"/>
+            </w:pPr>
+            <w:r>
+              <w:t xml:space="preserve">Section restructure: Introduction, Test Cases (with category subsections), Conclusion. Testcases auto-numbered like figures/tables. Changed testcase from subsection to subsubsection.</w:t>
+            </w:r>
+          </w:p>
+        </w:tc>
+      </w:tr>
+      <w:tr>
+        <w:tc>
+          <w:tcPr/>
+          <w:p>
+            <w:pPr>
+              <w:jc w:val="left"/>
+            </w:pPr>
+            <w:r>
+              <w:t xml:space="preserve">4.5.0</w:t>
+            </w:r>
+          </w:p>
+        </w:tc>
+        <w:tc>
+          <w:tcPr/>
+          <w:p>
+            <w:pPr>
+              <w:jc w:val="left"/>
+            </w:pPr>
+            <w:r>
+              <w:t xml:space="preserve">2026-09-13</w:t>
+            </w:r>
+          </w:p>
+        </w:tc>
+        <w:tc>
+          <w:tcPr/>
+          <w:p>
+            <w:pPr>
+              <w:jc w:val="left"/>
+            </w:pPr>
+            <w:r>
+              <w:t xml:space="preserve">Unified field APIs:</w:t>
+            </w:r>
+            <w:r>
+              <w:t xml:space="preserve"> </w:t>
+            </w:r>
+            <w:r>
+              <w:rPr>
+                <w:rStyle w:val="VerbatimChar"/>
+              </w:rPr>
+              <w:t xml:space="preserve">testprerequisites</w:t>
+            </w:r>
+            <w:r>
+              <w:t xml:space="preserve"> </w:t>
+            </w:r>
+            <w:r>
+              <w:t xml:space="preserve">and</w:t>
+            </w:r>
+            <w:r>
+              <w:t xml:space="preserve"> </w:t>
+            </w:r>
+            <w:r>
+              <w:rPr>
+                <w:rStyle w:val="VerbatimChar"/>
+              </w:rPr>
+              <w:t xml:space="preserve">testexpected</w:t>
+            </w:r>
+            <w:r>
+              <w:t xml:space="preserve"> </w:t>
+            </w:r>
+            <w:r>
+              <w:t xml:space="preserve">changed from commands to environments, matching</w:t>
+            </w:r>
+            <w:r>
+              <w:t xml:space="preserve"> </w:t>
+            </w:r>
+            <w:r>
+              <w:rPr>
+                <w:rStyle w:val="VerbatimChar"/>
+              </w:rPr>
+              <w:t xml:space="preserve">testprocedure</w:t>
+            </w:r>
+            <w:r>
+              <w:t xml:space="preserve">. All three now use</w:t>
+            </w:r>
+            <w:r>
+              <w:t xml:space="preserve"> </w:t>
+            </w:r>
+            <w:r>
+              <w:rPr>
+                <w:rStyle w:val="VerbatimChar"/>
+              </w:rPr>
+              <w:t xml:space="preserve">\ teststep</w:t>
+            </w:r>
+            <w:r>
+              <w:t xml:space="preserve"> </w:t>
+            </w:r>
+            <w:r>
+              <w:t xml:space="preserve">for auto-numbered items with red bold numbers. Uniform code, same visual style.</w:t>
+            </w:r>
+          </w:p>
+        </w:tc>
+      </w:tr>
+      <w:tr>
+        <w:tc>
+          <w:tcPr>
+            <w:shd w:val="clear" w:color="auto" w:fill="F6F8FA"/>
+          </w:tcPr>
+          <w:p>
+            <w:pPr>
+              <w:jc w:val="left"/>
+            </w:pPr>
+            <w:r>
+              <w:t xml:space="preserve">4.4.0</w:t>
+            </w:r>
+          </w:p>
+        </w:tc>
+        <w:tc>
+          <w:tcPr>
+            <w:shd w:val="clear" w:color="auto" w:fill="F6F8FA"/>
+          </w:tcPr>
+          <w:p>
+            <w:pPr>
+              <w:jc w:val="left"/>
+            </w:pPr>
+            <w:r>
+              <w:t xml:space="preserve">2026-09-13</w:t>
+            </w:r>
+          </w:p>
+        </w:tc>
+        <w:tc>
+          <w:tcPr>
+            <w:shd w:val="clear" w:color="auto" w:fill="F6F8FA"/>
+          </w:tcPr>
+          <w:p>
+            <w:pPr>
+              <w:jc w:val="left"/>
+            </w:pPr>
+            <w:r>
+              <w:t xml:space="preserve">Code review fixes: removed dead labels, badge now uses Huawei brand colors (tipbg/tipfg, huaweired, warningbg/warningfg), Lua filter preserves formatting in DOCX/MD/HTML via parse_latex_blocks, testprocedure handler preserves non-step content (images, code, callouts).</w:t>
+            </w:r>
+          </w:p>
+        </w:tc>
+      </w:tr>
+      <w:tr>
+        <w:tc>
+          <w:tcPr/>
+          <w:p>
+            <w:pPr>
+              <w:jc w:val="left"/>
+            </w:pPr>
+            <w:r>
+              <w:t xml:space="preserve">4.3.0</w:t>
+            </w:r>
+          </w:p>
+        </w:tc>
+        <w:tc>
+          <w:tcPr/>
+          <w:p>
+            <w:pPr>
+              <w:jc w:val="left"/>
+            </w:pPr>
+            <w:r>
+              <w:t xml:space="preserve">2026-09-13</w:t>
+            </w:r>
+          </w:p>
+        </w:tc>
+        <w:tc>
+          <w:tcPr/>
+          <w:p>
+            <w:pPr>
+              <w:jc w:val="left"/>
+            </w:pPr>
+            <w:r>
+              <w:t xml:space="preserve">Added</w:t>
+            </w:r>
+            <w:r>
+              <w:t xml:space="preserve"> </w:t>
+            </w:r>
+            <w:r>
+              <w:rPr>
+                <w:rStyle w:val="VerbatimChar"/>
+              </w:rPr>
+              <w:t xml:space="preserve">testlist</w:t>
+            </w:r>
+            <w:r>
+              <w:t xml:space="preserve"> </w:t>
+            </w:r>
+            <w:r>
+              <w:t xml:space="preserve">environment for numbered lists with red bold numbers in testcase fields. Fixed alignment: zeroed</w:t>
+            </w:r>
+            <w:r>
+              <w:t xml:space="preserve"> </w:t>
+            </w:r>
+            <w:r>
+              <w:rPr>
+                <w:rStyle w:val="VerbatimChar"/>
+              </w:rPr>
+              <w:t xml:space="preserve">\ parindent</w:t>
+            </w:r>
+            <w:r>
+              <w:t xml:space="preserve"> </w:t>
+            </w:r>
+            <w:r>
+              <w:t xml:space="preserve">inside testcase, indented procedure step numbering to align with</w:t>
+            </w:r>
+            <w:r>
+              <w:t xml:space="preserve"> </w:t>
+            </w:r>
+            <w:r>
+              <w:rPr>
+                <w:rStyle w:val="VerbatimChar"/>
+              </w:rPr>
+              <w:t xml:space="preserve">testlist</w:t>
+            </w:r>
+            <w:r>
+              <w:t xml:space="preserve"> </w:t>
+            </w:r>
+            <w:r>
+              <w:t xml:space="preserve">items.</w:t>
+            </w:r>
+          </w:p>
+        </w:tc>
+      </w:tr>
+      <w:tr>
+        <w:tc>
+          <w:tcPr>
+            <w:shd w:val="clear" w:color="auto" w:fill="F6F8FA"/>
+          </w:tcPr>
+          <w:p>
+            <w:pPr>
+              <w:jc w:val="left"/>
+            </w:pPr>
+            <w:r>
+              <w:t xml:space="preserve">4.2.0</w:t>
+            </w:r>
+          </w:p>
+        </w:tc>
+        <w:tc>
+          <w:tcPr>
+            <w:shd w:val="clear" w:color="auto" w:fill="F6F8FA"/>
+          </w:tcPr>
+          <w:p>
+            <w:pPr>
+              <w:jc w:val="left"/>
+            </w:pPr>
+            <w:r>
+              <w:t xml:space="preserve">2026-09-13</w:t>
+            </w:r>
+          </w:p>
+        </w:tc>
+        <w:tc>
+          <w:tcPr>
+            <w:shd w:val="clear" w:color="auto" w:fill="F6F8FA"/>
+          </w:tcPr>
+          <w:p>
+            <w:pPr>
+              <w:jc w:val="left"/>
+            </w:pPr>
+            <w:r>
+              <w:t xml:space="preserve">Changed teststeps from tabular table to auto-numbered paragraphs.</w:t>
+            </w:r>
+            <w:r>
+              <w:t xml:space="preserve"> </w:t>
+            </w:r>
+            <w:r>
+              <w:rPr>
+                <w:rStyle w:val="VerbatimChar"/>
+              </w:rPr>
+              <w:t xml:space="preserve">\ teststep</w:t>
+            </w:r>
+            <w:r>
+              <w:t xml:space="preserve"> </w:t>
+            </w:r>
+            <w:r>
+              <w:t xml:space="preserve">now takes 1 arg (action only, numbering automatic). Removed</w:t>
+            </w:r>
+            <w:r>
+              <w:t xml:space="preserve"> </w:t>
+            </w:r>
+            <w:r>
+              <w:rPr>
+                <w:rStyle w:val="VerbatimChar"/>
+              </w:rPr>
+              <w:t xml:space="preserve">teststeps</w:t>
+            </w:r>
+            <w:r>
+              <w:t xml:space="preserve"> </w:t>
+            </w:r>
+            <w:r>
+              <w:t xml:space="preserve">environment. Images, code blocks, and callouts can be placed freely between steps inside</w:t>
+            </w:r>
+            <w:r>
+              <w:t xml:space="preserve"> </w:t>
+            </w:r>
+            <w:r>
+              <w:rPr>
+                <w:rStyle w:val="VerbatimChar"/>
+              </w:rPr>
+              <w:t xml:space="preserve">testprocedure</w:t>
+            </w:r>
+            <w:r>
+              <w:t xml:space="preserve">.</w:t>
+            </w:r>
+          </w:p>
+        </w:tc>
+      </w:tr>
+      <w:tr>
+        <w:tc>
+          <w:tcPr/>
+          <w:p>
+            <w:pPr>
+              <w:jc w:val="left"/>
+            </w:pPr>
+            <w:r>
+              <w:t xml:space="preserve">4.1.0</w:t>
+            </w:r>
+          </w:p>
+        </w:tc>
+        <w:tc>
+          <w:tcPr/>
+          <w:p>
+            <w:pPr>
+              <w:jc w:val="left"/>
+            </w:pPr>
+            <w:r>
+              <w:t xml:space="preserve">2026-09-13</w:t>
+            </w:r>
+          </w:p>
+        </w:tc>
+        <w:tc>
+          <w:tcPr/>
+          <w:p>
+            <w:pPr>
+              <w:jc w:val="left"/>
+            </w:pPr>
+            <w:r>
+              <w:t xml:space="preserve">Testcase field redesign: full-width red mini header bars for each field. Changed</w:t>
+            </w:r>
+            <w:r>
+              <w:t xml:space="preserve"> </w:t>
+            </w:r>
+            <w:r>
+              <w:rPr>
+                <w:rStyle w:val="VerbatimChar"/>
+              </w:rPr>
+              <w:t xml:space="preserve">testprocedure</w:t>
+            </w:r>
+            <w:r>
+              <w:t xml:space="preserve"> </w:t>
+            </w:r>
+            <w:r>
+              <w:t xml:space="preserve">from command to environment wrapping 2-column teststeps (Step</w:t>
+            </w:r>
+          </w:p>
+        </w:tc>
+      </w:tr>
+      <w:tr>
+        <w:tc>
+          <w:tcPr>
+            <w:shd w:val="clear" w:color="auto" w:fill="F6F8FA"/>
+          </w:tcPr>
+          <w:p>
+            <w:pPr>
+              <w:jc w:val="left"/>
+            </w:pPr>
+            <w:r>
+              <w:t xml:space="preserve">Action). Reordered fields: Test Result before Remarks. Updated Lua filter and round-trip test for grid table counting.</w:t>
+            </w:r>
+          </w:p>
+        </w:tc>
+        <w:tc>
+          <w:tcPr>
+            <w:shd w:val="clear" w:color="auto" w:fill="F6F8FA"/>
+          </w:tcPr>
+          <w:p>
+            <w:pPr>
+              <w:jc w:val="left"/>
+            </w:pPr>
+            <w:r>
+              <w:t xml:space="preserve">4.0.0</w:t>
+            </w:r>
+          </w:p>
+        </w:tc>
+        <w:tc>
+          <w:tcPr>
+            <w:shd w:val="clear" w:color="auto" w:fill="F6F8FA"/>
+          </w:tcPr>
+          <w:p>
+            <w:pPr>
+              <w:jc w:val="left"/>
+            </w:pPr>
+            <w:r>
+              <w:t xml:space="preserve">2026-09-13</w:t>
+            </w:r>
+          </w:p>
+        </w:tc>
+      </w:tr>
+      <w:tr>
+        <w:tc>
+          <w:tcPr/>
+          <w:p>
+            <w:pPr>
+              <w:jc w:val="left"/>
+            </w:pPr>
+            <w:r>
+              <w:t xml:space="preserve">Redesigned testbook</w:t>
+            </w:r>
+            <w:r>
+              <w:t xml:space="preserve"> </w:t>
+            </w:r>
+            <w:r>
+              <w:rPr>
+                <w:rStyle w:val="VerbatimChar"/>
+              </w:rPr>
+              <w:t xml:space="preserve">testcase</w:t>
+            </w:r>
+            <w:r>
+              <w:t xml:space="preserve"> </w:t>
+            </w:r>
+            <w:r>
+              <w:t xml:space="preserve">environment: replaced 2-column tabular with breakable tcolorbox (red left-rule, stacked paragraph fields). Images, code blocks, callouts, and nested tables now render correctly and break across pages. Added</w:t>
+            </w:r>
+            <w:r>
+              <w:t xml:space="preserve"> </w:t>
+            </w:r>
+            <w:r>
+              <w:rPr>
+                <w:rStyle w:val="VerbatimChar"/>
+              </w:rPr>
+              <w:t xml:space="preserve">longhutable</w:t>
+            </w:r>
+            <w:r>
+              <w:t xml:space="preserve"> </w:t>
+            </w:r>
+            <w:r>
+              <w:t xml:space="preserve">environment for page-breaking tables. Updated Lua filter to produce definition lists for DOCX/MD/HTML.</w:t>
+            </w:r>
+          </w:p>
+        </w:tc>
+        <w:tc>
+          <w:tcPr/>
+          <w:p>
+            <w:pPr>
+              <w:jc w:val="left"/>
+            </w:pPr>
+            <w:r>
+              <w:t xml:space="preserve">3.9.0</w:t>
+            </w:r>
+          </w:p>
+        </w:tc>
+        <w:tc>
+          <w:tcPr/>
+          <w:p>
+            <w:pPr>
+              <w:jc w:val="left"/>
+            </w:pPr>
+            <w:r>
+              <w:t xml:space="preserve">2026-09-13</w:t>
+            </w:r>
+          </w:p>
+        </w:tc>
+      </w:tr>
+      <w:tr>
+        <w:tc>
+          <w:tcPr>
+            <w:shd w:val="clear" w:color="auto" w:fill="F6F8FA"/>
+          </w:tcPr>
+          <w:p>
+            <w:pPr>
+              <w:jc w:val="left"/>
+            </w:pPr>
+            <w:r>
+              <w:t xml:space="preserve">Added testsummary environment, teststeps environment, and</w:t>
+            </w:r>
+            <w:r>
+              <w:t xml:space="preserve"> </w:t>
+            </w:r>
+            <w:r>
+              <w:rPr>
+                <w:rStyle w:val="VerbatimChar"/>
+              </w:rPr>
+              <w:t xml:space="preserve">\ testresultbadge</w:t>
+            </w:r>
+            <w:r>
+              <w:t xml:space="preserve"> </w:t>
+            </w:r>
+            <w:r>
+              <w:t xml:space="preserve">command to testbook template. Fixed testcase layout (full-width tabular with proper text alignment).</w:t>
+            </w:r>
+          </w:p>
+        </w:tc>
+        <w:tc>
+          <w:tcPr>
+            <w:shd w:val="clear" w:color="auto" w:fill="F6F8FA"/>
+          </w:tcPr>
+          <w:p>
+            <w:pPr>
+              <w:jc w:val="left"/>
+            </w:pPr>
+            <w:r>
+              <w:t xml:space="preserve">3.8.1</w:t>
+            </w:r>
+          </w:p>
+        </w:tc>
+        <w:tc>
+          <w:tcPr>
+            <w:shd w:val="clear" w:color="auto" w:fill="F6F8FA"/>
+          </w:tcPr>
+          <w:p>
+            <w:pPr>
+              <w:jc w:val="left"/>
+            </w:pPr>
+            <w:r>
+              <w:t xml:space="preserve">2026-09-13</w:t>
+            </w:r>
+          </w:p>
+        </w:tc>
+      </w:tr>
+      <w:tr>
+        <w:tc>
+          <w:tcPr/>
+          <w:p>
+            <w:pPr>
+              <w:jc w:val="left"/>
+            </w:pPr>
+            <w:r>
+              <w:t xml:space="preserve">End-to-end quality review: fixed testbook PDF metadata title, removed stray user DOCX from template dir, fixed round-trip.sh variable typo, updated stale references in AGENTS.md and README.md, committed testbook sample PDFs, set TZ for pandoc cover time consistency, widened pandoc version range.</w:t>
+            </w:r>
+          </w:p>
+        </w:tc>
+        <w:tc>
+          <w:tcPr/>
+          <w:p>
+            <w:pPr>
+              <w:jc w:val="left"/>
+            </w:pPr>
+            <w:r>
+              <w:t xml:space="preserve">3.8.0</w:t>
+            </w:r>
+          </w:p>
+        </w:tc>
+        <w:tc>
+          <w:tcPr/>
+          <w:p>
+            <w:pPr>
+              <w:jc w:val="left"/>
+            </w:pPr>
+            <w:r>
+              <w:t xml:space="preserve">2026-09-13</w:t>
+            </w:r>
+          </w:p>
+        </w:tc>
+      </w:tr>
+      <w:tr>
+        <w:tc>
+          <w:tcPr>
+            <w:shd w:val="clear" w:color="auto" w:fill="F6F8FA"/>
+          </w:tcPr>
+          <w:p>
+            <w:pPr>
+              <w:jc w:val="left"/>
+            </w:pPr>
+            <w:r>
+              <w:t xml:space="preserve">Removed Tips and Tricks chapter (tmux configuration) — required VS Code-specific keybindings that don’t generalize across terminal setups.</w:t>
+            </w:r>
+          </w:p>
+        </w:tc>
+        <w:tc>
+          <w:tcPr>
+            <w:shd w:val="clear" w:color="auto" w:fill="F6F8FA"/>
+          </w:tcPr>
+          <w:p>
+            <w:pPr>
+              <w:jc w:val="left"/>
+            </w:pPr>
+            <w:r>
+              <w:t xml:space="preserve">3.7.0</w:t>
+            </w:r>
+          </w:p>
+        </w:tc>
+        <w:tc>
+          <w:tcPr>
+            <w:shd w:val="clear" w:color="auto" w:fill="F6F8FA"/>
+          </w:tcPr>
+          <w:p>
+            <w:pPr>
+              <w:jc w:val="left"/>
+            </w:pPr>
+            <w:r>
+              <w:t xml:space="preserve">2026-09-12</w:t>
+            </w:r>
+          </w:p>
+        </w:tc>
+      </w:tr>
+      <w:tr>
+        <w:tc>
+          <w:tcPr/>
+          <w:p>
+            <w:pPr>
+              <w:jc w:val="left"/>
+            </w:pPr>
+            <w:r>
+              <w:t xml:space="preserve">Added</w:t>
+            </w:r>
+            <w:r>
+              <w:t xml:space="preserve"> </w:t>
+            </w:r>
+            <w:r>
+              <w:rPr>
+                <w:rStyle w:val="VerbatimChar"/>
+              </w:rPr>
+              <w:t xml:space="preserve">testbook</w:t>
+            </w:r>
+            <w:r>
+              <w:t xml:space="preserve"> </w:t>
+            </w:r>
+            <w:r>
+              <w:t xml:space="preserve">template for POC/acceptance test case documents with</w:t>
+            </w:r>
+            <w:r>
+              <w:t xml:space="preserve"> </w:t>
+            </w:r>
+            <w:r>
+              <w:rPr>
+                <w:rStyle w:val="VerbatimChar"/>
+              </w:rPr>
+              <w:t xml:space="preserve">testcase</w:t>
+            </w:r>
+            <w:r>
+              <w:t xml:space="preserve"> </w:t>
+            </w:r>
+            <w:r>
+              <w:t xml:space="preserve">environment and</w:t>
+            </w:r>
+            <w:r>
+              <w:t xml:space="preserve"> </w:t>
+            </w:r>
+            <w:r>
+              <w:rPr>
+                <w:rStyle w:val="VerbatimChar"/>
+              </w:rPr>
+              <w:t xml:space="preserve">[noanswers]</w:t>
+            </w:r>
+            <w:r>
+              <w:t xml:space="preserve"> </w:t>
+            </w:r>
+            <w:r>
+              <w:t xml:space="preserve">option.</w:t>
+            </w:r>
+          </w:p>
+        </w:tc>
+        <w:tc>
+          <w:tcPr/>
+          <w:p>
+            <w:pPr>
+              <w:jc w:val="left"/>
+            </w:pPr>
+            <w:r>
+              <w:t xml:space="preserve">3.6.0</w:t>
+            </w:r>
+          </w:p>
+        </w:tc>
+        <w:tc>
+          <w:tcPr/>
+          <w:p>
+            <w:pPr>
+              <w:jc w:val="left"/>
+            </w:pPr>
+            <w:r>
+              <w:t xml:space="preserve">2026-09-11</w:t>
+            </w:r>
+          </w:p>
+        </w:tc>
+      </w:tr>
+      <w:tr>
+        <w:tc>
+          <w:tcPr>
+            <w:shd w:val="clear" w:color="auto" w:fill="F6F8FA"/>
+          </w:tcPr>
+          <w:p>
+            <w:pPr>
+              <w:jc w:val="left"/>
+            </w:pPr>
+            <w:r>
+              <w:t xml:space="preserve">Added</w:t>
+            </w:r>
+            <w:r>
+              <w:t xml:space="preserve"> </w:t>
+            </w:r>
+            <w:r>
+              <w:rPr>
+                <w:rStyle w:val="VerbatimChar"/>
+              </w:rPr>
+              <w:t xml:space="preserve">\ setdocauthors</w:t>
+            </w:r>
+            <w:r>
+              <w:t xml:space="preserve"> </w:t>
+            </w:r>
+            <w:r>
+              <w:t xml:space="preserve">command and</w:t>
+            </w:r>
+            <w:r>
+              <w:t xml:space="preserve"> </w:t>
+            </w:r>
+            <w:r>
+              <w:rPr>
+                <w:rStyle w:val="VerbatimChar"/>
+              </w:rPr>
+              <w:t xml:space="preserve">[noauthors]</w:t>
+            </w:r>
+            <w:r>
+              <w:t xml:space="preserve"> </w:t>
+            </w:r>
+            <w:r>
+              <w:t xml:space="preserve">class option to both templates. Authors are displayed on the cover page (optional --- hidden if not set or if</w:t>
+            </w:r>
+            <w:r>
+              <w:t xml:space="preserve"> </w:t>
+            </w:r>
+            <w:r>
+              <w:rPr>
+                <w:rStyle w:val="VerbatimChar"/>
+              </w:rPr>
+              <w:t xml:space="preserve">[noauthors]</w:t>
+            </w:r>
+            <w:r>
+              <w:t xml:space="preserve"> </w:t>
+            </w:r>
+            <w:r>
+              <w:t xml:space="preserve">is passed). Demonstrated in all 4 samples.</w:t>
+            </w:r>
+          </w:p>
+        </w:tc>
+        <w:tc>
+          <w:tcPr>
+            <w:shd w:val="clear" w:color="auto" w:fill="F6F8FA"/>
+          </w:tcPr>
+          <w:p>
+            <w:pPr>
+              <w:jc w:val="left"/>
+            </w:pPr>
+            <w:r>
+              <w:t xml:space="preserve">3.5.0</w:t>
+            </w:r>
+          </w:p>
+        </w:tc>
+        <w:tc>
+          <w:tcPr>
+            <w:shd w:val="clear" w:color="auto" w:fill="F6F8FA"/>
+          </w:tcPr>
+          <w:p>
+            <w:pPr>
+              <w:jc w:val="left"/>
+            </w:pPr>
+            <w:r>
+              <w:t xml:space="preserve">2026-09-11</w:t>
+            </w:r>
+          </w:p>
+        </w:tc>
+      </w:tr>
+      <w:tr>
+        <w:tc>
+          <w:tcPr/>
+          <w:p>
+            <w:pPr>
+              <w:jc w:val="left"/>
+            </w:pPr>
+            <w:r>
+              <w:t xml:space="preserve">Reorganized project structure: moved</w:t>
+            </w:r>
+            <w:r>
+              <w:t xml:space="preserve"> </w:t>
+            </w:r>
+            <w:r>
+              <w:rPr>
+                <w:rStyle w:val="VerbatimChar"/>
+              </w:rPr>
+              <w:t xml:space="preserve">build.sh</w:t>
+            </w:r>
+            <w:r>
+              <w:t xml:space="preserve">,</w:t>
+            </w:r>
+            <w:r>
+              <w:t xml:space="preserve"> </w:t>
+            </w:r>
+            <w:r>
+              <w:rPr>
+                <w:rStyle w:val="VerbatimChar"/>
+              </w:rPr>
+              <w:t xml:space="preserve">install.sh</w:t>
+            </w:r>
+            <w:r>
+              <w:t xml:space="preserve">, and</w:t>
+            </w:r>
+            <w:r>
+              <w:t xml:space="preserve"> </w:t>
+            </w:r>
+            <w:r>
+              <w:rPr>
+                <w:rStyle w:val="VerbatimChar"/>
+              </w:rPr>
+              <w:t xml:space="preserve">uninstall.sh</w:t>
+            </w:r>
+            <w:r>
+              <w:t xml:space="preserve"> </w:t>
+            </w:r>
+            <w:r>
+              <w:t xml:space="preserve">from repo root to</w:t>
+            </w:r>
+            <w:r>
+              <w:t xml:space="preserve"> </w:t>
+            </w:r>
+            <w:r>
+              <w:rPr>
+                <w:rStyle w:val="VerbatimChar"/>
+              </w:rPr>
+              <w:t xml:space="preserve">scripts/</w:t>
+            </w:r>
+            <w:r>
+              <w:t xml:space="preserve"> </w:t>
+            </w:r>
+            <w:r>
+              <w:t xml:space="preserve">directory. Updated all references in Makefile, README, AGENTS.md, SKILL.md, and setup guide. One-liner URLs now use</w:t>
+            </w:r>
+            <w:r>
+              <w:t xml:space="preserve"> </w:t>
+            </w:r>
+            <w:r>
+              <w:rPr>
+                <w:rStyle w:val="VerbatimChar"/>
+              </w:rPr>
+              <w:t xml:space="preserve">main/scripts/install.sh</w:t>
+            </w:r>
+            <w:r>
+              <w:t xml:space="preserve">.</w:t>
+            </w:r>
+          </w:p>
+        </w:tc>
+        <w:tc>
+          <w:tcPr/>
+          <w:p>
+            <w:pPr>
+              <w:jc w:val="left"/>
+            </w:pPr>
+            <w:r>
+              <w:t xml:space="preserve">3.4.0</w:t>
+            </w:r>
+          </w:p>
+        </w:tc>
+        <w:tc>
+          <w:tcPr/>
+          <w:p>
+            <w:pPr>
+              <w:jc w:val="left"/>
+            </w:pPr>
+            <w:r>
+              <w:t xml:space="preserve">2026-09-11</w:t>
+            </w:r>
+          </w:p>
+        </w:tc>
+      </w:tr>
+      <w:tr>
+        <w:tc>
+          <w:tcPr>
+            <w:shd w:val="clear" w:color="auto" w:fill="F6F8FA"/>
+          </w:tcPr>
+          <w:p>
+            <w:pPr>
+              <w:jc w:val="left"/>
+            </w:pPr>
+            <w:r>
+              <w:rPr>
+                <w:rStyle w:val="VerbatimChar"/>
+              </w:rPr>
+              <w:t xml:space="preserve">install.sh</w:t>
+            </w:r>
+            <w:r>
+              <w:t xml:space="preserve">: opencode skills and VS Code LaTeX Workshop are now optional prompts (default yes). Removed LTeX extension (was failing to install). One-liner detects existing installation and prompts to update with version display (</w:t>
+            </w:r>
+            <w:r>
+              <w:rPr>
+                <w:rStyle w:val="VerbatimChar"/>
+              </w:rPr>
+              <w:t xml:space="preserve">v3.3.6 $\to$ v3.3.7</w:t>
+            </w:r>
+            <w:r>
+              <w:t xml:space="preserve">). Uses absolute paths to prevent nested clones. +</w:t>
+            </w:r>
+            <w:r>
+              <w:t xml:space="preserve"> </w:t>
+            </w:r>
+            <w:r>
+              <w:rPr>
+                <w:rStyle w:val="VerbatimChar"/>
+              </w:rPr>
+              <w:t xml:space="preserve">uninstall.sh</w:t>
+            </w:r>
+            <w:r>
+              <w:t xml:space="preserve">: Added one-liner support (`curl</w:t>
+            </w:r>
+          </w:p>
+        </w:tc>
+        <w:tc>
+          <w:tcPr>
+            <w:shd w:val="clear" w:color="auto" w:fill="F6F8FA"/>
+          </w:tcPr>
+          <w:p>
+            <w:pPr>
+              <w:jc w:val="left"/>
+            </w:pPr>
+            <w:r>
+              <w:t xml:space="preserve">bash`). Added</w:t>
+            </w:r>
+            <w:r>
+              <w:t xml:space="preserve"> </w:t>
+            </w:r>
+            <w:r>
+              <w:rPr>
+                <w:rStyle w:val="VerbatimChar"/>
+              </w:rPr>
+              <w:t xml:space="preserve">`Remove 100%'' nuclear option (option 4) to interactive menu. Added `--repo</w:t>
+            </w:r>
+            <w:r>
+              <w:t xml:space="preserve"> </w:t>
+            </w:r>
+            <w:r>
+              <w:t xml:space="preserve">flag. + Updated Chapter 6 with optional component prompts and update detection. Updated Chapter 7 with one-liner update/uninstall and full menu documentation.</w:t>
+            </w:r>
+          </w:p>
+        </w:tc>
+        <w:tc>
+          <w:tcPr>
+            <w:shd w:val="clear" w:color="auto" w:fill="F6F8FA"/>
+          </w:tcPr>
+          <w:p>
+            <w:pPr>
+              <w:jc w:val="left"/>
+            </w:pPr>
+            <w:r>
+              <w:t xml:space="preserve">3.3.0</w:t>
+            </w:r>
+          </w:p>
+        </w:tc>
+      </w:tr>
+      <w:tr>
+        <w:tc>
+          <w:tcPr/>
+          <w:p>
+            <w:pPr>
+              <w:jc w:val="left"/>
+            </w:pPr>
+            <w:r>
+              <w:t xml:space="preserve">2026-09-11</w:t>
+            </w:r>
+          </w:p>
+        </w:tc>
+        <w:tc>
+          <w:tcPr/>
+          <w:p>
+            <w:pPr>
+              <w:jc w:val="left"/>
+            </w:pPr>
+            <w:r>
+              <w:t xml:space="preserve">Moved pre-compiled setup guide to</w:t>
+            </w:r>
+            <w:r>
+              <w:t xml:space="preserve"> </w:t>
+            </w:r>
+            <w:r>
+              <w:rPr>
+                <w:rStyle w:val="VerbatimChar"/>
+              </w:rPr>
+              <w:t xml:space="preserve">setup-guide/</w:t>
+            </w:r>
+            <w:r>
+              <w:t xml:space="preserve"> </w:t>
+            </w:r>
+            <w:r>
+              <w:t xml:space="preserve">folder in repo root with all four formats (PDF, MD, DOCX, HTML). Users can read these before cloning to understand the installation process. + Updated Makefile</w:t>
+            </w:r>
+            <w:r>
+              <w:t xml:space="preserve"> </w:t>
+            </w:r>
+            <w:r>
+              <w:rPr>
+                <w:rStyle w:val="VerbatimChar"/>
+              </w:rPr>
+              <w:t xml:space="preserve">setup-guide</w:t>
+            </w:r>
+            <w:r>
+              <w:t xml:space="preserve"> </w:t>
+            </w:r>
+            <w:r>
+              <w:t xml:space="preserve">target to generate and copy all four formats. + Updated README with pre-compiled setup guide section and format comparison table. + Updated .gitignore to track all four formats in</w:t>
+            </w:r>
+            <w:r>
+              <w:t xml:space="preserve"> </w:t>
+            </w:r>
+            <w:r>
+              <w:rPr>
+                <w:rStyle w:val="VerbatimChar"/>
+              </w:rPr>
+              <w:t xml:space="preserve">setup-guide/</w:t>
+            </w:r>
+            <w:r>
+              <w:t xml:space="preserve">.</w:t>
+            </w:r>
+          </w:p>
+        </w:tc>
+        <w:tc>
+          <w:tcPr/>
+          <w:p>
+            <w:pPr>
+              <w:jc w:val="left"/>
+            </w:pPr>
+            <w:r>
+              <w:t xml:space="preserve">3.2.1</w:t>
+            </w:r>
+          </w:p>
+        </w:tc>
+      </w:tr>
+      <w:tr>
+        <w:tc>
+          <w:tcPr>
+            <w:shd w:val="clear" w:color="auto" w:fill="F6F8FA"/>
+          </w:tcPr>
+          <w:p>
+            <w:pPr>
+              <w:jc w:val="left"/>
+            </w:pPr>
+            <w:r>
+              <w:t xml:space="preserve">2026-09-11</w:t>
+            </w:r>
+          </w:p>
+        </w:tc>
+        <w:tc>
+          <w:tcPr>
+            <w:shd w:val="clear" w:color="auto" w:fill="F6F8FA"/>
+          </w:tcPr>
+          <w:p>
+            <w:pPr>
+              <w:jc w:val="left"/>
+            </w:pPr>
+            <w:r>
+              <w:t xml:space="preserve">Renamed Chapter 7 from</w:t>
+            </w:r>
+            <w:r>
+              <w:t xml:space="preserve"> </w:t>
+            </w:r>
+            <w:r>
+              <w:rPr>
+                <w:rStyle w:val="VerbatimChar"/>
+              </w:rPr>
+              <w:t xml:space="preserve">Clean Up'' to</w:t>
+            </w:r>
+            <w:r>
+              <w:t xml:space="preserve">Operations and Maintenance''. Added subsections for updating and uninstalling both the MaaS Gateway and the document templates. Added cloud resource cleanup as an optional subsection.</w:t>
+            </w:r>
+          </w:p>
+        </w:tc>
+        <w:tc>
+          <w:tcPr>
+            <w:shd w:val="clear" w:color="auto" w:fill="F6F8FA"/>
+          </w:tcPr>
+          <w:p>
+            <w:pPr>
+              <w:jc w:val="left"/>
+            </w:pPr>
+            <w:r>
+              <w:t xml:space="preserve">3.2.0</w:t>
+            </w:r>
+          </w:p>
+        </w:tc>
+      </w:tr>
+      <w:tr>
+        <w:tc>
+          <w:tcPr/>
+          <w:p>
+            <w:pPr>
+              <w:jc w:val="left"/>
+            </w:pPr>
+            <w:r>
+              <w:t xml:space="preserve">2026-09-11</w:t>
+            </w:r>
+          </w:p>
+        </w:tc>
+        <w:tc>
+          <w:tcPr/>
+          <w:p>
+            <w:pPr>
+              <w:jc w:val="left"/>
+            </w:pPr>
+            <w:r>
+              <w:t xml:space="preserve">Added</w:t>
+            </w:r>
+            <w:r>
+              <w:t xml:space="preserve"> </w:t>
+            </w:r>
+            <w:r>
+              <w:rPr>
+                <w:rStyle w:val="VerbatimChar"/>
+              </w:rPr>
+              <w:t xml:space="preserve">uninstall.sh</w:t>
+            </w:r>
+            <w:r>
+              <w:t xml:space="preserve"> </w:t>
+            </w:r>
+            <w:r>
+              <w:t xml:space="preserve">script with interactive menu,</w:t>
+            </w:r>
+            <w:r>
+              <w:t xml:space="preserve"> </w:t>
+            </w:r>
+            <w:r>
+              <w:rPr>
+                <w:rStyle w:val="VerbatimChar"/>
+              </w:rPr>
+              <w:t xml:space="preserve">--all</w:t>
+            </w:r>
+            <w:r>
+              <w:t xml:space="preserve">,</w:t>
+            </w:r>
+            <w:r>
+              <w:t xml:space="preserve"> </w:t>
+            </w:r>
+            <w:r>
+              <w:rPr>
+                <w:rStyle w:val="VerbatimChar"/>
+              </w:rPr>
+              <w:t xml:space="preserve">--yes</w:t>
+            </w:r>
+            <w:r>
+              <w:t xml:space="preserve">, and</w:t>
+            </w:r>
+            <w:r>
+              <w:t xml:space="preserve"> </w:t>
+            </w:r>
+            <w:r>
+              <w:rPr>
+                <w:rStyle w:val="VerbatimChar"/>
+              </w:rPr>
+              <w:t xml:space="preserve">--dry-run</w:t>
+            </w:r>
+            <w:r>
+              <w:t xml:space="preserve"> </w:t>
+            </w:r>
+            <w:r>
+              <w:t xml:space="preserve">flags. Removes opencode skills, .sty modules, HarmonyOS Sans font, /etc/LatexMk fix, and VS Code settings. + Fixed</w:t>
+            </w:r>
+            <w:r>
+              <w:t xml:space="preserve"> </w:t>
+            </w:r>
+            <w:r>
+              <w:rPr>
+                <w:rStyle w:val="VerbatimChar"/>
+              </w:rPr>
+              <w:t xml:space="preserve">install.sh</w:t>
+            </w:r>
+            <w:r>
+              <w:t xml:space="preserve">: show apt-get output (was hidden), suppressed fvextra build noise, fix font detection (</w:t>
+            </w:r>
+            <w:r>
+              <w:rPr>
+                <w:rStyle w:val="VerbatimChar"/>
+              </w:rPr>
+              <w:t xml:space="preserve">fc-list : family</w:t>
+            </w:r>
+            <w:r>
+              <w:t xml:space="preserve">), fix test compilation paths (</w:t>
+            </w:r>
+            <w:r>
+              <w:rPr>
+                <w:rStyle w:val="VerbatimChar"/>
+              </w:rPr>
+              <w:t xml:space="preserve">src/</w:t>
+            </w:r>
+            <w:r>
+              <w:t xml:space="preserve"> </w:t>
+            </w:r>
+            <w:r>
+              <w:t xml:space="preserve">subdirectory), fix LTeX extension success/failure reporting. + Updated Chapter 7 with uninstall instructions.</w:t>
+            </w:r>
+          </w:p>
+        </w:tc>
+        <w:tc>
+          <w:tcPr/>
+          <w:p>
+            <w:pPr>
+              <w:jc w:val="left"/>
+            </w:pPr>
+            <w:r>
+              <w:t xml:space="preserve">3.1.2</w:t>
+            </w:r>
+          </w:p>
+        </w:tc>
+      </w:tr>
+      <w:tr>
+        <w:tc>
+          <w:tcPr>
+            <w:shd w:val="clear" w:color="auto" w:fill="F6F8FA"/>
+          </w:tcPr>
+          <w:p>
+            <w:pPr>
+              <w:jc w:val="left"/>
+            </w:pPr>
+            <w:r>
+              <w:t xml:space="preserve">2026-09-11</w:t>
+            </w:r>
+          </w:p>
+        </w:tc>
+        <w:tc>
+          <w:tcPr>
+            <w:shd w:val="clear" w:color="auto" w:fill="F6F8FA"/>
+          </w:tcPr>
+          <w:p>
+            <w:pPr>
+              <w:jc w:val="left"/>
+            </w:pPr>
+            <w:r>
+              <w:t xml:space="preserve">Added output format guide to README.md: comparison table of PDF, Markdown, DOCX, and HTML with purpose, copy-paste quality, and limitations. Recommends Markdown for copy-paste.</w:t>
+            </w:r>
+          </w:p>
+        </w:tc>
+        <w:tc>
+          <w:tcPr>
+            <w:shd w:val="clear" w:color="auto" w:fill="F6F8FA"/>
+          </w:tcPr>
+          <w:p>
+            <w:pPr>
+              <w:jc w:val="left"/>
+            </w:pPr>
+            <w:r>
+              <w:t xml:space="preserve">3.1.1</w:t>
+            </w:r>
+          </w:p>
+        </w:tc>
+      </w:tr>
+      <w:tr>
+        <w:tc>
+          <w:tcPr/>
+          <w:p>
+            <w:pPr>
+              <w:jc w:val="left"/>
+            </w:pPr>
+            <w:r>
+              <w:t xml:space="preserve">2026-09-11</w:t>
+            </w:r>
+          </w:p>
+        </w:tc>
+        <w:tc>
+          <w:tcPr/>
+          <w:p>
+            <w:pPr>
+              <w:jc w:val="left"/>
+            </w:pPr>
+            <w:r>
+              <w:t xml:space="preserve">Updated MaaS Gateway chapter to v1.10.9: non-interactive mode (</w:t>
+            </w:r>
+            <w:r>
+              <w:rPr>
+                <w:rStyle w:val="VerbatimChar"/>
+              </w:rPr>
+              <w:t xml:space="preserve">-y</w:t>
+            </w:r>
+            <w:r>
+              <w:t xml:space="preserve">) now suppresses all prompts (prerequisites, tool selection, skill install). + Changed project clone path from</w:t>
+            </w:r>
+            <w:r>
+              <w:t xml:space="preserve"> </w:t>
+            </w:r>
+            <w:r>
+              <w:rPr>
+                <w:rStyle w:val="VerbatimChar"/>
+              </w:rPr>
+              <w:t xml:space="preserve">\textasciitilde</w:t>
+            </w:r>
+            <w:r>
+              <w:t xml:space="preserve"> </w:t>
+            </w:r>
+            <w:r>
+              <w:t xml:space="preserve">(root home) to</w:t>
+            </w:r>
+            <w:r>
+              <w:t xml:space="preserve"> </w:t>
+            </w:r>
+            <w:r>
+              <w:rPr>
+                <w:rStyle w:val="VerbatimChar"/>
+              </w:rPr>
+              <w:t xml:space="preserve">/home</w:t>
+            </w:r>
+            <w:r>
+              <w:t xml:space="preserve"> </w:t>
+            </w:r>
+            <w:r>
+              <w:t xml:space="preserve">as default working directory. + Added project standards to AGENTS.md: workflow, end-to-end validation, code style, git conventions, when unsure.</w:t>
+            </w:r>
+          </w:p>
+        </w:tc>
+        <w:tc>
+          <w:tcPr/>
+          <w:p>
+            <w:pPr>
+              <w:jc w:val="left"/>
+            </w:pPr>
+            <w:r>
+              <w:t xml:space="preserve">3.1.0</w:t>
+            </w:r>
+          </w:p>
+        </w:tc>
+      </w:tr>
+      <w:tr>
+        <w:tc>
+          <w:tcPr>
+            <w:shd w:val="clear" w:color="auto" w:fill="F6F8FA"/>
+          </w:tcPr>
+          <w:p>
+            <w:pPr>
+              <w:jc w:val="left"/>
+            </w:pPr>
+            <w:r>
+              <w:t xml:space="preserve">2026-09-11</w:t>
+            </w:r>
+          </w:p>
+        </w:tc>
+        <w:tc>
+          <w:tcPr>
+            <w:shd w:val="clear" w:color="auto" w:fill="F6F8FA"/>
+          </w:tcPr>
+          <w:p>
+            <w:pPr>
+              <w:jc w:val="left"/>
+            </w:pPr>
+            <w:r>
+              <w:t xml:space="preserve">Switched from ECS to Flexus X instance (4 vCPU, 16 GB RAM via slider, flavor</w:t>
+            </w:r>
+            <w:r>
+              <w:t xml:space="preserve"> </w:t>
+            </w:r>
+            <w:r>
+              <w:rPr>
+                <w:rStyle w:val="VerbatimChar"/>
+              </w:rPr>
+              <w:t xml:space="preserve">x1.4u.16g</w:t>
+            </w:r>
+            <w:r>
+              <w:t xml:space="preserve">) --- more cost-efficient and robust. Updated creation steps to match Flexus X console order: billing mode first, vCPU/RAM slider (no flavor dropdown), Cloud Eye monitoring (recommended), then instance name and key pair login. Replaced screenshots with Flexus X console images. + Rewrote Chapter 3: switched from</w:t>
+            </w:r>
+            <w:r>
+              <w:t xml:space="preserve"> </w:t>
+            </w:r>
+            <w:r>
+              <w:rPr>
+                <w:rStyle w:val="VerbatimChar"/>
+              </w:rPr>
+              <w:t xml:space="preserve">connect.exe</w:t>
+            </w:r>
+            <w:r>
+              <w:t xml:space="preserve"> </w:t>
+            </w:r>
+            <w:r>
+              <w:t xml:space="preserve">to</w:t>
+            </w:r>
+            <w:r>
+              <w:t xml:space="preserve"> </w:t>
+            </w:r>
+            <w:r>
+              <w:rPr>
+                <w:rStyle w:val="VerbatimChar"/>
+              </w:rPr>
+              <w:t xml:space="preserve">ncat</w:t>
+            </w:r>
+            <w:r>
+              <w:t xml:space="preserve"> </w:t>
+            </w:r>
+            <w:r>
+              <w:t xml:space="preserve">(from Nmap) as the SSH ProxyCommand. Added explanation of HTTP CONNECT method, why port 4444 works, why ncat is chosen, ncat installation with antivirus exclusions, flag reference table, and improved keepalive settings. + Restructured chapters: moved SSH config and VS Code connection to new Chapter 4 (Install VS Code and Connect via Remote-SSH). Chapters 5—​7 renumbered. + Added verification checklist tables to all 7 chapters. + Added mandatory reboot warning in Chapter 2 (SSH port change). Added troubleshooting subsection in Chapter 4 with common SSH connection issues and ncat debugging commands.</w:t>
+            </w:r>
+          </w:p>
+        </w:tc>
+        <w:tc>
+          <w:tcPr>
+            <w:shd w:val="clear" w:color="auto" w:fill="F6F8FA"/>
+          </w:tcPr>
+          <w:p>
+            <w:pPr>
+              <w:jc w:val="left"/>
+            </w:pPr>
+            <w:r>
+              <w:t xml:space="preserve">3.0.1</w:t>
+            </w:r>
+          </w:p>
+        </w:tc>
+      </w:tr>
+      <w:tr>
+        <w:tc>
+          <w:tcPr/>
+          <w:p>
+            <w:pPr>
+              <w:jc w:val="left"/>
+            </w:pPr>
+            <w:r>
+              <w:t xml:space="preserve">2026-09-10</w:t>
+            </w:r>
+          </w:p>
+        </w:tc>
+        <w:tc>
+          <w:tcPr/>
+          <w:p>
+            <w:pPr>
+              <w:jc w:val="left"/>
+            </w:pPr>
+            <w:r>
+              <w:t xml:space="preserve">Minor fixes: test-filter.sh auto-discovery, build.sh help text, Makefile aggregate descriptions, 5-section comment correction, CHANGELOG version gap note, callout-in-code fix, CI font auto-discovery, dofile path comment, test-sync.sh header.</w:t>
+            </w:r>
+          </w:p>
+        </w:tc>
+        <w:tc>
+          <w:tcPr/>
+          <w:p>
+            <w:pPr>
+              <w:jc w:val="left"/>
+            </w:pPr>
+            <w:r>
+              <w:t xml:space="preserve">3.0.0</w:t>
+            </w:r>
+          </w:p>
+        </w:tc>
+      </w:tr>
+      <w:tr>
+        <w:tc>
+          <w:tcPr>
+            <w:shd w:val="clear" w:color="auto" w:fill="F6F8FA"/>
+          </w:tcPr>
+          <w:p>
+            <w:pPr>
+              <w:jc w:val="left"/>
+            </w:pPr>
+            <w:r>
+              <w:t xml:space="preserve">2026-09-09</w:t>
+            </w:r>
+          </w:p>
+        </w:tc>
+        <w:tc>
+          <w:tcPr>
+            <w:shd w:val="clear" w:color="auto" w:fill="F6F8FA"/>
+          </w:tcPr>
+          <w:p>
+            <w:pPr>
+              <w:jc w:val="left"/>
+            </w:pPr>
+            <w:r>
+              <w:t xml:space="preserve">Modular pipeline refactoring: shared Lua filter factory, shared DOCX fix logic, build system auto-discovery, unified format pipeline, GitHub Actions CI.</w:t>
+            </w:r>
+          </w:p>
+        </w:tc>
+        <w:tc>
+          <w:tcPr>
+            <w:shd w:val="clear" w:color="auto" w:fill="F6F8FA"/>
+          </w:tcPr>
+          <w:p>
+            <w:pPr>
+              <w:jc w:val="left"/>
+            </w:pPr>
+            <w:r>
+              <w:t xml:space="preserve">2.16.0</w:t>
+            </w:r>
+          </w:p>
+        </w:tc>
+      </w:tr>
+      <w:tr>
+        <w:tc>
+          <w:tcPr/>
+          <w:p>
+            <w:pPr>
+              <w:jc w:val="left"/>
+            </w:pPr>
+            <w:r>
+              <w:t xml:space="preserve">2026-09-05</w:t>
+            </w:r>
+          </w:p>
+        </w:tc>
+        <w:tc>
+          <w:tcPr/>
+          <w:p>
+            <w:pPr>
+              <w:jc w:val="left"/>
+            </w:pPr>
+            <w:r>
+              <w:t xml:space="preserve">Updated to match template v2.16.0 — Lua filter fixes, build system updates, and technical template parity improvements.</w:t>
+            </w:r>
+          </w:p>
+        </w:tc>
+        <w:tc>
+          <w:tcPr/>
+          <w:p>
+            <w:pPr>
+              <w:jc w:val="left"/>
+            </w:pPr>
+            <w:r>
+              <w:t xml:space="preserve">2.13.0</w:t>
+            </w:r>
+          </w:p>
+        </w:tc>
+      </w:tr>
+      <w:tr>
+        <w:tc>
+          <w:tcPr>
+            <w:shd w:val="clear" w:color="auto" w:fill="F6F8FA"/>
+          </w:tcPr>
+          <w:p>
+            <w:pPr>
+              <w:jc w:val="left"/>
+            </w:pPr>
+            <w:r>
+              <w:t xml:space="preserve">2026-08-24</w:t>
+            </w:r>
+          </w:p>
+        </w:tc>
+        <w:tc>
+          <w:tcPr>
+            <w:shd w:val="clear" w:color="auto" w:fill="F6F8FA"/>
+          </w:tcPr>
+          <w:p>
+            <w:pPr>
+              <w:jc w:val="left"/>
+            </w:pPr>
+            <w:r>
+              <w:t xml:space="preserve">Foundation refactoring Phase 4: make DOCX \texttt{--fix} post-processing robust. Replaced all silent-skip guards in \texttt{create-reference-docx.py} with loud \texttt{RuntimeError} assertions for expected XML elements (Heading1-4, Title, VerbatimChar, Normal, docDefaults, numbering indentation). Added pandoc version pin (3.1.0—​3.2.0) to catch output-structure regressions on upgrade. Extended \texttt{test-docx-fix.sh} with version check and 4 loud-failure tests (missing style $\to$ non-zero exit).</w:t>
+            </w:r>
+          </w:p>
+        </w:tc>
+        <w:tc>
+          <w:tcPr>
+            <w:shd w:val="clear" w:color="auto" w:fill="F6F8FA"/>
+          </w:tcPr>
+          <w:p>
+            <w:pPr>
+              <w:jc w:val="left"/>
+            </w:pPr>
+            <w:r>
+              <w:t xml:space="preserve">2.12.0</w:t>
+            </w:r>
+          </w:p>
+        </w:tc>
+      </w:tr>
+      <w:tr>
+        <w:tc>
+          <w:tcPr/>
+          <w:p>
+            <w:pPr>
+              <w:jc w:val="left"/>
+            </w:pPr>
+            <w:r>
+              <w:t xml:space="preserve">2026-08-24</w:t>
+            </w:r>
+          </w:p>
+        </w:tc>
+        <w:tc>
+          <w:tcPr/>
+          <w:p>
+            <w:pPr>
+              <w:jc w:val="left"/>
+            </w:pPr>
+            <w:r>
+              <w:t xml:space="preserve">Foundation refactoring Phase 3: introduce \texttt{parse_preamble()} in the Lua filter, extracting all class options (\texttt{portuguese}, \texttt{indentbody}, \texttt{notime}, \texttt{nochangelog}) and all \texttt{\ set*} command values into a single preamble state object. Fixes 6 L18 divergences at root cause: English TOC label (</w:t>
+            </w:r>
+            <w:r>
+              <w:rPr>
+                <w:rStyle w:val="VerbatimChar"/>
+              </w:rPr>
+              <w:t xml:space="preserve">Table of Contents'' $\to$</w:t>
+            </w:r>
+            <w:r>
+              <w:t xml:space="preserve">Contents''), \texttt{[notime]} now gates time in DOCX/HTML, \texttt{[nochangelog]} now suppresses changelog in non-PDF formats, \texttt{\ setcoverlogo} honored instead of hardcoded, \texttt{\ setheaderlogo} warns if set in non-PDF, \texttt{\ note} renders as italic in all formats (matching PDF). Any future preamble command or class option now flows through automatically.</w:t>
+            </w:r>
+          </w:p>
+        </w:tc>
+        <w:tc>
+          <w:tcPr/>
+          <w:p>
+            <w:pPr>
+              <w:jc w:val="left"/>
+            </w:pPr>
+            <w:r>
+              <w:t xml:space="preserve">2.11.0</w:t>
+            </w:r>
+          </w:p>
+        </w:tc>
+      </w:tr>
+      <w:tr>
+        <w:tc>
+          <w:tcPr>
+            <w:shd w:val="clear" w:color="auto" w:fill="F6F8FA"/>
+          </w:tcPr>
+          <w:p>
+            <w:pPr>
+              <w:jc w:val="left"/>
+            </w:pPr>
+            <w:r>
+              <w:t xml:space="preserve">2026-08-24</w:t>
+            </w:r>
+          </w:p>
+        </w:tc>
+        <w:tc>
+          <w:tcPr>
+            <w:shd w:val="clear" w:color="auto" w:fill="F6F8FA"/>
+          </w:tcPr>
+          <w:p>
+            <w:pPr>
+              <w:jc w:val="left"/>
+            </w:pPr>
+            <w:r>
+              <w:t xml:space="preserve">Foundation refactoring Phase 2: extend test matrix to cover all 3 output formats $\times$ 3 documents (9 cells). \texttt{round-trip.sh} now generates DOCX, counts structures in \texttt{word/document.xml}, and checks cross-format consistency (headings, images, code blocks, tables, callouts, 0 raw LaTeX across MD+DOCX+HTML). Added \texttt{test-docx-fix.sh} smoke test asserting H1 red border, heading colors, list indentation, and footer PAGE field in patched \texttt{styles.xml}.</w:t>
+            </w:r>
+          </w:p>
+        </w:tc>
+        <w:tc>
+          <w:tcPr>
+            <w:shd w:val="clear" w:color="auto" w:fill="F6F8FA"/>
+          </w:tcPr>
+          <w:p>
+            <w:pPr>
+              <w:jc w:val="left"/>
+            </w:pPr>
+            <w:r>
+              <w:t xml:space="preserve">2.10.0</w:t>
+            </w:r>
+          </w:p>
+        </w:tc>
+      </w:tr>
+      <w:tr>
+        <w:tc>
+          <w:tcPr/>
+          <w:p>
+            <w:pPr>
+              <w:jc w:val="left"/>
+            </w:pPr>
+            <w:r>
+              <w:t xml:space="preserve">2026-08-24</w:t>
+            </w:r>
+          </w:p>
+        </w:tc>
+        <w:tc>
+          <w:tcPr/>
+          <w:p>
+            <w:pPr>
+              <w:jc w:val="left"/>
+            </w:pPr>
+            <w:r>
+              <w:t xml:space="preserve">Foundation refactoring Phase 1: sync cls version to project tag, fix stale doc references (L16 output count, L-range, setup-guide feature claim), add test-sync.sh for version consistency checking.</w:t>
+            </w:r>
+          </w:p>
+        </w:tc>
+        <w:tc>
+          <w:tcPr/>
+          <w:p>
+            <w:pPr>
+              <w:jc w:val="left"/>
+            </w:pPr>
+            <w:r>
+              <w:t xml:space="preserve">2.9.1</w:t>
+            </w:r>
+          </w:p>
+        </w:tc>
+      </w:tr>
+      <w:tr>
+        <w:tc>
+          <w:tcPr>
+            <w:shd w:val="clear" w:color="auto" w:fill="F6F8FA"/>
+          </w:tcPr>
+          <w:p>
+            <w:pPr>
+              <w:jc w:val="left"/>
+            </w:pPr>
+            <w:r>
+              <w:t xml:space="preserve">2026-08-23</w:t>
+            </w:r>
+          </w:p>
+        </w:tc>
+        <w:tc>
+          <w:tcPr>
+            <w:shd w:val="clear" w:color="auto" w:fill="F6F8FA"/>
+          </w:tcPr>
+          <w:p>
+            <w:pPr>
+              <w:jc w:val="left"/>
+            </w:pPr>
+            <w:r>
+              <w:t xml:space="preserve">HTML and Markdown outputs now embed images as base64 data URIs. HTML uses pandoc \texttt{--embed-resources}, MD uses post-processing with \texttt{embed-images.py}. Outputs are self-contained — no external image files needed.</w:t>
+            </w:r>
+          </w:p>
+        </w:tc>
+        <w:tc>
+          <w:tcPr>
+            <w:shd w:val="clear" w:color="auto" w:fill="F6F8FA"/>
+          </w:tcPr>
+          <w:p>
+            <w:pPr>
+              <w:jc w:val="left"/>
+            </w:pPr>
+            <w:r>
+              <w:t xml:space="preserve">2.9.0</w:t>
+            </w:r>
+          </w:p>
+        </w:tc>
+      </w:tr>
+      <w:tr>
+        <w:tc>
+          <w:tcPr/>
+          <w:p>
+            <w:pPr>
+              <w:jc w:val="left"/>
+            </w:pPr>
+            <w:r>
+              <w:t xml:space="preserve">2026-08-23</w:t>
+            </w:r>
+          </w:p>
+        </w:tc>
+        <w:tc>
+          <w:tcPr/>
+          <w:p>
+            <w:pPr>
+              <w:jc w:val="left"/>
+            </w:pPr>
+            <w:r>
+              <w:t xml:space="preserve">DOCX: fix content width (8504→9638tw, margins are 2cm not 3cm). Add footer page numbers. Style TOC heading (22pt bold + rule). Add hutable table width + fixed layout.</w:t>
+            </w:r>
+          </w:p>
+        </w:tc>
+        <w:tc>
+          <w:tcPr/>
+          <w:p>
+            <w:pPr>
+              <w:jc w:val="left"/>
+            </w:pPr>
+            <w:r>
+              <w:t xml:space="preserve">2.8.3</w:t>
+            </w:r>
+          </w:p>
+        </w:tc>
+      </w:tr>
+      <w:tr>
+        <w:tc>
+          <w:tcPr>
+            <w:shd w:val="clear" w:color="auto" w:fill="F6F8FA"/>
+          </w:tcPr>
+          <w:p>
+            <w:pPr>
+              <w:jc w:val="left"/>
+            </w:pPr>
+            <w:r>
+              <w:t xml:space="preserve">2026-08-23</w:t>
+            </w:r>
+          </w:p>
+        </w:tc>
+        <w:tc>
+          <w:tcPr>
+            <w:shd w:val="clear" w:color="auto" w:fill="F6F8FA"/>
+          </w:tcPr>
+          <w:p>
+            <w:pPr>
+              <w:jc w:val="left"/>
+            </w:pPr>
+            <w:r>
+              <w:t xml:space="preserve">DOCX fix: callout tables now have explicit width (8504tw) and fixed layout. Changelog section heading now uses custom H1 format (56pt number, red border, right tab) instead of pandoc’s default.</w:t>
+            </w:r>
+          </w:p>
+        </w:tc>
+        <w:tc>
+          <w:tcPr>
+            <w:shd w:val="clear" w:color="auto" w:fill="F6F8FA"/>
+          </w:tcPr>
+          <w:p>
+            <w:pPr>
+              <w:jc w:val="left"/>
+            </w:pPr>
+            <w:r>
+              <w:t xml:space="preserve">2.8.2</w:t>
+            </w:r>
+          </w:p>
+        </w:tc>
+      </w:tr>
+      <w:tr>
+        <w:tc>
+          <w:tcPr/>
+          <w:p>
+            <w:pPr>
+              <w:jc w:val="left"/>
+            </w:pPr>
+            <w:r>
+              <w:t xml:space="preserve">2026-08-23</w:t>
+            </w:r>
+          </w:p>
+        </w:tc>
+        <w:tc>
+          <w:tcPr/>
+          <w:p>
+            <w:pPr>
+              <w:jc w:val="left"/>
+            </w:pPr>
+            <w:r>
+              <w:t xml:space="preserve">DOCX H1 heading: reverted table approach to paragraph with tab stop + red bottom border. Table broke navigation pane and TOC field. Paragraph preserves Heading1 style for navigation while matching PDF layout (number left, title right, red rule below).</w:t>
+            </w:r>
+          </w:p>
+        </w:tc>
+        <w:tc>
+          <w:tcPr/>
+          <w:p>
+            <w:pPr>
+              <w:jc w:val="left"/>
+            </w:pPr>
+            <w:r>
+              <w:t xml:space="preserve">2.8.1</w:t>
+            </w:r>
+          </w:p>
+        </w:tc>
+      </w:tr>
+      <w:tr>
+        <w:tc>
+          <w:tcPr>
+            <w:shd w:val="clear" w:color="auto" w:fill="F6F8FA"/>
+          </w:tcPr>
+          <w:p>
+            <w:pPr>
+              <w:jc w:val="left"/>
+            </w:pPr>
+            <w:r>
+              <w:t xml:space="preserve">2026-08-23</w:t>
+            </w:r>
+          </w:p>
+        </w:tc>
+        <w:tc>
+          <w:tcPr>
+            <w:shd w:val="clear" w:color="auto" w:fill="F6F8FA"/>
+          </w:tcPr>
+          <w:p>
+            <w:pPr>
+              <w:jc w:val="left"/>
+            </w:pPr>
+            <w:r>
+              <w:t xml:space="preserve">DOCX heading fix: text color reverted to black (was incorrectly changed to Huawei red in v2.8.0). H1 now uses a two-column table (number left, title right) with red bottom rule. H2-H4 use simple inline format (number + title, no right tab stop).</w:t>
+            </w:r>
+          </w:p>
+        </w:tc>
+        <w:tc>
+          <w:tcPr>
+            <w:shd w:val="clear" w:color="auto" w:fill="F6F8FA"/>
+          </w:tcPr>
+          <w:p>
+            <w:pPr>
+              <w:jc w:val="left"/>
+            </w:pPr>
+            <w:r>
+              <w:t xml:space="preserve">2.8.0</w:t>
+            </w:r>
+          </w:p>
+        </w:tc>
+      </w:tr>
+      <w:tr>
+        <w:tc>
+          <w:tcPr/>
+          <w:p>
+            <w:pPr>
+              <w:jc w:val="left"/>
+            </w:pPr>
+            <w:r>
+              <w:t xml:space="preserve">2026-08-23</w:t>
+            </w:r>
+          </w:p>
+        </w:tc>
+        <w:tc>
+          <w:tcPr/>
+          <w:p>
+            <w:pPr>
+              <w:jc w:val="left"/>
+            </w:pPr>
+            <w:r>
+              <w:t xml:space="preserve">DOCX output: match PDF styling --- heading colors (Huawei red), H1 number size (56pt), callout borders (left-only) and padding, changelog formatting (rules, bold version, italic date), caption style (9pt bold), badge style (8pt bold white on red), list indentation.</w:t>
+            </w:r>
+          </w:p>
+        </w:tc>
+        <w:tc>
+          <w:tcPr/>
+          <w:p>
+            <w:pPr>
+              <w:jc w:val="left"/>
+            </w:pPr>
+            <w:r>
+              <w:t xml:space="preserve">2.7.1</w:t>
+            </w:r>
+          </w:p>
+        </w:tc>
+      </w:tr>
+      <w:tr>
+        <w:tc>
+          <w:tcPr>
+            <w:shd w:val="clear" w:color="auto" w:fill="F6F8FA"/>
+          </w:tcPr>
+          <w:p>
+            <w:pPr>
+              <w:jc w:val="left"/>
+            </w:pPr>
+            <w:r>
+              <w:t xml:space="preserve">2026-08-17</w:t>
+            </w:r>
+          </w:p>
+        </w:tc>
+        <w:tc>
+          <w:tcPr>
+            <w:shd w:val="clear" w:color="auto" w:fill="F6F8FA"/>
+          </w:tcPr>
+          <w:p>
+            <w:pPr>
+              <w:jc w:val="left"/>
+            </w:pPr>
+            <w:r>
+              <w:t xml:space="preserve">Rename project repository to all lowercase (\texttt{huawei-doc-templates}).</w:t>
+            </w:r>
+          </w:p>
+        </w:tc>
+        <w:tc>
+          <w:tcPr>
+            <w:shd w:val="clear" w:color="auto" w:fill="F6F8FA"/>
+          </w:tcPr>
+          <w:p>
+            <w:pPr>
+              <w:jc w:val="left"/>
+            </w:pPr>
+            <w:r>
+              <w:t xml:space="preserve">2.7.0</w:t>
+            </w:r>
+          </w:p>
+        </w:tc>
+      </w:tr>
+      <w:tr>
+        <w:tc>
+          <w:tcPr/>
+          <w:p>
+            <w:pPr>
+              <w:jc w:val="left"/>
+            </w:pPr>
+            <w:r>
+              <w:t xml:space="preserve">2026-08-12</w:t>
+            </w:r>
+          </w:p>
+        </w:tc>
+        <w:tc>
+          <w:tcPr/>
+          <w:p>
+            <w:pPr>
+              <w:jc w:val="left"/>
+            </w:pPr>
+            <w:r>
+              <w:t xml:space="preserve">The \texttt{changelog} environment now emits its own section heading; \texttt{[nochangelog]} suppresses the heading and entries in one switch.</w:t>
+            </w:r>
+          </w:p>
+        </w:tc>
+        <w:tc>
+          <w:tcPr/>
+          <w:p>
+            <w:pPr>
+              <w:jc w:val="left"/>
+            </w:pPr>
+            <w:r>
+              <w:t xml:space="preserve">2.6.1</w:t>
+            </w:r>
+          </w:p>
+        </w:tc>
+      </w:tr>
+      <w:tr>
+        <w:tc>
+          <w:tcPr>
+            <w:shd w:val="clear" w:color="auto" w:fill="F6F8FA"/>
+          </w:tcPr>
+          <w:p>
+            <w:pPr>
+              <w:jc w:val="left"/>
+            </w:pPr>
+            <w:r>
+              <w:t xml:space="preserve">2026-08-12</w:t>
+            </w:r>
+          </w:p>
+        </w:tc>
+        <w:tc>
+          <w:tcPr>
+            <w:shd w:val="clear" w:color="auto" w:fill="F6F8FA"/>
+          </w:tcPr>
+          <w:p>
+            <w:pPr>
+              <w:jc w:val="left"/>
+            </w:pPr>
+            <w:r>
+              <w:t xml:space="preserve">Fix \texttt{hutable} centering and row-color fill (switched to \texttt{\ hline} for \texttt{colortbl} compatibility).</w:t>
+            </w:r>
+          </w:p>
+        </w:tc>
+        <w:tc>
+          <w:tcPr>
+            <w:shd w:val="clear" w:color="auto" w:fill="F6F8FA"/>
+          </w:tcPr>
+          <w:p>
+            <w:pPr>
+              <w:jc w:val="left"/>
+            </w:pPr>
+            <w:r>
+              <w:t xml:space="preserve">2.6.0</w:t>
+            </w:r>
+          </w:p>
+        </w:tc>
+      </w:tr>
+      <w:tr>
+        <w:tc>
+          <w:tcPr/>
+          <w:p>
+            <w:pPr>
+              <w:jc w:val="left"/>
+            </w:pPr>
+            <w:r>
+              <w:t xml:space="preserve">2026-08-12</w:t>
+            </w:r>
+          </w:p>
+        </w:tc>
+        <w:tc>
+          <w:tcPr/>
+          <w:p>
+            <w:pPr>
+              <w:jc w:val="left"/>
+            </w:pPr>
+            <w:r>
+              <w:t xml:space="preserve">Switched verification table to the new \texttt{hutable} full-grid style. + Floats now default to \texttt{[H]} placement (in-source order).</w:t>
+            </w:r>
+          </w:p>
+        </w:tc>
+        <w:tc>
+          <w:tcPr/>
+          <w:p>
+            <w:pPr>
+              <w:jc w:val="left"/>
+            </w:pPr>
+            <w:r>
+              <w:t xml:space="preserve">2.5.1</w:t>
+            </w:r>
+          </w:p>
+        </w:tc>
+      </w:tr>
+      <w:tr>
+        <w:tc>
+          <w:tcPr>
+            <w:shd w:val="clear" w:color="auto" w:fill="F6F8FA"/>
+          </w:tcPr>
+          <w:p>
+            <w:pPr>
+              <w:jc w:val="left"/>
+            </w:pPr>
+            <w:r>
+              <w:t xml:space="preserve">2026-08-10</w:t>
+            </w:r>
+          </w:p>
+        </w:tc>
+        <w:tc>
+          <w:tcPr>
+            <w:shd w:val="clear" w:color="auto" w:fill="F6F8FA"/>
+          </w:tcPr>
+          <w:p>
+            <w:pPr>
+              <w:jc w:val="left"/>
+            </w:pPr>
+            <w:r>
+              <w:t xml:space="preserve">H1 section title size reduced from 27pt to 20pt.</w:t>
+            </w:r>
+          </w:p>
+        </w:tc>
+        <w:tc>
+          <w:tcPr>
+            <w:shd w:val="clear" w:color="auto" w:fill="F6F8FA"/>
+          </w:tcPr>
+          <w:p>
+            <w:pPr>
+              <w:jc w:val="left"/>
+            </w:pPr>
+            <w:r>
+              <w:t xml:space="preserve">2.5.0</w:t>
+            </w:r>
+          </w:p>
+        </w:tc>
+      </w:tr>
+      <w:tr>
+        <w:tc>
+          <w:tcPr/>
+          <w:p>
+            <w:pPr>
+              <w:jc w:val="left"/>
+            </w:pPr>
+            <w:r>
+              <w:t xml:space="preserve">2026-08-10</w:t>
+            </w:r>
+          </w:p>
+        </w:tc>
+        <w:tc>
+          <w:tcPr/>
+          <w:p>
+            <w:pPr>
+              <w:jc w:val="left"/>
+            </w:pPr>
+            <w:r>
+              <w:t xml:space="preserve">Default image size increased: width 65% $\to$ 90% of text width,</w:t>
+            </w:r>
+            <w:r>
+              <w:t xml:space="preserve"> </w:t>
+            </w:r>
+            <w:r>
+              <w:t xml:space="preserve">height 40% $\to$ 50% of text height.</w:t>
+            </w:r>
+          </w:p>
+        </w:tc>
+        <w:tc>
+          <w:tcPr/>
+          <w:p>
+            <w:pPr>
+              <w:jc w:val="left"/>
+            </w:pPr>
+            <w:r>
+              <w:t xml:space="preserve">2.4.0</w:t>
+            </w:r>
+          </w:p>
+        </w:tc>
+      </w:tr>
+      <w:tr>
+        <w:tc>
+          <w:tcPr>
+            <w:shd w:val="clear" w:color="auto" w:fill="F6F8FA"/>
+          </w:tcPr>
+          <w:p>
+            <w:pPr>
+              <w:jc w:val="left"/>
+            </w:pPr>
+            <w:r>
+              <w:t xml:space="preserve">2026-08-10</w:t>
+            </w:r>
+          </w:p>
+        </w:tc>
+        <w:tc>
+          <w:tcPr>
+            <w:shd w:val="clear" w:color="auto" w:fill="F6F8FA"/>
+          </w:tcPr>
+          <w:p>
+            <w:pPr>
+              <w:jc w:val="left"/>
+            </w:pPr>
+            <w:r>
+              <w:t xml:space="preserve">Enlarged H1 section title (18pt $\to$ 27pt, 50% bigger). + \texttt{nochangelog} option now hides version, date, and time on the</w:t>
+            </w:r>
+            <w:r>
+              <w:t xml:space="preserve"> </w:t>
+            </w:r>
+            <w:r>
+              <w:t xml:space="preserve">cover page.</w:t>
+            </w:r>
+          </w:p>
+        </w:tc>
+        <w:tc>
+          <w:tcPr>
+            <w:shd w:val="clear" w:color="auto" w:fill="F6F8FA"/>
+          </w:tcPr>
+          <w:p>
+            <w:pPr>
+              <w:jc w:val="left"/>
+            </w:pPr>
+            <w:r>
+              <w:t xml:space="preserve">2.3.1</w:t>
+            </w:r>
+          </w:p>
+        </w:tc>
+      </w:tr>
+      <w:tr>
+        <w:tc>
+          <w:tcPr/>
+          <w:p>
+            <w:pPr>
+              <w:jc w:val="left"/>
+            </w:pPr>
+            <w:r>
+              <w:t xml:space="preserve">2026-08-09</w:t>
+            </w:r>
+          </w:p>
+        </w:tc>
+        <w:tc>
+          <w:tcPr/>
+          <w:p>
+            <w:pPr>
+              <w:jc w:val="left"/>
+            </w:pPr>
+            <w:r>
+              <w:t xml:space="preserve">Rolled back \texttt{/ActualText} markers — broke code block rendering.</w:t>
+            </w:r>
+          </w:p>
+        </w:tc>
+        <w:tc>
+          <w:tcPr/>
+          <w:p>
+            <w:pPr>
+              <w:jc w:val="left"/>
+            </w:pPr>
+            <w:r>
+              <w:t xml:space="preserve">2.3.0</w:t>
+            </w:r>
+          </w:p>
+        </w:tc>
+      </w:tr>
+      <w:tr>
+        <w:tc>
+          <w:tcPr>
+            <w:shd w:val="clear" w:color="auto" w:fill="F6F8FA"/>
+          </w:tcPr>
+          <w:p>
+            <w:pPr>
+              <w:jc w:val="left"/>
+            </w:pPr>
+            <w:r>
+              <w:t xml:space="preserve">2026-08-09</w:t>
+            </w:r>
+          </w:p>
+        </w:tc>
+        <w:tc>
+          <w:tcPr>
+            <w:shd w:val="clear" w:color="auto" w:fill="F6F8FA"/>
+          </w:tcPr>
+          <w:p>
+            <w:pPr>
+              <w:jc w:val="left"/>
+            </w:pPr>
+            <w:r>
+              <w:t xml:space="preserve">Added key-value sizing options to</w:t>
+            </w:r>
+            <w:r>
+              <w:t xml:space="preserve"> </w:t>
+            </w:r>
+            <w:r>
+              <w:rPr>
+                <w:rStyle w:val="VerbatimChar"/>
+              </w:rPr>
+              <w:t xml:space="preserve">\ image</w:t>
+            </w:r>
+            <w:r>
+              <w:t xml:space="preserve"> </w:t>
+            </w:r>
+            <w:r>
+              <w:t xml:space="preserve">and</w:t>
+            </w:r>
+            <w:r>
+              <w:t xml:space="preserve"> </w:t>
+            </w:r>
+            <w:r>
+              <w:rPr>
+                <w:rStyle w:val="VerbatimChar"/>
+              </w:rPr>
+              <w:t xml:space="preserve">\ imagecap</w:t>
+            </w:r>
+            <w:r>
+              <w:t xml:space="preserve"> </w:t>
+            </w:r>
+            <w:r>
+              <w:t xml:space="preserve">—</w:t>
+            </w:r>
+            <w:r>
+              <w:t xml:space="preserve"> </w:t>
+            </w:r>
+            <w:r>
+              <w:rPr>
+                <w:rStyle w:val="VerbatimChar"/>
+              </w:rPr>
+              <w:t xml:space="preserve">width</w:t>
+            </w:r>
+            <w:r>
+              <w:t xml:space="preserve"> </w:t>
+            </w:r>
+            <w:r>
+              <w:t xml:space="preserve">and</w:t>
+            </w:r>
+            <w:r>
+              <w:t xml:space="preserve"> </w:t>
+            </w:r>
+            <w:r>
+              <w:rPr>
+                <w:rStyle w:val="VerbatimChar"/>
+              </w:rPr>
+              <w:t xml:space="preserve">height</w:t>
+            </w:r>
+            <w:r>
+              <w:t xml:space="preserve"> </w:t>
+            </w:r>
+            <w:r>
+              <w:t xml:space="preserve">can now be set independently.</w:t>
+            </w:r>
+          </w:p>
+        </w:tc>
+        <w:tc>
+          <w:tcPr>
+            <w:shd w:val="clear" w:color="auto" w:fill="F6F8FA"/>
+          </w:tcPr>
+          <w:p>
+            <w:pPr>
+              <w:jc w:val="left"/>
+            </w:pPr>
+            <w:r>
+              <w:t xml:space="preserve">2.2.4</w:t>
+            </w:r>
+          </w:p>
+        </w:tc>
+      </w:tr>
+      <w:tr>
+        <w:tc>
+          <w:tcPr/>
+          <w:p>
+            <w:pPr>
+              <w:jc w:val="left"/>
+            </w:pPr>
+            <w:r>
+              <w:t xml:space="preserve">2026-08-09</w:t>
+            </w:r>
+          </w:p>
+        </w:tc>
+        <w:tc>
+          <w:tcPr/>
+          <w:p>
+            <w:pPr>
+              <w:jc w:val="left"/>
+            </w:pPr>
+            <w:r>
+              <w:t xml:space="preserve">Fixed PDF copy-paste of URLs in code blocks — disabled Cascadia Code</w:t>
+            </w:r>
+            <w:r>
+              <w:t xml:space="preserve"> </w:t>
+            </w:r>
+            <w:r>
+              <w:t xml:space="preserve">programming ligatures (\texttt{calt}) that corrupted \texttt{//} into</w:t>
+            </w:r>
+            <w:r>
+              <w:t xml:space="preserve"> </w:t>
+            </w:r>
+            <w:r>
+              <w:t xml:space="preserve">\texttt{))} on copy.</w:t>
+            </w:r>
+          </w:p>
+        </w:tc>
+        <w:tc>
+          <w:tcPr/>
+          <w:p>
+            <w:pPr>
+              <w:jc w:val="left"/>
+            </w:pPr>
+            <w:r>
+              <w:t xml:space="preserve">2.2.3</w:t>
+            </w:r>
+          </w:p>
+        </w:tc>
+      </w:tr>
+      <w:tr>
+        <w:tc>
+          <w:tcPr>
+            <w:shd w:val="clear" w:color="auto" w:fill="F6F8FA"/>
+          </w:tcPr>
+          <w:p>
+            <w:pPr>
+              <w:jc w:val="left"/>
+            </w:pPr>
+            <w:r>
+              <w:t xml:space="preserve">2026-08-09</w:t>
+            </w:r>
+          </w:p>
+        </w:tc>
+        <w:tc>
+          <w:tcPr>
+            <w:shd w:val="clear" w:color="auto" w:fill="F6F8FA"/>
+          </w:tcPr>
+          <w:p>
+            <w:pPr>
+              <w:jc w:val="left"/>
+            </w:pPr>
+            <w:r>
+              <w:t xml:space="preserve">Fixed italic font rendering — HarmonyOS Sans and Cascadia Code have</w:t>
+            </w:r>
+            <w:r>
+              <w:t xml:space="preserve"> </w:t>
+            </w:r>
+            <w:r>
+              <w:t xml:space="preserve">no italic variants; enabled synthetic slant (\texttt{AutoFakeSlant}).</w:t>
+            </w:r>
+          </w:p>
+        </w:tc>
+        <w:tc>
+          <w:tcPr>
+            <w:shd w:val="clear" w:color="auto" w:fill="F6F8FA"/>
+          </w:tcPr>
+          <w:p>
+            <w:pPr>
+              <w:jc w:val="left"/>
+            </w:pPr>
+            <w:r>
+              <w:t xml:space="preserve">2.2.2</w:t>
+            </w:r>
+          </w:p>
+        </w:tc>
+      </w:tr>
+      <w:tr>
+        <w:tc>
+          <w:tcPr/>
+          <w:p>
+            <w:pPr>
+              <w:jc w:val="left"/>
+            </w:pPr>
+            <w:r>
+              <w:t xml:space="preserve">2026-08-08</w:t>
+            </w:r>
+          </w:p>
+        </w:tc>
+        <w:tc>
+          <w:tcPr/>
+          <w:p>
+            <w:pPr>
+              <w:jc w:val="left"/>
+            </w:pPr>
+            <w:r>
+              <w:t xml:space="preserve">Fixed chapter reference in prerequisite (Chapter 3 $\to$ Chapter 4).</w:t>
+            </w:r>
+          </w:p>
+        </w:tc>
+        <w:tc>
+          <w:tcPr/>
+          <w:p>
+            <w:pPr>
+              <w:jc w:val="left"/>
+            </w:pPr>
+            <w:r>
+              <w:t xml:space="preserve">2.2.1</w:t>
+            </w:r>
+          </w:p>
+        </w:tc>
+      </w:tr>
+      <w:tr>
+        <w:tc>
+          <w:tcPr>
+            <w:shd w:val="clear" w:color="auto" w:fill="F6F8FA"/>
+          </w:tcPr>
+          <w:p>
+            <w:pPr>
+              <w:jc w:val="left"/>
+            </w:pPr>
+            <w:r>
+              <w:t xml:space="preserve">2026-08-08</w:t>
+            </w:r>
+          </w:p>
+        </w:tc>
+        <w:tc>
+          <w:tcPr>
+            <w:shd w:val="clear" w:color="auto" w:fill="F6F8FA"/>
+          </w:tcPr>
+          <w:p>
+            <w:pPr>
+              <w:jc w:val="left"/>
+            </w:pPr>
+            <w:r>
+              <w:t xml:space="preserve">Changed table and figure caption labels to black (was Huawei red).</w:t>
+            </w:r>
+          </w:p>
+        </w:tc>
+        <w:tc>
+          <w:tcPr>
+            <w:shd w:val="clear" w:color="auto" w:fill="F6F8FA"/>
+          </w:tcPr>
+          <w:p>
+            <w:pPr>
+              <w:jc w:val="left"/>
+            </w:pPr>
+            <w:r>
+              <w:t xml:space="preserve">2.2.0</w:t>
+            </w:r>
+          </w:p>
+        </w:tc>
+      </w:tr>
+      <w:tr>
+        <w:tc>
+          <w:tcPr/>
+          <w:p>
+            <w:pPr>
+              <w:jc w:val="left"/>
+            </w:pPr>
+            <w:r>
+              <w:t xml:space="preserve">2026-08-08</w:t>
+            </w:r>
+          </w:p>
+        </w:tc>
+        <w:tc>
+          <w:tcPr/>
+          <w:p>
+            <w:pPr>
+              <w:jc w:val="left"/>
+            </w:pPr>
+            <w:r>
+              <w:t xml:space="preserve">Added Huawei-branded table styling: red header bar, alternating row</w:t>
+            </w:r>
+            <w:r>
+              <w:t xml:space="preserve"> </w:t>
+            </w:r>
+            <w:r>
+              <w:t xml:space="preserve">colors, and bordered cells.</w:t>
+            </w:r>
+          </w:p>
+        </w:tc>
+        <w:tc>
+          <w:tcPr/>
+          <w:p>
+            <w:pPr>
+              <w:jc w:val="left"/>
+            </w:pPr>
+            <w:r>
+              <w:t xml:space="preserve">2.1.0</w:t>
+            </w:r>
+          </w:p>
+        </w:tc>
+      </w:tr>
+      <w:tr>
+        <w:tc>
+          <w:tcPr>
+            <w:shd w:val="clear" w:color="auto" w:fill="F6F8FA"/>
+          </w:tcPr>
+          <w:p>
+            <w:pPr>
+              <w:jc w:val="left"/>
+            </w:pPr>
+            <w:r>
+              <w:t xml:space="preserve">2026-08-06</w:t>
+            </w:r>
+          </w:p>
+        </w:tc>
+        <w:tc>
+          <w:tcPr>
+            <w:shd w:val="clear" w:color="auto" w:fill="F6F8FA"/>
+          </w:tcPr>
+          <w:p>
+            <w:pPr>
+              <w:jc w:val="left"/>
+            </w:pPr>
+            <w:r>
+              <w:t xml:space="preserve">Updated ECS flavor to</w:t>
+            </w:r>
+            <w:r>
+              <w:t xml:space="preserve"> </w:t>
+            </w:r>
+            <w:r>
+              <w:rPr>
+                <w:rStyle w:val="VerbatimChar"/>
+              </w:rPr>
+              <w:t xml:space="preserve">ac8.xlarge.2</w:t>
+            </w:r>
+            <w:r>
+              <w:t xml:space="preserve"> </w:t>
+            </w:r>
+            <w:r>
+              <w:t xml:space="preserve">(4 vCPU, 8 GB RAM). + Updated OS image to Ubuntu 24.04 Server 64bit. + Increased disk size to 100 GB. + Recommended pay-per-use billing mode. + EIP auto-assigned: pay by traffic, 1000 Mbit/s, release with ECS. + Key pair authentication (created in Huawei Cloud); root password</w:t>
+            </w:r>
+            <w:r>
+              <w:t xml:space="preserve"> </w:t>
+            </w:r>
+            <w:r>
+              <w:t xml:space="preserve">can be set later as a second access method. + Security group</w:t>
+            </w:r>
+            <w:r>
+              <w:t xml:space="preserve"> </w:t>
+            </w:r>
+            <w:r>
+              <w:rPr>
+                <w:rStyle w:val="VerbatimChar"/>
+              </w:rPr>
+              <w:t xml:space="preserve">sg-xgate</w:t>
+            </w:r>
+            <w:r>
+              <w:t xml:space="preserve"> </w:t>
+            </w:r>
+            <w:r>
+              <w:t xml:space="preserve">now created</w:t>
+            </w:r>
+            <w:r>
+              <w:t xml:space="preserve"> </w:t>
+            </w:r>
+            <w:r>
+              <w:rPr>
+                <w:bCs/>
+                <w:b/>
+              </w:rPr>
+              <w:t xml:space="preserve">before</w:t>
+            </w:r>
+            <w:r>
+              <w:t xml:space="preserve"> </w:t>
+            </w:r>
+            <w:r>
+              <w:t xml:space="preserve">the ECS</w:t>
+            </w:r>
+            <w:r>
+              <w:t xml:space="preserve"> </w:t>
+            </w:r>
+            <w:r>
+              <w:t xml:space="preserve">instance. + Replaced SSH port 22 with port 4444 (Huawei proxy blocks port 22). + Restricted SSH access to three specific Huawei internal IPs</w:t>
+            </w:r>
+            <w:r>
+              <w:t xml:space="preserve"> </w:t>
+            </w:r>
+            <w:r>
+              <w:t xml:space="preserve">(</w:t>
+            </w:r>
+            <w:r>
+              <w:rPr>
+                <w:rStyle w:val="VerbatimChar"/>
+              </w:rPr>
+              <w:t xml:space="preserve">119.8.89.193</w:t>
+            </w:r>
+            <w:r>
+              <w:t xml:space="preserve">,</w:t>
+            </w:r>
+            <w:r>
+              <w:t xml:space="preserve"> </w:t>
+            </w:r>
+            <w:r>
+              <w:rPr>
+                <w:rStyle w:val="VerbatimChar"/>
+              </w:rPr>
+              <w:t xml:space="preserve">119.8.89.3</w:t>
+            </w:r>
+            <w:r>
+              <w:t xml:space="preserve">,</w:t>
+            </w:r>
+            <w:r>
+              <w:t xml:space="preserve"> </w:t>
+            </w:r>
+            <w:r>
+              <w:rPr>
+                <w:rStyle w:val="VerbatimChar"/>
+              </w:rPr>
+              <w:t xml:space="preserve">119.8.193.3</w:t>
+            </w:r>
+            <w:r>
+              <w:t xml:space="preserve">). + Added</w:t>
+            </w:r>
+            <w:r>
+              <w:t xml:space="preserve"> </w:t>
+            </w:r>
+            <w:r>
+              <w:rPr>
+                <w:rStyle w:val="VerbatimChar"/>
+              </w:rPr>
+              <w:t xml:space="preserve">Port 4444</w:t>
+            </w:r>
+            <w:r>
+              <w:t xml:space="preserve"> </w:t>
+            </w:r>
+            <w:r>
+              <w:t xml:space="preserve">to SSH config examples.</w:t>
+            </w:r>
+          </w:p>
+        </w:tc>
+        <w:tc>
+          <w:tcPr>
+            <w:shd w:val="clear" w:color="auto" w:fill="F6F8FA"/>
+          </w:tcPr>
+          <w:p>
+            <w:pPr>
+              <w:jc w:val="left"/>
+            </w:pPr>
+            <w:r>
+              <w:t xml:space="preserve">2.0.0</w:t>
+            </w:r>
+          </w:p>
+        </w:tc>
+      </w:tr>
+      <w:tr>
+        <w:tc>
+          <w:tcPr/>
+          <w:p>
+            <w:pPr>
+              <w:jc w:val="left"/>
+            </w:pPr>
+            <w:r>
+              <w:t xml:space="preserve">2026-08-05</w:t>
+            </w:r>
+          </w:p>
+        </w:tc>
+        <w:tc>
+          <w:tcPr/>
+          <w:p>
+            <w:pPr>
+              <w:jc w:val="left"/>
+            </w:pPr>
+            <w:r>
+              <w:t xml:space="preserve">Replaced OpenCode with oh-my-coding-maas-gateway as the default</w:t>
+            </w:r>
+            <w:r>
+              <w:t xml:space="preserve"> </w:t>
+            </w:r>
+            <w:r>
+              <w:t xml:space="preserve">coding environment. + Added changelog and versioning support to the template</w:t>
+            </w:r>
+            <w:r>
+              <w:t xml:space="preserve"> </w:t>
+            </w:r>
+            <w:r>
+              <w:t xml:space="preserve">(</w:t>
+            </w:r>
+            <w:r>
+              <w:rPr>
+                <w:rStyle w:val="VerbatimChar"/>
+              </w:rPr>
+              <w:t xml:space="preserve">\ setdocversion</w:t>
+            </w:r>
+            <w:r>
+              <w:t xml:space="preserve">,</w:t>
+            </w:r>
+            <w:r>
+              <w:t xml:space="preserve"> </w:t>
+            </w:r>
+            <w:r>
+              <w:rPr>
+                <w:rStyle w:val="VerbatimChar"/>
+              </w:rPr>
+              <w:t xml:space="preserve">\ setdocdate</w:t>
+            </w:r>
+            <w:r>
+              <w:t xml:space="preserve">,</w:t>
+            </w:r>
+            <w:r>
+              <w:t xml:space="preserve"> </w:t>
+            </w:r>
+            <w:r>
+              <w:rPr>
+                <w:rStyle w:val="VerbatimChar"/>
+              </w:rPr>
+              <w:t xml:space="preserve">changelog</w:t>
+            </w:r>
+            <w:r>
+              <w:t xml:space="preserve"> </w:t>
+            </w:r>
+            <w:r>
+              <w:t xml:space="preserve">environment). + Renamed</w:t>
+            </w:r>
+            <w:r>
+              <w:t xml:space="preserve"> </w:t>
+            </w:r>
+            <w:r>
+              <w:rPr>
+                <w:rStyle w:val="VerbatimChar"/>
+              </w:rPr>
+              <w:t xml:space="preserve">info</w:t>
+            </w:r>
+            <w:r>
+              <w:t xml:space="preserve"> </w:t>
+            </w:r>
+            <w:r>
+              <w:t xml:space="preserve">environment to</w:t>
+            </w:r>
+            <w:r>
+              <w:t xml:space="preserve"> </w:t>
+            </w:r>
+            <w:r>
+              <w:rPr>
+                <w:rStyle w:val="VerbatimChar"/>
+              </w:rPr>
+              <w:t xml:space="preserve">infobox</w:t>
+            </w:r>
+            <w:r>
+              <w:t xml:space="preserve"> </w:t>
+            </w:r>
+            <w:r>
+              <w:t xml:space="preserve">to avoid</w:t>
+            </w:r>
+            <w:r>
+              <w:t xml:space="preserve"> </w:t>
+            </w:r>
+            <w:r>
+              <w:t xml:space="preserve">package name collisions. + Fixed external file code block implementation (</w:t>
+            </w:r>
+            <w:r>
+              <w:rPr>
+                <w:rStyle w:val="VerbatimChar"/>
+              </w:rPr>
+              <w:t xml:space="preserve">\ codefile</w:t>
+            </w:r>
+            <w:r>
+              <w:t xml:space="preserve">).</w:t>
+            </w:r>
+          </w:p>
+        </w:tc>
+        <w:tc>
+          <w:tcPr/>
+          <w:p>
+            <w:pPr>
+              <w:jc w:val="left"/>
+            </w:pPr>
+            <w:r>
+              <w:t xml:space="preserve">1.0.0</w:t>
+            </w:r>
+          </w:p>
+        </w:tc>
+      </w:tr>
+    </w:tbl>
+    <w:bookmarkEnd w:id="78"/>
     <w:sectPr>
       <w:headerReference r:id="rId9" w:type="default"/>
       <w:footerReference r:id="rId10" w:type="default"/>
@@ -14583,6 +17993,7 @@
     <w:pPr>
       <w:keepNext/>
       <w:keepLines/>
+      <w:pageBreakBefore/>
       <w:pBdr>
         <w:bottom w:val="single" w:sz="12" w:space="1" w:color="C7000B"/>
       </w:pBdr>
@@ -15281,6 +18692,90 @@
     <w:basedOn w:val="VerbatimChar"/>
     <w:rPr/>
   </w:style>
+  <w:style w:type="character" w:styleId="BadgePass">
+    <w:name w:val="BadgePass"/>
+    <w:uiPriority w:val="99"/>
+    <w:rPr>
+      <w:rFonts w:ascii="HarmonyOS Sans" w:hAnsi="HarmonyOS Sans"/>
+      <w:b/>
+      <w:color w:val="62B230"/>
+      <w:shd w:val="clear" w:color="auto" w:fill="E8F5E9"/>
+      <w:sz w:val="16"/>
+      <w:szCs w:val="16"/>
+    </w:rPr>
+  </w:style>
+  <w:style w:type="character" w:styleId="BadgePartial">
+    <w:name w:val="BadgePartial"/>
+    <w:uiPriority w:val="99"/>
+    <w:rPr>
+      <w:rFonts w:ascii="HarmonyOS Sans" w:hAnsi="HarmonyOS Sans"/>
+      <w:b/>
+      <w:color w:val="ED6D00"/>
+      <w:shd w:val="clear" w:color="auto" w:fill="FFF3E0"/>
+      <w:sz w:val="16"/>
+      <w:szCs w:val="16"/>
+    </w:rPr>
+  </w:style>
+  <w:style w:type="character" w:styleId="BadgeFail">
+    <w:name w:val="BadgeFail"/>
+    <w:uiPriority w:val="99"/>
+    <w:rPr>
+      <w:rFonts w:ascii="HarmonyOS Sans" w:hAnsi="HarmonyOS Sans"/>
+      <w:b/>
+      <w:color w:val="FFFFFF"/>
+      <w:shd w:val="clear" w:color="auto" w:fill="C7000B"/>
+      <w:sz w:val="16"/>
+      <w:szCs w:val="16"/>
+    </w:rPr>
+  </w:style>
+  <w:style w:type="character" w:styleId="BadgeSkip">
+    <w:name w:val="BadgeSkip"/>
+    <w:uiPriority w:val="99"/>
+    <w:rPr>
+      <w:rFonts w:ascii="HarmonyOS Sans" w:hAnsi="HarmonyOS Sans"/>
+      <w:b/>
+      <w:color w:val="1F2328"/>
+      <w:shd w:val="clear" w:color="auto" w:fill="F6F8FA"/>
+      <w:sz w:val="16"/>
+      <w:szCs w:val="16"/>
+    </w:rPr>
+  </w:style>
+  <w:style w:type="character" w:styleId="BadgeNew">
+    <w:name w:val="BadgeNew"/>
+    <w:uiPriority w:val="99"/>
+    <w:rPr>
+      <w:rFonts w:ascii="HarmonyOS Sans" w:hAnsi="HarmonyOS Sans"/>
+      <w:b/>
+      <w:color w:val="FFFFFF"/>
+      <w:shd w:val="clear" w:color="auto" w:fill="C7000B"/>
+      <w:sz w:val="16"/>
+      <w:szCs w:val="16"/>
+    </w:rPr>
+  </w:style>
+  <w:style w:type="character" w:styleId="BadgeBlocked">
+    <w:name w:val="BadgeBlocked"/>
+    <w:uiPriority w:val="99"/>
+    <w:rPr>
+      <w:rFonts w:ascii="HarmonyOS Sans" w:hAnsi="HarmonyOS Sans"/>
+      <w:b/>
+      <w:color w:val="ED6D00"/>
+      <w:shd w:val="clear" w:color="auto" w:fill="FFF3E0"/>
+      <w:sz w:val="16"/>
+      <w:szCs w:val="16"/>
+    </w:rPr>
+  </w:style>
+  <w:style w:type="character" w:styleId="BadgeUntested">
+    <w:name w:val="BadgeUntested"/>
+    <w:uiPriority w:val="99"/>
+    <w:rPr>
+      <w:rFonts w:ascii="HarmonyOS Sans" w:hAnsi="HarmonyOS Sans"/>
+      <w:b/>
+      <w:color w:val="1F2328"/>
+      <w:shd w:val="clear" w:color="auto" w:fill="F6F8FA"/>
+      <w:sz w:val="16"/>
+      <w:szCs w:val="16"/>
+    </w:rPr>
+  </w:style>
   <w:style w:type="paragraph" w:styleId="TOC1">
     <w:name w:val="toc1"/>
     <w:basedOn w:val="Normal"/>

--- a/documents/setup-guide/setup-guide.docx
+++ b/documents/setup-guide/setup-guide.docx
@@ -84,7 +84,7 @@
           <w:b/>
           <w:sz w:val="24"/>
         </w:rPr>
-        <w:t xml:space="preserve">v6.4.4</w:t>
+        <w:t xml:space="preserve">v6.4.5</w:t>
       </w:r>
       <w:r>
         <w:rPr>
@@ -96,7 +96,7 @@
         <w:rPr>
           <w:sz w:val="24"/>
         </w:rPr>
-        <w:t xml:space="preserve">— September 19, 2026 23:05</w:t>
+        <w:t xml:space="preserve">— September 19, 2026 23:43</w:t>
       </w:r>
     </w:p>
     <w:sdt>
@@ -1411,7 +1411,8 @@
     <w:p>
       <w:pPr>
         <w:pStyle w:val="TableCaption"/>
-        <w:jc w:val="left"/>
+        <w:spacing w:before="240" w:after="160"/>
+        <w:jc w:val="center"/>
       </w:pPr>
       <w:r>
         <w:rPr>
@@ -2146,6 +2147,7 @@
           <w:numId w:val="1000"/>
         </w:numPr>
         <w:pStyle w:val="ImageCaption"/>
+        <w:spacing w:before="240" w:after="160"/>
         <w:jc w:val="center"/>
       </w:pPr>
       <w:r>
@@ -2398,6 +2400,7 @@
           <w:numId w:val="1000"/>
         </w:numPr>
         <w:pStyle w:val="ImageCaption"/>
+        <w:spacing w:before="240" w:after="160"/>
         <w:jc w:val="center"/>
       </w:pPr>
       <w:r>
@@ -2639,6 +2642,7 @@
           <w:numId w:val="1000"/>
         </w:numPr>
         <w:pStyle w:val="ImageCaption"/>
+        <w:spacing w:before="240" w:after="160"/>
         <w:jc w:val="center"/>
       </w:pPr>
       <w:r>
@@ -2820,7 +2824,8 @@
     <w:p>
       <w:pPr>
         <w:pStyle w:val="TableCaption"/>
-        <w:jc w:val="left"/>
+        <w:spacing w:before="240" w:after="160"/>
+        <w:jc w:val="center"/>
       </w:pPr>
       <w:r>
         <w:rPr>
@@ -4301,6 +4306,7 @@
           <w:numId w:val="1000"/>
         </w:numPr>
         <w:pStyle w:val="ImageCaption"/>
+        <w:spacing w:before="240" w:after="160"/>
         <w:jc w:val="center"/>
       </w:pPr>
       <w:r>
@@ -4529,7 +4535,8 @@
     <w:p>
       <w:pPr>
         <w:pStyle w:val="TableCaption"/>
-        <w:jc w:val="left"/>
+        <w:spacing w:before="240" w:after="160"/>
+        <w:jc w:val="center"/>
       </w:pPr>
       <w:r>
         <w:rPr>
@@ -5679,7 +5686,8 @@
     <w:p>
       <w:pPr>
         <w:pStyle w:val="TableCaption"/>
-        <w:jc w:val="left"/>
+        <w:spacing w:before="240" w:after="160"/>
+        <w:jc w:val="center"/>
       </w:pPr>
       <w:r>
         <w:rPr>
@@ -6137,6 +6145,7 @@
           <w:numId w:val="1000"/>
         </w:numPr>
         <w:pStyle w:val="ImageCaption"/>
+        <w:spacing w:before="240" w:after="160"/>
         <w:jc w:val="center"/>
       </w:pPr>
       <w:r>
@@ -6883,7 +6892,8 @@
     <w:p>
       <w:pPr>
         <w:pStyle w:val="TableCaption"/>
-        <w:jc w:val="left"/>
+        <w:spacing w:before="240" w:after="160"/>
+        <w:jc w:val="center"/>
       </w:pPr>
       <w:r>
         <w:rPr>
@@ -7703,7 +7713,8 @@
     <w:p>
       <w:pPr>
         <w:pStyle w:val="TableCaption"/>
-        <w:jc w:val="left"/>
+        <w:spacing w:before="240" w:after="160"/>
+        <w:jc w:val="center"/>
       </w:pPr>
       <w:r>
         <w:rPr>
@@ -8524,7 +8535,8 @@
     <w:p>
       <w:pPr>
         <w:pStyle w:val="TableCaption"/>
-        <w:jc w:val="left"/>
+        <w:spacing w:before="240" w:after="160"/>
+        <w:jc w:val="center"/>
       </w:pPr>
       <w:r>
         <w:rPr>
@@ -10423,7 +10435,8 @@
     <w:p>
       <w:pPr>
         <w:pStyle w:val="TableCaption"/>
-        <w:jc w:val="left"/>
+        <w:spacing w:before="240" w:after="160"/>
+        <w:jc w:val="center"/>
       </w:pPr>
       <w:r>
         <w:rPr>
@@ -11955,7 +11968,8 @@
     <w:p>
       <w:pPr>
         <w:pStyle w:val="TableCaption"/>
-        <w:jc w:val="left"/>
+        <w:spacing w:before="240" w:after="160"/>
+        <w:jc w:val="center"/>
       </w:pPr>
       <w:r>
         <w:rPr>
@@ -13331,7 +13345,7 @@
               <w:jc w:val="left"/>
             </w:pPr>
             <w:r>
-              <w:t xml:space="preserve">6.4.4</w:t>
+              <w:t xml:space="preserve">6.4.5</w:t>
             </w:r>
           </w:p>
         </w:tc>
@@ -13353,7 +13367,7 @@
               <w:jc w:val="left"/>
             </w:pPr>
             <w:r>
-              <w:t xml:space="preserve">DOCX covers now show the logo, cover text, and version/date/time meta line like the PDF. Test case blocks in DOCX get the PDF’s visual wrapper: red left rule, red field header bars, and red step numbers. Captions follow the PDF ordering system in DOCX, MD, and HTML (Table/Diagram/Figure/Testcase N: with bold symbol). Portuguese PDFs now label diagrams "Diagrama N:" (was hardcoded English "Diagram"). Markdown and HTML output no longer leaks raw LaTeX from passthrough blocks — the DOCX pre-processor now feeds those pipelines too.</w:t>
+              <w:t xml:space="preserve">DOCX polish pass: all captions centered (matching the PDF), vertical spacing between blocks matched to the LaTeX rhythm (medskip/smallskip around captions, field bars, and steps), and test steps now render as separate paragraphs each with the red bold number (previously merged into one paragraph).</w:t>
             </w:r>
           </w:p>
         </w:tc>
@@ -13368,7 +13382,7 @@
               <w:jc w:val="left"/>
             </w:pPr>
             <w:r>
-              <w:t xml:space="preserve">6.4.3</w:t>
+              <w:t xml:space="preserve">6.4.4</w:t>
             </w:r>
           </w:p>
         </w:tc>
@@ -13394,7 +13408,7 @@
               <w:jc w:val="left"/>
             </w:pPr>
             <w:r>
-              <w:t xml:space="preserve">Testbook and POC DOCX output now matches the PDF much more closely: native table of contents (language-aware, auto-populated), each section starts on a new page, embedded images and diagrams (PlantUML/Graphviz rendered), white-on-red table headers, cover version line under the title, centered test case captions, and plain black rules for signature grids.</w:t>
+              <w:t xml:space="preserve">DOCX covers now show the logo, cover text, and version/date/time meta line like the PDF. Test case blocks in DOCX get the PDF’s visual wrapper: red left rule, red field header bars, and red step numbers. Captions follow the PDF ordering system in DOCX, MD, and HTML (Table/Diagram/Figure/Testcase N: with bold symbol). Portuguese PDFs now label diagrams "Diagrama N:" (was hardcoded English "Diagram"). Markdown and HTML output no longer leaks raw LaTeX from passthrough blocks — the DOCX pre-processor now feeds those pipelines too.</w:t>
             </w:r>
           </w:p>
         </w:tc>
@@ -13407,7 +13421,7 @@
               <w:jc w:val="left"/>
             </w:pPr>
             <w:r>
-              <w:t xml:space="preserve">6.4.2</w:t>
+              <w:t xml:space="preserve">6.4.3</w:t>
             </w:r>
           </w:p>
         </w:tc>
@@ -13429,7 +13443,7 @@
               <w:jc w:val="left"/>
             </w:pPr>
             <w:r>
-              <w:t xml:space="preserve">DOCX output for POC and testbook templates now includes all passthrough content (stakeholders, closing record, signatures, test cases, test summary, changelog) via a new pre-processor. Fixed dropped Test Scope fields in testbook DOCX output.</w:t>
+              <w:t xml:space="preserve">Testbook and POC DOCX output now matches the PDF much more closely: native table of contents (language-aware, auto-populated), each section starts on a new page, embedded images and diagrams (PlantUML/Graphviz rendered), white-on-red table headers, cover version line under the title, centered test case captions, and plain black rules for signature grids.</w:t>
             </w:r>
           </w:p>
         </w:tc>
@@ -13444,14 +13458,51 @@
               <w:jc w:val="left"/>
             </w:pPr>
             <w:r>
+              <w:t xml:space="preserve">6.4.2</w:t>
+            </w:r>
+          </w:p>
+        </w:tc>
+        <w:tc>
+          <w:tcPr>
+            <w:shd w:val="clear" w:color="auto" w:fill="F6F8FA"/>
+          </w:tcPr>
+          <w:p>
+            <w:pPr>
+              <w:jc w:val="left"/>
+            </w:pPr>
+            <w:r>
+              <w:t xml:space="preserve">2026-09-20</w:t>
+            </w:r>
+          </w:p>
+        </w:tc>
+        <w:tc>
+          <w:tcPr>
+            <w:shd w:val="clear" w:color="auto" w:fill="F6F8FA"/>
+          </w:tcPr>
+          <w:p>
+            <w:pPr>
+              <w:jc w:val="left"/>
+            </w:pPr>
+            <w:r>
+              <w:t xml:space="preserve">DOCX output for POC and testbook templates now includes all passthrough content (stakeholders, closing record, signatures, test cases, test summary, changelog) via a new pre-processor. Fixed dropped Test Scope fields in testbook DOCX output.</w:t>
+            </w:r>
+          </w:p>
+        </w:tc>
+      </w:tr>
+      <w:tr>
+        <w:tc>
+          <w:tcPr/>
+          <w:p>
+            <w:pPr>
+              <w:jc w:val="left"/>
+            </w:pPr>
+            <w:r>
               <w:t xml:space="preserve">6.4.0</w:t>
             </w:r>
           </w:p>
         </w:tc>
         <w:tc>
-          <w:tcPr>
-            <w:shd w:val="clear" w:color="auto" w:fill="F6F8FA"/>
-          </w:tcPr>
+          <w:tcPr/>
           <w:p>
             <w:pPr>
               <w:jc w:val="left"/>
@@ -13462,9 +13513,7 @@
           </w:p>
         </w:tc>
         <w:tc>
-          <w:tcPr>
-            <w:shd w:val="clear" w:color="auto" w:fill="F6F8FA"/>
-          </w:tcPr>
+          <w:tcPr/>
           <w:p>
             <w:pPr>
               <w:jc w:val="left"/>
@@ -13492,7 +13541,9 @@
       </w:tr>
       <w:tr>
         <w:tc>
-          <w:tcPr/>
+          <w:tcPr>
+            <w:shd w:val="clear" w:color="auto" w:fill="F6F8FA"/>
+          </w:tcPr>
           <w:p>
             <w:pPr>
               <w:jc w:val="left"/>
@@ -13503,7 +13554,9 @@
           </w:p>
         </w:tc>
         <w:tc>
-          <w:tcPr/>
+          <w:tcPr>
+            <w:shd w:val="clear" w:color="auto" w:fill="F6F8FA"/>
+          </w:tcPr>
           <w:p>
             <w:pPr>
               <w:jc w:val="left"/>
@@ -13514,7 +13567,9 @@
           </w:p>
         </w:tc>
         <w:tc>
-          <w:tcPr/>
+          <w:tcPr>
+            <w:shd w:val="clear" w:color="auto" w:fill="F6F8FA"/>
+          </w:tcPr>
           <w:p>
             <w:pPr>
               <w:jc w:val="left"/>
@@ -13527,9 +13582,7 @@
       </w:tr>
       <w:tr>
         <w:tc>
-          <w:tcPr>
-            <w:shd w:val="clear" w:color="auto" w:fill="F6F8FA"/>
-          </w:tcPr>
+          <w:tcPr/>
           <w:p>
             <w:pPr>
               <w:jc w:val="left"/>
@@ -13540,9 +13593,7 @@
           </w:p>
         </w:tc>
         <w:tc>
-          <w:tcPr>
-            <w:shd w:val="clear" w:color="auto" w:fill="F6F8FA"/>
-          </w:tcPr>
+          <w:tcPr/>
           <w:p>
             <w:pPr>
               <w:jc w:val="left"/>
@@ -13553,9 +13604,7 @@
           </w:p>
         </w:tc>
         <w:tc>
-          <w:tcPr>
-            <w:shd w:val="clear" w:color="auto" w:fill="F6F8FA"/>
-          </w:tcPr>
+          <w:tcPr/>
           <w:p>
             <w:pPr>
               <w:jc w:val="left"/>
@@ -13568,7 +13617,9 @@
       </w:tr>
       <w:tr>
         <w:tc>
-          <w:tcPr/>
+          <w:tcPr>
+            <w:shd w:val="clear" w:color="auto" w:fill="F6F8FA"/>
+          </w:tcPr>
           <w:p>
             <w:pPr>
               <w:jc w:val="left"/>
@@ -13579,7 +13630,9 @@
           </w:p>
         </w:tc>
         <w:tc>
-          <w:tcPr/>
+          <w:tcPr>
+            <w:shd w:val="clear" w:color="auto" w:fill="F6F8FA"/>
+          </w:tcPr>
           <w:p>
             <w:pPr>
               <w:jc w:val="left"/>
@@ -13590,7 +13643,9 @@
           </w:p>
         </w:tc>
         <w:tc>
-          <w:tcPr/>
+          <w:tcPr>
+            <w:shd w:val="clear" w:color="auto" w:fill="F6F8FA"/>
+          </w:tcPr>
           <w:p>
             <w:pPr>
               <w:jc w:val="left"/>
@@ -13618,9 +13673,7 @@
       </w:tr>
       <w:tr>
         <w:tc>
-          <w:tcPr>
-            <w:shd w:val="clear" w:color="auto" w:fill="F6F8FA"/>
-          </w:tcPr>
+          <w:tcPr/>
           <w:p>
             <w:pPr>
               <w:jc w:val="left"/>
@@ -13631,9 +13684,7 @@
           </w:p>
         </w:tc>
         <w:tc>
-          <w:tcPr>
-            <w:shd w:val="clear" w:color="auto" w:fill="F6F8FA"/>
-          </w:tcPr>
+          <w:tcPr/>
           <w:p>
             <w:pPr>
               <w:jc w:val="left"/>
@@ -13644,9 +13695,7 @@
           </w:p>
         </w:tc>
         <w:tc>
-          <w:tcPr>
-            <w:shd w:val="clear" w:color="auto" w:fill="F6F8FA"/>
-          </w:tcPr>
+          <w:tcPr/>
           <w:p>
             <w:pPr>
               <w:jc w:val="left"/>
@@ -13659,7 +13708,9 @@
       </w:tr>
       <w:tr>
         <w:tc>
-          <w:tcPr/>
+          <w:tcPr>
+            <w:shd w:val="clear" w:color="auto" w:fill="F6F8FA"/>
+          </w:tcPr>
           <w:p>
             <w:pPr>
               <w:jc w:val="left"/>
@@ -13670,7 +13721,9 @@
           </w:p>
         </w:tc>
         <w:tc>
-          <w:tcPr/>
+          <w:tcPr>
+            <w:shd w:val="clear" w:color="auto" w:fill="F6F8FA"/>
+          </w:tcPr>
           <w:p>
             <w:pPr>
               <w:jc w:val="left"/>
@@ -13681,7 +13734,9 @@
           </w:p>
         </w:tc>
         <w:tc>
-          <w:tcPr/>
+          <w:tcPr>
+            <w:shd w:val="clear" w:color="auto" w:fill="F6F8FA"/>
+          </w:tcPr>
           <w:p>
             <w:pPr>
               <w:jc w:val="left"/>
@@ -13694,9 +13749,7 @@
       </w:tr>
       <w:tr>
         <w:tc>
-          <w:tcPr>
-            <w:shd w:val="clear" w:color="auto" w:fill="F6F8FA"/>
-          </w:tcPr>
+          <w:tcPr/>
           <w:p>
             <w:pPr>
               <w:jc w:val="left"/>
@@ -13707,9 +13760,7 @@
           </w:p>
         </w:tc>
         <w:tc>
-          <w:tcPr>
-            <w:shd w:val="clear" w:color="auto" w:fill="F6F8FA"/>
-          </w:tcPr>
+          <w:tcPr/>
           <w:p>
             <w:pPr>
               <w:jc w:val="left"/>
@@ -13720,9 +13771,7 @@
           </w:p>
         </w:tc>
         <w:tc>
-          <w:tcPr>
-            <w:shd w:val="clear" w:color="auto" w:fill="F6F8FA"/>
-          </w:tcPr>
+          <w:tcPr/>
           <w:p>
             <w:pPr>
               <w:jc w:val="left"/>
@@ -13789,7 +13838,9 @@
       </w:tr>
       <w:tr>
         <w:tc>
-          <w:tcPr/>
+          <w:tcPr>
+            <w:shd w:val="clear" w:color="auto" w:fill="F6F8FA"/>
+          </w:tcPr>
           <w:p>
             <w:pPr>
               <w:jc w:val="left"/>
@@ -13800,7 +13851,9 @@
           </w:p>
         </w:tc>
         <w:tc>
-          <w:tcPr/>
+          <w:tcPr>
+            <w:shd w:val="clear" w:color="auto" w:fill="F6F8FA"/>
+          </w:tcPr>
           <w:p>
             <w:pPr>
               <w:jc w:val="left"/>
@@ -13811,7 +13864,9 @@
           </w:p>
         </w:tc>
         <w:tc>
-          <w:tcPr/>
+          <w:tcPr>
+            <w:shd w:val="clear" w:color="auto" w:fill="F6F8FA"/>
+          </w:tcPr>
           <w:p>
             <w:pPr>
               <w:jc w:val="left"/>
@@ -13836,9 +13891,7 @@
       </w:tr>
       <w:tr>
         <w:tc>
-          <w:tcPr>
-            <w:shd w:val="clear" w:color="auto" w:fill="F6F8FA"/>
-          </w:tcPr>
+          <w:tcPr/>
           <w:p>
             <w:pPr>
               <w:jc w:val="left"/>
@@ -13849,9 +13902,7 @@
           </w:p>
         </w:tc>
         <w:tc>
-          <w:tcPr>
-            <w:shd w:val="clear" w:color="auto" w:fill="F6F8FA"/>
-          </w:tcPr>
+          <w:tcPr/>
           <w:p>
             <w:pPr>
               <w:jc w:val="left"/>
@@ -13862,9 +13913,7 @@
           </w:p>
         </w:tc>
         <w:tc>
-          <w:tcPr>
-            <w:shd w:val="clear" w:color="auto" w:fill="F6F8FA"/>
-          </w:tcPr>
+          <w:tcPr/>
           <w:p>
             <w:pPr>
               <w:jc w:val="left"/>
@@ -13877,7 +13926,9 @@
       </w:tr>
       <w:tr>
         <w:tc>
-          <w:tcPr/>
+          <w:tcPr>
+            <w:shd w:val="clear" w:color="auto" w:fill="F6F8FA"/>
+          </w:tcPr>
           <w:p>
             <w:pPr>
               <w:jc w:val="left"/>
@@ -13888,7 +13939,9 @@
           </w:p>
         </w:tc>
         <w:tc>
-          <w:tcPr/>
+          <w:tcPr>
+            <w:shd w:val="clear" w:color="auto" w:fill="F6F8FA"/>
+          </w:tcPr>
           <w:p>
             <w:pPr>
               <w:jc w:val="left"/>
@@ -13899,7 +13952,9 @@
           </w:p>
         </w:tc>
         <w:tc>
-          <w:tcPr/>
+          <w:tcPr>
+            <w:shd w:val="clear" w:color="auto" w:fill="F6F8FA"/>
+          </w:tcPr>
           <w:p>
             <w:pPr>
               <w:jc w:val="left"/>
@@ -13969,9 +14024,7 @@
       </w:tr>
       <w:tr>
         <w:tc>
-          <w:tcPr>
-            <w:shd w:val="clear" w:color="auto" w:fill="F6F8FA"/>
-          </w:tcPr>
+          <w:tcPr/>
           <w:p>
             <w:pPr>
               <w:jc w:val="left"/>
@@ -13982,9 +14035,7 @@
           </w:p>
         </w:tc>
         <w:tc>
-          <w:tcPr>
-            <w:shd w:val="clear" w:color="auto" w:fill="F6F8FA"/>
-          </w:tcPr>
+          <w:tcPr/>
           <w:p>
             <w:pPr>
               <w:jc w:val="left"/>
@@ -13995,9 +14046,7 @@
           </w:p>
         </w:tc>
         <w:tc>
-          <w:tcPr>
-            <w:shd w:val="clear" w:color="auto" w:fill="F6F8FA"/>
-          </w:tcPr>
+          <w:tcPr/>
           <w:p>
             <w:pPr>
               <w:jc w:val="left"/>
@@ -14010,7 +14059,9 @@
       </w:tr>
       <w:tr>
         <w:tc>
-          <w:tcPr/>
+          <w:tcPr>
+            <w:shd w:val="clear" w:color="auto" w:fill="F6F8FA"/>
+          </w:tcPr>
           <w:p>
             <w:pPr>
               <w:jc w:val="left"/>
@@ -14021,7 +14072,9 @@
           </w:p>
         </w:tc>
         <w:tc>
-          <w:tcPr/>
+          <w:tcPr>
+            <w:shd w:val="clear" w:color="auto" w:fill="F6F8FA"/>
+          </w:tcPr>
           <w:p>
             <w:pPr>
               <w:jc w:val="left"/>
@@ -14032,7 +14085,9 @@
           </w:p>
         </w:tc>
         <w:tc>
-          <w:tcPr/>
+          <w:tcPr>
+            <w:shd w:val="clear" w:color="auto" w:fill="F6F8FA"/>
+          </w:tcPr>
           <w:p>
             <w:pPr>
               <w:jc w:val="left"/>
@@ -14090,9 +14145,7 @@
       </w:tr>
       <w:tr>
         <w:tc>
-          <w:tcPr>
-            <w:shd w:val="clear" w:color="auto" w:fill="F6F8FA"/>
-          </w:tcPr>
+          <w:tcPr/>
           <w:p>
             <w:pPr>
               <w:jc w:val="left"/>
@@ -14103,9 +14156,7 @@
           </w:p>
         </w:tc>
         <w:tc>
-          <w:tcPr>
-            <w:shd w:val="clear" w:color="auto" w:fill="F6F8FA"/>
-          </w:tcPr>
+          <w:tcPr/>
           <w:p>
             <w:pPr>
               <w:jc w:val="left"/>
@@ -14116,9 +14167,7 @@
           </w:p>
         </w:tc>
         <w:tc>
-          <w:tcPr>
-            <w:shd w:val="clear" w:color="auto" w:fill="F6F8FA"/>
-          </w:tcPr>
+          <w:tcPr/>
           <w:p>
             <w:pPr>
               <w:jc w:val="left"/>
@@ -14173,7 +14222,9 @@
       </w:tr>
       <w:tr>
         <w:tc>
-          <w:tcPr/>
+          <w:tcPr>
+            <w:shd w:val="clear" w:color="auto" w:fill="F6F8FA"/>
+          </w:tcPr>
           <w:p>
             <w:pPr>
               <w:jc w:val="left"/>
@@ -14184,7 +14235,9 @@
           </w:p>
         </w:tc>
         <w:tc>
-          <w:tcPr/>
+          <w:tcPr>
+            <w:shd w:val="clear" w:color="auto" w:fill="F6F8FA"/>
+          </w:tcPr>
           <w:p>
             <w:pPr>
               <w:jc w:val="left"/>
@@ -14195,7 +14248,9 @@
           </w:p>
         </w:tc>
         <w:tc>
-          <w:tcPr/>
+          <w:tcPr>
+            <w:shd w:val="clear" w:color="auto" w:fill="F6F8FA"/>
+          </w:tcPr>
           <w:p>
             <w:pPr>
               <w:jc w:val="left"/>
@@ -14223,9 +14278,7 @@
       </w:tr>
       <w:tr>
         <w:tc>
-          <w:tcPr>
-            <w:shd w:val="clear" w:color="auto" w:fill="F6F8FA"/>
-          </w:tcPr>
+          <w:tcPr/>
           <w:p>
             <w:pPr>
               <w:jc w:val="left"/>
@@ -14236,9 +14289,7 @@
           </w:p>
         </w:tc>
         <w:tc>
-          <w:tcPr>
-            <w:shd w:val="clear" w:color="auto" w:fill="F6F8FA"/>
-          </w:tcPr>
+          <w:tcPr/>
           <w:p>
             <w:pPr>
               <w:jc w:val="left"/>
@@ -14249,9 +14300,7 @@
           </w:p>
         </w:tc>
         <w:tc>
-          <w:tcPr>
-            <w:shd w:val="clear" w:color="auto" w:fill="F6F8FA"/>
-          </w:tcPr>
+          <w:tcPr/>
           <w:p>
             <w:pPr>
               <w:jc w:val="left"/>
@@ -14264,7 +14313,9 @@
       </w:tr>
       <w:tr>
         <w:tc>
-          <w:tcPr/>
+          <w:tcPr>
+            <w:shd w:val="clear" w:color="auto" w:fill="F6F8FA"/>
+          </w:tcPr>
           <w:p>
             <w:pPr>
               <w:jc w:val="left"/>
@@ -14305,7 +14356,9 @@
           </w:p>
         </w:tc>
         <w:tc>
-          <w:tcPr/>
+          <w:tcPr>
+            <w:shd w:val="clear" w:color="auto" w:fill="F6F8FA"/>
+          </w:tcPr>
           <w:p>
             <w:pPr>
               <w:jc w:val="left"/>
@@ -14316,7 +14369,9 @@
           </w:p>
         </w:tc>
         <w:tc>
-          <w:tcPr/>
+          <w:tcPr>
+            <w:shd w:val="clear" w:color="auto" w:fill="F6F8FA"/>
+          </w:tcPr>
           <w:p>
             <w:pPr>
               <w:jc w:val="left"/>
@@ -14329,9 +14384,7 @@
       </w:tr>
       <w:tr>
         <w:tc>
-          <w:tcPr>
-            <w:shd w:val="clear" w:color="auto" w:fill="F6F8FA"/>
-          </w:tcPr>
+          <w:tcPr/>
           <w:p>
             <w:pPr>
               <w:jc w:val="left"/>
@@ -14357,9 +14410,7 @@
           </w:p>
         </w:tc>
         <w:tc>
-          <w:tcPr>
-            <w:shd w:val="clear" w:color="auto" w:fill="F6F8FA"/>
-          </w:tcPr>
+          <w:tcPr/>
           <w:p>
             <w:pPr>
               <w:jc w:val="left"/>
@@ -14370,9 +14421,7 @@
           </w:p>
         </w:tc>
         <w:tc>
-          <w:tcPr>
-            <w:shd w:val="clear" w:color="auto" w:fill="F6F8FA"/>
-          </w:tcPr>
+          <w:tcPr/>
           <w:p>
             <w:pPr>
               <w:jc w:val="left"/>
@@ -14385,7 +14434,9 @@
       </w:tr>
       <w:tr>
         <w:tc>
-          <w:tcPr/>
+          <w:tcPr>
+            <w:shd w:val="clear" w:color="auto" w:fill="F6F8FA"/>
+          </w:tcPr>
           <w:p>
             <w:pPr>
               <w:jc w:val="left"/>
@@ -14396,7 +14447,9 @@
           </w:p>
         </w:tc>
         <w:tc>
-          <w:tcPr/>
+          <w:tcPr>
+            <w:shd w:val="clear" w:color="auto" w:fill="F6F8FA"/>
+          </w:tcPr>
           <w:p>
             <w:pPr>
               <w:jc w:val="left"/>
@@ -14407,7 +14460,9 @@
           </w:p>
         </w:tc>
         <w:tc>
-          <w:tcPr/>
+          <w:tcPr>
+            <w:shd w:val="clear" w:color="auto" w:fill="F6F8FA"/>
+          </w:tcPr>
           <w:p>
             <w:pPr>
               <w:jc w:val="left"/>
@@ -14420,9 +14475,7 @@
       </w:tr>
       <w:tr>
         <w:tc>
-          <w:tcPr>
-            <w:shd w:val="clear" w:color="auto" w:fill="F6F8FA"/>
-          </w:tcPr>
+          <w:tcPr/>
           <w:p>
             <w:pPr>
               <w:jc w:val="left"/>
@@ -14433,9 +14486,7 @@
           </w:p>
         </w:tc>
         <w:tc>
-          <w:tcPr>
-            <w:shd w:val="clear" w:color="auto" w:fill="F6F8FA"/>
-          </w:tcPr>
+          <w:tcPr/>
           <w:p>
             <w:pPr>
               <w:jc w:val="left"/>
@@ -14446,9 +14497,7 @@
           </w:p>
         </w:tc>
         <w:tc>
-          <w:tcPr>
-            <w:shd w:val="clear" w:color="auto" w:fill="F6F8FA"/>
-          </w:tcPr>
+          <w:tcPr/>
           <w:p>
             <w:pPr>
               <w:jc w:val="left"/>
@@ -14461,7 +14510,9 @@
       </w:tr>
       <w:tr>
         <w:tc>
-          <w:tcPr/>
+          <w:tcPr>
+            <w:shd w:val="clear" w:color="auto" w:fill="F6F8FA"/>
+          </w:tcPr>
           <w:p>
             <w:pPr>
               <w:jc w:val="left"/>
@@ -14517,7 +14568,9 @@
           </w:p>
         </w:tc>
         <w:tc>
-          <w:tcPr/>
+          <w:tcPr>
+            <w:shd w:val="clear" w:color="auto" w:fill="F6F8FA"/>
+          </w:tcPr>
           <w:p>
             <w:pPr>
               <w:jc w:val="left"/>
@@ -14528,7 +14581,9 @@
           </w:p>
         </w:tc>
         <w:tc>
-          <w:tcPr/>
+          <w:tcPr>
+            <w:shd w:val="clear" w:color="auto" w:fill="F6F8FA"/>
+          </w:tcPr>
           <w:p>
             <w:pPr>
               <w:jc w:val="left"/>
@@ -14541,9 +14596,7 @@
       </w:tr>
       <w:tr>
         <w:tc>
-          <w:tcPr>
-            <w:shd w:val="clear" w:color="auto" w:fill="F6F8FA"/>
-          </w:tcPr>
+          <w:tcPr/>
           <w:p>
             <w:pPr>
               <w:jc w:val="left"/>
@@ -14599,9 +14652,7 @@
           </w:p>
         </w:tc>
         <w:tc>
-          <w:tcPr>
-            <w:shd w:val="clear" w:color="auto" w:fill="F6F8FA"/>
-          </w:tcPr>
+          <w:tcPr/>
           <w:p>
             <w:pPr>
               <w:jc w:val="left"/>
@@ -14612,9 +14663,7 @@
           </w:p>
         </w:tc>
         <w:tc>
-          <w:tcPr>
-            <w:shd w:val="clear" w:color="auto" w:fill="F6F8FA"/>
-          </w:tcPr>
+          <w:tcPr/>
           <w:p>
             <w:pPr>
               <w:jc w:val="left"/>
@@ -14627,7 +14676,9 @@
       </w:tr>
       <w:tr>
         <w:tc>
-          <w:tcPr/>
+          <w:tcPr>
+            <w:shd w:val="clear" w:color="auto" w:fill="F6F8FA"/>
+          </w:tcPr>
           <w:p>
             <w:pPr>
               <w:jc w:val="left"/>
@@ -14704,7 +14755,9 @@
           </w:p>
         </w:tc>
         <w:tc>
-          <w:tcPr/>
+          <w:tcPr>
+            <w:shd w:val="clear" w:color="auto" w:fill="F6F8FA"/>
+          </w:tcPr>
           <w:p>
             <w:pPr>
               <w:jc w:val="left"/>
@@ -14715,7 +14768,9 @@
           </w:p>
         </w:tc>
         <w:tc>
-          <w:tcPr/>
+          <w:tcPr>
+            <w:shd w:val="clear" w:color="auto" w:fill="F6F8FA"/>
+          </w:tcPr>
           <w:p>
             <w:pPr>
               <w:jc w:val="left"/>
@@ -14728,9 +14783,7 @@
       </w:tr>
       <w:tr>
         <w:tc>
-          <w:tcPr>
-            <w:shd w:val="clear" w:color="auto" w:fill="F6F8FA"/>
-          </w:tcPr>
+          <w:tcPr/>
           <w:p>
             <w:pPr>
               <w:jc w:val="left"/>
@@ -14768,9 +14821,7 @@
           </w:p>
         </w:tc>
         <w:tc>
-          <w:tcPr>
-            <w:shd w:val="clear" w:color="auto" w:fill="F6F8FA"/>
-          </w:tcPr>
+          <w:tcPr/>
           <w:p>
             <w:pPr>
               <w:jc w:val="left"/>
@@ -14796,9 +14847,7 @@
           </w:p>
         </w:tc>
         <w:tc>
-          <w:tcPr>
-            <w:shd w:val="clear" w:color="auto" w:fill="F6F8FA"/>
-          </w:tcPr>
+          <w:tcPr/>
           <w:p>
             <w:pPr>
               <w:jc w:val="left"/>
@@ -14811,7 +14860,9 @@
       </w:tr>
       <w:tr>
         <w:tc>
-          <w:tcPr/>
+          <w:tcPr>
+            <w:shd w:val="clear" w:color="auto" w:fill="F6F8FA"/>
+          </w:tcPr>
           <w:p>
             <w:pPr>
               <w:jc w:val="left"/>
@@ -14822,7 +14873,9 @@
           </w:p>
         </w:tc>
         <w:tc>
-          <w:tcPr/>
+          <w:tcPr>
+            <w:shd w:val="clear" w:color="auto" w:fill="F6F8FA"/>
+          </w:tcPr>
           <w:p>
             <w:pPr>
               <w:jc w:val="left"/>
@@ -14875,7 +14928,9 @@
           </w:p>
         </w:tc>
         <w:tc>
-          <w:tcPr/>
+          <w:tcPr>
+            <w:shd w:val="clear" w:color="auto" w:fill="F6F8FA"/>
+          </w:tcPr>
           <w:p>
             <w:pPr>
               <w:jc w:val="left"/>
@@ -14888,9 +14943,7 @@
       </w:tr>
       <w:tr>
         <w:tc>
-          <w:tcPr>
-            <w:shd w:val="clear" w:color="auto" w:fill="F6F8FA"/>
-          </w:tcPr>
+          <w:tcPr/>
           <w:p>
             <w:pPr>
               <w:jc w:val="left"/>
@@ -14901,9 +14954,7 @@
           </w:p>
         </w:tc>
         <w:tc>
-          <w:tcPr>
-            <w:shd w:val="clear" w:color="auto" w:fill="F6F8FA"/>
-          </w:tcPr>
+          <w:tcPr/>
           <w:p>
             <w:pPr>
               <w:jc w:val="left"/>
@@ -14926,9 +14977,7 @@
           </w:p>
         </w:tc>
         <w:tc>
-          <w:tcPr>
-            <w:shd w:val="clear" w:color="auto" w:fill="F6F8FA"/>
-          </w:tcPr>
+          <w:tcPr/>
           <w:p>
             <w:pPr>
               <w:jc w:val="left"/>
@@ -14941,7 +14990,9 @@
       </w:tr>
       <w:tr>
         <w:tc>
-          <w:tcPr/>
+          <w:tcPr>
+            <w:shd w:val="clear" w:color="auto" w:fill="F6F8FA"/>
+          </w:tcPr>
           <w:p>
             <w:pPr>
               <w:jc w:val="left"/>
@@ -14952,7 +15003,9 @@
           </w:p>
         </w:tc>
         <w:tc>
-          <w:tcPr/>
+          <w:tcPr>
+            <w:shd w:val="clear" w:color="auto" w:fill="F6F8FA"/>
+          </w:tcPr>
           <w:p>
             <w:pPr>
               <w:jc w:val="left"/>
@@ -15050,7 +15103,9 @@
           </w:p>
         </w:tc>
         <w:tc>
-          <w:tcPr/>
+          <w:tcPr>
+            <w:shd w:val="clear" w:color="auto" w:fill="F6F8FA"/>
+          </w:tcPr>
           <w:p>
             <w:pPr>
               <w:jc w:val="left"/>
@@ -15063,9 +15118,7 @@
       </w:tr>
       <w:tr>
         <w:tc>
-          <w:tcPr>
-            <w:shd w:val="clear" w:color="auto" w:fill="F6F8FA"/>
-          </w:tcPr>
+          <w:tcPr/>
           <w:p>
             <w:pPr>
               <w:jc w:val="left"/>
@@ -15076,9 +15129,7 @@
           </w:p>
         </w:tc>
         <w:tc>
-          <w:tcPr>
-            <w:shd w:val="clear" w:color="auto" w:fill="F6F8FA"/>
-          </w:tcPr>
+          <w:tcPr/>
           <w:p>
             <w:pPr>
               <w:jc w:val="left"/>
@@ -15089,9 +15140,7 @@
           </w:p>
         </w:tc>
         <w:tc>
-          <w:tcPr>
-            <w:shd w:val="clear" w:color="auto" w:fill="F6F8FA"/>
-          </w:tcPr>
+          <w:tcPr/>
           <w:p>
             <w:pPr>
               <w:jc w:val="left"/>
@@ -15104,7 +15153,9 @@
       </w:tr>
       <w:tr>
         <w:tc>
-          <w:tcPr/>
+          <w:tcPr>
+            <w:shd w:val="clear" w:color="auto" w:fill="F6F8FA"/>
+          </w:tcPr>
           <w:p>
             <w:pPr>
               <w:jc w:val="left"/>
@@ -15115,7 +15166,9 @@
           </w:p>
         </w:tc>
         <w:tc>
-          <w:tcPr/>
+          <w:tcPr>
+            <w:shd w:val="clear" w:color="auto" w:fill="F6F8FA"/>
+          </w:tcPr>
           <w:p>
             <w:pPr>
               <w:jc w:val="left"/>
@@ -15165,7 +15218,9 @@
           </w:p>
         </w:tc>
         <w:tc>
-          <w:tcPr/>
+          <w:tcPr>
+            <w:shd w:val="clear" w:color="auto" w:fill="F6F8FA"/>
+          </w:tcPr>
           <w:p>
             <w:pPr>
               <w:jc w:val="left"/>
@@ -15178,9 +15233,7 @@
       </w:tr>
       <w:tr>
         <w:tc>
-          <w:tcPr>
-            <w:shd w:val="clear" w:color="auto" w:fill="F6F8FA"/>
-          </w:tcPr>
+          <w:tcPr/>
           <w:p>
             <w:pPr>
               <w:jc w:val="left"/>
@@ -15191,9 +15244,7 @@
           </w:p>
         </w:tc>
         <w:tc>
-          <w:tcPr>
-            <w:shd w:val="clear" w:color="auto" w:fill="F6F8FA"/>
-          </w:tcPr>
+          <w:tcPr/>
           <w:p>
             <w:pPr>
               <w:jc w:val="left"/>
@@ -15246,9 +15297,7 @@
           </w:p>
         </w:tc>
         <w:tc>
-          <w:tcPr>
-            <w:shd w:val="clear" w:color="auto" w:fill="F6F8FA"/>
-          </w:tcPr>
+          <w:tcPr/>
           <w:p>
             <w:pPr>
               <w:jc w:val="left"/>
@@ -15261,7 +15310,9 @@
       </w:tr>
       <w:tr>
         <w:tc>
-          <w:tcPr/>
+          <w:tcPr>
+            <w:shd w:val="clear" w:color="auto" w:fill="F6F8FA"/>
+          </w:tcPr>
           <w:p>
             <w:pPr>
               <w:jc w:val="left"/>
@@ -15272,7 +15323,9 @@
           </w:p>
         </w:tc>
         <w:tc>
-          <w:tcPr/>
+          <w:tcPr>
+            <w:shd w:val="clear" w:color="auto" w:fill="F6F8FA"/>
+          </w:tcPr>
           <w:p>
             <w:pPr>
               <w:jc w:val="left"/>
@@ -15283,7 +15336,9 @@
           </w:p>
         </w:tc>
         <w:tc>
-          <w:tcPr/>
+          <w:tcPr>
+            <w:shd w:val="clear" w:color="auto" w:fill="F6F8FA"/>
+          </w:tcPr>
           <w:p>
             <w:pPr>
               <w:jc w:val="left"/>
@@ -15296,9 +15351,7 @@
       </w:tr>
       <w:tr>
         <w:tc>
-          <w:tcPr>
-            <w:shd w:val="clear" w:color="auto" w:fill="F6F8FA"/>
-          </w:tcPr>
+          <w:tcPr/>
           <w:p>
             <w:pPr>
               <w:jc w:val="left"/>
@@ -15309,9 +15362,7 @@
           </w:p>
         </w:tc>
         <w:tc>
-          <w:tcPr>
-            <w:shd w:val="clear" w:color="auto" w:fill="F6F8FA"/>
-          </w:tcPr>
+          <w:tcPr/>
           <w:p>
             <w:pPr>
               <w:jc w:val="left"/>
@@ -15322,9 +15373,7 @@
           </w:p>
         </w:tc>
         <w:tc>
-          <w:tcPr>
-            <w:shd w:val="clear" w:color="auto" w:fill="F6F8FA"/>
-          </w:tcPr>
+          <w:tcPr/>
           <w:p>
             <w:pPr>
               <w:jc w:val="left"/>
@@ -15337,7 +15386,9 @@
       </w:tr>
       <w:tr>
         <w:tc>
-          <w:tcPr/>
+          <w:tcPr>
+            <w:shd w:val="clear" w:color="auto" w:fill="F6F8FA"/>
+          </w:tcPr>
           <w:p>
             <w:pPr>
               <w:jc w:val="left"/>
@@ -15348,7 +15399,9 @@
           </w:p>
         </w:tc>
         <w:tc>
-          <w:tcPr/>
+          <w:tcPr>
+            <w:shd w:val="clear" w:color="auto" w:fill="F6F8FA"/>
+          </w:tcPr>
           <w:p>
             <w:pPr>
               <w:jc w:val="left"/>
@@ -15359,7 +15412,9 @@
           </w:p>
         </w:tc>
         <w:tc>
-          <w:tcPr/>
+          <w:tcPr>
+            <w:shd w:val="clear" w:color="auto" w:fill="F6F8FA"/>
+          </w:tcPr>
           <w:p>
             <w:pPr>
               <w:jc w:val="left"/>
@@ -15372,9 +15427,7 @@
       </w:tr>
       <w:tr>
         <w:tc>
-          <w:tcPr>
-            <w:shd w:val="clear" w:color="auto" w:fill="F6F8FA"/>
-          </w:tcPr>
+          <w:tcPr/>
           <w:p>
             <w:pPr>
               <w:jc w:val="left"/>
@@ -15385,9 +15438,7 @@
           </w:p>
         </w:tc>
         <w:tc>
-          <w:tcPr>
-            <w:shd w:val="clear" w:color="auto" w:fill="F6F8FA"/>
-          </w:tcPr>
+          <w:tcPr/>
           <w:p>
             <w:pPr>
               <w:jc w:val="left"/>
@@ -15398,9 +15449,7 @@
           </w:p>
         </w:tc>
         <w:tc>
-          <w:tcPr>
-            <w:shd w:val="clear" w:color="auto" w:fill="F6F8FA"/>
-          </w:tcPr>
+          <w:tcPr/>
           <w:p>
             <w:pPr>
               <w:jc w:val="left"/>
@@ -15413,7 +15462,9 @@
       </w:tr>
       <w:tr>
         <w:tc>
-          <w:tcPr/>
+          <w:tcPr>
+            <w:shd w:val="clear" w:color="auto" w:fill="F6F8FA"/>
+          </w:tcPr>
           <w:p>
             <w:pPr>
               <w:jc w:val="left"/>
@@ -15424,7 +15475,9 @@
           </w:p>
         </w:tc>
         <w:tc>
-          <w:tcPr/>
+          <w:tcPr>
+            <w:shd w:val="clear" w:color="auto" w:fill="F6F8FA"/>
+          </w:tcPr>
           <w:p>
             <w:pPr>
               <w:jc w:val="left"/>
@@ -15444,7 +15497,9 @@
           </w:p>
         </w:tc>
         <w:tc>
-          <w:tcPr/>
+          <w:tcPr>
+            <w:shd w:val="clear" w:color="auto" w:fill="F6F8FA"/>
+          </w:tcPr>
           <w:p>
             <w:pPr>
               <w:jc w:val="left"/>
@@ -15457,9 +15512,7 @@
       </w:tr>
       <w:tr>
         <w:tc>
-          <w:tcPr>
-            <w:shd w:val="clear" w:color="auto" w:fill="F6F8FA"/>
-          </w:tcPr>
+          <w:tcPr/>
           <w:p>
             <w:pPr>
               <w:jc w:val="left"/>
@@ -15470,9 +15523,7 @@
           </w:p>
         </w:tc>
         <w:tc>
-          <w:tcPr>
-            <w:shd w:val="clear" w:color="auto" w:fill="F6F8FA"/>
-          </w:tcPr>
+          <w:tcPr/>
           <w:p>
             <w:pPr>
               <w:jc w:val="left"/>
@@ -15483,9 +15534,7 @@
           </w:p>
         </w:tc>
         <w:tc>
-          <w:tcPr>
-            <w:shd w:val="clear" w:color="auto" w:fill="F6F8FA"/>
-          </w:tcPr>
+          <w:tcPr/>
           <w:p>
             <w:pPr>
               <w:jc w:val="left"/>
@@ -15498,7 +15547,9 @@
       </w:tr>
       <w:tr>
         <w:tc>
-          <w:tcPr/>
+          <w:tcPr>
+            <w:shd w:val="clear" w:color="auto" w:fill="F6F8FA"/>
+          </w:tcPr>
           <w:p>
             <w:pPr>
               <w:jc w:val="left"/>
@@ -15509,7 +15560,9 @@
           </w:p>
         </w:tc>
         <w:tc>
-          <w:tcPr/>
+          <w:tcPr>
+            <w:shd w:val="clear" w:color="auto" w:fill="F6F8FA"/>
+          </w:tcPr>
           <w:p>
             <w:pPr>
               <w:jc w:val="left"/>
@@ -15520,7 +15573,9 @@
           </w:p>
         </w:tc>
         <w:tc>
-          <w:tcPr/>
+          <w:tcPr>
+            <w:shd w:val="clear" w:color="auto" w:fill="F6F8FA"/>
+          </w:tcPr>
           <w:p>
             <w:pPr>
               <w:jc w:val="left"/>
@@ -15533,9 +15588,7 @@
       </w:tr>
       <w:tr>
         <w:tc>
-          <w:tcPr>
-            <w:shd w:val="clear" w:color="auto" w:fill="F6F8FA"/>
-          </w:tcPr>
+          <w:tcPr/>
           <w:p>
             <w:pPr>
               <w:jc w:val="left"/>
@@ -15546,9 +15599,7 @@
           </w:p>
         </w:tc>
         <w:tc>
-          <w:tcPr>
-            <w:shd w:val="clear" w:color="auto" w:fill="F6F8FA"/>
-          </w:tcPr>
+          <w:tcPr/>
           <w:p>
             <w:pPr>
               <w:jc w:val="left"/>
@@ -15559,9 +15610,7 @@
           </w:p>
         </w:tc>
         <w:tc>
-          <w:tcPr>
-            <w:shd w:val="clear" w:color="auto" w:fill="F6F8FA"/>
-          </w:tcPr>
+          <w:tcPr/>
           <w:p>
             <w:pPr>
               <w:jc w:val="left"/>
@@ -15574,7 +15623,9 @@
       </w:tr>
       <w:tr>
         <w:tc>
-          <w:tcPr/>
+          <w:tcPr>
+            <w:shd w:val="clear" w:color="auto" w:fill="F6F8FA"/>
+          </w:tcPr>
           <w:p>
             <w:pPr>
               <w:jc w:val="left"/>
@@ -15585,7 +15636,9 @@
           </w:p>
         </w:tc>
         <w:tc>
-          <w:tcPr/>
+          <w:tcPr>
+            <w:shd w:val="clear" w:color="auto" w:fill="F6F8FA"/>
+          </w:tcPr>
           <w:p>
             <w:pPr>
               <w:jc w:val="left"/>
@@ -15596,7 +15649,9 @@
           </w:p>
         </w:tc>
         <w:tc>
-          <w:tcPr/>
+          <w:tcPr>
+            <w:shd w:val="clear" w:color="auto" w:fill="F6F8FA"/>
+          </w:tcPr>
           <w:p>
             <w:pPr>
               <w:jc w:val="left"/>
@@ -15609,9 +15664,7 @@
       </w:tr>
       <w:tr>
         <w:tc>
-          <w:tcPr>
-            <w:shd w:val="clear" w:color="auto" w:fill="F6F8FA"/>
-          </w:tcPr>
+          <w:tcPr/>
           <w:p>
             <w:pPr>
               <w:jc w:val="left"/>
@@ -15622,9 +15675,7 @@
           </w:p>
         </w:tc>
         <w:tc>
-          <w:tcPr>
-            <w:shd w:val="clear" w:color="auto" w:fill="F6F8FA"/>
-          </w:tcPr>
+          <w:tcPr/>
           <w:p>
             <w:pPr>
               <w:jc w:val="left"/>
@@ -15635,9 +15686,7 @@
           </w:p>
         </w:tc>
         <w:tc>
-          <w:tcPr>
-            <w:shd w:val="clear" w:color="auto" w:fill="F6F8FA"/>
-          </w:tcPr>
+          <w:tcPr/>
           <w:p>
             <w:pPr>
               <w:jc w:val="left"/>
@@ -15650,7 +15699,9 @@
       </w:tr>
       <w:tr>
         <w:tc>
-          <w:tcPr/>
+          <w:tcPr>
+            <w:shd w:val="clear" w:color="auto" w:fill="F6F8FA"/>
+          </w:tcPr>
           <w:p>
             <w:pPr>
               <w:jc w:val="left"/>
@@ -15661,7 +15712,9 @@
           </w:p>
         </w:tc>
         <w:tc>
-          <w:tcPr/>
+          <w:tcPr>
+            <w:shd w:val="clear" w:color="auto" w:fill="F6F8FA"/>
+          </w:tcPr>
           <w:p>
             <w:pPr>
               <w:jc w:val="left"/>
@@ -15672,7 +15725,9 @@
           </w:p>
         </w:tc>
         <w:tc>
-          <w:tcPr/>
+          <w:tcPr>
+            <w:shd w:val="clear" w:color="auto" w:fill="F6F8FA"/>
+          </w:tcPr>
           <w:p>
             <w:pPr>
               <w:jc w:val="left"/>
@@ -15685,9 +15740,7 @@
       </w:tr>
       <w:tr>
         <w:tc>
-          <w:tcPr>
-            <w:shd w:val="clear" w:color="auto" w:fill="F6F8FA"/>
-          </w:tcPr>
+          <w:tcPr/>
           <w:p>
             <w:pPr>
               <w:jc w:val="left"/>
@@ -15698,9 +15751,7 @@
           </w:p>
         </w:tc>
         <w:tc>
-          <w:tcPr>
-            <w:shd w:val="clear" w:color="auto" w:fill="F6F8FA"/>
-          </w:tcPr>
+          <w:tcPr/>
           <w:p>
             <w:pPr>
               <w:jc w:val="left"/>
@@ -15711,9 +15762,7 @@
           </w:p>
         </w:tc>
         <w:tc>
-          <w:tcPr>
-            <w:shd w:val="clear" w:color="auto" w:fill="F6F8FA"/>
-          </w:tcPr>
+          <w:tcPr/>
           <w:p>
             <w:pPr>
               <w:jc w:val="left"/>
@@ -15726,7 +15775,9 @@
       </w:tr>
       <w:tr>
         <w:tc>
-          <w:tcPr/>
+          <w:tcPr>
+            <w:shd w:val="clear" w:color="auto" w:fill="F6F8FA"/>
+          </w:tcPr>
           <w:p>
             <w:pPr>
               <w:jc w:val="left"/>
@@ -15737,7 +15788,9 @@
           </w:p>
         </w:tc>
         <w:tc>
-          <w:tcPr/>
+          <w:tcPr>
+            <w:shd w:val="clear" w:color="auto" w:fill="F6F8FA"/>
+          </w:tcPr>
           <w:p>
             <w:pPr>
               <w:jc w:val="left"/>
@@ -15748,7 +15801,9 @@
           </w:p>
         </w:tc>
         <w:tc>
-          <w:tcPr/>
+          <w:tcPr>
+            <w:shd w:val="clear" w:color="auto" w:fill="F6F8FA"/>
+          </w:tcPr>
           <w:p>
             <w:pPr>
               <w:jc w:val="left"/>
@@ -15761,9 +15816,7 @@
       </w:tr>
       <w:tr>
         <w:tc>
-          <w:tcPr>
-            <w:shd w:val="clear" w:color="auto" w:fill="F6F8FA"/>
-          </w:tcPr>
+          <w:tcPr/>
           <w:p>
             <w:pPr>
               <w:jc w:val="left"/>
@@ -15774,9 +15827,7 @@
           </w:p>
         </w:tc>
         <w:tc>
-          <w:tcPr>
-            <w:shd w:val="clear" w:color="auto" w:fill="F6F8FA"/>
-          </w:tcPr>
+          <w:tcPr/>
           <w:p>
             <w:pPr>
               <w:jc w:val="left"/>
@@ -15787,9 +15838,7 @@
           </w:p>
         </w:tc>
         <w:tc>
-          <w:tcPr>
-            <w:shd w:val="clear" w:color="auto" w:fill="F6F8FA"/>
-          </w:tcPr>
+          <w:tcPr/>
           <w:p>
             <w:pPr>
               <w:jc w:val="left"/>
@@ -15802,7 +15851,9 @@
       </w:tr>
       <w:tr>
         <w:tc>
-          <w:tcPr/>
+          <w:tcPr>
+            <w:shd w:val="clear" w:color="auto" w:fill="F6F8FA"/>
+          </w:tcPr>
           <w:p>
             <w:pPr>
               <w:jc w:val="left"/>
@@ -15813,7 +15864,9 @@
           </w:p>
         </w:tc>
         <w:tc>
-          <w:tcPr/>
+          <w:tcPr>
+            <w:shd w:val="clear" w:color="auto" w:fill="F6F8FA"/>
+          </w:tcPr>
           <w:p>
             <w:pPr>
               <w:jc w:val="left"/>
@@ -15824,7 +15877,9 @@
           </w:p>
         </w:tc>
         <w:tc>
-          <w:tcPr/>
+          <w:tcPr>
+            <w:shd w:val="clear" w:color="auto" w:fill="F6F8FA"/>
+          </w:tcPr>
           <w:p>
             <w:pPr>
               <w:jc w:val="left"/>
@@ -15837,9 +15892,7 @@
       </w:tr>
       <w:tr>
         <w:tc>
-          <w:tcPr>
-            <w:shd w:val="clear" w:color="auto" w:fill="F6F8FA"/>
-          </w:tcPr>
+          <w:tcPr/>
           <w:p>
             <w:pPr>
               <w:jc w:val="left"/>
@@ -15850,9 +15903,7 @@
           </w:p>
         </w:tc>
         <w:tc>
-          <w:tcPr>
-            <w:shd w:val="clear" w:color="auto" w:fill="F6F8FA"/>
-          </w:tcPr>
+          <w:tcPr/>
           <w:p>
             <w:pPr>
               <w:jc w:val="left"/>
@@ -15863,9 +15914,7 @@
           </w:p>
         </w:tc>
         <w:tc>
-          <w:tcPr>
-            <w:shd w:val="clear" w:color="auto" w:fill="F6F8FA"/>
-          </w:tcPr>
+          <w:tcPr/>
           <w:p>
             <w:pPr>
               <w:jc w:val="left"/>
@@ -15878,7 +15927,9 @@
       </w:tr>
       <w:tr>
         <w:tc>
-          <w:tcPr/>
+          <w:tcPr>
+            <w:shd w:val="clear" w:color="auto" w:fill="F6F8FA"/>
+          </w:tcPr>
           <w:p>
             <w:pPr>
               <w:jc w:val="left"/>
@@ -15889,7 +15940,9 @@
           </w:p>
         </w:tc>
         <w:tc>
-          <w:tcPr/>
+          <w:tcPr>
+            <w:shd w:val="clear" w:color="auto" w:fill="F6F8FA"/>
+          </w:tcPr>
           <w:p>
             <w:pPr>
               <w:jc w:val="left"/>
@@ -15900,7 +15953,9 @@
           </w:p>
         </w:tc>
         <w:tc>
-          <w:tcPr/>
+          <w:tcPr>
+            <w:shd w:val="clear" w:color="auto" w:fill="F6F8FA"/>
+          </w:tcPr>
           <w:p>
             <w:pPr>
               <w:jc w:val="left"/>
@@ -15913,9 +15968,7 @@
       </w:tr>
       <w:tr>
         <w:tc>
-          <w:tcPr>
-            <w:shd w:val="clear" w:color="auto" w:fill="F6F8FA"/>
-          </w:tcPr>
+          <w:tcPr/>
           <w:p>
             <w:pPr>
               <w:jc w:val="left"/>
@@ -15926,9 +15979,7 @@
           </w:p>
         </w:tc>
         <w:tc>
-          <w:tcPr>
-            <w:shd w:val="clear" w:color="auto" w:fill="F6F8FA"/>
-          </w:tcPr>
+          <w:tcPr/>
           <w:p>
             <w:pPr>
               <w:jc w:val="left"/>
@@ -15939,9 +15990,7 @@
           </w:p>
         </w:tc>
         <w:tc>
-          <w:tcPr>
-            <w:shd w:val="clear" w:color="auto" w:fill="F6F8FA"/>
-          </w:tcPr>
+          <w:tcPr/>
           <w:p>
             <w:pPr>
               <w:jc w:val="left"/>
@@ -15954,7 +16003,9 @@
       </w:tr>
       <w:tr>
         <w:tc>
-          <w:tcPr/>
+          <w:tcPr>
+            <w:shd w:val="clear" w:color="auto" w:fill="F6F8FA"/>
+          </w:tcPr>
           <w:p>
             <w:pPr>
               <w:jc w:val="left"/>
@@ -15965,7 +16016,9 @@
           </w:p>
         </w:tc>
         <w:tc>
-          <w:tcPr/>
+          <w:tcPr>
+            <w:shd w:val="clear" w:color="auto" w:fill="F6F8FA"/>
+          </w:tcPr>
           <w:p>
             <w:pPr>
               <w:jc w:val="left"/>
@@ -15982,7 +16035,9 @@
           </w:p>
         </w:tc>
         <w:tc>
-          <w:tcPr/>
+          <w:tcPr>
+            <w:shd w:val="clear" w:color="auto" w:fill="F6F8FA"/>
+          </w:tcPr>
           <w:p>
             <w:pPr>
               <w:jc w:val="left"/>
@@ -15995,9 +16050,7 @@
       </w:tr>
       <w:tr>
         <w:tc>
-          <w:tcPr>
-            <w:shd w:val="clear" w:color="auto" w:fill="F6F8FA"/>
-          </w:tcPr>
+          <w:tcPr/>
           <w:p>
             <w:pPr>
               <w:jc w:val="left"/>
@@ -16008,9 +16061,7 @@
           </w:p>
         </w:tc>
         <w:tc>
-          <w:tcPr>
-            <w:shd w:val="clear" w:color="auto" w:fill="F6F8FA"/>
-          </w:tcPr>
+          <w:tcPr/>
           <w:p>
             <w:pPr>
               <w:jc w:val="left"/>
@@ -16027,9 +16078,7 @@
           </w:p>
         </w:tc>
         <w:tc>
-          <w:tcPr>
-            <w:shd w:val="clear" w:color="auto" w:fill="F6F8FA"/>
-          </w:tcPr>
+          <w:tcPr/>
           <w:p>
             <w:pPr>
               <w:jc w:val="left"/>
@@ -16042,7 +16091,9 @@
       </w:tr>
       <w:tr>
         <w:tc>
-          <w:tcPr/>
+          <w:tcPr>
+            <w:shd w:val="clear" w:color="auto" w:fill="F6F8FA"/>
+          </w:tcPr>
           <w:p>
             <w:pPr>
               <w:jc w:val="left"/>
@@ -16053,7 +16104,9 @@
           </w:p>
         </w:tc>
         <w:tc>
-          <w:tcPr/>
+          <w:tcPr>
+            <w:shd w:val="clear" w:color="auto" w:fill="F6F8FA"/>
+          </w:tcPr>
           <w:p>
             <w:pPr>
               <w:jc w:val="left"/>
@@ -16064,7 +16117,9 @@
           </w:p>
         </w:tc>
         <w:tc>
-          <w:tcPr/>
+          <w:tcPr>
+            <w:shd w:val="clear" w:color="auto" w:fill="F6F8FA"/>
+          </w:tcPr>
           <w:p>
             <w:pPr>
               <w:jc w:val="left"/>
@@ -16077,9 +16132,7 @@
       </w:tr>
       <w:tr>
         <w:tc>
-          <w:tcPr>
-            <w:shd w:val="clear" w:color="auto" w:fill="F6F8FA"/>
-          </w:tcPr>
+          <w:tcPr/>
           <w:p>
             <w:pPr>
               <w:jc w:val="left"/>
@@ -16090,9 +16143,7 @@
           </w:p>
         </w:tc>
         <w:tc>
-          <w:tcPr>
-            <w:shd w:val="clear" w:color="auto" w:fill="F6F8FA"/>
-          </w:tcPr>
+          <w:tcPr/>
           <w:p>
             <w:pPr>
               <w:jc w:val="left"/>
@@ -16163,9 +16214,7 @@
           </w:p>
         </w:tc>
         <w:tc>
-          <w:tcPr>
-            <w:shd w:val="clear" w:color="auto" w:fill="F6F8FA"/>
-          </w:tcPr>
+          <w:tcPr/>
           <w:p>
             <w:pPr>
               <w:jc w:val="left"/>
@@ -16178,7 +16227,9 @@
       </w:tr>
       <w:tr>
         <w:tc>
-          <w:tcPr/>
+          <w:tcPr>
+            <w:shd w:val="clear" w:color="auto" w:fill="F6F8FA"/>
+          </w:tcPr>
           <w:p>
             <w:pPr>
               <w:jc w:val="left"/>
@@ -16189,7 +16240,9 @@
           </w:p>
         </w:tc>
         <w:tc>
-          <w:tcPr/>
+          <w:tcPr>
+            <w:shd w:val="clear" w:color="auto" w:fill="F6F8FA"/>
+          </w:tcPr>
           <w:p>
             <w:pPr>
               <w:jc w:val="left"/>
@@ -16212,7 +16265,9 @@
           </w:p>
         </w:tc>
         <w:tc>
-          <w:tcPr/>
+          <w:tcPr>
+            <w:shd w:val="clear" w:color="auto" w:fill="F6F8FA"/>
+          </w:tcPr>
           <w:p>
             <w:pPr>
               <w:jc w:val="left"/>
@@ -16225,9 +16280,7 @@
       </w:tr>
       <w:tr>
         <w:tc>
-          <w:tcPr>
-            <w:shd w:val="clear" w:color="auto" w:fill="F6F8FA"/>
-          </w:tcPr>
+          <w:tcPr/>
           <w:p>
             <w:pPr>
               <w:jc w:val="left"/>
@@ -16238,9 +16291,7 @@
           </w:p>
         </w:tc>
         <w:tc>
-          <w:tcPr>
-            <w:shd w:val="clear" w:color="auto" w:fill="F6F8FA"/>
-          </w:tcPr>
+          <w:tcPr/>
           <w:p>
             <w:pPr>
               <w:jc w:val="left"/>
@@ -16257,9 +16308,7 @@
           </w:p>
         </w:tc>
         <w:tc>
-          <w:tcPr>
-            <w:shd w:val="clear" w:color="auto" w:fill="F6F8FA"/>
-          </w:tcPr>
+          <w:tcPr/>
           <w:p>
             <w:pPr>
               <w:jc w:val="left"/>
@@ -16272,7 +16321,9 @@
       </w:tr>
       <w:tr>
         <w:tc>
-          <w:tcPr/>
+          <w:tcPr>
+            <w:shd w:val="clear" w:color="auto" w:fill="F6F8FA"/>
+          </w:tcPr>
           <w:p>
             <w:pPr>
               <w:jc w:val="left"/>
@@ -16283,7 +16334,9 @@
           </w:p>
         </w:tc>
         <w:tc>
-          <w:tcPr/>
+          <w:tcPr>
+            <w:shd w:val="clear" w:color="auto" w:fill="F6F8FA"/>
+          </w:tcPr>
           <w:p>
             <w:pPr>
               <w:jc w:val="left"/>
@@ -16294,7 +16347,9 @@
           </w:p>
         </w:tc>
         <w:tc>
-          <w:tcPr/>
+          <w:tcPr>
+            <w:shd w:val="clear" w:color="auto" w:fill="F6F8FA"/>
+          </w:tcPr>
           <w:p>
             <w:pPr>
               <w:jc w:val="left"/>
@@ -16307,9 +16362,7 @@
       </w:tr>
       <w:tr>
         <w:tc>
-          <w:tcPr>
-            <w:shd w:val="clear" w:color="auto" w:fill="F6F8FA"/>
-          </w:tcPr>
+          <w:tcPr/>
           <w:p>
             <w:pPr>
               <w:jc w:val="left"/>
@@ -16320,9 +16373,7 @@
           </w:p>
         </w:tc>
         <w:tc>
-          <w:tcPr>
-            <w:shd w:val="clear" w:color="auto" w:fill="F6F8FA"/>
-          </w:tcPr>
+          <w:tcPr/>
           <w:p>
             <w:pPr>
               <w:jc w:val="left"/>
@@ -16333,9 +16384,7 @@
           </w:p>
         </w:tc>
         <w:tc>
-          <w:tcPr>
-            <w:shd w:val="clear" w:color="auto" w:fill="F6F8FA"/>
-          </w:tcPr>
+          <w:tcPr/>
           <w:p>
             <w:pPr>
               <w:jc w:val="left"/>
@@ -16348,7 +16397,9 @@
       </w:tr>
       <w:tr>
         <w:tc>
-          <w:tcPr/>
+          <w:tcPr>
+            <w:shd w:val="clear" w:color="auto" w:fill="F6F8FA"/>
+          </w:tcPr>
           <w:p>
             <w:pPr>
               <w:jc w:val="left"/>
@@ -16359,7 +16410,9 @@
           </w:p>
         </w:tc>
         <w:tc>
-          <w:tcPr/>
+          <w:tcPr>
+            <w:shd w:val="clear" w:color="auto" w:fill="F6F8FA"/>
+          </w:tcPr>
           <w:p>
             <w:pPr>
               <w:jc w:val="left"/>
@@ -16376,7 +16429,9 @@
           </w:p>
         </w:tc>
         <w:tc>
-          <w:tcPr/>
+          <w:tcPr>
+            <w:shd w:val="clear" w:color="auto" w:fill="F6F8FA"/>
+          </w:tcPr>
           <w:p>
             <w:pPr>
               <w:jc w:val="left"/>
@@ -16389,9 +16444,7 @@
       </w:tr>
       <w:tr>
         <w:tc>
-          <w:tcPr>
-            <w:shd w:val="clear" w:color="auto" w:fill="F6F8FA"/>
-          </w:tcPr>
+          <w:tcPr/>
           <w:p>
             <w:pPr>
               <w:jc w:val="left"/>
@@ -16402,9 +16455,7 @@
           </w:p>
         </w:tc>
         <w:tc>
-          <w:tcPr>
-            <w:shd w:val="clear" w:color="auto" w:fill="F6F8FA"/>
-          </w:tcPr>
+          <w:tcPr/>
           <w:p>
             <w:pPr>
               <w:jc w:val="left"/>
@@ -16527,9 +16578,7 @@
           </w:p>
         </w:tc>
         <w:tc>
-          <w:tcPr>
-            <w:shd w:val="clear" w:color="auto" w:fill="F6F8FA"/>
-          </w:tcPr>
+          <w:tcPr/>
           <w:p>
             <w:pPr>
               <w:jc w:val="left"/>
@@ -16542,7 +16591,9 @@
       </w:tr>
       <w:tr>
         <w:tc>
-          <w:tcPr/>
+          <w:tcPr>
+            <w:shd w:val="clear" w:color="auto" w:fill="F6F8FA"/>
+          </w:tcPr>
           <w:p>
             <w:pPr>
               <w:jc w:val="left"/>
@@ -16553,7 +16604,9 @@
           </w:p>
         </w:tc>
         <w:tc>
-          <w:tcPr/>
+          <w:tcPr>
+            <w:shd w:val="clear" w:color="auto" w:fill="F6F8FA"/>
+          </w:tcPr>
           <w:p>
             <w:pPr>
               <w:jc w:val="left"/>
@@ -16657,7 +16710,9 @@
           </w:p>
         </w:tc>
         <w:tc>
-          <w:tcPr/>
+          <w:tcPr>
+            <w:shd w:val="clear" w:color="auto" w:fill="F6F8FA"/>
+          </w:tcPr>
           <w:p>
             <w:pPr>
               <w:jc w:val="left"/>

--- a/documents/setup-guide/setup-guide.docx
+++ b/documents/setup-guide/setup-guide.docx
@@ -84,7 +84,7 @@
           <w:b/>
           <w:sz w:val="24"/>
         </w:rPr>
-        <w:t xml:space="preserve">v6.4.5</w:t>
+        <w:t xml:space="preserve">v6.4.6</w:t>
       </w:r>
       <w:r>
         <w:rPr>
@@ -96,7 +96,7 @@
         <w:rPr>
           <w:sz w:val="24"/>
         </w:rPr>
-        <w:t xml:space="preserve">— September 19, 2026 23:43</w:t>
+        <w:t xml:space="preserve">— September 20, 2026 00:12</w:t>
       </w:r>
     </w:p>
     <w:sdt>
@@ -13345,7 +13345,7 @@
               <w:jc w:val="left"/>
             </w:pPr>
             <w:r>
-              <w:t xml:space="preserve">6.4.5</w:t>
+              <w:t xml:space="preserve">6.4.6</w:t>
             </w:r>
           </w:p>
         </w:tc>
@@ -13367,7 +13367,7 @@
               <w:jc w:val="left"/>
             </w:pPr>
             <w:r>
-              <w:t xml:space="preserve">DOCX polish pass: all captions centered (matching the PDF), vertical spacing between blocks matched to the LaTeX rhythm (medskip/smallskip around captions, field bars, and steps), and test steps now render as separate paragraphs each with the red bold number (previously merged into one paragraph).</w:t>
+              <w:t xml:space="preserve">Code blocks inside test cases no longer break the red left rule in DOCX — the code style’s left indent (which jogged the rule) is reset inside test case blocks, and code blocks now show the PDF’s code box (gray background with thin border on top, bottom, and right, red rule continuing on the left).</w:t>
             </w:r>
           </w:p>
         </w:tc>
@@ -13382,7 +13382,7 @@
               <w:jc w:val="left"/>
             </w:pPr>
             <w:r>
-              <w:t xml:space="preserve">6.4.4</w:t>
+              <w:t xml:space="preserve">6.4.5</w:t>
             </w:r>
           </w:p>
         </w:tc>
@@ -13408,7 +13408,7 @@
               <w:jc w:val="left"/>
             </w:pPr>
             <w:r>
-              <w:t xml:space="preserve">DOCX covers now show the logo, cover text, and version/date/time meta line like the PDF. Test case blocks in DOCX get the PDF’s visual wrapper: red left rule, red field header bars, and red step numbers. Captions follow the PDF ordering system in DOCX, MD, and HTML (Table/Diagram/Figure/Testcase N: with bold symbol). Portuguese PDFs now label diagrams "Diagrama N:" (was hardcoded English "Diagram"). Markdown and HTML output no longer leaks raw LaTeX from passthrough blocks — the DOCX pre-processor now feeds those pipelines too.</w:t>
+              <w:t xml:space="preserve">DOCX polish pass: all captions centered (matching the PDF), vertical spacing between blocks matched to the LaTeX rhythm (medskip/smallskip around captions, field bars, and steps), and test steps now render as separate paragraphs each with the red bold number (previously merged into one paragraph).</w:t>
             </w:r>
           </w:p>
         </w:tc>
@@ -13421,7 +13421,7 @@
               <w:jc w:val="left"/>
             </w:pPr>
             <w:r>
-              <w:t xml:space="preserve">6.4.3</w:t>
+              <w:t xml:space="preserve">6.4.4</w:t>
             </w:r>
           </w:p>
         </w:tc>
@@ -13443,7 +13443,7 @@
               <w:jc w:val="left"/>
             </w:pPr>
             <w:r>
-              <w:t xml:space="preserve">Testbook and POC DOCX output now matches the PDF much more closely: native table of contents (language-aware, auto-populated), each section starts on a new page, embedded images and diagrams (PlantUML/Graphviz rendered), white-on-red table headers, cover version line under the title, centered test case captions, and plain black rules for signature grids.</w:t>
+              <w:t xml:space="preserve">DOCX covers now show the logo, cover text, and version/date/time meta line like the PDF. Test case blocks in DOCX get the PDF’s visual wrapper: red left rule, red field header bars, and red step numbers. Captions follow the PDF ordering system in DOCX, MD, and HTML (Table/Diagram/Figure/Testcase N: with bold symbol). Portuguese PDFs now label diagrams "Diagrama N:" (was hardcoded English "Diagram"). Markdown and HTML output no longer leaks raw LaTeX from passthrough blocks — the DOCX pre-processor now feeds those pipelines too.</w:t>
             </w:r>
           </w:p>
         </w:tc>
@@ -13458,7 +13458,7 @@
               <w:jc w:val="left"/>
             </w:pPr>
             <w:r>
-              <w:t xml:space="preserve">6.4.2</w:t>
+              <w:t xml:space="preserve">6.4.3</w:t>
             </w:r>
           </w:p>
         </w:tc>
@@ -13484,7 +13484,7 @@
               <w:jc w:val="left"/>
             </w:pPr>
             <w:r>
-              <w:t xml:space="preserve">DOCX output for POC and testbook templates now includes all passthrough content (stakeholders, closing record, signatures, test cases, test summary, changelog) via a new pre-processor. Fixed dropped Test Scope fields in testbook DOCX output.</w:t>
+              <w:t xml:space="preserve">Testbook and POC DOCX output now matches the PDF much more closely: native table of contents (language-aware, auto-populated), each section starts on a new page, embedded images and diagrams (PlantUML/Graphviz rendered), white-on-red table headers, cover version line under the title, centered test case captions, and plain black rules for signature grids.</w:t>
             </w:r>
           </w:p>
         </w:tc>
@@ -13497,12 +13497,51 @@
               <w:jc w:val="left"/>
             </w:pPr>
             <w:r>
+              <w:t xml:space="preserve">6.4.2</w:t>
+            </w:r>
+          </w:p>
+        </w:tc>
+        <w:tc>
+          <w:tcPr/>
+          <w:p>
+            <w:pPr>
+              <w:jc w:val="left"/>
+            </w:pPr>
+            <w:r>
+              <w:t xml:space="preserve">2026-09-20</w:t>
+            </w:r>
+          </w:p>
+        </w:tc>
+        <w:tc>
+          <w:tcPr/>
+          <w:p>
+            <w:pPr>
+              <w:jc w:val="left"/>
+            </w:pPr>
+            <w:r>
+              <w:t xml:space="preserve">DOCX output for POC and testbook templates now includes all passthrough content (stakeholders, closing record, signatures, test cases, test summary, changelog) via a new pre-processor. Fixed dropped Test Scope fields in testbook DOCX output.</w:t>
+            </w:r>
+          </w:p>
+        </w:tc>
+      </w:tr>
+      <w:tr>
+        <w:tc>
+          <w:tcPr>
+            <w:shd w:val="clear" w:color="auto" w:fill="F6F8FA"/>
+          </w:tcPr>
+          <w:p>
+            <w:pPr>
+              <w:jc w:val="left"/>
+            </w:pPr>
+            <w:r>
               <w:t xml:space="preserve">6.4.0</w:t>
             </w:r>
           </w:p>
         </w:tc>
         <w:tc>
-          <w:tcPr/>
+          <w:tcPr>
+            <w:shd w:val="clear" w:color="auto" w:fill="F6F8FA"/>
+          </w:tcPr>
           <w:p>
             <w:pPr>
               <w:jc w:val="left"/>
@@ -13513,7 +13552,9 @@
           </w:p>
         </w:tc>
         <w:tc>
-          <w:tcPr/>
+          <w:tcPr>
+            <w:shd w:val="clear" w:color="auto" w:fill="F6F8FA"/>
+          </w:tcPr>
           <w:p>
             <w:pPr>
               <w:jc w:val="left"/>
@@ -13541,9 +13582,7 @@
       </w:tr>
       <w:tr>
         <w:tc>
-          <w:tcPr>
-            <w:shd w:val="clear" w:color="auto" w:fill="F6F8FA"/>
-          </w:tcPr>
+          <w:tcPr/>
           <w:p>
             <w:pPr>
               <w:jc w:val="left"/>
@@ -13554,9 +13593,7 @@
           </w:p>
         </w:tc>
         <w:tc>
-          <w:tcPr>
-            <w:shd w:val="clear" w:color="auto" w:fill="F6F8FA"/>
-          </w:tcPr>
+          <w:tcPr/>
           <w:p>
             <w:pPr>
               <w:jc w:val="left"/>
@@ -13567,9 +13604,7 @@
           </w:p>
         </w:tc>
         <w:tc>
-          <w:tcPr>
-            <w:shd w:val="clear" w:color="auto" w:fill="F6F8FA"/>
-          </w:tcPr>
+          <w:tcPr/>
           <w:p>
             <w:pPr>
               <w:jc w:val="left"/>
@@ -13582,7 +13617,9 @@
       </w:tr>
       <w:tr>
         <w:tc>
-          <w:tcPr/>
+          <w:tcPr>
+            <w:shd w:val="clear" w:color="auto" w:fill="F6F8FA"/>
+          </w:tcPr>
           <w:p>
             <w:pPr>
               <w:jc w:val="left"/>
@@ -13593,7 +13630,9 @@
           </w:p>
         </w:tc>
         <w:tc>
-          <w:tcPr/>
+          <w:tcPr>
+            <w:shd w:val="clear" w:color="auto" w:fill="F6F8FA"/>
+          </w:tcPr>
           <w:p>
             <w:pPr>
               <w:jc w:val="left"/>
@@ -13604,7 +13643,9 @@
           </w:p>
         </w:tc>
         <w:tc>
-          <w:tcPr/>
+          <w:tcPr>
+            <w:shd w:val="clear" w:color="auto" w:fill="F6F8FA"/>
+          </w:tcPr>
           <w:p>
             <w:pPr>
               <w:jc w:val="left"/>
@@ -13617,9 +13658,7 @@
       </w:tr>
       <w:tr>
         <w:tc>
-          <w:tcPr>
-            <w:shd w:val="clear" w:color="auto" w:fill="F6F8FA"/>
-          </w:tcPr>
+          <w:tcPr/>
           <w:p>
             <w:pPr>
               <w:jc w:val="left"/>
@@ -13630,9 +13669,7 @@
           </w:p>
         </w:tc>
         <w:tc>
-          <w:tcPr>
-            <w:shd w:val="clear" w:color="auto" w:fill="F6F8FA"/>
-          </w:tcPr>
+          <w:tcPr/>
           <w:p>
             <w:pPr>
               <w:jc w:val="left"/>
@@ -13643,9 +13680,7 @@
           </w:p>
         </w:tc>
         <w:tc>
-          <w:tcPr>
-            <w:shd w:val="clear" w:color="auto" w:fill="F6F8FA"/>
-          </w:tcPr>
+          <w:tcPr/>
           <w:p>
             <w:pPr>
               <w:jc w:val="left"/>
@@ -13673,7 +13708,9 @@
       </w:tr>
       <w:tr>
         <w:tc>
-          <w:tcPr/>
+          <w:tcPr>
+            <w:shd w:val="clear" w:color="auto" w:fill="F6F8FA"/>
+          </w:tcPr>
           <w:p>
             <w:pPr>
               <w:jc w:val="left"/>
@@ -13684,7 +13721,9 @@
           </w:p>
         </w:tc>
         <w:tc>
-          <w:tcPr/>
+          <w:tcPr>
+            <w:shd w:val="clear" w:color="auto" w:fill="F6F8FA"/>
+          </w:tcPr>
           <w:p>
             <w:pPr>
               <w:jc w:val="left"/>
@@ -13695,7 +13734,9 @@
           </w:p>
         </w:tc>
         <w:tc>
-          <w:tcPr/>
+          <w:tcPr>
+            <w:shd w:val="clear" w:color="auto" w:fill="F6F8FA"/>
+          </w:tcPr>
           <w:p>
             <w:pPr>
               <w:jc w:val="left"/>
@@ -13708,9 +13749,7 @@
       </w:tr>
       <w:tr>
         <w:tc>
-          <w:tcPr>
-            <w:shd w:val="clear" w:color="auto" w:fill="F6F8FA"/>
-          </w:tcPr>
+          <w:tcPr/>
           <w:p>
             <w:pPr>
               <w:jc w:val="left"/>
@@ -13721,9 +13760,7 @@
           </w:p>
         </w:tc>
         <w:tc>
-          <w:tcPr>
-            <w:shd w:val="clear" w:color="auto" w:fill="F6F8FA"/>
-          </w:tcPr>
+          <w:tcPr/>
           <w:p>
             <w:pPr>
               <w:jc w:val="left"/>
@@ -13734,9 +13771,7 @@
           </w:p>
         </w:tc>
         <w:tc>
-          <w:tcPr>
-            <w:shd w:val="clear" w:color="auto" w:fill="F6F8FA"/>
-          </w:tcPr>
+          <w:tcPr/>
           <w:p>
             <w:pPr>
               <w:jc w:val="left"/>
@@ -13749,7 +13784,9 @@
       </w:tr>
       <w:tr>
         <w:tc>
-          <w:tcPr/>
+          <w:tcPr>
+            <w:shd w:val="clear" w:color="auto" w:fill="F6F8FA"/>
+          </w:tcPr>
           <w:p>
             <w:pPr>
               <w:jc w:val="left"/>
@@ -13760,7 +13797,9 @@
           </w:p>
         </w:tc>
         <w:tc>
-          <w:tcPr/>
+          <w:tcPr>
+            <w:shd w:val="clear" w:color="auto" w:fill="F6F8FA"/>
+          </w:tcPr>
           <w:p>
             <w:pPr>
               <w:jc w:val="left"/>
@@ -13771,7 +13810,9 @@
           </w:p>
         </w:tc>
         <w:tc>
-          <w:tcPr/>
+          <w:tcPr>
+            <w:shd w:val="clear" w:color="auto" w:fill="F6F8FA"/>
+          </w:tcPr>
           <w:p>
             <w:pPr>
               <w:jc w:val="left"/>
@@ -13838,9 +13879,7 @@
       </w:tr>
       <w:tr>
         <w:tc>
-          <w:tcPr>
-            <w:shd w:val="clear" w:color="auto" w:fill="F6F8FA"/>
-          </w:tcPr>
+          <w:tcPr/>
           <w:p>
             <w:pPr>
               <w:jc w:val="left"/>
@@ -13851,9 +13890,7 @@
           </w:p>
         </w:tc>
         <w:tc>
-          <w:tcPr>
-            <w:shd w:val="clear" w:color="auto" w:fill="F6F8FA"/>
-          </w:tcPr>
+          <w:tcPr/>
           <w:p>
             <w:pPr>
               <w:jc w:val="left"/>
@@ -13864,9 +13901,7 @@
           </w:p>
         </w:tc>
         <w:tc>
-          <w:tcPr>
-            <w:shd w:val="clear" w:color="auto" w:fill="F6F8FA"/>
-          </w:tcPr>
+          <w:tcPr/>
           <w:p>
             <w:pPr>
               <w:jc w:val="left"/>
@@ -13891,7 +13926,9 @@
       </w:tr>
       <w:tr>
         <w:tc>
-          <w:tcPr/>
+          <w:tcPr>
+            <w:shd w:val="clear" w:color="auto" w:fill="F6F8FA"/>
+          </w:tcPr>
           <w:p>
             <w:pPr>
               <w:jc w:val="left"/>
@@ -13902,7 +13939,9 @@
           </w:p>
         </w:tc>
         <w:tc>
-          <w:tcPr/>
+          <w:tcPr>
+            <w:shd w:val="clear" w:color="auto" w:fill="F6F8FA"/>
+          </w:tcPr>
           <w:p>
             <w:pPr>
               <w:jc w:val="left"/>
@@ -13913,7 +13952,9 @@
           </w:p>
         </w:tc>
         <w:tc>
-          <w:tcPr/>
+          <w:tcPr>
+            <w:shd w:val="clear" w:color="auto" w:fill="F6F8FA"/>
+          </w:tcPr>
           <w:p>
             <w:pPr>
               <w:jc w:val="left"/>
@@ -13926,9 +13967,7 @@
       </w:tr>
       <w:tr>
         <w:tc>
-          <w:tcPr>
-            <w:shd w:val="clear" w:color="auto" w:fill="F6F8FA"/>
-          </w:tcPr>
+          <w:tcPr/>
           <w:p>
             <w:pPr>
               <w:jc w:val="left"/>
@@ -13939,9 +13978,7 @@
           </w:p>
         </w:tc>
         <w:tc>
-          <w:tcPr>
-            <w:shd w:val="clear" w:color="auto" w:fill="F6F8FA"/>
-          </w:tcPr>
+          <w:tcPr/>
           <w:p>
             <w:pPr>
               <w:jc w:val="left"/>
@@ -13952,9 +13989,7 @@
           </w:p>
         </w:tc>
         <w:tc>
-          <w:tcPr>
-            <w:shd w:val="clear" w:color="auto" w:fill="F6F8FA"/>
-          </w:tcPr>
+          <w:tcPr/>
           <w:p>
             <w:pPr>
               <w:jc w:val="left"/>
@@ -14024,7 +14059,9 @@
       </w:tr>
       <w:tr>
         <w:tc>
-          <w:tcPr/>
+          <w:tcPr>
+            <w:shd w:val="clear" w:color="auto" w:fill="F6F8FA"/>
+          </w:tcPr>
           <w:p>
             <w:pPr>
               <w:jc w:val="left"/>
@@ -14035,7 +14072,9 @@
           </w:p>
         </w:tc>
         <w:tc>
-          <w:tcPr/>
+          <w:tcPr>
+            <w:shd w:val="clear" w:color="auto" w:fill="F6F8FA"/>
+          </w:tcPr>
           <w:p>
             <w:pPr>
               <w:jc w:val="left"/>
@@ -14046,7 +14085,9 @@
           </w:p>
         </w:tc>
         <w:tc>
-          <w:tcPr/>
+          <w:tcPr>
+            <w:shd w:val="clear" w:color="auto" w:fill="F6F8FA"/>
+          </w:tcPr>
           <w:p>
             <w:pPr>
               <w:jc w:val="left"/>
@@ -14059,9 +14100,7 @@
       </w:tr>
       <w:tr>
         <w:tc>
-          <w:tcPr>
-            <w:shd w:val="clear" w:color="auto" w:fill="F6F8FA"/>
-          </w:tcPr>
+          <w:tcPr/>
           <w:p>
             <w:pPr>
               <w:jc w:val="left"/>
@@ -14072,9 +14111,7 @@
           </w:p>
         </w:tc>
         <w:tc>
-          <w:tcPr>
-            <w:shd w:val="clear" w:color="auto" w:fill="F6F8FA"/>
-          </w:tcPr>
+          <w:tcPr/>
           <w:p>
             <w:pPr>
               <w:jc w:val="left"/>
@@ -14085,9 +14122,7 @@
           </w:p>
         </w:tc>
         <w:tc>
-          <w:tcPr>
-            <w:shd w:val="clear" w:color="auto" w:fill="F6F8FA"/>
-          </w:tcPr>
+          <w:tcPr/>
           <w:p>
             <w:pPr>
               <w:jc w:val="left"/>
@@ -14145,7 +14180,9 @@
       </w:tr>
       <w:tr>
         <w:tc>
-          <w:tcPr/>
+          <w:tcPr>
+            <w:shd w:val="clear" w:color="auto" w:fill="F6F8FA"/>
+          </w:tcPr>
           <w:p>
             <w:pPr>
               <w:jc w:val="left"/>
@@ -14156,7 +14193,9 @@
           </w:p>
         </w:tc>
         <w:tc>
-          <w:tcPr/>
+          <w:tcPr>
+            <w:shd w:val="clear" w:color="auto" w:fill="F6F8FA"/>
+          </w:tcPr>
           <w:p>
             <w:pPr>
               <w:jc w:val="left"/>
@@ -14167,7 +14206,9 @@
           </w:p>
         </w:tc>
         <w:tc>
-          <w:tcPr/>
+          <w:tcPr>
+            <w:shd w:val="clear" w:color="auto" w:fill="F6F8FA"/>
+          </w:tcPr>
           <w:p>
             <w:pPr>
               <w:jc w:val="left"/>
@@ -14222,9 +14263,7 @@
       </w:tr>
       <w:tr>
         <w:tc>
-          <w:tcPr>
-            <w:shd w:val="clear" w:color="auto" w:fill="F6F8FA"/>
-          </w:tcPr>
+          <w:tcPr/>
           <w:p>
             <w:pPr>
               <w:jc w:val="left"/>
@@ -14235,9 +14274,7 @@
           </w:p>
         </w:tc>
         <w:tc>
-          <w:tcPr>
-            <w:shd w:val="clear" w:color="auto" w:fill="F6F8FA"/>
-          </w:tcPr>
+          <w:tcPr/>
           <w:p>
             <w:pPr>
               <w:jc w:val="left"/>
@@ -14248,9 +14285,7 @@
           </w:p>
         </w:tc>
         <w:tc>
-          <w:tcPr>
-            <w:shd w:val="clear" w:color="auto" w:fill="F6F8FA"/>
-          </w:tcPr>
+          <w:tcPr/>
           <w:p>
             <w:pPr>
               <w:jc w:val="left"/>
@@ -14278,7 +14313,9 @@
       </w:tr>
       <w:tr>
         <w:tc>
-          <w:tcPr/>
+          <w:tcPr>
+            <w:shd w:val="clear" w:color="auto" w:fill="F6F8FA"/>
+          </w:tcPr>
           <w:p>
             <w:pPr>
               <w:jc w:val="left"/>
@@ -14289,7 +14326,9 @@
           </w:p>
         </w:tc>
         <w:tc>
-          <w:tcPr/>
+          <w:tcPr>
+            <w:shd w:val="clear" w:color="auto" w:fill="F6F8FA"/>
+          </w:tcPr>
           <w:p>
             <w:pPr>
               <w:jc w:val="left"/>
@@ -14300,7 +14339,9 @@
           </w:p>
         </w:tc>
         <w:tc>
-          <w:tcPr/>
+          <w:tcPr>
+            <w:shd w:val="clear" w:color="auto" w:fill="F6F8FA"/>
+          </w:tcPr>
           <w:p>
             <w:pPr>
               <w:jc w:val="left"/>
@@ -14313,9 +14354,7 @@
       </w:tr>
       <w:tr>
         <w:tc>
-          <w:tcPr>
-            <w:shd w:val="clear" w:color="auto" w:fill="F6F8FA"/>
-          </w:tcPr>
+          <w:tcPr/>
           <w:p>
             <w:pPr>
               <w:jc w:val="left"/>
@@ -14356,9 +14395,7 @@
           </w:p>
         </w:tc>
         <w:tc>
-          <w:tcPr>
-            <w:shd w:val="clear" w:color="auto" w:fill="F6F8FA"/>
-          </w:tcPr>
+          <w:tcPr/>
           <w:p>
             <w:pPr>
               <w:jc w:val="left"/>
@@ -14369,9 +14406,7 @@
           </w:p>
         </w:tc>
         <w:tc>
-          <w:tcPr>
-            <w:shd w:val="clear" w:color="auto" w:fill="F6F8FA"/>
-          </w:tcPr>
+          <w:tcPr/>
           <w:p>
             <w:pPr>
               <w:jc w:val="left"/>
@@ -14384,7 +14419,9 @@
       </w:tr>
       <w:tr>
         <w:tc>
-          <w:tcPr/>
+          <w:tcPr>
+            <w:shd w:val="clear" w:color="auto" w:fill="F6F8FA"/>
+          </w:tcPr>
           <w:p>
             <w:pPr>
               <w:jc w:val="left"/>
@@ -14410,7 +14447,9 @@
           </w:p>
         </w:tc>
         <w:tc>
-          <w:tcPr/>
+          <w:tcPr>
+            <w:shd w:val="clear" w:color="auto" w:fill="F6F8FA"/>
+          </w:tcPr>
           <w:p>
             <w:pPr>
               <w:jc w:val="left"/>
@@ -14421,7 +14460,9 @@
           </w:p>
         </w:tc>
         <w:tc>
-          <w:tcPr/>
+          <w:tcPr>
+            <w:shd w:val="clear" w:color="auto" w:fill="F6F8FA"/>
+          </w:tcPr>
           <w:p>
             <w:pPr>
               <w:jc w:val="left"/>
@@ -14434,9 +14475,7 @@
       </w:tr>
       <w:tr>
         <w:tc>
-          <w:tcPr>
-            <w:shd w:val="clear" w:color="auto" w:fill="F6F8FA"/>
-          </w:tcPr>
+          <w:tcPr/>
           <w:p>
             <w:pPr>
               <w:jc w:val="left"/>
@@ -14447,9 +14486,7 @@
           </w:p>
         </w:tc>
         <w:tc>
-          <w:tcPr>
-            <w:shd w:val="clear" w:color="auto" w:fill="F6F8FA"/>
-          </w:tcPr>
+          <w:tcPr/>
           <w:p>
             <w:pPr>
               <w:jc w:val="left"/>
@@ -14460,9 +14497,7 @@
           </w:p>
         </w:tc>
         <w:tc>
-          <w:tcPr>
-            <w:shd w:val="clear" w:color="auto" w:fill="F6F8FA"/>
-          </w:tcPr>
+          <w:tcPr/>
           <w:p>
             <w:pPr>
               <w:jc w:val="left"/>
@@ -14475,7 +14510,9 @@
       </w:tr>
       <w:tr>
         <w:tc>
-          <w:tcPr/>
+          <w:tcPr>
+            <w:shd w:val="clear" w:color="auto" w:fill="F6F8FA"/>
+          </w:tcPr>
           <w:p>
             <w:pPr>
               <w:jc w:val="left"/>
@@ -14486,7 +14523,9 @@
           </w:p>
         </w:tc>
         <w:tc>
-          <w:tcPr/>
+          <w:tcPr>
+            <w:shd w:val="clear" w:color="auto" w:fill="F6F8FA"/>
+          </w:tcPr>
           <w:p>
             <w:pPr>
               <w:jc w:val="left"/>
@@ -14497,7 +14536,9 @@
           </w:p>
         </w:tc>
         <w:tc>
-          <w:tcPr/>
+          <w:tcPr>
+            <w:shd w:val="clear" w:color="auto" w:fill="F6F8FA"/>
+          </w:tcPr>
           <w:p>
             <w:pPr>
               <w:jc w:val="left"/>
@@ -14510,9 +14551,7 @@
       </w:tr>
       <w:tr>
         <w:tc>
-          <w:tcPr>
-            <w:shd w:val="clear" w:color="auto" w:fill="F6F8FA"/>
-          </w:tcPr>
+          <w:tcPr/>
           <w:p>
             <w:pPr>
               <w:jc w:val="left"/>
@@ -14568,9 +14607,7 @@
           </w:p>
         </w:tc>
         <w:tc>
-          <w:tcPr>
-            <w:shd w:val="clear" w:color="auto" w:fill="F6F8FA"/>
-          </w:tcPr>
+          <w:tcPr/>
           <w:p>
             <w:pPr>
               <w:jc w:val="left"/>
@@ -14581,9 +14618,7 @@
           </w:p>
         </w:tc>
         <w:tc>
-          <w:tcPr>
-            <w:shd w:val="clear" w:color="auto" w:fill="F6F8FA"/>
-          </w:tcPr>
+          <w:tcPr/>
           <w:p>
             <w:pPr>
               <w:jc w:val="left"/>
@@ -14596,7 +14631,9 @@
       </w:tr>
       <w:tr>
         <w:tc>
-          <w:tcPr/>
+          <w:tcPr>
+            <w:shd w:val="clear" w:color="auto" w:fill="F6F8FA"/>
+          </w:tcPr>
           <w:p>
             <w:pPr>
               <w:jc w:val="left"/>
@@ -14652,7 +14689,9 @@
           </w:p>
         </w:tc>
         <w:tc>
-          <w:tcPr/>
+          <w:tcPr>
+            <w:shd w:val="clear" w:color="auto" w:fill="F6F8FA"/>
+          </w:tcPr>
           <w:p>
             <w:pPr>
               <w:jc w:val="left"/>
@@ -14663,7 +14702,9 @@
           </w:p>
         </w:tc>
         <w:tc>
-          <w:tcPr/>
+          <w:tcPr>
+            <w:shd w:val="clear" w:color="auto" w:fill="F6F8FA"/>
+          </w:tcPr>
           <w:p>
             <w:pPr>
               <w:jc w:val="left"/>
@@ -14676,9 +14717,7 @@
       </w:tr>
       <w:tr>
         <w:tc>
-          <w:tcPr>
-            <w:shd w:val="clear" w:color="auto" w:fill="F6F8FA"/>
-          </w:tcPr>
+          <w:tcPr/>
           <w:p>
             <w:pPr>
               <w:jc w:val="left"/>
@@ -14755,9 +14794,7 @@
           </w:p>
         </w:tc>
         <w:tc>
-          <w:tcPr>
-            <w:shd w:val="clear" w:color="auto" w:fill="F6F8FA"/>
-          </w:tcPr>
+          <w:tcPr/>
           <w:p>
             <w:pPr>
               <w:jc w:val="left"/>
@@ -14768,9 +14805,7 @@
           </w:p>
         </w:tc>
         <w:tc>
-          <w:tcPr>
-            <w:shd w:val="clear" w:color="auto" w:fill="F6F8FA"/>
-          </w:tcPr>
+          <w:tcPr/>
           <w:p>
             <w:pPr>
               <w:jc w:val="left"/>
@@ -14783,7 +14818,9 @@
       </w:tr>
       <w:tr>
         <w:tc>
-          <w:tcPr/>
+          <w:tcPr>
+            <w:shd w:val="clear" w:color="auto" w:fill="F6F8FA"/>
+          </w:tcPr>
           <w:p>
             <w:pPr>
               <w:jc w:val="left"/>
@@ -14821,7 +14858,9 @@
           </w:p>
         </w:tc>
         <w:tc>
-          <w:tcPr/>
+          <w:tcPr>
+            <w:shd w:val="clear" w:color="auto" w:fill="F6F8FA"/>
+          </w:tcPr>
           <w:p>
             <w:pPr>
               <w:jc w:val="left"/>
@@ -14847,7 +14886,9 @@
           </w:p>
         </w:tc>
         <w:tc>
-          <w:tcPr/>
+          <w:tcPr>
+            <w:shd w:val="clear" w:color="auto" w:fill="F6F8FA"/>
+          </w:tcPr>
           <w:p>
             <w:pPr>
               <w:jc w:val="left"/>
@@ -14860,9 +14901,7 @@
       </w:tr>
       <w:tr>
         <w:tc>
-          <w:tcPr>
-            <w:shd w:val="clear" w:color="auto" w:fill="F6F8FA"/>
-          </w:tcPr>
+          <w:tcPr/>
           <w:p>
             <w:pPr>
               <w:jc w:val="left"/>
@@ -14873,9 +14912,7 @@
           </w:p>
         </w:tc>
         <w:tc>
-          <w:tcPr>
-            <w:shd w:val="clear" w:color="auto" w:fill="F6F8FA"/>
-          </w:tcPr>
+          <w:tcPr/>
           <w:p>
             <w:pPr>
               <w:jc w:val="left"/>
@@ -14928,9 +14965,7 @@
           </w:p>
         </w:tc>
         <w:tc>
-          <w:tcPr>
-            <w:shd w:val="clear" w:color="auto" w:fill="F6F8FA"/>
-          </w:tcPr>
+          <w:tcPr/>
           <w:p>
             <w:pPr>
               <w:jc w:val="left"/>
@@ -14943,7 +14978,9 @@
       </w:tr>
       <w:tr>
         <w:tc>
-          <w:tcPr/>
+          <w:tcPr>
+            <w:shd w:val="clear" w:color="auto" w:fill="F6F8FA"/>
+          </w:tcPr>
           <w:p>
             <w:pPr>
               <w:jc w:val="left"/>
@@ -14954,7 +14991,9 @@
           </w:p>
         </w:tc>
         <w:tc>
-          <w:tcPr/>
+          <w:tcPr>
+            <w:shd w:val="clear" w:color="auto" w:fill="F6F8FA"/>
+          </w:tcPr>
           <w:p>
             <w:pPr>
               <w:jc w:val="left"/>
@@ -14977,7 +15016,9 @@
           </w:p>
         </w:tc>
         <w:tc>
-          <w:tcPr/>
+          <w:tcPr>
+            <w:shd w:val="clear" w:color="auto" w:fill="F6F8FA"/>
+          </w:tcPr>
           <w:p>
             <w:pPr>
               <w:jc w:val="left"/>
@@ -14990,9 +15031,7 @@
       </w:tr>
       <w:tr>
         <w:tc>
-          <w:tcPr>
-            <w:shd w:val="clear" w:color="auto" w:fill="F6F8FA"/>
-          </w:tcPr>
+          <w:tcPr/>
           <w:p>
             <w:pPr>
               <w:jc w:val="left"/>
@@ -15003,9 +15042,7 @@
           </w:p>
         </w:tc>
         <w:tc>
-          <w:tcPr>
-            <w:shd w:val="clear" w:color="auto" w:fill="F6F8FA"/>
-          </w:tcPr>
+          <w:tcPr/>
           <w:p>
             <w:pPr>
               <w:jc w:val="left"/>
@@ -15103,9 +15140,7 @@
           </w:p>
         </w:tc>
         <w:tc>
-          <w:tcPr>
-            <w:shd w:val="clear" w:color="auto" w:fill="F6F8FA"/>
-          </w:tcPr>
+          <w:tcPr/>
           <w:p>
             <w:pPr>
               <w:jc w:val="left"/>
@@ -15118,7 +15153,9 @@
       </w:tr>
       <w:tr>
         <w:tc>
-          <w:tcPr/>
+          <w:tcPr>
+            <w:shd w:val="clear" w:color="auto" w:fill="F6F8FA"/>
+          </w:tcPr>
           <w:p>
             <w:pPr>
               <w:jc w:val="left"/>
@@ -15129,7 +15166,9 @@
           </w:p>
         </w:tc>
         <w:tc>
-          <w:tcPr/>
+          <w:tcPr>
+            <w:shd w:val="clear" w:color="auto" w:fill="F6F8FA"/>
+          </w:tcPr>
           <w:p>
             <w:pPr>
               <w:jc w:val="left"/>
@@ -15140,7 +15179,9 @@
           </w:p>
         </w:tc>
         <w:tc>
-          <w:tcPr/>
+          <w:tcPr>
+            <w:shd w:val="clear" w:color="auto" w:fill="F6F8FA"/>
+          </w:tcPr>
           <w:p>
             <w:pPr>
               <w:jc w:val="left"/>
@@ -15153,9 +15194,7 @@
       </w:tr>
       <w:tr>
         <w:tc>
-          <w:tcPr>
-            <w:shd w:val="clear" w:color="auto" w:fill="F6F8FA"/>
-          </w:tcPr>
+          <w:tcPr/>
           <w:p>
             <w:pPr>
               <w:jc w:val="left"/>
@@ -15166,9 +15205,7 @@
           </w:p>
         </w:tc>
         <w:tc>
-          <w:tcPr>
-            <w:shd w:val="clear" w:color="auto" w:fill="F6F8FA"/>
-          </w:tcPr>
+          <w:tcPr/>
           <w:p>
             <w:pPr>
               <w:jc w:val="left"/>
@@ -15218,9 +15255,7 @@
           </w:p>
         </w:tc>
         <w:tc>
-          <w:tcPr>
-            <w:shd w:val="clear" w:color="auto" w:fill="F6F8FA"/>
-          </w:tcPr>
+          <w:tcPr/>
           <w:p>
             <w:pPr>
               <w:jc w:val="left"/>
@@ -15233,7 +15268,9 @@
       </w:tr>
       <w:tr>
         <w:tc>
-          <w:tcPr/>
+          <w:tcPr>
+            <w:shd w:val="clear" w:color="auto" w:fill="F6F8FA"/>
+          </w:tcPr>
           <w:p>
             <w:pPr>
               <w:jc w:val="left"/>
@@ -15244,7 +15281,9 @@
           </w:p>
         </w:tc>
         <w:tc>
-          <w:tcPr/>
+          <w:tcPr>
+            <w:shd w:val="clear" w:color="auto" w:fill="F6F8FA"/>
+          </w:tcPr>
           <w:p>
             <w:pPr>
               <w:jc w:val="left"/>
@@ -15297,7 +15336,9 @@
           </w:p>
         </w:tc>
         <w:tc>
-          <w:tcPr/>
+          <w:tcPr>
+            <w:shd w:val="clear" w:color="auto" w:fill="F6F8FA"/>
+          </w:tcPr>
           <w:p>
             <w:pPr>
               <w:jc w:val="left"/>
@@ -15310,9 +15351,7 @@
       </w:tr>
       <w:tr>
         <w:tc>
-          <w:tcPr>
-            <w:shd w:val="clear" w:color="auto" w:fill="F6F8FA"/>
-          </w:tcPr>
+          <w:tcPr/>
           <w:p>
             <w:pPr>
               <w:jc w:val="left"/>
@@ -15323,9 +15362,7 @@
           </w:p>
         </w:tc>
         <w:tc>
-          <w:tcPr>
-            <w:shd w:val="clear" w:color="auto" w:fill="F6F8FA"/>
-          </w:tcPr>
+          <w:tcPr/>
           <w:p>
             <w:pPr>
               <w:jc w:val="left"/>
@@ -15336,9 +15373,7 @@
           </w:p>
         </w:tc>
         <w:tc>
-          <w:tcPr>
-            <w:shd w:val="clear" w:color="auto" w:fill="F6F8FA"/>
-          </w:tcPr>
+          <w:tcPr/>
           <w:p>
             <w:pPr>
               <w:jc w:val="left"/>
@@ -15351,7 +15386,9 @@
       </w:tr>
       <w:tr>
         <w:tc>
-          <w:tcPr/>
+          <w:tcPr>
+            <w:shd w:val="clear" w:color="auto" w:fill="F6F8FA"/>
+          </w:tcPr>
           <w:p>
             <w:pPr>
               <w:jc w:val="left"/>
@@ -15362,7 +15399,9 @@
           </w:p>
         </w:tc>
         <w:tc>
-          <w:tcPr/>
+          <w:tcPr>
+            <w:shd w:val="clear" w:color="auto" w:fill="F6F8FA"/>
+          </w:tcPr>
           <w:p>
             <w:pPr>
               <w:jc w:val="left"/>
@@ -15373,7 +15412,9 @@
           </w:p>
         </w:tc>
         <w:tc>
-          <w:tcPr/>
+          <w:tcPr>
+            <w:shd w:val="clear" w:color="auto" w:fill="F6F8FA"/>
+          </w:tcPr>
           <w:p>
             <w:pPr>
               <w:jc w:val="left"/>
@@ -15386,9 +15427,7 @@
       </w:tr>
       <w:tr>
         <w:tc>
-          <w:tcPr>
-            <w:shd w:val="clear" w:color="auto" w:fill="F6F8FA"/>
-          </w:tcPr>
+          <w:tcPr/>
           <w:p>
             <w:pPr>
               <w:jc w:val="left"/>
@@ -15399,9 +15438,7 @@
           </w:p>
         </w:tc>
         <w:tc>
-          <w:tcPr>
-            <w:shd w:val="clear" w:color="auto" w:fill="F6F8FA"/>
-          </w:tcPr>
+          <w:tcPr/>
           <w:p>
             <w:pPr>
               <w:jc w:val="left"/>
@@ -15412,9 +15449,7 @@
           </w:p>
         </w:tc>
         <w:tc>
-          <w:tcPr>
-            <w:shd w:val="clear" w:color="auto" w:fill="F6F8FA"/>
-          </w:tcPr>
+          <w:tcPr/>
           <w:p>
             <w:pPr>
               <w:jc w:val="left"/>
@@ -15427,7 +15462,9 @@
       </w:tr>
       <w:tr>
         <w:tc>
-          <w:tcPr/>
+          <w:tcPr>
+            <w:shd w:val="clear" w:color="auto" w:fill="F6F8FA"/>
+          </w:tcPr>
           <w:p>
             <w:pPr>
               <w:jc w:val="left"/>
@@ -15438,7 +15475,9 @@
           </w:p>
         </w:tc>
         <w:tc>
-          <w:tcPr/>
+          <w:tcPr>
+            <w:shd w:val="clear" w:color="auto" w:fill="F6F8FA"/>
+          </w:tcPr>
           <w:p>
             <w:pPr>
               <w:jc w:val="left"/>
@@ -15449,7 +15488,9 @@
           </w:p>
         </w:tc>
         <w:tc>
-          <w:tcPr/>
+          <w:tcPr>
+            <w:shd w:val="clear" w:color="auto" w:fill="F6F8FA"/>
+          </w:tcPr>
           <w:p>
             <w:pPr>
               <w:jc w:val="left"/>
@@ -15462,9 +15503,7 @@
       </w:tr>
       <w:tr>
         <w:tc>
-          <w:tcPr>
-            <w:shd w:val="clear" w:color="auto" w:fill="F6F8FA"/>
-          </w:tcPr>
+          <w:tcPr/>
           <w:p>
             <w:pPr>
               <w:jc w:val="left"/>
@@ -15475,9 +15514,7 @@
           </w:p>
         </w:tc>
         <w:tc>
-          <w:tcPr>
-            <w:shd w:val="clear" w:color="auto" w:fill="F6F8FA"/>
-          </w:tcPr>
+          <w:tcPr/>
           <w:p>
             <w:pPr>
               <w:jc w:val="left"/>
@@ -15497,9 +15534,7 @@
           </w:p>
         </w:tc>
         <w:tc>
-          <w:tcPr>
-            <w:shd w:val="clear" w:color="auto" w:fill="F6F8FA"/>
-          </w:tcPr>
+          <w:tcPr/>
           <w:p>
             <w:pPr>
               <w:jc w:val="left"/>
@@ -15512,7 +15547,9 @@
       </w:tr>
       <w:tr>
         <w:tc>
-          <w:tcPr/>
+          <w:tcPr>
+            <w:shd w:val="clear" w:color="auto" w:fill="F6F8FA"/>
+          </w:tcPr>
           <w:p>
             <w:pPr>
               <w:jc w:val="left"/>
@@ -15523,7 +15560,9 @@
           </w:p>
         </w:tc>
         <w:tc>
-          <w:tcPr/>
+          <w:tcPr>
+            <w:shd w:val="clear" w:color="auto" w:fill="F6F8FA"/>
+          </w:tcPr>
           <w:p>
             <w:pPr>
               <w:jc w:val="left"/>
@@ -15534,7 +15573,9 @@
           </w:p>
         </w:tc>
         <w:tc>
-          <w:tcPr/>
+          <w:tcPr>
+            <w:shd w:val="clear" w:color="auto" w:fill="F6F8FA"/>
+          </w:tcPr>
           <w:p>
             <w:pPr>
               <w:jc w:val="left"/>
@@ -15547,9 +15588,7 @@
       </w:tr>
       <w:tr>
         <w:tc>
-          <w:tcPr>
-            <w:shd w:val="clear" w:color="auto" w:fill="F6F8FA"/>
-          </w:tcPr>
+          <w:tcPr/>
           <w:p>
             <w:pPr>
               <w:jc w:val="left"/>
@@ -15560,9 +15599,7 @@
           </w:p>
         </w:tc>
         <w:tc>
-          <w:tcPr>
-            <w:shd w:val="clear" w:color="auto" w:fill="F6F8FA"/>
-          </w:tcPr>
+          <w:tcPr/>
           <w:p>
             <w:pPr>
               <w:jc w:val="left"/>
@@ -15573,9 +15610,7 @@
           </w:p>
         </w:tc>
         <w:tc>
-          <w:tcPr>
-            <w:shd w:val="clear" w:color="auto" w:fill="F6F8FA"/>
-          </w:tcPr>
+          <w:tcPr/>
           <w:p>
             <w:pPr>
               <w:jc w:val="left"/>
@@ -15588,7 +15623,9 @@
       </w:tr>
       <w:tr>
         <w:tc>
-          <w:tcPr/>
+          <w:tcPr>
+            <w:shd w:val="clear" w:color="auto" w:fill="F6F8FA"/>
+          </w:tcPr>
           <w:p>
             <w:pPr>
               <w:jc w:val="left"/>
@@ -15599,7 +15636,9 @@
           </w:p>
         </w:tc>
         <w:tc>
-          <w:tcPr/>
+          <w:tcPr>
+            <w:shd w:val="clear" w:color="auto" w:fill="F6F8FA"/>
+          </w:tcPr>
           <w:p>
             <w:pPr>
               <w:jc w:val="left"/>
@@ -15610,7 +15649,9 @@
           </w:p>
         </w:tc>
         <w:tc>
-          <w:tcPr/>
+          <w:tcPr>
+            <w:shd w:val="clear" w:color="auto" w:fill="F6F8FA"/>
+          </w:tcPr>
           <w:p>
             <w:pPr>
               <w:jc w:val="left"/>
@@ -15623,9 +15664,7 @@
       </w:tr>
       <w:tr>
         <w:tc>
-          <w:tcPr>
-            <w:shd w:val="clear" w:color="auto" w:fill="F6F8FA"/>
-          </w:tcPr>
+          <w:tcPr/>
           <w:p>
             <w:pPr>
               <w:jc w:val="left"/>
@@ -15636,9 +15675,7 @@
           </w:p>
         </w:tc>
         <w:tc>
-          <w:tcPr>
-            <w:shd w:val="clear" w:color="auto" w:fill="F6F8FA"/>
-          </w:tcPr>
+          <w:tcPr/>
           <w:p>
             <w:pPr>
               <w:jc w:val="left"/>
@@ -15649,9 +15686,7 @@
           </w:p>
         </w:tc>
         <w:tc>
-          <w:tcPr>
-            <w:shd w:val="clear" w:color="auto" w:fill="F6F8FA"/>
-          </w:tcPr>
+          <w:tcPr/>
           <w:p>
             <w:pPr>
               <w:jc w:val="left"/>
@@ -15664,7 +15699,9 @@
       </w:tr>
       <w:tr>
         <w:tc>
-          <w:tcPr/>
+          <w:tcPr>
+            <w:shd w:val="clear" w:color="auto" w:fill="F6F8FA"/>
+          </w:tcPr>
           <w:p>
             <w:pPr>
               <w:jc w:val="left"/>
@@ -15675,7 +15712,9 @@
           </w:p>
         </w:tc>
         <w:tc>
-          <w:tcPr/>
+          <w:tcPr>
+            <w:shd w:val="clear" w:color="auto" w:fill="F6F8FA"/>
+          </w:tcPr>
           <w:p>
             <w:pPr>
               <w:jc w:val="left"/>
@@ -15686,7 +15725,9 @@
           </w:p>
         </w:tc>
         <w:tc>
-          <w:tcPr/>
+          <w:tcPr>
+            <w:shd w:val="clear" w:color="auto" w:fill="F6F8FA"/>
+          </w:tcPr>
           <w:p>
             <w:pPr>
               <w:jc w:val="left"/>
@@ -15699,9 +15740,7 @@
       </w:tr>
       <w:tr>
         <w:tc>
-          <w:tcPr>
-            <w:shd w:val="clear" w:color="auto" w:fill="F6F8FA"/>
-          </w:tcPr>
+          <w:tcPr/>
           <w:p>
             <w:pPr>
               <w:jc w:val="left"/>
@@ -15712,9 +15751,7 @@
           </w:p>
         </w:tc>
         <w:tc>
-          <w:tcPr>
-            <w:shd w:val="clear" w:color="auto" w:fill="F6F8FA"/>
-          </w:tcPr>
+          <w:tcPr/>
           <w:p>
             <w:pPr>
               <w:jc w:val="left"/>
@@ -15725,9 +15762,7 @@
           </w:p>
         </w:tc>
         <w:tc>
-          <w:tcPr>
-            <w:shd w:val="clear" w:color="auto" w:fill="F6F8FA"/>
-          </w:tcPr>
+          <w:tcPr/>
           <w:p>
             <w:pPr>
               <w:jc w:val="left"/>
@@ -15740,7 +15775,9 @@
       </w:tr>
       <w:tr>
         <w:tc>
-          <w:tcPr/>
+          <w:tcPr>
+            <w:shd w:val="clear" w:color="auto" w:fill="F6F8FA"/>
+          </w:tcPr>
           <w:p>
             <w:pPr>
               <w:jc w:val="left"/>
@@ -15751,7 +15788,9 @@
           </w:p>
         </w:tc>
         <w:tc>
-          <w:tcPr/>
+          <w:tcPr>
+            <w:shd w:val="clear" w:color="auto" w:fill="F6F8FA"/>
+          </w:tcPr>
           <w:p>
             <w:pPr>
               <w:jc w:val="left"/>
@@ -15762,7 +15801,9 @@
           </w:p>
         </w:tc>
         <w:tc>
-          <w:tcPr/>
+          <w:tcPr>
+            <w:shd w:val="clear" w:color="auto" w:fill="F6F8FA"/>
+          </w:tcPr>
           <w:p>
             <w:pPr>
               <w:jc w:val="left"/>
@@ -15775,9 +15816,7 @@
       </w:tr>
       <w:tr>
         <w:tc>
-          <w:tcPr>
-            <w:shd w:val="clear" w:color="auto" w:fill="F6F8FA"/>
-          </w:tcPr>
+          <w:tcPr/>
           <w:p>
             <w:pPr>
               <w:jc w:val="left"/>
@@ -15788,9 +15827,7 @@
           </w:p>
         </w:tc>
         <w:tc>
-          <w:tcPr>
-            <w:shd w:val="clear" w:color="auto" w:fill="F6F8FA"/>
-          </w:tcPr>
+          <w:tcPr/>
           <w:p>
             <w:pPr>
               <w:jc w:val="left"/>
@@ -15801,9 +15838,7 @@
           </w:p>
         </w:tc>
         <w:tc>
-          <w:tcPr>
-            <w:shd w:val="clear" w:color="auto" w:fill="F6F8FA"/>
-          </w:tcPr>
+          <w:tcPr/>
           <w:p>
             <w:pPr>
               <w:jc w:val="left"/>
@@ -15816,7 +15851,9 @@
       </w:tr>
       <w:tr>
         <w:tc>
-          <w:tcPr/>
+          <w:tcPr>
+            <w:shd w:val="clear" w:color="auto" w:fill="F6F8FA"/>
+          </w:tcPr>
           <w:p>
             <w:pPr>
               <w:jc w:val="left"/>
@@ -15827,7 +15864,9 @@
           </w:p>
         </w:tc>
         <w:tc>
-          <w:tcPr/>
+          <w:tcPr>
+            <w:shd w:val="clear" w:color="auto" w:fill="F6F8FA"/>
+          </w:tcPr>
           <w:p>
             <w:pPr>
               <w:jc w:val="left"/>
@@ -15838,7 +15877,9 @@
           </w:p>
         </w:tc>
         <w:tc>
-          <w:tcPr/>
+          <w:tcPr>
+            <w:shd w:val="clear" w:color="auto" w:fill="F6F8FA"/>
+          </w:tcPr>
           <w:p>
             <w:pPr>
               <w:jc w:val="left"/>
@@ -15851,9 +15892,7 @@
       </w:tr>
       <w:tr>
         <w:tc>
-          <w:tcPr>
-            <w:shd w:val="clear" w:color="auto" w:fill="F6F8FA"/>
-          </w:tcPr>
+          <w:tcPr/>
           <w:p>
             <w:pPr>
               <w:jc w:val="left"/>
@@ -15864,9 +15903,7 @@
           </w:p>
         </w:tc>
         <w:tc>
-          <w:tcPr>
-            <w:shd w:val="clear" w:color="auto" w:fill="F6F8FA"/>
-          </w:tcPr>
+          <w:tcPr/>
           <w:p>
             <w:pPr>
               <w:jc w:val="left"/>
@@ -15877,9 +15914,7 @@
           </w:p>
         </w:tc>
         <w:tc>
-          <w:tcPr>
-            <w:shd w:val="clear" w:color="auto" w:fill="F6F8FA"/>
-          </w:tcPr>
+          <w:tcPr/>
           <w:p>
             <w:pPr>
               <w:jc w:val="left"/>
@@ -15892,7 +15927,9 @@
       </w:tr>
       <w:tr>
         <w:tc>
-          <w:tcPr/>
+          <w:tcPr>
+            <w:shd w:val="clear" w:color="auto" w:fill="F6F8FA"/>
+          </w:tcPr>
           <w:p>
             <w:pPr>
               <w:jc w:val="left"/>
@@ -15903,7 +15940,9 @@
           </w:p>
         </w:tc>
         <w:tc>
-          <w:tcPr/>
+          <w:tcPr>
+            <w:shd w:val="clear" w:color="auto" w:fill="F6F8FA"/>
+          </w:tcPr>
           <w:p>
             <w:pPr>
               <w:jc w:val="left"/>
@@ -15914,7 +15953,9 @@
           </w:p>
         </w:tc>
         <w:tc>
-          <w:tcPr/>
+          <w:tcPr>
+            <w:shd w:val="clear" w:color="auto" w:fill="F6F8FA"/>
+          </w:tcPr>
           <w:p>
             <w:pPr>
               <w:jc w:val="left"/>
@@ -15927,9 +15968,7 @@
       </w:tr>
       <w:tr>
         <w:tc>
-          <w:tcPr>
-            <w:shd w:val="clear" w:color="auto" w:fill="F6F8FA"/>
-          </w:tcPr>
+          <w:tcPr/>
           <w:p>
             <w:pPr>
               <w:jc w:val="left"/>
@@ -15940,9 +15979,7 @@
           </w:p>
         </w:tc>
         <w:tc>
-          <w:tcPr>
-            <w:shd w:val="clear" w:color="auto" w:fill="F6F8FA"/>
-          </w:tcPr>
+          <w:tcPr/>
           <w:p>
             <w:pPr>
               <w:jc w:val="left"/>
@@ -15953,9 +15990,7 @@
           </w:p>
         </w:tc>
         <w:tc>
-          <w:tcPr>
-            <w:shd w:val="clear" w:color="auto" w:fill="F6F8FA"/>
-          </w:tcPr>
+          <w:tcPr/>
           <w:p>
             <w:pPr>
               <w:jc w:val="left"/>
@@ -15968,7 +16003,9 @@
       </w:tr>
       <w:tr>
         <w:tc>
-          <w:tcPr/>
+          <w:tcPr>
+            <w:shd w:val="clear" w:color="auto" w:fill="F6F8FA"/>
+          </w:tcPr>
           <w:p>
             <w:pPr>
               <w:jc w:val="left"/>
@@ -15979,7 +16016,9 @@
           </w:p>
         </w:tc>
         <w:tc>
-          <w:tcPr/>
+          <w:tcPr>
+            <w:shd w:val="clear" w:color="auto" w:fill="F6F8FA"/>
+          </w:tcPr>
           <w:p>
             <w:pPr>
               <w:jc w:val="left"/>
@@ -15990,7 +16029,9 @@
           </w:p>
         </w:tc>
         <w:tc>
-          <w:tcPr/>
+          <w:tcPr>
+            <w:shd w:val="clear" w:color="auto" w:fill="F6F8FA"/>
+          </w:tcPr>
           <w:p>
             <w:pPr>
               <w:jc w:val="left"/>
@@ -16003,9 +16044,7 @@
       </w:tr>
       <w:tr>
         <w:tc>
-          <w:tcPr>
-            <w:shd w:val="clear" w:color="auto" w:fill="F6F8FA"/>
-          </w:tcPr>
+          <w:tcPr/>
           <w:p>
             <w:pPr>
               <w:jc w:val="left"/>
@@ -16016,9 +16055,7 @@
           </w:p>
         </w:tc>
         <w:tc>
-          <w:tcPr>
-            <w:shd w:val="clear" w:color="auto" w:fill="F6F8FA"/>
-          </w:tcPr>
+          <w:tcPr/>
           <w:p>
             <w:pPr>
               <w:jc w:val="left"/>
@@ -16035,9 +16072,7 @@
           </w:p>
         </w:tc>
         <w:tc>
-          <w:tcPr>
-            <w:shd w:val="clear" w:color="auto" w:fill="F6F8FA"/>
-          </w:tcPr>
+          <w:tcPr/>
           <w:p>
             <w:pPr>
               <w:jc w:val="left"/>
@@ -16050,7 +16085,9 @@
       </w:tr>
       <w:tr>
         <w:tc>
-          <w:tcPr/>
+          <w:tcPr>
+            <w:shd w:val="clear" w:color="auto" w:fill="F6F8FA"/>
+          </w:tcPr>
           <w:p>
             <w:pPr>
               <w:jc w:val="left"/>
@@ -16061,7 +16098,9 @@
           </w:p>
         </w:tc>
         <w:tc>
-          <w:tcPr/>
+          <w:tcPr>
+            <w:shd w:val="clear" w:color="auto" w:fill="F6F8FA"/>
+          </w:tcPr>
           <w:p>
             <w:pPr>
               <w:jc w:val="left"/>
@@ -16078,7 +16117,9 @@
           </w:p>
         </w:tc>
         <w:tc>
-          <w:tcPr/>
+          <w:tcPr>
+            <w:shd w:val="clear" w:color="auto" w:fill="F6F8FA"/>
+          </w:tcPr>
           <w:p>
             <w:pPr>
               <w:jc w:val="left"/>
@@ -16091,9 +16132,7 @@
       </w:tr>
       <w:tr>
         <w:tc>
-          <w:tcPr>
-            <w:shd w:val="clear" w:color="auto" w:fill="F6F8FA"/>
-          </w:tcPr>
+          <w:tcPr/>
           <w:p>
             <w:pPr>
               <w:jc w:val="left"/>
@@ -16104,9 +16143,7 @@
           </w:p>
         </w:tc>
         <w:tc>
-          <w:tcPr>
-            <w:shd w:val="clear" w:color="auto" w:fill="F6F8FA"/>
-          </w:tcPr>
+          <w:tcPr/>
           <w:p>
             <w:pPr>
               <w:jc w:val="left"/>
@@ -16117,9 +16154,7 @@
           </w:p>
         </w:tc>
         <w:tc>
-          <w:tcPr>
-            <w:shd w:val="clear" w:color="auto" w:fill="F6F8FA"/>
-          </w:tcPr>
+          <w:tcPr/>
           <w:p>
             <w:pPr>
               <w:jc w:val="left"/>
@@ -16132,7 +16167,9 @@
       </w:tr>
       <w:tr>
         <w:tc>
-          <w:tcPr/>
+          <w:tcPr>
+            <w:shd w:val="clear" w:color="auto" w:fill="F6F8FA"/>
+          </w:tcPr>
           <w:p>
             <w:pPr>
               <w:jc w:val="left"/>
@@ -16143,7 +16180,9 @@
           </w:p>
         </w:tc>
         <w:tc>
-          <w:tcPr/>
+          <w:tcPr>
+            <w:shd w:val="clear" w:color="auto" w:fill="F6F8FA"/>
+          </w:tcPr>
           <w:p>
             <w:pPr>
               <w:jc w:val="left"/>
@@ -16214,7 +16253,9 @@
           </w:p>
         </w:tc>
         <w:tc>
-          <w:tcPr/>
+          <w:tcPr>
+            <w:shd w:val="clear" w:color="auto" w:fill="F6F8FA"/>
+          </w:tcPr>
           <w:p>
             <w:pPr>
               <w:jc w:val="left"/>
@@ -16227,9 +16268,7 @@
       </w:tr>
       <w:tr>
         <w:tc>
-          <w:tcPr>
-            <w:shd w:val="clear" w:color="auto" w:fill="F6F8FA"/>
-          </w:tcPr>
+          <w:tcPr/>
           <w:p>
             <w:pPr>
               <w:jc w:val="left"/>
@@ -16240,9 +16279,7 @@
           </w:p>
         </w:tc>
         <w:tc>
-          <w:tcPr>
-            <w:shd w:val="clear" w:color="auto" w:fill="F6F8FA"/>
-          </w:tcPr>
+          <w:tcPr/>
           <w:p>
             <w:pPr>
               <w:jc w:val="left"/>
@@ -16265,9 +16302,7 @@
           </w:p>
         </w:tc>
         <w:tc>
-          <w:tcPr>
-            <w:shd w:val="clear" w:color="auto" w:fill="F6F8FA"/>
-          </w:tcPr>
+          <w:tcPr/>
           <w:p>
             <w:pPr>
               <w:jc w:val="left"/>
@@ -16280,7 +16315,9 @@
       </w:tr>
       <w:tr>
         <w:tc>
-          <w:tcPr/>
+          <w:tcPr>
+            <w:shd w:val="clear" w:color="auto" w:fill="F6F8FA"/>
+          </w:tcPr>
           <w:p>
             <w:pPr>
               <w:jc w:val="left"/>
@@ -16291,7 +16328,9 @@
           </w:p>
         </w:tc>
         <w:tc>
-          <w:tcPr/>
+          <w:tcPr>
+            <w:shd w:val="clear" w:color="auto" w:fill="F6F8FA"/>
+          </w:tcPr>
           <w:p>
             <w:pPr>
               <w:jc w:val="left"/>
@@ -16308,7 +16347,9 @@
           </w:p>
         </w:tc>
         <w:tc>
-          <w:tcPr/>
+          <w:tcPr>
+            <w:shd w:val="clear" w:color="auto" w:fill="F6F8FA"/>
+          </w:tcPr>
           <w:p>
             <w:pPr>
               <w:jc w:val="left"/>
@@ -16321,9 +16362,7 @@
       </w:tr>
       <w:tr>
         <w:tc>
-          <w:tcPr>
-            <w:shd w:val="clear" w:color="auto" w:fill="F6F8FA"/>
-          </w:tcPr>
+          <w:tcPr/>
           <w:p>
             <w:pPr>
               <w:jc w:val="left"/>
@@ -16334,9 +16373,7 @@
           </w:p>
         </w:tc>
         <w:tc>
-          <w:tcPr>
-            <w:shd w:val="clear" w:color="auto" w:fill="F6F8FA"/>
-          </w:tcPr>
+          <w:tcPr/>
           <w:p>
             <w:pPr>
               <w:jc w:val="left"/>
@@ -16347,9 +16384,7 @@
           </w:p>
         </w:tc>
         <w:tc>
-          <w:tcPr>
-            <w:shd w:val="clear" w:color="auto" w:fill="F6F8FA"/>
-          </w:tcPr>
+          <w:tcPr/>
           <w:p>
             <w:pPr>
               <w:jc w:val="left"/>
@@ -16362,7 +16397,9 @@
       </w:tr>
       <w:tr>
         <w:tc>
-          <w:tcPr/>
+          <w:tcPr>
+            <w:shd w:val="clear" w:color="auto" w:fill="F6F8FA"/>
+          </w:tcPr>
           <w:p>
             <w:pPr>
               <w:jc w:val="left"/>
@@ -16373,7 +16410,9 @@
           </w:p>
         </w:tc>
         <w:tc>
-          <w:tcPr/>
+          <w:tcPr>
+            <w:shd w:val="clear" w:color="auto" w:fill="F6F8FA"/>
+          </w:tcPr>
           <w:p>
             <w:pPr>
               <w:jc w:val="left"/>
@@ -16384,7 +16423,9 @@
           </w:p>
         </w:tc>
         <w:tc>
-          <w:tcPr/>
+          <w:tcPr>
+            <w:shd w:val="clear" w:color="auto" w:fill="F6F8FA"/>
+          </w:tcPr>
           <w:p>
             <w:pPr>
               <w:jc w:val="left"/>
@@ -16397,9 +16438,7 @@
       </w:tr>
       <w:tr>
         <w:tc>
-          <w:tcPr>
-            <w:shd w:val="clear" w:color="auto" w:fill="F6F8FA"/>
-          </w:tcPr>
+          <w:tcPr/>
           <w:p>
             <w:pPr>
               <w:jc w:val="left"/>
@@ -16410,9 +16449,7 @@
           </w:p>
         </w:tc>
         <w:tc>
-          <w:tcPr>
-            <w:shd w:val="clear" w:color="auto" w:fill="F6F8FA"/>
-          </w:tcPr>
+          <w:tcPr/>
           <w:p>
             <w:pPr>
               <w:jc w:val="left"/>
@@ -16429,9 +16466,7 @@
           </w:p>
         </w:tc>
         <w:tc>
-          <w:tcPr>
-            <w:shd w:val="clear" w:color="auto" w:fill="F6F8FA"/>
-          </w:tcPr>
+          <w:tcPr/>
           <w:p>
             <w:pPr>
               <w:jc w:val="left"/>
@@ -16444,7 +16479,9 @@
       </w:tr>
       <w:tr>
         <w:tc>
-          <w:tcPr/>
+          <w:tcPr>
+            <w:shd w:val="clear" w:color="auto" w:fill="F6F8FA"/>
+          </w:tcPr>
           <w:p>
             <w:pPr>
               <w:jc w:val="left"/>
@@ -16455,7 +16492,9 @@
           </w:p>
         </w:tc>
         <w:tc>
-          <w:tcPr/>
+          <w:tcPr>
+            <w:shd w:val="clear" w:color="auto" w:fill="F6F8FA"/>
+          </w:tcPr>
           <w:p>
             <w:pPr>
               <w:jc w:val="left"/>
@@ -16578,7 +16617,9 @@
           </w:p>
         </w:tc>
         <w:tc>
-          <w:tcPr/>
+          <w:tcPr>
+            <w:shd w:val="clear" w:color="auto" w:fill="F6F8FA"/>
+          </w:tcPr>
           <w:p>
             <w:pPr>
               <w:jc w:val="left"/>
@@ -16591,9 +16632,7 @@
       </w:tr>
       <w:tr>
         <w:tc>
-          <w:tcPr>
-            <w:shd w:val="clear" w:color="auto" w:fill="F6F8FA"/>
-          </w:tcPr>
+          <w:tcPr/>
           <w:p>
             <w:pPr>
               <w:jc w:val="left"/>
@@ -16604,9 +16643,7 @@
           </w:p>
         </w:tc>
         <w:tc>
-          <w:tcPr>
-            <w:shd w:val="clear" w:color="auto" w:fill="F6F8FA"/>
-          </w:tcPr>
+          <w:tcPr/>
           <w:p>
             <w:pPr>
               <w:jc w:val="left"/>
@@ -16710,9 +16747,7 @@
           </w:p>
         </w:tc>
         <w:tc>
-          <w:tcPr>
-            <w:shd w:val="clear" w:color="auto" w:fill="F6F8FA"/>
-          </w:tcPr>
+          <w:tcPr/>
           <w:p>
             <w:pPr>
               <w:jc w:val="left"/>

--- a/documents/setup-guide/setup-guide.docx
+++ b/documents/setup-guide/setup-guide.docx
@@ -84,7 +84,7 @@
           <w:b/>
           <w:sz w:val="24"/>
         </w:rPr>
-        <w:t xml:space="preserve">v6.4.6</w:t>
+        <w:t xml:space="preserve">v6.4.7</w:t>
       </w:r>
       <w:r>
         <w:rPr>
@@ -96,7 +96,7 @@
         <w:rPr>
           <w:sz w:val="24"/>
         </w:rPr>
-        <w:t xml:space="preserve">— September 20, 2026 00:12</w:t>
+        <w:t xml:space="preserve">— September 20, 2026 00:32</w:t>
       </w:r>
     </w:p>
     <w:sdt>
@@ -13345,7 +13345,7 @@
               <w:jc w:val="left"/>
             </w:pPr>
             <w:r>
-              <w:t xml:space="preserve">6.4.6</w:t>
+              <w:t xml:space="preserve">6.4.7</w:t>
             </w:r>
           </w:p>
         </w:tc>
@@ -13367,7 +13367,7 @@
               <w:jc w:val="left"/>
             </w:pPr>
             <w:r>
-              <w:t xml:space="preserve">Code blocks inside test cases no longer break the red left rule in DOCX — the code style’s left indent (which jogged the rule) is reset inside test case blocks, and code blocks now show the PDF’s code box (gray background with thin border on top, bottom, and right, red rule continuing on the left).</w:t>
+              <w:t xml:space="preserve">Section titles in DOCX now match the PDF heading design: the big section number (56pt) sits on the left, the title text is pushed to the right edge (a right tab stop mimics the LaTeX \ hfill), and the red rule runs below — previously the title sat left-aligned next to a small number. Applies to all templates.</w:t>
             </w:r>
           </w:p>
         </w:tc>
@@ -13382,7 +13382,7 @@
               <w:jc w:val="left"/>
             </w:pPr>
             <w:r>
-              <w:t xml:space="preserve">6.4.5</w:t>
+              <w:t xml:space="preserve">6.4.6</w:t>
             </w:r>
           </w:p>
         </w:tc>
@@ -13408,7 +13408,7 @@
               <w:jc w:val="left"/>
             </w:pPr>
             <w:r>
-              <w:t xml:space="preserve">DOCX polish pass: all captions centered (matching the PDF), vertical spacing between blocks matched to the LaTeX rhythm (medskip/smallskip around captions, field bars, and steps), and test steps now render as separate paragraphs each with the red bold number (previously merged into one paragraph).</w:t>
+              <w:t xml:space="preserve">Code blocks inside test cases no longer break the red left rule in DOCX — the code style’s left indent (which jogged the rule) is reset inside test case blocks, and code blocks now show the PDF’s code box (gray background with thin border on top, bottom, and right, red rule continuing on the left).</w:t>
             </w:r>
           </w:p>
         </w:tc>
@@ -13421,7 +13421,7 @@
               <w:jc w:val="left"/>
             </w:pPr>
             <w:r>
-              <w:t xml:space="preserve">6.4.4</w:t>
+              <w:t xml:space="preserve">6.4.5</w:t>
             </w:r>
           </w:p>
         </w:tc>
@@ -13443,7 +13443,7 @@
               <w:jc w:val="left"/>
             </w:pPr>
             <w:r>
-              <w:t xml:space="preserve">DOCX covers now show the logo, cover text, and version/date/time meta line like the PDF. Test case blocks in DOCX get the PDF’s visual wrapper: red left rule, red field header bars, and red step numbers. Captions follow the PDF ordering system in DOCX, MD, and HTML (Table/Diagram/Figure/Testcase N: with bold symbol). Portuguese PDFs now label diagrams "Diagrama N:" (was hardcoded English "Diagram"). Markdown and HTML output no longer leaks raw LaTeX from passthrough blocks — the DOCX pre-processor now feeds those pipelines too.</w:t>
+              <w:t xml:space="preserve">DOCX polish pass: all captions centered (matching the PDF), vertical spacing between blocks matched to the LaTeX rhythm (medskip/smallskip around captions, field bars, and steps), and test steps now render as separate paragraphs each with the red bold number (previously merged into one paragraph).</w:t>
             </w:r>
           </w:p>
         </w:tc>
@@ -13458,7 +13458,7 @@
               <w:jc w:val="left"/>
             </w:pPr>
             <w:r>
-              <w:t xml:space="preserve">6.4.3</w:t>
+              <w:t xml:space="preserve">6.4.4</w:t>
             </w:r>
           </w:p>
         </w:tc>
@@ -13484,7 +13484,7 @@
               <w:jc w:val="left"/>
             </w:pPr>
             <w:r>
-              <w:t xml:space="preserve">Testbook and POC DOCX output now matches the PDF much more closely: native table of contents (language-aware, auto-populated), each section starts on a new page, embedded images and diagrams (PlantUML/Graphviz rendered), white-on-red table headers, cover version line under the title, centered test case captions, and plain black rules for signature grids.</w:t>
+              <w:t xml:space="preserve">DOCX covers now show the logo, cover text, and version/date/time meta line like the PDF. Test case blocks in DOCX get the PDF’s visual wrapper: red left rule, red field header bars, and red step numbers. Captions follow the PDF ordering system in DOCX, MD, and HTML (Table/Diagram/Figure/Testcase N: with bold symbol). Portuguese PDFs now label diagrams "Diagrama N:" (was hardcoded English "Diagram"). Markdown and HTML output no longer leaks raw LaTeX from passthrough blocks — the DOCX pre-processor now feeds those pipelines too.</w:t>
             </w:r>
           </w:p>
         </w:tc>
@@ -13497,7 +13497,7 @@
               <w:jc w:val="left"/>
             </w:pPr>
             <w:r>
-              <w:t xml:space="preserve">6.4.2</w:t>
+              <w:t xml:space="preserve">6.4.3</w:t>
             </w:r>
           </w:p>
         </w:tc>
@@ -13519,7 +13519,7 @@
               <w:jc w:val="left"/>
             </w:pPr>
             <w:r>
-              <w:t xml:space="preserve">DOCX output for POC and testbook templates now includes all passthrough content (stakeholders, closing record, signatures, test cases, test summary, changelog) via a new pre-processor. Fixed dropped Test Scope fields in testbook DOCX output.</w:t>
+              <w:t xml:space="preserve">Testbook and POC DOCX output now matches the PDF much more closely: native table of contents (language-aware, auto-populated), each section starts on a new page, embedded images and diagrams (PlantUML/Graphviz rendered), white-on-red table headers, cover version line under the title, centered test case captions, and plain black rules for signature grids.</w:t>
             </w:r>
           </w:p>
         </w:tc>
@@ -13534,14 +13534,51 @@
               <w:jc w:val="left"/>
             </w:pPr>
             <w:r>
+              <w:t xml:space="preserve">6.4.2</w:t>
+            </w:r>
+          </w:p>
+        </w:tc>
+        <w:tc>
+          <w:tcPr>
+            <w:shd w:val="clear" w:color="auto" w:fill="F6F8FA"/>
+          </w:tcPr>
+          <w:p>
+            <w:pPr>
+              <w:jc w:val="left"/>
+            </w:pPr>
+            <w:r>
+              <w:t xml:space="preserve">2026-09-20</w:t>
+            </w:r>
+          </w:p>
+        </w:tc>
+        <w:tc>
+          <w:tcPr>
+            <w:shd w:val="clear" w:color="auto" w:fill="F6F8FA"/>
+          </w:tcPr>
+          <w:p>
+            <w:pPr>
+              <w:jc w:val="left"/>
+            </w:pPr>
+            <w:r>
+              <w:t xml:space="preserve">DOCX output for POC and testbook templates now includes all passthrough content (stakeholders, closing record, signatures, test cases, test summary, changelog) via a new pre-processor. Fixed dropped Test Scope fields in testbook DOCX output.</w:t>
+            </w:r>
+          </w:p>
+        </w:tc>
+      </w:tr>
+      <w:tr>
+        <w:tc>
+          <w:tcPr/>
+          <w:p>
+            <w:pPr>
+              <w:jc w:val="left"/>
+            </w:pPr>
+            <w:r>
               <w:t xml:space="preserve">6.4.0</w:t>
             </w:r>
           </w:p>
         </w:tc>
         <w:tc>
-          <w:tcPr>
-            <w:shd w:val="clear" w:color="auto" w:fill="F6F8FA"/>
-          </w:tcPr>
+          <w:tcPr/>
           <w:p>
             <w:pPr>
               <w:jc w:val="left"/>
@@ -13552,9 +13589,7 @@
           </w:p>
         </w:tc>
         <w:tc>
-          <w:tcPr>
-            <w:shd w:val="clear" w:color="auto" w:fill="F6F8FA"/>
-          </w:tcPr>
+          <w:tcPr/>
           <w:p>
             <w:pPr>
               <w:jc w:val="left"/>
@@ -13582,7 +13617,9 @@
       </w:tr>
       <w:tr>
         <w:tc>
-          <w:tcPr/>
+          <w:tcPr>
+            <w:shd w:val="clear" w:color="auto" w:fill="F6F8FA"/>
+          </w:tcPr>
           <w:p>
             <w:pPr>
               <w:jc w:val="left"/>
@@ -13593,7 +13630,9 @@
           </w:p>
         </w:tc>
         <w:tc>
-          <w:tcPr/>
+          <w:tcPr>
+            <w:shd w:val="clear" w:color="auto" w:fill="F6F8FA"/>
+          </w:tcPr>
           <w:p>
             <w:pPr>
               <w:jc w:val="left"/>
@@ -13604,7 +13643,9 @@
           </w:p>
         </w:tc>
         <w:tc>
-          <w:tcPr/>
+          <w:tcPr>
+            <w:shd w:val="clear" w:color="auto" w:fill="F6F8FA"/>
+          </w:tcPr>
           <w:p>
             <w:pPr>
               <w:jc w:val="left"/>
@@ -13617,9 +13658,7 @@
       </w:tr>
       <w:tr>
         <w:tc>
-          <w:tcPr>
-            <w:shd w:val="clear" w:color="auto" w:fill="F6F8FA"/>
-          </w:tcPr>
+          <w:tcPr/>
           <w:p>
             <w:pPr>
               <w:jc w:val="left"/>
@@ -13630,9 +13669,7 @@
           </w:p>
         </w:tc>
         <w:tc>
-          <w:tcPr>
-            <w:shd w:val="clear" w:color="auto" w:fill="F6F8FA"/>
-          </w:tcPr>
+          <w:tcPr/>
           <w:p>
             <w:pPr>
               <w:jc w:val="left"/>
@@ -13643,9 +13680,7 @@
           </w:p>
         </w:tc>
         <w:tc>
-          <w:tcPr>
-            <w:shd w:val="clear" w:color="auto" w:fill="F6F8FA"/>
-          </w:tcPr>
+          <w:tcPr/>
           <w:p>
             <w:pPr>
               <w:jc w:val="left"/>
@@ -13658,7 +13693,9 @@
       </w:tr>
       <w:tr>
         <w:tc>
-          <w:tcPr/>
+          <w:tcPr>
+            <w:shd w:val="clear" w:color="auto" w:fill="F6F8FA"/>
+          </w:tcPr>
           <w:p>
             <w:pPr>
               <w:jc w:val="left"/>
@@ -13669,7 +13706,9 @@
           </w:p>
         </w:tc>
         <w:tc>
-          <w:tcPr/>
+          <w:tcPr>
+            <w:shd w:val="clear" w:color="auto" w:fill="F6F8FA"/>
+          </w:tcPr>
           <w:p>
             <w:pPr>
               <w:jc w:val="left"/>
@@ -13680,7 +13719,9 @@
           </w:p>
         </w:tc>
         <w:tc>
-          <w:tcPr/>
+          <w:tcPr>
+            <w:shd w:val="clear" w:color="auto" w:fill="F6F8FA"/>
+          </w:tcPr>
           <w:p>
             <w:pPr>
               <w:jc w:val="left"/>
@@ -13708,9 +13749,7 @@
       </w:tr>
       <w:tr>
         <w:tc>
-          <w:tcPr>
-            <w:shd w:val="clear" w:color="auto" w:fill="F6F8FA"/>
-          </w:tcPr>
+          <w:tcPr/>
           <w:p>
             <w:pPr>
               <w:jc w:val="left"/>
@@ -13721,9 +13760,7 @@
           </w:p>
         </w:tc>
         <w:tc>
-          <w:tcPr>
-            <w:shd w:val="clear" w:color="auto" w:fill="F6F8FA"/>
-          </w:tcPr>
+          <w:tcPr/>
           <w:p>
             <w:pPr>
               <w:jc w:val="left"/>
@@ -13734,9 +13771,7 @@
           </w:p>
         </w:tc>
         <w:tc>
-          <w:tcPr>
-            <w:shd w:val="clear" w:color="auto" w:fill="F6F8FA"/>
-          </w:tcPr>
+          <w:tcPr/>
           <w:p>
             <w:pPr>
               <w:jc w:val="left"/>
@@ -13749,7 +13784,9 @@
       </w:tr>
       <w:tr>
         <w:tc>
-          <w:tcPr/>
+          <w:tcPr>
+            <w:shd w:val="clear" w:color="auto" w:fill="F6F8FA"/>
+          </w:tcPr>
           <w:p>
             <w:pPr>
               <w:jc w:val="left"/>
@@ -13760,7 +13797,9 @@
           </w:p>
         </w:tc>
         <w:tc>
-          <w:tcPr/>
+          <w:tcPr>
+            <w:shd w:val="clear" w:color="auto" w:fill="F6F8FA"/>
+          </w:tcPr>
           <w:p>
             <w:pPr>
               <w:jc w:val="left"/>
@@ -13771,7 +13810,9 @@
           </w:p>
         </w:tc>
         <w:tc>
-          <w:tcPr/>
+          <w:tcPr>
+            <w:shd w:val="clear" w:color="auto" w:fill="F6F8FA"/>
+          </w:tcPr>
           <w:p>
             <w:pPr>
               <w:jc w:val="left"/>
@@ -13784,9 +13825,7 @@
       </w:tr>
       <w:tr>
         <w:tc>
-          <w:tcPr>
-            <w:shd w:val="clear" w:color="auto" w:fill="F6F8FA"/>
-          </w:tcPr>
+          <w:tcPr/>
           <w:p>
             <w:pPr>
               <w:jc w:val="left"/>
@@ -13797,9 +13836,7 @@
           </w:p>
         </w:tc>
         <w:tc>
-          <w:tcPr>
-            <w:shd w:val="clear" w:color="auto" w:fill="F6F8FA"/>
-          </w:tcPr>
+          <w:tcPr/>
           <w:p>
             <w:pPr>
               <w:jc w:val="left"/>
@@ -13810,9 +13847,7 @@
           </w:p>
         </w:tc>
         <w:tc>
-          <w:tcPr>
-            <w:shd w:val="clear" w:color="auto" w:fill="F6F8FA"/>
-          </w:tcPr>
+          <w:tcPr/>
           <w:p>
             <w:pPr>
               <w:jc w:val="left"/>
@@ -13879,7 +13914,9 @@
       </w:tr>
       <w:tr>
         <w:tc>
-          <w:tcPr/>
+          <w:tcPr>
+            <w:shd w:val="clear" w:color="auto" w:fill="F6F8FA"/>
+          </w:tcPr>
           <w:p>
             <w:pPr>
               <w:jc w:val="left"/>
@@ -13890,7 +13927,9 @@
           </w:p>
         </w:tc>
         <w:tc>
-          <w:tcPr/>
+          <w:tcPr>
+            <w:shd w:val="clear" w:color="auto" w:fill="F6F8FA"/>
+          </w:tcPr>
           <w:p>
             <w:pPr>
               <w:jc w:val="left"/>
@@ -13901,7 +13940,9 @@
           </w:p>
         </w:tc>
         <w:tc>
-          <w:tcPr/>
+          <w:tcPr>
+            <w:shd w:val="clear" w:color="auto" w:fill="F6F8FA"/>
+          </w:tcPr>
           <w:p>
             <w:pPr>
               <w:jc w:val="left"/>
@@ -13926,9 +13967,7 @@
       </w:tr>
       <w:tr>
         <w:tc>
-          <w:tcPr>
-            <w:shd w:val="clear" w:color="auto" w:fill="F6F8FA"/>
-          </w:tcPr>
+          <w:tcPr/>
           <w:p>
             <w:pPr>
               <w:jc w:val="left"/>
@@ -13939,9 +13978,7 @@
           </w:p>
         </w:tc>
         <w:tc>
-          <w:tcPr>
-            <w:shd w:val="clear" w:color="auto" w:fill="F6F8FA"/>
-          </w:tcPr>
+          <w:tcPr/>
           <w:p>
             <w:pPr>
               <w:jc w:val="left"/>
@@ -13952,9 +13989,7 @@
           </w:p>
         </w:tc>
         <w:tc>
-          <w:tcPr>
-            <w:shd w:val="clear" w:color="auto" w:fill="F6F8FA"/>
-          </w:tcPr>
+          <w:tcPr/>
           <w:p>
             <w:pPr>
               <w:jc w:val="left"/>
@@ -13967,7 +14002,9 @@
       </w:tr>
       <w:tr>
         <w:tc>
-          <w:tcPr/>
+          <w:tcPr>
+            <w:shd w:val="clear" w:color="auto" w:fill="F6F8FA"/>
+          </w:tcPr>
           <w:p>
             <w:pPr>
               <w:jc w:val="left"/>
@@ -13978,7 +14015,9 @@
           </w:p>
         </w:tc>
         <w:tc>
-          <w:tcPr/>
+          <w:tcPr>
+            <w:shd w:val="clear" w:color="auto" w:fill="F6F8FA"/>
+          </w:tcPr>
           <w:p>
             <w:pPr>
               <w:jc w:val="left"/>
@@ -13989,7 +14028,9 @@
           </w:p>
         </w:tc>
         <w:tc>
-          <w:tcPr/>
+          <w:tcPr>
+            <w:shd w:val="clear" w:color="auto" w:fill="F6F8FA"/>
+          </w:tcPr>
           <w:p>
             <w:pPr>
               <w:jc w:val="left"/>
@@ -14059,9 +14100,7 @@
       </w:tr>
       <w:tr>
         <w:tc>
-          <w:tcPr>
-            <w:shd w:val="clear" w:color="auto" w:fill="F6F8FA"/>
-          </w:tcPr>
+          <w:tcPr/>
           <w:p>
             <w:pPr>
               <w:jc w:val="left"/>
@@ -14072,9 +14111,7 @@
           </w:p>
         </w:tc>
         <w:tc>
-          <w:tcPr>
-            <w:shd w:val="clear" w:color="auto" w:fill="F6F8FA"/>
-          </w:tcPr>
+          <w:tcPr/>
           <w:p>
             <w:pPr>
               <w:jc w:val="left"/>
@@ -14085,9 +14122,7 @@
           </w:p>
         </w:tc>
         <w:tc>
-          <w:tcPr>
-            <w:shd w:val="clear" w:color="auto" w:fill="F6F8FA"/>
-          </w:tcPr>
+          <w:tcPr/>
           <w:p>
             <w:pPr>
               <w:jc w:val="left"/>
@@ -14100,7 +14135,9 @@
       </w:tr>
       <w:tr>
         <w:tc>
-          <w:tcPr/>
+          <w:tcPr>
+            <w:shd w:val="clear" w:color="auto" w:fill="F6F8FA"/>
+          </w:tcPr>
           <w:p>
             <w:pPr>
               <w:jc w:val="left"/>
@@ -14111,7 +14148,9 @@
           </w:p>
         </w:tc>
         <w:tc>
-          <w:tcPr/>
+          <w:tcPr>
+            <w:shd w:val="clear" w:color="auto" w:fill="F6F8FA"/>
+          </w:tcPr>
           <w:p>
             <w:pPr>
               <w:jc w:val="left"/>
@@ -14122,7 +14161,9 @@
           </w:p>
         </w:tc>
         <w:tc>
-          <w:tcPr/>
+          <w:tcPr>
+            <w:shd w:val="clear" w:color="auto" w:fill="F6F8FA"/>
+          </w:tcPr>
           <w:p>
             <w:pPr>
               <w:jc w:val="left"/>
@@ -14180,9 +14221,7 @@
       </w:tr>
       <w:tr>
         <w:tc>
-          <w:tcPr>
-            <w:shd w:val="clear" w:color="auto" w:fill="F6F8FA"/>
-          </w:tcPr>
+          <w:tcPr/>
           <w:p>
             <w:pPr>
               <w:jc w:val="left"/>
@@ -14193,9 +14232,7 @@
           </w:p>
         </w:tc>
         <w:tc>
-          <w:tcPr>
-            <w:shd w:val="clear" w:color="auto" w:fill="F6F8FA"/>
-          </w:tcPr>
+          <w:tcPr/>
           <w:p>
             <w:pPr>
               <w:jc w:val="left"/>
@@ -14206,9 +14243,7 @@
           </w:p>
         </w:tc>
         <w:tc>
-          <w:tcPr>
-            <w:shd w:val="clear" w:color="auto" w:fill="F6F8FA"/>
-          </w:tcPr>
+          <w:tcPr/>
           <w:p>
             <w:pPr>
               <w:jc w:val="left"/>
@@ -14263,7 +14298,9 @@
       </w:tr>
       <w:tr>
         <w:tc>
-          <w:tcPr/>
+          <w:tcPr>
+            <w:shd w:val="clear" w:color="auto" w:fill="F6F8FA"/>
+          </w:tcPr>
           <w:p>
             <w:pPr>
               <w:jc w:val="left"/>
@@ -14274,7 +14311,9 @@
           </w:p>
         </w:tc>
         <w:tc>
-          <w:tcPr/>
+          <w:tcPr>
+            <w:shd w:val="clear" w:color="auto" w:fill="F6F8FA"/>
+          </w:tcPr>
           <w:p>
             <w:pPr>
               <w:jc w:val="left"/>
@@ -14285,7 +14324,9 @@
           </w:p>
         </w:tc>
         <w:tc>
-          <w:tcPr/>
+          <w:tcPr>
+            <w:shd w:val="clear" w:color="auto" w:fill="F6F8FA"/>
+          </w:tcPr>
           <w:p>
             <w:pPr>
               <w:jc w:val="left"/>
@@ -14313,9 +14354,7 @@
       </w:tr>
       <w:tr>
         <w:tc>
-          <w:tcPr>
-            <w:shd w:val="clear" w:color="auto" w:fill="F6F8FA"/>
-          </w:tcPr>
+          <w:tcPr/>
           <w:p>
             <w:pPr>
               <w:jc w:val="left"/>
@@ -14326,9 +14365,7 @@
           </w:p>
         </w:tc>
         <w:tc>
-          <w:tcPr>
-            <w:shd w:val="clear" w:color="auto" w:fill="F6F8FA"/>
-          </w:tcPr>
+          <w:tcPr/>
           <w:p>
             <w:pPr>
               <w:jc w:val="left"/>
@@ -14339,9 +14376,7 @@
           </w:p>
         </w:tc>
         <w:tc>
-          <w:tcPr>
-            <w:shd w:val="clear" w:color="auto" w:fill="F6F8FA"/>
-          </w:tcPr>
+          <w:tcPr/>
           <w:p>
             <w:pPr>
               <w:jc w:val="left"/>
@@ -14354,7 +14389,9 @@
       </w:tr>
       <w:tr>
         <w:tc>
-          <w:tcPr/>
+          <w:tcPr>
+            <w:shd w:val="clear" w:color="auto" w:fill="F6F8FA"/>
+          </w:tcPr>
           <w:p>
             <w:pPr>
               <w:jc w:val="left"/>
@@ -14395,7 +14432,9 @@
           </w:p>
         </w:tc>
         <w:tc>
-          <w:tcPr/>
+          <w:tcPr>
+            <w:shd w:val="clear" w:color="auto" w:fill="F6F8FA"/>
+          </w:tcPr>
           <w:p>
             <w:pPr>
               <w:jc w:val="left"/>
@@ -14406,7 +14445,9 @@
           </w:p>
         </w:tc>
         <w:tc>
-          <w:tcPr/>
+          <w:tcPr>
+            <w:shd w:val="clear" w:color="auto" w:fill="F6F8FA"/>
+          </w:tcPr>
           <w:p>
             <w:pPr>
               <w:jc w:val="left"/>
@@ -14419,9 +14460,7 @@
       </w:tr>
       <w:tr>
         <w:tc>
-          <w:tcPr>
-            <w:shd w:val="clear" w:color="auto" w:fill="F6F8FA"/>
-          </w:tcPr>
+          <w:tcPr/>
           <w:p>
             <w:pPr>
               <w:jc w:val="left"/>
@@ -14447,9 +14486,7 @@
           </w:p>
         </w:tc>
         <w:tc>
-          <w:tcPr>
-            <w:shd w:val="clear" w:color="auto" w:fill="F6F8FA"/>
-          </w:tcPr>
+          <w:tcPr/>
           <w:p>
             <w:pPr>
               <w:jc w:val="left"/>
@@ -14460,9 +14497,7 @@
           </w:p>
         </w:tc>
         <w:tc>
-          <w:tcPr>
-            <w:shd w:val="clear" w:color="auto" w:fill="F6F8FA"/>
-          </w:tcPr>
+          <w:tcPr/>
           <w:p>
             <w:pPr>
               <w:jc w:val="left"/>
@@ -14475,7 +14510,9 @@
       </w:tr>
       <w:tr>
         <w:tc>
-          <w:tcPr/>
+          <w:tcPr>
+            <w:shd w:val="clear" w:color="auto" w:fill="F6F8FA"/>
+          </w:tcPr>
           <w:p>
             <w:pPr>
               <w:jc w:val="left"/>
@@ -14486,7 +14523,9 @@
           </w:p>
         </w:tc>
         <w:tc>
-          <w:tcPr/>
+          <w:tcPr>
+            <w:shd w:val="clear" w:color="auto" w:fill="F6F8FA"/>
+          </w:tcPr>
           <w:p>
             <w:pPr>
               <w:jc w:val="left"/>
@@ -14497,7 +14536,9 @@
           </w:p>
         </w:tc>
         <w:tc>
-          <w:tcPr/>
+          <w:tcPr>
+            <w:shd w:val="clear" w:color="auto" w:fill="F6F8FA"/>
+          </w:tcPr>
           <w:p>
             <w:pPr>
               <w:jc w:val="left"/>
@@ -14510,9 +14551,7 @@
       </w:tr>
       <w:tr>
         <w:tc>
-          <w:tcPr>
-            <w:shd w:val="clear" w:color="auto" w:fill="F6F8FA"/>
-          </w:tcPr>
+          <w:tcPr/>
           <w:p>
             <w:pPr>
               <w:jc w:val="left"/>
@@ -14523,9 +14562,7 @@
           </w:p>
         </w:tc>
         <w:tc>
-          <w:tcPr>
-            <w:shd w:val="clear" w:color="auto" w:fill="F6F8FA"/>
-          </w:tcPr>
+          <w:tcPr/>
           <w:p>
             <w:pPr>
               <w:jc w:val="left"/>
@@ -14536,9 +14573,7 @@
           </w:p>
         </w:tc>
         <w:tc>
-          <w:tcPr>
-            <w:shd w:val="clear" w:color="auto" w:fill="F6F8FA"/>
-          </w:tcPr>
+          <w:tcPr/>
           <w:p>
             <w:pPr>
               <w:jc w:val="left"/>
@@ -14551,7 +14586,9 @@
       </w:tr>
       <w:tr>
         <w:tc>
-          <w:tcPr/>
+          <w:tcPr>
+            <w:shd w:val="clear" w:color="auto" w:fill="F6F8FA"/>
+          </w:tcPr>
           <w:p>
             <w:pPr>
               <w:jc w:val="left"/>
@@ -14607,7 +14644,9 @@
           </w:p>
         </w:tc>
         <w:tc>
-          <w:tcPr/>
+          <w:tcPr>
+            <w:shd w:val="clear" w:color="auto" w:fill="F6F8FA"/>
+          </w:tcPr>
           <w:p>
             <w:pPr>
               <w:jc w:val="left"/>
@@ -14618,7 +14657,9 @@
           </w:p>
         </w:tc>
         <w:tc>
-          <w:tcPr/>
+          <w:tcPr>
+            <w:shd w:val="clear" w:color="auto" w:fill="F6F8FA"/>
+          </w:tcPr>
           <w:p>
             <w:pPr>
               <w:jc w:val="left"/>
@@ -14631,9 +14672,7 @@
       </w:tr>
       <w:tr>
         <w:tc>
-          <w:tcPr>
-            <w:shd w:val="clear" w:color="auto" w:fill="F6F8FA"/>
-          </w:tcPr>
+          <w:tcPr/>
           <w:p>
             <w:pPr>
               <w:jc w:val="left"/>
@@ -14689,9 +14728,7 @@
           </w:p>
         </w:tc>
         <w:tc>
-          <w:tcPr>
-            <w:shd w:val="clear" w:color="auto" w:fill="F6F8FA"/>
-          </w:tcPr>
+          <w:tcPr/>
           <w:p>
             <w:pPr>
               <w:jc w:val="left"/>
@@ -14702,9 +14739,7 @@
           </w:p>
         </w:tc>
         <w:tc>
-          <w:tcPr>
-            <w:shd w:val="clear" w:color="auto" w:fill="F6F8FA"/>
-          </w:tcPr>
+          <w:tcPr/>
           <w:p>
             <w:pPr>
               <w:jc w:val="left"/>
@@ -14717,7 +14752,9 @@
       </w:tr>
       <w:tr>
         <w:tc>
-          <w:tcPr/>
+          <w:tcPr>
+            <w:shd w:val="clear" w:color="auto" w:fill="F6F8FA"/>
+          </w:tcPr>
           <w:p>
             <w:pPr>
               <w:jc w:val="left"/>
@@ -14794,7 +14831,9 @@
           </w:p>
         </w:tc>
         <w:tc>
-          <w:tcPr/>
+          <w:tcPr>
+            <w:shd w:val="clear" w:color="auto" w:fill="F6F8FA"/>
+          </w:tcPr>
           <w:p>
             <w:pPr>
               <w:jc w:val="left"/>
@@ -14805,7 +14844,9 @@
           </w:p>
         </w:tc>
         <w:tc>
-          <w:tcPr/>
+          <w:tcPr>
+            <w:shd w:val="clear" w:color="auto" w:fill="F6F8FA"/>
+          </w:tcPr>
           <w:p>
             <w:pPr>
               <w:jc w:val="left"/>
@@ -14818,9 +14859,7 @@
       </w:tr>
       <w:tr>
         <w:tc>
-          <w:tcPr>
-            <w:shd w:val="clear" w:color="auto" w:fill="F6F8FA"/>
-          </w:tcPr>
+          <w:tcPr/>
           <w:p>
             <w:pPr>
               <w:jc w:val="left"/>
@@ -14858,9 +14897,7 @@
           </w:p>
         </w:tc>
         <w:tc>
-          <w:tcPr>
-            <w:shd w:val="clear" w:color="auto" w:fill="F6F8FA"/>
-          </w:tcPr>
+          <w:tcPr/>
           <w:p>
             <w:pPr>
               <w:jc w:val="left"/>
@@ -14886,9 +14923,7 @@
           </w:p>
         </w:tc>
         <w:tc>
-          <w:tcPr>
-            <w:shd w:val="clear" w:color="auto" w:fill="F6F8FA"/>
-          </w:tcPr>
+          <w:tcPr/>
           <w:p>
             <w:pPr>
               <w:jc w:val="left"/>
@@ -14901,7 +14936,9 @@
       </w:tr>
       <w:tr>
         <w:tc>
-          <w:tcPr/>
+          <w:tcPr>
+            <w:shd w:val="clear" w:color="auto" w:fill="F6F8FA"/>
+          </w:tcPr>
           <w:p>
             <w:pPr>
               <w:jc w:val="left"/>
@@ -14912,7 +14949,9 @@
           </w:p>
         </w:tc>
         <w:tc>
-          <w:tcPr/>
+          <w:tcPr>
+            <w:shd w:val="clear" w:color="auto" w:fill="F6F8FA"/>
+          </w:tcPr>
           <w:p>
             <w:pPr>
               <w:jc w:val="left"/>
@@ -14965,7 +15004,9 @@
           </w:p>
         </w:tc>
         <w:tc>
-          <w:tcPr/>
+          <w:tcPr>
+            <w:shd w:val="clear" w:color="auto" w:fill="F6F8FA"/>
+          </w:tcPr>
           <w:p>
             <w:pPr>
               <w:jc w:val="left"/>
@@ -14978,9 +15019,7 @@
       </w:tr>
       <w:tr>
         <w:tc>
-          <w:tcPr>
-            <w:shd w:val="clear" w:color="auto" w:fill="F6F8FA"/>
-          </w:tcPr>
+          <w:tcPr/>
           <w:p>
             <w:pPr>
               <w:jc w:val="left"/>
@@ -14991,9 +15030,7 @@
           </w:p>
         </w:tc>
         <w:tc>
-          <w:tcPr>
-            <w:shd w:val="clear" w:color="auto" w:fill="F6F8FA"/>
-          </w:tcPr>
+          <w:tcPr/>
           <w:p>
             <w:pPr>
               <w:jc w:val="left"/>
@@ -15016,9 +15053,7 @@
           </w:p>
         </w:tc>
         <w:tc>
-          <w:tcPr>
-            <w:shd w:val="clear" w:color="auto" w:fill="F6F8FA"/>
-          </w:tcPr>
+          <w:tcPr/>
           <w:p>
             <w:pPr>
               <w:jc w:val="left"/>
@@ -15031,7 +15066,9 @@
       </w:tr>
       <w:tr>
         <w:tc>
-          <w:tcPr/>
+          <w:tcPr>
+            <w:shd w:val="clear" w:color="auto" w:fill="F6F8FA"/>
+          </w:tcPr>
           <w:p>
             <w:pPr>
               <w:jc w:val="left"/>
@@ -15042,7 +15079,9 @@
           </w:p>
         </w:tc>
         <w:tc>
-          <w:tcPr/>
+          <w:tcPr>
+            <w:shd w:val="clear" w:color="auto" w:fill="F6F8FA"/>
+          </w:tcPr>
           <w:p>
             <w:pPr>
               <w:jc w:val="left"/>
@@ -15140,7 +15179,9 @@
           </w:p>
         </w:tc>
         <w:tc>
-          <w:tcPr/>
+          <w:tcPr>
+            <w:shd w:val="clear" w:color="auto" w:fill="F6F8FA"/>
+          </w:tcPr>
           <w:p>
             <w:pPr>
               <w:jc w:val="left"/>
@@ -15153,9 +15194,7 @@
       </w:tr>
       <w:tr>
         <w:tc>
-          <w:tcPr>
-            <w:shd w:val="clear" w:color="auto" w:fill="F6F8FA"/>
-          </w:tcPr>
+          <w:tcPr/>
           <w:p>
             <w:pPr>
               <w:jc w:val="left"/>
@@ -15166,9 +15205,7 @@
           </w:p>
         </w:tc>
         <w:tc>
-          <w:tcPr>
-            <w:shd w:val="clear" w:color="auto" w:fill="F6F8FA"/>
-          </w:tcPr>
+          <w:tcPr/>
           <w:p>
             <w:pPr>
               <w:jc w:val="left"/>
@@ -15179,9 +15216,7 @@
           </w:p>
         </w:tc>
         <w:tc>
-          <w:tcPr>
-            <w:shd w:val="clear" w:color="auto" w:fill="F6F8FA"/>
-          </w:tcPr>
+          <w:tcPr/>
           <w:p>
             <w:pPr>
               <w:jc w:val="left"/>
@@ -15194,7 +15229,9 @@
       </w:tr>
       <w:tr>
         <w:tc>
-          <w:tcPr/>
+          <w:tcPr>
+            <w:shd w:val="clear" w:color="auto" w:fill="F6F8FA"/>
+          </w:tcPr>
           <w:p>
             <w:pPr>
               <w:jc w:val="left"/>
@@ -15205,7 +15242,9 @@
           </w:p>
         </w:tc>
         <w:tc>
-          <w:tcPr/>
+          <w:tcPr>
+            <w:shd w:val="clear" w:color="auto" w:fill="F6F8FA"/>
+          </w:tcPr>
           <w:p>
             <w:pPr>
               <w:jc w:val="left"/>
@@ -15255,7 +15294,9 @@
           </w:p>
         </w:tc>
         <w:tc>
-          <w:tcPr/>
+          <w:tcPr>
+            <w:shd w:val="clear" w:color="auto" w:fill="F6F8FA"/>
+          </w:tcPr>
           <w:p>
             <w:pPr>
               <w:jc w:val="left"/>
@@ -15268,9 +15309,7 @@
       </w:tr>
       <w:tr>
         <w:tc>
-          <w:tcPr>
-            <w:shd w:val="clear" w:color="auto" w:fill="F6F8FA"/>
-          </w:tcPr>
+          <w:tcPr/>
           <w:p>
             <w:pPr>
               <w:jc w:val="left"/>
@@ -15281,9 +15320,7 @@
           </w:p>
         </w:tc>
         <w:tc>
-          <w:tcPr>
-            <w:shd w:val="clear" w:color="auto" w:fill="F6F8FA"/>
-          </w:tcPr>
+          <w:tcPr/>
           <w:p>
             <w:pPr>
               <w:jc w:val="left"/>
@@ -15336,9 +15373,7 @@
           </w:p>
         </w:tc>
         <w:tc>
-          <w:tcPr>
-            <w:shd w:val="clear" w:color="auto" w:fill="F6F8FA"/>
-          </w:tcPr>
+          <w:tcPr/>
           <w:p>
             <w:pPr>
               <w:jc w:val="left"/>
@@ -15351,7 +15386,9 @@
       </w:tr>
       <w:tr>
         <w:tc>
-          <w:tcPr/>
+          <w:tcPr>
+            <w:shd w:val="clear" w:color="auto" w:fill="F6F8FA"/>
+          </w:tcPr>
           <w:p>
             <w:pPr>
               <w:jc w:val="left"/>
@@ -15362,7 +15399,9 @@
           </w:p>
         </w:tc>
         <w:tc>
-          <w:tcPr/>
+          <w:tcPr>
+            <w:shd w:val="clear" w:color="auto" w:fill="F6F8FA"/>
+          </w:tcPr>
           <w:p>
             <w:pPr>
               <w:jc w:val="left"/>
@@ -15373,7 +15412,9 @@
           </w:p>
         </w:tc>
         <w:tc>
-          <w:tcPr/>
+          <w:tcPr>
+            <w:shd w:val="clear" w:color="auto" w:fill="F6F8FA"/>
+          </w:tcPr>
           <w:p>
             <w:pPr>
               <w:jc w:val="left"/>
@@ -15386,9 +15427,7 @@
       </w:tr>
       <w:tr>
         <w:tc>
-          <w:tcPr>
-            <w:shd w:val="clear" w:color="auto" w:fill="F6F8FA"/>
-          </w:tcPr>
+          <w:tcPr/>
           <w:p>
             <w:pPr>
               <w:jc w:val="left"/>
@@ -15399,9 +15438,7 @@
           </w:p>
         </w:tc>
         <w:tc>
-          <w:tcPr>
-            <w:shd w:val="clear" w:color="auto" w:fill="F6F8FA"/>
-          </w:tcPr>
+          <w:tcPr/>
           <w:p>
             <w:pPr>
               <w:jc w:val="left"/>
@@ -15412,9 +15449,7 @@
           </w:p>
         </w:tc>
         <w:tc>
-          <w:tcPr>
-            <w:shd w:val="clear" w:color="auto" w:fill="F6F8FA"/>
-          </w:tcPr>
+          <w:tcPr/>
           <w:p>
             <w:pPr>
               <w:jc w:val="left"/>
@@ -15427,7 +15462,9 @@
       </w:tr>
       <w:tr>
         <w:tc>
-          <w:tcPr/>
+          <w:tcPr>
+            <w:shd w:val="clear" w:color="auto" w:fill="F6F8FA"/>
+          </w:tcPr>
           <w:p>
             <w:pPr>
               <w:jc w:val="left"/>
@@ -15438,7 +15475,9 @@
           </w:p>
         </w:tc>
         <w:tc>
-          <w:tcPr/>
+          <w:tcPr>
+            <w:shd w:val="clear" w:color="auto" w:fill="F6F8FA"/>
+          </w:tcPr>
           <w:p>
             <w:pPr>
               <w:jc w:val="left"/>
@@ -15449,7 +15488,9 @@
           </w:p>
         </w:tc>
         <w:tc>
-          <w:tcPr/>
+          <w:tcPr>
+            <w:shd w:val="clear" w:color="auto" w:fill="F6F8FA"/>
+          </w:tcPr>
           <w:p>
             <w:pPr>
               <w:jc w:val="left"/>
@@ -15462,9 +15503,7 @@
       </w:tr>
       <w:tr>
         <w:tc>
-          <w:tcPr>
-            <w:shd w:val="clear" w:color="auto" w:fill="F6F8FA"/>
-          </w:tcPr>
+          <w:tcPr/>
           <w:p>
             <w:pPr>
               <w:jc w:val="left"/>
@@ -15475,9 +15514,7 @@
           </w:p>
         </w:tc>
         <w:tc>
-          <w:tcPr>
-            <w:shd w:val="clear" w:color="auto" w:fill="F6F8FA"/>
-          </w:tcPr>
+          <w:tcPr/>
           <w:p>
             <w:pPr>
               <w:jc w:val="left"/>
@@ -15488,9 +15525,7 @@
           </w:p>
         </w:tc>
         <w:tc>
-          <w:tcPr>
-            <w:shd w:val="clear" w:color="auto" w:fill="F6F8FA"/>
-          </w:tcPr>
+          <w:tcPr/>
           <w:p>
             <w:pPr>
               <w:jc w:val="left"/>
@@ -15503,7 +15538,9 @@
       </w:tr>
       <w:tr>
         <w:tc>
-          <w:tcPr/>
+          <w:tcPr>
+            <w:shd w:val="clear" w:color="auto" w:fill="F6F8FA"/>
+          </w:tcPr>
           <w:p>
             <w:pPr>
               <w:jc w:val="left"/>
@@ -15514,7 +15551,9 @@
           </w:p>
         </w:tc>
         <w:tc>
-          <w:tcPr/>
+          <w:tcPr>
+            <w:shd w:val="clear" w:color="auto" w:fill="F6F8FA"/>
+          </w:tcPr>
           <w:p>
             <w:pPr>
               <w:jc w:val="left"/>
@@ -15534,7 +15573,9 @@
           </w:p>
         </w:tc>
         <w:tc>
-          <w:tcPr/>
+          <w:tcPr>
+            <w:shd w:val="clear" w:color="auto" w:fill="F6F8FA"/>
+          </w:tcPr>
           <w:p>
             <w:pPr>
               <w:jc w:val="left"/>
@@ -15547,9 +15588,7 @@
       </w:tr>
       <w:tr>
         <w:tc>
-          <w:tcPr>
-            <w:shd w:val="clear" w:color="auto" w:fill="F6F8FA"/>
-          </w:tcPr>
+          <w:tcPr/>
           <w:p>
             <w:pPr>
               <w:jc w:val="left"/>
@@ -15560,9 +15599,7 @@
           </w:p>
         </w:tc>
         <w:tc>
-          <w:tcPr>
-            <w:shd w:val="clear" w:color="auto" w:fill="F6F8FA"/>
-          </w:tcPr>
+          <w:tcPr/>
           <w:p>
             <w:pPr>
               <w:jc w:val="left"/>
@@ -15573,9 +15610,7 @@
           </w:p>
         </w:tc>
         <w:tc>
-          <w:tcPr>
-            <w:shd w:val="clear" w:color="auto" w:fill="F6F8FA"/>
-          </w:tcPr>
+          <w:tcPr/>
           <w:p>
             <w:pPr>
               <w:jc w:val="left"/>
@@ -15588,7 +15623,9 @@
       </w:tr>
       <w:tr>
         <w:tc>
-          <w:tcPr/>
+          <w:tcPr>
+            <w:shd w:val="clear" w:color="auto" w:fill="F6F8FA"/>
+          </w:tcPr>
           <w:p>
             <w:pPr>
               <w:jc w:val="left"/>
@@ -15599,7 +15636,9 @@
           </w:p>
         </w:tc>
         <w:tc>
-          <w:tcPr/>
+          <w:tcPr>
+            <w:shd w:val="clear" w:color="auto" w:fill="F6F8FA"/>
+          </w:tcPr>
           <w:p>
             <w:pPr>
               <w:jc w:val="left"/>
@@ -15610,7 +15649,9 @@
           </w:p>
         </w:tc>
         <w:tc>
-          <w:tcPr/>
+          <w:tcPr>
+            <w:shd w:val="clear" w:color="auto" w:fill="F6F8FA"/>
+          </w:tcPr>
           <w:p>
             <w:pPr>
               <w:jc w:val="left"/>
@@ -15623,9 +15664,7 @@
       </w:tr>
       <w:tr>
         <w:tc>
-          <w:tcPr>
-            <w:shd w:val="clear" w:color="auto" w:fill="F6F8FA"/>
-          </w:tcPr>
+          <w:tcPr/>
           <w:p>
             <w:pPr>
               <w:jc w:val="left"/>
@@ -15636,9 +15675,7 @@
           </w:p>
         </w:tc>
         <w:tc>
-          <w:tcPr>
-            <w:shd w:val="clear" w:color="auto" w:fill="F6F8FA"/>
-          </w:tcPr>
+          <w:tcPr/>
           <w:p>
             <w:pPr>
               <w:jc w:val="left"/>
@@ -15649,9 +15686,7 @@
           </w:p>
         </w:tc>
         <w:tc>
-          <w:tcPr>
-            <w:shd w:val="clear" w:color="auto" w:fill="F6F8FA"/>
-          </w:tcPr>
+          <w:tcPr/>
           <w:p>
             <w:pPr>
               <w:jc w:val="left"/>
@@ -15664,7 +15699,9 @@
       </w:tr>
       <w:tr>
         <w:tc>
-          <w:tcPr/>
+          <w:tcPr>
+            <w:shd w:val="clear" w:color="auto" w:fill="F6F8FA"/>
+          </w:tcPr>
           <w:p>
             <w:pPr>
               <w:jc w:val="left"/>
@@ -15675,7 +15712,9 @@
           </w:p>
         </w:tc>
         <w:tc>
-          <w:tcPr/>
+          <w:tcPr>
+            <w:shd w:val="clear" w:color="auto" w:fill="F6F8FA"/>
+          </w:tcPr>
           <w:p>
             <w:pPr>
               <w:jc w:val="left"/>
@@ -15686,7 +15725,9 @@
           </w:p>
         </w:tc>
         <w:tc>
-          <w:tcPr/>
+          <w:tcPr>
+            <w:shd w:val="clear" w:color="auto" w:fill="F6F8FA"/>
+          </w:tcPr>
           <w:p>
             <w:pPr>
               <w:jc w:val="left"/>
@@ -15699,9 +15740,7 @@
       </w:tr>
       <w:tr>
         <w:tc>
-          <w:tcPr>
-            <w:shd w:val="clear" w:color="auto" w:fill="F6F8FA"/>
-          </w:tcPr>
+          <w:tcPr/>
           <w:p>
             <w:pPr>
               <w:jc w:val="left"/>
@@ -15712,9 +15751,7 @@
           </w:p>
         </w:tc>
         <w:tc>
-          <w:tcPr>
-            <w:shd w:val="clear" w:color="auto" w:fill="F6F8FA"/>
-          </w:tcPr>
+          <w:tcPr/>
           <w:p>
             <w:pPr>
               <w:jc w:val="left"/>
@@ -15725,9 +15762,7 @@
           </w:p>
         </w:tc>
         <w:tc>
-          <w:tcPr>
-            <w:shd w:val="clear" w:color="auto" w:fill="F6F8FA"/>
-          </w:tcPr>
+          <w:tcPr/>
           <w:p>
             <w:pPr>
               <w:jc w:val="left"/>
@@ -15740,7 +15775,9 @@
       </w:tr>
       <w:tr>
         <w:tc>
-          <w:tcPr/>
+          <w:tcPr>
+            <w:shd w:val="clear" w:color="auto" w:fill="F6F8FA"/>
+          </w:tcPr>
           <w:p>
             <w:pPr>
               <w:jc w:val="left"/>
@@ -15751,7 +15788,9 @@
           </w:p>
         </w:tc>
         <w:tc>
-          <w:tcPr/>
+          <w:tcPr>
+            <w:shd w:val="clear" w:color="auto" w:fill="F6F8FA"/>
+          </w:tcPr>
           <w:p>
             <w:pPr>
               <w:jc w:val="left"/>
@@ -15762,7 +15801,9 @@
           </w:p>
         </w:tc>
         <w:tc>
-          <w:tcPr/>
+          <w:tcPr>
+            <w:shd w:val="clear" w:color="auto" w:fill="F6F8FA"/>
+          </w:tcPr>
           <w:p>
             <w:pPr>
               <w:jc w:val="left"/>
@@ -15775,9 +15816,7 @@
       </w:tr>
       <w:tr>
         <w:tc>
-          <w:tcPr>
-            <w:shd w:val="clear" w:color="auto" w:fill="F6F8FA"/>
-          </w:tcPr>
+          <w:tcPr/>
           <w:p>
             <w:pPr>
               <w:jc w:val="left"/>
@@ -15788,9 +15827,7 @@
           </w:p>
         </w:tc>
         <w:tc>
-          <w:tcPr>
-            <w:shd w:val="clear" w:color="auto" w:fill="F6F8FA"/>
-          </w:tcPr>
+          <w:tcPr/>
           <w:p>
             <w:pPr>
               <w:jc w:val="left"/>
@@ -15801,9 +15838,7 @@
           </w:p>
         </w:tc>
         <w:tc>
-          <w:tcPr>
-            <w:shd w:val="clear" w:color="auto" w:fill="F6F8FA"/>
-          </w:tcPr>
+          <w:tcPr/>
           <w:p>
             <w:pPr>
               <w:jc w:val="left"/>
@@ -15816,7 +15851,9 @@
       </w:tr>
       <w:tr>
         <w:tc>
-          <w:tcPr/>
+          <w:tcPr>
+            <w:shd w:val="clear" w:color="auto" w:fill="F6F8FA"/>
+          </w:tcPr>
           <w:p>
             <w:pPr>
               <w:jc w:val="left"/>
@@ -15827,7 +15864,9 @@
           </w:p>
         </w:tc>
         <w:tc>
-          <w:tcPr/>
+          <w:tcPr>
+            <w:shd w:val="clear" w:color="auto" w:fill="F6F8FA"/>
+          </w:tcPr>
           <w:p>
             <w:pPr>
               <w:jc w:val="left"/>
@@ -15838,7 +15877,9 @@
           </w:p>
         </w:tc>
         <w:tc>
-          <w:tcPr/>
+          <w:tcPr>
+            <w:shd w:val="clear" w:color="auto" w:fill="F6F8FA"/>
+          </w:tcPr>
           <w:p>
             <w:pPr>
               <w:jc w:val="left"/>
@@ -15851,9 +15892,7 @@
       </w:tr>
       <w:tr>
         <w:tc>
-          <w:tcPr>
-            <w:shd w:val="clear" w:color="auto" w:fill="F6F8FA"/>
-          </w:tcPr>
+          <w:tcPr/>
           <w:p>
             <w:pPr>
               <w:jc w:val="left"/>
@@ -15864,9 +15903,7 @@
           </w:p>
         </w:tc>
         <w:tc>
-          <w:tcPr>
-            <w:shd w:val="clear" w:color="auto" w:fill="F6F8FA"/>
-          </w:tcPr>
+          <w:tcPr/>
           <w:p>
             <w:pPr>
               <w:jc w:val="left"/>
@@ -15877,9 +15914,7 @@
           </w:p>
         </w:tc>
         <w:tc>
-          <w:tcPr>
-            <w:shd w:val="clear" w:color="auto" w:fill="F6F8FA"/>
-          </w:tcPr>
+          <w:tcPr/>
           <w:p>
             <w:pPr>
               <w:jc w:val="left"/>
@@ -15892,7 +15927,9 @@
       </w:tr>
       <w:tr>
         <w:tc>
-          <w:tcPr/>
+          <w:tcPr>
+            <w:shd w:val="clear" w:color="auto" w:fill="F6F8FA"/>
+          </w:tcPr>
           <w:p>
             <w:pPr>
               <w:jc w:val="left"/>
@@ -15903,7 +15940,9 @@
           </w:p>
         </w:tc>
         <w:tc>
-          <w:tcPr/>
+          <w:tcPr>
+            <w:shd w:val="clear" w:color="auto" w:fill="F6F8FA"/>
+          </w:tcPr>
           <w:p>
             <w:pPr>
               <w:jc w:val="left"/>
@@ -15914,7 +15953,9 @@
           </w:p>
         </w:tc>
         <w:tc>
-          <w:tcPr/>
+          <w:tcPr>
+            <w:shd w:val="clear" w:color="auto" w:fill="F6F8FA"/>
+          </w:tcPr>
           <w:p>
             <w:pPr>
               <w:jc w:val="left"/>
@@ -15927,9 +15968,7 @@
       </w:tr>
       <w:tr>
         <w:tc>
-          <w:tcPr>
-            <w:shd w:val="clear" w:color="auto" w:fill="F6F8FA"/>
-          </w:tcPr>
+          <w:tcPr/>
           <w:p>
             <w:pPr>
               <w:jc w:val="left"/>
@@ -15940,9 +15979,7 @@
           </w:p>
         </w:tc>
         <w:tc>
-          <w:tcPr>
-            <w:shd w:val="clear" w:color="auto" w:fill="F6F8FA"/>
-          </w:tcPr>
+          <w:tcPr/>
           <w:p>
             <w:pPr>
               <w:jc w:val="left"/>
@@ -15953,9 +15990,7 @@
           </w:p>
         </w:tc>
         <w:tc>
-          <w:tcPr>
-            <w:shd w:val="clear" w:color="auto" w:fill="F6F8FA"/>
-          </w:tcPr>
+          <w:tcPr/>
           <w:p>
             <w:pPr>
               <w:jc w:val="left"/>
@@ -15968,7 +16003,9 @@
       </w:tr>
       <w:tr>
         <w:tc>
-          <w:tcPr/>
+          <w:tcPr>
+            <w:shd w:val="clear" w:color="auto" w:fill="F6F8FA"/>
+          </w:tcPr>
           <w:p>
             <w:pPr>
               <w:jc w:val="left"/>
@@ -15979,7 +16016,9 @@
           </w:p>
         </w:tc>
         <w:tc>
-          <w:tcPr/>
+          <w:tcPr>
+            <w:shd w:val="clear" w:color="auto" w:fill="F6F8FA"/>
+          </w:tcPr>
           <w:p>
             <w:pPr>
               <w:jc w:val="left"/>
@@ -15990,7 +16029,9 @@
           </w:p>
         </w:tc>
         <w:tc>
-          <w:tcPr/>
+          <w:tcPr>
+            <w:shd w:val="clear" w:color="auto" w:fill="F6F8FA"/>
+          </w:tcPr>
           <w:p>
             <w:pPr>
               <w:jc w:val="left"/>
@@ -16003,9 +16044,7 @@
       </w:tr>
       <w:tr>
         <w:tc>
-          <w:tcPr>
-            <w:shd w:val="clear" w:color="auto" w:fill="F6F8FA"/>
-          </w:tcPr>
+          <w:tcPr/>
           <w:p>
             <w:pPr>
               <w:jc w:val="left"/>
@@ -16016,9 +16055,7 @@
           </w:p>
         </w:tc>
         <w:tc>
-          <w:tcPr>
-            <w:shd w:val="clear" w:color="auto" w:fill="F6F8FA"/>
-          </w:tcPr>
+          <w:tcPr/>
           <w:p>
             <w:pPr>
               <w:jc w:val="left"/>
@@ -16029,9 +16066,7 @@
           </w:p>
         </w:tc>
         <w:tc>
-          <w:tcPr>
-            <w:shd w:val="clear" w:color="auto" w:fill="F6F8FA"/>
-          </w:tcPr>
+          <w:tcPr/>
           <w:p>
             <w:pPr>
               <w:jc w:val="left"/>
@@ -16044,7 +16079,9 @@
       </w:tr>
       <w:tr>
         <w:tc>
-          <w:tcPr/>
+          <w:tcPr>
+            <w:shd w:val="clear" w:color="auto" w:fill="F6F8FA"/>
+          </w:tcPr>
           <w:p>
             <w:pPr>
               <w:jc w:val="left"/>
@@ -16055,7 +16092,9 @@
           </w:p>
         </w:tc>
         <w:tc>
-          <w:tcPr/>
+          <w:tcPr>
+            <w:shd w:val="clear" w:color="auto" w:fill="F6F8FA"/>
+          </w:tcPr>
           <w:p>
             <w:pPr>
               <w:jc w:val="left"/>
@@ -16072,7 +16111,9 @@
           </w:p>
         </w:tc>
         <w:tc>
-          <w:tcPr/>
+          <w:tcPr>
+            <w:shd w:val="clear" w:color="auto" w:fill="F6F8FA"/>
+          </w:tcPr>
           <w:p>
             <w:pPr>
               <w:jc w:val="left"/>
@@ -16085,9 +16126,7 @@
       </w:tr>
       <w:tr>
         <w:tc>
-          <w:tcPr>
-            <w:shd w:val="clear" w:color="auto" w:fill="F6F8FA"/>
-          </w:tcPr>
+          <w:tcPr/>
           <w:p>
             <w:pPr>
               <w:jc w:val="left"/>
@@ -16098,9 +16137,7 @@
           </w:p>
         </w:tc>
         <w:tc>
-          <w:tcPr>
-            <w:shd w:val="clear" w:color="auto" w:fill="F6F8FA"/>
-          </w:tcPr>
+          <w:tcPr/>
           <w:p>
             <w:pPr>
               <w:jc w:val="left"/>
@@ -16117,9 +16154,7 @@
           </w:p>
         </w:tc>
         <w:tc>
-          <w:tcPr>
-            <w:shd w:val="clear" w:color="auto" w:fill="F6F8FA"/>
-          </w:tcPr>
+          <w:tcPr/>
           <w:p>
             <w:pPr>
               <w:jc w:val="left"/>
@@ -16132,7 +16167,9 @@
       </w:tr>
       <w:tr>
         <w:tc>
-          <w:tcPr/>
+          <w:tcPr>
+            <w:shd w:val="clear" w:color="auto" w:fill="F6F8FA"/>
+          </w:tcPr>
           <w:p>
             <w:pPr>
               <w:jc w:val="left"/>
@@ -16143,7 +16180,9 @@
           </w:p>
         </w:tc>
         <w:tc>
-          <w:tcPr/>
+          <w:tcPr>
+            <w:shd w:val="clear" w:color="auto" w:fill="F6F8FA"/>
+          </w:tcPr>
           <w:p>
             <w:pPr>
               <w:jc w:val="left"/>
@@ -16154,7 +16193,9 @@
           </w:p>
         </w:tc>
         <w:tc>
-          <w:tcPr/>
+          <w:tcPr>
+            <w:shd w:val="clear" w:color="auto" w:fill="F6F8FA"/>
+          </w:tcPr>
           <w:p>
             <w:pPr>
               <w:jc w:val="left"/>
@@ -16167,9 +16208,7 @@
       </w:tr>
       <w:tr>
         <w:tc>
-          <w:tcPr>
-            <w:shd w:val="clear" w:color="auto" w:fill="F6F8FA"/>
-          </w:tcPr>
+          <w:tcPr/>
           <w:p>
             <w:pPr>
               <w:jc w:val="left"/>
@@ -16180,9 +16219,7 @@
           </w:p>
         </w:tc>
         <w:tc>
-          <w:tcPr>
-            <w:shd w:val="clear" w:color="auto" w:fill="F6F8FA"/>
-          </w:tcPr>
+          <w:tcPr/>
           <w:p>
             <w:pPr>
               <w:jc w:val="left"/>
@@ -16253,9 +16290,7 @@
           </w:p>
         </w:tc>
         <w:tc>
-          <w:tcPr>
-            <w:shd w:val="clear" w:color="auto" w:fill="F6F8FA"/>
-          </w:tcPr>
+          <w:tcPr/>
           <w:p>
             <w:pPr>
               <w:jc w:val="left"/>
@@ -16268,7 +16303,9 @@
       </w:tr>
       <w:tr>
         <w:tc>
-          <w:tcPr/>
+          <w:tcPr>
+            <w:shd w:val="clear" w:color="auto" w:fill="F6F8FA"/>
+          </w:tcPr>
           <w:p>
             <w:pPr>
               <w:jc w:val="left"/>
@@ -16279,7 +16316,9 @@
           </w:p>
         </w:tc>
         <w:tc>
-          <w:tcPr/>
+          <w:tcPr>
+            <w:shd w:val="clear" w:color="auto" w:fill="F6F8FA"/>
+          </w:tcPr>
           <w:p>
             <w:pPr>
               <w:jc w:val="left"/>
@@ -16302,7 +16341,9 @@
           </w:p>
         </w:tc>
         <w:tc>
-          <w:tcPr/>
+          <w:tcPr>
+            <w:shd w:val="clear" w:color="auto" w:fill="F6F8FA"/>
+          </w:tcPr>
           <w:p>
             <w:pPr>
               <w:jc w:val="left"/>
@@ -16315,9 +16356,7 @@
       </w:tr>
       <w:tr>
         <w:tc>
-          <w:tcPr>
-            <w:shd w:val="clear" w:color="auto" w:fill="F6F8FA"/>
-          </w:tcPr>
+          <w:tcPr/>
           <w:p>
             <w:pPr>
               <w:jc w:val="left"/>
@@ -16328,9 +16367,7 @@
           </w:p>
         </w:tc>
         <w:tc>
-          <w:tcPr>
-            <w:shd w:val="clear" w:color="auto" w:fill="F6F8FA"/>
-          </w:tcPr>
+          <w:tcPr/>
           <w:p>
             <w:pPr>
               <w:jc w:val="left"/>
@@ -16347,9 +16384,7 @@
           </w:p>
         </w:tc>
         <w:tc>
-          <w:tcPr>
-            <w:shd w:val="clear" w:color="auto" w:fill="F6F8FA"/>
-          </w:tcPr>
+          <w:tcPr/>
           <w:p>
             <w:pPr>
               <w:jc w:val="left"/>
@@ -16362,7 +16397,9 @@
       </w:tr>
       <w:tr>
         <w:tc>
-          <w:tcPr/>
+          <w:tcPr>
+            <w:shd w:val="clear" w:color="auto" w:fill="F6F8FA"/>
+          </w:tcPr>
           <w:p>
             <w:pPr>
               <w:jc w:val="left"/>
@@ -16373,7 +16410,9 @@
           </w:p>
         </w:tc>
         <w:tc>
-          <w:tcPr/>
+          <w:tcPr>
+            <w:shd w:val="clear" w:color="auto" w:fill="F6F8FA"/>
+          </w:tcPr>
           <w:p>
             <w:pPr>
               <w:jc w:val="left"/>
@@ -16384,7 +16423,9 @@
           </w:p>
         </w:tc>
         <w:tc>
-          <w:tcPr/>
+          <w:tcPr>
+            <w:shd w:val="clear" w:color="auto" w:fill="F6F8FA"/>
+          </w:tcPr>
           <w:p>
             <w:pPr>
               <w:jc w:val="left"/>
@@ -16397,9 +16438,7 @@
       </w:tr>
       <w:tr>
         <w:tc>
-          <w:tcPr>
-            <w:shd w:val="clear" w:color="auto" w:fill="F6F8FA"/>
-          </w:tcPr>
+          <w:tcPr/>
           <w:p>
             <w:pPr>
               <w:jc w:val="left"/>
@@ -16410,9 +16449,7 @@
           </w:p>
         </w:tc>
         <w:tc>
-          <w:tcPr>
-            <w:shd w:val="clear" w:color="auto" w:fill="F6F8FA"/>
-          </w:tcPr>
+          <w:tcPr/>
           <w:p>
             <w:pPr>
               <w:jc w:val="left"/>
@@ -16423,9 +16460,7 @@
           </w:p>
         </w:tc>
         <w:tc>
-          <w:tcPr>
-            <w:shd w:val="clear" w:color="auto" w:fill="F6F8FA"/>
-          </w:tcPr>
+          <w:tcPr/>
           <w:p>
             <w:pPr>
               <w:jc w:val="left"/>
@@ -16438,7 +16473,9 @@
       </w:tr>
       <w:tr>
         <w:tc>
-          <w:tcPr/>
+          <w:tcPr>
+            <w:shd w:val="clear" w:color="auto" w:fill="F6F8FA"/>
+          </w:tcPr>
           <w:p>
             <w:pPr>
               <w:jc w:val="left"/>
@@ -16449,7 +16486,9 @@
           </w:p>
         </w:tc>
         <w:tc>
-          <w:tcPr/>
+          <w:tcPr>
+            <w:shd w:val="clear" w:color="auto" w:fill="F6F8FA"/>
+          </w:tcPr>
           <w:p>
             <w:pPr>
               <w:jc w:val="left"/>
@@ -16466,7 +16505,9 @@
           </w:p>
         </w:tc>
         <w:tc>
-          <w:tcPr/>
+          <w:tcPr>
+            <w:shd w:val="clear" w:color="auto" w:fill="F6F8FA"/>
+          </w:tcPr>
           <w:p>
             <w:pPr>
               <w:jc w:val="left"/>
@@ -16479,9 +16520,7 @@
       </w:tr>
       <w:tr>
         <w:tc>
-          <w:tcPr>
-            <w:shd w:val="clear" w:color="auto" w:fill="F6F8FA"/>
-          </w:tcPr>
+          <w:tcPr/>
           <w:p>
             <w:pPr>
               <w:jc w:val="left"/>
@@ -16492,9 +16531,7 @@
           </w:p>
         </w:tc>
         <w:tc>
-          <w:tcPr>
-            <w:shd w:val="clear" w:color="auto" w:fill="F6F8FA"/>
-          </w:tcPr>
+          <w:tcPr/>
           <w:p>
             <w:pPr>
               <w:jc w:val="left"/>
@@ -16617,9 +16654,7 @@
           </w:p>
         </w:tc>
         <w:tc>
-          <w:tcPr>
-            <w:shd w:val="clear" w:color="auto" w:fill="F6F8FA"/>
-          </w:tcPr>
+          <w:tcPr/>
           <w:p>
             <w:pPr>
               <w:jc w:val="left"/>
@@ -16632,7 +16667,9 @@
       </w:tr>
       <w:tr>
         <w:tc>
-          <w:tcPr/>
+          <w:tcPr>
+            <w:shd w:val="clear" w:color="auto" w:fill="F6F8FA"/>
+          </w:tcPr>
           <w:p>
             <w:pPr>
               <w:jc w:val="left"/>
@@ -16643,7 +16680,9 @@
           </w:p>
         </w:tc>
         <w:tc>
-          <w:tcPr/>
+          <w:tcPr>
+            <w:shd w:val="clear" w:color="auto" w:fill="F6F8FA"/>
+          </w:tcPr>
           <w:p>
             <w:pPr>
               <w:jc w:val="left"/>
@@ -16747,7 +16786,9 @@
           </w:p>
         </w:tc>
         <w:tc>
-          <w:tcPr/>
+          <w:tcPr>
+            <w:shd w:val="clear" w:color="auto" w:fill="F6F8FA"/>
+          </w:tcPr>
           <w:p>
             <w:pPr>
               <w:jc w:val="left"/>
@@ -18087,6 +18128,9 @@
       <w:pBdr>
         <w:bottom w:val="single" w:sz="12" w:space="1" w:color="C7000B"/>
       </w:pBdr>
+      <w:tabs>
+        <w:tab w:pos="9638" w:val="right"/>
+      </w:tabs>
       <w:spacing w:after="600" w:before="0"/>
       <w:outlineLvl w:val="0"/>
     </w:pPr>
@@ -18389,6 +18433,9 @@
   <w:style w:customStyle="1" w:styleId="SectionNumber" w:type="character">
     <w:name w:val="Section Number"/>
     <w:basedOn w:val="BodyTextChar"/>
+    <w:rPr>
+      <w:sz w:val="112"/>
+    </w:rPr>
   </w:style>
   <w:style w:styleId="FootnoteReference" w:type="character">
     <w:name w:val="Footnote Reference"/>

--- a/documents/setup-guide/setup-guide.docx
+++ b/documents/setup-guide/setup-guide.docx
@@ -84,7 +84,7 @@
           <w:b/>
           <w:sz w:val="24"/>
         </w:rPr>
-        <w:t xml:space="preserve">v6.4.7</w:t>
+        <w:t xml:space="preserve">v6.5.0</w:t>
       </w:r>
       <w:r>
         <w:rPr>
@@ -96,7 +96,7 @@
         <w:rPr>
           <w:sz w:val="24"/>
         </w:rPr>
-        <w:t xml:space="preserve">— September 20, 2026 00:32</w:t>
+        <w:t xml:space="preserve">— September 20, 2026 01:07</w:t>
       </w:r>
     </w:p>
     <w:sdt>
@@ -9934,10 +9934,40 @@
       <w:r>
         <w:rPr>
           <w:bCs/>
-          <w:rStyle w:val="BadgeNew"/>
           <w:b/>
         </w:rPr>
-        <w:t xml:space="preserve">[NEW]</w:t>
+        <w:drawing>
+          <wp:inline>
+            <wp:extent cx="453951" cy="198000"/>
+            <wp:docPr id="58" name="Picture 58"/>
+            <wp:cNvGraphicFramePr>
+              <a:graphicFrameLocks noChangeAspect="1"/>
+            </wp:cNvGraphicFramePr>
+            <a:graphic>
+              <a:graphicData uri="http://schemas.openxmlformats.org/drawingml/2006/picture">
+                <pic:pic>
+                  <pic:nvPicPr>
+                    <pic:cNvPr id="0" name="badge-NEW.png"/>
+                    <pic:cNvPicPr/>
+                  </pic:nvPicPr>
+                  <pic:blipFill>
+                    <a:blip r:embed="rId11"/>
+                    <a:stretch>
+                      <a:fillRect/>
+                    </a:stretch>
+                  </pic:blipFill>
+                  <pic:spPr>
+                    <a:xfrm>
+                      <a:off x="0" y="0"/>
+                      <a:ext cx="453951" cy="198000"/>
+                    </a:xfrm>
+                    <a:prstGeom prst="rect"/>
+                  </pic:spPr>
+                </pic:pic>
+              </a:graphicData>
+            </a:graphic>
+          </wp:inline>
+        </w:drawing>
       </w:r>
     </w:p>
     <w:p>
@@ -13345,7 +13375,7 @@
               <w:jc w:val="left"/>
             </w:pPr>
             <w:r>
-              <w:t xml:space="preserve">6.4.7</w:t>
+              <w:t xml:space="preserve">6.5.0</w:t>
             </w:r>
           </w:p>
         </w:tc>
@@ -13367,7 +13397,7 @@
               <w:jc w:val="left"/>
             </w:pPr>
             <w:r>
-              <w:t xml:space="preserve">Section titles in DOCX now match the PDF heading design: the big section number (56pt) sits on the left, the title text is pushed to the right edge (a right tab stop mimics the LaTeX \ hfill), and the red rule runs below — previously the title sat left-aligned next to a small number. Applies to all templates.</w:t>
+              <w:t xml:space="preserve">Evidence checklist simplified to plain bullets in both PDF and DOCX (checkbox markers removed for compatibility). Planned Activities list in DOCX now uses Word’s native lower-roman numbering (i., ii., iii.) matching the PDF. Badges in DOCX replaced with exact-replica PNG pill images (rounded, colored frame and background, bold text) matching the PDF \ huaweibadge look — assets committed to the repo. Signature blocks in DOCX no longer show literal + symbols (proper hard line breaks).</w:t>
             </w:r>
           </w:p>
         </w:tc>
@@ -13382,7 +13412,7 @@
               <w:jc w:val="left"/>
             </w:pPr>
             <w:r>
-              <w:t xml:space="preserve">6.4.6</w:t>
+              <w:t xml:space="preserve">6.4.7</w:t>
             </w:r>
           </w:p>
         </w:tc>
@@ -13408,7 +13438,7 @@
               <w:jc w:val="left"/>
             </w:pPr>
             <w:r>
-              <w:t xml:space="preserve">Code blocks inside test cases no longer break the red left rule in DOCX — the code style’s left indent (which jogged the rule) is reset inside test case blocks, and code blocks now show the PDF’s code box (gray background with thin border on top, bottom, and right, red rule continuing on the left).</w:t>
+              <w:t xml:space="preserve">Section titles in DOCX now match the PDF heading design: the big section number (56pt) sits on the left, the title text is pushed to the right edge (a right tab stop mimics the LaTeX \ hfill), and the red rule runs below — previously the title sat left-aligned next to a small number. Applies to all templates.</w:t>
             </w:r>
           </w:p>
         </w:tc>
@@ -13421,7 +13451,7 @@
               <w:jc w:val="left"/>
             </w:pPr>
             <w:r>
-              <w:t xml:space="preserve">6.4.5</w:t>
+              <w:t xml:space="preserve">6.4.6</w:t>
             </w:r>
           </w:p>
         </w:tc>
@@ -13443,7 +13473,7 @@
               <w:jc w:val="left"/>
             </w:pPr>
             <w:r>
-              <w:t xml:space="preserve">DOCX polish pass: all captions centered (matching the PDF), vertical spacing between blocks matched to the LaTeX rhythm (medskip/smallskip around captions, field bars, and steps), and test steps now render as separate paragraphs each with the red bold number (previously merged into one paragraph).</w:t>
+              <w:t xml:space="preserve">Code blocks inside test cases no longer break the red left rule in DOCX — the code style’s left indent (which jogged the rule) is reset inside test case blocks, and code blocks now show the PDF’s code box (gray background with thin border on top, bottom, and right, red rule continuing on the left).</w:t>
             </w:r>
           </w:p>
         </w:tc>
@@ -13458,7 +13488,7 @@
               <w:jc w:val="left"/>
             </w:pPr>
             <w:r>
-              <w:t xml:space="preserve">6.4.4</w:t>
+              <w:t xml:space="preserve">6.4.5</w:t>
             </w:r>
           </w:p>
         </w:tc>
@@ -13484,7 +13514,7 @@
               <w:jc w:val="left"/>
             </w:pPr>
             <w:r>
-              <w:t xml:space="preserve">DOCX covers now show the logo, cover text, and version/date/time meta line like the PDF. Test case blocks in DOCX get the PDF’s visual wrapper: red left rule, red field header bars, and red step numbers. Captions follow the PDF ordering system in DOCX, MD, and HTML (Table/Diagram/Figure/Testcase N: with bold symbol). Portuguese PDFs now label diagrams "Diagrama N:" (was hardcoded English "Diagram"). Markdown and HTML output no longer leaks raw LaTeX from passthrough blocks — the DOCX pre-processor now feeds those pipelines too.</w:t>
+              <w:t xml:space="preserve">DOCX polish pass: all captions centered (matching the PDF), vertical spacing between blocks matched to the LaTeX rhythm (medskip/smallskip around captions, field bars, and steps), and test steps now render as separate paragraphs each with the red bold number (previously merged into one paragraph).</w:t>
             </w:r>
           </w:p>
         </w:tc>
@@ -13497,7 +13527,7 @@
               <w:jc w:val="left"/>
             </w:pPr>
             <w:r>
-              <w:t xml:space="preserve">6.4.3</w:t>
+              <w:t xml:space="preserve">6.4.4</w:t>
             </w:r>
           </w:p>
         </w:tc>
@@ -13519,7 +13549,7 @@
               <w:jc w:val="left"/>
             </w:pPr>
             <w:r>
-              <w:t xml:space="preserve">Testbook and POC DOCX output now matches the PDF much more closely: native table of contents (language-aware, auto-populated), each section starts on a new page, embedded images and diagrams (PlantUML/Graphviz rendered), white-on-red table headers, cover version line under the title, centered test case captions, and plain black rules for signature grids.</w:t>
+              <w:t xml:space="preserve">DOCX covers now show the logo, cover text, and version/date/time meta line like the PDF. Test case blocks in DOCX get the PDF’s visual wrapper: red left rule, red field header bars, and red step numbers. Captions follow the PDF ordering system in DOCX, MD, and HTML (Table/Diagram/Figure/Testcase N: with bold symbol). Portuguese PDFs now label diagrams "Diagrama N:" (was hardcoded English "Diagram"). Markdown and HTML output no longer leaks raw LaTeX from passthrough blocks — the DOCX pre-processor now feeds those pipelines too.</w:t>
             </w:r>
           </w:p>
         </w:tc>
@@ -13534,7 +13564,7 @@
               <w:jc w:val="left"/>
             </w:pPr>
             <w:r>
-              <w:t xml:space="preserve">6.4.2</w:t>
+              <w:t xml:space="preserve">6.4.3</w:t>
             </w:r>
           </w:p>
         </w:tc>
@@ -13560,7 +13590,7 @@
               <w:jc w:val="left"/>
             </w:pPr>
             <w:r>
-              <w:t xml:space="preserve">DOCX output for POC and testbook templates now includes all passthrough content (stakeholders, closing record, signatures, test cases, test summary, changelog) via a new pre-processor. Fixed dropped Test Scope fields in testbook DOCX output.</w:t>
+              <w:t xml:space="preserve">Testbook and POC DOCX output now matches the PDF much more closely: native table of contents (language-aware, auto-populated), each section starts on a new page, embedded images and diagrams (PlantUML/Graphviz rendered), white-on-red table headers, cover version line under the title, centered test case captions, and plain black rules for signature grids.</w:t>
             </w:r>
           </w:p>
         </w:tc>
@@ -13573,12 +13603,51 @@
               <w:jc w:val="left"/>
             </w:pPr>
             <w:r>
+              <w:t xml:space="preserve">6.4.2</w:t>
+            </w:r>
+          </w:p>
+        </w:tc>
+        <w:tc>
+          <w:tcPr/>
+          <w:p>
+            <w:pPr>
+              <w:jc w:val="left"/>
+            </w:pPr>
+            <w:r>
+              <w:t xml:space="preserve">2026-09-20</w:t>
+            </w:r>
+          </w:p>
+        </w:tc>
+        <w:tc>
+          <w:tcPr/>
+          <w:p>
+            <w:pPr>
+              <w:jc w:val="left"/>
+            </w:pPr>
+            <w:r>
+              <w:t xml:space="preserve">DOCX output for POC and testbook templates now includes all passthrough content (stakeholders, closing record, signatures, test cases, test summary, changelog) via a new pre-processor. Fixed dropped Test Scope fields in testbook DOCX output.</w:t>
+            </w:r>
+          </w:p>
+        </w:tc>
+      </w:tr>
+      <w:tr>
+        <w:tc>
+          <w:tcPr>
+            <w:shd w:val="clear" w:color="auto" w:fill="F6F8FA"/>
+          </w:tcPr>
+          <w:p>
+            <w:pPr>
+              <w:jc w:val="left"/>
+            </w:pPr>
+            <w:r>
               <w:t xml:space="preserve">6.4.0</w:t>
             </w:r>
           </w:p>
         </w:tc>
         <w:tc>
-          <w:tcPr/>
+          <w:tcPr>
+            <w:shd w:val="clear" w:color="auto" w:fill="F6F8FA"/>
+          </w:tcPr>
           <w:p>
             <w:pPr>
               <w:jc w:val="left"/>
@@ -13589,7 +13658,9 @@
           </w:p>
         </w:tc>
         <w:tc>
-          <w:tcPr/>
+          <w:tcPr>
+            <w:shd w:val="clear" w:color="auto" w:fill="F6F8FA"/>
+          </w:tcPr>
           <w:p>
             <w:pPr>
               <w:jc w:val="left"/>
@@ -13617,9 +13688,7 @@
       </w:tr>
       <w:tr>
         <w:tc>
-          <w:tcPr>
-            <w:shd w:val="clear" w:color="auto" w:fill="F6F8FA"/>
-          </w:tcPr>
+          <w:tcPr/>
           <w:p>
             <w:pPr>
               <w:jc w:val="left"/>
@@ -13630,9 +13699,7 @@
           </w:p>
         </w:tc>
         <w:tc>
-          <w:tcPr>
-            <w:shd w:val="clear" w:color="auto" w:fill="F6F8FA"/>
-          </w:tcPr>
+          <w:tcPr/>
           <w:p>
             <w:pPr>
               <w:jc w:val="left"/>
@@ -13643,9 +13710,7 @@
           </w:p>
         </w:tc>
         <w:tc>
-          <w:tcPr>
-            <w:shd w:val="clear" w:color="auto" w:fill="F6F8FA"/>
-          </w:tcPr>
+          <w:tcPr/>
           <w:p>
             <w:pPr>
               <w:jc w:val="left"/>
@@ -13658,7 +13723,9 @@
       </w:tr>
       <w:tr>
         <w:tc>
-          <w:tcPr/>
+          <w:tcPr>
+            <w:shd w:val="clear" w:color="auto" w:fill="F6F8FA"/>
+          </w:tcPr>
           <w:p>
             <w:pPr>
               <w:jc w:val="left"/>
@@ -13669,7 +13736,9 @@
           </w:p>
         </w:tc>
         <w:tc>
-          <w:tcPr/>
+          <w:tcPr>
+            <w:shd w:val="clear" w:color="auto" w:fill="F6F8FA"/>
+          </w:tcPr>
           <w:p>
             <w:pPr>
               <w:jc w:val="left"/>
@@ -13680,7 +13749,9 @@
           </w:p>
         </w:tc>
         <w:tc>
-          <w:tcPr/>
+          <w:tcPr>
+            <w:shd w:val="clear" w:color="auto" w:fill="F6F8FA"/>
+          </w:tcPr>
           <w:p>
             <w:pPr>
               <w:jc w:val="left"/>
@@ -13693,9 +13764,7 @@
       </w:tr>
       <w:tr>
         <w:tc>
-          <w:tcPr>
-            <w:shd w:val="clear" w:color="auto" w:fill="F6F8FA"/>
-          </w:tcPr>
+          <w:tcPr/>
           <w:p>
             <w:pPr>
               <w:jc w:val="left"/>
@@ -13706,9 +13775,7 @@
           </w:p>
         </w:tc>
         <w:tc>
-          <w:tcPr>
-            <w:shd w:val="clear" w:color="auto" w:fill="F6F8FA"/>
-          </w:tcPr>
+          <w:tcPr/>
           <w:p>
             <w:pPr>
               <w:jc w:val="left"/>
@@ -13719,9 +13786,7 @@
           </w:p>
         </w:tc>
         <w:tc>
-          <w:tcPr>
-            <w:shd w:val="clear" w:color="auto" w:fill="F6F8FA"/>
-          </w:tcPr>
+          <w:tcPr/>
           <w:p>
             <w:pPr>
               <w:jc w:val="left"/>
@@ -13749,7 +13814,9 @@
       </w:tr>
       <w:tr>
         <w:tc>
-          <w:tcPr/>
+          <w:tcPr>
+            <w:shd w:val="clear" w:color="auto" w:fill="F6F8FA"/>
+          </w:tcPr>
           <w:p>
             <w:pPr>
               <w:jc w:val="left"/>
@@ -13760,7 +13827,9 @@
           </w:p>
         </w:tc>
         <w:tc>
-          <w:tcPr/>
+          <w:tcPr>
+            <w:shd w:val="clear" w:color="auto" w:fill="F6F8FA"/>
+          </w:tcPr>
           <w:p>
             <w:pPr>
               <w:jc w:val="left"/>
@@ -13771,7 +13840,9 @@
           </w:p>
         </w:tc>
         <w:tc>
-          <w:tcPr/>
+          <w:tcPr>
+            <w:shd w:val="clear" w:color="auto" w:fill="F6F8FA"/>
+          </w:tcPr>
           <w:p>
             <w:pPr>
               <w:jc w:val="left"/>
@@ -13784,9 +13855,7 @@
       </w:tr>
       <w:tr>
         <w:tc>
-          <w:tcPr>
-            <w:shd w:val="clear" w:color="auto" w:fill="F6F8FA"/>
-          </w:tcPr>
+          <w:tcPr/>
           <w:p>
             <w:pPr>
               <w:jc w:val="left"/>
@@ -13797,9 +13866,7 @@
           </w:p>
         </w:tc>
         <w:tc>
-          <w:tcPr>
-            <w:shd w:val="clear" w:color="auto" w:fill="F6F8FA"/>
-          </w:tcPr>
+          <w:tcPr/>
           <w:p>
             <w:pPr>
               <w:jc w:val="left"/>
@@ -13810,9 +13877,7 @@
           </w:p>
         </w:tc>
         <w:tc>
-          <w:tcPr>
-            <w:shd w:val="clear" w:color="auto" w:fill="F6F8FA"/>
-          </w:tcPr>
+          <w:tcPr/>
           <w:p>
             <w:pPr>
               <w:jc w:val="left"/>
@@ -13825,7 +13890,9 @@
       </w:tr>
       <w:tr>
         <w:tc>
-          <w:tcPr/>
+          <w:tcPr>
+            <w:shd w:val="clear" w:color="auto" w:fill="F6F8FA"/>
+          </w:tcPr>
           <w:p>
             <w:pPr>
               <w:jc w:val="left"/>
@@ -13836,7 +13903,9 @@
           </w:p>
         </w:tc>
         <w:tc>
-          <w:tcPr/>
+          <w:tcPr>
+            <w:shd w:val="clear" w:color="auto" w:fill="F6F8FA"/>
+          </w:tcPr>
           <w:p>
             <w:pPr>
               <w:jc w:val="left"/>
@@ -13847,7 +13916,9 @@
           </w:p>
         </w:tc>
         <w:tc>
-          <w:tcPr/>
+          <w:tcPr>
+            <w:shd w:val="clear" w:color="auto" w:fill="F6F8FA"/>
+          </w:tcPr>
           <w:p>
             <w:pPr>
               <w:jc w:val="left"/>
@@ -13914,9 +13985,7 @@
       </w:tr>
       <w:tr>
         <w:tc>
-          <w:tcPr>
-            <w:shd w:val="clear" w:color="auto" w:fill="F6F8FA"/>
-          </w:tcPr>
+          <w:tcPr/>
           <w:p>
             <w:pPr>
               <w:jc w:val="left"/>
@@ -13927,9 +13996,7 @@
           </w:p>
         </w:tc>
         <w:tc>
-          <w:tcPr>
-            <w:shd w:val="clear" w:color="auto" w:fill="F6F8FA"/>
-          </w:tcPr>
+          <w:tcPr/>
           <w:p>
             <w:pPr>
               <w:jc w:val="left"/>
@@ -13940,9 +14007,7 @@
           </w:p>
         </w:tc>
         <w:tc>
-          <w:tcPr>
-            <w:shd w:val="clear" w:color="auto" w:fill="F6F8FA"/>
-          </w:tcPr>
+          <w:tcPr/>
           <w:p>
             <w:pPr>
               <w:jc w:val="left"/>
@@ -13967,7 +14032,9 @@
       </w:tr>
       <w:tr>
         <w:tc>
-          <w:tcPr/>
+          <w:tcPr>
+            <w:shd w:val="clear" w:color="auto" w:fill="F6F8FA"/>
+          </w:tcPr>
           <w:p>
             <w:pPr>
               <w:jc w:val="left"/>
@@ -13978,7 +14045,9 @@
           </w:p>
         </w:tc>
         <w:tc>
-          <w:tcPr/>
+          <w:tcPr>
+            <w:shd w:val="clear" w:color="auto" w:fill="F6F8FA"/>
+          </w:tcPr>
           <w:p>
             <w:pPr>
               <w:jc w:val="left"/>
@@ -13989,7 +14058,9 @@
           </w:p>
         </w:tc>
         <w:tc>
-          <w:tcPr/>
+          <w:tcPr>
+            <w:shd w:val="clear" w:color="auto" w:fill="F6F8FA"/>
+          </w:tcPr>
           <w:p>
             <w:pPr>
               <w:jc w:val="left"/>
@@ -14002,9 +14073,7 @@
       </w:tr>
       <w:tr>
         <w:tc>
-          <w:tcPr>
-            <w:shd w:val="clear" w:color="auto" w:fill="F6F8FA"/>
-          </w:tcPr>
+          <w:tcPr/>
           <w:p>
             <w:pPr>
               <w:jc w:val="left"/>
@@ -14015,9 +14084,7 @@
           </w:p>
         </w:tc>
         <w:tc>
-          <w:tcPr>
-            <w:shd w:val="clear" w:color="auto" w:fill="F6F8FA"/>
-          </w:tcPr>
+          <w:tcPr/>
           <w:p>
             <w:pPr>
               <w:jc w:val="left"/>
@@ -14028,9 +14095,7 @@
           </w:p>
         </w:tc>
         <w:tc>
-          <w:tcPr>
-            <w:shd w:val="clear" w:color="auto" w:fill="F6F8FA"/>
-          </w:tcPr>
+          <w:tcPr/>
           <w:p>
             <w:pPr>
               <w:jc w:val="left"/>
@@ -14100,7 +14165,9 @@
       </w:tr>
       <w:tr>
         <w:tc>
-          <w:tcPr/>
+          <w:tcPr>
+            <w:shd w:val="clear" w:color="auto" w:fill="F6F8FA"/>
+          </w:tcPr>
           <w:p>
             <w:pPr>
               <w:jc w:val="left"/>
@@ -14111,7 +14178,9 @@
           </w:p>
         </w:tc>
         <w:tc>
-          <w:tcPr/>
+          <w:tcPr>
+            <w:shd w:val="clear" w:color="auto" w:fill="F6F8FA"/>
+          </w:tcPr>
           <w:p>
             <w:pPr>
               <w:jc w:val="left"/>
@@ -14122,7 +14191,9 @@
           </w:p>
         </w:tc>
         <w:tc>
-          <w:tcPr/>
+          <w:tcPr>
+            <w:shd w:val="clear" w:color="auto" w:fill="F6F8FA"/>
+          </w:tcPr>
           <w:p>
             <w:pPr>
               <w:jc w:val="left"/>
@@ -14135,9 +14206,7 @@
       </w:tr>
       <w:tr>
         <w:tc>
-          <w:tcPr>
-            <w:shd w:val="clear" w:color="auto" w:fill="F6F8FA"/>
-          </w:tcPr>
+          <w:tcPr/>
           <w:p>
             <w:pPr>
               <w:jc w:val="left"/>
@@ -14148,9 +14217,7 @@
           </w:p>
         </w:tc>
         <w:tc>
-          <w:tcPr>
-            <w:shd w:val="clear" w:color="auto" w:fill="F6F8FA"/>
-          </w:tcPr>
+          <w:tcPr/>
           <w:p>
             <w:pPr>
               <w:jc w:val="left"/>
@@ -14161,9 +14228,7 @@
           </w:p>
         </w:tc>
         <w:tc>
-          <w:tcPr>
-            <w:shd w:val="clear" w:color="auto" w:fill="F6F8FA"/>
-          </w:tcPr>
+          <w:tcPr/>
           <w:p>
             <w:pPr>
               <w:jc w:val="left"/>
@@ -14221,7 +14286,9 @@
       </w:tr>
       <w:tr>
         <w:tc>
-          <w:tcPr/>
+          <w:tcPr>
+            <w:shd w:val="clear" w:color="auto" w:fill="F6F8FA"/>
+          </w:tcPr>
           <w:p>
             <w:pPr>
               <w:jc w:val="left"/>
@@ -14232,7 +14299,9 @@
           </w:p>
         </w:tc>
         <w:tc>
-          <w:tcPr/>
+          <w:tcPr>
+            <w:shd w:val="clear" w:color="auto" w:fill="F6F8FA"/>
+          </w:tcPr>
           <w:p>
             <w:pPr>
               <w:jc w:val="left"/>
@@ -14243,7 +14312,9 @@
           </w:p>
         </w:tc>
         <w:tc>
-          <w:tcPr/>
+          <w:tcPr>
+            <w:shd w:val="clear" w:color="auto" w:fill="F6F8FA"/>
+          </w:tcPr>
           <w:p>
             <w:pPr>
               <w:jc w:val="left"/>
@@ -14298,9 +14369,7 @@
       </w:tr>
       <w:tr>
         <w:tc>
-          <w:tcPr>
-            <w:shd w:val="clear" w:color="auto" w:fill="F6F8FA"/>
-          </w:tcPr>
+          <w:tcPr/>
           <w:p>
             <w:pPr>
               <w:jc w:val="left"/>
@@ -14311,9 +14380,7 @@
           </w:p>
         </w:tc>
         <w:tc>
-          <w:tcPr>
-            <w:shd w:val="clear" w:color="auto" w:fill="F6F8FA"/>
-          </w:tcPr>
+          <w:tcPr/>
           <w:p>
             <w:pPr>
               <w:jc w:val="left"/>
@@ -14324,9 +14391,7 @@
           </w:p>
         </w:tc>
         <w:tc>
-          <w:tcPr>
-            <w:shd w:val="clear" w:color="auto" w:fill="F6F8FA"/>
-          </w:tcPr>
+          <w:tcPr/>
           <w:p>
             <w:pPr>
               <w:jc w:val="left"/>
@@ -14354,7 +14419,9 @@
       </w:tr>
       <w:tr>
         <w:tc>
-          <w:tcPr/>
+          <w:tcPr>
+            <w:shd w:val="clear" w:color="auto" w:fill="F6F8FA"/>
+          </w:tcPr>
           <w:p>
             <w:pPr>
               <w:jc w:val="left"/>
@@ -14365,7 +14432,9 @@
           </w:p>
         </w:tc>
         <w:tc>
-          <w:tcPr/>
+          <w:tcPr>
+            <w:shd w:val="clear" w:color="auto" w:fill="F6F8FA"/>
+          </w:tcPr>
           <w:p>
             <w:pPr>
               <w:jc w:val="left"/>
@@ -14376,7 +14445,9 @@
           </w:p>
         </w:tc>
         <w:tc>
-          <w:tcPr/>
+          <w:tcPr>
+            <w:shd w:val="clear" w:color="auto" w:fill="F6F8FA"/>
+          </w:tcPr>
           <w:p>
             <w:pPr>
               <w:jc w:val="left"/>
@@ -14389,9 +14460,7 @@
       </w:tr>
       <w:tr>
         <w:tc>
-          <w:tcPr>
-            <w:shd w:val="clear" w:color="auto" w:fill="F6F8FA"/>
-          </w:tcPr>
+          <w:tcPr/>
           <w:p>
             <w:pPr>
               <w:jc w:val="left"/>
@@ -14432,9 +14501,7 @@
           </w:p>
         </w:tc>
         <w:tc>
-          <w:tcPr>
-            <w:shd w:val="clear" w:color="auto" w:fill="F6F8FA"/>
-          </w:tcPr>
+          <w:tcPr/>
           <w:p>
             <w:pPr>
               <w:jc w:val="left"/>
@@ -14445,9 +14512,7 @@
           </w:p>
         </w:tc>
         <w:tc>
-          <w:tcPr>
-            <w:shd w:val="clear" w:color="auto" w:fill="F6F8FA"/>
-          </w:tcPr>
+          <w:tcPr/>
           <w:p>
             <w:pPr>
               <w:jc w:val="left"/>
@@ -14460,7 +14525,9 @@
       </w:tr>
       <w:tr>
         <w:tc>
-          <w:tcPr/>
+          <w:tcPr>
+            <w:shd w:val="clear" w:color="auto" w:fill="F6F8FA"/>
+          </w:tcPr>
           <w:p>
             <w:pPr>
               <w:jc w:val="left"/>
@@ -14486,7 +14553,9 @@
           </w:p>
         </w:tc>
         <w:tc>
-          <w:tcPr/>
+          <w:tcPr>
+            <w:shd w:val="clear" w:color="auto" w:fill="F6F8FA"/>
+          </w:tcPr>
           <w:p>
             <w:pPr>
               <w:jc w:val="left"/>
@@ -14497,7 +14566,9 @@
           </w:p>
         </w:tc>
         <w:tc>
-          <w:tcPr/>
+          <w:tcPr>
+            <w:shd w:val="clear" w:color="auto" w:fill="F6F8FA"/>
+          </w:tcPr>
           <w:p>
             <w:pPr>
               <w:jc w:val="left"/>
@@ -14510,9 +14581,7 @@
       </w:tr>
       <w:tr>
         <w:tc>
-          <w:tcPr>
-            <w:shd w:val="clear" w:color="auto" w:fill="F6F8FA"/>
-          </w:tcPr>
+          <w:tcPr/>
           <w:p>
             <w:pPr>
               <w:jc w:val="left"/>
@@ -14523,9 +14592,7 @@
           </w:p>
         </w:tc>
         <w:tc>
-          <w:tcPr>
-            <w:shd w:val="clear" w:color="auto" w:fill="F6F8FA"/>
-          </w:tcPr>
+          <w:tcPr/>
           <w:p>
             <w:pPr>
               <w:jc w:val="left"/>
@@ -14536,9 +14603,7 @@
           </w:p>
         </w:tc>
         <w:tc>
-          <w:tcPr>
-            <w:shd w:val="clear" w:color="auto" w:fill="F6F8FA"/>
-          </w:tcPr>
+          <w:tcPr/>
           <w:p>
             <w:pPr>
               <w:jc w:val="left"/>
@@ -14551,7 +14616,9 @@
       </w:tr>
       <w:tr>
         <w:tc>
-          <w:tcPr/>
+          <w:tcPr>
+            <w:shd w:val="clear" w:color="auto" w:fill="F6F8FA"/>
+          </w:tcPr>
           <w:p>
             <w:pPr>
               <w:jc w:val="left"/>
@@ -14562,7 +14629,9 @@
           </w:p>
         </w:tc>
         <w:tc>
-          <w:tcPr/>
+          <w:tcPr>
+            <w:shd w:val="clear" w:color="auto" w:fill="F6F8FA"/>
+          </w:tcPr>
           <w:p>
             <w:pPr>
               <w:jc w:val="left"/>
@@ -14573,7 +14642,9 @@
           </w:p>
         </w:tc>
         <w:tc>
-          <w:tcPr/>
+          <w:tcPr>
+            <w:shd w:val="clear" w:color="auto" w:fill="F6F8FA"/>
+          </w:tcPr>
           <w:p>
             <w:pPr>
               <w:jc w:val="left"/>
@@ -14586,9 +14657,7 @@
       </w:tr>
       <w:tr>
         <w:tc>
-          <w:tcPr>
-            <w:shd w:val="clear" w:color="auto" w:fill="F6F8FA"/>
-          </w:tcPr>
+          <w:tcPr/>
           <w:p>
             <w:pPr>
               <w:jc w:val="left"/>
@@ -14644,9 +14713,7 @@
           </w:p>
         </w:tc>
         <w:tc>
-          <w:tcPr>
-            <w:shd w:val="clear" w:color="auto" w:fill="F6F8FA"/>
-          </w:tcPr>
+          <w:tcPr/>
           <w:p>
             <w:pPr>
               <w:jc w:val="left"/>
@@ -14657,9 +14724,7 @@
           </w:p>
         </w:tc>
         <w:tc>
-          <w:tcPr>
-            <w:shd w:val="clear" w:color="auto" w:fill="F6F8FA"/>
-          </w:tcPr>
+          <w:tcPr/>
           <w:p>
             <w:pPr>
               <w:jc w:val="left"/>
@@ -14672,7 +14737,9 @@
       </w:tr>
       <w:tr>
         <w:tc>
-          <w:tcPr/>
+          <w:tcPr>
+            <w:shd w:val="clear" w:color="auto" w:fill="F6F8FA"/>
+          </w:tcPr>
           <w:p>
             <w:pPr>
               <w:jc w:val="left"/>
@@ -14728,7 +14795,9 @@
           </w:p>
         </w:tc>
         <w:tc>
-          <w:tcPr/>
+          <w:tcPr>
+            <w:shd w:val="clear" w:color="auto" w:fill="F6F8FA"/>
+          </w:tcPr>
           <w:p>
             <w:pPr>
               <w:jc w:val="left"/>
@@ -14739,7 +14808,9 @@
           </w:p>
         </w:tc>
         <w:tc>
-          <w:tcPr/>
+          <w:tcPr>
+            <w:shd w:val="clear" w:color="auto" w:fill="F6F8FA"/>
+          </w:tcPr>
           <w:p>
             <w:pPr>
               <w:jc w:val="left"/>
@@ -14752,9 +14823,7 @@
       </w:tr>
       <w:tr>
         <w:tc>
-          <w:tcPr>
-            <w:shd w:val="clear" w:color="auto" w:fill="F6F8FA"/>
-          </w:tcPr>
+          <w:tcPr/>
           <w:p>
             <w:pPr>
               <w:jc w:val="left"/>
@@ -14831,9 +14900,7 @@
           </w:p>
         </w:tc>
         <w:tc>
-          <w:tcPr>
-            <w:shd w:val="clear" w:color="auto" w:fill="F6F8FA"/>
-          </w:tcPr>
+          <w:tcPr/>
           <w:p>
             <w:pPr>
               <w:jc w:val="left"/>
@@ -14844,9 +14911,7 @@
           </w:p>
         </w:tc>
         <w:tc>
-          <w:tcPr>
-            <w:shd w:val="clear" w:color="auto" w:fill="F6F8FA"/>
-          </w:tcPr>
+          <w:tcPr/>
           <w:p>
             <w:pPr>
               <w:jc w:val="left"/>
@@ -14859,7 +14924,9 @@
       </w:tr>
       <w:tr>
         <w:tc>
-          <w:tcPr/>
+          <w:tcPr>
+            <w:shd w:val="clear" w:color="auto" w:fill="F6F8FA"/>
+          </w:tcPr>
           <w:p>
             <w:pPr>
               <w:jc w:val="left"/>
@@ -14897,7 +14964,9 @@
           </w:p>
         </w:tc>
         <w:tc>
-          <w:tcPr/>
+          <w:tcPr>
+            <w:shd w:val="clear" w:color="auto" w:fill="F6F8FA"/>
+          </w:tcPr>
           <w:p>
             <w:pPr>
               <w:jc w:val="left"/>
@@ -14923,7 +14992,9 @@
           </w:p>
         </w:tc>
         <w:tc>
-          <w:tcPr/>
+          <w:tcPr>
+            <w:shd w:val="clear" w:color="auto" w:fill="F6F8FA"/>
+          </w:tcPr>
           <w:p>
             <w:pPr>
               <w:jc w:val="left"/>
@@ -14936,9 +15007,7 @@
       </w:tr>
       <w:tr>
         <w:tc>
-          <w:tcPr>
-            <w:shd w:val="clear" w:color="auto" w:fill="F6F8FA"/>
-          </w:tcPr>
+          <w:tcPr/>
           <w:p>
             <w:pPr>
               <w:jc w:val="left"/>
@@ -14949,9 +15018,7 @@
           </w:p>
         </w:tc>
         <w:tc>
-          <w:tcPr>
-            <w:shd w:val="clear" w:color="auto" w:fill="F6F8FA"/>
-          </w:tcPr>
+          <w:tcPr/>
           <w:p>
             <w:pPr>
               <w:jc w:val="left"/>
@@ -15004,9 +15071,7 @@
           </w:p>
         </w:tc>
         <w:tc>
-          <w:tcPr>
-            <w:shd w:val="clear" w:color="auto" w:fill="F6F8FA"/>
-          </w:tcPr>
+          <w:tcPr/>
           <w:p>
             <w:pPr>
               <w:jc w:val="left"/>
@@ -15019,7 +15084,9 @@
       </w:tr>
       <w:tr>
         <w:tc>
-          <w:tcPr/>
+          <w:tcPr>
+            <w:shd w:val="clear" w:color="auto" w:fill="F6F8FA"/>
+          </w:tcPr>
           <w:p>
             <w:pPr>
               <w:jc w:val="left"/>
@@ -15030,7 +15097,9 @@
           </w:p>
         </w:tc>
         <w:tc>
-          <w:tcPr/>
+          <w:tcPr>
+            <w:shd w:val="clear" w:color="auto" w:fill="F6F8FA"/>
+          </w:tcPr>
           <w:p>
             <w:pPr>
               <w:jc w:val="left"/>
@@ -15053,7 +15122,9 @@
           </w:p>
         </w:tc>
         <w:tc>
-          <w:tcPr/>
+          <w:tcPr>
+            <w:shd w:val="clear" w:color="auto" w:fill="F6F8FA"/>
+          </w:tcPr>
           <w:p>
             <w:pPr>
               <w:jc w:val="left"/>
@@ -15066,9 +15137,7 @@
       </w:tr>
       <w:tr>
         <w:tc>
-          <w:tcPr>
-            <w:shd w:val="clear" w:color="auto" w:fill="F6F8FA"/>
-          </w:tcPr>
+          <w:tcPr/>
           <w:p>
             <w:pPr>
               <w:jc w:val="left"/>
@@ -15079,9 +15148,7 @@
           </w:p>
         </w:tc>
         <w:tc>
-          <w:tcPr>
-            <w:shd w:val="clear" w:color="auto" w:fill="F6F8FA"/>
-          </w:tcPr>
+          <w:tcPr/>
           <w:p>
             <w:pPr>
               <w:jc w:val="left"/>
@@ -15179,9 +15246,7 @@
           </w:p>
         </w:tc>
         <w:tc>
-          <w:tcPr>
-            <w:shd w:val="clear" w:color="auto" w:fill="F6F8FA"/>
-          </w:tcPr>
+          <w:tcPr/>
           <w:p>
             <w:pPr>
               <w:jc w:val="left"/>
@@ -15194,7 +15259,9 @@
       </w:tr>
       <w:tr>
         <w:tc>
-          <w:tcPr/>
+          <w:tcPr>
+            <w:shd w:val="clear" w:color="auto" w:fill="F6F8FA"/>
+          </w:tcPr>
           <w:p>
             <w:pPr>
               <w:jc w:val="left"/>
@@ -15205,7 +15272,9 @@
           </w:p>
         </w:tc>
         <w:tc>
-          <w:tcPr/>
+          <w:tcPr>
+            <w:shd w:val="clear" w:color="auto" w:fill="F6F8FA"/>
+          </w:tcPr>
           <w:p>
             <w:pPr>
               <w:jc w:val="left"/>
@@ -15216,7 +15285,9 @@
           </w:p>
         </w:tc>
         <w:tc>
-          <w:tcPr/>
+          <w:tcPr>
+            <w:shd w:val="clear" w:color="auto" w:fill="F6F8FA"/>
+          </w:tcPr>
           <w:p>
             <w:pPr>
               <w:jc w:val="left"/>
@@ -15229,9 +15300,7 @@
       </w:tr>
       <w:tr>
         <w:tc>
-          <w:tcPr>
-            <w:shd w:val="clear" w:color="auto" w:fill="F6F8FA"/>
-          </w:tcPr>
+          <w:tcPr/>
           <w:p>
             <w:pPr>
               <w:jc w:val="left"/>
@@ -15242,9 +15311,7 @@
           </w:p>
         </w:tc>
         <w:tc>
-          <w:tcPr>
-            <w:shd w:val="clear" w:color="auto" w:fill="F6F8FA"/>
-          </w:tcPr>
+          <w:tcPr/>
           <w:p>
             <w:pPr>
               <w:jc w:val="left"/>
@@ -15294,9 +15361,7 @@
           </w:p>
         </w:tc>
         <w:tc>
-          <w:tcPr>
-            <w:shd w:val="clear" w:color="auto" w:fill="F6F8FA"/>
-          </w:tcPr>
+          <w:tcPr/>
           <w:p>
             <w:pPr>
               <w:jc w:val="left"/>
@@ -15309,7 +15374,9 @@
       </w:tr>
       <w:tr>
         <w:tc>
-          <w:tcPr/>
+          <w:tcPr>
+            <w:shd w:val="clear" w:color="auto" w:fill="F6F8FA"/>
+          </w:tcPr>
           <w:p>
             <w:pPr>
               <w:jc w:val="left"/>
@@ -15320,7 +15387,9 @@
           </w:p>
         </w:tc>
         <w:tc>
-          <w:tcPr/>
+          <w:tcPr>
+            <w:shd w:val="clear" w:color="auto" w:fill="F6F8FA"/>
+          </w:tcPr>
           <w:p>
             <w:pPr>
               <w:jc w:val="left"/>
@@ -15373,7 +15442,9 @@
           </w:p>
         </w:tc>
         <w:tc>
-          <w:tcPr/>
+          <w:tcPr>
+            <w:shd w:val="clear" w:color="auto" w:fill="F6F8FA"/>
+          </w:tcPr>
           <w:p>
             <w:pPr>
               <w:jc w:val="left"/>
@@ -15386,9 +15457,7 @@
       </w:tr>
       <w:tr>
         <w:tc>
-          <w:tcPr>
-            <w:shd w:val="clear" w:color="auto" w:fill="F6F8FA"/>
-          </w:tcPr>
+          <w:tcPr/>
           <w:p>
             <w:pPr>
               <w:jc w:val="left"/>
@@ -15399,9 +15468,7 @@
           </w:p>
         </w:tc>
         <w:tc>
-          <w:tcPr>
-            <w:shd w:val="clear" w:color="auto" w:fill="F6F8FA"/>
-          </w:tcPr>
+          <w:tcPr/>
           <w:p>
             <w:pPr>
               <w:jc w:val="left"/>
@@ -15412,9 +15479,7 @@
           </w:p>
         </w:tc>
         <w:tc>
-          <w:tcPr>
-            <w:shd w:val="clear" w:color="auto" w:fill="F6F8FA"/>
-          </w:tcPr>
+          <w:tcPr/>
           <w:p>
             <w:pPr>
               <w:jc w:val="left"/>
@@ -15427,7 +15492,9 @@
       </w:tr>
       <w:tr>
         <w:tc>
-          <w:tcPr/>
+          <w:tcPr>
+            <w:shd w:val="clear" w:color="auto" w:fill="F6F8FA"/>
+          </w:tcPr>
           <w:p>
             <w:pPr>
               <w:jc w:val="left"/>
@@ -15438,7 +15505,9 @@
           </w:p>
         </w:tc>
         <w:tc>
-          <w:tcPr/>
+          <w:tcPr>
+            <w:shd w:val="clear" w:color="auto" w:fill="F6F8FA"/>
+          </w:tcPr>
           <w:p>
             <w:pPr>
               <w:jc w:val="left"/>
@@ -15449,7 +15518,9 @@
           </w:p>
         </w:tc>
         <w:tc>
-          <w:tcPr/>
+          <w:tcPr>
+            <w:shd w:val="clear" w:color="auto" w:fill="F6F8FA"/>
+          </w:tcPr>
           <w:p>
             <w:pPr>
               <w:jc w:val="left"/>
@@ -15462,9 +15533,7 @@
       </w:tr>
       <w:tr>
         <w:tc>
-          <w:tcPr>
-            <w:shd w:val="clear" w:color="auto" w:fill="F6F8FA"/>
-          </w:tcPr>
+          <w:tcPr/>
           <w:p>
             <w:pPr>
               <w:jc w:val="left"/>
@@ -15475,9 +15544,7 @@
           </w:p>
         </w:tc>
         <w:tc>
-          <w:tcPr>
-            <w:shd w:val="clear" w:color="auto" w:fill="F6F8FA"/>
-          </w:tcPr>
+          <w:tcPr/>
           <w:p>
             <w:pPr>
               <w:jc w:val="left"/>
@@ -15488,9 +15555,7 @@
           </w:p>
         </w:tc>
         <w:tc>
-          <w:tcPr>
-            <w:shd w:val="clear" w:color="auto" w:fill="F6F8FA"/>
-          </w:tcPr>
+          <w:tcPr/>
           <w:p>
             <w:pPr>
               <w:jc w:val="left"/>
@@ -15503,7 +15568,9 @@
       </w:tr>
       <w:tr>
         <w:tc>
-          <w:tcPr/>
+          <w:tcPr>
+            <w:shd w:val="clear" w:color="auto" w:fill="F6F8FA"/>
+          </w:tcPr>
           <w:p>
             <w:pPr>
               <w:jc w:val="left"/>
@@ -15514,7 +15581,9 @@
           </w:p>
         </w:tc>
         <w:tc>
-          <w:tcPr/>
+          <w:tcPr>
+            <w:shd w:val="clear" w:color="auto" w:fill="F6F8FA"/>
+          </w:tcPr>
           <w:p>
             <w:pPr>
               <w:jc w:val="left"/>
@@ -15525,7 +15594,9 @@
           </w:p>
         </w:tc>
         <w:tc>
-          <w:tcPr/>
+          <w:tcPr>
+            <w:shd w:val="clear" w:color="auto" w:fill="F6F8FA"/>
+          </w:tcPr>
           <w:p>
             <w:pPr>
               <w:jc w:val="left"/>
@@ -15538,9 +15609,7 @@
       </w:tr>
       <w:tr>
         <w:tc>
-          <w:tcPr>
-            <w:shd w:val="clear" w:color="auto" w:fill="F6F8FA"/>
-          </w:tcPr>
+          <w:tcPr/>
           <w:p>
             <w:pPr>
               <w:jc w:val="left"/>
@@ -15551,9 +15620,7 @@
           </w:p>
         </w:tc>
         <w:tc>
-          <w:tcPr>
-            <w:shd w:val="clear" w:color="auto" w:fill="F6F8FA"/>
-          </w:tcPr>
+          <w:tcPr/>
           <w:p>
             <w:pPr>
               <w:jc w:val="left"/>
@@ -15573,9 +15640,7 @@
           </w:p>
         </w:tc>
         <w:tc>
-          <w:tcPr>
-            <w:shd w:val="clear" w:color="auto" w:fill="F6F8FA"/>
-          </w:tcPr>
+          <w:tcPr/>
           <w:p>
             <w:pPr>
               <w:jc w:val="left"/>
@@ -15588,7 +15653,9 @@
       </w:tr>
       <w:tr>
         <w:tc>
-          <w:tcPr/>
+          <w:tcPr>
+            <w:shd w:val="clear" w:color="auto" w:fill="F6F8FA"/>
+          </w:tcPr>
           <w:p>
             <w:pPr>
               <w:jc w:val="left"/>
@@ -15599,7 +15666,9 @@
           </w:p>
         </w:tc>
         <w:tc>
-          <w:tcPr/>
+          <w:tcPr>
+            <w:shd w:val="clear" w:color="auto" w:fill="F6F8FA"/>
+          </w:tcPr>
           <w:p>
             <w:pPr>
               <w:jc w:val="left"/>
@@ -15610,7 +15679,9 @@
           </w:p>
         </w:tc>
         <w:tc>
-          <w:tcPr/>
+          <w:tcPr>
+            <w:shd w:val="clear" w:color="auto" w:fill="F6F8FA"/>
+          </w:tcPr>
           <w:p>
             <w:pPr>
               <w:jc w:val="left"/>
@@ -15623,9 +15694,7 @@
       </w:tr>
       <w:tr>
         <w:tc>
-          <w:tcPr>
-            <w:shd w:val="clear" w:color="auto" w:fill="F6F8FA"/>
-          </w:tcPr>
+          <w:tcPr/>
           <w:p>
             <w:pPr>
               <w:jc w:val="left"/>
@@ -15636,9 +15705,7 @@
           </w:p>
         </w:tc>
         <w:tc>
-          <w:tcPr>
-            <w:shd w:val="clear" w:color="auto" w:fill="F6F8FA"/>
-          </w:tcPr>
+          <w:tcPr/>
           <w:p>
             <w:pPr>
               <w:jc w:val="left"/>
@@ -15649,9 +15716,7 @@
           </w:p>
         </w:tc>
         <w:tc>
-          <w:tcPr>
-            <w:shd w:val="clear" w:color="auto" w:fill="F6F8FA"/>
-          </w:tcPr>
+          <w:tcPr/>
           <w:p>
             <w:pPr>
               <w:jc w:val="left"/>
@@ -15664,7 +15729,9 @@
       </w:tr>
       <w:tr>
         <w:tc>
-          <w:tcPr/>
+          <w:tcPr>
+            <w:shd w:val="clear" w:color="auto" w:fill="F6F8FA"/>
+          </w:tcPr>
           <w:p>
             <w:pPr>
               <w:jc w:val="left"/>
@@ -15675,7 +15742,9 @@
           </w:p>
         </w:tc>
         <w:tc>
-          <w:tcPr/>
+          <w:tcPr>
+            <w:shd w:val="clear" w:color="auto" w:fill="F6F8FA"/>
+          </w:tcPr>
           <w:p>
             <w:pPr>
               <w:jc w:val="left"/>
@@ -15686,7 +15755,9 @@
           </w:p>
         </w:tc>
         <w:tc>
-          <w:tcPr/>
+          <w:tcPr>
+            <w:shd w:val="clear" w:color="auto" w:fill="F6F8FA"/>
+          </w:tcPr>
           <w:p>
             <w:pPr>
               <w:jc w:val="left"/>
@@ -15699,9 +15770,7 @@
       </w:tr>
       <w:tr>
         <w:tc>
-          <w:tcPr>
-            <w:shd w:val="clear" w:color="auto" w:fill="F6F8FA"/>
-          </w:tcPr>
+          <w:tcPr/>
           <w:p>
             <w:pPr>
               <w:jc w:val="left"/>
@@ -15712,9 +15781,7 @@
           </w:p>
         </w:tc>
         <w:tc>
-          <w:tcPr>
-            <w:shd w:val="clear" w:color="auto" w:fill="F6F8FA"/>
-          </w:tcPr>
+          <w:tcPr/>
           <w:p>
             <w:pPr>
               <w:jc w:val="left"/>
@@ -15725,9 +15792,7 @@
           </w:p>
         </w:tc>
         <w:tc>
-          <w:tcPr>
-            <w:shd w:val="clear" w:color="auto" w:fill="F6F8FA"/>
-          </w:tcPr>
+          <w:tcPr/>
           <w:p>
             <w:pPr>
               <w:jc w:val="left"/>
@@ -15740,7 +15805,9 @@
       </w:tr>
       <w:tr>
         <w:tc>
-          <w:tcPr/>
+          <w:tcPr>
+            <w:shd w:val="clear" w:color="auto" w:fill="F6F8FA"/>
+          </w:tcPr>
           <w:p>
             <w:pPr>
               <w:jc w:val="left"/>
@@ -15751,7 +15818,9 @@
           </w:p>
         </w:tc>
         <w:tc>
-          <w:tcPr/>
+          <w:tcPr>
+            <w:shd w:val="clear" w:color="auto" w:fill="F6F8FA"/>
+          </w:tcPr>
           <w:p>
             <w:pPr>
               <w:jc w:val="left"/>
@@ -15762,7 +15831,9 @@
           </w:p>
         </w:tc>
         <w:tc>
-          <w:tcPr/>
+          <w:tcPr>
+            <w:shd w:val="clear" w:color="auto" w:fill="F6F8FA"/>
+          </w:tcPr>
           <w:p>
             <w:pPr>
               <w:jc w:val="left"/>
@@ -15775,9 +15846,7 @@
       </w:tr>
       <w:tr>
         <w:tc>
-          <w:tcPr>
-            <w:shd w:val="clear" w:color="auto" w:fill="F6F8FA"/>
-          </w:tcPr>
+          <w:tcPr/>
           <w:p>
             <w:pPr>
               <w:jc w:val="left"/>
@@ -15788,9 +15857,7 @@
           </w:p>
         </w:tc>
         <w:tc>
-          <w:tcPr>
-            <w:shd w:val="clear" w:color="auto" w:fill="F6F8FA"/>
-          </w:tcPr>
+          <w:tcPr/>
           <w:p>
             <w:pPr>
               <w:jc w:val="left"/>
@@ -15801,9 +15868,7 @@
           </w:p>
         </w:tc>
         <w:tc>
-          <w:tcPr>
-            <w:shd w:val="clear" w:color="auto" w:fill="F6F8FA"/>
-          </w:tcPr>
+          <w:tcPr/>
           <w:p>
             <w:pPr>
               <w:jc w:val="left"/>
@@ -15816,7 +15881,9 @@
       </w:tr>
       <w:tr>
         <w:tc>
-          <w:tcPr/>
+          <w:tcPr>
+            <w:shd w:val="clear" w:color="auto" w:fill="F6F8FA"/>
+          </w:tcPr>
           <w:p>
             <w:pPr>
               <w:jc w:val="left"/>
@@ -15827,7 +15894,9 @@
           </w:p>
         </w:tc>
         <w:tc>
-          <w:tcPr/>
+          <w:tcPr>
+            <w:shd w:val="clear" w:color="auto" w:fill="F6F8FA"/>
+          </w:tcPr>
           <w:p>
             <w:pPr>
               <w:jc w:val="left"/>
@@ -15838,7 +15907,9 @@
           </w:p>
         </w:tc>
         <w:tc>
-          <w:tcPr/>
+          <w:tcPr>
+            <w:shd w:val="clear" w:color="auto" w:fill="F6F8FA"/>
+          </w:tcPr>
           <w:p>
             <w:pPr>
               <w:jc w:val="left"/>
@@ -15851,9 +15922,7 @@
       </w:tr>
       <w:tr>
         <w:tc>
-          <w:tcPr>
-            <w:shd w:val="clear" w:color="auto" w:fill="F6F8FA"/>
-          </w:tcPr>
+          <w:tcPr/>
           <w:p>
             <w:pPr>
               <w:jc w:val="left"/>
@@ -15864,9 +15933,7 @@
           </w:p>
         </w:tc>
         <w:tc>
-          <w:tcPr>
-            <w:shd w:val="clear" w:color="auto" w:fill="F6F8FA"/>
-          </w:tcPr>
+          <w:tcPr/>
           <w:p>
             <w:pPr>
               <w:jc w:val="left"/>
@@ -15877,9 +15944,7 @@
           </w:p>
         </w:tc>
         <w:tc>
-          <w:tcPr>
-            <w:shd w:val="clear" w:color="auto" w:fill="F6F8FA"/>
-          </w:tcPr>
+          <w:tcPr/>
           <w:p>
             <w:pPr>
               <w:jc w:val="left"/>
@@ -15892,7 +15957,9 @@
       </w:tr>
       <w:tr>
         <w:tc>
-          <w:tcPr/>
+          <w:tcPr>
+            <w:shd w:val="clear" w:color="auto" w:fill="F6F8FA"/>
+          </w:tcPr>
           <w:p>
             <w:pPr>
               <w:jc w:val="left"/>
@@ -15903,7 +15970,9 @@
           </w:p>
         </w:tc>
         <w:tc>
-          <w:tcPr/>
+          <w:tcPr>
+            <w:shd w:val="clear" w:color="auto" w:fill="F6F8FA"/>
+          </w:tcPr>
           <w:p>
             <w:pPr>
               <w:jc w:val="left"/>
@@ -15914,7 +15983,9 @@
           </w:p>
         </w:tc>
         <w:tc>
-          <w:tcPr/>
+          <w:tcPr>
+            <w:shd w:val="clear" w:color="auto" w:fill="F6F8FA"/>
+          </w:tcPr>
           <w:p>
             <w:pPr>
               <w:jc w:val="left"/>
@@ -15927,9 +15998,7 @@
       </w:tr>
       <w:tr>
         <w:tc>
-          <w:tcPr>
-            <w:shd w:val="clear" w:color="auto" w:fill="F6F8FA"/>
-          </w:tcPr>
+          <w:tcPr/>
           <w:p>
             <w:pPr>
               <w:jc w:val="left"/>
@@ -15940,9 +16009,7 @@
           </w:p>
         </w:tc>
         <w:tc>
-          <w:tcPr>
-            <w:shd w:val="clear" w:color="auto" w:fill="F6F8FA"/>
-          </w:tcPr>
+          <w:tcPr/>
           <w:p>
             <w:pPr>
               <w:jc w:val="left"/>
@@ -15953,9 +16020,7 @@
           </w:p>
         </w:tc>
         <w:tc>
-          <w:tcPr>
-            <w:shd w:val="clear" w:color="auto" w:fill="F6F8FA"/>
-          </w:tcPr>
+          <w:tcPr/>
           <w:p>
             <w:pPr>
               <w:jc w:val="left"/>
@@ -15968,7 +16033,9 @@
       </w:tr>
       <w:tr>
         <w:tc>
-          <w:tcPr/>
+          <w:tcPr>
+            <w:shd w:val="clear" w:color="auto" w:fill="F6F8FA"/>
+          </w:tcPr>
           <w:p>
             <w:pPr>
               <w:jc w:val="left"/>
@@ -15979,7 +16046,9 @@
           </w:p>
         </w:tc>
         <w:tc>
-          <w:tcPr/>
+          <w:tcPr>
+            <w:shd w:val="clear" w:color="auto" w:fill="F6F8FA"/>
+          </w:tcPr>
           <w:p>
             <w:pPr>
               <w:jc w:val="left"/>
@@ -15990,7 +16059,9 @@
           </w:p>
         </w:tc>
         <w:tc>
-          <w:tcPr/>
+          <w:tcPr>
+            <w:shd w:val="clear" w:color="auto" w:fill="F6F8FA"/>
+          </w:tcPr>
           <w:p>
             <w:pPr>
               <w:jc w:val="left"/>
@@ -16003,9 +16074,7 @@
       </w:tr>
       <w:tr>
         <w:tc>
-          <w:tcPr>
-            <w:shd w:val="clear" w:color="auto" w:fill="F6F8FA"/>
-          </w:tcPr>
+          <w:tcPr/>
           <w:p>
             <w:pPr>
               <w:jc w:val="left"/>
@@ -16016,9 +16085,7 @@
           </w:p>
         </w:tc>
         <w:tc>
-          <w:tcPr>
-            <w:shd w:val="clear" w:color="auto" w:fill="F6F8FA"/>
-          </w:tcPr>
+          <w:tcPr/>
           <w:p>
             <w:pPr>
               <w:jc w:val="left"/>
@@ -16029,9 +16096,7 @@
           </w:p>
         </w:tc>
         <w:tc>
-          <w:tcPr>
-            <w:shd w:val="clear" w:color="auto" w:fill="F6F8FA"/>
-          </w:tcPr>
+          <w:tcPr/>
           <w:p>
             <w:pPr>
               <w:jc w:val="left"/>
@@ -16044,7 +16109,9 @@
       </w:tr>
       <w:tr>
         <w:tc>
-          <w:tcPr/>
+          <w:tcPr>
+            <w:shd w:val="clear" w:color="auto" w:fill="F6F8FA"/>
+          </w:tcPr>
           <w:p>
             <w:pPr>
               <w:jc w:val="left"/>
@@ -16055,7 +16122,9 @@
           </w:p>
         </w:tc>
         <w:tc>
-          <w:tcPr/>
+          <w:tcPr>
+            <w:shd w:val="clear" w:color="auto" w:fill="F6F8FA"/>
+          </w:tcPr>
           <w:p>
             <w:pPr>
               <w:jc w:val="left"/>
@@ -16066,7 +16135,9 @@
           </w:p>
         </w:tc>
         <w:tc>
-          <w:tcPr/>
+          <w:tcPr>
+            <w:shd w:val="clear" w:color="auto" w:fill="F6F8FA"/>
+          </w:tcPr>
           <w:p>
             <w:pPr>
               <w:jc w:val="left"/>
@@ -16079,9 +16150,7 @@
       </w:tr>
       <w:tr>
         <w:tc>
-          <w:tcPr>
-            <w:shd w:val="clear" w:color="auto" w:fill="F6F8FA"/>
-          </w:tcPr>
+          <w:tcPr/>
           <w:p>
             <w:pPr>
               <w:jc w:val="left"/>
@@ -16092,9 +16161,7 @@
           </w:p>
         </w:tc>
         <w:tc>
-          <w:tcPr>
-            <w:shd w:val="clear" w:color="auto" w:fill="F6F8FA"/>
-          </w:tcPr>
+          <w:tcPr/>
           <w:p>
             <w:pPr>
               <w:jc w:val="left"/>
@@ -16111,9 +16178,7 @@
           </w:p>
         </w:tc>
         <w:tc>
-          <w:tcPr>
-            <w:shd w:val="clear" w:color="auto" w:fill="F6F8FA"/>
-          </w:tcPr>
+          <w:tcPr/>
           <w:p>
             <w:pPr>
               <w:jc w:val="left"/>
@@ -16126,7 +16191,9 @@
       </w:tr>
       <w:tr>
         <w:tc>
-          <w:tcPr/>
+          <w:tcPr>
+            <w:shd w:val="clear" w:color="auto" w:fill="F6F8FA"/>
+          </w:tcPr>
           <w:p>
             <w:pPr>
               <w:jc w:val="left"/>
@@ -16137,7 +16204,9 @@
           </w:p>
         </w:tc>
         <w:tc>
-          <w:tcPr/>
+          <w:tcPr>
+            <w:shd w:val="clear" w:color="auto" w:fill="F6F8FA"/>
+          </w:tcPr>
           <w:p>
             <w:pPr>
               <w:jc w:val="left"/>
@@ -16154,7 +16223,9 @@
           </w:p>
         </w:tc>
         <w:tc>
-          <w:tcPr/>
+          <w:tcPr>
+            <w:shd w:val="clear" w:color="auto" w:fill="F6F8FA"/>
+          </w:tcPr>
           <w:p>
             <w:pPr>
               <w:jc w:val="left"/>
@@ -16167,9 +16238,7 @@
       </w:tr>
       <w:tr>
         <w:tc>
-          <w:tcPr>
-            <w:shd w:val="clear" w:color="auto" w:fill="F6F8FA"/>
-          </w:tcPr>
+          <w:tcPr/>
           <w:p>
             <w:pPr>
               <w:jc w:val="left"/>
@@ -16180,9 +16249,7 @@
           </w:p>
         </w:tc>
         <w:tc>
-          <w:tcPr>
-            <w:shd w:val="clear" w:color="auto" w:fill="F6F8FA"/>
-          </w:tcPr>
+          <w:tcPr/>
           <w:p>
             <w:pPr>
               <w:jc w:val="left"/>
@@ -16193,9 +16260,7 @@
           </w:p>
         </w:tc>
         <w:tc>
-          <w:tcPr>
-            <w:shd w:val="clear" w:color="auto" w:fill="F6F8FA"/>
-          </w:tcPr>
+          <w:tcPr/>
           <w:p>
             <w:pPr>
               <w:jc w:val="left"/>
@@ -16208,7 +16273,9 @@
       </w:tr>
       <w:tr>
         <w:tc>
-          <w:tcPr/>
+          <w:tcPr>
+            <w:shd w:val="clear" w:color="auto" w:fill="F6F8FA"/>
+          </w:tcPr>
           <w:p>
             <w:pPr>
               <w:jc w:val="left"/>
@@ -16219,7 +16286,9 @@
           </w:p>
         </w:tc>
         <w:tc>
-          <w:tcPr/>
+          <w:tcPr>
+            <w:shd w:val="clear" w:color="auto" w:fill="F6F8FA"/>
+          </w:tcPr>
           <w:p>
             <w:pPr>
               <w:jc w:val="left"/>
@@ -16290,7 +16359,9 @@
           </w:p>
         </w:tc>
         <w:tc>
-          <w:tcPr/>
+          <w:tcPr>
+            <w:shd w:val="clear" w:color="auto" w:fill="F6F8FA"/>
+          </w:tcPr>
           <w:p>
             <w:pPr>
               <w:jc w:val="left"/>
@@ -16303,9 +16374,7 @@
       </w:tr>
       <w:tr>
         <w:tc>
-          <w:tcPr>
-            <w:shd w:val="clear" w:color="auto" w:fill="F6F8FA"/>
-          </w:tcPr>
+          <w:tcPr/>
           <w:p>
             <w:pPr>
               <w:jc w:val="left"/>
@@ -16316,9 +16385,7 @@
           </w:p>
         </w:tc>
         <w:tc>
-          <w:tcPr>
-            <w:shd w:val="clear" w:color="auto" w:fill="F6F8FA"/>
-          </w:tcPr>
+          <w:tcPr/>
           <w:p>
             <w:pPr>
               <w:jc w:val="left"/>
@@ -16341,9 +16408,7 @@
           </w:p>
         </w:tc>
         <w:tc>
-          <w:tcPr>
-            <w:shd w:val="clear" w:color="auto" w:fill="F6F8FA"/>
-          </w:tcPr>
+          <w:tcPr/>
           <w:p>
             <w:pPr>
               <w:jc w:val="left"/>
@@ -16356,7 +16421,9 @@
       </w:tr>
       <w:tr>
         <w:tc>
-          <w:tcPr/>
+          <w:tcPr>
+            <w:shd w:val="clear" w:color="auto" w:fill="F6F8FA"/>
+          </w:tcPr>
           <w:p>
             <w:pPr>
               <w:jc w:val="left"/>
@@ -16367,7 +16434,9 @@
           </w:p>
         </w:tc>
         <w:tc>
-          <w:tcPr/>
+          <w:tcPr>
+            <w:shd w:val="clear" w:color="auto" w:fill="F6F8FA"/>
+          </w:tcPr>
           <w:p>
             <w:pPr>
               <w:jc w:val="left"/>
@@ -16384,7 +16453,9 @@
           </w:p>
         </w:tc>
         <w:tc>
-          <w:tcPr/>
+          <w:tcPr>
+            <w:shd w:val="clear" w:color="auto" w:fill="F6F8FA"/>
+          </w:tcPr>
           <w:p>
             <w:pPr>
               <w:jc w:val="left"/>
@@ -16397,9 +16468,7 @@
       </w:tr>
       <w:tr>
         <w:tc>
-          <w:tcPr>
-            <w:shd w:val="clear" w:color="auto" w:fill="F6F8FA"/>
-          </w:tcPr>
+          <w:tcPr/>
           <w:p>
             <w:pPr>
               <w:jc w:val="left"/>
@@ -16410,9 +16479,7 @@
           </w:p>
         </w:tc>
         <w:tc>
-          <w:tcPr>
-            <w:shd w:val="clear" w:color="auto" w:fill="F6F8FA"/>
-          </w:tcPr>
+          <w:tcPr/>
           <w:p>
             <w:pPr>
               <w:jc w:val="left"/>
@@ -16423,9 +16490,7 @@
           </w:p>
         </w:tc>
         <w:tc>
-          <w:tcPr>
-            <w:shd w:val="clear" w:color="auto" w:fill="F6F8FA"/>
-          </w:tcPr>
+          <w:tcPr/>
           <w:p>
             <w:pPr>
               <w:jc w:val="left"/>
@@ -16438,7 +16503,9 @@
       </w:tr>
       <w:tr>
         <w:tc>
-          <w:tcPr/>
+          <w:tcPr>
+            <w:shd w:val="clear" w:color="auto" w:fill="F6F8FA"/>
+          </w:tcPr>
           <w:p>
             <w:pPr>
               <w:jc w:val="left"/>
@@ -16449,7 +16516,9 @@
           </w:p>
         </w:tc>
         <w:tc>
-          <w:tcPr/>
+          <w:tcPr>
+            <w:shd w:val="clear" w:color="auto" w:fill="F6F8FA"/>
+          </w:tcPr>
           <w:p>
             <w:pPr>
               <w:jc w:val="left"/>
@@ -16460,7 +16529,9 @@
           </w:p>
         </w:tc>
         <w:tc>
-          <w:tcPr/>
+          <w:tcPr>
+            <w:shd w:val="clear" w:color="auto" w:fill="F6F8FA"/>
+          </w:tcPr>
           <w:p>
             <w:pPr>
               <w:jc w:val="left"/>
@@ -16473,9 +16544,7 @@
       </w:tr>
       <w:tr>
         <w:tc>
-          <w:tcPr>
-            <w:shd w:val="clear" w:color="auto" w:fill="F6F8FA"/>
-          </w:tcPr>
+          <w:tcPr/>
           <w:p>
             <w:pPr>
               <w:jc w:val="left"/>
@@ -16486,9 +16555,7 @@
           </w:p>
         </w:tc>
         <w:tc>
-          <w:tcPr>
-            <w:shd w:val="clear" w:color="auto" w:fill="F6F8FA"/>
-          </w:tcPr>
+          <w:tcPr/>
           <w:p>
             <w:pPr>
               <w:jc w:val="left"/>
@@ -16505,9 +16572,7 @@
           </w:p>
         </w:tc>
         <w:tc>
-          <w:tcPr>
-            <w:shd w:val="clear" w:color="auto" w:fill="F6F8FA"/>
-          </w:tcPr>
+          <w:tcPr/>
           <w:p>
             <w:pPr>
               <w:jc w:val="left"/>
@@ -16520,7 +16585,9 @@
       </w:tr>
       <w:tr>
         <w:tc>
-          <w:tcPr/>
+          <w:tcPr>
+            <w:shd w:val="clear" w:color="auto" w:fill="F6F8FA"/>
+          </w:tcPr>
           <w:p>
             <w:pPr>
               <w:jc w:val="left"/>
@@ -16531,7 +16598,9 @@
           </w:p>
         </w:tc>
         <w:tc>
-          <w:tcPr/>
+          <w:tcPr>
+            <w:shd w:val="clear" w:color="auto" w:fill="F6F8FA"/>
+          </w:tcPr>
           <w:p>
             <w:pPr>
               <w:jc w:val="left"/>
@@ -16654,7 +16723,9 @@
           </w:p>
         </w:tc>
         <w:tc>
-          <w:tcPr/>
+          <w:tcPr>
+            <w:shd w:val="clear" w:color="auto" w:fill="F6F8FA"/>
+          </w:tcPr>
           <w:p>
             <w:pPr>
               <w:jc w:val="left"/>
@@ -16667,9 +16738,7 @@
       </w:tr>
       <w:tr>
         <w:tc>
-          <w:tcPr>
-            <w:shd w:val="clear" w:color="auto" w:fill="F6F8FA"/>
-          </w:tcPr>
+          <w:tcPr/>
           <w:p>
             <w:pPr>
               <w:jc w:val="left"/>
@@ -16680,9 +16749,7 @@
           </w:p>
         </w:tc>
         <w:tc>
-          <w:tcPr>
-            <w:shd w:val="clear" w:color="auto" w:fill="F6F8FA"/>
-          </w:tcPr>
+          <w:tcPr/>
           <w:p>
             <w:pPr>
               <w:jc w:val="left"/>
@@ -16786,9 +16853,7 @@
           </w:p>
         </w:tc>
         <w:tc>
-          <w:tcPr>
-            <w:shd w:val="clear" w:color="auto" w:fill="F6F8FA"/>
-          </w:tcPr>
+          <w:tcPr/>
           <w:p>
             <w:pPr>
               <w:jc w:val="left"/>

--- a/documents/setup-guide/setup-guide.docx
+++ b/documents/setup-guide/setup-guide.docx
@@ -84,7 +84,7 @@
           <w:b/>
           <w:sz w:val="24"/>
         </w:rPr>
-        <w:t xml:space="preserve">v6.5.0</w:t>
+        <w:t xml:space="preserve">v6.5.1</w:t>
       </w:r>
       <w:r>
         <w:rPr>
@@ -96,7 +96,7 @@
         <w:rPr>
           <w:sz w:val="24"/>
         </w:rPr>
-        <w:t xml:space="preserve">— September 20, 2026 01:07</w:t>
+        <w:t xml:space="preserve">— September 20, 2026 13:23</w:t>
       </w:r>
     </w:p>
     <w:sdt>
@@ -9799,7 +9799,7 @@
         <w:t xml:space="preserve"> </w:t>
       </w:r>
       <w:r>
-        <w:t xml:space="preserve">— e.g. ``Provisioning an OBS Bucket''</w:t>
+        <w:t xml:space="preserve">— e.g. “Provisioning an OBS Bucket”</w:t>
       </w:r>
     </w:p>
     <w:p>
@@ -9934,40 +9934,10 @@
       <w:r>
         <w:rPr>
           <w:bCs/>
+          <w:rStyle w:val="badge"/>
           <w:b/>
         </w:rPr>
-        <w:drawing>
-          <wp:inline>
-            <wp:extent cx="453951" cy="198000"/>
-            <wp:docPr id="58" name="Picture 58"/>
-            <wp:cNvGraphicFramePr>
-              <a:graphicFrameLocks noChangeAspect="1"/>
-            </wp:cNvGraphicFramePr>
-            <a:graphic>
-              <a:graphicData uri="http://schemas.openxmlformats.org/drawingml/2006/picture">
-                <pic:pic>
-                  <pic:nvPicPr>
-                    <pic:cNvPr id="0" name="badge-NEW.png"/>
-                    <pic:cNvPicPr/>
-                  </pic:nvPicPr>
-                  <pic:blipFill>
-                    <a:blip r:embed="rId11"/>
-                    <a:stretch>
-                      <a:fillRect/>
-                    </a:stretch>
-                  </pic:blipFill>
-                  <pic:spPr>
-                    <a:xfrm>
-                      <a:off x="0" y="0"/>
-                      <a:ext cx="453951" cy="198000"/>
-                    </a:xfrm>
-                    <a:prstGeom prst="rect"/>
-                  </pic:spPr>
-                </pic:pic>
-              </a:graphicData>
-            </a:graphic>
-          </wp:inline>
-        </w:drawing>
+        <w:t>Ready</w:t>
       </w:r>
     </w:p>
     <w:p>
@@ -13375,7 +13345,7 @@
               <w:jc w:val="left"/>
             </w:pPr>
             <w:r>
-              <w:t xml:space="preserve">6.5.0</w:t>
+              <w:t xml:space="preserve">6.5.1</w:t>
             </w:r>
           </w:p>
         </w:tc>
@@ -13394,10 +13364,14 @@
           <w:tcPr/>
           <w:p>
             <w:pPr>
-              <w:jc w:val="left"/>
-            </w:pPr>
-            <w:r>
-              <w:t xml:space="preserve">Evidence checklist simplified to plain bullets in both PDF and DOCX (checkbox markers removed for compatibility). Planned Activities list in DOCX now uses Word’s native lower-roman numbering (i., ii., iii.) matching the PDF. Badges in DOCX replaced with exact-replica PNG pill images (rounded, colored frame and background, bold text) matching the PDF \ huaweibadge look — assets committed to the repo. Signature blocks in DOCX no longer show literal + symbols (proper hard line breaks).</w:t>
+              <w:numPr>
+                <w:ilvl w:val="0"/>
+                <w:numId w:val="1042"/>
+              </w:numPr>
+              <w:jc w:val="left"/>
+            </w:pPr>
+            <w:r>
+              <w:t xml:space="preserve">Fixed DOCX/MD/HTML output: tables are no longer corrupted when changelog, signature, or summary content contains a pipe character (“|”). Badge text is now preserved in DOCX/MD/HTML — a “Ready” badge renders “Ready” instead of “[NEW]”. Multi-item changelog entries render as bullet lists instead of being joined with a literal “+”. POC documents now include the changelog in DOCX/MD/HTML. The :noanswers: attribute now hides test results and remarks in DOCX/MD/HTML, matching the PDF. Inline LaTeX (monospace text, arrows, LaTeX quotes) no longer leaks from changelog entries. The test suite now exercises the real build pipeline (pre-processor wired into round-trip and DOCX tests), with new pre-processor unit tests.</w:t>
             </w:r>
           </w:p>
         </w:tc>
@@ -13412,7 +13386,7 @@
               <w:jc w:val="left"/>
             </w:pPr>
             <w:r>
-              <w:t xml:space="preserve">6.4.7</w:t>
+              <w:t xml:space="preserve">6.5.0</w:t>
             </w:r>
           </w:p>
         </w:tc>
@@ -13435,10 +13409,14 @@
           </w:tcPr>
           <w:p>
             <w:pPr>
-              <w:jc w:val="left"/>
-            </w:pPr>
-            <w:r>
-              <w:t xml:space="preserve">Section titles in DOCX now match the PDF heading design: the big section number (56pt) sits on the left, the title text is pushed to the right edge (a right tab stop mimics the LaTeX \ hfill), and the red rule runs below — previously the title sat left-aligned next to a small number. Applies to all templates.</w:t>
+              <w:numPr>
+                <w:ilvl w:val="0"/>
+                <w:numId w:val="1043"/>
+              </w:numPr>
+              <w:jc w:val="left"/>
+            </w:pPr>
+            <w:r>
+              <w:t xml:space="preserve">Evidence checklist simplified to plain bullets in both PDF and DOCX (checkbox markers removed for compatibility). Planned Activities list in DOCX now uses Word’s native lower-roman numbering (i., ii., iii.) matching the PDF. Badges in DOCX replaced with exact-replica PNG pill images (rounded, colored frame and background, bold text) matching the PDF \ huaweibadge look — assets committed to the repo. Signature blocks in DOCX no longer show literal + symbols (proper hard line breaks).</w:t>
             </w:r>
           </w:p>
         </w:tc>
@@ -13451,7 +13429,7 @@
               <w:jc w:val="left"/>
             </w:pPr>
             <w:r>
-              <w:t xml:space="preserve">6.4.6</w:t>
+              <w:t xml:space="preserve">6.4.7</w:t>
             </w:r>
           </w:p>
         </w:tc>
@@ -13470,10 +13448,14 @@
           <w:tcPr/>
           <w:p>
             <w:pPr>
-              <w:jc w:val="left"/>
-            </w:pPr>
-            <w:r>
-              <w:t xml:space="preserve">Code blocks inside test cases no longer break the red left rule in DOCX — the code style’s left indent (which jogged the rule) is reset inside test case blocks, and code blocks now show the PDF’s code box (gray background with thin border on top, bottom, and right, red rule continuing on the left).</w:t>
+              <w:numPr>
+                <w:ilvl w:val="0"/>
+                <w:numId w:val="1044"/>
+              </w:numPr>
+              <w:jc w:val="left"/>
+            </w:pPr>
+            <w:r>
+              <w:t xml:space="preserve">Section titles in DOCX now match the PDF heading design: the big section number (56pt) sits on the left, the title text is pushed to the right edge (a right tab stop mimics the LaTeX \ hfill), and the red rule runs below — previously the title sat left-aligned next to a small number. Applies to all templates.</w:t>
             </w:r>
           </w:p>
         </w:tc>
@@ -13488,7 +13470,7 @@
               <w:jc w:val="left"/>
             </w:pPr>
             <w:r>
-              <w:t xml:space="preserve">6.4.5</w:t>
+              <w:t xml:space="preserve">6.4.6</w:t>
             </w:r>
           </w:p>
         </w:tc>
@@ -13511,10 +13493,14 @@
           </w:tcPr>
           <w:p>
             <w:pPr>
-              <w:jc w:val="left"/>
-            </w:pPr>
-            <w:r>
-              <w:t xml:space="preserve">DOCX polish pass: all captions centered (matching the PDF), vertical spacing between blocks matched to the LaTeX rhythm (medskip/smallskip around captions, field bars, and steps), and test steps now render as separate paragraphs each with the red bold number (previously merged into one paragraph).</w:t>
+              <w:numPr>
+                <w:ilvl w:val="0"/>
+                <w:numId w:val="1045"/>
+              </w:numPr>
+              <w:jc w:val="left"/>
+            </w:pPr>
+            <w:r>
+              <w:t xml:space="preserve">Code blocks inside test cases no longer break the red left rule in DOCX — the code style’s left indent (which jogged the rule) is reset inside test case blocks, and code blocks now show the PDF’s code box (gray background with thin border on top, bottom, and right, red rule continuing on the left).</w:t>
             </w:r>
           </w:p>
         </w:tc>
@@ -13527,7 +13513,7 @@
               <w:jc w:val="left"/>
             </w:pPr>
             <w:r>
-              <w:t xml:space="preserve">6.4.4</w:t>
+              <w:t xml:space="preserve">6.4.5</w:t>
             </w:r>
           </w:p>
         </w:tc>
@@ -13546,10 +13532,14 @@
           <w:tcPr/>
           <w:p>
             <w:pPr>
-              <w:jc w:val="left"/>
-            </w:pPr>
-            <w:r>
-              <w:t xml:space="preserve">DOCX covers now show the logo, cover text, and version/date/time meta line like the PDF. Test case blocks in DOCX get the PDF’s visual wrapper: red left rule, red field header bars, and red step numbers. Captions follow the PDF ordering system in DOCX, MD, and HTML (Table/Diagram/Figure/Testcase N: with bold symbol). Portuguese PDFs now label diagrams "Diagrama N:" (was hardcoded English "Diagram"). Markdown and HTML output no longer leaks raw LaTeX from passthrough blocks — the DOCX pre-processor now feeds those pipelines too.</w:t>
+              <w:numPr>
+                <w:ilvl w:val="0"/>
+                <w:numId w:val="1046"/>
+              </w:numPr>
+              <w:jc w:val="left"/>
+            </w:pPr>
+            <w:r>
+              <w:t xml:space="preserve">DOCX polish pass: all captions centered (matching the PDF), vertical spacing between blocks matched to the LaTeX rhythm (medskip/smallskip around captions, field bars, and steps), and test steps now render as separate paragraphs each with the red bold number (previously merged into one paragraph).</w:t>
             </w:r>
           </w:p>
         </w:tc>
@@ -13564,7 +13554,7 @@
               <w:jc w:val="left"/>
             </w:pPr>
             <w:r>
-              <w:t xml:space="preserve">6.4.3</w:t>
+              <w:t xml:space="preserve">6.4.4</w:t>
             </w:r>
           </w:p>
         </w:tc>
@@ -13587,10 +13577,14 @@
           </w:tcPr>
           <w:p>
             <w:pPr>
-              <w:jc w:val="left"/>
-            </w:pPr>
-            <w:r>
-              <w:t xml:space="preserve">Testbook and POC DOCX output now matches the PDF much more closely: native table of contents (language-aware, auto-populated), each section starts on a new page, embedded images and diagrams (PlantUML/Graphviz rendered), white-on-red table headers, cover version line under the title, centered test case captions, and plain black rules for signature grids.</w:t>
+              <w:numPr>
+                <w:ilvl w:val="0"/>
+                <w:numId w:val="1047"/>
+              </w:numPr>
+              <w:jc w:val="left"/>
+            </w:pPr>
+            <w:r>
+              <w:t xml:space="preserve">DOCX covers now show the logo, cover text, and version/date/time meta line like the PDF. Test case blocks in DOCX get the PDF’s visual wrapper: red left rule, red field header bars, and red step numbers. Captions follow the PDF ordering system in DOCX, MD, and HTML (Table/Diagram/Figure/Testcase N: with bold symbol). Portuguese PDFs now label diagrams "Diagrama N:" (was hardcoded English "Diagram"). Markdown and HTML output no longer leaks raw LaTeX from passthrough blocks — the DOCX pre-processor now feeds those pipelines too.</w:t>
             </w:r>
           </w:p>
         </w:tc>
@@ -13603,7 +13597,7 @@
               <w:jc w:val="left"/>
             </w:pPr>
             <w:r>
-              <w:t xml:space="preserve">6.4.2</w:t>
+              <w:t xml:space="preserve">6.4.3</w:t>
             </w:r>
           </w:p>
         </w:tc>
@@ -13622,10 +13616,14 @@
           <w:tcPr/>
           <w:p>
             <w:pPr>
-              <w:jc w:val="left"/>
-            </w:pPr>
-            <w:r>
-              <w:t xml:space="preserve">DOCX output for POC and testbook templates now includes all passthrough content (stakeholders, closing record, signatures, test cases, test summary, changelog) via a new pre-processor. Fixed dropped Test Scope fields in testbook DOCX output.</w:t>
+              <w:numPr>
+                <w:ilvl w:val="0"/>
+                <w:numId w:val="1048"/>
+              </w:numPr>
+              <w:jc w:val="left"/>
+            </w:pPr>
+            <w:r>
+              <w:t xml:space="preserve">Testbook and POC DOCX output now matches the PDF much more closely: native table of contents (language-aware, auto-populated), each section starts on a new page, embedded images and diagrams (PlantUML/Graphviz rendered), white-on-red table headers, cover version line under the title, centered test case captions, and plain black rules for signature grids.</w:t>
             </w:r>
           </w:p>
         </w:tc>
@@ -13640,14 +13638,55 @@
               <w:jc w:val="left"/>
             </w:pPr>
             <w:r>
+              <w:t xml:space="preserve">6.4.2</w:t>
+            </w:r>
+          </w:p>
+        </w:tc>
+        <w:tc>
+          <w:tcPr>
+            <w:shd w:val="clear" w:color="auto" w:fill="F6F8FA"/>
+          </w:tcPr>
+          <w:p>
+            <w:pPr>
+              <w:jc w:val="left"/>
+            </w:pPr>
+            <w:r>
+              <w:t xml:space="preserve">2026-09-20</w:t>
+            </w:r>
+          </w:p>
+        </w:tc>
+        <w:tc>
+          <w:tcPr>
+            <w:shd w:val="clear" w:color="auto" w:fill="F6F8FA"/>
+          </w:tcPr>
+          <w:p>
+            <w:pPr>
+              <w:numPr>
+                <w:ilvl w:val="0"/>
+                <w:numId w:val="1049"/>
+              </w:numPr>
+              <w:jc w:val="left"/>
+            </w:pPr>
+            <w:r>
+              <w:t xml:space="preserve">DOCX output for POC and testbook templates now includes all passthrough content (stakeholders, closing record, signatures, test cases, test summary, changelog) via a new pre-processor. Fixed dropped Test Scope fields in testbook DOCX output.</w:t>
+            </w:r>
+          </w:p>
+        </w:tc>
+      </w:tr>
+      <w:tr>
+        <w:tc>
+          <w:tcPr/>
+          <w:p>
+            <w:pPr>
+              <w:jc w:val="left"/>
+            </w:pPr>
+            <w:r>
               <w:t xml:space="preserve">6.4.0</w:t>
             </w:r>
           </w:p>
         </w:tc>
         <w:tc>
-          <w:tcPr>
-            <w:shd w:val="clear" w:color="auto" w:fill="F6F8FA"/>
-          </w:tcPr>
+          <w:tcPr/>
           <w:p>
             <w:pPr>
               <w:jc w:val="left"/>
@@ -13658,11 +13697,13 @@
           </w:p>
         </w:tc>
         <w:tc>
-          <w:tcPr>
-            <w:shd w:val="clear" w:color="auto" w:fill="F6F8FA"/>
-          </w:tcPr>
-          <w:p>
-            <w:pPr>
+          <w:tcPr/>
+          <w:p>
+            <w:pPr>
+              <w:numPr>
+                <w:ilvl w:val="0"/>
+                <w:numId w:val="1050"/>
+              </w:numPr>
               <w:jc w:val="left"/>
             </w:pPr>
             <w:r>
@@ -13688,7 +13729,9 @@
       </w:tr>
       <w:tr>
         <w:tc>
-          <w:tcPr/>
+          <w:tcPr>
+            <w:shd w:val="clear" w:color="auto" w:fill="F6F8FA"/>
+          </w:tcPr>
           <w:p>
             <w:pPr>
               <w:jc w:val="left"/>
@@ -13699,7 +13742,9 @@
           </w:p>
         </w:tc>
         <w:tc>
-          <w:tcPr/>
+          <w:tcPr>
+            <w:shd w:val="clear" w:color="auto" w:fill="F6F8FA"/>
+          </w:tcPr>
           <w:p>
             <w:pPr>
               <w:jc w:val="left"/>
@@ -13710,9 +13755,15 @@
           </w:p>
         </w:tc>
         <w:tc>
-          <w:tcPr/>
-          <w:p>
-            <w:pPr>
+          <w:tcPr>
+            <w:shd w:val="clear" w:color="auto" w:fill="F6F8FA"/>
+          </w:tcPr>
+          <w:p>
+            <w:pPr>
+              <w:numPr>
+                <w:ilvl w:val="0"/>
+                <w:numId w:val="1051"/>
+              </w:numPr>
               <w:jc w:val="left"/>
             </w:pPr>
             <w:r>
@@ -13723,9 +13774,7 @@
       </w:tr>
       <w:tr>
         <w:tc>
-          <w:tcPr>
-            <w:shd w:val="clear" w:color="auto" w:fill="F6F8FA"/>
-          </w:tcPr>
+          <w:tcPr/>
           <w:p>
             <w:pPr>
               <w:jc w:val="left"/>
@@ -13736,9 +13785,7 @@
           </w:p>
         </w:tc>
         <w:tc>
-          <w:tcPr>
-            <w:shd w:val="clear" w:color="auto" w:fill="F6F8FA"/>
-          </w:tcPr>
+          <w:tcPr/>
           <w:p>
             <w:pPr>
               <w:jc w:val="left"/>
@@ -13749,11 +13796,13 @@
           </w:p>
         </w:tc>
         <w:tc>
-          <w:tcPr>
-            <w:shd w:val="clear" w:color="auto" w:fill="F6F8FA"/>
-          </w:tcPr>
-          <w:p>
-            <w:pPr>
+          <w:tcPr/>
+          <w:p>
+            <w:pPr>
+              <w:numPr>
+                <w:ilvl w:val="0"/>
+                <w:numId w:val="1052"/>
+              </w:numPr>
               <w:jc w:val="left"/>
             </w:pPr>
             <w:r>
@@ -13764,7 +13813,9 @@
       </w:tr>
       <w:tr>
         <w:tc>
-          <w:tcPr/>
+          <w:tcPr>
+            <w:shd w:val="clear" w:color="auto" w:fill="F6F8FA"/>
+          </w:tcPr>
           <w:p>
             <w:pPr>
               <w:jc w:val="left"/>
@@ -13775,7 +13826,9 @@
           </w:p>
         </w:tc>
         <w:tc>
-          <w:tcPr/>
+          <w:tcPr>
+            <w:shd w:val="clear" w:color="auto" w:fill="F6F8FA"/>
+          </w:tcPr>
           <w:p>
             <w:pPr>
               <w:jc w:val="left"/>
@@ -13786,9 +13839,15 @@
           </w:p>
         </w:tc>
         <w:tc>
-          <w:tcPr/>
-          <w:p>
-            <w:pPr>
+          <w:tcPr>
+            <w:shd w:val="clear" w:color="auto" w:fill="F6F8FA"/>
+          </w:tcPr>
+          <w:p>
+            <w:pPr>
+              <w:numPr>
+                <w:ilvl w:val="0"/>
+                <w:numId w:val="1053"/>
+              </w:numPr>
               <w:jc w:val="left"/>
             </w:pPr>
             <w:r>
@@ -13814,9 +13873,7 @@
       </w:tr>
       <w:tr>
         <w:tc>
-          <w:tcPr>
-            <w:shd w:val="clear" w:color="auto" w:fill="F6F8FA"/>
-          </w:tcPr>
+          <w:tcPr/>
           <w:p>
             <w:pPr>
               <w:jc w:val="left"/>
@@ -13827,9 +13884,7 @@
           </w:p>
         </w:tc>
         <w:tc>
-          <w:tcPr>
-            <w:shd w:val="clear" w:color="auto" w:fill="F6F8FA"/>
-          </w:tcPr>
+          <w:tcPr/>
           <w:p>
             <w:pPr>
               <w:jc w:val="left"/>
@@ -13840,11 +13895,13 @@
           </w:p>
         </w:tc>
         <w:tc>
-          <w:tcPr>
-            <w:shd w:val="clear" w:color="auto" w:fill="F6F8FA"/>
-          </w:tcPr>
-          <w:p>
-            <w:pPr>
+          <w:tcPr/>
+          <w:p>
+            <w:pPr>
+              <w:numPr>
+                <w:ilvl w:val="0"/>
+                <w:numId w:val="1054"/>
+              </w:numPr>
               <w:jc w:val="left"/>
             </w:pPr>
             <w:r>
@@ -13855,7 +13912,9 @@
       </w:tr>
       <w:tr>
         <w:tc>
-          <w:tcPr/>
+          <w:tcPr>
+            <w:shd w:val="clear" w:color="auto" w:fill="F6F8FA"/>
+          </w:tcPr>
           <w:p>
             <w:pPr>
               <w:jc w:val="left"/>
@@ -13866,7 +13925,9 @@
           </w:p>
         </w:tc>
         <w:tc>
-          <w:tcPr/>
+          <w:tcPr>
+            <w:shd w:val="clear" w:color="auto" w:fill="F6F8FA"/>
+          </w:tcPr>
           <w:p>
             <w:pPr>
               <w:jc w:val="left"/>
@@ -13877,9 +13938,15 @@
           </w:p>
         </w:tc>
         <w:tc>
-          <w:tcPr/>
-          <w:p>
-            <w:pPr>
+          <w:tcPr>
+            <w:shd w:val="clear" w:color="auto" w:fill="F6F8FA"/>
+          </w:tcPr>
+          <w:p>
+            <w:pPr>
+              <w:numPr>
+                <w:ilvl w:val="0"/>
+                <w:numId w:val="1055"/>
+              </w:numPr>
               <w:jc w:val="left"/>
             </w:pPr>
             <w:r>
@@ -13890,9 +13957,7 @@
       </w:tr>
       <w:tr>
         <w:tc>
-          <w:tcPr>
-            <w:shd w:val="clear" w:color="auto" w:fill="F6F8FA"/>
-          </w:tcPr>
+          <w:tcPr/>
           <w:p>
             <w:pPr>
               <w:jc w:val="left"/>
@@ -13903,9 +13968,7 @@
           </w:p>
         </w:tc>
         <w:tc>
-          <w:tcPr>
-            <w:shd w:val="clear" w:color="auto" w:fill="F6F8FA"/>
-          </w:tcPr>
+          <w:tcPr/>
           <w:p>
             <w:pPr>
               <w:jc w:val="left"/>
@@ -13916,11 +13979,13 @@
           </w:p>
         </w:tc>
         <w:tc>
-          <w:tcPr>
-            <w:shd w:val="clear" w:color="auto" w:fill="F6F8FA"/>
-          </w:tcPr>
-          <w:p>
-            <w:pPr>
+          <w:tcPr/>
+          <w:p>
+            <w:pPr>
+              <w:numPr>
+                <w:ilvl w:val="0"/>
+                <w:numId w:val="1056"/>
+              </w:numPr>
               <w:jc w:val="left"/>
             </w:pPr>
             <w:r>
@@ -13978,14 +14043,16 @@
               <w:t xml:space="preserve"> </w:t>
             </w:r>
             <w:r>
-              <w:t xml:space="preserve">(680$\to$84 lines), added testbook unit tests, fixed build system error handling.</w:t>
+              <w:t xml:space="preserve">(680→84 lines), added testbook unit tests, fixed build system error handling.</w:t>
             </w:r>
           </w:p>
         </w:tc>
       </w:tr>
       <w:tr>
         <w:tc>
-          <w:tcPr/>
+          <w:tcPr>
+            <w:shd w:val="clear" w:color="auto" w:fill="F6F8FA"/>
+          </w:tcPr>
           <w:p>
             <w:pPr>
               <w:jc w:val="left"/>
@@ -13996,7 +14063,9 @@
           </w:p>
         </w:tc>
         <w:tc>
-          <w:tcPr/>
+          <w:tcPr>
+            <w:shd w:val="clear" w:color="auto" w:fill="F6F8FA"/>
+          </w:tcPr>
           <w:p>
             <w:pPr>
               <w:jc w:val="left"/>
@@ -14007,34 +14076,26 @@
           </w:p>
         </w:tc>
         <w:tc>
-          <w:tcPr/>
-          <w:p>
-            <w:pPr>
-              <w:jc w:val="left"/>
-            </w:pPr>
-            <w:r>
-              <w:t xml:space="preserve">Testcase headings now formatted as captions (like figures/tables): bold</w:t>
-            </w:r>
-            <w:r>
-              <w:t xml:space="preserve"> </w:t>
-            </w:r>
-            <w:r>
-              <w:rPr>
-                <w:rStyle w:val="VerbatimChar"/>
-              </w:rPr>
-              <w:t xml:space="preserve">Testcase N:'' followed by description. Changed label from</w:t>
-            </w:r>
-            <w:r>
-              <w:t xml:space="preserve">Test Case'' to ``Testcase''.</w:t>
+          <w:tcPr>
+            <w:shd w:val="clear" w:color="auto" w:fill="F6F8FA"/>
+          </w:tcPr>
+          <w:p>
+            <w:pPr>
+              <w:numPr>
+                <w:ilvl w:val="0"/>
+                <w:numId w:val="1057"/>
+              </w:numPr>
+              <w:jc w:val="left"/>
+            </w:pPr>
+            <w:r>
+              <w:t xml:space="preserve">Testcase headings now formatted as captions (like figures/tables): bold “Testcase N:” followed by description. Changed label from “Test Case” to “Testcase”.</w:t>
             </w:r>
           </w:p>
         </w:tc>
       </w:tr>
       <w:tr>
         <w:tc>
-          <w:tcPr>
-            <w:shd w:val="clear" w:color="auto" w:fill="F6F8FA"/>
-          </w:tcPr>
+          <w:tcPr/>
           <w:p>
             <w:pPr>
               <w:jc w:val="left"/>
@@ -14045,9 +14106,7 @@
           </w:p>
         </w:tc>
         <w:tc>
-          <w:tcPr>
-            <w:shd w:val="clear" w:color="auto" w:fill="F6F8FA"/>
-          </w:tcPr>
+          <w:tcPr/>
           <w:p>
             <w:pPr>
               <w:jc w:val="left"/>
@@ -14058,11 +14117,13 @@
           </w:p>
         </w:tc>
         <w:tc>
-          <w:tcPr>
-            <w:shd w:val="clear" w:color="auto" w:fill="F6F8FA"/>
-          </w:tcPr>
-          <w:p>
-            <w:pPr>
+          <w:tcPr/>
+          <w:p>
+            <w:pPr>
+              <w:numPr>
+                <w:ilvl w:val="0"/>
+                <w:numId w:val="1058"/>
+              </w:numPr>
               <w:jc w:val="left"/>
             </w:pPr>
             <w:r>
@@ -14073,7 +14134,9 @@
       </w:tr>
       <w:tr>
         <w:tc>
-          <w:tcPr/>
+          <w:tcPr>
+            <w:shd w:val="clear" w:color="auto" w:fill="F6F8FA"/>
+          </w:tcPr>
           <w:p>
             <w:pPr>
               <w:jc w:val="left"/>
@@ -14084,7 +14147,9 @@
           </w:p>
         </w:tc>
         <w:tc>
-          <w:tcPr/>
+          <w:tcPr>
+            <w:shd w:val="clear" w:color="auto" w:fill="F6F8FA"/>
+          </w:tcPr>
           <w:p>
             <w:pPr>
               <w:jc w:val="left"/>
@@ -14095,9 +14160,15 @@
           </w:p>
         </w:tc>
         <w:tc>
-          <w:tcPr/>
-          <w:p>
-            <w:pPr>
+          <w:tcPr>
+            <w:shd w:val="clear" w:color="auto" w:fill="F6F8FA"/>
+          </w:tcPr>
+          <w:p>
+            <w:pPr>
+              <w:numPr>
+                <w:ilvl w:val="0"/>
+                <w:numId w:val="1059"/>
+              </w:numPr>
               <w:jc w:val="left"/>
             </w:pPr>
             <w:r>
@@ -14165,9 +14236,7 @@
       </w:tr>
       <w:tr>
         <w:tc>
-          <w:tcPr>
-            <w:shd w:val="clear" w:color="auto" w:fill="F6F8FA"/>
-          </w:tcPr>
+          <w:tcPr/>
           <w:p>
             <w:pPr>
               <w:jc w:val="left"/>
@@ -14178,9 +14247,7 @@
           </w:p>
         </w:tc>
         <w:tc>
-          <w:tcPr>
-            <w:shd w:val="clear" w:color="auto" w:fill="F6F8FA"/>
-          </w:tcPr>
+          <w:tcPr/>
           <w:p>
             <w:pPr>
               <w:jc w:val="left"/>
@@ -14191,11 +14258,13 @@
           </w:p>
         </w:tc>
         <w:tc>
-          <w:tcPr>
-            <w:shd w:val="clear" w:color="auto" w:fill="F6F8FA"/>
-          </w:tcPr>
-          <w:p>
-            <w:pPr>
+          <w:tcPr/>
+          <w:p>
+            <w:pPr>
+              <w:numPr>
+                <w:ilvl w:val="0"/>
+                <w:numId w:val="1060"/>
+              </w:numPr>
               <w:jc w:val="left"/>
             </w:pPr>
             <w:r>
@@ -14206,7 +14275,9 @@
       </w:tr>
       <w:tr>
         <w:tc>
-          <w:tcPr/>
+          <w:tcPr>
+            <w:shd w:val="clear" w:color="auto" w:fill="F6F8FA"/>
+          </w:tcPr>
           <w:p>
             <w:pPr>
               <w:jc w:val="left"/>
@@ -14217,7 +14288,9 @@
           </w:p>
         </w:tc>
         <w:tc>
-          <w:tcPr/>
+          <w:tcPr>
+            <w:shd w:val="clear" w:color="auto" w:fill="F6F8FA"/>
+          </w:tcPr>
           <w:p>
             <w:pPr>
               <w:jc w:val="left"/>
@@ -14228,9 +14301,15 @@
           </w:p>
         </w:tc>
         <w:tc>
-          <w:tcPr/>
-          <w:p>
-            <w:pPr>
+          <w:tcPr>
+            <w:shd w:val="clear" w:color="auto" w:fill="F6F8FA"/>
+          </w:tcPr>
+          <w:p>
+            <w:pPr>
+              <w:numPr>
+                <w:ilvl w:val="0"/>
+                <w:numId w:val="1061"/>
+              </w:numPr>
               <w:jc w:val="left"/>
             </w:pPr>
             <w:r>
@@ -14286,9 +14365,7 @@
       </w:tr>
       <w:tr>
         <w:tc>
-          <w:tcPr>
-            <w:shd w:val="clear" w:color="auto" w:fill="F6F8FA"/>
-          </w:tcPr>
+          <w:tcPr/>
           <w:p>
             <w:pPr>
               <w:jc w:val="left"/>
@@ -14299,9 +14376,7 @@
           </w:p>
         </w:tc>
         <w:tc>
-          <w:tcPr>
-            <w:shd w:val="clear" w:color="auto" w:fill="F6F8FA"/>
-          </w:tcPr>
+          <w:tcPr/>
           <w:p>
             <w:pPr>
               <w:jc w:val="left"/>
@@ -14312,11 +14387,13 @@
           </w:p>
         </w:tc>
         <w:tc>
-          <w:tcPr>
-            <w:shd w:val="clear" w:color="auto" w:fill="F6F8FA"/>
-          </w:tcPr>
-          <w:p>
-            <w:pPr>
+          <w:tcPr/>
+          <w:p>
+            <w:pPr>
+              <w:numPr>
+                <w:ilvl w:val="0"/>
+                <w:numId w:val="1062"/>
+              </w:numPr>
               <w:jc w:val="left"/>
             </w:pPr>
             <w:r>
@@ -14369,7 +14446,9 @@
       </w:tr>
       <w:tr>
         <w:tc>
-          <w:tcPr/>
+          <w:tcPr>
+            <w:shd w:val="clear" w:color="auto" w:fill="F6F8FA"/>
+          </w:tcPr>
           <w:p>
             <w:pPr>
               <w:jc w:val="left"/>
@@ -14380,7 +14459,9 @@
           </w:p>
         </w:tc>
         <w:tc>
-          <w:tcPr/>
+          <w:tcPr>
+            <w:shd w:val="clear" w:color="auto" w:fill="F6F8FA"/>
+          </w:tcPr>
           <w:p>
             <w:pPr>
               <w:jc w:val="left"/>
@@ -14391,9 +14472,15 @@
           </w:p>
         </w:tc>
         <w:tc>
-          <w:tcPr/>
-          <w:p>
-            <w:pPr>
+          <w:tcPr>
+            <w:shd w:val="clear" w:color="auto" w:fill="F6F8FA"/>
+          </w:tcPr>
+          <w:p>
+            <w:pPr>
+              <w:numPr>
+                <w:ilvl w:val="0"/>
+                <w:numId w:val="1063"/>
+              </w:numPr>
               <w:jc w:val="left"/>
             </w:pPr>
             <w:r>
@@ -14412,29 +14499,14 @@
               <w:t xml:space="preserve"> </w:t>
             </w:r>
             <w:r>
-              <w:t xml:space="preserve">from command to environment wrapping 2-column teststeps (Step</w:t>
+              <w:t xml:space="preserve">from command to environment wrapping 2-column teststeps (Step | Action). Reordered fields: Test Result before Remarks. Updated Lua filter and round-trip test for grid table counting.</w:t>
             </w:r>
           </w:p>
         </w:tc>
       </w:tr>
       <w:tr>
         <w:tc>
-          <w:tcPr>
-            <w:shd w:val="clear" w:color="auto" w:fill="F6F8FA"/>
-          </w:tcPr>
-          <w:p>
-            <w:pPr>
-              <w:jc w:val="left"/>
-            </w:pPr>
-            <w:r>
-              <w:t xml:space="preserve">Action). Reordered fields: Test Result before Remarks. Updated Lua filter and round-trip test for grid table counting.</w:t>
-            </w:r>
-          </w:p>
-        </w:tc>
-        <w:tc>
-          <w:tcPr>
-            <w:shd w:val="clear" w:color="auto" w:fill="F6F8FA"/>
-          </w:tcPr>
+          <w:tcPr/>
           <w:p>
             <w:pPr>
               <w:jc w:val="left"/>
@@ -14445,9 +14517,7 @@
           </w:p>
         </w:tc>
         <w:tc>
-          <w:tcPr>
-            <w:shd w:val="clear" w:color="auto" w:fill="F6F8FA"/>
-          </w:tcPr>
+          <w:tcPr/>
           <w:p>
             <w:pPr>
               <w:jc w:val="left"/>
@@ -14457,12 +14527,14 @@
             </w:r>
           </w:p>
         </w:tc>
-      </w:tr>
-      <w:tr>
         <w:tc>
           <w:tcPr/>
           <w:p>
             <w:pPr>
+              <w:numPr>
+                <w:ilvl w:val="0"/>
+                <w:numId w:val="1064"/>
+              </w:numPr>
               <w:jc w:val="left"/>
             </w:pPr>
             <w:r>
@@ -14500,28 +14572,6 @@
             </w:r>
           </w:p>
         </w:tc>
-        <w:tc>
-          <w:tcPr/>
-          <w:p>
-            <w:pPr>
-              <w:jc w:val="left"/>
-            </w:pPr>
-            <w:r>
-              <w:t xml:space="preserve">3.9.0</w:t>
-            </w:r>
-          </w:p>
-        </w:tc>
-        <w:tc>
-          <w:tcPr/>
-          <w:p>
-            <w:pPr>
-              <w:jc w:val="left"/>
-            </w:pPr>
-            <w:r>
-              <w:t xml:space="preserve">2026-09-13</w:t>
-            </w:r>
-          </w:p>
-        </w:tc>
       </w:tr>
       <w:tr>
         <w:tc>
@@ -14530,6 +14580,36 @@
           </w:tcPr>
           <w:p>
             <w:pPr>
+              <w:jc w:val="left"/>
+            </w:pPr>
+            <w:r>
+              <w:t xml:space="preserve">3.9.0</w:t>
+            </w:r>
+          </w:p>
+        </w:tc>
+        <w:tc>
+          <w:tcPr>
+            <w:shd w:val="clear" w:color="auto" w:fill="F6F8FA"/>
+          </w:tcPr>
+          <w:p>
+            <w:pPr>
+              <w:jc w:val="left"/>
+            </w:pPr>
+            <w:r>
+              <w:t xml:space="preserve">2026-09-13</w:t>
+            </w:r>
+          </w:p>
+        </w:tc>
+        <w:tc>
+          <w:tcPr>
+            <w:shd w:val="clear" w:color="auto" w:fill="F6F8FA"/>
+          </w:tcPr>
+          <w:p>
+            <w:pPr>
+              <w:numPr>
+                <w:ilvl w:val="0"/>
+                <w:numId w:val="1065"/>
+              </w:numPr>
               <w:jc w:val="left"/>
             </w:pPr>
             <w:r>
@@ -14552,32 +14632,6 @@
             </w:r>
           </w:p>
         </w:tc>
-        <w:tc>
-          <w:tcPr>
-            <w:shd w:val="clear" w:color="auto" w:fill="F6F8FA"/>
-          </w:tcPr>
-          <w:p>
-            <w:pPr>
-              <w:jc w:val="left"/>
-            </w:pPr>
-            <w:r>
-              <w:t xml:space="preserve">3.8.1</w:t>
-            </w:r>
-          </w:p>
-        </w:tc>
-        <w:tc>
-          <w:tcPr>
-            <w:shd w:val="clear" w:color="auto" w:fill="F6F8FA"/>
-          </w:tcPr>
-          <w:p>
-            <w:pPr>
-              <w:jc w:val="left"/>
-            </w:pPr>
-            <w:r>
-              <w:t xml:space="preserve">2026-09-13</w:t>
-            </w:r>
-          </w:p>
-        </w:tc>
       </w:tr>
       <w:tr>
         <w:tc>
@@ -14587,29 +14641,33 @@
               <w:jc w:val="left"/>
             </w:pPr>
             <w:r>
+              <w:t xml:space="preserve">3.8.1</w:t>
+            </w:r>
+          </w:p>
+        </w:tc>
+        <w:tc>
+          <w:tcPr/>
+          <w:p>
+            <w:pPr>
+              <w:jc w:val="left"/>
+            </w:pPr>
+            <w:r>
+              <w:t xml:space="preserve">2026-09-13</w:t>
+            </w:r>
+          </w:p>
+        </w:tc>
+        <w:tc>
+          <w:tcPr/>
+          <w:p>
+            <w:pPr>
+              <w:numPr>
+                <w:ilvl w:val="0"/>
+                <w:numId w:val="1066"/>
+              </w:numPr>
+              <w:jc w:val="left"/>
+            </w:pPr>
+            <w:r>
               <w:t xml:space="preserve">End-to-end quality review: fixed testbook PDF metadata title, removed stray user DOCX from template dir, fixed round-trip.sh variable typo, updated stale references in AGENTS.md and README.md, committed testbook sample PDFs, set TZ for pandoc cover time consistency, widened pandoc version range.</w:t>
-            </w:r>
-          </w:p>
-        </w:tc>
-        <w:tc>
-          <w:tcPr/>
-          <w:p>
-            <w:pPr>
-              <w:jc w:val="left"/>
-            </w:pPr>
-            <w:r>
-              <w:t xml:space="preserve">3.8.0</w:t>
-            </w:r>
-          </w:p>
-        </w:tc>
-        <w:tc>
-          <w:tcPr/>
-          <w:p>
-            <w:pPr>
-              <w:jc w:val="left"/>
-            </w:pPr>
-            <w:r>
-              <w:t xml:space="preserve">2026-09-13</w:t>
             </w:r>
           </w:p>
         </w:tc>
@@ -14624,33 +14682,37 @@
               <w:jc w:val="left"/>
             </w:pPr>
             <w:r>
+              <w:t xml:space="preserve">3.8.0</w:t>
+            </w:r>
+          </w:p>
+        </w:tc>
+        <w:tc>
+          <w:tcPr>
+            <w:shd w:val="clear" w:color="auto" w:fill="F6F8FA"/>
+          </w:tcPr>
+          <w:p>
+            <w:pPr>
+              <w:jc w:val="left"/>
+            </w:pPr>
+            <w:r>
+              <w:t xml:space="preserve">2026-09-13</w:t>
+            </w:r>
+          </w:p>
+        </w:tc>
+        <w:tc>
+          <w:tcPr>
+            <w:shd w:val="clear" w:color="auto" w:fill="F6F8FA"/>
+          </w:tcPr>
+          <w:p>
+            <w:pPr>
+              <w:numPr>
+                <w:ilvl w:val="0"/>
+                <w:numId w:val="1067"/>
+              </w:numPr>
+              <w:jc w:val="left"/>
+            </w:pPr>
+            <w:r>
               <w:t xml:space="preserve">Removed Tips and Tricks chapter (tmux configuration) — required VS Code-specific keybindings that don’t generalize across terminal setups.</w:t>
-            </w:r>
-          </w:p>
-        </w:tc>
-        <w:tc>
-          <w:tcPr>
-            <w:shd w:val="clear" w:color="auto" w:fill="F6F8FA"/>
-          </w:tcPr>
-          <w:p>
-            <w:pPr>
-              <w:jc w:val="left"/>
-            </w:pPr>
-            <w:r>
-              <w:t xml:space="preserve">3.7.0</w:t>
-            </w:r>
-          </w:p>
-        </w:tc>
-        <w:tc>
-          <w:tcPr>
-            <w:shd w:val="clear" w:color="auto" w:fill="F6F8FA"/>
-          </w:tcPr>
-          <w:p>
-            <w:pPr>
-              <w:jc w:val="left"/>
-            </w:pPr>
-            <w:r>
-              <w:t xml:space="preserve">2026-09-12</w:t>
             </w:r>
           </w:p>
         </w:tc>
@@ -14660,6 +14722,32 @@
           <w:tcPr/>
           <w:p>
             <w:pPr>
+              <w:jc w:val="left"/>
+            </w:pPr>
+            <w:r>
+              <w:t xml:space="preserve">3.7.0</w:t>
+            </w:r>
+          </w:p>
+        </w:tc>
+        <w:tc>
+          <w:tcPr/>
+          <w:p>
+            <w:pPr>
+              <w:jc w:val="left"/>
+            </w:pPr>
+            <w:r>
+              <w:t xml:space="preserve">2026-09-12</w:t>
+            </w:r>
+          </w:p>
+        </w:tc>
+        <w:tc>
+          <w:tcPr/>
+          <w:p>
+            <w:pPr>
+              <w:numPr>
+                <w:ilvl w:val="0"/>
+                <w:numId w:val="1068"/>
+              </w:numPr>
               <w:jc w:val="left"/>
             </w:pPr>
             <w:r>
@@ -14712,28 +14800,6 @@
             </w:r>
           </w:p>
         </w:tc>
-        <w:tc>
-          <w:tcPr/>
-          <w:p>
-            <w:pPr>
-              <w:jc w:val="left"/>
-            </w:pPr>
-            <w:r>
-              <w:t xml:space="preserve">3.6.0</w:t>
-            </w:r>
-          </w:p>
-        </w:tc>
-        <w:tc>
-          <w:tcPr/>
-          <w:p>
-            <w:pPr>
-              <w:jc w:val="left"/>
-            </w:pPr>
-            <w:r>
-              <w:t xml:space="preserve">2026-09-11</w:t>
-            </w:r>
-          </w:p>
-        </w:tc>
       </w:tr>
       <w:tr>
         <w:tc>
@@ -14742,6 +14808,36 @@
           </w:tcPr>
           <w:p>
             <w:pPr>
+              <w:jc w:val="left"/>
+            </w:pPr>
+            <w:r>
+              <w:t xml:space="preserve">3.6.0</w:t>
+            </w:r>
+          </w:p>
+        </w:tc>
+        <w:tc>
+          <w:tcPr>
+            <w:shd w:val="clear" w:color="auto" w:fill="F6F8FA"/>
+          </w:tcPr>
+          <w:p>
+            <w:pPr>
+              <w:jc w:val="left"/>
+            </w:pPr>
+            <w:r>
+              <w:t xml:space="preserve">2026-09-11</w:t>
+            </w:r>
+          </w:p>
+        </w:tc>
+        <w:tc>
+          <w:tcPr>
+            <w:shd w:val="clear" w:color="auto" w:fill="F6F8FA"/>
+          </w:tcPr>
+          <w:p>
+            <w:pPr>
+              <w:numPr>
+                <w:ilvl w:val="0"/>
+                <w:numId w:val="1069"/>
+              </w:numPr>
               <w:jc w:val="left"/>
             </w:pPr>
             <w:r>
@@ -14794,38 +14890,38 @@
             </w:r>
           </w:p>
         </w:tc>
-        <w:tc>
-          <w:tcPr>
-            <w:shd w:val="clear" w:color="auto" w:fill="F6F8FA"/>
-          </w:tcPr>
-          <w:p>
-            <w:pPr>
-              <w:jc w:val="left"/>
-            </w:pPr>
-            <w:r>
-              <w:t xml:space="preserve">3.5.0</w:t>
-            </w:r>
-          </w:p>
-        </w:tc>
-        <w:tc>
-          <w:tcPr>
-            <w:shd w:val="clear" w:color="auto" w:fill="F6F8FA"/>
-          </w:tcPr>
-          <w:p>
-            <w:pPr>
-              <w:jc w:val="left"/>
-            </w:pPr>
-            <w:r>
-              <w:t xml:space="preserve">2026-09-11</w:t>
-            </w:r>
-          </w:p>
-        </w:tc>
       </w:tr>
       <w:tr>
         <w:tc>
           <w:tcPr/>
           <w:p>
             <w:pPr>
+              <w:jc w:val="left"/>
+            </w:pPr>
+            <w:r>
+              <w:t xml:space="preserve">3.5.0</w:t>
+            </w:r>
+          </w:p>
+        </w:tc>
+        <w:tc>
+          <w:tcPr/>
+          <w:p>
+            <w:pPr>
+              <w:jc w:val="left"/>
+            </w:pPr>
+            <w:r>
+              <w:t xml:space="preserve">2026-09-11</w:t>
+            </w:r>
+          </w:p>
+        </w:tc>
+        <w:tc>
+          <w:tcPr/>
+          <w:p>
+            <w:pPr>
+              <w:numPr>
+                <w:ilvl w:val="0"/>
+                <w:numId w:val="1070"/>
+              </w:numPr>
               <w:jc w:val="left"/>
             </w:pPr>
             <w:r>
@@ -14899,28 +14995,6 @@
             </w:r>
           </w:p>
         </w:tc>
-        <w:tc>
-          <w:tcPr/>
-          <w:p>
-            <w:pPr>
-              <w:jc w:val="left"/>
-            </w:pPr>
-            <w:r>
-              <w:t xml:space="preserve">3.4.0</w:t>
-            </w:r>
-          </w:p>
-        </w:tc>
-        <w:tc>
-          <w:tcPr/>
-          <w:p>
-            <w:pPr>
-              <w:jc w:val="left"/>
-            </w:pPr>
-            <w:r>
-              <w:t xml:space="preserve">2026-09-11</w:t>
-            </w:r>
-          </w:p>
-        </w:tc>
       </w:tr>
       <w:tr>
         <w:tc>
@@ -14929,6 +15003,36 @@
           </w:tcPr>
           <w:p>
             <w:pPr>
+              <w:jc w:val="left"/>
+            </w:pPr>
+            <w:r>
+              <w:t xml:space="preserve">3.4.0</w:t>
+            </w:r>
+          </w:p>
+        </w:tc>
+        <w:tc>
+          <w:tcPr>
+            <w:shd w:val="clear" w:color="auto" w:fill="F6F8FA"/>
+          </w:tcPr>
+          <w:p>
+            <w:pPr>
+              <w:jc w:val="left"/>
+            </w:pPr>
+            <w:r>
+              <w:t xml:space="preserve">2026-09-11</w:t>
+            </w:r>
+          </w:p>
+        </w:tc>
+        <w:tc>
+          <w:tcPr>
+            <w:shd w:val="clear" w:color="auto" w:fill="F6F8FA"/>
+          </w:tcPr>
+          <w:p>
+            <w:pPr>
+              <w:numPr>
+                <w:ilvl w:val="0"/>
+                <w:numId w:val="1071"/>
+              </w:numPr>
               <w:jc w:val="left"/>
             </w:pPr>
             <w:r>
@@ -14944,14 +15048,20 @@
               <w:rPr>
                 <w:rStyle w:val="VerbatimChar"/>
               </w:rPr>
-              <w:t xml:space="preserve">v3.3.6 $\to$ v3.3.7</w:t>
-            </w:r>
-            <w:r>
-              <w:t xml:space="preserve">). Uses absolute paths to prevent nested clones. +</w:t>
-            </w:r>
-            <w:r>
-              <w:t xml:space="preserve"> </w:t>
-            </w:r>
+              <w:t xml:space="preserve">v3.3.6 → v3.3.7</w:t>
+            </w:r>
+            <w:r>
+              <w:t xml:space="preserve">). Uses absolute paths to prevent nested clones.</w:t>
+            </w:r>
+          </w:p>
+          <w:p>
+            <w:pPr>
+              <w:numPr>
+                <w:ilvl w:val="0"/>
+                <w:numId w:val="1071"/>
+              </w:numPr>
+              <w:jc w:val="left"/>
+            </w:pPr>
             <w:r>
               <w:rPr>
                 <w:rStyle w:val="VerbatimChar"/>
@@ -14959,48 +15069,43 @@
               <w:t xml:space="preserve">uninstall.sh</w:t>
             </w:r>
             <w:r>
-              <w:t xml:space="preserve">: Added one-liner support (`curl</w:t>
-            </w:r>
-          </w:p>
-        </w:tc>
-        <w:tc>
-          <w:tcPr>
-            <w:shd w:val="clear" w:color="auto" w:fill="F6F8FA"/>
-          </w:tcPr>
-          <w:p>
-            <w:pPr>
-              <w:jc w:val="left"/>
-            </w:pPr>
-            <w:r>
-              <w:t xml:space="preserve">bash`). Added</w:t>
-            </w:r>
-            <w:r>
-              <w:t xml:space="preserve"> </w:t>
+              <w:t xml:space="preserve">: Added one-liner support (</w:t>
             </w:r>
             <w:r>
               <w:rPr>
                 <w:rStyle w:val="VerbatimChar"/>
               </w:rPr>
-              <w:t xml:space="preserve">`Remove 100%'' nuclear option (option 4) to interactive menu. Added `--repo</w:t>
+              <w:t xml:space="preserve">curl | bash</w:t>
+            </w:r>
+            <w:r>
+              <w:t xml:space="preserve">). Added “Remove 100%” nuclear option (option 4) to interactive menu. Added</w:t>
             </w:r>
             <w:r>
               <w:t xml:space="preserve"> </w:t>
             </w:r>
             <w:r>
-              <w:t xml:space="preserve">flag. + Updated Chapter 6 with optional component prompts and update detection. Updated Chapter 7 with one-liner update/uninstall and full menu documentation.</w:t>
-            </w:r>
-          </w:p>
-        </w:tc>
-        <w:tc>
-          <w:tcPr>
-            <w:shd w:val="clear" w:color="auto" w:fill="F6F8FA"/>
-          </w:tcPr>
-          <w:p>
-            <w:pPr>
-              <w:jc w:val="left"/>
-            </w:pPr>
-            <w:r>
-              <w:t xml:space="preserve">3.3.0</w:t>
+              <w:rPr>
+                <w:rStyle w:val="VerbatimChar"/>
+              </w:rPr>
+              <w:t xml:space="preserve">--repo</w:t>
+            </w:r>
+            <w:r>
+              <w:t xml:space="preserve"> </w:t>
+            </w:r>
+            <w:r>
+              <w:t xml:space="preserve">flag.</w:t>
+            </w:r>
+          </w:p>
+          <w:p>
+            <w:pPr>
+              <w:numPr>
+                <w:ilvl w:val="0"/>
+                <w:numId w:val="1071"/>
+              </w:numPr>
+              <w:jc w:val="left"/>
+            </w:pPr>
+            <w:r>
+              <w:t xml:space="preserve">Updated Chapter 6 with optional component prompts and update detection. Updated Chapter 7 with one-liner update/uninstall and full menu documentation.</w:t>
             </w:r>
           </w:p>
         </w:tc>
@@ -15013,6 +15118,17 @@
               <w:jc w:val="left"/>
             </w:pPr>
             <w:r>
+              <w:t xml:space="preserve">3.3.0</w:t>
+            </w:r>
+          </w:p>
+        </w:tc>
+        <w:tc>
+          <w:tcPr/>
+          <w:p>
+            <w:pPr>
+              <w:jc w:val="left"/>
+            </w:pPr>
+            <w:r>
               <w:t xml:space="preserve">2026-09-11</w:t>
             </w:r>
           </w:p>
@@ -15021,6 +15137,10 @@
           <w:tcPr/>
           <w:p>
             <w:pPr>
+              <w:numPr>
+                <w:ilvl w:val="0"/>
+                <w:numId w:val="1072"/>
+              </w:numPr>
               <w:jc w:val="left"/>
             </w:pPr>
             <w:r>
@@ -15039,7 +15159,19 @@
               <w:t xml:space="preserve"> </w:t>
             </w:r>
             <w:r>
-              <w:t xml:space="preserve">folder in repo root with all four formats (PDF, MD, DOCX, HTML). Users can read these before cloning to understand the installation process. + Updated Makefile</w:t>
+              <w:t xml:space="preserve">folder in repo root with all four formats (PDF, MD, DOCX, HTML). Users can read these before cloning to understand the installation process.</w:t>
+            </w:r>
+          </w:p>
+          <w:p>
+            <w:pPr>
+              <w:numPr>
+                <w:ilvl w:val="0"/>
+                <w:numId w:val="1072"/>
+              </w:numPr>
+              <w:jc w:val="left"/>
+            </w:pPr>
+            <w:r>
+              <w:t xml:space="preserve">Updated Makefile</w:t>
             </w:r>
             <w:r>
               <w:t xml:space="preserve"> </w:t>
@@ -15054,7 +15186,31 @@
               <w:t xml:space="preserve"> </w:t>
             </w:r>
             <w:r>
-              <w:t xml:space="preserve">target to generate and copy all four formats. + Updated README with pre-compiled setup guide section and format comparison table. + Updated .gitignore to track all four formats in</w:t>
+              <w:t xml:space="preserve">target to generate and copy all four formats.</w:t>
+            </w:r>
+          </w:p>
+          <w:p>
+            <w:pPr>
+              <w:numPr>
+                <w:ilvl w:val="0"/>
+                <w:numId w:val="1072"/>
+              </w:numPr>
+              <w:jc w:val="left"/>
+            </w:pPr>
+            <w:r>
+              <w:t xml:space="preserve">Updated README with pre-compiled setup guide section and format comparison table.</w:t>
+            </w:r>
+          </w:p>
+          <w:p>
+            <w:pPr>
+              <w:numPr>
+                <w:ilvl w:val="0"/>
+                <w:numId w:val="1072"/>
+              </w:numPr>
+              <w:jc w:val="left"/>
+            </w:pPr>
+            <w:r>
+              <w:t xml:space="preserve">Updated .gitignore to track all four formats in</w:t>
             </w:r>
             <w:r>
               <w:t xml:space="preserve"> </w:t>
@@ -15070,17 +15226,6 @@
             </w:r>
           </w:p>
         </w:tc>
-        <w:tc>
-          <w:tcPr/>
-          <w:p>
-            <w:pPr>
-              <w:jc w:val="left"/>
-            </w:pPr>
-            <w:r>
-              <w:t xml:space="preserve">3.2.1</w:t>
-            </w:r>
-          </w:p>
-        </w:tc>
       </w:tr>
       <w:tr>
         <w:tc>
@@ -15092,6 +15237,19 @@
               <w:jc w:val="left"/>
             </w:pPr>
             <w:r>
+              <w:t xml:space="preserve">3.2.1</w:t>
+            </w:r>
+          </w:p>
+        </w:tc>
+        <w:tc>
+          <w:tcPr>
+            <w:shd w:val="clear" w:color="auto" w:fill="F6F8FA"/>
+          </w:tcPr>
+          <w:p>
+            <w:pPr>
+              <w:jc w:val="left"/>
+            </w:pPr>
+            <w:r>
               <w:t xml:space="preserve">2026-09-11</w:t>
             </w:r>
           </w:p>
@@ -15102,35 +15260,14 @@
           </w:tcPr>
           <w:p>
             <w:pPr>
-              <w:jc w:val="left"/>
-            </w:pPr>
-            <w:r>
-              <w:t xml:space="preserve">Renamed Chapter 7 from</w:t>
-            </w:r>
-            <w:r>
-              <w:t xml:space="preserve"> </w:t>
-            </w:r>
-            <w:r>
-              <w:rPr>
-                <w:rStyle w:val="VerbatimChar"/>
-              </w:rPr>
-              <w:t xml:space="preserve">Clean Up'' to</w:t>
-            </w:r>
-            <w:r>
-              <w:t xml:space="preserve">Operations and Maintenance''. Added subsections for updating and uninstalling both the MaaS Gateway and the document templates. Added cloud resource cleanup as an optional subsection.</w:t>
-            </w:r>
-          </w:p>
-        </w:tc>
-        <w:tc>
-          <w:tcPr>
-            <w:shd w:val="clear" w:color="auto" w:fill="F6F8FA"/>
-          </w:tcPr>
-          <w:p>
-            <w:pPr>
-              <w:jc w:val="left"/>
-            </w:pPr>
-            <w:r>
-              <w:t xml:space="preserve">3.2.0</w:t>
+              <w:numPr>
+                <w:ilvl w:val="0"/>
+                <w:numId w:val="1073"/>
+              </w:numPr>
+              <w:jc w:val="left"/>
+            </w:pPr>
+            <w:r>
+              <w:t xml:space="preserve">Renamed Chapter 7 from “Clean Up” to “Operations and Maintenance”. Added subsections for updating and uninstalling both the MaaS Gateway and the document templates. Added cloud resource cleanup as an optional subsection.</w:t>
             </w:r>
           </w:p>
         </w:tc>
@@ -15143,6 +15280,17 @@
               <w:jc w:val="left"/>
             </w:pPr>
             <w:r>
+              <w:t xml:space="preserve">3.2.0</w:t>
+            </w:r>
+          </w:p>
+        </w:tc>
+        <w:tc>
+          <w:tcPr/>
+          <w:p>
+            <w:pPr>
+              <w:jc w:val="left"/>
+            </w:pPr>
+            <w:r>
               <w:t xml:space="preserve">2026-09-11</w:t>
             </w:r>
           </w:p>
@@ -15151,6 +15299,10 @@
           <w:tcPr/>
           <w:p>
             <w:pPr>
+              <w:numPr>
+                <w:ilvl w:val="0"/>
+                <w:numId w:val="1074"/>
+              </w:numPr>
               <w:jc w:val="left"/>
             </w:pPr>
             <w:r>
@@ -15208,7 +15360,19 @@
               <w:t xml:space="preserve"> </w:t>
             </w:r>
             <w:r>
-              <w:t xml:space="preserve">flags. Removes opencode skills, .sty modules, HarmonyOS Sans font, /etc/LatexMk fix, and VS Code settings. + Fixed</w:t>
+              <w:t xml:space="preserve">flags. Removes opencode skills, .sty modules, HarmonyOS Sans font, /etc/LatexMk fix, and VS Code settings.</w:t>
+            </w:r>
+          </w:p>
+          <w:p>
+            <w:pPr>
+              <w:numPr>
+                <w:ilvl w:val="0"/>
+                <w:numId w:val="1074"/>
+              </w:numPr>
+              <w:jc w:val="left"/>
+            </w:pPr>
+            <w:r>
+              <w:t xml:space="preserve">Fixed</w:t>
             </w:r>
             <w:r>
               <w:t xml:space="preserve"> </w:t>
@@ -15241,18 +15405,19 @@
               <w:t xml:space="preserve"> </w:t>
             </w:r>
             <w:r>
-              <w:t xml:space="preserve">subdirectory), fix LTeX extension success/failure reporting. + Updated Chapter 7 with uninstall instructions.</w:t>
-            </w:r>
-          </w:p>
-        </w:tc>
-        <w:tc>
-          <w:tcPr/>
-          <w:p>
-            <w:pPr>
-              <w:jc w:val="left"/>
-            </w:pPr>
-            <w:r>
-              <w:t xml:space="preserve">3.1.2</w:t>
+              <w:t xml:space="preserve">subdirectory), fix LTeX extension success/failure reporting.</w:t>
+            </w:r>
+          </w:p>
+          <w:p>
+            <w:pPr>
+              <w:numPr>
+                <w:ilvl w:val="0"/>
+                <w:numId w:val="1074"/>
+              </w:numPr>
+              <w:jc w:val="left"/>
+            </w:pPr>
+            <w:r>
+              <w:t xml:space="preserve">Updated Chapter 7 with uninstall instructions.</w:t>
             </w:r>
           </w:p>
         </w:tc>
@@ -15267,6 +15432,19 @@
               <w:jc w:val="left"/>
             </w:pPr>
             <w:r>
+              <w:t xml:space="preserve">3.1.2</w:t>
+            </w:r>
+          </w:p>
+        </w:tc>
+        <w:tc>
+          <w:tcPr>
+            <w:shd w:val="clear" w:color="auto" w:fill="F6F8FA"/>
+          </w:tcPr>
+          <w:p>
+            <w:pPr>
+              <w:jc w:val="left"/>
+            </w:pPr>
+            <w:r>
               <w:t xml:space="preserve">2026-09-11</w:t>
             </w:r>
           </w:p>
@@ -15277,23 +15455,14 @@
           </w:tcPr>
           <w:p>
             <w:pPr>
+              <w:numPr>
+                <w:ilvl w:val="0"/>
+                <w:numId w:val="1075"/>
+              </w:numPr>
               <w:jc w:val="left"/>
             </w:pPr>
             <w:r>
               <w:t xml:space="preserve">Added output format guide to README.md: comparison table of PDF, Markdown, DOCX, and HTML with purpose, copy-paste quality, and limitations. Recommends Markdown for copy-paste.</w:t>
-            </w:r>
-          </w:p>
-        </w:tc>
-        <w:tc>
-          <w:tcPr>
-            <w:shd w:val="clear" w:color="auto" w:fill="F6F8FA"/>
-          </w:tcPr>
-          <w:p>
-            <w:pPr>
-              <w:jc w:val="left"/>
-            </w:pPr>
-            <w:r>
-              <w:t xml:space="preserve">3.1.1</w:t>
             </w:r>
           </w:p>
         </w:tc>
@@ -15306,6 +15475,17 @@
               <w:jc w:val="left"/>
             </w:pPr>
             <w:r>
+              <w:t xml:space="preserve">3.1.1</w:t>
+            </w:r>
+          </w:p>
+        </w:tc>
+        <w:tc>
+          <w:tcPr/>
+          <w:p>
+            <w:pPr>
+              <w:jc w:val="left"/>
+            </w:pPr>
+            <w:r>
               <w:t xml:space="preserve">2026-09-11</w:t>
             </w:r>
           </w:p>
@@ -15314,6 +15494,10 @@
           <w:tcPr/>
           <w:p>
             <w:pPr>
+              <w:numPr>
+                <w:ilvl w:val="0"/>
+                <w:numId w:val="1076"/>
+              </w:numPr>
               <w:jc w:val="left"/>
             </w:pPr>
             <w:r>
@@ -15326,7 +15510,19 @@
               <w:t xml:space="preserve">-y</w:t>
             </w:r>
             <w:r>
-              <w:t xml:space="preserve">) now suppresses all prompts (prerequisites, tool selection, skill install). + Changed project clone path from</w:t>
+              <w:t xml:space="preserve">) now suppresses all prompts (prerequisites, tool selection, skill install).</w:t>
+            </w:r>
+          </w:p>
+          <w:p>
+            <w:pPr>
+              <w:numPr>
+                <w:ilvl w:val="0"/>
+                <w:numId w:val="1076"/>
+              </w:numPr>
+              <w:jc w:val="left"/>
+            </w:pPr>
+            <w:r>
+              <w:t xml:space="preserve">Changed project clone path from</w:t>
             </w:r>
             <w:r>
               <w:t xml:space="preserve"> </w:t>
@@ -15335,7 +15531,7 @@
               <w:rPr>
                 <w:rStyle w:val="VerbatimChar"/>
               </w:rPr>
-              <w:t xml:space="preserve">\textasciitilde</w:t>
+              <w:t xml:space="preserve">~</w:t>
             </w:r>
             <w:r>
               <w:t xml:space="preserve"> </w:t>
@@ -15356,18 +15552,19 @@
               <w:t xml:space="preserve"> </w:t>
             </w:r>
             <w:r>
-              <w:t xml:space="preserve">as default working directory. + Added project standards to AGENTS.md: workflow, end-to-end validation, code style, git conventions, when unsure.</w:t>
-            </w:r>
-          </w:p>
-        </w:tc>
-        <w:tc>
-          <w:tcPr/>
-          <w:p>
-            <w:pPr>
-              <w:jc w:val="left"/>
-            </w:pPr>
-            <w:r>
-              <w:t xml:space="preserve">3.1.0</w:t>
+              <w:t xml:space="preserve">as default working directory.</w:t>
+            </w:r>
+          </w:p>
+          <w:p>
+            <w:pPr>
+              <w:numPr>
+                <w:ilvl w:val="0"/>
+                <w:numId w:val="1076"/>
+              </w:numPr>
+              <w:jc w:val="left"/>
+            </w:pPr>
+            <w:r>
+              <w:t xml:space="preserve">Added project standards to AGENTS.md: workflow, end-to-end validation, code style, git conventions, when unsure.</w:t>
             </w:r>
           </w:p>
         </w:tc>
@@ -15382,6 +15579,19 @@
               <w:jc w:val="left"/>
             </w:pPr>
             <w:r>
+              <w:t xml:space="preserve">3.1.0</w:t>
+            </w:r>
+          </w:p>
+        </w:tc>
+        <w:tc>
+          <w:tcPr>
+            <w:shd w:val="clear" w:color="auto" w:fill="F6F8FA"/>
+          </w:tcPr>
+          <w:p>
+            <w:pPr>
+              <w:jc w:val="left"/>
+            </w:pPr>
+            <w:r>
               <w:t xml:space="preserve">2026-09-11</w:t>
             </w:r>
           </w:p>
@@ -15392,6 +15602,10 @@
           </w:tcPr>
           <w:p>
             <w:pPr>
+              <w:numPr>
+                <w:ilvl w:val="0"/>
+                <w:numId w:val="1077"/>
+              </w:numPr>
               <w:jc w:val="left"/>
             </w:pPr>
             <w:r>
@@ -15407,7 +15621,19 @@
               <w:t xml:space="preserve">x1.4u.16g</w:t>
             </w:r>
             <w:r>
-              <w:t xml:space="preserve">) --- more cost-efficient and robust. Updated creation steps to match Flexus X console order: billing mode first, vCPU/RAM slider (no flavor dropdown), Cloud Eye monitoring (recommended), then instance name and key pair login. Replaced screenshots with Flexus X console images. + Rewrote Chapter 3: switched from</w:t>
+              <w:t xml:space="preserve">) --- more cost-efficient and robust. Updated creation steps to match Flexus X console order: billing mode first, vCPU/RAM slider (no flavor dropdown), Cloud Eye monitoring (recommended), then instance name and key pair login. Replaced screenshots with Flexus X console images.</w:t>
+            </w:r>
+          </w:p>
+          <w:p>
+            <w:pPr>
+              <w:numPr>
+                <w:ilvl w:val="0"/>
+                <w:numId w:val="1077"/>
+              </w:numPr>
+              <w:jc w:val="left"/>
+            </w:pPr>
+            <w:r>
+              <w:t xml:space="preserve">Rewrote Chapter 3: switched from</w:t>
             </w:r>
             <w:r>
               <w:t xml:space="preserve"> </w:t>
@@ -15437,20 +15663,43 @@
               <w:t xml:space="preserve"> </w:t>
             </w:r>
             <w:r>
-              <w:t xml:space="preserve">(from Nmap) as the SSH ProxyCommand. Added explanation of HTTP CONNECT method, why port 4444 works, why ncat is chosen, ncat installation with antivirus exclusions, flag reference table, and improved keepalive settings. + Restructured chapters: moved SSH config and VS Code connection to new Chapter 4 (Install VS Code and Connect via Remote-SSH). Chapters 5—​7 renumbered. + Added verification checklist tables to all 7 chapters. + Added mandatory reboot warning in Chapter 2 (SSH port change). Added troubleshooting subsection in Chapter 4 with common SSH connection issues and ncat debugging commands.</w:t>
-            </w:r>
-          </w:p>
-        </w:tc>
-        <w:tc>
-          <w:tcPr>
-            <w:shd w:val="clear" w:color="auto" w:fill="F6F8FA"/>
-          </w:tcPr>
-          <w:p>
-            <w:pPr>
-              <w:jc w:val="left"/>
-            </w:pPr>
-            <w:r>
-              <w:t xml:space="preserve">3.0.1</w:t>
+              <w:t xml:space="preserve">(from Nmap) as the SSH ProxyCommand. Added explanation of HTTP CONNECT method, why port 4444 works, why ncat is chosen, ncat installation with antivirus exclusions, flag reference table, and improved keepalive settings.</w:t>
+            </w:r>
+          </w:p>
+          <w:p>
+            <w:pPr>
+              <w:numPr>
+                <w:ilvl w:val="0"/>
+                <w:numId w:val="1077"/>
+              </w:numPr>
+              <w:jc w:val="left"/>
+            </w:pPr>
+            <w:r>
+              <w:t xml:space="preserve">Restructured chapters: moved SSH config and VS Code connection to new Chapter 4 (Install VS Code and Connect via Remote-SSH). Chapters 5—​7 renumbered.</w:t>
+            </w:r>
+          </w:p>
+          <w:p>
+            <w:pPr>
+              <w:numPr>
+                <w:ilvl w:val="0"/>
+                <w:numId w:val="1077"/>
+              </w:numPr>
+              <w:jc w:val="left"/>
+            </w:pPr>
+            <w:r>
+              <w:t xml:space="preserve">Added verification checklist tables to all 7 chapters.</w:t>
+            </w:r>
+          </w:p>
+          <w:p>
+            <w:pPr>
+              <w:numPr>
+                <w:ilvl w:val="0"/>
+                <w:numId w:val="1077"/>
+              </w:numPr>
+              <w:jc w:val="left"/>
+            </w:pPr>
+            <w:r>
+              <w:t xml:space="preserve">Added mandatory reboot warning in Chapter 2 (SSH port change). Added troubleshooting subsection in Chapter 4 with common SSH connection issues and ncat debugging commands.</w:t>
             </w:r>
           </w:p>
         </w:tc>
@@ -15463,6 +15712,17 @@
               <w:jc w:val="left"/>
             </w:pPr>
             <w:r>
+              <w:t xml:space="preserve">3.0.1</w:t>
+            </w:r>
+          </w:p>
+        </w:tc>
+        <w:tc>
+          <w:tcPr/>
+          <w:p>
+            <w:pPr>
+              <w:jc w:val="left"/>
+            </w:pPr>
+            <w:r>
               <w:t xml:space="preserve">2026-09-10</w:t>
             </w:r>
           </w:p>
@@ -15471,21 +15731,14 @@
           <w:tcPr/>
           <w:p>
             <w:pPr>
+              <w:numPr>
+                <w:ilvl w:val="0"/>
+                <w:numId w:val="1078"/>
+              </w:numPr>
               <w:jc w:val="left"/>
             </w:pPr>
             <w:r>
               <w:t xml:space="preserve">Minor fixes: test-filter.sh auto-discovery, build.sh help text, Makefile aggregate descriptions, 5-section comment correction, CHANGELOG version gap note, callout-in-code fix, CI font auto-discovery, dofile path comment, test-sync.sh header.</w:t>
-            </w:r>
-          </w:p>
-        </w:tc>
-        <w:tc>
-          <w:tcPr/>
-          <w:p>
-            <w:pPr>
-              <w:jc w:val="left"/>
-            </w:pPr>
-            <w:r>
-              <w:t xml:space="preserve">3.0.0</w:t>
             </w:r>
           </w:p>
         </w:tc>
@@ -15500,6 +15753,19 @@
               <w:jc w:val="left"/>
             </w:pPr>
             <w:r>
+              <w:t xml:space="preserve">3.0.0</w:t>
+            </w:r>
+          </w:p>
+        </w:tc>
+        <w:tc>
+          <w:tcPr>
+            <w:shd w:val="clear" w:color="auto" w:fill="F6F8FA"/>
+          </w:tcPr>
+          <w:p>
+            <w:pPr>
+              <w:jc w:val="left"/>
+            </w:pPr>
+            <w:r>
               <w:t xml:space="preserve">2026-09-09</w:t>
             </w:r>
           </w:p>
@@ -15510,23 +15776,14 @@
           </w:tcPr>
           <w:p>
             <w:pPr>
+              <w:numPr>
+                <w:ilvl w:val="0"/>
+                <w:numId w:val="1079"/>
+              </w:numPr>
               <w:jc w:val="left"/>
             </w:pPr>
             <w:r>
               <w:t xml:space="preserve">Modular pipeline refactoring: shared Lua filter factory, shared DOCX fix logic, build system auto-discovery, unified format pipeline, GitHub Actions CI.</w:t>
-            </w:r>
-          </w:p>
-        </w:tc>
-        <w:tc>
-          <w:tcPr>
-            <w:shd w:val="clear" w:color="auto" w:fill="F6F8FA"/>
-          </w:tcPr>
-          <w:p>
-            <w:pPr>
-              <w:jc w:val="left"/>
-            </w:pPr>
-            <w:r>
-              <w:t xml:space="preserve">2.16.0</w:t>
             </w:r>
           </w:p>
         </w:tc>
@@ -15539,6 +15796,17 @@
               <w:jc w:val="left"/>
             </w:pPr>
             <w:r>
+              <w:t xml:space="preserve">2.16.0</w:t>
+            </w:r>
+          </w:p>
+        </w:tc>
+        <w:tc>
+          <w:tcPr/>
+          <w:p>
+            <w:pPr>
+              <w:jc w:val="left"/>
+            </w:pPr>
+            <w:r>
               <w:t xml:space="preserve">2026-09-05</w:t>
             </w:r>
           </w:p>
@@ -15547,21 +15815,14 @@
           <w:tcPr/>
           <w:p>
             <w:pPr>
+              <w:numPr>
+                <w:ilvl w:val="0"/>
+                <w:numId w:val="1080"/>
+              </w:numPr>
               <w:jc w:val="left"/>
             </w:pPr>
             <w:r>
               <w:t xml:space="preserve">Updated to match template v2.16.0 — Lua filter fixes, build system updates, and technical template parity improvements.</w:t>
-            </w:r>
-          </w:p>
-        </w:tc>
-        <w:tc>
-          <w:tcPr/>
-          <w:p>
-            <w:pPr>
-              <w:jc w:val="left"/>
-            </w:pPr>
-            <w:r>
-              <w:t xml:space="preserve">2.13.0</w:t>
             </w:r>
           </w:p>
         </w:tc>
@@ -15576,6 +15837,19 @@
               <w:jc w:val="left"/>
             </w:pPr>
             <w:r>
+              <w:t xml:space="preserve">2.13.0</w:t>
+            </w:r>
+          </w:p>
+        </w:tc>
+        <w:tc>
+          <w:tcPr>
+            <w:shd w:val="clear" w:color="auto" w:fill="F6F8FA"/>
+          </w:tcPr>
+          <w:p>
+            <w:pPr>
+              <w:jc w:val="left"/>
+            </w:pPr>
+            <w:r>
               <w:t xml:space="preserve">2026-08-24</w:t>
             </w:r>
           </w:p>
@@ -15586,76 +15860,92 @@
           </w:tcPr>
           <w:p>
             <w:pPr>
-              <w:jc w:val="left"/>
-            </w:pPr>
-            <w:r>
-              <w:t xml:space="preserve">Foundation refactoring Phase 4: make DOCX \texttt{--fix} post-processing robust. Replaced all silent-skip guards in \texttt{create-reference-docx.py} with loud \texttt{RuntimeError} assertions for expected XML elements (Heading1-4, Title, VerbatimChar, Normal, docDefaults, numbering indentation). Added pandoc version pin (3.1.0—​3.2.0) to catch output-structure regressions on upgrade. Extended \texttt{test-docx-fix.sh} with version check and 4 loud-failure tests (missing style $\to$ non-zero exit).</w:t>
-            </w:r>
-          </w:p>
-        </w:tc>
-        <w:tc>
-          <w:tcPr>
-            <w:shd w:val="clear" w:color="auto" w:fill="F6F8FA"/>
-          </w:tcPr>
-          <w:p>
-            <w:pPr>
-              <w:jc w:val="left"/>
-            </w:pPr>
-            <w:r>
-              <w:t xml:space="preserve">2.12.0</w:t>
-            </w:r>
-          </w:p>
-        </w:tc>
-      </w:tr>
-      <w:tr>
-        <w:tc>
-          <w:tcPr/>
-          <w:p>
-            <w:pPr>
-              <w:jc w:val="left"/>
-            </w:pPr>
-            <w:r>
-              <w:t xml:space="preserve">2026-08-24</w:t>
-            </w:r>
-          </w:p>
-        </w:tc>
-        <w:tc>
-          <w:tcPr/>
-          <w:p>
-            <w:pPr>
-              <w:jc w:val="left"/>
-            </w:pPr>
-            <w:r>
-              <w:t xml:space="preserve">Foundation refactoring Phase 3: introduce \texttt{parse_preamble()} in the Lua filter, extracting all class options (\texttt{portuguese}, \texttt{indentbody}, \texttt{notime}, \texttt{nochangelog}) and all \texttt{\ set*} command values into a single preamble state object. Fixes 6 L18 divergences at root cause: English TOC label (</w:t>
+              <w:numPr>
+                <w:ilvl w:val="0"/>
+                <w:numId w:val="1081"/>
+              </w:numPr>
+              <w:jc w:val="left"/>
+            </w:pPr>
+            <w:r>
+              <w:t xml:space="preserve">Foundation refactoring Phase 4: make DOCX</w:t>
+            </w:r>
+            <w:r>
+              <w:t xml:space="preserve"> </w:t>
             </w:r>
             <w:r>
               <w:rPr>
                 <w:rStyle w:val="VerbatimChar"/>
               </w:rPr>
-              <w:t xml:space="preserve">Table of Contents'' $\to$</w:t>
-            </w:r>
-            <w:r>
-              <w:t xml:space="preserve">Contents''), \texttt{[notime]} now gates time in DOCX/HTML, \texttt{[nochangelog]} now suppresses changelog in non-PDF formats, \texttt{\ setcoverlogo} honored instead of hardcoded, \texttt{\ setheaderlogo} warns if set in non-PDF, \texttt{\ note} renders as italic in all formats (matching PDF). Any future preamble command or class option now flows through automatically.</w:t>
-            </w:r>
-          </w:p>
-        </w:tc>
-        <w:tc>
-          <w:tcPr/>
-          <w:p>
-            <w:pPr>
-              <w:jc w:val="left"/>
-            </w:pPr>
-            <w:r>
-              <w:t xml:space="preserve">2.11.0</w:t>
+              <w:t xml:space="preserve">--fix</w:t>
+            </w:r>
+            <w:r>
+              <w:t xml:space="preserve"> </w:t>
+            </w:r>
+            <w:r>
+              <w:t xml:space="preserve">post-processing robust. Replaced all silent-skip guards in</w:t>
+            </w:r>
+            <w:r>
+              <w:t xml:space="preserve"> </w:t>
+            </w:r>
+            <w:r>
+              <w:rPr>
+                <w:rStyle w:val="VerbatimChar"/>
+              </w:rPr>
+              <w:t xml:space="preserve">create-reference-docx.py</w:t>
+            </w:r>
+            <w:r>
+              <w:t xml:space="preserve"> </w:t>
+            </w:r>
+            <w:r>
+              <w:t xml:space="preserve">with loud</w:t>
+            </w:r>
+            <w:r>
+              <w:t xml:space="preserve"> </w:t>
+            </w:r>
+            <w:r>
+              <w:rPr>
+                <w:rStyle w:val="VerbatimChar"/>
+              </w:rPr>
+              <w:t xml:space="preserve">RuntimeError</w:t>
+            </w:r>
+            <w:r>
+              <w:t xml:space="preserve"> </w:t>
+            </w:r>
+            <w:r>
+              <w:t xml:space="preserve">assertions for expected XML elements (Heading1-4, Title, VerbatimChar, Normal, docDefaults, numbering indentation). Added pandoc version pin (3.1.0—​3.2.0) to catch output-structure regressions on upgrade. Extended</w:t>
+            </w:r>
+            <w:r>
+              <w:t xml:space="preserve"> </w:t>
+            </w:r>
+            <w:r>
+              <w:rPr>
+                <w:rStyle w:val="VerbatimChar"/>
+              </w:rPr>
+              <w:t xml:space="preserve">test-docx-fix.sh</w:t>
+            </w:r>
+            <w:r>
+              <w:t xml:space="preserve"> </w:t>
+            </w:r>
+            <w:r>
+              <w:t xml:space="preserve">with version check and 4 loud-failure tests (missing style → non-zero exit).</w:t>
             </w:r>
           </w:p>
         </w:tc>
       </w:tr>
       <w:tr>
         <w:tc>
-          <w:tcPr>
-            <w:shd w:val="clear" w:color="auto" w:fill="F6F8FA"/>
-          </w:tcPr>
+          <w:tcPr/>
+          <w:p>
+            <w:pPr>
+              <w:jc w:val="left"/>
+            </w:pPr>
+            <w:r>
+              <w:t xml:space="preserve">2.12.0</w:t>
+            </w:r>
+          </w:p>
+        </w:tc>
+        <w:tc>
+          <w:tcPr/>
           <w:p>
             <w:pPr>
               <w:jc w:val="left"/>
@@ -15666,35 +15956,189 @@
           </w:p>
         </w:tc>
         <w:tc>
-          <w:tcPr>
-            <w:shd w:val="clear" w:color="auto" w:fill="F6F8FA"/>
-          </w:tcPr>
-          <w:p>
-            <w:pPr>
-              <w:jc w:val="left"/>
-            </w:pPr>
-            <w:r>
-              <w:t xml:space="preserve">Foundation refactoring Phase 2: extend test matrix to cover all 3 output formats $\times$ 3 documents (9 cells). \texttt{round-trip.sh} now generates DOCX, counts structures in \texttt{word/document.xml}, and checks cross-format consistency (headings, images, code blocks, tables, callouts, 0 raw LaTeX across MD+DOCX+HTML). Added \texttt{test-docx-fix.sh} smoke test asserting H1 red border, heading colors, list indentation, and footer PAGE field in patched \texttt{styles.xml}.</w:t>
-            </w:r>
-          </w:p>
-        </w:tc>
-        <w:tc>
-          <w:tcPr>
-            <w:shd w:val="clear" w:color="auto" w:fill="F6F8FA"/>
-          </w:tcPr>
-          <w:p>
-            <w:pPr>
-              <w:jc w:val="left"/>
-            </w:pPr>
-            <w:r>
-              <w:t xml:space="preserve">2.10.0</w:t>
+          <w:tcPr/>
+          <w:p>
+            <w:pPr>
+              <w:numPr>
+                <w:ilvl w:val="0"/>
+                <w:numId w:val="1082"/>
+              </w:numPr>
+              <w:jc w:val="left"/>
+            </w:pPr>
+            <w:r>
+              <w:t xml:space="preserve">Foundation refactoring Phase 3: introduce</w:t>
+            </w:r>
+            <w:r>
+              <w:t xml:space="preserve"> </w:t>
+            </w:r>
+            <w:r>
+              <w:rPr>
+                <w:rStyle w:val="VerbatimChar"/>
+              </w:rPr>
+              <w:t xml:space="preserve">parse_preamble()</w:t>
+            </w:r>
+            <w:r>
+              <w:t xml:space="preserve"> </w:t>
+            </w:r>
+            <w:r>
+              <w:t xml:space="preserve">in the Lua filter, extracting all class options (</w:t>
+            </w:r>
+            <w:r>
+              <w:rPr>
+                <w:rStyle w:val="VerbatimChar"/>
+              </w:rPr>
+              <w:t xml:space="preserve">portuguese</w:t>
+            </w:r>
+            <w:r>
+              <w:t xml:space="preserve">,</w:t>
+            </w:r>
+            <w:r>
+              <w:t xml:space="preserve"> </w:t>
+            </w:r>
+            <w:r>
+              <w:rPr>
+                <w:rStyle w:val="VerbatimChar"/>
+              </w:rPr>
+              <w:t xml:space="preserve">indentbody</w:t>
+            </w:r>
+            <w:r>
+              <w:t xml:space="preserve">,</w:t>
+            </w:r>
+            <w:r>
+              <w:t xml:space="preserve"> </w:t>
+            </w:r>
+            <w:r>
+              <w:rPr>
+                <w:rStyle w:val="VerbatimChar"/>
+              </w:rPr>
+              <w:t xml:space="preserve">notime</w:t>
+            </w:r>
+            <w:r>
+              <w:t xml:space="preserve">,</w:t>
+            </w:r>
+            <w:r>
+              <w:t xml:space="preserve"> </w:t>
+            </w:r>
+            <w:r>
+              <w:rPr>
+                <w:rStyle w:val="VerbatimChar"/>
+              </w:rPr>
+              <w:t xml:space="preserve">nochangelog</w:t>
+            </w:r>
+            <w:r>
+              <w:t xml:space="preserve">) and all</w:t>
+            </w:r>
+            <w:r>
+              <w:t xml:space="preserve"> </w:t>
+            </w:r>
+            <w:r>
+              <w:rPr>
+                <w:rStyle w:val="VerbatimChar"/>
+              </w:rPr>
+              <w:t xml:space="preserve">\ set*</w:t>
+            </w:r>
+            <w:r>
+              <w:t xml:space="preserve"> </w:t>
+            </w:r>
+            <w:r>
+              <w:t xml:space="preserve">command values into a single preamble state object. Fixes 6 L18 divergences at root cause: English TOC label (“Table of Contents” → “Contents”),</w:t>
+            </w:r>
+            <w:r>
+              <w:t xml:space="preserve"> </w:t>
+            </w:r>
+            <w:r>
+              <w:rPr>
+                <w:rStyle w:val="VerbatimChar"/>
+              </w:rPr>
+              <w:t xml:space="preserve">[notime]</w:t>
+            </w:r>
+            <w:r>
+              <w:t xml:space="preserve"> </w:t>
+            </w:r>
+            <w:r>
+              <w:t xml:space="preserve">now gates time in DOCX/HTML,</w:t>
+            </w:r>
+            <w:r>
+              <w:t xml:space="preserve"> </w:t>
+            </w:r>
+            <w:r>
+              <w:rPr>
+                <w:rStyle w:val="VerbatimChar"/>
+              </w:rPr>
+              <w:t xml:space="preserve">[nochangelog]</w:t>
+            </w:r>
+            <w:r>
+              <w:t xml:space="preserve"> </w:t>
+            </w:r>
+            <w:r>
+              <w:t xml:space="preserve">now suppresses changelog in non-PDF formats,</w:t>
+            </w:r>
+            <w:r>
+              <w:t xml:space="preserve"> </w:t>
+            </w:r>
+            <w:r>
+              <w:rPr>
+                <w:rStyle w:val="VerbatimChar"/>
+              </w:rPr>
+              <w:t xml:space="preserve">\ setcoverlogo</w:t>
+            </w:r>
+            <w:r>
+              <w:t xml:space="preserve"> </w:t>
+            </w:r>
+            <w:r>
+              <w:t xml:space="preserve">honored instead of hardcoded,</w:t>
+            </w:r>
+            <w:r>
+              <w:t xml:space="preserve"> </w:t>
+            </w:r>
+            <w:r>
+              <w:rPr>
+                <w:rStyle w:val="VerbatimChar"/>
+              </w:rPr>
+              <w:t xml:space="preserve">\ setheaderlogo</w:t>
+            </w:r>
+            <w:r>
+              <w:t xml:space="preserve"> </w:t>
+            </w:r>
+            <w:r>
+              <w:t xml:space="preserve">warns if set in non-PDF,</w:t>
+            </w:r>
+            <w:r>
+              <w:t xml:space="preserve"> </w:t>
+            </w:r>
+            <w:r>
+              <w:rPr>
+                <w:rStyle w:val="VerbatimChar"/>
+              </w:rPr>
+              <w:t xml:space="preserve">\ note</w:t>
+            </w:r>
+            <w:r>
+              <w:t xml:space="preserve"> </w:t>
+            </w:r>
+            <w:r>
+              <w:t xml:space="preserve">renders as italic in all formats (matching PDF). Any future preamble command or class option now flows through automatically.</w:t>
             </w:r>
           </w:p>
         </w:tc>
       </w:tr>
       <w:tr>
         <w:tc>
-          <w:tcPr/>
+          <w:tcPr>
+            <w:shd w:val="clear" w:color="auto" w:fill="F6F8FA"/>
+          </w:tcPr>
+          <w:p>
+            <w:pPr>
+              <w:jc w:val="left"/>
+            </w:pPr>
+            <w:r>
+              <w:t xml:space="preserve">2.11.0</w:t>
+            </w:r>
+          </w:p>
+        </w:tc>
+        <w:tc>
+          <w:tcPr>
+            <w:shd w:val="clear" w:color="auto" w:fill="F6F8FA"/>
+          </w:tcPr>
           <w:p>
             <w:pPr>
               <w:jc w:val="left"/>
@@ -15705,72 +16149,134 @@
           </w:p>
         </w:tc>
         <w:tc>
-          <w:tcPr/>
-          <w:p>
-            <w:pPr>
-              <w:jc w:val="left"/>
-            </w:pPr>
-            <w:r>
-              <w:t xml:space="preserve">Foundation refactoring Phase 1: sync cls version to project tag, fix stale doc references (L16 output count, L-range, setup-guide feature claim), add test-sync.sh for version consistency checking.</w:t>
-            </w:r>
-          </w:p>
-        </w:tc>
-        <w:tc>
-          <w:tcPr/>
-          <w:p>
-            <w:pPr>
-              <w:jc w:val="left"/>
-            </w:pPr>
-            <w:r>
-              <w:t xml:space="preserve">2.9.1</w:t>
+          <w:tcPr>
+            <w:shd w:val="clear" w:color="auto" w:fill="F6F8FA"/>
+          </w:tcPr>
+          <w:p>
+            <w:pPr>
+              <w:numPr>
+                <w:ilvl w:val="0"/>
+                <w:numId w:val="1083"/>
+              </w:numPr>
+              <w:jc w:val="left"/>
+            </w:pPr>
+            <w:r>
+              <w:t xml:space="preserve">Foundation refactoring Phase 2: extend test matrix to cover all 3 output formats × 3 documents (9 cells).</w:t>
+            </w:r>
+            <w:r>
+              <w:t xml:space="preserve"> </w:t>
+            </w:r>
+            <w:r>
+              <w:rPr>
+                <w:rStyle w:val="VerbatimChar"/>
+              </w:rPr>
+              <w:t xml:space="preserve">round-trip.sh</w:t>
+            </w:r>
+            <w:r>
+              <w:t xml:space="preserve"> </w:t>
+            </w:r>
+            <w:r>
+              <w:t xml:space="preserve">now generates DOCX, counts structures in</w:t>
+            </w:r>
+            <w:r>
+              <w:t xml:space="preserve"> </w:t>
+            </w:r>
+            <w:r>
+              <w:rPr>
+                <w:rStyle w:val="VerbatimChar"/>
+              </w:rPr>
+              <w:t xml:space="preserve">word/document.xml</w:t>
+            </w:r>
+            <w:r>
+              <w:t xml:space="preserve">, and checks cross-format consistency (headings, images, code blocks, tables, callouts, 0 raw LaTeX across MD+DOCX+HTML). Added</w:t>
+            </w:r>
+            <w:r>
+              <w:t xml:space="preserve"> </w:t>
+            </w:r>
+            <w:r>
+              <w:rPr>
+                <w:rStyle w:val="VerbatimChar"/>
+              </w:rPr>
+              <w:t xml:space="preserve">test-docx-fix.sh</w:t>
+            </w:r>
+            <w:r>
+              <w:t xml:space="preserve"> </w:t>
+            </w:r>
+            <w:r>
+              <w:t xml:space="preserve">smoke test asserting H1 red border, heading colors, list indentation, and footer PAGE field in patched</w:t>
+            </w:r>
+            <w:r>
+              <w:t xml:space="preserve"> </w:t>
+            </w:r>
+            <w:r>
+              <w:rPr>
+                <w:rStyle w:val="VerbatimChar"/>
+              </w:rPr>
+              <w:t xml:space="preserve">styles.xml</w:t>
+            </w:r>
+            <w:r>
+              <w:t xml:space="preserve">.</w:t>
             </w:r>
           </w:p>
         </w:tc>
       </w:tr>
       <w:tr>
         <w:tc>
-          <w:tcPr>
-            <w:shd w:val="clear" w:color="auto" w:fill="F6F8FA"/>
-          </w:tcPr>
-          <w:p>
-            <w:pPr>
-              <w:jc w:val="left"/>
-            </w:pPr>
-            <w:r>
-              <w:t xml:space="preserve">2026-08-23</w:t>
-            </w:r>
-          </w:p>
-        </w:tc>
-        <w:tc>
-          <w:tcPr>
-            <w:shd w:val="clear" w:color="auto" w:fill="F6F8FA"/>
-          </w:tcPr>
-          <w:p>
-            <w:pPr>
-              <w:jc w:val="left"/>
-            </w:pPr>
-            <w:r>
-              <w:t xml:space="preserve">HTML and Markdown outputs now embed images as base64 data URIs. HTML uses pandoc \texttt{--embed-resources}, MD uses post-processing with \texttt{embed-images.py}. Outputs are self-contained — no external image files needed.</w:t>
-            </w:r>
-          </w:p>
-        </w:tc>
-        <w:tc>
-          <w:tcPr>
-            <w:shd w:val="clear" w:color="auto" w:fill="F6F8FA"/>
-          </w:tcPr>
-          <w:p>
-            <w:pPr>
-              <w:jc w:val="left"/>
-            </w:pPr>
-            <w:r>
-              <w:t xml:space="preserve">2.9.0</w:t>
+          <w:tcPr/>
+          <w:p>
+            <w:pPr>
+              <w:jc w:val="left"/>
+            </w:pPr>
+            <w:r>
+              <w:t xml:space="preserve">2.10.0</w:t>
+            </w:r>
+          </w:p>
+        </w:tc>
+        <w:tc>
+          <w:tcPr/>
+          <w:p>
+            <w:pPr>
+              <w:jc w:val="left"/>
+            </w:pPr>
+            <w:r>
+              <w:t xml:space="preserve">2026-08-24</w:t>
+            </w:r>
+          </w:p>
+        </w:tc>
+        <w:tc>
+          <w:tcPr/>
+          <w:p>
+            <w:pPr>
+              <w:numPr>
+                <w:ilvl w:val="0"/>
+                <w:numId w:val="1084"/>
+              </w:numPr>
+              <w:jc w:val="left"/>
+            </w:pPr>
+            <w:r>
+              <w:t xml:space="preserve">Foundation refactoring Phase 1: sync cls version to project tag, fix stale doc references (L16 output count, L-range, setup-guide feature claim), add test-sync.sh for version consistency checking.</w:t>
             </w:r>
           </w:p>
         </w:tc>
       </w:tr>
       <w:tr>
         <w:tc>
-          <w:tcPr/>
+          <w:tcPr>
+            <w:shd w:val="clear" w:color="auto" w:fill="F6F8FA"/>
+          </w:tcPr>
+          <w:p>
+            <w:pPr>
+              <w:jc w:val="left"/>
+            </w:pPr>
+            <w:r>
+              <w:t xml:space="preserve">2.9.1</w:t>
+            </w:r>
+          </w:p>
+        </w:tc>
+        <w:tc>
+          <w:tcPr>
+            <w:shd w:val="clear" w:color="auto" w:fill="F6F8FA"/>
+          </w:tcPr>
           <w:p>
             <w:pPr>
               <w:jc w:val="left"/>
@@ -15781,33 +16287,61 @@
           </w:p>
         </w:tc>
         <w:tc>
-          <w:tcPr/>
-          <w:p>
-            <w:pPr>
-              <w:jc w:val="left"/>
-            </w:pPr>
-            <w:r>
-              <w:t xml:space="preserve">DOCX: fix content width (8504→9638tw, margins are 2cm not 3cm). Add footer page numbers. Style TOC heading (22pt bold + rule). Add hutable table width + fixed layout.</w:t>
-            </w:r>
-          </w:p>
-        </w:tc>
-        <w:tc>
-          <w:tcPr/>
-          <w:p>
-            <w:pPr>
-              <w:jc w:val="left"/>
-            </w:pPr>
-            <w:r>
-              <w:t xml:space="preserve">2.8.3</w:t>
+          <w:tcPr>
+            <w:shd w:val="clear" w:color="auto" w:fill="F6F8FA"/>
+          </w:tcPr>
+          <w:p>
+            <w:pPr>
+              <w:numPr>
+                <w:ilvl w:val="0"/>
+                <w:numId w:val="1085"/>
+              </w:numPr>
+              <w:jc w:val="left"/>
+            </w:pPr>
+            <w:r>
+              <w:t xml:space="preserve">HTML and Markdown outputs now embed images as base64 data URIs. HTML uses pandoc</w:t>
+            </w:r>
+            <w:r>
+              <w:t xml:space="preserve"> </w:t>
+            </w:r>
+            <w:r>
+              <w:rPr>
+                <w:rStyle w:val="VerbatimChar"/>
+              </w:rPr>
+              <w:t xml:space="preserve">--embed-resources</w:t>
+            </w:r>
+            <w:r>
+              <w:t xml:space="preserve">, MD uses post-processing with</w:t>
+            </w:r>
+            <w:r>
+              <w:t xml:space="preserve"> </w:t>
+            </w:r>
+            <w:r>
+              <w:rPr>
+                <w:rStyle w:val="VerbatimChar"/>
+              </w:rPr>
+              <w:t xml:space="preserve">embed-images.py</w:t>
+            </w:r>
+            <w:r>
+              <w:t xml:space="preserve">. Outputs are self-contained — no external image files needed.</w:t>
             </w:r>
           </w:p>
         </w:tc>
       </w:tr>
       <w:tr>
         <w:tc>
-          <w:tcPr>
-            <w:shd w:val="clear" w:color="auto" w:fill="F6F8FA"/>
-          </w:tcPr>
+          <w:tcPr/>
+          <w:p>
+            <w:pPr>
+              <w:jc w:val="left"/>
+            </w:pPr>
+            <w:r>
+              <w:t xml:space="preserve">2.9.0</w:t>
+            </w:r>
+          </w:p>
+        </w:tc>
+        <w:tc>
+          <w:tcPr/>
           <w:p>
             <w:pPr>
               <w:jc w:val="left"/>
@@ -15818,35 +16352,39 @@
           </w:p>
         </w:tc>
         <w:tc>
-          <w:tcPr>
-            <w:shd w:val="clear" w:color="auto" w:fill="F6F8FA"/>
-          </w:tcPr>
-          <w:p>
-            <w:pPr>
-              <w:jc w:val="left"/>
-            </w:pPr>
-            <w:r>
-              <w:t xml:space="preserve">DOCX fix: callout tables now have explicit width (8504tw) and fixed layout. Changelog section heading now uses custom H1 format (56pt number, red border, right tab) instead of pandoc’s default.</w:t>
-            </w:r>
-          </w:p>
-        </w:tc>
-        <w:tc>
-          <w:tcPr>
-            <w:shd w:val="clear" w:color="auto" w:fill="F6F8FA"/>
-          </w:tcPr>
-          <w:p>
-            <w:pPr>
-              <w:jc w:val="left"/>
-            </w:pPr>
-            <w:r>
-              <w:t xml:space="preserve">2.8.2</w:t>
+          <w:tcPr/>
+          <w:p>
+            <w:pPr>
+              <w:numPr>
+                <w:ilvl w:val="0"/>
+                <w:numId w:val="1086"/>
+              </w:numPr>
+              <w:jc w:val="left"/>
+            </w:pPr>
+            <w:r>
+              <w:t xml:space="preserve">DOCX: fix content width (8504→9638tw, margins are 2cm not 3cm). Add footer page numbers. Style TOC heading (22pt bold + rule). Add hutable table width + fixed layout.</w:t>
             </w:r>
           </w:p>
         </w:tc>
       </w:tr>
       <w:tr>
         <w:tc>
-          <w:tcPr/>
+          <w:tcPr>
+            <w:shd w:val="clear" w:color="auto" w:fill="F6F8FA"/>
+          </w:tcPr>
+          <w:p>
+            <w:pPr>
+              <w:jc w:val="left"/>
+            </w:pPr>
+            <w:r>
+              <w:t xml:space="preserve">2.8.3</w:t>
+            </w:r>
+          </w:p>
+        </w:tc>
+        <w:tc>
+          <w:tcPr>
+            <w:shd w:val="clear" w:color="auto" w:fill="F6F8FA"/>
+          </w:tcPr>
           <w:p>
             <w:pPr>
               <w:jc w:val="left"/>
@@ -15857,33 +16395,37 @@
           </w:p>
         </w:tc>
         <w:tc>
-          <w:tcPr/>
-          <w:p>
-            <w:pPr>
-              <w:jc w:val="left"/>
-            </w:pPr>
-            <w:r>
-              <w:t xml:space="preserve">DOCX H1 heading: reverted table approach to paragraph with tab stop + red bottom border. Table broke navigation pane and TOC field. Paragraph preserves Heading1 style for navigation while matching PDF layout (number left, title right, red rule below).</w:t>
-            </w:r>
-          </w:p>
-        </w:tc>
-        <w:tc>
-          <w:tcPr/>
-          <w:p>
-            <w:pPr>
-              <w:jc w:val="left"/>
-            </w:pPr>
-            <w:r>
-              <w:t xml:space="preserve">2.8.1</w:t>
+          <w:tcPr>
+            <w:shd w:val="clear" w:color="auto" w:fill="F6F8FA"/>
+          </w:tcPr>
+          <w:p>
+            <w:pPr>
+              <w:numPr>
+                <w:ilvl w:val="0"/>
+                <w:numId w:val="1087"/>
+              </w:numPr>
+              <w:jc w:val="left"/>
+            </w:pPr>
+            <w:r>
+              <w:t xml:space="preserve">DOCX fix: callout tables now have explicit width (8504tw) and fixed layout. Changelog section heading now uses custom H1 format (56pt number, red border, right tab) instead of pandoc’s default.</w:t>
             </w:r>
           </w:p>
         </w:tc>
       </w:tr>
       <w:tr>
         <w:tc>
-          <w:tcPr>
-            <w:shd w:val="clear" w:color="auto" w:fill="F6F8FA"/>
-          </w:tcPr>
+          <w:tcPr/>
+          <w:p>
+            <w:pPr>
+              <w:jc w:val="left"/>
+            </w:pPr>
+            <w:r>
+              <w:t xml:space="preserve">2.8.2</w:t>
+            </w:r>
+          </w:p>
+        </w:tc>
+        <w:tc>
+          <w:tcPr/>
           <w:p>
             <w:pPr>
               <w:jc w:val="left"/>
@@ -15894,35 +16436,39 @@
           </w:p>
         </w:tc>
         <w:tc>
-          <w:tcPr>
-            <w:shd w:val="clear" w:color="auto" w:fill="F6F8FA"/>
-          </w:tcPr>
-          <w:p>
-            <w:pPr>
-              <w:jc w:val="left"/>
-            </w:pPr>
-            <w:r>
-              <w:t xml:space="preserve">DOCX heading fix: text color reverted to black (was incorrectly changed to Huawei red in v2.8.0). H1 now uses a two-column table (number left, title right) with red bottom rule. H2-H4 use simple inline format (number + title, no right tab stop).</w:t>
-            </w:r>
-          </w:p>
-        </w:tc>
-        <w:tc>
-          <w:tcPr>
-            <w:shd w:val="clear" w:color="auto" w:fill="F6F8FA"/>
-          </w:tcPr>
-          <w:p>
-            <w:pPr>
-              <w:jc w:val="left"/>
-            </w:pPr>
-            <w:r>
-              <w:t xml:space="preserve">2.8.0</w:t>
+          <w:tcPr/>
+          <w:p>
+            <w:pPr>
+              <w:numPr>
+                <w:ilvl w:val="0"/>
+                <w:numId w:val="1088"/>
+              </w:numPr>
+              <w:jc w:val="left"/>
+            </w:pPr>
+            <w:r>
+              <w:t xml:space="preserve">DOCX H1 heading: reverted table approach to paragraph with tab stop + red bottom border. Table broke navigation pane and TOC field. Paragraph preserves Heading1 style for navigation while matching PDF layout (number left, title right, red rule below).</w:t>
             </w:r>
           </w:p>
         </w:tc>
       </w:tr>
       <w:tr>
         <w:tc>
-          <w:tcPr/>
+          <w:tcPr>
+            <w:shd w:val="clear" w:color="auto" w:fill="F6F8FA"/>
+          </w:tcPr>
+          <w:p>
+            <w:pPr>
+              <w:jc w:val="left"/>
+            </w:pPr>
+            <w:r>
+              <w:t xml:space="preserve">2.8.1</w:t>
+            </w:r>
+          </w:p>
+        </w:tc>
+        <w:tc>
+          <w:tcPr>
+            <w:shd w:val="clear" w:color="auto" w:fill="F6F8FA"/>
+          </w:tcPr>
           <w:p>
             <w:pPr>
               <w:jc w:val="left"/>
@@ -15933,109 +16479,130 @@
           </w:p>
         </w:tc>
         <w:tc>
-          <w:tcPr/>
-          <w:p>
-            <w:pPr>
-              <w:jc w:val="left"/>
-            </w:pPr>
-            <w:r>
-              <w:t xml:space="preserve">DOCX output: match PDF styling --- heading colors (Huawei red), H1 number size (56pt), callout borders (left-only) and padding, changelog formatting (rules, bold version, italic date), caption style (9pt bold), badge style (8pt bold white on red), list indentation.</w:t>
-            </w:r>
-          </w:p>
-        </w:tc>
-        <w:tc>
-          <w:tcPr/>
-          <w:p>
-            <w:pPr>
-              <w:jc w:val="left"/>
-            </w:pPr>
-            <w:r>
-              <w:t xml:space="preserve">2.7.1</w:t>
+          <w:tcPr>
+            <w:shd w:val="clear" w:color="auto" w:fill="F6F8FA"/>
+          </w:tcPr>
+          <w:p>
+            <w:pPr>
+              <w:numPr>
+                <w:ilvl w:val="0"/>
+                <w:numId w:val="1089"/>
+              </w:numPr>
+              <w:jc w:val="left"/>
+            </w:pPr>
+            <w:r>
+              <w:t xml:space="preserve">DOCX heading fix: text color reverted to black (was incorrectly changed to Huawei red in v2.8.0). H1 now uses a two-column table (number left, title right) with red bottom rule. H2-H4 use simple inline format (number + title, no right tab stop).</w:t>
             </w:r>
           </w:p>
         </w:tc>
       </w:tr>
       <w:tr>
         <w:tc>
-          <w:tcPr>
-            <w:shd w:val="clear" w:color="auto" w:fill="F6F8FA"/>
-          </w:tcPr>
-          <w:p>
-            <w:pPr>
-              <w:jc w:val="left"/>
-            </w:pPr>
-            <w:r>
-              <w:t xml:space="preserve">2026-08-17</w:t>
-            </w:r>
-          </w:p>
-        </w:tc>
-        <w:tc>
-          <w:tcPr>
-            <w:shd w:val="clear" w:color="auto" w:fill="F6F8FA"/>
-          </w:tcPr>
-          <w:p>
-            <w:pPr>
-              <w:jc w:val="left"/>
-            </w:pPr>
-            <w:r>
-              <w:t xml:space="preserve">Rename project repository to all lowercase (\texttt{huawei-doc-templates}).</w:t>
-            </w:r>
-          </w:p>
-        </w:tc>
-        <w:tc>
-          <w:tcPr>
-            <w:shd w:val="clear" w:color="auto" w:fill="F6F8FA"/>
-          </w:tcPr>
-          <w:p>
-            <w:pPr>
-              <w:jc w:val="left"/>
-            </w:pPr>
-            <w:r>
-              <w:t xml:space="preserve">2.7.0</w:t>
+          <w:tcPr/>
+          <w:p>
+            <w:pPr>
+              <w:jc w:val="left"/>
+            </w:pPr>
+            <w:r>
+              <w:t xml:space="preserve">2.8.0</w:t>
+            </w:r>
+          </w:p>
+        </w:tc>
+        <w:tc>
+          <w:tcPr/>
+          <w:p>
+            <w:pPr>
+              <w:jc w:val="left"/>
+            </w:pPr>
+            <w:r>
+              <w:t xml:space="preserve">2026-08-23</w:t>
+            </w:r>
+          </w:p>
+        </w:tc>
+        <w:tc>
+          <w:tcPr/>
+          <w:p>
+            <w:pPr>
+              <w:numPr>
+                <w:ilvl w:val="0"/>
+                <w:numId w:val="1090"/>
+              </w:numPr>
+              <w:jc w:val="left"/>
+            </w:pPr>
+            <w:r>
+              <w:t xml:space="preserve">DOCX output: match PDF styling --- heading colors (Huawei red), H1 number size (56pt), callout borders (left-only) and padding, changelog formatting (rules, bold version, italic date), caption style (9pt bold), badge style (8pt bold white on red), list indentation.</w:t>
             </w:r>
           </w:p>
         </w:tc>
       </w:tr>
       <w:tr>
         <w:tc>
-          <w:tcPr/>
-          <w:p>
-            <w:pPr>
-              <w:jc w:val="left"/>
-            </w:pPr>
-            <w:r>
-              <w:t xml:space="preserve">2026-08-12</w:t>
-            </w:r>
-          </w:p>
-        </w:tc>
-        <w:tc>
-          <w:tcPr/>
-          <w:p>
-            <w:pPr>
-              <w:jc w:val="left"/>
-            </w:pPr>
-            <w:r>
-              <w:t xml:space="preserve">The \texttt{changelog} environment now emits its own section heading; \texttt{[nochangelog]} suppresses the heading and entries in one switch.</w:t>
-            </w:r>
-          </w:p>
-        </w:tc>
-        <w:tc>
-          <w:tcPr/>
-          <w:p>
-            <w:pPr>
-              <w:jc w:val="left"/>
-            </w:pPr>
-            <w:r>
-              <w:t xml:space="preserve">2.6.1</w:t>
+          <w:tcPr>
+            <w:shd w:val="clear" w:color="auto" w:fill="F6F8FA"/>
+          </w:tcPr>
+          <w:p>
+            <w:pPr>
+              <w:jc w:val="left"/>
+            </w:pPr>
+            <w:r>
+              <w:t xml:space="preserve">2.7.1</w:t>
+            </w:r>
+          </w:p>
+        </w:tc>
+        <w:tc>
+          <w:tcPr>
+            <w:shd w:val="clear" w:color="auto" w:fill="F6F8FA"/>
+          </w:tcPr>
+          <w:p>
+            <w:pPr>
+              <w:jc w:val="left"/>
+            </w:pPr>
+            <w:r>
+              <w:t xml:space="preserve">2026-08-17</w:t>
+            </w:r>
+          </w:p>
+        </w:tc>
+        <w:tc>
+          <w:tcPr>
+            <w:shd w:val="clear" w:color="auto" w:fill="F6F8FA"/>
+          </w:tcPr>
+          <w:p>
+            <w:pPr>
+              <w:numPr>
+                <w:ilvl w:val="0"/>
+                <w:numId w:val="1091"/>
+              </w:numPr>
+              <w:jc w:val="left"/>
+            </w:pPr>
+            <w:r>
+              <w:t xml:space="preserve">Rename project repository to all lowercase (</w:t>
+            </w:r>
+            <w:r>
+              <w:rPr>
+                <w:rStyle w:val="VerbatimChar"/>
+              </w:rPr>
+              <w:t xml:space="preserve">huawei-doc-templates</w:t>
+            </w:r>
+            <w:r>
+              <w:t xml:space="preserve">).</w:t>
             </w:r>
           </w:p>
         </w:tc>
       </w:tr>
       <w:tr>
         <w:tc>
-          <w:tcPr>
-            <w:shd w:val="clear" w:color="auto" w:fill="F6F8FA"/>
-          </w:tcPr>
+          <w:tcPr/>
+          <w:p>
+            <w:pPr>
+              <w:jc w:val="left"/>
+            </w:pPr>
+            <w:r>
+              <w:t xml:space="preserve">2.7.0</w:t>
+            </w:r>
+          </w:p>
+        </w:tc>
+        <w:tc>
+          <w:tcPr/>
           <w:p>
             <w:pPr>
               <w:jc w:val="left"/>
@@ -16046,35 +16613,69 @@
           </w:p>
         </w:tc>
         <w:tc>
-          <w:tcPr>
-            <w:shd w:val="clear" w:color="auto" w:fill="F6F8FA"/>
-          </w:tcPr>
-          <w:p>
-            <w:pPr>
-              <w:jc w:val="left"/>
-            </w:pPr>
-            <w:r>
-              <w:t xml:space="preserve">Fix \texttt{hutable} centering and row-color fill (switched to \texttt{\ hline} for \texttt{colortbl} compatibility).</w:t>
-            </w:r>
-          </w:p>
-        </w:tc>
-        <w:tc>
-          <w:tcPr>
-            <w:shd w:val="clear" w:color="auto" w:fill="F6F8FA"/>
-          </w:tcPr>
-          <w:p>
-            <w:pPr>
-              <w:jc w:val="left"/>
-            </w:pPr>
-            <w:r>
-              <w:t xml:space="preserve">2.6.0</w:t>
+          <w:tcPr/>
+          <w:p>
+            <w:pPr>
+              <w:numPr>
+                <w:ilvl w:val="0"/>
+                <w:numId w:val="1092"/>
+              </w:numPr>
+              <w:jc w:val="left"/>
+            </w:pPr>
+            <w:r>
+              <w:t xml:space="preserve">The</w:t>
+            </w:r>
+            <w:r>
+              <w:t xml:space="preserve"> </w:t>
+            </w:r>
+            <w:r>
+              <w:rPr>
+                <w:rStyle w:val="VerbatimChar"/>
+              </w:rPr>
+              <w:t xml:space="preserve">changelog</w:t>
+            </w:r>
+            <w:r>
+              <w:t xml:space="preserve"> </w:t>
+            </w:r>
+            <w:r>
+              <w:t xml:space="preserve">environment now emits its own section heading;</w:t>
+            </w:r>
+            <w:r>
+              <w:t xml:space="preserve"> </w:t>
+            </w:r>
+            <w:r>
+              <w:rPr>
+                <w:rStyle w:val="VerbatimChar"/>
+              </w:rPr>
+              <w:t xml:space="preserve">[nochangelog]</w:t>
+            </w:r>
+            <w:r>
+              <w:t xml:space="preserve"> </w:t>
+            </w:r>
+            <w:r>
+              <w:t xml:space="preserve">suppresses the heading and entries in one switch.</w:t>
             </w:r>
           </w:p>
         </w:tc>
       </w:tr>
       <w:tr>
         <w:tc>
-          <w:tcPr/>
+          <w:tcPr>
+            <w:shd w:val="clear" w:color="auto" w:fill="F6F8FA"/>
+          </w:tcPr>
+          <w:p>
+            <w:pPr>
+              <w:jc w:val="left"/>
+            </w:pPr>
+            <w:r>
+              <w:t xml:space="preserve">2.6.1</w:t>
+            </w:r>
+          </w:p>
+        </w:tc>
+        <w:tc>
+          <w:tcPr>
+            <w:shd w:val="clear" w:color="auto" w:fill="F6F8FA"/>
+          </w:tcPr>
           <w:p>
             <w:pPr>
               <w:jc w:val="left"/>
@@ -16085,72 +16686,167 @@
           </w:p>
         </w:tc>
         <w:tc>
-          <w:tcPr/>
-          <w:p>
-            <w:pPr>
-              <w:jc w:val="left"/>
-            </w:pPr>
-            <w:r>
-              <w:t xml:space="preserve">Switched verification table to the new \texttt{hutable} full-grid style. + Floats now default to \texttt{[H]} placement (in-source order).</w:t>
-            </w:r>
-          </w:p>
-        </w:tc>
-        <w:tc>
-          <w:tcPr/>
-          <w:p>
-            <w:pPr>
-              <w:jc w:val="left"/>
-            </w:pPr>
-            <w:r>
-              <w:t xml:space="preserve">2.5.1</w:t>
+          <w:tcPr>
+            <w:shd w:val="clear" w:color="auto" w:fill="F6F8FA"/>
+          </w:tcPr>
+          <w:p>
+            <w:pPr>
+              <w:numPr>
+                <w:ilvl w:val="0"/>
+                <w:numId w:val="1093"/>
+              </w:numPr>
+              <w:jc w:val="left"/>
+            </w:pPr>
+            <w:r>
+              <w:t xml:space="preserve">Fix</w:t>
+            </w:r>
+            <w:r>
+              <w:t xml:space="preserve"> </w:t>
+            </w:r>
+            <w:r>
+              <w:rPr>
+                <w:rStyle w:val="VerbatimChar"/>
+              </w:rPr>
+              <w:t xml:space="preserve">hutable</w:t>
+            </w:r>
+            <w:r>
+              <w:t xml:space="preserve"> </w:t>
+            </w:r>
+            <w:r>
+              <w:t xml:space="preserve">centering and row-color fill (switched to</w:t>
+            </w:r>
+            <w:r>
+              <w:t xml:space="preserve"> </w:t>
+            </w:r>
+            <w:r>
+              <w:rPr>
+                <w:rStyle w:val="VerbatimChar"/>
+              </w:rPr>
+              <w:t xml:space="preserve">\ hline</w:t>
+            </w:r>
+            <w:r>
+              <w:t xml:space="preserve"> </w:t>
+            </w:r>
+            <w:r>
+              <w:t xml:space="preserve">for</w:t>
+            </w:r>
+            <w:r>
+              <w:t xml:space="preserve"> </w:t>
+            </w:r>
+            <w:r>
+              <w:rPr>
+                <w:rStyle w:val="VerbatimChar"/>
+              </w:rPr>
+              <w:t xml:space="preserve">colortbl</w:t>
+            </w:r>
+            <w:r>
+              <w:t xml:space="preserve"> </w:t>
+            </w:r>
+            <w:r>
+              <w:t xml:space="preserve">compatibility).</w:t>
             </w:r>
           </w:p>
         </w:tc>
       </w:tr>
       <w:tr>
         <w:tc>
-          <w:tcPr>
-            <w:shd w:val="clear" w:color="auto" w:fill="F6F8FA"/>
-          </w:tcPr>
-          <w:p>
-            <w:pPr>
-              <w:jc w:val="left"/>
-            </w:pPr>
-            <w:r>
-              <w:t xml:space="preserve">2026-08-10</w:t>
-            </w:r>
-          </w:p>
-        </w:tc>
-        <w:tc>
-          <w:tcPr>
-            <w:shd w:val="clear" w:color="auto" w:fill="F6F8FA"/>
-          </w:tcPr>
-          <w:p>
-            <w:pPr>
-              <w:jc w:val="left"/>
-            </w:pPr>
-            <w:r>
-              <w:t xml:space="preserve">H1 section title size reduced from 27pt to 20pt.</w:t>
-            </w:r>
-          </w:p>
-        </w:tc>
-        <w:tc>
-          <w:tcPr>
-            <w:shd w:val="clear" w:color="auto" w:fill="F6F8FA"/>
-          </w:tcPr>
-          <w:p>
-            <w:pPr>
-              <w:jc w:val="left"/>
-            </w:pPr>
-            <w:r>
-              <w:t xml:space="preserve">2.5.0</w:t>
+          <w:tcPr/>
+          <w:p>
+            <w:pPr>
+              <w:jc w:val="left"/>
+            </w:pPr>
+            <w:r>
+              <w:t xml:space="preserve">2.6.0</w:t>
+            </w:r>
+          </w:p>
+        </w:tc>
+        <w:tc>
+          <w:tcPr/>
+          <w:p>
+            <w:pPr>
+              <w:jc w:val="left"/>
+            </w:pPr>
+            <w:r>
+              <w:t xml:space="preserve">2026-08-12</w:t>
+            </w:r>
+          </w:p>
+        </w:tc>
+        <w:tc>
+          <w:tcPr/>
+          <w:p>
+            <w:pPr>
+              <w:numPr>
+                <w:ilvl w:val="0"/>
+                <w:numId w:val="1094"/>
+              </w:numPr>
+              <w:jc w:val="left"/>
+            </w:pPr>
+            <w:r>
+              <w:t xml:space="preserve">Switched verification table to the new</w:t>
+            </w:r>
+            <w:r>
+              <w:t xml:space="preserve"> </w:t>
+            </w:r>
+            <w:r>
+              <w:rPr>
+                <w:rStyle w:val="VerbatimChar"/>
+              </w:rPr>
+              <w:t xml:space="preserve">hutable</w:t>
+            </w:r>
+            <w:r>
+              <w:t xml:space="preserve"> </w:t>
+            </w:r>
+            <w:r>
+              <w:t xml:space="preserve">full-grid style.</w:t>
+            </w:r>
+          </w:p>
+          <w:p>
+            <w:pPr>
+              <w:numPr>
+                <w:ilvl w:val="0"/>
+                <w:numId w:val="1094"/>
+              </w:numPr>
+              <w:jc w:val="left"/>
+            </w:pPr>
+            <w:r>
+              <w:t xml:space="preserve">Floats now default to</w:t>
+            </w:r>
+            <w:r>
+              <w:t xml:space="preserve"> </w:t>
+            </w:r>
+            <w:r>
+              <w:rPr>
+                <w:rStyle w:val="VerbatimChar"/>
+              </w:rPr>
+              <w:t xml:space="preserve">[H]</w:t>
+            </w:r>
+            <w:r>
+              <w:t xml:space="preserve"> </w:t>
+            </w:r>
+            <w:r>
+              <w:t xml:space="preserve">placement (in-source order).</w:t>
             </w:r>
           </w:p>
         </w:tc>
       </w:tr>
       <w:tr>
         <w:tc>
-          <w:tcPr/>
+          <w:tcPr>
+            <w:shd w:val="clear" w:color="auto" w:fill="F6F8FA"/>
+          </w:tcPr>
+          <w:p>
+            <w:pPr>
+              <w:jc w:val="left"/>
+            </w:pPr>
+            <w:r>
+              <w:t xml:space="preserve">2.5.1</w:t>
+            </w:r>
+          </w:p>
+        </w:tc>
+        <w:tc>
+          <w:tcPr>
+            <w:shd w:val="clear" w:color="auto" w:fill="F6F8FA"/>
+          </w:tcPr>
           <w:p>
             <w:pPr>
               <w:jc w:val="left"/>
@@ -16161,39 +16857,37 @@
           </w:p>
         </w:tc>
         <w:tc>
-          <w:tcPr/>
-          <w:p>
-            <w:pPr>
-              <w:jc w:val="left"/>
-            </w:pPr>
-            <w:r>
-              <w:t xml:space="preserve">Default image size increased: width 65% $\to$ 90% of text width,</w:t>
-            </w:r>
-            <w:r>
-              <w:t xml:space="preserve"> </w:t>
-            </w:r>
-            <w:r>
-              <w:t xml:space="preserve">height 40% $\to$ 50% of text height.</w:t>
-            </w:r>
-          </w:p>
-        </w:tc>
-        <w:tc>
-          <w:tcPr/>
-          <w:p>
-            <w:pPr>
-              <w:jc w:val="left"/>
-            </w:pPr>
-            <w:r>
-              <w:t xml:space="preserve">2.4.0</w:t>
+          <w:tcPr>
+            <w:shd w:val="clear" w:color="auto" w:fill="F6F8FA"/>
+          </w:tcPr>
+          <w:p>
+            <w:pPr>
+              <w:numPr>
+                <w:ilvl w:val="0"/>
+                <w:numId w:val="1095"/>
+              </w:numPr>
+              <w:jc w:val="left"/>
+            </w:pPr>
+            <w:r>
+              <w:t xml:space="preserve">H1 section title size reduced from 27pt to 20pt.</w:t>
             </w:r>
           </w:p>
         </w:tc>
       </w:tr>
       <w:tr>
         <w:tc>
-          <w:tcPr>
-            <w:shd w:val="clear" w:color="auto" w:fill="F6F8FA"/>
-          </w:tcPr>
+          <w:tcPr/>
+          <w:p>
+            <w:pPr>
+              <w:jc w:val="left"/>
+            </w:pPr>
+            <w:r>
+              <w:t xml:space="preserve">2.5.0</w:t>
+            </w:r>
+          </w:p>
+        </w:tc>
+        <w:tc>
+          <w:tcPr/>
           <w:p>
             <w:pPr>
               <w:jc w:val="left"/>
@@ -16204,75 +16898,155 @@
           </w:p>
         </w:tc>
         <w:tc>
-          <w:tcPr>
-            <w:shd w:val="clear" w:color="auto" w:fill="F6F8FA"/>
-          </w:tcPr>
-          <w:p>
-            <w:pPr>
-              <w:jc w:val="left"/>
-            </w:pPr>
-            <w:r>
-              <w:t xml:space="preserve">Enlarged H1 section title (18pt $\to$ 27pt, 50% bigger). + \texttt{nochangelog} option now hides version, date, and time on the</w:t>
+          <w:tcPr/>
+          <w:p>
+            <w:pPr>
+              <w:numPr>
+                <w:ilvl w:val="0"/>
+                <w:numId w:val="1096"/>
+              </w:numPr>
+              <w:jc w:val="left"/>
+            </w:pPr>
+            <w:r>
+              <w:t xml:space="preserve">Default image size increased: width 65% → 90% of text width,</w:t>
             </w:r>
             <w:r>
               <w:t xml:space="preserve"> </w:t>
             </w:r>
             <w:r>
-              <w:t xml:space="preserve">cover page.</w:t>
-            </w:r>
-          </w:p>
-        </w:tc>
-        <w:tc>
-          <w:tcPr>
-            <w:shd w:val="clear" w:color="auto" w:fill="F6F8FA"/>
-          </w:tcPr>
-          <w:p>
-            <w:pPr>
-              <w:jc w:val="left"/>
-            </w:pPr>
-            <w:r>
-              <w:t xml:space="preserve">2.3.1</w:t>
+              <w:t xml:space="preserve">height 40% → 50% of text height.</w:t>
             </w:r>
           </w:p>
         </w:tc>
       </w:tr>
       <w:tr>
         <w:tc>
-          <w:tcPr/>
-          <w:p>
-            <w:pPr>
-              <w:jc w:val="left"/>
-            </w:pPr>
-            <w:r>
-              <w:t xml:space="preserve">2026-08-09</w:t>
-            </w:r>
-          </w:p>
-        </w:tc>
-        <w:tc>
-          <w:tcPr/>
-          <w:p>
-            <w:pPr>
-              <w:jc w:val="left"/>
-            </w:pPr>
-            <w:r>
-              <w:t xml:space="preserve">Rolled back \texttt{/ActualText} markers — broke code block rendering.</w:t>
-            </w:r>
-          </w:p>
-        </w:tc>
-        <w:tc>
-          <w:tcPr/>
-          <w:p>
-            <w:pPr>
-              <w:jc w:val="left"/>
-            </w:pPr>
-            <w:r>
-              <w:t xml:space="preserve">2.3.0</w:t>
+          <w:tcPr>
+            <w:shd w:val="clear" w:color="auto" w:fill="F6F8FA"/>
+          </w:tcPr>
+          <w:p>
+            <w:pPr>
+              <w:jc w:val="left"/>
+            </w:pPr>
+            <w:r>
+              <w:t xml:space="preserve">2.4.0</w:t>
+            </w:r>
+          </w:p>
+        </w:tc>
+        <w:tc>
+          <w:tcPr>
+            <w:shd w:val="clear" w:color="auto" w:fill="F6F8FA"/>
+          </w:tcPr>
+          <w:p>
+            <w:pPr>
+              <w:jc w:val="left"/>
+            </w:pPr>
+            <w:r>
+              <w:t xml:space="preserve">2026-08-10</w:t>
+            </w:r>
+          </w:p>
+        </w:tc>
+        <w:tc>
+          <w:tcPr>
+            <w:shd w:val="clear" w:color="auto" w:fill="F6F8FA"/>
+          </w:tcPr>
+          <w:p>
+            <w:pPr>
+              <w:numPr>
+                <w:ilvl w:val="0"/>
+                <w:numId w:val="1097"/>
+              </w:numPr>
+              <w:jc w:val="left"/>
+            </w:pPr>
+            <w:r>
+              <w:t xml:space="preserve">Enlarged H1 section title (18pt → 27pt, 50% bigger).</w:t>
+            </w:r>
+          </w:p>
+          <w:p>
+            <w:pPr>
+              <w:numPr>
+                <w:ilvl w:val="0"/>
+                <w:numId w:val="1097"/>
+              </w:numPr>
+              <w:jc w:val="left"/>
+            </w:pPr>
+            <w:r>
+              <w:rPr>
+                <w:rStyle w:val="VerbatimChar"/>
+              </w:rPr>
+              <w:t xml:space="preserve">nochangelog</w:t>
+            </w:r>
+            <w:r>
+              <w:t xml:space="preserve"> </w:t>
+            </w:r>
+            <w:r>
+              <w:t xml:space="preserve">option now hides version, date, and time on the</w:t>
+            </w:r>
+            <w:r>
+              <w:t xml:space="preserve"> </w:t>
+            </w:r>
+            <w:r>
+              <w:t xml:space="preserve">cover page.</w:t>
             </w:r>
           </w:p>
         </w:tc>
       </w:tr>
       <w:tr>
         <w:tc>
+          <w:tcPr/>
+          <w:p>
+            <w:pPr>
+              <w:jc w:val="left"/>
+            </w:pPr>
+            <w:r>
+              <w:t xml:space="preserve">2.3.1</w:t>
+            </w:r>
+          </w:p>
+        </w:tc>
+        <w:tc>
+          <w:tcPr/>
+          <w:p>
+            <w:pPr>
+              <w:jc w:val="left"/>
+            </w:pPr>
+            <w:r>
+              <w:t xml:space="preserve">2026-08-09</w:t>
+            </w:r>
+          </w:p>
+        </w:tc>
+        <w:tc>
+          <w:tcPr/>
+          <w:p>
+            <w:pPr>
+              <w:numPr>
+                <w:ilvl w:val="0"/>
+                <w:numId w:val="1098"/>
+              </w:numPr>
+              <w:jc w:val="left"/>
+            </w:pPr>
+            <w:r>
+              <w:t xml:space="preserve">Rolled back</w:t>
+            </w:r>
+            <w:r>
+              <w:t xml:space="preserve"> </w:t>
+            </w:r>
+            <w:r>
+              <w:rPr>
+                <w:rStyle w:val="VerbatimChar"/>
+              </w:rPr>
+              <w:t xml:space="preserve">/ActualText</w:t>
+            </w:r>
+            <w:r>
+              <w:t xml:space="preserve"> </w:t>
+            </w:r>
+            <w:r>
+              <w:t xml:space="preserve">markers — broke code block rendering.</w:t>
+            </w:r>
+          </w:p>
+        </w:tc>
+      </w:tr>
+      <w:tr>
+        <w:tc>
           <w:tcPr>
             <w:shd w:val="clear" w:color="auto" w:fill="F6F8FA"/>
           </w:tcPr>
@@ -16281,6 +17055,19 @@
               <w:jc w:val="left"/>
             </w:pPr>
             <w:r>
+              <w:t xml:space="preserve">2.3.0</w:t>
+            </w:r>
+          </w:p>
+        </w:tc>
+        <w:tc>
+          <w:tcPr>
+            <w:shd w:val="clear" w:color="auto" w:fill="F6F8FA"/>
+          </w:tcPr>
+          <w:p>
+            <w:pPr>
+              <w:jc w:val="left"/>
+            </w:pPr>
+            <w:r>
               <w:t xml:space="preserve">2026-08-09</w:t>
             </w:r>
           </w:p>
@@ -16291,6 +17078,10 @@
           </w:tcPr>
           <w:p>
             <w:pPr>
+              <w:numPr>
+                <w:ilvl w:val="0"/>
+                <w:numId w:val="1099"/>
+              </w:numPr>
               <w:jc w:val="left"/>
             </w:pPr>
             <w:r>
@@ -16358,19 +17149,6 @@
             </w:r>
           </w:p>
         </w:tc>
-        <w:tc>
-          <w:tcPr>
-            <w:shd w:val="clear" w:color="auto" w:fill="F6F8FA"/>
-          </w:tcPr>
-          <w:p>
-            <w:pPr>
-              <w:jc w:val="left"/>
-            </w:pPr>
-            <w:r>
-              <w:t xml:space="preserve">2.2.4</w:t>
-            </w:r>
-          </w:p>
-        </w:tc>
       </w:tr>
       <w:tr>
         <w:tc>
@@ -16380,6 +17158,17 @@
               <w:jc w:val="left"/>
             </w:pPr>
             <w:r>
+              <w:t xml:space="preserve">2.2.4</w:t>
+            </w:r>
+          </w:p>
+        </w:tc>
+        <w:tc>
+          <w:tcPr/>
+          <w:p>
+            <w:pPr>
+              <w:jc w:val="left"/>
+            </w:pPr>
+            <w:r>
               <w:t xml:space="preserve">2026-08-09</w:t>
             </w:r>
           </w:p>
@@ -16388,6 +17177,10 @@
           <w:tcPr/>
           <w:p>
             <w:pPr>
+              <w:numPr>
+                <w:ilvl w:val="0"/>
+                <w:numId w:val="1100"/>
+              </w:numPr>
               <w:jc w:val="left"/>
             </w:pPr>
             <w:r>
@@ -16397,24 +17190,46 @@
               <w:t xml:space="preserve"> </w:t>
             </w:r>
             <w:r>
-              <w:t xml:space="preserve">programming ligatures (\texttt{calt}) that corrupted \texttt{//} into</w:t>
+              <w:t xml:space="preserve">programming ligatures (</w:t>
+            </w:r>
+            <w:r>
+              <w:rPr>
+                <w:rStyle w:val="VerbatimChar"/>
+              </w:rPr>
+              <w:t xml:space="preserve">calt</w:t>
+            </w:r>
+            <w:r>
+              <w:t xml:space="preserve">) that corrupted</w:t>
             </w:r>
             <w:r>
               <w:t xml:space="preserve"> </w:t>
             </w:r>
             <w:r>
-              <w:t xml:space="preserve">\texttt{))} on copy.</w:t>
-            </w:r>
-          </w:p>
-        </w:tc>
-        <w:tc>
-          <w:tcPr/>
-          <w:p>
-            <w:pPr>
-              <w:jc w:val="left"/>
-            </w:pPr>
-            <w:r>
-              <w:t xml:space="preserve">2.2.3</w:t>
+              <w:rPr>
+                <w:rStyle w:val="VerbatimChar"/>
+              </w:rPr>
+              <w:t xml:space="preserve">//</w:t>
+            </w:r>
+            <w:r>
+              <w:t xml:space="preserve"> </w:t>
+            </w:r>
+            <w:r>
+              <w:t xml:space="preserve">into</w:t>
+            </w:r>
+            <w:r>
+              <w:t xml:space="preserve"> </w:t>
+            </w:r>
+            <w:r>
+              <w:rPr>
+                <w:rStyle w:val="VerbatimChar"/>
+              </w:rPr>
+              <w:t xml:space="preserve">))</w:t>
+            </w:r>
+            <w:r>
+              <w:t xml:space="preserve"> </w:t>
+            </w:r>
+            <w:r>
+              <w:t xml:space="preserve">on copy.</w:t>
             </w:r>
           </w:p>
         </w:tc>
@@ -16429,6 +17244,19 @@
               <w:jc w:val="left"/>
             </w:pPr>
             <w:r>
+              <w:t xml:space="preserve">2.2.3</w:t>
+            </w:r>
+          </w:p>
+        </w:tc>
+        <w:tc>
+          <w:tcPr>
+            <w:shd w:val="clear" w:color="auto" w:fill="F6F8FA"/>
+          </w:tcPr>
+          <w:p>
+            <w:pPr>
+              <w:jc w:val="left"/>
+            </w:pPr>
+            <w:r>
               <w:t xml:space="preserve">2026-08-09</w:t>
             </w:r>
           </w:p>
@@ -16439,6 +17267,10 @@
           </w:tcPr>
           <w:p>
             <w:pPr>
+              <w:numPr>
+                <w:ilvl w:val="0"/>
+                <w:numId w:val="1101"/>
+              </w:numPr>
               <w:jc w:val="left"/>
             </w:pPr>
             <w:r>
@@ -16448,20 +17280,16 @@
               <w:t xml:space="preserve"> </w:t>
             </w:r>
             <w:r>
-              <w:t xml:space="preserve">no italic variants; enabled synthetic slant (\texttt{AutoFakeSlant}).</w:t>
-            </w:r>
-          </w:p>
-        </w:tc>
-        <w:tc>
-          <w:tcPr>
-            <w:shd w:val="clear" w:color="auto" w:fill="F6F8FA"/>
-          </w:tcPr>
-          <w:p>
-            <w:pPr>
-              <w:jc w:val="left"/>
-            </w:pPr>
-            <w:r>
-              <w:t xml:space="preserve">2.2.2</w:t>
+              <w:t xml:space="preserve">no italic variants; enabled synthetic slant (</w:t>
+            </w:r>
+            <w:r>
+              <w:rPr>
+                <w:rStyle w:val="VerbatimChar"/>
+              </w:rPr>
+              <w:t xml:space="preserve">AutoFakeSlant</w:t>
+            </w:r>
+            <w:r>
+              <w:t xml:space="preserve">).</w:t>
             </w:r>
           </w:p>
         </w:tc>
@@ -16474,6 +17302,17 @@
               <w:jc w:val="left"/>
             </w:pPr>
             <w:r>
+              <w:t xml:space="preserve">2.2.2</w:t>
+            </w:r>
+          </w:p>
+        </w:tc>
+        <w:tc>
+          <w:tcPr/>
+          <w:p>
+            <w:pPr>
+              <w:jc w:val="left"/>
+            </w:pPr>
+            <w:r>
               <w:t xml:space="preserve">2026-08-08</w:t>
             </w:r>
           </w:p>
@@ -16482,21 +17321,14 @@
           <w:tcPr/>
           <w:p>
             <w:pPr>
-              <w:jc w:val="left"/>
-            </w:pPr>
-            <w:r>
-              <w:t xml:space="preserve">Fixed chapter reference in prerequisite (Chapter 3 $\to$ Chapter 4).</w:t>
-            </w:r>
-          </w:p>
-        </w:tc>
-        <w:tc>
-          <w:tcPr/>
-          <w:p>
-            <w:pPr>
-              <w:jc w:val="left"/>
-            </w:pPr>
-            <w:r>
-              <w:t xml:space="preserve">2.2.1</w:t>
+              <w:numPr>
+                <w:ilvl w:val="0"/>
+                <w:numId w:val="1102"/>
+              </w:numPr>
+              <w:jc w:val="left"/>
+            </w:pPr>
+            <w:r>
+              <w:t xml:space="preserve">Fixed chapter reference in prerequisite (Chapter 3 → Chapter 4).</w:t>
             </w:r>
           </w:p>
         </w:tc>
@@ -16511,6 +17343,19 @@
               <w:jc w:val="left"/>
             </w:pPr>
             <w:r>
+              <w:t xml:space="preserve">2.2.1</w:t>
+            </w:r>
+          </w:p>
+        </w:tc>
+        <w:tc>
+          <w:tcPr>
+            <w:shd w:val="clear" w:color="auto" w:fill="F6F8FA"/>
+          </w:tcPr>
+          <w:p>
+            <w:pPr>
+              <w:jc w:val="left"/>
+            </w:pPr>
+            <w:r>
               <w:t xml:space="preserve">2026-08-08</w:t>
             </w:r>
           </w:p>
@@ -16521,23 +17366,14 @@
           </w:tcPr>
           <w:p>
             <w:pPr>
+              <w:numPr>
+                <w:ilvl w:val="0"/>
+                <w:numId w:val="1103"/>
+              </w:numPr>
               <w:jc w:val="left"/>
             </w:pPr>
             <w:r>
               <w:t xml:space="preserve">Changed table and figure caption labels to black (was Huawei red).</w:t>
-            </w:r>
-          </w:p>
-        </w:tc>
-        <w:tc>
-          <w:tcPr>
-            <w:shd w:val="clear" w:color="auto" w:fill="F6F8FA"/>
-          </w:tcPr>
-          <w:p>
-            <w:pPr>
-              <w:jc w:val="left"/>
-            </w:pPr>
-            <w:r>
-              <w:t xml:space="preserve">2.2.0</w:t>
             </w:r>
           </w:p>
         </w:tc>
@@ -16550,6 +17386,17 @@
               <w:jc w:val="left"/>
             </w:pPr>
             <w:r>
+              <w:t xml:space="preserve">2.2.0</w:t>
+            </w:r>
+          </w:p>
+        </w:tc>
+        <w:tc>
+          <w:tcPr/>
+          <w:p>
+            <w:pPr>
+              <w:jc w:val="left"/>
+            </w:pPr>
+            <w:r>
               <w:t xml:space="preserve">2026-08-08</w:t>
             </w:r>
           </w:p>
@@ -16558,6 +17405,10 @@
           <w:tcPr/>
           <w:p>
             <w:pPr>
+              <w:numPr>
+                <w:ilvl w:val="0"/>
+                <w:numId w:val="1104"/>
+              </w:numPr>
               <w:jc w:val="left"/>
             </w:pPr>
             <w:r>
@@ -16568,17 +17419,6 @@
             </w:r>
             <w:r>
               <w:t xml:space="preserve">colors, and bordered cells.</w:t>
-            </w:r>
-          </w:p>
-        </w:tc>
-        <w:tc>
-          <w:tcPr/>
-          <w:p>
-            <w:pPr>
-              <w:jc w:val="left"/>
-            </w:pPr>
-            <w:r>
-              <w:t xml:space="preserve">2.1.0</w:t>
             </w:r>
           </w:p>
         </w:tc>
@@ -16593,6 +17433,19 @@
               <w:jc w:val="left"/>
             </w:pPr>
             <w:r>
+              <w:t xml:space="preserve">2.1.0</w:t>
+            </w:r>
+          </w:p>
+        </w:tc>
+        <w:tc>
+          <w:tcPr>
+            <w:shd w:val="clear" w:color="auto" w:fill="F6F8FA"/>
+          </w:tcPr>
+          <w:p>
+            <w:pPr>
+              <w:jc w:val="left"/>
+            </w:pPr>
+            <w:r>
               <w:t xml:space="preserve">2026-08-06</w:t>
             </w:r>
           </w:p>
@@ -16603,6 +17456,10 @@
           </w:tcPr>
           <w:p>
             <w:pPr>
+              <w:numPr>
+                <w:ilvl w:val="0"/>
+                <w:numId w:val="1105"/>
+              </w:numPr>
               <w:jc w:val="left"/>
             </w:pPr>
             <w:r>
@@ -16621,13 +17478,85 @@
               <w:t xml:space="preserve"> </w:t>
             </w:r>
             <w:r>
-              <w:t xml:space="preserve">(4 vCPU, 8 GB RAM). + Updated OS image to Ubuntu 24.04 Server 64bit. + Increased disk size to 100 GB. + Recommended pay-per-use billing mode. + EIP auto-assigned: pay by traffic, 1000 Mbit/s, release with ECS. + Key pair authentication (created in Huawei Cloud); root password</w:t>
+              <w:t xml:space="preserve">(4 vCPU, 8 GB RAM).</w:t>
+            </w:r>
+          </w:p>
+          <w:p>
+            <w:pPr>
+              <w:numPr>
+                <w:ilvl w:val="0"/>
+                <w:numId w:val="1105"/>
+              </w:numPr>
+              <w:jc w:val="left"/>
+            </w:pPr>
+            <w:r>
+              <w:t xml:space="preserve">Updated OS image to Ubuntu 24.04 Server 64bit.</w:t>
+            </w:r>
+          </w:p>
+          <w:p>
+            <w:pPr>
+              <w:numPr>
+                <w:ilvl w:val="0"/>
+                <w:numId w:val="1105"/>
+              </w:numPr>
+              <w:jc w:val="left"/>
+            </w:pPr>
+            <w:r>
+              <w:t xml:space="preserve">Increased disk size to 100 GB.</w:t>
+            </w:r>
+          </w:p>
+          <w:p>
+            <w:pPr>
+              <w:numPr>
+                <w:ilvl w:val="0"/>
+                <w:numId w:val="1105"/>
+              </w:numPr>
+              <w:jc w:val="left"/>
+            </w:pPr>
+            <w:r>
+              <w:t xml:space="preserve">Recommended pay-per-use billing mode.</w:t>
+            </w:r>
+          </w:p>
+          <w:p>
+            <w:pPr>
+              <w:numPr>
+                <w:ilvl w:val="0"/>
+                <w:numId w:val="1105"/>
+              </w:numPr>
+              <w:jc w:val="left"/>
+            </w:pPr>
+            <w:r>
+              <w:t xml:space="preserve">EIP auto-assigned: pay by traffic, 1000 Mbit/s, release with ECS.</w:t>
+            </w:r>
+          </w:p>
+          <w:p>
+            <w:pPr>
+              <w:numPr>
+                <w:ilvl w:val="0"/>
+                <w:numId w:val="1105"/>
+              </w:numPr>
+              <w:jc w:val="left"/>
+            </w:pPr>
+            <w:r>
+              <w:t xml:space="preserve">Key pair authentication (created in Huawei Cloud); root password</w:t>
             </w:r>
             <w:r>
               <w:t xml:space="preserve"> </w:t>
             </w:r>
             <w:r>
-              <w:t xml:space="preserve">can be set later as a second access method. + Security group</w:t>
+              <w:t xml:space="preserve">can be set later as a second access method.</w:t>
+            </w:r>
+          </w:p>
+          <w:p>
+            <w:pPr>
+              <w:numPr>
+                <w:ilvl w:val="0"/>
+                <w:numId w:val="1105"/>
+              </w:numPr>
+              <w:jc w:val="left"/>
+            </w:pPr>
+            <w:r>
+              <w:t xml:space="preserve">Security group</w:t>
             </w:r>
             <w:r>
               <w:t xml:space="preserve"> </w:t>
@@ -16664,7 +17593,31 @@
               <w:t xml:space="preserve"> </w:t>
             </w:r>
             <w:r>
-              <w:t xml:space="preserve">instance. + Replaced SSH port 22 with port 4444 (Huawei proxy blocks port 22). + Restricted SSH access to three specific Huawei internal IPs</w:t>
+              <w:t xml:space="preserve">instance.</w:t>
+            </w:r>
+          </w:p>
+          <w:p>
+            <w:pPr>
+              <w:numPr>
+                <w:ilvl w:val="0"/>
+                <w:numId w:val="1105"/>
+              </w:numPr>
+              <w:jc w:val="left"/>
+            </w:pPr>
+            <w:r>
+              <w:t xml:space="preserve">Replaced SSH port 22 with port 4444 (Huawei proxy blocks port 22).</w:t>
+            </w:r>
+          </w:p>
+          <w:p>
+            <w:pPr>
+              <w:numPr>
+                <w:ilvl w:val="0"/>
+                <w:numId w:val="1105"/>
+              </w:numPr>
+              <w:jc w:val="left"/>
+            </w:pPr>
+            <w:r>
+              <w:t xml:space="preserve">Restricted SSH access to three specific Huawei internal IPs</w:t>
             </w:r>
             <w:r>
               <w:t xml:space="preserve"> </w:t>
@@ -16703,7 +17656,19 @@
               <w:t xml:space="preserve">119.8.193.3</w:t>
             </w:r>
             <w:r>
-              <w:t xml:space="preserve">). + Added</w:t>
+              <w:t xml:space="preserve">).</w:t>
+            </w:r>
+          </w:p>
+          <w:p>
+            <w:pPr>
+              <w:numPr>
+                <w:ilvl w:val="0"/>
+                <w:numId w:val="1105"/>
+              </w:numPr>
+              <w:jc w:val="left"/>
+            </w:pPr>
+            <w:r>
+              <w:t xml:space="preserve">Added</w:t>
             </w:r>
             <w:r>
               <w:t xml:space="preserve"> </w:t>
@@ -16722,19 +17687,6 @@
             </w:r>
           </w:p>
         </w:tc>
-        <w:tc>
-          <w:tcPr>
-            <w:shd w:val="clear" w:color="auto" w:fill="F6F8FA"/>
-          </w:tcPr>
-          <w:p>
-            <w:pPr>
-              <w:jc w:val="left"/>
-            </w:pPr>
-            <w:r>
-              <w:t xml:space="preserve">2.0.0</w:t>
-            </w:r>
-          </w:p>
-        </w:tc>
       </w:tr>
       <w:tr>
         <w:tc>
@@ -16744,6 +17696,17 @@
               <w:jc w:val="left"/>
             </w:pPr>
             <w:r>
+              <w:t xml:space="preserve">2.0.0</w:t>
+            </w:r>
+          </w:p>
+        </w:tc>
+        <w:tc>
+          <w:tcPr/>
+          <w:p>
+            <w:pPr>
+              <w:jc w:val="left"/>
+            </w:pPr>
+            <w:r>
               <w:t xml:space="preserve">2026-08-05</w:t>
             </w:r>
           </w:p>
@@ -16752,6 +17715,10 @@
           <w:tcPr/>
           <w:p>
             <w:pPr>
+              <w:numPr>
+                <w:ilvl w:val="0"/>
+                <w:numId w:val="1106"/>
+              </w:numPr>
               <w:jc w:val="left"/>
             </w:pPr>
             <w:r>
@@ -16761,7 +17728,19 @@
               <w:t xml:space="preserve"> </w:t>
             </w:r>
             <w:r>
-              <w:t xml:space="preserve">coding environment. + Added changelog and versioning support to the template</w:t>
+              <w:t xml:space="preserve">coding environment.</w:t>
+            </w:r>
+          </w:p>
+          <w:p>
+            <w:pPr>
+              <w:numPr>
+                <w:ilvl w:val="0"/>
+                <w:numId w:val="1106"/>
+              </w:numPr>
+              <w:jc w:val="left"/>
+            </w:pPr>
+            <w:r>
+              <w:t xml:space="preserve">Added changelog and versioning support to the template</w:t>
             </w:r>
             <w:r>
               <w:t xml:space="preserve"> </w:t>
@@ -16803,7 +17782,19 @@
               <w:t xml:space="preserve"> </w:t>
             </w:r>
             <w:r>
-              <w:t xml:space="preserve">environment). + Renamed</w:t>
+              <w:t xml:space="preserve">environment).</w:t>
+            </w:r>
+          </w:p>
+          <w:p>
+            <w:pPr>
+              <w:numPr>
+                <w:ilvl w:val="0"/>
+                <w:numId w:val="1106"/>
+              </w:numPr>
+              <w:jc w:val="left"/>
+            </w:pPr>
+            <w:r>
+              <w:t xml:space="preserve">Renamed</w:t>
             </w:r>
             <w:r>
               <w:t xml:space="preserve"> </w:t>
@@ -16839,7 +17830,19 @@
               <w:t xml:space="preserve"> </w:t>
             </w:r>
             <w:r>
-              <w:t xml:space="preserve">package name collisions. + Fixed external file code block implementation (</w:t>
+              <w:t xml:space="preserve">package name collisions.</w:t>
+            </w:r>
+          </w:p>
+          <w:p>
+            <w:pPr>
+              <w:numPr>
+                <w:ilvl w:val="0"/>
+                <w:numId w:val="1106"/>
+              </w:numPr>
+              <w:jc w:val="left"/>
+            </w:pPr>
+            <w:r>
+              <w:t xml:space="preserve">Fixed external file code block implementation (</w:t>
             </w:r>
             <w:r>
               <w:rPr>
@@ -16852,14 +17855,114 @@
             </w:r>
           </w:p>
         </w:tc>
-        <w:tc>
-          <w:tcPr/>
+      </w:tr>
+      <w:tr>
+        <w:tc>
+          <w:tcPr>
+            <w:shd w:val="clear" w:color="auto" w:fill="F6F8FA"/>
+          </w:tcPr>
           <w:p>
             <w:pPr>
               <w:jc w:val="left"/>
             </w:pPr>
             <w:r>
               <w:t xml:space="preserve">1.0.0</w:t>
+            </w:r>
+          </w:p>
+        </w:tc>
+        <w:tc>
+          <w:tcPr>
+            <w:shd w:val="clear" w:color="auto" w:fill="F6F8FA"/>
+          </w:tcPr>
+          <w:p>
+            <w:pPr>
+              <w:jc w:val="left"/>
+            </w:pPr>
+            <w:r>
+              <w:t xml:space="preserve">2026-08-05</w:t>
+            </w:r>
+          </w:p>
+        </w:tc>
+        <w:tc>
+          <w:tcPr>
+            <w:shd w:val="clear" w:color="auto" w:fill="F6F8FA"/>
+          </w:tcPr>
+          <w:p>
+            <w:pPr>
+              <w:numPr>
+                <w:ilvl w:val="0"/>
+                <w:numId w:val="1107"/>
+              </w:numPr>
+              <w:jc w:val="left"/>
+            </w:pPr>
+            <w:r>
+              <w:t xml:space="preserve">Initial version.</w:t>
+            </w:r>
+          </w:p>
+          <w:p>
+            <w:pPr>
+              <w:numPr>
+                <w:ilvl w:val="0"/>
+                <w:numId w:val="1107"/>
+              </w:numPr>
+              <w:jc w:val="left"/>
+            </w:pPr>
+            <w:r>
+              <w:t xml:space="preserve">Added ECS provisioning on Huawei Cloud.</w:t>
+            </w:r>
+          </w:p>
+          <w:p>
+            <w:pPr>
+              <w:numPr>
+                <w:ilvl w:val="0"/>
+                <w:numId w:val="1107"/>
+              </w:numPr>
+              <w:jc w:val="left"/>
+            </w:pPr>
+            <w:r>
+              <w:t xml:space="preserve">Added SSH with proxy configuration for VS Code Remote-SSH.</w:t>
+            </w:r>
+          </w:p>
+          <w:p>
+            <w:pPr>
+              <w:numPr>
+                <w:ilvl w:val="0"/>
+                <w:numId w:val="1107"/>
+              </w:numPr>
+              <w:jc w:val="left"/>
+            </w:pPr>
+            <w:r>
+              <w:t xml:space="preserve">Replaced OpenCode with oh-my-coding-maas-gateway (LiteLLM proxy</w:t>
+            </w:r>
+            <w:r>
+              <w:t xml:space="preserve"> </w:t>
+            </w:r>
+            <w:r>
+              <w:t xml:space="preserve">with load balancing, virtual keys, and Grafana observability).</w:t>
+            </w:r>
+          </w:p>
+          <w:p>
+            <w:pPr>
+              <w:numPr>
+                <w:ilvl w:val="0"/>
+                <w:numId w:val="1107"/>
+              </w:numPr>
+              <w:jc w:val="left"/>
+            </w:pPr>
+            <w:r>
+              <w:t xml:space="preserve">Added Huawei document templates project setup.</w:t>
+            </w:r>
+          </w:p>
+          <w:p>
+            <w:pPr>
+              <w:numPr>
+                <w:ilvl w:val="0"/>
+                <w:numId w:val="1107"/>
+              </w:numPr>
+              <w:jc w:val="left"/>
+            </w:pPr>
+            <w:r>
+              <w:t xml:space="preserve">Added changelog and versioning support to the template.</w:t>
             </w:r>
           </w:p>
         </w:tc>
@@ -18023,6 +19126,204 @@
     <w:lvlOverride w:ilvl="8">
       <w:startOverride w:val="1"/>
     </w:lvlOverride>
+  </w:num>
+  <w:num w:numId="1042">
+    <w:abstractNumId w:val="991"/>
+  </w:num>
+  <w:num w:numId="1043">
+    <w:abstractNumId w:val="991"/>
+  </w:num>
+  <w:num w:numId="1044">
+    <w:abstractNumId w:val="991"/>
+  </w:num>
+  <w:num w:numId="1045">
+    <w:abstractNumId w:val="991"/>
+  </w:num>
+  <w:num w:numId="1046">
+    <w:abstractNumId w:val="991"/>
+  </w:num>
+  <w:num w:numId="1047">
+    <w:abstractNumId w:val="991"/>
+  </w:num>
+  <w:num w:numId="1048">
+    <w:abstractNumId w:val="991"/>
+  </w:num>
+  <w:num w:numId="1049">
+    <w:abstractNumId w:val="991"/>
+  </w:num>
+  <w:num w:numId="1050">
+    <w:abstractNumId w:val="991"/>
+  </w:num>
+  <w:num w:numId="1051">
+    <w:abstractNumId w:val="991"/>
+  </w:num>
+  <w:num w:numId="1052">
+    <w:abstractNumId w:val="991"/>
+  </w:num>
+  <w:num w:numId="1053">
+    <w:abstractNumId w:val="991"/>
+  </w:num>
+  <w:num w:numId="1054">
+    <w:abstractNumId w:val="991"/>
+  </w:num>
+  <w:num w:numId="1055">
+    <w:abstractNumId w:val="991"/>
+  </w:num>
+  <w:num w:numId="1056">
+    <w:abstractNumId w:val="991"/>
+  </w:num>
+  <w:num w:numId="1057">
+    <w:abstractNumId w:val="991"/>
+  </w:num>
+  <w:num w:numId="1058">
+    <w:abstractNumId w:val="991"/>
+  </w:num>
+  <w:num w:numId="1059">
+    <w:abstractNumId w:val="991"/>
+  </w:num>
+  <w:num w:numId="1060">
+    <w:abstractNumId w:val="991"/>
+  </w:num>
+  <w:num w:numId="1061">
+    <w:abstractNumId w:val="991"/>
+  </w:num>
+  <w:num w:numId="1062">
+    <w:abstractNumId w:val="991"/>
+  </w:num>
+  <w:num w:numId="1063">
+    <w:abstractNumId w:val="991"/>
+  </w:num>
+  <w:num w:numId="1064">
+    <w:abstractNumId w:val="991"/>
+  </w:num>
+  <w:num w:numId="1065">
+    <w:abstractNumId w:val="991"/>
+  </w:num>
+  <w:num w:numId="1066">
+    <w:abstractNumId w:val="991"/>
+  </w:num>
+  <w:num w:numId="1067">
+    <w:abstractNumId w:val="991"/>
+  </w:num>
+  <w:num w:numId="1068">
+    <w:abstractNumId w:val="991"/>
+  </w:num>
+  <w:num w:numId="1069">
+    <w:abstractNumId w:val="991"/>
+  </w:num>
+  <w:num w:numId="1070">
+    <w:abstractNumId w:val="991"/>
+  </w:num>
+  <w:num w:numId="1071">
+    <w:abstractNumId w:val="991"/>
+  </w:num>
+  <w:num w:numId="1072">
+    <w:abstractNumId w:val="991"/>
+  </w:num>
+  <w:num w:numId="1073">
+    <w:abstractNumId w:val="991"/>
+  </w:num>
+  <w:num w:numId="1074">
+    <w:abstractNumId w:val="991"/>
+  </w:num>
+  <w:num w:numId="1075">
+    <w:abstractNumId w:val="991"/>
+  </w:num>
+  <w:num w:numId="1076">
+    <w:abstractNumId w:val="991"/>
+  </w:num>
+  <w:num w:numId="1077">
+    <w:abstractNumId w:val="991"/>
+  </w:num>
+  <w:num w:numId="1078">
+    <w:abstractNumId w:val="991"/>
+  </w:num>
+  <w:num w:numId="1079">
+    <w:abstractNumId w:val="991"/>
+  </w:num>
+  <w:num w:numId="1080">
+    <w:abstractNumId w:val="991"/>
+  </w:num>
+  <w:num w:numId="1081">
+    <w:abstractNumId w:val="991"/>
+  </w:num>
+  <w:num w:numId="1082">
+    <w:abstractNumId w:val="991"/>
+  </w:num>
+  <w:num w:numId="1083">
+    <w:abstractNumId w:val="991"/>
+  </w:num>
+  <w:num w:numId="1084">
+    <w:abstractNumId w:val="991"/>
+  </w:num>
+  <w:num w:numId="1085">
+    <w:abstractNumId w:val="991"/>
+  </w:num>
+  <w:num w:numId="1086">
+    <w:abstractNumId w:val="991"/>
+  </w:num>
+  <w:num w:numId="1087">
+    <w:abstractNumId w:val="991"/>
+  </w:num>
+  <w:num w:numId="1088">
+    <w:abstractNumId w:val="991"/>
+  </w:num>
+  <w:num w:numId="1089">
+    <w:abstractNumId w:val="991"/>
+  </w:num>
+  <w:num w:numId="1090">
+    <w:abstractNumId w:val="991"/>
+  </w:num>
+  <w:num w:numId="1091">
+    <w:abstractNumId w:val="991"/>
+  </w:num>
+  <w:num w:numId="1092">
+    <w:abstractNumId w:val="991"/>
+  </w:num>
+  <w:num w:numId="1093">
+    <w:abstractNumId w:val="991"/>
+  </w:num>
+  <w:num w:numId="1094">
+    <w:abstractNumId w:val="991"/>
+  </w:num>
+  <w:num w:numId="1095">
+    <w:abstractNumId w:val="991"/>
+  </w:num>
+  <w:num w:numId="1096">
+    <w:abstractNumId w:val="991"/>
+  </w:num>
+  <w:num w:numId="1097">
+    <w:abstractNumId w:val="991"/>
+  </w:num>
+  <w:num w:numId="1098">
+    <w:abstractNumId w:val="991"/>
+  </w:num>
+  <w:num w:numId="1099">
+    <w:abstractNumId w:val="991"/>
+  </w:num>
+  <w:num w:numId="1100">
+    <w:abstractNumId w:val="991"/>
+  </w:num>
+  <w:num w:numId="1101">
+    <w:abstractNumId w:val="991"/>
+  </w:num>
+  <w:num w:numId="1102">
+    <w:abstractNumId w:val="991"/>
+  </w:num>
+  <w:num w:numId="1103">
+    <w:abstractNumId w:val="991"/>
+  </w:num>
+  <w:num w:numId="1104">
+    <w:abstractNumId w:val="991"/>
+  </w:num>
+  <w:num w:numId="1105">
+    <w:abstractNumId w:val="991"/>
+  </w:num>
+  <w:num w:numId="1106">
+    <w:abstractNumId w:val="991"/>
+  </w:num>
+  <w:num w:numId="1107">
+    <w:abstractNumId w:val="991"/>
   </w:num>
 </w:numbering>
 </file>

--- a/documents/setup-guide/setup-guide.docx
+++ b/documents/setup-guide/setup-guide.docx
@@ -84,7 +84,7 @@
           <w:b/>
           <w:sz w:val="24"/>
         </w:rPr>
-        <w:t xml:space="preserve">v6.5.1</w:t>
+        <w:t xml:space="preserve">v6.5.2</w:t>
       </w:r>
       <w:r>
         <w:rPr>
@@ -96,7 +96,7 @@
         <w:rPr>
           <w:sz w:val="24"/>
         </w:rPr>
-        <w:t xml:space="preserve">— September 20, 2026 13:23</w:t>
+        <w:t xml:space="preserve">— September 20, 2026 14:01</w:t>
       </w:r>
     </w:p>
     <w:sdt>
@@ -13345,7 +13345,7 @@
               <w:jc w:val="left"/>
             </w:pPr>
             <w:r>
-              <w:t xml:space="preserve">6.5.1</w:t>
+              <w:t xml:space="preserve">6.5.2</w:t>
             </w:r>
           </w:p>
         </w:tc>
@@ -13371,7 +13371,7 @@
               <w:jc w:val="left"/>
             </w:pPr>
             <w:r>
-              <w:t xml:space="preserve">Fixed DOCX/MD/HTML output: tables are no longer corrupted when changelog, signature, or summary content contains a pipe character (“|”). Badge text is now preserved in DOCX/MD/HTML — a “Ready” badge renders “Ready” instead of “[NEW]”. Multi-item changelog entries render as bullet lists instead of being joined with a literal “+”. POC documents now include the changelog in DOCX/MD/HTML. The :noanswers: attribute now hides test results and remarks in DOCX/MD/HTML, matching the PDF. Inline LaTeX (monospace text, arrows, LaTeX quotes) no longer leaks from changelog entries. The test suite now exercises the real build pipeline (pre-processor wired into round-trip and DOCX tests), with new pre-processor unit tests.</w:t>
+              <w:t xml:space="preserve">Quality-pass fixes for v6.5.1: LaTeX quote conversion now handles only paired quotes (quote characters inside code arguments are no longer corrupted); signature cells containing escaped ampersands are no longer split; round-trip HTML generation guards the asciidoctor-diagram dependency and fails loudly when generation fails; pre-processor unit tests now cover pipe escaping in all five table handlers.</w:t>
             </w:r>
           </w:p>
         </w:tc>
@@ -13386,7 +13386,7 @@
               <w:jc w:val="left"/>
             </w:pPr>
             <w:r>
-              <w:t xml:space="preserve">6.5.0</w:t>
+              <w:t xml:space="preserve">6.5.1</w:t>
             </w:r>
           </w:p>
         </w:tc>
@@ -13416,7 +13416,7 @@
               <w:jc w:val="left"/>
             </w:pPr>
             <w:r>
-              <w:t xml:space="preserve">Evidence checklist simplified to plain bullets in both PDF and DOCX (checkbox markers removed for compatibility). Planned Activities list in DOCX now uses Word’s native lower-roman numbering (i., ii., iii.) matching the PDF. Badges in DOCX replaced with exact-replica PNG pill images (rounded, colored frame and background, bold text) matching the PDF \ huaweibadge look — assets committed to the repo. Signature blocks in DOCX no longer show literal + symbols (proper hard line breaks).</w:t>
+              <w:t xml:space="preserve">Fixed DOCX/MD/HTML output: tables are no longer corrupted when changelog, signature, or summary content contains a pipe character (“|”). Badge text is now preserved in DOCX/MD/HTML — a “Ready” badge renders “Ready” instead of “[NEW]”. Multi-item changelog entries render as bullet lists instead of being joined with a literal “+”. POC documents now include the changelog in DOCX/MD/HTML. The :noanswers: attribute now hides test results and remarks in DOCX/MD/HTML, matching the PDF. Inline LaTeX (monospace text, arrows, LaTeX quotes) no longer leaks from changelog entries. The test suite now exercises the real build pipeline (pre-processor wired into round-trip and DOCX tests), with new pre-processor unit tests.</w:t>
             </w:r>
           </w:p>
         </w:tc>
@@ -13429,7 +13429,7 @@
               <w:jc w:val="left"/>
             </w:pPr>
             <w:r>
-              <w:t xml:space="preserve">6.4.7</w:t>
+              <w:t xml:space="preserve">6.5.0</w:t>
             </w:r>
           </w:p>
         </w:tc>
@@ -13455,7 +13455,7 @@
               <w:jc w:val="left"/>
             </w:pPr>
             <w:r>
-              <w:t xml:space="preserve">Section titles in DOCX now match the PDF heading design: the big section number (56pt) sits on the left, the title text is pushed to the right edge (a right tab stop mimics the LaTeX \ hfill), and the red rule runs below — previously the title sat left-aligned next to a small number. Applies to all templates.</w:t>
+              <w:t xml:space="preserve">Evidence checklist simplified to plain bullets in both PDF and DOCX (checkbox markers removed for compatibility). Planned Activities list in DOCX now uses Word’s native lower-roman numbering (i., ii., iii.) matching the PDF. Badges in DOCX replaced with exact-replica PNG pill images (rounded, colored frame and background, bold text) matching the PDF \ huaweibadge look — assets committed to the repo. Signature blocks in DOCX no longer show literal + symbols (proper hard line breaks).</w:t>
             </w:r>
           </w:p>
         </w:tc>
@@ -13470,7 +13470,7 @@
               <w:jc w:val="left"/>
             </w:pPr>
             <w:r>
-              <w:t xml:space="preserve">6.4.6</w:t>
+              <w:t xml:space="preserve">6.4.7</w:t>
             </w:r>
           </w:p>
         </w:tc>
@@ -13500,7 +13500,7 @@
               <w:jc w:val="left"/>
             </w:pPr>
             <w:r>
-              <w:t xml:space="preserve">Code blocks inside test cases no longer break the red left rule in DOCX — the code style’s left indent (which jogged the rule) is reset inside test case blocks, and code blocks now show the PDF’s code box (gray background with thin border on top, bottom, and right, red rule continuing on the left).</w:t>
+              <w:t xml:space="preserve">Section titles in DOCX now match the PDF heading design: the big section number (56pt) sits on the left, the title text is pushed to the right edge (a right tab stop mimics the LaTeX \ hfill), and the red rule runs below — previously the title sat left-aligned next to a small number. Applies to all templates.</w:t>
             </w:r>
           </w:p>
         </w:tc>
@@ -13513,7 +13513,7 @@
               <w:jc w:val="left"/>
             </w:pPr>
             <w:r>
-              <w:t xml:space="preserve">6.4.5</w:t>
+              <w:t xml:space="preserve">6.4.6</w:t>
             </w:r>
           </w:p>
         </w:tc>
@@ -13539,7 +13539,7 @@
               <w:jc w:val="left"/>
             </w:pPr>
             <w:r>
-              <w:t xml:space="preserve">DOCX polish pass: all captions centered (matching the PDF), vertical spacing between blocks matched to the LaTeX rhythm (medskip/smallskip around captions, field bars, and steps), and test steps now render as separate paragraphs each with the red bold number (previously merged into one paragraph).</w:t>
+              <w:t xml:space="preserve">Code blocks inside test cases no longer break the red left rule in DOCX — the code style’s left indent (which jogged the rule) is reset inside test case blocks, and code blocks now show the PDF’s code box (gray background with thin border on top, bottom, and right, red rule continuing on the left).</w:t>
             </w:r>
           </w:p>
         </w:tc>
@@ -13554,7 +13554,7 @@
               <w:jc w:val="left"/>
             </w:pPr>
             <w:r>
-              <w:t xml:space="preserve">6.4.4</w:t>
+              <w:t xml:space="preserve">6.4.5</w:t>
             </w:r>
           </w:p>
         </w:tc>
@@ -13584,7 +13584,7 @@
               <w:jc w:val="left"/>
             </w:pPr>
             <w:r>
-              <w:t xml:space="preserve">DOCX covers now show the logo, cover text, and version/date/time meta line like the PDF. Test case blocks in DOCX get the PDF’s visual wrapper: red left rule, red field header bars, and red step numbers. Captions follow the PDF ordering system in DOCX, MD, and HTML (Table/Diagram/Figure/Testcase N: with bold symbol). Portuguese PDFs now label diagrams "Diagrama N:" (was hardcoded English "Diagram"). Markdown and HTML output no longer leaks raw LaTeX from passthrough blocks — the DOCX pre-processor now feeds those pipelines too.</w:t>
+              <w:t xml:space="preserve">DOCX polish pass: all captions centered (matching the PDF), vertical spacing between blocks matched to the LaTeX rhythm (medskip/smallskip around captions, field bars, and steps), and test steps now render as separate paragraphs each with the red bold number (previously merged into one paragraph).</w:t>
             </w:r>
           </w:p>
         </w:tc>
@@ -13597,7 +13597,7 @@
               <w:jc w:val="left"/>
             </w:pPr>
             <w:r>
-              <w:t xml:space="preserve">6.4.3</w:t>
+              <w:t xml:space="preserve">6.4.4</w:t>
             </w:r>
           </w:p>
         </w:tc>
@@ -13623,7 +13623,7 @@
               <w:jc w:val="left"/>
             </w:pPr>
             <w:r>
-              <w:t xml:space="preserve">Testbook and POC DOCX output now matches the PDF much more closely: native table of contents (language-aware, auto-populated), each section starts on a new page, embedded images and diagrams (PlantUML/Graphviz rendered), white-on-red table headers, cover version line under the title, centered test case captions, and plain black rules for signature grids.</w:t>
+              <w:t xml:space="preserve">DOCX covers now show the logo, cover text, and version/date/time meta line like the PDF. Test case blocks in DOCX get the PDF’s visual wrapper: red left rule, red field header bars, and red step numbers. Captions follow the PDF ordering system in DOCX, MD, and HTML (Table/Diagram/Figure/Testcase N: with bold symbol). Portuguese PDFs now label diagrams "Diagrama N:" (was hardcoded English "Diagram"). Markdown and HTML output no longer leaks raw LaTeX from passthrough blocks — the DOCX pre-processor now feeds those pipelines too.</w:t>
             </w:r>
           </w:p>
         </w:tc>
@@ -13638,7 +13638,7 @@
               <w:jc w:val="left"/>
             </w:pPr>
             <w:r>
-              <w:t xml:space="preserve">6.4.2</w:t>
+              <w:t xml:space="preserve">6.4.3</w:t>
             </w:r>
           </w:p>
         </w:tc>
@@ -13668,7 +13668,7 @@
               <w:jc w:val="left"/>
             </w:pPr>
             <w:r>
-              <w:t xml:space="preserve">DOCX output for POC and testbook templates now includes all passthrough content (stakeholders, closing record, signatures, test cases, test summary, changelog) via a new pre-processor. Fixed dropped Test Scope fields in testbook DOCX output.</w:t>
+              <w:t xml:space="preserve">Testbook and POC DOCX output now matches the PDF much more closely: native table of contents (language-aware, auto-populated), each section starts on a new page, embedded images and diagrams (PlantUML/Graphviz rendered), white-on-red table headers, cover version line under the title, centered test case captions, and plain black rules for signature grids.</w:t>
             </w:r>
           </w:p>
         </w:tc>
@@ -13681,7 +13681,7 @@
               <w:jc w:val="left"/>
             </w:pPr>
             <w:r>
-              <w:t xml:space="preserve">6.4.0</w:t>
+              <w:t xml:space="preserve">6.4.2</w:t>
             </w:r>
           </w:p>
         </w:tc>
@@ -13707,6 +13707,51 @@
               <w:jc w:val="left"/>
             </w:pPr>
             <w:r>
+              <w:t xml:space="preserve">DOCX output for POC and testbook templates now includes all passthrough content (stakeholders, closing record, signatures, test cases, test summary, changelog) via a new pre-processor. Fixed dropped Test Scope fields in testbook DOCX output.</w:t>
+            </w:r>
+          </w:p>
+        </w:tc>
+      </w:tr>
+      <w:tr>
+        <w:tc>
+          <w:tcPr>
+            <w:shd w:val="clear" w:color="auto" w:fill="F6F8FA"/>
+          </w:tcPr>
+          <w:p>
+            <w:pPr>
+              <w:jc w:val="left"/>
+            </w:pPr>
+            <w:r>
+              <w:t xml:space="preserve">6.4.0</w:t>
+            </w:r>
+          </w:p>
+        </w:tc>
+        <w:tc>
+          <w:tcPr>
+            <w:shd w:val="clear" w:color="auto" w:fill="F6F8FA"/>
+          </w:tcPr>
+          <w:p>
+            <w:pPr>
+              <w:jc w:val="left"/>
+            </w:pPr>
+            <w:r>
+              <w:t xml:space="preserve">2026-09-20</w:t>
+            </w:r>
+          </w:p>
+        </w:tc>
+        <w:tc>
+          <w:tcPr>
+            <w:shd w:val="clear" w:color="auto" w:fill="F6F8FA"/>
+          </w:tcPr>
+          <w:p>
+            <w:pPr>
+              <w:numPr>
+                <w:ilvl w:val="0"/>
+                <w:numId w:val="1051"/>
+              </w:numPr>
+              <w:jc w:val="left"/>
+            </w:pPr>
+            <w:r>
               <w:t xml:space="preserve">Fixed changelog dates — replaced</w:t>
             </w:r>
             <w:r>
@@ -13729,58 +13774,13 @@
       </w:tr>
       <w:tr>
         <w:tc>
-          <w:tcPr>
-            <w:shd w:val="clear" w:color="auto" w:fill="F6F8FA"/>
-          </w:tcPr>
+          <w:tcPr/>
           <w:p>
             <w:pPr>
               <w:jc w:val="left"/>
             </w:pPr>
             <w:r>
               <w:t xml:space="preserve">5.1.1</w:t>
-            </w:r>
-          </w:p>
-        </w:tc>
-        <w:tc>
-          <w:tcPr>
-            <w:shd w:val="clear" w:color="auto" w:fill="F6F8FA"/>
-          </w:tcPr>
-          <w:p>
-            <w:pPr>
-              <w:jc w:val="left"/>
-            </w:pPr>
-            <w:r>
-              <w:t xml:space="preserve">2026-09-14</w:t>
-            </w:r>
-          </w:p>
-        </w:tc>
-        <w:tc>
-          <w:tcPr>
-            <w:shd w:val="clear" w:color="auto" w:fill="F6F8FA"/>
-          </w:tcPr>
-          <w:p>
-            <w:pPr>
-              <w:numPr>
-                <w:ilvl w:val="0"/>
-                <w:numId w:val="1051"/>
-              </w:numPr>
-              <w:jc w:val="left"/>
-            </w:pPr>
-            <w:r>
-              <w:t xml:space="preserve">Synced callout colors in DOCX/HTML/MD output to match brand palette. Added color palette demo.</w:t>
-            </w:r>
-          </w:p>
-        </w:tc>
-      </w:tr>
-      <w:tr>
-        <w:tc>
-          <w:tcPr/>
-          <w:p>
-            <w:pPr>
-              <w:jc w:val="left"/>
-            </w:pPr>
-            <w:r>
-              <w:t xml:space="preserve">5.1.0</w:t>
             </w:r>
           </w:p>
         </w:tc>
@@ -13806,7 +13806,7 @@
               <w:jc w:val="left"/>
             </w:pPr>
             <w:r>
-              <w:t xml:space="preserve">Adopted brand guidelines auxiliary color palette and monochrome scale. Aligned callout colors to brand specifications.</w:t>
+              <w:t xml:space="preserve">Synced callout colors in DOCX/HTML/MD output to match brand palette. Added color palette demo.</w:t>
             </w:r>
           </w:p>
         </w:tc>
@@ -13821,7 +13821,7 @@
               <w:jc w:val="left"/>
             </w:pPr>
             <w:r>
-              <w:t xml:space="preserve">5.0.3</w:t>
+              <w:t xml:space="preserve">5.1.0</w:t>
             </w:r>
           </w:p>
         </w:tc>
@@ -13851,6 +13851,45 @@
               <w:jc w:val="left"/>
             </w:pPr>
             <w:r>
+              <w:t xml:space="preserve">Adopted brand guidelines auxiliary color palette and monochrome scale. Aligned callout colors to brand specifications.</w:t>
+            </w:r>
+          </w:p>
+        </w:tc>
+      </w:tr>
+      <w:tr>
+        <w:tc>
+          <w:tcPr/>
+          <w:p>
+            <w:pPr>
+              <w:jc w:val="left"/>
+            </w:pPr>
+            <w:r>
+              <w:t xml:space="preserve">5.0.3</w:t>
+            </w:r>
+          </w:p>
+        </w:tc>
+        <w:tc>
+          <w:tcPr/>
+          <w:p>
+            <w:pPr>
+              <w:jc w:val="left"/>
+            </w:pPr>
+            <w:r>
+              <w:t xml:space="preserve">2026-09-14</w:t>
+            </w:r>
+          </w:p>
+        </w:tc>
+        <w:tc>
+          <w:tcPr/>
+          <w:p>
+            <w:pPr>
+              <w:numPr>
+                <w:ilvl w:val="0"/>
+                <w:numId w:val="1054"/>
+              </w:numPr>
+              <w:jc w:val="left"/>
+            </w:pPr>
+            <w:r>
               <w:t xml:space="preserve">Removed non-standard</w:t>
             </w:r>
             <w:r>
@@ -13873,54 +13912,15 @@
       </w:tr>
       <w:tr>
         <w:tc>
-          <w:tcPr/>
+          <w:tcPr>
+            <w:shd w:val="clear" w:color="auto" w:fill="F6F8FA"/>
+          </w:tcPr>
           <w:p>
             <w:pPr>
               <w:jc w:val="left"/>
             </w:pPr>
             <w:r>
               <w:t xml:space="preserve">5.0.2</w:t>
-            </w:r>
-          </w:p>
-        </w:tc>
-        <w:tc>
-          <w:tcPr/>
-          <w:p>
-            <w:pPr>
-              <w:jc w:val="left"/>
-            </w:pPr>
-            <w:r>
-              <w:t xml:space="preserve">2026-09-14</w:t>
-            </w:r>
-          </w:p>
-        </w:tc>
-        <w:tc>
-          <w:tcPr/>
-          <w:p>
-            <w:pPr>
-              <w:numPr>
-                <w:ilvl w:val="0"/>
-                <w:numId w:val="1054"/>
-              </w:numPr>
-              <w:jc w:val="left"/>
-            </w:pPr>
-            <w:r>
-              <w:t xml:space="preserve">Long commands in test steps now render as code blocks instead of inline code.</w:t>
-            </w:r>
-          </w:p>
-        </w:tc>
-      </w:tr>
-      <w:tr>
-        <w:tc>
-          <w:tcPr>
-            <w:shd w:val="clear" w:color="auto" w:fill="F6F8FA"/>
-          </w:tcPr>
-          <w:p>
-            <w:pPr>
-              <w:jc w:val="left"/>
-            </w:pPr>
-            <w:r>
-              <w:t xml:space="preserve">5.0.1</w:t>
             </w:r>
           </w:p>
         </w:tc>
@@ -13950,7 +13950,7 @@
               <w:jc w:val="left"/>
             </w:pPr>
             <w:r>
-              <w:t xml:space="preserve">Testcase caption centered above the block.</w:t>
+              <w:t xml:space="preserve">Long commands in test steps now render as code blocks instead of inline code.</w:t>
             </w:r>
           </w:p>
         </w:tc>
@@ -13963,7 +13963,7 @@
               <w:jc w:val="left"/>
             </w:pPr>
             <w:r>
-              <w:t xml:space="preserve">5.0.0</w:t>
+              <w:t xml:space="preserve">5.0.1</w:t>
             </w:r>
           </w:p>
         </w:tc>
@@ -13989,6 +13989,51 @@
               <w:jc w:val="left"/>
             </w:pPr>
             <w:r>
+              <w:t xml:space="preserve">Testcase caption centered above the block.</w:t>
+            </w:r>
+          </w:p>
+        </w:tc>
+      </w:tr>
+      <w:tr>
+        <w:tc>
+          <w:tcPr>
+            <w:shd w:val="clear" w:color="auto" w:fill="F6F8FA"/>
+          </w:tcPr>
+          <w:p>
+            <w:pPr>
+              <w:jc w:val="left"/>
+            </w:pPr>
+            <w:r>
+              <w:t xml:space="preserve">5.0.0</w:t>
+            </w:r>
+          </w:p>
+        </w:tc>
+        <w:tc>
+          <w:tcPr>
+            <w:shd w:val="clear" w:color="auto" w:fill="F6F8FA"/>
+          </w:tcPr>
+          <w:p>
+            <w:pPr>
+              <w:jc w:val="left"/>
+            </w:pPr>
+            <w:r>
+              <w:t xml:space="preserve">2026-09-14</w:t>
+            </w:r>
+          </w:p>
+        </w:tc>
+        <w:tc>
+          <w:tcPr>
+            <w:shd w:val="clear" w:color="auto" w:fill="F6F8FA"/>
+          </w:tcPr>
+          <w:p>
+            <w:pPr>
+              <w:numPr>
+                <w:ilvl w:val="0"/>
+                <w:numId w:val="1057"/>
+              </w:numPr>
+              <w:jc w:val="left"/>
+            </w:pPr>
+            <w:r>
               <w:t xml:space="preserve">Major refactoring: extracted shared modules (huawei-titles, huawei-toc, huawei-cover), renamed</w:t>
             </w:r>
             <w:r>
@@ -14050,9 +14095,7 @@
       </w:tr>
       <w:tr>
         <w:tc>
-          <w:tcPr>
-            <w:shd w:val="clear" w:color="auto" w:fill="F6F8FA"/>
-          </w:tcPr>
+          <w:tcPr/>
           <w:p>
             <w:pPr>
               <w:jc w:val="left"/>
@@ -14063,56 +14106,13 @@
           </w:p>
         </w:tc>
         <w:tc>
-          <w:tcPr>
-            <w:shd w:val="clear" w:color="auto" w:fill="F6F8FA"/>
-          </w:tcPr>
+          <w:tcPr/>
           <w:p>
             <w:pPr>
               <w:jc w:val="left"/>
             </w:pPr>
             <w:r>
               <w:t xml:space="preserve">2026-09-14</w:t>
-            </w:r>
-          </w:p>
-        </w:tc>
-        <w:tc>
-          <w:tcPr>
-            <w:shd w:val="clear" w:color="auto" w:fill="F6F8FA"/>
-          </w:tcPr>
-          <w:p>
-            <w:pPr>
-              <w:numPr>
-                <w:ilvl w:val="0"/>
-                <w:numId w:val="1057"/>
-              </w:numPr>
-              <w:jc w:val="left"/>
-            </w:pPr>
-            <w:r>
-              <w:t xml:space="preserve">Testcase headings now formatted as captions (like figures/tables): bold “Testcase N:” followed by description. Changed label from “Test Case” to “Testcase”.</w:t>
-            </w:r>
-          </w:p>
-        </w:tc>
-      </w:tr>
-      <w:tr>
-        <w:tc>
-          <w:tcPr/>
-          <w:p>
-            <w:pPr>
-              <w:jc w:val="left"/>
-            </w:pPr>
-            <w:r>
-              <w:t xml:space="preserve">4.6.0</w:t>
-            </w:r>
-          </w:p>
-        </w:tc>
-        <w:tc>
-          <w:tcPr/>
-          <w:p>
-            <w:pPr>
-              <w:jc w:val="left"/>
-            </w:pPr>
-            <w:r>
-              <w:t xml:space="preserve">2026-09-13</w:t>
             </w:r>
           </w:p>
         </w:tc>
@@ -14127,7 +14127,7 @@
               <w:jc w:val="left"/>
             </w:pPr>
             <w:r>
-              <w:t xml:space="preserve">Section restructure: Introduction, Test Cases (with category subsections), Conclusion. Testcases auto-numbered like figures/tables. Changed testcase from subsection to subsubsection.</w:t>
+              <w:t xml:space="preserve">Testcase headings now formatted as captions (like figures/tables): bold “Testcase N:” followed by description. Changed label from “Test Case” to “Testcase”.</w:t>
             </w:r>
           </w:p>
         </w:tc>
@@ -14142,7 +14142,7 @@
               <w:jc w:val="left"/>
             </w:pPr>
             <w:r>
-              <w:t xml:space="preserve">4.5.0</w:t>
+              <w:t xml:space="preserve">4.6.0</w:t>
             </w:r>
           </w:p>
         </w:tc>
@@ -14172,6 +14172,45 @@
               <w:jc w:val="left"/>
             </w:pPr>
             <w:r>
+              <w:t xml:space="preserve">Section restructure: Introduction, Test Cases (with category subsections), Conclusion. Testcases auto-numbered like figures/tables. Changed testcase from subsection to subsubsection.</w:t>
+            </w:r>
+          </w:p>
+        </w:tc>
+      </w:tr>
+      <w:tr>
+        <w:tc>
+          <w:tcPr/>
+          <w:p>
+            <w:pPr>
+              <w:jc w:val="left"/>
+            </w:pPr>
+            <w:r>
+              <w:t xml:space="preserve">4.5.0</w:t>
+            </w:r>
+          </w:p>
+        </w:tc>
+        <w:tc>
+          <w:tcPr/>
+          <w:p>
+            <w:pPr>
+              <w:jc w:val="left"/>
+            </w:pPr>
+            <w:r>
+              <w:t xml:space="preserve">2026-09-13</w:t>
+            </w:r>
+          </w:p>
+        </w:tc>
+        <w:tc>
+          <w:tcPr/>
+          <w:p>
+            <w:pPr>
+              <w:numPr>
+                <w:ilvl w:val="0"/>
+                <w:numId w:val="1060"/>
+              </w:numPr>
+              <w:jc w:val="left"/>
+            </w:pPr>
+            <w:r>
               <w:t xml:space="preserve">Unified field APIs:</w:t>
             </w:r>
             <w:r>
@@ -14236,54 +14275,15 @@
       </w:tr>
       <w:tr>
         <w:tc>
-          <w:tcPr/>
+          <w:tcPr>
+            <w:shd w:val="clear" w:color="auto" w:fill="F6F8FA"/>
+          </w:tcPr>
           <w:p>
             <w:pPr>
               <w:jc w:val="left"/>
             </w:pPr>
             <w:r>
               <w:t xml:space="preserve">4.4.0</w:t>
-            </w:r>
-          </w:p>
-        </w:tc>
-        <w:tc>
-          <w:tcPr/>
-          <w:p>
-            <w:pPr>
-              <w:jc w:val="left"/>
-            </w:pPr>
-            <w:r>
-              <w:t xml:space="preserve">2026-09-13</w:t>
-            </w:r>
-          </w:p>
-        </w:tc>
-        <w:tc>
-          <w:tcPr/>
-          <w:p>
-            <w:pPr>
-              <w:numPr>
-                <w:ilvl w:val="0"/>
-                <w:numId w:val="1060"/>
-              </w:numPr>
-              <w:jc w:val="left"/>
-            </w:pPr>
-            <w:r>
-              <w:t xml:space="preserve">Code review fixes: removed dead labels, badge now uses Huawei brand colors (tipbg/tipfg, huaweired, warningbg/warningfg), Lua filter preserves formatting in DOCX/MD/HTML via parse_latex_blocks, testprocedure handler preserves non-step content (images, code, callouts).</w:t>
-            </w:r>
-          </w:p>
-        </w:tc>
-      </w:tr>
-      <w:tr>
-        <w:tc>
-          <w:tcPr>
-            <w:shd w:val="clear" w:color="auto" w:fill="F6F8FA"/>
-          </w:tcPr>
-          <w:p>
-            <w:pPr>
-              <w:jc w:val="left"/>
-            </w:pPr>
-            <w:r>
-              <w:t xml:space="preserve">4.3.0</w:t>
             </w:r>
           </w:p>
         </w:tc>
@@ -14313,6 +14313,45 @@
               <w:jc w:val="left"/>
             </w:pPr>
             <w:r>
+              <w:t xml:space="preserve">Code review fixes: removed dead labels, badge now uses Huawei brand colors (tipbg/tipfg, huaweired, warningbg/warningfg), Lua filter preserves formatting in DOCX/MD/HTML via parse_latex_blocks, testprocedure handler preserves non-step content (images, code, callouts).</w:t>
+            </w:r>
+          </w:p>
+        </w:tc>
+      </w:tr>
+      <w:tr>
+        <w:tc>
+          <w:tcPr/>
+          <w:p>
+            <w:pPr>
+              <w:jc w:val="left"/>
+            </w:pPr>
+            <w:r>
+              <w:t xml:space="preserve">4.3.0</w:t>
+            </w:r>
+          </w:p>
+        </w:tc>
+        <w:tc>
+          <w:tcPr/>
+          <w:p>
+            <w:pPr>
+              <w:jc w:val="left"/>
+            </w:pPr>
+            <w:r>
+              <w:t xml:space="preserve">2026-09-13</w:t>
+            </w:r>
+          </w:p>
+        </w:tc>
+        <w:tc>
+          <w:tcPr/>
+          <w:p>
+            <w:pPr>
+              <w:numPr>
+                <w:ilvl w:val="0"/>
+                <w:numId w:val="1062"/>
+              </w:numPr>
+              <w:jc w:val="left"/>
+            </w:pPr>
+            <w:r>
               <w:t xml:space="preserve">Added</w:t>
             </w:r>
             <w:r>
@@ -14365,7 +14404,9 @@
       </w:tr>
       <w:tr>
         <w:tc>
-          <w:tcPr/>
+          <w:tcPr>
+            <w:shd w:val="clear" w:color="auto" w:fill="F6F8FA"/>
+          </w:tcPr>
           <w:p>
             <w:pPr>
               <w:jc w:val="left"/>
@@ -14376,7 +14417,9 @@
           </w:p>
         </w:tc>
         <w:tc>
-          <w:tcPr/>
+          <w:tcPr>
+            <w:shd w:val="clear" w:color="auto" w:fill="F6F8FA"/>
+          </w:tcPr>
           <w:p>
             <w:pPr>
               <w:jc w:val="left"/>
@@ -14387,12 +14430,14 @@
           </w:p>
         </w:tc>
         <w:tc>
-          <w:tcPr/>
+          <w:tcPr>
+            <w:shd w:val="clear" w:color="auto" w:fill="F6F8FA"/>
+          </w:tcPr>
           <w:p>
             <w:pPr>
               <w:numPr>
                 <w:ilvl w:val="0"/>
-                <w:numId w:val="1062"/>
+                <w:numId w:val="1063"/>
               </w:numPr>
               <w:jc w:val="left"/>
             </w:pPr>
@@ -14446,9 +14491,7 @@
       </w:tr>
       <w:tr>
         <w:tc>
-          <w:tcPr>
-            <w:shd w:val="clear" w:color="auto" w:fill="F6F8FA"/>
-          </w:tcPr>
+          <w:tcPr/>
           <w:p>
             <w:pPr>
               <w:jc w:val="left"/>
@@ -14459,9 +14502,7 @@
           </w:p>
         </w:tc>
         <w:tc>
-          <w:tcPr>
-            <w:shd w:val="clear" w:color="auto" w:fill="F6F8FA"/>
-          </w:tcPr>
+          <w:tcPr/>
           <w:p>
             <w:pPr>
               <w:jc w:val="left"/>
@@ -14472,14 +14513,12 @@
           </w:p>
         </w:tc>
         <w:tc>
-          <w:tcPr>
-            <w:shd w:val="clear" w:color="auto" w:fill="F6F8FA"/>
-          </w:tcPr>
+          <w:tcPr/>
           <w:p>
             <w:pPr>
               <w:numPr>
                 <w:ilvl w:val="0"/>
-                <w:numId w:val="1063"/>
+                <w:numId w:val="1064"/>
               </w:numPr>
               <w:jc w:val="left"/>
             </w:pPr>
@@ -14506,7 +14545,9 @@
       </w:tr>
       <w:tr>
         <w:tc>
-          <w:tcPr/>
+          <w:tcPr>
+            <w:shd w:val="clear" w:color="auto" w:fill="F6F8FA"/>
+          </w:tcPr>
           <w:p>
             <w:pPr>
               <w:jc w:val="left"/>
@@ -14517,7 +14558,9 @@
           </w:p>
         </w:tc>
         <w:tc>
-          <w:tcPr/>
+          <w:tcPr>
+            <w:shd w:val="clear" w:color="auto" w:fill="F6F8FA"/>
+          </w:tcPr>
           <w:p>
             <w:pPr>
               <w:jc w:val="left"/>
@@ -14528,12 +14571,14 @@
           </w:p>
         </w:tc>
         <w:tc>
-          <w:tcPr/>
+          <w:tcPr>
+            <w:shd w:val="clear" w:color="auto" w:fill="F6F8FA"/>
+          </w:tcPr>
           <w:p>
             <w:pPr>
               <w:numPr>
                 <w:ilvl w:val="0"/>
-                <w:numId w:val="1064"/>
+                <w:numId w:val="1065"/>
               </w:numPr>
               <w:jc w:val="left"/>
             </w:pPr>
@@ -14575,9 +14620,7 @@
       </w:tr>
       <w:tr>
         <w:tc>
-          <w:tcPr>
-            <w:shd w:val="clear" w:color="auto" w:fill="F6F8FA"/>
-          </w:tcPr>
+          <w:tcPr/>
           <w:p>
             <w:pPr>
               <w:jc w:val="left"/>
@@ -14588,9 +14631,7 @@
           </w:p>
         </w:tc>
         <w:tc>
-          <w:tcPr>
-            <w:shd w:val="clear" w:color="auto" w:fill="F6F8FA"/>
-          </w:tcPr>
+          <w:tcPr/>
           <w:p>
             <w:pPr>
               <w:jc w:val="left"/>
@@ -14601,14 +14642,12 @@
           </w:p>
         </w:tc>
         <w:tc>
-          <w:tcPr>
-            <w:shd w:val="clear" w:color="auto" w:fill="F6F8FA"/>
-          </w:tcPr>
+          <w:tcPr/>
           <w:p>
             <w:pPr>
               <w:numPr>
                 <w:ilvl w:val="0"/>
-                <w:numId w:val="1065"/>
+                <w:numId w:val="1066"/>
               </w:numPr>
               <w:jc w:val="left"/>
             </w:pPr>
@@ -14635,54 +14674,15 @@
       </w:tr>
       <w:tr>
         <w:tc>
-          <w:tcPr/>
+          <w:tcPr>
+            <w:shd w:val="clear" w:color="auto" w:fill="F6F8FA"/>
+          </w:tcPr>
           <w:p>
             <w:pPr>
               <w:jc w:val="left"/>
             </w:pPr>
             <w:r>
               <w:t xml:space="preserve">3.8.1</w:t>
-            </w:r>
-          </w:p>
-        </w:tc>
-        <w:tc>
-          <w:tcPr/>
-          <w:p>
-            <w:pPr>
-              <w:jc w:val="left"/>
-            </w:pPr>
-            <w:r>
-              <w:t xml:space="preserve">2026-09-13</w:t>
-            </w:r>
-          </w:p>
-        </w:tc>
-        <w:tc>
-          <w:tcPr/>
-          <w:p>
-            <w:pPr>
-              <w:numPr>
-                <w:ilvl w:val="0"/>
-                <w:numId w:val="1066"/>
-              </w:numPr>
-              <w:jc w:val="left"/>
-            </w:pPr>
-            <w:r>
-              <w:t xml:space="preserve">End-to-end quality review: fixed testbook PDF metadata title, removed stray user DOCX from template dir, fixed round-trip.sh variable typo, updated stale references in AGENTS.md and README.md, committed testbook sample PDFs, set TZ for pandoc cover time consistency, widened pandoc version range.</w:t>
-            </w:r>
-          </w:p>
-        </w:tc>
-      </w:tr>
-      <w:tr>
-        <w:tc>
-          <w:tcPr>
-            <w:shd w:val="clear" w:color="auto" w:fill="F6F8FA"/>
-          </w:tcPr>
-          <w:p>
-            <w:pPr>
-              <w:jc w:val="left"/>
-            </w:pPr>
-            <w:r>
-              <w:t xml:space="preserve">3.8.0</w:t>
             </w:r>
           </w:p>
         </w:tc>
@@ -14712,7 +14712,7 @@
               <w:jc w:val="left"/>
             </w:pPr>
             <w:r>
-              <w:t xml:space="preserve">Removed Tips and Tricks chapter (tmux configuration) — required VS Code-specific keybindings that don’t generalize across terminal setups.</w:t>
+              <w:t xml:space="preserve">End-to-end quality review: fixed testbook PDF metadata title, removed stray user DOCX from template dir, fixed round-trip.sh variable typo, updated stale references in AGENTS.md and README.md, committed testbook sample PDFs, set TZ for pandoc cover time consistency, widened pandoc version range.</w:t>
             </w:r>
           </w:p>
         </w:tc>
@@ -14725,7 +14725,7 @@
               <w:jc w:val="left"/>
             </w:pPr>
             <w:r>
-              <w:t xml:space="preserve">3.7.0</w:t>
+              <w:t xml:space="preserve">3.8.0</w:t>
             </w:r>
           </w:p>
         </w:tc>
@@ -14736,7 +14736,7 @@
               <w:jc w:val="left"/>
             </w:pPr>
             <w:r>
-              <w:t xml:space="preserve">2026-09-12</w:t>
+              <w:t xml:space="preserve">2026-09-13</w:t>
             </w:r>
           </w:p>
         </w:tc>
@@ -14751,6 +14751,51 @@
               <w:jc w:val="left"/>
             </w:pPr>
             <w:r>
+              <w:t xml:space="preserve">Removed Tips and Tricks chapter (tmux configuration) — required VS Code-specific keybindings that don’t generalize across terminal setups.</w:t>
+            </w:r>
+          </w:p>
+        </w:tc>
+      </w:tr>
+      <w:tr>
+        <w:tc>
+          <w:tcPr>
+            <w:shd w:val="clear" w:color="auto" w:fill="F6F8FA"/>
+          </w:tcPr>
+          <w:p>
+            <w:pPr>
+              <w:jc w:val="left"/>
+            </w:pPr>
+            <w:r>
+              <w:t xml:space="preserve">3.7.0</w:t>
+            </w:r>
+          </w:p>
+        </w:tc>
+        <w:tc>
+          <w:tcPr>
+            <w:shd w:val="clear" w:color="auto" w:fill="F6F8FA"/>
+          </w:tcPr>
+          <w:p>
+            <w:pPr>
+              <w:jc w:val="left"/>
+            </w:pPr>
+            <w:r>
+              <w:t xml:space="preserve">2026-09-12</w:t>
+            </w:r>
+          </w:p>
+        </w:tc>
+        <w:tc>
+          <w:tcPr>
+            <w:shd w:val="clear" w:color="auto" w:fill="F6F8FA"/>
+          </w:tcPr>
+          <w:p>
+            <w:pPr>
+              <w:numPr>
+                <w:ilvl w:val="0"/>
+                <w:numId w:val="1069"/>
+              </w:numPr>
+              <w:jc w:val="left"/>
+            </w:pPr>
+            <w:r>
               <w:t xml:space="preserve">Added</w:t>
             </w:r>
             <w:r>
@@ -14803,9 +14848,7 @@
       </w:tr>
       <w:tr>
         <w:tc>
-          <w:tcPr>
-            <w:shd w:val="clear" w:color="auto" w:fill="F6F8FA"/>
-          </w:tcPr>
+          <w:tcPr/>
           <w:p>
             <w:pPr>
               <w:jc w:val="left"/>
@@ -14816,9 +14859,7 @@
           </w:p>
         </w:tc>
         <w:tc>
-          <w:tcPr>
-            <w:shd w:val="clear" w:color="auto" w:fill="F6F8FA"/>
-          </w:tcPr>
+          <w:tcPr/>
           <w:p>
             <w:pPr>
               <w:jc w:val="left"/>
@@ -14829,14 +14870,12 @@
           </w:p>
         </w:tc>
         <w:tc>
-          <w:tcPr>
-            <w:shd w:val="clear" w:color="auto" w:fill="F6F8FA"/>
-          </w:tcPr>
+          <w:tcPr/>
           <w:p>
             <w:pPr>
               <w:numPr>
                 <w:ilvl w:val="0"/>
-                <w:numId w:val="1069"/>
+                <w:numId w:val="1070"/>
               </w:numPr>
               <w:jc w:val="left"/>
             </w:pPr>
@@ -14893,7 +14932,9 @@
       </w:tr>
       <w:tr>
         <w:tc>
-          <w:tcPr/>
+          <w:tcPr>
+            <w:shd w:val="clear" w:color="auto" w:fill="F6F8FA"/>
+          </w:tcPr>
           <w:p>
             <w:pPr>
               <w:jc w:val="left"/>
@@ -14904,7 +14945,9 @@
           </w:p>
         </w:tc>
         <w:tc>
-          <w:tcPr/>
+          <w:tcPr>
+            <w:shd w:val="clear" w:color="auto" w:fill="F6F8FA"/>
+          </w:tcPr>
           <w:p>
             <w:pPr>
               <w:jc w:val="left"/>
@@ -14915,12 +14958,14 @@
           </w:p>
         </w:tc>
         <w:tc>
-          <w:tcPr/>
+          <w:tcPr>
+            <w:shd w:val="clear" w:color="auto" w:fill="F6F8FA"/>
+          </w:tcPr>
           <w:p>
             <w:pPr>
               <w:numPr>
                 <w:ilvl w:val="0"/>
-                <w:numId w:val="1070"/>
+                <w:numId w:val="1071"/>
               </w:numPr>
               <w:jc w:val="left"/>
             </w:pPr>
@@ -14998,9 +15043,7 @@
       </w:tr>
       <w:tr>
         <w:tc>
-          <w:tcPr>
-            <w:shd w:val="clear" w:color="auto" w:fill="F6F8FA"/>
-          </w:tcPr>
+          <w:tcPr/>
           <w:p>
             <w:pPr>
               <w:jc w:val="left"/>
@@ -15011,9 +15054,7 @@
           </w:p>
         </w:tc>
         <w:tc>
-          <w:tcPr>
-            <w:shd w:val="clear" w:color="auto" w:fill="F6F8FA"/>
-          </w:tcPr>
+          <w:tcPr/>
           <w:p>
             <w:pPr>
               <w:jc w:val="left"/>
@@ -15024,14 +15065,12 @@
           </w:p>
         </w:tc>
         <w:tc>
-          <w:tcPr>
-            <w:shd w:val="clear" w:color="auto" w:fill="F6F8FA"/>
-          </w:tcPr>
+          <w:tcPr/>
           <w:p>
             <w:pPr>
               <w:numPr>
                 <w:ilvl w:val="0"/>
-                <w:numId w:val="1071"/>
+                <w:numId w:val="1072"/>
               </w:numPr>
               <w:jc w:val="left"/>
             </w:pPr>
@@ -15058,7 +15097,7 @@
             <w:pPr>
               <w:numPr>
                 <w:ilvl w:val="0"/>
-                <w:numId w:val="1071"/>
+                <w:numId w:val="1072"/>
               </w:numPr>
               <w:jc w:val="left"/>
             </w:pPr>
@@ -15100,7 +15139,7 @@
             <w:pPr>
               <w:numPr>
                 <w:ilvl w:val="0"/>
-                <w:numId w:val="1071"/>
+                <w:numId w:val="1072"/>
               </w:numPr>
               <w:jc w:val="left"/>
             </w:pPr>
@@ -15112,7 +15151,9 @@
       </w:tr>
       <w:tr>
         <w:tc>
-          <w:tcPr/>
+          <w:tcPr>
+            <w:shd w:val="clear" w:color="auto" w:fill="F6F8FA"/>
+          </w:tcPr>
           <w:p>
             <w:pPr>
               <w:jc w:val="left"/>
@@ -15123,7 +15164,9 @@
           </w:p>
         </w:tc>
         <w:tc>
-          <w:tcPr/>
+          <w:tcPr>
+            <w:shd w:val="clear" w:color="auto" w:fill="F6F8FA"/>
+          </w:tcPr>
           <w:p>
             <w:pPr>
               <w:jc w:val="left"/>
@@ -15134,12 +15177,14 @@
           </w:p>
         </w:tc>
         <w:tc>
-          <w:tcPr/>
+          <w:tcPr>
+            <w:shd w:val="clear" w:color="auto" w:fill="F6F8FA"/>
+          </w:tcPr>
           <w:p>
             <w:pPr>
               <w:numPr>
                 <w:ilvl w:val="0"/>
-                <w:numId w:val="1072"/>
+                <w:numId w:val="1073"/>
               </w:numPr>
               <w:jc w:val="left"/>
             </w:pPr>
@@ -15166,7 +15211,7 @@
             <w:pPr>
               <w:numPr>
                 <w:ilvl w:val="0"/>
-                <w:numId w:val="1072"/>
+                <w:numId w:val="1073"/>
               </w:numPr>
               <w:jc w:val="left"/>
             </w:pPr>
@@ -15193,7 +15238,7 @@
             <w:pPr>
               <w:numPr>
                 <w:ilvl w:val="0"/>
-                <w:numId w:val="1072"/>
+                <w:numId w:val="1073"/>
               </w:numPr>
               <w:jc w:val="left"/>
             </w:pPr>
@@ -15205,7 +15250,7 @@
             <w:pPr>
               <w:numPr>
                 <w:ilvl w:val="0"/>
-                <w:numId w:val="1072"/>
+                <w:numId w:val="1073"/>
               </w:numPr>
               <w:jc w:val="left"/>
             </w:pPr>
@@ -15229,58 +15274,13 @@
       </w:tr>
       <w:tr>
         <w:tc>
-          <w:tcPr>
-            <w:shd w:val="clear" w:color="auto" w:fill="F6F8FA"/>
-          </w:tcPr>
+          <w:tcPr/>
           <w:p>
             <w:pPr>
               <w:jc w:val="left"/>
             </w:pPr>
             <w:r>
               <w:t xml:space="preserve">3.2.1</w:t>
-            </w:r>
-          </w:p>
-        </w:tc>
-        <w:tc>
-          <w:tcPr>
-            <w:shd w:val="clear" w:color="auto" w:fill="F6F8FA"/>
-          </w:tcPr>
-          <w:p>
-            <w:pPr>
-              <w:jc w:val="left"/>
-            </w:pPr>
-            <w:r>
-              <w:t xml:space="preserve">2026-09-11</w:t>
-            </w:r>
-          </w:p>
-        </w:tc>
-        <w:tc>
-          <w:tcPr>
-            <w:shd w:val="clear" w:color="auto" w:fill="F6F8FA"/>
-          </w:tcPr>
-          <w:p>
-            <w:pPr>
-              <w:numPr>
-                <w:ilvl w:val="0"/>
-                <w:numId w:val="1073"/>
-              </w:numPr>
-              <w:jc w:val="left"/>
-            </w:pPr>
-            <w:r>
-              <w:t xml:space="preserve">Renamed Chapter 7 from “Clean Up” to “Operations and Maintenance”. Added subsections for updating and uninstalling both the MaaS Gateway and the document templates. Added cloud resource cleanup as an optional subsection.</w:t>
-            </w:r>
-          </w:p>
-        </w:tc>
-      </w:tr>
-      <w:tr>
-        <w:tc>
-          <w:tcPr/>
-          <w:p>
-            <w:pPr>
-              <w:jc w:val="left"/>
-            </w:pPr>
-            <w:r>
-              <w:t xml:space="preserve">3.2.0</w:t>
             </w:r>
           </w:p>
         </w:tc>
@@ -15306,6 +15306,51 @@
               <w:jc w:val="left"/>
             </w:pPr>
             <w:r>
+              <w:t xml:space="preserve">Renamed Chapter 7 from “Clean Up” to “Operations and Maintenance”. Added subsections for updating and uninstalling both the MaaS Gateway and the document templates. Added cloud resource cleanup as an optional subsection.</w:t>
+            </w:r>
+          </w:p>
+        </w:tc>
+      </w:tr>
+      <w:tr>
+        <w:tc>
+          <w:tcPr>
+            <w:shd w:val="clear" w:color="auto" w:fill="F6F8FA"/>
+          </w:tcPr>
+          <w:p>
+            <w:pPr>
+              <w:jc w:val="left"/>
+            </w:pPr>
+            <w:r>
+              <w:t xml:space="preserve">3.2.0</w:t>
+            </w:r>
+          </w:p>
+        </w:tc>
+        <w:tc>
+          <w:tcPr>
+            <w:shd w:val="clear" w:color="auto" w:fill="F6F8FA"/>
+          </w:tcPr>
+          <w:p>
+            <w:pPr>
+              <w:jc w:val="left"/>
+            </w:pPr>
+            <w:r>
+              <w:t xml:space="preserve">2026-09-11</w:t>
+            </w:r>
+          </w:p>
+        </w:tc>
+        <w:tc>
+          <w:tcPr>
+            <w:shd w:val="clear" w:color="auto" w:fill="F6F8FA"/>
+          </w:tcPr>
+          <w:p>
+            <w:pPr>
+              <w:numPr>
+                <w:ilvl w:val="0"/>
+                <w:numId w:val="1075"/>
+              </w:numPr>
+              <w:jc w:val="left"/>
+            </w:pPr>
+            <w:r>
               <w:t xml:space="preserve">Added</w:t>
             </w:r>
             <w:r>
@@ -15367,7 +15412,7 @@
             <w:pPr>
               <w:numPr>
                 <w:ilvl w:val="0"/>
-                <w:numId w:val="1074"/>
+                <w:numId w:val="1075"/>
               </w:numPr>
               <w:jc w:val="left"/>
             </w:pPr>
@@ -15412,7 +15457,7 @@
             <w:pPr>
               <w:numPr>
                 <w:ilvl w:val="0"/>
-                <w:numId w:val="1074"/>
+                <w:numId w:val="1075"/>
               </w:numPr>
               <w:jc w:val="left"/>
             </w:pPr>
@@ -15424,58 +15469,13 @@
       </w:tr>
       <w:tr>
         <w:tc>
-          <w:tcPr>
-            <w:shd w:val="clear" w:color="auto" w:fill="F6F8FA"/>
-          </w:tcPr>
+          <w:tcPr/>
           <w:p>
             <w:pPr>
               <w:jc w:val="left"/>
             </w:pPr>
             <w:r>
               <w:t xml:space="preserve">3.1.2</w:t>
-            </w:r>
-          </w:p>
-        </w:tc>
-        <w:tc>
-          <w:tcPr>
-            <w:shd w:val="clear" w:color="auto" w:fill="F6F8FA"/>
-          </w:tcPr>
-          <w:p>
-            <w:pPr>
-              <w:jc w:val="left"/>
-            </w:pPr>
-            <w:r>
-              <w:t xml:space="preserve">2026-09-11</w:t>
-            </w:r>
-          </w:p>
-        </w:tc>
-        <w:tc>
-          <w:tcPr>
-            <w:shd w:val="clear" w:color="auto" w:fill="F6F8FA"/>
-          </w:tcPr>
-          <w:p>
-            <w:pPr>
-              <w:numPr>
-                <w:ilvl w:val="0"/>
-                <w:numId w:val="1075"/>
-              </w:numPr>
-              <w:jc w:val="left"/>
-            </w:pPr>
-            <w:r>
-              <w:t xml:space="preserve">Added output format guide to README.md: comparison table of PDF, Markdown, DOCX, and HTML with purpose, copy-paste quality, and limitations. Recommends Markdown for copy-paste.</w:t>
-            </w:r>
-          </w:p>
-        </w:tc>
-      </w:tr>
-      <w:tr>
-        <w:tc>
-          <w:tcPr/>
-          <w:p>
-            <w:pPr>
-              <w:jc w:val="left"/>
-            </w:pPr>
-            <w:r>
-              <w:t xml:space="preserve">3.1.1</w:t>
             </w:r>
           </w:p>
         </w:tc>
@@ -15501,6 +15501,51 @@
               <w:jc w:val="left"/>
             </w:pPr>
             <w:r>
+              <w:t xml:space="preserve">Added output format guide to README.md: comparison table of PDF, Markdown, DOCX, and HTML with purpose, copy-paste quality, and limitations. Recommends Markdown for copy-paste.</w:t>
+            </w:r>
+          </w:p>
+        </w:tc>
+      </w:tr>
+      <w:tr>
+        <w:tc>
+          <w:tcPr>
+            <w:shd w:val="clear" w:color="auto" w:fill="F6F8FA"/>
+          </w:tcPr>
+          <w:p>
+            <w:pPr>
+              <w:jc w:val="left"/>
+            </w:pPr>
+            <w:r>
+              <w:t xml:space="preserve">3.1.1</w:t>
+            </w:r>
+          </w:p>
+        </w:tc>
+        <w:tc>
+          <w:tcPr>
+            <w:shd w:val="clear" w:color="auto" w:fill="F6F8FA"/>
+          </w:tcPr>
+          <w:p>
+            <w:pPr>
+              <w:jc w:val="left"/>
+            </w:pPr>
+            <w:r>
+              <w:t xml:space="preserve">2026-09-11</w:t>
+            </w:r>
+          </w:p>
+        </w:tc>
+        <w:tc>
+          <w:tcPr>
+            <w:shd w:val="clear" w:color="auto" w:fill="F6F8FA"/>
+          </w:tcPr>
+          <w:p>
+            <w:pPr>
+              <w:numPr>
+                <w:ilvl w:val="0"/>
+                <w:numId w:val="1077"/>
+              </w:numPr>
+              <w:jc w:val="left"/>
+            </w:pPr>
+            <w:r>
               <w:t xml:space="preserve">Updated MaaS Gateway chapter to v1.10.9: non-interactive mode (</w:t>
             </w:r>
             <w:r>
@@ -15517,7 +15562,7 @@
             <w:pPr>
               <w:numPr>
                 <w:ilvl w:val="0"/>
-                <w:numId w:val="1076"/>
+                <w:numId w:val="1077"/>
               </w:numPr>
               <w:jc w:val="left"/>
             </w:pPr>
@@ -15559,7 +15604,7 @@
             <w:pPr>
               <w:numPr>
                 <w:ilvl w:val="0"/>
-                <w:numId w:val="1076"/>
+                <w:numId w:val="1077"/>
               </w:numPr>
               <w:jc w:val="left"/>
             </w:pPr>
@@ -15571,9 +15616,7 @@
       </w:tr>
       <w:tr>
         <w:tc>
-          <w:tcPr>
-            <w:shd w:val="clear" w:color="auto" w:fill="F6F8FA"/>
-          </w:tcPr>
+          <w:tcPr/>
           <w:p>
             <w:pPr>
               <w:jc w:val="left"/>
@@ -15584,9 +15627,7 @@
           </w:p>
         </w:tc>
         <w:tc>
-          <w:tcPr>
-            <w:shd w:val="clear" w:color="auto" w:fill="F6F8FA"/>
-          </w:tcPr>
+          <w:tcPr/>
           <w:p>
             <w:pPr>
               <w:jc w:val="left"/>
@@ -15597,14 +15638,12 @@
           </w:p>
         </w:tc>
         <w:tc>
-          <w:tcPr>
-            <w:shd w:val="clear" w:color="auto" w:fill="F6F8FA"/>
-          </w:tcPr>
+          <w:tcPr/>
           <w:p>
             <w:pPr>
               <w:numPr>
                 <w:ilvl w:val="0"/>
-                <w:numId w:val="1077"/>
+                <w:numId w:val="1078"/>
               </w:numPr>
               <w:jc w:val="left"/>
             </w:pPr>
@@ -15628,7 +15667,7 @@
             <w:pPr>
               <w:numPr>
                 <w:ilvl w:val="0"/>
-                <w:numId w:val="1077"/>
+                <w:numId w:val="1078"/>
               </w:numPr>
               <w:jc w:val="left"/>
             </w:pPr>
@@ -15670,7 +15709,7 @@
             <w:pPr>
               <w:numPr>
                 <w:ilvl w:val="0"/>
-                <w:numId w:val="1077"/>
+                <w:numId w:val="1078"/>
               </w:numPr>
               <w:jc w:val="left"/>
             </w:pPr>
@@ -15678,57 +15717,6 @@
               <w:t xml:space="preserve">Restructured chapters: moved SSH config and VS Code connection to new Chapter 4 (Install VS Code and Connect via Remote-SSH). Chapters 5—​7 renumbered.</w:t>
             </w:r>
           </w:p>
-          <w:p>
-            <w:pPr>
-              <w:numPr>
-                <w:ilvl w:val="0"/>
-                <w:numId w:val="1077"/>
-              </w:numPr>
-              <w:jc w:val="left"/>
-            </w:pPr>
-            <w:r>
-              <w:t xml:space="preserve">Added verification checklist tables to all 7 chapters.</w:t>
-            </w:r>
-          </w:p>
-          <w:p>
-            <w:pPr>
-              <w:numPr>
-                <w:ilvl w:val="0"/>
-                <w:numId w:val="1077"/>
-              </w:numPr>
-              <w:jc w:val="left"/>
-            </w:pPr>
-            <w:r>
-              <w:t xml:space="preserve">Added mandatory reboot warning in Chapter 2 (SSH port change). Added troubleshooting subsection in Chapter 4 with common SSH connection issues and ncat debugging commands.</w:t>
-            </w:r>
-          </w:p>
-        </w:tc>
-      </w:tr>
-      <w:tr>
-        <w:tc>
-          <w:tcPr/>
-          <w:p>
-            <w:pPr>
-              <w:jc w:val="left"/>
-            </w:pPr>
-            <w:r>
-              <w:t xml:space="preserve">3.0.1</w:t>
-            </w:r>
-          </w:p>
-        </w:tc>
-        <w:tc>
-          <w:tcPr/>
-          <w:p>
-            <w:pPr>
-              <w:jc w:val="left"/>
-            </w:pPr>
-            <w:r>
-              <w:t xml:space="preserve">2026-09-10</w:t>
-            </w:r>
-          </w:p>
-        </w:tc>
-        <w:tc>
-          <w:tcPr/>
           <w:p>
             <w:pPr>
               <w:numPr>
@@ -15738,7 +15726,19 @@
               <w:jc w:val="left"/>
             </w:pPr>
             <w:r>
-              <w:t xml:space="preserve">Minor fixes: test-filter.sh auto-discovery, build.sh help text, Makefile aggregate descriptions, 5-section comment correction, CHANGELOG version gap note, callout-in-code fix, CI font auto-discovery, dofile path comment, test-sync.sh header.</w:t>
+              <w:t xml:space="preserve">Added verification checklist tables to all 7 chapters.</w:t>
+            </w:r>
+          </w:p>
+          <w:p>
+            <w:pPr>
+              <w:numPr>
+                <w:ilvl w:val="0"/>
+                <w:numId w:val="1078"/>
+              </w:numPr>
+              <w:jc w:val="left"/>
+            </w:pPr>
+            <w:r>
+              <w:t xml:space="preserve">Added mandatory reboot warning in Chapter 2 (SSH port change). Added troubleshooting subsection in Chapter 4 with common SSH connection issues and ncat debugging commands.</w:t>
             </w:r>
           </w:p>
         </w:tc>
@@ -15753,7 +15753,7 @@
               <w:jc w:val="left"/>
             </w:pPr>
             <w:r>
-              <w:t xml:space="preserve">3.0.0</w:t>
+              <w:t xml:space="preserve">3.0.1</w:t>
             </w:r>
           </w:p>
         </w:tc>
@@ -15766,7 +15766,7 @@
               <w:jc w:val="left"/>
             </w:pPr>
             <w:r>
-              <w:t xml:space="preserve">2026-09-09</w:t>
+              <w:t xml:space="preserve">2026-09-10</w:t>
             </w:r>
           </w:p>
         </w:tc>
@@ -15783,7 +15783,7 @@
               <w:jc w:val="left"/>
             </w:pPr>
             <w:r>
-              <w:t xml:space="preserve">Modular pipeline refactoring: shared Lua filter factory, shared DOCX fix logic, build system auto-discovery, unified format pipeline, GitHub Actions CI.</w:t>
+              <w:t xml:space="preserve">Minor fixes: test-filter.sh auto-discovery, build.sh help text, Makefile aggregate descriptions, 5-section comment correction, CHANGELOG version gap note, callout-in-code fix, CI font auto-discovery, dofile path comment, test-sync.sh header.</w:t>
             </w:r>
           </w:p>
         </w:tc>
@@ -15796,7 +15796,7 @@
               <w:jc w:val="left"/>
             </w:pPr>
             <w:r>
-              <w:t xml:space="preserve">2.16.0</w:t>
+              <w:t xml:space="preserve">3.0.0</w:t>
             </w:r>
           </w:p>
         </w:tc>
@@ -15807,7 +15807,7 @@
               <w:jc w:val="left"/>
             </w:pPr>
             <w:r>
-              <w:t xml:space="preserve">2026-09-05</w:t>
+              <w:t xml:space="preserve">2026-09-09</w:t>
             </w:r>
           </w:p>
         </w:tc>
@@ -15822,7 +15822,7 @@
               <w:jc w:val="left"/>
             </w:pPr>
             <w:r>
-              <w:t xml:space="preserve">Updated to match template v2.16.0 — Lua filter fixes, build system updates, and technical template parity improvements.</w:t>
+              <w:t xml:space="preserve">Modular pipeline refactoring: shared Lua filter factory, shared DOCX fix logic, build system auto-discovery, unified format pipeline, GitHub Actions CI.</w:t>
             </w:r>
           </w:p>
         </w:tc>
@@ -15837,7 +15837,7 @@
               <w:jc w:val="left"/>
             </w:pPr>
             <w:r>
-              <w:t xml:space="preserve">2.13.0</w:t>
+              <w:t xml:space="preserve">2.16.0</w:t>
             </w:r>
           </w:p>
         </w:tc>
@@ -15850,7 +15850,7 @@
               <w:jc w:val="left"/>
             </w:pPr>
             <w:r>
-              <w:t xml:space="preserve">2026-08-24</w:t>
+              <w:t xml:space="preserve">2026-09-05</w:t>
             </w:r>
           </w:p>
         </w:tc>
@@ -15867,6 +15867,45 @@
               <w:jc w:val="left"/>
             </w:pPr>
             <w:r>
+              <w:t xml:space="preserve">Updated to match template v2.16.0 — Lua filter fixes, build system updates, and technical template parity improvements.</w:t>
+            </w:r>
+          </w:p>
+        </w:tc>
+      </w:tr>
+      <w:tr>
+        <w:tc>
+          <w:tcPr/>
+          <w:p>
+            <w:pPr>
+              <w:jc w:val="left"/>
+            </w:pPr>
+            <w:r>
+              <w:t xml:space="preserve">2.13.0</w:t>
+            </w:r>
+          </w:p>
+        </w:tc>
+        <w:tc>
+          <w:tcPr/>
+          <w:p>
+            <w:pPr>
+              <w:jc w:val="left"/>
+            </w:pPr>
+            <w:r>
+              <w:t xml:space="preserve">2026-08-24</w:t>
+            </w:r>
+          </w:p>
+        </w:tc>
+        <w:tc>
+          <w:tcPr/>
+          <w:p>
+            <w:pPr>
+              <w:numPr>
+                <w:ilvl w:val="0"/>
+                <w:numId w:val="1082"/>
+              </w:numPr>
+              <w:jc w:val="left"/>
+            </w:pPr>
+            <w:r>
               <w:t xml:space="preserve">Foundation refactoring Phase 4: make DOCX</w:t>
             </w:r>
             <w:r>
@@ -15934,7 +15973,9 @@
       </w:tr>
       <w:tr>
         <w:tc>
-          <w:tcPr/>
+          <w:tcPr>
+            <w:shd w:val="clear" w:color="auto" w:fill="F6F8FA"/>
+          </w:tcPr>
           <w:p>
             <w:pPr>
               <w:jc w:val="left"/>
@@ -15945,7 +15986,9 @@
           </w:p>
         </w:tc>
         <w:tc>
-          <w:tcPr/>
+          <w:tcPr>
+            <w:shd w:val="clear" w:color="auto" w:fill="F6F8FA"/>
+          </w:tcPr>
           <w:p>
             <w:pPr>
               <w:jc w:val="left"/>
@@ -15956,12 +15999,14 @@
           </w:p>
         </w:tc>
         <w:tc>
-          <w:tcPr/>
+          <w:tcPr>
+            <w:shd w:val="clear" w:color="auto" w:fill="F6F8FA"/>
+          </w:tcPr>
           <w:p>
             <w:pPr>
               <w:numPr>
                 <w:ilvl w:val="0"/>
-                <w:numId w:val="1082"/>
+                <w:numId w:val="1083"/>
               </w:numPr>
               <w:jc w:val="left"/>
             </w:pPr>
@@ -16123,9 +16168,7 @@
       </w:tr>
       <w:tr>
         <w:tc>
-          <w:tcPr>
-            <w:shd w:val="clear" w:color="auto" w:fill="F6F8FA"/>
-          </w:tcPr>
+          <w:tcPr/>
           <w:p>
             <w:pPr>
               <w:jc w:val="left"/>
@@ -16136,9 +16179,7 @@
           </w:p>
         </w:tc>
         <w:tc>
-          <w:tcPr>
-            <w:shd w:val="clear" w:color="auto" w:fill="F6F8FA"/>
-          </w:tcPr>
+          <w:tcPr/>
           <w:p>
             <w:pPr>
               <w:jc w:val="left"/>
@@ -16149,14 +16190,12 @@
           </w:p>
         </w:tc>
         <w:tc>
-          <w:tcPr>
-            <w:shd w:val="clear" w:color="auto" w:fill="F6F8FA"/>
-          </w:tcPr>
+          <w:tcPr/>
           <w:p>
             <w:pPr>
               <w:numPr>
                 <w:ilvl w:val="0"/>
-                <w:numId w:val="1083"/>
+                <w:numId w:val="1084"/>
               </w:numPr>
               <w:jc w:val="left"/>
             </w:pPr>
@@ -16222,7 +16261,9 @@
       </w:tr>
       <w:tr>
         <w:tc>
-          <w:tcPr/>
+          <w:tcPr>
+            <w:shd w:val="clear" w:color="auto" w:fill="F6F8FA"/>
+          </w:tcPr>
           <w:p>
             <w:pPr>
               <w:jc w:val="left"/>
@@ -16233,56 +16274,15 @@
           </w:p>
         </w:tc>
         <w:tc>
-          <w:tcPr/>
+          <w:tcPr>
+            <w:shd w:val="clear" w:color="auto" w:fill="F6F8FA"/>
+          </w:tcPr>
           <w:p>
             <w:pPr>
               <w:jc w:val="left"/>
             </w:pPr>
             <w:r>
               <w:t xml:space="preserve">2026-08-24</w:t>
-            </w:r>
-          </w:p>
-        </w:tc>
-        <w:tc>
-          <w:tcPr/>
-          <w:p>
-            <w:pPr>
-              <w:numPr>
-                <w:ilvl w:val="0"/>
-                <w:numId w:val="1084"/>
-              </w:numPr>
-              <w:jc w:val="left"/>
-            </w:pPr>
-            <w:r>
-              <w:t xml:space="preserve">Foundation refactoring Phase 1: sync cls version to project tag, fix stale doc references (L16 output count, L-range, setup-guide feature claim), add test-sync.sh for version consistency checking.</w:t>
-            </w:r>
-          </w:p>
-        </w:tc>
-      </w:tr>
-      <w:tr>
-        <w:tc>
-          <w:tcPr>
-            <w:shd w:val="clear" w:color="auto" w:fill="F6F8FA"/>
-          </w:tcPr>
-          <w:p>
-            <w:pPr>
-              <w:jc w:val="left"/>
-            </w:pPr>
-            <w:r>
-              <w:t xml:space="preserve">2.9.1</w:t>
-            </w:r>
-          </w:p>
-        </w:tc>
-        <w:tc>
-          <w:tcPr>
-            <w:shd w:val="clear" w:color="auto" w:fill="F6F8FA"/>
-          </w:tcPr>
-          <w:p>
-            <w:pPr>
-              <w:jc w:val="left"/>
-            </w:pPr>
-            <w:r>
-              <w:t xml:space="preserve">2026-08-23</w:t>
             </w:r>
           </w:p>
         </w:tc>
@@ -16299,6 +16299,45 @@
               <w:jc w:val="left"/>
             </w:pPr>
             <w:r>
+              <w:t xml:space="preserve">Foundation refactoring Phase 1: sync cls version to project tag, fix stale doc references (L16 output count, L-range, setup-guide feature claim), add test-sync.sh for version consistency checking.</w:t>
+            </w:r>
+          </w:p>
+        </w:tc>
+      </w:tr>
+      <w:tr>
+        <w:tc>
+          <w:tcPr/>
+          <w:p>
+            <w:pPr>
+              <w:jc w:val="left"/>
+            </w:pPr>
+            <w:r>
+              <w:t xml:space="preserve">2.9.1</w:t>
+            </w:r>
+          </w:p>
+        </w:tc>
+        <w:tc>
+          <w:tcPr/>
+          <w:p>
+            <w:pPr>
+              <w:jc w:val="left"/>
+            </w:pPr>
+            <w:r>
+              <w:t xml:space="preserve">2026-08-23</w:t>
+            </w:r>
+          </w:p>
+        </w:tc>
+        <w:tc>
+          <w:tcPr/>
+          <w:p>
+            <w:pPr>
+              <w:numPr>
+                <w:ilvl w:val="0"/>
+                <w:numId w:val="1086"/>
+              </w:numPr>
+              <w:jc w:val="left"/>
+            </w:pPr>
+            <w:r>
               <w:t xml:space="preserve">HTML and Markdown outputs now embed images as base64 data URIs. HTML uses pandoc</w:t>
             </w:r>
             <w:r>
@@ -16330,54 +16369,15 @@
       </w:tr>
       <w:tr>
         <w:tc>
-          <w:tcPr/>
+          <w:tcPr>
+            <w:shd w:val="clear" w:color="auto" w:fill="F6F8FA"/>
+          </w:tcPr>
           <w:p>
             <w:pPr>
               <w:jc w:val="left"/>
             </w:pPr>
             <w:r>
               <w:t xml:space="preserve">2.9.0</w:t>
-            </w:r>
-          </w:p>
-        </w:tc>
-        <w:tc>
-          <w:tcPr/>
-          <w:p>
-            <w:pPr>
-              <w:jc w:val="left"/>
-            </w:pPr>
-            <w:r>
-              <w:t xml:space="preserve">2026-08-23</w:t>
-            </w:r>
-          </w:p>
-        </w:tc>
-        <w:tc>
-          <w:tcPr/>
-          <w:p>
-            <w:pPr>
-              <w:numPr>
-                <w:ilvl w:val="0"/>
-                <w:numId w:val="1086"/>
-              </w:numPr>
-              <w:jc w:val="left"/>
-            </w:pPr>
-            <w:r>
-              <w:t xml:space="preserve">DOCX: fix content width (8504→9638tw, margins are 2cm not 3cm). Add footer page numbers. Style TOC heading (22pt bold + rule). Add hutable table width + fixed layout.</w:t>
-            </w:r>
-          </w:p>
-        </w:tc>
-      </w:tr>
-      <w:tr>
-        <w:tc>
-          <w:tcPr>
-            <w:shd w:val="clear" w:color="auto" w:fill="F6F8FA"/>
-          </w:tcPr>
-          <w:p>
-            <w:pPr>
-              <w:jc w:val="left"/>
-            </w:pPr>
-            <w:r>
-              <w:t xml:space="preserve">2.8.3</w:t>
             </w:r>
           </w:p>
         </w:tc>
@@ -16407,7 +16407,7 @@
               <w:jc w:val="left"/>
             </w:pPr>
             <w:r>
-              <w:t xml:space="preserve">DOCX fix: callout tables now have explicit width (8504tw) and fixed layout. Changelog section heading now uses custom H1 format (56pt number, red border, right tab) instead of pandoc’s default.</w:t>
+              <w:t xml:space="preserve">DOCX: fix content width (8504→9638tw, margins are 2cm not 3cm). Add footer page numbers. Style TOC heading (22pt bold + rule). Add hutable table width + fixed layout.</w:t>
             </w:r>
           </w:p>
         </w:tc>
@@ -16420,7 +16420,7 @@
               <w:jc w:val="left"/>
             </w:pPr>
             <w:r>
-              <w:t xml:space="preserve">2.8.2</w:t>
+              <w:t xml:space="preserve">2.8.3</w:t>
             </w:r>
           </w:p>
         </w:tc>
@@ -16446,7 +16446,7 @@
               <w:jc w:val="left"/>
             </w:pPr>
             <w:r>
-              <w:t xml:space="preserve">DOCX H1 heading: reverted table approach to paragraph with tab stop + red bottom border. Table broke navigation pane and TOC field. Paragraph preserves Heading1 style for navigation while matching PDF layout (number left, title right, red rule below).</w:t>
+              <w:t xml:space="preserve">DOCX fix: callout tables now have explicit width (8504tw) and fixed layout. Changelog section heading now uses custom H1 format (56pt number, red border, right tab) instead of pandoc’s default.</w:t>
             </w:r>
           </w:p>
         </w:tc>
@@ -16461,7 +16461,7 @@
               <w:jc w:val="left"/>
             </w:pPr>
             <w:r>
-              <w:t xml:space="preserve">2.8.1</w:t>
+              <w:t xml:space="preserve">2.8.2</w:t>
             </w:r>
           </w:p>
         </w:tc>
@@ -16491,7 +16491,7 @@
               <w:jc w:val="left"/>
             </w:pPr>
             <w:r>
-              <w:t xml:space="preserve">DOCX heading fix: text color reverted to black (was incorrectly changed to Huawei red in v2.8.0). H1 now uses a two-column table (number left, title right) with red bottom rule. H2-H4 use simple inline format (number + title, no right tab stop).</w:t>
+              <w:t xml:space="preserve">DOCX H1 heading: reverted table approach to paragraph with tab stop + red bottom border. Table broke navigation pane and TOC field. Paragraph preserves Heading1 style for navigation while matching PDF layout (number left, title right, red rule below).</w:t>
             </w:r>
           </w:p>
         </w:tc>
@@ -16504,7 +16504,7 @@
               <w:jc w:val="left"/>
             </w:pPr>
             <w:r>
-              <w:t xml:space="preserve">2.8.0</w:t>
+              <w:t xml:space="preserve">2.8.1</w:t>
             </w:r>
           </w:p>
         </w:tc>
@@ -16530,7 +16530,7 @@
               <w:jc w:val="left"/>
             </w:pPr>
             <w:r>
-              <w:t xml:space="preserve">DOCX output: match PDF styling --- heading colors (Huawei red), H1 number size (56pt), callout borders (left-only) and padding, changelog formatting (rules, bold version, italic date), caption style (9pt bold), badge style (8pt bold white on red), list indentation.</w:t>
+              <w:t xml:space="preserve">DOCX heading fix: text color reverted to black (was incorrectly changed to Huawei red in v2.8.0). H1 now uses a two-column table (number left, title right) with red bottom rule. H2-H4 use simple inline format (number + title, no right tab stop).</w:t>
             </w:r>
           </w:p>
         </w:tc>
@@ -16545,7 +16545,7 @@
               <w:jc w:val="left"/>
             </w:pPr>
             <w:r>
-              <w:t xml:space="preserve">2.7.1</w:t>
+              <w:t xml:space="preserve">2.8.0</w:t>
             </w:r>
           </w:p>
         </w:tc>
@@ -16558,7 +16558,7 @@
               <w:jc w:val="left"/>
             </w:pPr>
             <w:r>
-              <w:t xml:space="preserve">2026-08-17</w:t>
+              <w:t xml:space="preserve">2026-08-23</w:t>
             </w:r>
           </w:p>
         </w:tc>
@@ -16575,6 +16575,45 @@
               <w:jc w:val="left"/>
             </w:pPr>
             <w:r>
+              <w:t xml:space="preserve">DOCX output: match PDF styling --- heading colors (Huawei red), H1 number size (56pt), callout borders (left-only) and padding, changelog formatting (rules, bold version, italic date), caption style (9pt bold), badge style (8pt bold white on red), list indentation.</w:t>
+            </w:r>
+          </w:p>
+        </w:tc>
+      </w:tr>
+      <w:tr>
+        <w:tc>
+          <w:tcPr/>
+          <w:p>
+            <w:pPr>
+              <w:jc w:val="left"/>
+            </w:pPr>
+            <w:r>
+              <w:t xml:space="preserve">2.7.1</w:t>
+            </w:r>
+          </w:p>
+        </w:tc>
+        <w:tc>
+          <w:tcPr/>
+          <w:p>
+            <w:pPr>
+              <w:jc w:val="left"/>
+            </w:pPr>
+            <w:r>
+              <w:t xml:space="preserve">2026-08-17</w:t>
+            </w:r>
+          </w:p>
+        </w:tc>
+        <w:tc>
+          <w:tcPr/>
+          <w:p>
+            <w:pPr>
+              <w:numPr>
+                <w:ilvl w:val="0"/>
+                <w:numId w:val="1092"/>
+              </w:numPr>
+              <w:jc w:val="left"/>
+            </w:pPr>
+            <w:r>
               <w:t xml:space="preserve">Rename project repository to all lowercase (</w:t>
             </w:r>
             <w:r>
@@ -16591,7 +16630,9 @@
       </w:tr>
       <w:tr>
         <w:tc>
-          <w:tcPr/>
+          <w:tcPr>
+            <w:shd w:val="clear" w:color="auto" w:fill="F6F8FA"/>
+          </w:tcPr>
           <w:p>
             <w:pPr>
               <w:jc w:val="left"/>
@@ -16602,7 +16643,9 @@
           </w:p>
         </w:tc>
         <w:tc>
-          <w:tcPr/>
+          <w:tcPr>
+            <w:shd w:val="clear" w:color="auto" w:fill="F6F8FA"/>
+          </w:tcPr>
           <w:p>
             <w:pPr>
               <w:jc w:val="left"/>
@@ -16613,12 +16656,14 @@
           </w:p>
         </w:tc>
         <w:tc>
-          <w:tcPr/>
+          <w:tcPr>
+            <w:shd w:val="clear" w:color="auto" w:fill="F6F8FA"/>
+          </w:tcPr>
           <w:p>
             <w:pPr>
               <w:numPr>
                 <w:ilvl w:val="0"/>
-                <w:numId w:val="1092"/>
+                <w:numId w:val="1093"/>
               </w:numPr>
               <w:jc w:val="left"/>
             </w:pPr>
@@ -16660,9 +16705,7 @@
       </w:tr>
       <w:tr>
         <w:tc>
-          <w:tcPr>
-            <w:shd w:val="clear" w:color="auto" w:fill="F6F8FA"/>
-          </w:tcPr>
+          <w:tcPr/>
           <w:p>
             <w:pPr>
               <w:jc w:val="left"/>
@@ -16673,9 +16716,7 @@
           </w:p>
         </w:tc>
         <w:tc>
-          <w:tcPr>
-            <w:shd w:val="clear" w:color="auto" w:fill="F6F8FA"/>
-          </w:tcPr>
+          <w:tcPr/>
           <w:p>
             <w:pPr>
               <w:jc w:val="left"/>
@@ -16686,14 +16727,12 @@
           </w:p>
         </w:tc>
         <w:tc>
-          <w:tcPr>
-            <w:shd w:val="clear" w:color="auto" w:fill="F6F8FA"/>
-          </w:tcPr>
+          <w:tcPr/>
           <w:p>
             <w:pPr>
               <w:numPr>
                 <w:ilvl w:val="0"/>
-                <w:numId w:val="1093"/>
+                <w:numId w:val="1094"/>
               </w:numPr>
               <w:jc w:val="left"/>
             </w:pPr>
@@ -16750,7 +16789,9 @@
       </w:tr>
       <w:tr>
         <w:tc>
-          <w:tcPr/>
+          <w:tcPr>
+            <w:shd w:val="clear" w:color="auto" w:fill="F6F8FA"/>
+          </w:tcPr>
           <w:p>
             <w:pPr>
               <w:jc w:val="left"/>
@@ -16761,7 +16802,9 @@
           </w:p>
         </w:tc>
         <w:tc>
-          <w:tcPr/>
+          <w:tcPr>
+            <w:shd w:val="clear" w:color="auto" w:fill="F6F8FA"/>
+          </w:tcPr>
           <w:p>
             <w:pPr>
               <w:jc w:val="left"/>
@@ -16772,12 +16815,14 @@
           </w:p>
         </w:tc>
         <w:tc>
-          <w:tcPr/>
+          <w:tcPr>
+            <w:shd w:val="clear" w:color="auto" w:fill="F6F8FA"/>
+          </w:tcPr>
           <w:p>
             <w:pPr>
               <w:numPr>
                 <w:ilvl w:val="0"/>
-                <w:numId w:val="1094"/>
+                <w:numId w:val="1095"/>
               </w:numPr>
               <w:jc w:val="left"/>
             </w:pPr>
@@ -16804,7 +16849,7 @@
             <w:pPr>
               <w:numPr>
                 <w:ilvl w:val="0"/>
-                <w:numId w:val="1094"/>
+                <w:numId w:val="1095"/>
               </w:numPr>
               <w:jc w:val="left"/>
             </w:pPr>
@@ -16831,58 +16876,13 @@
       </w:tr>
       <w:tr>
         <w:tc>
-          <w:tcPr>
-            <w:shd w:val="clear" w:color="auto" w:fill="F6F8FA"/>
-          </w:tcPr>
+          <w:tcPr/>
           <w:p>
             <w:pPr>
               <w:jc w:val="left"/>
             </w:pPr>
             <w:r>
               <w:t xml:space="preserve">2.5.1</w:t>
-            </w:r>
-          </w:p>
-        </w:tc>
-        <w:tc>
-          <w:tcPr>
-            <w:shd w:val="clear" w:color="auto" w:fill="F6F8FA"/>
-          </w:tcPr>
-          <w:p>
-            <w:pPr>
-              <w:jc w:val="left"/>
-            </w:pPr>
-            <w:r>
-              <w:t xml:space="preserve">2026-08-10</w:t>
-            </w:r>
-          </w:p>
-        </w:tc>
-        <w:tc>
-          <w:tcPr>
-            <w:shd w:val="clear" w:color="auto" w:fill="F6F8FA"/>
-          </w:tcPr>
-          <w:p>
-            <w:pPr>
-              <w:numPr>
-                <w:ilvl w:val="0"/>
-                <w:numId w:val="1095"/>
-              </w:numPr>
-              <w:jc w:val="left"/>
-            </w:pPr>
-            <w:r>
-              <w:t xml:space="preserve">H1 section title size reduced from 27pt to 20pt.</w:t>
-            </w:r>
-          </w:p>
-        </w:tc>
-      </w:tr>
-      <w:tr>
-        <w:tc>
-          <w:tcPr/>
-          <w:p>
-            <w:pPr>
-              <w:jc w:val="left"/>
-            </w:pPr>
-            <w:r>
-              <w:t xml:space="preserve">2.5.0</w:t>
             </w:r>
           </w:p>
         </w:tc>
@@ -16908,13 +16908,7 @@
               <w:jc w:val="left"/>
             </w:pPr>
             <w:r>
-              <w:t xml:space="preserve">Default image size increased: width 65% → 90% of text width,</w:t>
-            </w:r>
-            <w:r>
-              <w:t xml:space="preserve"> </w:t>
-            </w:r>
-            <w:r>
-              <w:t xml:space="preserve">height 40% → 50% of text height.</w:t>
+              <w:t xml:space="preserve">H1 section title size reduced from 27pt to 20pt.</w:t>
             </w:r>
           </w:p>
         </w:tc>
@@ -16929,7 +16923,7 @@
               <w:jc w:val="left"/>
             </w:pPr>
             <w:r>
-              <w:t xml:space="preserve">2.4.0</w:t>
+              <w:t xml:space="preserve">2.5.0</w:t>
             </w:r>
           </w:p>
         </w:tc>
@@ -16959,14 +16953,59 @@
               <w:jc w:val="left"/>
             </w:pPr>
             <w:r>
-              <w:t xml:space="preserve">Enlarged H1 section title (18pt → 27pt, 50% bigger).</w:t>
-            </w:r>
-          </w:p>
+              <w:t xml:space="preserve">Default image size increased: width 65% → 90% of text width,</w:t>
+            </w:r>
+            <w:r>
+              <w:t xml:space="preserve"> </w:t>
+            </w:r>
+            <w:r>
+              <w:t xml:space="preserve">height 40% → 50% of text height.</w:t>
+            </w:r>
+          </w:p>
+        </w:tc>
+      </w:tr>
+      <w:tr>
+        <w:tc>
+          <w:tcPr/>
+          <w:p>
+            <w:pPr>
+              <w:jc w:val="left"/>
+            </w:pPr>
+            <w:r>
+              <w:t xml:space="preserve">2.4.0</w:t>
+            </w:r>
+          </w:p>
+        </w:tc>
+        <w:tc>
+          <w:tcPr/>
+          <w:p>
+            <w:pPr>
+              <w:jc w:val="left"/>
+            </w:pPr>
+            <w:r>
+              <w:t xml:space="preserve">2026-08-10</w:t>
+            </w:r>
+          </w:p>
+        </w:tc>
+        <w:tc>
+          <w:tcPr/>
           <w:p>
             <w:pPr>
               <w:numPr>
                 <w:ilvl w:val="0"/>
-                <w:numId w:val="1097"/>
+                <w:numId w:val="1098"/>
+              </w:numPr>
+              <w:jc w:val="left"/>
+            </w:pPr>
+            <w:r>
+              <w:t xml:space="preserve">Enlarged H1 section title (18pt → 27pt, 50% bigger).</w:t>
+            </w:r>
+          </w:p>
+          <w:p>
+            <w:pPr>
+              <w:numPr>
+                <w:ilvl w:val="0"/>
+                <w:numId w:val="1098"/>
               </w:numPr>
               <w:jc w:val="left"/>
             </w:pPr>
@@ -16993,7 +17032,9 @@
       </w:tr>
       <w:tr>
         <w:tc>
-          <w:tcPr/>
+          <w:tcPr>
+            <w:shd w:val="clear" w:color="auto" w:fill="F6F8FA"/>
+          </w:tcPr>
           <w:p>
             <w:pPr>
               <w:jc w:val="left"/>
@@ -17004,7 +17045,9 @@
           </w:p>
         </w:tc>
         <w:tc>
-          <w:tcPr/>
+          <w:tcPr>
+            <w:shd w:val="clear" w:color="auto" w:fill="F6F8FA"/>
+          </w:tcPr>
           <w:p>
             <w:pPr>
               <w:jc w:val="left"/>
@@ -17015,12 +17058,14 @@
           </w:p>
         </w:tc>
         <w:tc>
-          <w:tcPr/>
+          <w:tcPr>
+            <w:shd w:val="clear" w:color="auto" w:fill="F6F8FA"/>
+          </w:tcPr>
           <w:p>
             <w:pPr>
               <w:numPr>
                 <w:ilvl w:val="0"/>
-                <w:numId w:val="1098"/>
+                <w:numId w:val="1099"/>
               </w:numPr>
               <w:jc w:val="left"/>
             </w:pPr>
@@ -17047,9 +17092,7 @@
       </w:tr>
       <w:tr>
         <w:tc>
-          <w:tcPr>
-            <w:shd w:val="clear" w:color="auto" w:fill="F6F8FA"/>
-          </w:tcPr>
+          <w:tcPr/>
           <w:p>
             <w:pPr>
               <w:jc w:val="left"/>
@@ -17060,9 +17103,7 @@
           </w:p>
         </w:tc>
         <w:tc>
-          <w:tcPr>
-            <w:shd w:val="clear" w:color="auto" w:fill="F6F8FA"/>
-          </w:tcPr>
+          <w:tcPr/>
           <w:p>
             <w:pPr>
               <w:jc w:val="left"/>
@@ -17073,14 +17114,12 @@
           </w:p>
         </w:tc>
         <w:tc>
-          <w:tcPr>
-            <w:shd w:val="clear" w:color="auto" w:fill="F6F8FA"/>
-          </w:tcPr>
+          <w:tcPr/>
           <w:p>
             <w:pPr>
               <w:numPr>
                 <w:ilvl w:val="0"/>
-                <w:numId w:val="1099"/>
+                <w:numId w:val="1100"/>
               </w:numPr>
               <w:jc w:val="left"/>
             </w:pPr>
@@ -17152,7 +17191,9 @@
       </w:tr>
       <w:tr>
         <w:tc>
-          <w:tcPr/>
+          <w:tcPr>
+            <w:shd w:val="clear" w:color="auto" w:fill="F6F8FA"/>
+          </w:tcPr>
           <w:p>
             <w:pPr>
               <w:jc w:val="left"/>
@@ -17163,7 +17204,9 @@
           </w:p>
         </w:tc>
         <w:tc>
-          <w:tcPr/>
+          <w:tcPr>
+            <w:shd w:val="clear" w:color="auto" w:fill="F6F8FA"/>
+          </w:tcPr>
           <w:p>
             <w:pPr>
               <w:jc w:val="left"/>
@@ -17174,12 +17217,14 @@
           </w:p>
         </w:tc>
         <w:tc>
-          <w:tcPr/>
+          <w:tcPr>
+            <w:shd w:val="clear" w:color="auto" w:fill="F6F8FA"/>
+          </w:tcPr>
           <w:p>
             <w:pPr>
               <w:numPr>
                 <w:ilvl w:val="0"/>
-                <w:numId w:val="1100"/>
+                <w:numId w:val="1101"/>
               </w:numPr>
               <w:jc w:val="left"/>
             </w:pPr>
@@ -17236,9 +17281,7 @@
       </w:tr>
       <w:tr>
         <w:tc>
-          <w:tcPr>
-            <w:shd w:val="clear" w:color="auto" w:fill="F6F8FA"/>
-          </w:tcPr>
+          <w:tcPr/>
           <w:p>
             <w:pPr>
               <w:jc w:val="left"/>
@@ -17249,9 +17292,7 @@
           </w:p>
         </w:tc>
         <w:tc>
-          <w:tcPr>
-            <w:shd w:val="clear" w:color="auto" w:fill="F6F8FA"/>
-          </w:tcPr>
+          <w:tcPr/>
           <w:p>
             <w:pPr>
               <w:jc w:val="left"/>
@@ -17262,14 +17303,12 @@
           </w:p>
         </w:tc>
         <w:tc>
-          <w:tcPr>
-            <w:shd w:val="clear" w:color="auto" w:fill="F6F8FA"/>
-          </w:tcPr>
+          <w:tcPr/>
           <w:p>
             <w:pPr>
               <w:numPr>
                 <w:ilvl w:val="0"/>
-                <w:numId w:val="1101"/>
+                <w:numId w:val="1102"/>
               </w:numPr>
               <w:jc w:val="left"/>
             </w:pPr>
@@ -17296,54 +17335,15 @@
       </w:tr>
       <w:tr>
         <w:tc>
-          <w:tcPr/>
+          <w:tcPr>
+            <w:shd w:val="clear" w:color="auto" w:fill="F6F8FA"/>
+          </w:tcPr>
           <w:p>
             <w:pPr>
               <w:jc w:val="left"/>
             </w:pPr>
             <w:r>
               <w:t xml:space="preserve">2.2.2</w:t>
-            </w:r>
-          </w:p>
-        </w:tc>
-        <w:tc>
-          <w:tcPr/>
-          <w:p>
-            <w:pPr>
-              <w:jc w:val="left"/>
-            </w:pPr>
-            <w:r>
-              <w:t xml:space="preserve">2026-08-08</w:t>
-            </w:r>
-          </w:p>
-        </w:tc>
-        <w:tc>
-          <w:tcPr/>
-          <w:p>
-            <w:pPr>
-              <w:numPr>
-                <w:ilvl w:val="0"/>
-                <w:numId w:val="1102"/>
-              </w:numPr>
-              <w:jc w:val="left"/>
-            </w:pPr>
-            <w:r>
-              <w:t xml:space="preserve">Fixed chapter reference in prerequisite (Chapter 3 → Chapter 4).</w:t>
-            </w:r>
-          </w:p>
-        </w:tc>
-      </w:tr>
-      <w:tr>
-        <w:tc>
-          <w:tcPr>
-            <w:shd w:val="clear" w:color="auto" w:fill="F6F8FA"/>
-          </w:tcPr>
-          <w:p>
-            <w:pPr>
-              <w:jc w:val="left"/>
-            </w:pPr>
-            <w:r>
-              <w:t xml:space="preserve">2.2.1</w:t>
             </w:r>
           </w:p>
         </w:tc>
@@ -17373,7 +17373,7 @@
               <w:jc w:val="left"/>
             </w:pPr>
             <w:r>
-              <w:t xml:space="preserve">Changed table and figure caption labels to black (was Huawei red).</w:t>
+              <w:t xml:space="preserve">Fixed chapter reference in prerequisite (Chapter 3 → Chapter 4).</w:t>
             </w:r>
           </w:p>
         </w:tc>
@@ -17386,7 +17386,7 @@
               <w:jc w:val="left"/>
             </w:pPr>
             <w:r>
-              <w:t xml:space="preserve">2.2.0</w:t>
+              <w:t xml:space="preserve">2.2.1</w:t>
             </w:r>
           </w:p>
         </w:tc>
@@ -17412,13 +17412,7 @@
               <w:jc w:val="left"/>
             </w:pPr>
             <w:r>
-              <w:t xml:space="preserve">Added Huawei-branded table styling: red header bar, alternating row</w:t>
-            </w:r>
-            <w:r>
-              <w:t xml:space="preserve"> </w:t>
-            </w:r>
-            <w:r>
-              <w:t xml:space="preserve">colors, and bordered cells.</w:t>
+              <w:t xml:space="preserve">Changed table and figure caption labels to black (was Huawei red).</w:t>
             </w:r>
           </w:p>
         </w:tc>
@@ -17433,7 +17427,7 @@
               <w:jc w:val="left"/>
             </w:pPr>
             <w:r>
-              <w:t xml:space="preserve">2.1.0</w:t>
+              <w:t xml:space="preserve">2.2.0</w:t>
             </w:r>
           </w:p>
         </w:tc>
@@ -17446,7 +17440,7 @@
               <w:jc w:val="left"/>
             </w:pPr>
             <w:r>
-              <w:t xml:space="preserve">2026-08-06</w:t>
+              <w:t xml:space="preserve">2026-08-08</w:t>
             </w:r>
           </w:p>
         </w:tc>
@@ -17463,6 +17457,51 @@
               <w:jc w:val="left"/>
             </w:pPr>
             <w:r>
+              <w:t xml:space="preserve">Added Huawei-branded table styling: red header bar, alternating row</w:t>
+            </w:r>
+            <w:r>
+              <w:t xml:space="preserve"> </w:t>
+            </w:r>
+            <w:r>
+              <w:t xml:space="preserve">colors, and bordered cells.</w:t>
+            </w:r>
+          </w:p>
+        </w:tc>
+      </w:tr>
+      <w:tr>
+        <w:tc>
+          <w:tcPr/>
+          <w:p>
+            <w:pPr>
+              <w:jc w:val="left"/>
+            </w:pPr>
+            <w:r>
+              <w:t xml:space="preserve">2.1.0</w:t>
+            </w:r>
+          </w:p>
+        </w:tc>
+        <w:tc>
+          <w:tcPr/>
+          <w:p>
+            <w:pPr>
+              <w:jc w:val="left"/>
+            </w:pPr>
+            <w:r>
+              <w:t xml:space="preserve">2026-08-06</w:t>
+            </w:r>
+          </w:p>
+        </w:tc>
+        <w:tc>
+          <w:tcPr/>
+          <w:p>
+            <w:pPr>
+              <w:numPr>
+                <w:ilvl w:val="0"/>
+                <w:numId w:val="1106"/>
+              </w:numPr>
+              <w:jc w:val="left"/>
+            </w:pPr>
+            <w:r>
               <w:t xml:space="preserve">Updated ECS flavor to</w:t>
             </w:r>
             <w:r>
@@ -17485,7 +17524,7 @@
             <w:pPr>
               <w:numPr>
                 <w:ilvl w:val="0"/>
-                <w:numId w:val="1105"/>
+                <w:numId w:val="1106"/>
               </w:numPr>
               <w:jc w:val="left"/>
             </w:pPr>
@@ -17497,7 +17536,7 @@
             <w:pPr>
               <w:numPr>
                 <w:ilvl w:val="0"/>
-                <w:numId w:val="1105"/>
+                <w:numId w:val="1106"/>
               </w:numPr>
               <w:jc w:val="left"/>
             </w:pPr>
@@ -17509,7 +17548,7 @@
             <w:pPr>
               <w:numPr>
                 <w:ilvl w:val="0"/>
-                <w:numId w:val="1105"/>
+                <w:numId w:val="1106"/>
               </w:numPr>
               <w:jc w:val="left"/>
             </w:pPr>
@@ -17521,7 +17560,7 @@
             <w:pPr>
               <w:numPr>
                 <w:ilvl w:val="0"/>
-                <w:numId w:val="1105"/>
+                <w:numId w:val="1106"/>
               </w:numPr>
               <w:jc w:val="left"/>
             </w:pPr>
@@ -17533,7 +17572,7 @@
             <w:pPr>
               <w:numPr>
                 <w:ilvl w:val="0"/>
-                <w:numId w:val="1105"/>
+                <w:numId w:val="1106"/>
               </w:numPr>
               <w:jc w:val="left"/>
             </w:pPr>
@@ -17551,7 +17590,7 @@
             <w:pPr>
               <w:numPr>
                 <w:ilvl w:val="0"/>
-                <w:numId w:val="1105"/>
+                <w:numId w:val="1106"/>
               </w:numPr>
               <w:jc w:val="left"/>
             </w:pPr>
@@ -17600,7 +17639,7 @@
             <w:pPr>
               <w:numPr>
                 <w:ilvl w:val="0"/>
-                <w:numId w:val="1105"/>
+                <w:numId w:val="1106"/>
               </w:numPr>
               <w:jc w:val="left"/>
             </w:pPr>
@@ -17612,7 +17651,7 @@
             <w:pPr>
               <w:numPr>
                 <w:ilvl w:val="0"/>
-                <w:numId w:val="1105"/>
+                <w:numId w:val="1106"/>
               </w:numPr>
               <w:jc w:val="left"/>
             </w:pPr>
@@ -17663,7 +17702,7 @@
             <w:pPr>
               <w:numPr>
                 <w:ilvl w:val="0"/>
-                <w:numId w:val="1105"/>
+                <w:numId w:val="1106"/>
               </w:numPr>
               <w:jc w:val="left"/>
             </w:pPr>
@@ -17690,7 +17729,9 @@
       </w:tr>
       <w:tr>
         <w:tc>
-          <w:tcPr/>
+          <w:tcPr>
+            <w:shd w:val="clear" w:color="auto" w:fill="F6F8FA"/>
+          </w:tcPr>
           <w:p>
             <w:pPr>
               <w:jc w:val="left"/>
@@ -17701,7 +17742,9 @@
           </w:p>
         </w:tc>
         <w:tc>
-          <w:tcPr/>
+          <w:tcPr>
+            <w:shd w:val="clear" w:color="auto" w:fill="F6F8FA"/>
+          </w:tcPr>
           <w:p>
             <w:pPr>
               <w:jc w:val="left"/>
@@ -17712,12 +17755,14 @@
           </w:p>
         </w:tc>
         <w:tc>
-          <w:tcPr/>
+          <w:tcPr>
+            <w:shd w:val="clear" w:color="auto" w:fill="F6F8FA"/>
+          </w:tcPr>
           <w:p>
             <w:pPr>
               <w:numPr>
                 <w:ilvl w:val="0"/>
-                <w:numId w:val="1106"/>
+                <w:numId w:val="1107"/>
               </w:numPr>
               <w:jc w:val="left"/>
             </w:pPr>
@@ -17735,7 +17780,7 @@
             <w:pPr>
               <w:numPr>
                 <w:ilvl w:val="0"/>
-                <w:numId w:val="1106"/>
+                <w:numId w:val="1107"/>
               </w:numPr>
               <w:jc w:val="left"/>
             </w:pPr>
@@ -17789,7 +17834,7 @@
             <w:pPr>
               <w:numPr>
                 <w:ilvl w:val="0"/>
-                <w:numId w:val="1106"/>
+                <w:numId w:val="1107"/>
               </w:numPr>
               <w:jc w:val="left"/>
             </w:pPr>
@@ -17837,7 +17882,7 @@
             <w:pPr>
               <w:numPr>
                 <w:ilvl w:val="0"/>
-                <w:numId w:val="1106"/>
+                <w:numId w:val="1107"/>
               </w:numPr>
               <w:jc w:val="left"/>
             </w:pPr>
@@ -17858,9 +17903,7 @@
       </w:tr>
       <w:tr>
         <w:tc>
-          <w:tcPr>
-            <w:shd w:val="clear" w:color="auto" w:fill="F6F8FA"/>
-          </w:tcPr>
+          <w:tcPr/>
           <w:p>
             <w:pPr>
               <w:jc w:val="left"/>
@@ -17871,9 +17914,7 @@
           </w:p>
         </w:tc>
         <w:tc>
-          <w:tcPr>
-            <w:shd w:val="clear" w:color="auto" w:fill="F6F8FA"/>
-          </w:tcPr>
+          <w:tcPr/>
           <w:p>
             <w:pPr>
               <w:jc w:val="left"/>
@@ -17884,14 +17925,12 @@
           </w:p>
         </w:tc>
         <w:tc>
-          <w:tcPr>
-            <w:shd w:val="clear" w:color="auto" w:fill="F6F8FA"/>
-          </w:tcPr>
+          <w:tcPr/>
           <w:p>
             <w:pPr>
               <w:numPr>
                 <w:ilvl w:val="0"/>
-                <w:numId w:val="1107"/>
+                <w:numId w:val="1108"/>
               </w:numPr>
               <w:jc w:val="left"/>
             </w:pPr>
@@ -17903,7 +17942,7 @@
             <w:pPr>
               <w:numPr>
                 <w:ilvl w:val="0"/>
-                <w:numId w:val="1107"/>
+                <w:numId w:val="1108"/>
               </w:numPr>
               <w:jc w:val="left"/>
             </w:pPr>
@@ -17915,7 +17954,7 @@
             <w:pPr>
               <w:numPr>
                 <w:ilvl w:val="0"/>
-                <w:numId w:val="1107"/>
+                <w:numId w:val="1108"/>
               </w:numPr>
               <w:jc w:val="left"/>
             </w:pPr>
@@ -17927,7 +17966,7 @@
             <w:pPr>
               <w:numPr>
                 <w:ilvl w:val="0"/>
-                <w:numId w:val="1107"/>
+                <w:numId w:val="1108"/>
               </w:numPr>
               <w:jc w:val="left"/>
             </w:pPr>
@@ -17945,7 +17984,7 @@
             <w:pPr>
               <w:numPr>
                 <w:ilvl w:val="0"/>
-                <w:numId w:val="1107"/>
+                <w:numId w:val="1108"/>
               </w:numPr>
               <w:jc w:val="left"/>
             </w:pPr>
@@ -17957,7 +17996,7 @@
             <w:pPr>
               <w:numPr>
                 <w:ilvl w:val="0"/>
-                <w:numId w:val="1107"/>
+                <w:numId w:val="1108"/>
               </w:numPr>
               <w:jc w:val="left"/>
             </w:pPr>
@@ -19323,6 +19362,9 @@
     <w:abstractNumId w:val="991"/>
   </w:num>
   <w:num w:numId="1107">
+    <w:abstractNumId w:val="991"/>
+  </w:num>
+  <w:num w:numId="1108">
     <w:abstractNumId w:val="991"/>
   </w:num>
 </w:numbering>

--- a/documents/setup-guide/setup-guide.docx
+++ b/documents/setup-guide/setup-guide.docx
@@ -84,7 +84,7 @@
           <w:b/>
           <w:sz w:val="24"/>
         </w:rPr>
-        <w:t xml:space="preserve">v6.5.2</w:t>
+        <w:t xml:space="preserve">v6.6.0</w:t>
       </w:r>
       <w:r>
         <w:rPr>
@@ -96,7 +96,7 @@
         <w:rPr>
           <w:sz w:val="24"/>
         </w:rPr>
-        <w:t xml:space="preserve">— September 20, 2026 14:01</w:t>
+        <w:t xml:space="preserve">— September 20, 2026 14:27</w:t>
       </w:r>
     </w:p>
     <w:sdt>
@@ -13345,7 +13345,7 @@
               <w:jc w:val="left"/>
             </w:pPr>
             <w:r>
-              <w:t xml:space="preserve">6.5.2</w:t>
+              <w:t xml:space="preserve">6.6.0</w:t>
             </w:r>
           </w:p>
         </w:tc>
@@ -13371,7 +13371,22 @@
               <w:jc w:val="left"/>
             </w:pPr>
             <w:r>
-              <w:t xml:space="preserve">Quality-pass fixes for v6.5.1: LaTeX quote conversion now handles only paired quotes (quote characters inside code arguments are no longer corrupted); signature cells containing escaped ampersands are no longer split; round-trip HTML generation guards the asciidoctor-diagram dependency and fails loudly when generation fails; pre-processor unit tests now cover pipe escaping in all five table handlers.</w:t>
+              <w:t xml:space="preserve">Pipeline robustness: DOCX post-processing now fails loudly when content styling errors occur (TESTCASE markers can no longer leak into output); the DOCX fixer takes an explicit</w:t>
+            </w:r>
+            <w:r>
+              <w:t xml:space="preserve"> </w:t>
+            </w:r>
+            <w:r>
+              <w:rPr>
+                <w:rStyle w:val="VerbatimChar"/>
+              </w:rPr>
+              <w:t xml:space="preserve">--template</w:t>
+            </w:r>
+            <w:r>
+              <w:t xml:space="preserve"> </w:t>
+            </w:r>
+            <w:r>
+              <w:t xml:space="preserve">flag so badge sizing no longer sniffs the output path; build.sh cleans temporary files on all exit paths and makes the asciidoctor-diagram dependency optional for HTML generation; the pandoc version pin now warns instead of failing hard.</w:t>
             </w:r>
           </w:p>
         </w:tc>
@@ -13386,7 +13401,7 @@
               <w:jc w:val="left"/>
             </w:pPr>
             <w:r>
-              <w:t xml:space="preserve">6.5.1</w:t>
+              <w:t xml:space="preserve">6.5.2</w:t>
             </w:r>
           </w:p>
         </w:tc>
@@ -13416,7 +13431,7 @@
               <w:jc w:val="left"/>
             </w:pPr>
             <w:r>
-              <w:t xml:space="preserve">Fixed DOCX/MD/HTML output: tables are no longer corrupted when changelog, signature, or summary content contains a pipe character (“|”). Badge text is now preserved in DOCX/MD/HTML — a “Ready” badge renders “Ready” instead of “[NEW]”. Multi-item changelog entries render as bullet lists instead of being joined with a literal “+”. POC documents now include the changelog in DOCX/MD/HTML. The :noanswers: attribute now hides test results and remarks in DOCX/MD/HTML, matching the PDF. Inline LaTeX (monospace text, arrows, LaTeX quotes) no longer leaks from changelog entries. The test suite now exercises the real build pipeline (pre-processor wired into round-trip and DOCX tests), with new pre-processor unit tests.</w:t>
+              <w:t xml:space="preserve">Quality-pass fixes for v6.5.1: LaTeX quote conversion now handles only paired quotes (quote characters inside code arguments are no longer corrupted); signature cells containing escaped ampersands are no longer split; round-trip HTML generation guards the asciidoctor-diagram dependency and fails loudly when generation fails; pre-processor unit tests now cover pipe escaping in all five table handlers.</w:t>
             </w:r>
           </w:p>
         </w:tc>
@@ -13429,7 +13444,7 @@
               <w:jc w:val="left"/>
             </w:pPr>
             <w:r>
-              <w:t xml:space="preserve">6.5.0</w:t>
+              <w:t xml:space="preserve">6.5.1</w:t>
             </w:r>
           </w:p>
         </w:tc>
@@ -13455,7 +13470,7 @@
               <w:jc w:val="left"/>
             </w:pPr>
             <w:r>
-              <w:t xml:space="preserve">Evidence checklist simplified to plain bullets in both PDF and DOCX (checkbox markers removed for compatibility). Planned Activities list in DOCX now uses Word’s native lower-roman numbering (i., ii., iii.) matching the PDF. Badges in DOCX replaced with exact-replica PNG pill images (rounded, colored frame and background, bold text) matching the PDF \ huaweibadge look — assets committed to the repo. Signature blocks in DOCX no longer show literal + symbols (proper hard line breaks).</w:t>
+              <w:t xml:space="preserve">Fixed DOCX/MD/HTML output: tables are no longer corrupted when changelog, signature, or summary content contains a pipe character (“|”). Badge text is now preserved in DOCX/MD/HTML — a “Ready” badge renders “Ready” instead of “[NEW]”. Multi-item changelog entries render as bullet lists instead of being joined with a literal “+”. POC documents now include the changelog in DOCX/MD/HTML. The :noanswers: attribute now hides test results and remarks in DOCX/MD/HTML, matching the PDF. Inline LaTeX (monospace text, arrows, LaTeX quotes) no longer leaks from changelog entries. The test suite now exercises the real build pipeline (pre-processor wired into round-trip and DOCX tests), with new pre-processor unit tests.</w:t>
             </w:r>
           </w:p>
         </w:tc>
@@ -13470,7 +13485,7 @@
               <w:jc w:val="left"/>
             </w:pPr>
             <w:r>
-              <w:t xml:space="preserve">6.4.7</w:t>
+              <w:t xml:space="preserve">6.5.0</w:t>
             </w:r>
           </w:p>
         </w:tc>
@@ -13500,7 +13515,7 @@
               <w:jc w:val="left"/>
             </w:pPr>
             <w:r>
-              <w:t xml:space="preserve">Section titles in DOCX now match the PDF heading design: the big section number (56pt) sits on the left, the title text is pushed to the right edge (a right tab stop mimics the LaTeX \ hfill), and the red rule runs below — previously the title sat left-aligned next to a small number. Applies to all templates.</w:t>
+              <w:t xml:space="preserve">Evidence checklist simplified to plain bullets in both PDF and DOCX (checkbox markers removed for compatibility). Planned Activities list in DOCX now uses Word’s native lower-roman numbering (i., ii., iii.) matching the PDF. Badges in DOCX replaced with exact-replica PNG pill images (rounded, colored frame and background, bold text) matching the PDF \ huaweibadge look — assets committed to the repo. Signature blocks in DOCX no longer show literal + symbols (proper hard line breaks).</w:t>
             </w:r>
           </w:p>
         </w:tc>
@@ -13513,7 +13528,7 @@
               <w:jc w:val="left"/>
             </w:pPr>
             <w:r>
-              <w:t xml:space="preserve">6.4.6</w:t>
+              <w:t xml:space="preserve">6.4.7</w:t>
             </w:r>
           </w:p>
         </w:tc>
@@ -13539,7 +13554,7 @@
               <w:jc w:val="left"/>
             </w:pPr>
             <w:r>
-              <w:t xml:space="preserve">Code blocks inside test cases no longer break the red left rule in DOCX — the code style’s left indent (which jogged the rule) is reset inside test case blocks, and code blocks now show the PDF’s code box (gray background with thin border on top, bottom, and right, red rule continuing on the left).</w:t>
+              <w:t xml:space="preserve">Section titles in DOCX now match the PDF heading design: the big section number (56pt) sits on the left, the title text is pushed to the right edge (a right tab stop mimics the LaTeX \ hfill), and the red rule runs below — previously the title sat left-aligned next to a small number. Applies to all templates.</w:t>
             </w:r>
           </w:p>
         </w:tc>
@@ -13554,7 +13569,7 @@
               <w:jc w:val="left"/>
             </w:pPr>
             <w:r>
-              <w:t xml:space="preserve">6.4.5</w:t>
+              <w:t xml:space="preserve">6.4.6</w:t>
             </w:r>
           </w:p>
         </w:tc>
@@ -13584,7 +13599,7 @@
               <w:jc w:val="left"/>
             </w:pPr>
             <w:r>
-              <w:t xml:space="preserve">DOCX polish pass: all captions centered (matching the PDF), vertical spacing between blocks matched to the LaTeX rhythm (medskip/smallskip around captions, field bars, and steps), and test steps now render as separate paragraphs each with the red bold number (previously merged into one paragraph).</w:t>
+              <w:t xml:space="preserve">Code blocks inside test cases no longer break the red left rule in DOCX — the code style’s left indent (which jogged the rule) is reset inside test case blocks, and code blocks now show the PDF’s code box (gray background with thin border on top, bottom, and right, red rule continuing on the left).</w:t>
             </w:r>
           </w:p>
         </w:tc>
@@ -13597,7 +13612,7 @@
               <w:jc w:val="left"/>
             </w:pPr>
             <w:r>
-              <w:t xml:space="preserve">6.4.4</w:t>
+              <w:t xml:space="preserve">6.4.5</w:t>
             </w:r>
           </w:p>
         </w:tc>
@@ -13623,7 +13638,7 @@
               <w:jc w:val="left"/>
             </w:pPr>
             <w:r>
-              <w:t xml:space="preserve">DOCX covers now show the logo, cover text, and version/date/time meta line like the PDF. Test case blocks in DOCX get the PDF’s visual wrapper: red left rule, red field header bars, and red step numbers. Captions follow the PDF ordering system in DOCX, MD, and HTML (Table/Diagram/Figure/Testcase N: with bold symbol). Portuguese PDFs now label diagrams "Diagrama N:" (was hardcoded English "Diagram"). Markdown and HTML output no longer leaks raw LaTeX from passthrough blocks — the DOCX pre-processor now feeds those pipelines too.</w:t>
+              <w:t xml:space="preserve">DOCX polish pass: all captions centered (matching the PDF), vertical spacing between blocks matched to the LaTeX rhythm (medskip/smallskip around captions, field bars, and steps), and test steps now render as separate paragraphs each with the red bold number (previously merged into one paragraph).</w:t>
             </w:r>
           </w:p>
         </w:tc>
@@ -13638,7 +13653,7 @@
               <w:jc w:val="left"/>
             </w:pPr>
             <w:r>
-              <w:t xml:space="preserve">6.4.3</w:t>
+              <w:t xml:space="preserve">6.4.4</w:t>
             </w:r>
           </w:p>
         </w:tc>
@@ -13668,7 +13683,7 @@
               <w:jc w:val="left"/>
             </w:pPr>
             <w:r>
-              <w:t xml:space="preserve">Testbook and POC DOCX output now matches the PDF much more closely: native table of contents (language-aware, auto-populated), each section starts on a new page, embedded images and diagrams (PlantUML/Graphviz rendered), white-on-red table headers, cover version line under the title, centered test case captions, and plain black rules for signature grids.</w:t>
+              <w:t xml:space="preserve">DOCX covers now show the logo, cover text, and version/date/time meta line like the PDF. Test case blocks in DOCX get the PDF’s visual wrapper: red left rule, red field header bars, and red step numbers. Captions follow the PDF ordering system in DOCX, MD, and HTML (Table/Diagram/Figure/Testcase N: with bold symbol). Portuguese PDFs now label diagrams "Diagrama N:" (was hardcoded English "Diagram"). Markdown and HTML output no longer leaks raw LaTeX from passthrough blocks — the DOCX pre-processor now feeds those pipelines too.</w:t>
             </w:r>
           </w:p>
         </w:tc>
@@ -13681,7 +13696,7 @@
               <w:jc w:val="left"/>
             </w:pPr>
             <w:r>
-              <w:t xml:space="preserve">6.4.2</w:t>
+              <w:t xml:space="preserve">6.4.3</w:t>
             </w:r>
           </w:p>
         </w:tc>
@@ -13707,7 +13722,7 @@
               <w:jc w:val="left"/>
             </w:pPr>
             <w:r>
-              <w:t xml:space="preserve">DOCX output for POC and testbook templates now includes all passthrough content (stakeholders, closing record, signatures, test cases, test summary, changelog) via a new pre-processor. Fixed dropped Test Scope fields in testbook DOCX output.</w:t>
+              <w:t xml:space="preserve">Testbook and POC DOCX output now matches the PDF much more closely: native table of contents (language-aware, auto-populated), each section starts on a new page, embedded images and diagrams (PlantUML/Graphviz rendered), white-on-red table headers, cover version line under the title, centered test case captions, and plain black rules for signature grids.</w:t>
             </w:r>
           </w:p>
         </w:tc>
@@ -13722,7 +13737,7 @@
               <w:jc w:val="left"/>
             </w:pPr>
             <w:r>
-              <w:t xml:space="preserve">6.4.0</w:t>
+              <w:t xml:space="preserve">6.4.2</w:t>
             </w:r>
           </w:p>
         </w:tc>
@@ -13752,6 +13767,45 @@
               <w:jc w:val="left"/>
             </w:pPr>
             <w:r>
+              <w:t xml:space="preserve">DOCX output for POC and testbook templates now includes all passthrough content (stakeholders, closing record, signatures, test cases, test summary, changelog) via a new pre-processor. Fixed dropped Test Scope fields in testbook DOCX output.</w:t>
+            </w:r>
+          </w:p>
+        </w:tc>
+      </w:tr>
+      <w:tr>
+        <w:tc>
+          <w:tcPr/>
+          <w:p>
+            <w:pPr>
+              <w:jc w:val="left"/>
+            </w:pPr>
+            <w:r>
+              <w:t xml:space="preserve">6.4.0</w:t>
+            </w:r>
+          </w:p>
+        </w:tc>
+        <w:tc>
+          <w:tcPr/>
+          <w:p>
+            <w:pPr>
+              <w:jc w:val="left"/>
+            </w:pPr>
+            <w:r>
+              <w:t xml:space="preserve">2026-09-20</w:t>
+            </w:r>
+          </w:p>
+        </w:tc>
+        <w:tc>
+          <w:tcPr/>
+          <w:p>
+            <w:pPr>
+              <w:numPr>
+                <w:ilvl w:val="0"/>
+                <w:numId w:val="1052"/>
+              </w:numPr>
+              <w:jc w:val="left"/>
+            </w:pPr>
+            <w:r>
               <w:t xml:space="preserve">Fixed changelog dates — replaced</w:t>
             </w:r>
             <w:r>
@@ -13774,54 +13828,15 @@
       </w:tr>
       <w:tr>
         <w:tc>
-          <w:tcPr/>
+          <w:tcPr>
+            <w:shd w:val="clear" w:color="auto" w:fill="F6F8FA"/>
+          </w:tcPr>
           <w:p>
             <w:pPr>
               <w:jc w:val="left"/>
             </w:pPr>
             <w:r>
               <w:t xml:space="preserve">5.1.1</w:t>
-            </w:r>
-          </w:p>
-        </w:tc>
-        <w:tc>
-          <w:tcPr/>
-          <w:p>
-            <w:pPr>
-              <w:jc w:val="left"/>
-            </w:pPr>
-            <w:r>
-              <w:t xml:space="preserve">2026-09-14</w:t>
-            </w:r>
-          </w:p>
-        </w:tc>
-        <w:tc>
-          <w:tcPr/>
-          <w:p>
-            <w:pPr>
-              <w:numPr>
-                <w:ilvl w:val="0"/>
-                <w:numId w:val="1052"/>
-              </w:numPr>
-              <w:jc w:val="left"/>
-            </w:pPr>
-            <w:r>
-              <w:t xml:space="preserve">Synced callout colors in DOCX/HTML/MD output to match brand palette. Added color palette demo.</w:t>
-            </w:r>
-          </w:p>
-        </w:tc>
-      </w:tr>
-      <w:tr>
-        <w:tc>
-          <w:tcPr>
-            <w:shd w:val="clear" w:color="auto" w:fill="F6F8FA"/>
-          </w:tcPr>
-          <w:p>
-            <w:pPr>
-              <w:jc w:val="left"/>
-            </w:pPr>
-            <w:r>
-              <w:t xml:space="preserve">5.1.0</w:t>
             </w:r>
           </w:p>
         </w:tc>
@@ -13851,7 +13866,7 @@
               <w:jc w:val="left"/>
             </w:pPr>
             <w:r>
-              <w:t xml:space="preserve">Adopted brand guidelines auxiliary color palette and monochrome scale. Aligned callout colors to brand specifications.</w:t>
+              <w:t xml:space="preserve">Synced callout colors in DOCX/HTML/MD output to match brand palette. Added color palette demo.</w:t>
             </w:r>
           </w:p>
         </w:tc>
@@ -13864,7 +13879,7 @@
               <w:jc w:val="left"/>
             </w:pPr>
             <w:r>
-              <w:t xml:space="preserve">5.0.3</w:t>
+              <w:t xml:space="preserve">5.1.0</w:t>
             </w:r>
           </w:p>
         </w:tc>
@@ -13890,6 +13905,51 @@
               <w:jc w:val="left"/>
             </w:pPr>
             <w:r>
+              <w:t xml:space="preserve">Adopted brand guidelines auxiliary color palette and monochrome scale. Aligned callout colors to brand specifications.</w:t>
+            </w:r>
+          </w:p>
+        </w:tc>
+      </w:tr>
+      <w:tr>
+        <w:tc>
+          <w:tcPr>
+            <w:shd w:val="clear" w:color="auto" w:fill="F6F8FA"/>
+          </w:tcPr>
+          <w:p>
+            <w:pPr>
+              <w:jc w:val="left"/>
+            </w:pPr>
+            <w:r>
+              <w:t xml:space="preserve">5.0.3</w:t>
+            </w:r>
+          </w:p>
+        </w:tc>
+        <w:tc>
+          <w:tcPr>
+            <w:shd w:val="clear" w:color="auto" w:fill="F6F8FA"/>
+          </w:tcPr>
+          <w:p>
+            <w:pPr>
+              <w:jc w:val="left"/>
+            </w:pPr>
+            <w:r>
+              <w:t xml:space="preserve">2026-09-14</w:t>
+            </w:r>
+          </w:p>
+        </w:tc>
+        <w:tc>
+          <w:tcPr>
+            <w:shd w:val="clear" w:color="auto" w:fill="F6F8FA"/>
+          </w:tcPr>
+          <w:p>
+            <w:pPr>
+              <w:numPr>
+                <w:ilvl w:val="0"/>
+                <w:numId w:val="1055"/>
+              </w:numPr>
+              <w:jc w:val="left"/>
+            </w:pPr>
+            <w:r>
               <w:t xml:space="preserve">Removed non-standard</w:t>
             </w:r>
             <w:r>
@@ -13912,58 +13972,13 @@
       </w:tr>
       <w:tr>
         <w:tc>
-          <w:tcPr>
-            <w:shd w:val="clear" w:color="auto" w:fill="F6F8FA"/>
-          </w:tcPr>
+          <w:tcPr/>
           <w:p>
             <w:pPr>
               <w:jc w:val="left"/>
             </w:pPr>
             <w:r>
               <w:t xml:space="preserve">5.0.2</w:t>
-            </w:r>
-          </w:p>
-        </w:tc>
-        <w:tc>
-          <w:tcPr>
-            <w:shd w:val="clear" w:color="auto" w:fill="F6F8FA"/>
-          </w:tcPr>
-          <w:p>
-            <w:pPr>
-              <w:jc w:val="left"/>
-            </w:pPr>
-            <w:r>
-              <w:t xml:space="preserve">2026-09-14</w:t>
-            </w:r>
-          </w:p>
-        </w:tc>
-        <w:tc>
-          <w:tcPr>
-            <w:shd w:val="clear" w:color="auto" w:fill="F6F8FA"/>
-          </w:tcPr>
-          <w:p>
-            <w:pPr>
-              <w:numPr>
-                <w:ilvl w:val="0"/>
-                <w:numId w:val="1055"/>
-              </w:numPr>
-              <w:jc w:val="left"/>
-            </w:pPr>
-            <w:r>
-              <w:t xml:space="preserve">Long commands in test steps now render as code blocks instead of inline code.</w:t>
-            </w:r>
-          </w:p>
-        </w:tc>
-      </w:tr>
-      <w:tr>
-        <w:tc>
-          <w:tcPr/>
-          <w:p>
-            <w:pPr>
-              <w:jc w:val="left"/>
-            </w:pPr>
-            <w:r>
-              <w:t xml:space="preserve">5.0.1</w:t>
             </w:r>
           </w:p>
         </w:tc>
@@ -13989,7 +14004,7 @@
               <w:jc w:val="left"/>
             </w:pPr>
             <w:r>
-              <w:t xml:space="preserve">Testcase caption centered above the block.</w:t>
+              <w:t xml:space="preserve">Long commands in test steps now render as code blocks instead of inline code.</w:t>
             </w:r>
           </w:p>
         </w:tc>
@@ -14004,7 +14019,7 @@
               <w:jc w:val="left"/>
             </w:pPr>
             <w:r>
-              <w:t xml:space="preserve">5.0.0</w:t>
+              <w:t xml:space="preserve">5.0.1</w:t>
             </w:r>
           </w:p>
         </w:tc>
@@ -14034,6 +14049,45 @@
               <w:jc w:val="left"/>
             </w:pPr>
             <w:r>
+              <w:t xml:space="preserve">Testcase caption centered above the block.</w:t>
+            </w:r>
+          </w:p>
+        </w:tc>
+      </w:tr>
+      <w:tr>
+        <w:tc>
+          <w:tcPr/>
+          <w:p>
+            <w:pPr>
+              <w:jc w:val="left"/>
+            </w:pPr>
+            <w:r>
+              <w:t xml:space="preserve">5.0.0</w:t>
+            </w:r>
+          </w:p>
+        </w:tc>
+        <w:tc>
+          <w:tcPr/>
+          <w:p>
+            <w:pPr>
+              <w:jc w:val="left"/>
+            </w:pPr>
+            <w:r>
+              <w:t xml:space="preserve">2026-09-14</w:t>
+            </w:r>
+          </w:p>
+        </w:tc>
+        <w:tc>
+          <w:tcPr/>
+          <w:p>
+            <w:pPr>
+              <w:numPr>
+                <w:ilvl w:val="0"/>
+                <w:numId w:val="1058"/>
+              </w:numPr>
+              <w:jc w:val="left"/>
+            </w:pPr>
+            <w:r>
               <w:t xml:space="preserve">Major refactoring: extracted shared modules (huawei-titles, huawei-toc, huawei-cover), renamed</w:t>
             </w:r>
             <w:r>
@@ -14095,7 +14149,9 @@
       </w:tr>
       <w:tr>
         <w:tc>
-          <w:tcPr/>
+          <w:tcPr>
+            <w:shd w:val="clear" w:color="auto" w:fill="F6F8FA"/>
+          </w:tcPr>
           <w:p>
             <w:pPr>
               <w:jc w:val="left"/>
@@ -14106,56 +14162,15 @@
           </w:p>
         </w:tc>
         <w:tc>
-          <w:tcPr/>
+          <w:tcPr>
+            <w:shd w:val="clear" w:color="auto" w:fill="F6F8FA"/>
+          </w:tcPr>
           <w:p>
             <w:pPr>
               <w:jc w:val="left"/>
             </w:pPr>
             <w:r>
               <w:t xml:space="preserve">2026-09-14</w:t>
-            </w:r>
-          </w:p>
-        </w:tc>
-        <w:tc>
-          <w:tcPr/>
-          <w:p>
-            <w:pPr>
-              <w:numPr>
-                <w:ilvl w:val="0"/>
-                <w:numId w:val="1058"/>
-              </w:numPr>
-              <w:jc w:val="left"/>
-            </w:pPr>
-            <w:r>
-              <w:t xml:space="preserve">Testcase headings now formatted as captions (like figures/tables): bold “Testcase N:” followed by description. Changed label from “Test Case” to “Testcase”.</w:t>
-            </w:r>
-          </w:p>
-        </w:tc>
-      </w:tr>
-      <w:tr>
-        <w:tc>
-          <w:tcPr>
-            <w:shd w:val="clear" w:color="auto" w:fill="F6F8FA"/>
-          </w:tcPr>
-          <w:p>
-            <w:pPr>
-              <w:jc w:val="left"/>
-            </w:pPr>
-            <w:r>
-              <w:t xml:space="preserve">4.6.0</w:t>
-            </w:r>
-          </w:p>
-        </w:tc>
-        <w:tc>
-          <w:tcPr>
-            <w:shd w:val="clear" w:color="auto" w:fill="F6F8FA"/>
-          </w:tcPr>
-          <w:p>
-            <w:pPr>
-              <w:jc w:val="left"/>
-            </w:pPr>
-            <w:r>
-              <w:t xml:space="preserve">2026-09-13</w:t>
             </w:r>
           </w:p>
         </w:tc>
@@ -14172,7 +14187,7 @@
               <w:jc w:val="left"/>
             </w:pPr>
             <w:r>
-              <w:t xml:space="preserve">Section restructure: Introduction, Test Cases (with category subsections), Conclusion. Testcases auto-numbered like figures/tables. Changed testcase from subsection to subsubsection.</w:t>
+              <w:t xml:space="preserve">Testcase headings now formatted as captions (like figures/tables): bold “Testcase N:” followed by description. Changed label from “Test Case” to “Testcase”.</w:t>
             </w:r>
           </w:p>
         </w:tc>
@@ -14185,7 +14200,7 @@
               <w:jc w:val="left"/>
             </w:pPr>
             <w:r>
-              <w:t xml:space="preserve">4.5.0</w:t>
+              <w:t xml:space="preserve">4.6.0</w:t>
             </w:r>
           </w:p>
         </w:tc>
@@ -14211,6 +14226,51 @@
               <w:jc w:val="left"/>
             </w:pPr>
             <w:r>
+              <w:t xml:space="preserve">Section restructure: Introduction, Test Cases (with category subsections), Conclusion. Testcases auto-numbered like figures/tables. Changed testcase from subsection to subsubsection.</w:t>
+            </w:r>
+          </w:p>
+        </w:tc>
+      </w:tr>
+      <w:tr>
+        <w:tc>
+          <w:tcPr>
+            <w:shd w:val="clear" w:color="auto" w:fill="F6F8FA"/>
+          </w:tcPr>
+          <w:p>
+            <w:pPr>
+              <w:jc w:val="left"/>
+            </w:pPr>
+            <w:r>
+              <w:t xml:space="preserve">4.5.0</w:t>
+            </w:r>
+          </w:p>
+        </w:tc>
+        <w:tc>
+          <w:tcPr>
+            <w:shd w:val="clear" w:color="auto" w:fill="F6F8FA"/>
+          </w:tcPr>
+          <w:p>
+            <w:pPr>
+              <w:jc w:val="left"/>
+            </w:pPr>
+            <w:r>
+              <w:t xml:space="preserve">2026-09-13</w:t>
+            </w:r>
+          </w:p>
+        </w:tc>
+        <w:tc>
+          <w:tcPr>
+            <w:shd w:val="clear" w:color="auto" w:fill="F6F8FA"/>
+          </w:tcPr>
+          <w:p>
+            <w:pPr>
+              <w:numPr>
+                <w:ilvl w:val="0"/>
+                <w:numId w:val="1061"/>
+              </w:numPr>
+              <w:jc w:val="left"/>
+            </w:pPr>
+            <w:r>
               <w:t xml:space="preserve">Unified field APIs:</w:t>
             </w:r>
             <w:r>
@@ -14275,58 +14335,13 @@
       </w:tr>
       <w:tr>
         <w:tc>
-          <w:tcPr>
-            <w:shd w:val="clear" w:color="auto" w:fill="F6F8FA"/>
-          </w:tcPr>
+          <w:tcPr/>
           <w:p>
             <w:pPr>
               <w:jc w:val="left"/>
             </w:pPr>
             <w:r>
               <w:t xml:space="preserve">4.4.0</w:t>
-            </w:r>
-          </w:p>
-        </w:tc>
-        <w:tc>
-          <w:tcPr>
-            <w:shd w:val="clear" w:color="auto" w:fill="F6F8FA"/>
-          </w:tcPr>
-          <w:p>
-            <w:pPr>
-              <w:jc w:val="left"/>
-            </w:pPr>
-            <w:r>
-              <w:t xml:space="preserve">2026-09-13</w:t>
-            </w:r>
-          </w:p>
-        </w:tc>
-        <w:tc>
-          <w:tcPr>
-            <w:shd w:val="clear" w:color="auto" w:fill="F6F8FA"/>
-          </w:tcPr>
-          <w:p>
-            <w:pPr>
-              <w:numPr>
-                <w:ilvl w:val="0"/>
-                <w:numId w:val="1061"/>
-              </w:numPr>
-              <w:jc w:val="left"/>
-            </w:pPr>
-            <w:r>
-              <w:t xml:space="preserve">Code review fixes: removed dead labels, badge now uses Huawei brand colors (tipbg/tipfg, huaweired, warningbg/warningfg), Lua filter preserves formatting in DOCX/MD/HTML via parse_latex_blocks, testprocedure handler preserves non-step content (images, code, callouts).</w:t>
-            </w:r>
-          </w:p>
-        </w:tc>
-      </w:tr>
-      <w:tr>
-        <w:tc>
-          <w:tcPr/>
-          <w:p>
-            <w:pPr>
-              <w:jc w:val="left"/>
-            </w:pPr>
-            <w:r>
-              <w:t xml:space="preserve">4.3.0</w:t>
             </w:r>
           </w:p>
         </w:tc>
@@ -14352,6 +14367,51 @@
               <w:jc w:val="left"/>
             </w:pPr>
             <w:r>
+              <w:t xml:space="preserve">Code review fixes: removed dead labels, badge now uses Huawei brand colors (tipbg/tipfg, huaweired, warningbg/warningfg), Lua filter preserves formatting in DOCX/MD/HTML via parse_latex_blocks, testprocedure handler preserves non-step content (images, code, callouts).</w:t>
+            </w:r>
+          </w:p>
+        </w:tc>
+      </w:tr>
+      <w:tr>
+        <w:tc>
+          <w:tcPr>
+            <w:shd w:val="clear" w:color="auto" w:fill="F6F8FA"/>
+          </w:tcPr>
+          <w:p>
+            <w:pPr>
+              <w:jc w:val="left"/>
+            </w:pPr>
+            <w:r>
+              <w:t xml:space="preserve">4.3.0</w:t>
+            </w:r>
+          </w:p>
+        </w:tc>
+        <w:tc>
+          <w:tcPr>
+            <w:shd w:val="clear" w:color="auto" w:fill="F6F8FA"/>
+          </w:tcPr>
+          <w:p>
+            <w:pPr>
+              <w:jc w:val="left"/>
+            </w:pPr>
+            <w:r>
+              <w:t xml:space="preserve">2026-09-13</w:t>
+            </w:r>
+          </w:p>
+        </w:tc>
+        <w:tc>
+          <w:tcPr>
+            <w:shd w:val="clear" w:color="auto" w:fill="F6F8FA"/>
+          </w:tcPr>
+          <w:p>
+            <w:pPr>
+              <w:numPr>
+                <w:ilvl w:val="0"/>
+                <w:numId w:val="1063"/>
+              </w:numPr>
+              <w:jc w:val="left"/>
+            </w:pPr>
+            <w:r>
               <w:t xml:space="preserve">Added</w:t>
             </w:r>
             <w:r>
@@ -14404,9 +14464,7 @@
       </w:tr>
       <w:tr>
         <w:tc>
-          <w:tcPr>
-            <w:shd w:val="clear" w:color="auto" w:fill="F6F8FA"/>
-          </w:tcPr>
+          <w:tcPr/>
           <w:p>
             <w:pPr>
               <w:jc w:val="left"/>
@@ -14417,9 +14475,7 @@
           </w:p>
         </w:tc>
         <w:tc>
-          <w:tcPr>
-            <w:shd w:val="clear" w:color="auto" w:fill="F6F8FA"/>
-          </w:tcPr>
+          <w:tcPr/>
           <w:p>
             <w:pPr>
               <w:jc w:val="left"/>
@@ -14430,14 +14486,12 @@
           </w:p>
         </w:tc>
         <w:tc>
-          <w:tcPr>
-            <w:shd w:val="clear" w:color="auto" w:fill="F6F8FA"/>
-          </w:tcPr>
+          <w:tcPr/>
           <w:p>
             <w:pPr>
               <w:numPr>
                 <w:ilvl w:val="0"/>
-                <w:numId w:val="1063"/>
+                <w:numId w:val="1064"/>
               </w:numPr>
               <w:jc w:val="left"/>
             </w:pPr>
@@ -14491,7 +14545,9 @@
       </w:tr>
       <w:tr>
         <w:tc>
-          <w:tcPr/>
+          <w:tcPr>
+            <w:shd w:val="clear" w:color="auto" w:fill="F6F8FA"/>
+          </w:tcPr>
           <w:p>
             <w:pPr>
               <w:jc w:val="left"/>
@@ -14502,7 +14558,9 @@
           </w:p>
         </w:tc>
         <w:tc>
-          <w:tcPr/>
+          <w:tcPr>
+            <w:shd w:val="clear" w:color="auto" w:fill="F6F8FA"/>
+          </w:tcPr>
           <w:p>
             <w:pPr>
               <w:jc w:val="left"/>
@@ -14513,12 +14571,14 @@
           </w:p>
         </w:tc>
         <w:tc>
-          <w:tcPr/>
+          <w:tcPr>
+            <w:shd w:val="clear" w:color="auto" w:fill="F6F8FA"/>
+          </w:tcPr>
           <w:p>
             <w:pPr>
               <w:numPr>
                 <w:ilvl w:val="0"/>
-                <w:numId w:val="1064"/>
+                <w:numId w:val="1065"/>
               </w:numPr>
               <w:jc w:val="left"/>
             </w:pPr>
@@ -14545,9 +14605,7 @@
       </w:tr>
       <w:tr>
         <w:tc>
-          <w:tcPr>
-            <w:shd w:val="clear" w:color="auto" w:fill="F6F8FA"/>
-          </w:tcPr>
+          <w:tcPr/>
           <w:p>
             <w:pPr>
               <w:jc w:val="left"/>
@@ -14558,9 +14616,7 @@
           </w:p>
         </w:tc>
         <w:tc>
-          <w:tcPr>
-            <w:shd w:val="clear" w:color="auto" w:fill="F6F8FA"/>
-          </w:tcPr>
+          <w:tcPr/>
           <w:p>
             <w:pPr>
               <w:jc w:val="left"/>
@@ -14571,14 +14627,12 @@
           </w:p>
         </w:tc>
         <w:tc>
-          <w:tcPr>
-            <w:shd w:val="clear" w:color="auto" w:fill="F6F8FA"/>
-          </w:tcPr>
+          <w:tcPr/>
           <w:p>
             <w:pPr>
               <w:numPr>
                 <w:ilvl w:val="0"/>
-                <w:numId w:val="1065"/>
+                <w:numId w:val="1066"/>
               </w:numPr>
               <w:jc w:val="left"/>
             </w:pPr>
@@ -14620,7 +14674,9 @@
       </w:tr>
       <w:tr>
         <w:tc>
-          <w:tcPr/>
+          <w:tcPr>
+            <w:shd w:val="clear" w:color="auto" w:fill="F6F8FA"/>
+          </w:tcPr>
           <w:p>
             <w:pPr>
               <w:jc w:val="left"/>
@@ -14631,7 +14687,9 @@
           </w:p>
         </w:tc>
         <w:tc>
-          <w:tcPr/>
+          <w:tcPr>
+            <w:shd w:val="clear" w:color="auto" w:fill="F6F8FA"/>
+          </w:tcPr>
           <w:p>
             <w:pPr>
               <w:jc w:val="left"/>
@@ -14642,12 +14700,14 @@
           </w:p>
         </w:tc>
         <w:tc>
-          <w:tcPr/>
+          <w:tcPr>
+            <w:shd w:val="clear" w:color="auto" w:fill="F6F8FA"/>
+          </w:tcPr>
           <w:p>
             <w:pPr>
               <w:numPr>
                 <w:ilvl w:val="0"/>
-                <w:numId w:val="1066"/>
+                <w:numId w:val="1067"/>
               </w:numPr>
               <w:jc w:val="left"/>
             </w:pPr>
@@ -14674,58 +14734,13 @@
       </w:tr>
       <w:tr>
         <w:tc>
-          <w:tcPr>
-            <w:shd w:val="clear" w:color="auto" w:fill="F6F8FA"/>
-          </w:tcPr>
+          <w:tcPr/>
           <w:p>
             <w:pPr>
               <w:jc w:val="left"/>
             </w:pPr>
             <w:r>
               <w:t xml:space="preserve">3.8.1</w:t>
-            </w:r>
-          </w:p>
-        </w:tc>
-        <w:tc>
-          <w:tcPr>
-            <w:shd w:val="clear" w:color="auto" w:fill="F6F8FA"/>
-          </w:tcPr>
-          <w:p>
-            <w:pPr>
-              <w:jc w:val="left"/>
-            </w:pPr>
-            <w:r>
-              <w:t xml:space="preserve">2026-09-13</w:t>
-            </w:r>
-          </w:p>
-        </w:tc>
-        <w:tc>
-          <w:tcPr>
-            <w:shd w:val="clear" w:color="auto" w:fill="F6F8FA"/>
-          </w:tcPr>
-          <w:p>
-            <w:pPr>
-              <w:numPr>
-                <w:ilvl w:val="0"/>
-                <w:numId w:val="1067"/>
-              </w:numPr>
-              <w:jc w:val="left"/>
-            </w:pPr>
-            <w:r>
-              <w:t xml:space="preserve">End-to-end quality review: fixed testbook PDF metadata title, removed stray user DOCX from template dir, fixed round-trip.sh variable typo, updated stale references in AGENTS.md and README.md, committed testbook sample PDFs, set TZ for pandoc cover time consistency, widened pandoc version range.</w:t>
-            </w:r>
-          </w:p>
-        </w:tc>
-      </w:tr>
-      <w:tr>
-        <w:tc>
-          <w:tcPr/>
-          <w:p>
-            <w:pPr>
-              <w:jc w:val="left"/>
-            </w:pPr>
-            <w:r>
-              <w:t xml:space="preserve">3.8.0</w:t>
             </w:r>
           </w:p>
         </w:tc>
@@ -14751,7 +14766,7 @@
               <w:jc w:val="left"/>
             </w:pPr>
             <w:r>
-              <w:t xml:space="preserve">Removed Tips and Tricks chapter (tmux configuration) — required VS Code-specific keybindings that don’t generalize across terminal setups.</w:t>
+              <w:t xml:space="preserve">End-to-end quality review: fixed testbook PDF metadata title, removed stray user DOCX from template dir, fixed round-trip.sh variable typo, updated stale references in AGENTS.md and README.md, committed testbook sample PDFs, set TZ for pandoc cover time consistency, widened pandoc version range.</w:t>
             </w:r>
           </w:p>
         </w:tc>
@@ -14766,7 +14781,7 @@
               <w:jc w:val="left"/>
             </w:pPr>
             <w:r>
-              <w:t xml:space="preserve">3.7.0</w:t>
+              <w:t xml:space="preserve">3.8.0</w:t>
             </w:r>
           </w:p>
         </w:tc>
@@ -14779,7 +14794,7 @@
               <w:jc w:val="left"/>
             </w:pPr>
             <w:r>
-              <w:t xml:space="preserve">2026-09-12</w:t>
+              <w:t xml:space="preserve">2026-09-13</w:t>
             </w:r>
           </w:p>
         </w:tc>
@@ -14796,6 +14811,45 @@
               <w:jc w:val="left"/>
             </w:pPr>
             <w:r>
+              <w:t xml:space="preserve">Removed Tips and Tricks chapter (tmux configuration) — required VS Code-specific keybindings that don’t generalize across terminal setups.</w:t>
+            </w:r>
+          </w:p>
+        </w:tc>
+      </w:tr>
+      <w:tr>
+        <w:tc>
+          <w:tcPr/>
+          <w:p>
+            <w:pPr>
+              <w:jc w:val="left"/>
+            </w:pPr>
+            <w:r>
+              <w:t xml:space="preserve">3.7.0</w:t>
+            </w:r>
+          </w:p>
+        </w:tc>
+        <w:tc>
+          <w:tcPr/>
+          <w:p>
+            <w:pPr>
+              <w:jc w:val="left"/>
+            </w:pPr>
+            <w:r>
+              <w:t xml:space="preserve">2026-09-12</w:t>
+            </w:r>
+          </w:p>
+        </w:tc>
+        <w:tc>
+          <w:tcPr/>
+          <w:p>
+            <w:pPr>
+              <w:numPr>
+                <w:ilvl w:val="0"/>
+                <w:numId w:val="1070"/>
+              </w:numPr>
+              <w:jc w:val="left"/>
+            </w:pPr>
+            <w:r>
               <w:t xml:space="preserve">Added</w:t>
             </w:r>
             <w:r>
@@ -14848,7 +14902,9 @@
       </w:tr>
       <w:tr>
         <w:tc>
-          <w:tcPr/>
+          <w:tcPr>
+            <w:shd w:val="clear" w:color="auto" w:fill="F6F8FA"/>
+          </w:tcPr>
           <w:p>
             <w:pPr>
               <w:jc w:val="left"/>
@@ -14859,7 +14915,9 @@
           </w:p>
         </w:tc>
         <w:tc>
-          <w:tcPr/>
+          <w:tcPr>
+            <w:shd w:val="clear" w:color="auto" w:fill="F6F8FA"/>
+          </w:tcPr>
           <w:p>
             <w:pPr>
               <w:jc w:val="left"/>
@@ -14870,12 +14928,14 @@
           </w:p>
         </w:tc>
         <w:tc>
-          <w:tcPr/>
+          <w:tcPr>
+            <w:shd w:val="clear" w:color="auto" w:fill="F6F8FA"/>
+          </w:tcPr>
           <w:p>
             <w:pPr>
               <w:numPr>
                 <w:ilvl w:val="0"/>
-                <w:numId w:val="1070"/>
+                <w:numId w:val="1071"/>
               </w:numPr>
               <w:jc w:val="left"/>
             </w:pPr>
@@ -14932,9 +14992,7 @@
       </w:tr>
       <w:tr>
         <w:tc>
-          <w:tcPr>
-            <w:shd w:val="clear" w:color="auto" w:fill="F6F8FA"/>
-          </w:tcPr>
+          <w:tcPr/>
           <w:p>
             <w:pPr>
               <w:jc w:val="left"/>
@@ -14945,9 +15003,7 @@
           </w:p>
         </w:tc>
         <w:tc>
-          <w:tcPr>
-            <w:shd w:val="clear" w:color="auto" w:fill="F6F8FA"/>
-          </w:tcPr>
+          <w:tcPr/>
           <w:p>
             <w:pPr>
               <w:jc w:val="left"/>
@@ -14958,14 +15014,12 @@
           </w:p>
         </w:tc>
         <w:tc>
-          <w:tcPr>
-            <w:shd w:val="clear" w:color="auto" w:fill="F6F8FA"/>
-          </w:tcPr>
+          <w:tcPr/>
           <w:p>
             <w:pPr>
               <w:numPr>
                 <w:ilvl w:val="0"/>
-                <w:numId w:val="1071"/>
+                <w:numId w:val="1072"/>
               </w:numPr>
               <w:jc w:val="left"/>
             </w:pPr>
@@ -15043,7 +15097,9 @@
       </w:tr>
       <w:tr>
         <w:tc>
-          <w:tcPr/>
+          <w:tcPr>
+            <w:shd w:val="clear" w:color="auto" w:fill="F6F8FA"/>
+          </w:tcPr>
           <w:p>
             <w:pPr>
               <w:jc w:val="left"/>
@@ -15054,7 +15110,9 @@
           </w:p>
         </w:tc>
         <w:tc>
-          <w:tcPr/>
+          <w:tcPr>
+            <w:shd w:val="clear" w:color="auto" w:fill="F6F8FA"/>
+          </w:tcPr>
           <w:p>
             <w:pPr>
               <w:jc w:val="left"/>
@@ -15065,12 +15123,14 @@
           </w:p>
         </w:tc>
         <w:tc>
-          <w:tcPr/>
+          <w:tcPr>
+            <w:shd w:val="clear" w:color="auto" w:fill="F6F8FA"/>
+          </w:tcPr>
           <w:p>
             <w:pPr>
               <w:numPr>
                 <w:ilvl w:val="0"/>
-                <w:numId w:val="1072"/>
+                <w:numId w:val="1073"/>
               </w:numPr>
               <w:jc w:val="left"/>
             </w:pPr>
@@ -15097,7 +15157,7 @@
             <w:pPr>
               <w:numPr>
                 <w:ilvl w:val="0"/>
-                <w:numId w:val="1072"/>
+                <w:numId w:val="1073"/>
               </w:numPr>
               <w:jc w:val="left"/>
             </w:pPr>
@@ -15139,7 +15199,7 @@
             <w:pPr>
               <w:numPr>
                 <w:ilvl w:val="0"/>
-                <w:numId w:val="1072"/>
+                <w:numId w:val="1073"/>
               </w:numPr>
               <w:jc w:val="left"/>
             </w:pPr>
@@ -15151,9 +15211,7 @@
       </w:tr>
       <w:tr>
         <w:tc>
-          <w:tcPr>
-            <w:shd w:val="clear" w:color="auto" w:fill="F6F8FA"/>
-          </w:tcPr>
+          <w:tcPr/>
           <w:p>
             <w:pPr>
               <w:jc w:val="left"/>
@@ -15164,9 +15222,7 @@
           </w:p>
         </w:tc>
         <w:tc>
-          <w:tcPr>
-            <w:shd w:val="clear" w:color="auto" w:fill="F6F8FA"/>
-          </w:tcPr>
+          <w:tcPr/>
           <w:p>
             <w:pPr>
               <w:jc w:val="left"/>
@@ -15177,14 +15233,12 @@
           </w:p>
         </w:tc>
         <w:tc>
-          <w:tcPr>
-            <w:shd w:val="clear" w:color="auto" w:fill="F6F8FA"/>
-          </w:tcPr>
+          <w:tcPr/>
           <w:p>
             <w:pPr>
               <w:numPr>
                 <w:ilvl w:val="0"/>
-                <w:numId w:val="1073"/>
+                <w:numId w:val="1074"/>
               </w:numPr>
               <w:jc w:val="left"/>
             </w:pPr>
@@ -15211,7 +15265,7 @@
             <w:pPr>
               <w:numPr>
                 <w:ilvl w:val="0"/>
-                <w:numId w:val="1073"/>
+                <w:numId w:val="1074"/>
               </w:numPr>
               <w:jc w:val="left"/>
             </w:pPr>
@@ -15238,7 +15292,7 @@
             <w:pPr>
               <w:numPr>
                 <w:ilvl w:val="0"/>
-                <w:numId w:val="1073"/>
+                <w:numId w:val="1074"/>
               </w:numPr>
               <w:jc w:val="left"/>
             </w:pPr>
@@ -15250,7 +15304,7 @@
             <w:pPr>
               <w:numPr>
                 <w:ilvl w:val="0"/>
-                <w:numId w:val="1073"/>
+                <w:numId w:val="1074"/>
               </w:numPr>
               <w:jc w:val="left"/>
             </w:pPr>
@@ -15274,54 +15328,15 @@
       </w:tr>
       <w:tr>
         <w:tc>
-          <w:tcPr/>
+          <w:tcPr>
+            <w:shd w:val="clear" w:color="auto" w:fill="F6F8FA"/>
+          </w:tcPr>
           <w:p>
             <w:pPr>
               <w:jc w:val="left"/>
             </w:pPr>
             <w:r>
               <w:t xml:space="preserve">3.2.1</w:t>
-            </w:r>
-          </w:p>
-        </w:tc>
-        <w:tc>
-          <w:tcPr/>
-          <w:p>
-            <w:pPr>
-              <w:jc w:val="left"/>
-            </w:pPr>
-            <w:r>
-              <w:t xml:space="preserve">2026-09-11</w:t>
-            </w:r>
-          </w:p>
-        </w:tc>
-        <w:tc>
-          <w:tcPr/>
-          <w:p>
-            <w:pPr>
-              <w:numPr>
-                <w:ilvl w:val="0"/>
-                <w:numId w:val="1074"/>
-              </w:numPr>
-              <w:jc w:val="left"/>
-            </w:pPr>
-            <w:r>
-              <w:t xml:space="preserve">Renamed Chapter 7 from “Clean Up” to “Operations and Maintenance”. Added subsections for updating and uninstalling both the MaaS Gateway and the document templates. Added cloud resource cleanup as an optional subsection.</w:t>
-            </w:r>
-          </w:p>
-        </w:tc>
-      </w:tr>
-      <w:tr>
-        <w:tc>
-          <w:tcPr>
-            <w:shd w:val="clear" w:color="auto" w:fill="F6F8FA"/>
-          </w:tcPr>
-          <w:p>
-            <w:pPr>
-              <w:jc w:val="left"/>
-            </w:pPr>
-            <w:r>
-              <w:t xml:space="preserve">3.2.0</w:t>
             </w:r>
           </w:p>
         </w:tc>
@@ -15351,6 +15366,45 @@
               <w:jc w:val="left"/>
             </w:pPr>
             <w:r>
+              <w:t xml:space="preserve">Renamed Chapter 7 from “Clean Up” to “Operations and Maintenance”. Added subsections for updating and uninstalling both the MaaS Gateway and the document templates. Added cloud resource cleanup as an optional subsection.</w:t>
+            </w:r>
+          </w:p>
+        </w:tc>
+      </w:tr>
+      <w:tr>
+        <w:tc>
+          <w:tcPr/>
+          <w:p>
+            <w:pPr>
+              <w:jc w:val="left"/>
+            </w:pPr>
+            <w:r>
+              <w:t xml:space="preserve">3.2.0</w:t>
+            </w:r>
+          </w:p>
+        </w:tc>
+        <w:tc>
+          <w:tcPr/>
+          <w:p>
+            <w:pPr>
+              <w:jc w:val="left"/>
+            </w:pPr>
+            <w:r>
+              <w:t xml:space="preserve">2026-09-11</w:t>
+            </w:r>
+          </w:p>
+        </w:tc>
+        <w:tc>
+          <w:tcPr/>
+          <w:p>
+            <w:pPr>
+              <w:numPr>
+                <w:ilvl w:val="0"/>
+                <w:numId w:val="1076"/>
+              </w:numPr>
+              <w:jc w:val="left"/>
+            </w:pPr>
+            <w:r>
               <w:t xml:space="preserve">Added</w:t>
             </w:r>
             <w:r>
@@ -15412,7 +15466,7 @@
             <w:pPr>
               <w:numPr>
                 <w:ilvl w:val="0"/>
-                <w:numId w:val="1075"/>
+                <w:numId w:val="1076"/>
               </w:numPr>
               <w:jc w:val="left"/>
             </w:pPr>
@@ -15457,7 +15511,7 @@
             <w:pPr>
               <w:numPr>
                 <w:ilvl w:val="0"/>
-                <w:numId w:val="1075"/>
+                <w:numId w:val="1076"/>
               </w:numPr>
               <w:jc w:val="left"/>
             </w:pPr>
@@ -15469,54 +15523,15 @@
       </w:tr>
       <w:tr>
         <w:tc>
-          <w:tcPr/>
+          <w:tcPr>
+            <w:shd w:val="clear" w:color="auto" w:fill="F6F8FA"/>
+          </w:tcPr>
           <w:p>
             <w:pPr>
               <w:jc w:val="left"/>
             </w:pPr>
             <w:r>
               <w:t xml:space="preserve">3.1.2</w:t>
-            </w:r>
-          </w:p>
-        </w:tc>
-        <w:tc>
-          <w:tcPr/>
-          <w:p>
-            <w:pPr>
-              <w:jc w:val="left"/>
-            </w:pPr>
-            <w:r>
-              <w:t xml:space="preserve">2026-09-11</w:t>
-            </w:r>
-          </w:p>
-        </w:tc>
-        <w:tc>
-          <w:tcPr/>
-          <w:p>
-            <w:pPr>
-              <w:numPr>
-                <w:ilvl w:val="0"/>
-                <w:numId w:val="1076"/>
-              </w:numPr>
-              <w:jc w:val="left"/>
-            </w:pPr>
-            <w:r>
-              <w:t xml:space="preserve">Added output format guide to README.md: comparison table of PDF, Markdown, DOCX, and HTML with purpose, copy-paste quality, and limitations. Recommends Markdown for copy-paste.</w:t>
-            </w:r>
-          </w:p>
-        </w:tc>
-      </w:tr>
-      <w:tr>
-        <w:tc>
-          <w:tcPr>
-            <w:shd w:val="clear" w:color="auto" w:fill="F6F8FA"/>
-          </w:tcPr>
-          <w:p>
-            <w:pPr>
-              <w:jc w:val="left"/>
-            </w:pPr>
-            <w:r>
-              <w:t xml:space="preserve">3.1.1</w:t>
             </w:r>
           </w:p>
         </w:tc>
@@ -15546,6 +15561,45 @@
               <w:jc w:val="left"/>
             </w:pPr>
             <w:r>
+              <w:t xml:space="preserve">Added output format guide to README.md: comparison table of PDF, Markdown, DOCX, and HTML with purpose, copy-paste quality, and limitations. Recommends Markdown for copy-paste.</w:t>
+            </w:r>
+          </w:p>
+        </w:tc>
+      </w:tr>
+      <w:tr>
+        <w:tc>
+          <w:tcPr/>
+          <w:p>
+            <w:pPr>
+              <w:jc w:val="left"/>
+            </w:pPr>
+            <w:r>
+              <w:t xml:space="preserve">3.1.1</w:t>
+            </w:r>
+          </w:p>
+        </w:tc>
+        <w:tc>
+          <w:tcPr/>
+          <w:p>
+            <w:pPr>
+              <w:jc w:val="left"/>
+            </w:pPr>
+            <w:r>
+              <w:t xml:space="preserve">2026-09-11</w:t>
+            </w:r>
+          </w:p>
+        </w:tc>
+        <w:tc>
+          <w:tcPr/>
+          <w:p>
+            <w:pPr>
+              <w:numPr>
+                <w:ilvl w:val="0"/>
+                <w:numId w:val="1078"/>
+              </w:numPr>
+              <w:jc w:val="left"/>
+            </w:pPr>
+            <w:r>
               <w:t xml:space="preserve">Updated MaaS Gateway chapter to v1.10.9: non-interactive mode (</w:t>
             </w:r>
             <w:r>
@@ -15562,7 +15616,7 @@
             <w:pPr>
               <w:numPr>
                 <w:ilvl w:val="0"/>
-                <w:numId w:val="1077"/>
+                <w:numId w:val="1078"/>
               </w:numPr>
               <w:jc w:val="left"/>
             </w:pPr>
@@ -15604,7 +15658,7 @@
             <w:pPr>
               <w:numPr>
                 <w:ilvl w:val="0"/>
-                <w:numId w:val="1077"/>
+                <w:numId w:val="1078"/>
               </w:numPr>
               <w:jc w:val="left"/>
             </w:pPr>
@@ -15616,7 +15670,9 @@
       </w:tr>
       <w:tr>
         <w:tc>
-          <w:tcPr/>
+          <w:tcPr>
+            <w:shd w:val="clear" w:color="auto" w:fill="F6F8FA"/>
+          </w:tcPr>
           <w:p>
             <w:pPr>
               <w:jc w:val="left"/>
@@ -15627,7 +15683,9 @@
           </w:p>
         </w:tc>
         <w:tc>
-          <w:tcPr/>
+          <w:tcPr>
+            <w:shd w:val="clear" w:color="auto" w:fill="F6F8FA"/>
+          </w:tcPr>
           <w:p>
             <w:pPr>
               <w:jc w:val="left"/>
@@ -15638,12 +15696,14 @@
           </w:p>
         </w:tc>
         <w:tc>
-          <w:tcPr/>
+          <w:tcPr>
+            <w:shd w:val="clear" w:color="auto" w:fill="F6F8FA"/>
+          </w:tcPr>
           <w:p>
             <w:pPr>
               <w:numPr>
                 <w:ilvl w:val="0"/>
-                <w:numId w:val="1078"/>
+                <w:numId w:val="1079"/>
               </w:numPr>
               <w:jc w:val="left"/>
             </w:pPr>
@@ -15667,7 +15727,7 @@
             <w:pPr>
               <w:numPr>
                 <w:ilvl w:val="0"/>
-                <w:numId w:val="1078"/>
+                <w:numId w:val="1079"/>
               </w:numPr>
               <w:jc w:val="left"/>
             </w:pPr>
@@ -15709,7 +15769,7 @@
             <w:pPr>
               <w:numPr>
                 <w:ilvl w:val="0"/>
-                <w:numId w:val="1078"/>
+                <w:numId w:val="1079"/>
               </w:numPr>
               <w:jc w:val="left"/>
             </w:pPr>
@@ -15717,63 +15777,6 @@
               <w:t xml:space="preserve">Restructured chapters: moved SSH config and VS Code connection to new Chapter 4 (Install VS Code and Connect via Remote-SSH). Chapters 5—​7 renumbered.</w:t>
             </w:r>
           </w:p>
-          <w:p>
-            <w:pPr>
-              <w:numPr>
-                <w:ilvl w:val="0"/>
-                <w:numId w:val="1078"/>
-              </w:numPr>
-              <w:jc w:val="left"/>
-            </w:pPr>
-            <w:r>
-              <w:t xml:space="preserve">Added verification checklist tables to all 7 chapters.</w:t>
-            </w:r>
-          </w:p>
-          <w:p>
-            <w:pPr>
-              <w:numPr>
-                <w:ilvl w:val="0"/>
-                <w:numId w:val="1078"/>
-              </w:numPr>
-              <w:jc w:val="left"/>
-            </w:pPr>
-            <w:r>
-              <w:t xml:space="preserve">Added mandatory reboot warning in Chapter 2 (SSH port change). Added troubleshooting subsection in Chapter 4 with common SSH connection issues and ncat debugging commands.</w:t>
-            </w:r>
-          </w:p>
-        </w:tc>
-      </w:tr>
-      <w:tr>
-        <w:tc>
-          <w:tcPr>
-            <w:shd w:val="clear" w:color="auto" w:fill="F6F8FA"/>
-          </w:tcPr>
-          <w:p>
-            <w:pPr>
-              <w:jc w:val="left"/>
-            </w:pPr>
-            <w:r>
-              <w:t xml:space="preserve">3.0.1</w:t>
-            </w:r>
-          </w:p>
-        </w:tc>
-        <w:tc>
-          <w:tcPr>
-            <w:shd w:val="clear" w:color="auto" w:fill="F6F8FA"/>
-          </w:tcPr>
-          <w:p>
-            <w:pPr>
-              <w:jc w:val="left"/>
-            </w:pPr>
-            <w:r>
-              <w:t xml:space="preserve">2026-09-10</w:t>
-            </w:r>
-          </w:p>
-        </w:tc>
-        <w:tc>
-          <w:tcPr>
-            <w:shd w:val="clear" w:color="auto" w:fill="F6F8FA"/>
-          </w:tcPr>
           <w:p>
             <w:pPr>
               <w:numPr>
@@ -15783,7 +15786,19 @@
               <w:jc w:val="left"/>
             </w:pPr>
             <w:r>
-              <w:t xml:space="preserve">Minor fixes: test-filter.sh auto-discovery, build.sh help text, Makefile aggregate descriptions, 5-section comment correction, CHANGELOG version gap note, callout-in-code fix, CI font auto-discovery, dofile path comment, test-sync.sh header.</w:t>
+              <w:t xml:space="preserve">Added verification checklist tables to all 7 chapters.</w:t>
+            </w:r>
+          </w:p>
+          <w:p>
+            <w:pPr>
+              <w:numPr>
+                <w:ilvl w:val="0"/>
+                <w:numId w:val="1079"/>
+              </w:numPr>
+              <w:jc w:val="left"/>
+            </w:pPr>
+            <w:r>
+              <w:t xml:space="preserve">Added mandatory reboot warning in Chapter 2 (SSH port change). Added troubleshooting subsection in Chapter 4 with common SSH connection issues and ncat debugging commands.</w:t>
             </w:r>
           </w:p>
         </w:tc>
@@ -15796,7 +15811,7 @@
               <w:jc w:val="left"/>
             </w:pPr>
             <w:r>
-              <w:t xml:space="preserve">3.0.0</w:t>
+              <w:t xml:space="preserve">3.0.1</w:t>
             </w:r>
           </w:p>
         </w:tc>
@@ -15807,7 +15822,7 @@
               <w:jc w:val="left"/>
             </w:pPr>
             <w:r>
-              <w:t xml:space="preserve">2026-09-09</w:t>
+              <w:t xml:space="preserve">2026-09-10</w:t>
             </w:r>
           </w:p>
         </w:tc>
@@ -15822,7 +15837,7 @@
               <w:jc w:val="left"/>
             </w:pPr>
             <w:r>
-              <w:t xml:space="preserve">Modular pipeline refactoring: shared Lua filter factory, shared DOCX fix logic, build system auto-discovery, unified format pipeline, GitHub Actions CI.</w:t>
+              <w:t xml:space="preserve">Minor fixes: test-filter.sh auto-discovery, build.sh help text, Makefile aggregate descriptions, 5-section comment correction, CHANGELOG version gap note, callout-in-code fix, CI font auto-discovery, dofile path comment, test-sync.sh header.</w:t>
             </w:r>
           </w:p>
         </w:tc>
@@ -15837,7 +15852,7 @@
               <w:jc w:val="left"/>
             </w:pPr>
             <w:r>
-              <w:t xml:space="preserve">2.16.0</w:t>
+              <w:t xml:space="preserve">3.0.0</w:t>
             </w:r>
           </w:p>
         </w:tc>
@@ -15850,7 +15865,7 @@
               <w:jc w:val="left"/>
             </w:pPr>
             <w:r>
-              <w:t xml:space="preserve">2026-09-05</w:t>
+              <w:t xml:space="preserve">2026-09-09</w:t>
             </w:r>
           </w:p>
         </w:tc>
@@ -15867,7 +15882,7 @@
               <w:jc w:val="left"/>
             </w:pPr>
             <w:r>
-              <w:t xml:space="preserve">Updated to match template v2.16.0 — Lua filter fixes, build system updates, and technical template parity improvements.</w:t>
+              <w:t xml:space="preserve">Modular pipeline refactoring: shared Lua filter factory, shared DOCX fix logic, build system auto-discovery, unified format pipeline, GitHub Actions CI.</w:t>
             </w:r>
           </w:p>
         </w:tc>
@@ -15880,7 +15895,7 @@
               <w:jc w:val="left"/>
             </w:pPr>
             <w:r>
-              <w:t xml:space="preserve">2.13.0</w:t>
+              <w:t xml:space="preserve">2.16.0</w:t>
             </w:r>
           </w:p>
         </w:tc>
@@ -15891,7 +15906,7 @@
               <w:jc w:val="left"/>
             </w:pPr>
             <w:r>
-              <w:t xml:space="preserve">2026-08-24</w:t>
+              <w:t xml:space="preserve">2026-09-05</w:t>
             </w:r>
           </w:p>
         </w:tc>
@@ -15906,6 +15921,51 @@
               <w:jc w:val="left"/>
             </w:pPr>
             <w:r>
+              <w:t xml:space="preserve">Updated to match template v2.16.0 — Lua filter fixes, build system updates, and technical template parity improvements.</w:t>
+            </w:r>
+          </w:p>
+        </w:tc>
+      </w:tr>
+      <w:tr>
+        <w:tc>
+          <w:tcPr>
+            <w:shd w:val="clear" w:color="auto" w:fill="F6F8FA"/>
+          </w:tcPr>
+          <w:p>
+            <w:pPr>
+              <w:jc w:val="left"/>
+            </w:pPr>
+            <w:r>
+              <w:t xml:space="preserve">2.13.0</w:t>
+            </w:r>
+          </w:p>
+        </w:tc>
+        <w:tc>
+          <w:tcPr>
+            <w:shd w:val="clear" w:color="auto" w:fill="F6F8FA"/>
+          </w:tcPr>
+          <w:p>
+            <w:pPr>
+              <w:jc w:val="left"/>
+            </w:pPr>
+            <w:r>
+              <w:t xml:space="preserve">2026-08-24</w:t>
+            </w:r>
+          </w:p>
+        </w:tc>
+        <w:tc>
+          <w:tcPr>
+            <w:shd w:val="clear" w:color="auto" w:fill="F6F8FA"/>
+          </w:tcPr>
+          <w:p>
+            <w:pPr>
+              <w:numPr>
+                <w:ilvl w:val="0"/>
+                <w:numId w:val="1083"/>
+              </w:numPr>
+              <w:jc w:val="left"/>
+            </w:pPr>
+            <w:r>
               <w:t xml:space="preserve">Foundation refactoring Phase 4: make DOCX</w:t>
             </w:r>
             <w:r>
@@ -15973,9 +16033,7 @@
       </w:tr>
       <w:tr>
         <w:tc>
-          <w:tcPr>
-            <w:shd w:val="clear" w:color="auto" w:fill="F6F8FA"/>
-          </w:tcPr>
+          <w:tcPr/>
           <w:p>
             <w:pPr>
               <w:jc w:val="left"/>
@@ -15986,9 +16044,7 @@
           </w:p>
         </w:tc>
         <w:tc>
-          <w:tcPr>
-            <w:shd w:val="clear" w:color="auto" w:fill="F6F8FA"/>
-          </w:tcPr>
+          <w:tcPr/>
           <w:p>
             <w:pPr>
               <w:jc w:val="left"/>
@@ -15999,14 +16055,12 @@
           </w:p>
         </w:tc>
         <w:tc>
-          <w:tcPr>
-            <w:shd w:val="clear" w:color="auto" w:fill="F6F8FA"/>
-          </w:tcPr>
+          <w:tcPr/>
           <w:p>
             <w:pPr>
               <w:numPr>
                 <w:ilvl w:val="0"/>
-                <w:numId w:val="1083"/>
+                <w:numId w:val="1084"/>
               </w:numPr>
               <w:jc w:val="left"/>
             </w:pPr>
@@ -16168,7 +16222,9 @@
       </w:tr>
       <w:tr>
         <w:tc>
-          <w:tcPr/>
+          <w:tcPr>
+            <w:shd w:val="clear" w:color="auto" w:fill="F6F8FA"/>
+          </w:tcPr>
           <w:p>
             <w:pPr>
               <w:jc w:val="left"/>
@@ -16179,7 +16235,9 @@
           </w:p>
         </w:tc>
         <w:tc>
-          <w:tcPr/>
+          <w:tcPr>
+            <w:shd w:val="clear" w:color="auto" w:fill="F6F8FA"/>
+          </w:tcPr>
           <w:p>
             <w:pPr>
               <w:jc w:val="left"/>
@@ -16190,12 +16248,14 @@
           </w:p>
         </w:tc>
         <w:tc>
-          <w:tcPr/>
+          <w:tcPr>
+            <w:shd w:val="clear" w:color="auto" w:fill="F6F8FA"/>
+          </w:tcPr>
           <w:p>
             <w:pPr>
               <w:numPr>
                 <w:ilvl w:val="0"/>
-                <w:numId w:val="1084"/>
+                <w:numId w:val="1085"/>
               </w:numPr>
               <w:jc w:val="left"/>
             </w:pPr>
@@ -16261,9 +16321,7 @@
       </w:tr>
       <w:tr>
         <w:tc>
-          <w:tcPr>
-            <w:shd w:val="clear" w:color="auto" w:fill="F6F8FA"/>
-          </w:tcPr>
+          <w:tcPr/>
           <w:p>
             <w:pPr>
               <w:jc w:val="left"/>
@@ -16274,56 +16332,13 @@
           </w:p>
         </w:tc>
         <w:tc>
-          <w:tcPr>
-            <w:shd w:val="clear" w:color="auto" w:fill="F6F8FA"/>
-          </w:tcPr>
+          <w:tcPr/>
           <w:p>
             <w:pPr>
               <w:jc w:val="left"/>
             </w:pPr>
             <w:r>
               <w:t xml:space="preserve">2026-08-24</w:t>
-            </w:r>
-          </w:p>
-        </w:tc>
-        <w:tc>
-          <w:tcPr>
-            <w:shd w:val="clear" w:color="auto" w:fill="F6F8FA"/>
-          </w:tcPr>
-          <w:p>
-            <w:pPr>
-              <w:numPr>
-                <w:ilvl w:val="0"/>
-                <w:numId w:val="1085"/>
-              </w:numPr>
-              <w:jc w:val="left"/>
-            </w:pPr>
-            <w:r>
-              <w:t xml:space="preserve">Foundation refactoring Phase 1: sync cls version to project tag, fix stale doc references (L16 output count, L-range, setup-guide feature claim), add test-sync.sh for version consistency checking.</w:t>
-            </w:r>
-          </w:p>
-        </w:tc>
-      </w:tr>
-      <w:tr>
-        <w:tc>
-          <w:tcPr/>
-          <w:p>
-            <w:pPr>
-              <w:jc w:val="left"/>
-            </w:pPr>
-            <w:r>
-              <w:t xml:space="preserve">2.9.1</w:t>
-            </w:r>
-          </w:p>
-        </w:tc>
-        <w:tc>
-          <w:tcPr/>
-          <w:p>
-            <w:pPr>
-              <w:jc w:val="left"/>
-            </w:pPr>
-            <w:r>
-              <w:t xml:space="preserve">2026-08-23</w:t>
             </w:r>
           </w:p>
         </w:tc>
@@ -16338,6 +16353,51 @@
               <w:jc w:val="left"/>
             </w:pPr>
             <w:r>
+              <w:t xml:space="preserve">Foundation refactoring Phase 1: sync cls version to project tag, fix stale doc references (L16 output count, L-range, setup-guide feature claim), add test-sync.sh for version consistency checking.</w:t>
+            </w:r>
+          </w:p>
+        </w:tc>
+      </w:tr>
+      <w:tr>
+        <w:tc>
+          <w:tcPr>
+            <w:shd w:val="clear" w:color="auto" w:fill="F6F8FA"/>
+          </w:tcPr>
+          <w:p>
+            <w:pPr>
+              <w:jc w:val="left"/>
+            </w:pPr>
+            <w:r>
+              <w:t xml:space="preserve">2.9.1</w:t>
+            </w:r>
+          </w:p>
+        </w:tc>
+        <w:tc>
+          <w:tcPr>
+            <w:shd w:val="clear" w:color="auto" w:fill="F6F8FA"/>
+          </w:tcPr>
+          <w:p>
+            <w:pPr>
+              <w:jc w:val="left"/>
+            </w:pPr>
+            <w:r>
+              <w:t xml:space="preserve">2026-08-23</w:t>
+            </w:r>
+          </w:p>
+        </w:tc>
+        <w:tc>
+          <w:tcPr>
+            <w:shd w:val="clear" w:color="auto" w:fill="F6F8FA"/>
+          </w:tcPr>
+          <w:p>
+            <w:pPr>
+              <w:numPr>
+                <w:ilvl w:val="0"/>
+                <w:numId w:val="1087"/>
+              </w:numPr>
+              <w:jc w:val="left"/>
+            </w:pPr>
+            <w:r>
               <w:t xml:space="preserve">HTML and Markdown outputs now embed images as base64 data URIs. HTML uses pandoc</w:t>
             </w:r>
             <w:r>
@@ -16369,58 +16429,13 @@
       </w:tr>
       <w:tr>
         <w:tc>
-          <w:tcPr>
-            <w:shd w:val="clear" w:color="auto" w:fill="F6F8FA"/>
-          </w:tcPr>
+          <w:tcPr/>
           <w:p>
             <w:pPr>
               <w:jc w:val="left"/>
             </w:pPr>
             <w:r>
               <w:t xml:space="preserve">2.9.0</w:t>
-            </w:r>
-          </w:p>
-        </w:tc>
-        <w:tc>
-          <w:tcPr>
-            <w:shd w:val="clear" w:color="auto" w:fill="F6F8FA"/>
-          </w:tcPr>
-          <w:p>
-            <w:pPr>
-              <w:jc w:val="left"/>
-            </w:pPr>
-            <w:r>
-              <w:t xml:space="preserve">2026-08-23</w:t>
-            </w:r>
-          </w:p>
-        </w:tc>
-        <w:tc>
-          <w:tcPr>
-            <w:shd w:val="clear" w:color="auto" w:fill="F6F8FA"/>
-          </w:tcPr>
-          <w:p>
-            <w:pPr>
-              <w:numPr>
-                <w:ilvl w:val="0"/>
-                <w:numId w:val="1087"/>
-              </w:numPr>
-              <w:jc w:val="left"/>
-            </w:pPr>
-            <w:r>
-              <w:t xml:space="preserve">DOCX: fix content width (8504→9638tw, margins are 2cm not 3cm). Add footer page numbers. Style TOC heading (22pt bold + rule). Add hutable table width + fixed layout.</w:t>
-            </w:r>
-          </w:p>
-        </w:tc>
-      </w:tr>
-      <w:tr>
-        <w:tc>
-          <w:tcPr/>
-          <w:p>
-            <w:pPr>
-              <w:jc w:val="left"/>
-            </w:pPr>
-            <w:r>
-              <w:t xml:space="preserve">2.8.3</w:t>
             </w:r>
           </w:p>
         </w:tc>
@@ -16446,7 +16461,7 @@
               <w:jc w:val="left"/>
             </w:pPr>
             <w:r>
-              <w:t xml:space="preserve">DOCX fix: callout tables now have explicit width (8504tw) and fixed layout. Changelog section heading now uses custom H1 format (56pt number, red border, right tab) instead of pandoc’s default.</w:t>
+              <w:t xml:space="preserve">DOCX: fix content width (8504→9638tw, margins are 2cm not 3cm). Add footer page numbers. Style TOC heading (22pt bold + rule). Add hutable table width + fixed layout.</w:t>
             </w:r>
           </w:p>
         </w:tc>
@@ -16461,7 +16476,7 @@
               <w:jc w:val="left"/>
             </w:pPr>
             <w:r>
-              <w:t xml:space="preserve">2.8.2</w:t>
+              <w:t xml:space="preserve">2.8.3</w:t>
             </w:r>
           </w:p>
         </w:tc>
@@ -16491,7 +16506,7 @@
               <w:jc w:val="left"/>
             </w:pPr>
             <w:r>
-              <w:t xml:space="preserve">DOCX H1 heading: reverted table approach to paragraph with tab stop + red bottom border. Table broke navigation pane and TOC field. Paragraph preserves Heading1 style for navigation while matching PDF layout (number left, title right, red rule below).</w:t>
+              <w:t xml:space="preserve">DOCX fix: callout tables now have explicit width (8504tw) and fixed layout. Changelog section heading now uses custom H1 format (56pt number, red border, right tab) instead of pandoc’s default.</w:t>
             </w:r>
           </w:p>
         </w:tc>
@@ -16504,7 +16519,7 @@
               <w:jc w:val="left"/>
             </w:pPr>
             <w:r>
-              <w:t xml:space="preserve">2.8.1</w:t>
+              <w:t xml:space="preserve">2.8.2</w:t>
             </w:r>
           </w:p>
         </w:tc>
@@ -16530,7 +16545,7 @@
               <w:jc w:val="left"/>
             </w:pPr>
             <w:r>
-              <w:t xml:space="preserve">DOCX heading fix: text color reverted to black (was incorrectly changed to Huawei red in v2.8.0). H1 now uses a two-column table (number left, title right) with red bottom rule. H2-H4 use simple inline format (number + title, no right tab stop).</w:t>
+              <w:t xml:space="preserve">DOCX H1 heading: reverted table approach to paragraph with tab stop + red bottom border. Table broke navigation pane and TOC field. Paragraph preserves Heading1 style for navigation while matching PDF layout (number left, title right, red rule below).</w:t>
             </w:r>
           </w:p>
         </w:tc>
@@ -16545,7 +16560,7 @@
               <w:jc w:val="left"/>
             </w:pPr>
             <w:r>
-              <w:t xml:space="preserve">2.8.0</w:t>
+              <w:t xml:space="preserve">2.8.1</w:t>
             </w:r>
           </w:p>
         </w:tc>
@@ -16575,7 +16590,7 @@
               <w:jc w:val="left"/>
             </w:pPr>
             <w:r>
-              <w:t xml:space="preserve">DOCX output: match PDF styling --- heading colors (Huawei red), H1 number size (56pt), callout borders (left-only) and padding, changelog formatting (rules, bold version, italic date), caption style (9pt bold), badge style (8pt bold white on red), list indentation.</w:t>
+              <w:t xml:space="preserve">DOCX heading fix: text color reverted to black (was incorrectly changed to Huawei red in v2.8.0). H1 now uses a two-column table (number left, title right) with red bottom rule. H2-H4 use simple inline format (number + title, no right tab stop).</w:t>
             </w:r>
           </w:p>
         </w:tc>
@@ -16588,7 +16603,7 @@
               <w:jc w:val="left"/>
             </w:pPr>
             <w:r>
-              <w:t xml:space="preserve">2.7.1</w:t>
+              <w:t xml:space="preserve">2.8.0</w:t>
             </w:r>
           </w:p>
         </w:tc>
@@ -16599,7 +16614,7 @@
               <w:jc w:val="left"/>
             </w:pPr>
             <w:r>
-              <w:t xml:space="preserve">2026-08-17</w:t>
+              <w:t xml:space="preserve">2026-08-23</w:t>
             </w:r>
           </w:p>
         </w:tc>
@@ -16614,6 +16629,51 @@
               <w:jc w:val="left"/>
             </w:pPr>
             <w:r>
+              <w:t xml:space="preserve">DOCX output: match PDF styling --- heading colors (Huawei red), H1 number size (56pt), callout borders (left-only) and padding, changelog formatting (rules, bold version, italic date), caption style (9pt bold), badge style (8pt bold white on red), list indentation.</w:t>
+            </w:r>
+          </w:p>
+        </w:tc>
+      </w:tr>
+      <w:tr>
+        <w:tc>
+          <w:tcPr>
+            <w:shd w:val="clear" w:color="auto" w:fill="F6F8FA"/>
+          </w:tcPr>
+          <w:p>
+            <w:pPr>
+              <w:jc w:val="left"/>
+            </w:pPr>
+            <w:r>
+              <w:t xml:space="preserve">2.7.1</w:t>
+            </w:r>
+          </w:p>
+        </w:tc>
+        <w:tc>
+          <w:tcPr>
+            <w:shd w:val="clear" w:color="auto" w:fill="F6F8FA"/>
+          </w:tcPr>
+          <w:p>
+            <w:pPr>
+              <w:jc w:val="left"/>
+            </w:pPr>
+            <w:r>
+              <w:t xml:space="preserve">2026-08-17</w:t>
+            </w:r>
+          </w:p>
+        </w:tc>
+        <w:tc>
+          <w:tcPr>
+            <w:shd w:val="clear" w:color="auto" w:fill="F6F8FA"/>
+          </w:tcPr>
+          <w:p>
+            <w:pPr>
+              <w:numPr>
+                <w:ilvl w:val="0"/>
+                <w:numId w:val="1093"/>
+              </w:numPr>
+              <w:jc w:val="left"/>
+            </w:pPr>
+            <w:r>
               <w:t xml:space="preserve">Rename project repository to all lowercase (</w:t>
             </w:r>
             <w:r>
@@ -16630,9 +16690,7 @@
       </w:tr>
       <w:tr>
         <w:tc>
-          <w:tcPr>
-            <w:shd w:val="clear" w:color="auto" w:fill="F6F8FA"/>
-          </w:tcPr>
+          <w:tcPr/>
           <w:p>
             <w:pPr>
               <w:jc w:val="left"/>
@@ -16643,9 +16701,7 @@
           </w:p>
         </w:tc>
         <w:tc>
-          <w:tcPr>
-            <w:shd w:val="clear" w:color="auto" w:fill="F6F8FA"/>
-          </w:tcPr>
+          <w:tcPr/>
           <w:p>
             <w:pPr>
               <w:jc w:val="left"/>
@@ -16656,14 +16712,12 @@
           </w:p>
         </w:tc>
         <w:tc>
-          <w:tcPr>
-            <w:shd w:val="clear" w:color="auto" w:fill="F6F8FA"/>
-          </w:tcPr>
+          <w:tcPr/>
           <w:p>
             <w:pPr>
               <w:numPr>
                 <w:ilvl w:val="0"/>
-                <w:numId w:val="1093"/>
+                <w:numId w:val="1094"/>
               </w:numPr>
               <w:jc w:val="left"/>
             </w:pPr>
@@ -16705,7 +16759,9 @@
       </w:tr>
       <w:tr>
         <w:tc>
-          <w:tcPr/>
+          <w:tcPr>
+            <w:shd w:val="clear" w:color="auto" w:fill="F6F8FA"/>
+          </w:tcPr>
           <w:p>
             <w:pPr>
               <w:jc w:val="left"/>
@@ -16716,7 +16772,9 @@
           </w:p>
         </w:tc>
         <w:tc>
-          <w:tcPr/>
+          <w:tcPr>
+            <w:shd w:val="clear" w:color="auto" w:fill="F6F8FA"/>
+          </w:tcPr>
           <w:p>
             <w:pPr>
               <w:jc w:val="left"/>
@@ -16727,12 +16785,14 @@
           </w:p>
         </w:tc>
         <w:tc>
-          <w:tcPr/>
+          <w:tcPr>
+            <w:shd w:val="clear" w:color="auto" w:fill="F6F8FA"/>
+          </w:tcPr>
           <w:p>
             <w:pPr>
               <w:numPr>
                 <w:ilvl w:val="0"/>
-                <w:numId w:val="1094"/>
+                <w:numId w:val="1095"/>
               </w:numPr>
               <w:jc w:val="left"/>
             </w:pPr>
@@ -16789,9 +16849,7 @@
       </w:tr>
       <w:tr>
         <w:tc>
-          <w:tcPr>
-            <w:shd w:val="clear" w:color="auto" w:fill="F6F8FA"/>
-          </w:tcPr>
+          <w:tcPr/>
           <w:p>
             <w:pPr>
               <w:jc w:val="left"/>
@@ -16802,9 +16860,7 @@
           </w:p>
         </w:tc>
         <w:tc>
-          <w:tcPr>
-            <w:shd w:val="clear" w:color="auto" w:fill="F6F8FA"/>
-          </w:tcPr>
+          <w:tcPr/>
           <w:p>
             <w:pPr>
               <w:jc w:val="left"/>
@@ -16815,14 +16871,12 @@
           </w:p>
         </w:tc>
         <w:tc>
-          <w:tcPr>
-            <w:shd w:val="clear" w:color="auto" w:fill="F6F8FA"/>
-          </w:tcPr>
+          <w:tcPr/>
           <w:p>
             <w:pPr>
               <w:numPr>
                 <w:ilvl w:val="0"/>
-                <w:numId w:val="1095"/>
+                <w:numId w:val="1096"/>
               </w:numPr>
               <w:jc w:val="left"/>
             </w:pPr>
@@ -16849,7 +16903,7 @@
             <w:pPr>
               <w:numPr>
                 <w:ilvl w:val="0"/>
-                <w:numId w:val="1095"/>
+                <w:numId w:val="1096"/>
               </w:numPr>
               <w:jc w:val="left"/>
             </w:pPr>
@@ -16876,54 +16930,15 @@
       </w:tr>
       <w:tr>
         <w:tc>
-          <w:tcPr/>
+          <w:tcPr>
+            <w:shd w:val="clear" w:color="auto" w:fill="F6F8FA"/>
+          </w:tcPr>
           <w:p>
             <w:pPr>
               <w:jc w:val="left"/>
             </w:pPr>
             <w:r>
               <w:t xml:space="preserve">2.5.1</w:t>
-            </w:r>
-          </w:p>
-        </w:tc>
-        <w:tc>
-          <w:tcPr/>
-          <w:p>
-            <w:pPr>
-              <w:jc w:val="left"/>
-            </w:pPr>
-            <w:r>
-              <w:t xml:space="preserve">2026-08-10</w:t>
-            </w:r>
-          </w:p>
-        </w:tc>
-        <w:tc>
-          <w:tcPr/>
-          <w:p>
-            <w:pPr>
-              <w:numPr>
-                <w:ilvl w:val="0"/>
-                <w:numId w:val="1096"/>
-              </w:numPr>
-              <w:jc w:val="left"/>
-            </w:pPr>
-            <w:r>
-              <w:t xml:space="preserve">H1 section title size reduced from 27pt to 20pt.</w:t>
-            </w:r>
-          </w:p>
-        </w:tc>
-      </w:tr>
-      <w:tr>
-        <w:tc>
-          <w:tcPr>
-            <w:shd w:val="clear" w:color="auto" w:fill="F6F8FA"/>
-          </w:tcPr>
-          <w:p>
-            <w:pPr>
-              <w:jc w:val="left"/>
-            </w:pPr>
-            <w:r>
-              <w:t xml:space="preserve">2.5.0</w:t>
             </w:r>
           </w:p>
         </w:tc>
@@ -16953,13 +16968,7 @@
               <w:jc w:val="left"/>
             </w:pPr>
             <w:r>
-              <w:t xml:space="preserve">Default image size increased: width 65% → 90% of text width,</w:t>
-            </w:r>
-            <w:r>
-              <w:t xml:space="preserve"> </w:t>
-            </w:r>
-            <w:r>
-              <w:t xml:space="preserve">height 40% → 50% of text height.</w:t>
+              <w:t xml:space="preserve">H1 section title size reduced from 27pt to 20pt.</w:t>
             </w:r>
           </w:p>
         </w:tc>
@@ -16972,7 +16981,7 @@
               <w:jc w:val="left"/>
             </w:pPr>
             <w:r>
-              <w:t xml:space="preserve">2.4.0</w:t>
+              <w:t xml:space="preserve">2.5.0</w:t>
             </w:r>
           </w:p>
         </w:tc>
@@ -16998,14 +17007,65 @@
               <w:jc w:val="left"/>
             </w:pPr>
             <w:r>
-              <w:t xml:space="preserve">Enlarged H1 section title (18pt → 27pt, 50% bigger).</w:t>
-            </w:r>
-          </w:p>
+              <w:t xml:space="preserve">Default image size increased: width 65% → 90% of text width,</w:t>
+            </w:r>
+            <w:r>
+              <w:t xml:space="preserve"> </w:t>
+            </w:r>
+            <w:r>
+              <w:t xml:space="preserve">height 40% → 50% of text height.</w:t>
+            </w:r>
+          </w:p>
+        </w:tc>
+      </w:tr>
+      <w:tr>
+        <w:tc>
+          <w:tcPr>
+            <w:shd w:val="clear" w:color="auto" w:fill="F6F8FA"/>
+          </w:tcPr>
+          <w:p>
+            <w:pPr>
+              <w:jc w:val="left"/>
+            </w:pPr>
+            <w:r>
+              <w:t xml:space="preserve">2.4.0</w:t>
+            </w:r>
+          </w:p>
+        </w:tc>
+        <w:tc>
+          <w:tcPr>
+            <w:shd w:val="clear" w:color="auto" w:fill="F6F8FA"/>
+          </w:tcPr>
+          <w:p>
+            <w:pPr>
+              <w:jc w:val="left"/>
+            </w:pPr>
+            <w:r>
+              <w:t xml:space="preserve">2026-08-10</w:t>
+            </w:r>
+          </w:p>
+        </w:tc>
+        <w:tc>
+          <w:tcPr>
+            <w:shd w:val="clear" w:color="auto" w:fill="F6F8FA"/>
+          </w:tcPr>
           <w:p>
             <w:pPr>
               <w:numPr>
                 <w:ilvl w:val="0"/>
-                <w:numId w:val="1098"/>
+                <w:numId w:val="1099"/>
+              </w:numPr>
+              <w:jc w:val="left"/>
+            </w:pPr>
+            <w:r>
+              <w:t xml:space="preserve">Enlarged H1 section title (18pt → 27pt, 50% bigger).</w:t>
+            </w:r>
+          </w:p>
+          <w:p>
+            <w:pPr>
+              <w:numPr>
+                <w:ilvl w:val="0"/>
+                <w:numId w:val="1099"/>
               </w:numPr>
               <w:jc w:val="left"/>
             </w:pPr>
@@ -17032,9 +17092,7 @@
       </w:tr>
       <w:tr>
         <w:tc>
-          <w:tcPr>
-            <w:shd w:val="clear" w:color="auto" w:fill="F6F8FA"/>
-          </w:tcPr>
+          <w:tcPr/>
           <w:p>
             <w:pPr>
               <w:jc w:val="left"/>
@@ -17045,9 +17103,7 @@
           </w:p>
         </w:tc>
         <w:tc>
-          <w:tcPr>
-            <w:shd w:val="clear" w:color="auto" w:fill="F6F8FA"/>
-          </w:tcPr>
+          <w:tcPr/>
           <w:p>
             <w:pPr>
               <w:jc w:val="left"/>
@@ -17058,14 +17114,12 @@
           </w:p>
         </w:tc>
         <w:tc>
-          <w:tcPr>
-            <w:shd w:val="clear" w:color="auto" w:fill="F6F8FA"/>
-          </w:tcPr>
+          <w:tcPr/>
           <w:p>
             <w:pPr>
               <w:numPr>
                 <w:ilvl w:val="0"/>
-                <w:numId w:val="1099"/>
+                <w:numId w:val="1100"/>
               </w:numPr>
               <w:jc w:val="left"/>
             </w:pPr>
@@ -17092,7 +17146,9 @@
       </w:tr>
       <w:tr>
         <w:tc>
-          <w:tcPr/>
+          <w:tcPr>
+            <w:shd w:val="clear" w:color="auto" w:fill="F6F8FA"/>
+          </w:tcPr>
           <w:p>
             <w:pPr>
               <w:jc w:val="left"/>
@@ -17103,7 +17159,9 @@
           </w:p>
         </w:tc>
         <w:tc>
-          <w:tcPr/>
+          <w:tcPr>
+            <w:shd w:val="clear" w:color="auto" w:fill="F6F8FA"/>
+          </w:tcPr>
           <w:p>
             <w:pPr>
               <w:jc w:val="left"/>
@@ -17114,12 +17172,14 @@
           </w:p>
         </w:tc>
         <w:tc>
-          <w:tcPr/>
+          <w:tcPr>
+            <w:shd w:val="clear" w:color="auto" w:fill="F6F8FA"/>
+          </w:tcPr>
           <w:p>
             <w:pPr>
               <w:numPr>
                 <w:ilvl w:val="0"/>
-                <w:numId w:val="1100"/>
+                <w:numId w:val="1101"/>
               </w:numPr>
               <w:jc w:val="left"/>
             </w:pPr>
@@ -17191,9 +17251,7 @@
       </w:tr>
       <w:tr>
         <w:tc>
-          <w:tcPr>
-            <w:shd w:val="clear" w:color="auto" w:fill="F6F8FA"/>
-          </w:tcPr>
+          <w:tcPr/>
           <w:p>
             <w:pPr>
               <w:jc w:val="left"/>
@@ -17204,9 +17262,7 @@
           </w:p>
         </w:tc>
         <w:tc>
-          <w:tcPr>
-            <w:shd w:val="clear" w:color="auto" w:fill="F6F8FA"/>
-          </w:tcPr>
+          <w:tcPr/>
           <w:p>
             <w:pPr>
               <w:jc w:val="left"/>
@@ -17217,14 +17273,12 @@
           </w:p>
         </w:tc>
         <w:tc>
-          <w:tcPr>
-            <w:shd w:val="clear" w:color="auto" w:fill="F6F8FA"/>
-          </w:tcPr>
+          <w:tcPr/>
           <w:p>
             <w:pPr>
               <w:numPr>
                 <w:ilvl w:val="0"/>
-                <w:numId w:val="1101"/>
+                <w:numId w:val="1102"/>
               </w:numPr>
               <w:jc w:val="left"/>
             </w:pPr>
@@ -17281,7 +17335,9 @@
       </w:tr>
       <w:tr>
         <w:tc>
-          <w:tcPr/>
+          <w:tcPr>
+            <w:shd w:val="clear" w:color="auto" w:fill="F6F8FA"/>
+          </w:tcPr>
           <w:p>
             <w:pPr>
               <w:jc w:val="left"/>
@@ -17292,7 +17348,9 @@
           </w:p>
         </w:tc>
         <w:tc>
-          <w:tcPr/>
+          <w:tcPr>
+            <w:shd w:val="clear" w:color="auto" w:fill="F6F8FA"/>
+          </w:tcPr>
           <w:p>
             <w:pPr>
               <w:jc w:val="left"/>
@@ -17303,12 +17361,14 @@
           </w:p>
         </w:tc>
         <w:tc>
-          <w:tcPr/>
+          <w:tcPr>
+            <w:shd w:val="clear" w:color="auto" w:fill="F6F8FA"/>
+          </w:tcPr>
           <w:p>
             <w:pPr>
               <w:numPr>
                 <w:ilvl w:val="0"/>
-                <w:numId w:val="1102"/>
+                <w:numId w:val="1103"/>
               </w:numPr>
               <w:jc w:val="left"/>
             </w:pPr>
@@ -17335,58 +17395,13 @@
       </w:tr>
       <w:tr>
         <w:tc>
-          <w:tcPr>
-            <w:shd w:val="clear" w:color="auto" w:fill="F6F8FA"/>
-          </w:tcPr>
+          <w:tcPr/>
           <w:p>
             <w:pPr>
               <w:jc w:val="left"/>
             </w:pPr>
             <w:r>
               <w:t xml:space="preserve">2.2.2</w:t>
-            </w:r>
-          </w:p>
-        </w:tc>
-        <w:tc>
-          <w:tcPr>
-            <w:shd w:val="clear" w:color="auto" w:fill="F6F8FA"/>
-          </w:tcPr>
-          <w:p>
-            <w:pPr>
-              <w:jc w:val="left"/>
-            </w:pPr>
-            <w:r>
-              <w:t xml:space="preserve">2026-08-08</w:t>
-            </w:r>
-          </w:p>
-        </w:tc>
-        <w:tc>
-          <w:tcPr>
-            <w:shd w:val="clear" w:color="auto" w:fill="F6F8FA"/>
-          </w:tcPr>
-          <w:p>
-            <w:pPr>
-              <w:numPr>
-                <w:ilvl w:val="0"/>
-                <w:numId w:val="1103"/>
-              </w:numPr>
-              <w:jc w:val="left"/>
-            </w:pPr>
-            <w:r>
-              <w:t xml:space="preserve">Fixed chapter reference in prerequisite (Chapter 3 → Chapter 4).</w:t>
-            </w:r>
-          </w:p>
-        </w:tc>
-      </w:tr>
-      <w:tr>
-        <w:tc>
-          <w:tcPr/>
-          <w:p>
-            <w:pPr>
-              <w:jc w:val="left"/>
-            </w:pPr>
-            <w:r>
-              <w:t xml:space="preserve">2.2.1</w:t>
             </w:r>
           </w:p>
         </w:tc>
@@ -17412,7 +17427,7 @@
               <w:jc w:val="left"/>
             </w:pPr>
             <w:r>
-              <w:t xml:space="preserve">Changed table and figure caption labels to black (was Huawei red).</w:t>
+              <w:t xml:space="preserve">Fixed chapter reference in prerequisite (Chapter 3 → Chapter 4).</w:t>
             </w:r>
           </w:p>
         </w:tc>
@@ -17427,7 +17442,7 @@
               <w:jc w:val="left"/>
             </w:pPr>
             <w:r>
-              <w:t xml:space="preserve">2.2.0</w:t>
+              <w:t xml:space="preserve">2.2.1</w:t>
             </w:r>
           </w:p>
         </w:tc>
@@ -17457,13 +17472,7 @@
               <w:jc w:val="left"/>
             </w:pPr>
             <w:r>
-              <w:t xml:space="preserve">Added Huawei-branded table styling: red header bar, alternating row</w:t>
-            </w:r>
-            <w:r>
-              <w:t xml:space="preserve"> </w:t>
-            </w:r>
-            <w:r>
-              <w:t xml:space="preserve">colors, and bordered cells.</w:t>
+              <w:t xml:space="preserve">Changed table and figure caption labels to black (was Huawei red).</w:t>
             </w:r>
           </w:p>
         </w:tc>
@@ -17476,7 +17485,7 @@
               <w:jc w:val="left"/>
             </w:pPr>
             <w:r>
-              <w:t xml:space="preserve">2.1.0</w:t>
+              <w:t xml:space="preserve">2.2.0</w:t>
             </w:r>
           </w:p>
         </w:tc>
@@ -17487,7 +17496,7 @@
               <w:jc w:val="left"/>
             </w:pPr>
             <w:r>
-              <w:t xml:space="preserve">2026-08-06</w:t>
+              <w:t xml:space="preserve">2026-08-08</w:t>
             </w:r>
           </w:p>
         </w:tc>
@@ -17502,6 +17511,57 @@
               <w:jc w:val="left"/>
             </w:pPr>
             <w:r>
+              <w:t xml:space="preserve">Added Huawei-branded table styling: red header bar, alternating row</w:t>
+            </w:r>
+            <w:r>
+              <w:t xml:space="preserve"> </w:t>
+            </w:r>
+            <w:r>
+              <w:t xml:space="preserve">colors, and bordered cells.</w:t>
+            </w:r>
+          </w:p>
+        </w:tc>
+      </w:tr>
+      <w:tr>
+        <w:tc>
+          <w:tcPr>
+            <w:shd w:val="clear" w:color="auto" w:fill="F6F8FA"/>
+          </w:tcPr>
+          <w:p>
+            <w:pPr>
+              <w:jc w:val="left"/>
+            </w:pPr>
+            <w:r>
+              <w:t xml:space="preserve">2.1.0</w:t>
+            </w:r>
+          </w:p>
+        </w:tc>
+        <w:tc>
+          <w:tcPr>
+            <w:shd w:val="clear" w:color="auto" w:fill="F6F8FA"/>
+          </w:tcPr>
+          <w:p>
+            <w:pPr>
+              <w:jc w:val="left"/>
+            </w:pPr>
+            <w:r>
+              <w:t xml:space="preserve">2026-08-06</w:t>
+            </w:r>
+          </w:p>
+        </w:tc>
+        <w:tc>
+          <w:tcPr>
+            <w:shd w:val="clear" w:color="auto" w:fill="F6F8FA"/>
+          </w:tcPr>
+          <w:p>
+            <w:pPr>
+              <w:numPr>
+                <w:ilvl w:val="0"/>
+                <w:numId w:val="1107"/>
+              </w:numPr>
+              <w:jc w:val="left"/>
+            </w:pPr>
+            <w:r>
               <w:t xml:space="preserve">Updated ECS flavor to</w:t>
             </w:r>
             <w:r>
@@ -17524,7 +17584,7 @@
             <w:pPr>
               <w:numPr>
                 <w:ilvl w:val="0"/>
-                <w:numId w:val="1106"/>
+                <w:numId w:val="1107"/>
               </w:numPr>
               <w:jc w:val="left"/>
             </w:pPr>
@@ -17536,7 +17596,7 @@
             <w:pPr>
               <w:numPr>
                 <w:ilvl w:val="0"/>
-                <w:numId w:val="1106"/>
+                <w:numId w:val="1107"/>
               </w:numPr>
               <w:jc w:val="left"/>
             </w:pPr>
@@ -17548,7 +17608,7 @@
             <w:pPr>
               <w:numPr>
                 <w:ilvl w:val="0"/>
-                <w:numId w:val="1106"/>
+                <w:numId w:val="1107"/>
               </w:numPr>
               <w:jc w:val="left"/>
             </w:pPr>
@@ -17560,7 +17620,7 @@
             <w:pPr>
               <w:numPr>
                 <w:ilvl w:val="0"/>
-                <w:numId w:val="1106"/>
+                <w:numId w:val="1107"/>
               </w:numPr>
               <w:jc w:val="left"/>
             </w:pPr>
@@ -17572,7 +17632,7 @@
             <w:pPr>
               <w:numPr>
                 <w:ilvl w:val="0"/>
-                <w:numId w:val="1106"/>
+                <w:numId w:val="1107"/>
               </w:numPr>
               <w:jc w:val="left"/>
             </w:pPr>
@@ -17590,7 +17650,7 @@
             <w:pPr>
               <w:numPr>
                 <w:ilvl w:val="0"/>
-                <w:numId w:val="1106"/>
+                <w:numId w:val="1107"/>
               </w:numPr>
               <w:jc w:val="left"/>
             </w:pPr>
@@ -17639,7 +17699,7 @@
             <w:pPr>
               <w:numPr>
                 <w:ilvl w:val="0"/>
-                <w:numId w:val="1106"/>
+                <w:numId w:val="1107"/>
               </w:numPr>
               <w:jc w:val="left"/>
             </w:pPr>
@@ -17651,7 +17711,7 @@
             <w:pPr>
               <w:numPr>
                 <w:ilvl w:val="0"/>
-                <w:numId w:val="1106"/>
+                <w:numId w:val="1107"/>
               </w:numPr>
               <w:jc w:val="left"/>
             </w:pPr>
@@ -17702,7 +17762,7 @@
             <w:pPr>
               <w:numPr>
                 <w:ilvl w:val="0"/>
-                <w:numId w:val="1106"/>
+                <w:numId w:val="1107"/>
               </w:numPr>
               <w:jc w:val="left"/>
             </w:pPr>
@@ -17729,9 +17789,7 @@
       </w:tr>
       <w:tr>
         <w:tc>
-          <w:tcPr>
-            <w:shd w:val="clear" w:color="auto" w:fill="F6F8FA"/>
-          </w:tcPr>
+          <w:tcPr/>
           <w:p>
             <w:pPr>
               <w:jc w:val="left"/>
@@ -17742,9 +17800,7 @@
           </w:p>
         </w:tc>
         <w:tc>
-          <w:tcPr>
-            <w:shd w:val="clear" w:color="auto" w:fill="F6F8FA"/>
-          </w:tcPr>
+          <w:tcPr/>
           <w:p>
             <w:pPr>
               <w:jc w:val="left"/>
@@ -17755,14 +17811,12 @@
           </w:p>
         </w:tc>
         <w:tc>
-          <w:tcPr>
-            <w:shd w:val="clear" w:color="auto" w:fill="F6F8FA"/>
-          </w:tcPr>
+          <w:tcPr/>
           <w:p>
             <w:pPr>
               <w:numPr>
                 <w:ilvl w:val="0"/>
-                <w:numId w:val="1107"/>
+                <w:numId w:val="1108"/>
               </w:numPr>
               <w:jc w:val="left"/>
             </w:pPr>
@@ -17780,7 +17834,7 @@
             <w:pPr>
               <w:numPr>
                 <w:ilvl w:val="0"/>
-                <w:numId w:val="1107"/>
+                <w:numId w:val="1108"/>
               </w:numPr>
               <w:jc w:val="left"/>
             </w:pPr>
@@ -17834,7 +17888,7 @@
             <w:pPr>
               <w:numPr>
                 <w:ilvl w:val="0"/>
-                <w:numId w:val="1107"/>
+                <w:numId w:val="1108"/>
               </w:numPr>
               <w:jc w:val="left"/>
             </w:pPr>
@@ -17882,7 +17936,7 @@
             <w:pPr>
               <w:numPr>
                 <w:ilvl w:val="0"/>
-                <w:numId w:val="1107"/>
+                <w:numId w:val="1108"/>
               </w:numPr>
               <w:jc w:val="left"/>
             </w:pPr>
@@ -17903,7 +17957,9 @@
       </w:tr>
       <w:tr>
         <w:tc>
-          <w:tcPr/>
+          <w:tcPr>
+            <w:shd w:val="clear" w:color="auto" w:fill="F6F8FA"/>
+          </w:tcPr>
           <w:p>
             <w:pPr>
               <w:jc w:val="left"/>
@@ -17914,7 +17970,9 @@
           </w:p>
         </w:tc>
         <w:tc>
-          <w:tcPr/>
+          <w:tcPr>
+            <w:shd w:val="clear" w:color="auto" w:fill="F6F8FA"/>
+          </w:tcPr>
           <w:p>
             <w:pPr>
               <w:jc w:val="left"/>
@@ -17925,12 +17983,14 @@
           </w:p>
         </w:tc>
         <w:tc>
-          <w:tcPr/>
+          <w:tcPr>
+            <w:shd w:val="clear" w:color="auto" w:fill="F6F8FA"/>
+          </w:tcPr>
           <w:p>
             <w:pPr>
               <w:numPr>
                 <w:ilvl w:val="0"/>
-                <w:numId w:val="1108"/>
+                <w:numId w:val="1109"/>
               </w:numPr>
               <w:jc w:val="left"/>
             </w:pPr>
@@ -17942,7 +18002,7 @@
             <w:pPr>
               <w:numPr>
                 <w:ilvl w:val="0"/>
-                <w:numId w:val="1108"/>
+                <w:numId w:val="1109"/>
               </w:numPr>
               <w:jc w:val="left"/>
             </w:pPr>
@@ -17954,7 +18014,7 @@
             <w:pPr>
               <w:numPr>
                 <w:ilvl w:val="0"/>
-                <w:numId w:val="1108"/>
+                <w:numId w:val="1109"/>
               </w:numPr>
               <w:jc w:val="left"/>
             </w:pPr>
@@ -17966,7 +18026,7 @@
             <w:pPr>
               <w:numPr>
                 <w:ilvl w:val="0"/>
-                <w:numId w:val="1108"/>
+                <w:numId w:val="1109"/>
               </w:numPr>
               <w:jc w:val="left"/>
             </w:pPr>
@@ -17984,7 +18044,7 @@
             <w:pPr>
               <w:numPr>
                 <w:ilvl w:val="0"/>
-                <w:numId w:val="1108"/>
+                <w:numId w:val="1109"/>
               </w:numPr>
               <w:jc w:val="left"/>
             </w:pPr>
@@ -17996,7 +18056,7 @@
             <w:pPr>
               <w:numPr>
                 <w:ilvl w:val="0"/>
-                <w:numId w:val="1108"/>
+                <w:numId w:val="1109"/>
               </w:numPr>
               <w:jc w:val="left"/>
             </w:pPr>
@@ -19365,6 +19425,9 @@
     <w:abstractNumId w:val="991"/>
   </w:num>
   <w:num w:numId="1108">
+    <w:abstractNumId w:val="991"/>
+  </w:num>
+  <w:num w:numId="1109">
     <w:abstractNumId w:val="991"/>
   </w:num>
 </w:numbering>

--- a/documents/setup-guide/setup-guide.docx
+++ b/documents/setup-guide/setup-guide.docx
@@ -84,7 +84,7 @@
           <w:b/>
           <w:sz w:val="24"/>
         </w:rPr>
-        <w:t xml:space="preserve">v6.6.0</w:t>
+        <w:t xml:space="preserve">v6.6.1</w:t>
       </w:r>
       <w:r>
         <w:rPr>
@@ -96,7 +96,7 @@
         <w:rPr>
           <w:sz w:val="24"/>
         </w:rPr>
-        <w:t xml:space="preserve">— September 20, 2026 14:27</w:t>
+        <w:t xml:space="preserve">— September 20, 2026 14:59</w:t>
       </w:r>
     </w:p>
     <w:sdt>
@@ -13345,7 +13345,7 @@
               <w:jc w:val="left"/>
             </w:pPr>
             <w:r>
-              <w:t xml:space="preserve">6.6.0</w:t>
+              <w:t xml:space="preserve">6.6.1</w:t>
             </w:r>
           </w:p>
         </w:tc>
@@ -13371,6 +13371,51 @@
               <w:jc w:val="left"/>
             </w:pPr>
             <w:r>
+              <w:t xml:space="preserve">Quality-pass fixes for v6.6.0: the TESTCASE-marker strip now covers the entire DOCX fix run (a failure at any stage can no longer leave markers in the output file); the fixer resets its template state between in-process runs (the documented path-sniffing fallback works again); build.sh also cleans temporary files on interrupt signals; fixed a CHANGELOG typo.</w:t>
+            </w:r>
+          </w:p>
+        </w:tc>
+      </w:tr>
+      <w:tr>
+        <w:tc>
+          <w:tcPr>
+            <w:shd w:val="clear" w:color="auto" w:fill="F6F8FA"/>
+          </w:tcPr>
+          <w:p>
+            <w:pPr>
+              <w:jc w:val="left"/>
+            </w:pPr>
+            <w:r>
+              <w:t xml:space="preserve">6.6.0</w:t>
+            </w:r>
+          </w:p>
+        </w:tc>
+        <w:tc>
+          <w:tcPr>
+            <w:shd w:val="clear" w:color="auto" w:fill="F6F8FA"/>
+          </w:tcPr>
+          <w:p>
+            <w:pPr>
+              <w:jc w:val="left"/>
+            </w:pPr>
+            <w:r>
+              <w:t xml:space="preserve">2026-09-20</w:t>
+            </w:r>
+          </w:p>
+        </w:tc>
+        <w:tc>
+          <w:tcPr>
+            <w:shd w:val="clear" w:color="auto" w:fill="F6F8FA"/>
+          </w:tcPr>
+          <w:p>
+            <w:pPr>
+              <w:numPr>
+                <w:ilvl w:val="0"/>
+                <w:numId w:val="1043"/>
+              </w:numPr>
+              <w:jc w:val="left"/>
+            </w:pPr>
+            <w:r>
               <w:t xml:space="preserve">Pipeline robustness: DOCX post-processing now fails loudly when content styling errors occur (TESTCASE markers can no longer leak into output); the DOCX fixer takes an explicit</w:t>
             </w:r>
             <w:r>
@@ -13393,58 +13438,13 @@
       </w:tr>
       <w:tr>
         <w:tc>
-          <w:tcPr>
-            <w:shd w:val="clear" w:color="auto" w:fill="F6F8FA"/>
-          </w:tcPr>
+          <w:tcPr/>
           <w:p>
             <w:pPr>
               <w:jc w:val="left"/>
             </w:pPr>
             <w:r>
               <w:t xml:space="preserve">6.5.2</w:t>
-            </w:r>
-          </w:p>
-        </w:tc>
-        <w:tc>
-          <w:tcPr>
-            <w:shd w:val="clear" w:color="auto" w:fill="F6F8FA"/>
-          </w:tcPr>
-          <w:p>
-            <w:pPr>
-              <w:jc w:val="left"/>
-            </w:pPr>
-            <w:r>
-              <w:t xml:space="preserve">2026-09-20</w:t>
-            </w:r>
-          </w:p>
-        </w:tc>
-        <w:tc>
-          <w:tcPr>
-            <w:shd w:val="clear" w:color="auto" w:fill="F6F8FA"/>
-          </w:tcPr>
-          <w:p>
-            <w:pPr>
-              <w:numPr>
-                <w:ilvl w:val="0"/>
-                <w:numId w:val="1043"/>
-              </w:numPr>
-              <w:jc w:val="left"/>
-            </w:pPr>
-            <w:r>
-              <w:t xml:space="preserve">Quality-pass fixes for v6.5.1: LaTeX quote conversion now handles only paired quotes (quote characters inside code arguments are no longer corrupted); signature cells containing escaped ampersands are no longer split; round-trip HTML generation guards the asciidoctor-diagram dependency and fails loudly when generation fails; pre-processor unit tests now cover pipe escaping in all five table handlers.</w:t>
-            </w:r>
-          </w:p>
-        </w:tc>
-      </w:tr>
-      <w:tr>
-        <w:tc>
-          <w:tcPr/>
-          <w:p>
-            <w:pPr>
-              <w:jc w:val="left"/>
-            </w:pPr>
-            <w:r>
-              <w:t xml:space="preserve">6.5.1</w:t>
             </w:r>
           </w:p>
         </w:tc>
@@ -13470,7 +13470,7 @@
               <w:jc w:val="left"/>
             </w:pPr>
             <w:r>
-              <w:t xml:space="preserve">Fixed DOCX/MD/HTML output: tables are no longer corrupted when changelog, signature, or summary content contains a pipe character (“|”). Badge text is now preserved in DOCX/MD/HTML — a “Ready” badge renders “Ready” instead of “[NEW]”. Multi-item changelog entries render as bullet lists instead of being joined with a literal “+”. POC documents now include the changelog in DOCX/MD/HTML. The :noanswers: attribute now hides test results and remarks in DOCX/MD/HTML, matching the PDF. Inline LaTeX (monospace text, arrows, LaTeX quotes) no longer leaks from changelog entries. The test suite now exercises the real build pipeline (pre-processor wired into round-trip and DOCX tests), with new pre-processor unit tests.</w:t>
+              <w:t xml:space="preserve">Quality-pass fixes for v6.5.1: LaTeX quote conversion now handles only paired quotes (quote characters inside code arguments are no longer corrupted); signature cells containing escaped ampersands are no longer split; round-trip HTML generation guards the asciidoctor-diagram dependency and fails loudly when generation fails; pre-processor unit tests now cover pipe escaping in all five table handlers.</w:t>
             </w:r>
           </w:p>
         </w:tc>
@@ -13485,7 +13485,7 @@
               <w:jc w:val="left"/>
             </w:pPr>
             <w:r>
-              <w:t xml:space="preserve">6.5.0</w:t>
+              <w:t xml:space="preserve">6.5.1</w:t>
             </w:r>
           </w:p>
         </w:tc>
@@ -13515,7 +13515,7 @@
               <w:jc w:val="left"/>
             </w:pPr>
             <w:r>
-              <w:t xml:space="preserve">Evidence checklist simplified to plain bullets in both PDF and DOCX (checkbox markers removed for compatibility). Planned Activities list in DOCX now uses Word’s native lower-roman numbering (i., ii., iii.) matching the PDF. Badges in DOCX replaced with exact-replica PNG pill images (rounded, colored frame and background, bold text) matching the PDF \ huaweibadge look — assets committed to the repo. Signature blocks in DOCX no longer show literal + symbols (proper hard line breaks).</w:t>
+              <w:t xml:space="preserve">Fixed DOCX/MD/HTML output: tables are no longer corrupted when changelog, signature, or summary content contains a pipe character (“|”). Badge text is now preserved in DOCX/MD/HTML — a “Ready” badge renders “Ready” instead of “[NEW]”. Multi-item changelog entries render as bullet lists instead of being joined with a literal “+”. POC documents now include the changelog in DOCX/MD/HTML. The :noanswers: attribute now hides test results and remarks in DOCX/MD/HTML, matching the PDF. Inline LaTeX (monospace text, arrows, LaTeX quotes) no longer leaks from changelog entries. The test suite now exercises the real build pipeline (pre-processor wired into round-trip and DOCX tests), with new pre-processor unit tests.</w:t>
             </w:r>
           </w:p>
         </w:tc>
@@ -13528,7 +13528,7 @@
               <w:jc w:val="left"/>
             </w:pPr>
             <w:r>
-              <w:t xml:space="preserve">6.4.7</w:t>
+              <w:t xml:space="preserve">6.5.0</w:t>
             </w:r>
           </w:p>
         </w:tc>
@@ -13554,7 +13554,7 @@
               <w:jc w:val="left"/>
             </w:pPr>
             <w:r>
-              <w:t xml:space="preserve">Section titles in DOCX now match the PDF heading design: the big section number (56pt) sits on the left, the title text is pushed to the right edge (a right tab stop mimics the LaTeX \ hfill), and the red rule runs below — previously the title sat left-aligned next to a small number. Applies to all templates.</w:t>
+              <w:t xml:space="preserve">Evidence checklist simplified to plain bullets in both PDF and DOCX (checkbox markers removed for compatibility). Planned Activities list in DOCX now uses Word’s native lower-roman numbering (i., ii., iii.) matching the PDF. Badges in DOCX replaced with exact-replica PNG pill images (rounded, colored frame and background, bold text) matching the PDF \ huaweibadge look — assets committed to the repo. Signature blocks in DOCX no longer show literal + symbols (proper hard line breaks).</w:t>
             </w:r>
           </w:p>
         </w:tc>
@@ -13569,7 +13569,7 @@
               <w:jc w:val="left"/>
             </w:pPr>
             <w:r>
-              <w:t xml:space="preserve">6.4.6</w:t>
+              <w:t xml:space="preserve">6.4.7</w:t>
             </w:r>
           </w:p>
         </w:tc>
@@ -13599,7 +13599,7 @@
               <w:jc w:val="left"/>
             </w:pPr>
             <w:r>
-              <w:t xml:space="preserve">Code blocks inside test cases no longer break the red left rule in DOCX — the code style’s left indent (which jogged the rule) is reset inside test case blocks, and code blocks now show the PDF’s code box (gray background with thin border on top, bottom, and right, red rule continuing on the left).</w:t>
+              <w:t xml:space="preserve">Section titles in DOCX now match the PDF heading design: the big section number (56pt) sits on the left, the title text is pushed to the right edge (a right tab stop mimics the LaTeX \ hfill), and the red rule runs below — previously the title sat left-aligned next to a small number. Applies to all templates.</w:t>
             </w:r>
           </w:p>
         </w:tc>
@@ -13612,7 +13612,7 @@
               <w:jc w:val="left"/>
             </w:pPr>
             <w:r>
-              <w:t xml:space="preserve">6.4.5</w:t>
+              <w:t xml:space="preserve">6.4.6</w:t>
             </w:r>
           </w:p>
         </w:tc>
@@ -13638,7 +13638,7 @@
               <w:jc w:val="left"/>
             </w:pPr>
             <w:r>
-              <w:t xml:space="preserve">DOCX polish pass: all captions centered (matching the PDF), vertical spacing between blocks matched to the LaTeX rhythm (medskip/smallskip around captions, field bars, and steps), and test steps now render as separate paragraphs each with the red bold number (previously merged into one paragraph).</w:t>
+              <w:t xml:space="preserve">Code blocks inside test cases no longer break the red left rule in DOCX — the code style’s left indent (which jogged the rule) is reset inside test case blocks, and code blocks now show the PDF’s code box (gray background with thin border on top, bottom, and right, red rule continuing on the left).</w:t>
             </w:r>
           </w:p>
         </w:tc>
@@ -13653,7 +13653,7 @@
               <w:jc w:val="left"/>
             </w:pPr>
             <w:r>
-              <w:t xml:space="preserve">6.4.4</w:t>
+              <w:t xml:space="preserve">6.4.5</w:t>
             </w:r>
           </w:p>
         </w:tc>
@@ -13683,7 +13683,7 @@
               <w:jc w:val="left"/>
             </w:pPr>
             <w:r>
-              <w:t xml:space="preserve">DOCX covers now show the logo, cover text, and version/date/time meta line like the PDF. Test case blocks in DOCX get the PDF’s visual wrapper: red left rule, red field header bars, and red step numbers. Captions follow the PDF ordering system in DOCX, MD, and HTML (Table/Diagram/Figure/Testcase N: with bold symbol). Portuguese PDFs now label diagrams "Diagrama N:" (was hardcoded English "Diagram"). Markdown and HTML output no longer leaks raw LaTeX from passthrough blocks — the DOCX pre-processor now feeds those pipelines too.</w:t>
+              <w:t xml:space="preserve">DOCX polish pass: all captions centered (matching the PDF), vertical spacing between blocks matched to the LaTeX rhythm (medskip/smallskip around captions, field bars, and steps), and test steps now render as separate paragraphs each with the red bold number (previously merged into one paragraph).</w:t>
             </w:r>
           </w:p>
         </w:tc>
@@ -13696,7 +13696,7 @@
               <w:jc w:val="left"/>
             </w:pPr>
             <w:r>
-              <w:t xml:space="preserve">6.4.3</w:t>
+              <w:t xml:space="preserve">6.4.4</w:t>
             </w:r>
           </w:p>
         </w:tc>
@@ -13722,7 +13722,7 @@
               <w:jc w:val="left"/>
             </w:pPr>
             <w:r>
-              <w:t xml:space="preserve">Testbook and POC DOCX output now matches the PDF much more closely: native table of contents (language-aware, auto-populated), each section starts on a new page, embedded images and diagrams (PlantUML/Graphviz rendered), white-on-red table headers, cover version line under the title, centered test case captions, and plain black rules for signature grids.</w:t>
+              <w:t xml:space="preserve">DOCX covers now show the logo, cover text, and version/date/time meta line like the PDF. Test case blocks in DOCX get the PDF’s visual wrapper: red left rule, red field header bars, and red step numbers. Captions follow the PDF ordering system in DOCX, MD, and HTML (Table/Diagram/Figure/Testcase N: with bold symbol). Portuguese PDFs now label diagrams "Diagrama N:" (was hardcoded English "Diagram"). Markdown and HTML output no longer leaks raw LaTeX from passthrough blocks — the DOCX pre-processor now feeds those pipelines too.</w:t>
             </w:r>
           </w:p>
         </w:tc>
@@ -13737,7 +13737,7 @@
               <w:jc w:val="left"/>
             </w:pPr>
             <w:r>
-              <w:t xml:space="preserve">6.4.2</w:t>
+              <w:t xml:space="preserve">6.4.3</w:t>
             </w:r>
           </w:p>
         </w:tc>
@@ -13767,7 +13767,7 @@
               <w:jc w:val="left"/>
             </w:pPr>
             <w:r>
-              <w:t xml:space="preserve">DOCX output for POC and testbook templates now includes all passthrough content (stakeholders, closing record, signatures, test cases, test summary, changelog) via a new pre-processor. Fixed dropped Test Scope fields in testbook DOCX output.</w:t>
+              <w:t xml:space="preserve">Testbook and POC DOCX output now matches the PDF much more closely: native table of contents (language-aware, auto-populated), each section starts on a new page, embedded images and diagrams (PlantUML/Graphviz rendered), white-on-red table headers, cover version line under the title, centered test case captions, and plain black rules for signature grids.</w:t>
             </w:r>
           </w:p>
         </w:tc>
@@ -13780,7 +13780,7 @@
               <w:jc w:val="left"/>
             </w:pPr>
             <w:r>
-              <w:t xml:space="preserve">6.4.0</w:t>
+              <w:t xml:space="preserve">6.4.2</w:t>
             </w:r>
           </w:p>
         </w:tc>
@@ -13806,6 +13806,51 @@
               <w:jc w:val="left"/>
             </w:pPr>
             <w:r>
+              <w:t xml:space="preserve">DOCX output for POC and testbook templates now includes all passthrough content (stakeholders, closing record, signatures, test cases, test summary, changelog) via a new pre-processor. Fixed dropped Test Scope fields in testbook DOCX output.</w:t>
+            </w:r>
+          </w:p>
+        </w:tc>
+      </w:tr>
+      <w:tr>
+        <w:tc>
+          <w:tcPr>
+            <w:shd w:val="clear" w:color="auto" w:fill="F6F8FA"/>
+          </w:tcPr>
+          <w:p>
+            <w:pPr>
+              <w:jc w:val="left"/>
+            </w:pPr>
+            <w:r>
+              <w:t xml:space="preserve">6.4.0</w:t>
+            </w:r>
+          </w:p>
+        </w:tc>
+        <w:tc>
+          <w:tcPr>
+            <w:shd w:val="clear" w:color="auto" w:fill="F6F8FA"/>
+          </w:tcPr>
+          <w:p>
+            <w:pPr>
+              <w:jc w:val="left"/>
+            </w:pPr>
+            <w:r>
+              <w:t xml:space="preserve">2026-09-20</w:t>
+            </w:r>
+          </w:p>
+        </w:tc>
+        <w:tc>
+          <w:tcPr>
+            <w:shd w:val="clear" w:color="auto" w:fill="F6F8FA"/>
+          </w:tcPr>
+          <w:p>
+            <w:pPr>
+              <w:numPr>
+                <w:ilvl w:val="0"/>
+                <w:numId w:val="1053"/>
+              </w:numPr>
+              <w:jc w:val="left"/>
+            </w:pPr>
+            <w:r>
               <w:t xml:space="preserve">Fixed changelog dates — replaced</w:t>
             </w:r>
             <w:r>
@@ -13828,58 +13873,13 @@
       </w:tr>
       <w:tr>
         <w:tc>
-          <w:tcPr>
-            <w:shd w:val="clear" w:color="auto" w:fill="F6F8FA"/>
-          </w:tcPr>
+          <w:tcPr/>
           <w:p>
             <w:pPr>
               <w:jc w:val="left"/>
             </w:pPr>
             <w:r>
               <w:t xml:space="preserve">5.1.1</w:t>
-            </w:r>
-          </w:p>
-        </w:tc>
-        <w:tc>
-          <w:tcPr>
-            <w:shd w:val="clear" w:color="auto" w:fill="F6F8FA"/>
-          </w:tcPr>
-          <w:p>
-            <w:pPr>
-              <w:jc w:val="left"/>
-            </w:pPr>
-            <w:r>
-              <w:t xml:space="preserve">2026-09-14</w:t>
-            </w:r>
-          </w:p>
-        </w:tc>
-        <w:tc>
-          <w:tcPr>
-            <w:shd w:val="clear" w:color="auto" w:fill="F6F8FA"/>
-          </w:tcPr>
-          <w:p>
-            <w:pPr>
-              <w:numPr>
-                <w:ilvl w:val="0"/>
-                <w:numId w:val="1053"/>
-              </w:numPr>
-              <w:jc w:val="left"/>
-            </w:pPr>
-            <w:r>
-              <w:t xml:space="preserve">Synced callout colors in DOCX/HTML/MD output to match brand palette. Added color palette demo.</w:t>
-            </w:r>
-          </w:p>
-        </w:tc>
-      </w:tr>
-      <w:tr>
-        <w:tc>
-          <w:tcPr/>
-          <w:p>
-            <w:pPr>
-              <w:jc w:val="left"/>
-            </w:pPr>
-            <w:r>
-              <w:t xml:space="preserve">5.1.0</w:t>
             </w:r>
           </w:p>
         </w:tc>
@@ -13905,7 +13905,7 @@
               <w:jc w:val="left"/>
             </w:pPr>
             <w:r>
-              <w:t xml:space="preserve">Adopted brand guidelines auxiliary color palette and monochrome scale. Aligned callout colors to brand specifications.</w:t>
+              <w:t xml:space="preserve">Synced callout colors in DOCX/HTML/MD output to match brand palette. Added color palette demo.</w:t>
             </w:r>
           </w:p>
         </w:tc>
@@ -13920,7 +13920,7 @@
               <w:jc w:val="left"/>
             </w:pPr>
             <w:r>
-              <w:t xml:space="preserve">5.0.3</w:t>
+              <w:t xml:space="preserve">5.1.0</w:t>
             </w:r>
           </w:p>
         </w:tc>
@@ -13950,6 +13950,45 @@
               <w:jc w:val="left"/>
             </w:pPr>
             <w:r>
+              <w:t xml:space="preserve">Adopted brand guidelines auxiliary color palette and monochrome scale. Aligned callout colors to brand specifications.</w:t>
+            </w:r>
+          </w:p>
+        </w:tc>
+      </w:tr>
+      <w:tr>
+        <w:tc>
+          <w:tcPr/>
+          <w:p>
+            <w:pPr>
+              <w:jc w:val="left"/>
+            </w:pPr>
+            <w:r>
+              <w:t xml:space="preserve">5.0.3</w:t>
+            </w:r>
+          </w:p>
+        </w:tc>
+        <w:tc>
+          <w:tcPr/>
+          <w:p>
+            <w:pPr>
+              <w:jc w:val="left"/>
+            </w:pPr>
+            <w:r>
+              <w:t xml:space="preserve">2026-09-14</w:t>
+            </w:r>
+          </w:p>
+        </w:tc>
+        <w:tc>
+          <w:tcPr/>
+          <w:p>
+            <w:pPr>
+              <w:numPr>
+                <w:ilvl w:val="0"/>
+                <w:numId w:val="1056"/>
+              </w:numPr>
+              <w:jc w:val="left"/>
+            </w:pPr>
+            <w:r>
               <w:t xml:space="preserve">Removed non-standard</w:t>
             </w:r>
             <w:r>
@@ -13972,54 +14011,15 @@
       </w:tr>
       <w:tr>
         <w:tc>
-          <w:tcPr/>
+          <w:tcPr>
+            <w:shd w:val="clear" w:color="auto" w:fill="F6F8FA"/>
+          </w:tcPr>
           <w:p>
             <w:pPr>
               <w:jc w:val="left"/>
             </w:pPr>
             <w:r>
               <w:t xml:space="preserve">5.0.2</w:t>
-            </w:r>
-          </w:p>
-        </w:tc>
-        <w:tc>
-          <w:tcPr/>
-          <w:p>
-            <w:pPr>
-              <w:jc w:val="left"/>
-            </w:pPr>
-            <w:r>
-              <w:t xml:space="preserve">2026-09-14</w:t>
-            </w:r>
-          </w:p>
-        </w:tc>
-        <w:tc>
-          <w:tcPr/>
-          <w:p>
-            <w:pPr>
-              <w:numPr>
-                <w:ilvl w:val="0"/>
-                <w:numId w:val="1056"/>
-              </w:numPr>
-              <w:jc w:val="left"/>
-            </w:pPr>
-            <w:r>
-              <w:t xml:space="preserve">Long commands in test steps now render as code blocks instead of inline code.</w:t>
-            </w:r>
-          </w:p>
-        </w:tc>
-      </w:tr>
-      <w:tr>
-        <w:tc>
-          <w:tcPr>
-            <w:shd w:val="clear" w:color="auto" w:fill="F6F8FA"/>
-          </w:tcPr>
-          <w:p>
-            <w:pPr>
-              <w:jc w:val="left"/>
-            </w:pPr>
-            <w:r>
-              <w:t xml:space="preserve">5.0.1</w:t>
             </w:r>
           </w:p>
         </w:tc>
@@ -14049,7 +14049,7 @@
               <w:jc w:val="left"/>
             </w:pPr>
             <w:r>
-              <w:t xml:space="preserve">Testcase caption centered above the block.</w:t>
+              <w:t xml:space="preserve">Long commands in test steps now render as code blocks instead of inline code.</w:t>
             </w:r>
           </w:p>
         </w:tc>
@@ -14062,7 +14062,7 @@
               <w:jc w:val="left"/>
             </w:pPr>
             <w:r>
-              <w:t xml:space="preserve">5.0.0</w:t>
+              <w:t xml:space="preserve">5.0.1</w:t>
             </w:r>
           </w:p>
         </w:tc>
@@ -14088,6 +14088,51 @@
               <w:jc w:val="left"/>
             </w:pPr>
             <w:r>
+              <w:t xml:space="preserve">Testcase caption centered above the block.</w:t>
+            </w:r>
+          </w:p>
+        </w:tc>
+      </w:tr>
+      <w:tr>
+        <w:tc>
+          <w:tcPr>
+            <w:shd w:val="clear" w:color="auto" w:fill="F6F8FA"/>
+          </w:tcPr>
+          <w:p>
+            <w:pPr>
+              <w:jc w:val="left"/>
+            </w:pPr>
+            <w:r>
+              <w:t xml:space="preserve">5.0.0</w:t>
+            </w:r>
+          </w:p>
+        </w:tc>
+        <w:tc>
+          <w:tcPr>
+            <w:shd w:val="clear" w:color="auto" w:fill="F6F8FA"/>
+          </w:tcPr>
+          <w:p>
+            <w:pPr>
+              <w:jc w:val="left"/>
+            </w:pPr>
+            <w:r>
+              <w:t xml:space="preserve">2026-09-14</w:t>
+            </w:r>
+          </w:p>
+        </w:tc>
+        <w:tc>
+          <w:tcPr>
+            <w:shd w:val="clear" w:color="auto" w:fill="F6F8FA"/>
+          </w:tcPr>
+          <w:p>
+            <w:pPr>
+              <w:numPr>
+                <w:ilvl w:val="0"/>
+                <w:numId w:val="1059"/>
+              </w:numPr>
+              <w:jc w:val="left"/>
+            </w:pPr>
+            <w:r>
               <w:t xml:space="preserve">Major refactoring: extracted shared modules (huawei-titles, huawei-toc, huawei-cover), renamed</w:t>
             </w:r>
             <w:r>
@@ -14149,9 +14194,7 @@
       </w:tr>
       <w:tr>
         <w:tc>
-          <w:tcPr>
-            <w:shd w:val="clear" w:color="auto" w:fill="F6F8FA"/>
-          </w:tcPr>
+          <w:tcPr/>
           <w:p>
             <w:pPr>
               <w:jc w:val="left"/>
@@ -14162,56 +14205,13 @@
           </w:p>
         </w:tc>
         <w:tc>
-          <w:tcPr>
-            <w:shd w:val="clear" w:color="auto" w:fill="F6F8FA"/>
-          </w:tcPr>
+          <w:tcPr/>
           <w:p>
             <w:pPr>
               <w:jc w:val="left"/>
             </w:pPr>
             <w:r>
               <w:t xml:space="preserve">2026-09-14</w:t>
-            </w:r>
-          </w:p>
-        </w:tc>
-        <w:tc>
-          <w:tcPr>
-            <w:shd w:val="clear" w:color="auto" w:fill="F6F8FA"/>
-          </w:tcPr>
-          <w:p>
-            <w:pPr>
-              <w:numPr>
-                <w:ilvl w:val="0"/>
-                <w:numId w:val="1059"/>
-              </w:numPr>
-              <w:jc w:val="left"/>
-            </w:pPr>
-            <w:r>
-              <w:t xml:space="preserve">Testcase headings now formatted as captions (like figures/tables): bold “Testcase N:” followed by description. Changed label from “Test Case” to “Testcase”.</w:t>
-            </w:r>
-          </w:p>
-        </w:tc>
-      </w:tr>
-      <w:tr>
-        <w:tc>
-          <w:tcPr/>
-          <w:p>
-            <w:pPr>
-              <w:jc w:val="left"/>
-            </w:pPr>
-            <w:r>
-              <w:t xml:space="preserve">4.6.0</w:t>
-            </w:r>
-          </w:p>
-        </w:tc>
-        <w:tc>
-          <w:tcPr/>
-          <w:p>
-            <w:pPr>
-              <w:jc w:val="left"/>
-            </w:pPr>
-            <w:r>
-              <w:t xml:space="preserve">2026-09-13</w:t>
             </w:r>
           </w:p>
         </w:tc>
@@ -14226,7 +14226,7 @@
               <w:jc w:val="left"/>
             </w:pPr>
             <w:r>
-              <w:t xml:space="preserve">Section restructure: Introduction, Test Cases (with category subsections), Conclusion. Testcases auto-numbered like figures/tables. Changed testcase from subsection to subsubsection.</w:t>
+              <w:t xml:space="preserve">Testcase headings now formatted as captions (like figures/tables): bold “Testcase N:” followed by description. Changed label from “Test Case” to “Testcase”.</w:t>
             </w:r>
           </w:p>
         </w:tc>
@@ -14241,7 +14241,7 @@
               <w:jc w:val="left"/>
             </w:pPr>
             <w:r>
-              <w:t xml:space="preserve">4.5.0</w:t>
+              <w:t xml:space="preserve">4.6.0</w:t>
             </w:r>
           </w:p>
         </w:tc>
@@ -14271,6 +14271,45 @@
               <w:jc w:val="left"/>
             </w:pPr>
             <w:r>
+              <w:t xml:space="preserve">Section restructure: Introduction, Test Cases (with category subsections), Conclusion. Testcases auto-numbered like figures/tables. Changed testcase from subsection to subsubsection.</w:t>
+            </w:r>
+          </w:p>
+        </w:tc>
+      </w:tr>
+      <w:tr>
+        <w:tc>
+          <w:tcPr/>
+          <w:p>
+            <w:pPr>
+              <w:jc w:val="left"/>
+            </w:pPr>
+            <w:r>
+              <w:t xml:space="preserve">4.5.0</w:t>
+            </w:r>
+          </w:p>
+        </w:tc>
+        <w:tc>
+          <w:tcPr/>
+          <w:p>
+            <w:pPr>
+              <w:jc w:val="left"/>
+            </w:pPr>
+            <w:r>
+              <w:t xml:space="preserve">2026-09-13</w:t>
+            </w:r>
+          </w:p>
+        </w:tc>
+        <w:tc>
+          <w:tcPr/>
+          <w:p>
+            <w:pPr>
+              <w:numPr>
+                <w:ilvl w:val="0"/>
+                <w:numId w:val="1062"/>
+              </w:numPr>
+              <w:jc w:val="left"/>
+            </w:pPr>
+            <w:r>
               <w:t xml:space="preserve">Unified field APIs:</w:t>
             </w:r>
             <w:r>
@@ -14335,54 +14374,15 @@
       </w:tr>
       <w:tr>
         <w:tc>
-          <w:tcPr/>
+          <w:tcPr>
+            <w:shd w:val="clear" w:color="auto" w:fill="F6F8FA"/>
+          </w:tcPr>
           <w:p>
             <w:pPr>
               <w:jc w:val="left"/>
             </w:pPr>
             <w:r>
               <w:t xml:space="preserve">4.4.0</w:t>
-            </w:r>
-          </w:p>
-        </w:tc>
-        <w:tc>
-          <w:tcPr/>
-          <w:p>
-            <w:pPr>
-              <w:jc w:val="left"/>
-            </w:pPr>
-            <w:r>
-              <w:t xml:space="preserve">2026-09-13</w:t>
-            </w:r>
-          </w:p>
-        </w:tc>
-        <w:tc>
-          <w:tcPr/>
-          <w:p>
-            <w:pPr>
-              <w:numPr>
-                <w:ilvl w:val="0"/>
-                <w:numId w:val="1062"/>
-              </w:numPr>
-              <w:jc w:val="left"/>
-            </w:pPr>
-            <w:r>
-              <w:t xml:space="preserve">Code review fixes: removed dead labels, badge now uses Huawei brand colors (tipbg/tipfg, huaweired, warningbg/warningfg), Lua filter preserves formatting in DOCX/MD/HTML via parse_latex_blocks, testprocedure handler preserves non-step content (images, code, callouts).</w:t>
-            </w:r>
-          </w:p>
-        </w:tc>
-      </w:tr>
-      <w:tr>
-        <w:tc>
-          <w:tcPr>
-            <w:shd w:val="clear" w:color="auto" w:fill="F6F8FA"/>
-          </w:tcPr>
-          <w:p>
-            <w:pPr>
-              <w:jc w:val="left"/>
-            </w:pPr>
-            <w:r>
-              <w:t xml:space="preserve">4.3.0</w:t>
             </w:r>
           </w:p>
         </w:tc>
@@ -14412,6 +14412,45 @@
               <w:jc w:val="left"/>
             </w:pPr>
             <w:r>
+              <w:t xml:space="preserve">Code review fixes: removed dead labels, badge now uses Huawei brand colors (tipbg/tipfg, huaweired, warningbg/warningfg), Lua filter preserves formatting in DOCX/MD/HTML via parse_latex_blocks, testprocedure handler preserves non-step content (images, code, callouts).</w:t>
+            </w:r>
+          </w:p>
+        </w:tc>
+      </w:tr>
+      <w:tr>
+        <w:tc>
+          <w:tcPr/>
+          <w:p>
+            <w:pPr>
+              <w:jc w:val="left"/>
+            </w:pPr>
+            <w:r>
+              <w:t xml:space="preserve">4.3.0</w:t>
+            </w:r>
+          </w:p>
+        </w:tc>
+        <w:tc>
+          <w:tcPr/>
+          <w:p>
+            <w:pPr>
+              <w:jc w:val="left"/>
+            </w:pPr>
+            <w:r>
+              <w:t xml:space="preserve">2026-09-13</w:t>
+            </w:r>
+          </w:p>
+        </w:tc>
+        <w:tc>
+          <w:tcPr/>
+          <w:p>
+            <w:pPr>
+              <w:numPr>
+                <w:ilvl w:val="0"/>
+                <w:numId w:val="1064"/>
+              </w:numPr>
+              <w:jc w:val="left"/>
+            </w:pPr>
+            <w:r>
               <w:t xml:space="preserve">Added</w:t>
             </w:r>
             <w:r>
@@ -14464,7 +14503,9 @@
       </w:tr>
       <w:tr>
         <w:tc>
-          <w:tcPr/>
+          <w:tcPr>
+            <w:shd w:val="clear" w:color="auto" w:fill="F6F8FA"/>
+          </w:tcPr>
           <w:p>
             <w:pPr>
               <w:jc w:val="left"/>
@@ -14475,7 +14516,9 @@
           </w:p>
         </w:tc>
         <w:tc>
-          <w:tcPr/>
+          <w:tcPr>
+            <w:shd w:val="clear" w:color="auto" w:fill="F6F8FA"/>
+          </w:tcPr>
           <w:p>
             <w:pPr>
               <w:jc w:val="left"/>
@@ -14486,12 +14529,14 @@
           </w:p>
         </w:tc>
         <w:tc>
-          <w:tcPr/>
+          <w:tcPr>
+            <w:shd w:val="clear" w:color="auto" w:fill="F6F8FA"/>
+          </w:tcPr>
           <w:p>
             <w:pPr>
               <w:numPr>
                 <w:ilvl w:val="0"/>
-                <w:numId w:val="1064"/>
+                <w:numId w:val="1065"/>
               </w:numPr>
               <w:jc w:val="left"/>
             </w:pPr>
@@ -14545,9 +14590,7 @@
       </w:tr>
       <w:tr>
         <w:tc>
-          <w:tcPr>
-            <w:shd w:val="clear" w:color="auto" w:fill="F6F8FA"/>
-          </w:tcPr>
+          <w:tcPr/>
           <w:p>
             <w:pPr>
               <w:jc w:val="left"/>
@@ -14558,9 +14601,7 @@
           </w:p>
         </w:tc>
         <w:tc>
-          <w:tcPr>
-            <w:shd w:val="clear" w:color="auto" w:fill="F6F8FA"/>
-          </w:tcPr>
+          <w:tcPr/>
           <w:p>
             <w:pPr>
               <w:jc w:val="left"/>
@@ -14571,14 +14612,12 @@
           </w:p>
         </w:tc>
         <w:tc>
-          <w:tcPr>
-            <w:shd w:val="clear" w:color="auto" w:fill="F6F8FA"/>
-          </w:tcPr>
+          <w:tcPr/>
           <w:p>
             <w:pPr>
               <w:numPr>
                 <w:ilvl w:val="0"/>
-                <w:numId w:val="1065"/>
+                <w:numId w:val="1066"/>
               </w:numPr>
               <w:jc w:val="left"/>
             </w:pPr>
@@ -14605,7 +14644,9 @@
       </w:tr>
       <w:tr>
         <w:tc>
-          <w:tcPr/>
+          <w:tcPr>
+            <w:shd w:val="clear" w:color="auto" w:fill="F6F8FA"/>
+          </w:tcPr>
           <w:p>
             <w:pPr>
               <w:jc w:val="left"/>
@@ -14616,7 +14657,9 @@
           </w:p>
         </w:tc>
         <w:tc>
-          <w:tcPr/>
+          <w:tcPr>
+            <w:shd w:val="clear" w:color="auto" w:fill="F6F8FA"/>
+          </w:tcPr>
           <w:p>
             <w:pPr>
               <w:jc w:val="left"/>
@@ -14627,12 +14670,14 @@
           </w:p>
         </w:tc>
         <w:tc>
-          <w:tcPr/>
+          <w:tcPr>
+            <w:shd w:val="clear" w:color="auto" w:fill="F6F8FA"/>
+          </w:tcPr>
           <w:p>
             <w:pPr>
               <w:numPr>
                 <w:ilvl w:val="0"/>
-                <w:numId w:val="1066"/>
+                <w:numId w:val="1067"/>
               </w:numPr>
               <w:jc w:val="left"/>
             </w:pPr>
@@ -14674,9 +14719,7 @@
       </w:tr>
       <w:tr>
         <w:tc>
-          <w:tcPr>
-            <w:shd w:val="clear" w:color="auto" w:fill="F6F8FA"/>
-          </w:tcPr>
+          <w:tcPr/>
           <w:p>
             <w:pPr>
               <w:jc w:val="left"/>
@@ -14687,9 +14730,7 @@
           </w:p>
         </w:tc>
         <w:tc>
-          <w:tcPr>
-            <w:shd w:val="clear" w:color="auto" w:fill="F6F8FA"/>
-          </w:tcPr>
+          <w:tcPr/>
           <w:p>
             <w:pPr>
               <w:jc w:val="left"/>
@@ -14700,14 +14741,12 @@
           </w:p>
         </w:tc>
         <w:tc>
-          <w:tcPr>
-            <w:shd w:val="clear" w:color="auto" w:fill="F6F8FA"/>
-          </w:tcPr>
+          <w:tcPr/>
           <w:p>
             <w:pPr>
               <w:numPr>
                 <w:ilvl w:val="0"/>
-                <w:numId w:val="1067"/>
+                <w:numId w:val="1068"/>
               </w:numPr>
               <w:jc w:val="left"/>
             </w:pPr>
@@ -14734,54 +14773,15 @@
       </w:tr>
       <w:tr>
         <w:tc>
-          <w:tcPr/>
+          <w:tcPr>
+            <w:shd w:val="clear" w:color="auto" w:fill="F6F8FA"/>
+          </w:tcPr>
           <w:p>
             <w:pPr>
               <w:jc w:val="left"/>
             </w:pPr>
             <w:r>
               <w:t xml:space="preserve">3.8.1</w:t>
-            </w:r>
-          </w:p>
-        </w:tc>
-        <w:tc>
-          <w:tcPr/>
-          <w:p>
-            <w:pPr>
-              <w:jc w:val="left"/>
-            </w:pPr>
-            <w:r>
-              <w:t xml:space="preserve">2026-09-13</w:t>
-            </w:r>
-          </w:p>
-        </w:tc>
-        <w:tc>
-          <w:tcPr/>
-          <w:p>
-            <w:pPr>
-              <w:numPr>
-                <w:ilvl w:val="0"/>
-                <w:numId w:val="1068"/>
-              </w:numPr>
-              <w:jc w:val="left"/>
-            </w:pPr>
-            <w:r>
-              <w:t xml:space="preserve">End-to-end quality review: fixed testbook PDF metadata title, removed stray user DOCX from template dir, fixed round-trip.sh variable typo, updated stale references in AGENTS.md and README.md, committed testbook sample PDFs, set TZ for pandoc cover time consistency, widened pandoc version range.</w:t>
-            </w:r>
-          </w:p>
-        </w:tc>
-      </w:tr>
-      <w:tr>
-        <w:tc>
-          <w:tcPr>
-            <w:shd w:val="clear" w:color="auto" w:fill="F6F8FA"/>
-          </w:tcPr>
-          <w:p>
-            <w:pPr>
-              <w:jc w:val="left"/>
-            </w:pPr>
-            <w:r>
-              <w:t xml:space="preserve">3.8.0</w:t>
             </w:r>
           </w:p>
         </w:tc>
@@ -14811,7 +14811,7 @@
               <w:jc w:val="left"/>
             </w:pPr>
             <w:r>
-              <w:t xml:space="preserve">Removed Tips and Tricks chapter (tmux configuration) — required VS Code-specific keybindings that don’t generalize across terminal setups.</w:t>
+              <w:t xml:space="preserve">End-to-end quality review: fixed testbook PDF metadata title, removed stray user DOCX from template dir, fixed round-trip.sh variable typo, updated stale references in AGENTS.md and README.md, committed testbook sample PDFs, set TZ for pandoc cover time consistency, widened pandoc version range.</w:t>
             </w:r>
           </w:p>
         </w:tc>
@@ -14824,18 +14824,18 @@
               <w:jc w:val="left"/>
             </w:pPr>
             <w:r>
-              <w:t xml:space="preserve">3.7.0</w:t>
-            </w:r>
-          </w:p>
-        </w:tc>
-        <w:tc>
-          <w:tcPr/>
-          <w:p>
-            <w:pPr>
-              <w:jc w:val="left"/>
-            </w:pPr>
-            <w:r>
-              <w:t xml:space="preserve">2026-09-12</w:t>
+              <w:t xml:space="preserve">3.8.0</w:t>
+            </w:r>
+          </w:p>
+        </w:tc>
+        <w:tc>
+          <w:tcPr/>
+          <w:p>
+            <w:pPr>
+              <w:jc w:val="left"/>
+            </w:pPr>
+            <w:r>
+              <w:t xml:space="preserve">2026-09-13</w:t>
             </w:r>
           </w:p>
         </w:tc>
@@ -14850,6 +14850,51 @@
               <w:jc w:val="left"/>
             </w:pPr>
             <w:r>
+              <w:t xml:space="preserve">Removed Tips and Tricks chapter (tmux configuration) — required VS Code-specific keybindings that don’t generalize across terminal setups.</w:t>
+            </w:r>
+          </w:p>
+        </w:tc>
+      </w:tr>
+      <w:tr>
+        <w:tc>
+          <w:tcPr>
+            <w:shd w:val="clear" w:color="auto" w:fill="F6F8FA"/>
+          </w:tcPr>
+          <w:p>
+            <w:pPr>
+              <w:jc w:val="left"/>
+            </w:pPr>
+            <w:r>
+              <w:t xml:space="preserve">3.7.0</w:t>
+            </w:r>
+          </w:p>
+        </w:tc>
+        <w:tc>
+          <w:tcPr>
+            <w:shd w:val="clear" w:color="auto" w:fill="F6F8FA"/>
+          </w:tcPr>
+          <w:p>
+            <w:pPr>
+              <w:jc w:val="left"/>
+            </w:pPr>
+            <w:r>
+              <w:t xml:space="preserve">2026-09-12</w:t>
+            </w:r>
+          </w:p>
+        </w:tc>
+        <w:tc>
+          <w:tcPr>
+            <w:shd w:val="clear" w:color="auto" w:fill="F6F8FA"/>
+          </w:tcPr>
+          <w:p>
+            <w:pPr>
+              <w:numPr>
+                <w:ilvl w:val="0"/>
+                <w:numId w:val="1071"/>
+              </w:numPr>
+              <w:jc w:val="left"/>
+            </w:pPr>
+            <w:r>
               <w:t xml:space="preserve">Added</w:t>
             </w:r>
             <w:r>
@@ -14902,9 +14947,7 @@
       </w:tr>
       <w:tr>
         <w:tc>
-          <w:tcPr>
-            <w:shd w:val="clear" w:color="auto" w:fill="F6F8FA"/>
-          </w:tcPr>
+          <w:tcPr/>
           <w:p>
             <w:pPr>
               <w:jc w:val="left"/>
@@ -14915,9 +14958,7 @@
           </w:p>
         </w:tc>
         <w:tc>
-          <w:tcPr>
-            <w:shd w:val="clear" w:color="auto" w:fill="F6F8FA"/>
-          </w:tcPr>
+          <w:tcPr/>
           <w:p>
             <w:pPr>
               <w:jc w:val="left"/>
@@ -14928,14 +14969,12 @@
           </w:p>
         </w:tc>
         <w:tc>
-          <w:tcPr>
-            <w:shd w:val="clear" w:color="auto" w:fill="F6F8FA"/>
-          </w:tcPr>
+          <w:tcPr/>
           <w:p>
             <w:pPr>
               <w:numPr>
                 <w:ilvl w:val="0"/>
-                <w:numId w:val="1071"/>
+                <w:numId w:val="1072"/>
               </w:numPr>
               <w:jc w:val="left"/>
             </w:pPr>
@@ -14992,7 +15031,9 @@
       </w:tr>
       <w:tr>
         <w:tc>
-          <w:tcPr/>
+          <w:tcPr>
+            <w:shd w:val="clear" w:color="auto" w:fill="F6F8FA"/>
+          </w:tcPr>
           <w:p>
             <w:pPr>
               <w:jc w:val="left"/>
@@ -15003,7 +15044,9 @@
           </w:p>
         </w:tc>
         <w:tc>
-          <w:tcPr/>
+          <w:tcPr>
+            <w:shd w:val="clear" w:color="auto" w:fill="F6F8FA"/>
+          </w:tcPr>
           <w:p>
             <w:pPr>
               <w:jc w:val="left"/>
@@ -15014,12 +15057,14 @@
           </w:p>
         </w:tc>
         <w:tc>
-          <w:tcPr/>
+          <w:tcPr>
+            <w:shd w:val="clear" w:color="auto" w:fill="F6F8FA"/>
+          </w:tcPr>
           <w:p>
             <w:pPr>
               <w:numPr>
                 <w:ilvl w:val="0"/>
-                <w:numId w:val="1072"/>
+                <w:numId w:val="1073"/>
               </w:numPr>
               <w:jc w:val="left"/>
             </w:pPr>
@@ -15097,9 +15142,7 @@
       </w:tr>
       <w:tr>
         <w:tc>
-          <w:tcPr>
-            <w:shd w:val="clear" w:color="auto" w:fill="F6F8FA"/>
-          </w:tcPr>
+          <w:tcPr/>
           <w:p>
             <w:pPr>
               <w:jc w:val="left"/>
@@ -15110,9 +15153,7 @@
           </w:p>
         </w:tc>
         <w:tc>
-          <w:tcPr>
-            <w:shd w:val="clear" w:color="auto" w:fill="F6F8FA"/>
-          </w:tcPr>
+          <w:tcPr/>
           <w:p>
             <w:pPr>
               <w:jc w:val="left"/>
@@ -15123,14 +15164,12 @@
           </w:p>
         </w:tc>
         <w:tc>
-          <w:tcPr>
-            <w:shd w:val="clear" w:color="auto" w:fill="F6F8FA"/>
-          </w:tcPr>
+          <w:tcPr/>
           <w:p>
             <w:pPr>
               <w:numPr>
                 <w:ilvl w:val="0"/>
-                <w:numId w:val="1073"/>
+                <w:numId w:val="1074"/>
               </w:numPr>
               <w:jc w:val="left"/>
             </w:pPr>
@@ -15157,7 +15196,7 @@
             <w:pPr>
               <w:numPr>
                 <w:ilvl w:val="0"/>
-                <w:numId w:val="1073"/>
+                <w:numId w:val="1074"/>
               </w:numPr>
               <w:jc w:val="left"/>
             </w:pPr>
@@ -15199,7 +15238,7 @@
             <w:pPr>
               <w:numPr>
                 <w:ilvl w:val="0"/>
-                <w:numId w:val="1073"/>
+                <w:numId w:val="1074"/>
               </w:numPr>
               <w:jc w:val="left"/>
             </w:pPr>
@@ -15211,7 +15250,9 @@
       </w:tr>
       <w:tr>
         <w:tc>
-          <w:tcPr/>
+          <w:tcPr>
+            <w:shd w:val="clear" w:color="auto" w:fill="F6F8FA"/>
+          </w:tcPr>
           <w:p>
             <w:pPr>
               <w:jc w:val="left"/>
@@ -15222,7 +15263,9 @@
           </w:p>
         </w:tc>
         <w:tc>
-          <w:tcPr/>
+          <w:tcPr>
+            <w:shd w:val="clear" w:color="auto" w:fill="F6F8FA"/>
+          </w:tcPr>
           <w:p>
             <w:pPr>
               <w:jc w:val="left"/>
@@ -15233,12 +15276,14 @@
           </w:p>
         </w:tc>
         <w:tc>
-          <w:tcPr/>
+          <w:tcPr>
+            <w:shd w:val="clear" w:color="auto" w:fill="F6F8FA"/>
+          </w:tcPr>
           <w:p>
             <w:pPr>
               <w:numPr>
                 <w:ilvl w:val="0"/>
-                <w:numId w:val="1074"/>
+                <w:numId w:val="1075"/>
               </w:numPr>
               <w:jc w:val="left"/>
             </w:pPr>
@@ -15265,7 +15310,7 @@
             <w:pPr>
               <w:numPr>
                 <w:ilvl w:val="0"/>
-                <w:numId w:val="1074"/>
+                <w:numId w:val="1075"/>
               </w:numPr>
               <w:jc w:val="left"/>
             </w:pPr>
@@ -15292,7 +15337,7 @@
             <w:pPr>
               <w:numPr>
                 <w:ilvl w:val="0"/>
-                <w:numId w:val="1074"/>
+                <w:numId w:val="1075"/>
               </w:numPr>
               <w:jc w:val="left"/>
             </w:pPr>
@@ -15304,7 +15349,7 @@
             <w:pPr>
               <w:numPr>
                 <w:ilvl w:val="0"/>
-                <w:numId w:val="1074"/>
+                <w:numId w:val="1075"/>
               </w:numPr>
               <w:jc w:val="left"/>
             </w:pPr>
@@ -15328,58 +15373,13 @@
       </w:tr>
       <w:tr>
         <w:tc>
-          <w:tcPr>
-            <w:shd w:val="clear" w:color="auto" w:fill="F6F8FA"/>
-          </w:tcPr>
+          <w:tcPr/>
           <w:p>
             <w:pPr>
               <w:jc w:val="left"/>
             </w:pPr>
             <w:r>
               <w:t xml:space="preserve">3.2.1</w:t>
-            </w:r>
-          </w:p>
-        </w:tc>
-        <w:tc>
-          <w:tcPr>
-            <w:shd w:val="clear" w:color="auto" w:fill="F6F8FA"/>
-          </w:tcPr>
-          <w:p>
-            <w:pPr>
-              <w:jc w:val="left"/>
-            </w:pPr>
-            <w:r>
-              <w:t xml:space="preserve">2026-09-11</w:t>
-            </w:r>
-          </w:p>
-        </w:tc>
-        <w:tc>
-          <w:tcPr>
-            <w:shd w:val="clear" w:color="auto" w:fill="F6F8FA"/>
-          </w:tcPr>
-          <w:p>
-            <w:pPr>
-              <w:numPr>
-                <w:ilvl w:val="0"/>
-                <w:numId w:val="1075"/>
-              </w:numPr>
-              <w:jc w:val="left"/>
-            </w:pPr>
-            <w:r>
-              <w:t xml:space="preserve">Renamed Chapter 7 from “Clean Up” to “Operations and Maintenance”. Added subsections for updating and uninstalling both the MaaS Gateway and the document templates. Added cloud resource cleanup as an optional subsection.</w:t>
-            </w:r>
-          </w:p>
-        </w:tc>
-      </w:tr>
-      <w:tr>
-        <w:tc>
-          <w:tcPr/>
-          <w:p>
-            <w:pPr>
-              <w:jc w:val="left"/>
-            </w:pPr>
-            <w:r>
-              <w:t xml:space="preserve">3.2.0</w:t>
             </w:r>
           </w:p>
         </w:tc>
@@ -15405,6 +15405,51 @@
               <w:jc w:val="left"/>
             </w:pPr>
             <w:r>
+              <w:t xml:space="preserve">Renamed Chapter 7 from “Clean Up” to “Operations and Maintenance”. Added subsections for updating and uninstalling both the MaaS Gateway and the document templates. Added cloud resource cleanup as an optional subsection.</w:t>
+            </w:r>
+          </w:p>
+        </w:tc>
+      </w:tr>
+      <w:tr>
+        <w:tc>
+          <w:tcPr>
+            <w:shd w:val="clear" w:color="auto" w:fill="F6F8FA"/>
+          </w:tcPr>
+          <w:p>
+            <w:pPr>
+              <w:jc w:val="left"/>
+            </w:pPr>
+            <w:r>
+              <w:t xml:space="preserve">3.2.0</w:t>
+            </w:r>
+          </w:p>
+        </w:tc>
+        <w:tc>
+          <w:tcPr>
+            <w:shd w:val="clear" w:color="auto" w:fill="F6F8FA"/>
+          </w:tcPr>
+          <w:p>
+            <w:pPr>
+              <w:jc w:val="left"/>
+            </w:pPr>
+            <w:r>
+              <w:t xml:space="preserve">2026-09-11</w:t>
+            </w:r>
+          </w:p>
+        </w:tc>
+        <w:tc>
+          <w:tcPr>
+            <w:shd w:val="clear" w:color="auto" w:fill="F6F8FA"/>
+          </w:tcPr>
+          <w:p>
+            <w:pPr>
+              <w:numPr>
+                <w:ilvl w:val="0"/>
+                <w:numId w:val="1077"/>
+              </w:numPr>
+              <w:jc w:val="left"/>
+            </w:pPr>
+            <w:r>
               <w:t xml:space="preserve">Added</w:t>
             </w:r>
             <w:r>
@@ -15466,7 +15511,7 @@
             <w:pPr>
               <w:numPr>
                 <w:ilvl w:val="0"/>
-                <w:numId w:val="1076"/>
+                <w:numId w:val="1077"/>
               </w:numPr>
               <w:jc w:val="left"/>
             </w:pPr>
@@ -15511,7 +15556,7 @@
             <w:pPr>
               <w:numPr>
                 <w:ilvl w:val="0"/>
-                <w:numId w:val="1076"/>
+                <w:numId w:val="1077"/>
               </w:numPr>
               <w:jc w:val="left"/>
             </w:pPr>
@@ -15523,58 +15568,13 @@
       </w:tr>
       <w:tr>
         <w:tc>
-          <w:tcPr>
-            <w:shd w:val="clear" w:color="auto" w:fill="F6F8FA"/>
-          </w:tcPr>
+          <w:tcPr/>
           <w:p>
             <w:pPr>
               <w:jc w:val="left"/>
             </w:pPr>
             <w:r>
               <w:t xml:space="preserve">3.1.2</w:t>
-            </w:r>
-          </w:p>
-        </w:tc>
-        <w:tc>
-          <w:tcPr>
-            <w:shd w:val="clear" w:color="auto" w:fill="F6F8FA"/>
-          </w:tcPr>
-          <w:p>
-            <w:pPr>
-              <w:jc w:val="left"/>
-            </w:pPr>
-            <w:r>
-              <w:t xml:space="preserve">2026-09-11</w:t>
-            </w:r>
-          </w:p>
-        </w:tc>
-        <w:tc>
-          <w:tcPr>
-            <w:shd w:val="clear" w:color="auto" w:fill="F6F8FA"/>
-          </w:tcPr>
-          <w:p>
-            <w:pPr>
-              <w:numPr>
-                <w:ilvl w:val="0"/>
-                <w:numId w:val="1077"/>
-              </w:numPr>
-              <w:jc w:val="left"/>
-            </w:pPr>
-            <w:r>
-              <w:t xml:space="preserve">Added output format guide to README.md: comparison table of PDF, Markdown, DOCX, and HTML with purpose, copy-paste quality, and limitations. Recommends Markdown for copy-paste.</w:t>
-            </w:r>
-          </w:p>
-        </w:tc>
-      </w:tr>
-      <w:tr>
-        <w:tc>
-          <w:tcPr/>
-          <w:p>
-            <w:pPr>
-              <w:jc w:val="left"/>
-            </w:pPr>
-            <w:r>
-              <w:t xml:space="preserve">3.1.1</w:t>
             </w:r>
           </w:p>
         </w:tc>
@@ -15600,6 +15600,51 @@
               <w:jc w:val="left"/>
             </w:pPr>
             <w:r>
+              <w:t xml:space="preserve">Added output format guide to README.md: comparison table of PDF, Markdown, DOCX, and HTML with purpose, copy-paste quality, and limitations. Recommends Markdown for copy-paste.</w:t>
+            </w:r>
+          </w:p>
+        </w:tc>
+      </w:tr>
+      <w:tr>
+        <w:tc>
+          <w:tcPr>
+            <w:shd w:val="clear" w:color="auto" w:fill="F6F8FA"/>
+          </w:tcPr>
+          <w:p>
+            <w:pPr>
+              <w:jc w:val="left"/>
+            </w:pPr>
+            <w:r>
+              <w:t xml:space="preserve">3.1.1</w:t>
+            </w:r>
+          </w:p>
+        </w:tc>
+        <w:tc>
+          <w:tcPr>
+            <w:shd w:val="clear" w:color="auto" w:fill="F6F8FA"/>
+          </w:tcPr>
+          <w:p>
+            <w:pPr>
+              <w:jc w:val="left"/>
+            </w:pPr>
+            <w:r>
+              <w:t xml:space="preserve">2026-09-11</w:t>
+            </w:r>
+          </w:p>
+        </w:tc>
+        <w:tc>
+          <w:tcPr>
+            <w:shd w:val="clear" w:color="auto" w:fill="F6F8FA"/>
+          </w:tcPr>
+          <w:p>
+            <w:pPr>
+              <w:numPr>
+                <w:ilvl w:val="0"/>
+                <w:numId w:val="1079"/>
+              </w:numPr>
+              <w:jc w:val="left"/>
+            </w:pPr>
+            <w:r>
               <w:t xml:space="preserve">Updated MaaS Gateway chapter to v1.10.9: non-interactive mode (</w:t>
             </w:r>
             <w:r>
@@ -15616,7 +15661,7 @@
             <w:pPr>
               <w:numPr>
                 <w:ilvl w:val="0"/>
-                <w:numId w:val="1078"/>
+                <w:numId w:val="1079"/>
               </w:numPr>
               <w:jc w:val="left"/>
             </w:pPr>
@@ -15658,7 +15703,7 @@
             <w:pPr>
               <w:numPr>
                 <w:ilvl w:val="0"/>
-                <w:numId w:val="1078"/>
+                <w:numId w:val="1079"/>
               </w:numPr>
               <w:jc w:val="left"/>
             </w:pPr>
@@ -15670,9 +15715,7 @@
       </w:tr>
       <w:tr>
         <w:tc>
-          <w:tcPr>
-            <w:shd w:val="clear" w:color="auto" w:fill="F6F8FA"/>
-          </w:tcPr>
+          <w:tcPr/>
           <w:p>
             <w:pPr>
               <w:jc w:val="left"/>
@@ -15683,9 +15726,7 @@
           </w:p>
         </w:tc>
         <w:tc>
-          <w:tcPr>
-            <w:shd w:val="clear" w:color="auto" w:fill="F6F8FA"/>
-          </w:tcPr>
+          <w:tcPr/>
           <w:p>
             <w:pPr>
               <w:jc w:val="left"/>
@@ -15696,14 +15737,12 @@
           </w:p>
         </w:tc>
         <w:tc>
-          <w:tcPr>
-            <w:shd w:val="clear" w:color="auto" w:fill="F6F8FA"/>
-          </w:tcPr>
+          <w:tcPr/>
           <w:p>
             <w:pPr>
               <w:numPr>
                 <w:ilvl w:val="0"/>
-                <w:numId w:val="1079"/>
+                <w:numId w:val="1080"/>
               </w:numPr>
               <w:jc w:val="left"/>
             </w:pPr>
@@ -15727,7 +15766,7 @@
             <w:pPr>
               <w:numPr>
                 <w:ilvl w:val="0"/>
-                <w:numId w:val="1079"/>
+                <w:numId w:val="1080"/>
               </w:numPr>
               <w:jc w:val="left"/>
             </w:pPr>
@@ -15769,7 +15808,7 @@
             <w:pPr>
               <w:numPr>
                 <w:ilvl w:val="0"/>
-                <w:numId w:val="1079"/>
+                <w:numId w:val="1080"/>
               </w:numPr>
               <w:jc w:val="left"/>
             </w:pPr>
@@ -15777,57 +15816,6 @@
               <w:t xml:space="preserve">Restructured chapters: moved SSH config and VS Code connection to new Chapter 4 (Install VS Code and Connect via Remote-SSH). Chapters 5—​7 renumbered.</w:t>
             </w:r>
           </w:p>
-          <w:p>
-            <w:pPr>
-              <w:numPr>
-                <w:ilvl w:val="0"/>
-                <w:numId w:val="1079"/>
-              </w:numPr>
-              <w:jc w:val="left"/>
-            </w:pPr>
-            <w:r>
-              <w:t xml:space="preserve">Added verification checklist tables to all 7 chapters.</w:t>
-            </w:r>
-          </w:p>
-          <w:p>
-            <w:pPr>
-              <w:numPr>
-                <w:ilvl w:val="0"/>
-                <w:numId w:val="1079"/>
-              </w:numPr>
-              <w:jc w:val="left"/>
-            </w:pPr>
-            <w:r>
-              <w:t xml:space="preserve">Added mandatory reboot warning in Chapter 2 (SSH port change). Added troubleshooting subsection in Chapter 4 with common SSH connection issues and ncat debugging commands.</w:t>
-            </w:r>
-          </w:p>
-        </w:tc>
-      </w:tr>
-      <w:tr>
-        <w:tc>
-          <w:tcPr/>
-          <w:p>
-            <w:pPr>
-              <w:jc w:val="left"/>
-            </w:pPr>
-            <w:r>
-              <w:t xml:space="preserve">3.0.1</w:t>
-            </w:r>
-          </w:p>
-        </w:tc>
-        <w:tc>
-          <w:tcPr/>
-          <w:p>
-            <w:pPr>
-              <w:jc w:val="left"/>
-            </w:pPr>
-            <w:r>
-              <w:t xml:space="preserve">2026-09-10</w:t>
-            </w:r>
-          </w:p>
-        </w:tc>
-        <w:tc>
-          <w:tcPr/>
           <w:p>
             <w:pPr>
               <w:numPr>
@@ -15837,7 +15825,19 @@
               <w:jc w:val="left"/>
             </w:pPr>
             <w:r>
-              <w:t xml:space="preserve">Minor fixes: test-filter.sh auto-discovery, build.sh help text, Makefile aggregate descriptions, 5-section comment correction, CHANGELOG version gap note, callout-in-code fix, CI font auto-discovery, dofile path comment, test-sync.sh header.</w:t>
+              <w:t xml:space="preserve">Added verification checklist tables to all 7 chapters.</w:t>
+            </w:r>
+          </w:p>
+          <w:p>
+            <w:pPr>
+              <w:numPr>
+                <w:ilvl w:val="0"/>
+                <w:numId w:val="1080"/>
+              </w:numPr>
+              <w:jc w:val="left"/>
+            </w:pPr>
+            <w:r>
+              <w:t xml:space="preserve">Added mandatory reboot warning in Chapter 2 (SSH port change). Added troubleshooting subsection in Chapter 4 with common SSH connection issues and ncat debugging commands.</w:t>
             </w:r>
           </w:p>
         </w:tc>
@@ -15852,7 +15852,7 @@
               <w:jc w:val="left"/>
             </w:pPr>
             <w:r>
-              <w:t xml:space="preserve">3.0.0</w:t>
+              <w:t xml:space="preserve">3.0.1</w:t>
             </w:r>
           </w:p>
         </w:tc>
@@ -15865,7 +15865,7 @@
               <w:jc w:val="left"/>
             </w:pPr>
             <w:r>
-              <w:t xml:space="preserve">2026-09-09</w:t>
+              <w:t xml:space="preserve">2026-09-10</w:t>
             </w:r>
           </w:p>
         </w:tc>
@@ -15882,7 +15882,7 @@
               <w:jc w:val="left"/>
             </w:pPr>
             <w:r>
-              <w:t xml:space="preserve">Modular pipeline refactoring: shared Lua filter factory, shared DOCX fix logic, build system auto-discovery, unified format pipeline, GitHub Actions CI.</w:t>
+              <w:t xml:space="preserve">Minor fixes: test-filter.sh auto-discovery, build.sh help text, Makefile aggregate descriptions, 5-section comment correction, CHANGELOG version gap note, callout-in-code fix, CI font auto-discovery, dofile path comment, test-sync.sh header.</w:t>
             </w:r>
           </w:p>
         </w:tc>
@@ -15895,18 +15895,18 @@
               <w:jc w:val="left"/>
             </w:pPr>
             <w:r>
-              <w:t xml:space="preserve">2.16.0</w:t>
-            </w:r>
-          </w:p>
-        </w:tc>
-        <w:tc>
-          <w:tcPr/>
-          <w:p>
-            <w:pPr>
-              <w:jc w:val="left"/>
-            </w:pPr>
-            <w:r>
-              <w:t xml:space="preserve">2026-09-05</w:t>
+              <w:t xml:space="preserve">3.0.0</w:t>
+            </w:r>
+          </w:p>
+        </w:tc>
+        <w:tc>
+          <w:tcPr/>
+          <w:p>
+            <w:pPr>
+              <w:jc w:val="left"/>
+            </w:pPr>
+            <w:r>
+              <w:t xml:space="preserve">2026-09-09</w:t>
             </w:r>
           </w:p>
         </w:tc>
@@ -15921,7 +15921,7 @@
               <w:jc w:val="left"/>
             </w:pPr>
             <w:r>
-              <w:t xml:space="preserve">Updated to match template v2.16.0 — Lua filter fixes, build system updates, and technical template parity improvements.</w:t>
+              <w:t xml:space="preserve">Modular pipeline refactoring: shared Lua filter factory, shared DOCX fix logic, build system auto-discovery, unified format pipeline, GitHub Actions CI.</w:t>
             </w:r>
           </w:p>
         </w:tc>
@@ -15936,7 +15936,7 @@
               <w:jc w:val="left"/>
             </w:pPr>
             <w:r>
-              <w:t xml:space="preserve">2.13.0</w:t>
+              <w:t xml:space="preserve">2.16.0</w:t>
             </w:r>
           </w:p>
         </w:tc>
@@ -15949,7 +15949,7 @@
               <w:jc w:val="left"/>
             </w:pPr>
             <w:r>
-              <w:t xml:space="preserve">2026-08-24</w:t>
+              <w:t xml:space="preserve">2026-09-05</w:t>
             </w:r>
           </w:p>
         </w:tc>
@@ -15966,6 +15966,45 @@
               <w:jc w:val="left"/>
             </w:pPr>
             <w:r>
+              <w:t xml:space="preserve">Updated to match template v2.16.0 — Lua filter fixes, build system updates, and technical template parity improvements.</w:t>
+            </w:r>
+          </w:p>
+        </w:tc>
+      </w:tr>
+      <w:tr>
+        <w:tc>
+          <w:tcPr/>
+          <w:p>
+            <w:pPr>
+              <w:jc w:val="left"/>
+            </w:pPr>
+            <w:r>
+              <w:t xml:space="preserve">2.13.0</w:t>
+            </w:r>
+          </w:p>
+        </w:tc>
+        <w:tc>
+          <w:tcPr/>
+          <w:p>
+            <w:pPr>
+              <w:jc w:val="left"/>
+            </w:pPr>
+            <w:r>
+              <w:t xml:space="preserve">2026-08-24</w:t>
+            </w:r>
+          </w:p>
+        </w:tc>
+        <w:tc>
+          <w:tcPr/>
+          <w:p>
+            <w:pPr>
+              <w:numPr>
+                <w:ilvl w:val="0"/>
+                <w:numId w:val="1084"/>
+              </w:numPr>
+              <w:jc w:val="left"/>
+            </w:pPr>
+            <w:r>
               <w:t xml:space="preserve">Foundation refactoring Phase 4: make DOCX</w:t>
             </w:r>
             <w:r>
@@ -16033,7 +16072,9 @@
       </w:tr>
       <w:tr>
         <w:tc>
-          <w:tcPr/>
+          <w:tcPr>
+            <w:shd w:val="clear" w:color="auto" w:fill="F6F8FA"/>
+          </w:tcPr>
           <w:p>
             <w:pPr>
               <w:jc w:val="left"/>
@@ -16044,7 +16085,9 @@
           </w:p>
         </w:tc>
         <w:tc>
-          <w:tcPr/>
+          <w:tcPr>
+            <w:shd w:val="clear" w:color="auto" w:fill="F6F8FA"/>
+          </w:tcPr>
           <w:p>
             <w:pPr>
               <w:jc w:val="left"/>
@@ -16055,12 +16098,14 @@
           </w:p>
         </w:tc>
         <w:tc>
-          <w:tcPr/>
+          <w:tcPr>
+            <w:shd w:val="clear" w:color="auto" w:fill="F6F8FA"/>
+          </w:tcPr>
           <w:p>
             <w:pPr>
               <w:numPr>
                 <w:ilvl w:val="0"/>
-                <w:numId w:val="1084"/>
+                <w:numId w:val="1085"/>
               </w:numPr>
               <w:jc w:val="left"/>
             </w:pPr>
@@ -16222,9 +16267,7 @@
       </w:tr>
       <w:tr>
         <w:tc>
-          <w:tcPr>
-            <w:shd w:val="clear" w:color="auto" w:fill="F6F8FA"/>
-          </w:tcPr>
+          <w:tcPr/>
           <w:p>
             <w:pPr>
               <w:jc w:val="left"/>
@@ -16235,9 +16278,7 @@
           </w:p>
         </w:tc>
         <w:tc>
-          <w:tcPr>
-            <w:shd w:val="clear" w:color="auto" w:fill="F6F8FA"/>
-          </w:tcPr>
+          <w:tcPr/>
           <w:p>
             <w:pPr>
               <w:jc w:val="left"/>
@@ -16248,14 +16289,12 @@
           </w:p>
         </w:tc>
         <w:tc>
-          <w:tcPr>
-            <w:shd w:val="clear" w:color="auto" w:fill="F6F8FA"/>
-          </w:tcPr>
+          <w:tcPr/>
           <w:p>
             <w:pPr>
               <w:numPr>
                 <w:ilvl w:val="0"/>
-                <w:numId w:val="1085"/>
+                <w:numId w:val="1086"/>
               </w:numPr>
               <w:jc w:val="left"/>
             </w:pPr>
@@ -16321,7 +16360,9 @@
       </w:tr>
       <w:tr>
         <w:tc>
-          <w:tcPr/>
+          <w:tcPr>
+            <w:shd w:val="clear" w:color="auto" w:fill="F6F8FA"/>
+          </w:tcPr>
           <w:p>
             <w:pPr>
               <w:jc w:val="left"/>
@@ -16332,56 +16373,15 @@
           </w:p>
         </w:tc>
         <w:tc>
-          <w:tcPr/>
+          <w:tcPr>
+            <w:shd w:val="clear" w:color="auto" w:fill="F6F8FA"/>
+          </w:tcPr>
           <w:p>
             <w:pPr>
               <w:jc w:val="left"/>
             </w:pPr>
             <w:r>
               <w:t xml:space="preserve">2026-08-24</w:t>
-            </w:r>
-          </w:p>
-        </w:tc>
-        <w:tc>
-          <w:tcPr/>
-          <w:p>
-            <w:pPr>
-              <w:numPr>
-                <w:ilvl w:val="0"/>
-                <w:numId w:val="1086"/>
-              </w:numPr>
-              <w:jc w:val="left"/>
-            </w:pPr>
-            <w:r>
-              <w:t xml:space="preserve">Foundation refactoring Phase 1: sync cls version to project tag, fix stale doc references (L16 output count, L-range, setup-guide feature claim), add test-sync.sh for version consistency checking.</w:t>
-            </w:r>
-          </w:p>
-        </w:tc>
-      </w:tr>
-      <w:tr>
-        <w:tc>
-          <w:tcPr>
-            <w:shd w:val="clear" w:color="auto" w:fill="F6F8FA"/>
-          </w:tcPr>
-          <w:p>
-            <w:pPr>
-              <w:jc w:val="left"/>
-            </w:pPr>
-            <w:r>
-              <w:t xml:space="preserve">2.9.1</w:t>
-            </w:r>
-          </w:p>
-        </w:tc>
-        <w:tc>
-          <w:tcPr>
-            <w:shd w:val="clear" w:color="auto" w:fill="F6F8FA"/>
-          </w:tcPr>
-          <w:p>
-            <w:pPr>
-              <w:jc w:val="left"/>
-            </w:pPr>
-            <w:r>
-              <w:t xml:space="preserve">2026-08-23</w:t>
             </w:r>
           </w:p>
         </w:tc>
@@ -16398,6 +16398,45 @@
               <w:jc w:val="left"/>
             </w:pPr>
             <w:r>
+              <w:t xml:space="preserve">Foundation refactoring Phase 1: sync cls version to project tag, fix stale doc references (L16 output count, L-range, setup-guide feature claim), add test-sync.sh for version consistency checking.</w:t>
+            </w:r>
+          </w:p>
+        </w:tc>
+      </w:tr>
+      <w:tr>
+        <w:tc>
+          <w:tcPr/>
+          <w:p>
+            <w:pPr>
+              <w:jc w:val="left"/>
+            </w:pPr>
+            <w:r>
+              <w:t xml:space="preserve">2.9.1</w:t>
+            </w:r>
+          </w:p>
+        </w:tc>
+        <w:tc>
+          <w:tcPr/>
+          <w:p>
+            <w:pPr>
+              <w:jc w:val="left"/>
+            </w:pPr>
+            <w:r>
+              <w:t xml:space="preserve">2026-08-23</w:t>
+            </w:r>
+          </w:p>
+        </w:tc>
+        <w:tc>
+          <w:tcPr/>
+          <w:p>
+            <w:pPr>
+              <w:numPr>
+                <w:ilvl w:val="0"/>
+                <w:numId w:val="1088"/>
+              </w:numPr>
+              <w:jc w:val="left"/>
+            </w:pPr>
+            <w:r>
               <w:t xml:space="preserve">HTML and Markdown outputs now embed images as base64 data URIs. HTML uses pandoc</w:t>
             </w:r>
             <w:r>
@@ -16429,54 +16468,15 @@
       </w:tr>
       <w:tr>
         <w:tc>
-          <w:tcPr/>
+          <w:tcPr>
+            <w:shd w:val="clear" w:color="auto" w:fill="F6F8FA"/>
+          </w:tcPr>
           <w:p>
             <w:pPr>
               <w:jc w:val="left"/>
             </w:pPr>
             <w:r>
               <w:t xml:space="preserve">2.9.0</w:t>
-            </w:r>
-          </w:p>
-        </w:tc>
-        <w:tc>
-          <w:tcPr/>
-          <w:p>
-            <w:pPr>
-              <w:jc w:val="left"/>
-            </w:pPr>
-            <w:r>
-              <w:t xml:space="preserve">2026-08-23</w:t>
-            </w:r>
-          </w:p>
-        </w:tc>
-        <w:tc>
-          <w:tcPr/>
-          <w:p>
-            <w:pPr>
-              <w:numPr>
-                <w:ilvl w:val="0"/>
-                <w:numId w:val="1088"/>
-              </w:numPr>
-              <w:jc w:val="left"/>
-            </w:pPr>
-            <w:r>
-              <w:t xml:space="preserve">DOCX: fix content width (8504→9638tw, margins are 2cm not 3cm). Add footer page numbers. Style TOC heading (22pt bold + rule). Add hutable table width + fixed layout.</w:t>
-            </w:r>
-          </w:p>
-        </w:tc>
-      </w:tr>
-      <w:tr>
-        <w:tc>
-          <w:tcPr>
-            <w:shd w:val="clear" w:color="auto" w:fill="F6F8FA"/>
-          </w:tcPr>
-          <w:p>
-            <w:pPr>
-              <w:jc w:val="left"/>
-            </w:pPr>
-            <w:r>
-              <w:t xml:space="preserve">2.8.3</w:t>
             </w:r>
           </w:p>
         </w:tc>
@@ -16506,7 +16506,7 @@
               <w:jc w:val="left"/>
             </w:pPr>
             <w:r>
-              <w:t xml:space="preserve">DOCX fix: callout tables now have explicit width (8504tw) and fixed layout. Changelog section heading now uses custom H1 format (56pt number, red border, right tab) instead of pandoc’s default.</w:t>
+              <w:t xml:space="preserve">DOCX: fix content width (8504→9638tw, margins are 2cm not 3cm). Add footer page numbers. Style TOC heading (22pt bold + rule). Add hutable table width + fixed layout.</w:t>
             </w:r>
           </w:p>
         </w:tc>
@@ -16519,7 +16519,7 @@
               <w:jc w:val="left"/>
             </w:pPr>
             <w:r>
-              <w:t xml:space="preserve">2.8.2</w:t>
+              <w:t xml:space="preserve">2.8.3</w:t>
             </w:r>
           </w:p>
         </w:tc>
@@ -16545,7 +16545,7 @@
               <w:jc w:val="left"/>
             </w:pPr>
             <w:r>
-              <w:t xml:space="preserve">DOCX H1 heading: reverted table approach to paragraph with tab stop + red bottom border. Table broke navigation pane and TOC field. Paragraph preserves Heading1 style for navigation while matching PDF layout (number left, title right, red rule below).</w:t>
+              <w:t xml:space="preserve">DOCX fix: callout tables now have explicit width (8504tw) and fixed layout. Changelog section heading now uses custom H1 format (56pt number, red border, right tab) instead of pandoc’s default.</w:t>
             </w:r>
           </w:p>
         </w:tc>
@@ -16560,7 +16560,7 @@
               <w:jc w:val="left"/>
             </w:pPr>
             <w:r>
-              <w:t xml:space="preserve">2.8.1</w:t>
+              <w:t xml:space="preserve">2.8.2</w:t>
             </w:r>
           </w:p>
         </w:tc>
@@ -16590,7 +16590,7 @@
               <w:jc w:val="left"/>
             </w:pPr>
             <w:r>
-              <w:t xml:space="preserve">DOCX heading fix: text color reverted to black (was incorrectly changed to Huawei red in v2.8.0). H1 now uses a two-column table (number left, title right) with red bottom rule. H2-H4 use simple inline format (number + title, no right tab stop).</w:t>
+              <w:t xml:space="preserve">DOCX H1 heading: reverted table approach to paragraph with tab stop + red bottom border. Table broke navigation pane and TOC field. Paragraph preserves Heading1 style for navigation while matching PDF layout (number left, title right, red rule below).</w:t>
             </w:r>
           </w:p>
         </w:tc>
@@ -16603,7 +16603,7 @@
               <w:jc w:val="left"/>
             </w:pPr>
             <w:r>
-              <w:t xml:space="preserve">2.8.0</w:t>
+              <w:t xml:space="preserve">2.8.1</w:t>
             </w:r>
           </w:p>
         </w:tc>
@@ -16629,7 +16629,7 @@
               <w:jc w:val="left"/>
             </w:pPr>
             <w:r>
-              <w:t xml:space="preserve">DOCX output: match PDF styling --- heading colors (Huawei red), H1 number size (56pt), callout borders (left-only) and padding, changelog formatting (rules, bold version, italic date), caption style (9pt bold), badge style (8pt bold white on red), list indentation.</w:t>
+              <w:t xml:space="preserve">DOCX heading fix: text color reverted to black (was incorrectly changed to Huawei red in v2.8.0). H1 now uses a two-column table (number left, title right) with red bottom rule. H2-H4 use simple inline format (number + title, no right tab stop).</w:t>
             </w:r>
           </w:p>
         </w:tc>
@@ -16644,7 +16644,7 @@
               <w:jc w:val="left"/>
             </w:pPr>
             <w:r>
-              <w:t xml:space="preserve">2.7.1</w:t>
+              <w:t xml:space="preserve">2.8.0</w:t>
             </w:r>
           </w:p>
         </w:tc>
@@ -16657,7 +16657,7 @@
               <w:jc w:val="left"/>
             </w:pPr>
             <w:r>
-              <w:t xml:space="preserve">2026-08-17</w:t>
+              <w:t xml:space="preserve">2026-08-23</w:t>
             </w:r>
           </w:p>
         </w:tc>
@@ -16674,6 +16674,45 @@
               <w:jc w:val="left"/>
             </w:pPr>
             <w:r>
+              <w:t xml:space="preserve">DOCX output: match PDF styling --- heading colors (Huawei red), H1 number size (56pt), callout borders (left-only) and padding, changelog formatting (rules, bold version, italic date), caption style (9pt bold), badge style (8pt bold white on red), list indentation.</w:t>
+            </w:r>
+          </w:p>
+        </w:tc>
+      </w:tr>
+      <w:tr>
+        <w:tc>
+          <w:tcPr/>
+          <w:p>
+            <w:pPr>
+              <w:jc w:val="left"/>
+            </w:pPr>
+            <w:r>
+              <w:t xml:space="preserve">2.7.1</w:t>
+            </w:r>
+          </w:p>
+        </w:tc>
+        <w:tc>
+          <w:tcPr/>
+          <w:p>
+            <w:pPr>
+              <w:jc w:val="left"/>
+            </w:pPr>
+            <w:r>
+              <w:t xml:space="preserve">2026-08-17</w:t>
+            </w:r>
+          </w:p>
+        </w:tc>
+        <w:tc>
+          <w:tcPr/>
+          <w:p>
+            <w:pPr>
+              <w:numPr>
+                <w:ilvl w:val="0"/>
+                <w:numId w:val="1094"/>
+              </w:numPr>
+              <w:jc w:val="left"/>
+            </w:pPr>
+            <w:r>
               <w:t xml:space="preserve">Rename project repository to all lowercase (</w:t>
             </w:r>
             <w:r>
@@ -16690,7 +16729,9 @@
       </w:tr>
       <w:tr>
         <w:tc>
-          <w:tcPr/>
+          <w:tcPr>
+            <w:shd w:val="clear" w:color="auto" w:fill="F6F8FA"/>
+          </w:tcPr>
           <w:p>
             <w:pPr>
               <w:jc w:val="left"/>
@@ -16701,7 +16742,9 @@
           </w:p>
         </w:tc>
         <w:tc>
-          <w:tcPr/>
+          <w:tcPr>
+            <w:shd w:val="clear" w:color="auto" w:fill="F6F8FA"/>
+          </w:tcPr>
           <w:p>
             <w:pPr>
               <w:jc w:val="left"/>
@@ -16712,12 +16755,14 @@
           </w:p>
         </w:tc>
         <w:tc>
-          <w:tcPr/>
+          <w:tcPr>
+            <w:shd w:val="clear" w:color="auto" w:fill="F6F8FA"/>
+          </w:tcPr>
           <w:p>
             <w:pPr>
               <w:numPr>
                 <w:ilvl w:val="0"/>
-                <w:numId w:val="1094"/>
+                <w:numId w:val="1095"/>
               </w:numPr>
               <w:jc w:val="left"/>
             </w:pPr>
@@ -16759,9 +16804,7 @@
       </w:tr>
       <w:tr>
         <w:tc>
-          <w:tcPr>
-            <w:shd w:val="clear" w:color="auto" w:fill="F6F8FA"/>
-          </w:tcPr>
+          <w:tcPr/>
           <w:p>
             <w:pPr>
               <w:jc w:val="left"/>
@@ -16772,9 +16815,7 @@
           </w:p>
         </w:tc>
         <w:tc>
-          <w:tcPr>
-            <w:shd w:val="clear" w:color="auto" w:fill="F6F8FA"/>
-          </w:tcPr>
+          <w:tcPr/>
           <w:p>
             <w:pPr>
               <w:jc w:val="left"/>
@@ -16785,14 +16826,12 @@
           </w:p>
         </w:tc>
         <w:tc>
-          <w:tcPr>
-            <w:shd w:val="clear" w:color="auto" w:fill="F6F8FA"/>
-          </w:tcPr>
+          <w:tcPr/>
           <w:p>
             <w:pPr>
               <w:numPr>
                 <w:ilvl w:val="0"/>
-                <w:numId w:val="1095"/>
+                <w:numId w:val="1096"/>
               </w:numPr>
               <w:jc w:val="left"/>
             </w:pPr>
@@ -16849,7 +16888,9 @@
       </w:tr>
       <w:tr>
         <w:tc>
-          <w:tcPr/>
+          <w:tcPr>
+            <w:shd w:val="clear" w:color="auto" w:fill="F6F8FA"/>
+          </w:tcPr>
           <w:p>
             <w:pPr>
               <w:jc w:val="left"/>
@@ -16860,7 +16901,9 @@
           </w:p>
         </w:tc>
         <w:tc>
-          <w:tcPr/>
+          <w:tcPr>
+            <w:shd w:val="clear" w:color="auto" w:fill="F6F8FA"/>
+          </w:tcPr>
           <w:p>
             <w:pPr>
               <w:jc w:val="left"/>
@@ -16871,12 +16914,14 @@
           </w:p>
         </w:tc>
         <w:tc>
-          <w:tcPr/>
+          <w:tcPr>
+            <w:shd w:val="clear" w:color="auto" w:fill="F6F8FA"/>
+          </w:tcPr>
           <w:p>
             <w:pPr>
               <w:numPr>
                 <w:ilvl w:val="0"/>
-                <w:numId w:val="1096"/>
+                <w:numId w:val="1097"/>
               </w:numPr>
               <w:jc w:val="left"/>
             </w:pPr>
@@ -16903,7 +16948,7 @@
             <w:pPr>
               <w:numPr>
                 <w:ilvl w:val="0"/>
-                <w:numId w:val="1096"/>
+                <w:numId w:val="1097"/>
               </w:numPr>
               <w:jc w:val="left"/>
             </w:pPr>
@@ -16930,58 +16975,13 @@
       </w:tr>
       <w:tr>
         <w:tc>
-          <w:tcPr>
-            <w:shd w:val="clear" w:color="auto" w:fill="F6F8FA"/>
-          </w:tcPr>
+          <w:tcPr/>
           <w:p>
             <w:pPr>
               <w:jc w:val="left"/>
             </w:pPr>
             <w:r>
               <w:t xml:space="preserve">2.5.1</w:t>
-            </w:r>
-          </w:p>
-        </w:tc>
-        <w:tc>
-          <w:tcPr>
-            <w:shd w:val="clear" w:color="auto" w:fill="F6F8FA"/>
-          </w:tcPr>
-          <w:p>
-            <w:pPr>
-              <w:jc w:val="left"/>
-            </w:pPr>
-            <w:r>
-              <w:t xml:space="preserve">2026-08-10</w:t>
-            </w:r>
-          </w:p>
-        </w:tc>
-        <w:tc>
-          <w:tcPr>
-            <w:shd w:val="clear" w:color="auto" w:fill="F6F8FA"/>
-          </w:tcPr>
-          <w:p>
-            <w:pPr>
-              <w:numPr>
-                <w:ilvl w:val="0"/>
-                <w:numId w:val="1097"/>
-              </w:numPr>
-              <w:jc w:val="left"/>
-            </w:pPr>
-            <w:r>
-              <w:t xml:space="preserve">H1 section title size reduced from 27pt to 20pt.</w:t>
-            </w:r>
-          </w:p>
-        </w:tc>
-      </w:tr>
-      <w:tr>
-        <w:tc>
-          <w:tcPr/>
-          <w:p>
-            <w:pPr>
-              <w:jc w:val="left"/>
-            </w:pPr>
-            <w:r>
-              <w:t xml:space="preserve">2.5.0</w:t>
             </w:r>
           </w:p>
         </w:tc>
@@ -17007,13 +17007,7 @@
               <w:jc w:val="left"/>
             </w:pPr>
             <w:r>
-              <w:t xml:space="preserve">Default image size increased: width 65% → 90% of text width,</w:t>
-            </w:r>
-            <w:r>
-              <w:t xml:space="preserve"> </w:t>
-            </w:r>
-            <w:r>
-              <w:t xml:space="preserve">height 40% → 50% of text height.</w:t>
+              <w:t xml:space="preserve">H1 section title size reduced from 27pt to 20pt.</w:t>
             </w:r>
           </w:p>
         </w:tc>
@@ -17028,7 +17022,7 @@
               <w:jc w:val="left"/>
             </w:pPr>
             <w:r>
-              <w:t xml:space="preserve">2.4.0</w:t>
+              <w:t xml:space="preserve">2.5.0</w:t>
             </w:r>
           </w:p>
         </w:tc>
@@ -17058,14 +17052,59 @@
               <w:jc w:val="left"/>
             </w:pPr>
             <w:r>
-              <w:t xml:space="preserve">Enlarged H1 section title (18pt → 27pt, 50% bigger).</w:t>
-            </w:r>
-          </w:p>
+              <w:t xml:space="preserve">Default image size increased: width 65% → 90% of text width,</w:t>
+            </w:r>
+            <w:r>
+              <w:t xml:space="preserve"> </w:t>
+            </w:r>
+            <w:r>
+              <w:t xml:space="preserve">height 40% → 50% of text height.</w:t>
+            </w:r>
+          </w:p>
+        </w:tc>
+      </w:tr>
+      <w:tr>
+        <w:tc>
+          <w:tcPr/>
+          <w:p>
+            <w:pPr>
+              <w:jc w:val="left"/>
+            </w:pPr>
+            <w:r>
+              <w:t xml:space="preserve">2.4.0</w:t>
+            </w:r>
+          </w:p>
+        </w:tc>
+        <w:tc>
+          <w:tcPr/>
+          <w:p>
+            <w:pPr>
+              <w:jc w:val="left"/>
+            </w:pPr>
+            <w:r>
+              <w:t xml:space="preserve">2026-08-10</w:t>
+            </w:r>
+          </w:p>
+        </w:tc>
+        <w:tc>
+          <w:tcPr/>
           <w:p>
             <w:pPr>
               <w:numPr>
                 <w:ilvl w:val="0"/>
-                <w:numId w:val="1099"/>
+                <w:numId w:val="1100"/>
+              </w:numPr>
+              <w:jc w:val="left"/>
+            </w:pPr>
+            <w:r>
+              <w:t xml:space="preserve">Enlarged H1 section title (18pt → 27pt, 50% bigger).</w:t>
+            </w:r>
+          </w:p>
+          <w:p>
+            <w:pPr>
+              <w:numPr>
+                <w:ilvl w:val="0"/>
+                <w:numId w:val="1100"/>
               </w:numPr>
               <w:jc w:val="left"/>
             </w:pPr>
@@ -17092,7 +17131,9 @@
       </w:tr>
       <w:tr>
         <w:tc>
-          <w:tcPr/>
+          <w:tcPr>
+            <w:shd w:val="clear" w:color="auto" w:fill="F6F8FA"/>
+          </w:tcPr>
           <w:p>
             <w:pPr>
               <w:jc w:val="left"/>
@@ -17103,7 +17144,9 @@
           </w:p>
         </w:tc>
         <w:tc>
-          <w:tcPr/>
+          <w:tcPr>
+            <w:shd w:val="clear" w:color="auto" w:fill="F6F8FA"/>
+          </w:tcPr>
           <w:p>
             <w:pPr>
               <w:jc w:val="left"/>
@@ -17114,12 +17157,14 @@
           </w:p>
         </w:tc>
         <w:tc>
-          <w:tcPr/>
+          <w:tcPr>
+            <w:shd w:val="clear" w:color="auto" w:fill="F6F8FA"/>
+          </w:tcPr>
           <w:p>
             <w:pPr>
               <w:numPr>
                 <w:ilvl w:val="0"/>
-                <w:numId w:val="1100"/>
+                <w:numId w:val="1101"/>
               </w:numPr>
               <w:jc w:val="left"/>
             </w:pPr>
@@ -17146,9 +17191,7 @@
       </w:tr>
       <w:tr>
         <w:tc>
-          <w:tcPr>
-            <w:shd w:val="clear" w:color="auto" w:fill="F6F8FA"/>
-          </w:tcPr>
+          <w:tcPr/>
           <w:p>
             <w:pPr>
               <w:jc w:val="left"/>
@@ -17159,9 +17202,7 @@
           </w:p>
         </w:tc>
         <w:tc>
-          <w:tcPr>
-            <w:shd w:val="clear" w:color="auto" w:fill="F6F8FA"/>
-          </w:tcPr>
+          <w:tcPr/>
           <w:p>
             <w:pPr>
               <w:jc w:val="left"/>
@@ -17172,14 +17213,12 @@
           </w:p>
         </w:tc>
         <w:tc>
-          <w:tcPr>
-            <w:shd w:val="clear" w:color="auto" w:fill="F6F8FA"/>
-          </w:tcPr>
+          <w:tcPr/>
           <w:p>
             <w:pPr>
               <w:numPr>
                 <w:ilvl w:val="0"/>
-                <w:numId w:val="1101"/>
+                <w:numId w:val="1102"/>
               </w:numPr>
               <w:jc w:val="left"/>
             </w:pPr>
@@ -17251,7 +17290,9 @@
       </w:tr>
       <w:tr>
         <w:tc>
-          <w:tcPr/>
+          <w:tcPr>
+            <w:shd w:val="clear" w:color="auto" w:fill="F6F8FA"/>
+          </w:tcPr>
           <w:p>
             <w:pPr>
               <w:jc w:val="left"/>
@@ -17262,7 +17303,9 @@
           </w:p>
         </w:tc>
         <w:tc>
-          <w:tcPr/>
+          <w:tcPr>
+            <w:shd w:val="clear" w:color="auto" w:fill="F6F8FA"/>
+          </w:tcPr>
           <w:p>
             <w:pPr>
               <w:jc w:val="left"/>
@@ -17273,12 +17316,14 @@
           </w:p>
         </w:tc>
         <w:tc>
-          <w:tcPr/>
+          <w:tcPr>
+            <w:shd w:val="clear" w:color="auto" w:fill="F6F8FA"/>
+          </w:tcPr>
           <w:p>
             <w:pPr>
               <w:numPr>
                 <w:ilvl w:val="0"/>
-                <w:numId w:val="1102"/>
+                <w:numId w:val="1103"/>
               </w:numPr>
               <w:jc w:val="left"/>
             </w:pPr>
@@ -17335,9 +17380,7 @@
       </w:tr>
       <w:tr>
         <w:tc>
-          <w:tcPr>
-            <w:shd w:val="clear" w:color="auto" w:fill="F6F8FA"/>
-          </w:tcPr>
+          <w:tcPr/>
           <w:p>
             <w:pPr>
               <w:jc w:val="left"/>
@@ -17348,9 +17391,7 @@
           </w:p>
         </w:tc>
         <w:tc>
-          <w:tcPr>
-            <w:shd w:val="clear" w:color="auto" w:fill="F6F8FA"/>
-          </w:tcPr>
+          <w:tcPr/>
           <w:p>
             <w:pPr>
               <w:jc w:val="left"/>
@@ -17361,14 +17402,12 @@
           </w:p>
         </w:tc>
         <w:tc>
-          <w:tcPr>
-            <w:shd w:val="clear" w:color="auto" w:fill="F6F8FA"/>
-          </w:tcPr>
+          <w:tcPr/>
           <w:p>
             <w:pPr>
               <w:numPr>
                 <w:ilvl w:val="0"/>
-                <w:numId w:val="1103"/>
+                <w:numId w:val="1104"/>
               </w:numPr>
               <w:jc w:val="left"/>
             </w:pPr>
@@ -17395,54 +17434,15 @@
       </w:tr>
       <w:tr>
         <w:tc>
-          <w:tcPr/>
+          <w:tcPr>
+            <w:shd w:val="clear" w:color="auto" w:fill="F6F8FA"/>
+          </w:tcPr>
           <w:p>
             <w:pPr>
               <w:jc w:val="left"/>
             </w:pPr>
             <w:r>
               <w:t xml:space="preserve">2.2.2</w:t>
-            </w:r>
-          </w:p>
-        </w:tc>
-        <w:tc>
-          <w:tcPr/>
-          <w:p>
-            <w:pPr>
-              <w:jc w:val="left"/>
-            </w:pPr>
-            <w:r>
-              <w:t xml:space="preserve">2026-08-08</w:t>
-            </w:r>
-          </w:p>
-        </w:tc>
-        <w:tc>
-          <w:tcPr/>
-          <w:p>
-            <w:pPr>
-              <w:numPr>
-                <w:ilvl w:val="0"/>
-                <w:numId w:val="1104"/>
-              </w:numPr>
-              <w:jc w:val="left"/>
-            </w:pPr>
-            <w:r>
-              <w:t xml:space="preserve">Fixed chapter reference in prerequisite (Chapter 3 → Chapter 4).</w:t>
-            </w:r>
-          </w:p>
-        </w:tc>
-      </w:tr>
-      <w:tr>
-        <w:tc>
-          <w:tcPr>
-            <w:shd w:val="clear" w:color="auto" w:fill="F6F8FA"/>
-          </w:tcPr>
-          <w:p>
-            <w:pPr>
-              <w:jc w:val="left"/>
-            </w:pPr>
-            <w:r>
-              <w:t xml:space="preserve">2.2.1</w:t>
             </w:r>
           </w:p>
         </w:tc>
@@ -17472,7 +17472,7 @@
               <w:jc w:val="left"/>
             </w:pPr>
             <w:r>
-              <w:t xml:space="preserve">Changed table and figure caption labels to black (was Huawei red).</w:t>
+              <w:t xml:space="preserve">Fixed chapter reference in prerequisite (Chapter 3 → Chapter 4).</w:t>
             </w:r>
           </w:p>
         </w:tc>
@@ -17485,7 +17485,7 @@
               <w:jc w:val="left"/>
             </w:pPr>
             <w:r>
-              <w:t xml:space="preserve">2.2.0</w:t>
+              <w:t xml:space="preserve">2.2.1</w:t>
             </w:r>
           </w:p>
         </w:tc>
@@ -17511,13 +17511,7 @@
               <w:jc w:val="left"/>
             </w:pPr>
             <w:r>
-              <w:t xml:space="preserve">Added Huawei-branded table styling: red header bar, alternating row</w:t>
-            </w:r>
-            <w:r>
-              <w:t xml:space="preserve"> </w:t>
-            </w:r>
-            <w:r>
-              <w:t xml:space="preserve">colors, and bordered cells.</w:t>
+              <w:t xml:space="preserve">Changed table and figure caption labels to black (was Huawei red).</w:t>
             </w:r>
           </w:p>
         </w:tc>
@@ -17532,7 +17526,7 @@
               <w:jc w:val="left"/>
             </w:pPr>
             <w:r>
-              <w:t xml:space="preserve">2.1.0</w:t>
+              <w:t xml:space="preserve">2.2.0</w:t>
             </w:r>
           </w:p>
         </w:tc>
@@ -17545,7 +17539,7 @@
               <w:jc w:val="left"/>
             </w:pPr>
             <w:r>
-              <w:t xml:space="preserve">2026-08-06</w:t>
+              <w:t xml:space="preserve">2026-08-08</w:t>
             </w:r>
           </w:p>
         </w:tc>
@@ -17562,6 +17556,51 @@
               <w:jc w:val="left"/>
             </w:pPr>
             <w:r>
+              <w:t xml:space="preserve">Added Huawei-branded table styling: red header bar, alternating row</w:t>
+            </w:r>
+            <w:r>
+              <w:t xml:space="preserve"> </w:t>
+            </w:r>
+            <w:r>
+              <w:t xml:space="preserve">colors, and bordered cells.</w:t>
+            </w:r>
+          </w:p>
+        </w:tc>
+      </w:tr>
+      <w:tr>
+        <w:tc>
+          <w:tcPr/>
+          <w:p>
+            <w:pPr>
+              <w:jc w:val="left"/>
+            </w:pPr>
+            <w:r>
+              <w:t xml:space="preserve">2.1.0</w:t>
+            </w:r>
+          </w:p>
+        </w:tc>
+        <w:tc>
+          <w:tcPr/>
+          <w:p>
+            <w:pPr>
+              <w:jc w:val="left"/>
+            </w:pPr>
+            <w:r>
+              <w:t xml:space="preserve">2026-08-06</w:t>
+            </w:r>
+          </w:p>
+        </w:tc>
+        <w:tc>
+          <w:tcPr/>
+          <w:p>
+            <w:pPr>
+              <w:numPr>
+                <w:ilvl w:val="0"/>
+                <w:numId w:val="1108"/>
+              </w:numPr>
+              <w:jc w:val="left"/>
+            </w:pPr>
+            <w:r>
               <w:t xml:space="preserve">Updated ECS flavor to</w:t>
             </w:r>
             <w:r>
@@ -17584,7 +17623,7 @@
             <w:pPr>
               <w:numPr>
                 <w:ilvl w:val="0"/>
-                <w:numId w:val="1107"/>
+                <w:numId w:val="1108"/>
               </w:numPr>
               <w:jc w:val="left"/>
             </w:pPr>
@@ -17596,7 +17635,7 @@
             <w:pPr>
               <w:numPr>
                 <w:ilvl w:val="0"/>
-                <w:numId w:val="1107"/>
+                <w:numId w:val="1108"/>
               </w:numPr>
               <w:jc w:val="left"/>
             </w:pPr>
@@ -17608,7 +17647,7 @@
             <w:pPr>
               <w:numPr>
                 <w:ilvl w:val="0"/>
-                <w:numId w:val="1107"/>
+                <w:numId w:val="1108"/>
               </w:numPr>
               <w:jc w:val="left"/>
             </w:pPr>
@@ -17620,7 +17659,7 @@
             <w:pPr>
               <w:numPr>
                 <w:ilvl w:val="0"/>
-                <w:numId w:val="1107"/>
+                <w:numId w:val="1108"/>
               </w:numPr>
               <w:jc w:val="left"/>
             </w:pPr>
@@ -17632,7 +17671,7 @@
             <w:pPr>
               <w:numPr>
                 <w:ilvl w:val="0"/>
-                <w:numId w:val="1107"/>
+                <w:numId w:val="1108"/>
               </w:numPr>
               <w:jc w:val="left"/>
             </w:pPr>
@@ -17650,7 +17689,7 @@
             <w:pPr>
               <w:numPr>
                 <w:ilvl w:val="0"/>
-                <w:numId w:val="1107"/>
+                <w:numId w:val="1108"/>
               </w:numPr>
               <w:jc w:val="left"/>
             </w:pPr>
@@ -17699,7 +17738,7 @@
             <w:pPr>
               <w:numPr>
                 <w:ilvl w:val="0"/>
-                <w:numId w:val="1107"/>
+                <w:numId w:val="1108"/>
               </w:numPr>
               <w:jc w:val="left"/>
             </w:pPr>
@@ -17711,7 +17750,7 @@
             <w:pPr>
               <w:numPr>
                 <w:ilvl w:val="0"/>
-                <w:numId w:val="1107"/>
+                <w:numId w:val="1108"/>
               </w:numPr>
               <w:jc w:val="left"/>
             </w:pPr>
@@ -17762,7 +17801,7 @@
             <w:pPr>
               <w:numPr>
                 <w:ilvl w:val="0"/>
-                <w:numId w:val="1107"/>
+                <w:numId w:val="1108"/>
               </w:numPr>
               <w:jc w:val="left"/>
             </w:pPr>
@@ -17789,7 +17828,9 @@
       </w:tr>
       <w:tr>
         <w:tc>
-          <w:tcPr/>
+          <w:tcPr>
+            <w:shd w:val="clear" w:color="auto" w:fill="F6F8FA"/>
+          </w:tcPr>
           <w:p>
             <w:pPr>
               <w:jc w:val="left"/>
@@ -17800,7 +17841,9 @@
           </w:p>
         </w:tc>
         <w:tc>
-          <w:tcPr/>
+          <w:tcPr>
+            <w:shd w:val="clear" w:color="auto" w:fill="F6F8FA"/>
+          </w:tcPr>
           <w:p>
             <w:pPr>
               <w:jc w:val="left"/>
@@ -17811,12 +17854,14 @@
           </w:p>
         </w:tc>
         <w:tc>
-          <w:tcPr/>
+          <w:tcPr>
+            <w:shd w:val="clear" w:color="auto" w:fill="F6F8FA"/>
+          </w:tcPr>
           <w:p>
             <w:pPr>
               <w:numPr>
                 <w:ilvl w:val="0"/>
-                <w:numId w:val="1108"/>
+                <w:numId w:val="1109"/>
               </w:numPr>
               <w:jc w:val="left"/>
             </w:pPr>
@@ -17834,7 +17879,7 @@
             <w:pPr>
               <w:numPr>
                 <w:ilvl w:val="0"/>
-                <w:numId w:val="1108"/>
+                <w:numId w:val="1109"/>
               </w:numPr>
               <w:jc w:val="left"/>
             </w:pPr>
@@ -17888,7 +17933,7 @@
             <w:pPr>
               <w:numPr>
                 <w:ilvl w:val="0"/>
-                <w:numId w:val="1108"/>
+                <w:numId w:val="1109"/>
               </w:numPr>
               <w:jc w:val="left"/>
             </w:pPr>
@@ -17936,7 +17981,7 @@
             <w:pPr>
               <w:numPr>
                 <w:ilvl w:val="0"/>
-                <w:numId w:val="1108"/>
+                <w:numId w:val="1109"/>
               </w:numPr>
               <w:jc w:val="left"/>
             </w:pPr>
@@ -17957,9 +18002,7 @@
       </w:tr>
       <w:tr>
         <w:tc>
-          <w:tcPr>
-            <w:shd w:val="clear" w:color="auto" w:fill="F6F8FA"/>
-          </w:tcPr>
+          <w:tcPr/>
           <w:p>
             <w:pPr>
               <w:jc w:val="left"/>
@@ -17970,9 +18013,7 @@
           </w:p>
         </w:tc>
         <w:tc>
-          <w:tcPr>
-            <w:shd w:val="clear" w:color="auto" w:fill="F6F8FA"/>
-          </w:tcPr>
+          <w:tcPr/>
           <w:p>
             <w:pPr>
               <w:jc w:val="left"/>
@@ -17983,14 +18024,12 @@
           </w:p>
         </w:tc>
         <w:tc>
-          <w:tcPr>
-            <w:shd w:val="clear" w:color="auto" w:fill="F6F8FA"/>
-          </w:tcPr>
+          <w:tcPr/>
           <w:p>
             <w:pPr>
               <w:numPr>
                 <w:ilvl w:val="0"/>
-                <w:numId w:val="1109"/>
+                <w:numId w:val="1110"/>
               </w:numPr>
               <w:jc w:val="left"/>
             </w:pPr>
@@ -18002,7 +18041,7 @@
             <w:pPr>
               <w:numPr>
                 <w:ilvl w:val="0"/>
-                <w:numId w:val="1109"/>
+                <w:numId w:val="1110"/>
               </w:numPr>
               <w:jc w:val="left"/>
             </w:pPr>
@@ -18014,7 +18053,7 @@
             <w:pPr>
               <w:numPr>
                 <w:ilvl w:val="0"/>
-                <w:numId w:val="1109"/>
+                <w:numId w:val="1110"/>
               </w:numPr>
               <w:jc w:val="left"/>
             </w:pPr>
@@ -18026,7 +18065,7 @@
             <w:pPr>
               <w:numPr>
                 <w:ilvl w:val="0"/>
-                <w:numId w:val="1109"/>
+                <w:numId w:val="1110"/>
               </w:numPr>
               <w:jc w:val="left"/>
             </w:pPr>
@@ -18044,7 +18083,7 @@
             <w:pPr>
               <w:numPr>
                 <w:ilvl w:val="0"/>
-                <w:numId w:val="1109"/>
+                <w:numId w:val="1110"/>
               </w:numPr>
               <w:jc w:val="left"/>
             </w:pPr>
@@ -18056,7 +18095,7 @@
             <w:pPr>
               <w:numPr>
                 <w:ilvl w:val="0"/>
-                <w:numId w:val="1109"/>
+                <w:numId w:val="1110"/>
               </w:numPr>
               <w:jc w:val="left"/>
             </w:pPr>
@@ -19428,6 +19467,9 @@
     <w:abstractNumId w:val="991"/>
   </w:num>
   <w:num w:numId="1109">
+    <w:abstractNumId w:val="991"/>
+  </w:num>
+  <w:num w:numId="1110">
     <w:abstractNumId w:val="991"/>
   </w:num>
 </w:numbering>

--- a/documents/setup-guide/setup-guide.docx
+++ b/documents/setup-guide/setup-guide.docx
@@ -84,7 +84,7 @@
           <w:b/>
           <w:sz w:val="24"/>
         </w:rPr>
-        <w:t xml:space="preserve">v6.6.1</w:t>
+        <w:t xml:space="preserve">v6.7.0</w:t>
       </w:r>
       <w:r>
         <w:rPr>
@@ -96,7 +96,7 @@
         <w:rPr>
           <w:sz w:val="24"/>
         </w:rPr>
-        <w:t xml:space="preserve">— September 20, 2026 14:59</w:t>
+        <w:t xml:space="preserve">— September 20, 2026 15:29</w:t>
       </w:r>
     </w:p>
     <w:sdt>
@@ -13345,7 +13345,7 @@
               <w:jc w:val="left"/>
             </w:pPr>
             <w:r>
-              <w:t xml:space="preserve">6.6.1</w:t>
+              <w:t xml:space="preserve">6.7.0</w:t>
             </w:r>
           </w:p>
         </w:tc>
@@ -13371,7 +13371,7 @@
               <w:jc w:val="left"/>
             </w:pPr>
             <w:r>
-              <w:t xml:space="preserve">Quality-pass fixes for v6.6.0: the TESTCASE-marker strip now covers the entire DOCX fix run (a failure at any stage can no longer leave markers in the output file); the fixer resets its template state between in-process runs (the documented path-sniffing fallback works again); build.sh also cleans temporary files on interrupt signals; fixed a CHANGELOG typo.</w:t>
+              <w:t xml:space="preserve">Badge and language fidelity: DOCX badge pills now render black text like the PDF (was frame-colored), use the correct label case (Pass, not PASS), include the Portuguese POC labels (Atendido, Parcial, Falha, Ignorado), and render at native width per template (testbook badge text no longer shrinks). Portuguese signature greetings now match the PDF (At.te,), the POC classification label matches the full PDF wording, and the secondary-format table headers (stakeholders, closing record, test summary, changelog) are now language-aware. DOCX footers show Página in Portuguese documents. Cover dates no longer zero-pad the day.</w:t>
             </w:r>
           </w:p>
         </w:tc>
@@ -13386,7 +13386,7 @@
               <w:jc w:val="left"/>
             </w:pPr>
             <w:r>
-              <w:t xml:space="preserve">6.6.0</w:t>
+              <w:t xml:space="preserve">6.6.1</w:t>
             </w:r>
           </w:p>
         </w:tc>
@@ -13416,6 +13416,45 @@
               <w:jc w:val="left"/>
             </w:pPr>
             <w:r>
+              <w:t xml:space="preserve">Quality-pass fixes for v6.6.0: the TESTCASE-marker strip now covers the entire DOCX fix run (a failure at any stage can no longer leave markers in the output file); the fixer resets its template state between in-process runs (the documented path-sniffing fallback works again); build.sh also cleans temporary files on interrupt signals; fixed a CHANGELOG typo.</w:t>
+            </w:r>
+          </w:p>
+        </w:tc>
+      </w:tr>
+      <w:tr>
+        <w:tc>
+          <w:tcPr/>
+          <w:p>
+            <w:pPr>
+              <w:jc w:val="left"/>
+            </w:pPr>
+            <w:r>
+              <w:t xml:space="preserve">6.6.0</w:t>
+            </w:r>
+          </w:p>
+        </w:tc>
+        <w:tc>
+          <w:tcPr/>
+          <w:p>
+            <w:pPr>
+              <w:jc w:val="left"/>
+            </w:pPr>
+            <w:r>
+              <w:t xml:space="preserve">2026-09-20</w:t>
+            </w:r>
+          </w:p>
+        </w:tc>
+        <w:tc>
+          <w:tcPr/>
+          <w:p>
+            <w:pPr>
+              <w:numPr>
+                <w:ilvl w:val="0"/>
+                <w:numId w:val="1044"/>
+              </w:numPr>
+              <w:jc w:val="left"/>
+            </w:pPr>
+            <w:r>
               <w:t xml:space="preserve">Pipeline robustness: DOCX post-processing now fails loudly when content styling errors occur (TESTCASE markers can no longer leak into output); the DOCX fixer takes an explicit</w:t>
             </w:r>
             <w:r>
@@ -13438,54 +13477,15 @@
       </w:tr>
       <w:tr>
         <w:tc>
-          <w:tcPr/>
+          <w:tcPr>
+            <w:shd w:val="clear" w:color="auto" w:fill="F6F8FA"/>
+          </w:tcPr>
           <w:p>
             <w:pPr>
               <w:jc w:val="left"/>
             </w:pPr>
             <w:r>
               <w:t xml:space="preserve">6.5.2</w:t>
-            </w:r>
-          </w:p>
-        </w:tc>
-        <w:tc>
-          <w:tcPr/>
-          <w:p>
-            <w:pPr>
-              <w:jc w:val="left"/>
-            </w:pPr>
-            <w:r>
-              <w:t xml:space="preserve">2026-09-20</w:t>
-            </w:r>
-          </w:p>
-        </w:tc>
-        <w:tc>
-          <w:tcPr/>
-          <w:p>
-            <w:pPr>
-              <w:numPr>
-                <w:ilvl w:val="0"/>
-                <w:numId w:val="1044"/>
-              </w:numPr>
-              <w:jc w:val="left"/>
-            </w:pPr>
-            <w:r>
-              <w:t xml:space="preserve">Quality-pass fixes for v6.5.1: LaTeX quote conversion now handles only paired quotes (quote characters inside code arguments are no longer corrupted); signature cells containing escaped ampersands are no longer split; round-trip HTML generation guards the asciidoctor-diagram dependency and fails loudly when generation fails; pre-processor unit tests now cover pipe escaping in all five table handlers.</w:t>
-            </w:r>
-          </w:p>
-        </w:tc>
-      </w:tr>
-      <w:tr>
-        <w:tc>
-          <w:tcPr>
-            <w:shd w:val="clear" w:color="auto" w:fill="F6F8FA"/>
-          </w:tcPr>
-          <w:p>
-            <w:pPr>
-              <w:jc w:val="left"/>
-            </w:pPr>
-            <w:r>
-              <w:t xml:space="preserve">6.5.1</w:t>
             </w:r>
           </w:p>
         </w:tc>
@@ -13515,7 +13515,7 @@
               <w:jc w:val="left"/>
             </w:pPr>
             <w:r>
-              <w:t xml:space="preserve">Fixed DOCX/MD/HTML output: tables are no longer corrupted when changelog, signature, or summary content contains a pipe character (“|”). Badge text is now preserved in DOCX/MD/HTML — a “Ready” badge renders “Ready” instead of “[NEW]”. Multi-item changelog entries render as bullet lists instead of being joined with a literal “+”. POC documents now include the changelog in DOCX/MD/HTML. The :noanswers: attribute now hides test results and remarks in DOCX/MD/HTML, matching the PDF. Inline LaTeX (monospace text, arrows, LaTeX quotes) no longer leaks from changelog entries. The test suite now exercises the real build pipeline (pre-processor wired into round-trip and DOCX tests), with new pre-processor unit tests.</w:t>
+              <w:t xml:space="preserve">Quality-pass fixes for v6.5.1: LaTeX quote conversion now handles only paired quotes (quote characters inside code arguments are no longer corrupted); signature cells containing escaped ampersands are no longer split; round-trip HTML generation guards the asciidoctor-diagram dependency and fails loudly when generation fails; pre-processor unit tests now cover pipe escaping in all five table handlers.</w:t>
             </w:r>
           </w:p>
         </w:tc>
@@ -13528,7 +13528,7 @@
               <w:jc w:val="left"/>
             </w:pPr>
             <w:r>
-              <w:t xml:space="preserve">6.5.0</w:t>
+              <w:t xml:space="preserve">6.5.1</w:t>
             </w:r>
           </w:p>
         </w:tc>
@@ -13554,7 +13554,7 @@
               <w:jc w:val="left"/>
             </w:pPr>
             <w:r>
-              <w:t xml:space="preserve">Evidence checklist simplified to plain bullets in both PDF and DOCX (checkbox markers removed for compatibility). Planned Activities list in DOCX now uses Word’s native lower-roman numbering (i., ii., iii.) matching the PDF. Badges in DOCX replaced with exact-replica PNG pill images (rounded, colored frame and background, bold text) matching the PDF \ huaweibadge look — assets committed to the repo. Signature blocks in DOCX no longer show literal + symbols (proper hard line breaks).</w:t>
+              <w:t xml:space="preserve">Fixed DOCX/MD/HTML output: tables are no longer corrupted when changelog, signature, or summary content contains a pipe character (“|”). Badge text is now preserved in DOCX/MD/HTML — a “Ready” badge renders “Ready” instead of “[NEW]”. Multi-item changelog entries render as bullet lists instead of being joined with a literal “+”. POC documents now include the changelog in DOCX/MD/HTML. The :noanswers: attribute now hides test results and remarks in DOCX/MD/HTML, matching the PDF. Inline LaTeX (monospace text, arrows, LaTeX quotes) no longer leaks from changelog entries. The test suite now exercises the real build pipeline (pre-processor wired into round-trip and DOCX tests), with new pre-processor unit tests.</w:t>
             </w:r>
           </w:p>
         </w:tc>
@@ -13569,7 +13569,7 @@
               <w:jc w:val="left"/>
             </w:pPr>
             <w:r>
-              <w:t xml:space="preserve">6.4.7</w:t>
+              <w:t xml:space="preserve">6.5.0</w:t>
             </w:r>
           </w:p>
         </w:tc>
@@ -13599,7 +13599,7 @@
               <w:jc w:val="left"/>
             </w:pPr>
             <w:r>
-              <w:t xml:space="preserve">Section titles in DOCX now match the PDF heading design: the big section number (56pt) sits on the left, the title text is pushed to the right edge (a right tab stop mimics the LaTeX \ hfill), and the red rule runs below — previously the title sat left-aligned next to a small number. Applies to all templates.</w:t>
+              <w:t xml:space="preserve">Evidence checklist simplified to plain bullets in both PDF and DOCX (checkbox markers removed for compatibility). Planned Activities list in DOCX now uses Word’s native lower-roman numbering (i., ii., iii.) matching the PDF. Badges in DOCX replaced with exact-replica PNG pill images (rounded, colored frame and background, bold text) matching the PDF \ huaweibadge look — assets committed to the repo. Signature blocks in DOCX no longer show literal + symbols (proper hard line breaks).</w:t>
             </w:r>
           </w:p>
         </w:tc>
@@ -13612,7 +13612,7 @@
               <w:jc w:val="left"/>
             </w:pPr>
             <w:r>
-              <w:t xml:space="preserve">6.4.6</w:t>
+              <w:t xml:space="preserve">6.4.7</w:t>
             </w:r>
           </w:p>
         </w:tc>
@@ -13638,7 +13638,7 @@
               <w:jc w:val="left"/>
             </w:pPr>
             <w:r>
-              <w:t xml:space="preserve">Code blocks inside test cases no longer break the red left rule in DOCX — the code style’s left indent (which jogged the rule) is reset inside test case blocks, and code blocks now show the PDF’s code box (gray background with thin border on top, bottom, and right, red rule continuing on the left).</w:t>
+              <w:t xml:space="preserve">Section titles in DOCX now match the PDF heading design: the big section number (56pt) sits on the left, the title text is pushed to the right edge (a right tab stop mimics the LaTeX \ hfill), and the red rule runs below — previously the title sat left-aligned next to a small number. Applies to all templates.</w:t>
             </w:r>
           </w:p>
         </w:tc>
@@ -13653,7 +13653,7 @@
               <w:jc w:val="left"/>
             </w:pPr>
             <w:r>
-              <w:t xml:space="preserve">6.4.5</w:t>
+              <w:t xml:space="preserve">6.4.6</w:t>
             </w:r>
           </w:p>
         </w:tc>
@@ -13683,7 +13683,7 @@
               <w:jc w:val="left"/>
             </w:pPr>
             <w:r>
-              <w:t xml:space="preserve">DOCX polish pass: all captions centered (matching the PDF), vertical spacing between blocks matched to the LaTeX rhythm (medskip/smallskip around captions, field bars, and steps), and test steps now render as separate paragraphs each with the red bold number (previously merged into one paragraph).</w:t>
+              <w:t xml:space="preserve">Code blocks inside test cases no longer break the red left rule in DOCX — the code style’s left indent (which jogged the rule) is reset inside test case blocks, and code blocks now show the PDF’s code box (gray background with thin border on top, bottom, and right, red rule continuing on the left).</w:t>
             </w:r>
           </w:p>
         </w:tc>
@@ -13696,7 +13696,7 @@
               <w:jc w:val="left"/>
             </w:pPr>
             <w:r>
-              <w:t xml:space="preserve">6.4.4</w:t>
+              <w:t xml:space="preserve">6.4.5</w:t>
             </w:r>
           </w:p>
         </w:tc>
@@ -13722,7 +13722,7 @@
               <w:jc w:val="left"/>
             </w:pPr>
             <w:r>
-              <w:t xml:space="preserve">DOCX covers now show the logo, cover text, and version/date/time meta line like the PDF. Test case blocks in DOCX get the PDF’s visual wrapper: red left rule, red field header bars, and red step numbers. Captions follow the PDF ordering system in DOCX, MD, and HTML (Table/Diagram/Figure/Testcase N: with bold symbol). Portuguese PDFs now label diagrams "Diagrama N:" (was hardcoded English "Diagram"). Markdown and HTML output no longer leaks raw LaTeX from passthrough blocks — the DOCX pre-processor now feeds those pipelines too.</w:t>
+              <w:t xml:space="preserve">DOCX polish pass: all captions centered (matching the PDF), vertical spacing between blocks matched to the LaTeX rhythm (medskip/smallskip around captions, field bars, and steps), and test steps now render as separate paragraphs each with the red bold number (previously merged into one paragraph).</w:t>
             </w:r>
           </w:p>
         </w:tc>
@@ -13737,7 +13737,7 @@
               <w:jc w:val="left"/>
             </w:pPr>
             <w:r>
-              <w:t xml:space="preserve">6.4.3</w:t>
+              <w:t xml:space="preserve">6.4.4</w:t>
             </w:r>
           </w:p>
         </w:tc>
@@ -13767,7 +13767,7 @@
               <w:jc w:val="left"/>
             </w:pPr>
             <w:r>
-              <w:t xml:space="preserve">Testbook and POC DOCX output now matches the PDF much more closely: native table of contents (language-aware, auto-populated), each section starts on a new page, embedded images and diagrams (PlantUML/Graphviz rendered), white-on-red table headers, cover version line under the title, centered test case captions, and plain black rules for signature grids.</w:t>
+              <w:t xml:space="preserve">DOCX covers now show the logo, cover text, and version/date/time meta line like the PDF. Test case blocks in DOCX get the PDF’s visual wrapper: red left rule, red field header bars, and red step numbers. Captions follow the PDF ordering system in DOCX, MD, and HTML (Table/Diagram/Figure/Testcase N: with bold symbol). Portuguese PDFs now label diagrams "Diagrama N:" (was hardcoded English "Diagram"). Markdown and HTML output no longer leaks raw LaTeX from passthrough blocks — the DOCX pre-processor now feeds those pipelines too.</w:t>
             </w:r>
           </w:p>
         </w:tc>
@@ -13780,7 +13780,7 @@
               <w:jc w:val="left"/>
             </w:pPr>
             <w:r>
-              <w:t xml:space="preserve">6.4.2</w:t>
+              <w:t xml:space="preserve">6.4.3</w:t>
             </w:r>
           </w:p>
         </w:tc>
@@ -13806,7 +13806,7 @@
               <w:jc w:val="left"/>
             </w:pPr>
             <w:r>
-              <w:t xml:space="preserve">DOCX output for POC and testbook templates now includes all passthrough content (stakeholders, closing record, signatures, test cases, test summary, changelog) via a new pre-processor. Fixed dropped Test Scope fields in testbook DOCX output.</w:t>
+              <w:t xml:space="preserve">Testbook and POC DOCX output now matches the PDF much more closely: native table of contents (language-aware, auto-populated), each section starts on a new page, embedded images and diagrams (PlantUML/Graphviz rendered), white-on-red table headers, cover version line under the title, centered test case captions, and plain black rules for signature grids.</w:t>
             </w:r>
           </w:p>
         </w:tc>
@@ -13821,7 +13821,7 @@
               <w:jc w:val="left"/>
             </w:pPr>
             <w:r>
-              <w:t xml:space="preserve">6.4.0</w:t>
+              <w:t xml:space="preserve">6.4.2</w:t>
             </w:r>
           </w:p>
         </w:tc>
@@ -13851,6 +13851,45 @@
               <w:jc w:val="left"/>
             </w:pPr>
             <w:r>
+              <w:t xml:space="preserve">DOCX output for POC and testbook templates now includes all passthrough content (stakeholders, closing record, signatures, test cases, test summary, changelog) via a new pre-processor. Fixed dropped Test Scope fields in testbook DOCX output.</w:t>
+            </w:r>
+          </w:p>
+        </w:tc>
+      </w:tr>
+      <w:tr>
+        <w:tc>
+          <w:tcPr/>
+          <w:p>
+            <w:pPr>
+              <w:jc w:val="left"/>
+            </w:pPr>
+            <w:r>
+              <w:t xml:space="preserve">6.4.0</w:t>
+            </w:r>
+          </w:p>
+        </w:tc>
+        <w:tc>
+          <w:tcPr/>
+          <w:p>
+            <w:pPr>
+              <w:jc w:val="left"/>
+            </w:pPr>
+            <w:r>
+              <w:t xml:space="preserve">2026-09-20</w:t>
+            </w:r>
+          </w:p>
+        </w:tc>
+        <w:tc>
+          <w:tcPr/>
+          <w:p>
+            <w:pPr>
+              <w:numPr>
+                <w:ilvl w:val="0"/>
+                <w:numId w:val="1054"/>
+              </w:numPr>
+              <w:jc w:val="left"/>
+            </w:pPr>
+            <w:r>
               <w:t xml:space="preserve">Fixed changelog dates — replaced</w:t>
             </w:r>
             <w:r>
@@ -13873,54 +13912,15 @@
       </w:tr>
       <w:tr>
         <w:tc>
-          <w:tcPr/>
+          <w:tcPr>
+            <w:shd w:val="clear" w:color="auto" w:fill="F6F8FA"/>
+          </w:tcPr>
           <w:p>
             <w:pPr>
               <w:jc w:val="left"/>
             </w:pPr>
             <w:r>
               <w:t xml:space="preserve">5.1.1</w:t>
-            </w:r>
-          </w:p>
-        </w:tc>
-        <w:tc>
-          <w:tcPr/>
-          <w:p>
-            <w:pPr>
-              <w:jc w:val="left"/>
-            </w:pPr>
-            <w:r>
-              <w:t xml:space="preserve">2026-09-14</w:t>
-            </w:r>
-          </w:p>
-        </w:tc>
-        <w:tc>
-          <w:tcPr/>
-          <w:p>
-            <w:pPr>
-              <w:numPr>
-                <w:ilvl w:val="0"/>
-                <w:numId w:val="1054"/>
-              </w:numPr>
-              <w:jc w:val="left"/>
-            </w:pPr>
-            <w:r>
-              <w:t xml:space="preserve">Synced callout colors in DOCX/HTML/MD output to match brand palette. Added color palette demo.</w:t>
-            </w:r>
-          </w:p>
-        </w:tc>
-      </w:tr>
-      <w:tr>
-        <w:tc>
-          <w:tcPr>
-            <w:shd w:val="clear" w:color="auto" w:fill="F6F8FA"/>
-          </w:tcPr>
-          <w:p>
-            <w:pPr>
-              <w:jc w:val="left"/>
-            </w:pPr>
-            <w:r>
-              <w:t xml:space="preserve">5.1.0</w:t>
             </w:r>
           </w:p>
         </w:tc>
@@ -13950,7 +13950,7 @@
               <w:jc w:val="left"/>
             </w:pPr>
             <w:r>
-              <w:t xml:space="preserve">Adopted brand guidelines auxiliary color palette and monochrome scale. Aligned callout colors to brand specifications.</w:t>
+              <w:t xml:space="preserve">Synced callout colors in DOCX/HTML/MD output to match brand palette. Added color palette demo.</w:t>
             </w:r>
           </w:p>
         </w:tc>
@@ -13963,7 +13963,7 @@
               <w:jc w:val="left"/>
             </w:pPr>
             <w:r>
-              <w:t xml:space="preserve">5.0.3</w:t>
+              <w:t xml:space="preserve">5.1.0</w:t>
             </w:r>
           </w:p>
         </w:tc>
@@ -13989,6 +13989,51 @@
               <w:jc w:val="left"/>
             </w:pPr>
             <w:r>
+              <w:t xml:space="preserve">Adopted brand guidelines auxiliary color palette and monochrome scale. Aligned callout colors to brand specifications.</w:t>
+            </w:r>
+          </w:p>
+        </w:tc>
+      </w:tr>
+      <w:tr>
+        <w:tc>
+          <w:tcPr>
+            <w:shd w:val="clear" w:color="auto" w:fill="F6F8FA"/>
+          </w:tcPr>
+          <w:p>
+            <w:pPr>
+              <w:jc w:val="left"/>
+            </w:pPr>
+            <w:r>
+              <w:t xml:space="preserve">5.0.3</w:t>
+            </w:r>
+          </w:p>
+        </w:tc>
+        <w:tc>
+          <w:tcPr>
+            <w:shd w:val="clear" w:color="auto" w:fill="F6F8FA"/>
+          </w:tcPr>
+          <w:p>
+            <w:pPr>
+              <w:jc w:val="left"/>
+            </w:pPr>
+            <w:r>
+              <w:t xml:space="preserve">2026-09-14</w:t>
+            </w:r>
+          </w:p>
+        </w:tc>
+        <w:tc>
+          <w:tcPr>
+            <w:shd w:val="clear" w:color="auto" w:fill="F6F8FA"/>
+          </w:tcPr>
+          <w:p>
+            <w:pPr>
+              <w:numPr>
+                <w:ilvl w:val="0"/>
+                <w:numId w:val="1057"/>
+              </w:numPr>
+              <w:jc w:val="left"/>
+            </w:pPr>
+            <w:r>
               <w:t xml:space="preserve">Removed non-standard</w:t>
             </w:r>
             <w:r>
@@ -14011,58 +14056,13 @@
       </w:tr>
       <w:tr>
         <w:tc>
-          <w:tcPr>
-            <w:shd w:val="clear" w:color="auto" w:fill="F6F8FA"/>
-          </w:tcPr>
+          <w:tcPr/>
           <w:p>
             <w:pPr>
               <w:jc w:val="left"/>
             </w:pPr>
             <w:r>
               <w:t xml:space="preserve">5.0.2</w:t>
-            </w:r>
-          </w:p>
-        </w:tc>
-        <w:tc>
-          <w:tcPr>
-            <w:shd w:val="clear" w:color="auto" w:fill="F6F8FA"/>
-          </w:tcPr>
-          <w:p>
-            <w:pPr>
-              <w:jc w:val="left"/>
-            </w:pPr>
-            <w:r>
-              <w:t xml:space="preserve">2026-09-14</w:t>
-            </w:r>
-          </w:p>
-        </w:tc>
-        <w:tc>
-          <w:tcPr>
-            <w:shd w:val="clear" w:color="auto" w:fill="F6F8FA"/>
-          </w:tcPr>
-          <w:p>
-            <w:pPr>
-              <w:numPr>
-                <w:ilvl w:val="0"/>
-                <w:numId w:val="1057"/>
-              </w:numPr>
-              <w:jc w:val="left"/>
-            </w:pPr>
-            <w:r>
-              <w:t xml:space="preserve">Long commands in test steps now render as code blocks instead of inline code.</w:t>
-            </w:r>
-          </w:p>
-        </w:tc>
-      </w:tr>
-      <w:tr>
-        <w:tc>
-          <w:tcPr/>
-          <w:p>
-            <w:pPr>
-              <w:jc w:val="left"/>
-            </w:pPr>
-            <w:r>
-              <w:t xml:space="preserve">5.0.1</w:t>
             </w:r>
           </w:p>
         </w:tc>
@@ -14088,7 +14088,7 @@
               <w:jc w:val="left"/>
             </w:pPr>
             <w:r>
-              <w:t xml:space="preserve">Testcase caption centered above the block.</w:t>
+              <w:t xml:space="preserve">Long commands in test steps now render as code blocks instead of inline code.</w:t>
             </w:r>
           </w:p>
         </w:tc>
@@ -14103,7 +14103,7 @@
               <w:jc w:val="left"/>
             </w:pPr>
             <w:r>
-              <w:t xml:space="preserve">5.0.0</w:t>
+              <w:t xml:space="preserve">5.0.1</w:t>
             </w:r>
           </w:p>
         </w:tc>
@@ -14133,6 +14133,45 @@
               <w:jc w:val="left"/>
             </w:pPr>
             <w:r>
+              <w:t xml:space="preserve">Testcase caption centered above the block.</w:t>
+            </w:r>
+          </w:p>
+        </w:tc>
+      </w:tr>
+      <w:tr>
+        <w:tc>
+          <w:tcPr/>
+          <w:p>
+            <w:pPr>
+              <w:jc w:val="left"/>
+            </w:pPr>
+            <w:r>
+              <w:t xml:space="preserve">5.0.0</w:t>
+            </w:r>
+          </w:p>
+        </w:tc>
+        <w:tc>
+          <w:tcPr/>
+          <w:p>
+            <w:pPr>
+              <w:jc w:val="left"/>
+            </w:pPr>
+            <w:r>
+              <w:t xml:space="preserve">2026-09-14</w:t>
+            </w:r>
+          </w:p>
+        </w:tc>
+        <w:tc>
+          <w:tcPr/>
+          <w:p>
+            <w:pPr>
+              <w:numPr>
+                <w:ilvl w:val="0"/>
+                <w:numId w:val="1060"/>
+              </w:numPr>
+              <w:jc w:val="left"/>
+            </w:pPr>
+            <w:r>
               <w:t xml:space="preserve">Major refactoring: extracted shared modules (huawei-titles, huawei-toc, huawei-cover), renamed</w:t>
             </w:r>
             <w:r>
@@ -14194,7 +14233,9 @@
       </w:tr>
       <w:tr>
         <w:tc>
-          <w:tcPr/>
+          <w:tcPr>
+            <w:shd w:val="clear" w:color="auto" w:fill="F6F8FA"/>
+          </w:tcPr>
           <w:p>
             <w:pPr>
               <w:jc w:val="left"/>
@@ -14205,56 +14246,15 @@
           </w:p>
         </w:tc>
         <w:tc>
-          <w:tcPr/>
+          <w:tcPr>
+            <w:shd w:val="clear" w:color="auto" w:fill="F6F8FA"/>
+          </w:tcPr>
           <w:p>
             <w:pPr>
               <w:jc w:val="left"/>
             </w:pPr>
             <w:r>
               <w:t xml:space="preserve">2026-09-14</w:t>
-            </w:r>
-          </w:p>
-        </w:tc>
-        <w:tc>
-          <w:tcPr/>
-          <w:p>
-            <w:pPr>
-              <w:numPr>
-                <w:ilvl w:val="0"/>
-                <w:numId w:val="1060"/>
-              </w:numPr>
-              <w:jc w:val="left"/>
-            </w:pPr>
-            <w:r>
-              <w:t xml:space="preserve">Testcase headings now formatted as captions (like figures/tables): bold “Testcase N:” followed by description. Changed label from “Test Case” to “Testcase”.</w:t>
-            </w:r>
-          </w:p>
-        </w:tc>
-      </w:tr>
-      <w:tr>
-        <w:tc>
-          <w:tcPr>
-            <w:shd w:val="clear" w:color="auto" w:fill="F6F8FA"/>
-          </w:tcPr>
-          <w:p>
-            <w:pPr>
-              <w:jc w:val="left"/>
-            </w:pPr>
-            <w:r>
-              <w:t xml:space="preserve">4.6.0</w:t>
-            </w:r>
-          </w:p>
-        </w:tc>
-        <w:tc>
-          <w:tcPr>
-            <w:shd w:val="clear" w:color="auto" w:fill="F6F8FA"/>
-          </w:tcPr>
-          <w:p>
-            <w:pPr>
-              <w:jc w:val="left"/>
-            </w:pPr>
-            <w:r>
-              <w:t xml:space="preserve">2026-09-13</w:t>
             </w:r>
           </w:p>
         </w:tc>
@@ -14271,7 +14271,7 @@
               <w:jc w:val="left"/>
             </w:pPr>
             <w:r>
-              <w:t xml:space="preserve">Section restructure: Introduction, Test Cases (with category subsections), Conclusion. Testcases auto-numbered like figures/tables. Changed testcase from subsection to subsubsection.</w:t>
+              <w:t xml:space="preserve">Testcase headings now formatted as captions (like figures/tables): bold “Testcase N:” followed by description. Changed label from “Test Case” to “Testcase”.</w:t>
             </w:r>
           </w:p>
         </w:tc>
@@ -14284,7 +14284,7 @@
               <w:jc w:val="left"/>
             </w:pPr>
             <w:r>
-              <w:t xml:space="preserve">4.5.0</w:t>
+              <w:t xml:space="preserve">4.6.0</w:t>
             </w:r>
           </w:p>
         </w:tc>
@@ -14310,6 +14310,51 @@
               <w:jc w:val="left"/>
             </w:pPr>
             <w:r>
+              <w:t xml:space="preserve">Section restructure: Introduction, Test Cases (with category subsections), Conclusion. Testcases auto-numbered like figures/tables. Changed testcase from subsection to subsubsection.</w:t>
+            </w:r>
+          </w:p>
+        </w:tc>
+      </w:tr>
+      <w:tr>
+        <w:tc>
+          <w:tcPr>
+            <w:shd w:val="clear" w:color="auto" w:fill="F6F8FA"/>
+          </w:tcPr>
+          <w:p>
+            <w:pPr>
+              <w:jc w:val="left"/>
+            </w:pPr>
+            <w:r>
+              <w:t xml:space="preserve">4.5.0</w:t>
+            </w:r>
+          </w:p>
+        </w:tc>
+        <w:tc>
+          <w:tcPr>
+            <w:shd w:val="clear" w:color="auto" w:fill="F6F8FA"/>
+          </w:tcPr>
+          <w:p>
+            <w:pPr>
+              <w:jc w:val="left"/>
+            </w:pPr>
+            <w:r>
+              <w:t xml:space="preserve">2026-09-13</w:t>
+            </w:r>
+          </w:p>
+        </w:tc>
+        <w:tc>
+          <w:tcPr>
+            <w:shd w:val="clear" w:color="auto" w:fill="F6F8FA"/>
+          </w:tcPr>
+          <w:p>
+            <w:pPr>
+              <w:numPr>
+                <w:ilvl w:val="0"/>
+                <w:numId w:val="1063"/>
+              </w:numPr>
+              <w:jc w:val="left"/>
+            </w:pPr>
+            <w:r>
               <w:t xml:space="preserve">Unified field APIs:</w:t>
             </w:r>
             <w:r>
@@ -14374,58 +14419,13 @@
       </w:tr>
       <w:tr>
         <w:tc>
-          <w:tcPr>
-            <w:shd w:val="clear" w:color="auto" w:fill="F6F8FA"/>
-          </w:tcPr>
+          <w:tcPr/>
           <w:p>
             <w:pPr>
               <w:jc w:val="left"/>
             </w:pPr>
             <w:r>
               <w:t xml:space="preserve">4.4.0</w:t>
-            </w:r>
-          </w:p>
-        </w:tc>
-        <w:tc>
-          <w:tcPr>
-            <w:shd w:val="clear" w:color="auto" w:fill="F6F8FA"/>
-          </w:tcPr>
-          <w:p>
-            <w:pPr>
-              <w:jc w:val="left"/>
-            </w:pPr>
-            <w:r>
-              <w:t xml:space="preserve">2026-09-13</w:t>
-            </w:r>
-          </w:p>
-        </w:tc>
-        <w:tc>
-          <w:tcPr>
-            <w:shd w:val="clear" w:color="auto" w:fill="F6F8FA"/>
-          </w:tcPr>
-          <w:p>
-            <w:pPr>
-              <w:numPr>
-                <w:ilvl w:val="0"/>
-                <w:numId w:val="1063"/>
-              </w:numPr>
-              <w:jc w:val="left"/>
-            </w:pPr>
-            <w:r>
-              <w:t xml:space="preserve">Code review fixes: removed dead labels, badge now uses Huawei brand colors (tipbg/tipfg, huaweired, warningbg/warningfg), Lua filter preserves formatting in DOCX/MD/HTML via parse_latex_blocks, testprocedure handler preserves non-step content (images, code, callouts).</w:t>
-            </w:r>
-          </w:p>
-        </w:tc>
-      </w:tr>
-      <w:tr>
-        <w:tc>
-          <w:tcPr/>
-          <w:p>
-            <w:pPr>
-              <w:jc w:val="left"/>
-            </w:pPr>
-            <w:r>
-              <w:t xml:space="preserve">4.3.0</w:t>
             </w:r>
           </w:p>
         </w:tc>
@@ -14451,6 +14451,51 @@
               <w:jc w:val="left"/>
             </w:pPr>
             <w:r>
+              <w:t xml:space="preserve">Code review fixes: removed dead labels, badge now uses Huawei brand colors (tipbg/tipfg, huaweired, warningbg/warningfg), Lua filter preserves formatting in DOCX/MD/HTML via parse_latex_blocks, testprocedure handler preserves non-step content (images, code, callouts).</w:t>
+            </w:r>
+          </w:p>
+        </w:tc>
+      </w:tr>
+      <w:tr>
+        <w:tc>
+          <w:tcPr>
+            <w:shd w:val="clear" w:color="auto" w:fill="F6F8FA"/>
+          </w:tcPr>
+          <w:p>
+            <w:pPr>
+              <w:jc w:val="left"/>
+            </w:pPr>
+            <w:r>
+              <w:t xml:space="preserve">4.3.0</w:t>
+            </w:r>
+          </w:p>
+        </w:tc>
+        <w:tc>
+          <w:tcPr>
+            <w:shd w:val="clear" w:color="auto" w:fill="F6F8FA"/>
+          </w:tcPr>
+          <w:p>
+            <w:pPr>
+              <w:jc w:val="left"/>
+            </w:pPr>
+            <w:r>
+              <w:t xml:space="preserve">2026-09-13</w:t>
+            </w:r>
+          </w:p>
+        </w:tc>
+        <w:tc>
+          <w:tcPr>
+            <w:shd w:val="clear" w:color="auto" w:fill="F6F8FA"/>
+          </w:tcPr>
+          <w:p>
+            <w:pPr>
+              <w:numPr>
+                <w:ilvl w:val="0"/>
+                <w:numId w:val="1065"/>
+              </w:numPr>
+              <w:jc w:val="left"/>
+            </w:pPr>
+            <w:r>
               <w:t xml:space="preserve">Added</w:t>
             </w:r>
             <w:r>
@@ -14503,9 +14548,7 @@
       </w:tr>
       <w:tr>
         <w:tc>
-          <w:tcPr>
-            <w:shd w:val="clear" w:color="auto" w:fill="F6F8FA"/>
-          </w:tcPr>
+          <w:tcPr/>
           <w:p>
             <w:pPr>
               <w:jc w:val="left"/>
@@ -14516,9 +14559,7 @@
           </w:p>
         </w:tc>
         <w:tc>
-          <w:tcPr>
-            <w:shd w:val="clear" w:color="auto" w:fill="F6F8FA"/>
-          </w:tcPr>
+          <w:tcPr/>
           <w:p>
             <w:pPr>
               <w:jc w:val="left"/>
@@ -14529,14 +14570,12 @@
           </w:p>
         </w:tc>
         <w:tc>
-          <w:tcPr>
-            <w:shd w:val="clear" w:color="auto" w:fill="F6F8FA"/>
-          </w:tcPr>
+          <w:tcPr/>
           <w:p>
             <w:pPr>
               <w:numPr>
                 <w:ilvl w:val="0"/>
-                <w:numId w:val="1065"/>
+                <w:numId w:val="1066"/>
               </w:numPr>
               <w:jc w:val="left"/>
             </w:pPr>
@@ -14590,7 +14629,9 @@
       </w:tr>
       <w:tr>
         <w:tc>
-          <w:tcPr/>
+          <w:tcPr>
+            <w:shd w:val="clear" w:color="auto" w:fill="F6F8FA"/>
+          </w:tcPr>
           <w:p>
             <w:pPr>
               <w:jc w:val="left"/>
@@ -14601,7 +14642,9 @@
           </w:p>
         </w:tc>
         <w:tc>
-          <w:tcPr/>
+          <w:tcPr>
+            <w:shd w:val="clear" w:color="auto" w:fill="F6F8FA"/>
+          </w:tcPr>
           <w:p>
             <w:pPr>
               <w:jc w:val="left"/>
@@ -14612,12 +14655,14 @@
           </w:p>
         </w:tc>
         <w:tc>
-          <w:tcPr/>
+          <w:tcPr>
+            <w:shd w:val="clear" w:color="auto" w:fill="F6F8FA"/>
+          </w:tcPr>
           <w:p>
             <w:pPr>
               <w:numPr>
                 <w:ilvl w:val="0"/>
-                <w:numId w:val="1066"/>
+                <w:numId w:val="1067"/>
               </w:numPr>
               <w:jc w:val="left"/>
             </w:pPr>
@@ -14644,9 +14689,7 @@
       </w:tr>
       <w:tr>
         <w:tc>
-          <w:tcPr>
-            <w:shd w:val="clear" w:color="auto" w:fill="F6F8FA"/>
-          </w:tcPr>
+          <w:tcPr/>
           <w:p>
             <w:pPr>
               <w:jc w:val="left"/>
@@ -14657,9 +14700,7 @@
           </w:p>
         </w:tc>
         <w:tc>
-          <w:tcPr>
-            <w:shd w:val="clear" w:color="auto" w:fill="F6F8FA"/>
-          </w:tcPr>
+          <w:tcPr/>
           <w:p>
             <w:pPr>
               <w:jc w:val="left"/>
@@ -14670,14 +14711,12 @@
           </w:p>
         </w:tc>
         <w:tc>
-          <w:tcPr>
-            <w:shd w:val="clear" w:color="auto" w:fill="F6F8FA"/>
-          </w:tcPr>
+          <w:tcPr/>
           <w:p>
             <w:pPr>
               <w:numPr>
                 <w:ilvl w:val="0"/>
-                <w:numId w:val="1067"/>
+                <w:numId w:val="1068"/>
               </w:numPr>
               <w:jc w:val="left"/>
             </w:pPr>
@@ -14719,7 +14758,9 @@
       </w:tr>
       <w:tr>
         <w:tc>
-          <w:tcPr/>
+          <w:tcPr>
+            <w:shd w:val="clear" w:color="auto" w:fill="F6F8FA"/>
+          </w:tcPr>
           <w:p>
             <w:pPr>
               <w:jc w:val="left"/>
@@ -14730,7 +14771,9 @@
           </w:p>
         </w:tc>
         <w:tc>
-          <w:tcPr/>
+          <w:tcPr>
+            <w:shd w:val="clear" w:color="auto" w:fill="F6F8FA"/>
+          </w:tcPr>
           <w:p>
             <w:pPr>
               <w:jc w:val="left"/>
@@ -14741,12 +14784,14 @@
           </w:p>
         </w:tc>
         <w:tc>
-          <w:tcPr/>
+          <w:tcPr>
+            <w:shd w:val="clear" w:color="auto" w:fill="F6F8FA"/>
+          </w:tcPr>
           <w:p>
             <w:pPr>
               <w:numPr>
                 <w:ilvl w:val="0"/>
-                <w:numId w:val="1068"/>
+                <w:numId w:val="1069"/>
               </w:numPr>
               <w:jc w:val="left"/>
             </w:pPr>
@@ -14773,58 +14818,13 @@
       </w:tr>
       <w:tr>
         <w:tc>
-          <w:tcPr>
-            <w:shd w:val="clear" w:color="auto" w:fill="F6F8FA"/>
-          </w:tcPr>
+          <w:tcPr/>
           <w:p>
             <w:pPr>
               <w:jc w:val="left"/>
             </w:pPr>
             <w:r>
               <w:t xml:space="preserve">3.8.1</w:t>
-            </w:r>
-          </w:p>
-        </w:tc>
-        <w:tc>
-          <w:tcPr>
-            <w:shd w:val="clear" w:color="auto" w:fill="F6F8FA"/>
-          </w:tcPr>
-          <w:p>
-            <w:pPr>
-              <w:jc w:val="left"/>
-            </w:pPr>
-            <w:r>
-              <w:t xml:space="preserve">2026-09-13</w:t>
-            </w:r>
-          </w:p>
-        </w:tc>
-        <w:tc>
-          <w:tcPr>
-            <w:shd w:val="clear" w:color="auto" w:fill="F6F8FA"/>
-          </w:tcPr>
-          <w:p>
-            <w:pPr>
-              <w:numPr>
-                <w:ilvl w:val="0"/>
-                <w:numId w:val="1069"/>
-              </w:numPr>
-              <w:jc w:val="left"/>
-            </w:pPr>
-            <w:r>
-              <w:t xml:space="preserve">End-to-end quality review: fixed testbook PDF metadata title, removed stray user DOCX from template dir, fixed round-trip.sh variable typo, updated stale references in AGENTS.md and README.md, committed testbook sample PDFs, set TZ for pandoc cover time consistency, widened pandoc version range.</w:t>
-            </w:r>
-          </w:p>
-        </w:tc>
-      </w:tr>
-      <w:tr>
-        <w:tc>
-          <w:tcPr/>
-          <w:p>
-            <w:pPr>
-              <w:jc w:val="left"/>
-            </w:pPr>
-            <w:r>
-              <w:t xml:space="preserve">3.8.0</w:t>
             </w:r>
           </w:p>
         </w:tc>
@@ -14850,7 +14850,7 @@
               <w:jc w:val="left"/>
             </w:pPr>
             <w:r>
-              <w:t xml:space="preserve">Removed Tips and Tricks chapter (tmux configuration) — required VS Code-specific keybindings that don’t generalize across terminal setups.</w:t>
+              <w:t xml:space="preserve">End-to-end quality review: fixed testbook PDF metadata title, removed stray user DOCX from template dir, fixed round-trip.sh variable typo, updated stale references in AGENTS.md and README.md, committed testbook sample PDFs, set TZ for pandoc cover time consistency, widened pandoc version range.</w:t>
             </w:r>
           </w:p>
         </w:tc>
@@ -14865,7 +14865,7 @@
               <w:jc w:val="left"/>
             </w:pPr>
             <w:r>
-              <w:t xml:space="preserve">3.7.0</w:t>
+              <w:t xml:space="preserve">3.8.0</w:t>
             </w:r>
           </w:p>
         </w:tc>
@@ -14878,7 +14878,7 @@
               <w:jc w:val="left"/>
             </w:pPr>
             <w:r>
-              <w:t xml:space="preserve">2026-09-12</w:t>
+              <w:t xml:space="preserve">2026-09-13</w:t>
             </w:r>
           </w:p>
         </w:tc>
@@ -14895,6 +14895,45 @@
               <w:jc w:val="left"/>
             </w:pPr>
             <w:r>
+              <w:t xml:space="preserve">Removed Tips and Tricks chapter (tmux configuration) — required VS Code-specific keybindings that don’t generalize across terminal setups.</w:t>
+            </w:r>
+          </w:p>
+        </w:tc>
+      </w:tr>
+      <w:tr>
+        <w:tc>
+          <w:tcPr/>
+          <w:p>
+            <w:pPr>
+              <w:jc w:val="left"/>
+            </w:pPr>
+            <w:r>
+              <w:t xml:space="preserve">3.7.0</w:t>
+            </w:r>
+          </w:p>
+        </w:tc>
+        <w:tc>
+          <w:tcPr/>
+          <w:p>
+            <w:pPr>
+              <w:jc w:val="left"/>
+            </w:pPr>
+            <w:r>
+              <w:t xml:space="preserve">2026-09-12</w:t>
+            </w:r>
+          </w:p>
+        </w:tc>
+        <w:tc>
+          <w:tcPr/>
+          <w:p>
+            <w:pPr>
+              <w:numPr>
+                <w:ilvl w:val="0"/>
+                <w:numId w:val="1072"/>
+              </w:numPr>
+              <w:jc w:val="left"/>
+            </w:pPr>
+            <w:r>
               <w:t xml:space="preserve">Added</w:t>
             </w:r>
             <w:r>
@@ -14947,7 +14986,9 @@
       </w:tr>
       <w:tr>
         <w:tc>
-          <w:tcPr/>
+          <w:tcPr>
+            <w:shd w:val="clear" w:color="auto" w:fill="F6F8FA"/>
+          </w:tcPr>
           <w:p>
             <w:pPr>
               <w:jc w:val="left"/>
@@ -14958,7 +14999,9 @@
           </w:p>
         </w:tc>
         <w:tc>
-          <w:tcPr/>
+          <w:tcPr>
+            <w:shd w:val="clear" w:color="auto" w:fill="F6F8FA"/>
+          </w:tcPr>
           <w:p>
             <w:pPr>
               <w:jc w:val="left"/>
@@ -14969,12 +15012,14 @@
           </w:p>
         </w:tc>
         <w:tc>
-          <w:tcPr/>
+          <w:tcPr>
+            <w:shd w:val="clear" w:color="auto" w:fill="F6F8FA"/>
+          </w:tcPr>
           <w:p>
             <w:pPr>
               <w:numPr>
                 <w:ilvl w:val="0"/>
-                <w:numId w:val="1072"/>
+                <w:numId w:val="1073"/>
               </w:numPr>
               <w:jc w:val="left"/>
             </w:pPr>
@@ -15031,9 +15076,7 @@
       </w:tr>
       <w:tr>
         <w:tc>
-          <w:tcPr>
-            <w:shd w:val="clear" w:color="auto" w:fill="F6F8FA"/>
-          </w:tcPr>
+          <w:tcPr/>
           <w:p>
             <w:pPr>
               <w:jc w:val="left"/>
@@ -15044,9 +15087,7 @@
           </w:p>
         </w:tc>
         <w:tc>
-          <w:tcPr>
-            <w:shd w:val="clear" w:color="auto" w:fill="F6F8FA"/>
-          </w:tcPr>
+          <w:tcPr/>
           <w:p>
             <w:pPr>
               <w:jc w:val="left"/>
@@ -15057,14 +15098,12 @@
           </w:p>
         </w:tc>
         <w:tc>
-          <w:tcPr>
-            <w:shd w:val="clear" w:color="auto" w:fill="F6F8FA"/>
-          </w:tcPr>
+          <w:tcPr/>
           <w:p>
             <w:pPr>
               <w:numPr>
                 <w:ilvl w:val="0"/>
-                <w:numId w:val="1073"/>
+                <w:numId w:val="1074"/>
               </w:numPr>
               <w:jc w:val="left"/>
             </w:pPr>
@@ -15142,7 +15181,9 @@
       </w:tr>
       <w:tr>
         <w:tc>
-          <w:tcPr/>
+          <w:tcPr>
+            <w:shd w:val="clear" w:color="auto" w:fill="F6F8FA"/>
+          </w:tcPr>
           <w:p>
             <w:pPr>
               <w:jc w:val="left"/>
@@ -15153,7 +15194,9 @@
           </w:p>
         </w:tc>
         <w:tc>
-          <w:tcPr/>
+          <w:tcPr>
+            <w:shd w:val="clear" w:color="auto" w:fill="F6F8FA"/>
+          </w:tcPr>
           <w:p>
             <w:pPr>
               <w:jc w:val="left"/>
@@ -15164,12 +15207,14 @@
           </w:p>
         </w:tc>
         <w:tc>
-          <w:tcPr/>
+          <w:tcPr>
+            <w:shd w:val="clear" w:color="auto" w:fill="F6F8FA"/>
+          </w:tcPr>
           <w:p>
             <w:pPr>
               <w:numPr>
                 <w:ilvl w:val="0"/>
-                <w:numId w:val="1074"/>
+                <w:numId w:val="1075"/>
               </w:numPr>
               <w:jc w:val="left"/>
             </w:pPr>
@@ -15196,7 +15241,7 @@
             <w:pPr>
               <w:numPr>
                 <w:ilvl w:val="0"/>
-                <w:numId w:val="1074"/>
+                <w:numId w:val="1075"/>
               </w:numPr>
               <w:jc w:val="left"/>
             </w:pPr>
@@ -15238,7 +15283,7 @@
             <w:pPr>
               <w:numPr>
                 <w:ilvl w:val="0"/>
-                <w:numId w:val="1074"/>
+                <w:numId w:val="1075"/>
               </w:numPr>
               <w:jc w:val="left"/>
             </w:pPr>
@@ -15250,9 +15295,7 @@
       </w:tr>
       <w:tr>
         <w:tc>
-          <w:tcPr>
-            <w:shd w:val="clear" w:color="auto" w:fill="F6F8FA"/>
-          </w:tcPr>
+          <w:tcPr/>
           <w:p>
             <w:pPr>
               <w:jc w:val="left"/>
@@ -15263,9 +15306,7 @@
           </w:p>
         </w:tc>
         <w:tc>
-          <w:tcPr>
-            <w:shd w:val="clear" w:color="auto" w:fill="F6F8FA"/>
-          </w:tcPr>
+          <w:tcPr/>
           <w:p>
             <w:pPr>
               <w:jc w:val="left"/>
@@ -15276,14 +15317,12 @@
           </w:p>
         </w:tc>
         <w:tc>
-          <w:tcPr>
-            <w:shd w:val="clear" w:color="auto" w:fill="F6F8FA"/>
-          </w:tcPr>
+          <w:tcPr/>
           <w:p>
             <w:pPr>
               <w:numPr>
                 <w:ilvl w:val="0"/>
-                <w:numId w:val="1075"/>
+                <w:numId w:val="1076"/>
               </w:numPr>
               <w:jc w:val="left"/>
             </w:pPr>
@@ -15310,7 +15349,7 @@
             <w:pPr>
               <w:numPr>
                 <w:ilvl w:val="0"/>
-                <w:numId w:val="1075"/>
+                <w:numId w:val="1076"/>
               </w:numPr>
               <w:jc w:val="left"/>
             </w:pPr>
@@ -15337,7 +15376,7 @@
             <w:pPr>
               <w:numPr>
                 <w:ilvl w:val="0"/>
-                <w:numId w:val="1075"/>
+                <w:numId w:val="1076"/>
               </w:numPr>
               <w:jc w:val="left"/>
             </w:pPr>
@@ -15349,7 +15388,7 @@
             <w:pPr>
               <w:numPr>
                 <w:ilvl w:val="0"/>
-                <w:numId w:val="1075"/>
+                <w:numId w:val="1076"/>
               </w:numPr>
               <w:jc w:val="left"/>
             </w:pPr>
@@ -15373,54 +15412,15 @@
       </w:tr>
       <w:tr>
         <w:tc>
-          <w:tcPr/>
+          <w:tcPr>
+            <w:shd w:val="clear" w:color="auto" w:fill="F6F8FA"/>
+          </w:tcPr>
           <w:p>
             <w:pPr>
               <w:jc w:val="left"/>
             </w:pPr>
             <w:r>
               <w:t xml:space="preserve">3.2.1</w:t>
-            </w:r>
-          </w:p>
-        </w:tc>
-        <w:tc>
-          <w:tcPr/>
-          <w:p>
-            <w:pPr>
-              <w:jc w:val="left"/>
-            </w:pPr>
-            <w:r>
-              <w:t xml:space="preserve">2026-09-11</w:t>
-            </w:r>
-          </w:p>
-        </w:tc>
-        <w:tc>
-          <w:tcPr/>
-          <w:p>
-            <w:pPr>
-              <w:numPr>
-                <w:ilvl w:val="0"/>
-                <w:numId w:val="1076"/>
-              </w:numPr>
-              <w:jc w:val="left"/>
-            </w:pPr>
-            <w:r>
-              <w:t xml:space="preserve">Renamed Chapter 7 from “Clean Up” to “Operations and Maintenance”. Added subsections for updating and uninstalling both the MaaS Gateway and the document templates. Added cloud resource cleanup as an optional subsection.</w:t>
-            </w:r>
-          </w:p>
-        </w:tc>
-      </w:tr>
-      <w:tr>
-        <w:tc>
-          <w:tcPr>
-            <w:shd w:val="clear" w:color="auto" w:fill="F6F8FA"/>
-          </w:tcPr>
-          <w:p>
-            <w:pPr>
-              <w:jc w:val="left"/>
-            </w:pPr>
-            <w:r>
-              <w:t xml:space="preserve">3.2.0</w:t>
             </w:r>
           </w:p>
         </w:tc>
@@ -15450,6 +15450,45 @@
               <w:jc w:val="left"/>
             </w:pPr>
             <w:r>
+              <w:t xml:space="preserve">Renamed Chapter 7 from “Clean Up” to “Operations and Maintenance”. Added subsections for updating and uninstalling both the MaaS Gateway and the document templates. Added cloud resource cleanup as an optional subsection.</w:t>
+            </w:r>
+          </w:p>
+        </w:tc>
+      </w:tr>
+      <w:tr>
+        <w:tc>
+          <w:tcPr/>
+          <w:p>
+            <w:pPr>
+              <w:jc w:val="left"/>
+            </w:pPr>
+            <w:r>
+              <w:t xml:space="preserve">3.2.0</w:t>
+            </w:r>
+          </w:p>
+        </w:tc>
+        <w:tc>
+          <w:tcPr/>
+          <w:p>
+            <w:pPr>
+              <w:jc w:val="left"/>
+            </w:pPr>
+            <w:r>
+              <w:t xml:space="preserve">2026-09-11</w:t>
+            </w:r>
+          </w:p>
+        </w:tc>
+        <w:tc>
+          <w:tcPr/>
+          <w:p>
+            <w:pPr>
+              <w:numPr>
+                <w:ilvl w:val="0"/>
+                <w:numId w:val="1078"/>
+              </w:numPr>
+              <w:jc w:val="left"/>
+            </w:pPr>
+            <w:r>
               <w:t xml:space="preserve">Added</w:t>
             </w:r>
             <w:r>
@@ -15511,7 +15550,7 @@
             <w:pPr>
               <w:numPr>
                 <w:ilvl w:val="0"/>
-                <w:numId w:val="1077"/>
+                <w:numId w:val="1078"/>
               </w:numPr>
               <w:jc w:val="left"/>
             </w:pPr>
@@ -15556,7 +15595,7 @@
             <w:pPr>
               <w:numPr>
                 <w:ilvl w:val="0"/>
-                <w:numId w:val="1077"/>
+                <w:numId w:val="1078"/>
               </w:numPr>
               <w:jc w:val="left"/>
             </w:pPr>
@@ -15568,54 +15607,15 @@
       </w:tr>
       <w:tr>
         <w:tc>
-          <w:tcPr/>
+          <w:tcPr>
+            <w:shd w:val="clear" w:color="auto" w:fill="F6F8FA"/>
+          </w:tcPr>
           <w:p>
             <w:pPr>
               <w:jc w:val="left"/>
             </w:pPr>
             <w:r>
               <w:t xml:space="preserve">3.1.2</w:t>
-            </w:r>
-          </w:p>
-        </w:tc>
-        <w:tc>
-          <w:tcPr/>
-          <w:p>
-            <w:pPr>
-              <w:jc w:val="left"/>
-            </w:pPr>
-            <w:r>
-              <w:t xml:space="preserve">2026-09-11</w:t>
-            </w:r>
-          </w:p>
-        </w:tc>
-        <w:tc>
-          <w:tcPr/>
-          <w:p>
-            <w:pPr>
-              <w:numPr>
-                <w:ilvl w:val="0"/>
-                <w:numId w:val="1078"/>
-              </w:numPr>
-              <w:jc w:val="left"/>
-            </w:pPr>
-            <w:r>
-              <w:t xml:space="preserve">Added output format guide to README.md: comparison table of PDF, Markdown, DOCX, and HTML with purpose, copy-paste quality, and limitations. Recommends Markdown for copy-paste.</w:t>
-            </w:r>
-          </w:p>
-        </w:tc>
-      </w:tr>
-      <w:tr>
-        <w:tc>
-          <w:tcPr>
-            <w:shd w:val="clear" w:color="auto" w:fill="F6F8FA"/>
-          </w:tcPr>
-          <w:p>
-            <w:pPr>
-              <w:jc w:val="left"/>
-            </w:pPr>
-            <w:r>
-              <w:t xml:space="preserve">3.1.1</w:t>
             </w:r>
           </w:p>
         </w:tc>
@@ -15645,6 +15645,45 @@
               <w:jc w:val="left"/>
             </w:pPr>
             <w:r>
+              <w:t xml:space="preserve">Added output format guide to README.md: comparison table of PDF, Markdown, DOCX, and HTML with purpose, copy-paste quality, and limitations. Recommends Markdown for copy-paste.</w:t>
+            </w:r>
+          </w:p>
+        </w:tc>
+      </w:tr>
+      <w:tr>
+        <w:tc>
+          <w:tcPr/>
+          <w:p>
+            <w:pPr>
+              <w:jc w:val="left"/>
+            </w:pPr>
+            <w:r>
+              <w:t xml:space="preserve">3.1.1</w:t>
+            </w:r>
+          </w:p>
+        </w:tc>
+        <w:tc>
+          <w:tcPr/>
+          <w:p>
+            <w:pPr>
+              <w:jc w:val="left"/>
+            </w:pPr>
+            <w:r>
+              <w:t xml:space="preserve">2026-09-11</w:t>
+            </w:r>
+          </w:p>
+        </w:tc>
+        <w:tc>
+          <w:tcPr/>
+          <w:p>
+            <w:pPr>
+              <w:numPr>
+                <w:ilvl w:val="0"/>
+                <w:numId w:val="1080"/>
+              </w:numPr>
+              <w:jc w:val="left"/>
+            </w:pPr>
+            <w:r>
               <w:t xml:space="preserve">Updated MaaS Gateway chapter to v1.10.9: non-interactive mode (</w:t>
             </w:r>
             <w:r>
@@ -15661,7 +15700,7 @@
             <w:pPr>
               <w:numPr>
                 <w:ilvl w:val="0"/>
-                <w:numId w:val="1079"/>
+                <w:numId w:val="1080"/>
               </w:numPr>
               <w:jc w:val="left"/>
             </w:pPr>
@@ -15703,7 +15742,7 @@
             <w:pPr>
               <w:numPr>
                 <w:ilvl w:val="0"/>
-                <w:numId w:val="1079"/>
+                <w:numId w:val="1080"/>
               </w:numPr>
               <w:jc w:val="left"/>
             </w:pPr>
@@ -15715,7 +15754,9 @@
       </w:tr>
       <w:tr>
         <w:tc>
-          <w:tcPr/>
+          <w:tcPr>
+            <w:shd w:val="clear" w:color="auto" w:fill="F6F8FA"/>
+          </w:tcPr>
           <w:p>
             <w:pPr>
               <w:jc w:val="left"/>
@@ -15726,7 +15767,9 @@
           </w:p>
         </w:tc>
         <w:tc>
-          <w:tcPr/>
+          <w:tcPr>
+            <w:shd w:val="clear" w:color="auto" w:fill="F6F8FA"/>
+          </w:tcPr>
           <w:p>
             <w:pPr>
               <w:jc w:val="left"/>
@@ -15737,12 +15780,14 @@
           </w:p>
         </w:tc>
         <w:tc>
-          <w:tcPr/>
+          <w:tcPr>
+            <w:shd w:val="clear" w:color="auto" w:fill="F6F8FA"/>
+          </w:tcPr>
           <w:p>
             <w:pPr>
               <w:numPr>
                 <w:ilvl w:val="0"/>
-                <w:numId w:val="1080"/>
+                <w:numId w:val="1081"/>
               </w:numPr>
               <w:jc w:val="left"/>
             </w:pPr>
@@ -15766,7 +15811,7 @@
             <w:pPr>
               <w:numPr>
                 <w:ilvl w:val="0"/>
-                <w:numId w:val="1080"/>
+                <w:numId w:val="1081"/>
               </w:numPr>
               <w:jc w:val="left"/>
             </w:pPr>
@@ -15808,7 +15853,7 @@
             <w:pPr>
               <w:numPr>
                 <w:ilvl w:val="0"/>
-                <w:numId w:val="1080"/>
+                <w:numId w:val="1081"/>
               </w:numPr>
               <w:jc w:val="left"/>
             </w:pPr>
@@ -15816,63 +15861,6 @@
               <w:t xml:space="preserve">Restructured chapters: moved SSH config and VS Code connection to new Chapter 4 (Install VS Code and Connect via Remote-SSH). Chapters 5—​7 renumbered.</w:t>
             </w:r>
           </w:p>
-          <w:p>
-            <w:pPr>
-              <w:numPr>
-                <w:ilvl w:val="0"/>
-                <w:numId w:val="1080"/>
-              </w:numPr>
-              <w:jc w:val="left"/>
-            </w:pPr>
-            <w:r>
-              <w:t xml:space="preserve">Added verification checklist tables to all 7 chapters.</w:t>
-            </w:r>
-          </w:p>
-          <w:p>
-            <w:pPr>
-              <w:numPr>
-                <w:ilvl w:val="0"/>
-                <w:numId w:val="1080"/>
-              </w:numPr>
-              <w:jc w:val="left"/>
-            </w:pPr>
-            <w:r>
-              <w:t xml:space="preserve">Added mandatory reboot warning in Chapter 2 (SSH port change). Added troubleshooting subsection in Chapter 4 with common SSH connection issues and ncat debugging commands.</w:t>
-            </w:r>
-          </w:p>
-        </w:tc>
-      </w:tr>
-      <w:tr>
-        <w:tc>
-          <w:tcPr>
-            <w:shd w:val="clear" w:color="auto" w:fill="F6F8FA"/>
-          </w:tcPr>
-          <w:p>
-            <w:pPr>
-              <w:jc w:val="left"/>
-            </w:pPr>
-            <w:r>
-              <w:t xml:space="preserve">3.0.1</w:t>
-            </w:r>
-          </w:p>
-        </w:tc>
-        <w:tc>
-          <w:tcPr>
-            <w:shd w:val="clear" w:color="auto" w:fill="F6F8FA"/>
-          </w:tcPr>
-          <w:p>
-            <w:pPr>
-              <w:jc w:val="left"/>
-            </w:pPr>
-            <w:r>
-              <w:t xml:space="preserve">2026-09-10</w:t>
-            </w:r>
-          </w:p>
-        </w:tc>
-        <w:tc>
-          <w:tcPr>
-            <w:shd w:val="clear" w:color="auto" w:fill="F6F8FA"/>
-          </w:tcPr>
           <w:p>
             <w:pPr>
               <w:numPr>
@@ -15882,7 +15870,19 @@
               <w:jc w:val="left"/>
             </w:pPr>
             <w:r>
-              <w:t xml:space="preserve">Minor fixes: test-filter.sh auto-discovery, build.sh help text, Makefile aggregate descriptions, 5-section comment correction, CHANGELOG version gap note, callout-in-code fix, CI font auto-discovery, dofile path comment, test-sync.sh header.</w:t>
+              <w:t xml:space="preserve">Added verification checklist tables to all 7 chapters.</w:t>
+            </w:r>
+          </w:p>
+          <w:p>
+            <w:pPr>
+              <w:numPr>
+                <w:ilvl w:val="0"/>
+                <w:numId w:val="1081"/>
+              </w:numPr>
+              <w:jc w:val="left"/>
+            </w:pPr>
+            <w:r>
+              <w:t xml:space="preserve">Added mandatory reboot warning in Chapter 2 (SSH port change). Added troubleshooting subsection in Chapter 4 with common SSH connection issues and ncat debugging commands.</w:t>
             </w:r>
           </w:p>
         </w:tc>
@@ -15895,18 +15895,18 @@
               <w:jc w:val="left"/>
             </w:pPr>
             <w:r>
-              <w:t xml:space="preserve">3.0.0</w:t>
-            </w:r>
-          </w:p>
-        </w:tc>
-        <w:tc>
-          <w:tcPr/>
-          <w:p>
-            <w:pPr>
-              <w:jc w:val="left"/>
-            </w:pPr>
-            <w:r>
-              <w:t xml:space="preserve">2026-09-09</w:t>
+              <w:t xml:space="preserve">3.0.1</w:t>
+            </w:r>
+          </w:p>
+        </w:tc>
+        <w:tc>
+          <w:tcPr/>
+          <w:p>
+            <w:pPr>
+              <w:jc w:val="left"/>
+            </w:pPr>
+            <w:r>
+              <w:t xml:space="preserve">2026-09-10</w:t>
             </w:r>
           </w:p>
         </w:tc>
@@ -15921,7 +15921,7 @@
               <w:jc w:val="left"/>
             </w:pPr>
             <w:r>
-              <w:t xml:space="preserve">Modular pipeline refactoring: shared Lua filter factory, shared DOCX fix logic, build system auto-discovery, unified format pipeline, GitHub Actions CI.</w:t>
+              <w:t xml:space="preserve">Minor fixes: test-filter.sh auto-discovery, build.sh help text, Makefile aggregate descriptions, 5-section comment correction, CHANGELOG version gap note, callout-in-code fix, CI font auto-discovery, dofile path comment, test-sync.sh header.</w:t>
             </w:r>
           </w:p>
         </w:tc>
@@ -15936,7 +15936,7 @@
               <w:jc w:val="left"/>
             </w:pPr>
             <w:r>
-              <w:t xml:space="preserve">2.16.0</w:t>
+              <w:t xml:space="preserve">3.0.0</w:t>
             </w:r>
           </w:p>
         </w:tc>
@@ -15949,7 +15949,7 @@
               <w:jc w:val="left"/>
             </w:pPr>
             <w:r>
-              <w:t xml:space="preserve">2026-09-05</w:t>
+              <w:t xml:space="preserve">2026-09-09</w:t>
             </w:r>
           </w:p>
         </w:tc>
@@ -15966,7 +15966,7 @@
               <w:jc w:val="left"/>
             </w:pPr>
             <w:r>
-              <w:t xml:space="preserve">Updated to match template v2.16.0 — Lua filter fixes, build system updates, and technical template parity improvements.</w:t>
+              <w:t xml:space="preserve">Modular pipeline refactoring: shared Lua filter factory, shared DOCX fix logic, build system auto-discovery, unified format pipeline, GitHub Actions CI.</w:t>
             </w:r>
           </w:p>
         </w:tc>
@@ -15979,18 +15979,18 @@
               <w:jc w:val="left"/>
             </w:pPr>
             <w:r>
-              <w:t xml:space="preserve">2.13.0</w:t>
-            </w:r>
-          </w:p>
-        </w:tc>
-        <w:tc>
-          <w:tcPr/>
-          <w:p>
-            <w:pPr>
-              <w:jc w:val="left"/>
-            </w:pPr>
-            <w:r>
-              <w:t xml:space="preserve">2026-08-24</w:t>
+              <w:t xml:space="preserve">2.16.0</w:t>
+            </w:r>
+          </w:p>
+        </w:tc>
+        <w:tc>
+          <w:tcPr/>
+          <w:p>
+            <w:pPr>
+              <w:jc w:val="left"/>
+            </w:pPr>
+            <w:r>
+              <w:t xml:space="preserve">2026-09-05</w:t>
             </w:r>
           </w:p>
         </w:tc>
@@ -16005,6 +16005,51 @@
               <w:jc w:val="left"/>
             </w:pPr>
             <w:r>
+              <w:t xml:space="preserve">Updated to match template v2.16.0 — Lua filter fixes, build system updates, and technical template parity improvements.</w:t>
+            </w:r>
+          </w:p>
+        </w:tc>
+      </w:tr>
+      <w:tr>
+        <w:tc>
+          <w:tcPr>
+            <w:shd w:val="clear" w:color="auto" w:fill="F6F8FA"/>
+          </w:tcPr>
+          <w:p>
+            <w:pPr>
+              <w:jc w:val="left"/>
+            </w:pPr>
+            <w:r>
+              <w:t xml:space="preserve">2.13.0</w:t>
+            </w:r>
+          </w:p>
+        </w:tc>
+        <w:tc>
+          <w:tcPr>
+            <w:shd w:val="clear" w:color="auto" w:fill="F6F8FA"/>
+          </w:tcPr>
+          <w:p>
+            <w:pPr>
+              <w:jc w:val="left"/>
+            </w:pPr>
+            <w:r>
+              <w:t xml:space="preserve">2026-08-24</w:t>
+            </w:r>
+          </w:p>
+        </w:tc>
+        <w:tc>
+          <w:tcPr>
+            <w:shd w:val="clear" w:color="auto" w:fill="F6F8FA"/>
+          </w:tcPr>
+          <w:p>
+            <w:pPr>
+              <w:numPr>
+                <w:ilvl w:val="0"/>
+                <w:numId w:val="1085"/>
+              </w:numPr>
+              <w:jc w:val="left"/>
+            </w:pPr>
+            <w:r>
               <w:t xml:space="preserve">Foundation refactoring Phase 4: make DOCX</w:t>
             </w:r>
             <w:r>
@@ -16072,9 +16117,7 @@
       </w:tr>
       <w:tr>
         <w:tc>
-          <w:tcPr>
-            <w:shd w:val="clear" w:color="auto" w:fill="F6F8FA"/>
-          </w:tcPr>
+          <w:tcPr/>
           <w:p>
             <w:pPr>
               <w:jc w:val="left"/>
@@ -16085,9 +16128,7 @@
           </w:p>
         </w:tc>
         <w:tc>
-          <w:tcPr>
-            <w:shd w:val="clear" w:color="auto" w:fill="F6F8FA"/>
-          </w:tcPr>
+          <w:tcPr/>
           <w:p>
             <w:pPr>
               <w:jc w:val="left"/>
@@ -16098,14 +16139,12 @@
           </w:p>
         </w:tc>
         <w:tc>
-          <w:tcPr>
-            <w:shd w:val="clear" w:color="auto" w:fill="F6F8FA"/>
-          </w:tcPr>
+          <w:tcPr/>
           <w:p>
             <w:pPr>
               <w:numPr>
                 <w:ilvl w:val="0"/>
-                <w:numId w:val="1085"/>
+                <w:numId w:val="1086"/>
               </w:numPr>
               <w:jc w:val="left"/>
             </w:pPr>
@@ -16267,7 +16306,9 @@
       </w:tr>
       <w:tr>
         <w:tc>
-          <w:tcPr/>
+          <w:tcPr>
+            <w:shd w:val="clear" w:color="auto" w:fill="F6F8FA"/>
+          </w:tcPr>
           <w:p>
             <w:pPr>
               <w:jc w:val="left"/>
@@ -16278,7 +16319,9 @@
           </w:p>
         </w:tc>
         <w:tc>
-          <w:tcPr/>
+          <w:tcPr>
+            <w:shd w:val="clear" w:color="auto" w:fill="F6F8FA"/>
+          </w:tcPr>
           <w:p>
             <w:pPr>
               <w:jc w:val="left"/>
@@ -16289,12 +16332,14 @@
           </w:p>
         </w:tc>
         <w:tc>
-          <w:tcPr/>
+          <w:tcPr>
+            <w:shd w:val="clear" w:color="auto" w:fill="F6F8FA"/>
+          </w:tcPr>
           <w:p>
             <w:pPr>
               <w:numPr>
                 <w:ilvl w:val="0"/>
-                <w:numId w:val="1086"/>
+                <w:numId w:val="1087"/>
               </w:numPr>
               <w:jc w:val="left"/>
             </w:pPr>
@@ -16360,9 +16405,7 @@
       </w:tr>
       <w:tr>
         <w:tc>
-          <w:tcPr>
-            <w:shd w:val="clear" w:color="auto" w:fill="F6F8FA"/>
-          </w:tcPr>
+          <w:tcPr/>
           <w:p>
             <w:pPr>
               <w:jc w:val="left"/>
@@ -16373,56 +16416,13 @@
           </w:p>
         </w:tc>
         <w:tc>
-          <w:tcPr>
-            <w:shd w:val="clear" w:color="auto" w:fill="F6F8FA"/>
-          </w:tcPr>
+          <w:tcPr/>
           <w:p>
             <w:pPr>
               <w:jc w:val="left"/>
             </w:pPr>
             <w:r>
               <w:t xml:space="preserve">2026-08-24</w:t>
-            </w:r>
-          </w:p>
-        </w:tc>
-        <w:tc>
-          <w:tcPr>
-            <w:shd w:val="clear" w:color="auto" w:fill="F6F8FA"/>
-          </w:tcPr>
-          <w:p>
-            <w:pPr>
-              <w:numPr>
-                <w:ilvl w:val="0"/>
-                <w:numId w:val="1087"/>
-              </w:numPr>
-              <w:jc w:val="left"/>
-            </w:pPr>
-            <w:r>
-              <w:t xml:space="preserve">Foundation refactoring Phase 1: sync cls version to project tag, fix stale doc references (L16 output count, L-range, setup-guide feature claim), add test-sync.sh for version consistency checking.</w:t>
-            </w:r>
-          </w:p>
-        </w:tc>
-      </w:tr>
-      <w:tr>
-        <w:tc>
-          <w:tcPr/>
-          <w:p>
-            <w:pPr>
-              <w:jc w:val="left"/>
-            </w:pPr>
-            <w:r>
-              <w:t xml:space="preserve">2.9.1</w:t>
-            </w:r>
-          </w:p>
-        </w:tc>
-        <w:tc>
-          <w:tcPr/>
-          <w:p>
-            <w:pPr>
-              <w:jc w:val="left"/>
-            </w:pPr>
-            <w:r>
-              <w:t xml:space="preserve">2026-08-23</w:t>
             </w:r>
           </w:p>
         </w:tc>
@@ -16437,6 +16437,51 @@
               <w:jc w:val="left"/>
             </w:pPr>
             <w:r>
+              <w:t xml:space="preserve">Foundation refactoring Phase 1: sync cls version to project tag, fix stale doc references (L16 output count, L-range, setup-guide feature claim), add test-sync.sh for version consistency checking.</w:t>
+            </w:r>
+          </w:p>
+        </w:tc>
+      </w:tr>
+      <w:tr>
+        <w:tc>
+          <w:tcPr>
+            <w:shd w:val="clear" w:color="auto" w:fill="F6F8FA"/>
+          </w:tcPr>
+          <w:p>
+            <w:pPr>
+              <w:jc w:val="left"/>
+            </w:pPr>
+            <w:r>
+              <w:t xml:space="preserve">2.9.1</w:t>
+            </w:r>
+          </w:p>
+        </w:tc>
+        <w:tc>
+          <w:tcPr>
+            <w:shd w:val="clear" w:color="auto" w:fill="F6F8FA"/>
+          </w:tcPr>
+          <w:p>
+            <w:pPr>
+              <w:jc w:val="left"/>
+            </w:pPr>
+            <w:r>
+              <w:t xml:space="preserve">2026-08-23</w:t>
+            </w:r>
+          </w:p>
+        </w:tc>
+        <w:tc>
+          <w:tcPr>
+            <w:shd w:val="clear" w:color="auto" w:fill="F6F8FA"/>
+          </w:tcPr>
+          <w:p>
+            <w:pPr>
+              <w:numPr>
+                <w:ilvl w:val="0"/>
+                <w:numId w:val="1089"/>
+              </w:numPr>
+              <w:jc w:val="left"/>
+            </w:pPr>
+            <w:r>
               <w:t xml:space="preserve">HTML and Markdown outputs now embed images as base64 data URIs. HTML uses pandoc</w:t>
             </w:r>
             <w:r>
@@ -16468,58 +16513,13 @@
       </w:tr>
       <w:tr>
         <w:tc>
-          <w:tcPr>
-            <w:shd w:val="clear" w:color="auto" w:fill="F6F8FA"/>
-          </w:tcPr>
+          <w:tcPr/>
           <w:p>
             <w:pPr>
               <w:jc w:val="left"/>
             </w:pPr>
             <w:r>
               <w:t xml:space="preserve">2.9.0</w:t>
-            </w:r>
-          </w:p>
-        </w:tc>
-        <w:tc>
-          <w:tcPr>
-            <w:shd w:val="clear" w:color="auto" w:fill="F6F8FA"/>
-          </w:tcPr>
-          <w:p>
-            <w:pPr>
-              <w:jc w:val="left"/>
-            </w:pPr>
-            <w:r>
-              <w:t xml:space="preserve">2026-08-23</w:t>
-            </w:r>
-          </w:p>
-        </w:tc>
-        <w:tc>
-          <w:tcPr>
-            <w:shd w:val="clear" w:color="auto" w:fill="F6F8FA"/>
-          </w:tcPr>
-          <w:p>
-            <w:pPr>
-              <w:numPr>
-                <w:ilvl w:val="0"/>
-                <w:numId w:val="1089"/>
-              </w:numPr>
-              <w:jc w:val="left"/>
-            </w:pPr>
-            <w:r>
-              <w:t xml:space="preserve">DOCX: fix content width (8504→9638tw, margins are 2cm not 3cm). Add footer page numbers. Style TOC heading (22pt bold + rule). Add hutable table width + fixed layout.</w:t>
-            </w:r>
-          </w:p>
-        </w:tc>
-      </w:tr>
-      <w:tr>
-        <w:tc>
-          <w:tcPr/>
-          <w:p>
-            <w:pPr>
-              <w:jc w:val="left"/>
-            </w:pPr>
-            <w:r>
-              <w:t xml:space="preserve">2.8.3</w:t>
             </w:r>
           </w:p>
         </w:tc>
@@ -16545,7 +16545,7 @@
               <w:jc w:val="left"/>
             </w:pPr>
             <w:r>
-              <w:t xml:space="preserve">DOCX fix: callout tables now have explicit width (8504tw) and fixed layout. Changelog section heading now uses custom H1 format (56pt number, red border, right tab) instead of pandoc’s default.</w:t>
+              <w:t xml:space="preserve">DOCX: fix content width (8504→9638tw, margins are 2cm not 3cm). Add footer page numbers. Style TOC heading (22pt bold + rule). Add hutable table width + fixed layout.</w:t>
             </w:r>
           </w:p>
         </w:tc>
@@ -16560,7 +16560,7 @@
               <w:jc w:val="left"/>
             </w:pPr>
             <w:r>
-              <w:t xml:space="preserve">2.8.2</w:t>
+              <w:t xml:space="preserve">2.8.3</w:t>
             </w:r>
           </w:p>
         </w:tc>
@@ -16590,7 +16590,7 @@
               <w:jc w:val="left"/>
             </w:pPr>
             <w:r>
-              <w:t xml:space="preserve">DOCX H1 heading: reverted table approach to paragraph with tab stop + red bottom border. Table broke navigation pane and TOC field. Paragraph preserves Heading1 style for navigation while matching PDF layout (number left, title right, red rule below).</w:t>
+              <w:t xml:space="preserve">DOCX fix: callout tables now have explicit width (8504tw) and fixed layout. Changelog section heading now uses custom H1 format (56pt number, red border, right tab) instead of pandoc’s default.</w:t>
             </w:r>
           </w:p>
         </w:tc>
@@ -16603,7 +16603,7 @@
               <w:jc w:val="left"/>
             </w:pPr>
             <w:r>
-              <w:t xml:space="preserve">2.8.1</w:t>
+              <w:t xml:space="preserve">2.8.2</w:t>
             </w:r>
           </w:p>
         </w:tc>
@@ -16629,7 +16629,7 @@
               <w:jc w:val="left"/>
             </w:pPr>
             <w:r>
-              <w:t xml:space="preserve">DOCX heading fix: text color reverted to black (was incorrectly changed to Huawei red in v2.8.0). H1 now uses a two-column table (number left, title right) with red bottom rule. H2-H4 use simple inline format (number + title, no right tab stop).</w:t>
+              <w:t xml:space="preserve">DOCX H1 heading: reverted table approach to paragraph with tab stop + red bottom border. Table broke navigation pane and TOC field. Paragraph preserves Heading1 style for navigation while matching PDF layout (number left, title right, red rule below).</w:t>
             </w:r>
           </w:p>
         </w:tc>
@@ -16644,7 +16644,7 @@
               <w:jc w:val="left"/>
             </w:pPr>
             <w:r>
-              <w:t xml:space="preserve">2.8.0</w:t>
+              <w:t xml:space="preserve">2.8.1</w:t>
             </w:r>
           </w:p>
         </w:tc>
@@ -16674,7 +16674,7 @@
               <w:jc w:val="left"/>
             </w:pPr>
             <w:r>
-              <w:t xml:space="preserve">DOCX output: match PDF styling --- heading colors (Huawei red), H1 number size (56pt), callout borders (left-only) and padding, changelog formatting (rules, bold version, italic date), caption style (9pt bold), badge style (8pt bold white on red), list indentation.</w:t>
+              <w:t xml:space="preserve">DOCX heading fix: text color reverted to black (was incorrectly changed to Huawei red in v2.8.0). H1 now uses a two-column table (number left, title right) with red bottom rule. H2-H4 use simple inline format (number + title, no right tab stop).</w:t>
             </w:r>
           </w:p>
         </w:tc>
@@ -16687,18 +16687,18 @@
               <w:jc w:val="left"/>
             </w:pPr>
             <w:r>
-              <w:t xml:space="preserve">2.7.1</w:t>
-            </w:r>
-          </w:p>
-        </w:tc>
-        <w:tc>
-          <w:tcPr/>
-          <w:p>
-            <w:pPr>
-              <w:jc w:val="left"/>
-            </w:pPr>
-            <w:r>
-              <w:t xml:space="preserve">2026-08-17</w:t>
+              <w:t xml:space="preserve">2.8.0</w:t>
+            </w:r>
+          </w:p>
+        </w:tc>
+        <w:tc>
+          <w:tcPr/>
+          <w:p>
+            <w:pPr>
+              <w:jc w:val="left"/>
+            </w:pPr>
+            <w:r>
+              <w:t xml:space="preserve">2026-08-23</w:t>
             </w:r>
           </w:p>
         </w:tc>
@@ -16713,6 +16713,51 @@
               <w:jc w:val="left"/>
             </w:pPr>
             <w:r>
+              <w:t xml:space="preserve">DOCX output: match PDF styling --- heading colors (Huawei red), H1 number size (56pt), callout borders (left-only) and padding, changelog formatting (rules, bold version, italic date), caption style (9pt bold), badge style (8pt bold white on red), list indentation.</w:t>
+            </w:r>
+          </w:p>
+        </w:tc>
+      </w:tr>
+      <w:tr>
+        <w:tc>
+          <w:tcPr>
+            <w:shd w:val="clear" w:color="auto" w:fill="F6F8FA"/>
+          </w:tcPr>
+          <w:p>
+            <w:pPr>
+              <w:jc w:val="left"/>
+            </w:pPr>
+            <w:r>
+              <w:t xml:space="preserve">2.7.1</w:t>
+            </w:r>
+          </w:p>
+        </w:tc>
+        <w:tc>
+          <w:tcPr>
+            <w:shd w:val="clear" w:color="auto" w:fill="F6F8FA"/>
+          </w:tcPr>
+          <w:p>
+            <w:pPr>
+              <w:jc w:val="left"/>
+            </w:pPr>
+            <w:r>
+              <w:t xml:space="preserve">2026-08-17</w:t>
+            </w:r>
+          </w:p>
+        </w:tc>
+        <w:tc>
+          <w:tcPr>
+            <w:shd w:val="clear" w:color="auto" w:fill="F6F8FA"/>
+          </w:tcPr>
+          <w:p>
+            <w:pPr>
+              <w:numPr>
+                <w:ilvl w:val="0"/>
+                <w:numId w:val="1095"/>
+              </w:numPr>
+              <w:jc w:val="left"/>
+            </w:pPr>
+            <w:r>
               <w:t xml:space="preserve">Rename project repository to all lowercase (</w:t>
             </w:r>
             <w:r>
@@ -16729,9 +16774,7 @@
       </w:tr>
       <w:tr>
         <w:tc>
-          <w:tcPr>
-            <w:shd w:val="clear" w:color="auto" w:fill="F6F8FA"/>
-          </w:tcPr>
+          <w:tcPr/>
           <w:p>
             <w:pPr>
               <w:jc w:val="left"/>
@@ -16742,9 +16785,7 @@
           </w:p>
         </w:tc>
         <w:tc>
-          <w:tcPr>
-            <w:shd w:val="clear" w:color="auto" w:fill="F6F8FA"/>
-          </w:tcPr>
+          <w:tcPr/>
           <w:p>
             <w:pPr>
               <w:jc w:val="left"/>
@@ -16755,14 +16796,12 @@
           </w:p>
         </w:tc>
         <w:tc>
-          <w:tcPr>
-            <w:shd w:val="clear" w:color="auto" w:fill="F6F8FA"/>
-          </w:tcPr>
+          <w:tcPr/>
           <w:p>
             <w:pPr>
               <w:numPr>
                 <w:ilvl w:val="0"/>
-                <w:numId w:val="1095"/>
+                <w:numId w:val="1096"/>
               </w:numPr>
               <w:jc w:val="left"/>
             </w:pPr>
@@ -16804,7 +16843,9 @@
       </w:tr>
       <w:tr>
         <w:tc>
-          <w:tcPr/>
+          <w:tcPr>
+            <w:shd w:val="clear" w:color="auto" w:fill="F6F8FA"/>
+          </w:tcPr>
           <w:p>
             <w:pPr>
               <w:jc w:val="left"/>
@@ -16815,7 +16856,9 @@
           </w:p>
         </w:tc>
         <w:tc>
-          <w:tcPr/>
+          <w:tcPr>
+            <w:shd w:val="clear" w:color="auto" w:fill="F6F8FA"/>
+          </w:tcPr>
           <w:p>
             <w:pPr>
               <w:jc w:val="left"/>
@@ -16826,12 +16869,14 @@
           </w:p>
         </w:tc>
         <w:tc>
-          <w:tcPr/>
+          <w:tcPr>
+            <w:shd w:val="clear" w:color="auto" w:fill="F6F8FA"/>
+          </w:tcPr>
           <w:p>
             <w:pPr>
               <w:numPr>
                 <w:ilvl w:val="0"/>
-                <w:numId w:val="1096"/>
+                <w:numId w:val="1097"/>
               </w:numPr>
               <w:jc w:val="left"/>
             </w:pPr>
@@ -16888,9 +16933,7 @@
       </w:tr>
       <w:tr>
         <w:tc>
-          <w:tcPr>
-            <w:shd w:val="clear" w:color="auto" w:fill="F6F8FA"/>
-          </w:tcPr>
+          <w:tcPr/>
           <w:p>
             <w:pPr>
               <w:jc w:val="left"/>
@@ -16901,9 +16944,7 @@
           </w:p>
         </w:tc>
         <w:tc>
-          <w:tcPr>
-            <w:shd w:val="clear" w:color="auto" w:fill="F6F8FA"/>
-          </w:tcPr>
+          <w:tcPr/>
           <w:p>
             <w:pPr>
               <w:jc w:val="left"/>
@@ -16914,14 +16955,12 @@
           </w:p>
         </w:tc>
         <w:tc>
-          <w:tcPr>
-            <w:shd w:val="clear" w:color="auto" w:fill="F6F8FA"/>
-          </w:tcPr>
+          <w:tcPr/>
           <w:p>
             <w:pPr>
               <w:numPr>
                 <w:ilvl w:val="0"/>
-                <w:numId w:val="1097"/>
+                <w:numId w:val="1098"/>
               </w:numPr>
               <w:jc w:val="left"/>
             </w:pPr>
@@ -16948,7 +16987,7 @@
             <w:pPr>
               <w:numPr>
                 <w:ilvl w:val="0"/>
-                <w:numId w:val="1097"/>
+                <w:numId w:val="1098"/>
               </w:numPr>
               <w:jc w:val="left"/>
             </w:pPr>
@@ -16975,54 +17014,15 @@
       </w:tr>
       <w:tr>
         <w:tc>
-          <w:tcPr/>
+          <w:tcPr>
+            <w:shd w:val="clear" w:color="auto" w:fill="F6F8FA"/>
+          </w:tcPr>
           <w:p>
             <w:pPr>
               <w:jc w:val="left"/>
             </w:pPr>
             <w:r>
               <w:t xml:space="preserve">2.5.1</w:t>
-            </w:r>
-          </w:p>
-        </w:tc>
-        <w:tc>
-          <w:tcPr/>
-          <w:p>
-            <w:pPr>
-              <w:jc w:val="left"/>
-            </w:pPr>
-            <w:r>
-              <w:t xml:space="preserve">2026-08-10</w:t>
-            </w:r>
-          </w:p>
-        </w:tc>
-        <w:tc>
-          <w:tcPr/>
-          <w:p>
-            <w:pPr>
-              <w:numPr>
-                <w:ilvl w:val="0"/>
-                <w:numId w:val="1098"/>
-              </w:numPr>
-              <w:jc w:val="left"/>
-            </w:pPr>
-            <w:r>
-              <w:t xml:space="preserve">H1 section title size reduced from 27pt to 20pt.</w:t>
-            </w:r>
-          </w:p>
-        </w:tc>
-      </w:tr>
-      <w:tr>
-        <w:tc>
-          <w:tcPr>
-            <w:shd w:val="clear" w:color="auto" w:fill="F6F8FA"/>
-          </w:tcPr>
-          <w:p>
-            <w:pPr>
-              <w:jc w:val="left"/>
-            </w:pPr>
-            <w:r>
-              <w:t xml:space="preserve">2.5.0</w:t>
             </w:r>
           </w:p>
         </w:tc>
@@ -17052,13 +17052,7 @@
               <w:jc w:val="left"/>
             </w:pPr>
             <w:r>
-              <w:t xml:space="preserve">Default image size increased: width 65% → 90% of text width,</w:t>
-            </w:r>
-            <w:r>
-              <w:t xml:space="preserve"> </w:t>
-            </w:r>
-            <w:r>
-              <w:t xml:space="preserve">height 40% → 50% of text height.</w:t>
+              <w:t xml:space="preserve">H1 section title size reduced from 27pt to 20pt.</w:t>
             </w:r>
           </w:p>
         </w:tc>
@@ -17071,7 +17065,7 @@
               <w:jc w:val="left"/>
             </w:pPr>
             <w:r>
-              <w:t xml:space="preserve">2.4.0</w:t>
+              <w:t xml:space="preserve">2.5.0</w:t>
             </w:r>
           </w:p>
         </w:tc>
@@ -17097,14 +17091,65 @@
               <w:jc w:val="left"/>
             </w:pPr>
             <w:r>
-              <w:t xml:space="preserve">Enlarged H1 section title (18pt → 27pt, 50% bigger).</w:t>
-            </w:r>
-          </w:p>
+              <w:t xml:space="preserve">Default image size increased: width 65% → 90% of text width,</w:t>
+            </w:r>
+            <w:r>
+              <w:t xml:space="preserve"> </w:t>
+            </w:r>
+            <w:r>
+              <w:t xml:space="preserve">height 40% → 50% of text height.</w:t>
+            </w:r>
+          </w:p>
+        </w:tc>
+      </w:tr>
+      <w:tr>
+        <w:tc>
+          <w:tcPr>
+            <w:shd w:val="clear" w:color="auto" w:fill="F6F8FA"/>
+          </w:tcPr>
+          <w:p>
+            <w:pPr>
+              <w:jc w:val="left"/>
+            </w:pPr>
+            <w:r>
+              <w:t xml:space="preserve">2.4.0</w:t>
+            </w:r>
+          </w:p>
+        </w:tc>
+        <w:tc>
+          <w:tcPr>
+            <w:shd w:val="clear" w:color="auto" w:fill="F6F8FA"/>
+          </w:tcPr>
+          <w:p>
+            <w:pPr>
+              <w:jc w:val="left"/>
+            </w:pPr>
+            <w:r>
+              <w:t xml:space="preserve">2026-08-10</w:t>
+            </w:r>
+          </w:p>
+        </w:tc>
+        <w:tc>
+          <w:tcPr>
+            <w:shd w:val="clear" w:color="auto" w:fill="F6F8FA"/>
+          </w:tcPr>
           <w:p>
             <w:pPr>
               <w:numPr>
                 <w:ilvl w:val="0"/>
-                <w:numId w:val="1100"/>
+                <w:numId w:val="1101"/>
+              </w:numPr>
+              <w:jc w:val="left"/>
+            </w:pPr>
+            <w:r>
+              <w:t xml:space="preserve">Enlarged H1 section title (18pt → 27pt, 50% bigger).</w:t>
+            </w:r>
+          </w:p>
+          <w:p>
+            <w:pPr>
+              <w:numPr>
+                <w:ilvl w:val="0"/>
+                <w:numId w:val="1101"/>
               </w:numPr>
               <w:jc w:val="left"/>
             </w:pPr>
@@ -17131,9 +17176,7 @@
       </w:tr>
       <w:tr>
         <w:tc>
-          <w:tcPr>
-            <w:shd w:val="clear" w:color="auto" w:fill="F6F8FA"/>
-          </w:tcPr>
+          <w:tcPr/>
           <w:p>
             <w:pPr>
               <w:jc w:val="left"/>
@@ -17144,9 +17187,7 @@
           </w:p>
         </w:tc>
         <w:tc>
-          <w:tcPr>
-            <w:shd w:val="clear" w:color="auto" w:fill="F6F8FA"/>
-          </w:tcPr>
+          <w:tcPr/>
           <w:p>
             <w:pPr>
               <w:jc w:val="left"/>
@@ -17157,14 +17198,12 @@
           </w:p>
         </w:tc>
         <w:tc>
-          <w:tcPr>
-            <w:shd w:val="clear" w:color="auto" w:fill="F6F8FA"/>
-          </w:tcPr>
+          <w:tcPr/>
           <w:p>
             <w:pPr>
               <w:numPr>
                 <w:ilvl w:val="0"/>
-                <w:numId w:val="1101"/>
+                <w:numId w:val="1102"/>
               </w:numPr>
               <w:jc w:val="left"/>
             </w:pPr>
@@ -17191,7 +17230,9 @@
       </w:tr>
       <w:tr>
         <w:tc>
-          <w:tcPr/>
+          <w:tcPr>
+            <w:shd w:val="clear" w:color="auto" w:fill="F6F8FA"/>
+          </w:tcPr>
           <w:p>
             <w:pPr>
               <w:jc w:val="left"/>
@@ -17202,7 +17243,9 @@
           </w:p>
         </w:tc>
         <w:tc>
-          <w:tcPr/>
+          <w:tcPr>
+            <w:shd w:val="clear" w:color="auto" w:fill="F6F8FA"/>
+          </w:tcPr>
           <w:p>
             <w:pPr>
               <w:jc w:val="left"/>
@@ -17213,12 +17256,14 @@
           </w:p>
         </w:tc>
         <w:tc>
-          <w:tcPr/>
+          <w:tcPr>
+            <w:shd w:val="clear" w:color="auto" w:fill="F6F8FA"/>
+          </w:tcPr>
           <w:p>
             <w:pPr>
               <w:numPr>
                 <w:ilvl w:val="0"/>
-                <w:numId w:val="1102"/>
+                <w:numId w:val="1103"/>
               </w:numPr>
               <w:jc w:val="left"/>
             </w:pPr>
@@ -17290,9 +17335,7 @@
       </w:tr>
       <w:tr>
         <w:tc>
-          <w:tcPr>
-            <w:shd w:val="clear" w:color="auto" w:fill="F6F8FA"/>
-          </w:tcPr>
+          <w:tcPr/>
           <w:p>
             <w:pPr>
               <w:jc w:val="left"/>
@@ -17303,9 +17346,7 @@
           </w:p>
         </w:tc>
         <w:tc>
-          <w:tcPr>
-            <w:shd w:val="clear" w:color="auto" w:fill="F6F8FA"/>
-          </w:tcPr>
+          <w:tcPr/>
           <w:p>
             <w:pPr>
               <w:jc w:val="left"/>
@@ -17316,14 +17357,12 @@
           </w:p>
         </w:tc>
         <w:tc>
-          <w:tcPr>
-            <w:shd w:val="clear" w:color="auto" w:fill="F6F8FA"/>
-          </w:tcPr>
+          <w:tcPr/>
           <w:p>
             <w:pPr>
               <w:numPr>
                 <w:ilvl w:val="0"/>
-                <w:numId w:val="1103"/>
+                <w:numId w:val="1104"/>
               </w:numPr>
               <w:jc w:val="left"/>
             </w:pPr>
@@ -17380,7 +17419,9 @@
       </w:tr>
       <w:tr>
         <w:tc>
-          <w:tcPr/>
+          <w:tcPr>
+            <w:shd w:val="clear" w:color="auto" w:fill="F6F8FA"/>
+          </w:tcPr>
           <w:p>
             <w:pPr>
               <w:jc w:val="left"/>
@@ -17391,7 +17432,9 @@
           </w:p>
         </w:tc>
         <w:tc>
-          <w:tcPr/>
+          <w:tcPr>
+            <w:shd w:val="clear" w:color="auto" w:fill="F6F8FA"/>
+          </w:tcPr>
           <w:p>
             <w:pPr>
               <w:jc w:val="left"/>
@@ -17402,12 +17445,14 @@
           </w:p>
         </w:tc>
         <w:tc>
-          <w:tcPr/>
+          <w:tcPr>
+            <w:shd w:val="clear" w:color="auto" w:fill="F6F8FA"/>
+          </w:tcPr>
           <w:p>
             <w:pPr>
               <w:numPr>
                 <w:ilvl w:val="0"/>
-                <w:numId w:val="1104"/>
+                <w:numId w:val="1105"/>
               </w:numPr>
               <w:jc w:val="left"/>
             </w:pPr>
@@ -17434,58 +17479,13 @@
       </w:tr>
       <w:tr>
         <w:tc>
-          <w:tcPr>
-            <w:shd w:val="clear" w:color="auto" w:fill="F6F8FA"/>
-          </w:tcPr>
+          <w:tcPr/>
           <w:p>
             <w:pPr>
               <w:jc w:val="left"/>
             </w:pPr>
             <w:r>
               <w:t xml:space="preserve">2.2.2</w:t>
-            </w:r>
-          </w:p>
-        </w:tc>
-        <w:tc>
-          <w:tcPr>
-            <w:shd w:val="clear" w:color="auto" w:fill="F6F8FA"/>
-          </w:tcPr>
-          <w:p>
-            <w:pPr>
-              <w:jc w:val="left"/>
-            </w:pPr>
-            <w:r>
-              <w:t xml:space="preserve">2026-08-08</w:t>
-            </w:r>
-          </w:p>
-        </w:tc>
-        <w:tc>
-          <w:tcPr>
-            <w:shd w:val="clear" w:color="auto" w:fill="F6F8FA"/>
-          </w:tcPr>
-          <w:p>
-            <w:pPr>
-              <w:numPr>
-                <w:ilvl w:val="0"/>
-                <w:numId w:val="1105"/>
-              </w:numPr>
-              <w:jc w:val="left"/>
-            </w:pPr>
-            <w:r>
-              <w:t xml:space="preserve">Fixed chapter reference in prerequisite (Chapter 3 → Chapter 4).</w:t>
-            </w:r>
-          </w:p>
-        </w:tc>
-      </w:tr>
-      <w:tr>
-        <w:tc>
-          <w:tcPr/>
-          <w:p>
-            <w:pPr>
-              <w:jc w:val="left"/>
-            </w:pPr>
-            <w:r>
-              <w:t xml:space="preserve">2.2.1</w:t>
             </w:r>
           </w:p>
         </w:tc>
@@ -17511,7 +17511,7 @@
               <w:jc w:val="left"/>
             </w:pPr>
             <w:r>
-              <w:t xml:space="preserve">Changed table and figure caption labels to black (was Huawei red).</w:t>
+              <w:t xml:space="preserve">Fixed chapter reference in prerequisite (Chapter 3 → Chapter 4).</w:t>
             </w:r>
           </w:p>
         </w:tc>
@@ -17526,7 +17526,7 @@
               <w:jc w:val="left"/>
             </w:pPr>
             <w:r>
-              <w:t xml:space="preserve">2.2.0</w:t>
+              <w:t xml:space="preserve">2.2.1</w:t>
             </w:r>
           </w:p>
         </w:tc>
@@ -17556,13 +17556,7 @@
               <w:jc w:val="left"/>
             </w:pPr>
             <w:r>
-              <w:t xml:space="preserve">Added Huawei-branded table styling: red header bar, alternating row</w:t>
-            </w:r>
-            <w:r>
-              <w:t xml:space="preserve"> </w:t>
-            </w:r>
-            <w:r>
-              <w:t xml:space="preserve">colors, and bordered cells.</w:t>
+              <w:t xml:space="preserve">Changed table and figure caption labels to black (was Huawei red).</w:t>
             </w:r>
           </w:p>
         </w:tc>
@@ -17575,18 +17569,18 @@
               <w:jc w:val="left"/>
             </w:pPr>
             <w:r>
-              <w:t xml:space="preserve">2.1.0</w:t>
-            </w:r>
-          </w:p>
-        </w:tc>
-        <w:tc>
-          <w:tcPr/>
-          <w:p>
-            <w:pPr>
-              <w:jc w:val="left"/>
-            </w:pPr>
-            <w:r>
-              <w:t xml:space="preserve">2026-08-06</w:t>
+              <w:t xml:space="preserve">2.2.0</w:t>
+            </w:r>
+          </w:p>
+        </w:tc>
+        <w:tc>
+          <w:tcPr/>
+          <w:p>
+            <w:pPr>
+              <w:jc w:val="left"/>
+            </w:pPr>
+            <w:r>
+              <w:t xml:space="preserve">2026-08-08</w:t>
             </w:r>
           </w:p>
         </w:tc>
@@ -17601,6 +17595,57 @@
               <w:jc w:val="left"/>
             </w:pPr>
             <w:r>
+              <w:t xml:space="preserve">Added Huawei-branded table styling: red header bar, alternating row</w:t>
+            </w:r>
+            <w:r>
+              <w:t xml:space="preserve"> </w:t>
+            </w:r>
+            <w:r>
+              <w:t xml:space="preserve">colors, and bordered cells.</w:t>
+            </w:r>
+          </w:p>
+        </w:tc>
+      </w:tr>
+      <w:tr>
+        <w:tc>
+          <w:tcPr>
+            <w:shd w:val="clear" w:color="auto" w:fill="F6F8FA"/>
+          </w:tcPr>
+          <w:p>
+            <w:pPr>
+              <w:jc w:val="left"/>
+            </w:pPr>
+            <w:r>
+              <w:t xml:space="preserve">2.1.0</w:t>
+            </w:r>
+          </w:p>
+        </w:tc>
+        <w:tc>
+          <w:tcPr>
+            <w:shd w:val="clear" w:color="auto" w:fill="F6F8FA"/>
+          </w:tcPr>
+          <w:p>
+            <w:pPr>
+              <w:jc w:val="left"/>
+            </w:pPr>
+            <w:r>
+              <w:t xml:space="preserve">2026-08-06</w:t>
+            </w:r>
+          </w:p>
+        </w:tc>
+        <w:tc>
+          <w:tcPr>
+            <w:shd w:val="clear" w:color="auto" w:fill="F6F8FA"/>
+          </w:tcPr>
+          <w:p>
+            <w:pPr>
+              <w:numPr>
+                <w:ilvl w:val="0"/>
+                <w:numId w:val="1109"/>
+              </w:numPr>
+              <w:jc w:val="left"/>
+            </w:pPr>
+            <w:r>
               <w:t xml:space="preserve">Updated ECS flavor to</w:t>
             </w:r>
             <w:r>
@@ -17623,7 +17668,7 @@
             <w:pPr>
               <w:numPr>
                 <w:ilvl w:val="0"/>
-                <w:numId w:val="1108"/>
+                <w:numId w:val="1109"/>
               </w:numPr>
               <w:jc w:val="left"/>
             </w:pPr>
@@ -17635,7 +17680,7 @@
             <w:pPr>
               <w:numPr>
                 <w:ilvl w:val="0"/>
-                <w:numId w:val="1108"/>
+                <w:numId w:val="1109"/>
               </w:numPr>
               <w:jc w:val="left"/>
             </w:pPr>
@@ -17647,7 +17692,7 @@
             <w:pPr>
               <w:numPr>
                 <w:ilvl w:val="0"/>
-                <w:numId w:val="1108"/>
+                <w:numId w:val="1109"/>
               </w:numPr>
               <w:jc w:val="left"/>
             </w:pPr>
@@ -17659,7 +17704,7 @@
             <w:pPr>
               <w:numPr>
                 <w:ilvl w:val="0"/>
-                <w:numId w:val="1108"/>
+                <w:numId w:val="1109"/>
               </w:numPr>
               <w:jc w:val="left"/>
             </w:pPr>
@@ -17671,7 +17716,7 @@
             <w:pPr>
               <w:numPr>
                 <w:ilvl w:val="0"/>
-                <w:numId w:val="1108"/>
+                <w:numId w:val="1109"/>
               </w:numPr>
               <w:jc w:val="left"/>
             </w:pPr>
@@ -17689,7 +17734,7 @@
             <w:pPr>
               <w:numPr>
                 <w:ilvl w:val="0"/>
-                <w:numId w:val="1108"/>
+                <w:numId w:val="1109"/>
               </w:numPr>
               <w:jc w:val="left"/>
             </w:pPr>
@@ -17738,7 +17783,7 @@
             <w:pPr>
               <w:numPr>
                 <w:ilvl w:val="0"/>
-                <w:numId w:val="1108"/>
+                <w:numId w:val="1109"/>
               </w:numPr>
               <w:jc w:val="left"/>
             </w:pPr>
@@ -17750,7 +17795,7 @@
             <w:pPr>
               <w:numPr>
                 <w:ilvl w:val="0"/>
-                <w:numId w:val="1108"/>
+                <w:numId w:val="1109"/>
               </w:numPr>
               <w:jc w:val="left"/>
             </w:pPr>
@@ -17801,7 +17846,7 @@
             <w:pPr>
               <w:numPr>
                 <w:ilvl w:val="0"/>
-                <w:numId w:val="1108"/>
+                <w:numId w:val="1109"/>
               </w:numPr>
               <w:jc w:val="left"/>
             </w:pPr>
@@ -17828,9 +17873,7 @@
       </w:tr>
       <w:tr>
         <w:tc>
-          <w:tcPr>
-            <w:shd w:val="clear" w:color="auto" w:fill="F6F8FA"/>
-          </w:tcPr>
+          <w:tcPr/>
           <w:p>
             <w:pPr>
               <w:jc w:val="left"/>
@@ -17841,9 +17884,7 @@
           </w:p>
         </w:tc>
         <w:tc>
-          <w:tcPr>
-            <w:shd w:val="clear" w:color="auto" w:fill="F6F8FA"/>
-          </w:tcPr>
+          <w:tcPr/>
           <w:p>
             <w:pPr>
               <w:jc w:val="left"/>
@@ -17854,14 +17895,12 @@
           </w:p>
         </w:tc>
         <w:tc>
-          <w:tcPr>
-            <w:shd w:val="clear" w:color="auto" w:fill="F6F8FA"/>
-          </w:tcPr>
+          <w:tcPr/>
           <w:p>
             <w:pPr>
               <w:numPr>
                 <w:ilvl w:val="0"/>
-                <w:numId w:val="1109"/>
+                <w:numId w:val="1110"/>
               </w:numPr>
               <w:jc w:val="left"/>
             </w:pPr>
@@ -17879,7 +17918,7 @@
             <w:pPr>
               <w:numPr>
                 <w:ilvl w:val="0"/>
-                <w:numId w:val="1109"/>
+                <w:numId w:val="1110"/>
               </w:numPr>
               <w:jc w:val="left"/>
             </w:pPr>
@@ -17933,7 +17972,7 @@
             <w:pPr>
               <w:numPr>
                 <w:ilvl w:val="0"/>
-                <w:numId w:val="1109"/>
+                <w:numId w:val="1110"/>
               </w:numPr>
               <w:jc w:val="left"/>
             </w:pPr>
@@ -17981,7 +18020,7 @@
             <w:pPr>
               <w:numPr>
                 <w:ilvl w:val="0"/>
-                <w:numId w:val="1109"/>
+                <w:numId w:val="1110"/>
               </w:numPr>
               <w:jc w:val="left"/>
             </w:pPr>
@@ -18002,7 +18041,9 @@
       </w:tr>
       <w:tr>
         <w:tc>
-          <w:tcPr/>
+          <w:tcPr>
+            <w:shd w:val="clear" w:color="auto" w:fill="F6F8FA"/>
+          </w:tcPr>
           <w:p>
             <w:pPr>
               <w:jc w:val="left"/>
@@ -18013,7 +18054,9 @@
           </w:p>
         </w:tc>
         <w:tc>
-          <w:tcPr/>
+          <w:tcPr>
+            <w:shd w:val="clear" w:color="auto" w:fill="F6F8FA"/>
+          </w:tcPr>
           <w:p>
             <w:pPr>
               <w:jc w:val="left"/>
@@ -18024,12 +18067,14 @@
           </w:p>
         </w:tc>
         <w:tc>
-          <w:tcPr/>
+          <w:tcPr>
+            <w:shd w:val="clear" w:color="auto" w:fill="F6F8FA"/>
+          </w:tcPr>
           <w:p>
             <w:pPr>
               <w:numPr>
                 <w:ilvl w:val="0"/>
-                <w:numId w:val="1110"/>
+                <w:numId w:val="1111"/>
               </w:numPr>
               <w:jc w:val="left"/>
             </w:pPr>
@@ -18041,7 +18086,7 @@
             <w:pPr>
               <w:numPr>
                 <w:ilvl w:val="0"/>
-                <w:numId w:val="1110"/>
+                <w:numId w:val="1111"/>
               </w:numPr>
               <w:jc w:val="left"/>
             </w:pPr>
@@ -18053,7 +18098,7 @@
             <w:pPr>
               <w:numPr>
                 <w:ilvl w:val="0"/>
-                <w:numId w:val="1110"/>
+                <w:numId w:val="1111"/>
               </w:numPr>
               <w:jc w:val="left"/>
             </w:pPr>
@@ -18065,7 +18110,7 @@
             <w:pPr>
               <w:numPr>
                 <w:ilvl w:val="0"/>
-                <w:numId w:val="1110"/>
+                <w:numId w:val="1111"/>
               </w:numPr>
               <w:jc w:val="left"/>
             </w:pPr>
@@ -18083,7 +18128,7 @@
             <w:pPr>
               <w:numPr>
                 <w:ilvl w:val="0"/>
-                <w:numId w:val="1110"/>
+                <w:numId w:val="1111"/>
               </w:numPr>
               <w:jc w:val="left"/>
             </w:pPr>
@@ -18095,7 +18140,7 @@
             <w:pPr>
               <w:numPr>
                 <w:ilvl w:val="0"/>
-                <w:numId w:val="1110"/>
+                <w:numId w:val="1111"/>
               </w:numPr>
               <w:jc w:val="left"/>
             </w:pPr>
@@ -19470,6 +19515,9 @@
     <w:abstractNumId w:val="991"/>
   </w:num>
   <w:num w:numId="1110">
+    <w:abstractNumId w:val="991"/>
+  </w:num>
+  <w:num w:numId="1111">
     <w:abstractNumId w:val="991"/>
   </w:num>
 </w:numbering>
@@ -20348,7 +20396,7 @@
     <w:rPr>
       <w:rFonts w:ascii="HarmonyOS Sans" w:hAnsi="HarmonyOS Sans"/>
       <w:b/>
-      <w:color w:val="62B230"/>
+      <w:color w:val="000000"/>
       <w:shd w:val="clear" w:color="auto" w:fill="E8F5E9"/>
       <w:sz w:val="16"/>
       <w:szCs w:val="16"/>
@@ -20360,7 +20408,7 @@
     <w:rPr>
       <w:rFonts w:ascii="HarmonyOS Sans" w:hAnsi="HarmonyOS Sans"/>
       <w:b/>
-      <w:color w:val="ED6D00"/>
+      <w:color w:val="000000"/>
       <w:shd w:val="clear" w:color="auto" w:fill="FFF3E0"/>
       <w:sz w:val="16"/>
       <w:szCs w:val="16"/>
@@ -20372,8 +20420,8 @@
     <w:rPr>
       <w:rFonts w:ascii="HarmonyOS Sans" w:hAnsi="HarmonyOS Sans"/>
       <w:b/>
-      <w:color w:val="FFFFFF"/>
-      <w:shd w:val="clear" w:color="auto" w:fill="C7000B"/>
+      <w:color w:val="000000"/>
+      <w:shd w:val="clear" w:color="auto" w:fill="E7D9DA"/>
       <w:sz w:val="16"/>
       <w:szCs w:val="16"/>
     </w:rPr>
@@ -20384,20 +20432,8 @@
     <w:rPr>
       <w:rFonts w:ascii="HarmonyOS Sans" w:hAnsi="HarmonyOS Sans"/>
       <w:b/>
-      <w:color w:val="1F2328"/>
+      <w:color w:val="000000"/>
       <w:shd w:val="clear" w:color="auto" w:fill="F6F8FA"/>
-      <w:sz w:val="16"/>
-      <w:szCs w:val="16"/>
-    </w:rPr>
-  </w:style>
-  <w:style w:type="character" w:styleId="BadgeNew">
-    <w:name w:val="BadgeNew"/>
-    <w:uiPriority w:val="99"/>
-    <w:rPr>
-      <w:rFonts w:ascii="HarmonyOS Sans" w:hAnsi="HarmonyOS Sans"/>
-      <w:b/>
-      <w:color w:val="FFFFFF"/>
-      <w:shd w:val="clear" w:color="auto" w:fill="C7000B"/>
       <w:sz w:val="16"/>
       <w:szCs w:val="16"/>
     </w:rPr>
@@ -20408,7 +20444,7 @@
     <w:rPr>
       <w:rFonts w:ascii="HarmonyOS Sans" w:hAnsi="HarmonyOS Sans"/>
       <w:b/>
-      <w:color w:val="ED6D00"/>
+      <w:color w:val="000000"/>
       <w:shd w:val="clear" w:color="auto" w:fill="FFF3E0"/>
       <w:sz w:val="16"/>
       <w:szCs w:val="16"/>
@@ -20420,7 +20456,7 @@
     <w:rPr>
       <w:rFonts w:ascii="HarmonyOS Sans" w:hAnsi="HarmonyOS Sans"/>
       <w:b/>
-      <w:color w:val="1F2328"/>
+      <w:color w:val="000000"/>
       <w:shd w:val="clear" w:color="auto" w:fill="F6F8FA"/>
       <w:sz w:val="16"/>
       <w:szCs w:val="16"/>

--- a/documents/setup-guide/setup-guide.docx
+++ b/documents/setup-guide/setup-guide.docx
@@ -75,6 +75,18 @@
     </w:p>
     <w:p>
       <w:pPr>
+        <w:pStyle w:val="Date"/>
+        <w:jc w:val="center"/>
+      </w:pPr>
+      <w:r>
+        <w:rPr>
+          <w:sz w:val="24"/>
+        </w:rPr>
+        <w:t xml:space="preserve">2026-09-21</w:t>
+      </w:r>
+    </w:p>
+    <w:p>
+      <w:pPr>
         <w:pStyle w:val="BodyText"/>
         <w:jc w:val="center"/>
       </w:pPr>
@@ -84,7 +96,7 @@
           <w:b/>
           <w:sz w:val="24"/>
         </w:rPr>
-        <w:t xml:space="preserve">v6.7.0</w:t>
+        <w:t xml:space="preserve">v6.8.0</w:t>
       </w:r>
       <w:r>
         <w:rPr>
@@ -96,7 +108,7 @@
         <w:rPr>
           <w:sz w:val="24"/>
         </w:rPr>
-        <w:t xml:space="preserve">— September 20, 2026 15:29</w:t>
+        <w:t xml:space="preserve">— September 20, 2026 19:26</w:t>
       </w:r>
     </w:p>
     <w:sdt>
@@ -13345,7 +13357,7 @@
               <w:jc w:val="left"/>
             </w:pPr>
             <w:r>
-              <w:t xml:space="preserve">6.7.0</w:t>
+              <w:t xml:space="preserve">6.8.0</w:t>
             </w:r>
           </w:p>
         </w:tc>
@@ -13371,7 +13383,7 @@
               <w:jc w:val="left"/>
             </w:pPr>
             <w:r>
-              <w:t xml:space="preserve">Badge and language fidelity: DOCX badge pills now render black text like the PDF (was frame-colored), use the correct label case (Pass, not PASS), include the Portuguese POC labels (Atendido, Parcial, Falha, Ignorado), and render at native width per template (testbook badge text no longer shrinks). Portuguese signature greetings now match the PDF (At.te,), the POC classification label matches the full PDF wording, and the secondary-format table headers (stakeholders, closing record, test summary, changelog) are now language-aware. DOCX footers show Página in Portuguese documents. Cover dates no longer zero-pad the day.</w:t>
+              <w:t xml:space="preserve">Technical report covers now match the PDF in DOCX/MD/HTML: the title uses the PDF’s 24pt size (was 36pt), the report type label appears above it, and the Version/Date/Scenario table is rendered with the PDF’s red label column. The cover meta line now shows the report version and its set date (was the document version and the build date). Authors, when set, appear as a table row like the PDF.</w:t>
             </w:r>
           </w:p>
         </w:tc>
@@ -13386,7 +13398,7 @@
               <w:jc w:val="left"/>
             </w:pPr>
             <w:r>
-              <w:t xml:space="preserve">6.6.1</w:t>
+              <w:t xml:space="preserve">6.7.0</w:t>
             </w:r>
           </w:p>
         </w:tc>
@@ -13416,7 +13428,7 @@
               <w:jc w:val="left"/>
             </w:pPr>
             <w:r>
-              <w:t xml:space="preserve">Quality-pass fixes for v6.6.0: the TESTCASE-marker strip now covers the entire DOCX fix run (a failure at any stage can no longer leave markers in the output file); the fixer resets its template state between in-process runs (the documented path-sniffing fallback works again); build.sh also cleans temporary files on interrupt signals; fixed a CHANGELOG typo.</w:t>
+              <w:t xml:space="preserve">Badge and language fidelity: DOCX badge pills now render black text like the PDF (was frame-colored), use the correct label case (Pass, not PASS), include the Portuguese POC labels (Atendido, Parcial, Falha, Ignorado), and render at native width per template (testbook badge text no longer shrinks). Portuguese signature greetings now match the PDF (At.te,), the POC classification label matches the full PDF wording, and the secondary-format table headers (stakeholders, closing record, test summary, changelog) are now language-aware. DOCX footers show Página in Portuguese documents. Cover dates no longer zero-pad the day.</w:t>
             </w:r>
           </w:p>
         </w:tc>
@@ -13429,7 +13441,7 @@
               <w:jc w:val="left"/>
             </w:pPr>
             <w:r>
-              <w:t xml:space="preserve">6.6.0</w:t>
+              <w:t xml:space="preserve">6.6.1</w:t>
             </w:r>
           </w:p>
         </w:tc>
@@ -13455,6 +13467,51 @@
               <w:jc w:val="left"/>
             </w:pPr>
             <w:r>
+              <w:t xml:space="preserve">Quality-pass fixes for v6.6.0: the TESTCASE-marker strip now covers the entire DOCX fix run (a failure at any stage can no longer leave markers in the output file); the fixer resets its template state between in-process runs (the documented path-sniffing fallback works again); build.sh also cleans temporary files on interrupt signals; fixed a CHANGELOG typo.</w:t>
+            </w:r>
+          </w:p>
+        </w:tc>
+      </w:tr>
+      <w:tr>
+        <w:tc>
+          <w:tcPr>
+            <w:shd w:val="clear" w:color="auto" w:fill="F6F8FA"/>
+          </w:tcPr>
+          <w:p>
+            <w:pPr>
+              <w:jc w:val="left"/>
+            </w:pPr>
+            <w:r>
+              <w:t xml:space="preserve">6.6.0</w:t>
+            </w:r>
+          </w:p>
+        </w:tc>
+        <w:tc>
+          <w:tcPr>
+            <w:shd w:val="clear" w:color="auto" w:fill="F6F8FA"/>
+          </w:tcPr>
+          <w:p>
+            <w:pPr>
+              <w:jc w:val="left"/>
+            </w:pPr>
+            <w:r>
+              <w:t xml:space="preserve">2026-09-20</w:t>
+            </w:r>
+          </w:p>
+        </w:tc>
+        <w:tc>
+          <w:tcPr>
+            <w:shd w:val="clear" w:color="auto" w:fill="F6F8FA"/>
+          </w:tcPr>
+          <w:p>
+            <w:pPr>
+              <w:numPr>
+                <w:ilvl w:val="0"/>
+                <w:numId w:val="1045"/>
+              </w:numPr>
+              <w:jc w:val="left"/>
+            </w:pPr>
+            <w:r>
               <w:t xml:space="preserve">Pipeline robustness: DOCX post-processing now fails loudly when content styling errors occur (TESTCASE markers can no longer leak into output); the DOCX fixer takes an explicit</w:t>
             </w:r>
             <w:r>
@@ -13477,58 +13534,13 @@
       </w:tr>
       <w:tr>
         <w:tc>
-          <w:tcPr>
-            <w:shd w:val="clear" w:color="auto" w:fill="F6F8FA"/>
-          </w:tcPr>
+          <w:tcPr/>
           <w:p>
             <w:pPr>
               <w:jc w:val="left"/>
             </w:pPr>
             <w:r>
               <w:t xml:space="preserve">6.5.2</w:t>
-            </w:r>
-          </w:p>
-        </w:tc>
-        <w:tc>
-          <w:tcPr>
-            <w:shd w:val="clear" w:color="auto" w:fill="F6F8FA"/>
-          </w:tcPr>
-          <w:p>
-            <w:pPr>
-              <w:jc w:val="left"/>
-            </w:pPr>
-            <w:r>
-              <w:t xml:space="preserve">2026-09-20</w:t>
-            </w:r>
-          </w:p>
-        </w:tc>
-        <w:tc>
-          <w:tcPr>
-            <w:shd w:val="clear" w:color="auto" w:fill="F6F8FA"/>
-          </w:tcPr>
-          <w:p>
-            <w:pPr>
-              <w:numPr>
-                <w:ilvl w:val="0"/>
-                <w:numId w:val="1045"/>
-              </w:numPr>
-              <w:jc w:val="left"/>
-            </w:pPr>
-            <w:r>
-              <w:t xml:space="preserve">Quality-pass fixes for v6.5.1: LaTeX quote conversion now handles only paired quotes (quote characters inside code arguments are no longer corrupted); signature cells containing escaped ampersands are no longer split; round-trip HTML generation guards the asciidoctor-diagram dependency and fails loudly when generation fails; pre-processor unit tests now cover pipe escaping in all five table handlers.</w:t>
-            </w:r>
-          </w:p>
-        </w:tc>
-      </w:tr>
-      <w:tr>
-        <w:tc>
-          <w:tcPr/>
-          <w:p>
-            <w:pPr>
-              <w:jc w:val="left"/>
-            </w:pPr>
-            <w:r>
-              <w:t xml:space="preserve">6.5.1</w:t>
             </w:r>
           </w:p>
         </w:tc>
@@ -13554,7 +13566,7 @@
               <w:jc w:val="left"/>
             </w:pPr>
             <w:r>
-              <w:t xml:space="preserve">Fixed DOCX/MD/HTML output: tables are no longer corrupted when changelog, signature, or summary content contains a pipe character (“|”). Badge text is now preserved in DOCX/MD/HTML — a “Ready” badge renders “Ready” instead of “[NEW]”. Multi-item changelog entries render as bullet lists instead of being joined with a literal “+”. POC documents now include the changelog in DOCX/MD/HTML. The :noanswers: attribute now hides test results and remarks in DOCX/MD/HTML, matching the PDF. Inline LaTeX (monospace text, arrows, LaTeX quotes) no longer leaks from changelog entries. The test suite now exercises the real build pipeline (pre-processor wired into round-trip and DOCX tests), with new pre-processor unit tests.</w:t>
+              <w:t xml:space="preserve">Quality-pass fixes for v6.5.1: LaTeX quote conversion now handles only paired quotes (quote characters inside code arguments are no longer corrupted); signature cells containing escaped ampersands are no longer split; round-trip HTML generation guards the asciidoctor-diagram dependency and fails loudly when generation fails; pre-processor unit tests now cover pipe escaping in all five table handlers.</w:t>
             </w:r>
           </w:p>
         </w:tc>
@@ -13569,7 +13581,7 @@
               <w:jc w:val="left"/>
             </w:pPr>
             <w:r>
-              <w:t xml:space="preserve">6.5.0</w:t>
+              <w:t xml:space="preserve">6.5.1</w:t>
             </w:r>
           </w:p>
         </w:tc>
@@ -13599,7 +13611,7 @@
               <w:jc w:val="left"/>
             </w:pPr>
             <w:r>
-              <w:t xml:space="preserve">Evidence checklist simplified to plain bullets in both PDF and DOCX (checkbox markers removed for compatibility). Planned Activities list in DOCX now uses Word’s native lower-roman numbering (i., ii., iii.) matching the PDF. Badges in DOCX replaced with exact-replica PNG pill images (rounded, colored frame and background, bold text) matching the PDF \ huaweibadge look — assets committed to the repo. Signature blocks in DOCX no longer show literal + symbols (proper hard line breaks).</w:t>
+              <w:t xml:space="preserve">Fixed DOCX/MD/HTML output: tables are no longer corrupted when changelog, signature, or summary content contains a pipe character (“|”). Badge text is now preserved in DOCX/MD/HTML — a “Ready” badge renders “Ready” instead of “[NEW]”. Multi-item changelog entries render as bullet lists instead of being joined with a literal “+”. POC documents now include the changelog in DOCX/MD/HTML. The :noanswers: attribute now hides test results and remarks in DOCX/MD/HTML, matching the PDF. Inline LaTeX (monospace text, arrows, LaTeX quotes) no longer leaks from changelog entries. The test suite now exercises the real build pipeline (pre-processor wired into round-trip and DOCX tests), with new pre-processor unit tests.</w:t>
             </w:r>
           </w:p>
         </w:tc>
@@ -13612,7 +13624,7 @@
               <w:jc w:val="left"/>
             </w:pPr>
             <w:r>
-              <w:t xml:space="preserve">6.4.7</w:t>
+              <w:t xml:space="preserve">6.5.0</w:t>
             </w:r>
           </w:p>
         </w:tc>
@@ -13638,7 +13650,7 @@
               <w:jc w:val="left"/>
             </w:pPr>
             <w:r>
-              <w:t xml:space="preserve">Section titles in DOCX now match the PDF heading design: the big section number (56pt) sits on the left, the title text is pushed to the right edge (a right tab stop mimics the LaTeX \ hfill), and the red rule runs below — previously the title sat left-aligned next to a small number. Applies to all templates.</w:t>
+              <w:t xml:space="preserve">Evidence checklist simplified to plain bullets in both PDF and DOCX (checkbox markers removed for compatibility). Planned Activities list in DOCX now uses Word’s native lower-roman numbering (i., ii., iii.) matching the PDF. Badges in DOCX replaced with exact-replica PNG pill images (rounded, colored frame and background, bold text) matching the PDF \ huaweibadge look — assets committed to the repo. Signature blocks in DOCX no longer show literal + symbols (proper hard line breaks).</w:t>
             </w:r>
           </w:p>
         </w:tc>
@@ -13653,7 +13665,7 @@
               <w:jc w:val="left"/>
             </w:pPr>
             <w:r>
-              <w:t xml:space="preserve">6.4.6</w:t>
+              <w:t xml:space="preserve">6.4.7</w:t>
             </w:r>
           </w:p>
         </w:tc>
@@ -13683,7 +13695,7 @@
               <w:jc w:val="left"/>
             </w:pPr>
             <w:r>
-              <w:t xml:space="preserve">Code blocks inside test cases no longer break the red left rule in DOCX — the code style’s left indent (which jogged the rule) is reset inside test case blocks, and code blocks now show the PDF’s code box (gray background with thin border on top, bottom, and right, red rule continuing on the left).</w:t>
+              <w:t xml:space="preserve">Section titles in DOCX now match the PDF heading design: the big section number (56pt) sits on the left, the title text is pushed to the right edge (a right tab stop mimics the LaTeX \ hfill), and the red rule runs below — previously the title sat left-aligned next to a small number. Applies to all templates.</w:t>
             </w:r>
           </w:p>
         </w:tc>
@@ -13696,7 +13708,7 @@
               <w:jc w:val="left"/>
             </w:pPr>
             <w:r>
-              <w:t xml:space="preserve">6.4.5</w:t>
+              <w:t xml:space="preserve">6.4.6</w:t>
             </w:r>
           </w:p>
         </w:tc>
@@ -13722,7 +13734,7 @@
               <w:jc w:val="left"/>
             </w:pPr>
             <w:r>
-              <w:t xml:space="preserve">DOCX polish pass: all captions centered (matching the PDF), vertical spacing between blocks matched to the LaTeX rhythm (medskip/smallskip around captions, field bars, and steps), and test steps now render as separate paragraphs each with the red bold number (previously merged into one paragraph).</w:t>
+              <w:t xml:space="preserve">Code blocks inside test cases no longer break the red left rule in DOCX — the code style’s left indent (which jogged the rule) is reset inside test case blocks, and code blocks now show the PDF’s code box (gray background with thin border on top, bottom, and right, red rule continuing on the left).</w:t>
             </w:r>
           </w:p>
         </w:tc>
@@ -13737,7 +13749,7 @@
               <w:jc w:val="left"/>
             </w:pPr>
             <w:r>
-              <w:t xml:space="preserve">6.4.4</w:t>
+              <w:t xml:space="preserve">6.4.5</w:t>
             </w:r>
           </w:p>
         </w:tc>
@@ -13767,7 +13779,7 @@
               <w:jc w:val="left"/>
             </w:pPr>
             <w:r>
-              <w:t xml:space="preserve">DOCX covers now show the logo, cover text, and version/date/time meta line like the PDF. Test case blocks in DOCX get the PDF’s visual wrapper: red left rule, red field header bars, and red step numbers. Captions follow the PDF ordering system in DOCX, MD, and HTML (Table/Diagram/Figure/Testcase N: with bold symbol). Portuguese PDFs now label diagrams "Diagrama N:" (was hardcoded English "Diagram"). Markdown and HTML output no longer leaks raw LaTeX from passthrough blocks — the DOCX pre-processor now feeds those pipelines too.</w:t>
+              <w:t xml:space="preserve">DOCX polish pass: all captions centered (matching the PDF), vertical spacing between blocks matched to the LaTeX rhythm (medskip/smallskip around captions, field bars, and steps), and test steps now render as separate paragraphs each with the red bold number (previously merged into one paragraph).</w:t>
             </w:r>
           </w:p>
         </w:tc>
@@ -13780,7 +13792,7 @@
               <w:jc w:val="left"/>
             </w:pPr>
             <w:r>
-              <w:t xml:space="preserve">6.4.3</w:t>
+              <w:t xml:space="preserve">6.4.4</w:t>
             </w:r>
           </w:p>
         </w:tc>
@@ -13806,7 +13818,7 @@
               <w:jc w:val="left"/>
             </w:pPr>
             <w:r>
-              <w:t xml:space="preserve">Testbook and POC DOCX output now matches the PDF much more closely: native table of contents (language-aware, auto-populated), each section starts on a new page, embedded images and diagrams (PlantUML/Graphviz rendered), white-on-red table headers, cover version line under the title, centered test case captions, and plain black rules for signature grids.</w:t>
+              <w:t xml:space="preserve">DOCX covers now show the logo, cover text, and version/date/time meta line like the PDF. Test case blocks in DOCX get the PDF’s visual wrapper: red left rule, red field header bars, and red step numbers. Captions follow the PDF ordering system in DOCX, MD, and HTML (Table/Diagram/Figure/Testcase N: with bold symbol). Portuguese PDFs now label diagrams "Diagrama N:" (was hardcoded English "Diagram"). Markdown and HTML output no longer leaks raw LaTeX from passthrough blocks — the DOCX pre-processor now feeds those pipelines too.</w:t>
             </w:r>
           </w:p>
         </w:tc>
@@ -13821,7 +13833,7 @@
               <w:jc w:val="left"/>
             </w:pPr>
             <w:r>
-              <w:t xml:space="preserve">6.4.2</w:t>
+              <w:t xml:space="preserve">6.4.3</w:t>
             </w:r>
           </w:p>
         </w:tc>
@@ -13851,7 +13863,7 @@
               <w:jc w:val="left"/>
             </w:pPr>
             <w:r>
-              <w:t xml:space="preserve">DOCX output for POC and testbook templates now includes all passthrough content (stakeholders, closing record, signatures, test cases, test summary, changelog) via a new pre-processor. Fixed dropped Test Scope fields in testbook DOCX output.</w:t>
+              <w:t xml:space="preserve">Testbook and POC DOCX output now matches the PDF much more closely: native table of contents (language-aware, auto-populated), each section starts on a new page, embedded images and diagrams (PlantUML/Graphviz rendered), white-on-red table headers, cover version line under the title, centered test case captions, and plain black rules for signature grids.</w:t>
             </w:r>
           </w:p>
         </w:tc>
@@ -13864,7 +13876,7 @@
               <w:jc w:val="left"/>
             </w:pPr>
             <w:r>
-              <w:t xml:space="preserve">6.4.0</w:t>
+              <w:t xml:space="preserve">6.4.2</w:t>
             </w:r>
           </w:p>
         </w:tc>
@@ -13890,6 +13902,51 @@
               <w:jc w:val="left"/>
             </w:pPr>
             <w:r>
+              <w:t xml:space="preserve">DOCX output for POC and testbook templates now includes all passthrough content (stakeholders, closing record, signatures, test cases, test summary, changelog) via a new pre-processor. Fixed dropped Test Scope fields in testbook DOCX output.</w:t>
+            </w:r>
+          </w:p>
+        </w:tc>
+      </w:tr>
+      <w:tr>
+        <w:tc>
+          <w:tcPr>
+            <w:shd w:val="clear" w:color="auto" w:fill="F6F8FA"/>
+          </w:tcPr>
+          <w:p>
+            <w:pPr>
+              <w:jc w:val="left"/>
+            </w:pPr>
+            <w:r>
+              <w:t xml:space="preserve">6.4.0</w:t>
+            </w:r>
+          </w:p>
+        </w:tc>
+        <w:tc>
+          <w:tcPr>
+            <w:shd w:val="clear" w:color="auto" w:fill="F6F8FA"/>
+          </w:tcPr>
+          <w:p>
+            <w:pPr>
+              <w:jc w:val="left"/>
+            </w:pPr>
+            <w:r>
+              <w:t xml:space="preserve">2026-09-20</w:t>
+            </w:r>
+          </w:p>
+        </w:tc>
+        <w:tc>
+          <w:tcPr>
+            <w:shd w:val="clear" w:color="auto" w:fill="F6F8FA"/>
+          </w:tcPr>
+          <w:p>
+            <w:pPr>
+              <w:numPr>
+                <w:ilvl w:val="0"/>
+                <w:numId w:val="1055"/>
+              </w:numPr>
+              <w:jc w:val="left"/>
+            </w:pPr>
+            <w:r>
               <w:t xml:space="preserve">Fixed changelog dates — replaced</w:t>
             </w:r>
             <w:r>
@@ -13912,58 +13969,13 @@
       </w:tr>
       <w:tr>
         <w:tc>
-          <w:tcPr>
-            <w:shd w:val="clear" w:color="auto" w:fill="F6F8FA"/>
-          </w:tcPr>
+          <w:tcPr/>
           <w:p>
             <w:pPr>
               <w:jc w:val="left"/>
             </w:pPr>
             <w:r>
               <w:t xml:space="preserve">5.1.1</w:t>
-            </w:r>
-          </w:p>
-        </w:tc>
-        <w:tc>
-          <w:tcPr>
-            <w:shd w:val="clear" w:color="auto" w:fill="F6F8FA"/>
-          </w:tcPr>
-          <w:p>
-            <w:pPr>
-              <w:jc w:val="left"/>
-            </w:pPr>
-            <w:r>
-              <w:t xml:space="preserve">2026-09-14</w:t>
-            </w:r>
-          </w:p>
-        </w:tc>
-        <w:tc>
-          <w:tcPr>
-            <w:shd w:val="clear" w:color="auto" w:fill="F6F8FA"/>
-          </w:tcPr>
-          <w:p>
-            <w:pPr>
-              <w:numPr>
-                <w:ilvl w:val="0"/>
-                <w:numId w:val="1055"/>
-              </w:numPr>
-              <w:jc w:val="left"/>
-            </w:pPr>
-            <w:r>
-              <w:t xml:space="preserve">Synced callout colors in DOCX/HTML/MD output to match brand palette. Added color palette demo.</w:t>
-            </w:r>
-          </w:p>
-        </w:tc>
-      </w:tr>
-      <w:tr>
-        <w:tc>
-          <w:tcPr/>
-          <w:p>
-            <w:pPr>
-              <w:jc w:val="left"/>
-            </w:pPr>
-            <w:r>
-              <w:t xml:space="preserve">5.1.0</w:t>
             </w:r>
           </w:p>
         </w:tc>
@@ -13989,7 +14001,7 @@
               <w:jc w:val="left"/>
             </w:pPr>
             <w:r>
-              <w:t xml:space="preserve">Adopted brand guidelines auxiliary color palette and monochrome scale. Aligned callout colors to brand specifications.</w:t>
+              <w:t xml:space="preserve">Synced callout colors in DOCX/HTML/MD output to match brand palette. Added color palette demo.</w:t>
             </w:r>
           </w:p>
         </w:tc>
@@ -14004,7 +14016,7 @@
               <w:jc w:val="left"/>
             </w:pPr>
             <w:r>
-              <w:t xml:space="preserve">5.0.3</w:t>
+              <w:t xml:space="preserve">5.1.0</w:t>
             </w:r>
           </w:p>
         </w:tc>
@@ -14034,6 +14046,45 @@
               <w:jc w:val="left"/>
             </w:pPr>
             <w:r>
+              <w:t xml:space="preserve">Adopted brand guidelines auxiliary color palette and monochrome scale. Aligned callout colors to brand specifications.</w:t>
+            </w:r>
+          </w:p>
+        </w:tc>
+      </w:tr>
+      <w:tr>
+        <w:tc>
+          <w:tcPr/>
+          <w:p>
+            <w:pPr>
+              <w:jc w:val="left"/>
+            </w:pPr>
+            <w:r>
+              <w:t xml:space="preserve">5.0.3</w:t>
+            </w:r>
+          </w:p>
+        </w:tc>
+        <w:tc>
+          <w:tcPr/>
+          <w:p>
+            <w:pPr>
+              <w:jc w:val="left"/>
+            </w:pPr>
+            <w:r>
+              <w:t xml:space="preserve">2026-09-14</w:t>
+            </w:r>
+          </w:p>
+        </w:tc>
+        <w:tc>
+          <w:tcPr/>
+          <w:p>
+            <w:pPr>
+              <w:numPr>
+                <w:ilvl w:val="0"/>
+                <w:numId w:val="1058"/>
+              </w:numPr>
+              <w:jc w:val="left"/>
+            </w:pPr>
+            <w:r>
               <w:t xml:space="preserve">Removed non-standard</w:t>
             </w:r>
             <w:r>
@@ -14056,54 +14107,15 @@
       </w:tr>
       <w:tr>
         <w:tc>
-          <w:tcPr/>
+          <w:tcPr>
+            <w:shd w:val="clear" w:color="auto" w:fill="F6F8FA"/>
+          </w:tcPr>
           <w:p>
             <w:pPr>
               <w:jc w:val="left"/>
             </w:pPr>
             <w:r>
               <w:t xml:space="preserve">5.0.2</w:t>
-            </w:r>
-          </w:p>
-        </w:tc>
-        <w:tc>
-          <w:tcPr/>
-          <w:p>
-            <w:pPr>
-              <w:jc w:val="left"/>
-            </w:pPr>
-            <w:r>
-              <w:t xml:space="preserve">2026-09-14</w:t>
-            </w:r>
-          </w:p>
-        </w:tc>
-        <w:tc>
-          <w:tcPr/>
-          <w:p>
-            <w:pPr>
-              <w:numPr>
-                <w:ilvl w:val="0"/>
-                <w:numId w:val="1058"/>
-              </w:numPr>
-              <w:jc w:val="left"/>
-            </w:pPr>
-            <w:r>
-              <w:t xml:space="preserve">Long commands in test steps now render as code blocks instead of inline code.</w:t>
-            </w:r>
-          </w:p>
-        </w:tc>
-      </w:tr>
-      <w:tr>
-        <w:tc>
-          <w:tcPr>
-            <w:shd w:val="clear" w:color="auto" w:fill="F6F8FA"/>
-          </w:tcPr>
-          <w:p>
-            <w:pPr>
-              <w:jc w:val="left"/>
-            </w:pPr>
-            <w:r>
-              <w:t xml:space="preserve">5.0.1</w:t>
             </w:r>
           </w:p>
         </w:tc>
@@ -14133,7 +14145,7 @@
               <w:jc w:val="left"/>
             </w:pPr>
             <w:r>
-              <w:t xml:space="preserve">Testcase caption centered above the block.</w:t>
+              <w:t xml:space="preserve">Long commands in test steps now render as code blocks instead of inline code.</w:t>
             </w:r>
           </w:p>
         </w:tc>
@@ -14146,7 +14158,7 @@
               <w:jc w:val="left"/>
             </w:pPr>
             <w:r>
-              <w:t xml:space="preserve">5.0.0</w:t>
+              <w:t xml:space="preserve">5.0.1</w:t>
             </w:r>
           </w:p>
         </w:tc>
@@ -14172,6 +14184,51 @@
               <w:jc w:val="left"/>
             </w:pPr>
             <w:r>
+              <w:t xml:space="preserve">Testcase caption centered above the block.</w:t>
+            </w:r>
+          </w:p>
+        </w:tc>
+      </w:tr>
+      <w:tr>
+        <w:tc>
+          <w:tcPr>
+            <w:shd w:val="clear" w:color="auto" w:fill="F6F8FA"/>
+          </w:tcPr>
+          <w:p>
+            <w:pPr>
+              <w:jc w:val="left"/>
+            </w:pPr>
+            <w:r>
+              <w:t xml:space="preserve">5.0.0</w:t>
+            </w:r>
+          </w:p>
+        </w:tc>
+        <w:tc>
+          <w:tcPr>
+            <w:shd w:val="clear" w:color="auto" w:fill="F6F8FA"/>
+          </w:tcPr>
+          <w:p>
+            <w:pPr>
+              <w:jc w:val="left"/>
+            </w:pPr>
+            <w:r>
+              <w:t xml:space="preserve">2026-09-14</w:t>
+            </w:r>
+          </w:p>
+        </w:tc>
+        <w:tc>
+          <w:tcPr>
+            <w:shd w:val="clear" w:color="auto" w:fill="F6F8FA"/>
+          </w:tcPr>
+          <w:p>
+            <w:pPr>
+              <w:numPr>
+                <w:ilvl w:val="0"/>
+                <w:numId w:val="1061"/>
+              </w:numPr>
+              <w:jc w:val="left"/>
+            </w:pPr>
+            <w:r>
               <w:t xml:space="preserve">Major refactoring: extracted shared modules (huawei-titles, huawei-toc, huawei-cover), renamed</w:t>
             </w:r>
             <w:r>
@@ -14233,9 +14290,7 @@
       </w:tr>
       <w:tr>
         <w:tc>
-          <w:tcPr>
-            <w:shd w:val="clear" w:color="auto" w:fill="F6F8FA"/>
-          </w:tcPr>
+          <w:tcPr/>
           <w:p>
             <w:pPr>
               <w:jc w:val="left"/>
@@ -14246,56 +14301,13 @@
           </w:p>
         </w:tc>
         <w:tc>
-          <w:tcPr>
-            <w:shd w:val="clear" w:color="auto" w:fill="F6F8FA"/>
-          </w:tcPr>
+          <w:tcPr/>
           <w:p>
             <w:pPr>
               <w:jc w:val="left"/>
             </w:pPr>
             <w:r>
               <w:t xml:space="preserve">2026-09-14</w:t>
-            </w:r>
-          </w:p>
-        </w:tc>
-        <w:tc>
-          <w:tcPr>
-            <w:shd w:val="clear" w:color="auto" w:fill="F6F8FA"/>
-          </w:tcPr>
-          <w:p>
-            <w:pPr>
-              <w:numPr>
-                <w:ilvl w:val="0"/>
-                <w:numId w:val="1061"/>
-              </w:numPr>
-              <w:jc w:val="left"/>
-            </w:pPr>
-            <w:r>
-              <w:t xml:space="preserve">Testcase headings now formatted as captions (like figures/tables): bold “Testcase N:” followed by description. Changed label from “Test Case” to “Testcase”.</w:t>
-            </w:r>
-          </w:p>
-        </w:tc>
-      </w:tr>
-      <w:tr>
-        <w:tc>
-          <w:tcPr/>
-          <w:p>
-            <w:pPr>
-              <w:jc w:val="left"/>
-            </w:pPr>
-            <w:r>
-              <w:t xml:space="preserve">4.6.0</w:t>
-            </w:r>
-          </w:p>
-        </w:tc>
-        <w:tc>
-          <w:tcPr/>
-          <w:p>
-            <w:pPr>
-              <w:jc w:val="left"/>
-            </w:pPr>
-            <w:r>
-              <w:t xml:space="preserve">2026-09-13</w:t>
             </w:r>
           </w:p>
         </w:tc>
@@ -14310,7 +14322,7 @@
               <w:jc w:val="left"/>
             </w:pPr>
             <w:r>
-              <w:t xml:space="preserve">Section restructure: Introduction, Test Cases (with category subsections), Conclusion. Testcases auto-numbered like figures/tables. Changed testcase from subsection to subsubsection.</w:t>
+              <w:t xml:space="preserve">Testcase headings now formatted as captions (like figures/tables): bold “Testcase N:” followed by description. Changed label from “Test Case” to “Testcase”.</w:t>
             </w:r>
           </w:p>
         </w:tc>
@@ -14325,7 +14337,7 @@
               <w:jc w:val="left"/>
             </w:pPr>
             <w:r>
-              <w:t xml:space="preserve">4.5.0</w:t>
+              <w:t xml:space="preserve">4.6.0</w:t>
             </w:r>
           </w:p>
         </w:tc>
@@ -14355,6 +14367,45 @@
               <w:jc w:val="left"/>
             </w:pPr>
             <w:r>
+              <w:t xml:space="preserve">Section restructure: Introduction, Test Cases (with category subsections), Conclusion. Testcases auto-numbered like figures/tables. Changed testcase from subsection to subsubsection.</w:t>
+            </w:r>
+          </w:p>
+        </w:tc>
+      </w:tr>
+      <w:tr>
+        <w:tc>
+          <w:tcPr/>
+          <w:p>
+            <w:pPr>
+              <w:jc w:val="left"/>
+            </w:pPr>
+            <w:r>
+              <w:t xml:space="preserve">4.5.0</w:t>
+            </w:r>
+          </w:p>
+        </w:tc>
+        <w:tc>
+          <w:tcPr/>
+          <w:p>
+            <w:pPr>
+              <w:jc w:val="left"/>
+            </w:pPr>
+            <w:r>
+              <w:t xml:space="preserve">2026-09-13</w:t>
+            </w:r>
+          </w:p>
+        </w:tc>
+        <w:tc>
+          <w:tcPr/>
+          <w:p>
+            <w:pPr>
+              <w:numPr>
+                <w:ilvl w:val="0"/>
+                <w:numId w:val="1064"/>
+              </w:numPr>
+              <w:jc w:val="left"/>
+            </w:pPr>
+            <w:r>
               <w:t xml:space="preserve">Unified field APIs:</w:t>
             </w:r>
             <w:r>
@@ -14419,54 +14470,15 @@
       </w:tr>
       <w:tr>
         <w:tc>
-          <w:tcPr/>
+          <w:tcPr>
+            <w:shd w:val="clear" w:color="auto" w:fill="F6F8FA"/>
+          </w:tcPr>
           <w:p>
             <w:pPr>
               <w:jc w:val="left"/>
             </w:pPr>
             <w:r>
               <w:t xml:space="preserve">4.4.0</w:t>
-            </w:r>
-          </w:p>
-        </w:tc>
-        <w:tc>
-          <w:tcPr/>
-          <w:p>
-            <w:pPr>
-              <w:jc w:val="left"/>
-            </w:pPr>
-            <w:r>
-              <w:t xml:space="preserve">2026-09-13</w:t>
-            </w:r>
-          </w:p>
-        </w:tc>
-        <w:tc>
-          <w:tcPr/>
-          <w:p>
-            <w:pPr>
-              <w:numPr>
-                <w:ilvl w:val="0"/>
-                <w:numId w:val="1064"/>
-              </w:numPr>
-              <w:jc w:val="left"/>
-            </w:pPr>
-            <w:r>
-              <w:t xml:space="preserve">Code review fixes: removed dead labels, badge now uses Huawei brand colors (tipbg/tipfg, huaweired, warningbg/warningfg), Lua filter preserves formatting in DOCX/MD/HTML via parse_latex_blocks, testprocedure handler preserves non-step content (images, code, callouts).</w:t>
-            </w:r>
-          </w:p>
-        </w:tc>
-      </w:tr>
-      <w:tr>
-        <w:tc>
-          <w:tcPr>
-            <w:shd w:val="clear" w:color="auto" w:fill="F6F8FA"/>
-          </w:tcPr>
-          <w:p>
-            <w:pPr>
-              <w:jc w:val="left"/>
-            </w:pPr>
-            <w:r>
-              <w:t xml:space="preserve">4.3.0</w:t>
             </w:r>
           </w:p>
         </w:tc>
@@ -14496,6 +14508,45 @@
               <w:jc w:val="left"/>
             </w:pPr>
             <w:r>
+              <w:t xml:space="preserve">Code review fixes: removed dead labels, badge now uses Huawei brand colors (tipbg/tipfg, huaweired, warningbg/warningfg), Lua filter preserves formatting in DOCX/MD/HTML via parse_latex_blocks, testprocedure handler preserves non-step content (images, code, callouts).</w:t>
+            </w:r>
+          </w:p>
+        </w:tc>
+      </w:tr>
+      <w:tr>
+        <w:tc>
+          <w:tcPr/>
+          <w:p>
+            <w:pPr>
+              <w:jc w:val="left"/>
+            </w:pPr>
+            <w:r>
+              <w:t xml:space="preserve">4.3.0</w:t>
+            </w:r>
+          </w:p>
+        </w:tc>
+        <w:tc>
+          <w:tcPr/>
+          <w:p>
+            <w:pPr>
+              <w:jc w:val="left"/>
+            </w:pPr>
+            <w:r>
+              <w:t xml:space="preserve">2026-09-13</w:t>
+            </w:r>
+          </w:p>
+        </w:tc>
+        <w:tc>
+          <w:tcPr/>
+          <w:p>
+            <w:pPr>
+              <w:numPr>
+                <w:ilvl w:val="0"/>
+                <w:numId w:val="1066"/>
+              </w:numPr>
+              <w:jc w:val="left"/>
+            </w:pPr>
+            <w:r>
               <w:t xml:space="preserve">Added</w:t>
             </w:r>
             <w:r>
@@ -14548,7 +14599,9 @@
       </w:tr>
       <w:tr>
         <w:tc>
-          <w:tcPr/>
+          <w:tcPr>
+            <w:shd w:val="clear" w:color="auto" w:fill="F6F8FA"/>
+          </w:tcPr>
           <w:p>
             <w:pPr>
               <w:jc w:val="left"/>
@@ -14559,7 +14612,9 @@
           </w:p>
         </w:tc>
         <w:tc>
-          <w:tcPr/>
+          <w:tcPr>
+            <w:shd w:val="clear" w:color="auto" w:fill="F6F8FA"/>
+          </w:tcPr>
           <w:p>
             <w:pPr>
               <w:jc w:val="left"/>
@@ -14570,12 +14625,14 @@
           </w:p>
         </w:tc>
         <w:tc>
-          <w:tcPr/>
+          <w:tcPr>
+            <w:shd w:val="clear" w:color="auto" w:fill="F6F8FA"/>
+          </w:tcPr>
           <w:p>
             <w:pPr>
               <w:numPr>
                 <w:ilvl w:val="0"/>
-                <w:numId w:val="1066"/>
+                <w:numId w:val="1067"/>
               </w:numPr>
               <w:jc w:val="left"/>
             </w:pPr>
@@ -14629,9 +14686,7 @@
       </w:tr>
       <w:tr>
         <w:tc>
-          <w:tcPr>
-            <w:shd w:val="clear" w:color="auto" w:fill="F6F8FA"/>
-          </w:tcPr>
+          <w:tcPr/>
           <w:p>
             <w:pPr>
               <w:jc w:val="left"/>
@@ -14642,9 +14697,7 @@
           </w:p>
         </w:tc>
         <w:tc>
-          <w:tcPr>
-            <w:shd w:val="clear" w:color="auto" w:fill="F6F8FA"/>
-          </w:tcPr>
+          <w:tcPr/>
           <w:p>
             <w:pPr>
               <w:jc w:val="left"/>
@@ -14655,14 +14708,12 @@
           </w:p>
         </w:tc>
         <w:tc>
-          <w:tcPr>
-            <w:shd w:val="clear" w:color="auto" w:fill="F6F8FA"/>
-          </w:tcPr>
+          <w:tcPr/>
           <w:p>
             <w:pPr>
               <w:numPr>
                 <w:ilvl w:val="0"/>
-                <w:numId w:val="1067"/>
+                <w:numId w:val="1068"/>
               </w:numPr>
               <w:jc w:val="left"/>
             </w:pPr>
@@ -14689,7 +14740,9 @@
       </w:tr>
       <w:tr>
         <w:tc>
-          <w:tcPr/>
+          <w:tcPr>
+            <w:shd w:val="clear" w:color="auto" w:fill="F6F8FA"/>
+          </w:tcPr>
           <w:p>
             <w:pPr>
               <w:jc w:val="left"/>
@@ -14700,7 +14753,9 @@
           </w:p>
         </w:tc>
         <w:tc>
-          <w:tcPr/>
+          <w:tcPr>
+            <w:shd w:val="clear" w:color="auto" w:fill="F6F8FA"/>
+          </w:tcPr>
           <w:p>
             <w:pPr>
               <w:jc w:val="left"/>
@@ -14711,12 +14766,14 @@
           </w:p>
         </w:tc>
         <w:tc>
-          <w:tcPr/>
+          <w:tcPr>
+            <w:shd w:val="clear" w:color="auto" w:fill="F6F8FA"/>
+          </w:tcPr>
           <w:p>
             <w:pPr>
               <w:numPr>
                 <w:ilvl w:val="0"/>
-                <w:numId w:val="1068"/>
+                <w:numId w:val="1069"/>
               </w:numPr>
               <w:jc w:val="left"/>
             </w:pPr>
@@ -14758,9 +14815,7 @@
       </w:tr>
       <w:tr>
         <w:tc>
-          <w:tcPr>
-            <w:shd w:val="clear" w:color="auto" w:fill="F6F8FA"/>
-          </w:tcPr>
+          <w:tcPr/>
           <w:p>
             <w:pPr>
               <w:jc w:val="left"/>
@@ -14771,9 +14826,7 @@
           </w:p>
         </w:tc>
         <w:tc>
-          <w:tcPr>
-            <w:shd w:val="clear" w:color="auto" w:fill="F6F8FA"/>
-          </w:tcPr>
+          <w:tcPr/>
           <w:p>
             <w:pPr>
               <w:jc w:val="left"/>
@@ -14784,14 +14837,12 @@
           </w:p>
         </w:tc>
         <w:tc>
-          <w:tcPr>
-            <w:shd w:val="clear" w:color="auto" w:fill="F6F8FA"/>
-          </w:tcPr>
+          <w:tcPr/>
           <w:p>
             <w:pPr>
               <w:numPr>
                 <w:ilvl w:val="0"/>
-                <w:numId w:val="1069"/>
+                <w:numId w:val="1070"/>
               </w:numPr>
               <w:jc w:val="left"/>
             </w:pPr>
@@ -14818,54 +14869,15 @@
       </w:tr>
       <w:tr>
         <w:tc>
-          <w:tcPr/>
+          <w:tcPr>
+            <w:shd w:val="clear" w:color="auto" w:fill="F6F8FA"/>
+          </w:tcPr>
           <w:p>
             <w:pPr>
               <w:jc w:val="left"/>
             </w:pPr>
             <w:r>
               <w:t xml:space="preserve">3.8.1</w:t>
-            </w:r>
-          </w:p>
-        </w:tc>
-        <w:tc>
-          <w:tcPr/>
-          <w:p>
-            <w:pPr>
-              <w:jc w:val="left"/>
-            </w:pPr>
-            <w:r>
-              <w:t xml:space="preserve">2026-09-13</w:t>
-            </w:r>
-          </w:p>
-        </w:tc>
-        <w:tc>
-          <w:tcPr/>
-          <w:p>
-            <w:pPr>
-              <w:numPr>
-                <w:ilvl w:val="0"/>
-                <w:numId w:val="1070"/>
-              </w:numPr>
-              <w:jc w:val="left"/>
-            </w:pPr>
-            <w:r>
-              <w:t xml:space="preserve">End-to-end quality review: fixed testbook PDF metadata title, removed stray user DOCX from template dir, fixed round-trip.sh variable typo, updated stale references in AGENTS.md and README.md, committed testbook sample PDFs, set TZ for pandoc cover time consistency, widened pandoc version range.</w:t>
-            </w:r>
-          </w:p>
-        </w:tc>
-      </w:tr>
-      <w:tr>
-        <w:tc>
-          <w:tcPr>
-            <w:shd w:val="clear" w:color="auto" w:fill="F6F8FA"/>
-          </w:tcPr>
-          <w:p>
-            <w:pPr>
-              <w:jc w:val="left"/>
-            </w:pPr>
-            <w:r>
-              <w:t xml:space="preserve">3.8.0</w:t>
             </w:r>
           </w:p>
         </w:tc>
@@ -14895,7 +14907,7 @@
               <w:jc w:val="left"/>
             </w:pPr>
             <w:r>
-              <w:t xml:space="preserve">Removed Tips and Tricks chapter (tmux configuration) — required VS Code-specific keybindings that don’t generalize across terminal setups.</w:t>
+              <w:t xml:space="preserve">End-to-end quality review: fixed testbook PDF metadata title, removed stray user DOCX from template dir, fixed round-trip.sh variable typo, updated stale references in AGENTS.md and README.md, committed testbook sample PDFs, set TZ for pandoc cover time consistency, widened pandoc version range.</w:t>
             </w:r>
           </w:p>
         </w:tc>
@@ -14908,18 +14920,18 @@
               <w:jc w:val="left"/>
             </w:pPr>
             <w:r>
-              <w:t xml:space="preserve">3.7.0</w:t>
-            </w:r>
-          </w:p>
-        </w:tc>
-        <w:tc>
-          <w:tcPr/>
-          <w:p>
-            <w:pPr>
-              <w:jc w:val="left"/>
-            </w:pPr>
-            <w:r>
-              <w:t xml:space="preserve">2026-09-12</w:t>
+              <w:t xml:space="preserve">3.8.0</w:t>
+            </w:r>
+          </w:p>
+        </w:tc>
+        <w:tc>
+          <w:tcPr/>
+          <w:p>
+            <w:pPr>
+              <w:jc w:val="left"/>
+            </w:pPr>
+            <w:r>
+              <w:t xml:space="preserve">2026-09-13</w:t>
             </w:r>
           </w:p>
         </w:tc>
@@ -14934,6 +14946,51 @@
               <w:jc w:val="left"/>
             </w:pPr>
             <w:r>
+              <w:t xml:space="preserve">Removed Tips and Tricks chapter (tmux configuration) — required VS Code-specific keybindings that don’t generalize across terminal setups.</w:t>
+            </w:r>
+          </w:p>
+        </w:tc>
+      </w:tr>
+      <w:tr>
+        <w:tc>
+          <w:tcPr>
+            <w:shd w:val="clear" w:color="auto" w:fill="F6F8FA"/>
+          </w:tcPr>
+          <w:p>
+            <w:pPr>
+              <w:jc w:val="left"/>
+            </w:pPr>
+            <w:r>
+              <w:t xml:space="preserve">3.7.0</w:t>
+            </w:r>
+          </w:p>
+        </w:tc>
+        <w:tc>
+          <w:tcPr>
+            <w:shd w:val="clear" w:color="auto" w:fill="F6F8FA"/>
+          </w:tcPr>
+          <w:p>
+            <w:pPr>
+              <w:jc w:val="left"/>
+            </w:pPr>
+            <w:r>
+              <w:t xml:space="preserve">2026-09-12</w:t>
+            </w:r>
+          </w:p>
+        </w:tc>
+        <w:tc>
+          <w:tcPr>
+            <w:shd w:val="clear" w:color="auto" w:fill="F6F8FA"/>
+          </w:tcPr>
+          <w:p>
+            <w:pPr>
+              <w:numPr>
+                <w:ilvl w:val="0"/>
+                <w:numId w:val="1073"/>
+              </w:numPr>
+              <w:jc w:val="left"/>
+            </w:pPr>
+            <w:r>
               <w:t xml:space="preserve">Added</w:t>
             </w:r>
             <w:r>
@@ -14986,9 +15043,7 @@
       </w:tr>
       <w:tr>
         <w:tc>
-          <w:tcPr>
-            <w:shd w:val="clear" w:color="auto" w:fill="F6F8FA"/>
-          </w:tcPr>
+          <w:tcPr/>
           <w:p>
             <w:pPr>
               <w:jc w:val="left"/>
@@ -14999,9 +15054,7 @@
           </w:p>
         </w:tc>
         <w:tc>
-          <w:tcPr>
-            <w:shd w:val="clear" w:color="auto" w:fill="F6F8FA"/>
-          </w:tcPr>
+          <w:tcPr/>
           <w:p>
             <w:pPr>
               <w:jc w:val="left"/>
@@ -15012,14 +15065,12 @@
           </w:p>
         </w:tc>
         <w:tc>
-          <w:tcPr>
-            <w:shd w:val="clear" w:color="auto" w:fill="F6F8FA"/>
-          </w:tcPr>
+          <w:tcPr/>
           <w:p>
             <w:pPr>
               <w:numPr>
                 <w:ilvl w:val="0"/>
-                <w:numId w:val="1073"/>
+                <w:numId w:val="1074"/>
               </w:numPr>
               <w:jc w:val="left"/>
             </w:pPr>
@@ -15076,7 +15127,9 @@
       </w:tr>
       <w:tr>
         <w:tc>
-          <w:tcPr/>
+          <w:tcPr>
+            <w:shd w:val="clear" w:color="auto" w:fill="F6F8FA"/>
+          </w:tcPr>
           <w:p>
             <w:pPr>
               <w:jc w:val="left"/>
@@ -15087,7 +15140,9 @@
           </w:p>
         </w:tc>
         <w:tc>
-          <w:tcPr/>
+          <w:tcPr>
+            <w:shd w:val="clear" w:color="auto" w:fill="F6F8FA"/>
+          </w:tcPr>
           <w:p>
             <w:pPr>
               <w:jc w:val="left"/>
@@ -15098,12 +15153,14 @@
           </w:p>
         </w:tc>
         <w:tc>
-          <w:tcPr/>
+          <w:tcPr>
+            <w:shd w:val="clear" w:color="auto" w:fill="F6F8FA"/>
+          </w:tcPr>
           <w:p>
             <w:pPr>
               <w:numPr>
                 <w:ilvl w:val="0"/>
-                <w:numId w:val="1074"/>
+                <w:numId w:val="1075"/>
               </w:numPr>
               <w:jc w:val="left"/>
             </w:pPr>
@@ -15181,9 +15238,7 @@
       </w:tr>
       <w:tr>
         <w:tc>
-          <w:tcPr>
-            <w:shd w:val="clear" w:color="auto" w:fill="F6F8FA"/>
-          </w:tcPr>
+          <w:tcPr/>
           <w:p>
             <w:pPr>
               <w:jc w:val="left"/>
@@ -15194,9 +15249,7 @@
           </w:p>
         </w:tc>
         <w:tc>
-          <w:tcPr>
-            <w:shd w:val="clear" w:color="auto" w:fill="F6F8FA"/>
-          </w:tcPr>
+          <w:tcPr/>
           <w:p>
             <w:pPr>
               <w:jc w:val="left"/>
@@ -15207,14 +15260,12 @@
           </w:p>
         </w:tc>
         <w:tc>
-          <w:tcPr>
-            <w:shd w:val="clear" w:color="auto" w:fill="F6F8FA"/>
-          </w:tcPr>
+          <w:tcPr/>
           <w:p>
             <w:pPr>
               <w:numPr>
                 <w:ilvl w:val="0"/>
-                <w:numId w:val="1075"/>
+                <w:numId w:val="1076"/>
               </w:numPr>
               <w:jc w:val="left"/>
             </w:pPr>
@@ -15241,7 +15292,7 @@
             <w:pPr>
               <w:numPr>
                 <w:ilvl w:val="0"/>
-                <w:numId w:val="1075"/>
+                <w:numId w:val="1076"/>
               </w:numPr>
               <w:jc w:val="left"/>
             </w:pPr>
@@ -15283,7 +15334,7 @@
             <w:pPr>
               <w:numPr>
                 <w:ilvl w:val="0"/>
-                <w:numId w:val="1075"/>
+                <w:numId w:val="1076"/>
               </w:numPr>
               <w:jc w:val="left"/>
             </w:pPr>
@@ -15295,7 +15346,9 @@
       </w:tr>
       <w:tr>
         <w:tc>
-          <w:tcPr/>
+          <w:tcPr>
+            <w:shd w:val="clear" w:color="auto" w:fill="F6F8FA"/>
+          </w:tcPr>
           <w:p>
             <w:pPr>
               <w:jc w:val="left"/>
@@ -15306,7 +15359,9 @@
           </w:p>
         </w:tc>
         <w:tc>
-          <w:tcPr/>
+          <w:tcPr>
+            <w:shd w:val="clear" w:color="auto" w:fill="F6F8FA"/>
+          </w:tcPr>
           <w:p>
             <w:pPr>
               <w:jc w:val="left"/>
@@ -15317,12 +15372,14 @@
           </w:p>
         </w:tc>
         <w:tc>
-          <w:tcPr/>
+          <w:tcPr>
+            <w:shd w:val="clear" w:color="auto" w:fill="F6F8FA"/>
+          </w:tcPr>
           <w:p>
             <w:pPr>
               <w:numPr>
                 <w:ilvl w:val="0"/>
-                <w:numId w:val="1076"/>
+                <w:numId w:val="1077"/>
               </w:numPr>
               <w:jc w:val="left"/>
             </w:pPr>
@@ -15349,7 +15406,7 @@
             <w:pPr>
               <w:numPr>
                 <w:ilvl w:val="0"/>
-                <w:numId w:val="1076"/>
+                <w:numId w:val="1077"/>
               </w:numPr>
               <w:jc w:val="left"/>
             </w:pPr>
@@ -15376,7 +15433,7 @@
             <w:pPr>
               <w:numPr>
                 <w:ilvl w:val="0"/>
-                <w:numId w:val="1076"/>
+                <w:numId w:val="1077"/>
               </w:numPr>
               <w:jc w:val="left"/>
             </w:pPr>
@@ -15388,7 +15445,7 @@
             <w:pPr>
               <w:numPr>
                 <w:ilvl w:val="0"/>
-                <w:numId w:val="1076"/>
+                <w:numId w:val="1077"/>
               </w:numPr>
               <w:jc w:val="left"/>
             </w:pPr>
@@ -15412,58 +15469,13 @@
       </w:tr>
       <w:tr>
         <w:tc>
-          <w:tcPr>
-            <w:shd w:val="clear" w:color="auto" w:fill="F6F8FA"/>
-          </w:tcPr>
+          <w:tcPr/>
           <w:p>
             <w:pPr>
               <w:jc w:val="left"/>
             </w:pPr>
             <w:r>
               <w:t xml:space="preserve">3.2.1</w:t>
-            </w:r>
-          </w:p>
-        </w:tc>
-        <w:tc>
-          <w:tcPr>
-            <w:shd w:val="clear" w:color="auto" w:fill="F6F8FA"/>
-          </w:tcPr>
-          <w:p>
-            <w:pPr>
-              <w:jc w:val="left"/>
-            </w:pPr>
-            <w:r>
-              <w:t xml:space="preserve">2026-09-11</w:t>
-            </w:r>
-          </w:p>
-        </w:tc>
-        <w:tc>
-          <w:tcPr>
-            <w:shd w:val="clear" w:color="auto" w:fill="F6F8FA"/>
-          </w:tcPr>
-          <w:p>
-            <w:pPr>
-              <w:numPr>
-                <w:ilvl w:val="0"/>
-                <w:numId w:val="1077"/>
-              </w:numPr>
-              <w:jc w:val="left"/>
-            </w:pPr>
-            <w:r>
-              <w:t xml:space="preserve">Renamed Chapter 7 from “Clean Up” to “Operations and Maintenance”. Added subsections for updating and uninstalling both the MaaS Gateway and the document templates. Added cloud resource cleanup as an optional subsection.</w:t>
-            </w:r>
-          </w:p>
-        </w:tc>
-      </w:tr>
-      <w:tr>
-        <w:tc>
-          <w:tcPr/>
-          <w:p>
-            <w:pPr>
-              <w:jc w:val="left"/>
-            </w:pPr>
-            <w:r>
-              <w:t xml:space="preserve">3.2.0</w:t>
             </w:r>
           </w:p>
         </w:tc>
@@ -15489,6 +15501,51 @@
               <w:jc w:val="left"/>
             </w:pPr>
             <w:r>
+              <w:t xml:space="preserve">Renamed Chapter 7 from “Clean Up” to “Operations and Maintenance”. Added subsections for updating and uninstalling both the MaaS Gateway and the document templates. Added cloud resource cleanup as an optional subsection.</w:t>
+            </w:r>
+          </w:p>
+        </w:tc>
+      </w:tr>
+      <w:tr>
+        <w:tc>
+          <w:tcPr>
+            <w:shd w:val="clear" w:color="auto" w:fill="F6F8FA"/>
+          </w:tcPr>
+          <w:p>
+            <w:pPr>
+              <w:jc w:val="left"/>
+            </w:pPr>
+            <w:r>
+              <w:t xml:space="preserve">3.2.0</w:t>
+            </w:r>
+          </w:p>
+        </w:tc>
+        <w:tc>
+          <w:tcPr>
+            <w:shd w:val="clear" w:color="auto" w:fill="F6F8FA"/>
+          </w:tcPr>
+          <w:p>
+            <w:pPr>
+              <w:jc w:val="left"/>
+            </w:pPr>
+            <w:r>
+              <w:t xml:space="preserve">2026-09-11</w:t>
+            </w:r>
+          </w:p>
+        </w:tc>
+        <w:tc>
+          <w:tcPr>
+            <w:shd w:val="clear" w:color="auto" w:fill="F6F8FA"/>
+          </w:tcPr>
+          <w:p>
+            <w:pPr>
+              <w:numPr>
+                <w:ilvl w:val="0"/>
+                <w:numId w:val="1079"/>
+              </w:numPr>
+              <w:jc w:val="left"/>
+            </w:pPr>
+            <w:r>
               <w:t xml:space="preserve">Added</w:t>
             </w:r>
             <w:r>
@@ -15550,7 +15607,7 @@
             <w:pPr>
               <w:numPr>
                 <w:ilvl w:val="0"/>
-                <w:numId w:val="1078"/>
+                <w:numId w:val="1079"/>
               </w:numPr>
               <w:jc w:val="left"/>
             </w:pPr>
@@ -15595,7 +15652,7 @@
             <w:pPr>
               <w:numPr>
                 <w:ilvl w:val="0"/>
-                <w:numId w:val="1078"/>
+                <w:numId w:val="1079"/>
               </w:numPr>
               <w:jc w:val="left"/>
             </w:pPr>
@@ -15607,58 +15664,13 @@
       </w:tr>
       <w:tr>
         <w:tc>
-          <w:tcPr>
-            <w:shd w:val="clear" w:color="auto" w:fill="F6F8FA"/>
-          </w:tcPr>
+          <w:tcPr/>
           <w:p>
             <w:pPr>
               <w:jc w:val="left"/>
             </w:pPr>
             <w:r>
               <w:t xml:space="preserve">3.1.2</w:t>
-            </w:r>
-          </w:p>
-        </w:tc>
-        <w:tc>
-          <w:tcPr>
-            <w:shd w:val="clear" w:color="auto" w:fill="F6F8FA"/>
-          </w:tcPr>
-          <w:p>
-            <w:pPr>
-              <w:jc w:val="left"/>
-            </w:pPr>
-            <w:r>
-              <w:t xml:space="preserve">2026-09-11</w:t>
-            </w:r>
-          </w:p>
-        </w:tc>
-        <w:tc>
-          <w:tcPr>
-            <w:shd w:val="clear" w:color="auto" w:fill="F6F8FA"/>
-          </w:tcPr>
-          <w:p>
-            <w:pPr>
-              <w:numPr>
-                <w:ilvl w:val="0"/>
-                <w:numId w:val="1079"/>
-              </w:numPr>
-              <w:jc w:val="left"/>
-            </w:pPr>
-            <w:r>
-              <w:t xml:space="preserve">Added output format guide to README.md: comparison table of PDF, Markdown, DOCX, and HTML with purpose, copy-paste quality, and limitations. Recommends Markdown for copy-paste.</w:t>
-            </w:r>
-          </w:p>
-        </w:tc>
-      </w:tr>
-      <w:tr>
-        <w:tc>
-          <w:tcPr/>
-          <w:p>
-            <w:pPr>
-              <w:jc w:val="left"/>
-            </w:pPr>
-            <w:r>
-              <w:t xml:space="preserve">3.1.1</w:t>
             </w:r>
           </w:p>
         </w:tc>
@@ -15684,6 +15696,51 @@
               <w:jc w:val="left"/>
             </w:pPr>
             <w:r>
+              <w:t xml:space="preserve">Added output format guide to README.md: comparison table of PDF, Markdown, DOCX, and HTML with purpose, copy-paste quality, and limitations. Recommends Markdown for copy-paste.</w:t>
+            </w:r>
+          </w:p>
+        </w:tc>
+      </w:tr>
+      <w:tr>
+        <w:tc>
+          <w:tcPr>
+            <w:shd w:val="clear" w:color="auto" w:fill="F6F8FA"/>
+          </w:tcPr>
+          <w:p>
+            <w:pPr>
+              <w:jc w:val="left"/>
+            </w:pPr>
+            <w:r>
+              <w:t xml:space="preserve">3.1.1</w:t>
+            </w:r>
+          </w:p>
+        </w:tc>
+        <w:tc>
+          <w:tcPr>
+            <w:shd w:val="clear" w:color="auto" w:fill="F6F8FA"/>
+          </w:tcPr>
+          <w:p>
+            <w:pPr>
+              <w:jc w:val="left"/>
+            </w:pPr>
+            <w:r>
+              <w:t xml:space="preserve">2026-09-11</w:t>
+            </w:r>
+          </w:p>
+        </w:tc>
+        <w:tc>
+          <w:tcPr>
+            <w:shd w:val="clear" w:color="auto" w:fill="F6F8FA"/>
+          </w:tcPr>
+          <w:p>
+            <w:pPr>
+              <w:numPr>
+                <w:ilvl w:val="0"/>
+                <w:numId w:val="1081"/>
+              </w:numPr>
+              <w:jc w:val="left"/>
+            </w:pPr>
+            <w:r>
               <w:t xml:space="preserve">Updated MaaS Gateway chapter to v1.10.9: non-interactive mode (</w:t>
             </w:r>
             <w:r>
@@ -15700,7 +15757,7 @@
             <w:pPr>
               <w:numPr>
                 <w:ilvl w:val="0"/>
-                <w:numId w:val="1080"/>
+                <w:numId w:val="1081"/>
               </w:numPr>
               <w:jc w:val="left"/>
             </w:pPr>
@@ -15742,7 +15799,7 @@
             <w:pPr>
               <w:numPr>
                 <w:ilvl w:val="0"/>
-                <w:numId w:val="1080"/>
+                <w:numId w:val="1081"/>
               </w:numPr>
               <w:jc w:val="left"/>
             </w:pPr>
@@ -15754,9 +15811,7 @@
       </w:tr>
       <w:tr>
         <w:tc>
-          <w:tcPr>
-            <w:shd w:val="clear" w:color="auto" w:fill="F6F8FA"/>
-          </w:tcPr>
+          <w:tcPr/>
           <w:p>
             <w:pPr>
               <w:jc w:val="left"/>
@@ -15767,9 +15822,7 @@
           </w:p>
         </w:tc>
         <w:tc>
-          <w:tcPr>
-            <w:shd w:val="clear" w:color="auto" w:fill="F6F8FA"/>
-          </w:tcPr>
+          <w:tcPr/>
           <w:p>
             <w:pPr>
               <w:jc w:val="left"/>
@@ -15780,14 +15833,12 @@
           </w:p>
         </w:tc>
         <w:tc>
-          <w:tcPr>
-            <w:shd w:val="clear" w:color="auto" w:fill="F6F8FA"/>
-          </w:tcPr>
+          <w:tcPr/>
           <w:p>
             <w:pPr>
               <w:numPr>
                 <w:ilvl w:val="0"/>
-                <w:numId w:val="1081"/>
+                <w:numId w:val="1082"/>
               </w:numPr>
               <w:jc w:val="left"/>
             </w:pPr>
@@ -15811,7 +15862,7 @@
             <w:pPr>
               <w:numPr>
                 <w:ilvl w:val="0"/>
-                <w:numId w:val="1081"/>
+                <w:numId w:val="1082"/>
               </w:numPr>
               <w:jc w:val="left"/>
             </w:pPr>
@@ -15853,7 +15904,7 @@
             <w:pPr>
               <w:numPr>
                 <w:ilvl w:val="0"/>
-                <w:numId w:val="1081"/>
+                <w:numId w:val="1082"/>
               </w:numPr>
               <w:jc w:val="left"/>
             </w:pPr>
@@ -15861,57 +15912,6 @@
               <w:t xml:space="preserve">Restructured chapters: moved SSH config and VS Code connection to new Chapter 4 (Install VS Code and Connect via Remote-SSH). Chapters 5—​7 renumbered.</w:t>
             </w:r>
           </w:p>
-          <w:p>
-            <w:pPr>
-              <w:numPr>
-                <w:ilvl w:val="0"/>
-                <w:numId w:val="1081"/>
-              </w:numPr>
-              <w:jc w:val="left"/>
-            </w:pPr>
-            <w:r>
-              <w:t xml:space="preserve">Added verification checklist tables to all 7 chapters.</w:t>
-            </w:r>
-          </w:p>
-          <w:p>
-            <w:pPr>
-              <w:numPr>
-                <w:ilvl w:val="0"/>
-                <w:numId w:val="1081"/>
-              </w:numPr>
-              <w:jc w:val="left"/>
-            </w:pPr>
-            <w:r>
-              <w:t xml:space="preserve">Added mandatory reboot warning in Chapter 2 (SSH port change). Added troubleshooting subsection in Chapter 4 with common SSH connection issues and ncat debugging commands.</w:t>
-            </w:r>
-          </w:p>
-        </w:tc>
-      </w:tr>
-      <w:tr>
-        <w:tc>
-          <w:tcPr/>
-          <w:p>
-            <w:pPr>
-              <w:jc w:val="left"/>
-            </w:pPr>
-            <w:r>
-              <w:t xml:space="preserve">3.0.1</w:t>
-            </w:r>
-          </w:p>
-        </w:tc>
-        <w:tc>
-          <w:tcPr/>
-          <w:p>
-            <w:pPr>
-              <w:jc w:val="left"/>
-            </w:pPr>
-            <w:r>
-              <w:t xml:space="preserve">2026-09-10</w:t>
-            </w:r>
-          </w:p>
-        </w:tc>
-        <w:tc>
-          <w:tcPr/>
           <w:p>
             <w:pPr>
               <w:numPr>
@@ -15921,7 +15921,19 @@
               <w:jc w:val="left"/>
             </w:pPr>
             <w:r>
-              <w:t xml:space="preserve">Minor fixes: test-filter.sh auto-discovery, build.sh help text, Makefile aggregate descriptions, 5-section comment correction, CHANGELOG version gap note, callout-in-code fix, CI font auto-discovery, dofile path comment, test-sync.sh header.</w:t>
+              <w:t xml:space="preserve">Added verification checklist tables to all 7 chapters.</w:t>
+            </w:r>
+          </w:p>
+          <w:p>
+            <w:pPr>
+              <w:numPr>
+                <w:ilvl w:val="0"/>
+                <w:numId w:val="1082"/>
+              </w:numPr>
+              <w:jc w:val="left"/>
+            </w:pPr>
+            <w:r>
+              <w:t xml:space="preserve">Added mandatory reboot warning in Chapter 2 (SSH port change). Added troubleshooting subsection in Chapter 4 with common SSH connection issues and ncat debugging commands.</w:t>
             </w:r>
           </w:p>
         </w:tc>
@@ -15936,7 +15948,7 @@
               <w:jc w:val="left"/>
             </w:pPr>
             <w:r>
-              <w:t xml:space="preserve">3.0.0</w:t>
+              <w:t xml:space="preserve">3.0.1</w:t>
             </w:r>
           </w:p>
         </w:tc>
@@ -15949,7 +15961,7 @@
               <w:jc w:val="left"/>
             </w:pPr>
             <w:r>
-              <w:t xml:space="preserve">2026-09-09</w:t>
+              <w:t xml:space="preserve">2026-09-10</w:t>
             </w:r>
           </w:p>
         </w:tc>
@@ -15966,7 +15978,7 @@
               <w:jc w:val="left"/>
             </w:pPr>
             <w:r>
-              <w:t xml:space="preserve">Modular pipeline refactoring: shared Lua filter factory, shared DOCX fix logic, build system auto-discovery, unified format pipeline, GitHub Actions CI.</w:t>
+              <w:t xml:space="preserve">Minor fixes: test-filter.sh auto-discovery, build.sh help text, Makefile aggregate descriptions, 5-section comment correction, CHANGELOG version gap note, callout-in-code fix, CI font auto-discovery, dofile path comment, test-sync.sh header.</w:t>
             </w:r>
           </w:p>
         </w:tc>
@@ -15979,18 +15991,18 @@
               <w:jc w:val="left"/>
             </w:pPr>
             <w:r>
-              <w:t xml:space="preserve">2.16.0</w:t>
-            </w:r>
-          </w:p>
-        </w:tc>
-        <w:tc>
-          <w:tcPr/>
-          <w:p>
-            <w:pPr>
-              <w:jc w:val="left"/>
-            </w:pPr>
-            <w:r>
-              <w:t xml:space="preserve">2026-09-05</w:t>
+              <w:t xml:space="preserve">3.0.0</w:t>
+            </w:r>
+          </w:p>
+        </w:tc>
+        <w:tc>
+          <w:tcPr/>
+          <w:p>
+            <w:pPr>
+              <w:jc w:val="left"/>
+            </w:pPr>
+            <w:r>
+              <w:t xml:space="preserve">2026-09-09</w:t>
             </w:r>
           </w:p>
         </w:tc>
@@ -16005,7 +16017,7 @@
               <w:jc w:val="left"/>
             </w:pPr>
             <w:r>
-              <w:t xml:space="preserve">Updated to match template v2.16.0 — Lua filter fixes, build system updates, and technical template parity improvements.</w:t>
+              <w:t xml:space="preserve">Modular pipeline refactoring: shared Lua filter factory, shared DOCX fix logic, build system auto-discovery, unified format pipeline, GitHub Actions CI.</w:t>
             </w:r>
           </w:p>
         </w:tc>
@@ -16020,7 +16032,7 @@
               <w:jc w:val="left"/>
             </w:pPr>
             <w:r>
-              <w:t xml:space="preserve">2.13.0</w:t>
+              <w:t xml:space="preserve">2.16.0</w:t>
             </w:r>
           </w:p>
         </w:tc>
@@ -16033,7 +16045,7 @@
               <w:jc w:val="left"/>
             </w:pPr>
             <w:r>
-              <w:t xml:space="preserve">2026-08-24</w:t>
+              <w:t xml:space="preserve">2026-09-05</w:t>
             </w:r>
           </w:p>
         </w:tc>
@@ -16050,6 +16062,45 @@
               <w:jc w:val="left"/>
             </w:pPr>
             <w:r>
+              <w:t xml:space="preserve">Updated to match template v2.16.0 — Lua filter fixes, build system updates, and technical template parity improvements.</w:t>
+            </w:r>
+          </w:p>
+        </w:tc>
+      </w:tr>
+      <w:tr>
+        <w:tc>
+          <w:tcPr/>
+          <w:p>
+            <w:pPr>
+              <w:jc w:val="left"/>
+            </w:pPr>
+            <w:r>
+              <w:t xml:space="preserve">2.13.0</w:t>
+            </w:r>
+          </w:p>
+        </w:tc>
+        <w:tc>
+          <w:tcPr/>
+          <w:p>
+            <w:pPr>
+              <w:jc w:val="left"/>
+            </w:pPr>
+            <w:r>
+              <w:t xml:space="preserve">2026-08-24</w:t>
+            </w:r>
+          </w:p>
+        </w:tc>
+        <w:tc>
+          <w:tcPr/>
+          <w:p>
+            <w:pPr>
+              <w:numPr>
+                <w:ilvl w:val="0"/>
+                <w:numId w:val="1086"/>
+              </w:numPr>
+              <w:jc w:val="left"/>
+            </w:pPr>
+            <w:r>
               <w:t xml:space="preserve">Foundation refactoring Phase 4: make DOCX</w:t>
             </w:r>
             <w:r>
@@ -16117,7 +16168,9 @@
       </w:tr>
       <w:tr>
         <w:tc>
-          <w:tcPr/>
+          <w:tcPr>
+            <w:shd w:val="clear" w:color="auto" w:fill="F6F8FA"/>
+          </w:tcPr>
           <w:p>
             <w:pPr>
               <w:jc w:val="left"/>
@@ -16128,7 +16181,9 @@
           </w:p>
         </w:tc>
         <w:tc>
-          <w:tcPr/>
+          <w:tcPr>
+            <w:shd w:val="clear" w:color="auto" w:fill="F6F8FA"/>
+          </w:tcPr>
           <w:p>
             <w:pPr>
               <w:jc w:val="left"/>
@@ -16139,12 +16194,14 @@
           </w:p>
         </w:tc>
         <w:tc>
-          <w:tcPr/>
+          <w:tcPr>
+            <w:shd w:val="clear" w:color="auto" w:fill="F6F8FA"/>
+          </w:tcPr>
           <w:p>
             <w:pPr>
               <w:numPr>
                 <w:ilvl w:val="0"/>
-                <w:numId w:val="1086"/>
+                <w:numId w:val="1087"/>
               </w:numPr>
               <w:jc w:val="left"/>
             </w:pPr>
@@ -16306,9 +16363,7 @@
       </w:tr>
       <w:tr>
         <w:tc>
-          <w:tcPr>
-            <w:shd w:val="clear" w:color="auto" w:fill="F6F8FA"/>
-          </w:tcPr>
+          <w:tcPr/>
           <w:p>
             <w:pPr>
               <w:jc w:val="left"/>
@@ -16319,9 +16374,7 @@
           </w:p>
         </w:tc>
         <w:tc>
-          <w:tcPr>
-            <w:shd w:val="clear" w:color="auto" w:fill="F6F8FA"/>
-          </w:tcPr>
+          <w:tcPr/>
           <w:p>
             <w:pPr>
               <w:jc w:val="left"/>
@@ -16332,14 +16385,12 @@
           </w:p>
         </w:tc>
         <w:tc>
-          <w:tcPr>
-            <w:shd w:val="clear" w:color="auto" w:fill="F6F8FA"/>
-          </w:tcPr>
+          <w:tcPr/>
           <w:p>
             <w:pPr>
               <w:numPr>
                 <w:ilvl w:val="0"/>
-                <w:numId w:val="1087"/>
+                <w:numId w:val="1088"/>
               </w:numPr>
               <w:jc w:val="left"/>
             </w:pPr>
@@ -16405,7 +16456,9 @@
       </w:tr>
       <w:tr>
         <w:tc>
-          <w:tcPr/>
+          <w:tcPr>
+            <w:shd w:val="clear" w:color="auto" w:fill="F6F8FA"/>
+          </w:tcPr>
           <w:p>
             <w:pPr>
               <w:jc w:val="left"/>
@@ -16416,56 +16469,15 @@
           </w:p>
         </w:tc>
         <w:tc>
-          <w:tcPr/>
+          <w:tcPr>
+            <w:shd w:val="clear" w:color="auto" w:fill="F6F8FA"/>
+          </w:tcPr>
           <w:p>
             <w:pPr>
               <w:jc w:val="left"/>
             </w:pPr>
             <w:r>
               <w:t xml:space="preserve">2026-08-24</w:t>
-            </w:r>
-          </w:p>
-        </w:tc>
-        <w:tc>
-          <w:tcPr/>
-          <w:p>
-            <w:pPr>
-              <w:numPr>
-                <w:ilvl w:val="0"/>
-                <w:numId w:val="1088"/>
-              </w:numPr>
-              <w:jc w:val="left"/>
-            </w:pPr>
-            <w:r>
-              <w:t xml:space="preserve">Foundation refactoring Phase 1: sync cls version to project tag, fix stale doc references (L16 output count, L-range, setup-guide feature claim), add test-sync.sh for version consistency checking.</w:t>
-            </w:r>
-          </w:p>
-        </w:tc>
-      </w:tr>
-      <w:tr>
-        <w:tc>
-          <w:tcPr>
-            <w:shd w:val="clear" w:color="auto" w:fill="F6F8FA"/>
-          </w:tcPr>
-          <w:p>
-            <w:pPr>
-              <w:jc w:val="left"/>
-            </w:pPr>
-            <w:r>
-              <w:t xml:space="preserve">2.9.1</w:t>
-            </w:r>
-          </w:p>
-        </w:tc>
-        <w:tc>
-          <w:tcPr>
-            <w:shd w:val="clear" w:color="auto" w:fill="F6F8FA"/>
-          </w:tcPr>
-          <w:p>
-            <w:pPr>
-              <w:jc w:val="left"/>
-            </w:pPr>
-            <w:r>
-              <w:t xml:space="preserve">2026-08-23</w:t>
             </w:r>
           </w:p>
         </w:tc>
@@ -16482,6 +16494,45 @@
               <w:jc w:val="left"/>
             </w:pPr>
             <w:r>
+              <w:t xml:space="preserve">Foundation refactoring Phase 1: sync cls version to project tag, fix stale doc references (L16 output count, L-range, setup-guide feature claim), add test-sync.sh for version consistency checking.</w:t>
+            </w:r>
+          </w:p>
+        </w:tc>
+      </w:tr>
+      <w:tr>
+        <w:tc>
+          <w:tcPr/>
+          <w:p>
+            <w:pPr>
+              <w:jc w:val="left"/>
+            </w:pPr>
+            <w:r>
+              <w:t xml:space="preserve">2.9.1</w:t>
+            </w:r>
+          </w:p>
+        </w:tc>
+        <w:tc>
+          <w:tcPr/>
+          <w:p>
+            <w:pPr>
+              <w:jc w:val="left"/>
+            </w:pPr>
+            <w:r>
+              <w:t xml:space="preserve">2026-08-23</w:t>
+            </w:r>
+          </w:p>
+        </w:tc>
+        <w:tc>
+          <w:tcPr/>
+          <w:p>
+            <w:pPr>
+              <w:numPr>
+                <w:ilvl w:val="0"/>
+                <w:numId w:val="1090"/>
+              </w:numPr>
+              <w:jc w:val="left"/>
+            </w:pPr>
+            <w:r>
               <w:t xml:space="preserve">HTML and Markdown outputs now embed images as base64 data URIs. HTML uses pandoc</w:t>
             </w:r>
             <w:r>
@@ -16513,54 +16564,15 @@
       </w:tr>
       <w:tr>
         <w:tc>
-          <w:tcPr/>
+          <w:tcPr>
+            <w:shd w:val="clear" w:color="auto" w:fill="F6F8FA"/>
+          </w:tcPr>
           <w:p>
             <w:pPr>
               <w:jc w:val="left"/>
             </w:pPr>
             <w:r>
               <w:t xml:space="preserve">2.9.0</w:t>
-            </w:r>
-          </w:p>
-        </w:tc>
-        <w:tc>
-          <w:tcPr/>
-          <w:p>
-            <w:pPr>
-              <w:jc w:val="left"/>
-            </w:pPr>
-            <w:r>
-              <w:t xml:space="preserve">2026-08-23</w:t>
-            </w:r>
-          </w:p>
-        </w:tc>
-        <w:tc>
-          <w:tcPr/>
-          <w:p>
-            <w:pPr>
-              <w:numPr>
-                <w:ilvl w:val="0"/>
-                <w:numId w:val="1090"/>
-              </w:numPr>
-              <w:jc w:val="left"/>
-            </w:pPr>
-            <w:r>
-              <w:t xml:space="preserve">DOCX: fix content width (8504→9638tw, margins are 2cm not 3cm). Add footer page numbers. Style TOC heading (22pt bold + rule). Add hutable table width + fixed layout.</w:t>
-            </w:r>
-          </w:p>
-        </w:tc>
-      </w:tr>
-      <w:tr>
-        <w:tc>
-          <w:tcPr>
-            <w:shd w:val="clear" w:color="auto" w:fill="F6F8FA"/>
-          </w:tcPr>
-          <w:p>
-            <w:pPr>
-              <w:jc w:val="left"/>
-            </w:pPr>
-            <w:r>
-              <w:t xml:space="preserve">2.8.3</w:t>
             </w:r>
           </w:p>
         </w:tc>
@@ -16590,7 +16602,7 @@
               <w:jc w:val="left"/>
             </w:pPr>
             <w:r>
-              <w:t xml:space="preserve">DOCX fix: callout tables now have explicit width (8504tw) and fixed layout. Changelog section heading now uses custom H1 format (56pt number, red border, right tab) instead of pandoc’s default.</w:t>
+              <w:t xml:space="preserve">DOCX: fix content width (8504→9638tw, margins are 2cm not 3cm). Add footer page numbers. Style TOC heading (22pt bold + rule). Add hutable table width + fixed layout.</w:t>
             </w:r>
           </w:p>
         </w:tc>
@@ -16603,7 +16615,7 @@
               <w:jc w:val="left"/>
             </w:pPr>
             <w:r>
-              <w:t xml:space="preserve">2.8.2</w:t>
+              <w:t xml:space="preserve">2.8.3</w:t>
             </w:r>
           </w:p>
         </w:tc>
@@ -16629,7 +16641,7 @@
               <w:jc w:val="left"/>
             </w:pPr>
             <w:r>
-              <w:t xml:space="preserve">DOCX H1 heading: reverted table approach to paragraph with tab stop + red bottom border. Table broke navigation pane and TOC field. Paragraph preserves Heading1 style for navigation while matching PDF layout (number left, title right, red rule below).</w:t>
+              <w:t xml:space="preserve">DOCX fix: callout tables now have explicit width (8504tw) and fixed layout. Changelog section heading now uses custom H1 format (56pt number, red border, right tab) instead of pandoc’s default.</w:t>
             </w:r>
           </w:p>
         </w:tc>
@@ -16644,7 +16656,7 @@
               <w:jc w:val="left"/>
             </w:pPr>
             <w:r>
-              <w:t xml:space="preserve">2.8.1</w:t>
+              <w:t xml:space="preserve">2.8.2</w:t>
             </w:r>
           </w:p>
         </w:tc>
@@ -16674,7 +16686,7 @@
               <w:jc w:val="left"/>
             </w:pPr>
             <w:r>
-              <w:t xml:space="preserve">DOCX heading fix: text color reverted to black (was incorrectly changed to Huawei red in v2.8.0). H1 now uses a two-column table (number left, title right) with red bottom rule. H2-H4 use simple inline format (number + title, no right tab stop).</w:t>
+              <w:t xml:space="preserve">DOCX H1 heading: reverted table approach to paragraph with tab stop + red bottom border. Table broke navigation pane and TOC field. Paragraph preserves Heading1 style for navigation while matching PDF layout (number left, title right, red rule below).</w:t>
             </w:r>
           </w:p>
         </w:tc>
@@ -16687,7 +16699,7 @@
               <w:jc w:val="left"/>
             </w:pPr>
             <w:r>
-              <w:t xml:space="preserve">2.8.0</w:t>
+              <w:t xml:space="preserve">2.8.1</w:t>
             </w:r>
           </w:p>
         </w:tc>
@@ -16713,7 +16725,7 @@
               <w:jc w:val="left"/>
             </w:pPr>
             <w:r>
-              <w:t xml:space="preserve">DOCX output: match PDF styling --- heading colors (Huawei red), H1 number size (56pt), callout borders (left-only) and padding, changelog formatting (rules, bold version, italic date), caption style (9pt bold), badge style (8pt bold white on red), list indentation.</w:t>
+              <w:t xml:space="preserve">DOCX heading fix: text color reverted to black (was incorrectly changed to Huawei red in v2.8.0). H1 now uses a two-column table (number left, title right) with red bottom rule. H2-H4 use simple inline format (number + title, no right tab stop).</w:t>
             </w:r>
           </w:p>
         </w:tc>
@@ -16728,7 +16740,7 @@
               <w:jc w:val="left"/>
             </w:pPr>
             <w:r>
-              <w:t xml:space="preserve">2.7.1</w:t>
+              <w:t xml:space="preserve">2.8.0</w:t>
             </w:r>
           </w:p>
         </w:tc>
@@ -16741,7 +16753,7 @@
               <w:jc w:val="left"/>
             </w:pPr>
             <w:r>
-              <w:t xml:space="preserve">2026-08-17</w:t>
+              <w:t xml:space="preserve">2026-08-23</w:t>
             </w:r>
           </w:p>
         </w:tc>
@@ -16758,6 +16770,45 @@
               <w:jc w:val="left"/>
             </w:pPr>
             <w:r>
+              <w:t xml:space="preserve">DOCX output: match PDF styling --- heading colors (Huawei red), H1 number size (56pt), callout borders (left-only) and padding, changelog formatting (rules, bold version, italic date), caption style (9pt bold), badge style (8pt bold white on red), list indentation.</w:t>
+            </w:r>
+          </w:p>
+        </w:tc>
+      </w:tr>
+      <w:tr>
+        <w:tc>
+          <w:tcPr/>
+          <w:p>
+            <w:pPr>
+              <w:jc w:val="left"/>
+            </w:pPr>
+            <w:r>
+              <w:t xml:space="preserve">2.7.1</w:t>
+            </w:r>
+          </w:p>
+        </w:tc>
+        <w:tc>
+          <w:tcPr/>
+          <w:p>
+            <w:pPr>
+              <w:jc w:val="left"/>
+            </w:pPr>
+            <w:r>
+              <w:t xml:space="preserve">2026-08-17</w:t>
+            </w:r>
+          </w:p>
+        </w:tc>
+        <w:tc>
+          <w:tcPr/>
+          <w:p>
+            <w:pPr>
+              <w:numPr>
+                <w:ilvl w:val="0"/>
+                <w:numId w:val="1096"/>
+              </w:numPr>
+              <w:jc w:val="left"/>
+            </w:pPr>
+            <w:r>
               <w:t xml:space="preserve">Rename project repository to all lowercase (</w:t>
             </w:r>
             <w:r>
@@ -16774,7 +16825,9 @@
       </w:tr>
       <w:tr>
         <w:tc>
-          <w:tcPr/>
+          <w:tcPr>
+            <w:shd w:val="clear" w:color="auto" w:fill="F6F8FA"/>
+          </w:tcPr>
           <w:p>
             <w:pPr>
               <w:jc w:val="left"/>
@@ -16785,7 +16838,9 @@
           </w:p>
         </w:tc>
         <w:tc>
-          <w:tcPr/>
+          <w:tcPr>
+            <w:shd w:val="clear" w:color="auto" w:fill="F6F8FA"/>
+          </w:tcPr>
           <w:p>
             <w:pPr>
               <w:jc w:val="left"/>
@@ -16796,12 +16851,14 @@
           </w:p>
         </w:tc>
         <w:tc>
-          <w:tcPr/>
+          <w:tcPr>
+            <w:shd w:val="clear" w:color="auto" w:fill="F6F8FA"/>
+          </w:tcPr>
           <w:p>
             <w:pPr>
               <w:numPr>
                 <w:ilvl w:val="0"/>
-                <w:numId w:val="1096"/>
+                <w:numId w:val="1097"/>
               </w:numPr>
               <w:jc w:val="left"/>
             </w:pPr>
@@ -16843,9 +16900,7 @@
       </w:tr>
       <w:tr>
         <w:tc>
-          <w:tcPr>
-            <w:shd w:val="clear" w:color="auto" w:fill="F6F8FA"/>
-          </w:tcPr>
+          <w:tcPr/>
           <w:p>
             <w:pPr>
               <w:jc w:val="left"/>
@@ -16856,9 +16911,7 @@
           </w:p>
         </w:tc>
         <w:tc>
-          <w:tcPr>
-            <w:shd w:val="clear" w:color="auto" w:fill="F6F8FA"/>
-          </w:tcPr>
+          <w:tcPr/>
           <w:p>
             <w:pPr>
               <w:jc w:val="left"/>
@@ -16869,14 +16922,12 @@
           </w:p>
         </w:tc>
         <w:tc>
-          <w:tcPr>
-            <w:shd w:val="clear" w:color="auto" w:fill="F6F8FA"/>
-          </w:tcPr>
+          <w:tcPr/>
           <w:p>
             <w:pPr>
               <w:numPr>
                 <w:ilvl w:val="0"/>
-                <w:numId w:val="1097"/>
+                <w:numId w:val="1098"/>
               </w:numPr>
               <w:jc w:val="left"/>
             </w:pPr>
@@ -16933,7 +16984,9 @@
       </w:tr>
       <w:tr>
         <w:tc>
-          <w:tcPr/>
+          <w:tcPr>
+            <w:shd w:val="clear" w:color="auto" w:fill="F6F8FA"/>
+          </w:tcPr>
           <w:p>
             <w:pPr>
               <w:jc w:val="left"/>
@@ -16944,7 +16997,9 @@
           </w:p>
         </w:tc>
         <w:tc>
-          <w:tcPr/>
+          <w:tcPr>
+            <w:shd w:val="clear" w:color="auto" w:fill="F6F8FA"/>
+          </w:tcPr>
           <w:p>
             <w:pPr>
               <w:jc w:val="left"/>
@@ -16955,12 +17010,14 @@
           </w:p>
         </w:tc>
         <w:tc>
-          <w:tcPr/>
+          <w:tcPr>
+            <w:shd w:val="clear" w:color="auto" w:fill="F6F8FA"/>
+          </w:tcPr>
           <w:p>
             <w:pPr>
               <w:numPr>
                 <w:ilvl w:val="0"/>
-                <w:numId w:val="1098"/>
+                <w:numId w:val="1099"/>
               </w:numPr>
               <w:jc w:val="left"/>
             </w:pPr>
@@ -16987,7 +17044,7 @@
             <w:pPr>
               <w:numPr>
                 <w:ilvl w:val="0"/>
-                <w:numId w:val="1098"/>
+                <w:numId w:val="1099"/>
               </w:numPr>
               <w:jc w:val="left"/>
             </w:pPr>
@@ -17014,58 +17071,13 @@
       </w:tr>
       <w:tr>
         <w:tc>
-          <w:tcPr>
-            <w:shd w:val="clear" w:color="auto" w:fill="F6F8FA"/>
-          </w:tcPr>
+          <w:tcPr/>
           <w:p>
             <w:pPr>
               <w:jc w:val="left"/>
             </w:pPr>
             <w:r>
               <w:t xml:space="preserve">2.5.1</w:t>
-            </w:r>
-          </w:p>
-        </w:tc>
-        <w:tc>
-          <w:tcPr>
-            <w:shd w:val="clear" w:color="auto" w:fill="F6F8FA"/>
-          </w:tcPr>
-          <w:p>
-            <w:pPr>
-              <w:jc w:val="left"/>
-            </w:pPr>
-            <w:r>
-              <w:t xml:space="preserve">2026-08-10</w:t>
-            </w:r>
-          </w:p>
-        </w:tc>
-        <w:tc>
-          <w:tcPr>
-            <w:shd w:val="clear" w:color="auto" w:fill="F6F8FA"/>
-          </w:tcPr>
-          <w:p>
-            <w:pPr>
-              <w:numPr>
-                <w:ilvl w:val="0"/>
-                <w:numId w:val="1099"/>
-              </w:numPr>
-              <w:jc w:val="left"/>
-            </w:pPr>
-            <w:r>
-              <w:t xml:space="preserve">H1 section title size reduced from 27pt to 20pt.</w:t>
-            </w:r>
-          </w:p>
-        </w:tc>
-      </w:tr>
-      <w:tr>
-        <w:tc>
-          <w:tcPr/>
-          <w:p>
-            <w:pPr>
-              <w:jc w:val="left"/>
-            </w:pPr>
-            <w:r>
-              <w:t xml:space="preserve">2.5.0</w:t>
             </w:r>
           </w:p>
         </w:tc>
@@ -17091,13 +17103,7 @@
               <w:jc w:val="left"/>
             </w:pPr>
             <w:r>
-              <w:t xml:space="preserve">Default image size increased: width 65% → 90% of text width,</w:t>
-            </w:r>
-            <w:r>
-              <w:t xml:space="preserve"> </w:t>
-            </w:r>
-            <w:r>
-              <w:t xml:space="preserve">height 40% → 50% of text height.</w:t>
+              <w:t xml:space="preserve">H1 section title size reduced from 27pt to 20pt.</w:t>
             </w:r>
           </w:p>
         </w:tc>
@@ -17112,7 +17118,7 @@
               <w:jc w:val="left"/>
             </w:pPr>
             <w:r>
-              <w:t xml:space="preserve">2.4.0</w:t>
+              <w:t xml:space="preserve">2.5.0</w:t>
             </w:r>
           </w:p>
         </w:tc>
@@ -17142,14 +17148,59 @@
               <w:jc w:val="left"/>
             </w:pPr>
             <w:r>
-              <w:t xml:space="preserve">Enlarged H1 section title (18pt → 27pt, 50% bigger).</w:t>
-            </w:r>
-          </w:p>
+              <w:t xml:space="preserve">Default image size increased: width 65% → 90% of text width,</w:t>
+            </w:r>
+            <w:r>
+              <w:t xml:space="preserve"> </w:t>
+            </w:r>
+            <w:r>
+              <w:t xml:space="preserve">height 40% → 50% of text height.</w:t>
+            </w:r>
+          </w:p>
+        </w:tc>
+      </w:tr>
+      <w:tr>
+        <w:tc>
+          <w:tcPr/>
+          <w:p>
+            <w:pPr>
+              <w:jc w:val="left"/>
+            </w:pPr>
+            <w:r>
+              <w:t xml:space="preserve">2.4.0</w:t>
+            </w:r>
+          </w:p>
+        </w:tc>
+        <w:tc>
+          <w:tcPr/>
+          <w:p>
+            <w:pPr>
+              <w:jc w:val="left"/>
+            </w:pPr>
+            <w:r>
+              <w:t xml:space="preserve">2026-08-10</w:t>
+            </w:r>
+          </w:p>
+        </w:tc>
+        <w:tc>
+          <w:tcPr/>
           <w:p>
             <w:pPr>
               <w:numPr>
                 <w:ilvl w:val="0"/>
-                <w:numId w:val="1101"/>
+                <w:numId w:val="1102"/>
+              </w:numPr>
+              <w:jc w:val="left"/>
+            </w:pPr>
+            <w:r>
+              <w:t xml:space="preserve">Enlarged H1 section title (18pt → 27pt, 50% bigger).</w:t>
+            </w:r>
+          </w:p>
+          <w:p>
+            <w:pPr>
+              <w:numPr>
+                <w:ilvl w:val="0"/>
+                <w:numId w:val="1102"/>
               </w:numPr>
               <w:jc w:val="left"/>
             </w:pPr>
@@ -17176,7 +17227,9 @@
       </w:tr>
       <w:tr>
         <w:tc>
-          <w:tcPr/>
+          <w:tcPr>
+            <w:shd w:val="clear" w:color="auto" w:fill="F6F8FA"/>
+          </w:tcPr>
           <w:p>
             <w:pPr>
               <w:jc w:val="left"/>
@@ -17187,7 +17240,9 @@
           </w:p>
         </w:tc>
         <w:tc>
-          <w:tcPr/>
+          <w:tcPr>
+            <w:shd w:val="clear" w:color="auto" w:fill="F6F8FA"/>
+          </w:tcPr>
           <w:p>
             <w:pPr>
               <w:jc w:val="left"/>
@@ -17198,12 +17253,14 @@
           </w:p>
         </w:tc>
         <w:tc>
-          <w:tcPr/>
+          <w:tcPr>
+            <w:shd w:val="clear" w:color="auto" w:fill="F6F8FA"/>
+          </w:tcPr>
           <w:p>
             <w:pPr>
               <w:numPr>
                 <w:ilvl w:val="0"/>
-                <w:numId w:val="1102"/>
+                <w:numId w:val="1103"/>
               </w:numPr>
               <w:jc w:val="left"/>
             </w:pPr>
@@ -17230,9 +17287,7 @@
       </w:tr>
       <w:tr>
         <w:tc>
-          <w:tcPr>
-            <w:shd w:val="clear" w:color="auto" w:fill="F6F8FA"/>
-          </w:tcPr>
+          <w:tcPr/>
           <w:p>
             <w:pPr>
               <w:jc w:val="left"/>
@@ -17243,9 +17298,7 @@
           </w:p>
         </w:tc>
         <w:tc>
-          <w:tcPr>
-            <w:shd w:val="clear" w:color="auto" w:fill="F6F8FA"/>
-          </w:tcPr>
+          <w:tcPr/>
           <w:p>
             <w:pPr>
               <w:jc w:val="left"/>
@@ -17256,14 +17309,12 @@
           </w:p>
         </w:tc>
         <w:tc>
-          <w:tcPr>
-            <w:shd w:val="clear" w:color="auto" w:fill="F6F8FA"/>
-          </w:tcPr>
+          <w:tcPr/>
           <w:p>
             <w:pPr>
               <w:numPr>
                 <w:ilvl w:val="0"/>
-                <w:numId w:val="1103"/>
+                <w:numId w:val="1104"/>
               </w:numPr>
               <w:jc w:val="left"/>
             </w:pPr>
@@ -17335,7 +17386,9 @@
       </w:tr>
       <w:tr>
         <w:tc>
-          <w:tcPr/>
+          <w:tcPr>
+            <w:shd w:val="clear" w:color="auto" w:fill="F6F8FA"/>
+          </w:tcPr>
           <w:p>
             <w:pPr>
               <w:jc w:val="left"/>
@@ -17346,7 +17399,9 @@
           </w:p>
         </w:tc>
         <w:tc>
-          <w:tcPr/>
+          <w:tcPr>
+            <w:shd w:val="clear" w:color="auto" w:fill="F6F8FA"/>
+          </w:tcPr>
           <w:p>
             <w:pPr>
               <w:jc w:val="left"/>
@@ -17357,12 +17412,14 @@
           </w:p>
         </w:tc>
         <w:tc>
-          <w:tcPr/>
+          <w:tcPr>
+            <w:shd w:val="clear" w:color="auto" w:fill="F6F8FA"/>
+          </w:tcPr>
           <w:p>
             <w:pPr>
               <w:numPr>
                 <w:ilvl w:val="0"/>
-                <w:numId w:val="1104"/>
+                <w:numId w:val="1105"/>
               </w:numPr>
               <w:jc w:val="left"/>
             </w:pPr>
@@ -17419,9 +17476,7 @@
       </w:tr>
       <w:tr>
         <w:tc>
-          <w:tcPr>
-            <w:shd w:val="clear" w:color="auto" w:fill="F6F8FA"/>
-          </w:tcPr>
+          <w:tcPr/>
           <w:p>
             <w:pPr>
               <w:jc w:val="left"/>
@@ -17432,9 +17487,7 @@
           </w:p>
         </w:tc>
         <w:tc>
-          <w:tcPr>
-            <w:shd w:val="clear" w:color="auto" w:fill="F6F8FA"/>
-          </w:tcPr>
+          <w:tcPr/>
           <w:p>
             <w:pPr>
               <w:jc w:val="left"/>
@@ -17445,14 +17498,12 @@
           </w:p>
         </w:tc>
         <w:tc>
-          <w:tcPr>
-            <w:shd w:val="clear" w:color="auto" w:fill="F6F8FA"/>
-          </w:tcPr>
+          <w:tcPr/>
           <w:p>
             <w:pPr>
               <w:numPr>
                 <w:ilvl w:val="0"/>
-                <w:numId w:val="1105"/>
+                <w:numId w:val="1106"/>
               </w:numPr>
               <w:jc w:val="left"/>
             </w:pPr>
@@ -17479,54 +17530,15 @@
       </w:tr>
       <w:tr>
         <w:tc>
-          <w:tcPr/>
+          <w:tcPr>
+            <w:shd w:val="clear" w:color="auto" w:fill="F6F8FA"/>
+          </w:tcPr>
           <w:p>
             <w:pPr>
               <w:jc w:val="left"/>
             </w:pPr>
             <w:r>
               <w:t xml:space="preserve">2.2.2</w:t>
-            </w:r>
-          </w:p>
-        </w:tc>
-        <w:tc>
-          <w:tcPr/>
-          <w:p>
-            <w:pPr>
-              <w:jc w:val="left"/>
-            </w:pPr>
-            <w:r>
-              <w:t xml:space="preserve">2026-08-08</w:t>
-            </w:r>
-          </w:p>
-        </w:tc>
-        <w:tc>
-          <w:tcPr/>
-          <w:p>
-            <w:pPr>
-              <w:numPr>
-                <w:ilvl w:val="0"/>
-                <w:numId w:val="1106"/>
-              </w:numPr>
-              <w:jc w:val="left"/>
-            </w:pPr>
-            <w:r>
-              <w:t xml:space="preserve">Fixed chapter reference in prerequisite (Chapter 3 → Chapter 4).</w:t>
-            </w:r>
-          </w:p>
-        </w:tc>
-      </w:tr>
-      <w:tr>
-        <w:tc>
-          <w:tcPr>
-            <w:shd w:val="clear" w:color="auto" w:fill="F6F8FA"/>
-          </w:tcPr>
-          <w:p>
-            <w:pPr>
-              <w:jc w:val="left"/>
-            </w:pPr>
-            <w:r>
-              <w:t xml:space="preserve">2.2.1</w:t>
             </w:r>
           </w:p>
         </w:tc>
@@ -17556,7 +17568,7 @@
               <w:jc w:val="left"/>
             </w:pPr>
             <w:r>
-              <w:t xml:space="preserve">Changed table and figure caption labels to black (was Huawei red).</w:t>
+              <w:t xml:space="preserve">Fixed chapter reference in prerequisite (Chapter 3 → Chapter 4).</w:t>
             </w:r>
           </w:p>
         </w:tc>
@@ -17569,7 +17581,7 @@
               <w:jc w:val="left"/>
             </w:pPr>
             <w:r>
-              <w:t xml:space="preserve">2.2.0</w:t>
+              <w:t xml:space="preserve">2.2.1</w:t>
             </w:r>
           </w:p>
         </w:tc>
@@ -17595,13 +17607,7 @@
               <w:jc w:val="left"/>
             </w:pPr>
             <w:r>
-              <w:t xml:space="preserve">Added Huawei-branded table styling: red header bar, alternating row</w:t>
-            </w:r>
-            <w:r>
-              <w:t xml:space="preserve"> </w:t>
-            </w:r>
-            <w:r>
-              <w:t xml:space="preserve">colors, and bordered cells.</w:t>
+              <w:t xml:space="preserve">Changed table and figure caption labels to black (was Huawei red).</w:t>
             </w:r>
           </w:p>
         </w:tc>
@@ -17616,7 +17622,7 @@
               <w:jc w:val="left"/>
             </w:pPr>
             <w:r>
-              <w:t xml:space="preserve">2.1.0</w:t>
+              <w:t xml:space="preserve">2.2.0</w:t>
             </w:r>
           </w:p>
         </w:tc>
@@ -17629,7 +17635,7 @@
               <w:jc w:val="left"/>
             </w:pPr>
             <w:r>
-              <w:t xml:space="preserve">2026-08-06</w:t>
+              <w:t xml:space="preserve">2026-08-08</w:t>
             </w:r>
           </w:p>
         </w:tc>
@@ -17646,6 +17652,51 @@
               <w:jc w:val="left"/>
             </w:pPr>
             <w:r>
+              <w:t xml:space="preserve">Added Huawei-branded table styling: red header bar, alternating row</w:t>
+            </w:r>
+            <w:r>
+              <w:t xml:space="preserve"> </w:t>
+            </w:r>
+            <w:r>
+              <w:t xml:space="preserve">colors, and bordered cells.</w:t>
+            </w:r>
+          </w:p>
+        </w:tc>
+      </w:tr>
+      <w:tr>
+        <w:tc>
+          <w:tcPr/>
+          <w:p>
+            <w:pPr>
+              <w:jc w:val="left"/>
+            </w:pPr>
+            <w:r>
+              <w:t xml:space="preserve">2.1.0</w:t>
+            </w:r>
+          </w:p>
+        </w:tc>
+        <w:tc>
+          <w:tcPr/>
+          <w:p>
+            <w:pPr>
+              <w:jc w:val="left"/>
+            </w:pPr>
+            <w:r>
+              <w:t xml:space="preserve">2026-08-06</w:t>
+            </w:r>
+          </w:p>
+        </w:tc>
+        <w:tc>
+          <w:tcPr/>
+          <w:p>
+            <w:pPr>
+              <w:numPr>
+                <w:ilvl w:val="0"/>
+                <w:numId w:val="1110"/>
+              </w:numPr>
+              <w:jc w:val="left"/>
+            </w:pPr>
+            <w:r>
               <w:t xml:space="preserve">Updated ECS flavor to</w:t>
             </w:r>
             <w:r>
@@ -17668,7 +17719,7 @@
             <w:pPr>
               <w:numPr>
                 <w:ilvl w:val="0"/>
-                <w:numId w:val="1109"/>
+                <w:numId w:val="1110"/>
               </w:numPr>
               <w:jc w:val="left"/>
             </w:pPr>
@@ -17680,7 +17731,7 @@
             <w:pPr>
               <w:numPr>
                 <w:ilvl w:val="0"/>
-                <w:numId w:val="1109"/>
+                <w:numId w:val="1110"/>
               </w:numPr>
               <w:jc w:val="left"/>
             </w:pPr>
@@ -17692,7 +17743,7 @@
             <w:pPr>
               <w:numPr>
                 <w:ilvl w:val="0"/>
-                <w:numId w:val="1109"/>
+                <w:numId w:val="1110"/>
               </w:numPr>
               <w:jc w:val="left"/>
             </w:pPr>
@@ -17704,7 +17755,7 @@
             <w:pPr>
               <w:numPr>
                 <w:ilvl w:val="0"/>
-                <w:numId w:val="1109"/>
+                <w:numId w:val="1110"/>
               </w:numPr>
               <w:jc w:val="left"/>
             </w:pPr>
@@ -17716,7 +17767,7 @@
             <w:pPr>
               <w:numPr>
                 <w:ilvl w:val="0"/>
-                <w:numId w:val="1109"/>
+                <w:numId w:val="1110"/>
               </w:numPr>
               <w:jc w:val="left"/>
             </w:pPr>
@@ -17734,7 +17785,7 @@
             <w:pPr>
               <w:numPr>
                 <w:ilvl w:val="0"/>
-                <w:numId w:val="1109"/>
+                <w:numId w:val="1110"/>
               </w:numPr>
               <w:jc w:val="left"/>
             </w:pPr>
@@ -17783,7 +17834,7 @@
             <w:pPr>
               <w:numPr>
                 <w:ilvl w:val="0"/>
-                <w:numId w:val="1109"/>
+                <w:numId w:val="1110"/>
               </w:numPr>
               <w:jc w:val="left"/>
             </w:pPr>
@@ -17795,7 +17846,7 @@
             <w:pPr>
               <w:numPr>
                 <w:ilvl w:val="0"/>
-                <w:numId w:val="1109"/>
+                <w:numId w:val="1110"/>
               </w:numPr>
               <w:jc w:val="left"/>
             </w:pPr>
@@ -17846,7 +17897,7 @@
             <w:pPr>
               <w:numPr>
                 <w:ilvl w:val="0"/>
-                <w:numId w:val="1109"/>
+                <w:numId w:val="1110"/>
               </w:numPr>
               <w:jc w:val="left"/>
             </w:pPr>
@@ -17873,7 +17924,9 @@
       </w:tr>
       <w:tr>
         <w:tc>
-          <w:tcPr/>
+          <w:tcPr>
+            <w:shd w:val="clear" w:color="auto" w:fill="F6F8FA"/>
+          </w:tcPr>
           <w:p>
             <w:pPr>
               <w:jc w:val="left"/>
@@ -17884,7 +17937,9 @@
           </w:p>
         </w:tc>
         <w:tc>
-          <w:tcPr/>
+          <w:tcPr>
+            <w:shd w:val="clear" w:color="auto" w:fill="F6F8FA"/>
+          </w:tcPr>
           <w:p>
             <w:pPr>
               <w:jc w:val="left"/>
@@ -17895,12 +17950,14 @@
           </w:p>
         </w:tc>
         <w:tc>
-          <w:tcPr/>
+          <w:tcPr>
+            <w:shd w:val="clear" w:color="auto" w:fill="F6F8FA"/>
+          </w:tcPr>
           <w:p>
             <w:pPr>
               <w:numPr>
                 <w:ilvl w:val="0"/>
-                <w:numId w:val="1110"/>
+                <w:numId w:val="1111"/>
               </w:numPr>
               <w:jc w:val="left"/>
             </w:pPr>
@@ -17918,7 +17975,7 @@
             <w:pPr>
               <w:numPr>
                 <w:ilvl w:val="0"/>
-                <w:numId w:val="1110"/>
+                <w:numId w:val="1111"/>
               </w:numPr>
               <w:jc w:val="left"/>
             </w:pPr>
@@ -17972,7 +18029,7 @@
             <w:pPr>
               <w:numPr>
                 <w:ilvl w:val="0"/>
-                <w:numId w:val="1110"/>
+                <w:numId w:val="1111"/>
               </w:numPr>
               <w:jc w:val="left"/>
             </w:pPr>
@@ -18020,7 +18077,7 @@
             <w:pPr>
               <w:numPr>
                 <w:ilvl w:val="0"/>
-                <w:numId w:val="1110"/>
+                <w:numId w:val="1111"/>
               </w:numPr>
               <w:jc w:val="left"/>
             </w:pPr>
@@ -18041,9 +18098,7 @@
       </w:tr>
       <w:tr>
         <w:tc>
-          <w:tcPr>
-            <w:shd w:val="clear" w:color="auto" w:fill="F6F8FA"/>
-          </w:tcPr>
+          <w:tcPr/>
           <w:p>
             <w:pPr>
               <w:jc w:val="left"/>
@@ -18054,9 +18109,7 @@
           </w:p>
         </w:tc>
         <w:tc>
-          <w:tcPr>
-            <w:shd w:val="clear" w:color="auto" w:fill="F6F8FA"/>
-          </w:tcPr>
+          <w:tcPr/>
           <w:p>
             <w:pPr>
               <w:jc w:val="left"/>
@@ -18067,14 +18120,12 @@
           </w:p>
         </w:tc>
         <w:tc>
-          <w:tcPr>
-            <w:shd w:val="clear" w:color="auto" w:fill="F6F8FA"/>
-          </w:tcPr>
+          <w:tcPr/>
           <w:p>
             <w:pPr>
               <w:numPr>
                 <w:ilvl w:val="0"/>
-                <w:numId w:val="1111"/>
+                <w:numId w:val="1112"/>
               </w:numPr>
               <w:jc w:val="left"/>
             </w:pPr>
@@ -18086,7 +18137,7 @@
             <w:pPr>
               <w:numPr>
                 <w:ilvl w:val="0"/>
-                <w:numId w:val="1111"/>
+                <w:numId w:val="1112"/>
               </w:numPr>
               <w:jc w:val="left"/>
             </w:pPr>
@@ -18098,7 +18149,7 @@
             <w:pPr>
               <w:numPr>
                 <w:ilvl w:val="0"/>
-                <w:numId w:val="1111"/>
+                <w:numId w:val="1112"/>
               </w:numPr>
               <w:jc w:val="left"/>
             </w:pPr>
@@ -18110,7 +18161,7 @@
             <w:pPr>
               <w:numPr>
                 <w:ilvl w:val="0"/>
-                <w:numId w:val="1111"/>
+                <w:numId w:val="1112"/>
               </w:numPr>
               <w:jc w:val="left"/>
             </w:pPr>
@@ -18128,7 +18179,7 @@
             <w:pPr>
               <w:numPr>
                 <w:ilvl w:val="0"/>
-                <w:numId w:val="1111"/>
+                <w:numId w:val="1112"/>
               </w:numPr>
               <w:jc w:val="left"/>
             </w:pPr>
@@ -18140,7 +18191,7 @@
             <w:pPr>
               <w:numPr>
                 <w:ilvl w:val="0"/>
-                <w:numId w:val="1111"/>
+                <w:numId w:val="1112"/>
               </w:numPr>
               <w:jc w:val="left"/>
             </w:pPr>
@@ -19518,6 +19569,9 @@
     <w:abstractNumId w:val="991"/>
   </w:num>
   <w:num w:numId="1111">
+    <w:abstractNumId w:val="991"/>
+  </w:num>
+  <w:num w:numId="1112">
     <w:abstractNumId w:val="991"/>
   </w:num>
 </w:numbering>

--- a/documents/setup-guide/setup-guide.docx
+++ b/documents/setup-guide/setup-guide.docx
@@ -75,18 +75,6 @@
     </w:p>
     <w:p>
       <w:pPr>
-        <w:pStyle w:val="Date"/>
-        <w:jc w:val="center"/>
-      </w:pPr>
-      <w:r>
-        <w:rPr>
-          <w:sz w:val="24"/>
-        </w:rPr>
-        <w:t xml:space="preserve">2026-09-21</w:t>
-      </w:r>
-    </w:p>
-    <w:p>
-      <w:pPr>
         <w:pStyle w:val="BodyText"/>
         <w:jc w:val="center"/>
       </w:pPr>
@@ -96,7 +84,7 @@
           <w:b/>
           <w:sz w:val="24"/>
         </w:rPr>
-        <w:t xml:space="preserve">v6.8.0</w:t>
+        <w:t xml:space="preserve">v6.8.1</w:t>
       </w:r>
       <w:r>
         <w:rPr>
@@ -108,7 +96,7 @@
         <w:rPr>
           <w:sz w:val="24"/>
         </w:rPr>
-        <w:t xml:space="preserve">— September 20, 2026 19:26</w:t>
+        <w:t xml:space="preserve">— September 20, 2026 20:01</w:t>
       </w:r>
     </w:p>
     <w:sdt>
@@ -13357,7 +13345,7 @@
               <w:jc w:val="left"/>
             </w:pPr>
             <w:r>
-              <w:t xml:space="preserve">6.8.0</w:t>
+              <w:t xml:space="preserve">6.8.1</w:t>
             </w:r>
           </w:p>
         </w:tc>
@@ -13383,7 +13371,7 @@
               <w:jc w:val="left"/>
             </w:pPr>
             <w:r>
-              <w:t xml:space="preserve">Technical report covers now match the PDF in DOCX/MD/HTML: the title uses the PDF’s 24pt size (was 36pt), the report type label appears above it, and the Version/Date/Scenario table is rendered with the PDF’s red label column. The cover meta line now shows the report version and its set date (was the document version and the build date). Authors, when set, appear as a table row like the PDF.</w:t>
+              <w:t xml:space="preserve">Quality-pass fixes for v6.8.0: non-technical covers no longer show a stray Date paragraph (regression from the meta-scan change); the technical cover table is no longer hijacked from the body when :nochangelog: is set (boundary check on the cover-table detection); the Version/Date/Scenario table now renders unconditionally like the PDF (was gated by :nochangelog:); empty cover tables are skipped when no report values are set; corrected the cover-element-order wording in the v6.8.0 changelog.</w:t>
             </w:r>
           </w:p>
         </w:tc>
@@ -13398,7 +13386,7 @@
               <w:jc w:val="left"/>
             </w:pPr>
             <w:r>
-              <w:t xml:space="preserve">6.7.0</w:t>
+              <w:t xml:space="preserve">6.8.0</w:t>
             </w:r>
           </w:p>
         </w:tc>
@@ -13428,7 +13416,7 @@
               <w:jc w:val="left"/>
             </w:pPr>
             <w:r>
-              <w:t xml:space="preserve">Badge and language fidelity: DOCX badge pills now render black text like the PDF (was frame-colored), use the correct label case (Pass, not PASS), include the Portuguese POC labels (Atendido, Parcial, Falha, Ignorado), and render at native width per template (testbook badge text no longer shrinks). Portuguese signature greetings now match the PDF (At.te,), the POC classification label matches the full PDF wording, and the secondary-format table headers (stakeholders, closing record, test summary, changelog) are now language-aware. DOCX footers show Página in Portuguese documents. Cover dates no longer zero-pad the day.</w:t>
+              <w:t xml:space="preserve">Technical report covers now match the PDF in DOCX/MD/HTML: the title uses the PDF’s 24pt size (was 36pt), the report type label appears below the title (the DOCX cover keeps the established title-first order; the PDF has label-then-title), and the Version/Date/Scenario table is rendered with the PDF’s red label column. The cover meta line now shows the report version and its set date (was the document version and the build date). Authors, when set, appear as a table row like the PDF.</w:t>
             </w:r>
           </w:p>
         </w:tc>
@@ -13441,7 +13429,7 @@
               <w:jc w:val="left"/>
             </w:pPr>
             <w:r>
-              <w:t xml:space="preserve">6.6.1</w:t>
+              <w:t xml:space="preserve">6.7.0</w:t>
             </w:r>
           </w:p>
         </w:tc>
@@ -13467,7 +13455,7 @@
               <w:jc w:val="left"/>
             </w:pPr>
             <w:r>
-              <w:t xml:space="preserve">Quality-pass fixes for v6.6.0: the TESTCASE-marker strip now covers the entire DOCX fix run (a failure at any stage can no longer leave markers in the output file); the fixer resets its template state between in-process runs (the documented path-sniffing fallback works again); build.sh also cleans temporary files on interrupt signals; fixed a CHANGELOG typo.</w:t>
+              <w:t xml:space="preserve">Badge and language fidelity: DOCX badge pills now render black text like the PDF (was frame-colored), use the correct label case (Pass, not PASS), include the Portuguese POC labels (Atendido, Parcial, Falha, Ignorado), and render at native width per template (testbook badge text no longer shrinks). Portuguese signature greetings now match the PDF (At.te,), the POC classification label matches the full PDF wording, and the secondary-format table headers (stakeholders, closing record, test summary, changelog) are now language-aware. DOCX footers show Página in Portuguese documents. Cover dates no longer zero-pad the day.</w:t>
             </w:r>
           </w:p>
         </w:tc>
@@ -13482,7 +13470,7 @@
               <w:jc w:val="left"/>
             </w:pPr>
             <w:r>
-              <w:t xml:space="preserve">6.6.0</w:t>
+              <w:t xml:space="preserve">6.6.1</w:t>
             </w:r>
           </w:p>
         </w:tc>
@@ -13512,6 +13500,45 @@
               <w:jc w:val="left"/>
             </w:pPr>
             <w:r>
+              <w:t xml:space="preserve">Quality-pass fixes for v6.6.0: the TESTCASE-marker strip now covers the entire DOCX fix run (a failure at any stage can no longer leave markers in the output file); the fixer resets its template state between in-process runs (the documented path-sniffing fallback works again); build.sh also cleans temporary files on interrupt signals; fixed a CHANGELOG typo.</w:t>
+            </w:r>
+          </w:p>
+        </w:tc>
+      </w:tr>
+      <w:tr>
+        <w:tc>
+          <w:tcPr/>
+          <w:p>
+            <w:pPr>
+              <w:jc w:val="left"/>
+            </w:pPr>
+            <w:r>
+              <w:t xml:space="preserve">6.6.0</w:t>
+            </w:r>
+          </w:p>
+        </w:tc>
+        <w:tc>
+          <w:tcPr/>
+          <w:p>
+            <w:pPr>
+              <w:jc w:val="left"/>
+            </w:pPr>
+            <w:r>
+              <w:t xml:space="preserve">2026-09-20</w:t>
+            </w:r>
+          </w:p>
+        </w:tc>
+        <w:tc>
+          <w:tcPr/>
+          <w:p>
+            <w:pPr>
+              <w:numPr>
+                <w:ilvl w:val="0"/>
+                <w:numId w:val="1046"/>
+              </w:numPr>
+              <w:jc w:val="left"/>
+            </w:pPr>
+            <w:r>
               <w:t xml:space="preserve">Pipeline robustness: DOCX post-processing now fails loudly when content styling errors occur (TESTCASE markers can no longer leak into output); the DOCX fixer takes an explicit</w:t>
             </w:r>
             <w:r>
@@ -13534,54 +13561,15 @@
       </w:tr>
       <w:tr>
         <w:tc>
-          <w:tcPr/>
+          <w:tcPr>
+            <w:shd w:val="clear" w:color="auto" w:fill="F6F8FA"/>
+          </w:tcPr>
           <w:p>
             <w:pPr>
               <w:jc w:val="left"/>
             </w:pPr>
             <w:r>
               <w:t xml:space="preserve">6.5.2</w:t>
-            </w:r>
-          </w:p>
-        </w:tc>
-        <w:tc>
-          <w:tcPr/>
-          <w:p>
-            <w:pPr>
-              <w:jc w:val="left"/>
-            </w:pPr>
-            <w:r>
-              <w:t xml:space="preserve">2026-09-20</w:t>
-            </w:r>
-          </w:p>
-        </w:tc>
-        <w:tc>
-          <w:tcPr/>
-          <w:p>
-            <w:pPr>
-              <w:numPr>
-                <w:ilvl w:val="0"/>
-                <w:numId w:val="1046"/>
-              </w:numPr>
-              <w:jc w:val="left"/>
-            </w:pPr>
-            <w:r>
-              <w:t xml:space="preserve">Quality-pass fixes for v6.5.1: LaTeX quote conversion now handles only paired quotes (quote characters inside code arguments are no longer corrupted); signature cells containing escaped ampersands are no longer split; round-trip HTML generation guards the asciidoctor-diagram dependency and fails loudly when generation fails; pre-processor unit tests now cover pipe escaping in all five table handlers.</w:t>
-            </w:r>
-          </w:p>
-        </w:tc>
-      </w:tr>
-      <w:tr>
-        <w:tc>
-          <w:tcPr>
-            <w:shd w:val="clear" w:color="auto" w:fill="F6F8FA"/>
-          </w:tcPr>
-          <w:p>
-            <w:pPr>
-              <w:jc w:val="left"/>
-            </w:pPr>
-            <w:r>
-              <w:t xml:space="preserve">6.5.1</w:t>
             </w:r>
           </w:p>
         </w:tc>
@@ -13611,7 +13599,7 @@
               <w:jc w:val="left"/>
             </w:pPr>
             <w:r>
-              <w:t xml:space="preserve">Fixed DOCX/MD/HTML output: tables are no longer corrupted when changelog, signature, or summary content contains a pipe character (“|”). Badge text is now preserved in DOCX/MD/HTML — a “Ready” badge renders “Ready” instead of “[NEW]”. Multi-item changelog entries render as bullet lists instead of being joined with a literal “+”. POC documents now include the changelog in DOCX/MD/HTML. The :noanswers: attribute now hides test results and remarks in DOCX/MD/HTML, matching the PDF. Inline LaTeX (monospace text, arrows, LaTeX quotes) no longer leaks from changelog entries. The test suite now exercises the real build pipeline (pre-processor wired into round-trip and DOCX tests), with new pre-processor unit tests.</w:t>
+              <w:t xml:space="preserve">Quality-pass fixes for v6.5.1: LaTeX quote conversion now handles only paired quotes (quote characters inside code arguments are no longer corrupted); signature cells containing escaped ampersands are no longer split; round-trip HTML generation guards the asciidoctor-diagram dependency and fails loudly when generation fails; pre-processor unit tests now cover pipe escaping in all five table handlers.</w:t>
             </w:r>
           </w:p>
         </w:tc>
@@ -13624,7 +13612,7 @@
               <w:jc w:val="left"/>
             </w:pPr>
             <w:r>
-              <w:t xml:space="preserve">6.5.0</w:t>
+              <w:t xml:space="preserve">6.5.1</w:t>
             </w:r>
           </w:p>
         </w:tc>
@@ -13650,7 +13638,7 @@
               <w:jc w:val="left"/>
             </w:pPr>
             <w:r>
-              <w:t xml:space="preserve">Evidence checklist simplified to plain bullets in both PDF and DOCX (checkbox markers removed for compatibility). Planned Activities list in DOCX now uses Word’s native lower-roman numbering (i., ii., iii.) matching the PDF. Badges in DOCX replaced with exact-replica PNG pill images (rounded, colored frame and background, bold text) matching the PDF \ huaweibadge look — assets committed to the repo. Signature blocks in DOCX no longer show literal + symbols (proper hard line breaks).</w:t>
+              <w:t xml:space="preserve">Fixed DOCX/MD/HTML output: tables are no longer corrupted when changelog, signature, or summary content contains a pipe character (“|”). Badge text is now preserved in DOCX/MD/HTML — a “Ready” badge renders “Ready” instead of “[NEW]”. Multi-item changelog entries render as bullet lists instead of being joined with a literal “+”. POC documents now include the changelog in DOCX/MD/HTML. The :noanswers: attribute now hides test results and remarks in DOCX/MD/HTML, matching the PDF. Inline LaTeX (monospace text, arrows, LaTeX quotes) no longer leaks from changelog entries. The test suite now exercises the real build pipeline (pre-processor wired into round-trip and DOCX tests), with new pre-processor unit tests.</w:t>
             </w:r>
           </w:p>
         </w:tc>
@@ -13665,7 +13653,7 @@
               <w:jc w:val="left"/>
             </w:pPr>
             <w:r>
-              <w:t xml:space="preserve">6.4.7</w:t>
+              <w:t xml:space="preserve">6.5.0</w:t>
             </w:r>
           </w:p>
         </w:tc>
@@ -13695,7 +13683,7 @@
               <w:jc w:val="left"/>
             </w:pPr>
             <w:r>
-              <w:t xml:space="preserve">Section titles in DOCX now match the PDF heading design: the big section number (56pt) sits on the left, the title text is pushed to the right edge (a right tab stop mimics the LaTeX \ hfill), and the red rule runs below — previously the title sat left-aligned next to a small number. Applies to all templates.</w:t>
+              <w:t xml:space="preserve">Evidence checklist simplified to plain bullets in both PDF and DOCX (checkbox markers removed for compatibility). Planned Activities list in DOCX now uses Word’s native lower-roman numbering (i., ii., iii.) matching the PDF. Badges in DOCX replaced with exact-replica PNG pill images (rounded, colored frame and background, bold text) matching the PDF \ huaweibadge look — assets committed to the repo. Signature blocks in DOCX no longer show literal + symbols (proper hard line breaks).</w:t>
             </w:r>
           </w:p>
         </w:tc>
@@ -13708,7 +13696,7 @@
               <w:jc w:val="left"/>
             </w:pPr>
             <w:r>
-              <w:t xml:space="preserve">6.4.6</w:t>
+              <w:t xml:space="preserve">6.4.7</w:t>
             </w:r>
           </w:p>
         </w:tc>
@@ -13734,7 +13722,7 @@
               <w:jc w:val="left"/>
             </w:pPr>
             <w:r>
-              <w:t xml:space="preserve">Code blocks inside test cases no longer break the red left rule in DOCX — the code style’s left indent (which jogged the rule) is reset inside test case blocks, and code blocks now show the PDF’s code box (gray background with thin border on top, bottom, and right, red rule continuing on the left).</w:t>
+              <w:t xml:space="preserve">Section titles in DOCX now match the PDF heading design: the big section number (56pt) sits on the left, the title text is pushed to the right edge (a right tab stop mimics the LaTeX \ hfill), and the red rule runs below — previously the title sat left-aligned next to a small number. Applies to all templates.</w:t>
             </w:r>
           </w:p>
         </w:tc>
@@ -13749,7 +13737,7 @@
               <w:jc w:val="left"/>
             </w:pPr>
             <w:r>
-              <w:t xml:space="preserve">6.4.5</w:t>
+              <w:t xml:space="preserve">6.4.6</w:t>
             </w:r>
           </w:p>
         </w:tc>
@@ -13779,7 +13767,7 @@
               <w:jc w:val="left"/>
             </w:pPr>
             <w:r>
-              <w:t xml:space="preserve">DOCX polish pass: all captions centered (matching the PDF), vertical spacing between blocks matched to the LaTeX rhythm (medskip/smallskip around captions, field bars, and steps), and test steps now render as separate paragraphs each with the red bold number (previously merged into one paragraph).</w:t>
+              <w:t xml:space="preserve">Code blocks inside test cases no longer break the red left rule in DOCX — the code style’s left indent (which jogged the rule) is reset inside test case blocks, and code blocks now show the PDF’s code box (gray background with thin border on top, bottom, and right, red rule continuing on the left).</w:t>
             </w:r>
           </w:p>
         </w:tc>
@@ -13792,7 +13780,7 @@
               <w:jc w:val="left"/>
             </w:pPr>
             <w:r>
-              <w:t xml:space="preserve">6.4.4</w:t>
+              <w:t xml:space="preserve">6.4.5</w:t>
             </w:r>
           </w:p>
         </w:tc>
@@ -13818,7 +13806,7 @@
               <w:jc w:val="left"/>
             </w:pPr>
             <w:r>
-              <w:t xml:space="preserve">DOCX covers now show the logo, cover text, and version/date/time meta line like the PDF. Test case blocks in DOCX get the PDF’s visual wrapper: red left rule, red field header bars, and red step numbers. Captions follow the PDF ordering system in DOCX, MD, and HTML (Table/Diagram/Figure/Testcase N: with bold symbol). Portuguese PDFs now label diagrams "Diagrama N:" (was hardcoded English "Diagram"). Markdown and HTML output no longer leaks raw LaTeX from passthrough blocks — the DOCX pre-processor now feeds those pipelines too.</w:t>
+              <w:t xml:space="preserve">DOCX polish pass: all captions centered (matching the PDF), vertical spacing between blocks matched to the LaTeX rhythm (medskip/smallskip around captions, field bars, and steps), and test steps now render as separate paragraphs each with the red bold number (previously merged into one paragraph).</w:t>
             </w:r>
           </w:p>
         </w:tc>
@@ -13833,7 +13821,7 @@
               <w:jc w:val="left"/>
             </w:pPr>
             <w:r>
-              <w:t xml:space="preserve">6.4.3</w:t>
+              <w:t xml:space="preserve">6.4.4</w:t>
             </w:r>
           </w:p>
         </w:tc>
@@ -13863,7 +13851,7 @@
               <w:jc w:val="left"/>
             </w:pPr>
             <w:r>
-              <w:t xml:space="preserve">Testbook and POC DOCX output now matches the PDF much more closely: native table of contents (language-aware, auto-populated), each section starts on a new page, embedded images and diagrams (PlantUML/Graphviz rendered), white-on-red table headers, cover version line under the title, centered test case captions, and plain black rules for signature grids.</w:t>
+              <w:t xml:space="preserve">DOCX covers now show the logo, cover text, and version/date/time meta line like the PDF. Test case blocks in DOCX get the PDF’s visual wrapper: red left rule, red field header bars, and red step numbers. Captions follow the PDF ordering system in DOCX, MD, and HTML (Table/Diagram/Figure/Testcase N: with bold symbol). Portuguese PDFs now label diagrams "Diagrama N:" (was hardcoded English "Diagram"). Markdown and HTML output no longer leaks raw LaTeX from passthrough blocks — the DOCX pre-processor now feeds those pipelines too.</w:t>
             </w:r>
           </w:p>
         </w:tc>
@@ -13876,7 +13864,7 @@
               <w:jc w:val="left"/>
             </w:pPr>
             <w:r>
-              <w:t xml:space="preserve">6.4.2</w:t>
+              <w:t xml:space="preserve">6.4.3</w:t>
             </w:r>
           </w:p>
         </w:tc>
@@ -13902,7 +13890,7 @@
               <w:jc w:val="left"/>
             </w:pPr>
             <w:r>
-              <w:t xml:space="preserve">DOCX output for POC and testbook templates now includes all passthrough content (stakeholders, closing record, signatures, test cases, test summary, changelog) via a new pre-processor. Fixed dropped Test Scope fields in testbook DOCX output.</w:t>
+              <w:t xml:space="preserve">Testbook and POC DOCX output now matches the PDF much more closely: native table of contents (language-aware, auto-populated), each section starts on a new page, embedded images and diagrams (PlantUML/Graphviz rendered), white-on-red table headers, cover version line under the title, centered test case captions, and plain black rules for signature grids.</w:t>
             </w:r>
           </w:p>
         </w:tc>
@@ -13917,7 +13905,7 @@
               <w:jc w:val="left"/>
             </w:pPr>
             <w:r>
-              <w:t xml:space="preserve">6.4.0</w:t>
+              <w:t xml:space="preserve">6.4.2</w:t>
             </w:r>
           </w:p>
         </w:tc>
@@ -13947,6 +13935,45 @@
               <w:jc w:val="left"/>
             </w:pPr>
             <w:r>
+              <w:t xml:space="preserve">DOCX output for POC and testbook templates now includes all passthrough content (stakeholders, closing record, signatures, test cases, test summary, changelog) via a new pre-processor. Fixed dropped Test Scope fields in testbook DOCX output.</w:t>
+            </w:r>
+          </w:p>
+        </w:tc>
+      </w:tr>
+      <w:tr>
+        <w:tc>
+          <w:tcPr/>
+          <w:p>
+            <w:pPr>
+              <w:jc w:val="left"/>
+            </w:pPr>
+            <w:r>
+              <w:t xml:space="preserve">6.4.0</w:t>
+            </w:r>
+          </w:p>
+        </w:tc>
+        <w:tc>
+          <w:tcPr/>
+          <w:p>
+            <w:pPr>
+              <w:jc w:val="left"/>
+            </w:pPr>
+            <w:r>
+              <w:t xml:space="preserve">2026-09-20</w:t>
+            </w:r>
+          </w:p>
+        </w:tc>
+        <w:tc>
+          <w:tcPr/>
+          <w:p>
+            <w:pPr>
+              <w:numPr>
+                <w:ilvl w:val="0"/>
+                <w:numId w:val="1056"/>
+              </w:numPr>
+              <w:jc w:val="left"/>
+            </w:pPr>
+            <w:r>
               <w:t xml:space="preserve">Fixed changelog dates — replaced</w:t>
             </w:r>
             <w:r>
@@ -13969,54 +13996,15 @@
       </w:tr>
       <w:tr>
         <w:tc>
-          <w:tcPr/>
+          <w:tcPr>
+            <w:shd w:val="clear" w:color="auto" w:fill="F6F8FA"/>
+          </w:tcPr>
           <w:p>
             <w:pPr>
               <w:jc w:val="left"/>
             </w:pPr>
             <w:r>
               <w:t xml:space="preserve">5.1.1</w:t>
-            </w:r>
-          </w:p>
-        </w:tc>
-        <w:tc>
-          <w:tcPr/>
-          <w:p>
-            <w:pPr>
-              <w:jc w:val="left"/>
-            </w:pPr>
-            <w:r>
-              <w:t xml:space="preserve">2026-09-14</w:t>
-            </w:r>
-          </w:p>
-        </w:tc>
-        <w:tc>
-          <w:tcPr/>
-          <w:p>
-            <w:pPr>
-              <w:numPr>
-                <w:ilvl w:val="0"/>
-                <w:numId w:val="1056"/>
-              </w:numPr>
-              <w:jc w:val="left"/>
-            </w:pPr>
-            <w:r>
-              <w:t xml:space="preserve">Synced callout colors in DOCX/HTML/MD output to match brand palette. Added color palette demo.</w:t>
-            </w:r>
-          </w:p>
-        </w:tc>
-      </w:tr>
-      <w:tr>
-        <w:tc>
-          <w:tcPr>
-            <w:shd w:val="clear" w:color="auto" w:fill="F6F8FA"/>
-          </w:tcPr>
-          <w:p>
-            <w:pPr>
-              <w:jc w:val="left"/>
-            </w:pPr>
-            <w:r>
-              <w:t xml:space="preserve">5.1.0</w:t>
             </w:r>
           </w:p>
         </w:tc>
@@ -14046,7 +14034,7 @@
               <w:jc w:val="left"/>
             </w:pPr>
             <w:r>
-              <w:t xml:space="preserve">Adopted brand guidelines auxiliary color palette and monochrome scale. Aligned callout colors to brand specifications.</w:t>
+              <w:t xml:space="preserve">Synced callout colors in DOCX/HTML/MD output to match brand palette. Added color palette demo.</w:t>
             </w:r>
           </w:p>
         </w:tc>
@@ -14059,7 +14047,7 @@
               <w:jc w:val="left"/>
             </w:pPr>
             <w:r>
-              <w:t xml:space="preserve">5.0.3</w:t>
+              <w:t xml:space="preserve">5.1.0</w:t>
             </w:r>
           </w:p>
         </w:tc>
@@ -14085,6 +14073,51 @@
               <w:jc w:val="left"/>
             </w:pPr>
             <w:r>
+              <w:t xml:space="preserve">Adopted brand guidelines auxiliary color palette and monochrome scale. Aligned callout colors to brand specifications.</w:t>
+            </w:r>
+          </w:p>
+        </w:tc>
+      </w:tr>
+      <w:tr>
+        <w:tc>
+          <w:tcPr>
+            <w:shd w:val="clear" w:color="auto" w:fill="F6F8FA"/>
+          </w:tcPr>
+          <w:p>
+            <w:pPr>
+              <w:jc w:val="left"/>
+            </w:pPr>
+            <w:r>
+              <w:t xml:space="preserve">5.0.3</w:t>
+            </w:r>
+          </w:p>
+        </w:tc>
+        <w:tc>
+          <w:tcPr>
+            <w:shd w:val="clear" w:color="auto" w:fill="F6F8FA"/>
+          </w:tcPr>
+          <w:p>
+            <w:pPr>
+              <w:jc w:val="left"/>
+            </w:pPr>
+            <w:r>
+              <w:t xml:space="preserve">2026-09-14</w:t>
+            </w:r>
+          </w:p>
+        </w:tc>
+        <w:tc>
+          <w:tcPr>
+            <w:shd w:val="clear" w:color="auto" w:fill="F6F8FA"/>
+          </w:tcPr>
+          <w:p>
+            <w:pPr>
+              <w:numPr>
+                <w:ilvl w:val="0"/>
+                <w:numId w:val="1059"/>
+              </w:numPr>
+              <w:jc w:val="left"/>
+            </w:pPr>
+            <w:r>
               <w:t xml:space="preserve">Removed non-standard</w:t>
             </w:r>
             <w:r>
@@ -14107,58 +14140,13 @@
       </w:tr>
       <w:tr>
         <w:tc>
-          <w:tcPr>
-            <w:shd w:val="clear" w:color="auto" w:fill="F6F8FA"/>
-          </w:tcPr>
+          <w:tcPr/>
           <w:p>
             <w:pPr>
               <w:jc w:val="left"/>
             </w:pPr>
             <w:r>
               <w:t xml:space="preserve">5.0.2</w:t>
-            </w:r>
-          </w:p>
-        </w:tc>
-        <w:tc>
-          <w:tcPr>
-            <w:shd w:val="clear" w:color="auto" w:fill="F6F8FA"/>
-          </w:tcPr>
-          <w:p>
-            <w:pPr>
-              <w:jc w:val="left"/>
-            </w:pPr>
-            <w:r>
-              <w:t xml:space="preserve">2026-09-14</w:t>
-            </w:r>
-          </w:p>
-        </w:tc>
-        <w:tc>
-          <w:tcPr>
-            <w:shd w:val="clear" w:color="auto" w:fill="F6F8FA"/>
-          </w:tcPr>
-          <w:p>
-            <w:pPr>
-              <w:numPr>
-                <w:ilvl w:val="0"/>
-                <w:numId w:val="1059"/>
-              </w:numPr>
-              <w:jc w:val="left"/>
-            </w:pPr>
-            <w:r>
-              <w:t xml:space="preserve">Long commands in test steps now render as code blocks instead of inline code.</w:t>
-            </w:r>
-          </w:p>
-        </w:tc>
-      </w:tr>
-      <w:tr>
-        <w:tc>
-          <w:tcPr/>
-          <w:p>
-            <w:pPr>
-              <w:jc w:val="left"/>
-            </w:pPr>
-            <w:r>
-              <w:t xml:space="preserve">5.0.1</w:t>
             </w:r>
           </w:p>
         </w:tc>
@@ -14184,7 +14172,7 @@
               <w:jc w:val="left"/>
             </w:pPr>
             <w:r>
-              <w:t xml:space="preserve">Testcase caption centered above the block.</w:t>
+              <w:t xml:space="preserve">Long commands in test steps now render as code blocks instead of inline code.</w:t>
             </w:r>
           </w:p>
         </w:tc>
@@ -14199,7 +14187,7 @@
               <w:jc w:val="left"/>
             </w:pPr>
             <w:r>
-              <w:t xml:space="preserve">5.0.0</w:t>
+              <w:t xml:space="preserve">5.0.1</w:t>
             </w:r>
           </w:p>
         </w:tc>
@@ -14229,6 +14217,45 @@
               <w:jc w:val="left"/>
             </w:pPr>
             <w:r>
+              <w:t xml:space="preserve">Testcase caption centered above the block.</w:t>
+            </w:r>
+          </w:p>
+        </w:tc>
+      </w:tr>
+      <w:tr>
+        <w:tc>
+          <w:tcPr/>
+          <w:p>
+            <w:pPr>
+              <w:jc w:val="left"/>
+            </w:pPr>
+            <w:r>
+              <w:t xml:space="preserve">5.0.0</w:t>
+            </w:r>
+          </w:p>
+        </w:tc>
+        <w:tc>
+          <w:tcPr/>
+          <w:p>
+            <w:pPr>
+              <w:jc w:val="left"/>
+            </w:pPr>
+            <w:r>
+              <w:t xml:space="preserve">2026-09-14</w:t>
+            </w:r>
+          </w:p>
+        </w:tc>
+        <w:tc>
+          <w:tcPr/>
+          <w:p>
+            <w:pPr>
+              <w:numPr>
+                <w:ilvl w:val="0"/>
+                <w:numId w:val="1062"/>
+              </w:numPr>
+              <w:jc w:val="left"/>
+            </w:pPr>
+            <w:r>
               <w:t xml:space="preserve">Major refactoring: extracted shared modules (huawei-titles, huawei-toc, huawei-cover), renamed</w:t>
             </w:r>
             <w:r>
@@ -14290,7 +14317,9 @@
       </w:tr>
       <w:tr>
         <w:tc>
-          <w:tcPr/>
+          <w:tcPr>
+            <w:shd w:val="clear" w:color="auto" w:fill="F6F8FA"/>
+          </w:tcPr>
           <w:p>
             <w:pPr>
               <w:jc w:val="left"/>
@@ -14301,56 +14330,15 @@
           </w:p>
         </w:tc>
         <w:tc>
-          <w:tcPr/>
+          <w:tcPr>
+            <w:shd w:val="clear" w:color="auto" w:fill="F6F8FA"/>
+          </w:tcPr>
           <w:p>
             <w:pPr>
               <w:jc w:val="left"/>
             </w:pPr>
             <w:r>
               <w:t xml:space="preserve">2026-09-14</w:t>
-            </w:r>
-          </w:p>
-        </w:tc>
-        <w:tc>
-          <w:tcPr/>
-          <w:p>
-            <w:pPr>
-              <w:numPr>
-                <w:ilvl w:val="0"/>
-                <w:numId w:val="1062"/>
-              </w:numPr>
-              <w:jc w:val="left"/>
-            </w:pPr>
-            <w:r>
-              <w:t xml:space="preserve">Testcase headings now formatted as captions (like figures/tables): bold “Testcase N:” followed by description. Changed label from “Test Case” to “Testcase”.</w:t>
-            </w:r>
-          </w:p>
-        </w:tc>
-      </w:tr>
-      <w:tr>
-        <w:tc>
-          <w:tcPr>
-            <w:shd w:val="clear" w:color="auto" w:fill="F6F8FA"/>
-          </w:tcPr>
-          <w:p>
-            <w:pPr>
-              <w:jc w:val="left"/>
-            </w:pPr>
-            <w:r>
-              <w:t xml:space="preserve">4.6.0</w:t>
-            </w:r>
-          </w:p>
-        </w:tc>
-        <w:tc>
-          <w:tcPr>
-            <w:shd w:val="clear" w:color="auto" w:fill="F6F8FA"/>
-          </w:tcPr>
-          <w:p>
-            <w:pPr>
-              <w:jc w:val="left"/>
-            </w:pPr>
-            <w:r>
-              <w:t xml:space="preserve">2026-09-13</w:t>
             </w:r>
           </w:p>
         </w:tc>
@@ -14367,7 +14355,7 @@
               <w:jc w:val="left"/>
             </w:pPr>
             <w:r>
-              <w:t xml:space="preserve">Section restructure: Introduction, Test Cases (with category subsections), Conclusion. Testcases auto-numbered like figures/tables. Changed testcase from subsection to subsubsection.</w:t>
+              <w:t xml:space="preserve">Testcase headings now formatted as captions (like figures/tables): bold “Testcase N:” followed by description. Changed label from “Test Case” to “Testcase”.</w:t>
             </w:r>
           </w:p>
         </w:tc>
@@ -14380,7 +14368,7 @@
               <w:jc w:val="left"/>
             </w:pPr>
             <w:r>
-              <w:t xml:space="preserve">4.5.0</w:t>
+              <w:t xml:space="preserve">4.6.0</w:t>
             </w:r>
           </w:p>
         </w:tc>
@@ -14406,6 +14394,51 @@
               <w:jc w:val="left"/>
             </w:pPr>
             <w:r>
+              <w:t xml:space="preserve">Section restructure: Introduction, Test Cases (with category subsections), Conclusion. Testcases auto-numbered like figures/tables. Changed testcase from subsection to subsubsection.</w:t>
+            </w:r>
+          </w:p>
+        </w:tc>
+      </w:tr>
+      <w:tr>
+        <w:tc>
+          <w:tcPr>
+            <w:shd w:val="clear" w:color="auto" w:fill="F6F8FA"/>
+          </w:tcPr>
+          <w:p>
+            <w:pPr>
+              <w:jc w:val="left"/>
+            </w:pPr>
+            <w:r>
+              <w:t xml:space="preserve">4.5.0</w:t>
+            </w:r>
+          </w:p>
+        </w:tc>
+        <w:tc>
+          <w:tcPr>
+            <w:shd w:val="clear" w:color="auto" w:fill="F6F8FA"/>
+          </w:tcPr>
+          <w:p>
+            <w:pPr>
+              <w:jc w:val="left"/>
+            </w:pPr>
+            <w:r>
+              <w:t xml:space="preserve">2026-09-13</w:t>
+            </w:r>
+          </w:p>
+        </w:tc>
+        <w:tc>
+          <w:tcPr>
+            <w:shd w:val="clear" w:color="auto" w:fill="F6F8FA"/>
+          </w:tcPr>
+          <w:p>
+            <w:pPr>
+              <w:numPr>
+                <w:ilvl w:val="0"/>
+                <w:numId w:val="1065"/>
+              </w:numPr>
+              <w:jc w:val="left"/>
+            </w:pPr>
+            <w:r>
               <w:t xml:space="preserve">Unified field APIs:</w:t>
             </w:r>
             <w:r>
@@ -14470,58 +14503,13 @@
       </w:tr>
       <w:tr>
         <w:tc>
-          <w:tcPr>
-            <w:shd w:val="clear" w:color="auto" w:fill="F6F8FA"/>
-          </w:tcPr>
+          <w:tcPr/>
           <w:p>
             <w:pPr>
               <w:jc w:val="left"/>
             </w:pPr>
             <w:r>
               <w:t xml:space="preserve">4.4.0</w:t>
-            </w:r>
-          </w:p>
-        </w:tc>
-        <w:tc>
-          <w:tcPr>
-            <w:shd w:val="clear" w:color="auto" w:fill="F6F8FA"/>
-          </w:tcPr>
-          <w:p>
-            <w:pPr>
-              <w:jc w:val="left"/>
-            </w:pPr>
-            <w:r>
-              <w:t xml:space="preserve">2026-09-13</w:t>
-            </w:r>
-          </w:p>
-        </w:tc>
-        <w:tc>
-          <w:tcPr>
-            <w:shd w:val="clear" w:color="auto" w:fill="F6F8FA"/>
-          </w:tcPr>
-          <w:p>
-            <w:pPr>
-              <w:numPr>
-                <w:ilvl w:val="0"/>
-                <w:numId w:val="1065"/>
-              </w:numPr>
-              <w:jc w:val="left"/>
-            </w:pPr>
-            <w:r>
-              <w:t xml:space="preserve">Code review fixes: removed dead labels, badge now uses Huawei brand colors (tipbg/tipfg, huaweired, warningbg/warningfg), Lua filter preserves formatting in DOCX/MD/HTML via parse_latex_blocks, testprocedure handler preserves non-step content (images, code, callouts).</w:t>
-            </w:r>
-          </w:p>
-        </w:tc>
-      </w:tr>
-      <w:tr>
-        <w:tc>
-          <w:tcPr/>
-          <w:p>
-            <w:pPr>
-              <w:jc w:val="left"/>
-            </w:pPr>
-            <w:r>
-              <w:t xml:space="preserve">4.3.0</w:t>
             </w:r>
           </w:p>
         </w:tc>
@@ -14547,6 +14535,51 @@
               <w:jc w:val="left"/>
             </w:pPr>
             <w:r>
+              <w:t xml:space="preserve">Code review fixes: removed dead labels, badge now uses Huawei brand colors (tipbg/tipfg, huaweired, warningbg/warningfg), Lua filter preserves formatting in DOCX/MD/HTML via parse_latex_blocks, testprocedure handler preserves non-step content (images, code, callouts).</w:t>
+            </w:r>
+          </w:p>
+        </w:tc>
+      </w:tr>
+      <w:tr>
+        <w:tc>
+          <w:tcPr>
+            <w:shd w:val="clear" w:color="auto" w:fill="F6F8FA"/>
+          </w:tcPr>
+          <w:p>
+            <w:pPr>
+              <w:jc w:val="left"/>
+            </w:pPr>
+            <w:r>
+              <w:t xml:space="preserve">4.3.0</w:t>
+            </w:r>
+          </w:p>
+        </w:tc>
+        <w:tc>
+          <w:tcPr>
+            <w:shd w:val="clear" w:color="auto" w:fill="F6F8FA"/>
+          </w:tcPr>
+          <w:p>
+            <w:pPr>
+              <w:jc w:val="left"/>
+            </w:pPr>
+            <w:r>
+              <w:t xml:space="preserve">2026-09-13</w:t>
+            </w:r>
+          </w:p>
+        </w:tc>
+        <w:tc>
+          <w:tcPr>
+            <w:shd w:val="clear" w:color="auto" w:fill="F6F8FA"/>
+          </w:tcPr>
+          <w:p>
+            <w:pPr>
+              <w:numPr>
+                <w:ilvl w:val="0"/>
+                <w:numId w:val="1067"/>
+              </w:numPr>
+              <w:jc w:val="left"/>
+            </w:pPr>
+            <w:r>
               <w:t xml:space="preserve">Added</w:t>
             </w:r>
             <w:r>
@@ -14599,9 +14632,7 @@
       </w:tr>
       <w:tr>
         <w:tc>
-          <w:tcPr>
-            <w:shd w:val="clear" w:color="auto" w:fill="F6F8FA"/>
-          </w:tcPr>
+          <w:tcPr/>
           <w:p>
             <w:pPr>
               <w:jc w:val="left"/>
@@ -14612,9 +14643,7 @@
           </w:p>
         </w:tc>
         <w:tc>
-          <w:tcPr>
-            <w:shd w:val="clear" w:color="auto" w:fill="F6F8FA"/>
-          </w:tcPr>
+          <w:tcPr/>
           <w:p>
             <w:pPr>
               <w:jc w:val="left"/>
@@ -14625,14 +14654,12 @@
           </w:p>
         </w:tc>
         <w:tc>
-          <w:tcPr>
-            <w:shd w:val="clear" w:color="auto" w:fill="F6F8FA"/>
-          </w:tcPr>
+          <w:tcPr/>
           <w:p>
             <w:pPr>
               <w:numPr>
                 <w:ilvl w:val="0"/>
-                <w:numId w:val="1067"/>
+                <w:numId w:val="1068"/>
               </w:numPr>
               <w:jc w:val="left"/>
             </w:pPr>
@@ -14686,7 +14713,9 @@
       </w:tr>
       <w:tr>
         <w:tc>
-          <w:tcPr/>
+          <w:tcPr>
+            <w:shd w:val="clear" w:color="auto" w:fill="F6F8FA"/>
+          </w:tcPr>
           <w:p>
             <w:pPr>
               <w:jc w:val="left"/>
@@ -14697,7 +14726,9 @@
           </w:p>
         </w:tc>
         <w:tc>
-          <w:tcPr/>
+          <w:tcPr>
+            <w:shd w:val="clear" w:color="auto" w:fill="F6F8FA"/>
+          </w:tcPr>
           <w:p>
             <w:pPr>
               <w:jc w:val="left"/>
@@ -14708,12 +14739,14 @@
           </w:p>
         </w:tc>
         <w:tc>
-          <w:tcPr/>
+          <w:tcPr>
+            <w:shd w:val="clear" w:color="auto" w:fill="F6F8FA"/>
+          </w:tcPr>
           <w:p>
             <w:pPr>
               <w:numPr>
                 <w:ilvl w:val="0"/>
-                <w:numId w:val="1068"/>
+                <w:numId w:val="1069"/>
               </w:numPr>
               <w:jc w:val="left"/>
             </w:pPr>
@@ -14740,9 +14773,7 @@
       </w:tr>
       <w:tr>
         <w:tc>
-          <w:tcPr>
-            <w:shd w:val="clear" w:color="auto" w:fill="F6F8FA"/>
-          </w:tcPr>
+          <w:tcPr/>
           <w:p>
             <w:pPr>
               <w:jc w:val="left"/>
@@ -14753,9 +14784,7 @@
           </w:p>
         </w:tc>
         <w:tc>
-          <w:tcPr>
-            <w:shd w:val="clear" w:color="auto" w:fill="F6F8FA"/>
-          </w:tcPr>
+          <w:tcPr/>
           <w:p>
             <w:pPr>
               <w:jc w:val="left"/>
@@ -14766,14 +14795,12 @@
           </w:p>
         </w:tc>
         <w:tc>
-          <w:tcPr>
-            <w:shd w:val="clear" w:color="auto" w:fill="F6F8FA"/>
-          </w:tcPr>
+          <w:tcPr/>
           <w:p>
             <w:pPr>
               <w:numPr>
                 <w:ilvl w:val="0"/>
-                <w:numId w:val="1069"/>
+                <w:numId w:val="1070"/>
               </w:numPr>
               <w:jc w:val="left"/>
             </w:pPr>
@@ -14815,7 +14842,9 @@
       </w:tr>
       <w:tr>
         <w:tc>
-          <w:tcPr/>
+          <w:tcPr>
+            <w:shd w:val="clear" w:color="auto" w:fill="F6F8FA"/>
+          </w:tcPr>
           <w:p>
             <w:pPr>
               <w:jc w:val="left"/>
@@ -14826,7 +14855,9 @@
           </w:p>
         </w:tc>
         <w:tc>
-          <w:tcPr/>
+          <w:tcPr>
+            <w:shd w:val="clear" w:color="auto" w:fill="F6F8FA"/>
+          </w:tcPr>
           <w:p>
             <w:pPr>
               <w:jc w:val="left"/>
@@ -14837,12 +14868,14 @@
           </w:p>
         </w:tc>
         <w:tc>
-          <w:tcPr/>
+          <w:tcPr>
+            <w:shd w:val="clear" w:color="auto" w:fill="F6F8FA"/>
+          </w:tcPr>
           <w:p>
             <w:pPr>
               <w:numPr>
                 <w:ilvl w:val="0"/>
-                <w:numId w:val="1070"/>
+                <w:numId w:val="1071"/>
               </w:numPr>
               <w:jc w:val="left"/>
             </w:pPr>
@@ -14869,58 +14902,13 @@
       </w:tr>
       <w:tr>
         <w:tc>
-          <w:tcPr>
-            <w:shd w:val="clear" w:color="auto" w:fill="F6F8FA"/>
-          </w:tcPr>
+          <w:tcPr/>
           <w:p>
             <w:pPr>
               <w:jc w:val="left"/>
             </w:pPr>
             <w:r>
               <w:t xml:space="preserve">3.8.1</w:t>
-            </w:r>
-          </w:p>
-        </w:tc>
-        <w:tc>
-          <w:tcPr>
-            <w:shd w:val="clear" w:color="auto" w:fill="F6F8FA"/>
-          </w:tcPr>
-          <w:p>
-            <w:pPr>
-              <w:jc w:val="left"/>
-            </w:pPr>
-            <w:r>
-              <w:t xml:space="preserve">2026-09-13</w:t>
-            </w:r>
-          </w:p>
-        </w:tc>
-        <w:tc>
-          <w:tcPr>
-            <w:shd w:val="clear" w:color="auto" w:fill="F6F8FA"/>
-          </w:tcPr>
-          <w:p>
-            <w:pPr>
-              <w:numPr>
-                <w:ilvl w:val="0"/>
-                <w:numId w:val="1071"/>
-              </w:numPr>
-              <w:jc w:val="left"/>
-            </w:pPr>
-            <w:r>
-              <w:t xml:space="preserve">End-to-end quality review: fixed testbook PDF metadata title, removed stray user DOCX from template dir, fixed round-trip.sh variable typo, updated stale references in AGENTS.md and README.md, committed testbook sample PDFs, set TZ for pandoc cover time consistency, widened pandoc version range.</w:t>
-            </w:r>
-          </w:p>
-        </w:tc>
-      </w:tr>
-      <w:tr>
-        <w:tc>
-          <w:tcPr/>
-          <w:p>
-            <w:pPr>
-              <w:jc w:val="left"/>
-            </w:pPr>
-            <w:r>
-              <w:t xml:space="preserve">3.8.0</w:t>
             </w:r>
           </w:p>
         </w:tc>
@@ -14946,7 +14934,7 @@
               <w:jc w:val="left"/>
             </w:pPr>
             <w:r>
-              <w:t xml:space="preserve">Removed Tips and Tricks chapter (tmux configuration) — required VS Code-specific keybindings that don’t generalize across terminal setups.</w:t>
+              <w:t xml:space="preserve">End-to-end quality review: fixed testbook PDF metadata title, removed stray user DOCX from template dir, fixed round-trip.sh variable typo, updated stale references in AGENTS.md and README.md, committed testbook sample PDFs, set TZ for pandoc cover time consistency, widened pandoc version range.</w:t>
             </w:r>
           </w:p>
         </w:tc>
@@ -14961,7 +14949,7 @@
               <w:jc w:val="left"/>
             </w:pPr>
             <w:r>
-              <w:t xml:space="preserve">3.7.0</w:t>
+              <w:t xml:space="preserve">3.8.0</w:t>
             </w:r>
           </w:p>
         </w:tc>
@@ -14974,7 +14962,7 @@
               <w:jc w:val="left"/>
             </w:pPr>
             <w:r>
-              <w:t xml:space="preserve">2026-09-12</w:t>
+              <w:t xml:space="preserve">2026-09-13</w:t>
             </w:r>
           </w:p>
         </w:tc>
@@ -14991,6 +14979,45 @@
               <w:jc w:val="left"/>
             </w:pPr>
             <w:r>
+              <w:t xml:space="preserve">Removed Tips and Tricks chapter (tmux configuration) — required VS Code-specific keybindings that don’t generalize across terminal setups.</w:t>
+            </w:r>
+          </w:p>
+        </w:tc>
+      </w:tr>
+      <w:tr>
+        <w:tc>
+          <w:tcPr/>
+          <w:p>
+            <w:pPr>
+              <w:jc w:val="left"/>
+            </w:pPr>
+            <w:r>
+              <w:t xml:space="preserve">3.7.0</w:t>
+            </w:r>
+          </w:p>
+        </w:tc>
+        <w:tc>
+          <w:tcPr/>
+          <w:p>
+            <w:pPr>
+              <w:jc w:val="left"/>
+            </w:pPr>
+            <w:r>
+              <w:t xml:space="preserve">2026-09-12</w:t>
+            </w:r>
+          </w:p>
+        </w:tc>
+        <w:tc>
+          <w:tcPr/>
+          <w:p>
+            <w:pPr>
+              <w:numPr>
+                <w:ilvl w:val="0"/>
+                <w:numId w:val="1074"/>
+              </w:numPr>
+              <w:jc w:val="left"/>
+            </w:pPr>
+            <w:r>
               <w:t xml:space="preserve">Added</w:t>
             </w:r>
             <w:r>
@@ -15043,7 +15070,9 @@
       </w:tr>
       <w:tr>
         <w:tc>
-          <w:tcPr/>
+          <w:tcPr>
+            <w:shd w:val="clear" w:color="auto" w:fill="F6F8FA"/>
+          </w:tcPr>
           <w:p>
             <w:pPr>
               <w:jc w:val="left"/>
@@ -15054,7 +15083,9 @@
           </w:p>
         </w:tc>
         <w:tc>
-          <w:tcPr/>
+          <w:tcPr>
+            <w:shd w:val="clear" w:color="auto" w:fill="F6F8FA"/>
+          </w:tcPr>
           <w:p>
             <w:pPr>
               <w:jc w:val="left"/>
@@ -15065,12 +15096,14 @@
           </w:p>
         </w:tc>
         <w:tc>
-          <w:tcPr/>
+          <w:tcPr>
+            <w:shd w:val="clear" w:color="auto" w:fill="F6F8FA"/>
+          </w:tcPr>
           <w:p>
             <w:pPr>
               <w:numPr>
                 <w:ilvl w:val="0"/>
-                <w:numId w:val="1074"/>
+                <w:numId w:val="1075"/>
               </w:numPr>
               <w:jc w:val="left"/>
             </w:pPr>
@@ -15127,9 +15160,7 @@
       </w:tr>
       <w:tr>
         <w:tc>
-          <w:tcPr>
-            <w:shd w:val="clear" w:color="auto" w:fill="F6F8FA"/>
-          </w:tcPr>
+          <w:tcPr/>
           <w:p>
             <w:pPr>
               <w:jc w:val="left"/>
@@ -15140,9 +15171,7 @@
           </w:p>
         </w:tc>
         <w:tc>
-          <w:tcPr>
-            <w:shd w:val="clear" w:color="auto" w:fill="F6F8FA"/>
-          </w:tcPr>
+          <w:tcPr/>
           <w:p>
             <w:pPr>
               <w:jc w:val="left"/>
@@ -15153,14 +15182,12 @@
           </w:p>
         </w:tc>
         <w:tc>
-          <w:tcPr>
-            <w:shd w:val="clear" w:color="auto" w:fill="F6F8FA"/>
-          </w:tcPr>
+          <w:tcPr/>
           <w:p>
             <w:pPr>
               <w:numPr>
                 <w:ilvl w:val="0"/>
-                <w:numId w:val="1075"/>
+                <w:numId w:val="1076"/>
               </w:numPr>
               <w:jc w:val="left"/>
             </w:pPr>
@@ -15238,7 +15265,9 @@
       </w:tr>
       <w:tr>
         <w:tc>
-          <w:tcPr/>
+          <w:tcPr>
+            <w:shd w:val="clear" w:color="auto" w:fill="F6F8FA"/>
+          </w:tcPr>
           <w:p>
             <w:pPr>
               <w:jc w:val="left"/>
@@ -15249,7 +15278,9 @@
           </w:p>
         </w:tc>
         <w:tc>
-          <w:tcPr/>
+          <w:tcPr>
+            <w:shd w:val="clear" w:color="auto" w:fill="F6F8FA"/>
+          </w:tcPr>
           <w:p>
             <w:pPr>
               <w:jc w:val="left"/>
@@ -15260,12 +15291,14 @@
           </w:p>
         </w:tc>
         <w:tc>
-          <w:tcPr/>
+          <w:tcPr>
+            <w:shd w:val="clear" w:color="auto" w:fill="F6F8FA"/>
+          </w:tcPr>
           <w:p>
             <w:pPr>
               <w:numPr>
                 <w:ilvl w:val="0"/>
-                <w:numId w:val="1076"/>
+                <w:numId w:val="1077"/>
               </w:numPr>
               <w:jc w:val="left"/>
             </w:pPr>
@@ -15292,7 +15325,7 @@
             <w:pPr>
               <w:numPr>
                 <w:ilvl w:val="0"/>
-                <w:numId w:val="1076"/>
+                <w:numId w:val="1077"/>
               </w:numPr>
               <w:jc w:val="left"/>
             </w:pPr>
@@ -15334,7 +15367,7 @@
             <w:pPr>
               <w:numPr>
                 <w:ilvl w:val="0"/>
-                <w:numId w:val="1076"/>
+                <w:numId w:val="1077"/>
               </w:numPr>
               <w:jc w:val="left"/>
             </w:pPr>
@@ -15346,9 +15379,7 @@
       </w:tr>
       <w:tr>
         <w:tc>
-          <w:tcPr>
-            <w:shd w:val="clear" w:color="auto" w:fill="F6F8FA"/>
-          </w:tcPr>
+          <w:tcPr/>
           <w:p>
             <w:pPr>
               <w:jc w:val="left"/>
@@ -15359,9 +15390,7 @@
           </w:p>
         </w:tc>
         <w:tc>
-          <w:tcPr>
-            <w:shd w:val="clear" w:color="auto" w:fill="F6F8FA"/>
-          </w:tcPr>
+          <w:tcPr/>
           <w:p>
             <w:pPr>
               <w:jc w:val="left"/>
@@ -15372,14 +15401,12 @@
           </w:p>
         </w:tc>
         <w:tc>
-          <w:tcPr>
-            <w:shd w:val="clear" w:color="auto" w:fill="F6F8FA"/>
-          </w:tcPr>
+          <w:tcPr/>
           <w:p>
             <w:pPr>
               <w:numPr>
                 <w:ilvl w:val="0"/>
-                <w:numId w:val="1077"/>
+                <w:numId w:val="1078"/>
               </w:numPr>
               <w:jc w:val="left"/>
             </w:pPr>
@@ -15406,7 +15433,7 @@
             <w:pPr>
               <w:numPr>
                 <w:ilvl w:val="0"/>
-                <w:numId w:val="1077"/>
+                <w:numId w:val="1078"/>
               </w:numPr>
               <w:jc w:val="left"/>
             </w:pPr>
@@ -15433,7 +15460,7 @@
             <w:pPr>
               <w:numPr>
                 <w:ilvl w:val="0"/>
-                <w:numId w:val="1077"/>
+                <w:numId w:val="1078"/>
               </w:numPr>
               <w:jc w:val="left"/>
             </w:pPr>
@@ -15445,7 +15472,7 @@
             <w:pPr>
               <w:numPr>
                 <w:ilvl w:val="0"/>
-                <w:numId w:val="1077"/>
+                <w:numId w:val="1078"/>
               </w:numPr>
               <w:jc w:val="left"/>
             </w:pPr>
@@ -15469,54 +15496,15 @@
       </w:tr>
       <w:tr>
         <w:tc>
-          <w:tcPr/>
+          <w:tcPr>
+            <w:shd w:val="clear" w:color="auto" w:fill="F6F8FA"/>
+          </w:tcPr>
           <w:p>
             <w:pPr>
               <w:jc w:val="left"/>
             </w:pPr>
             <w:r>
               <w:t xml:space="preserve">3.2.1</w:t>
-            </w:r>
-          </w:p>
-        </w:tc>
-        <w:tc>
-          <w:tcPr/>
-          <w:p>
-            <w:pPr>
-              <w:jc w:val="left"/>
-            </w:pPr>
-            <w:r>
-              <w:t xml:space="preserve">2026-09-11</w:t>
-            </w:r>
-          </w:p>
-        </w:tc>
-        <w:tc>
-          <w:tcPr/>
-          <w:p>
-            <w:pPr>
-              <w:numPr>
-                <w:ilvl w:val="0"/>
-                <w:numId w:val="1078"/>
-              </w:numPr>
-              <w:jc w:val="left"/>
-            </w:pPr>
-            <w:r>
-              <w:t xml:space="preserve">Renamed Chapter 7 from “Clean Up” to “Operations and Maintenance”. Added subsections for updating and uninstalling both the MaaS Gateway and the document templates. Added cloud resource cleanup as an optional subsection.</w:t>
-            </w:r>
-          </w:p>
-        </w:tc>
-      </w:tr>
-      <w:tr>
-        <w:tc>
-          <w:tcPr>
-            <w:shd w:val="clear" w:color="auto" w:fill="F6F8FA"/>
-          </w:tcPr>
-          <w:p>
-            <w:pPr>
-              <w:jc w:val="left"/>
-            </w:pPr>
-            <w:r>
-              <w:t xml:space="preserve">3.2.0</w:t>
             </w:r>
           </w:p>
         </w:tc>
@@ -15546,6 +15534,45 @@
               <w:jc w:val="left"/>
             </w:pPr>
             <w:r>
+              <w:t xml:space="preserve">Renamed Chapter 7 from “Clean Up” to “Operations and Maintenance”. Added subsections for updating and uninstalling both the MaaS Gateway and the document templates. Added cloud resource cleanup as an optional subsection.</w:t>
+            </w:r>
+          </w:p>
+        </w:tc>
+      </w:tr>
+      <w:tr>
+        <w:tc>
+          <w:tcPr/>
+          <w:p>
+            <w:pPr>
+              <w:jc w:val="left"/>
+            </w:pPr>
+            <w:r>
+              <w:t xml:space="preserve">3.2.0</w:t>
+            </w:r>
+          </w:p>
+        </w:tc>
+        <w:tc>
+          <w:tcPr/>
+          <w:p>
+            <w:pPr>
+              <w:jc w:val="left"/>
+            </w:pPr>
+            <w:r>
+              <w:t xml:space="preserve">2026-09-11</w:t>
+            </w:r>
+          </w:p>
+        </w:tc>
+        <w:tc>
+          <w:tcPr/>
+          <w:p>
+            <w:pPr>
+              <w:numPr>
+                <w:ilvl w:val="0"/>
+                <w:numId w:val="1080"/>
+              </w:numPr>
+              <w:jc w:val="left"/>
+            </w:pPr>
+            <w:r>
               <w:t xml:space="preserve">Added</w:t>
             </w:r>
             <w:r>
@@ -15607,7 +15634,7 @@
             <w:pPr>
               <w:numPr>
                 <w:ilvl w:val="0"/>
-                <w:numId w:val="1079"/>
+                <w:numId w:val="1080"/>
               </w:numPr>
               <w:jc w:val="left"/>
             </w:pPr>
@@ -15652,7 +15679,7 @@
             <w:pPr>
               <w:numPr>
                 <w:ilvl w:val="0"/>
-                <w:numId w:val="1079"/>
+                <w:numId w:val="1080"/>
               </w:numPr>
               <w:jc w:val="left"/>
             </w:pPr>
@@ -15664,54 +15691,15 @@
       </w:tr>
       <w:tr>
         <w:tc>
-          <w:tcPr/>
+          <w:tcPr>
+            <w:shd w:val="clear" w:color="auto" w:fill="F6F8FA"/>
+          </w:tcPr>
           <w:p>
             <w:pPr>
               <w:jc w:val="left"/>
             </w:pPr>
             <w:r>
               <w:t xml:space="preserve">3.1.2</w:t>
-            </w:r>
-          </w:p>
-        </w:tc>
-        <w:tc>
-          <w:tcPr/>
-          <w:p>
-            <w:pPr>
-              <w:jc w:val="left"/>
-            </w:pPr>
-            <w:r>
-              <w:t xml:space="preserve">2026-09-11</w:t>
-            </w:r>
-          </w:p>
-        </w:tc>
-        <w:tc>
-          <w:tcPr/>
-          <w:p>
-            <w:pPr>
-              <w:numPr>
-                <w:ilvl w:val="0"/>
-                <w:numId w:val="1080"/>
-              </w:numPr>
-              <w:jc w:val="left"/>
-            </w:pPr>
-            <w:r>
-              <w:t xml:space="preserve">Added output format guide to README.md: comparison table of PDF, Markdown, DOCX, and HTML with purpose, copy-paste quality, and limitations. Recommends Markdown for copy-paste.</w:t>
-            </w:r>
-          </w:p>
-        </w:tc>
-      </w:tr>
-      <w:tr>
-        <w:tc>
-          <w:tcPr>
-            <w:shd w:val="clear" w:color="auto" w:fill="F6F8FA"/>
-          </w:tcPr>
-          <w:p>
-            <w:pPr>
-              <w:jc w:val="left"/>
-            </w:pPr>
-            <w:r>
-              <w:t xml:space="preserve">3.1.1</w:t>
             </w:r>
           </w:p>
         </w:tc>
@@ -15741,6 +15729,45 @@
               <w:jc w:val="left"/>
             </w:pPr>
             <w:r>
+              <w:t xml:space="preserve">Added output format guide to README.md: comparison table of PDF, Markdown, DOCX, and HTML with purpose, copy-paste quality, and limitations. Recommends Markdown for copy-paste.</w:t>
+            </w:r>
+          </w:p>
+        </w:tc>
+      </w:tr>
+      <w:tr>
+        <w:tc>
+          <w:tcPr/>
+          <w:p>
+            <w:pPr>
+              <w:jc w:val="left"/>
+            </w:pPr>
+            <w:r>
+              <w:t xml:space="preserve">3.1.1</w:t>
+            </w:r>
+          </w:p>
+        </w:tc>
+        <w:tc>
+          <w:tcPr/>
+          <w:p>
+            <w:pPr>
+              <w:jc w:val="left"/>
+            </w:pPr>
+            <w:r>
+              <w:t xml:space="preserve">2026-09-11</w:t>
+            </w:r>
+          </w:p>
+        </w:tc>
+        <w:tc>
+          <w:tcPr/>
+          <w:p>
+            <w:pPr>
+              <w:numPr>
+                <w:ilvl w:val="0"/>
+                <w:numId w:val="1082"/>
+              </w:numPr>
+              <w:jc w:val="left"/>
+            </w:pPr>
+            <w:r>
               <w:t xml:space="preserve">Updated MaaS Gateway chapter to v1.10.9: non-interactive mode (</w:t>
             </w:r>
             <w:r>
@@ -15757,7 +15784,7 @@
             <w:pPr>
               <w:numPr>
                 <w:ilvl w:val="0"/>
-                <w:numId w:val="1081"/>
+                <w:numId w:val="1082"/>
               </w:numPr>
               <w:jc w:val="left"/>
             </w:pPr>
@@ -15799,7 +15826,7 @@
             <w:pPr>
               <w:numPr>
                 <w:ilvl w:val="0"/>
-                <w:numId w:val="1081"/>
+                <w:numId w:val="1082"/>
               </w:numPr>
               <w:jc w:val="left"/>
             </w:pPr>
@@ -15811,7 +15838,9 @@
       </w:tr>
       <w:tr>
         <w:tc>
-          <w:tcPr/>
+          <w:tcPr>
+            <w:shd w:val="clear" w:color="auto" w:fill="F6F8FA"/>
+          </w:tcPr>
           <w:p>
             <w:pPr>
               <w:jc w:val="left"/>
@@ -15822,7 +15851,9 @@
           </w:p>
         </w:tc>
         <w:tc>
-          <w:tcPr/>
+          <w:tcPr>
+            <w:shd w:val="clear" w:color="auto" w:fill="F6F8FA"/>
+          </w:tcPr>
           <w:p>
             <w:pPr>
               <w:jc w:val="left"/>
@@ -15833,12 +15864,14 @@
           </w:p>
         </w:tc>
         <w:tc>
-          <w:tcPr/>
+          <w:tcPr>
+            <w:shd w:val="clear" w:color="auto" w:fill="F6F8FA"/>
+          </w:tcPr>
           <w:p>
             <w:pPr>
               <w:numPr>
                 <w:ilvl w:val="0"/>
-                <w:numId w:val="1082"/>
+                <w:numId w:val="1083"/>
               </w:numPr>
               <w:jc w:val="left"/>
             </w:pPr>
@@ -15862,7 +15895,7 @@
             <w:pPr>
               <w:numPr>
                 <w:ilvl w:val="0"/>
-                <w:numId w:val="1082"/>
+                <w:numId w:val="1083"/>
               </w:numPr>
               <w:jc w:val="left"/>
             </w:pPr>
@@ -15904,7 +15937,7 @@
             <w:pPr>
               <w:numPr>
                 <w:ilvl w:val="0"/>
-                <w:numId w:val="1082"/>
+                <w:numId w:val="1083"/>
               </w:numPr>
               <w:jc w:val="left"/>
             </w:pPr>
@@ -15912,63 +15945,6 @@
               <w:t xml:space="preserve">Restructured chapters: moved SSH config and VS Code connection to new Chapter 4 (Install VS Code and Connect via Remote-SSH). Chapters 5—​7 renumbered.</w:t>
             </w:r>
           </w:p>
-          <w:p>
-            <w:pPr>
-              <w:numPr>
-                <w:ilvl w:val="0"/>
-                <w:numId w:val="1082"/>
-              </w:numPr>
-              <w:jc w:val="left"/>
-            </w:pPr>
-            <w:r>
-              <w:t xml:space="preserve">Added verification checklist tables to all 7 chapters.</w:t>
-            </w:r>
-          </w:p>
-          <w:p>
-            <w:pPr>
-              <w:numPr>
-                <w:ilvl w:val="0"/>
-                <w:numId w:val="1082"/>
-              </w:numPr>
-              <w:jc w:val="left"/>
-            </w:pPr>
-            <w:r>
-              <w:t xml:space="preserve">Added mandatory reboot warning in Chapter 2 (SSH port change). Added troubleshooting subsection in Chapter 4 with common SSH connection issues and ncat debugging commands.</w:t>
-            </w:r>
-          </w:p>
-        </w:tc>
-      </w:tr>
-      <w:tr>
-        <w:tc>
-          <w:tcPr>
-            <w:shd w:val="clear" w:color="auto" w:fill="F6F8FA"/>
-          </w:tcPr>
-          <w:p>
-            <w:pPr>
-              <w:jc w:val="left"/>
-            </w:pPr>
-            <w:r>
-              <w:t xml:space="preserve">3.0.1</w:t>
-            </w:r>
-          </w:p>
-        </w:tc>
-        <w:tc>
-          <w:tcPr>
-            <w:shd w:val="clear" w:color="auto" w:fill="F6F8FA"/>
-          </w:tcPr>
-          <w:p>
-            <w:pPr>
-              <w:jc w:val="left"/>
-            </w:pPr>
-            <w:r>
-              <w:t xml:space="preserve">2026-09-10</w:t>
-            </w:r>
-          </w:p>
-        </w:tc>
-        <w:tc>
-          <w:tcPr>
-            <w:shd w:val="clear" w:color="auto" w:fill="F6F8FA"/>
-          </w:tcPr>
           <w:p>
             <w:pPr>
               <w:numPr>
@@ -15978,7 +15954,19 @@
               <w:jc w:val="left"/>
             </w:pPr>
             <w:r>
-              <w:t xml:space="preserve">Minor fixes: test-filter.sh auto-discovery, build.sh help text, Makefile aggregate descriptions, 5-section comment correction, CHANGELOG version gap note, callout-in-code fix, CI font auto-discovery, dofile path comment, test-sync.sh header.</w:t>
+              <w:t xml:space="preserve">Added verification checklist tables to all 7 chapters.</w:t>
+            </w:r>
+          </w:p>
+          <w:p>
+            <w:pPr>
+              <w:numPr>
+                <w:ilvl w:val="0"/>
+                <w:numId w:val="1083"/>
+              </w:numPr>
+              <w:jc w:val="left"/>
+            </w:pPr>
+            <w:r>
+              <w:t xml:space="preserve">Added mandatory reboot warning in Chapter 2 (SSH port change). Added troubleshooting subsection in Chapter 4 with common SSH connection issues and ncat debugging commands.</w:t>
             </w:r>
           </w:p>
         </w:tc>
@@ -15991,18 +15979,18 @@
               <w:jc w:val="left"/>
             </w:pPr>
             <w:r>
-              <w:t xml:space="preserve">3.0.0</w:t>
-            </w:r>
-          </w:p>
-        </w:tc>
-        <w:tc>
-          <w:tcPr/>
-          <w:p>
-            <w:pPr>
-              <w:jc w:val="left"/>
-            </w:pPr>
-            <w:r>
-              <w:t xml:space="preserve">2026-09-09</w:t>
+              <w:t xml:space="preserve">3.0.1</w:t>
+            </w:r>
+          </w:p>
+        </w:tc>
+        <w:tc>
+          <w:tcPr/>
+          <w:p>
+            <w:pPr>
+              <w:jc w:val="left"/>
+            </w:pPr>
+            <w:r>
+              <w:t xml:space="preserve">2026-09-10</w:t>
             </w:r>
           </w:p>
         </w:tc>
@@ -16017,7 +16005,7 @@
               <w:jc w:val="left"/>
             </w:pPr>
             <w:r>
-              <w:t xml:space="preserve">Modular pipeline refactoring: shared Lua filter factory, shared DOCX fix logic, build system auto-discovery, unified format pipeline, GitHub Actions CI.</w:t>
+              <w:t xml:space="preserve">Minor fixes: test-filter.sh auto-discovery, build.sh help text, Makefile aggregate descriptions, 5-section comment correction, CHANGELOG version gap note, callout-in-code fix, CI font auto-discovery, dofile path comment, test-sync.sh header.</w:t>
             </w:r>
           </w:p>
         </w:tc>
@@ -16032,7 +16020,7 @@
               <w:jc w:val="left"/>
             </w:pPr>
             <w:r>
-              <w:t xml:space="preserve">2.16.0</w:t>
+              <w:t xml:space="preserve">3.0.0</w:t>
             </w:r>
           </w:p>
         </w:tc>
@@ -16045,7 +16033,7 @@
               <w:jc w:val="left"/>
             </w:pPr>
             <w:r>
-              <w:t xml:space="preserve">2026-09-05</w:t>
+              <w:t xml:space="preserve">2026-09-09</w:t>
             </w:r>
           </w:p>
         </w:tc>
@@ -16062,7 +16050,7 @@
               <w:jc w:val="left"/>
             </w:pPr>
             <w:r>
-              <w:t xml:space="preserve">Updated to match template v2.16.0 — Lua filter fixes, build system updates, and technical template parity improvements.</w:t>
+              <w:t xml:space="preserve">Modular pipeline refactoring: shared Lua filter factory, shared DOCX fix logic, build system auto-discovery, unified format pipeline, GitHub Actions CI.</w:t>
             </w:r>
           </w:p>
         </w:tc>
@@ -16075,18 +16063,18 @@
               <w:jc w:val="left"/>
             </w:pPr>
             <w:r>
-              <w:t xml:space="preserve">2.13.0</w:t>
-            </w:r>
-          </w:p>
-        </w:tc>
-        <w:tc>
-          <w:tcPr/>
-          <w:p>
-            <w:pPr>
-              <w:jc w:val="left"/>
-            </w:pPr>
-            <w:r>
-              <w:t xml:space="preserve">2026-08-24</w:t>
+              <w:t xml:space="preserve">2.16.0</w:t>
+            </w:r>
+          </w:p>
+        </w:tc>
+        <w:tc>
+          <w:tcPr/>
+          <w:p>
+            <w:pPr>
+              <w:jc w:val="left"/>
+            </w:pPr>
+            <w:r>
+              <w:t xml:space="preserve">2026-09-05</w:t>
             </w:r>
           </w:p>
         </w:tc>
@@ -16101,6 +16089,51 @@
               <w:jc w:val="left"/>
             </w:pPr>
             <w:r>
+              <w:t xml:space="preserve">Updated to match template v2.16.0 — Lua filter fixes, build system updates, and technical template parity improvements.</w:t>
+            </w:r>
+          </w:p>
+        </w:tc>
+      </w:tr>
+      <w:tr>
+        <w:tc>
+          <w:tcPr>
+            <w:shd w:val="clear" w:color="auto" w:fill="F6F8FA"/>
+          </w:tcPr>
+          <w:p>
+            <w:pPr>
+              <w:jc w:val="left"/>
+            </w:pPr>
+            <w:r>
+              <w:t xml:space="preserve">2.13.0</w:t>
+            </w:r>
+          </w:p>
+        </w:tc>
+        <w:tc>
+          <w:tcPr>
+            <w:shd w:val="clear" w:color="auto" w:fill="F6F8FA"/>
+          </w:tcPr>
+          <w:p>
+            <w:pPr>
+              <w:jc w:val="left"/>
+            </w:pPr>
+            <w:r>
+              <w:t xml:space="preserve">2026-08-24</w:t>
+            </w:r>
+          </w:p>
+        </w:tc>
+        <w:tc>
+          <w:tcPr>
+            <w:shd w:val="clear" w:color="auto" w:fill="F6F8FA"/>
+          </w:tcPr>
+          <w:p>
+            <w:pPr>
+              <w:numPr>
+                <w:ilvl w:val="0"/>
+                <w:numId w:val="1087"/>
+              </w:numPr>
+              <w:jc w:val="left"/>
+            </w:pPr>
+            <w:r>
               <w:t xml:space="preserve">Foundation refactoring Phase 4: make DOCX</w:t>
             </w:r>
             <w:r>
@@ -16168,9 +16201,7 @@
       </w:tr>
       <w:tr>
         <w:tc>
-          <w:tcPr>
-            <w:shd w:val="clear" w:color="auto" w:fill="F6F8FA"/>
-          </w:tcPr>
+          <w:tcPr/>
           <w:p>
             <w:pPr>
               <w:jc w:val="left"/>
@@ -16181,9 +16212,7 @@
           </w:p>
         </w:tc>
         <w:tc>
-          <w:tcPr>
-            <w:shd w:val="clear" w:color="auto" w:fill="F6F8FA"/>
-          </w:tcPr>
+          <w:tcPr/>
           <w:p>
             <w:pPr>
               <w:jc w:val="left"/>
@@ -16194,14 +16223,12 @@
           </w:p>
         </w:tc>
         <w:tc>
-          <w:tcPr>
-            <w:shd w:val="clear" w:color="auto" w:fill="F6F8FA"/>
-          </w:tcPr>
+          <w:tcPr/>
           <w:p>
             <w:pPr>
               <w:numPr>
                 <w:ilvl w:val="0"/>
-                <w:numId w:val="1087"/>
+                <w:numId w:val="1088"/>
               </w:numPr>
               <w:jc w:val="left"/>
             </w:pPr>
@@ -16363,7 +16390,9 @@
       </w:tr>
       <w:tr>
         <w:tc>
-          <w:tcPr/>
+          <w:tcPr>
+            <w:shd w:val="clear" w:color="auto" w:fill="F6F8FA"/>
+          </w:tcPr>
           <w:p>
             <w:pPr>
               <w:jc w:val="left"/>
@@ -16374,7 +16403,9 @@
           </w:p>
         </w:tc>
         <w:tc>
-          <w:tcPr/>
+          <w:tcPr>
+            <w:shd w:val="clear" w:color="auto" w:fill="F6F8FA"/>
+          </w:tcPr>
           <w:p>
             <w:pPr>
               <w:jc w:val="left"/>
@@ -16385,12 +16416,14 @@
           </w:p>
         </w:tc>
         <w:tc>
-          <w:tcPr/>
+          <w:tcPr>
+            <w:shd w:val="clear" w:color="auto" w:fill="F6F8FA"/>
+          </w:tcPr>
           <w:p>
             <w:pPr>
               <w:numPr>
                 <w:ilvl w:val="0"/>
-                <w:numId w:val="1088"/>
+                <w:numId w:val="1089"/>
               </w:numPr>
               <w:jc w:val="left"/>
             </w:pPr>
@@ -16456,9 +16489,7 @@
       </w:tr>
       <w:tr>
         <w:tc>
-          <w:tcPr>
-            <w:shd w:val="clear" w:color="auto" w:fill="F6F8FA"/>
-          </w:tcPr>
+          <w:tcPr/>
           <w:p>
             <w:pPr>
               <w:jc w:val="left"/>
@@ -16469,56 +16500,13 @@
           </w:p>
         </w:tc>
         <w:tc>
-          <w:tcPr>
-            <w:shd w:val="clear" w:color="auto" w:fill="F6F8FA"/>
-          </w:tcPr>
+          <w:tcPr/>
           <w:p>
             <w:pPr>
               <w:jc w:val="left"/>
             </w:pPr>
             <w:r>
               <w:t xml:space="preserve">2026-08-24</w:t>
-            </w:r>
-          </w:p>
-        </w:tc>
-        <w:tc>
-          <w:tcPr>
-            <w:shd w:val="clear" w:color="auto" w:fill="F6F8FA"/>
-          </w:tcPr>
-          <w:p>
-            <w:pPr>
-              <w:numPr>
-                <w:ilvl w:val="0"/>
-                <w:numId w:val="1089"/>
-              </w:numPr>
-              <w:jc w:val="left"/>
-            </w:pPr>
-            <w:r>
-              <w:t xml:space="preserve">Foundation refactoring Phase 1: sync cls version to project tag, fix stale doc references (L16 output count, L-range, setup-guide feature claim), add test-sync.sh for version consistency checking.</w:t>
-            </w:r>
-          </w:p>
-        </w:tc>
-      </w:tr>
-      <w:tr>
-        <w:tc>
-          <w:tcPr/>
-          <w:p>
-            <w:pPr>
-              <w:jc w:val="left"/>
-            </w:pPr>
-            <w:r>
-              <w:t xml:space="preserve">2.9.1</w:t>
-            </w:r>
-          </w:p>
-        </w:tc>
-        <w:tc>
-          <w:tcPr/>
-          <w:p>
-            <w:pPr>
-              <w:jc w:val="left"/>
-            </w:pPr>
-            <w:r>
-              <w:t xml:space="preserve">2026-08-23</w:t>
             </w:r>
           </w:p>
         </w:tc>
@@ -16533,6 +16521,51 @@
               <w:jc w:val="left"/>
             </w:pPr>
             <w:r>
+              <w:t xml:space="preserve">Foundation refactoring Phase 1: sync cls version to project tag, fix stale doc references (L16 output count, L-range, setup-guide feature claim), add test-sync.sh for version consistency checking.</w:t>
+            </w:r>
+          </w:p>
+        </w:tc>
+      </w:tr>
+      <w:tr>
+        <w:tc>
+          <w:tcPr>
+            <w:shd w:val="clear" w:color="auto" w:fill="F6F8FA"/>
+          </w:tcPr>
+          <w:p>
+            <w:pPr>
+              <w:jc w:val="left"/>
+            </w:pPr>
+            <w:r>
+              <w:t xml:space="preserve">2.9.1</w:t>
+            </w:r>
+          </w:p>
+        </w:tc>
+        <w:tc>
+          <w:tcPr>
+            <w:shd w:val="clear" w:color="auto" w:fill="F6F8FA"/>
+          </w:tcPr>
+          <w:p>
+            <w:pPr>
+              <w:jc w:val="left"/>
+            </w:pPr>
+            <w:r>
+              <w:t xml:space="preserve">2026-08-23</w:t>
+            </w:r>
+          </w:p>
+        </w:tc>
+        <w:tc>
+          <w:tcPr>
+            <w:shd w:val="clear" w:color="auto" w:fill="F6F8FA"/>
+          </w:tcPr>
+          <w:p>
+            <w:pPr>
+              <w:numPr>
+                <w:ilvl w:val="0"/>
+                <w:numId w:val="1091"/>
+              </w:numPr>
+              <w:jc w:val="left"/>
+            </w:pPr>
+            <w:r>
               <w:t xml:space="preserve">HTML and Markdown outputs now embed images as base64 data URIs. HTML uses pandoc</w:t>
             </w:r>
             <w:r>
@@ -16564,58 +16597,13 @@
       </w:tr>
       <w:tr>
         <w:tc>
-          <w:tcPr>
-            <w:shd w:val="clear" w:color="auto" w:fill="F6F8FA"/>
-          </w:tcPr>
+          <w:tcPr/>
           <w:p>
             <w:pPr>
               <w:jc w:val="left"/>
             </w:pPr>
             <w:r>
               <w:t xml:space="preserve">2.9.0</w:t>
-            </w:r>
-          </w:p>
-        </w:tc>
-        <w:tc>
-          <w:tcPr>
-            <w:shd w:val="clear" w:color="auto" w:fill="F6F8FA"/>
-          </w:tcPr>
-          <w:p>
-            <w:pPr>
-              <w:jc w:val="left"/>
-            </w:pPr>
-            <w:r>
-              <w:t xml:space="preserve">2026-08-23</w:t>
-            </w:r>
-          </w:p>
-        </w:tc>
-        <w:tc>
-          <w:tcPr>
-            <w:shd w:val="clear" w:color="auto" w:fill="F6F8FA"/>
-          </w:tcPr>
-          <w:p>
-            <w:pPr>
-              <w:numPr>
-                <w:ilvl w:val="0"/>
-                <w:numId w:val="1091"/>
-              </w:numPr>
-              <w:jc w:val="left"/>
-            </w:pPr>
-            <w:r>
-              <w:t xml:space="preserve">DOCX: fix content width (8504→9638tw, margins are 2cm not 3cm). Add footer page numbers. Style TOC heading (22pt bold + rule). Add hutable table width + fixed layout.</w:t>
-            </w:r>
-          </w:p>
-        </w:tc>
-      </w:tr>
-      <w:tr>
-        <w:tc>
-          <w:tcPr/>
-          <w:p>
-            <w:pPr>
-              <w:jc w:val="left"/>
-            </w:pPr>
-            <w:r>
-              <w:t xml:space="preserve">2.8.3</w:t>
             </w:r>
           </w:p>
         </w:tc>
@@ -16641,7 +16629,7 @@
               <w:jc w:val="left"/>
             </w:pPr>
             <w:r>
-              <w:t xml:space="preserve">DOCX fix: callout tables now have explicit width (8504tw) and fixed layout. Changelog section heading now uses custom H1 format (56pt number, red border, right tab) instead of pandoc’s default.</w:t>
+              <w:t xml:space="preserve">DOCX: fix content width (8504→9638tw, margins are 2cm not 3cm). Add footer page numbers. Style TOC heading (22pt bold + rule). Add hutable table width + fixed layout.</w:t>
             </w:r>
           </w:p>
         </w:tc>
@@ -16656,7 +16644,7 @@
               <w:jc w:val="left"/>
             </w:pPr>
             <w:r>
-              <w:t xml:space="preserve">2.8.2</w:t>
+              <w:t xml:space="preserve">2.8.3</w:t>
             </w:r>
           </w:p>
         </w:tc>
@@ -16686,7 +16674,7 @@
               <w:jc w:val="left"/>
             </w:pPr>
             <w:r>
-              <w:t xml:space="preserve">DOCX H1 heading: reverted table approach to paragraph with tab stop + red bottom border. Table broke navigation pane and TOC field. Paragraph preserves Heading1 style for navigation while matching PDF layout (number left, title right, red rule below).</w:t>
+              <w:t xml:space="preserve">DOCX fix: callout tables now have explicit width (8504tw) and fixed layout. Changelog section heading now uses custom H1 format (56pt number, red border, right tab) instead of pandoc’s default.</w:t>
             </w:r>
           </w:p>
         </w:tc>
@@ -16699,7 +16687,7 @@
               <w:jc w:val="left"/>
             </w:pPr>
             <w:r>
-              <w:t xml:space="preserve">2.8.1</w:t>
+              <w:t xml:space="preserve">2.8.2</w:t>
             </w:r>
           </w:p>
         </w:tc>
@@ -16725,7 +16713,7 @@
               <w:jc w:val="left"/>
             </w:pPr>
             <w:r>
-              <w:t xml:space="preserve">DOCX heading fix: text color reverted to black (was incorrectly changed to Huawei red in v2.8.0). H1 now uses a two-column table (number left, title right) with red bottom rule. H2-H4 use simple inline format (number + title, no right tab stop).</w:t>
+              <w:t xml:space="preserve">DOCX H1 heading: reverted table approach to paragraph with tab stop + red bottom border. Table broke navigation pane and TOC field. Paragraph preserves Heading1 style for navigation while matching PDF layout (number left, title right, red rule below).</w:t>
             </w:r>
           </w:p>
         </w:tc>
@@ -16740,7 +16728,7 @@
               <w:jc w:val="left"/>
             </w:pPr>
             <w:r>
-              <w:t xml:space="preserve">2.8.0</w:t>
+              <w:t xml:space="preserve">2.8.1</w:t>
             </w:r>
           </w:p>
         </w:tc>
@@ -16770,7 +16758,7 @@
               <w:jc w:val="left"/>
             </w:pPr>
             <w:r>
-              <w:t xml:space="preserve">DOCX output: match PDF styling --- heading colors (Huawei red), H1 number size (56pt), callout borders (left-only) and padding, changelog formatting (rules, bold version, italic date), caption style (9pt bold), badge style (8pt bold white on red), list indentation.</w:t>
+              <w:t xml:space="preserve">DOCX heading fix: text color reverted to black (was incorrectly changed to Huawei red in v2.8.0). H1 now uses a two-column table (number left, title right) with red bottom rule. H2-H4 use simple inline format (number + title, no right tab stop).</w:t>
             </w:r>
           </w:p>
         </w:tc>
@@ -16783,18 +16771,18 @@
               <w:jc w:val="left"/>
             </w:pPr>
             <w:r>
-              <w:t xml:space="preserve">2.7.1</w:t>
-            </w:r>
-          </w:p>
-        </w:tc>
-        <w:tc>
-          <w:tcPr/>
-          <w:p>
-            <w:pPr>
-              <w:jc w:val="left"/>
-            </w:pPr>
-            <w:r>
-              <w:t xml:space="preserve">2026-08-17</w:t>
+              <w:t xml:space="preserve">2.8.0</w:t>
+            </w:r>
+          </w:p>
+        </w:tc>
+        <w:tc>
+          <w:tcPr/>
+          <w:p>
+            <w:pPr>
+              <w:jc w:val="left"/>
+            </w:pPr>
+            <w:r>
+              <w:t xml:space="preserve">2026-08-23</w:t>
             </w:r>
           </w:p>
         </w:tc>
@@ -16809,6 +16797,51 @@
               <w:jc w:val="left"/>
             </w:pPr>
             <w:r>
+              <w:t xml:space="preserve">DOCX output: match PDF styling --- heading colors (Huawei red), H1 number size (56pt), callout borders (left-only) and padding, changelog formatting (rules, bold version, italic date), caption style (9pt bold), badge style (8pt bold white on red), list indentation.</w:t>
+            </w:r>
+          </w:p>
+        </w:tc>
+      </w:tr>
+      <w:tr>
+        <w:tc>
+          <w:tcPr>
+            <w:shd w:val="clear" w:color="auto" w:fill="F6F8FA"/>
+          </w:tcPr>
+          <w:p>
+            <w:pPr>
+              <w:jc w:val="left"/>
+            </w:pPr>
+            <w:r>
+              <w:t xml:space="preserve">2.7.1</w:t>
+            </w:r>
+          </w:p>
+        </w:tc>
+        <w:tc>
+          <w:tcPr>
+            <w:shd w:val="clear" w:color="auto" w:fill="F6F8FA"/>
+          </w:tcPr>
+          <w:p>
+            <w:pPr>
+              <w:jc w:val="left"/>
+            </w:pPr>
+            <w:r>
+              <w:t xml:space="preserve">2026-08-17</w:t>
+            </w:r>
+          </w:p>
+        </w:tc>
+        <w:tc>
+          <w:tcPr>
+            <w:shd w:val="clear" w:color="auto" w:fill="F6F8FA"/>
+          </w:tcPr>
+          <w:p>
+            <w:pPr>
+              <w:numPr>
+                <w:ilvl w:val="0"/>
+                <w:numId w:val="1097"/>
+              </w:numPr>
+              <w:jc w:val="left"/>
+            </w:pPr>
+            <w:r>
               <w:t xml:space="preserve">Rename project repository to all lowercase (</w:t>
             </w:r>
             <w:r>
@@ -16825,9 +16858,7 @@
       </w:tr>
       <w:tr>
         <w:tc>
-          <w:tcPr>
-            <w:shd w:val="clear" w:color="auto" w:fill="F6F8FA"/>
-          </w:tcPr>
+          <w:tcPr/>
           <w:p>
             <w:pPr>
               <w:jc w:val="left"/>
@@ -16838,9 +16869,7 @@
           </w:p>
         </w:tc>
         <w:tc>
-          <w:tcPr>
-            <w:shd w:val="clear" w:color="auto" w:fill="F6F8FA"/>
-          </w:tcPr>
+          <w:tcPr/>
           <w:p>
             <w:pPr>
               <w:jc w:val="left"/>
@@ -16851,14 +16880,12 @@
           </w:p>
         </w:tc>
         <w:tc>
-          <w:tcPr>
-            <w:shd w:val="clear" w:color="auto" w:fill="F6F8FA"/>
-          </w:tcPr>
+          <w:tcPr/>
           <w:p>
             <w:pPr>
               <w:numPr>
                 <w:ilvl w:val="0"/>
-                <w:numId w:val="1097"/>
+                <w:numId w:val="1098"/>
               </w:numPr>
               <w:jc w:val="left"/>
             </w:pPr>
@@ -16900,7 +16927,9 @@
       </w:tr>
       <w:tr>
         <w:tc>
-          <w:tcPr/>
+          <w:tcPr>
+            <w:shd w:val="clear" w:color="auto" w:fill="F6F8FA"/>
+          </w:tcPr>
           <w:p>
             <w:pPr>
               <w:jc w:val="left"/>
@@ -16911,7 +16940,9 @@
           </w:p>
         </w:tc>
         <w:tc>
-          <w:tcPr/>
+          <w:tcPr>
+            <w:shd w:val="clear" w:color="auto" w:fill="F6F8FA"/>
+          </w:tcPr>
           <w:p>
             <w:pPr>
               <w:jc w:val="left"/>
@@ -16922,12 +16953,14 @@
           </w:p>
         </w:tc>
         <w:tc>
-          <w:tcPr/>
+          <w:tcPr>
+            <w:shd w:val="clear" w:color="auto" w:fill="F6F8FA"/>
+          </w:tcPr>
           <w:p>
             <w:pPr>
               <w:numPr>
                 <w:ilvl w:val="0"/>
-                <w:numId w:val="1098"/>
+                <w:numId w:val="1099"/>
               </w:numPr>
               <w:jc w:val="left"/>
             </w:pPr>
@@ -16984,9 +17017,7 @@
       </w:tr>
       <w:tr>
         <w:tc>
-          <w:tcPr>
-            <w:shd w:val="clear" w:color="auto" w:fill="F6F8FA"/>
-          </w:tcPr>
+          <w:tcPr/>
           <w:p>
             <w:pPr>
               <w:jc w:val="left"/>
@@ -16997,9 +17028,7 @@
           </w:p>
         </w:tc>
         <w:tc>
-          <w:tcPr>
-            <w:shd w:val="clear" w:color="auto" w:fill="F6F8FA"/>
-          </w:tcPr>
+          <w:tcPr/>
           <w:p>
             <w:pPr>
               <w:jc w:val="left"/>
@@ -17010,14 +17039,12 @@
           </w:p>
         </w:tc>
         <w:tc>
-          <w:tcPr>
-            <w:shd w:val="clear" w:color="auto" w:fill="F6F8FA"/>
-          </w:tcPr>
+          <w:tcPr/>
           <w:p>
             <w:pPr>
               <w:numPr>
                 <w:ilvl w:val="0"/>
-                <w:numId w:val="1099"/>
+                <w:numId w:val="1100"/>
               </w:numPr>
               <w:jc w:val="left"/>
             </w:pPr>
@@ -17044,7 +17071,7 @@
             <w:pPr>
               <w:numPr>
                 <w:ilvl w:val="0"/>
-                <w:numId w:val="1099"/>
+                <w:numId w:val="1100"/>
               </w:numPr>
               <w:jc w:val="left"/>
             </w:pPr>
@@ -17071,54 +17098,15 @@
       </w:tr>
       <w:tr>
         <w:tc>
-          <w:tcPr/>
+          <w:tcPr>
+            <w:shd w:val="clear" w:color="auto" w:fill="F6F8FA"/>
+          </w:tcPr>
           <w:p>
             <w:pPr>
               <w:jc w:val="left"/>
             </w:pPr>
             <w:r>
               <w:t xml:space="preserve">2.5.1</w:t>
-            </w:r>
-          </w:p>
-        </w:tc>
-        <w:tc>
-          <w:tcPr/>
-          <w:p>
-            <w:pPr>
-              <w:jc w:val="left"/>
-            </w:pPr>
-            <w:r>
-              <w:t xml:space="preserve">2026-08-10</w:t>
-            </w:r>
-          </w:p>
-        </w:tc>
-        <w:tc>
-          <w:tcPr/>
-          <w:p>
-            <w:pPr>
-              <w:numPr>
-                <w:ilvl w:val="0"/>
-                <w:numId w:val="1100"/>
-              </w:numPr>
-              <w:jc w:val="left"/>
-            </w:pPr>
-            <w:r>
-              <w:t xml:space="preserve">H1 section title size reduced from 27pt to 20pt.</w:t>
-            </w:r>
-          </w:p>
-        </w:tc>
-      </w:tr>
-      <w:tr>
-        <w:tc>
-          <w:tcPr>
-            <w:shd w:val="clear" w:color="auto" w:fill="F6F8FA"/>
-          </w:tcPr>
-          <w:p>
-            <w:pPr>
-              <w:jc w:val="left"/>
-            </w:pPr>
-            <w:r>
-              <w:t xml:space="preserve">2.5.0</w:t>
             </w:r>
           </w:p>
         </w:tc>
@@ -17148,13 +17136,7 @@
               <w:jc w:val="left"/>
             </w:pPr>
             <w:r>
-              <w:t xml:space="preserve">Default image size increased: width 65% → 90% of text width,</w:t>
-            </w:r>
-            <w:r>
-              <w:t xml:space="preserve"> </w:t>
-            </w:r>
-            <w:r>
-              <w:t xml:space="preserve">height 40% → 50% of text height.</w:t>
+              <w:t xml:space="preserve">H1 section title size reduced from 27pt to 20pt.</w:t>
             </w:r>
           </w:p>
         </w:tc>
@@ -17167,7 +17149,7 @@
               <w:jc w:val="left"/>
             </w:pPr>
             <w:r>
-              <w:t xml:space="preserve">2.4.0</w:t>
+              <w:t xml:space="preserve">2.5.0</w:t>
             </w:r>
           </w:p>
         </w:tc>
@@ -17193,14 +17175,65 @@
               <w:jc w:val="left"/>
             </w:pPr>
             <w:r>
-              <w:t xml:space="preserve">Enlarged H1 section title (18pt → 27pt, 50% bigger).</w:t>
-            </w:r>
-          </w:p>
+              <w:t xml:space="preserve">Default image size increased: width 65% → 90% of text width,</w:t>
+            </w:r>
+            <w:r>
+              <w:t xml:space="preserve"> </w:t>
+            </w:r>
+            <w:r>
+              <w:t xml:space="preserve">height 40% → 50% of text height.</w:t>
+            </w:r>
+          </w:p>
+        </w:tc>
+      </w:tr>
+      <w:tr>
+        <w:tc>
+          <w:tcPr>
+            <w:shd w:val="clear" w:color="auto" w:fill="F6F8FA"/>
+          </w:tcPr>
+          <w:p>
+            <w:pPr>
+              <w:jc w:val="left"/>
+            </w:pPr>
+            <w:r>
+              <w:t xml:space="preserve">2.4.0</w:t>
+            </w:r>
+          </w:p>
+        </w:tc>
+        <w:tc>
+          <w:tcPr>
+            <w:shd w:val="clear" w:color="auto" w:fill="F6F8FA"/>
+          </w:tcPr>
+          <w:p>
+            <w:pPr>
+              <w:jc w:val="left"/>
+            </w:pPr>
+            <w:r>
+              <w:t xml:space="preserve">2026-08-10</w:t>
+            </w:r>
+          </w:p>
+        </w:tc>
+        <w:tc>
+          <w:tcPr>
+            <w:shd w:val="clear" w:color="auto" w:fill="F6F8FA"/>
+          </w:tcPr>
           <w:p>
             <w:pPr>
               <w:numPr>
                 <w:ilvl w:val="0"/>
-                <w:numId w:val="1102"/>
+                <w:numId w:val="1103"/>
+              </w:numPr>
+              <w:jc w:val="left"/>
+            </w:pPr>
+            <w:r>
+              <w:t xml:space="preserve">Enlarged H1 section title (18pt → 27pt, 50% bigger).</w:t>
+            </w:r>
+          </w:p>
+          <w:p>
+            <w:pPr>
+              <w:numPr>
+                <w:ilvl w:val="0"/>
+                <w:numId w:val="1103"/>
               </w:numPr>
               <w:jc w:val="left"/>
             </w:pPr>
@@ -17227,9 +17260,7 @@
       </w:tr>
       <w:tr>
         <w:tc>
-          <w:tcPr>
-            <w:shd w:val="clear" w:color="auto" w:fill="F6F8FA"/>
-          </w:tcPr>
+          <w:tcPr/>
           <w:p>
             <w:pPr>
               <w:jc w:val="left"/>
@@ -17240,9 +17271,7 @@
           </w:p>
         </w:tc>
         <w:tc>
-          <w:tcPr>
-            <w:shd w:val="clear" w:color="auto" w:fill="F6F8FA"/>
-          </w:tcPr>
+          <w:tcPr/>
           <w:p>
             <w:pPr>
               <w:jc w:val="left"/>
@@ -17253,14 +17282,12 @@
           </w:p>
         </w:tc>
         <w:tc>
-          <w:tcPr>
-            <w:shd w:val="clear" w:color="auto" w:fill="F6F8FA"/>
-          </w:tcPr>
+          <w:tcPr/>
           <w:p>
             <w:pPr>
               <w:numPr>
                 <w:ilvl w:val="0"/>
-                <w:numId w:val="1103"/>
+                <w:numId w:val="1104"/>
               </w:numPr>
               <w:jc w:val="left"/>
             </w:pPr>
@@ -17287,7 +17314,9 @@
       </w:tr>
       <w:tr>
         <w:tc>
-          <w:tcPr/>
+          <w:tcPr>
+            <w:shd w:val="clear" w:color="auto" w:fill="F6F8FA"/>
+          </w:tcPr>
           <w:p>
             <w:pPr>
               <w:jc w:val="left"/>
@@ -17298,7 +17327,9 @@
           </w:p>
         </w:tc>
         <w:tc>
-          <w:tcPr/>
+          <w:tcPr>
+            <w:shd w:val="clear" w:color="auto" w:fill="F6F8FA"/>
+          </w:tcPr>
           <w:p>
             <w:pPr>
               <w:jc w:val="left"/>
@@ -17309,12 +17340,14 @@
           </w:p>
         </w:tc>
         <w:tc>
-          <w:tcPr/>
+          <w:tcPr>
+            <w:shd w:val="clear" w:color="auto" w:fill="F6F8FA"/>
+          </w:tcPr>
           <w:p>
             <w:pPr>
               <w:numPr>
                 <w:ilvl w:val="0"/>
-                <w:numId w:val="1104"/>
+                <w:numId w:val="1105"/>
               </w:numPr>
               <w:jc w:val="left"/>
             </w:pPr>
@@ -17386,9 +17419,7 @@
       </w:tr>
       <w:tr>
         <w:tc>
-          <w:tcPr>
-            <w:shd w:val="clear" w:color="auto" w:fill="F6F8FA"/>
-          </w:tcPr>
+          <w:tcPr/>
           <w:p>
             <w:pPr>
               <w:jc w:val="left"/>
@@ -17399,9 +17430,7 @@
           </w:p>
         </w:tc>
         <w:tc>
-          <w:tcPr>
-            <w:shd w:val="clear" w:color="auto" w:fill="F6F8FA"/>
-          </w:tcPr>
+          <w:tcPr/>
           <w:p>
             <w:pPr>
               <w:jc w:val="left"/>
@@ -17412,14 +17441,12 @@
           </w:p>
         </w:tc>
         <w:tc>
-          <w:tcPr>
-            <w:shd w:val="clear" w:color="auto" w:fill="F6F8FA"/>
-          </w:tcPr>
+          <w:tcPr/>
           <w:p>
             <w:pPr>
               <w:numPr>
                 <w:ilvl w:val="0"/>
-                <w:numId w:val="1105"/>
+                <w:numId w:val="1106"/>
               </w:numPr>
               <w:jc w:val="left"/>
             </w:pPr>
@@ -17476,7 +17503,9 @@
       </w:tr>
       <w:tr>
         <w:tc>
-          <w:tcPr/>
+          <w:tcPr>
+            <w:shd w:val="clear" w:color="auto" w:fill="F6F8FA"/>
+          </w:tcPr>
           <w:p>
             <w:pPr>
               <w:jc w:val="left"/>
@@ -17487,7 +17516,9 @@
           </w:p>
         </w:tc>
         <w:tc>
-          <w:tcPr/>
+          <w:tcPr>
+            <w:shd w:val="clear" w:color="auto" w:fill="F6F8FA"/>
+          </w:tcPr>
           <w:p>
             <w:pPr>
               <w:jc w:val="left"/>
@@ -17498,12 +17529,14 @@
           </w:p>
         </w:tc>
         <w:tc>
-          <w:tcPr/>
+          <w:tcPr>
+            <w:shd w:val="clear" w:color="auto" w:fill="F6F8FA"/>
+          </w:tcPr>
           <w:p>
             <w:pPr>
               <w:numPr>
                 <w:ilvl w:val="0"/>
-                <w:numId w:val="1106"/>
+                <w:numId w:val="1107"/>
               </w:numPr>
               <w:jc w:val="left"/>
             </w:pPr>
@@ -17530,58 +17563,13 @@
       </w:tr>
       <w:tr>
         <w:tc>
-          <w:tcPr>
-            <w:shd w:val="clear" w:color="auto" w:fill="F6F8FA"/>
-          </w:tcPr>
+          <w:tcPr/>
           <w:p>
             <w:pPr>
               <w:jc w:val="left"/>
             </w:pPr>
             <w:r>
               <w:t xml:space="preserve">2.2.2</w:t>
-            </w:r>
-          </w:p>
-        </w:tc>
-        <w:tc>
-          <w:tcPr>
-            <w:shd w:val="clear" w:color="auto" w:fill="F6F8FA"/>
-          </w:tcPr>
-          <w:p>
-            <w:pPr>
-              <w:jc w:val="left"/>
-            </w:pPr>
-            <w:r>
-              <w:t xml:space="preserve">2026-08-08</w:t>
-            </w:r>
-          </w:p>
-        </w:tc>
-        <w:tc>
-          <w:tcPr>
-            <w:shd w:val="clear" w:color="auto" w:fill="F6F8FA"/>
-          </w:tcPr>
-          <w:p>
-            <w:pPr>
-              <w:numPr>
-                <w:ilvl w:val="0"/>
-                <w:numId w:val="1107"/>
-              </w:numPr>
-              <w:jc w:val="left"/>
-            </w:pPr>
-            <w:r>
-              <w:t xml:space="preserve">Fixed chapter reference in prerequisite (Chapter 3 → Chapter 4).</w:t>
-            </w:r>
-          </w:p>
-        </w:tc>
-      </w:tr>
-      <w:tr>
-        <w:tc>
-          <w:tcPr/>
-          <w:p>
-            <w:pPr>
-              <w:jc w:val="left"/>
-            </w:pPr>
-            <w:r>
-              <w:t xml:space="preserve">2.2.1</w:t>
             </w:r>
           </w:p>
         </w:tc>
@@ -17607,7 +17595,7 @@
               <w:jc w:val="left"/>
             </w:pPr>
             <w:r>
-              <w:t xml:space="preserve">Changed table and figure caption labels to black (was Huawei red).</w:t>
+              <w:t xml:space="preserve">Fixed chapter reference in prerequisite (Chapter 3 → Chapter 4).</w:t>
             </w:r>
           </w:p>
         </w:tc>
@@ -17622,7 +17610,7 @@
               <w:jc w:val="left"/>
             </w:pPr>
             <w:r>
-              <w:t xml:space="preserve">2.2.0</w:t>
+              <w:t xml:space="preserve">2.2.1</w:t>
             </w:r>
           </w:p>
         </w:tc>
@@ -17652,13 +17640,7 @@
               <w:jc w:val="left"/>
             </w:pPr>
             <w:r>
-              <w:t xml:space="preserve">Added Huawei-branded table styling: red header bar, alternating row</w:t>
-            </w:r>
-            <w:r>
-              <w:t xml:space="preserve"> </w:t>
-            </w:r>
-            <w:r>
-              <w:t xml:space="preserve">colors, and bordered cells.</w:t>
+              <w:t xml:space="preserve">Changed table and figure caption labels to black (was Huawei red).</w:t>
             </w:r>
           </w:p>
         </w:tc>
@@ -17671,18 +17653,18 @@
               <w:jc w:val="left"/>
             </w:pPr>
             <w:r>
-              <w:t xml:space="preserve">2.1.0</w:t>
-            </w:r>
-          </w:p>
-        </w:tc>
-        <w:tc>
-          <w:tcPr/>
-          <w:p>
-            <w:pPr>
-              <w:jc w:val="left"/>
-            </w:pPr>
-            <w:r>
-              <w:t xml:space="preserve">2026-08-06</w:t>
+              <w:t xml:space="preserve">2.2.0</w:t>
+            </w:r>
+          </w:p>
+        </w:tc>
+        <w:tc>
+          <w:tcPr/>
+          <w:p>
+            <w:pPr>
+              <w:jc w:val="left"/>
+            </w:pPr>
+            <w:r>
+              <w:t xml:space="preserve">2026-08-08</w:t>
             </w:r>
           </w:p>
         </w:tc>
@@ -17697,6 +17679,57 @@
               <w:jc w:val="left"/>
             </w:pPr>
             <w:r>
+              <w:t xml:space="preserve">Added Huawei-branded table styling: red header bar, alternating row</w:t>
+            </w:r>
+            <w:r>
+              <w:t xml:space="preserve"> </w:t>
+            </w:r>
+            <w:r>
+              <w:t xml:space="preserve">colors, and bordered cells.</w:t>
+            </w:r>
+          </w:p>
+        </w:tc>
+      </w:tr>
+      <w:tr>
+        <w:tc>
+          <w:tcPr>
+            <w:shd w:val="clear" w:color="auto" w:fill="F6F8FA"/>
+          </w:tcPr>
+          <w:p>
+            <w:pPr>
+              <w:jc w:val="left"/>
+            </w:pPr>
+            <w:r>
+              <w:t xml:space="preserve">2.1.0</w:t>
+            </w:r>
+          </w:p>
+        </w:tc>
+        <w:tc>
+          <w:tcPr>
+            <w:shd w:val="clear" w:color="auto" w:fill="F6F8FA"/>
+          </w:tcPr>
+          <w:p>
+            <w:pPr>
+              <w:jc w:val="left"/>
+            </w:pPr>
+            <w:r>
+              <w:t xml:space="preserve">2026-08-06</w:t>
+            </w:r>
+          </w:p>
+        </w:tc>
+        <w:tc>
+          <w:tcPr>
+            <w:shd w:val="clear" w:color="auto" w:fill="F6F8FA"/>
+          </w:tcPr>
+          <w:p>
+            <w:pPr>
+              <w:numPr>
+                <w:ilvl w:val="0"/>
+                <w:numId w:val="1111"/>
+              </w:numPr>
+              <w:jc w:val="left"/>
+            </w:pPr>
+            <w:r>
               <w:t xml:space="preserve">Updated ECS flavor to</w:t>
             </w:r>
             <w:r>
@@ -17719,7 +17752,7 @@
             <w:pPr>
               <w:numPr>
                 <w:ilvl w:val="0"/>
-                <w:numId w:val="1110"/>
+                <w:numId w:val="1111"/>
               </w:numPr>
               <w:jc w:val="left"/>
             </w:pPr>
@@ -17731,7 +17764,7 @@
             <w:pPr>
               <w:numPr>
                 <w:ilvl w:val="0"/>
-                <w:numId w:val="1110"/>
+                <w:numId w:val="1111"/>
               </w:numPr>
               <w:jc w:val="left"/>
             </w:pPr>
@@ -17743,7 +17776,7 @@
             <w:pPr>
               <w:numPr>
                 <w:ilvl w:val="0"/>
-                <w:numId w:val="1110"/>
+                <w:numId w:val="1111"/>
               </w:numPr>
               <w:jc w:val="left"/>
             </w:pPr>
@@ -17755,7 +17788,7 @@
             <w:pPr>
               <w:numPr>
                 <w:ilvl w:val="0"/>
-                <w:numId w:val="1110"/>
+                <w:numId w:val="1111"/>
               </w:numPr>
               <w:jc w:val="left"/>
             </w:pPr>
@@ -17767,7 +17800,7 @@
             <w:pPr>
               <w:numPr>
                 <w:ilvl w:val="0"/>
-                <w:numId w:val="1110"/>
+                <w:numId w:val="1111"/>
               </w:numPr>
               <w:jc w:val="left"/>
             </w:pPr>
@@ -17785,7 +17818,7 @@
             <w:pPr>
               <w:numPr>
                 <w:ilvl w:val="0"/>
-                <w:numId w:val="1110"/>
+                <w:numId w:val="1111"/>
               </w:numPr>
               <w:jc w:val="left"/>
             </w:pPr>
@@ -17834,7 +17867,7 @@
             <w:pPr>
               <w:numPr>
                 <w:ilvl w:val="0"/>
-                <w:numId w:val="1110"/>
+                <w:numId w:val="1111"/>
               </w:numPr>
               <w:jc w:val="left"/>
             </w:pPr>
@@ -17846,7 +17879,7 @@
             <w:pPr>
               <w:numPr>
                 <w:ilvl w:val="0"/>
-                <w:numId w:val="1110"/>
+                <w:numId w:val="1111"/>
               </w:numPr>
               <w:jc w:val="left"/>
             </w:pPr>
@@ -17897,7 +17930,7 @@
             <w:pPr>
               <w:numPr>
                 <w:ilvl w:val="0"/>
-                <w:numId w:val="1110"/>
+                <w:numId w:val="1111"/>
               </w:numPr>
               <w:jc w:val="left"/>
             </w:pPr>
@@ -17924,9 +17957,7 @@
       </w:tr>
       <w:tr>
         <w:tc>
-          <w:tcPr>
-            <w:shd w:val="clear" w:color="auto" w:fill="F6F8FA"/>
-          </w:tcPr>
+          <w:tcPr/>
           <w:p>
             <w:pPr>
               <w:jc w:val="left"/>
@@ -17937,9 +17968,7 @@
           </w:p>
         </w:tc>
         <w:tc>
-          <w:tcPr>
-            <w:shd w:val="clear" w:color="auto" w:fill="F6F8FA"/>
-          </w:tcPr>
+          <w:tcPr/>
           <w:p>
             <w:pPr>
               <w:jc w:val="left"/>
@@ -17950,14 +17979,12 @@
           </w:p>
         </w:tc>
         <w:tc>
-          <w:tcPr>
-            <w:shd w:val="clear" w:color="auto" w:fill="F6F8FA"/>
-          </w:tcPr>
+          <w:tcPr/>
           <w:p>
             <w:pPr>
               <w:numPr>
                 <w:ilvl w:val="0"/>
-                <w:numId w:val="1111"/>
+                <w:numId w:val="1112"/>
               </w:numPr>
               <w:jc w:val="left"/>
             </w:pPr>
@@ -17975,7 +18002,7 @@
             <w:pPr>
               <w:numPr>
                 <w:ilvl w:val="0"/>
-                <w:numId w:val="1111"/>
+                <w:numId w:val="1112"/>
               </w:numPr>
               <w:jc w:val="left"/>
             </w:pPr>
@@ -18029,7 +18056,7 @@
             <w:pPr>
               <w:numPr>
                 <w:ilvl w:val="0"/>
-                <w:numId w:val="1111"/>
+                <w:numId w:val="1112"/>
               </w:numPr>
               <w:jc w:val="left"/>
             </w:pPr>
@@ -18077,7 +18104,7 @@
             <w:pPr>
               <w:numPr>
                 <w:ilvl w:val="0"/>
-                <w:numId w:val="1111"/>
+                <w:numId w:val="1112"/>
               </w:numPr>
               <w:jc w:val="left"/>
             </w:pPr>
@@ -18098,7 +18125,9 @@
       </w:tr>
       <w:tr>
         <w:tc>
-          <w:tcPr/>
+          <w:tcPr>
+            <w:shd w:val="clear" w:color="auto" w:fill="F6F8FA"/>
+          </w:tcPr>
           <w:p>
             <w:pPr>
               <w:jc w:val="left"/>
@@ -18109,7 +18138,9 @@
           </w:p>
         </w:tc>
         <w:tc>
-          <w:tcPr/>
+          <w:tcPr>
+            <w:shd w:val="clear" w:color="auto" w:fill="F6F8FA"/>
+          </w:tcPr>
           <w:p>
             <w:pPr>
               <w:jc w:val="left"/>
@@ -18120,12 +18151,14 @@
           </w:p>
         </w:tc>
         <w:tc>
-          <w:tcPr/>
+          <w:tcPr>
+            <w:shd w:val="clear" w:color="auto" w:fill="F6F8FA"/>
+          </w:tcPr>
           <w:p>
             <w:pPr>
               <w:numPr>
                 <w:ilvl w:val="0"/>
-                <w:numId w:val="1112"/>
+                <w:numId w:val="1113"/>
               </w:numPr>
               <w:jc w:val="left"/>
             </w:pPr>
@@ -18137,7 +18170,7 @@
             <w:pPr>
               <w:numPr>
                 <w:ilvl w:val="0"/>
-                <w:numId w:val="1112"/>
+                <w:numId w:val="1113"/>
               </w:numPr>
               <w:jc w:val="left"/>
             </w:pPr>
@@ -18149,7 +18182,7 @@
             <w:pPr>
               <w:numPr>
                 <w:ilvl w:val="0"/>
-                <w:numId w:val="1112"/>
+                <w:numId w:val="1113"/>
               </w:numPr>
               <w:jc w:val="left"/>
             </w:pPr>
@@ -18161,7 +18194,7 @@
             <w:pPr>
               <w:numPr>
                 <w:ilvl w:val="0"/>
-                <w:numId w:val="1112"/>
+                <w:numId w:val="1113"/>
               </w:numPr>
               <w:jc w:val="left"/>
             </w:pPr>
@@ -18179,7 +18212,7 @@
             <w:pPr>
               <w:numPr>
                 <w:ilvl w:val="0"/>
-                <w:numId w:val="1112"/>
+                <w:numId w:val="1113"/>
               </w:numPr>
               <w:jc w:val="left"/>
             </w:pPr>
@@ -18191,7 +18224,7 @@
             <w:pPr>
               <w:numPr>
                 <w:ilvl w:val="0"/>
-                <w:numId w:val="1112"/>
+                <w:numId w:val="1113"/>
               </w:numPr>
               <w:jc w:val="left"/>
             </w:pPr>
@@ -19572,6 +19605,9 @@
     <w:abstractNumId w:val="991"/>
   </w:num>
   <w:num w:numId="1112">
+    <w:abstractNumId w:val="991"/>
+  </w:num>
+  <w:num w:numId="1113">
     <w:abstractNumId w:val="991"/>
   </w:num>
 </w:numbering>

--- a/documents/setup-guide/setup-guide.docx
+++ b/documents/setup-guide/setup-guide.docx
@@ -84,7 +84,7 @@
           <w:b/>
           <w:sz w:val="24"/>
         </w:rPr>
-        <w:t xml:space="preserve">v6.8.1</w:t>
+        <w:t xml:space="preserve">v6.8.2</w:t>
       </w:r>
       <w:r>
         <w:rPr>
@@ -96,7 +96,7 @@
         <w:rPr>
           <w:sz w:val="24"/>
         </w:rPr>
-        <w:t xml:space="preserve">— September 20, 2026 20:01</w:t>
+        <w:t xml:space="preserve">— September 20, 2026 20:36</w:t>
       </w:r>
     </w:p>
     <w:sdt>
@@ -13345,7 +13345,7 @@
               <w:jc w:val="left"/>
             </w:pPr>
             <w:r>
-              <w:t xml:space="preserve">6.8.1</w:t>
+              <w:t xml:space="preserve">6.8.2</w:t>
             </w:r>
           </w:p>
         </w:tc>
@@ -13371,7 +13371,7 @@
               <w:jc w:val="left"/>
             </w:pPr>
             <w:r>
-              <w:t xml:space="preserve">Quality-pass fixes for v6.8.0: non-technical covers no longer show a stray Date paragraph (regression from the meta-scan change); the technical cover table is no longer hijacked from the body when :nochangelog: is set (boundary check on the cover-table detection); the Version/Date/Scenario table now renders unconditionally like the PDF (was gated by :nochangelog:); empty cover tables are skipped when no report values are set; corrected the cover-element-order wording in the v6.8.0 changelog.</w:t>
+              <w:t xml:space="preserve">Documentation and cleanup: README, AGENTS, and all four SKILL.md files now describe the real multi-format pipeline (pre-processor + docx_fix --fix + --lang flag) instead of the pre-v6.4 asciidoctor-to-pandoc chain. DOCX TOC title is now right-aligned like the PDF (was targeting a dead style). Signature names render bold like the PDF. Dead code removed (unused Caption style, dead TOCTitle style, dead HTML badge CSS). The --template and --lang flags accept the equals form (--template=guide). Various stale comments corrected.</w:t>
             </w:r>
           </w:p>
         </w:tc>
@@ -13386,7 +13386,7 @@
               <w:jc w:val="left"/>
             </w:pPr>
             <w:r>
-              <w:t xml:space="preserve">6.8.0</w:t>
+              <w:t xml:space="preserve">6.8.1</w:t>
             </w:r>
           </w:p>
         </w:tc>
@@ -13416,7 +13416,7 @@
               <w:jc w:val="left"/>
             </w:pPr>
             <w:r>
-              <w:t xml:space="preserve">Technical report covers now match the PDF in DOCX/MD/HTML: the title uses the PDF’s 24pt size (was 36pt), the report type label appears below the title (the DOCX cover keeps the established title-first order; the PDF has label-then-title), and the Version/Date/Scenario table is rendered with the PDF’s red label column. The cover meta line now shows the report version and its set date (was the document version and the build date). Authors, when set, appear as a table row like the PDF.</w:t>
+              <w:t xml:space="preserve">Quality-pass fixes for v6.8.0: non-technical covers no longer show a stray Date paragraph (regression from the meta-scan change); the technical cover table is no longer hijacked from the body when :nochangelog: is set (boundary check on the cover-table detection); the Version/Date/Scenario table now renders unconditionally like the PDF (was gated by :nochangelog:); empty cover tables are skipped when no report values are set; corrected the cover-element-order wording in the v6.8.0 changelog.</w:t>
             </w:r>
           </w:p>
         </w:tc>
@@ -13429,7 +13429,7 @@
               <w:jc w:val="left"/>
             </w:pPr>
             <w:r>
-              <w:t xml:space="preserve">6.7.0</w:t>
+              <w:t xml:space="preserve">6.8.0</w:t>
             </w:r>
           </w:p>
         </w:tc>
@@ -13455,7 +13455,7 @@
               <w:jc w:val="left"/>
             </w:pPr>
             <w:r>
-              <w:t xml:space="preserve">Badge and language fidelity: DOCX badge pills now render black text like the PDF (was frame-colored), use the correct label case (Pass, not PASS), include the Portuguese POC labels (Atendido, Parcial, Falha, Ignorado), and render at native width per template (testbook badge text no longer shrinks). Portuguese signature greetings now match the PDF (At.te,), the POC classification label matches the full PDF wording, and the secondary-format table headers (stakeholders, closing record, test summary, changelog) are now language-aware. DOCX footers show Página in Portuguese documents. Cover dates no longer zero-pad the day.</w:t>
+              <w:t xml:space="preserve">Technical report covers now match the PDF in DOCX/MD/HTML: the title uses the PDF’s 24pt size (was 36pt), the report type label appears below the title (the DOCX cover keeps the established title-first order; the PDF has label-then-title), and the Version/Date/Scenario table is rendered with the PDF’s red label column. The cover meta line now shows the report version and its set date (was the document version and the build date). Authors, when set, appear as a table row like the PDF.</w:t>
             </w:r>
           </w:p>
         </w:tc>
@@ -13470,7 +13470,7 @@
               <w:jc w:val="left"/>
             </w:pPr>
             <w:r>
-              <w:t xml:space="preserve">6.6.1</w:t>
+              <w:t xml:space="preserve">6.7.0</w:t>
             </w:r>
           </w:p>
         </w:tc>
@@ -13500,7 +13500,7 @@
               <w:jc w:val="left"/>
             </w:pPr>
             <w:r>
-              <w:t xml:space="preserve">Quality-pass fixes for v6.6.0: the TESTCASE-marker strip now covers the entire DOCX fix run (a failure at any stage can no longer leave markers in the output file); the fixer resets its template state between in-process runs (the documented path-sniffing fallback works again); build.sh also cleans temporary files on interrupt signals; fixed a CHANGELOG typo.</w:t>
+              <w:t xml:space="preserve">Badge and language fidelity: DOCX badge pills now render black text like the PDF (was frame-colored), use the correct label case (Pass, not PASS), include the Portuguese POC labels (Atendido, Parcial, Falha, Ignorado), and render at native width per template (testbook badge text no longer shrinks). Portuguese signature greetings now match the PDF (At.te,), the POC classification label matches the full PDF wording, and the secondary-format table headers (stakeholders, closing record, test summary, changelog) are now language-aware. DOCX footers show Página in Portuguese documents. Cover dates no longer zero-pad the day.</w:t>
             </w:r>
           </w:p>
         </w:tc>
@@ -13513,7 +13513,7 @@
               <w:jc w:val="left"/>
             </w:pPr>
             <w:r>
-              <w:t xml:space="preserve">6.6.0</w:t>
+              <w:t xml:space="preserve">6.6.1</w:t>
             </w:r>
           </w:p>
         </w:tc>
@@ -13539,6 +13539,51 @@
               <w:jc w:val="left"/>
             </w:pPr>
             <w:r>
+              <w:t xml:space="preserve">Quality-pass fixes for v6.6.0: the TESTCASE-marker strip now covers the entire DOCX fix run (a failure at any stage can no longer leave markers in the output file); the fixer resets its template state between in-process runs (the documented path-sniffing fallback works again); build.sh also cleans temporary files on interrupt signals; fixed a CHANGELOG typo.</w:t>
+            </w:r>
+          </w:p>
+        </w:tc>
+      </w:tr>
+      <w:tr>
+        <w:tc>
+          <w:tcPr>
+            <w:shd w:val="clear" w:color="auto" w:fill="F6F8FA"/>
+          </w:tcPr>
+          <w:p>
+            <w:pPr>
+              <w:jc w:val="left"/>
+            </w:pPr>
+            <w:r>
+              <w:t xml:space="preserve">6.6.0</w:t>
+            </w:r>
+          </w:p>
+        </w:tc>
+        <w:tc>
+          <w:tcPr>
+            <w:shd w:val="clear" w:color="auto" w:fill="F6F8FA"/>
+          </w:tcPr>
+          <w:p>
+            <w:pPr>
+              <w:jc w:val="left"/>
+            </w:pPr>
+            <w:r>
+              <w:t xml:space="preserve">2026-09-20</w:t>
+            </w:r>
+          </w:p>
+        </w:tc>
+        <w:tc>
+          <w:tcPr>
+            <w:shd w:val="clear" w:color="auto" w:fill="F6F8FA"/>
+          </w:tcPr>
+          <w:p>
+            <w:pPr>
+              <w:numPr>
+                <w:ilvl w:val="0"/>
+                <w:numId w:val="1047"/>
+              </w:numPr>
+              <w:jc w:val="left"/>
+            </w:pPr>
+            <w:r>
               <w:t xml:space="preserve">Pipeline robustness: DOCX post-processing now fails loudly when content styling errors occur (TESTCASE markers can no longer leak into output); the DOCX fixer takes an explicit</w:t>
             </w:r>
             <w:r>
@@ -13561,58 +13606,13 @@
       </w:tr>
       <w:tr>
         <w:tc>
-          <w:tcPr>
-            <w:shd w:val="clear" w:color="auto" w:fill="F6F8FA"/>
-          </w:tcPr>
+          <w:tcPr/>
           <w:p>
             <w:pPr>
               <w:jc w:val="left"/>
             </w:pPr>
             <w:r>
               <w:t xml:space="preserve">6.5.2</w:t>
-            </w:r>
-          </w:p>
-        </w:tc>
-        <w:tc>
-          <w:tcPr>
-            <w:shd w:val="clear" w:color="auto" w:fill="F6F8FA"/>
-          </w:tcPr>
-          <w:p>
-            <w:pPr>
-              <w:jc w:val="left"/>
-            </w:pPr>
-            <w:r>
-              <w:t xml:space="preserve">2026-09-20</w:t>
-            </w:r>
-          </w:p>
-        </w:tc>
-        <w:tc>
-          <w:tcPr>
-            <w:shd w:val="clear" w:color="auto" w:fill="F6F8FA"/>
-          </w:tcPr>
-          <w:p>
-            <w:pPr>
-              <w:numPr>
-                <w:ilvl w:val="0"/>
-                <w:numId w:val="1047"/>
-              </w:numPr>
-              <w:jc w:val="left"/>
-            </w:pPr>
-            <w:r>
-              <w:t xml:space="preserve">Quality-pass fixes for v6.5.1: LaTeX quote conversion now handles only paired quotes (quote characters inside code arguments are no longer corrupted); signature cells containing escaped ampersands are no longer split; round-trip HTML generation guards the asciidoctor-diagram dependency and fails loudly when generation fails; pre-processor unit tests now cover pipe escaping in all five table handlers.</w:t>
-            </w:r>
-          </w:p>
-        </w:tc>
-      </w:tr>
-      <w:tr>
-        <w:tc>
-          <w:tcPr/>
-          <w:p>
-            <w:pPr>
-              <w:jc w:val="left"/>
-            </w:pPr>
-            <w:r>
-              <w:t xml:space="preserve">6.5.1</w:t>
             </w:r>
           </w:p>
         </w:tc>
@@ -13638,7 +13638,7 @@
               <w:jc w:val="left"/>
             </w:pPr>
             <w:r>
-              <w:t xml:space="preserve">Fixed DOCX/MD/HTML output: tables are no longer corrupted when changelog, signature, or summary content contains a pipe character (“|”). Badge text is now preserved in DOCX/MD/HTML — a “Ready” badge renders “Ready” instead of “[NEW]”. Multi-item changelog entries render as bullet lists instead of being joined with a literal “+”. POC documents now include the changelog in DOCX/MD/HTML. The :noanswers: attribute now hides test results and remarks in DOCX/MD/HTML, matching the PDF. Inline LaTeX (monospace text, arrows, LaTeX quotes) no longer leaks from changelog entries. The test suite now exercises the real build pipeline (pre-processor wired into round-trip and DOCX tests), with new pre-processor unit tests.</w:t>
+              <w:t xml:space="preserve">Quality-pass fixes for v6.5.1: LaTeX quote conversion now handles only paired quotes (quote characters inside code arguments are no longer corrupted); signature cells containing escaped ampersands are no longer split; round-trip HTML generation guards the asciidoctor-diagram dependency and fails loudly when generation fails; pre-processor unit tests now cover pipe escaping in all five table handlers.</w:t>
             </w:r>
           </w:p>
         </w:tc>
@@ -13653,7 +13653,7 @@
               <w:jc w:val="left"/>
             </w:pPr>
             <w:r>
-              <w:t xml:space="preserve">6.5.0</w:t>
+              <w:t xml:space="preserve">6.5.1</w:t>
             </w:r>
           </w:p>
         </w:tc>
@@ -13683,7 +13683,7 @@
               <w:jc w:val="left"/>
             </w:pPr>
             <w:r>
-              <w:t xml:space="preserve">Evidence checklist simplified to plain bullets in both PDF and DOCX (checkbox markers removed for compatibility). Planned Activities list in DOCX now uses Word’s native lower-roman numbering (i., ii., iii.) matching the PDF. Badges in DOCX replaced with exact-replica PNG pill images (rounded, colored frame and background, bold text) matching the PDF \ huaweibadge look — assets committed to the repo. Signature blocks in DOCX no longer show literal + symbols (proper hard line breaks).</w:t>
+              <w:t xml:space="preserve">Fixed DOCX/MD/HTML output: tables are no longer corrupted when changelog, signature, or summary content contains a pipe character (“|”). Badge text is now preserved in DOCX/MD/HTML — a “Ready” badge renders “Ready” instead of “[NEW]”. Multi-item changelog entries render as bullet lists instead of being joined with a literal “+”. POC documents now include the changelog in DOCX/MD/HTML. The :noanswers: attribute now hides test results and remarks in DOCX/MD/HTML, matching the PDF. Inline LaTeX (monospace text, arrows, LaTeX quotes) no longer leaks from changelog entries. The test suite now exercises the real build pipeline (pre-processor wired into round-trip and DOCX tests), with new pre-processor unit tests.</w:t>
             </w:r>
           </w:p>
         </w:tc>
@@ -13696,7 +13696,7 @@
               <w:jc w:val="left"/>
             </w:pPr>
             <w:r>
-              <w:t xml:space="preserve">6.4.7</w:t>
+              <w:t xml:space="preserve">6.5.0</w:t>
             </w:r>
           </w:p>
         </w:tc>
@@ -13722,7 +13722,7 @@
               <w:jc w:val="left"/>
             </w:pPr>
             <w:r>
-              <w:t xml:space="preserve">Section titles in DOCX now match the PDF heading design: the big section number (56pt) sits on the left, the title text is pushed to the right edge (a right tab stop mimics the LaTeX \ hfill), and the red rule runs below — previously the title sat left-aligned next to a small number. Applies to all templates.</w:t>
+              <w:t xml:space="preserve">Evidence checklist simplified to plain bullets in both PDF and DOCX (checkbox markers removed for compatibility). Planned Activities list in DOCX now uses Word’s native lower-roman numbering (i., ii., iii.) matching the PDF. Badges in DOCX replaced with exact-replica PNG pill images (rounded, colored frame and background, bold text) matching the PDF \ huaweibadge look — assets committed to the repo. Signature blocks in DOCX no longer show literal + symbols (proper hard line breaks).</w:t>
             </w:r>
           </w:p>
         </w:tc>
@@ -13737,7 +13737,7 @@
               <w:jc w:val="left"/>
             </w:pPr>
             <w:r>
-              <w:t xml:space="preserve">6.4.6</w:t>
+              <w:t xml:space="preserve">6.4.7</w:t>
             </w:r>
           </w:p>
         </w:tc>
@@ -13767,7 +13767,7 @@
               <w:jc w:val="left"/>
             </w:pPr>
             <w:r>
-              <w:t xml:space="preserve">Code blocks inside test cases no longer break the red left rule in DOCX — the code style’s left indent (which jogged the rule) is reset inside test case blocks, and code blocks now show the PDF’s code box (gray background with thin border on top, bottom, and right, red rule continuing on the left).</w:t>
+              <w:t xml:space="preserve">Section titles in DOCX now match the PDF heading design: the big section number (56pt) sits on the left, the title text is pushed to the right edge (a right tab stop mimics the LaTeX \ hfill), and the red rule runs below — previously the title sat left-aligned next to a small number. Applies to all templates.</w:t>
             </w:r>
           </w:p>
         </w:tc>
@@ -13780,7 +13780,7 @@
               <w:jc w:val="left"/>
             </w:pPr>
             <w:r>
-              <w:t xml:space="preserve">6.4.5</w:t>
+              <w:t xml:space="preserve">6.4.6</w:t>
             </w:r>
           </w:p>
         </w:tc>
@@ -13806,7 +13806,7 @@
               <w:jc w:val="left"/>
             </w:pPr>
             <w:r>
-              <w:t xml:space="preserve">DOCX polish pass: all captions centered (matching the PDF), vertical spacing between blocks matched to the LaTeX rhythm (medskip/smallskip around captions, field bars, and steps), and test steps now render as separate paragraphs each with the red bold number (previously merged into one paragraph).</w:t>
+              <w:t xml:space="preserve">Code blocks inside test cases no longer break the red left rule in DOCX — the code style’s left indent (which jogged the rule) is reset inside test case blocks, and code blocks now show the PDF’s code box (gray background with thin border on top, bottom, and right, red rule continuing on the left).</w:t>
             </w:r>
           </w:p>
         </w:tc>
@@ -13821,7 +13821,7 @@
               <w:jc w:val="left"/>
             </w:pPr>
             <w:r>
-              <w:t xml:space="preserve">6.4.4</w:t>
+              <w:t xml:space="preserve">6.4.5</w:t>
             </w:r>
           </w:p>
         </w:tc>
@@ -13851,7 +13851,7 @@
               <w:jc w:val="left"/>
             </w:pPr>
             <w:r>
-              <w:t xml:space="preserve">DOCX covers now show the logo, cover text, and version/date/time meta line like the PDF. Test case blocks in DOCX get the PDF’s visual wrapper: red left rule, red field header bars, and red step numbers. Captions follow the PDF ordering system in DOCX, MD, and HTML (Table/Diagram/Figure/Testcase N: with bold symbol). Portuguese PDFs now label diagrams "Diagrama N:" (was hardcoded English "Diagram"). Markdown and HTML output no longer leaks raw LaTeX from passthrough blocks — the DOCX pre-processor now feeds those pipelines too.</w:t>
+              <w:t xml:space="preserve">DOCX polish pass: all captions centered (matching the PDF), vertical spacing between blocks matched to the LaTeX rhythm (medskip/smallskip around captions, field bars, and steps), and test steps now render as separate paragraphs each with the red bold number (previously merged into one paragraph).</w:t>
             </w:r>
           </w:p>
         </w:tc>
@@ -13864,7 +13864,7 @@
               <w:jc w:val="left"/>
             </w:pPr>
             <w:r>
-              <w:t xml:space="preserve">6.4.3</w:t>
+              <w:t xml:space="preserve">6.4.4</w:t>
             </w:r>
           </w:p>
         </w:tc>
@@ -13890,7 +13890,7 @@
               <w:jc w:val="left"/>
             </w:pPr>
             <w:r>
-              <w:t xml:space="preserve">Testbook and POC DOCX output now matches the PDF much more closely: native table of contents (language-aware, auto-populated), each section starts on a new page, embedded images and diagrams (PlantUML/Graphviz rendered), white-on-red table headers, cover version line under the title, centered test case captions, and plain black rules for signature grids.</w:t>
+              <w:t xml:space="preserve">DOCX covers now show the logo, cover text, and version/date/time meta line like the PDF. Test case blocks in DOCX get the PDF’s visual wrapper: red left rule, red field header bars, and red step numbers. Captions follow the PDF ordering system in DOCX, MD, and HTML (Table/Diagram/Figure/Testcase N: with bold symbol). Portuguese PDFs now label diagrams "Diagrama N:" (was hardcoded English "Diagram"). Markdown and HTML output no longer leaks raw LaTeX from passthrough blocks — the DOCX pre-processor now feeds those pipelines too.</w:t>
             </w:r>
           </w:p>
         </w:tc>
@@ -13905,7 +13905,7 @@
               <w:jc w:val="left"/>
             </w:pPr>
             <w:r>
-              <w:t xml:space="preserve">6.4.2</w:t>
+              <w:t xml:space="preserve">6.4.3</w:t>
             </w:r>
           </w:p>
         </w:tc>
@@ -13935,7 +13935,7 @@
               <w:jc w:val="left"/>
             </w:pPr>
             <w:r>
-              <w:t xml:space="preserve">DOCX output for POC and testbook templates now includes all passthrough content (stakeholders, closing record, signatures, test cases, test summary, changelog) via a new pre-processor. Fixed dropped Test Scope fields in testbook DOCX output.</w:t>
+              <w:t xml:space="preserve">Testbook and POC DOCX output now matches the PDF much more closely: native table of contents (language-aware, auto-populated), each section starts on a new page, embedded images and diagrams (PlantUML/Graphviz rendered), white-on-red table headers, cover version line under the title, centered test case captions, and plain black rules for signature grids.</w:t>
             </w:r>
           </w:p>
         </w:tc>
@@ -13948,7 +13948,7 @@
               <w:jc w:val="left"/>
             </w:pPr>
             <w:r>
-              <w:t xml:space="preserve">6.4.0</w:t>
+              <w:t xml:space="preserve">6.4.2</w:t>
             </w:r>
           </w:p>
         </w:tc>
@@ -13974,6 +13974,51 @@
               <w:jc w:val="left"/>
             </w:pPr>
             <w:r>
+              <w:t xml:space="preserve">DOCX output for POC and testbook templates now includes all passthrough content (stakeholders, closing record, signatures, test cases, test summary, changelog) via a new pre-processor. Fixed dropped Test Scope fields in testbook DOCX output.</w:t>
+            </w:r>
+          </w:p>
+        </w:tc>
+      </w:tr>
+      <w:tr>
+        <w:tc>
+          <w:tcPr>
+            <w:shd w:val="clear" w:color="auto" w:fill="F6F8FA"/>
+          </w:tcPr>
+          <w:p>
+            <w:pPr>
+              <w:jc w:val="left"/>
+            </w:pPr>
+            <w:r>
+              <w:t xml:space="preserve">6.4.0</w:t>
+            </w:r>
+          </w:p>
+        </w:tc>
+        <w:tc>
+          <w:tcPr>
+            <w:shd w:val="clear" w:color="auto" w:fill="F6F8FA"/>
+          </w:tcPr>
+          <w:p>
+            <w:pPr>
+              <w:jc w:val="left"/>
+            </w:pPr>
+            <w:r>
+              <w:t xml:space="preserve">2026-09-20</w:t>
+            </w:r>
+          </w:p>
+        </w:tc>
+        <w:tc>
+          <w:tcPr>
+            <w:shd w:val="clear" w:color="auto" w:fill="F6F8FA"/>
+          </w:tcPr>
+          <w:p>
+            <w:pPr>
+              <w:numPr>
+                <w:ilvl w:val="0"/>
+                <w:numId w:val="1057"/>
+              </w:numPr>
+              <w:jc w:val="left"/>
+            </w:pPr>
+            <w:r>
               <w:t xml:space="preserve">Fixed changelog dates — replaced</w:t>
             </w:r>
             <w:r>
@@ -13996,58 +14041,13 @@
       </w:tr>
       <w:tr>
         <w:tc>
-          <w:tcPr>
-            <w:shd w:val="clear" w:color="auto" w:fill="F6F8FA"/>
-          </w:tcPr>
+          <w:tcPr/>
           <w:p>
             <w:pPr>
               <w:jc w:val="left"/>
             </w:pPr>
             <w:r>
               <w:t xml:space="preserve">5.1.1</w:t>
-            </w:r>
-          </w:p>
-        </w:tc>
-        <w:tc>
-          <w:tcPr>
-            <w:shd w:val="clear" w:color="auto" w:fill="F6F8FA"/>
-          </w:tcPr>
-          <w:p>
-            <w:pPr>
-              <w:jc w:val="left"/>
-            </w:pPr>
-            <w:r>
-              <w:t xml:space="preserve">2026-09-14</w:t>
-            </w:r>
-          </w:p>
-        </w:tc>
-        <w:tc>
-          <w:tcPr>
-            <w:shd w:val="clear" w:color="auto" w:fill="F6F8FA"/>
-          </w:tcPr>
-          <w:p>
-            <w:pPr>
-              <w:numPr>
-                <w:ilvl w:val="0"/>
-                <w:numId w:val="1057"/>
-              </w:numPr>
-              <w:jc w:val="left"/>
-            </w:pPr>
-            <w:r>
-              <w:t xml:space="preserve">Synced callout colors in DOCX/HTML/MD output to match brand palette. Added color palette demo.</w:t>
-            </w:r>
-          </w:p>
-        </w:tc>
-      </w:tr>
-      <w:tr>
-        <w:tc>
-          <w:tcPr/>
-          <w:p>
-            <w:pPr>
-              <w:jc w:val="left"/>
-            </w:pPr>
-            <w:r>
-              <w:t xml:space="preserve">5.1.0</w:t>
             </w:r>
           </w:p>
         </w:tc>
@@ -14073,7 +14073,7 @@
               <w:jc w:val="left"/>
             </w:pPr>
             <w:r>
-              <w:t xml:space="preserve">Adopted brand guidelines auxiliary color palette and monochrome scale. Aligned callout colors to brand specifications.</w:t>
+              <w:t xml:space="preserve">Synced callout colors in DOCX/HTML/MD output to match brand palette. Added color palette demo.</w:t>
             </w:r>
           </w:p>
         </w:tc>
@@ -14088,7 +14088,7 @@
               <w:jc w:val="left"/>
             </w:pPr>
             <w:r>
-              <w:t xml:space="preserve">5.0.3</w:t>
+              <w:t xml:space="preserve">5.1.0</w:t>
             </w:r>
           </w:p>
         </w:tc>
@@ -14118,6 +14118,45 @@
               <w:jc w:val="left"/>
             </w:pPr>
             <w:r>
+              <w:t xml:space="preserve">Adopted brand guidelines auxiliary color palette and monochrome scale. Aligned callout colors to brand specifications.</w:t>
+            </w:r>
+          </w:p>
+        </w:tc>
+      </w:tr>
+      <w:tr>
+        <w:tc>
+          <w:tcPr/>
+          <w:p>
+            <w:pPr>
+              <w:jc w:val="left"/>
+            </w:pPr>
+            <w:r>
+              <w:t xml:space="preserve">5.0.3</w:t>
+            </w:r>
+          </w:p>
+        </w:tc>
+        <w:tc>
+          <w:tcPr/>
+          <w:p>
+            <w:pPr>
+              <w:jc w:val="left"/>
+            </w:pPr>
+            <w:r>
+              <w:t xml:space="preserve">2026-09-14</w:t>
+            </w:r>
+          </w:p>
+        </w:tc>
+        <w:tc>
+          <w:tcPr/>
+          <w:p>
+            <w:pPr>
+              <w:numPr>
+                <w:ilvl w:val="0"/>
+                <w:numId w:val="1060"/>
+              </w:numPr>
+              <w:jc w:val="left"/>
+            </w:pPr>
+            <w:r>
               <w:t xml:space="preserve">Removed non-standard</w:t>
             </w:r>
             <w:r>
@@ -14140,54 +14179,15 @@
       </w:tr>
       <w:tr>
         <w:tc>
-          <w:tcPr/>
+          <w:tcPr>
+            <w:shd w:val="clear" w:color="auto" w:fill="F6F8FA"/>
+          </w:tcPr>
           <w:p>
             <w:pPr>
               <w:jc w:val="left"/>
             </w:pPr>
             <w:r>
               <w:t xml:space="preserve">5.0.2</w:t>
-            </w:r>
-          </w:p>
-        </w:tc>
-        <w:tc>
-          <w:tcPr/>
-          <w:p>
-            <w:pPr>
-              <w:jc w:val="left"/>
-            </w:pPr>
-            <w:r>
-              <w:t xml:space="preserve">2026-09-14</w:t>
-            </w:r>
-          </w:p>
-        </w:tc>
-        <w:tc>
-          <w:tcPr/>
-          <w:p>
-            <w:pPr>
-              <w:numPr>
-                <w:ilvl w:val="0"/>
-                <w:numId w:val="1060"/>
-              </w:numPr>
-              <w:jc w:val="left"/>
-            </w:pPr>
-            <w:r>
-              <w:t xml:space="preserve">Long commands in test steps now render as code blocks instead of inline code.</w:t>
-            </w:r>
-          </w:p>
-        </w:tc>
-      </w:tr>
-      <w:tr>
-        <w:tc>
-          <w:tcPr>
-            <w:shd w:val="clear" w:color="auto" w:fill="F6F8FA"/>
-          </w:tcPr>
-          <w:p>
-            <w:pPr>
-              <w:jc w:val="left"/>
-            </w:pPr>
-            <w:r>
-              <w:t xml:space="preserve">5.0.1</w:t>
             </w:r>
           </w:p>
         </w:tc>
@@ -14217,7 +14217,7 @@
               <w:jc w:val="left"/>
             </w:pPr>
             <w:r>
-              <w:t xml:space="preserve">Testcase caption centered above the block.</w:t>
+              <w:t xml:space="preserve">Long commands in test steps now render as code blocks instead of inline code.</w:t>
             </w:r>
           </w:p>
         </w:tc>
@@ -14230,7 +14230,7 @@
               <w:jc w:val="left"/>
             </w:pPr>
             <w:r>
-              <w:t xml:space="preserve">5.0.0</w:t>
+              <w:t xml:space="preserve">5.0.1</w:t>
             </w:r>
           </w:p>
         </w:tc>
@@ -14256,6 +14256,51 @@
               <w:jc w:val="left"/>
             </w:pPr>
             <w:r>
+              <w:t xml:space="preserve">Testcase caption centered above the block.</w:t>
+            </w:r>
+          </w:p>
+        </w:tc>
+      </w:tr>
+      <w:tr>
+        <w:tc>
+          <w:tcPr>
+            <w:shd w:val="clear" w:color="auto" w:fill="F6F8FA"/>
+          </w:tcPr>
+          <w:p>
+            <w:pPr>
+              <w:jc w:val="left"/>
+            </w:pPr>
+            <w:r>
+              <w:t xml:space="preserve">5.0.0</w:t>
+            </w:r>
+          </w:p>
+        </w:tc>
+        <w:tc>
+          <w:tcPr>
+            <w:shd w:val="clear" w:color="auto" w:fill="F6F8FA"/>
+          </w:tcPr>
+          <w:p>
+            <w:pPr>
+              <w:jc w:val="left"/>
+            </w:pPr>
+            <w:r>
+              <w:t xml:space="preserve">2026-09-14</w:t>
+            </w:r>
+          </w:p>
+        </w:tc>
+        <w:tc>
+          <w:tcPr>
+            <w:shd w:val="clear" w:color="auto" w:fill="F6F8FA"/>
+          </w:tcPr>
+          <w:p>
+            <w:pPr>
+              <w:numPr>
+                <w:ilvl w:val="0"/>
+                <w:numId w:val="1063"/>
+              </w:numPr>
+              <w:jc w:val="left"/>
+            </w:pPr>
+            <w:r>
               <w:t xml:space="preserve">Major refactoring: extracted shared modules (huawei-titles, huawei-toc, huawei-cover), renamed</w:t>
             </w:r>
             <w:r>
@@ -14317,9 +14362,7 @@
       </w:tr>
       <w:tr>
         <w:tc>
-          <w:tcPr>
-            <w:shd w:val="clear" w:color="auto" w:fill="F6F8FA"/>
-          </w:tcPr>
+          <w:tcPr/>
           <w:p>
             <w:pPr>
               <w:jc w:val="left"/>
@@ -14330,56 +14373,13 @@
           </w:p>
         </w:tc>
         <w:tc>
-          <w:tcPr>
-            <w:shd w:val="clear" w:color="auto" w:fill="F6F8FA"/>
-          </w:tcPr>
+          <w:tcPr/>
           <w:p>
             <w:pPr>
               <w:jc w:val="left"/>
             </w:pPr>
             <w:r>
               <w:t xml:space="preserve">2026-09-14</w:t>
-            </w:r>
-          </w:p>
-        </w:tc>
-        <w:tc>
-          <w:tcPr>
-            <w:shd w:val="clear" w:color="auto" w:fill="F6F8FA"/>
-          </w:tcPr>
-          <w:p>
-            <w:pPr>
-              <w:numPr>
-                <w:ilvl w:val="0"/>
-                <w:numId w:val="1063"/>
-              </w:numPr>
-              <w:jc w:val="left"/>
-            </w:pPr>
-            <w:r>
-              <w:t xml:space="preserve">Testcase headings now formatted as captions (like figures/tables): bold “Testcase N:” followed by description. Changed label from “Test Case” to “Testcase”.</w:t>
-            </w:r>
-          </w:p>
-        </w:tc>
-      </w:tr>
-      <w:tr>
-        <w:tc>
-          <w:tcPr/>
-          <w:p>
-            <w:pPr>
-              <w:jc w:val="left"/>
-            </w:pPr>
-            <w:r>
-              <w:t xml:space="preserve">4.6.0</w:t>
-            </w:r>
-          </w:p>
-        </w:tc>
-        <w:tc>
-          <w:tcPr/>
-          <w:p>
-            <w:pPr>
-              <w:jc w:val="left"/>
-            </w:pPr>
-            <w:r>
-              <w:t xml:space="preserve">2026-09-13</w:t>
             </w:r>
           </w:p>
         </w:tc>
@@ -14394,7 +14394,7 @@
               <w:jc w:val="left"/>
             </w:pPr>
             <w:r>
-              <w:t xml:space="preserve">Section restructure: Introduction, Test Cases (with category subsections), Conclusion. Testcases auto-numbered like figures/tables. Changed testcase from subsection to subsubsection.</w:t>
+              <w:t xml:space="preserve">Testcase headings now formatted as captions (like figures/tables): bold “Testcase N:” followed by description. Changed label from “Test Case” to “Testcase”.</w:t>
             </w:r>
           </w:p>
         </w:tc>
@@ -14409,7 +14409,7 @@
               <w:jc w:val="left"/>
             </w:pPr>
             <w:r>
-              <w:t xml:space="preserve">4.5.0</w:t>
+              <w:t xml:space="preserve">4.6.0</w:t>
             </w:r>
           </w:p>
         </w:tc>
@@ -14439,6 +14439,45 @@
               <w:jc w:val="left"/>
             </w:pPr>
             <w:r>
+              <w:t xml:space="preserve">Section restructure: Introduction, Test Cases (with category subsections), Conclusion. Testcases auto-numbered like figures/tables. Changed testcase from subsection to subsubsection.</w:t>
+            </w:r>
+          </w:p>
+        </w:tc>
+      </w:tr>
+      <w:tr>
+        <w:tc>
+          <w:tcPr/>
+          <w:p>
+            <w:pPr>
+              <w:jc w:val="left"/>
+            </w:pPr>
+            <w:r>
+              <w:t xml:space="preserve">4.5.0</w:t>
+            </w:r>
+          </w:p>
+        </w:tc>
+        <w:tc>
+          <w:tcPr/>
+          <w:p>
+            <w:pPr>
+              <w:jc w:val="left"/>
+            </w:pPr>
+            <w:r>
+              <w:t xml:space="preserve">2026-09-13</w:t>
+            </w:r>
+          </w:p>
+        </w:tc>
+        <w:tc>
+          <w:tcPr/>
+          <w:p>
+            <w:pPr>
+              <w:numPr>
+                <w:ilvl w:val="0"/>
+                <w:numId w:val="1066"/>
+              </w:numPr>
+              <w:jc w:val="left"/>
+            </w:pPr>
+            <w:r>
               <w:t xml:space="preserve">Unified field APIs:</w:t>
             </w:r>
             <w:r>
@@ -14503,54 +14542,15 @@
       </w:tr>
       <w:tr>
         <w:tc>
-          <w:tcPr/>
+          <w:tcPr>
+            <w:shd w:val="clear" w:color="auto" w:fill="F6F8FA"/>
+          </w:tcPr>
           <w:p>
             <w:pPr>
               <w:jc w:val="left"/>
             </w:pPr>
             <w:r>
               <w:t xml:space="preserve">4.4.0</w:t>
-            </w:r>
-          </w:p>
-        </w:tc>
-        <w:tc>
-          <w:tcPr/>
-          <w:p>
-            <w:pPr>
-              <w:jc w:val="left"/>
-            </w:pPr>
-            <w:r>
-              <w:t xml:space="preserve">2026-09-13</w:t>
-            </w:r>
-          </w:p>
-        </w:tc>
-        <w:tc>
-          <w:tcPr/>
-          <w:p>
-            <w:pPr>
-              <w:numPr>
-                <w:ilvl w:val="0"/>
-                <w:numId w:val="1066"/>
-              </w:numPr>
-              <w:jc w:val="left"/>
-            </w:pPr>
-            <w:r>
-              <w:t xml:space="preserve">Code review fixes: removed dead labels, badge now uses Huawei brand colors (tipbg/tipfg, huaweired, warningbg/warningfg), Lua filter preserves formatting in DOCX/MD/HTML via parse_latex_blocks, testprocedure handler preserves non-step content (images, code, callouts).</w:t>
-            </w:r>
-          </w:p>
-        </w:tc>
-      </w:tr>
-      <w:tr>
-        <w:tc>
-          <w:tcPr>
-            <w:shd w:val="clear" w:color="auto" w:fill="F6F8FA"/>
-          </w:tcPr>
-          <w:p>
-            <w:pPr>
-              <w:jc w:val="left"/>
-            </w:pPr>
-            <w:r>
-              <w:t xml:space="preserve">4.3.0</w:t>
             </w:r>
           </w:p>
         </w:tc>
@@ -14580,6 +14580,45 @@
               <w:jc w:val="left"/>
             </w:pPr>
             <w:r>
+              <w:t xml:space="preserve">Code review fixes: removed dead labels, badge now uses Huawei brand colors (tipbg/tipfg, huaweired, warningbg/warningfg), Lua filter preserves formatting in DOCX/MD/HTML via parse_latex_blocks, testprocedure handler preserves non-step content (images, code, callouts).</w:t>
+            </w:r>
+          </w:p>
+        </w:tc>
+      </w:tr>
+      <w:tr>
+        <w:tc>
+          <w:tcPr/>
+          <w:p>
+            <w:pPr>
+              <w:jc w:val="left"/>
+            </w:pPr>
+            <w:r>
+              <w:t xml:space="preserve">4.3.0</w:t>
+            </w:r>
+          </w:p>
+        </w:tc>
+        <w:tc>
+          <w:tcPr/>
+          <w:p>
+            <w:pPr>
+              <w:jc w:val="left"/>
+            </w:pPr>
+            <w:r>
+              <w:t xml:space="preserve">2026-09-13</w:t>
+            </w:r>
+          </w:p>
+        </w:tc>
+        <w:tc>
+          <w:tcPr/>
+          <w:p>
+            <w:pPr>
+              <w:numPr>
+                <w:ilvl w:val="0"/>
+                <w:numId w:val="1068"/>
+              </w:numPr>
+              <w:jc w:val="left"/>
+            </w:pPr>
+            <w:r>
               <w:t xml:space="preserve">Added</w:t>
             </w:r>
             <w:r>
@@ -14632,7 +14671,9 @@
       </w:tr>
       <w:tr>
         <w:tc>
-          <w:tcPr/>
+          <w:tcPr>
+            <w:shd w:val="clear" w:color="auto" w:fill="F6F8FA"/>
+          </w:tcPr>
           <w:p>
             <w:pPr>
               <w:jc w:val="left"/>
@@ -14643,7 +14684,9 @@
           </w:p>
         </w:tc>
         <w:tc>
-          <w:tcPr/>
+          <w:tcPr>
+            <w:shd w:val="clear" w:color="auto" w:fill="F6F8FA"/>
+          </w:tcPr>
           <w:p>
             <w:pPr>
               <w:jc w:val="left"/>
@@ -14654,12 +14697,14 @@
           </w:p>
         </w:tc>
         <w:tc>
-          <w:tcPr/>
+          <w:tcPr>
+            <w:shd w:val="clear" w:color="auto" w:fill="F6F8FA"/>
+          </w:tcPr>
           <w:p>
             <w:pPr>
               <w:numPr>
                 <w:ilvl w:val="0"/>
-                <w:numId w:val="1068"/>
+                <w:numId w:val="1069"/>
               </w:numPr>
               <w:jc w:val="left"/>
             </w:pPr>
@@ -14713,9 +14758,7 @@
       </w:tr>
       <w:tr>
         <w:tc>
-          <w:tcPr>
-            <w:shd w:val="clear" w:color="auto" w:fill="F6F8FA"/>
-          </w:tcPr>
+          <w:tcPr/>
           <w:p>
             <w:pPr>
               <w:jc w:val="left"/>
@@ -14726,9 +14769,7 @@
           </w:p>
         </w:tc>
         <w:tc>
-          <w:tcPr>
-            <w:shd w:val="clear" w:color="auto" w:fill="F6F8FA"/>
-          </w:tcPr>
+          <w:tcPr/>
           <w:p>
             <w:pPr>
               <w:jc w:val="left"/>
@@ -14739,14 +14780,12 @@
           </w:p>
         </w:tc>
         <w:tc>
-          <w:tcPr>
-            <w:shd w:val="clear" w:color="auto" w:fill="F6F8FA"/>
-          </w:tcPr>
+          <w:tcPr/>
           <w:p>
             <w:pPr>
               <w:numPr>
                 <w:ilvl w:val="0"/>
-                <w:numId w:val="1069"/>
+                <w:numId w:val="1070"/>
               </w:numPr>
               <w:jc w:val="left"/>
             </w:pPr>
@@ -14773,7 +14812,9 @@
       </w:tr>
       <w:tr>
         <w:tc>
-          <w:tcPr/>
+          <w:tcPr>
+            <w:shd w:val="clear" w:color="auto" w:fill="F6F8FA"/>
+          </w:tcPr>
           <w:p>
             <w:pPr>
               <w:jc w:val="left"/>
@@ -14784,7 +14825,9 @@
           </w:p>
         </w:tc>
         <w:tc>
-          <w:tcPr/>
+          <w:tcPr>
+            <w:shd w:val="clear" w:color="auto" w:fill="F6F8FA"/>
+          </w:tcPr>
           <w:p>
             <w:pPr>
               <w:jc w:val="left"/>
@@ -14795,12 +14838,14 @@
           </w:p>
         </w:tc>
         <w:tc>
-          <w:tcPr/>
+          <w:tcPr>
+            <w:shd w:val="clear" w:color="auto" w:fill="F6F8FA"/>
+          </w:tcPr>
           <w:p>
             <w:pPr>
               <w:numPr>
                 <w:ilvl w:val="0"/>
-                <w:numId w:val="1070"/>
+                <w:numId w:val="1071"/>
               </w:numPr>
               <w:jc w:val="left"/>
             </w:pPr>
@@ -14842,9 +14887,7 @@
       </w:tr>
       <w:tr>
         <w:tc>
-          <w:tcPr>
-            <w:shd w:val="clear" w:color="auto" w:fill="F6F8FA"/>
-          </w:tcPr>
+          <w:tcPr/>
           <w:p>
             <w:pPr>
               <w:jc w:val="left"/>
@@ -14855,9 +14898,7 @@
           </w:p>
         </w:tc>
         <w:tc>
-          <w:tcPr>
-            <w:shd w:val="clear" w:color="auto" w:fill="F6F8FA"/>
-          </w:tcPr>
+          <w:tcPr/>
           <w:p>
             <w:pPr>
               <w:jc w:val="left"/>
@@ -14868,14 +14909,12 @@
           </w:p>
         </w:tc>
         <w:tc>
-          <w:tcPr>
-            <w:shd w:val="clear" w:color="auto" w:fill="F6F8FA"/>
-          </w:tcPr>
+          <w:tcPr/>
           <w:p>
             <w:pPr>
               <w:numPr>
                 <w:ilvl w:val="0"/>
-                <w:numId w:val="1071"/>
+                <w:numId w:val="1072"/>
               </w:numPr>
               <w:jc w:val="left"/>
             </w:pPr>
@@ -14902,54 +14941,15 @@
       </w:tr>
       <w:tr>
         <w:tc>
-          <w:tcPr/>
+          <w:tcPr>
+            <w:shd w:val="clear" w:color="auto" w:fill="F6F8FA"/>
+          </w:tcPr>
           <w:p>
             <w:pPr>
               <w:jc w:val="left"/>
             </w:pPr>
             <w:r>
               <w:t xml:space="preserve">3.8.1</w:t>
-            </w:r>
-          </w:p>
-        </w:tc>
-        <w:tc>
-          <w:tcPr/>
-          <w:p>
-            <w:pPr>
-              <w:jc w:val="left"/>
-            </w:pPr>
-            <w:r>
-              <w:t xml:space="preserve">2026-09-13</w:t>
-            </w:r>
-          </w:p>
-        </w:tc>
-        <w:tc>
-          <w:tcPr/>
-          <w:p>
-            <w:pPr>
-              <w:numPr>
-                <w:ilvl w:val="0"/>
-                <w:numId w:val="1072"/>
-              </w:numPr>
-              <w:jc w:val="left"/>
-            </w:pPr>
-            <w:r>
-              <w:t xml:space="preserve">End-to-end quality review: fixed testbook PDF metadata title, removed stray user DOCX from template dir, fixed round-trip.sh variable typo, updated stale references in AGENTS.md and README.md, committed testbook sample PDFs, set TZ for pandoc cover time consistency, widened pandoc version range.</w:t>
-            </w:r>
-          </w:p>
-        </w:tc>
-      </w:tr>
-      <w:tr>
-        <w:tc>
-          <w:tcPr>
-            <w:shd w:val="clear" w:color="auto" w:fill="F6F8FA"/>
-          </w:tcPr>
-          <w:p>
-            <w:pPr>
-              <w:jc w:val="left"/>
-            </w:pPr>
-            <w:r>
-              <w:t xml:space="preserve">3.8.0</w:t>
             </w:r>
           </w:p>
         </w:tc>
@@ -14979,7 +14979,7 @@
               <w:jc w:val="left"/>
             </w:pPr>
             <w:r>
-              <w:t xml:space="preserve">Removed Tips and Tricks chapter (tmux configuration) — required VS Code-specific keybindings that don’t generalize across terminal setups.</w:t>
+              <w:t xml:space="preserve">End-to-end quality review: fixed testbook PDF metadata title, removed stray user DOCX from template dir, fixed round-trip.sh variable typo, updated stale references in AGENTS.md and README.md, committed testbook sample PDFs, set TZ for pandoc cover time consistency, widened pandoc version range.</w:t>
             </w:r>
           </w:p>
         </w:tc>
@@ -14992,18 +14992,18 @@
               <w:jc w:val="left"/>
             </w:pPr>
             <w:r>
-              <w:t xml:space="preserve">3.7.0</w:t>
-            </w:r>
-          </w:p>
-        </w:tc>
-        <w:tc>
-          <w:tcPr/>
-          <w:p>
-            <w:pPr>
-              <w:jc w:val="left"/>
-            </w:pPr>
-            <w:r>
-              <w:t xml:space="preserve">2026-09-12</w:t>
+              <w:t xml:space="preserve">3.8.0</w:t>
+            </w:r>
+          </w:p>
+        </w:tc>
+        <w:tc>
+          <w:tcPr/>
+          <w:p>
+            <w:pPr>
+              <w:jc w:val="left"/>
+            </w:pPr>
+            <w:r>
+              <w:t xml:space="preserve">2026-09-13</w:t>
             </w:r>
           </w:p>
         </w:tc>
@@ -15018,6 +15018,51 @@
               <w:jc w:val="left"/>
             </w:pPr>
             <w:r>
+              <w:t xml:space="preserve">Removed Tips and Tricks chapter (tmux configuration) — required VS Code-specific keybindings that don’t generalize across terminal setups.</w:t>
+            </w:r>
+          </w:p>
+        </w:tc>
+      </w:tr>
+      <w:tr>
+        <w:tc>
+          <w:tcPr>
+            <w:shd w:val="clear" w:color="auto" w:fill="F6F8FA"/>
+          </w:tcPr>
+          <w:p>
+            <w:pPr>
+              <w:jc w:val="left"/>
+            </w:pPr>
+            <w:r>
+              <w:t xml:space="preserve">3.7.0</w:t>
+            </w:r>
+          </w:p>
+        </w:tc>
+        <w:tc>
+          <w:tcPr>
+            <w:shd w:val="clear" w:color="auto" w:fill="F6F8FA"/>
+          </w:tcPr>
+          <w:p>
+            <w:pPr>
+              <w:jc w:val="left"/>
+            </w:pPr>
+            <w:r>
+              <w:t xml:space="preserve">2026-09-12</w:t>
+            </w:r>
+          </w:p>
+        </w:tc>
+        <w:tc>
+          <w:tcPr>
+            <w:shd w:val="clear" w:color="auto" w:fill="F6F8FA"/>
+          </w:tcPr>
+          <w:p>
+            <w:pPr>
+              <w:numPr>
+                <w:ilvl w:val="0"/>
+                <w:numId w:val="1075"/>
+              </w:numPr>
+              <w:jc w:val="left"/>
+            </w:pPr>
+            <w:r>
               <w:t xml:space="preserve">Added</w:t>
             </w:r>
             <w:r>
@@ -15070,9 +15115,7 @@
       </w:tr>
       <w:tr>
         <w:tc>
-          <w:tcPr>
-            <w:shd w:val="clear" w:color="auto" w:fill="F6F8FA"/>
-          </w:tcPr>
+          <w:tcPr/>
           <w:p>
             <w:pPr>
               <w:jc w:val="left"/>
@@ -15083,9 +15126,7 @@
           </w:p>
         </w:tc>
         <w:tc>
-          <w:tcPr>
-            <w:shd w:val="clear" w:color="auto" w:fill="F6F8FA"/>
-          </w:tcPr>
+          <w:tcPr/>
           <w:p>
             <w:pPr>
               <w:jc w:val="left"/>
@@ -15096,14 +15137,12 @@
           </w:p>
         </w:tc>
         <w:tc>
-          <w:tcPr>
-            <w:shd w:val="clear" w:color="auto" w:fill="F6F8FA"/>
-          </w:tcPr>
+          <w:tcPr/>
           <w:p>
             <w:pPr>
               <w:numPr>
                 <w:ilvl w:val="0"/>
-                <w:numId w:val="1075"/>
+                <w:numId w:val="1076"/>
               </w:numPr>
               <w:jc w:val="left"/>
             </w:pPr>
@@ -15160,7 +15199,9 @@
       </w:tr>
       <w:tr>
         <w:tc>
-          <w:tcPr/>
+          <w:tcPr>
+            <w:shd w:val="clear" w:color="auto" w:fill="F6F8FA"/>
+          </w:tcPr>
           <w:p>
             <w:pPr>
               <w:jc w:val="left"/>
@@ -15171,7 +15212,9 @@
           </w:p>
         </w:tc>
         <w:tc>
-          <w:tcPr/>
+          <w:tcPr>
+            <w:shd w:val="clear" w:color="auto" w:fill="F6F8FA"/>
+          </w:tcPr>
           <w:p>
             <w:pPr>
               <w:jc w:val="left"/>
@@ -15182,12 +15225,14 @@
           </w:p>
         </w:tc>
         <w:tc>
-          <w:tcPr/>
+          <w:tcPr>
+            <w:shd w:val="clear" w:color="auto" w:fill="F6F8FA"/>
+          </w:tcPr>
           <w:p>
             <w:pPr>
               <w:numPr>
                 <w:ilvl w:val="0"/>
-                <w:numId w:val="1076"/>
+                <w:numId w:val="1077"/>
               </w:numPr>
               <w:jc w:val="left"/>
             </w:pPr>
@@ -15265,9 +15310,7 @@
       </w:tr>
       <w:tr>
         <w:tc>
-          <w:tcPr>
-            <w:shd w:val="clear" w:color="auto" w:fill="F6F8FA"/>
-          </w:tcPr>
+          <w:tcPr/>
           <w:p>
             <w:pPr>
               <w:jc w:val="left"/>
@@ -15278,9 +15321,7 @@
           </w:p>
         </w:tc>
         <w:tc>
-          <w:tcPr>
-            <w:shd w:val="clear" w:color="auto" w:fill="F6F8FA"/>
-          </w:tcPr>
+          <w:tcPr/>
           <w:p>
             <w:pPr>
               <w:jc w:val="left"/>
@@ -15291,14 +15332,12 @@
           </w:p>
         </w:tc>
         <w:tc>
-          <w:tcPr>
-            <w:shd w:val="clear" w:color="auto" w:fill="F6F8FA"/>
-          </w:tcPr>
+          <w:tcPr/>
           <w:p>
             <w:pPr>
               <w:numPr>
                 <w:ilvl w:val="0"/>
-                <w:numId w:val="1077"/>
+                <w:numId w:val="1078"/>
               </w:numPr>
               <w:jc w:val="left"/>
             </w:pPr>
@@ -15325,7 +15364,7 @@
             <w:pPr>
               <w:numPr>
                 <w:ilvl w:val="0"/>
-                <w:numId w:val="1077"/>
+                <w:numId w:val="1078"/>
               </w:numPr>
               <w:jc w:val="left"/>
             </w:pPr>
@@ -15367,7 +15406,7 @@
             <w:pPr>
               <w:numPr>
                 <w:ilvl w:val="0"/>
-                <w:numId w:val="1077"/>
+                <w:numId w:val="1078"/>
               </w:numPr>
               <w:jc w:val="left"/>
             </w:pPr>
@@ -15379,7 +15418,9 @@
       </w:tr>
       <w:tr>
         <w:tc>
-          <w:tcPr/>
+          <w:tcPr>
+            <w:shd w:val="clear" w:color="auto" w:fill="F6F8FA"/>
+          </w:tcPr>
           <w:p>
             <w:pPr>
               <w:jc w:val="left"/>
@@ -15390,7 +15431,9 @@
           </w:p>
         </w:tc>
         <w:tc>
-          <w:tcPr/>
+          <w:tcPr>
+            <w:shd w:val="clear" w:color="auto" w:fill="F6F8FA"/>
+          </w:tcPr>
           <w:p>
             <w:pPr>
               <w:jc w:val="left"/>
@@ -15401,12 +15444,14 @@
           </w:p>
         </w:tc>
         <w:tc>
-          <w:tcPr/>
+          <w:tcPr>
+            <w:shd w:val="clear" w:color="auto" w:fill="F6F8FA"/>
+          </w:tcPr>
           <w:p>
             <w:pPr>
               <w:numPr>
                 <w:ilvl w:val="0"/>
-                <w:numId w:val="1078"/>
+                <w:numId w:val="1079"/>
               </w:numPr>
               <w:jc w:val="left"/>
             </w:pPr>
@@ -15433,7 +15478,7 @@
             <w:pPr>
               <w:numPr>
                 <w:ilvl w:val="0"/>
-                <w:numId w:val="1078"/>
+                <w:numId w:val="1079"/>
               </w:numPr>
               <w:jc w:val="left"/>
             </w:pPr>
@@ -15460,7 +15505,7 @@
             <w:pPr>
               <w:numPr>
                 <w:ilvl w:val="0"/>
-                <w:numId w:val="1078"/>
+                <w:numId w:val="1079"/>
               </w:numPr>
               <w:jc w:val="left"/>
             </w:pPr>
@@ -15472,7 +15517,7 @@
             <w:pPr>
               <w:numPr>
                 <w:ilvl w:val="0"/>
-                <w:numId w:val="1078"/>
+                <w:numId w:val="1079"/>
               </w:numPr>
               <w:jc w:val="left"/>
             </w:pPr>
@@ -15496,58 +15541,13 @@
       </w:tr>
       <w:tr>
         <w:tc>
-          <w:tcPr>
-            <w:shd w:val="clear" w:color="auto" w:fill="F6F8FA"/>
-          </w:tcPr>
+          <w:tcPr/>
           <w:p>
             <w:pPr>
               <w:jc w:val="left"/>
             </w:pPr>
             <w:r>
               <w:t xml:space="preserve">3.2.1</w:t>
-            </w:r>
-          </w:p>
-        </w:tc>
-        <w:tc>
-          <w:tcPr>
-            <w:shd w:val="clear" w:color="auto" w:fill="F6F8FA"/>
-          </w:tcPr>
-          <w:p>
-            <w:pPr>
-              <w:jc w:val="left"/>
-            </w:pPr>
-            <w:r>
-              <w:t xml:space="preserve">2026-09-11</w:t>
-            </w:r>
-          </w:p>
-        </w:tc>
-        <w:tc>
-          <w:tcPr>
-            <w:shd w:val="clear" w:color="auto" w:fill="F6F8FA"/>
-          </w:tcPr>
-          <w:p>
-            <w:pPr>
-              <w:numPr>
-                <w:ilvl w:val="0"/>
-                <w:numId w:val="1079"/>
-              </w:numPr>
-              <w:jc w:val="left"/>
-            </w:pPr>
-            <w:r>
-              <w:t xml:space="preserve">Renamed Chapter 7 from “Clean Up” to “Operations and Maintenance”. Added subsections for updating and uninstalling both the MaaS Gateway and the document templates. Added cloud resource cleanup as an optional subsection.</w:t>
-            </w:r>
-          </w:p>
-        </w:tc>
-      </w:tr>
-      <w:tr>
-        <w:tc>
-          <w:tcPr/>
-          <w:p>
-            <w:pPr>
-              <w:jc w:val="left"/>
-            </w:pPr>
-            <w:r>
-              <w:t xml:space="preserve">3.2.0</w:t>
             </w:r>
           </w:p>
         </w:tc>
@@ -15573,6 +15573,51 @@
               <w:jc w:val="left"/>
             </w:pPr>
             <w:r>
+              <w:t xml:space="preserve">Renamed Chapter 7 from “Clean Up” to “Operations and Maintenance”. Added subsections for updating and uninstalling both the MaaS Gateway and the document templates. Added cloud resource cleanup as an optional subsection.</w:t>
+            </w:r>
+          </w:p>
+        </w:tc>
+      </w:tr>
+      <w:tr>
+        <w:tc>
+          <w:tcPr>
+            <w:shd w:val="clear" w:color="auto" w:fill="F6F8FA"/>
+          </w:tcPr>
+          <w:p>
+            <w:pPr>
+              <w:jc w:val="left"/>
+            </w:pPr>
+            <w:r>
+              <w:t xml:space="preserve">3.2.0</w:t>
+            </w:r>
+          </w:p>
+        </w:tc>
+        <w:tc>
+          <w:tcPr>
+            <w:shd w:val="clear" w:color="auto" w:fill="F6F8FA"/>
+          </w:tcPr>
+          <w:p>
+            <w:pPr>
+              <w:jc w:val="left"/>
+            </w:pPr>
+            <w:r>
+              <w:t xml:space="preserve">2026-09-11</w:t>
+            </w:r>
+          </w:p>
+        </w:tc>
+        <w:tc>
+          <w:tcPr>
+            <w:shd w:val="clear" w:color="auto" w:fill="F6F8FA"/>
+          </w:tcPr>
+          <w:p>
+            <w:pPr>
+              <w:numPr>
+                <w:ilvl w:val="0"/>
+                <w:numId w:val="1081"/>
+              </w:numPr>
+              <w:jc w:val="left"/>
+            </w:pPr>
+            <w:r>
               <w:t xml:space="preserve">Added</w:t>
             </w:r>
             <w:r>
@@ -15634,7 +15679,7 @@
             <w:pPr>
               <w:numPr>
                 <w:ilvl w:val="0"/>
-                <w:numId w:val="1080"/>
+                <w:numId w:val="1081"/>
               </w:numPr>
               <w:jc w:val="left"/>
             </w:pPr>
@@ -15679,7 +15724,7 @@
             <w:pPr>
               <w:numPr>
                 <w:ilvl w:val="0"/>
-                <w:numId w:val="1080"/>
+                <w:numId w:val="1081"/>
               </w:numPr>
               <w:jc w:val="left"/>
             </w:pPr>
@@ -15691,58 +15736,13 @@
       </w:tr>
       <w:tr>
         <w:tc>
-          <w:tcPr>
-            <w:shd w:val="clear" w:color="auto" w:fill="F6F8FA"/>
-          </w:tcPr>
+          <w:tcPr/>
           <w:p>
             <w:pPr>
               <w:jc w:val="left"/>
             </w:pPr>
             <w:r>
               <w:t xml:space="preserve">3.1.2</w:t>
-            </w:r>
-          </w:p>
-        </w:tc>
-        <w:tc>
-          <w:tcPr>
-            <w:shd w:val="clear" w:color="auto" w:fill="F6F8FA"/>
-          </w:tcPr>
-          <w:p>
-            <w:pPr>
-              <w:jc w:val="left"/>
-            </w:pPr>
-            <w:r>
-              <w:t xml:space="preserve">2026-09-11</w:t>
-            </w:r>
-          </w:p>
-        </w:tc>
-        <w:tc>
-          <w:tcPr>
-            <w:shd w:val="clear" w:color="auto" w:fill="F6F8FA"/>
-          </w:tcPr>
-          <w:p>
-            <w:pPr>
-              <w:numPr>
-                <w:ilvl w:val="0"/>
-                <w:numId w:val="1081"/>
-              </w:numPr>
-              <w:jc w:val="left"/>
-            </w:pPr>
-            <w:r>
-              <w:t xml:space="preserve">Added output format guide to README.md: comparison table of PDF, Markdown, DOCX, and HTML with purpose, copy-paste quality, and limitations. Recommends Markdown for copy-paste.</w:t>
-            </w:r>
-          </w:p>
-        </w:tc>
-      </w:tr>
-      <w:tr>
-        <w:tc>
-          <w:tcPr/>
-          <w:p>
-            <w:pPr>
-              <w:jc w:val="left"/>
-            </w:pPr>
-            <w:r>
-              <w:t xml:space="preserve">3.1.1</w:t>
             </w:r>
           </w:p>
         </w:tc>
@@ -15768,6 +15768,51 @@
               <w:jc w:val="left"/>
             </w:pPr>
             <w:r>
+              <w:t xml:space="preserve">Added output format guide to README.md: comparison table of PDF, Markdown, DOCX, and HTML with purpose, copy-paste quality, and limitations. Recommends Markdown for copy-paste.</w:t>
+            </w:r>
+          </w:p>
+        </w:tc>
+      </w:tr>
+      <w:tr>
+        <w:tc>
+          <w:tcPr>
+            <w:shd w:val="clear" w:color="auto" w:fill="F6F8FA"/>
+          </w:tcPr>
+          <w:p>
+            <w:pPr>
+              <w:jc w:val="left"/>
+            </w:pPr>
+            <w:r>
+              <w:t xml:space="preserve">3.1.1</w:t>
+            </w:r>
+          </w:p>
+        </w:tc>
+        <w:tc>
+          <w:tcPr>
+            <w:shd w:val="clear" w:color="auto" w:fill="F6F8FA"/>
+          </w:tcPr>
+          <w:p>
+            <w:pPr>
+              <w:jc w:val="left"/>
+            </w:pPr>
+            <w:r>
+              <w:t xml:space="preserve">2026-09-11</w:t>
+            </w:r>
+          </w:p>
+        </w:tc>
+        <w:tc>
+          <w:tcPr>
+            <w:shd w:val="clear" w:color="auto" w:fill="F6F8FA"/>
+          </w:tcPr>
+          <w:p>
+            <w:pPr>
+              <w:numPr>
+                <w:ilvl w:val="0"/>
+                <w:numId w:val="1083"/>
+              </w:numPr>
+              <w:jc w:val="left"/>
+            </w:pPr>
+            <w:r>
               <w:t xml:space="preserve">Updated MaaS Gateway chapter to v1.10.9: non-interactive mode (</w:t>
             </w:r>
             <w:r>
@@ -15784,7 +15829,7 @@
             <w:pPr>
               <w:numPr>
                 <w:ilvl w:val="0"/>
-                <w:numId w:val="1082"/>
+                <w:numId w:val="1083"/>
               </w:numPr>
               <w:jc w:val="left"/>
             </w:pPr>
@@ -15826,7 +15871,7 @@
             <w:pPr>
               <w:numPr>
                 <w:ilvl w:val="0"/>
-                <w:numId w:val="1082"/>
+                <w:numId w:val="1083"/>
               </w:numPr>
               <w:jc w:val="left"/>
             </w:pPr>
@@ -15838,9 +15883,7 @@
       </w:tr>
       <w:tr>
         <w:tc>
-          <w:tcPr>
-            <w:shd w:val="clear" w:color="auto" w:fill="F6F8FA"/>
-          </w:tcPr>
+          <w:tcPr/>
           <w:p>
             <w:pPr>
               <w:jc w:val="left"/>
@@ -15851,9 +15894,7 @@
           </w:p>
         </w:tc>
         <w:tc>
-          <w:tcPr>
-            <w:shd w:val="clear" w:color="auto" w:fill="F6F8FA"/>
-          </w:tcPr>
+          <w:tcPr/>
           <w:p>
             <w:pPr>
               <w:jc w:val="left"/>
@@ -15864,14 +15905,12 @@
           </w:p>
         </w:tc>
         <w:tc>
-          <w:tcPr>
-            <w:shd w:val="clear" w:color="auto" w:fill="F6F8FA"/>
-          </w:tcPr>
+          <w:tcPr/>
           <w:p>
             <w:pPr>
               <w:numPr>
                 <w:ilvl w:val="0"/>
-                <w:numId w:val="1083"/>
+                <w:numId w:val="1084"/>
               </w:numPr>
               <w:jc w:val="left"/>
             </w:pPr>
@@ -15895,7 +15934,7 @@
             <w:pPr>
               <w:numPr>
                 <w:ilvl w:val="0"/>
-                <w:numId w:val="1083"/>
+                <w:numId w:val="1084"/>
               </w:numPr>
               <w:jc w:val="left"/>
             </w:pPr>
@@ -15937,7 +15976,7 @@
             <w:pPr>
               <w:numPr>
                 <w:ilvl w:val="0"/>
-                <w:numId w:val="1083"/>
+                <w:numId w:val="1084"/>
               </w:numPr>
               <w:jc w:val="left"/>
             </w:pPr>
@@ -15945,57 +15984,6 @@
               <w:t xml:space="preserve">Restructured chapters: moved SSH config and VS Code connection to new Chapter 4 (Install VS Code and Connect via Remote-SSH). Chapters 5—​7 renumbered.</w:t>
             </w:r>
           </w:p>
-          <w:p>
-            <w:pPr>
-              <w:numPr>
-                <w:ilvl w:val="0"/>
-                <w:numId w:val="1083"/>
-              </w:numPr>
-              <w:jc w:val="left"/>
-            </w:pPr>
-            <w:r>
-              <w:t xml:space="preserve">Added verification checklist tables to all 7 chapters.</w:t>
-            </w:r>
-          </w:p>
-          <w:p>
-            <w:pPr>
-              <w:numPr>
-                <w:ilvl w:val="0"/>
-                <w:numId w:val="1083"/>
-              </w:numPr>
-              <w:jc w:val="left"/>
-            </w:pPr>
-            <w:r>
-              <w:t xml:space="preserve">Added mandatory reboot warning in Chapter 2 (SSH port change). Added troubleshooting subsection in Chapter 4 with common SSH connection issues and ncat debugging commands.</w:t>
-            </w:r>
-          </w:p>
-        </w:tc>
-      </w:tr>
-      <w:tr>
-        <w:tc>
-          <w:tcPr/>
-          <w:p>
-            <w:pPr>
-              <w:jc w:val="left"/>
-            </w:pPr>
-            <w:r>
-              <w:t xml:space="preserve">3.0.1</w:t>
-            </w:r>
-          </w:p>
-        </w:tc>
-        <w:tc>
-          <w:tcPr/>
-          <w:p>
-            <w:pPr>
-              <w:jc w:val="left"/>
-            </w:pPr>
-            <w:r>
-              <w:t xml:space="preserve">2026-09-10</w:t>
-            </w:r>
-          </w:p>
-        </w:tc>
-        <w:tc>
-          <w:tcPr/>
           <w:p>
             <w:pPr>
               <w:numPr>
@@ -16005,7 +15993,19 @@
               <w:jc w:val="left"/>
             </w:pPr>
             <w:r>
-              <w:t xml:space="preserve">Minor fixes: test-filter.sh auto-discovery, build.sh help text, Makefile aggregate descriptions, 5-section comment correction, CHANGELOG version gap note, callout-in-code fix, CI font auto-discovery, dofile path comment, test-sync.sh header.</w:t>
+              <w:t xml:space="preserve">Added verification checklist tables to all 7 chapters.</w:t>
+            </w:r>
+          </w:p>
+          <w:p>
+            <w:pPr>
+              <w:numPr>
+                <w:ilvl w:val="0"/>
+                <w:numId w:val="1084"/>
+              </w:numPr>
+              <w:jc w:val="left"/>
+            </w:pPr>
+            <w:r>
+              <w:t xml:space="preserve">Added mandatory reboot warning in Chapter 2 (SSH port change). Added troubleshooting subsection in Chapter 4 with common SSH connection issues and ncat debugging commands.</w:t>
             </w:r>
           </w:p>
         </w:tc>
@@ -16020,7 +16020,7 @@
               <w:jc w:val="left"/>
             </w:pPr>
             <w:r>
-              <w:t xml:space="preserve">3.0.0</w:t>
+              <w:t xml:space="preserve">3.0.1</w:t>
             </w:r>
           </w:p>
         </w:tc>
@@ -16033,7 +16033,7 @@
               <w:jc w:val="left"/>
             </w:pPr>
             <w:r>
-              <w:t xml:space="preserve">2026-09-09</w:t>
+              <w:t xml:space="preserve">2026-09-10</w:t>
             </w:r>
           </w:p>
         </w:tc>
@@ -16050,7 +16050,7 @@
               <w:jc w:val="left"/>
             </w:pPr>
             <w:r>
-              <w:t xml:space="preserve">Modular pipeline refactoring: shared Lua filter factory, shared DOCX fix logic, build system auto-discovery, unified format pipeline, GitHub Actions CI.</w:t>
+              <w:t xml:space="preserve">Minor fixes: test-filter.sh auto-discovery, build.sh help text, Makefile aggregate descriptions, 5-section comment correction, CHANGELOG version gap note, callout-in-code fix, CI font auto-discovery, dofile path comment, test-sync.sh header.</w:t>
             </w:r>
           </w:p>
         </w:tc>
@@ -16063,18 +16063,18 @@
               <w:jc w:val="left"/>
             </w:pPr>
             <w:r>
-              <w:t xml:space="preserve">2.16.0</w:t>
-            </w:r>
-          </w:p>
-        </w:tc>
-        <w:tc>
-          <w:tcPr/>
-          <w:p>
-            <w:pPr>
-              <w:jc w:val="left"/>
-            </w:pPr>
-            <w:r>
-              <w:t xml:space="preserve">2026-09-05</w:t>
+              <w:t xml:space="preserve">3.0.0</w:t>
+            </w:r>
+          </w:p>
+        </w:tc>
+        <w:tc>
+          <w:tcPr/>
+          <w:p>
+            <w:pPr>
+              <w:jc w:val="left"/>
+            </w:pPr>
+            <w:r>
+              <w:t xml:space="preserve">2026-09-09</w:t>
             </w:r>
           </w:p>
         </w:tc>
@@ -16089,7 +16089,7 @@
               <w:jc w:val="left"/>
             </w:pPr>
             <w:r>
-              <w:t xml:space="preserve">Updated to match template v2.16.0 — Lua filter fixes, build system updates, and technical template parity improvements.</w:t>
+              <w:t xml:space="preserve">Modular pipeline refactoring: shared Lua filter factory, shared DOCX fix logic, build system auto-discovery, unified format pipeline, GitHub Actions CI.</w:t>
             </w:r>
           </w:p>
         </w:tc>
@@ -16104,7 +16104,7 @@
               <w:jc w:val="left"/>
             </w:pPr>
             <w:r>
-              <w:t xml:space="preserve">2.13.0</w:t>
+              <w:t xml:space="preserve">2.16.0</w:t>
             </w:r>
           </w:p>
         </w:tc>
@@ -16117,7 +16117,7 @@
               <w:jc w:val="left"/>
             </w:pPr>
             <w:r>
-              <w:t xml:space="preserve">2026-08-24</w:t>
+              <w:t xml:space="preserve">2026-09-05</w:t>
             </w:r>
           </w:p>
         </w:tc>
@@ -16134,6 +16134,45 @@
               <w:jc w:val="left"/>
             </w:pPr>
             <w:r>
+              <w:t xml:space="preserve">Updated to match template v2.16.0 — Lua filter fixes, build system updates, and technical template parity improvements.</w:t>
+            </w:r>
+          </w:p>
+        </w:tc>
+      </w:tr>
+      <w:tr>
+        <w:tc>
+          <w:tcPr/>
+          <w:p>
+            <w:pPr>
+              <w:jc w:val="left"/>
+            </w:pPr>
+            <w:r>
+              <w:t xml:space="preserve">2.13.0</w:t>
+            </w:r>
+          </w:p>
+        </w:tc>
+        <w:tc>
+          <w:tcPr/>
+          <w:p>
+            <w:pPr>
+              <w:jc w:val="left"/>
+            </w:pPr>
+            <w:r>
+              <w:t xml:space="preserve">2026-08-24</w:t>
+            </w:r>
+          </w:p>
+        </w:tc>
+        <w:tc>
+          <w:tcPr/>
+          <w:p>
+            <w:pPr>
+              <w:numPr>
+                <w:ilvl w:val="0"/>
+                <w:numId w:val="1088"/>
+              </w:numPr>
+              <w:jc w:val="left"/>
+            </w:pPr>
+            <w:r>
               <w:t xml:space="preserve">Foundation refactoring Phase 4: make DOCX</w:t>
             </w:r>
             <w:r>
@@ -16201,7 +16240,9 @@
       </w:tr>
       <w:tr>
         <w:tc>
-          <w:tcPr/>
+          <w:tcPr>
+            <w:shd w:val="clear" w:color="auto" w:fill="F6F8FA"/>
+          </w:tcPr>
           <w:p>
             <w:pPr>
               <w:jc w:val="left"/>
@@ -16212,7 +16253,9 @@
           </w:p>
         </w:tc>
         <w:tc>
-          <w:tcPr/>
+          <w:tcPr>
+            <w:shd w:val="clear" w:color="auto" w:fill="F6F8FA"/>
+          </w:tcPr>
           <w:p>
             <w:pPr>
               <w:jc w:val="left"/>
@@ -16223,12 +16266,14 @@
           </w:p>
         </w:tc>
         <w:tc>
-          <w:tcPr/>
+          <w:tcPr>
+            <w:shd w:val="clear" w:color="auto" w:fill="F6F8FA"/>
+          </w:tcPr>
           <w:p>
             <w:pPr>
               <w:numPr>
                 <w:ilvl w:val="0"/>
-                <w:numId w:val="1088"/>
+                <w:numId w:val="1089"/>
               </w:numPr>
               <w:jc w:val="left"/>
             </w:pPr>
@@ -16390,9 +16435,7 @@
       </w:tr>
       <w:tr>
         <w:tc>
-          <w:tcPr>
-            <w:shd w:val="clear" w:color="auto" w:fill="F6F8FA"/>
-          </w:tcPr>
+          <w:tcPr/>
           <w:p>
             <w:pPr>
               <w:jc w:val="left"/>
@@ -16403,9 +16446,7 @@
           </w:p>
         </w:tc>
         <w:tc>
-          <w:tcPr>
-            <w:shd w:val="clear" w:color="auto" w:fill="F6F8FA"/>
-          </w:tcPr>
+          <w:tcPr/>
           <w:p>
             <w:pPr>
               <w:jc w:val="left"/>
@@ -16416,14 +16457,12 @@
           </w:p>
         </w:tc>
         <w:tc>
-          <w:tcPr>
-            <w:shd w:val="clear" w:color="auto" w:fill="F6F8FA"/>
-          </w:tcPr>
+          <w:tcPr/>
           <w:p>
             <w:pPr>
               <w:numPr>
                 <w:ilvl w:val="0"/>
-                <w:numId w:val="1089"/>
+                <w:numId w:val="1090"/>
               </w:numPr>
               <w:jc w:val="left"/>
             </w:pPr>
@@ -16489,7 +16528,9 @@
       </w:tr>
       <w:tr>
         <w:tc>
-          <w:tcPr/>
+          <w:tcPr>
+            <w:shd w:val="clear" w:color="auto" w:fill="F6F8FA"/>
+          </w:tcPr>
           <w:p>
             <w:pPr>
               <w:jc w:val="left"/>
@@ -16500,56 +16541,15 @@
           </w:p>
         </w:tc>
         <w:tc>
-          <w:tcPr/>
+          <w:tcPr>
+            <w:shd w:val="clear" w:color="auto" w:fill="F6F8FA"/>
+          </w:tcPr>
           <w:p>
             <w:pPr>
               <w:jc w:val="left"/>
             </w:pPr>
             <w:r>
               <w:t xml:space="preserve">2026-08-24</w:t>
-            </w:r>
-          </w:p>
-        </w:tc>
-        <w:tc>
-          <w:tcPr/>
-          <w:p>
-            <w:pPr>
-              <w:numPr>
-                <w:ilvl w:val="0"/>
-                <w:numId w:val="1090"/>
-              </w:numPr>
-              <w:jc w:val="left"/>
-            </w:pPr>
-            <w:r>
-              <w:t xml:space="preserve">Foundation refactoring Phase 1: sync cls version to project tag, fix stale doc references (L16 output count, L-range, setup-guide feature claim), add test-sync.sh for version consistency checking.</w:t>
-            </w:r>
-          </w:p>
-        </w:tc>
-      </w:tr>
-      <w:tr>
-        <w:tc>
-          <w:tcPr>
-            <w:shd w:val="clear" w:color="auto" w:fill="F6F8FA"/>
-          </w:tcPr>
-          <w:p>
-            <w:pPr>
-              <w:jc w:val="left"/>
-            </w:pPr>
-            <w:r>
-              <w:t xml:space="preserve">2.9.1</w:t>
-            </w:r>
-          </w:p>
-        </w:tc>
-        <w:tc>
-          <w:tcPr>
-            <w:shd w:val="clear" w:color="auto" w:fill="F6F8FA"/>
-          </w:tcPr>
-          <w:p>
-            <w:pPr>
-              <w:jc w:val="left"/>
-            </w:pPr>
-            <w:r>
-              <w:t xml:space="preserve">2026-08-23</w:t>
             </w:r>
           </w:p>
         </w:tc>
@@ -16566,6 +16566,45 @@
               <w:jc w:val="left"/>
             </w:pPr>
             <w:r>
+              <w:t xml:space="preserve">Foundation refactoring Phase 1: sync cls version to project tag, fix stale doc references (L16 output count, L-range, setup-guide feature claim), add test-sync.sh for version consistency checking.</w:t>
+            </w:r>
+          </w:p>
+        </w:tc>
+      </w:tr>
+      <w:tr>
+        <w:tc>
+          <w:tcPr/>
+          <w:p>
+            <w:pPr>
+              <w:jc w:val="left"/>
+            </w:pPr>
+            <w:r>
+              <w:t xml:space="preserve">2.9.1</w:t>
+            </w:r>
+          </w:p>
+        </w:tc>
+        <w:tc>
+          <w:tcPr/>
+          <w:p>
+            <w:pPr>
+              <w:jc w:val="left"/>
+            </w:pPr>
+            <w:r>
+              <w:t xml:space="preserve">2026-08-23</w:t>
+            </w:r>
+          </w:p>
+        </w:tc>
+        <w:tc>
+          <w:tcPr/>
+          <w:p>
+            <w:pPr>
+              <w:numPr>
+                <w:ilvl w:val="0"/>
+                <w:numId w:val="1092"/>
+              </w:numPr>
+              <w:jc w:val="left"/>
+            </w:pPr>
+            <w:r>
               <w:t xml:space="preserve">HTML and Markdown outputs now embed images as base64 data URIs. HTML uses pandoc</w:t>
             </w:r>
             <w:r>
@@ -16597,54 +16636,15 @@
       </w:tr>
       <w:tr>
         <w:tc>
-          <w:tcPr/>
+          <w:tcPr>
+            <w:shd w:val="clear" w:color="auto" w:fill="F6F8FA"/>
+          </w:tcPr>
           <w:p>
             <w:pPr>
               <w:jc w:val="left"/>
             </w:pPr>
             <w:r>
               <w:t xml:space="preserve">2.9.0</w:t>
-            </w:r>
-          </w:p>
-        </w:tc>
-        <w:tc>
-          <w:tcPr/>
-          <w:p>
-            <w:pPr>
-              <w:jc w:val="left"/>
-            </w:pPr>
-            <w:r>
-              <w:t xml:space="preserve">2026-08-23</w:t>
-            </w:r>
-          </w:p>
-        </w:tc>
-        <w:tc>
-          <w:tcPr/>
-          <w:p>
-            <w:pPr>
-              <w:numPr>
-                <w:ilvl w:val="0"/>
-                <w:numId w:val="1092"/>
-              </w:numPr>
-              <w:jc w:val="left"/>
-            </w:pPr>
-            <w:r>
-              <w:t xml:space="preserve">DOCX: fix content width (8504→9638tw, margins are 2cm not 3cm). Add footer page numbers. Style TOC heading (22pt bold + rule). Add hutable table width + fixed layout.</w:t>
-            </w:r>
-          </w:p>
-        </w:tc>
-      </w:tr>
-      <w:tr>
-        <w:tc>
-          <w:tcPr>
-            <w:shd w:val="clear" w:color="auto" w:fill="F6F8FA"/>
-          </w:tcPr>
-          <w:p>
-            <w:pPr>
-              <w:jc w:val="left"/>
-            </w:pPr>
-            <w:r>
-              <w:t xml:space="preserve">2.8.3</w:t>
             </w:r>
           </w:p>
         </w:tc>
@@ -16674,7 +16674,7 @@
               <w:jc w:val="left"/>
             </w:pPr>
             <w:r>
-              <w:t xml:space="preserve">DOCX fix: callout tables now have explicit width (8504tw) and fixed layout. Changelog section heading now uses custom H1 format (56pt number, red border, right tab) instead of pandoc’s default.</w:t>
+              <w:t xml:space="preserve">DOCX: fix content width (8504→9638tw, margins are 2cm not 3cm). Add footer page numbers. Style TOC heading (22pt bold + rule). Add hutable table width + fixed layout.</w:t>
             </w:r>
           </w:p>
         </w:tc>
@@ -16687,7 +16687,7 @@
               <w:jc w:val="left"/>
             </w:pPr>
             <w:r>
-              <w:t xml:space="preserve">2.8.2</w:t>
+              <w:t xml:space="preserve">2.8.3</w:t>
             </w:r>
           </w:p>
         </w:tc>
@@ -16713,7 +16713,7 @@
               <w:jc w:val="left"/>
             </w:pPr>
             <w:r>
-              <w:t xml:space="preserve">DOCX H1 heading: reverted table approach to paragraph with tab stop + red bottom border. Table broke navigation pane and TOC field. Paragraph preserves Heading1 style for navigation while matching PDF layout (number left, title right, red rule below).</w:t>
+              <w:t xml:space="preserve">DOCX fix: callout tables now have explicit width (8504tw) and fixed layout. Changelog section heading now uses custom H1 format (56pt number, red border, right tab) instead of pandoc’s default.</w:t>
             </w:r>
           </w:p>
         </w:tc>
@@ -16728,7 +16728,7 @@
               <w:jc w:val="left"/>
             </w:pPr>
             <w:r>
-              <w:t xml:space="preserve">2.8.1</w:t>
+              <w:t xml:space="preserve">2.8.2</w:t>
             </w:r>
           </w:p>
         </w:tc>
@@ -16758,7 +16758,7 @@
               <w:jc w:val="left"/>
             </w:pPr>
             <w:r>
-              <w:t xml:space="preserve">DOCX heading fix: text color reverted to black (was incorrectly changed to Huawei red in v2.8.0). H1 now uses a two-column table (number left, title right) with red bottom rule. H2-H4 use simple inline format (number + title, no right tab stop).</w:t>
+              <w:t xml:space="preserve">DOCX H1 heading: reverted table approach to paragraph with tab stop + red bottom border. Table broke navigation pane and TOC field. Paragraph preserves Heading1 style for navigation while matching PDF layout (number left, title right, red rule below).</w:t>
             </w:r>
           </w:p>
         </w:tc>
@@ -16771,7 +16771,7 @@
               <w:jc w:val="left"/>
             </w:pPr>
             <w:r>
-              <w:t xml:space="preserve">2.8.0</w:t>
+              <w:t xml:space="preserve">2.8.1</w:t>
             </w:r>
           </w:p>
         </w:tc>
@@ -16797,7 +16797,7 @@
               <w:jc w:val="left"/>
             </w:pPr>
             <w:r>
-              <w:t xml:space="preserve">DOCX output: match PDF styling --- heading colors (Huawei red), H1 number size (56pt), callout borders (left-only) and padding, changelog formatting (rules, bold version, italic date), caption style (9pt bold), badge style (8pt bold white on red), list indentation.</w:t>
+              <w:t xml:space="preserve">DOCX heading fix: text color reverted to black (was incorrectly changed to Huawei red in v2.8.0). H1 now uses a two-column table (number left, title right) with red bottom rule. H2-H4 use simple inline format (number + title, no right tab stop).</w:t>
             </w:r>
           </w:p>
         </w:tc>
@@ -16812,7 +16812,7 @@
               <w:jc w:val="left"/>
             </w:pPr>
             <w:r>
-              <w:t xml:space="preserve">2.7.1</w:t>
+              <w:t xml:space="preserve">2.8.0</w:t>
             </w:r>
           </w:p>
         </w:tc>
@@ -16825,7 +16825,7 @@
               <w:jc w:val="left"/>
             </w:pPr>
             <w:r>
-              <w:t xml:space="preserve">2026-08-17</w:t>
+              <w:t xml:space="preserve">2026-08-23</w:t>
             </w:r>
           </w:p>
         </w:tc>
@@ -16842,6 +16842,45 @@
               <w:jc w:val="left"/>
             </w:pPr>
             <w:r>
+              <w:t xml:space="preserve">DOCX output: match PDF styling --- heading colors (Huawei red), H1 number size (56pt), callout borders (left-only) and padding, changelog formatting (rules, bold version, italic date), caption style (9pt bold), badge style (8pt bold white on red), list indentation.</w:t>
+            </w:r>
+          </w:p>
+        </w:tc>
+      </w:tr>
+      <w:tr>
+        <w:tc>
+          <w:tcPr/>
+          <w:p>
+            <w:pPr>
+              <w:jc w:val="left"/>
+            </w:pPr>
+            <w:r>
+              <w:t xml:space="preserve">2.7.1</w:t>
+            </w:r>
+          </w:p>
+        </w:tc>
+        <w:tc>
+          <w:tcPr/>
+          <w:p>
+            <w:pPr>
+              <w:jc w:val="left"/>
+            </w:pPr>
+            <w:r>
+              <w:t xml:space="preserve">2026-08-17</w:t>
+            </w:r>
+          </w:p>
+        </w:tc>
+        <w:tc>
+          <w:tcPr/>
+          <w:p>
+            <w:pPr>
+              <w:numPr>
+                <w:ilvl w:val="0"/>
+                <w:numId w:val="1098"/>
+              </w:numPr>
+              <w:jc w:val="left"/>
+            </w:pPr>
+            <w:r>
               <w:t xml:space="preserve">Rename project repository to all lowercase (</w:t>
             </w:r>
             <w:r>
@@ -16858,7 +16897,9 @@
       </w:tr>
       <w:tr>
         <w:tc>
-          <w:tcPr/>
+          <w:tcPr>
+            <w:shd w:val="clear" w:color="auto" w:fill="F6F8FA"/>
+          </w:tcPr>
           <w:p>
             <w:pPr>
               <w:jc w:val="left"/>
@@ -16869,7 +16910,9 @@
           </w:p>
         </w:tc>
         <w:tc>
-          <w:tcPr/>
+          <w:tcPr>
+            <w:shd w:val="clear" w:color="auto" w:fill="F6F8FA"/>
+          </w:tcPr>
           <w:p>
             <w:pPr>
               <w:jc w:val="left"/>
@@ -16880,12 +16923,14 @@
           </w:p>
         </w:tc>
         <w:tc>
-          <w:tcPr/>
+          <w:tcPr>
+            <w:shd w:val="clear" w:color="auto" w:fill="F6F8FA"/>
+          </w:tcPr>
           <w:p>
             <w:pPr>
               <w:numPr>
                 <w:ilvl w:val="0"/>
-                <w:numId w:val="1098"/>
+                <w:numId w:val="1099"/>
               </w:numPr>
               <w:jc w:val="left"/>
             </w:pPr>
@@ -16927,9 +16972,7 @@
       </w:tr>
       <w:tr>
         <w:tc>
-          <w:tcPr>
-            <w:shd w:val="clear" w:color="auto" w:fill="F6F8FA"/>
-          </w:tcPr>
+          <w:tcPr/>
           <w:p>
             <w:pPr>
               <w:jc w:val="left"/>
@@ -16940,9 +16983,7 @@
           </w:p>
         </w:tc>
         <w:tc>
-          <w:tcPr>
-            <w:shd w:val="clear" w:color="auto" w:fill="F6F8FA"/>
-          </w:tcPr>
+          <w:tcPr/>
           <w:p>
             <w:pPr>
               <w:jc w:val="left"/>
@@ -16953,14 +16994,12 @@
           </w:p>
         </w:tc>
         <w:tc>
-          <w:tcPr>
-            <w:shd w:val="clear" w:color="auto" w:fill="F6F8FA"/>
-          </w:tcPr>
+          <w:tcPr/>
           <w:p>
             <w:pPr>
               <w:numPr>
                 <w:ilvl w:val="0"/>
-                <w:numId w:val="1099"/>
+                <w:numId w:val="1100"/>
               </w:numPr>
               <w:jc w:val="left"/>
             </w:pPr>
@@ -17017,7 +17056,9 @@
       </w:tr>
       <w:tr>
         <w:tc>
-          <w:tcPr/>
+          <w:tcPr>
+            <w:shd w:val="clear" w:color="auto" w:fill="F6F8FA"/>
+          </w:tcPr>
           <w:p>
             <w:pPr>
               <w:jc w:val="left"/>
@@ -17028,7 +17069,9 @@
           </w:p>
         </w:tc>
         <w:tc>
-          <w:tcPr/>
+          <w:tcPr>
+            <w:shd w:val="clear" w:color="auto" w:fill="F6F8FA"/>
+          </w:tcPr>
           <w:p>
             <w:pPr>
               <w:jc w:val="left"/>
@@ -17039,12 +17082,14 @@
           </w:p>
         </w:tc>
         <w:tc>
-          <w:tcPr/>
+          <w:tcPr>
+            <w:shd w:val="clear" w:color="auto" w:fill="F6F8FA"/>
+          </w:tcPr>
           <w:p>
             <w:pPr>
               <w:numPr>
                 <w:ilvl w:val="0"/>
-                <w:numId w:val="1100"/>
+                <w:numId w:val="1101"/>
               </w:numPr>
               <w:jc w:val="left"/>
             </w:pPr>
@@ -17071,7 +17116,7 @@
             <w:pPr>
               <w:numPr>
                 <w:ilvl w:val="0"/>
-                <w:numId w:val="1100"/>
+                <w:numId w:val="1101"/>
               </w:numPr>
               <w:jc w:val="left"/>
             </w:pPr>
@@ -17098,58 +17143,13 @@
       </w:tr>
       <w:tr>
         <w:tc>
-          <w:tcPr>
-            <w:shd w:val="clear" w:color="auto" w:fill="F6F8FA"/>
-          </w:tcPr>
+          <w:tcPr/>
           <w:p>
             <w:pPr>
               <w:jc w:val="left"/>
             </w:pPr>
             <w:r>
               <w:t xml:space="preserve">2.5.1</w:t>
-            </w:r>
-          </w:p>
-        </w:tc>
-        <w:tc>
-          <w:tcPr>
-            <w:shd w:val="clear" w:color="auto" w:fill="F6F8FA"/>
-          </w:tcPr>
-          <w:p>
-            <w:pPr>
-              <w:jc w:val="left"/>
-            </w:pPr>
-            <w:r>
-              <w:t xml:space="preserve">2026-08-10</w:t>
-            </w:r>
-          </w:p>
-        </w:tc>
-        <w:tc>
-          <w:tcPr>
-            <w:shd w:val="clear" w:color="auto" w:fill="F6F8FA"/>
-          </w:tcPr>
-          <w:p>
-            <w:pPr>
-              <w:numPr>
-                <w:ilvl w:val="0"/>
-                <w:numId w:val="1101"/>
-              </w:numPr>
-              <w:jc w:val="left"/>
-            </w:pPr>
-            <w:r>
-              <w:t xml:space="preserve">H1 section title size reduced from 27pt to 20pt.</w:t>
-            </w:r>
-          </w:p>
-        </w:tc>
-      </w:tr>
-      <w:tr>
-        <w:tc>
-          <w:tcPr/>
-          <w:p>
-            <w:pPr>
-              <w:jc w:val="left"/>
-            </w:pPr>
-            <w:r>
-              <w:t xml:space="preserve">2.5.0</w:t>
             </w:r>
           </w:p>
         </w:tc>
@@ -17175,13 +17175,7 @@
               <w:jc w:val="left"/>
             </w:pPr>
             <w:r>
-              <w:t xml:space="preserve">Default image size increased: width 65% → 90% of text width,</w:t>
-            </w:r>
-            <w:r>
-              <w:t xml:space="preserve"> </w:t>
-            </w:r>
-            <w:r>
-              <w:t xml:space="preserve">height 40% → 50% of text height.</w:t>
+              <w:t xml:space="preserve">H1 section title size reduced from 27pt to 20pt.</w:t>
             </w:r>
           </w:p>
         </w:tc>
@@ -17196,7 +17190,7 @@
               <w:jc w:val="left"/>
             </w:pPr>
             <w:r>
-              <w:t xml:space="preserve">2.4.0</w:t>
+              <w:t xml:space="preserve">2.5.0</w:t>
             </w:r>
           </w:p>
         </w:tc>
@@ -17226,14 +17220,59 @@
               <w:jc w:val="left"/>
             </w:pPr>
             <w:r>
-              <w:t xml:space="preserve">Enlarged H1 section title (18pt → 27pt, 50% bigger).</w:t>
-            </w:r>
-          </w:p>
+              <w:t xml:space="preserve">Default image size increased: width 65% → 90% of text width,</w:t>
+            </w:r>
+            <w:r>
+              <w:t xml:space="preserve"> </w:t>
+            </w:r>
+            <w:r>
+              <w:t xml:space="preserve">height 40% → 50% of text height.</w:t>
+            </w:r>
+          </w:p>
+        </w:tc>
+      </w:tr>
+      <w:tr>
+        <w:tc>
+          <w:tcPr/>
+          <w:p>
+            <w:pPr>
+              <w:jc w:val="left"/>
+            </w:pPr>
+            <w:r>
+              <w:t xml:space="preserve">2.4.0</w:t>
+            </w:r>
+          </w:p>
+        </w:tc>
+        <w:tc>
+          <w:tcPr/>
+          <w:p>
+            <w:pPr>
+              <w:jc w:val="left"/>
+            </w:pPr>
+            <w:r>
+              <w:t xml:space="preserve">2026-08-10</w:t>
+            </w:r>
+          </w:p>
+        </w:tc>
+        <w:tc>
+          <w:tcPr/>
           <w:p>
             <w:pPr>
               <w:numPr>
                 <w:ilvl w:val="0"/>
-                <w:numId w:val="1103"/>
+                <w:numId w:val="1104"/>
+              </w:numPr>
+              <w:jc w:val="left"/>
+            </w:pPr>
+            <w:r>
+              <w:t xml:space="preserve">Enlarged H1 section title (18pt → 27pt, 50% bigger).</w:t>
+            </w:r>
+          </w:p>
+          <w:p>
+            <w:pPr>
+              <w:numPr>
+                <w:ilvl w:val="0"/>
+                <w:numId w:val="1104"/>
               </w:numPr>
               <w:jc w:val="left"/>
             </w:pPr>
@@ -17260,7 +17299,9 @@
       </w:tr>
       <w:tr>
         <w:tc>
-          <w:tcPr/>
+          <w:tcPr>
+            <w:shd w:val="clear" w:color="auto" w:fill="F6F8FA"/>
+          </w:tcPr>
           <w:p>
             <w:pPr>
               <w:jc w:val="left"/>
@@ -17271,7 +17312,9 @@
           </w:p>
         </w:tc>
         <w:tc>
-          <w:tcPr/>
+          <w:tcPr>
+            <w:shd w:val="clear" w:color="auto" w:fill="F6F8FA"/>
+          </w:tcPr>
           <w:p>
             <w:pPr>
               <w:jc w:val="left"/>
@@ -17282,12 +17325,14 @@
           </w:p>
         </w:tc>
         <w:tc>
-          <w:tcPr/>
+          <w:tcPr>
+            <w:shd w:val="clear" w:color="auto" w:fill="F6F8FA"/>
+          </w:tcPr>
           <w:p>
             <w:pPr>
               <w:numPr>
                 <w:ilvl w:val="0"/>
-                <w:numId w:val="1104"/>
+                <w:numId w:val="1105"/>
               </w:numPr>
               <w:jc w:val="left"/>
             </w:pPr>
@@ -17314,9 +17359,7 @@
       </w:tr>
       <w:tr>
         <w:tc>
-          <w:tcPr>
-            <w:shd w:val="clear" w:color="auto" w:fill="F6F8FA"/>
-          </w:tcPr>
+          <w:tcPr/>
           <w:p>
             <w:pPr>
               <w:jc w:val="left"/>
@@ -17327,9 +17370,7 @@
           </w:p>
         </w:tc>
         <w:tc>
-          <w:tcPr>
-            <w:shd w:val="clear" w:color="auto" w:fill="F6F8FA"/>
-          </w:tcPr>
+          <w:tcPr/>
           <w:p>
             <w:pPr>
               <w:jc w:val="left"/>
@@ -17340,14 +17381,12 @@
           </w:p>
         </w:tc>
         <w:tc>
-          <w:tcPr>
-            <w:shd w:val="clear" w:color="auto" w:fill="F6F8FA"/>
-          </w:tcPr>
+          <w:tcPr/>
           <w:p>
             <w:pPr>
               <w:numPr>
                 <w:ilvl w:val="0"/>
-                <w:numId w:val="1105"/>
+                <w:numId w:val="1106"/>
               </w:numPr>
               <w:jc w:val="left"/>
             </w:pPr>
@@ -17419,7 +17458,9 @@
       </w:tr>
       <w:tr>
         <w:tc>
-          <w:tcPr/>
+          <w:tcPr>
+            <w:shd w:val="clear" w:color="auto" w:fill="F6F8FA"/>
+          </w:tcPr>
           <w:p>
             <w:pPr>
               <w:jc w:val="left"/>
@@ -17430,7 +17471,9 @@
           </w:p>
         </w:tc>
         <w:tc>
-          <w:tcPr/>
+          <w:tcPr>
+            <w:shd w:val="clear" w:color="auto" w:fill="F6F8FA"/>
+          </w:tcPr>
           <w:p>
             <w:pPr>
               <w:jc w:val="left"/>
@@ -17441,12 +17484,14 @@
           </w:p>
         </w:tc>
         <w:tc>
-          <w:tcPr/>
+          <w:tcPr>
+            <w:shd w:val="clear" w:color="auto" w:fill="F6F8FA"/>
+          </w:tcPr>
           <w:p>
             <w:pPr>
               <w:numPr>
                 <w:ilvl w:val="0"/>
-                <w:numId w:val="1106"/>
+                <w:numId w:val="1107"/>
               </w:numPr>
               <w:jc w:val="left"/>
             </w:pPr>
@@ -17503,9 +17548,7 @@
       </w:tr>
       <w:tr>
         <w:tc>
-          <w:tcPr>
-            <w:shd w:val="clear" w:color="auto" w:fill="F6F8FA"/>
-          </w:tcPr>
+          <w:tcPr/>
           <w:p>
             <w:pPr>
               <w:jc w:val="left"/>
@@ -17516,9 +17559,7 @@
           </w:p>
         </w:tc>
         <w:tc>
-          <w:tcPr>
-            <w:shd w:val="clear" w:color="auto" w:fill="F6F8FA"/>
-          </w:tcPr>
+          <w:tcPr/>
           <w:p>
             <w:pPr>
               <w:jc w:val="left"/>
@@ -17529,14 +17570,12 @@
           </w:p>
         </w:tc>
         <w:tc>
-          <w:tcPr>
-            <w:shd w:val="clear" w:color="auto" w:fill="F6F8FA"/>
-          </w:tcPr>
+          <w:tcPr/>
           <w:p>
             <w:pPr>
               <w:numPr>
                 <w:ilvl w:val="0"/>
-                <w:numId w:val="1107"/>
+                <w:numId w:val="1108"/>
               </w:numPr>
               <w:jc w:val="left"/>
             </w:pPr>
@@ -17563,54 +17602,15 @@
       </w:tr>
       <w:tr>
         <w:tc>
-          <w:tcPr/>
+          <w:tcPr>
+            <w:shd w:val="clear" w:color="auto" w:fill="F6F8FA"/>
+          </w:tcPr>
           <w:p>
             <w:pPr>
               <w:jc w:val="left"/>
             </w:pPr>
             <w:r>
               <w:t xml:space="preserve">2.2.2</w:t>
-            </w:r>
-          </w:p>
-        </w:tc>
-        <w:tc>
-          <w:tcPr/>
-          <w:p>
-            <w:pPr>
-              <w:jc w:val="left"/>
-            </w:pPr>
-            <w:r>
-              <w:t xml:space="preserve">2026-08-08</w:t>
-            </w:r>
-          </w:p>
-        </w:tc>
-        <w:tc>
-          <w:tcPr/>
-          <w:p>
-            <w:pPr>
-              <w:numPr>
-                <w:ilvl w:val="0"/>
-                <w:numId w:val="1108"/>
-              </w:numPr>
-              <w:jc w:val="left"/>
-            </w:pPr>
-            <w:r>
-              <w:t xml:space="preserve">Fixed chapter reference in prerequisite (Chapter 3 → Chapter 4).</w:t>
-            </w:r>
-          </w:p>
-        </w:tc>
-      </w:tr>
-      <w:tr>
-        <w:tc>
-          <w:tcPr>
-            <w:shd w:val="clear" w:color="auto" w:fill="F6F8FA"/>
-          </w:tcPr>
-          <w:p>
-            <w:pPr>
-              <w:jc w:val="left"/>
-            </w:pPr>
-            <w:r>
-              <w:t xml:space="preserve">2.2.1</w:t>
             </w:r>
           </w:p>
         </w:tc>
@@ -17640,7 +17640,7 @@
               <w:jc w:val="left"/>
             </w:pPr>
             <w:r>
-              <w:t xml:space="preserve">Changed table and figure caption labels to black (was Huawei red).</w:t>
+              <w:t xml:space="preserve">Fixed chapter reference in prerequisite (Chapter 3 → Chapter 4).</w:t>
             </w:r>
           </w:p>
         </w:tc>
@@ -17653,7 +17653,7 @@
               <w:jc w:val="left"/>
             </w:pPr>
             <w:r>
-              <w:t xml:space="preserve">2.2.0</w:t>
+              <w:t xml:space="preserve">2.2.1</w:t>
             </w:r>
           </w:p>
         </w:tc>
@@ -17679,13 +17679,7 @@
               <w:jc w:val="left"/>
             </w:pPr>
             <w:r>
-              <w:t xml:space="preserve">Added Huawei-branded table styling: red header bar, alternating row</w:t>
-            </w:r>
-            <w:r>
-              <w:t xml:space="preserve"> </w:t>
-            </w:r>
-            <w:r>
-              <w:t xml:space="preserve">colors, and bordered cells.</w:t>
+              <w:t xml:space="preserve">Changed table and figure caption labels to black (was Huawei red).</w:t>
             </w:r>
           </w:p>
         </w:tc>
@@ -17700,7 +17694,7 @@
               <w:jc w:val="left"/>
             </w:pPr>
             <w:r>
-              <w:t xml:space="preserve">2.1.0</w:t>
+              <w:t xml:space="preserve">2.2.0</w:t>
             </w:r>
           </w:p>
         </w:tc>
@@ -17713,7 +17707,7 @@
               <w:jc w:val="left"/>
             </w:pPr>
             <w:r>
-              <w:t xml:space="preserve">2026-08-06</w:t>
+              <w:t xml:space="preserve">2026-08-08</w:t>
             </w:r>
           </w:p>
         </w:tc>
@@ -17730,6 +17724,51 @@
               <w:jc w:val="left"/>
             </w:pPr>
             <w:r>
+              <w:t xml:space="preserve">Added Huawei-branded table styling: red header bar, alternating row</w:t>
+            </w:r>
+            <w:r>
+              <w:t xml:space="preserve"> </w:t>
+            </w:r>
+            <w:r>
+              <w:t xml:space="preserve">colors, and bordered cells.</w:t>
+            </w:r>
+          </w:p>
+        </w:tc>
+      </w:tr>
+      <w:tr>
+        <w:tc>
+          <w:tcPr/>
+          <w:p>
+            <w:pPr>
+              <w:jc w:val="left"/>
+            </w:pPr>
+            <w:r>
+              <w:t xml:space="preserve">2.1.0</w:t>
+            </w:r>
+          </w:p>
+        </w:tc>
+        <w:tc>
+          <w:tcPr/>
+          <w:p>
+            <w:pPr>
+              <w:jc w:val="left"/>
+            </w:pPr>
+            <w:r>
+              <w:t xml:space="preserve">2026-08-06</w:t>
+            </w:r>
+          </w:p>
+        </w:tc>
+        <w:tc>
+          <w:tcPr/>
+          <w:p>
+            <w:pPr>
+              <w:numPr>
+                <w:ilvl w:val="0"/>
+                <w:numId w:val="1112"/>
+              </w:numPr>
+              <w:jc w:val="left"/>
+            </w:pPr>
+            <w:r>
               <w:t xml:space="preserve">Updated ECS flavor to</w:t>
             </w:r>
             <w:r>
@@ -17752,7 +17791,7 @@
             <w:pPr>
               <w:numPr>
                 <w:ilvl w:val="0"/>
-                <w:numId w:val="1111"/>
+                <w:numId w:val="1112"/>
               </w:numPr>
               <w:jc w:val="left"/>
             </w:pPr>
@@ -17764,7 +17803,7 @@
             <w:pPr>
               <w:numPr>
                 <w:ilvl w:val="0"/>
-                <w:numId w:val="1111"/>
+                <w:numId w:val="1112"/>
               </w:numPr>
               <w:jc w:val="left"/>
             </w:pPr>
@@ -17776,7 +17815,7 @@
             <w:pPr>
               <w:numPr>
                 <w:ilvl w:val="0"/>
-                <w:numId w:val="1111"/>
+                <w:numId w:val="1112"/>
               </w:numPr>
               <w:jc w:val="left"/>
             </w:pPr>
@@ -17788,7 +17827,7 @@
             <w:pPr>
               <w:numPr>
                 <w:ilvl w:val="0"/>
-                <w:numId w:val="1111"/>
+                <w:numId w:val="1112"/>
               </w:numPr>
               <w:jc w:val="left"/>
             </w:pPr>
@@ -17800,7 +17839,7 @@
             <w:pPr>
               <w:numPr>
                 <w:ilvl w:val="0"/>
-                <w:numId w:val="1111"/>
+                <w:numId w:val="1112"/>
               </w:numPr>
               <w:jc w:val="left"/>
             </w:pPr>
@@ -17818,7 +17857,7 @@
             <w:pPr>
               <w:numPr>
                 <w:ilvl w:val="0"/>
-                <w:numId w:val="1111"/>
+                <w:numId w:val="1112"/>
               </w:numPr>
               <w:jc w:val="left"/>
             </w:pPr>
@@ -17867,7 +17906,7 @@
             <w:pPr>
               <w:numPr>
                 <w:ilvl w:val="0"/>
-                <w:numId w:val="1111"/>
+                <w:numId w:val="1112"/>
               </w:numPr>
               <w:jc w:val="left"/>
             </w:pPr>
@@ -17879,7 +17918,7 @@
             <w:pPr>
               <w:numPr>
                 <w:ilvl w:val="0"/>
-                <w:numId w:val="1111"/>
+                <w:numId w:val="1112"/>
               </w:numPr>
               <w:jc w:val="left"/>
             </w:pPr>
@@ -17930,7 +17969,7 @@
             <w:pPr>
               <w:numPr>
                 <w:ilvl w:val="0"/>
-                <w:numId w:val="1111"/>
+                <w:numId w:val="1112"/>
               </w:numPr>
               <w:jc w:val="left"/>
             </w:pPr>
@@ -17957,7 +17996,9 @@
       </w:tr>
       <w:tr>
         <w:tc>
-          <w:tcPr/>
+          <w:tcPr>
+            <w:shd w:val="clear" w:color="auto" w:fill="F6F8FA"/>
+          </w:tcPr>
           <w:p>
             <w:pPr>
               <w:jc w:val="left"/>
@@ -17968,7 +18009,9 @@
           </w:p>
         </w:tc>
         <w:tc>
-          <w:tcPr/>
+          <w:tcPr>
+            <w:shd w:val="clear" w:color="auto" w:fill="F6F8FA"/>
+          </w:tcPr>
           <w:p>
             <w:pPr>
               <w:jc w:val="left"/>
@@ -17979,12 +18022,14 @@
           </w:p>
         </w:tc>
         <w:tc>
-          <w:tcPr/>
+          <w:tcPr>
+            <w:shd w:val="clear" w:color="auto" w:fill="F6F8FA"/>
+          </w:tcPr>
           <w:p>
             <w:pPr>
               <w:numPr>
                 <w:ilvl w:val="0"/>
-                <w:numId w:val="1112"/>
+                <w:numId w:val="1113"/>
               </w:numPr>
               <w:jc w:val="left"/>
             </w:pPr>
@@ -18002,7 +18047,7 @@
             <w:pPr>
               <w:numPr>
                 <w:ilvl w:val="0"/>
-                <w:numId w:val="1112"/>
+                <w:numId w:val="1113"/>
               </w:numPr>
               <w:jc w:val="left"/>
             </w:pPr>
@@ -18056,7 +18101,7 @@
             <w:pPr>
               <w:numPr>
                 <w:ilvl w:val="0"/>
-                <w:numId w:val="1112"/>
+                <w:numId w:val="1113"/>
               </w:numPr>
               <w:jc w:val="left"/>
             </w:pPr>
@@ -18104,7 +18149,7 @@
             <w:pPr>
               <w:numPr>
                 <w:ilvl w:val="0"/>
-                <w:numId w:val="1112"/>
+                <w:numId w:val="1113"/>
               </w:numPr>
               <w:jc w:val="left"/>
             </w:pPr>
@@ -18125,9 +18170,7 @@
       </w:tr>
       <w:tr>
         <w:tc>
-          <w:tcPr>
-            <w:shd w:val="clear" w:color="auto" w:fill="F6F8FA"/>
-          </w:tcPr>
+          <w:tcPr/>
           <w:p>
             <w:pPr>
               <w:jc w:val="left"/>
@@ -18138,9 +18181,7 @@
           </w:p>
         </w:tc>
         <w:tc>
-          <w:tcPr>
-            <w:shd w:val="clear" w:color="auto" w:fill="F6F8FA"/>
-          </w:tcPr>
+          <w:tcPr/>
           <w:p>
             <w:pPr>
               <w:jc w:val="left"/>
@@ -18151,14 +18192,12 @@
           </w:p>
         </w:tc>
         <w:tc>
-          <w:tcPr>
-            <w:shd w:val="clear" w:color="auto" w:fill="F6F8FA"/>
-          </w:tcPr>
+          <w:tcPr/>
           <w:p>
             <w:pPr>
               <w:numPr>
                 <w:ilvl w:val="0"/>
-                <w:numId w:val="1113"/>
+                <w:numId w:val="1114"/>
               </w:numPr>
               <w:jc w:val="left"/>
             </w:pPr>
@@ -18170,7 +18209,7 @@
             <w:pPr>
               <w:numPr>
                 <w:ilvl w:val="0"/>
-                <w:numId w:val="1113"/>
+                <w:numId w:val="1114"/>
               </w:numPr>
               <w:jc w:val="left"/>
             </w:pPr>
@@ -18182,7 +18221,7 @@
             <w:pPr>
               <w:numPr>
                 <w:ilvl w:val="0"/>
-                <w:numId w:val="1113"/>
+                <w:numId w:val="1114"/>
               </w:numPr>
               <w:jc w:val="left"/>
             </w:pPr>
@@ -18194,7 +18233,7 @@
             <w:pPr>
               <w:numPr>
                 <w:ilvl w:val="0"/>
-                <w:numId w:val="1113"/>
+                <w:numId w:val="1114"/>
               </w:numPr>
               <w:jc w:val="left"/>
             </w:pPr>
@@ -18212,7 +18251,7 @@
             <w:pPr>
               <w:numPr>
                 <w:ilvl w:val="0"/>
-                <w:numId w:val="1113"/>
+                <w:numId w:val="1114"/>
               </w:numPr>
               <w:jc w:val="left"/>
             </w:pPr>
@@ -18224,7 +18263,7 @@
             <w:pPr>
               <w:numPr>
                 <w:ilvl w:val="0"/>
-                <w:numId w:val="1113"/>
+                <w:numId w:val="1114"/>
               </w:numPr>
               <w:jc w:val="left"/>
             </w:pPr>
@@ -19608,6 +19647,9 @@
     <w:abstractNumId w:val="991"/>
   </w:num>
   <w:num w:numId="1113">
+    <w:abstractNumId w:val="991"/>
+  </w:num>
+  <w:num w:numId="1114">
     <w:abstractNumId w:val="991"/>
   </w:num>
 </w:numbering>
@@ -20033,15 +20075,10 @@
     <w:basedOn w:val="Normal"/>
     <w:link w:val="BodyTextChar"/>
     <w:pPr>
-      <w:spacing w:after="120" w:before="120"/>
-      <w:jc w:val="center"/>
+      <w:spacing w:after="120" w:before="0"/>
     </w:pPr>
     <w:rPr>
       <w:i/>
-      <w:rFonts w:ascii="HarmonyOS Sans" w:hAnsi="HarmonyOS Sans"/>
-      <w:b/>
-      <w:sz w:val="18"/>
-      <w:szCs w:val="18"/>
     </w:rPr>
   </w:style>
   <w:style w:customStyle="1" w:styleId="TableCaption" w:type="paragraph">
@@ -20115,6 +20152,7 @@
     <w:pPr>
       <w:spacing w:before="240" w:line="259" w:lineRule="auto"/>
       <w:outlineLvl w:val="9"/>
+      <w:jc w:val="right"/>
       <w:pBdr>
         <w:bottom w:val="single" w:sz="4" w:space="1" w:color="000000"/>
       </w:pBdr>
@@ -20229,7 +20267,6 @@
     <w:name w:val="TOCTitle"/>
     <w:pPr>
       <w:spacing w:after="200" w:before="0"/>
-      <w:jc w:val="right"/>
     </w:pPr>
     <w:rPr>
       <w:rFonts w:ascii="HarmonyOS Sans" w:hAnsi="HarmonyOS Sans"/>
@@ -20560,7 +20597,7 @@
     <w:qFormat/>
     <w:pPr>
       <w:tabs>
-        <w:tab w:val="right" w:leader="dot" w:pos="9000"/>
+        <w:tab w:val="right" w:leader="dot" w:pos="9638"/>
       </w:tabs>
       <w:ind w:left="0"/>
       <w:spacing w:after="40"/>
@@ -20574,7 +20611,7 @@
     <w:qFormat/>
     <w:pPr>
       <w:tabs>
-        <w:tab w:val="right" w:leader="dot" w:pos="9000"/>
+        <w:tab w:val="right" w:leader="dot" w:pos="9638"/>
       </w:tabs>
       <w:ind w:left="420"/>
       <w:spacing w:after="40"/>
@@ -20588,7 +20625,7 @@
     <w:qFormat/>
     <w:pPr>
       <w:tabs>
-        <w:tab w:val="right" w:leader="dot" w:pos="9000"/>
+        <w:tab w:val="right" w:leader="dot" w:pos="9638"/>
       </w:tabs>
       <w:ind w:left="840"/>
       <w:spacing w:after="40"/>

--- a/documents/setup-guide/setup-guide.docx
+++ b/documents/setup-guide/setup-guide.docx
@@ -84,7 +84,7 @@
           <w:b/>
           <w:sz w:val="24"/>
         </w:rPr>
-        <w:t xml:space="preserve">v6.8.2</w:t>
+        <w:t xml:space="preserve">v6.8.3</w:t>
       </w:r>
       <w:r>
         <w:rPr>
@@ -96,7 +96,7 @@
         <w:rPr>
           <w:sz w:val="24"/>
         </w:rPr>
-        <w:t xml:space="preserve">— September 20, 2026 20:36</w:t>
+        <w:t xml:space="preserve">— September 20, 2026 20:57</w:t>
       </w:r>
     </w:p>
     <w:sdt>
@@ -13345,7 +13345,7 @@
               <w:jc w:val="left"/>
             </w:pPr>
             <w:r>
-              <w:t xml:space="preserve">6.8.2</w:t>
+              <w:t xml:space="preserve">6.8.3</w:t>
             </w:r>
           </w:p>
         </w:tc>
@@ -13371,7 +13371,7 @@
               <w:jc w:val="left"/>
             </w:pPr>
             <w:r>
-              <w:t xml:space="preserve">Documentation and cleanup: README, AGENTS, and all four SKILL.md files now describe the real multi-format pipeline (pre-processor + docx_fix --fix + --lang flag) instead of the pre-v6.4 asciidoctor-to-pandoc chain. DOCX TOC title is now right-aligned like the PDF (was targeting a dead style). Signature names render bold like the PDF. Dead code removed (unused Caption style, dead TOCTitle style, dead HTML badge CSS). The --template and --lang flags accept the equals form (--template=guide). Various stale comments corrected.</w:t>
+              <w:t xml:space="preserve">Docs accuracy fix: the multi-format pipeline descriptions in README, AGENTS, and all four SKILL.md files now correctly separate the DOCX/Markdown path (pre-processor then docbook then pandoc) from the HTML path (pre-processor then asciidoctor html5) — the previous wording implied HTML also went through docbook and pandoc. Corrected a stale comment in the DOCX fixer.</w:t>
             </w:r>
           </w:p>
         </w:tc>
@@ -13386,7 +13386,7 @@
               <w:jc w:val="left"/>
             </w:pPr>
             <w:r>
-              <w:t xml:space="preserve">6.8.1</w:t>
+              <w:t xml:space="preserve">6.8.2</w:t>
             </w:r>
           </w:p>
         </w:tc>
@@ -13416,7 +13416,7 @@
               <w:jc w:val="left"/>
             </w:pPr>
             <w:r>
-              <w:t xml:space="preserve">Quality-pass fixes for v6.8.0: non-technical covers no longer show a stray Date paragraph (regression from the meta-scan change); the technical cover table is no longer hijacked from the body when :nochangelog: is set (boundary check on the cover-table detection); the Version/Date/Scenario table now renders unconditionally like the PDF (was gated by :nochangelog:); empty cover tables are skipped when no report values are set; corrected the cover-element-order wording in the v6.8.0 changelog.</w:t>
+              <w:t xml:space="preserve">Documentation and cleanup: README, AGENTS, and all four SKILL.md files now describe the real multi-format pipeline (pre-processor + docx_fix --fix + --lang flag) instead of the pre-v6.4 asciidoctor-to-pandoc chain. DOCX TOC title is now right-aligned like the PDF (was targeting a dead style). Signature names render bold like the PDF. Dead code removed (unused Caption style, dead TOCTitle style, dead HTML badge CSS). The --template and --lang flags accept the equals form (--template=guide). Various stale comments corrected.</w:t>
             </w:r>
           </w:p>
         </w:tc>
@@ -13429,7 +13429,7 @@
               <w:jc w:val="left"/>
             </w:pPr>
             <w:r>
-              <w:t xml:space="preserve">6.8.0</w:t>
+              <w:t xml:space="preserve">6.8.1</w:t>
             </w:r>
           </w:p>
         </w:tc>
@@ -13455,7 +13455,7 @@
               <w:jc w:val="left"/>
             </w:pPr>
             <w:r>
-              <w:t xml:space="preserve">Technical report covers now match the PDF in DOCX/MD/HTML: the title uses the PDF’s 24pt size (was 36pt), the report type label appears below the title (the DOCX cover keeps the established title-first order; the PDF has label-then-title), and the Version/Date/Scenario table is rendered with the PDF’s red label column. The cover meta line now shows the report version and its set date (was the document version and the build date). Authors, when set, appear as a table row like the PDF.</w:t>
+              <w:t xml:space="preserve">Quality-pass fixes for v6.8.0: non-technical covers no longer show a stray Date paragraph (regression from the meta-scan change); the technical cover table is no longer hijacked from the body when :nochangelog: is set (boundary check on the cover-table detection); the Version/Date/Scenario table now renders unconditionally like the PDF (was gated by :nochangelog:); empty cover tables are skipped when no report values are set; corrected the cover-element-order wording in the v6.8.0 changelog.</w:t>
             </w:r>
           </w:p>
         </w:tc>
@@ -13470,7 +13470,7 @@
               <w:jc w:val="left"/>
             </w:pPr>
             <w:r>
-              <w:t xml:space="preserve">6.7.0</w:t>
+              <w:t xml:space="preserve">6.8.0</w:t>
             </w:r>
           </w:p>
         </w:tc>
@@ -13500,7 +13500,7 @@
               <w:jc w:val="left"/>
             </w:pPr>
             <w:r>
-              <w:t xml:space="preserve">Badge and language fidelity: DOCX badge pills now render black text like the PDF (was frame-colored), use the correct label case (Pass, not PASS), include the Portuguese POC labels (Atendido, Parcial, Falha, Ignorado), and render at native width per template (testbook badge text no longer shrinks). Portuguese signature greetings now match the PDF (At.te,), the POC classification label matches the full PDF wording, and the secondary-format table headers (stakeholders, closing record, test summary, changelog) are now language-aware. DOCX footers show Página in Portuguese documents. Cover dates no longer zero-pad the day.</w:t>
+              <w:t xml:space="preserve">Technical report covers now match the PDF in DOCX/MD/HTML: the title uses the PDF’s 24pt size (was 36pt), the report type label appears below the title (the DOCX cover keeps the established title-first order; the PDF has label-then-title), and the Version/Date/Scenario table is rendered with the PDF’s red label column. The cover meta line now shows the report version and its set date (was the document version and the build date). Authors, when set, appear as a table row like the PDF.</w:t>
             </w:r>
           </w:p>
         </w:tc>
@@ -13513,7 +13513,7 @@
               <w:jc w:val="left"/>
             </w:pPr>
             <w:r>
-              <w:t xml:space="preserve">6.6.1</w:t>
+              <w:t xml:space="preserve">6.7.0</w:t>
             </w:r>
           </w:p>
         </w:tc>
@@ -13539,7 +13539,7 @@
               <w:jc w:val="left"/>
             </w:pPr>
             <w:r>
-              <w:t xml:space="preserve">Quality-pass fixes for v6.6.0: the TESTCASE-marker strip now covers the entire DOCX fix run (a failure at any stage can no longer leave markers in the output file); the fixer resets its template state between in-process runs (the documented path-sniffing fallback works again); build.sh also cleans temporary files on interrupt signals; fixed a CHANGELOG typo.</w:t>
+              <w:t xml:space="preserve">Badge and language fidelity: DOCX badge pills now render black text like the PDF (was frame-colored), use the correct label case (Pass, not PASS), include the Portuguese POC labels (Atendido, Parcial, Falha, Ignorado), and render at native width per template (testbook badge text no longer shrinks). Portuguese signature greetings now match the PDF (At.te,), the POC classification label matches the full PDF wording, and the secondary-format table headers (stakeholders, closing record, test summary, changelog) are now language-aware. DOCX footers show Página in Portuguese documents. Cover dates no longer zero-pad the day.</w:t>
             </w:r>
           </w:p>
         </w:tc>
@@ -13554,7 +13554,7 @@
               <w:jc w:val="left"/>
             </w:pPr>
             <w:r>
-              <w:t xml:space="preserve">6.6.0</w:t>
+              <w:t xml:space="preserve">6.6.1</w:t>
             </w:r>
           </w:p>
         </w:tc>
@@ -13584,6 +13584,45 @@
               <w:jc w:val="left"/>
             </w:pPr>
             <w:r>
+              <w:t xml:space="preserve">Quality-pass fixes for v6.6.0: the TESTCASE-marker strip now covers the entire DOCX fix run (a failure at any stage can no longer leave markers in the output file); the fixer resets its template state between in-process runs (the documented path-sniffing fallback works again); build.sh also cleans temporary files on interrupt signals; fixed a CHANGELOG typo.</w:t>
+            </w:r>
+          </w:p>
+        </w:tc>
+      </w:tr>
+      <w:tr>
+        <w:tc>
+          <w:tcPr/>
+          <w:p>
+            <w:pPr>
+              <w:jc w:val="left"/>
+            </w:pPr>
+            <w:r>
+              <w:t xml:space="preserve">6.6.0</w:t>
+            </w:r>
+          </w:p>
+        </w:tc>
+        <w:tc>
+          <w:tcPr/>
+          <w:p>
+            <w:pPr>
+              <w:jc w:val="left"/>
+            </w:pPr>
+            <w:r>
+              <w:t xml:space="preserve">2026-09-20</w:t>
+            </w:r>
+          </w:p>
+        </w:tc>
+        <w:tc>
+          <w:tcPr/>
+          <w:p>
+            <w:pPr>
+              <w:numPr>
+                <w:ilvl w:val="0"/>
+                <w:numId w:val="1048"/>
+              </w:numPr>
+              <w:jc w:val="left"/>
+            </w:pPr>
+            <w:r>
               <w:t xml:space="preserve">Pipeline robustness: DOCX post-processing now fails loudly when content styling errors occur (TESTCASE markers can no longer leak into output); the DOCX fixer takes an explicit</w:t>
             </w:r>
             <w:r>
@@ -13606,54 +13645,15 @@
       </w:tr>
       <w:tr>
         <w:tc>
-          <w:tcPr/>
+          <w:tcPr>
+            <w:shd w:val="clear" w:color="auto" w:fill="F6F8FA"/>
+          </w:tcPr>
           <w:p>
             <w:pPr>
               <w:jc w:val="left"/>
             </w:pPr>
             <w:r>
               <w:t xml:space="preserve">6.5.2</w:t>
-            </w:r>
-          </w:p>
-        </w:tc>
-        <w:tc>
-          <w:tcPr/>
-          <w:p>
-            <w:pPr>
-              <w:jc w:val="left"/>
-            </w:pPr>
-            <w:r>
-              <w:t xml:space="preserve">2026-09-20</w:t>
-            </w:r>
-          </w:p>
-        </w:tc>
-        <w:tc>
-          <w:tcPr/>
-          <w:p>
-            <w:pPr>
-              <w:numPr>
-                <w:ilvl w:val="0"/>
-                <w:numId w:val="1048"/>
-              </w:numPr>
-              <w:jc w:val="left"/>
-            </w:pPr>
-            <w:r>
-              <w:t xml:space="preserve">Quality-pass fixes for v6.5.1: LaTeX quote conversion now handles only paired quotes (quote characters inside code arguments are no longer corrupted); signature cells containing escaped ampersands are no longer split; round-trip HTML generation guards the asciidoctor-diagram dependency and fails loudly when generation fails; pre-processor unit tests now cover pipe escaping in all five table handlers.</w:t>
-            </w:r>
-          </w:p>
-        </w:tc>
-      </w:tr>
-      <w:tr>
-        <w:tc>
-          <w:tcPr>
-            <w:shd w:val="clear" w:color="auto" w:fill="F6F8FA"/>
-          </w:tcPr>
-          <w:p>
-            <w:pPr>
-              <w:jc w:val="left"/>
-            </w:pPr>
-            <w:r>
-              <w:t xml:space="preserve">6.5.1</w:t>
             </w:r>
           </w:p>
         </w:tc>
@@ -13683,7 +13683,7 @@
               <w:jc w:val="left"/>
             </w:pPr>
             <w:r>
-              <w:t xml:space="preserve">Fixed DOCX/MD/HTML output: tables are no longer corrupted when changelog, signature, or summary content contains a pipe character (“|”). Badge text is now preserved in DOCX/MD/HTML — a “Ready” badge renders “Ready” instead of “[NEW]”. Multi-item changelog entries render as bullet lists instead of being joined with a literal “+”. POC documents now include the changelog in DOCX/MD/HTML. The :noanswers: attribute now hides test results and remarks in DOCX/MD/HTML, matching the PDF. Inline LaTeX (monospace text, arrows, LaTeX quotes) no longer leaks from changelog entries. The test suite now exercises the real build pipeline (pre-processor wired into round-trip and DOCX tests), with new pre-processor unit tests.</w:t>
+              <w:t xml:space="preserve">Quality-pass fixes for v6.5.1: LaTeX quote conversion now handles only paired quotes (quote characters inside code arguments are no longer corrupted); signature cells containing escaped ampersands are no longer split; round-trip HTML generation guards the asciidoctor-diagram dependency and fails loudly when generation fails; pre-processor unit tests now cover pipe escaping in all five table handlers.</w:t>
             </w:r>
           </w:p>
         </w:tc>
@@ -13696,7 +13696,7 @@
               <w:jc w:val="left"/>
             </w:pPr>
             <w:r>
-              <w:t xml:space="preserve">6.5.0</w:t>
+              <w:t xml:space="preserve">6.5.1</w:t>
             </w:r>
           </w:p>
         </w:tc>
@@ -13722,7 +13722,7 @@
               <w:jc w:val="left"/>
             </w:pPr>
             <w:r>
-              <w:t xml:space="preserve">Evidence checklist simplified to plain bullets in both PDF and DOCX (checkbox markers removed for compatibility). Planned Activities list in DOCX now uses Word’s native lower-roman numbering (i., ii., iii.) matching the PDF. Badges in DOCX replaced with exact-replica PNG pill images (rounded, colored frame and background, bold text) matching the PDF \ huaweibadge look — assets committed to the repo. Signature blocks in DOCX no longer show literal + symbols (proper hard line breaks).</w:t>
+              <w:t xml:space="preserve">Fixed DOCX/MD/HTML output: tables are no longer corrupted when changelog, signature, or summary content contains a pipe character (“|”). Badge text is now preserved in DOCX/MD/HTML — a “Ready” badge renders “Ready” instead of “[NEW]”. Multi-item changelog entries render as bullet lists instead of being joined with a literal “+”. POC documents now include the changelog in DOCX/MD/HTML. The :noanswers: attribute now hides test results and remarks in DOCX/MD/HTML, matching the PDF. Inline LaTeX (monospace text, arrows, LaTeX quotes) no longer leaks from changelog entries. The test suite now exercises the real build pipeline (pre-processor wired into round-trip and DOCX tests), with new pre-processor unit tests.</w:t>
             </w:r>
           </w:p>
         </w:tc>
@@ -13737,7 +13737,7 @@
               <w:jc w:val="left"/>
             </w:pPr>
             <w:r>
-              <w:t xml:space="preserve">6.4.7</w:t>
+              <w:t xml:space="preserve">6.5.0</w:t>
             </w:r>
           </w:p>
         </w:tc>
@@ -13767,7 +13767,7 @@
               <w:jc w:val="left"/>
             </w:pPr>
             <w:r>
-              <w:t xml:space="preserve">Section titles in DOCX now match the PDF heading design: the big section number (56pt) sits on the left, the title text is pushed to the right edge (a right tab stop mimics the LaTeX \ hfill), and the red rule runs below — previously the title sat left-aligned next to a small number. Applies to all templates.</w:t>
+              <w:t xml:space="preserve">Evidence checklist simplified to plain bullets in both PDF and DOCX (checkbox markers removed for compatibility). Planned Activities list in DOCX now uses Word’s native lower-roman numbering (i., ii., iii.) matching the PDF. Badges in DOCX replaced with exact-replica PNG pill images (rounded, colored frame and background, bold text) matching the PDF \ huaweibadge look — assets committed to the repo. Signature blocks in DOCX no longer show literal + symbols (proper hard line breaks).</w:t>
             </w:r>
           </w:p>
         </w:tc>
@@ -13780,7 +13780,7 @@
               <w:jc w:val="left"/>
             </w:pPr>
             <w:r>
-              <w:t xml:space="preserve">6.4.6</w:t>
+              <w:t xml:space="preserve">6.4.7</w:t>
             </w:r>
           </w:p>
         </w:tc>
@@ -13806,7 +13806,7 @@
               <w:jc w:val="left"/>
             </w:pPr>
             <w:r>
-              <w:t xml:space="preserve">Code blocks inside test cases no longer break the red left rule in DOCX — the code style’s left indent (which jogged the rule) is reset inside test case blocks, and code blocks now show the PDF’s code box (gray background with thin border on top, bottom, and right, red rule continuing on the left).</w:t>
+              <w:t xml:space="preserve">Section titles in DOCX now match the PDF heading design: the big section number (56pt) sits on the left, the title text is pushed to the right edge (a right tab stop mimics the LaTeX \ hfill), and the red rule runs below — previously the title sat left-aligned next to a small number. Applies to all templates.</w:t>
             </w:r>
           </w:p>
         </w:tc>
@@ -13821,7 +13821,7 @@
               <w:jc w:val="left"/>
             </w:pPr>
             <w:r>
-              <w:t xml:space="preserve">6.4.5</w:t>
+              <w:t xml:space="preserve">6.4.6</w:t>
             </w:r>
           </w:p>
         </w:tc>
@@ -13851,7 +13851,7 @@
               <w:jc w:val="left"/>
             </w:pPr>
             <w:r>
-              <w:t xml:space="preserve">DOCX polish pass: all captions centered (matching the PDF), vertical spacing between blocks matched to the LaTeX rhythm (medskip/smallskip around captions, field bars, and steps), and test steps now render as separate paragraphs each with the red bold number (previously merged into one paragraph).</w:t>
+              <w:t xml:space="preserve">Code blocks inside test cases no longer break the red left rule in DOCX — the code style’s left indent (which jogged the rule) is reset inside test case blocks, and code blocks now show the PDF’s code box (gray background with thin border on top, bottom, and right, red rule continuing on the left).</w:t>
             </w:r>
           </w:p>
         </w:tc>
@@ -13864,7 +13864,7 @@
               <w:jc w:val="left"/>
             </w:pPr>
             <w:r>
-              <w:t xml:space="preserve">6.4.4</w:t>
+              <w:t xml:space="preserve">6.4.5</w:t>
             </w:r>
           </w:p>
         </w:tc>
@@ -13890,7 +13890,7 @@
               <w:jc w:val="left"/>
             </w:pPr>
             <w:r>
-              <w:t xml:space="preserve">DOCX covers now show the logo, cover text, and version/date/time meta line like the PDF. Test case blocks in DOCX get the PDF’s visual wrapper: red left rule, red field header bars, and red step numbers. Captions follow the PDF ordering system in DOCX, MD, and HTML (Table/Diagram/Figure/Testcase N: with bold symbol). Portuguese PDFs now label diagrams "Diagrama N:" (was hardcoded English "Diagram"). Markdown and HTML output no longer leaks raw LaTeX from passthrough blocks — the DOCX pre-processor now feeds those pipelines too.</w:t>
+              <w:t xml:space="preserve">DOCX polish pass: all captions centered (matching the PDF), vertical spacing between blocks matched to the LaTeX rhythm (medskip/smallskip around captions, field bars, and steps), and test steps now render as separate paragraphs each with the red bold number (previously merged into one paragraph).</w:t>
             </w:r>
           </w:p>
         </w:tc>
@@ -13905,7 +13905,7 @@
               <w:jc w:val="left"/>
             </w:pPr>
             <w:r>
-              <w:t xml:space="preserve">6.4.3</w:t>
+              <w:t xml:space="preserve">6.4.4</w:t>
             </w:r>
           </w:p>
         </w:tc>
@@ -13935,7 +13935,7 @@
               <w:jc w:val="left"/>
             </w:pPr>
             <w:r>
-              <w:t xml:space="preserve">Testbook and POC DOCX output now matches the PDF much more closely: native table of contents (language-aware, auto-populated), each section starts on a new page, embedded images and diagrams (PlantUML/Graphviz rendered), white-on-red table headers, cover version line under the title, centered test case captions, and plain black rules for signature grids.</w:t>
+              <w:t xml:space="preserve">DOCX covers now show the logo, cover text, and version/date/time meta line like the PDF. Test case blocks in DOCX get the PDF’s visual wrapper: red left rule, red field header bars, and red step numbers. Captions follow the PDF ordering system in DOCX, MD, and HTML (Table/Diagram/Figure/Testcase N: with bold symbol). Portuguese PDFs now label diagrams "Diagrama N:" (was hardcoded English "Diagram"). Markdown and HTML output no longer leaks raw LaTeX from passthrough blocks — the DOCX pre-processor now feeds those pipelines too.</w:t>
             </w:r>
           </w:p>
         </w:tc>
@@ -13948,7 +13948,7 @@
               <w:jc w:val="left"/>
             </w:pPr>
             <w:r>
-              <w:t xml:space="preserve">6.4.2</w:t>
+              <w:t xml:space="preserve">6.4.3</w:t>
             </w:r>
           </w:p>
         </w:tc>
@@ -13974,7 +13974,7 @@
               <w:jc w:val="left"/>
             </w:pPr>
             <w:r>
-              <w:t xml:space="preserve">DOCX output for POC and testbook templates now includes all passthrough content (stakeholders, closing record, signatures, test cases, test summary, changelog) via a new pre-processor. Fixed dropped Test Scope fields in testbook DOCX output.</w:t>
+              <w:t xml:space="preserve">Testbook and POC DOCX output now matches the PDF much more closely: native table of contents (language-aware, auto-populated), each section starts on a new page, embedded images and diagrams (PlantUML/Graphviz rendered), white-on-red table headers, cover version line under the title, centered test case captions, and plain black rules for signature grids.</w:t>
             </w:r>
           </w:p>
         </w:tc>
@@ -13989,7 +13989,7 @@
               <w:jc w:val="left"/>
             </w:pPr>
             <w:r>
-              <w:t xml:space="preserve">6.4.0</w:t>
+              <w:t xml:space="preserve">6.4.2</w:t>
             </w:r>
           </w:p>
         </w:tc>
@@ -14019,6 +14019,45 @@
               <w:jc w:val="left"/>
             </w:pPr>
             <w:r>
+              <w:t xml:space="preserve">DOCX output for POC and testbook templates now includes all passthrough content (stakeholders, closing record, signatures, test cases, test summary, changelog) via a new pre-processor. Fixed dropped Test Scope fields in testbook DOCX output.</w:t>
+            </w:r>
+          </w:p>
+        </w:tc>
+      </w:tr>
+      <w:tr>
+        <w:tc>
+          <w:tcPr/>
+          <w:p>
+            <w:pPr>
+              <w:jc w:val="left"/>
+            </w:pPr>
+            <w:r>
+              <w:t xml:space="preserve">6.4.0</w:t>
+            </w:r>
+          </w:p>
+        </w:tc>
+        <w:tc>
+          <w:tcPr/>
+          <w:p>
+            <w:pPr>
+              <w:jc w:val="left"/>
+            </w:pPr>
+            <w:r>
+              <w:t xml:space="preserve">2026-09-20</w:t>
+            </w:r>
+          </w:p>
+        </w:tc>
+        <w:tc>
+          <w:tcPr/>
+          <w:p>
+            <w:pPr>
+              <w:numPr>
+                <w:ilvl w:val="0"/>
+                <w:numId w:val="1058"/>
+              </w:numPr>
+              <w:jc w:val="left"/>
+            </w:pPr>
+            <w:r>
               <w:t xml:space="preserve">Fixed changelog dates — replaced</w:t>
             </w:r>
             <w:r>
@@ -14041,54 +14080,15 @@
       </w:tr>
       <w:tr>
         <w:tc>
-          <w:tcPr/>
+          <w:tcPr>
+            <w:shd w:val="clear" w:color="auto" w:fill="F6F8FA"/>
+          </w:tcPr>
           <w:p>
             <w:pPr>
               <w:jc w:val="left"/>
             </w:pPr>
             <w:r>
               <w:t xml:space="preserve">5.1.1</w:t>
-            </w:r>
-          </w:p>
-        </w:tc>
-        <w:tc>
-          <w:tcPr/>
-          <w:p>
-            <w:pPr>
-              <w:jc w:val="left"/>
-            </w:pPr>
-            <w:r>
-              <w:t xml:space="preserve">2026-09-14</w:t>
-            </w:r>
-          </w:p>
-        </w:tc>
-        <w:tc>
-          <w:tcPr/>
-          <w:p>
-            <w:pPr>
-              <w:numPr>
-                <w:ilvl w:val="0"/>
-                <w:numId w:val="1058"/>
-              </w:numPr>
-              <w:jc w:val="left"/>
-            </w:pPr>
-            <w:r>
-              <w:t xml:space="preserve">Synced callout colors in DOCX/HTML/MD output to match brand palette. Added color palette demo.</w:t>
-            </w:r>
-          </w:p>
-        </w:tc>
-      </w:tr>
-      <w:tr>
-        <w:tc>
-          <w:tcPr>
-            <w:shd w:val="clear" w:color="auto" w:fill="F6F8FA"/>
-          </w:tcPr>
-          <w:p>
-            <w:pPr>
-              <w:jc w:val="left"/>
-            </w:pPr>
-            <w:r>
-              <w:t xml:space="preserve">5.1.0</w:t>
             </w:r>
           </w:p>
         </w:tc>
@@ -14118,7 +14118,7 @@
               <w:jc w:val="left"/>
             </w:pPr>
             <w:r>
-              <w:t xml:space="preserve">Adopted brand guidelines auxiliary color palette and monochrome scale. Aligned callout colors to brand specifications.</w:t>
+              <w:t xml:space="preserve">Synced callout colors in DOCX/HTML/MD output to match brand palette. Added color palette demo.</w:t>
             </w:r>
           </w:p>
         </w:tc>
@@ -14131,7 +14131,7 @@
               <w:jc w:val="left"/>
             </w:pPr>
             <w:r>
-              <w:t xml:space="preserve">5.0.3</w:t>
+              <w:t xml:space="preserve">5.1.0</w:t>
             </w:r>
           </w:p>
         </w:tc>
@@ -14157,6 +14157,51 @@
               <w:jc w:val="left"/>
             </w:pPr>
             <w:r>
+              <w:t xml:space="preserve">Adopted brand guidelines auxiliary color palette and monochrome scale. Aligned callout colors to brand specifications.</w:t>
+            </w:r>
+          </w:p>
+        </w:tc>
+      </w:tr>
+      <w:tr>
+        <w:tc>
+          <w:tcPr>
+            <w:shd w:val="clear" w:color="auto" w:fill="F6F8FA"/>
+          </w:tcPr>
+          <w:p>
+            <w:pPr>
+              <w:jc w:val="left"/>
+            </w:pPr>
+            <w:r>
+              <w:t xml:space="preserve">5.0.3</w:t>
+            </w:r>
+          </w:p>
+        </w:tc>
+        <w:tc>
+          <w:tcPr>
+            <w:shd w:val="clear" w:color="auto" w:fill="F6F8FA"/>
+          </w:tcPr>
+          <w:p>
+            <w:pPr>
+              <w:jc w:val="left"/>
+            </w:pPr>
+            <w:r>
+              <w:t xml:space="preserve">2026-09-14</w:t>
+            </w:r>
+          </w:p>
+        </w:tc>
+        <w:tc>
+          <w:tcPr>
+            <w:shd w:val="clear" w:color="auto" w:fill="F6F8FA"/>
+          </w:tcPr>
+          <w:p>
+            <w:pPr>
+              <w:numPr>
+                <w:ilvl w:val="0"/>
+                <w:numId w:val="1061"/>
+              </w:numPr>
+              <w:jc w:val="left"/>
+            </w:pPr>
+            <w:r>
               <w:t xml:space="preserve">Removed non-standard</w:t>
             </w:r>
             <w:r>
@@ -14179,58 +14224,13 @@
       </w:tr>
       <w:tr>
         <w:tc>
-          <w:tcPr>
-            <w:shd w:val="clear" w:color="auto" w:fill="F6F8FA"/>
-          </w:tcPr>
+          <w:tcPr/>
           <w:p>
             <w:pPr>
               <w:jc w:val="left"/>
             </w:pPr>
             <w:r>
               <w:t xml:space="preserve">5.0.2</w:t>
-            </w:r>
-          </w:p>
-        </w:tc>
-        <w:tc>
-          <w:tcPr>
-            <w:shd w:val="clear" w:color="auto" w:fill="F6F8FA"/>
-          </w:tcPr>
-          <w:p>
-            <w:pPr>
-              <w:jc w:val="left"/>
-            </w:pPr>
-            <w:r>
-              <w:t xml:space="preserve">2026-09-14</w:t>
-            </w:r>
-          </w:p>
-        </w:tc>
-        <w:tc>
-          <w:tcPr>
-            <w:shd w:val="clear" w:color="auto" w:fill="F6F8FA"/>
-          </w:tcPr>
-          <w:p>
-            <w:pPr>
-              <w:numPr>
-                <w:ilvl w:val="0"/>
-                <w:numId w:val="1061"/>
-              </w:numPr>
-              <w:jc w:val="left"/>
-            </w:pPr>
-            <w:r>
-              <w:t xml:space="preserve">Long commands in test steps now render as code blocks instead of inline code.</w:t>
-            </w:r>
-          </w:p>
-        </w:tc>
-      </w:tr>
-      <w:tr>
-        <w:tc>
-          <w:tcPr/>
-          <w:p>
-            <w:pPr>
-              <w:jc w:val="left"/>
-            </w:pPr>
-            <w:r>
-              <w:t xml:space="preserve">5.0.1</w:t>
             </w:r>
           </w:p>
         </w:tc>
@@ -14256,7 +14256,7 @@
               <w:jc w:val="left"/>
             </w:pPr>
             <w:r>
-              <w:t xml:space="preserve">Testcase caption centered above the block.</w:t>
+              <w:t xml:space="preserve">Long commands in test steps now render as code blocks instead of inline code.</w:t>
             </w:r>
           </w:p>
         </w:tc>
@@ -14271,7 +14271,7 @@
               <w:jc w:val="left"/>
             </w:pPr>
             <w:r>
-              <w:t xml:space="preserve">5.0.0</w:t>
+              <w:t xml:space="preserve">5.0.1</w:t>
             </w:r>
           </w:p>
         </w:tc>
@@ -14301,6 +14301,45 @@
               <w:jc w:val="left"/>
             </w:pPr>
             <w:r>
+              <w:t xml:space="preserve">Testcase caption centered above the block.</w:t>
+            </w:r>
+          </w:p>
+        </w:tc>
+      </w:tr>
+      <w:tr>
+        <w:tc>
+          <w:tcPr/>
+          <w:p>
+            <w:pPr>
+              <w:jc w:val="left"/>
+            </w:pPr>
+            <w:r>
+              <w:t xml:space="preserve">5.0.0</w:t>
+            </w:r>
+          </w:p>
+        </w:tc>
+        <w:tc>
+          <w:tcPr/>
+          <w:p>
+            <w:pPr>
+              <w:jc w:val="left"/>
+            </w:pPr>
+            <w:r>
+              <w:t xml:space="preserve">2026-09-14</w:t>
+            </w:r>
+          </w:p>
+        </w:tc>
+        <w:tc>
+          <w:tcPr/>
+          <w:p>
+            <w:pPr>
+              <w:numPr>
+                <w:ilvl w:val="0"/>
+                <w:numId w:val="1064"/>
+              </w:numPr>
+              <w:jc w:val="left"/>
+            </w:pPr>
+            <w:r>
               <w:t xml:space="preserve">Major refactoring: extracted shared modules (huawei-titles, huawei-toc, huawei-cover), renamed</w:t>
             </w:r>
             <w:r>
@@ -14362,7 +14401,9 @@
       </w:tr>
       <w:tr>
         <w:tc>
-          <w:tcPr/>
+          <w:tcPr>
+            <w:shd w:val="clear" w:color="auto" w:fill="F6F8FA"/>
+          </w:tcPr>
           <w:p>
             <w:pPr>
               <w:jc w:val="left"/>
@@ -14373,56 +14414,15 @@
           </w:p>
         </w:tc>
         <w:tc>
-          <w:tcPr/>
+          <w:tcPr>
+            <w:shd w:val="clear" w:color="auto" w:fill="F6F8FA"/>
+          </w:tcPr>
           <w:p>
             <w:pPr>
               <w:jc w:val="left"/>
             </w:pPr>
             <w:r>
               <w:t xml:space="preserve">2026-09-14</w:t>
-            </w:r>
-          </w:p>
-        </w:tc>
-        <w:tc>
-          <w:tcPr/>
-          <w:p>
-            <w:pPr>
-              <w:numPr>
-                <w:ilvl w:val="0"/>
-                <w:numId w:val="1064"/>
-              </w:numPr>
-              <w:jc w:val="left"/>
-            </w:pPr>
-            <w:r>
-              <w:t xml:space="preserve">Testcase headings now formatted as captions (like figures/tables): bold “Testcase N:” followed by description. Changed label from “Test Case” to “Testcase”.</w:t>
-            </w:r>
-          </w:p>
-        </w:tc>
-      </w:tr>
-      <w:tr>
-        <w:tc>
-          <w:tcPr>
-            <w:shd w:val="clear" w:color="auto" w:fill="F6F8FA"/>
-          </w:tcPr>
-          <w:p>
-            <w:pPr>
-              <w:jc w:val="left"/>
-            </w:pPr>
-            <w:r>
-              <w:t xml:space="preserve">4.6.0</w:t>
-            </w:r>
-          </w:p>
-        </w:tc>
-        <w:tc>
-          <w:tcPr>
-            <w:shd w:val="clear" w:color="auto" w:fill="F6F8FA"/>
-          </w:tcPr>
-          <w:p>
-            <w:pPr>
-              <w:jc w:val="left"/>
-            </w:pPr>
-            <w:r>
-              <w:t xml:space="preserve">2026-09-13</w:t>
             </w:r>
           </w:p>
         </w:tc>
@@ -14439,7 +14439,7 @@
               <w:jc w:val="left"/>
             </w:pPr>
             <w:r>
-              <w:t xml:space="preserve">Section restructure: Introduction, Test Cases (with category subsections), Conclusion. Testcases auto-numbered like figures/tables. Changed testcase from subsection to subsubsection.</w:t>
+              <w:t xml:space="preserve">Testcase headings now formatted as captions (like figures/tables): bold “Testcase N:” followed by description. Changed label from “Test Case” to “Testcase”.</w:t>
             </w:r>
           </w:p>
         </w:tc>
@@ -14452,7 +14452,7 @@
               <w:jc w:val="left"/>
             </w:pPr>
             <w:r>
-              <w:t xml:space="preserve">4.5.0</w:t>
+              <w:t xml:space="preserve">4.6.0</w:t>
             </w:r>
           </w:p>
         </w:tc>
@@ -14478,6 +14478,51 @@
               <w:jc w:val="left"/>
             </w:pPr>
             <w:r>
+              <w:t xml:space="preserve">Section restructure: Introduction, Test Cases (with category subsections), Conclusion. Testcases auto-numbered like figures/tables. Changed testcase from subsection to subsubsection.</w:t>
+            </w:r>
+          </w:p>
+        </w:tc>
+      </w:tr>
+      <w:tr>
+        <w:tc>
+          <w:tcPr>
+            <w:shd w:val="clear" w:color="auto" w:fill="F6F8FA"/>
+          </w:tcPr>
+          <w:p>
+            <w:pPr>
+              <w:jc w:val="left"/>
+            </w:pPr>
+            <w:r>
+              <w:t xml:space="preserve">4.5.0</w:t>
+            </w:r>
+          </w:p>
+        </w:tc>
+        <w:tc>
+          <w:tcPr>
+            <w:shd w:val="clear" w:color="auto" w:fill="F6F8FA"/>
+          </w:tcPr>
+          <w:p>
+            <w:pPr>
+              <w:jc w:val="left"/>
+            </w:pPr>
+            <w:r>
+              <w:t xml:space="preserve">2026-09-13</w:t>
+            </w:r>
+          </w:p>
+        </w:tc>
+        <w:tc>
+          <w:tcPr>
+            <w:shd w:val="clear" w:color="auto" w:fill="F6F8FA"/>
+          </w:tcPr>
+          <w:p>
+            <w:pPr>
+              <w:numPr>
+                <w:ilvl w:val="0"/>
+                <w:numId w:val="1067"/>
+              </w:numPr>
+              <w:jc w:val="left"/>
+            </w:pPr>
+            <w:r>
               <w:t xml:space="preserve">Unified field APIs:</w:t>
             </w:r>
             <w:r>
@@ -14542,58 +14587,13 @@
       </w:tr>
       <w:tr>
         <w:tc>
-          <w:tcPr>
-            <w:shd w:val="clear" w:color="auto" w:fill="F6F8FA"/>
-          </w:tcPr>
+          <w:tcPr/>
           <w:p>
             <w:pPr>
               <w:jc w:val="left"/>
             </w:pPr>
             <w:r>
               <w:t xml:space="preserve">4.4.0</w:t>
-            </w:r>
-          </w:p>
-        </w:tc>
-        <w:tc>
-          <w:tcPr>
-            <w:shd w:val="clear" w:color="auto" w:fill="F6F8FA"/>
-          </w:tcPr>
-          <w:p>
-            <w:pPr>
-              <w:jc w:val="left"/>
-            </w:pPr>
-            <w:r>
-              <w:t xml:space="preserve">2026-09-13</w:t>
-            </w:r>
-          </w:p>
-        </w:tc>
-        <w:tc>
-          <w:tcPr>
-            <w:shd w:val="clear" w:color="auto" w:fill="F6F8FA"/>
-          </w:tcPr>
-          <w:p>
-            <w:pPr>
-              <w:numPr>
-                <w:ilvl w:val="0"/>
-                <w:numId w:val="1067"/>
-              </w:numPr>
-              <w:jc w:val="left"/>
-            </w:pPr>
-            <w:r>
-              <w:t xml:space="preserve">Code review fixes: removed dead labels, badge now uses Huawei brand colors (tipbg/tipfg, huaweired, warningbg/warningfg), Lua filter preserves formatting in DOCX/MD/HTML via parse_latex_blocks, testprocedure handler preserves non-step content (images, code, callouts).</w:t>
-            </w:r>
-          </w:p>
-        </w:tc>
-      </w:tr>
-      <w:tr>
-        <w:tc>
-          <w:tcPr/>
-          <w:p>
-            <w:pPr>
-              <w:jc w:val="left"/>
-            </w:pPr>
-            <w:r>
-              <w:t xml:space="preserve">4.3.0</w:t>
             </w:r>
           </w:p>
         </w:tc>
@@ -14619,6 +14619,51 @@
               <w:jc w:val="left"/>
             </w:pPr>
             <w:r>
+              <w:t xml:space="preserve">Code review fixes: removed dead labels, badge now uses Huawei brand colors (tipbg/tipfg, huaweired, warningbg/warningfg), Lua filter preserves formatting in DOCX/MD/HTML via parse_latex_blocks, testprocedure handler preserves non-step content (images, code, callouts).</w:t>
+            </w:r>
+          </w:p>
+        </w:tc>
+      </w:tr>
+      <w:tr>
+        <w:tc>
+          <w:tcPr>
+            <w:shd w:val="clear" w:color="auto" w:fill="F6F8FA"/>
+          </w:tcPr>
+          <w:p>
+            <w:pPr>
+              <w:jc w:val="left"/>
+            </w:pPr>
+            <w:r>
+              <w:t xml:space="preserve">4.3.0</w:t>
+            </w:r>
+          </w:p>
+        </w:tc>
+        <w:tc>
+          <w:tcPr>
+            <w:shd w:val="clear" w:color="auto" w:fill="F6F8FA"/>
+          </w:tcPr>
+          <w:p>
+            <w:pPr>
+              <w:jc w:val="left"/>
+            </w:pPr>
+            <w:r>
+              <w:t xml:space="preserve">2026-09-13</w:t>
+            </w:r>
+          </w:p>
+        </w:tc>
+        <w:tc>
+          <w:tcPr>
+            <w:shd w:val="clear" w:color="auto" w:fill="F6F8FA"/>
+          </w:tcPr>
+          <w:p>
+            <w:pPr>
+              <w:numPr>
+                <w:ilvl w:val="0"/>
+                <w:numId w:val="1069"/>
+              </w:numPr>
+              <w:jc w:val="left"/>
+            </w:pPr>
+            <w:r>
               <w:t xml:space="preserve">Added</w:t>
             </w:r>
             <w:r>
@@ -14671,9 +14716,7 @@
       </w:tr>
       <w:tr>
         <w:tc>
-          <w:tcPr>
-            <w:shd w:val="clear" w:color="auto" w:fill="F6F8FA"/>
-          </w:tcPr>
+          <w:tcPr/>
           <w:p>
             <w:pPr>
               <w:jc w:val="left"/>
@@ -14684,9 +14727,7 @@
           </w:p>
         </w:tc>
         <w:tc>
-          <w:tcPr>
-            <w:shd w:val="clear" w:color="auto" w:fill="F6F8FA"/>
-          </w:tcPr>
+          <w:tcPr/>
           <w:p>
             <w:pPr>
               <w:jc w:val="left"/>
@@ -14697,14 +14738,12 @@
           </w:p>
         </w:tc>
         <w:tc>
-          <w:tcPr>
-            <w:shd w:val="clear" w:color="auto" w:fill="F6F8FA"/>
-          </w:tcPr>
+          <w:tcPr/>
           <w:p>
             <w:pPr>
               <w:numPr>
                 <w:ilvl w:val="0"/>
-                <w:numId w:val="1069"/>
+                <w:numId w:val="1070"/>
               </w:numPr>
               <w:jc w:val="left"/>
             </w:pPr>
@@ -14758,7 +14797,9 @@
       </w:tr>
       <w:tr>
         <w:tc>
-          <w:tcPr/>
+          <w:tcPr>
+            <w:shd w:val="clear" w:color="auto" w:fill="F6F8FA"/>
+          </w:tcPr>
           <w:p>
             <w:pPr>
               <w:jc w:val="left"/>
@@ -14769,7 +14810,9 @@
           </w:p>
         </w:tc>
         <w:tc>
-          <w:tcPr/>
+          <w:tcPr>
+            <w:shd w:val="clear" w:color="auto" w:fill="F6F8FA"/>
+          </w:tcPr>
           <w:p>
             <w:pPr>
               <w:jc w:val="left"/>
@@ -14780,12 +14823,14 @@
           </w:p>
         </w:tc>
         <w:tc>
-          <w:tcPr/>
+          <w:tcPr>
+            <w:shd w:val="clear" w:color="auto" w:fill="F6F8FA"/>
+          </w:tcPr>
           <w:p>
             <w:pPr>
               <w:numPr>
                 <w:ilvl w:val="0"/>
-                <w:numId w:val="1070"/>
+                <w:numId w:val="1071"/>
               </w:numPr>
               <w:jc w:val="left"/>
             </w:pPr>
@@ -14812,9 +14857,7 @@
       </w:tr>
       <w:tr>
         <w:tc>
-          <w:tcPr>
-            <w:shd w:val="clear" w:color="auto" w:fill="F6F8FA"/>
-          </w:tcPr>
+          <w:tcPr/>
           <w:p>
             <w:pPr>
               <w:jc w:val="left"/>
@@ -14825,9 +14868,7 @@
           </w:p>
         </w:tc>
         <w:tc>
-          <w:tcPr>
-            <w:shd w:val="clear" w:color="auto" w:fill="F6F8FA"/>
-          </w:tcPr>
+          <w:tcPr/>
           <w:p>
             <w:pPr>
               <w:jc w:val="left"/>
@@ -14838,14 +14879,12 @@
           </w:p>
         </w:tc>
         <w:tc>
-          <w:tcPr>
-            <w:shd w:val="clear" w:color="auto" w:fill="F6F8FA"/>
-          </w:tcPr>
+          <w:tcPr/>
           <w:p>
             <w:pPr>
               <w:numPr>
                 <w:ilvl w:val="0"/>
-                <w:numId w:val="1071"/>
+                <w:numId w:val="1072"/>
               </w:numPr>
               <w:jc w:val="left"/>
             </w:pPr>
@@ -14887,7 +14926,9 @@
       </w:tr>
       <w:tr>
         <w:tc>
-          <w:tcPr/>
+          <w:tcPr>
+            <w:shd w:val="clear" w:color="auto" w:fill="F6F8FA"/>
+          </w:tcPr>
           <w:p>
             <w:pPr>
               <w:jc w:val="left"/>
@@ -14898,7 +14939,9 @@
           </w:p>
         </w:tc>
         <w:tc>
-          <w:tcPr/>
+          <w:tcPr>
+            <w:shd w:val="clear" w:color="auto" w:fill="F6F8FA"/>
+          </w:tcPr>
           <w:p>
             <w:pPr>
               <w:jc w:val="left"/>
@@ -14909,12 +14952,14 @@
           </w:p>
         </w:tc>
         <w:tc>
-          <w:tcPr/>
+          <w:tcPr>
+            <w:shd w:val="clear" w:color="auto" w:fill="F6F8FA"/>
+          </w:tcPr>
           <w:p>
             <w:pPr>
               <w:numPr>
                 <w:ilvl w:val="0"/>
-                <w:numId w:val="1072"/>
+                <w:numId w:val="1073"/>
               </w:numPr>
               <w:jc w:val="left"/>
             </w:pPr>
@@ -14941,58 +14986,13 @@
       </w:tr>
       <w:tr>
         <w:tc>
-          <w:tcPr>
-            <w:shd w:val="clear" w:color="auto" w:fill="F6F8FA"/>
-          </w:tcPr>
+          <w:tcPr/>
           <w:p>
             <w:pPr>
               <w:jc w:val="left"/>
             </w:pPr>
             <w:r>
               <w:t xml:space="preserve">3.8.1</w:t>
-            </w:r>
-          </w:p>
-        </w:tc>
-        <w:tc>
-          <w:tcPr>
-            <w:shd w:val="clear" w:color="auto" w:fill="F6F8FA"/>
-          </w:tcPr>
-          <w:p>
-            <w:pPr>
-              <w:jc w:val="left"/>
-            </w:pPr>
-            <w:r>
-              <w:t xml:space="preserve">2026-09-13</w:t>
-            </w:r>
-          </w:p>
-        </w:tc>
-        <w:tc>
-          <w:tcPr>
-            <w:shd w:val="clear" w:color="auto" w:fill="F6F8FA"/>
-          </w:tcPr>
-          <w:p>
-            <w:pPr>
-              <w:numPr>
-                <w:ilvl w:val="0"/>
-                <w:numId w:val="1073"/>
-              </w:numPr>
-              <w:jc w:val="left"/>
-            </w:pPr>
-            <w:r>
-              <w:t xml:space="preserve">End-to-end quality review: fixed testbook PDF metadata title, removed stray user DOCX from template dir, fixed round-trip.sh variable typo, updated stale references in AGENTS.md and README.md, committed testbook sample PDFs, set TZ for pandoc cover time consistency, widened pandoc version range.</w:t>
-            </w:r>
-          </w:p>
-        </w:tc>
-      </w:tr>
-      <w:tr>
-        <w:tc>
-          <w:tcPr/>
-          <w:p>
-            <w:pPr>
-              <w:jc w:val="left"/>
-            </w:pPr>
-            <w:r>
-              <w:t xml:space="preserve">3.8.0</w:t>
             </w:r>
           </w:p>
         </w:tc>
@@ -15018,7 +15018,7 @@
               <w:jc w:val="left"/>
             </w:pPr>
             <w:r>
-              <w:t xml:space="preserve">Removed Tips and Tricks chapter (tmux configuration) — required VS Code-specific keybindings that don’t generalize across terminal setups.</w:t>
+              <w:t xml:space="preserve">End-to-end quality review: fixed testbook PDF metadata title, removed stray user DOCX from template dir, fixed round-trip.sh variable typo, updated stale references in AGENTS.md and README.md, committed testbook sample PDFs, set TZ for pandoc cover time consistency, widened pandoc version range.</w:t>
             </w:r>
           </w:p>
         </w:tc>
@@ -15033,7 +15033,7 @@
               <w:jc w:val="left"/>
             </w:pPr>
             <w:r>
-              <w:t xml:space="preserve">3.7.0</w:t>
+              <w:t xml:space="preserve">3.8.0</w:t>
             </w:r>
           </w:p>
         </w:tc>
@@ -15046,7 +15046,7 @@
               <w:jc w:val="left"/>
             </w:pPr>
             <w:r>
-              <w:t xml:space="preserve">2026-09-12</w:t>
+              <w:t xml:space="preserve">2026-09-13</w:t>
             </w:r>
           </w:p>
         </w:tc>
@@ -15063,6 +15063,45 @@
               <w:jc w:val="left"/>
             </w:pPr>
             <w:r>
+              <w:t xml:space="preserve">Removed Tips and Tricks chapter (tmux configuration) — required VS Code-specific keybindings that don’t generalize across terminal setups.</w:t>
+            </w:r>
+          </w:p>
+        </w:tc>
+      </w:tr>
+      <w:tr>
+        <w:tc>
+          <w:tcPr/>
+          <w:p>
+            <w:pPr>
+              <w:jc w:val="left"/>
+            </w:pPr>
+            <w:r>
+              <w:t xml:space="preserve">3.7.0</w:t>
+            </w:r>
+          </w:p>
+        </w:tc>
+        <w:tc>
+          <w:tcPr/>
+          <w:p>
+            <w:pPr>
+              <w:jc w:val="left"/>
+            </w:pPr>
+            <w:r>
+              <w:t xml:space="preserve">2026-09-12</w:t>
+            </w:r>
+          </w:p>
+        </w:tc>
+        <w:tc>
+          <w:tcPr/>
+          <w:p>
+            <w:pPr>
+              <w:numPr>
+                <w:ilvl w:val="0"/>
+                <w:numId w:val="1076"/>
+              </w:numPr>
+              <w:jc w:val="left"/>
+            </w:pPr>
+            <w:r>
               <w:t xml:space="preserve">Added</w:t>
             </w:r>
             <w:r>
@@ -15115,7 +15154,9 @@
       </w:tr>
       <w:tr>
         <w:tc>
-          <w:tcPr/>
+          <w:tcPr>
+            <w:shd w:val="clear" w:color="auto" w:fill="F6F8FA"/>
+          </w:tcPr>
           <w:p>
             <w:pPr>
               <w:jc w:val="left"/>
@@ -15126,7 +15167,9 @@
           </w:p>
         </w:tc>
         <w:tc>
-          <w:tcPr/>
+          <w:tcPr>
+            <w:shd w:val="clear" w:color="auto" w:fill="F6F8FA"/>
+          </w:tcPr>
           <w:p>
             <w:pPr>
               <w:jc w:val="left"/>
@@ -15137,12 +15180,14 @@
           </w:p>
         </w:tc>
         <w:tc>
-          <w:tcPr/>
+          <w:tcPr>
+            <w:shd w:val="clear" w:color="auto" w:fill="F6F8FA"/>
+          </w:tcPr>
           <w:p>
             <w:pPr>
               <w:numPr>
                 <w:ilvl w:val="0"/>
-                <w:numId w:val="1076"/>
+                <w:numId w:val="1077"/>
               </w:numPr>
               <w:jc w:val="left"/>
             </w:pPr>
@@ -15199,9 +15244,7 @@
       </w:tr>
       <w:tr>
         <w:tc>
-          <w:tcPr>
-            <w:shd w:val="clear" w:color="auto" w:fill="F6F8FA"/>
-          </w:tcPr>
+          <w:tcPr/>
           <w:p>
             <w:pPr>
               <w:jc w:val="left"/>
@@ -15212,9 +15255,7 @@
           </w:p>
         </w:tc>
         <w:tc>
-          <w:tcPr>
-            <w:shd w:val="clear" w:color="auto" w:fill="F6F8FA"/>
-          </w:tcPr>
+          <w:tcPr/>
           <w:p>
             <w:pPr>
               <w:jc w:val="left"/>
@@ -15225,14 +15266,12 @@
           </w:p>
         </w:tc>
         <w:tc>
-          <w:tcPr>
-            <w:shd w:val="clear" w:color="auto" w:fill="F6F8FA"/>
-          </w:tcPr>
+          <w:tcPr/>
           <w:p>
             <w:pPr>
               <w:numPr>
                 <w:ilvl w:val="0"/>
-                <w:numId w:val="1077"/>
+                <w:numId w:val="1078"/>
               </w:numPr>
               <w:jc w:val="left"/>
             </w:pPr>
@@ -15310,7 +15349,9 @@
       </w:tr>
       <w:tr>
         <w:tc>
-          <w:tcPr/>
+          <w:tcPr>
+            <w:shd w:val="clear" w:color="auto" w:fill="F6F8FA"/>
+          </w:tcPr>
           <w:p>
             <w:pPr>
               <w:jc w:val="left"/>
@@ -15321,7 +15362,9 @@
           </w:p>
         </w:tc>
         <w:tc>
-          <w:tcPr/>
+          <w:tcPr>
+            <w:shd w:val="clear" w:color="auto" w:fill="F6F8FA"/>
+          </w:tcPr>
           <w:p>
             <w:pPr>
               <w:jc w:val="left"/>
@@ -15332,12 +15375,14 @@
           </w:p>
         </w:tc>
         <w:tc>
-          <w:tcPr/>
+          <w:tcPr>
+            <w:shd w:val="clear" w:color="auto" w:fill="F6F8FA"/>
+          </w:tcPr>
           <w:p>
             <w:pPr>
               <w:numPr>
                 <w:ilvl w:val="0"/>
-                <w:numId w:val="1078"/>
+                <w:numId w:val="1079"/>
               </w:numPr>
               <w:jc w:val="left"/>
             </w:pPr>
@@ -15364,7 +15409,7 @@
             <w:pPr>
               <w:numPr>
                 <w:ilvl w:val="0"/>
-                <w:numId w:val="1078"/>
+                <w:numId w:val="1079"/>
               </w:numPr>
               <w:jc w:val="left"/>
             </w:pPr>
@@ -15406,7 +15451,7 @@
             <w:pPr>
               <w:numPr>
                 <w:ilvl w:val="0"/>
-                <w:numId w:val="1078"/>
+                <w:numId w:val="1079"/>
               </w:numPr>
               <w:jc w:val="left"/>
             </w:pPr>
@@ -15418,9 +15463,7 @@
       </w:tr>
       <w:tr>
         <w:tc>
-          <w:tcPr>
-            <w:shd w:val="clear" w:color="auto" w:fill="F6F8FA"/>
-          </w:tcPr>
+          <w:tcPr/>
           <w:p>
             <w:pPr>
               <w:jc w:val="left"/>
@@ -15431,9 +15474,7 @@
           </w:p>
         </w:tc>
         <w:tc>
-          <w:tcPr>
-            <w:shd w:val="clear" w:color="auto" w:fill="F6F8FA"/>
-          </w:tcPr>
+          <w:tcPr/>
           <w:p>
             <w:pPr>
               <w:jc w:val="left"/>
@@ -15444,14 +15485,12 @@
           </w:p>
         </w:tc>
         <w:tc>
-          <w:tcPr>
-            <w:shd w:val="clear" w:color="auto" w:fill="F6F8FA"/>
-          </w:tcPr>
+          <w:tcPr/>
           <w:p>
             <w:pPr>
               <w:numPr>
                 <w:ilvl w:val="0"/>
-                <w:numId w:val="1079"/>
+                <w:numId w:val="1080"/>
               </w:numPr>
               <w:jc w:val="left"/>
             </w:pPr>
@@ -15478,7 +15517,7 @@
             <w:pPr>
               <w:numPr>
                 <w:ilvl w:val="0"/>
-                <w:numId w:val="1079"/>
+                <w:numId w:val="1080"/>
               </w:numPr>
               <w:jc w:val="left"/>
             </w:pPr>
@@ -15505,7 +15544,7 @@
             <w:pPr>
               <w:numPr>
                 <w:ilvl w:val="0"/>
-                <w:numId w:val="1079"/>
+                <w:numId w:val="1080"/>
               </w:numPr>
               <w:jc w:val="left"/>
             </w:pPr>
@@ -15517,7 +15556,7 @@
             <w:pPr>
               <w:numPr>
                 <w:ilvl w:val="0"/>
-                <w:numId w:val="1079"/>
+                <w:numId w:val="1080"/>
               </w:numPr>
               <w:jc w:val="left"/>
             </w:pPr>
@@ -15541,54 +15580,15 @@
       </w:tr>
       <w:tr>
         <w:tc>
-          <w:tcPr/>
+          <w:tcPr>
+            <w:shd w:val="clear" w:color="auto" w:fill="F6F8FA"/>
+          </w:tcPr>
           <w:p>
             <w:pPr>
               <w:jc w:val="left"/>
             </w:pPr>
             <w:r>
               <w:t xml:space="preserve">3.2.1</w:t>
-            </w:r>
-          </w:p>
-        </w:tc>
-        <w:tc>
-          <w:tcPr/>
-          <w:p>
-            <w:pPr>
-              <w:jc w:val="left"/>
-            </w:pPr>
-            <w:r>
-              <w:t xml:space="preserve">2026-09-11</w:t>
-            </w:r>
-          </w:p>
-        </w:tc>
-        <w:tc>
-          <w:tcPr/>
-          <w:p>
-            <w:pPr>
-              <w:numPr>
-                <w:ilvl w:val="0"/>
-                <w:numId w:val="1080"/>
-              </w:numPr>
-              <w:jc w:val="left"/>
-            </w:pPr>
-            <w:r>
-              <w:t xml:space="preserve">Renamed Chapter 7 from “Clean Up” to “Operations and Maintenance”. Added subsections for updating and uninstalling both the MaaS Gateway and the document templates. Added cloud resource cleanup as an optional subsection.</w:t>
-            </w:r>
-          </w:p>
-        </w:tc>
-      </w:tr>
-      <w:tr>
-        <w:tc>
-          <w:tcPr>
-            <w:shd w:val="clear" w:color="auto" w:fill="F6F8FA"/>
-          </w:tcPr>
-          <w:p>
-            <w:pPr>
-              <w:jc w:val="left"/>
-            </w:pPr>
-            <w:r>
-              <w:t xml:space="preserve">3.2.0</w:t>
             </w:r>
           </w:p>
         </w:tc>
@@ -15618,6 +15618,45 @@
               <w:jc w:val="left"/>
             </w:pPr>
             <w:r>
+              <w:t xml:space="preserve">Renamed Chapter 7 from “Clean Up” to “Operations and Maintenance”. Added subsections for updating and uninstalling both the MaaS Gateway and the document templates. Added cloud resource cleanup as an optional subsection.</w:t>
+            </w:r>
+          </w:p>
+        </w:tc>
+      </w:tr>
+      <w:tr>
+        <w:tc>
+          <w:tcPr/>
+          <w:p>
+            <w:pPr>
+              <w:jc w:val="left"/>
+            </w:pPr>
+            <w:r>
+              <w:t xml:space="preserve">3.2.0</w:t>
+            </w:r>
+          </w:p>
+        </w:tc>
+        <w:tc>
+          <w:tcPr/>
+          <w:p>
+            <w:pPr>
+              <w:jc w:val="left"/>
+            </w:pPr>
+            <w:r>
+              <w:t xml:space="preserve">2026-09-11</w:t>
+            </w:r>
+          </w:p>
+        </w:tc>
+        <w:tc>
+          <w:tcPr/>
+          <w:p>
+            <w:pPr>
+              <w:numPr>
+                <w:ilvl w:val="0"/>
+                <w:numId w:val="1082"/>
+              </w:numPr>
+              <w:jc w:val="left"/>
+            </w:pPr>
+            <w:r>
               <w:t xml:space="preserve">Added</w:t>
             </w:r>
             <w:r>
@@ -15679,7 +15718,7 @@
             <w:pPr>
               <w:numPr>
                 <w:ilvl w:val="0"/>
-                <w:numId w:val="1081"/>
+                <w:numId w:val="1082"/>
               </w:numPr>
               <w:jc w:val="left"/>
             </w:pPr>
@@ -15724,7 +15763,7 @@
             <w:pPr>
               <w:numPr>
                 <w:ilvl w:val="0"/>
-                <w:numId w:val="1081"/>
+                <w:numId w:val="1082"/>
               </w:numPr>
               <w:jc w:val="left"/>
             </w:pPr>
@@ -15736,54 +15775,15 @@
       </w:tr>
       <w:tr>
         <w:tc>
-          <w:tcPr/>
+          <w:tcPr>
+            <w:shd w:val="clear" w:color="auto" w:fill="F6F8FA"/>
+          </w:tcPr>
           <w:p>
             <w:pPr>
               <w:jc w:val="left"/>
             </w:pPr>
             <w:r>
               <w:t xml:space="preserve">3.1.2</w:t>
-            </w:r>
-          </w:p>
-        </w:tc>
-        <w:tc>
-          <w:tcPr/>
-          <w:p>
-            <w:pPr>
-              <w:jc w:val="left"/>
-            </w:pPr>
-            <w:r>
-              <w:t xml:space="preserve">2026-09-11</w:t>
-            </w:r>
-          </w:p>
-        </w:tc>
-        <w:tc>
-          <w:tcPr/>
-          <w:p>
-            <w:pPr>
-              <w:numPr>
-                <w:ilvl w:val="0"/>
-                <w:numId w:val="1082"/>
-              </w:numPr>
-              <w:jc w:val="left"/>
-            </w:pPr>
-            <w:r>
-              <w:t xml:space="preserve">Added output format guide to README.md: comparison table of PDF, Markdown, DOCX, and HTML with purpose, copy-paste quality, and limitations. Recommends Markdown for copy-paste.</w:t>
-            </w:r>
-          </w:p>
-        </w:tc>
-      </w:tr>
-      <w:tr>
-        <w:tc>
-          <w:tcPr>
-            <w:shd w:val="clear" w:color="auto" w:fill="F6F8FA"/>
-          </w:tcPr>
-          <w:p>
-            <w:pPr>
-              <w:jc w:val="left"/>
-            </w:pPr>
-            <w:r>
-              <w:t xml:space="preserve">3.1.1</w:t>
             </w:r>
           </w:p>
         </w:tc>
@@ -15813,6 +15813,45 @@
               <w:jc w:val="left"/>
             </w:pPr>
             <w:r>
+              <w:t xml:space="preserve">Added output format guide to README.md: comparison table of PDF, Markdown, DOCX, and HTML with purpose, copy-paste quality, and limitations. Recommends Markdown for copy-paste.</w:t>
+            </w:r>
+          </w:p>
+        </w:tc>
+      </w:tr>
+      <w:tr>
+        <w:tc>
+          <w:tcPr/>
+          <w:p>
+            <w:pPr>
+              <w:jc w:val="left"/>
+            </w:pPr>
+            <w:r>
+              <w:t xml:space="preserve">3.1.1</w:t>
+            </w:r>
+          </w:p>
+        </w:tc>
+        <w:tc>
+          <w:tcPr/>
+          <w:p>
+            <w:pPr>
+              <w:jc w:val="left"/>
+            </w:pPr>
+            <w:r>
+              <w:t xml:space="preserve">2026-09-11</w:t>
+            </w:r>
+          </w:p>
+        </w:tc>
+        <w:tc>
+          <w:tcPr/>
+          <w:p>
+            <w:pPr>
+              <w:numPr>
+                <w:ilvl w:val="0"/>
+                <w:numId w:val="1084"/>
+              </w:numPr>
+              <w:jc w:val="left"/>
+            </w:pPr>
+            <w:r>
               <w:t xml:space="preserve">Updated MaaS Gateway chapter to v1.10.9: non-interactive mode (</w:t>
             </w:r>
             <w:r>
@@ -15829,7 +15868,7 @@
             <w:pPr>
               <w:numPr>
                 <w:ilvl w:val="0"/>
-                <w:numId w:val="1083"/>
+                <w:numId w:val="1084"/>
               </w:numPr>
               <w:jc w:val="left"/>
             </w:pPr>
@@ -15871,7 +15910,7 @@
             <w:pPr>
               <w:numPr>
                 <w:ilvl w:val="0"/>
-                <w:numId w:val="1083"/>
+                <w:numId w:val="1084"/>
               </w:numPr>
               <w:jc w:val="left"/>
             </w:pPr>
@@ -15883,7 +15922,9 @@
       </w:tr>
       <w:tr>
         <w:tc>
-          <w:tcPr/>
+          <w:tcPr>
+            <w:shd w:val="clear" w:color="auto" w:fill="F6F8FA"/>
+          </w:tcPr>
           <w:p>
             <w:pPr>
               <w:jc w:val="left"/>
@@ -15894,7 +15935,9 @@
           </w:p>
         </w:tc>
         <w:tc>
-          <w:tcPr/>
+          <w:tcPr>
+            <w:shd w:val="clear" w:color="auto" w:fill="F6F8FA"/>
+          </w:tcPr>
           <w:p>
             <w:pPr>
               <w:jc w:val="left"/>
@@ -15905,12 +15948,14 @@
           </w:p>
         </w:tc>
         <w:tc>
-          <w:tcPr/>
+          <w:tcPr>
+            <w:shd w:val="clear" w:color="auto" w:fill="F6F8FA"/>
+          </w:tcPr>
           <w:p>
             <w:pPr>
               <w:numPr>
                 <w:ilvl w:val="0"/>
-                <w:numId w:val="1084"/>
+                <w:numId w:val="1085"/>
               </w:numPr>
               <w:jc w:val="left"/>
             </w:pPr>
@@ -15934,7 +15979,7 @@
             <w:pPr>
               <w:numPr>
                 <w:ilvl w:val="0"/>
-                <w:numId w:val="1084"/>
+                <w:numId w:val="1085"/>
               </w:numPr>
               <w:jc w:val="left"/>
             </w:pPr>
@@ -15976,7 +16021,7 @@
             <w:pPr>
               <w:numPr>
                 <w:ilvl w:val="0"/>
-                <w:numId w:val="1084"/>
+                <w:numId w:val="1085"/>
               </w:numPr>
               <w:jc w:val="left"/>
             </w:pPr>
@@ -15984,63 +16029,6 @@
               <w:t xml:space="preserve">Restructured chapters: moved SSH config and VS Code connection to new Chapter 4 (Install VS Code and Connect via Remote-SSH). Chapters 5—​7 renumbered.</w:t>
             </w:r>
           </w:p>
-          <w:p>
-            <w:pPr>
-              <w:numPr>
-                <w:ilvl w:val="0"/>
-                <w:numId w:val="1084"/>
-              </w:numPr>
-              <w:jc w:val="left"/>
-            </w:pPr>
-            <w:r>
-              <w:t xml:space="preserve">Added verification checklist tables to all 7 chapters.</w:t>
-            </w:r>
-          </w:p>
-          <w:p>
-            <w:pPr>
-              <w:numPr>
-                <w:ilvl w:val="0"/>
-                <w:numId w:val="1084"/>
-              </w:numPr>
-              <w:jc w:val="left"/>
-            </w:pPr>
-            <w:r>
-              <w:t xml:space="preserve">Added mandatory reboot warning in Chapter 2 (SSH port change). Added troubleshooting subsection in Chapter 4 with common SSH connection issues and ncat debugging commands.</w:t>
-            </w:r>
-          </w:p>
-        </w:tc>
-      </w:tr>
-      <w:tr>
-        <w:tc>
-          <w:tcPr>
-            <w:shd w:val="clear" w:color="auto" w:fill="F6F8FA"/>
-          </w:tcPr>
-          <w:p>
-            <w:pPr>
-              <w:jc w:val="left"/>
-            </w:pPr>
-            <w:r>
-              <w:t xml:space="preserve">3.0.1</w:t>
-            </w:r>
-          </w:p>
-        </w:tc>
-        <w:tc>
-          <w:tcPr>
-            <w:shd w:val="clear" w:color="auto" w:fill="F6F8FA"/>
-          </w:tcPr>
-          <w:p>
-            <w:pPr>
-              <w:jc w:val="left"/>
-            </w:pPr>
-            <w:r>
-              <w:t xml:space="preserve">2026-09-10</w:t>
-            </w:r>
-          </w:p>
-        </w:tc>
-        <w:tc>
-          <w:tcPr>
-            <w:shd w:val="clear" w:color="auto" w:fill="F6F8FA"/>
-          </w:tcPr>
           <w:p>
             <w:pPr>
               <w:numPr>
@@ -16050,7 +16038,19 @@
               <w:jc w:val="left"/>
             </w:pPr>
             <w:r>
-              <w:t xml:space="preserve">Minor fixes: test-filter.sh auto-discovery, build.sh help text, Makefile aggregate descriptions, 5-section comment correction, CHANGELOG version gap note, callout-in-code fix, CI font auto-discovery, dofile path comment, test-sync.sh header.</w:t>
+              <w:t xml:space="preserve">Added verification checklist tables to all 7 chapters.</w:t>
+            </w:r>
+          </w:p>
+          <w:p>
+            <w:pPr>
+              <w:numPr>
+                <w:ilvl w:val="0"/>
+                <w:numId w:val="1085"/>
+              </w:numPr>
+              <w:jc w:val="left"/>
+            </w:pPr>
+            <w:r>
+              <w:t xml:space="preserve">Added mandatory reboot warning in Chapter 2 (SSH port change). Added troubleshooting subsection in Chapter 4 with common SSH connection issues and ncat debugging commands.</w:t>
             </w:r>
           </w:p>
         </w:tc>
@@ -16063,18 +16063,18 @@
               <w:jc w:val="left"/>
             </w:pPr>
             <w:r>
-              <w:t xml:space="preserve">3.0.0</w:t>
-            </w:r>
-          </w:p>
-        </w:tc>
-        <w:tc>
-          <w:tcPr/>
-          <w:p>
-            <w:pPr>
-              <w:jc w:val="left"/>
-            </w:pPr>
-            <w:r>
-              <w:t xml:space="preserve">2026-09-09</w:t>
+              <w:t xml:space="preserve">3.0.1</w:t>
+            </w:r>
+          </w:p>
+        </w:tc>
+        <w:tc>
+          <w:tcPr/>
+          <w:p>
+            <w:pPr>
+              <w:jc w:val="left"/>
+            </w:pPr>
+            <w:r>
+              <w:t xml:space="preserve">2026-09-10</w:t>
             </w:r>
           </w:p>
         </w:tc>
@@ -16089,7 +16089,7 @@
               <w:jc w:val="left"/>
             </w:pPr>
             <w:r>
-              <w:t xml:space="preserve">Modular pipeline refactoring: shared Lua filter factory, shared DOCX fix logic, build system auto-discovery, unified format pipeline, GitHub Actions CI.</w:t>
+              <w:t xml:space="preserve">Minor fixes: test-filter.sh auto-discovery, build.sh help text, Makefile aggregate descriptions, 5-section comment correction, CHANGELOG version gap note, callout-in-code fix, CI font auto-discovery, dofile path comment, test-sync.sh header.</w:t>
             </w:r>
           </w:p>
         </w:tc>
@@ -16104,7 +16104,7 @@
               <w:jc w:val="left"/>
             </w:pPr>
             <w:r>
-              <w:t xml:space="preserve">2.16.0</w:t>
+              <w:t xml:space="preserve">3.0.0</w:t>
             </w:r>
           </w:p>
         </w:tc>
@@ -16117,7 +16117,7 @@
               <w:jc w:val="left"/>
             </w:pPr>
             <w:r>
-              <w:t xml:space="preserve">2026-09-05</w:t>
+              <w:t xml:space="preserve">2026-09-09</w:t>
             </w:r>
           </w:p>
         </w:tc>
@@ -16134,7 +16134,7 @@
               <w:jc w:val="left"/>
             </w:pPr>
             <w:r>
-              <w:t xml:space="preserve">Updated to match template v2.16.0 — Lua filter fixes, build system updates, and technical template parity improvements.</w:t>
+              <w:t xml:space="preserve">Modular pipeline refactoring: shared Lua filter factory, shared DOCX fix logic, build system auto-discovery, unified format pipeline, GitHub Actions CI.</w:t>
             </w:r>
           </w:p>
         </w:tc>
@@ -16147,18 +16147,18 @@
               <w:jc w:val="left"/>
             </w:pPr>
             <w:r>
-              <w:t xml:space="preserve">2.13.0</w:t>
-            </w:r>
-          </w:p>
-        </w:tc>
-        <w:tc>
-          <w:tcPr/>
-          <w:p>
-            <w:pPr>
-              <w:jc w:val="left"/>
-            </w:pPr>
-            <w:r>
-              <w:t xml:space="preserve">2026-08-24</w:t>
+              <w:t xml:space="preserve">2.16.0</w:t>
+            </w:r>
+          </w:p>
+        </w:tc>
+        <w:tc>
+          <w:tcPr/>
+          <w:p>
+            <w:pPr>
+              <w:jc w:val="left"/>
+            </w:pPr>
+            <w:r>
+              <w:t xml:space="preserve">2026-09-05</w:t>
             </w:r>
           </w:p>
         </w:tc>
@@ -16173,6 +16173,51 @@
               <w:jc w:val="left"/>
             </w:pPr>
             <w:r>
+              <w:t xml:space="preserve">Updated to match template v2.16.0 — Lua filter fixes, build system updates, and technical template parity improvements.</w:t>
+            </w:r>
+          </w:p>
+        </w:tc>
+      </w:tr>
+      <w:tr>
+        <w:tc>
+          <w:tcPr>
+            <w:shd w:val="clear" w:color="auto" w:fill="F6F8FA"/>
+          </w:tcPr>
+          <w:p>
+            <w:pPr>
+              <w:jc w:val="left"/>
+            </w:pPr>
+            <w:r>
+              <w:t xml:space="preserve">2.13.0</w:t>
+            </w:r>
+          </w:p>
+        </w:tc>
+        <w:tc>
+          <w:tcPr>
+            <w:shd w:val="clear" w:color="auto" w:fill="F6F8FA"/>
+          </w:tcPr>
+          <w:p>
+            <w:pPr>
+              <w:jc w:val="left"/>
+            </w:pPr>
+            <w:r>
+              <w:t xml:space="preserve">2026-08-24</w:t>
+            </w:r>
+          </w:p>
+        </w:tc>
+        <w:tc>
+          <w:tcPr>
+            <w:shd w:val="clear" w:color="auto" w:fill="F6F8FA"/>
+          </w:tcPr>
+          <w:p>
+            <w:pPr>
+              <w:numPr>
+                <w:ilvl w:val="0"/>
+                <w:numId w:val="1089"/>
+              </w:numPr>
+              <w:jc w:val="left"/>
+            </w:pPr>
+            <w:r>
               <w:t xml:space="preserve">Foundation refactoring Phase 4: make DOCX</w:t>
             </w:r>
             <w:r>
@@ -16240,9 +16285,7 @@
       </w:tr>
       <w:tr>
         <w:tc>
-          <w:tcPr>
-            <w:shd w:val="clear" w:color="auto" w:fill="F6F8FA"/>
-          </w:tcPr>
+          <w:tcPr/>
           <w:p>
             <w:pPr>
               <w:jc w:val="left"/>
@@ -16253,9 +16296,7 @@
           </w:p>
         </w:tc>
         <w:tc>
-          <w:tcPr>
-            <w:shd w:val="clear" w:color="auto" w:fill="F6F8FA"/>
-          </w:tcPr>
+          <w:tcPr/>
           <w:p>
             <w:pPr>
               <w:jc w:val="left"/>
@@ -16266,14 +16307,12 @@
           </w:p>
         </w:tc>
         <w:tc>
-          <w:tcPr>
-            <w:shd w:val="clear" w:color="auto" w:fill="F6F8FA"/>
-          </w:tcPr>
+          <w:tcPr/>
           <w:p>
             <w:pPr>
               <w:numPr>
                 <w:ilvl w:val="0"/>
-                <w:numId w:val="1089"/>
+                <w:numId w:val="1090"/>
               </w:numPr>
               <w:jc w:val="left"/>
             </w:pPr>
@@ -16435,7 +16474,9 @@
       </w:tr>
       <w:tr>
         <w:tc>
-          <w:tcPr/>
+          <w:tcPr>
+            <w:shd w:val="clear" w:color="auto" w:fill="F6F8FA"/>
+          </w:tcPr>
           <w:p>
             <w:pPr>
               <w:jc w:val="left"/>
@@ -16446,7 +16487,9 @@
           </w:p>
         </w:tc>
         <w:tc>
-          <w:tcPr/>
+          <w:tcPr>
+            <w:shd w:val="clear" w:color="auto" w:fill="F6F8FA"/>
+          </w:tcPr>
           <w:p>
             <w:pPr>
               <w:jc w:val="left"/>
@@ -16457,12 +16500,14 @@
           </w:p>
         </w:tc>
         <w:tc>
-          <w:tcPr/>
+          <w:tcPr>
+            <w:shd w:val="clear" w:color="auto" w:fill="F6F8FA"/>
+          </w:tcPr>
           <w:p>
             <w:pPr>
               <w:numPr>
                 <w:ilvl w:val="0"/>
-                <w:numId w:val="1090"/>
+                <w:numId w:val="1091"/>
               </w:numPr>
               <w:jc w:val="left"/>
             </w:pPr>
@@ -16528,9 +16573,7 @@
       </w:tr>
       <w:tr>
         <w:tc>
-          <w:tcPr>
-            <w:shd w:val="clear" w:color="auto" w:fill="F6F8FA"/>
-          </w:tcPr>
+          <w:tcPr/>
           <w:p>
             <w:pPr>
               <w:jc w:val="left"/>
@@ -16541,56 +16584,13 @@
           </w:p>
         </w:tc>
         <w:tc>
-          <w:tcPr>
-            <w:shd w:val="clear" w:color="auto" w:fill="F6F8FA"/>
-          </w:tcPr>
+          <w:tcPr/>
           <w:p>
             <w:pPr>
               <w:jc w:val="left"/>
             </w:pPr>
             <w:r>
               <w:t xml:space="preserve">2026-08-24</w:t>
-            </w:r>
-          </w:p>
-        </w:tc>
-        <w:tc>
-          <w:tcPr>
-            <w:shd w:val="clear" w:color="auto" w:fill="F6F8FA"/>
-          </w:tcPr>
-          <w:p>
-            <w:pPr>
-              <w:numPr>
-                <w:ilvl w:val="0"/>
-                <w:numId w:val="1091"/>
-              </w:numPr>
-              <w:jc w:val="left"/>
-            </w:pPr>
-            <w:r>
-              <w:t xml:space="preserve">Foundation refactoring Phase 1: sync cls version to project tag, fix stale doc references (L16 output count, L-range, setup-guide feature claim), add test-sync.sh for version consistency checking.</w:t>
-            </w:r>
-          </w:p>
-        </w:tc>
-      </w:tr>
-      <w:tr>
-        <w:tc>
-          <w:tcPr/>
-          <w:p>
-            <w:pPr>
-              <w:jc w:val="left"/>
-            </w:pPr>
-            <w:r>
-              <w:t xml:space="preserve">2.9.1</w:t>
-            </w:r>
-          </w:p>
-        </w:tc>
-        <w:tc>
-          <w:tcPr/>
-          <w:p>
-            <w:pPr>
-              <w:jc w:val="left"/>
-            </w:pPr>
-            <w:r>
-              <w:t xml:space="preserve">2026-08-23</w:t>
             </w:r>
           </w:p>
         </w:tc>
@@ -16605,6 +16605,51 @@
               <w:jc w:val="left"/>
             </w:pPr>
             <w:r>
+              <w:t xml:space="preserve">Foundation refactoring Phase 1: sync cls version to project tag, fix stale doc references (L16 output count, L-range, setup-guide feature claim), add test-sync.sh for version consistency checking.</w:t>
+            </w:r>
+          </w:p>
+        </w:tc>
+      </w:tr>
+      <w:tr>
+        <w:tc>
+          <w:tcPr>
+            <w:shd w:val="clear" w:color="auto" w:fill="F6F8FA"/>
+          </w:tcPr>
+          <w:p>
+            <w:pPr>
+              <w:jc w:val="left"/>
+            </w:pPr>
+            <w:r>
+              <w:t xml:space="preserve">2.9.1</w:t>
+            </w:r>
+          </w:p>
+        </w:tc>
+        <w:tc>
+          <w:tcPr>
+            <w:shd w:val="clear" w:color="auto" w:fill="F6F8FA"/>
+          </w:tcPr>
+          <w:p>
+            <w:pPr>
+              <w:jc w:val="left"/>
+            </w:pPr>
+            <w:r>
+              <w:t xml:space="preserve">2026-08-23</w:t>
+            </w:r>
+          </w:p>
+        </w:tc>
+        <w:tc>
+          <w:tcPr>
+            <w:shd w:val="clear" w:color="auto" w:fill="F6F8FA"/>
+          </w:tcPr>
+          <w:p>
+            <w:pPr>
+              <w:numPr>
+                <w:ilvl w:val="0"/>
+                <w:numId w:val="1093"/>
+              </w:numPr>
+              <w:jc w:val="left"/>
+            </w:pPr>
+            <w:r>
               <w:t xml:space="preserve">HTML and Markdown outputs now embed images as base64 data URIs. HTML uses pandoc</w:t>
             </w:r>
             <w:r>
@@ -16636,58 +16681,13 @@
       </w:tr>
       <w:tr>
         <w:tc>
-          <w:tcPr>
-            <w:shd w:val="clear" w:color="auto" w:fill="F6F8FA"/>
-          </w:tcPr>
+          <w:tcPr/>
           <w:p>
             <w:pPr>
               <w:jc w:val="left"/>
             </w:pPr>
             <w:r>
               <w:t xml:space="preserve">2.9.0</w:t>
-            </w:r>
-          </w:p>
-        </w:tc>
-        <w:tc>
-          <w:tcPr>
-            <w:shd w:val="clear" w:color="auto" w:fill="F6F8FA"/>
-          </w:tcPr>
-          <w:p>
-            <w:pPr>
-              <w:jc w:val="left"/>
-            </w:pPr>
-            <w:r>
-              <w:t xml:space="preserve">2026-08-23</w:t>
-            </w:r>
-          </w:p>
-        </w:tc>
-        <w:tc>
-          <w:tcPr>
-            <w:shd w:val="clear" w:color="auto" w:fill="F6F8FA"/>
-          </w:tcPr>
-          <w:p>
-            <w:pPr>
-              <w:numPr>
-                <w:ilvl w:val="0"/>
-                <w:numId w:val="1093"/>
-              </w:numPr>
-              <w:jc w:val="left"/>
-            </w:pPr>
-            <w:r>
-              <w:t xml:space="preserve">DOCX: fix content width (8504→9638tw, margins are 2cm not 3cm). Add footer page numbers. Style TOC heading (22pt bold + rule). Add hutable table width + fixed layout.</w:t>
-            </w:r>
-          </w:p>
-        </w:tc>
-      </w:tr>
-      <w:tr>
-        <w:tc>
-          <w:tcPr/>
-          <w:p>
-            <w:pPr>
-              <w:jc w:val="left"/>
-            </w:pPr>
-            <w:r>
-              <w:t xml:space="preserve">2.8.3</w:t>
             </w:r>
           </w:p>
         </w:tc>
@@ -16713,7 +16713,7 @@
               <w:jc w:val="left"/>
             </w:pPr>
             <w:r>
-              <w:t xml:space="preserve">DOCX fix: callout tables now have explicit width (8504tw) and fixed layout. Changelog section heading now uses custom H1 format (56pt number, red border, right tab) instead of pandoc’s default.</w:t>
+              <w:t xml:space="preserve">DOCX: fix content width (8504→9638tw, margins are 2cm not 3cm). Add footer page numbers. Style TOC heading (22pt bold + rule). Add hutable table width + fixed layout.</w:t>
             </w:r>
           </w:p>
         </w:tc>
@@ -16728,7 +16728,7 @@
               <w:jc w:val="left"/>
             </w:pPr>
             <w:r>
-              <w:t xml:space="preserve">2.8.2</w:t>
+              <w:t xml:space="preserve">2.8.3</w:t>
             </w:r>
           </w:p>
         </w:tc>
@@ -16758,7 +16758,7 @@
               <w:jc w:val="left"/>
             </w:pPr>
             <w:r>
-              <w:t xml:space="preserve">DOCX H1 heading: reverted table approach to paragraph with tab stop + red bottom border. Table broke navigation pane and TOC field. Paragraph preserves Heading1 style for navigation while matching PDF layout (number left, title right, red rule below).</w:t>
+              <w:t xml:space="preserve">DOCX fix: callout tables now have explicit width (8504tw) and fixed layout. Changelog section heading now uses custom H1 format (56pt number, red border, right tab) instead of pandoc’s default.</w:t>
             </w:r>
           </w:p>
         </w:tc>
@@ -16771,7 +16771,7 @@
               <w:jc w:val="left"/>
             </w:pPr>
             <w:r>
-              <w:t xml:space="preserve">2.8.1</w:t>
+              <w:t xml:space="preserve">2.8.2</w:t>
             </w:r>
           </w:p>
         </w:tc>
@@ -16797,7 +16797,7 @@
               <w:jc w:val="left"/>
             </w:pPr>
             <w:r>
-              <w:t xml:space="preserve">DOCX heading fix: text color reverted to black (was incorrectly changed to Huawei red in v2.8.0). H1 now uses a two-column table (number left, title right) with red bottom rule. H2-H4 use simple inline format (number + title, no right tab stop).</w:t>
+              <w:t xml:space="preserve">DOCX H1 heading: reverted table approach to paragraph with tab stop + red bottom border. Table broke navigation pane and TOC field. Paragraph preserves Heading1 style for navigation while matching PDF layout (number left, title right, red rule below).</w:t>
             </w:r>
           </w:p>
         </w:tc>
@@ -16812,7 +16812,7 @@
               <w:jc w:val="left"/>
             </w:pPr>
             <w:r>
-              <w:t xml:space="preserve">2.8.0</w:t>
+              <w:t xml:space="preserve">2.8.1</w:t>
             </w:r>
           </w:p>
         </w:tc>
@@ -16842,7 +16842,7 @@
               <w:jc w:val="left"/>
             </w:pPr>
             <w:r>
-              <w:t xml:space="preserve">DOCX output: match PDF styling --- heading colors (Huawei red), H1 number size (56pt), callout borders (left-only) and padding, changelog formatting (rules, bold version, italic date), caption style (9pt bold), badge style (8pt bold white on red), list indentation.</w:t>
+              <w:t xml:space="preserve">DOCX heading fix: text color reverted to black (was incorrectly changed to Huawei red in v2.8.0). H1 now uses a two-column table (number left, title right) with red bottom rule. H2-H4 use simple inline format (number + title, no right tab stop).</w:t>
             </w:r>
           </w:p>
         </w:tc>
@@ -16855,18 +16855,18 @@
               <w:jc w:val="left"/>
             </w:pPr>
             <w:r>
-              <w:t xml:space="preserve">2.7.1</w:t>
-            </w:r>
-          </w:p>
-        </w:tc>
-        <w:tc>
-          <w:tcPr/>
-          <w:p>
-            <w:pPr>
-              <w:jc w:val="left"/>
-            </w:pPr>
-            <w:r>
-              <w:t xml:space="preserve">2026-08-17</w:t>
+              <w:t xml:space="preserve">2.8.0</w:t>
+            </w:r>
+          </w:p>
+        </w:tc>
+        <w:tc>
+          <w:tcPr/>
+          <w:p>
+            <w:pPr>
+              <w:jc w:val="left"/>
+            </w:pPr>
+            <w:r>
+              <w:t xml:space="preserve">2026-08-23</w:t>
             </w:r>
           </w:p>
         </w:tc>
@@ -16881,6 +16881,51 @@
               <w:jc w:val="left"/>
             </w:pPr>
             <w:r>
+              <w:t xml:space="preserve">DOCX output: match PDF styling --- heading colors (Huawei red), H1 number size (56pt), callout borders (left-only) and padding, changelog formatting (rules, bold version, italic date), caption style (9pt bold), badge style (8pt bold white on red), list indentation.</w:t>
+            </w:r>
+          </w:p>
+        </w:tc>
+      </w:tr>
+      <w:tr>
+        <w:tc>
+          <w:tcPr>
+            <w:shd w:val="clear" w:color="auto" w:fill="F6F8FA"/>
+          </w:tcPr>
+          <w:p>
+            <w:pPr>
+              <w:jc w:val="left"/>
+            </w:pPr>
+            <w:r>
+              <w:t xml:space="preserve">2.7.1</w:t>
+            </w:r>
+          </w:p>
+        </w:tc>
+        <w:tc>
+          <w:tcPr>
+            <w:shd w:val="clear" w:color="auto" w:fill="F6F8FA"/>
+          </w:tcPr>
+          <w:p>
+            <w:pPr>
+              <w:jc w:val="left"/>
+            </w:pPr>
+            <w:r>
+              <w:t xml:space="preserve">2026-08-17</w:t>
+            </w:r>
+          </w:p>
+        </w:tc>
+        <w:tc>
+          <w:tcPr>
+            <w:shd w:val="clear" w:color="auto" w:fill="F6F8FA"/>
+          </w:tcPr>
+          <w:p>
+            <w:pPr>
+              <w:numPr>
+                <w:ilvl w:val="0"/>
+                <w:numId w:val="1099"/>
+              </w:numPr>
+              <w:jc w:val="left"/>
+            </w:pPr>
+            <w:r>
               <w:t xml:space="preserve">Rename project repository to all lowercase (</w:t>
             </w:r>
             <w:r>
@@ -16897,9 +16942,7 @@
       </w:tr>
       <w:tr>
         <w:tc>
-          <w:tcPr>
-            <w:shd w:val="clear" w:color="auto" w:fill="F6F8FA"/>
-          </w:tcPr>
+          <w:tcPr/>
           <w:p>
             <w:pPr>
               <w:jc w:val="left"/>
@@ -16910,9 +16953,7 @@
           </w:p>
         </w:tc>
         <w:tc>
-          <w:tcPr>
-            <w:shd w:val="clear" w:color="auto" w:fill="F6F8FA"/>
-          </w:tcPr>
+          <w:tcPr/>
           <w:p>
             <w:pPr>
               <w:jc w:val="left"/>
@@ -16923,14 +16964,12 @@
           </w:p>
         </w:tc>
         <w:tc>
-          <w:tcPr>
-            <w:shd w:val="clear" w:color="auto" w:fill="F6F8FA"/>
-          </w:tcPr>
+          <w:tcPr/>
           <w:p>
             <w:pPr>
               <w:numPr>
                 <w:ilvl w:val="0"/>
-                <w:numId w:val="1099"/>
+                <w:numId w:val="1100"/>
               </w:numPr>
               <w:jc w:val="left"/>
             </w:pPr>
@@ -16972,7 +17011,9 @@
       </w:tr>
       <w:tr>
         <w:tc>
-          <w:tcPr/>
+          <w:tcPr>
+            <w:shd w:val="clear" w:color="auto" w:fill="F6F8FA"/>
+          </w:tcPr>
           <w:p>
             <w:pPr>
               <w:jc w:val="left"/>
@@ -16983,7 +17024,9 @@
           </w:p>
         </w:tc>
         <w:tc>
-          <w:tcPr/>
+          <w:tcPr>
+            <w:shd w:val="clear" w:color="auto" w:fill="F6F8FA"/>
+          </w:tcPr>
           <w:p>
             <w:pPr>
               <w:jc w:val="left"/>
@@ -16994,12 +17037,14 @@
           </w:p>
         </w:tc>
         <w:tc>
-          <w:tcPr/>
+          <w:tcPr>
+            <w:shd w:val="clear" w:color="auto" w:fill="F6F8FA"/>
+          </w:tcPr>
           <w:p>
             <w:pPr>
               <w:numPr>
                 <w:ilvl w:val="0"/>
-                <w:numId w:val="1100"/>
+                <w:numId w:val="1101"/>
               </w:numPr>
               <w:jc w:val="left"/>
             </w:pPr>
@@ -17056,9 +17101,7 @@
       </w:tr>
       <w:tr>
         <w:tc>
-          <w:tcPr>
-            <w:shd w:val="clear" w:color="auto" w:fill="F6F8FA"/>
-          </w:tcPr>
+          <w:tcPr/>
           <w:p>
             <w:pPr>
               <w:jc w:val="left"/>
@@ -17069,9 +17112,7 @@
           </w:p>
         </w:tc>
         <w:tc>
-          <w:tcPr>
-            <w:shd w:val="clear" w:color="auto" w:fill="F6F8FA"/>
-          </w:tcPr>
+          <w:tcPr/>
           <w:p>
             <w:pPr>
               <w:jc w:val="left"/>
@@ -17082,14 +17123,12 @@
           </w:p>
         </w:tc>
         <w:tc>
-          <w:tcPr>
-            <w:shd w:val="clear" w:color="auto" w:fill="F6F8FA"/>
-          </w:tcPr>
+          <w:tcPr/>
           <w:p>
             <w:pPr>
               <w:numPr>
                 <w:ilvl w:val="0"/>
-                <w:numId w:val="1101"/>
+                <w:numId w:val="1102"/>
               </w:numPr>
               <w:jc w:val="left"/>
             </w:pPr>
@@ -17116,7 +17155,7 @@
             <w:pPr>
               <w:numPr>
                 <w:ilvl w:val="0"/>
-                <w:numId w:val="1101"/>
+                <w:numId w:val="1102"/>
               </w:numPr>
               <w:jc w:val="left"/>
             </w:pPr>
@@ -17143,54 +17182,15 @@
       </w:tr>
       <w:tr>
         <w:tc>
-          <w:tcPr/>
+          <w:tcPr>
+            <w:shd w:val="clear" w:color="auto" w:fill="F6F8FA"/>
+          </w:tcPr>
           <w:p>
             <w:pPr>
               <w:jc w:val="left"/>
             </w:pPr>
             <w:r>
               <w:t xml:space="preserve">2.5.1</w:t>
-            </w:r>
-          </w:p>
-        </w:tc>
-        <w:tc>
-          <w:tcPr/>
-          <w:p>
-            <w:pPr>
-              <w:jc w:val="left"/>
-            </w:pPr>
-            <w:r>
-              <w:t xml:space="preserve">2026-08-10</w:t>
-            </w:r>
-          </w:p>
-        </w:tc>
-        <w:tc>
-          <w:tcPr/>
-          <w:p>
-            <w:pPr>
-              <w:numPr>
-                <w:ilvl w:val="0"/>
-                <w:numId w:val="1102"/>
-              </w:numPr>
-              <w:jc w:val="left"/>
-            </w:pPr>
-            <w:r>
-              <w:t xml:space="preserve">H1 section title size reduced from 27pt to 20pt.</w:t>
-            </w:r>
-          </w:p>
-        </w:tc>
-      </w:tr>
-      <w:tr>
-        <w:tc>
-          <w:tcPr>
-            <w:shd w:val="clear" w:color="auto" w:fill="F6F8FA"/>
-          </w:tcPr>
-          <w:p>
-            <w:pPr>
-              <w:jc w:val="left"/>
-            </w:pPr>
-            <w:r>
-              <w:t xml:space="preserve">2.5.0</w:t>
             </w:r>
           </w:p>
         </w:tc>
@@ -17220,13 +17220,7 @@
               <w:jc w:val="left"/>
             </w:pPr>
             <w:r>
-              <w:t xml:space="preserve">Default image size increased: width 65% → 90% of text width,</w:t>
-            </w:r>
-            <w:r>
-              <w:t xml:space="preserve"> </w:t>
-            </w:r>
-            <w:r>
-              <w:t xml:space="preserve">height 40% → 50% of text height.</w:t>
+              <w:t xml:space="preserve">H1 section title size reduced from 27pt to 20pt.</w:t>
             </w:r>
           </w:p>
         </w:tc>
@@ -17239,7 +17233,7 @@
               <w:jc w:val="left"/>
             </w:pPr>
             <w:r>
-              <w:t xml:space="preserve">2.4.0</w:t>
+              <w:t xml:space="preserve">2.5.0</w:t>
             </w:r>
           </w:p>
         </w:tc>
@@ -17265,14 +17259,65 @@
               <w:jc w:val="left"/>
             </w:pPr>
             <w:r>
-              <w:t xml:space="preserve">Enlarged H1 section title (18pt → 27pt, 50% bigger).</w:t>
-            </w:r>
-          </w:p>
+              <w:t xml:space="preserve">Default image size increased: width 65% → 90% of text width,</w:t>
+            </w:r>
+            <w:r>
+              <w:t xml:space="preserve"> </w:t>
+            </w:r>
+            <w:r>
+              <w:t xml:space="preserve">height 40% → 50% of text height.</w:t>
+            </w:r>
+          </w:p>
+        </w:tc>
+      </w:tr>
+      <w:tr>
+        <w:tc>
+          <w:tcPr>
+            <w:shd w:val="clear" w:color="auto" w:fill="F6F8FA"/>
+          </w:tcPr>
+          <w:p>
+            <w:pPr>
+              <w:jc w:val="left"/>
+            </w:pPr>
+            <w:r>
+              <w:t xml:space="preserve">2.4.0</w:t>
+            </w:r>
+          </w:p>
+        </w:tc>
+        <w:tc>
+          <w:tcPr>
+            <w:shd w:val="clear" w:color="auto" w:fill="F6F8FA"/>
+          </w:tcPr>
+          <w:p>
+            <w:pPr>
+              <w:jc w:val="left"/>
+            </w:pPr>
+            <w:r>
+              <w:t xml:space="preserve">2026-08-10</w:t>
+            </w:r>
+          </w:p>
+        </w:tc>
+        <w:tc>
+          <w:tcPr>
+            <w:shd w:val="clear" w:color="auto" w:fill="F6F8FA"/>
+          </w:tcPr>
           <w:p>
             <w:pPr>
               <w:numPr>
                 <w:ilvl w:val="0"/>
-                <w:numId w:val="1104"/>
+                <w:numId w:val="1105"/>
+              </w:numPr>
+              <w:jc w:val="left"/>
+            </w:pPr>
+            <w:r>
+              <w:t xml:space="preserve">Enlarged H1 section title (18pt → 27pt, 50% bigger).</w:t>
+            </w:r>
+          </w:p>
+          <w:p>
+            <w:pPr>
+              <w:numPr>
+                <w:ilvl w:val="0"/>
+                <w:numId w:val="1105"/>
               </w:numPr>
               <w:jc w:val="left"/>
             </w:pPr>
@@ -17299,9 +17344,7 @@
       </w:tr>
       <w:tr>
         <w:tc>
-          <w:tcPr>
-            <w:shd w:val="clear" w:color="auto" w:fill="F6F8FA"/>
-          </w:tcPr>
+          <w:tcPr/>
           <w:p>
             <w:pPr>
               <w:jc w:val="left"/>
@@ -17312,9 +17355,7 @@
           </w:p>
         </w:tc>
         <w:tc>
-          <w:tcPr>
-            <w:shd w:val="clear" w:color="auto" w:fill="F6F8FA"/>
-          </w:tcPr>
+          <w:tcPr/>
           <w:p>
             <w:pPr>
               <w:jc w:val="left"/>
@@ -17325,14 +17366,12 @@
           </w:p>
         </w:tc>
         <w:tc>
-          <w:tcPr>
-            <w:shd w:val="clear" w:color="auto" w:fill="F6F8FA"/>
-          </w:tcPr>
+          <w:tcPr/>
           <w:p>
             <w:pPr>
               <w:numPr>
                 <w:ilvl w:val="0"/>
-                <w:numId w:val="1105"/>
+                <w:numId w:val="1106"/>
               </w:numPr>
               <w:jc w:val="left"/>
             </w:pPr>
@@ -17359,7 +17398,9 @@
       </w:tr>
       <w:tr>
         <w:tc>
-          <w:tcPr/>
+          <w:tcPr>
+            <w:shd w:val="clear" w:color="auto" w:fill="F6F8FA"/>
+          </w:tcPr>
           <w:p>
             <w:pPr>
               <w:jc w:val="left"/>
@@ -17370,7 +17411,9 @@
           </w:p>
         </w:tc>
         <w:tc>
-          <w:tcPr/>
+          <w:tcPr>
+            <w:shd w:val="clear" w:color="auto" w:fill="F6F8FA"/>
+          </w:tcPr>
           <w:p>
             <w:pPr>
               <w:jc w:val="left"/>
@@ -17381,12 +17424,14 @@
           </w:p>
         </w:tc>
         <w:tc>
-          <w:tcPr/>
+          <w:tcPr>
+            <w:shd w:val="clear" w:color="auto" w:fill="F6F8FA"/>
+          </w:tcPr>
           <w:p>
             <w:pPr>
               <w:numPr>
                 <w:ilvl w:val="0"/>
-                <w:numId w:val="1106"/>
+                <w:numId w:val="1107"/>
               </w:numPr>
               <w:jc w:val="left"/>
             </w:pPr>
@@ -17458,9 +17503,7 @@
       </w:tr>
       <w:tr>
         <w:tc>
-          <w:tcPr>
-            <w:shd w:val="clear" w:color="auto" w:fill="F6F8FA"/>
-          </w:tcPr>
+          <w:tcPr/>
           <w:p>
             <w:pPr>
               <w:jc w:val="left"/>
@@ -17471,9 +17514,7 @@
           </w:p>
         </w:tc>
         <w:tc>
-          <w:tcPr>
-            <w:shd w:val="clear" w:color="auto" w:fill="F6F8FA"/>
-          </w:tcPr>
+          <w:tcPr/>
           <w:p>
             <w:pPr>
               <w:jc w:val="left"/>
@@ -17484,14 +17525,12 @@
           </w:p>
         </w:tc>
         <w:tc>
-          <w:tcPr>
-            <w:shd w:val="clear" w:color="auto" w:fill="F6F8FA"/>
-          </w:tcPr>
+          <w:tcPr/>
           <w:p>
             <w:pPr>
               <w:numPr>
                 <w:ilvl w:val="0"/>
-                <w:numId w:val="1107"/>
+                <w:numId w:val="1108"/>
               </w:numPr>
               <w:jc w:val="left"/>
             </w:pPr>
@@ -17548,7 +17587,9 @@
       </w:tr>
       <w:tr>
         <w:tc>
-          <w:tcPr/>
+          <w:tcPr>
+            <w:shd w:val="clear" w:color="auto" w:fill="F6F8FA"/>
+          </w:tcPr>
           <w:p>
             <w:pPr>
               <w:jc w:val="left"/>
@@ -17559,7 +17600,9 @@
           </w:p>
         </w:tc>
         <w:tc>
-          <w:tcPr/>
+          <w:tcPr>
+            <w:shd w:val="clear" w:color="auto" w:fill="F6F8FA"/>
+          </w:tcPr>
           <w:p>
             <w:pPr>
               <w:jc w:val="left"/>
@@ -17570,12 +17613,14 @@
           </w:p>
         </w:tc>
         <w:tc>
-          <w:tcPr/>
+          <w:tcPr>
+            <w:shd w:val="clear" w:color="auto" w:fill="F6F8FA"/>
+          </w:tcPr>
           <w:p>
             <w:pPr>
               <w:numPr>
                 <w:ilvl w:val="0"/>
-                <w:numId w:val="1108"/>
+                <w:numId w:val="1109"/>
               </w:numPr>
               <w:jc w:val="left"/>
             </w:pPr>
@@ -17602,58 +17647,13 @@
       </w:tr>
       <w:tr>
         <w:tc>
-          <w:tcPr>
-            <w:shd w:val="clear" w:color="auto" w:fill="F6F8FA"/>
-          </w:tcPr>
+          <w:tcPr/>
           <w:p>
             <w:pPr>
               <w:jc w:val="left"/>
             </w:pPr>
             <w:r>
               <w:t xml:space="preserve">2.2.2</w:t>
-            </w:r>
-          </w:p>
-        </w:tc>
-        <w:tc>
-          <w:tcPr>
-            <w:shd w:val="clear" w:color="auto" w:fill="F6F8FA"/>
-          </w:tcPr>
-          <w:p>
-            <w:pPr>
-              <w:jc w:val="left"/>
-            </w:pPr>
-            <w:r>
-              <w:t xml:space="preserve">2026-08-08</w:t>
-            </w:r>
-          </w:p>
-        </w:tc>
-        <w:tc>
-          <w:tcPr>
-            <w:shd w:val="clear" w:color="auto" w:fill="F6F8FA"/>
-          </w:tcPr>
-          <w:p>
-            <w:pPr>
-              <w:numPr>
-                <w:ilvl w:val="0"/>
-                <w:numId w:val="1109"/>
-              </w:numPr>
-              <w:jc w:val="left"/>
-            </w:pPr>
-            <w:r>
-              <w:t xml:space="preserve">Fixed chapter reference in prerequisite (Chapter 3 → Chapter 4).</w:t>
-            </w:r>
-          </w:p>
-        </w:tc>
-      </w:tr>
-      <w:tr>
-        <w:tc>
-          <w:tcPr/>
-          <w:p>
-            <w:pPr>
-              <w:jc w:val="left"/>
-            </w:pPr>
-            <w:r>
-              <w:t xml:space="preserve">2.2.1</w:t>
             </w:r>
           </w:p>
         </w:tc>
@@ -17679,7 +17679,7 @@
               <w:jc w:val="left"/>
             </w:pPr>
             <w:r>
-              <w:t xml:space="preserve">Changed table and figure caption labels to black (was Huawei red).</w:t>
+              <w:t xml:space="preserve">Fixed chapter reference in prerequisite (Chapter 3 → Chapter 4).</w:t>
             </w:r>
           </w:p>
         </w:tc>
@@ -17694,7 +17694,7 @@
               <w:jc w:val="left"/>
             </w:pPr>
             <w:r>
-              <w:t xml:space="preserve">2.2.0</w:t>
+              <w:t xml:space="preserve">2.2.1</w:t>
             </w:r>
           </w:p>
         </w:tc>
@@ -17724,13 +17724,7 @@
               <w:jc w:val="left"/>
             </w:pPr>
             <w:r>
-              <w:t xml:space="preserve">Added Huawei-branded table styling: red header bar, alternating row</w:t>
-            </w:r>
-            <w:r>
-              <w:t xml:space="preserve"> </w:t>
-            </w:r>
-            <w:r>
-              <w:t xml:space="preserve">colors, and bordered cells.</w:t>
+              <w:t xml:space="preserve">Changed table and figure caption labels to black (was Huawei red).</w:t>
             </w:r>
           </w:p>
         </w:tc>
@@ -17743,18 +17737,18 @@
               <w:jc w:val="left"/>
             </w:pPr>
             <w:r>
-              <w:t xml:space="preserve">2.1.0</w:t>
-            </w:r>
-          </w:p>
-        </w:tc>
-        <w:tc>
-          <w:tcPr/>
-          <w:p>
-            <w:pPr>
-              <w:jc w:val="left"/>
-            </w:pPr>
-            <w:r>
-              <w:t xml:space="preserve">2026-08-06</w:t>
+              <w:t xml:space="preserve">2.2.0</w:t>
+            </w:r>
+          </w:p>
+        </w:tc>
+        <w:tc>
+          <w:tcPr/>
+          <w:p>
+            <w:pPr>
+              <w:jc w:val="left"/>
+            </w:pPr>
+            <w:r>
+              <w:t xml:space="preserve">2026-08-08</w:t>
             </w:r>
           </w:p>
         </w:tc>
@@ -17769,6 +17763,57 @@
               <w:jc w:val="left"/>
             </w:pPr>
             <w:r>
+              <w:t xml:space="preserve">Added Huawei-branded table styling: red header bar, alternating row</w:t>
+            </w:r>
+            <w:r>
+              <w:t xml:space="preserve"> </w:t>
+            </w:r>
+            <w:r>
+              <w:t xml:space="preserve">colors, and bordered cells.</w:t>
+            </w:r>
+          </w:p>
+        </w:tc>
+      </w:tr>
+      <w:tr>
+        <w:tc>
+          <w:tcPr>
+            <w:shd w:val="clear" w:color="auto" w:fill="F6F8FA"/>
+          </w:tcPr>
+          <w:p>
+            <w:pPr>
+              <w:jc w:val="left"/>
+            </w:pPr>
+            <w:r>
+              <w:t xml:space="preserve">2.1.0</w:t>
+            </w:r>
+          </w:p>
+        </w:tc>
+        <w:tc>
+          <w:tcPr>
+            <w:shd w:val="clear" w:color="auto" w:fill="F6F8FA"/>
+          </w:tcPr>
+          <w:p>
+            <w:pPr>
+              <w:jc w:val="left"/>
+            </w:pPr>
+            <w:r>
+              <w:t xml:space="preserve">2026-08-06</w:t>
+            </w:r>
+          </w:p>
+        </w:tc>
+        <w:tc>
+          <w:tcPr>
+            <w:shd w:val="clear" w:color="auto" w:fill="F6F8FA"/>
+          </w:tcPr>
+          <w:p>
+            <w:pPr>
+              <w:numPr>
+                <w:ilvl w:val="0"/>
+                <w:numId w:val="1113"/>
+              </w:numPr>
+              <w:jc w:val="left"/>
+            </w:pPr>
+            <w:r>
               <w:t xml:space="preserve">Updated ECS flavor to</w:t>
             </w:r>
             <w:r>
@@ -17791,7 +17836,7 @@
             <w:pPr>
               <w:numPr>
                 <w:ilvl w:val="0"/>
-                <w:numId w:val="1112"/>
+                <w:numId w:val="1113"/>
               </w:numPr>
               <w:jc w:val="left"/>
             </w:pPr>
@@ -17803,7 +17848,7 @@
             <w:pPr>
               <w:numPr>
                 <w:ilvl w:val="0"/>
-                <w:numId w:val="1112"/>
+                <w:numId w:val="1113"/>
               </w:numPr>
               <w:jc w:val="left"/>
             </w:pPr>
@@ -17815,7 +17860,7 @@
             <w:pPr>
               <w:numPr>
                 <w:ilvl w:val="0"/>
-                <w:numId w:val="1112"/>
+                <w:numId w:val="1113"/>
               </w:numPr>
               <w:jc w:val="left"/>
             </w:pPr>
@@ -17827,7 +17872,7 @@
             <w:pPr>
               <w:numPr>
                 <w:ilvl w:val="0"/>
-                <w:numId w:val="1112"/>
+                <w:numId w:val="1113"/>
               </w:numPr>
               <w:jc w:val="left"/>
             </w:pPr>
@@ -17839,7 +17884,7 @@
             <w:pPr>
               <w:numPr>
                 <w:ilvl w:val="0"/>
-                <w:numId w:val="1112"/>
+                <w:numId w:val="1113"/>
               </w:numPr>
               <w:jc w:val="left"/>
             </w:pPr>
@@ -17857,7 +17902,7 @@
             <w:pPr>
               <w:numPr>
                 <w:ilvl w:val="0"/>
-                <w:numId w:val="1112"/>
+                <w:numId w:val="1113"/>
               </w:numPr>
               <w:jc w:val="left"/>
             </w:pPr>
@@ -17906,7 +17951,7 @@
             <w:pPr>
               <w:numPr>
                 <w:ilvl w:val="0"/>
-                <w:numId w:val="1112"/>
+                <w:numId w:val="1113"/>
               </w:numPr>
               <w:jc w:val="left"/>
             </w:pPr>
@@ -17918,7 +17963,7 @@
             <w:pPr>
               <w:numPr>
                 <w:ilvl w:val="0"/>
-                <w:numId w:val="1112"/>
+                <w:numId w:val="1113"/>
               </w:numPr>
               <w:jc w:val="left"/>
             </w:pPr>
@@ -17969,7 +18014,7 @@
             <w:pPr>
               <w:numPr>
                 <w:ilvl w:val="0"/>
-                <w:numId w:val="1112"/>
+                <w:numId w:val="1113"/>
               </w:numPr>
               <w:jc w:val="left"/>
             </w:pPr>
@@ -17996,9 +18041,7 @@
       </w:tr>
       <w:tr>
         <w:tc>
-          <w:tcPr>
-            <w:shd w:val="clear" w:color="auto" w:fill="F6F8FA"/>
-          </w:tcPr>
+          <w:tcPr/>
           <w:p>
             <w:pPr>
               <w:jc w:val="left"/>
@@ -18009,9 +18052,7 @@
           </w:p>
         </w:tc>
         <w:tc>
-          <w:tcPr>
-            <w:shd w:val="clear" w:color="auto" w:fill="F6F8FA"/>
-          </w:tcPr>
+          <w:tcPr/>
           <w:p>
             <w:pPr>
               <w:jc w:val="left"/>
@@ -18022,14 +18063,12 @@
           </w:p>
         </w:tc>
         <w:tc>
-          <w:tcPr>
-            <w:shd w:val="clear" w:color="auto" w:fill="F6F8FA"/>
-          </w:tcPr>
+          <w:tcPr/>
           <w:p>
             <w:pPr>
               <w:numPr>
                 <w:ilvl w:val="0"/>
-                <w:numId w:val="1113"/>
+                <w:numId w:val="1114"/>
               </w:numPr>
               <w:jc w:val="left"/>
             </w:pPr>
@@ -18047,7 +18086,7 @@
             <w:pPr>
               <w:numPr>
                 <w:ilvl w:val="0"/>
-                <w:numId w:val="1113"/>
+                <w:numId w:val="1114"/>
               </w:numPr>
               <w:jc w:val="left"/>
             </w:pPr>
@@ -18101,7 +18140,7 @@
             <w:pPr>
               <w:numPr>
                 <w:ilvl w:val="0"/>
-                <w:numId w:val="1113"/>
+                <w:numId w:val="1114"/>
               </w:numPr>
               <w:jc w:val="left"/>
             </w:pPr>
@@ -18149,7 +18188,7 @@
             <w:pPr>
               <w:numPr>
                 <w:ilvl w:val="0"/>
-                <w:numId w:val="1113"/>
+                <w:numId w:val="1114"/>
               </w:numPr>
               <w:jc w:val="left"/>
             </w:pPr>
@@ -18170,7 +18209,9 @@
       </w:tr>
       <w:tr>
         <w:tc>
-          <w:tcPr/>
+          <w:tcPr>
+            <w:shd w:val="clear" w:color="auto" w:fill="F6F8FA"/>
+          </w:tcPr>
           <w:p>
             <w:pPr>
               <w:jc w:val="left"/>
@@ -18181,7 +18222,9 @@
           </w:p>
         </w:tc>
         <w:tc>
-          <w:tcPr/>
+          <w:tcPr>
+            <w:shd w:val="clear" w:color="auto" w:fill="F6F8FA"/>
+          </w:tcPr>
           <w:p>
             <w:pPr>
               <w:jc w:val="left"/>
@@ -18192,12 +18235,14 @@
           </w:p>
         </w:tc>
         <w:tc>
-          <w:tcPr/>
+          <w:tcPr>
+            <w:shd w:val="clear" w:color="auto" w:fill="F6F8FA"/>
+          </w:tcPr>
           <w:p>
             <w:pPr>
               <w:numPr>
                 <w:ilvl w:val="0"/>
-                <w:numId w:val="1114"/>
+                <w:numId w:val="1115"/>
               </w:numPr>
               <w:jc w:val="left"/>
             </w:pPr>
@@ -18209,7 +18254,7 @@
             <w:pPr>
               <w:numPr>
                 <w:ilvl w:val="0"/>
-                <w:numId w:val="1114"/>
+                <w:numId w:val="1115"/>
               </w:numPr>
               <w:jc w:val="left"/>
             </w:pPr>
@@ -18221,7 +18266,7 @@
             <w:pPr>
               <w:numPr>
                 <w:ilvl w:val="0"/>
-                <w:numId w:val="1114"/>
+                <w:numId w:val="1115"/>
               </w:numPr>
               <w:jc w:val="left"/>
             </w:pPr>
@@ -18233,7 +18278,7 @@
             <w:pPr>
               <w:numPr>
                 <w:ilvl w:val="0"/>
-                <w:numId w:val="1114"/>
+                <w:numId w:val="1115"/>
               </w:numPr>
               <w:jc w:val="left"/>
             </w:pPr>
@@ -18251,7 +18296,7 @@
             <w:pPr>
               <w:numPr>
                 <w:ilvl w:val="0"/>
-                <w:numId w:val="1114"/>
+                <w:numId w:val="1115"/>
               </w:numPr>
               <w:jc w:val="left"/>
             </w:pPr>
@@ -18263,7 +18308,7 @@
             <w:pPr>
               <w:numPr>
                 <w:ilvl w:val="0"/>
-                <w:numId w:val="1114"/>
+                <w:numId w:val="1115"/>
               </w:numPr>
               <w:jc w:val="left"/>
             </w:pPr>
@@ -19650,6 +19695,9 @@
     <w:abstractNumId w:val="991"/>
   </w:num>
   <w:num w:numId="1114">
+    <w:abstractNumId w:val="991"/>
+  </w:num>
+  <w:num w:numId="1115">
     <w:abstractNumId w:val="991"/>
   </w:num>
 </w:numbering>

--- a/documents/setup-guide/setup-guide.docx
+++ b/documents/setup-guide/setup-guide.docx
@@ -84,7 +84,7 @@
           <w:b/>
           <w:sz w:val="24"/>
         </w:rPr>
-        <w:t xml:space="preserve">v6.8.3</w:t>
+        <w:t xml:space="preserve">v6.9.0</w:t>
       </w:r>
       <w:r>
         <w:rPr>
@@ -96,7 +96,7 @@
         <w:rPr>
           <w:sz w:val="24"/>
         </w:rPr>
-        <w:t xml:space="preserve">— September 20, 2026 20:57</w:t>
+        <w:t xml:space="preserve">— September 20, 2026 21:25</w:t>
       </w:r>
     </w:p>
     <w:sdt>
@@ -118,7 +118,7 @@
         <w:p>
           <w:r>
             <w:fldChar w:fldCharType="begin" w:dirty="true"/>
-            <w:instrText xml:space="preserve">TOC \o "1-2" \h \z \u</w:instrText>
+            <w:instrText xml:space="preserve">TOC \o "1-3" \h \z \u</w:instrText>
             <w:fldChar w:fldCharType="separate"/>
             <w:fldChar w:fldCharType="end"/>
           </w:r>
@@ -13345,18 +13345,18 @@
               <w:jc w:val="left"/>
             </w:pPr>
             <w:r>
-              <w:t xml:space="preserve">6.8.3</w:t>
-            </w:r>
-          </w:p>
-        </w:tc>
-        <w:tc>
-          <w:tcPr/>
-          <w:p>
-            <w:pPr>
-              <w:jc w:val="left"/>
-            </w:pPr>
-            <w:r>
-              <w:t xml:space="preserve">2026-09-20</w:t>
+              <w:t xml:space="preserve">6.9.0</w:t>
+            </w:r>
+          </w:p>
+        </w:tc>
+        <w:tc>
+          <w:tcPr/>
+          <w:p>
+            <w:pPr>
+              <w:jc w:val="left"/>
+            </w:pPr>
+            <w:r>
+              <w:t xml:space="preserve">2026-09-21</w:t>
             </w:r>
           </w:p>
         </w:tc>
@@ -13371,7 +13371,7 @@
               <w:jc w:val="left"/>
             </w:pPr>
             <w:r>
-              <w:t xml:space="preserve">Docs accuracy fix: the multi-format pipeline descriptions in README, AGENTS, and all four SKILL.md files now correctly separate the DOCX/Markdown path (pre-processor then docbook then pandoc) from the HTML path (pre-processor then asciidoctor html5) — the previous wording implied HTML also went through docbook and pandoc. Corrected a stale comment in the DOCX fixer.</w:t>
+              <w:t xml:space="preserve">TOC styling: the table-of-contents title rule is now Huawei red (was black) in both PDF and DOCX, matching the H1 heading red rules. DOCX TOC entries now match the PDF: level 1 bold 12pt, levels 2-3 normal 10pt, HarmonyOS Sans font. DOCX TOC depth increased from 2 to 3 levels (matching PDF tocdepth). Dead TOCTitle style removed from DOCX.</w:t>
             </w:r>
           </w:p>
         </w:tc>
@@ -13386,7 +13386,7 @@
               <w:jc w:val="left"/>
             </w:pPr>
             <w:r>
-              <w:t xml:space="preserve">6.8.2</w:t>
+              <w:t xml:space="preserve">6.8.3</w:t>
             </w:r>
           </w:p>
         </w:tc>
@@ -13416,7 +13416,7 @@
               <w:jc w:val="left"/>
             </w:pPr>
             <w:r>
-              <w:t xml:space="preserve">Documentation and cleanup: README, AGENTS, and all four SKILL.md files now describe the real multi-format pipeline (pre-processor + docx_fix --fix + --lang flag) instead of the pre-v6.4 asciidoctor-to-pandoc chain. DOCX TOC title is now right-aligned like the PDF (was targeting a dead style). Signature names render bold like the PDF. Dead code removed (unused Caption style, dead TOCTitle style, dead HTML badge CSS). The --template and --lang flags accept the equals form (--template=guide). Various stale comments corrected.</w:t>
+              <w:t xml:space="preserve">Docs accuracy fix: the multi-format pipeline descriptions in README, AGENTS, and all four SKILL.md files now correctly separate the DOCX/Markdown path (pre-processor then docbook then pandoc) from the HTML path (pre-processor then asciidoctor html5) — the previous wording implied HTML also went through docbook and pandoc. Corrected a stale comment in the DOCX fixer.</w:t>
             </w:r>
           </w:p>
         </w:tc>
@@ -13429,7 +13429,7 @@
               <w:jc w:val="left"/>
             </w:pPr>
             <w:r>
-              <w:t xml:space="preserve">6.8.1</w:t>
+              <w:t xml:space="preserve">6.8.2</w:t>
             </w:r>
           </w:p>
         </w:tc>
@@ -13455,7 +13455,7 @@
               <w:jc w:val="left"/>
             </w:pPr>
             <w:r>
-              <w:t xml:space="preserve">Quality-pass fixes for v6.8.0: non-technical covers no longer show a stray Date paragraph (regression from the meta-scan change); the technical cover table is no longer hijacked from the body when :nochangelog: is set (boundary check on the cover-table detection); the Version/Date/Scenario table now renders unconditionally like the PDF (was gated by :nochangelog:); empty cover tables are skipped when no report values are set; corrected the cover-element-order wording in the v6.8.0 changelog.</w:t>
+              <w:t xml:space="preserve">Documentation and cleanup: README, AGENTS, and all four SKILL.md files now describe the real multi-format pipeline (pre-processor + docx_fix --fix + --lang flag) instead of the pre-v6.4 asciidoctor-to-pandoc chain. DOCX TOC title is now right-aligned like the PDF (was targeting a dead style). Signature names render bold like the PDF. Dead code removed (unused Caption style, dead TOCTitle style, dead HTML badge CSS). The --template and --lang flags accept the equals form (--template=guide). Various stale comments corrected.</w:t>
             </w:r>
           </w:p>
         </w:tc>
@@ -13470,7 +13470,7 @@
               <w:jc w:val="left"/>
             </w:pPr>
             <w:r>
-              <w:t xml:space="preserve">6.8.0</w:t>
+              <w:t xml:space="preserve">6.8.1</w:t>
             </w:r>
           </w:p>
         </w:tc>
@@ -13500,7 +13500,7 @@
               <w:jc w:val="left"/>
             </w:pPr>
             <w:r>
-              <w:t xml:space="preserve">Technical report covers now match the PDF in DOCX/MD/HTML: the title uses the PDF’s 24pt size (was 36pt), the report type label appears below the title (the DOCX cover keeps the established title-first order; the PDF has label-then-title), and the Version/Date/Scenario table is rendered with the PDF’s red label column. The cover meta line now shows the report version and its set date (was the document version and the build date). Authors, when set, appear as a table row like the PDF.</w:t>
+              <w:t xml:space="preserve">Quality-pass fixes for v6.8.0: non-technical covers no longer show a stray Date paragraph (regression from the meta-scan change); the technical cover table is no longer hijacked from the body when :nochangelog: is set (boundary check on the cover-table detection); the Version/Date/Scenario table now renders unconditionally like the PDF (was gated by :nochangelog:); empty cover tables are skipped when no report values are set; corrected the cover-element-order wording in the v6.8.0 changelog.</w:t>
             </w:r>
           </w:p>
         </w:tc>
@@ -13513,7 +13513,7 @@
               <w:jc w:val="left"/>
             </w:pPr>
             <w:r>
-              <w:t xml:space="preserve">6.7.0</w:t>
+              <w:t xml:space="preserve">6.8.0</w:t>
             </w:r>
           </w:p>
         </w:tc>
@@ -13539,7 +13539,7 @@
               <w:jc w:val="left"/>
             </w:pPr>
             <w:r>
-              <w:t xml:space="preserve">Badge and language fidelity: DOCX badge pills now render black text like the PDF (was frame-colored), use the correct label case (Pass, not PASS), include the Portuguese POC labels (Atendido, Parcial, Falha, Ignorado), and render at native width per template (testbook badge text no longer shrinks). Portuguese signature greetings now match the PDF (At.te,), the POC classification label matches the full PDF wording, and the secondary-format table headers (stakeholders, closing record, test summary, changelog) are now language-aware. DOCX footers show Página in Portuguese documents. Cover dates no longer zero-pad the day.</w:t>
+              <w:t xml:space="preserve">Technical report covers now match the PDF in DOCX/MD/HTML: the title uses the PDF’s 24pt size (was 36pt), the report type label appears below the title (the DOCX cover keeps the established title-first order; the PDF has label-then-title), and the Version/Date/Scenario table is rendered with the PDF’s red label column. The cover meta line now shows the report version and its set date (was the document version and the build date). Authors, when set, appear as a table row like the PDF.</w:t>
             </w:r>
           </w:p>
         </w:tc>
@@ -13554,7 +13554,7 @@
               <w:jc w:val="left"/>
             </w:pPr>
             <w:r>
-              <w:t xml:space="preserve">6.6.1</w:t>
+              <w:t xml:space="preserve">6.7.0</w:t>
             </w:r>
           </w:p>
         </w:tc>
@@ -13584,7 +13584,7 @@
               <w:jc w:val="left"/>
             </w:pPr>
             <w:r>
-              <w:t xml:space="preserve">Quality-pass fixes for v6.6.0: the TESTCASE-marker strip now covers the entire DOCX fix run (a failure at any stage can no longer leave markers in the output file); the fixer resets its template state between in-process runs (the documented path-sniffing fallback works again); build.sh also cleans temporary files on interrupt signals; fixed a CHANGELOG typo.</w:t>
+              <w:t xml:space="preserve">Badge and language fidelity: DOCX badge pills now render black text like the PDF (was frame-colored), use the correct label case (Pass, not PASS), include the Portuguese POC labels (Atendido, Parcial, Falha, Ignorado), and render at native width per template (testbook badge text no longer shrinks). Portuguese signature greetings now match the PDF (At.te,), the POC classification label matches the full PDF wording, and the secondary-format table headers (stakeholders, closing record, test summary, changelog) are now language-aware. DOCX footers show Página in Portuguese documents. Cover dates no longer zero-pad the day.</w:t>
             </w:r>
           </w:p>
         </w:tc>
@@ -13597,7 +13597,7 @@
               <w:jc w:val="left"/>
             </w:pPr>
             <w:r>
-              <w:t xml:space="preserve">6.6.0</w:t>
+              <w:t xml:space="preserve">6.6.1</w:t>
             </w:r>
           </w:p>
         </w:tc>
@@ -13623,6 +13623,51 @@
               <w:jc w:val="left"/>
             </w:pPr>
             <w:r>
+              <w:t xml:space="preserve">Quality-pass fixes for v6.6.0: the TESTCASE-marker strip now covers the entire DOCX fix run (a failure at any stage can no longer leave markers in the output file); the fixer resets its template state between in-process runs (the documented path-sniffing fallback works again); build.sh also cleans temporary files on interrupt signals; fixed a CHANGELOG typo.</w:t>
+            </w:r>
+          </w:p>
+        </w:tc>
+      </w:tr>
+      <w:tr>
+        <w:tc>
+          <w:tcPr>
+            <w:shd w:val="clear" w:color="auto" w:fill="F6F8FA"/>
+          </w:tcPr>
+          <w:p>
+            <w:pPr>
+              <w:jc w:val="left"/>
+            </w:pPr>
+            <w:r>
+              <w:t xml:space="preserve">6.6.0</w:t>
+            </w:r>
+          </w:p>
+        </w:tc>
+        <w:tc>
+          <w:tcPr>
+            <w:shd w:val="clear" w:color="auto" w:fill="F6F8FA"/>
+          </w:tcPr>
+          <w:p>
+            <w:pPr>
+              <w:jc w:val="left"/>
+            </w:pPr>
+            <w:r>
+              <w:t xml:space="preserve">2026-09-20</w:t>
+            </w:r>
+          </w:p>
+        </w:tc>
+        <w:tc>
+          <w:tcPr>
+            <w:shd w:val="clear" w:color="auto" w:fill="F6F8FA"/>
+          </w:tcPr>
+          <w:p>
+            <w:pPr>
+              <w:numPr>
+                <w:ilvl w:val="0"/>
+                <w:numId w:val="1049"/>
+              </w:numPr>
+              <w:jc w:val="left"/>
+            </w:pPr>
+            <w:r>
               <w:t xml:space="preserve">Pipeline robustness: DOCX post-processing now fails loudly when content styling errors occur (TESTCASE markers can no longer leak into output); the DOCX fixer takes an explicit</w:t>
             </w:r>
             <w:r>
@@ -13645,58 +13690,13 @@
       </w:tr>
       <w:tr>
         <w:tc>
-          <w:tcPr>
-            <w:shd w:val="clear" w:color="auto" w:fill="F6F8FA"/>
-          </w:tcPr>
+          <w:tcPr/>
           <w:p>
             <w:pPr>
               <w:jc w:val="left"/>
             </w:pPr>
             <w:r>
               <w:t xml:space="preserve">6.5.2</w:t>
-            </w:r>
-          </w:p>
-        </w:tc>
-        <w:tc>
-          <w:tcPr>
-            <w:shd w:val="clear" w:color="auto" w:fill="F6F8FA"/>
-          </w:tcPr>
-          <w:p>
-            <w:pPr>
-              <w:jc w:val="left"/>
-            </w:pPr>
-            <w:r>
-              <w:t xml:space="preserve">2026-09-20</w:t>
-            </w:r>
-          </w:p>
-        </w:tc>
-        <w:tc>
-          <w:tcPr>
-            <w:shd w:val="clear" w:color="auto" w:fill="F6F8FA"/>
-          </w:tcPr>
-          <w:p>
-            <w:pPr>
-              <w:numPr>
-                <w:ilvl w:val="0"/>
-                <w:numId w:val="1049"/>
-              </w:numPr>
-              <w:jc w:val="left"/>
-            </w:pPr>
-            <w:r>
-              <w:t xml:space="preserve">Quality-pass fixes for v6.5.1: LaTeX quote conversion now handles only paired quotes (quote characters inside code arguments are no longer corrupted); signature cells containing escaped ampersands are no longer split; round-trip HTML generation guards the asciidoctor-diagram dependency and fails loudly when generation fails; pre-processor unit tests now cover pipe escaping in all five table handlers.</w:t>
-            </w:r>
-          </w:p>
-        </w:tc>
-      </w:tr>
-      <w:tr>
-        <w:tc>
-          <w:tcPr/>
-          <w:p>
-            <w:pPr>
-              <w:jc w:val="left"/>
-            </w:pPr>
-            <w:r>
-              <w:t xml:space="preserve">6.5.1</w:t>
             </w:r>
           </w:p>
         </w:tc>
@@ -13722,7 +13722,7 @@
               <w:jc w:val="left"/>
             </w:pPr>
             <w:r>
-              <w:t xml:space="preserve">Fixed DOCX/MD/HTML output: tables are no longer corrupted when changelog, signature, or summary content contains a pipe character (“|”). Badge text is now preserved in DOCX/MD/HTML — a “Ready” badge renders “Ready” instead of “[NEW]”. Multi-item changelog entries render as bullet lists instead of being joined with a literal “+”. POC documents now include the changelog in DOCX/MD/HTML. The :noanswers: attribute now hides test results and remarks in DOCX/MD/HTML, matching the PDF. Inline LaTeX (monospace text, arrows, LaTeX quotes) no longer leaks from changelog entries. The test suite now exercises the real build pipeline (pre-processor wired into round-trip and DOCX tests), with new pre-processor unit tests.</w:t>
+              <w:t xml:space="preserve">Quality-pass fixes for v6.5.1: LaTeX quote conversion now handles only paired quotes (quote characters inside code arguments are no longer corrupted); signature cells containing escaped ampersands are no longer split; round-trip HTML generation guards the asciidoctor-diagram dependency and fails loudly when generation fails; pre-processor unit tests now cover pipe escaping in all five table handlers.</w:t>
             </w:r>
           </w:p>
         </w:tc>
@@ -13737,7 +13737,7 @@
               <w:jc w:val="left"/>
             </w:pPr>
             <w:r>
-              <w:t xml:space="preserve">6.5.0</w:t>
+              <w:t xml:space="preserve">6.5.1</w:t>
             </w:r>
           </w:p>
         </w:tc>
@@ -13767,7 +13767,7 @@
               <w:jc w:val="left"/>
             </w:pPr>
             <w:r>
-              <w:t xml:space="preserve">Evidence checklist simplified to plain bullets in both PDF and DOCX (checkbox markers removed for compatibility). Planned Activities list in DOCX now uses Word’s native lower-roman numbering (i., ii., iii.) matching the PDF. Badges in DOCX replaced with exact-replica PNG pill images (rounded, colored frame and background, bold text) matching the PDF \ huaweibadge look — assets committed to the repo. Signature blocks in DOCX no longer show literal + symbols (proper hard line breaks).</w:t>
+              <w:t xml:space="preserve">Fixed DOCX/MD/HTML output: tables are no longer corrupted when changelog, signature, or summary content contains a pipe character (“|”). Badge text is now preserved in DOCX/MD/HTML — a “Ready” badge renders “Ready” instead of “[NEW]”. Multi-item changelog entries render as bullet lists instead of being joined with a literal “+”. POC documents now include the changelog in DOCX/MD/HTML. The :noanswers: attribute now hides test results and remarks in DOCX/MD/HTML, matching the PDF. Inline LaTeX (monospace text, arrows, LaTeX quotes) no longer leaks from changelog entries. The test suite now exercises the real build pipeline (pre-processor wired into round-trip and DOCX tests), with new pre-processor unit tests.</w:t>
             </w:r>
           </w:p>
         </w:tc>
@@ -13780,7 +13780,7 @@
               <w:jc w:val="left"/>
             </w:pPr>
             <w:r>
-              <w:t xml:space="preserve">6.4.7</w:t>
+              <w:t xml:space="preserve">6.5.0</w:t>
             </w:r>
           </w:p>
         </w:tc>
@@ -13806,7 +13806,7 @@
               <w:jc w:val="left"/>
             </w:pPr>
             <w:r>
-              <w:t xml:space="preserve">Section titles in DOCX now match the PDF heading design: the big section number (56pt) sits on the left, the title text is pushed to the right edge (a right tab stop mimics the LaTeX \ hfill), and the red rule runs below — previously the title sat left-aligned next to a small number. Applies to all templates.</w:t>
+              <w:t xml:space="preserve">Evidence checklist simplified to plain bullets in both PDF and DOCX (checkbox markers removed for compatibility). Planned Activities list in DOCX now uses Word’s native lower-roman numbering (i., ii., iii.) matching the PDF. Badges in DOCX replaced with exact-replica PNG pill images (rounded, colored frame and background, bold text) matching the PDF \ huaweibadge look — assets committed to the repo. Signature blocks in DOCX no longer show literal + symbols (proper hard line breaks).</w:t>
             </w:r>
           </w:p>
         </w:tc>
@@ -13821,7 +13821,7 @@
               <w:jc w:val="left"/>
             </w:pPr>
             <w:r>
-              <w:t xml:space="preserve">6.4.6</w:t>
+              <w:t xml:space="preserve">6.4.7</w:t>
             </w:r>
           </w:p>
         </w:tc>
@@ -13851,7 +13851,7 @@
               <w:jc w:val="left"/>
             </w:pPr>
             <w:r>
-              <w:t xml:space="preserve">Code blocks inside test cases no longer break the red left rule in DOCX — the code style’s left indent (which jogged the rule) is reset inside test case blocks, and code blocks now show the PDF’s code box (gray background with thin border on top, bottom, and right, red rule continuing on the left).</w:t>
+              <w:t xml:space="preserve">Section titles in DOCX now match the PDF heading design: the big section number (56pt) sits on the left, the title text is pushed to the right edge (a right tab stop mimics the LaTeX \ hfill), and the red rule runs below — previously the title sat left-aligned next to a small number. Applies to all templates.</w:t>
             </w:r>
           </w:p>
         </w:tc>
@@ -13864,7 +13864,7 @@
               <w:jc w:val="left"/>
             </w:pPr>
             <w:r>
-              <w:t xml:space="preserve">6.4.5</w:t>
+              <w:t xml:space="preserve">6.4.6</w:t>
             </w:r>
           </w:p>
         </w:tc>
@@ -13890,7 +13890,7 @@
               <w:jc w:val="left"/>
             </w:pPr>
             <w:r>
-              <w:t xml:space="preserve">DOCX polish pass: all captions centered (matching the PDF), vertical spacing between blocks matched to the LaTeX rhythm (medskip/smallskip around captions, field bars, and steps), and test steps now render as separate paragraphs each with the red bold number (previously merged into one paragraph).</w:t>
+              <w:t xml:space="preserve">Code blocks inside test cases no longer break the red left rule in DOCX — the code style’s left indent (which jogged the rule) is reset inside test case blocks, and code blocks now show the PDF’s code box (gray background with thin border on top, bottom, and right, red rule continuing on the left).</w:t>
             </w:r>
           </w:p>
         </w:tc>
@@ -13905,7 +13905,7 @@
               <w:jc w:val="left"/>
             </w:pPr>
             <w:r>
-              <w:t xml:space="preserve">6.4.4</w:t>
+              <w:t xml:space="preserve">6.4.5</w:t>
             </w:r>
           </w:p>
         </w:tc>
@@ -13935,7 +13935,7 @@
               <w:jc w:val="left"/>
             </w:pPr>
             <w:r>
-              <w:t xml:space="preserve">DOCX covers now show the logo, cover text, and version/date/time meta line like the PDF. Test case blocks in DOCX get the PDF’s visual wrapper: red left rule, red field header bars, and red step numbers. Captions follow the PDF ordering system in DOCX, MD, and HTML (Table/Diagram/Figure/Testcase N: with bold symbol). Portuguese PDFs now label diagrams "Diagrama N:" (was hardcoded English "Diagram"). Markdown and HTML output no longer leaks raw LaTeX from passthrough blocks — the DOCX pre-processor now feeds those pipelines too.</w:t>
+              <w:t xml:space="preserve">DOCX polish pass: all captions centered (matching the PDF), vertical spacing between blocks matched to the LaTeX rhythm (medskip/smallskip around captions, field bars, and steps), and test steps now render as separate paragraphs each with the red bold number (previously merged into one paragraph).</w:t>
             </w:r>
           </w:p>
         </w:tc>
@@ -13948,7 +13948,7 @@
               <w:jc w:val="left"/>
             </w:pPr>
             <w:r>
-              <w:t xml:space="preserve">6.4.3</w:t>
+              <w:t xml:space="preserve">6.4.4</w:t>
             </w:r>
           </w:p>
         </w:tc>
@@ -13974,7 +13974,7 @@
               <w:jc w:val="left"/>
             </w:pPr>
             <w:r>
-              <w:t xml:space="preserve">Testbook and POC DOCX output now matches the PDF much more closely: native table of contents (language-aware, auto-populated), each section starts on a new page, embedded images and diagrams (PlantUML/Graphviz rendered), white-on-red table headers, cover version line under the title, centered test case captions, and plain black rules for signature grids.</w:t>
+              <w:t xml:space="preserve">DOCX covers now show the logo, cover text, and version/date/time meta line like the PDF. Test case blocks in DOCX get the PDF’s visual wrapper: red left rule, red field header bars, and red step numbers. Captions follow the PDF ordering system in DOCX, MD, and HTML (Table/Diagram/Figure/Testcase N: with bold symbol). Portuguese PDFs now label diagrams "Diagrama N:" (was hardcoded English "Diagram"). Markdown and HTML output no longer leaks raw LaTeX from passthrough blocks — the DOCX pre-processor now feeds those pipelines too.</w:t>
             </w:r>
           </w:p>
         </w:tc>
@@ -13989,7 +13989,7 @@
               <w:jc w:val="left"/>
             </w:pPr>
             <w:r>
-              <w:t xml:space="preserve">6.4.2</w:t>
+              <w:t xml:space="preserve">6.4.3</w:t>
             </w:r>
           </w:p>
         </w:tc>
@@ -14019,7 +14019,7 @@
               <w:jc w:val="left"/>
             </w:pPr>
             <w:r>
-              <w:t xml:space="preserve">DOCX output for POC and testbook templates now includes all passthrough content (stakeholders, closing record, signatures, test cases, test summary, changelog) via a new pre-processor. Fixed dropped Test Scope fields in testbook DOCX output.</w:t>
+              <w:t xml:space="preserve">Testbook and POC DOCX output now matches the PDF much more closely: native table of contents (language-aware, auto-populated), each section starts on a new page, embedded images and diagrams (PlantUML/Graphviz rendered), white-on-red table headers, cover version line under the title, centered test case captions, and plain black rules for signature grids.</w:t>
             </w:r>
           </w:p>
         </w:tc>
@@ -14032,7 +14032,7 @@
               <w:jc w:val="left"/>
             </w:pPr>
             <w:r>
-              <w:t xml:space="preserve">6.4.0</w:t>
+              <w:t xml:space="preserve">6.4.2</w:t>
             </w:r>
           </w:p>
         </w:tc>
@@ -14058,6 +14058,51 @@
               <w:jc w:val="left"/>
             </w:pPr>
             <w:r>
+              <w:t xml:space="preserve">DOCX output for POC and testbook templates now includes all passthrough content (stakeholders, closing record, signatures, test cases, test summary, changelog) via a new pre-processor. Fixed dropped Test Scope fields in testbook DOCX output.</w:t>
+            </w:r>
+          </w:p>
+        </w:tc>
+      </w:tr>
+      <w:tr>
+        <w:tc>
+          <w:tcPr>
+            <w:shd w:val="clear" w:color="auto" w:fill="F6F8FA"/>
+          </w:tcPr>
+          <w:p>
+            <w:pPr>
+              <w:jc w:val="left"/>
+            </w:pPr>
+            <w:r>
+              <w:t xml:space="preserve">6.4.0</w:t>
+            </w:r>
+          </w:p>
+        </w:tc>
+        <w:tc>
+          <w:tcPr>
+            <w:shd w:val="clear" w:color="auto" w:fill="F6F8FA"/>
+          </w:tcPr>
+          <w:p>
+            <w:pPr>
+              <w:jc w:val="left"/>
+            </w:pPr>
+            <w:r>
+              <w:t xml:space="preserve">2026-09-20</w:t>
+            </w:r>
+          </w:p>
+        </w:tc>
+        <w:tc>
+          <w:tcPr>
+            <w:shd w:val="clear" w:color="auto" w:fill="F6F8FA"/>
+          </w:tcPr>
+          <w:p>
+            <w:pPr>
+              <w:numPr>
+                <w:ilvl w:val="0"/>
+                <w:numId w:val="1059"/>
+              </w:numPr>
+              <w:jc w:val="left"/>
+            </w:pPr>
+            <w:r>
               <w:t xml:space="preserve">Fixed changelog dates — replaced</w:t>
             </w:r>
             <w:r>
@@ -14080,58 +14125,13 @@
       </w:tr>
       <w:tr>
         <w:tc>
-          <w:tcPr>
-            <w:shd w:val="clear" w:color="auto" w:fill="F6F8FA"/>
-          </w:tcPr>
+          <w:tcPr/>
           <w:p>
             <w:pPr>
               <w:jc w:val="left"/>
             </w:pPr>
             <w:r>
               <w:t xml:space="preserve">5.1.1</w:t>
-            </w:r>
-          </w:p>
-        </w:tc>
-        <w:tc>
-          <w:tcPr>
-            <w:shd w:val="clear" w:color="auto" w:fill="F6F8FA"/>
-          </w:tcPr>
-          <w:p>
-            <w:pPr>
-              <w:jc w:val="left"/>
-            </w:pPr>
-            <w:r>
-              <w:t xml:space="preserve">2026-09-14</w:t>
-            </w:r>
-          </w:p>
-        </w:tc>
-        <w:tc>
-          <w:tcPr>
-            <w:shd w:val="clear" w:color="auto" w:fill="F6F8FA"/>
-          </w:tcPr>
-          <w:p>
-            <w:pPr>
-              <w:numPr>
-                <w:ilvl w:val="0"/>
-                <w:numId w:val="1059"/>
-              </w:numPr>
-              <w:jc w:val="left"/>
-            </w:pPr>
-            <w:r>
-              <w:t xml:space="preserve">Synced callout colors in DOCX/HTML/MD output to match brand palette. Added color palette demo.</w:t>
-            </w:r>
-          </w:p>
-        </w:tc>
-      </w:tr>
-      <w:tr>
-        <w:tc>
-          <w:tcPr/>
-          <w:p>
-            <w:pPr>
-              <w:jc w:val="left"/>
-            </w:pPr>
-            <w:r>
-              <w:t xml:space="preserve">5.1.0</w:t>
             </w:r>
           </w:p>
         </w:tc>
@@ -14157,7 +14157,7 @@
               <w:jc w:val="left"/>
             </w:pPr>
             <w:r>
-              <w:t xml:space="preserve">Adopted brand guidelines auxiliary color palette and monochrome scale. Aligned callout colors to brand specifications.</w:t>
+              <w:t xml:space="preserve">Synced callout colors in DOCX/HTML/MD output to match brand palette. Added color palette demo.</w:t>
             </w:r>
           </w:p>
         </w:tc>
@@ -14172,7 +14172,7 @@
               <w:jc w:val="left"/>
             </w:pPr>
             <w:r>
-              <w:t xml:space="preserve">5.0.3</w:t>
+              <w:t xml:space="preserve">5.1.0</w:t>
             </w:r>
           </w:p>
         </w:tc>
@@ -14202,6 +14202,45 @@
               <w:jc w:val="left"/>
             </w:pPr>
             <w:r>
+              <w:t xml:space="preserve">Adopted brand guidelines auxiliary color palette and monochrome scale. Aligned callout colors to brand specifications.</w:t>
+            </w:r>
+          </w:p>
+        </w:tc>
+      </w:tr>
+      <w:tr>
+        <w:tc>
+          <w:tcPr/>
+          <w:p>
+            <w:pPr>
+              <w:jc w:val="left"/>
+            </w:pPr>
+            <w:r>
+              <w:t xml:space="preserve">5.0.3</w:t>
+            </w:r>
+          </w:p>
+        </w:tc>
+        <w:tc>
+          <w:tcPr/>
+          <w:p>
+            <w:pPr>
+              <w:jc w:val="left"/>
+            </w:pPr>
+            <w:r>
+              <w:t xml:space="preserve">2026-09-14</w:t>
+            </w:r>
+          </w:p>
+        </w:tc>
+        <w:tc>
+          <w:tcPr/>
+          <w:p>
+            <w:pPr>
+              <w:numPr>
+                <w:ilvl w:val="0"/>
+                <w:numId w:val="1062"/>
+              </w:numPr>
+              <w:jc w:val="left"/>
+            </w:pPr>
+            <w:r>
               <w:t xml:space="preserve">Removed non-standard</w:t>
             </w:r>
             <w:r>
@@ -14224,54 +14263,15 @@
       </w:tr>
       <w:tr>
         <w:tc>
-          <w:tcPr/>
+          <w:tcPr>
+            <w:shd w:val="clear" w:color="auto" w:fill="F6F8FA"/>
+          </w:tcPr>
           <w:p>
             <w:pPr>
               <w:jc w:val="left"/>
             </w:pPr>
             <w:r>
               <w:t xml:space="preserve">5.0.2</w:t>
-            </w:r>
-          </w:p>
-        </w:tc>
-        <w:tc>
-          <w:tcPr/>
-          <w:p>
-            <w:pPr>
-              <w:jc w:val="left"/>
-            </w:pPr>
-            <w:r>
-              <w:t xml:space="preserve">2026-09-14</w:t>
-            </w:r>
-          </w:p>
-        </w:tc>
-        <w:tc>
-          <w:tcPr/>
-          <w:p>
-            <w:pPr>
-              <w:numPr>
-                <w:ilvl w:val="0"/>
-                <w:numId w:val="1062"/>
-              </w:numPr>
-              <w:jc w:val="left"/>
-            </w:pPr>
-            <w:r>
-              <w:t xml:space="preserve">Long commands in test steps now render as code blocks instead of inline code.</w:t>
-            </w:r>
-          </w:p>
-        </w:tc>
-      </w:tr>
-      <w:tr>
-        <w:tc>
-          <w:tcPr>
-            <w:shd w:val="clear" w:color="auto" w:fill="F6F8FA"/>
-          </w:tcPr>
-          <w:p>
-            <w:pPr>
-              <w:jc w:val="left"/>
-            </w:pPr>
-            <w:r>
-              <w:t xml:space="preserve">5.0.1</w:t>
             </w:r>
           </w:p>
         </w:tc>
@@ -14301,7 +14301,7 @@
               <w:jc w:val="left"/>
             </w:pPr>
             <w:r>
-              <w:t xml:space="preserve">Testcase caption centered above the block.</w:t>
+              <w:t xml:space="preserve">Long commands in test steps now render as code blocks instead of inline code.</w:t>
             </w:r>
           </w:p>
         </w:tc>
@@ -14314,7 +14314,7 @@
               <w:jc w:val="left"/>
             </w:pPr>
             <w:r>
-              <w:t xml:space="preserve">5.0.0</w:t>
+              <w:t xml:space="preserve">5.0.1</w:t>
             </w:r>
           </w:p>
         </w:tc>
@@ -14340,6 +14340,51 @@
               <w:jc w:val="left"/>
             </w:pPr>
             <w:r>
+              <w:t xml:space="preserve">Testcase caption centered above the block.</w:t>
+            </w:r>
+          </w:p>
+        </w:tc>
+      </w:tr>
+      <w:tr>
+        <w:tc>
+          <w:tcPr>
+            <w:shd w:val="clear" w:color="auto" w:fill="F6F8FA"/>
+          </w:tcPr>
+          <w:p>
+            <w:pPr>
+              <w:jc w:val="left"/>
+            </w:pPr>
+            <w:r>
+              <w:t xml:space="preserve">5.0.0</w:t>
+            </w:r>
+          </w:p>
+        </w:tc>
+        <w:tc>
+          <w:tcPr>
+            <w:shd w:val="clear" w:color="auto" w:fill="F6F8FA"/>
+          </w:tcPr>
+          <w:p>
+            <w:pPr>
+              <w:jc w:val="left"/>
+            </w:pPr>
+            <w:r>
+              <w:t xml:space="preserve">2026-09-14</w:t>
+            </w:r>
+          </w:p>
+        </w:tc>
+        <w:tc>
+          <w:tcPr>
+            <w:shd w:val="clear" w:color="auto" w:fill="F6F8FA"/>
+          </w:tcPr>
+          <w:p>
+            <w:pPr>
+              <w:numPr>
+                <w:ilvl w:val="0"/>
+                <w:numId w:val="1065"/>
+              </w:numPr>
+              <w:jc w:val="left"/>
+            </w:pPr>
+            <w:r>
               <w:t xml:space="preserve">Major refactoring: extracted shared modules (huawei-titles, huawei-toc, huawei-cover), renamed</w:t>
             </w:r>
             <w:r>
@@ -14401,9 +14446,7 @@
       </w:tr>
       <w:tr>
         <w:tc>
-          <w:tcPr>
-            <w:shd w:val="clear" w:color="auto" w:fill="F6F8FA"/>
-          </w:tcPr>
+          <w:tcPr/>
           <w:p>
             <w:pPr>
               <w:jc w:val="left"/>
@@ -14414,56 +14457,13 @@
           </w:p>
         </w:tc>
         <w:tc>
-          <w:tcPr>
-            <w:shd w:val="clear" w:color="auto" w:fill="F6F8FA"/>
-          </w:tcPr>
+          <w:tcPr/>
           <w:p>
             <w:pPr>
               <w:jc w:val="left"/>
             </w:pPr>
             <w:r>
               <w:t xml:space="preserve">2026-09-14</w:t>
-            </w:r>
-          </w:p>
-        </w:tc>
-        <w:tc>
-          <w:tcPr>
-            <w:shd w:val="clear" w:color="auto" w:fill="F6F8FA"/>
-          </w:tcPr>
-          <w:p>
-            <w:pPr>
-              <w:numPr>
-                <w:ilvl w:val="0"/>
-                <w:numId w:val="1065"/>
-              </w:numPr>
-              <w:jc w:val="left"/>
-            </w:pPr>
-            <w:r>
-              <w:t xml:space="preserve">Testcase headings now formatted as captions (like figures/tables): bold “Testcase N:” followed by description. Changed label from “Test Case” to “Testcase”.</w:t>
-            </w:r>
-          </w:p>
-        </w:tc>
-      </w:tr>
-      <w:tr>
-        <w:tc>
-          <w:tcPr/>
-          <w:p>
-            <w:pPr>
-              <w:jc w:val="left"/>
-            </w:pPr>
-            <w:r>
-              <w:t xml:space="preserve">4.6.0</w:t>
-            </w:r>
-          </w:p>
-        </w:tc>
-        <w:tc>
-          <w:tcPr/>
-          <w:p>
-            <w:pPr>
-              <w:jc w:val="left"/>
-            </w:pPr>
-            <w:r>
-              <w:t xml:space="preserve">2026-09-13</w:t>
             </w:r>
           </w:p>
         </w:tc>
@@ -14478,7 +14478,7 @@
               <w:jc w:val="left"/>
             </w:pPr>
             <w:r>
-              <w:t xml:space="preserve">Section restructure: Introduction, Test Cases (with category subsections), Conclusion. Testcases auto-numbered like figures/tables. Changed testcase from subsection to subsubsection.</w:t>
+              <w:t xml:space="preserve">Testcase headings now formatted as captions (like figures/tables): bold “Testcase N:” followed by description. Changed label from “Test Case” to “Testcase”.</w:t>
             </w:r>
           </w:p>
         </w:tc>
@@ -14493,7 +14493,7 @@
               <w:jc w:val="left"/>
             </w:pPr>
             <w:r>
-              <w:t xml:space="preserve">4.5.0</w:t>
+              <w:t xml:space="preserve">4.6.0</w:t>
             </w:r>
           </w:p>
         </w:tc>
@@ -14523,6 +14523,45 @@
               <w:jc w:val="left"/>
             </w:pPr>
             <w:r>
+              <w:t xml:space="preserve">Section restructure: Introduction, Test Cases (with category subsections), Conclusion. Testcases auto-numbered like figures/tables. Changed testcase from subsection to subsubsection.</w:t>
+            </w:r>
+          </w:p>
+        </w:tc>
+      </w:tr>
+      <w:tr>
+        <w:tc>
+          <w:tcPr/>
+          <w:p>
+            <w:pPr>
+              <w:jc w:val="left"/>
+            </w:pPr>
+            <w:r>
+              <w:t xml:space="preserve">4.5.0</w:t>
+            </w:r>
+          </w:p>
+        </w:tc>
+        <w:tc>
+          <w:tcPr/>
+          <w:p>
+            <w:pPr>
+              <w:jc w:val="left"/>
+            </w:pPr>
+            <w:r>
+              <w:t xml:space="preserve">2026-09-13</w:t>
+            </w:r>
+          </w:p>
+        </w:tc>
+        <w:tc>
+          <w:tcPr/>
+          <w:p>
+            <w:pPr>
+              <w:numPr>
+                <w:ilvl w:val="0"/>
+                <w:numId w:val="1068"/>
+              </w:numPr>
+              <w:jc w:val="left"/>
+            </w:pPr>
+            <w:r>
               <w:t xml:space="preserve">Unified field APIs:</w:t>
             </w:r>
             <w:r>
@@ -14587,54 +14626,15 @@
       </w:tr>
       <w:tr>
         <w:tc>
-          <w:tcPr/>
+          <w:tcPr>
+            <w:shd w:val="clear" w:color="auto" w:fill="F6F8FA"/>
+          </w:tcPr>
           <w:p>
             <w:pPr>
               <w:jc w:val="left"/>
             </w:pPr>
             <w:r>
               <w:t xml:space="preserve">4.4.0</w:t>
-            </w:r>
-          </w:p>
-        </w:tc>
-        <w:tc>
-          <w:tcPr/>
-          <w:p>
-            <w:pPr>
-              <w:jc w:val="left"/>
-            </w:pPr>
-            <w:r>
-              <w:t xml:space="preserve">2026-09-13</w:t>
-            </w:r>
-          </w:p>
-        </w:tc>
-        <w:tc>
-          <w:tcPr/>
-          <w:p>
-            <w:pPr>
-              <w:numPr>
-                <w:ilvl w:val="0"/>
-                <w:numId w:val="1068"/>
-              </w:numPr>
-              <w:jc w:val="left"/>
-            </w:pPr>
-            <w:r>
-              <w:t xml:space="preserve">Code review fixes: removed dead labels, badge now uses Huawei brand colors (tipbg/tipfg, huaweired, warningbg/warningfg), Lua filter preserves formatting in DOCX/MD/HTML via parse_latex_blocks, testprocedure handler preserves non-step content (images, code, callouts).</w:t>
-            </w:r>
-          </w:p>
-        </w:tc>
-      </w:tr>
-      <w:tr>
-        <w:tc>
-          <w:tcPr>
-            <w:shd w:val="clear" w:color="auto" w:fill="F6F8FA"/>
-          </w:tcPr>
-          <w:p>
-            <w:pPr>
-              <w:jc w:val="left"/>
-            </w:pPr>
-            <w:r>
-              <w:t xml:space="preserve">4.3.0</w:t>
             </w:r>
           </w:p>
         </w:tc>
@@ -14664,6 +14664,45 @@
               <w:jc w:val="left"/>
             </w:pPr>
             <w:r>
+              <w:t xml:space="preserve">Code review fixes: removed dead labels, badge now uses Huawei brand colors (tipbg/tipfg, huaweired, warningbg/warningfg), Lua filter preserves formatting in DOCX/MD/HTML via parse_latex_blocks, testprocedure handler preserves non-step content (images, code, callouts).</w:t>
+            </w:r>
+          </w:p>
+        </w:tc>
+      </w:tr>
+      <w:tr>
+        <w:tc>
+          <w:tcPr/>
+          <w:p>
+            <w:pPr>
+              <w:jc w:val="left"/>
+            </w:pPr>
+            <w:r>
+              <w:t xml:space="preserve">4.3.0</w:t>
+            </w:r>
+          </w:p>
+        </w:tc>
+        <w:tc>
+          <w:tcPr/>
+          <w:p>
+            <w:pPr>
+              <w:jc w:val="left"/>
+            </w:pPr>
+            <w:r>
+              <w:t xml:space="preserve">2026-09-13</w:t>
+            </w:r>
+          </w:p>
+        </w:tc>
+        <w:tc>
+          <w:tcPr/>
+          <w:p>
+            <w:pPr>
+              <w:numPr>
+                <w:ilvl w:val="0"/>
+                <w:numId w:val="1070"/>
+              </w:numPr>
+              <w:jc w:val="left"/>
+            </w:pPr>
+            <w:r>
               <w:t xml:space="preserve">Added</w:t>
             </w:r>
             <w:r>
@@ -14716,7 +14755,9 @@
       </w:tr>
       <w:tr>
         <w:tc>
-          <w:tcPr/>
+          <w:tcPr>
+            <w:shd w:val="clear" w:color="auto" w:fill="F6F8FA"/>
+          </w:tcPr>
           <w:p>
             <w:pPr>
               <w:jc w:val="left"/>
@@ -14727,7 +14768,9 @@
           </w:p>
         </w:tc>
         <w:tc>
-          <w:tcPr/>
+          <w:tcPr>
+            <w:shd w:val="clear" w:color="auto" w:fill="F6F8FA"/>
+          </w:tcPr>
           <w:p>
             <w:pPr>
               <w:jc w:val="left"/>
@@ -14738,12 +14781,14 @@
           </w:p>
         </w:tc>
         <w:tc>
-          <w:tcPr/>
+          <w:tcPr>
+            <w:shd w:val="clear" w:color="auto" w:fill="F6F8FA"/>
+          </w:tcPr>
           <w:p>
             <w:pPr>
               <w:numPr>
                 <w:ilvl w:val="0"/>
-                <w:numId w:val="1070"/>
+                <w:numId w:val="1071"/>
               </w:numPr>
               <w:jc w:val="left"/>
             </w:pPr>
@@ -14797,9 +14842,7 @@
       </w:tr>
       <w:tr>
         <w:tc>
-          <w:tcPr>
-            <w:shd w:val="clear" w:color="auto" w:fill="F6F8FA"/>
-          </w:tcPr>
+          <w:tcPr/>
           <w:p>
             <w:pPr>
               <w:jc w:val="left"/>
@@ -14810,9 +14853,7 @@
           </w:p>
         </w:tc>
         <w:tc>
-          <w:tcPr>
-            <w:shd w:val="clear" w:color="auto" w:fill="F6F8FA"/>
-          </w:tcPr>
+          <w:tcPr/>
           <w:p>
             <w:pPr>
               <w:jc w:val="left"/>
@@ -14823,14 +14864,12 @@
           </w:p>
         </w:tc>
         <w:tc>
-          <w:tcPr>
-            <w:shd w:val="clear" w:color="auto" w:fill="F6F8FA"/>
-          </w:tcPr>
+          <w:tcPr/>
           <w:p>
             <w:pPr>
               <w:numPr>
                 <w:ilvl w:val="0"/>
-                <w:numId w:val="1071"/>
+                <w:numId w:val="1072"/>
               </w:numPr>
               <w:jc w:val="left"/>
             </w:pPr>
@@ -14857,7 +14896,9 @@
       </w:tr>
       <w:tr>
         <w:tc>
-          <w:tcPr/>
+          <w:tcPr>
+            <w:shd w:val="clear" w:color="auto" w:fill="F6F8FA"/>
+          </w:tcPr>
           <w:p>
             <w:pPr>
               <w:jc w:val="left"/>
@@ -14868,7 +14909,9 @@
           </w:p>
         </w:tc>
         <w:tc>
-          <w:tcPr/>
+          <w:tcPr>
+            <w:shd w:val="clear" w:color="auto" w:fill="F6F8FA"/>
+          </w:tcPr>
           <w:p>
             <w:pPr>
               <w:jc w:val="left"/>
@@ -14879,12 +14922,14 @@
           </w:p>
         </w:tc>
         <w:tc>
-          <w:tcPr/>
+          <w:tcPr>
+            <w:shd w:val="clear" w:color="auto" w:fill="F6F8FA"/>
+          </w:tcPr>
           <w:p>
             <w:pPr>
               <w:numPr>
                 <w:ilvl w:val="0"/>
-                <w:numId w:val="1072"/>
+                <w:numId w:val="1073"/>
               </w:numPr>
               <w:jc w:val="left"/>
             </w:pPr>
@@ -14926,9 +14971,7 @@
       </w:tr>
       <w:tr>
         <w:tc>
-          <w:tcPr>
-            <w:shd w:val="clear" w:color="auto" w:fill="F6F8FA"/>
-          </w:tcPr>
+          <w:tcPr/>
           <w:p>
             <w:pPr>
               <w:jc w:val="left"/>
@@ -14939,9 +14982,7 @@
           </w:p>
         </w:tc>
         <w:tc>
-          <w:tcPr>
-            <w:shd w:val="clear" w:color="auto" w:fill="F6F8FA"/>
-          </w:tcPr>
+          <w:tcPr/>
           <w:p>
             <w:pPr>
               <w:jc w:val="left"/>
@@ -14952,14 +14993,12 @@
           </w:p>
         </w:tc>
         <w:tc>
-          <w:tcPr>
-            <w:shd w:val="clear" w:color="auto" w:fill="F6F8FA"/>
-          </w:tcPr>
+          <w:tcPr/>
           <w:p>
             <w:pPr>
               <w:numPr>
                 <w:ilvl w:val="0"/>
-                <w:numId w:val="1073"/>
+                <w:numId w:val="1074"/>
               </w:numPr>
               <w:jc w:val="left"/>
             </w:pPr>
@@ -14986,54 +15025,15 @@
       </w:tr>
       <w:tr>
         <w:tc>
-          <w:tcPr/>
+          <w:tcPr>
+            <w:shd w:val="clear" w:color="auto" w:fill="F6F8FA"/>
+          </w:tcPr>
           <w:p>
             <w:pPr>
               <w:jc w:val="left"/>
             </w:pPr>
             <w:r>
               <w:t xml:space="preserve">3.8.1</w:t>
-            </w:r>
-          </w:p>
-        </w:tc>
-        <w:tc>
-          <w:tcPr/>
-          <w:p>
-            <w:pPr>
-              <w:jc w:val="left"/>
-            </w:pPr>
-            <w:r>
-              <w:t xml:space="preserve">2026-09-13</w:t>
-            </w:r>
-          </w:p>
-        </w:tc>
-        <w:tc>
-          <w:tcPr/>
-          <w:p>
-            <w:pPr>
-              <w:numPr>
-                <w:ilvl w:val="0"/>
-                <w:numId w:val="1074"/>
-              </w:numPr>
-              <w:jc w:val="left"/>
-            </w:pPr>
-            <w:r>
-              <w:t xml:space="preserve">End-to-end quality review: fixed testbook PDF metadata title, removed stray user DOCX from template dir, fixed round-trip.sh variable typo, updated stale references in AGENTS.md and README.md, committed testbook sample PDFs, set TZ for pandoc cover time consistency, widened pandoc version range.</w:t>
-            </w:r>
-          </w:p>
-        </w:tc>
-      </w:tr>
-      <w:tr>
-        <w:tc>
-          <w:tcPr>
-            <w:shd w:val="clear" w:color="auto" w:fill="F6F8FA"/>
-          </w:tcPr>
-          <w:p>
-            <w:pPr>
-              <w:jc w:val="left"/>
-            </w:pPr>
-            <w:r>
-              <w:t xml:space="preserve">3.8.0</w:t>
             </w:r>
           </w:p>
         </w:tc>
@@ -15063,7 +15063,7 @@
               <w:jc w:val="left"/>
             </w:pPr>
             <w:r>
-              <w:t xml:space="preserve">Removed Tips and Tricks chapter (tmux configuration) — required VS Code-specific keybindings that don’t generalize across terminal setups.</w:t>
+              <w:t xml:space="preserve">End-to-end quality review: fixed testbook PDF metadata title, removed stray user DOCX from template dir, fixed round-trip.sh variable typo, updated stale references in AGENTS.md and README.md, committed testbook sample PDFs, set TZ for pandoc cover time consistency, widened pandoc version range.</w:t>
             </w:r>
           </w:p>
         </w:tc>
@@ -15076,18 +15076,18 @@
               <w:jc w:val="left"/>
             </w:pPr>
             <w:r>
-              <w:t xml:space="preserve">3.7.0</w:t>
-            </w:r>
-          </w:p>
-        </w:tc>
-        <w:tc>
-          <w:tcPr/>
-          <w:p>
-            <w:pPr>
-              <w:jc w:val="left"/>
-            </w:pPr>
-            <w:r>
-              <w:t xml:space="preserve">2026-09-12</w:t>
+              <w:t xml:space="preserve">3.8.0</w:t>
+            </w:r>
+          </w:p>
+        </w:tc>
+        <w:tc>
+          <w:tcPr/>
+          <w:p>
+            <w:pPr>
+              <w:jc w:val="left"/>
+            </w:pPr>
+            <w:r>
+              <w:t xml:space="preserve">2026-09-13</w:t>
             </w:r>
           </w:p>
         </w:tc>
@@ -15102,6 +15102,51 @@
               <w:jc w:val="left"/>
             </w:pPr>
             <w:r>
+              <w:t xml:space="preserve">Removed Tips and Tricks chapter (tmux configuration) — required VS Code-specific keybindings that don’t generalize across terminal setups.</w:t>
+            </w:r>
+          </w:p>
+        </w:tc>
+      </w:tr>
+      <w:tr>
+        <w:tc>
+          <w:tcPr>
+            <w:shd w:val="clear" w:color="auto" w:fill="F6F8FA"/>
+          </w:tcPr>
+          <w:p>
+            <w:pPr>
+              <w:jc w:val="left"/>
+            </w:pPr>
+            <w:r>
+              <w:t xml:space="preserve">3.7.0</w:t>
+            </w:r>
+          </w:p>
+        </w:tc>
+        <w:tc>
+          <w:tcPr>
+            <w:shd w:val="clear" w:color="auto" w:fill="F6F8FA"/>
+          </w:tcPr>
+          <w:p>
+            <w:pPr>
+              <w:jc w:val="left"/>
+            </w:pPr>
+            <w:r>
+              <w:t xml:space="preserve">2026-09-12</w:t>
+            </w:r>
+          </w:p>
+        </w:tc>
+        <w:tc>
+          <w:tcPr>
+            <w:shd w:val="clear" w:color="auto" w:fill="F6F8FA"/>
+          </w:tcPr>
+          <w:p>
+            <w:pPr>
+              <w:numPr>
+                <w:ilvl w:val="0"/>
+                <w:numId w:val="1077"/>
+              </w:numPr>
+              <w:jc w:val="left"/>
+            </w:pPr>
+            <w:r>
               <w:t xml:space="preserve">Added</w:t>
             </w:r>
             <w:r>
@@ -15154,9 +15199,7 @@
       </w:tr>
       <w:tr>
         <w:tc>
-          <w:tcPr>
-            <w:shd w:val="clear" w:color="auto" w:fill="F6F8FA"/>
-          </w:tcPr>
+          <w:tcPr/>
           <w:p>
             <w:pPr>
               <w:jc w:val="left"/>
@@ -15167,9 +15210,7 @@
           </w:p>
         </w:tc>
         <w:tc>
-          <w:tcPr>
-            <w:shd w:val="clear" w:color="auto" w:fill="F6F8FA"/>
-          </w:tcPr>
+          <w:tcPr/>
           <w:p>
             <w:pPr>
               <w:jc w:val="left"/>
@@ -15180,14 +15221,12 @@
           </w:p>
         </w:tc>
         <w:tc>
-          <w:tcPr>
-            <w:shd w:val="clear" w:color="auto" w:fill="F6F8FA"/>
-          </w:tcPr>
+          <w:tcPr/>
           <w:p>
             <w:pPr>
               <w:numPr>
                 <w:ilvl w:val="0"/>
-                <w:numId w:val="1077"/>
+                <w:numId w:val="1078"/>
               </w:numPr>
               <w:jc w:val="left"/>
             </w:pPr>
@@ -15244,7 +15283,9 @@
       </w:tr>
       <w:tr>
         <w:tc>
-          <w:tcPr/>
+          <w:tcPr>
+            <w:shd w:val="clear" w:color="auto" w:fill="F6F8FA"/>
+          </w:tcPr>
           <w:p>
             <w:pPr>
               <w:jc w:val="left"/>
@@ -15255,7 +15296,9 @@
           </w:p>
         </w:tc>
         <w:tc>
-          <w:tcPr/>
+          <w:tcPr>
+            <w:shd w:val="clear" w:color="auto" w:fill="F6F8FA"/>
+          </w:tcPr>
           <w:p>
             <w:pPr>
               <w:jc w:val="left"/>
@@ -15266,12 +15309,14 @@
           </w:p>
         </w:tc>
         <w:tc>
-          <w:tcPr/>
+          <w:tcPr>
+            <w:shd w:val="clear" w:color="auto" w:fill="F6F8FA"/>
+          </w:tcPr>
           <w:p>
             <w:pPr>
               <w:numPr>
                 <w:ilvl w:val="0"/>
-                <w:numId w:val="1078"/>
+                <w:numId w:val="1079"/>
               </w:numPr>
               <w:jc w:val="left"/>
             </w:pPr>
@@ -15349,9 +15394,7 @@
       </w:tr>
       <w:tr>
         <w:tc>
-          <w:tcPr>
-            <w:shd w:val="clear" w:color="auto" w:fill="F6F8FA"/>
-          </w:tcPr>
+          <w:tcPr/>
           <w:p>
             <w:pPr>
               <w:jc w:val="left"/>
@@ -15362,9 +15405,7 @@
           </w:p>
         </w:tc>
         <w:tc>
-          <w:tcPr>
-            <w:shd w:val="clear" w:color="auto" w:fill="F6F8FA"/>
-          </w:tcPr>
+          <w:tcPr/>
           <w:p>
             <w:pPr>
               <w:jc w:val="left"/>
@@ -15375,14 +15416,12 @@
           </w:p>
         </w:tc>
         <w:tc>
-          <w:tcPr>
-            <w:shd w:val="clear" w:color="auto" w:fill="F6F8FA"/>
-          </w:tcPr>
+          <w:tcPr/>
           <w:p>
             <w:pPr>
               <w:numPr>
                 <w:ilvl w:val="0"/>
-                <w:numId w:val="1079"/>
+                <w:numId w:val="1080"/>
               </w:numPr>
               <w:jc w:val="left"/>
             </w:pPr>
@@ -15409,7 +15448,7 @@
             <w:pPr>
               <w:numPr>
                 <w:ilvl w:val="0"/>
-                <w:numId w:val="1079"/>
+                <w:numId w:val="1080"/>
               </w:numPr>
               <w:jc w:val="left"/>
             </w:pPr>
@@ -15451,7 +15490,7 @@
             <w:pPr>
               <w:numPr>
                 <w:ilvl w:val="0"/>
-                <w:numId w:val="1079"/>
+                <w:numId w:val="1080"/>
               </w:numPr>
               <w:jc w:val="left"/>
             </w:pPr>
@@ -15463,7 +15502,9 @@
       </w:tr>
       <w:tr>
         <w:tc>
-          <w:tcPr/>
+          <w:tcPr>
+            <w:shd w:val="clear" w:color="auto" w:fill="F6F8FA"/>
+          </w:tcPr>
           <w:p>
             <w:pPr>
               <w:jc w:val="left"/>
@@ -15474,7 +15515,9 @@
           </w:p>
         </w:tc>
         <w:tc>
-          <w:tcPr/>
+          <w:tcPr>
+            <w:shd w:val="clear" w:color="auto" w:fill="F6F8FA"/>
+          </w:tcPr>
           <w:p>
             <w:pPr>
               <w:jc w:val="left"/>
@@ -15485,12 +15528,14 @@
           </w:p>
         </w:tc>
         <w:tc>
-          <w:tcPr/>
+          <w:tcPr>
+            <w:shd w:val="clear" w:color="auto" w:fill="F6F8FA"/>
+          </w:tcPr>
           <w:p>
             <w:pPr>
               <w:numPr>
                 <w:ilvl w:val="0"/>
-                <w:numId w:val="1080"/>
+                <w:numId w:val="1081"/>
               </w:numPr>
               <w:jc w:val="left"/>
             </w:pPr>
@@ -15517,7 +15562,7 @@
             <w:pPr>
               <w:numPr>
                 <w:ilvl w:val="0"/>
-                <w:numId w:val="1080"/>
+                <w:numId w:val="1081"/>
               </w:numPr>
               <w:jc w:val="left"/>
             </w:pPr>
@@ -15544,7 +15589,7 @@
             <w:pPr>
               <w:numPr>
                 <w:ilvl w:val="0"/>
-                <w:numId w:val="1080"/>
+                <w:numId w:val="1081"/>
               </w:numPr>
               <w:jc w:val="left"/>
             </w:pPr>
@@ -15556,7 +15601,7 @@
             <w:pPr>
               <w:numPr>
                 <w:ilvl w:val="0"/>
-                <w:numId w:val="1080"/>
+                <w:numId w:val="1081"/>
               </w:numPr>
               <w:jc w:val="left"/>
             </w:pPr>
@@ -15580,58 +15625,13 @@
       </w:tr>
       <w:tr>
         <w:tc>
-          <w:tcPr>
-            <w:shd w:val="clear" w:color="auto" w:fill="F6F8FA"/>
-          </w:tcPr>
+          <w:tcPr/>
           <w:p>
             <w:pPr>
               <w:jc w:val="left"/>
             </w:pPr>
             <w:r>
               <w:t xml:space="preserve">3.2.1</w:t>
-            </w:r>
-          </w:p>
-        </w:tc>
-        <w:tc>
-          <w:tcPr>
-            <w:shd w:val="clear" w:color="auto" w:fill="F6F8FA"/>
-          </w:tcPr>
-          <w:p>
-            <w:pPr>
-              <w:jc w:val="left"/>
-            </w:pPr>
-            <w:r>
-              <w:t xml:space="preserve">2026-09-11</w:t>
-            </w:r>
-          </w:p>
-        </w:tc>
-        <w:tc>
-          <w:tcPr>
-            <w:shd w:val="clear" w:color="auto" w:fill="F6F8FA"/>
-          </w:tcPr>
-          <w:p>
-            <w:pPr>
-              <w:numPr>
-                <w:ilvl w:val="0"/>
-                <w:numId w:val="1081"/>
-              </w:numPr>
-              <w:jc w:val="left"/>
-            </w:pPr>
-            <w:r>
-              <w:t xml:space="preserve">Renamed Chapter 7 from “Clean Up” to “Operations and Maintenance”. Added subsections for updating and uninstalling both the MaaS Gateway and the document templates. Added cloud resource cleanup as an optional subsection.</w:t>
-            </w:r>
-          </w:p>
-        </w:tc>
-      </w:tr>
-      <w:tr>
-        <w:tc>
-          <w:tcPr/>
-          <w:p>
-            <w:pPr>
-              <w:jc w:val="left"/>
-            </w:pPr>
-            <w:r>
-              <w:t xml:space="preserve">3.2.0</w:t>
             </w:r>
           </w:p>
         </w:tc>
@@ -15657,6 +15657,51 @@
               <w:jc w:val="left"/>
             </w:pPr>
             <w:r>
+              <w:t xml:space="preserve">Renamed Chapter 7 from “Clean Up” to “Operations and Maintenance”. Added subsections for updating and uninstalling both the MaaS Gateway and the document templates. Added cloud resource cleanup as an optional subsection.</w:t>
+            </w:r>
+          </w:p>
+        </w:tc>
+      </w:tr>
+      <w:tr>
+        <w:tc>
+          <w:tcPr>
+            <w:shd w:val="clear" w:color="auto" w:fill="F6F8FA"/>
+          </w:tcPr>
+          <w:p>
+            <w:pPr>
+              <w:jc w:val="left"/>
+            </w:pPr>
+            <w:r>
+              <w:t xml:space="preserve">3.2.0</w:t>
+            </w:r>
+          </w:p>
+        </w:tc>
+        <w:tc>
+          <w:tcPr>
+            <w:shd w:val="clear" w:color="auto" w:fill="F6F8FA"/>
+          </w:tcPr>
+          <w:p>
+            <w:pPr>
+              <w:jc w:val="left"/>
+            </w:pPr>
+            <w:r>
+              <w:t xml:space="preserve">2026-09-11</w:t>
+            </w:r>
+          </w:p>
+        </w:tc>
+        <w:tc>
+          <w:tcPr>
+            <w:shd w:val="clear" w:color="auto" w:fill="F6F8FA"/>
+          </w:tcPr>
+          <w:p>
+            <w:pPr>
+              <w:numPr>
+                <w:ilvl w:val="0"/>
+                <w:numId w:val="1083"/>
+              </w:numPr>
+              <w:jc w:val="left"/>
+            </w:pPr>
+            <w:r>
               <w:t xml:space="preserve">Added</w:t>
             </w:r>
             <w:r>
@@ -15718,7 +15763,7 @@
             <w:pPr>
               <w:numPr>
                 <w:ilvl w:val="0"/>
-                <w:numId w:val="1082"/>
+                <w:numId w:val="1083"/>
               </w:numPr>
               <w:jc w:val="left"/>
             </w:pPr>
@@ -15763,7 +15808,7 @@
             <w:pPr>
               <w:numPr>
                 <w:ilvl w:val="0"/>
-                <w:numId w:val="1082"/>
+                <w:numId w:val="1083"/>
               </w:numPr>
               <w:jc w:val="left"/>
             </w:pPr>
@@ -15775,58 +15820,13 @@
       </w:tr>
       <w:tr>
         <w:tc>
-          <w:tcPr>
-            <w:shd w:val="clear" w:color="auto" w:fill="F6F8FA"/>
-          </w:tcPr>
+          <w:tcPr/>
           <w:p>
             <w:pPr>
               <w:jc w:val="left"/>
             </w:pPr>
             <w:r>
               <w:t xml:space="preserve">3.1.2</w:t>
-            </w:r>
-          </w:p>
-        </w:tc>
-        <w:tc>
-          <w:tcPr>
-            <w:shd w:val="clear" w:color="auto" w:fill="F6F8FA"/>
-          </w:tcPr>
-          <w:p>
-            <w:pPr>
-              <w:jc w:val="left"/>
-            </w:pPr>
-            <w:r>
-              <w:t xml:space="preserve">2026-09-11</w:t>
-            </w:r>
-          </w:p>
-        </w:tc>
-        <w:tc>
-          <w:tcPr>
-            <w:shd w:val="clear" w:color="auto" w:fill="F6F8FA"/>
-          </w:tcPr>
-          <w:p>
-            <w:pPr>
-              <w:numPr>
-                <w:ilvl w:val="0"/>
-                <w:numId w:val="1083"/>
-              </w:numPr>
-              <w:jc w:val="left"/>
-            </w:pPr>
-            <w:r>
-              <w:t xml:space="preserve">Added output format guide to README.md: comparison table of PDF, Markdown, DOCX, and HTML with purpose, copy-paste quality, and limitations. Recommends Markdown for copy-paste.</w:t>
-            </w:r>
-          </w:p>
-        </w:tc>
-      </w:tr>
-      <w:tr>
-        <w:tc>
-          <w:tcPr/>
-          <w:p>
-            <w:pPr>
-              <w:jc w:val="left"/>
-            </w:pPr>
-            <w:r>
-              <w:t xml:space="preserve">3.1.1</w:t>
             </w:r>
           </w:p>
         </w:tc>
@@ -15852,6 +15852,51 @@
               <w:jc w:val="left"/>
             </w:pPr>
             <w:r>
+              <w:t xml:space="preserve">Added output format guide to README.md: comparison table of PDF, Markdown, DOCX, and HTML with purpose, copy-paste quality, and limitations. Recommends Markdown for copy-paste.</w:t>
+            </w:r>
+          </w:p>
+        </w:tc>
+      </w:tr>
+      <w:tr>
+        <w:tc>
+          <w:tcPr>
+            <w:shd w:val="clear" w:color="auto" w:fill="F6F8FA"/>
+          </w:tcPr>
+          <w:p>
+            <w:pPr>
+              <w:jc w:val="left"/>
+            </w:pPr>
+            <w:r>
+              <w:t xml:space="preserve">3.1.1</w:t>
+            </w:r>
+          </w:p>
+        </w:tc>
+        <w:tc>
+          <w:tcPr>
+            <w:shd w:val="clear" w:color="auto" w:fill="F6F8FA"/>
+          </w:tcPr>
+          <w:p>
+            <w:pPr>
+              <w:jc w:val="left"/>
+            </w:pPr>
+            <w:r>
+              <w:t xml:space="preserve">2026-09-11</w:t>
+            </w:r>
+          </w:p>
+        </w:tc>
+        <w:tc>
+          <w:tcPr>
+            <w:shd w:val="clear" w:color="auto" w:fill="F6F8FA"/>
+          </w:tcPr>
+          <w:p>
+            <w:pPr>
+              <w:numPr>
+                <w:ilvl w:val="0"/>
+                <w:numId w:val="1085"/>
+              </w:numPr>
+              <w:jc w:val="left"/>
+            </w:pPr>
+            <w:r>
               <w:t xml:space="preserve">Updated MaaS Gateway chapter to v1.10.9: non-interactive mode (</w:t>
             </w:r>
             <w:r>
@@ -15868,7 +15913,7 @@
             <w:pPr>
               <w:numPr>
                 <w:ilvl w:val="0"/>
-                <w:numId w:val="1084"/>
+                <w:numId w:val="1085"/>
               </w:numPr>
               <w:jc w:val="left"/>
             </w:pPr>
@@ -15910,7 +15955,7 @@
             <w:pPr>
               <w:numPr>
                 <w:ilvl w:val="0"/>
-                <w:numId w:val="1084"/>
+                <w:numId w:val="1085"/>
               </w:numPr>
               <w:jc w:val="left"/>
             </w:pPr>
@@ -15922,9 +15967,7 @@
       </w:tr>
       <w:tr>
         <w:tc>
-          <w:tcPr>
-            <w:shd w:val="clear" w:color="auto" w:fill="F6F8FA"/>
-          </w:tcPr>
+          <w:tcPr/>
           <w:p>
             <w:pPr>
               <w:jc w:val="left"/>
@@ -15935,9 +15978,7 @@
           </w:p>
         </w:tc>
         <w:tc>
-          <w:tcPr>
-            <w:shd w:val="clear" w:color="auto" w:fill="F6F8FA"/>
-          </w:tcPr>
+          <w:tcPr/>
           <w:p>
             <w:pPr>
               <w:jc w:val="left"/>
@@ -15948,14 +15989,12 @@
           </w:p>
         </w:tc>
         <w:tc>
-          <w:tcPr>
-            <w:shd w:val="clear" w:color="auto" w:fill="F6F8FA"/>
-          </w:tcPr>
+          <w:tcPr/>
           <w:p>
             <w:pPr>
               <w:numPr>
                 <w:ilvl w:val="0"/>
-                <w:numId w:val="1085"/>
+                <w:numId w:val="1086"/>
               </w:numPr>
               <w:jc w:val="left"/>
             </w:pPr>
@@ -15979,7 +16018,7 @@
             <w:pPr>
               <w:numPr>
                 <w:ilvl w:val="0"/>
-                <w:numId w:val="1085"/>
+                <w:numId w:val="1086"/>
               </w:numPr>
               <w:jc w:val="left"/>
             </w:pPr>
@@ -16021,7 +16060,7 @@
             <w:pPr>
               <w:numPr>
                 <w:ilvl w:val="0"/>
-                <w:numId w:val="1085"/>
+                <w:numId w:val="1086"/>
               </w:numPr>
               <w:jc w:val="left"/>
             </w:pPr>
@@ -16029,57 +16068,6 @@
               <w:t xml:space="preserve">Restructured chapters: moved SSH config and VS Code connection to new Chapter 4 (Install VS Code and Connect via Remote-SSH). Chapters 5—​7 renumbered.</w:t>
             </w:r>
           </w:p>
-          <w:p>
-            <w:pPr>
-              <w:numPr>
-                <w:ilvl w:val="0"/>
-                <w:numId w:val="1085"/>
-              </w:numPr>
-              <w:jc w:val="left"/>
-            </w:pPr>
-            <w:r>
-              <w:t xml:space="preserve">Added verification checklist tables to all 7 chapters.</w:t>
-            </w:r>
-          </w:p>
-          <w:p>
-            <w:pPr>
-              <w:numPr>
-                <w:ilvl w:val="0"/>
-                <w:numId w:val="1085"/>
-              </w:numPr>
-              <w:jc w:val="left"/>
-            </w:pPr>
-            <w:r>
-              <w:t xml:space="preserve">Added mandatory reboot warning in Chapter 2 (SSH port change). Added troubleshooting subsection in Chapter 4 with common SSH connection issues and ncat debugging commands.</w:t>
-            </w:r>
-          </w:p>
-        </w:tc>
-      </w:tr>
-      <w:tr>
-        <w:tc>
-          <w:tcPr/>
-          <w:p>
-            <w:pPr>
-              <w:jc w:val="left"/>
-            </w:pPr>
-            <w:r>
-              <w:t xml:space="preserve">3.0.1</w:t>
-            </w:r>
-          </w:p>
-        </w:tc>
-        <w:tc>
-          <w:tcPr/>
-          <w:p>
-            <w:pPr>
-              <w:jc w:val="left"/>
-            </w:pPr>
-            <w:r>
-              <w:t xml:space="preserve">2026-09-10</w:t>
-            </w:r>
-          </w:p>
-        </w:tc>
-        <w:tc>
-          <w:tcPr/>
           <w:p>
             <w:pPr>
               <w:numPr>
@@ -16089,7 +16077,19 @@
               <w:jc w:val="left"/>
             </w:pPr>
             <w:r>
-              <w:t xml:space="preserve">Minor fixes: test-filter.sh auto-discovery, build.sh help text, Makefile aggregate descriptions, 5-section comment correction, CHANGELOG version gap note, callout-in-code fix, CI font auto-discovery, dofile path comment, test-sync.sh header.</w:t>
+              <w:t xml:space="preserve">Added verification checklist tables to all 7 chapters.</w:t>
+            </w:r>
+          </w:p>
+          <w:p>
+            <w:pPr>
+              <w:numPr>
+                <w:ilvl w:val="0"/>
+                <w:numId w:val="1086"/>
+              </w:numPr>
+              <w:jc w:val="left"/>
+            </w:pPr>
+            <w:r>
+              <w:t xml:space="preserve">Added mandatory reboot warning in Chapter 2 (SSH port change). Added troubleshooting subsection in Chapter 4 with common SSH connection issues and ncat debugging commands.</w:t>
             </w:r>
           </w:p>
         </w:tc>
@@ -16104,7 +16104,7 @@
               <w:jc w:val="left"/>
             </w:pPr>
             <w:r>
-              <w:t xml:space="preserve">3.0.0</w:t>
+              <w:t xml:space="preserve">3.0.1</w:t>
             </w:r>
           </w:p>
         </w:tc>
@@ -16117,7 +16117,7 @@
               <w:jc w:val="left"/>
             </w:pPr>
             <w:r>
-              <w:t xml:space="preserve">2026-09-09</w:t>
+              <w:t xml:space="preserve">2026-09-10</w:t>
             </w:r>
           </w:p>
         </w:tc>
@@ -16134,7 +16134,7 @@
               <w:jc w:val="left"/>
             </w:pPr>
             <w:r>
-              <w:t xml:space="preserve">Modular pipeline refactoring: shared Lua filter factory, shared DOCX fix logic, build system auto-discovery, unified format pipeline, GitHub Actions CI.</w:t>
+              <w:t xml:space="preserve">Minor fixes: test-filter.sh auto-discovery, build.sh help text, Makefile aggregate descriptions, 5-section comment correction, CHANGELOG version gap note, callout-in-code fix, CI font auto-discovery, dofile path comment, test-sync.sh header.</w:t>
             </w:r>
           </w:p>
         </w:tc>
@@ -16147,18 +16147,18 @@
               <w:jc w:val="left"/>
             </w:pPr>
             <w:r>
-              <w:t xml:space="preserve">2.16.0</w:t>
-            </w:r>
-          </w:p>
-        </w:tc>
-        <w:tc>
-          <w:tcPr/>
-          <w:p>
-            <w:pPr>
-              <w:jc w:val="left"/>
-            </w:pPr>
-            <w:r>
-              <w:t xml:space="preserve">2026-09-05</w:t>
+              <w:t xml:space="preserve">3.0.0</w:t>
+            </w:r>
+          </w:p>
+        </w:tc>
+        <w:tc>
+          <w:tcPr/>
+          <w:p>
+            <w:pPr>
+              <w:jc w:val="left"/>
+            </w:pPr>
+            <w:r>
+              <w:t xml:space="preserve">2026-09-09</w:t>
             </w:r>
           </w:p>
         </w:tc>
@@ -16173,7 +16173,7 @@
               <w:jc w:val="left"/>
             </w:pPr>
             <w:r>
-              <w:t xml:space="preserve">Updated to match template v2.16.0 — Lua filter fixes, build system updates, and technical template parity improvements.</w:t>
+              <w:t xml:space="preserve">Modular pipeline refactoring: shared Lua filter factory, shared DOCX fix logic, build system auto-discovery, unified format pipeline, GitHub Actions CI.</w:t>
             </w:r>
           </w:p>
         </w:tc>
@@ -16188,7 +16188,7 @@
               <w:jc w:val="left"/>
             </w:pPr>
             <w:r>
-              <w:t xml:space="preserve">2.13.0</w:t>
+              <w:t xml:space="preserve">2.16.0</w:t>
             </w:r>
           </w:p>
         </w:tc>
@@ -16201,7 +16201,7 @@
               <w:jc w:val="left"/>
             </w:pPr>
             <w:r>
-              <w:t xml:space="preserve">2026-08-24</w:t>
+              <w:t xml:space="preserve">2026-09-05</w:t>
             </w:r>
           </w:p>
         </w:tc>
@@ -16218,6 +16218,45 @@
               <w:jc w:val="left"/>
             </w:pPr>
             <w:r>
+              <w:t xml:space="preserve">Updated to match template v2.16.0 — Lua filter fixes, build system updates, and technical template parity improvements.</w:t>
+            </w:r>
+          </w:p>
+        </w:tc>
+      </w:tr>
+      <w:tr>
+        <w:tc>
+          <w:tcPr/>
+          <w:p>
+            <w:pPr>
+              <w:jc w:val="left"/>
+            </w:pPr>
+            <w:r>
+              <w:t xml:space="preserve">2.13.0</w:t>
+            </w:r>
+          </w:p>
+        </w:tc>
+        <w:tc>
+          <w:tcPr/>
+          <w:p>
+            <w:pPr>
+              <w:jc w:val="left"/>
+            </w:pPr>
+            <w:r>
+              <w:t xml:space="preserve">2026-08-24</w:t>
+            </w:r>
+          </w:p>
+        </w:tc>
+        <w:tc>
+          <w:tcPr/>
+          <w:p>
+            <w:pPr>
+              <w:numPr>
+                <w:ilvl w:val="0"/>
+                <w:numId w:val="1090"/>
+              </w:numPr>
+              <w:jc w:val="left"/>
+            </w:pPr>
+            <w:r>
               <w:t xml:space="preserve">Foundation refactoring Phase 4: make DOCX</w:t>
             </w:r>
             <w:r>
@@ -16285,7 +16324,9 @@
       </w:tr>
       <w:tr>
         <w:tc>
-          <w:tcPr/>
+          <w:tcPr>
+            <w:shd w:val="clear" w:color="auto" w:fill="F6F8FA"/>
+          </w:tcPr>
           <w:p>
             <w:pPr>
               <w:jc w:val="left"/>
@@ -16296,7 +16337,9 @@
           </w:p>
         </w:tc>
         <w:tc>
-          <w:tcPr/>
+          <w:tcPr>
+            <w:shd w:val="clear" w:color="auto" w:fill="F6F8FA"/>
+          </w:tcPr>
           <w:p>
             <w:pPr>
               <w:jc w:val="left"/>
@@ -16307,12 +16350,14 @@
           </w:p>
         </w:tc>
         <w:tc>
-          <w:tcPr/>
+          <w:tcPr>
+            <w:shd w:val="clear" w:color="auto" w:fill="F6F8FA"/>
+          </w:tcPr>
           <w:p>
             <w:pPr>
               <w:numPr>
                 <w:ilvl w:val="0"/>
-                <w:numId w:val="1090"/>
+                <w:numId w:val="1091"/>
               </w:numPr>
               <w:jc w:val="left"/>
             </w:pPr>
@@ -16474,9 +16519,7 @@
       </w:tr>
       <w:tr>
         <w:tc>
-          <w:tcPr>
-            <w:shd w:val="clear" w:color="auto" w:fill="F6F8FA"/>
-          </w:tcPr>
+          <w:tcPr/>
           <w:p>
             <w:pPr>
               <w:jc w:val="left"/>
@@ -16487,9 +16530,7 @@
           </w:p>
         </w:tc>
         <w:tc>
-          <w:tcPr>
-            <w:shd w:val="clear" w:color="auto" w:fill="F6F8FA"/>
-          </w:tcPr>
+          <w:tcPr/>
           <w:p>
             <w:pPr>
               <w:jc w:val="left"/>
@@ -16500,14 +16541,12 @@
           </w:p>
         </w:tc>
         <w:tc>
-          <w:tcPr>
-            <w:shd w:val="clear" w:color="auto" w:fill="F6F8FA"/>
-          </w:tcPr>
+          <w:tcPr/>
           <w:p>
             <w:pPr>
               <w:numPr>
                 <w:ilvl w:val="0"/>
-                <w:numId w:val="1091"/>
+                <w:numId w:val="1092"/>
               </w:numPr>
               <w:jc w:val="left"/>
             </w:pPr>
@@ -16573,7 +16612,9 @@
       </w:tr>
       <w:tr>
         <w:tc>
-          <w:tcPr/>
+          <w:tcPr>
+            <w:shd w:val="clear" w:color="auto" w:fill="F6F8FA"/>
+          </w:tcPr>
           <w:p>
             <w:pPr>
               <w:jc w:val="left"/>
@@ -16584,56 +16625,15 @@
           </w:p>
         </w:tc>
         <w:tc>
-          <w:tcPr/>
+          <w:tcPr>
+            <w:shd w:val="clear" w:color="auto" w:fill="F6F8FA"/>
+          </w:tcPr>
           <w:p>
             <w:pPr>
               <w:jc w:val="left"/>
             </w:pPr>
             <w:r>
               <w:t xml:space="preserve">2026-08-24</w:t>
-            </w:r>
-          </w:p>
-        </w:tc>
-        <w:tc>
-          <w:tcPr/>
-          <w:p>
-            <w:pPr>
-              <w:numPr>
-                <w:ilvl w:val="0"/>
-                <w:numId w:val="1092"/>
-              </w:numPr>
-              <w:jc w:val="left"/>
-            </w:pPr>
-            <w:r>
-              <w:t xml:space="preserve">Foundation refactoring Phase 1: sync cls version to project tag, fix stale doc references (L16 output count, L-range, setup-guide feature claim), add test-sync.sh for version consistency checking.</w:t>
-            </w:r>
-          </w:p>
-        </w:tc>
-      </w:tr>
-      <w:tr>
-        <w:tc>
-          <w:tcPr>
-            <w:shd w:val="clear" w:color="auto" w:fill="F6F8FA"/>
-          </w:tcPr>
-          <w:p>
-            <w:pPr>
-              <w:jc w:val="left"/>
-            </w:pPr>
-            <w:r>
-              <w:t xml:space="preserve">2.9.1</w:t>
-            </w:r>
-          </w:p>
-        </w:tc>
-        <w:tc>
-          <w:tcPr>
-            <w:shd w:val="clear" w:color="auto" w:fill="F6F8FA"/>
-          </w:tcPr>
-          <w:p>
-            <w:pPr>
-              <w:jc w:val="left"/>
-            </w:pPr>
-            <w:r>
-              <w:t xml:space="preserve">2026-08-23</w:t>
             </w:r>
           </w:p>
         </w:tc>
@@ -16650,6 +16650,45 @@
               <w:jc w:val="left"/>
             </w:pPr>
             <w:r>
+              <w:t xml:space="preserve">Foundation refactoring Phase 1: sync cls version to project tag, fix stale doc references (L16 output count, L-range, setup-guide feature claim), add test-sync.sh for version consistency checking.</w:t>
+            </w:r>
+          </w:p>
+        </w:tc>
+      </w:tr>
+      <w:tr>
+        <w:tc>
+          <w:tcPr/>
+          <w:p>
+            <w:pPr>
+              <w:jc w:val="left"/>
+            </w:pPr>
+            <w:r>
+              <w:t xml:space="preserve">2.9.1</w:t>
+            </w:r>
+          </w:p>
+        </w:tc>
+        <w:tc>
+          <w:tcPr/>
+          <w:p>
+            <w:pPr>
+              <w:jc w:val="left"/>
+            </w:pPr>
+            <w:r>
+              <w:t xml:space="preserve">2026-08-23</w:t>
+            </w:r>
+          </w:p>
+        </w:tc>
+        <w:tc>
+          <w:tcPr/>
+          <w:p>
+            <w:pPr>
+              <w:numPr>
+                <w:ilvl w:val="0"/>
+                <w:numId w:val="1094"/>
+              </w:numPr>
+              <w:jc w:val="left"/>
+            </w:pPr>
+            <w:r>
               <w:t xml:space="preserve">HTML and Markdown outputs now embed images as base64 data URIs. HTML uses pandoc</w:t>
             </w:r>
             <w:r>
@@ -16681,54 +16720,15 @@
       </w:tr>
       <w:tr>
         <w:tc>
-          <w:tcPr/>
+          <w:tcPr>
+            <w:shd w:val="clear" w:color="auto" w:fill="F6F8FA"/>
+          </w:tcPr>
           <w:p>
             <w:pPr>
               <w:jc w:val="left"/>
             </w:pPr>
             <w:r>
               <w:t xml:space="preserve">2.9.0</w:t>
-            </w:r>
-          </w:p>
-        </w:tc>
-        <w:tc>
-          <w:tcPr/>
-          <w:p>
-            <w:pPr>
-              <w:jc w:val="left"/>
-            </w:pPr>
-            <w:r>
-              <w:t xml:space="preserve">2026-08-23</w:t>
-            </w:r>
-          </w:p>
-        </w:tc>
-        <w:tc>
-          <w:tcPr/>
-          <w:p>
-            <w:pPr>
-              <w:numPr>
-                <w:ilvl w:val="0"/>
-                <w:numId w:val="1094"/>
-              </w:numPr>
-              <w:jc w:val="left"/>
-            </w:pPr>
-            <w:r>
-              <w:t xml:space="preserve">DOCX: fix content width (8504→9638tw, margins are 2cm not 3cm). Add footer page numbers. Style TOC heading (22pt bold + rule). Add hutable table width + fixed layout.</w:t>
-            </w:r>
-          </w:p>
-        </w:tc>
-      </w:tr>
-      <w:tr>
-        <w:tc>
-          <w:tcPr>
-            <w:shd w:val="clear" w:color="auto" w:fill="F6F8FA"/>
-          </w:tcPr>
-          <w:p>
-            <w:pPr>
-              <w:jc w:val="left"/>
-            </w:pPr>
-            <w:r>
-              <w:t xml:space="preserve">2.8.3</w:t>
             </w:r>
           </w:p>
         </w:tc>
@@ -16758,7 +16758,7 @@
               <w:jc w:val="left"/>
             </w:pPr>
             <w:r>
-              <w:t xml:space="preserve">DOCX fix: callout tables now have explicit width (8504tw) and fixed layout. Changelog section heading now uses custom H1 format (56pt number, red border, right tab) instead of pandoc’s default.</w:t>
+              <w:t xml:space="preserve">DOCX: fix content width (8504→9638tw, margins are 2cm not 3cm). Add footer page numbers. Style TOC heading (22pt bold + rule). Add hutable table width + fixed layout.</w:t>
             </w:r>
           </w:p>
         </w:tc>
@@ -16771,7 +16771,7 @@
               <w:jc w:val="left"/>
             </w:pPr>
             <w:r>
-              <w:t xml:space="preserve">2.8.2</w:t>
+              <w:t xml:space="preserve">2.8.3</w:t>
             </w:r>
           </w:p>
         </w:tc>
@@ -16797,7 +16797,7 @@
               <w:jc w:val="left"/>
             </w:pPr>
             <w:r>
-              <w:t xml:space="preserve">DOCX H1 heading: reverted table approach to paragraph with tab stop + red bottom border. Table broke navigation pane and TOC field. Paragraph preserves Heading1 style for navigation while matching PDF layout (number left, title right, red rule below).</w:t>
+              <w:t xml:space="preserve">DOCX fix: callout tables now have explicit width (8504tw) and fixed layout. Changelog section heading now uses custom H1 format (56pt number, red border, right tab) instead of pandoc’s default.</w:t>
             </w:r>
           </w:p>
         </w:tc>
@@ -16812,7 +16812,7 @@
               <w:jc w:val="left"/>
             </w:pPr>
             <w:r>
-              <w:t xml:space="preserve">2.8.1</w:t>
+              <w:t xml:space="preserve">2.8.2</w:t>
             </w:r>
           </w:p>
         </w:tc>
@@ -16842,7 +16842,7 @@
               <w:jc w:val="left"/>
             </w:pPr>
             <w:r>
-              <w:t xml:space="preserve">DOCX heading fix: text color reverted to black (was incorrectly changed to Huawei red in v2.8.0). H1 now uses a two-column table (number left, title right) with red bottom rule. H2-H4 use simple inline format (number + title, no right tab stop).</w:t>
+              <w:t xml:space="preserve">DOCX H1 heading: reverted table approach to paragraph with tab stop + red bottom border. Table broke navigation pane and TOC field. Paragraph preserves Heading1 style for navigation while matching PDF layout (number left, title right, red rule below).</w:t>
             </w:r>
           </w:p>
         </w:tc>
@@ -16855,7 +16855,7 @@
               <w:jc w:val="left"/>
             </w:pPr>
             <w:r>
-              <w:t xml:space="preserve">2.8.0</w:t>
+              <w:t xml:space="preserve">2.8.1</w:t>
             </w:r>
           </w:p>
         </w:tc>
@@ -16881,7 +16881,7 @@
               <w:jc w:val="left"/>
             </w:pPr>
             <w:r>
-              <w:t xml:space="preserve">DOCX output: match PDF styling --- heading colors (Huawei red), H1 number size (56pt), callout borders (left-only) and padding, changelog formatting (rules, bold version, italic date), caption style (9pt bold), badge style (8pt bold white on red), list indentation.</w:t>
+              <w:t xml:space="preserve">DOCX heading fix: text color reverted to black (was incorrectly changed to Huawei red in v2.8.0). H1 now uses a two-column table (number left, title right) with red bottom rule. H2-H4 use simple inline format (number + title, no right tab stop).</w:t>
             </w:r>
           </w:p>
         </w:tc>
@@ -16896,7 +16896,7 @@
               <w:jc w:val="left"/>
             </w:pPr>
             <w:r>
-              <w:t xml:space="preserve">2.7.1</w:t>
+              <w:t xml:space="preserve">2.8.0</w:t>
             </w:r>
           </w:p>
         </w:tc>
@@ -16909,7 +16909,7 @@
               <w:jc w:val="left"/>
             </w:pPr>
             <w:r>
-              <w:t xml:space="preserve">2026-08-17</w:t>
+              <w:t xml:space="preserve">2026-08-23</w:t>
             </w:r>
           </w:p>
         </w:tc>
@@ -16926,6 +16926,45 @@
               <w:jc w:val="left"/>
             </w:pPr>
             <w:r>
+              <w:t xml:space="preserve">DOCX output: match PDF styling --- heading colors (Huawei red), H1 number size (56pt), callout borders (left-only) and padding, changelog formatting (rules, bold version, italic date), caption style (9pt bold), badge style (8pt bold white on red), list indentation.</w:t>
+            </w:r>
+          </w:p>
+        </w:tc>
+      </w:tr>
+      <w:tr>
+        <w:tc>
+          <w:tcPr/>
+          <w:p>
+            <w:pPr>
+              <w:jc w:val="left"/>
+            </w:pPr>
+            <w:r>
+              <w:t xml:space="preserve">2.7.1</w:t>
+            </w:r>
+          </w:p>
+        </w:tc>
+        <w:tc>
+          <w:tcPr/>
+          <w:p>
+            <w:pPr>
+              <w:jc w:val="left"/>
+            </w:pPr>
+            <w:r>
+              <w:t xml:space="preserve">2026-08-17</w:t>
+            </w:r>
+          </w:p>
+        </w:tc>
+        <w:tc>
+          <w:tcPr/>
+          <w:p>
+            <w:pPr>
+              <w:numPr>
+                <w:ilvl w:val="0"/>
+                <w:numId w:val="1100"/>
+              </w:numPr>
+              <w:jc w:val="left"/>
+            </w:pPr>
+            <w:r>
               <w:t xml:space="preserve">Rename project repository to all lowercase (</w:t>
             </w:r>
             <w:r>
@@ -16942,7 +16981,9 @@
       </w:tr>
       <w:tr>
         <w:tc>
-          <w:tcPr/>
+          <w:tcPr>
+            <w:shd w:val="clear" w:color="auto" w:fill="F6F8FA"/>
+          </w:tcPr>
           <w:p>
             <w:pPr>
               <w:jc w:val="left"/>
@@ -16953,7 +16994,9 @@
           </w:p>
         </w:tc>
         <w:tc>
-          <w:tcPr/>
+          <w:tcPr>
+            <w:shd w:val="clear" w:color="auto" w:fill="F6F8FA"/>
+          </w:tcPr>
           <w:p>
             <w:pPr>
               <w:jc w:val="left"/>
@@ -16964,12 +17007,14 @@
           </w:p>
         </w:tc>
         <w:tc>
-          <w:tcPr/>
+          <w:tcPr>
+            <w:shd w:val="clear" w:color="auto" w:fill="F6F8FA"/>
+          </w:tcPr>
           <w:p>
             <w:pPr>
               <w:numPr>
                 <w:ilvl w:val="0"/>
-                <w:numId w:val="1100"/>
+                <w:numId w:val="1101"/>
               </w:numPr>
               <w:jc w:val="left"/>
             </w:pPr>
@@ -17011,9 +17056,7 @@
       </w:tr>
       <w:tr>
         <w:tc>
-          <w:tcPr>
-            <w:shd w:val="clear" w:color="auto" w:fill="F6F8FA"/>
-          </w:tcPr>
+          <w:tcPr/>
           <w:p>
             <w:pPr>
               <w:jc w:val="left"/>
@@ -17024,9 +17067,7 @@
           </w:p>
         </w:tc>
         <w:tc>
-          <w:tcPr>
-            <w:shd w:val="clear" w:color="auto" w:fill="F6F8FA"/>
-          </w:tcPr>
+          <w:tcPr/>
           <w:p>
             <w:pPr>
               <w:jc w:val="left"/>
@@ -17037,14 +17078,12 @@
           </w:p>
         </w:tc>
         <w:tc>
-          <w:tcPr>
-            <w:shd w:val="clear" w:color="auto" w:fill="F6F8FA"/>
-          </w:tcPr>
+          <w:tcPr/>
           <w:p>
             <w:pPr>
               <w:numPr>
                 <w:ilvl w:val="0"/>
-                <w:numId w:val="1101"/>
+                <w:numId w:val="1102"/>
               </w:numPr>
               <w:jc w:val="left"/>
             </w:pPr>
@@ -17101,7 +17140,9 @@
       </w:tr>
       <w:tr>
         <w:tc>
-          <w:tcPr/>
+          <w:tcPr>
+            <w:shd w:val="clear" w:color="auto" w:fill="F6F8FA"/>
+          </w:tcPr>
           <w:p>
             <w:pPr>
               <w:jc w:val="left"/>
@@ -17112,7 +17153,9 @@
           </w:p>
         </w:tc>
         <w:tc>
-          <w:tcPr/>
+          <w:tcPr>
+            <w:shd w:val="clear" w:color="auto" w:fill="F6F8FA"/>
+          </w:tcPr>
           <w:p>
             <w:pPr>
               <w:jc w:val="left"/>
@@ -17123,12 +17166,14 @@
           </w:p>
         </w:tc>
         <w:tc>
-          <w:tcPr/>
+          <w:tcPr>
+            <w:shd w:val="clear" w:color="auto" w:fill="F6F8FA"/>
+          </w:tcPr>
           <w:p>
             <w:pPr>
               <w:numPr>
                 <w:ilvl w:val="0"/>
-                <w:numId w:val="1102"/>
+                <w:numId w:val="1103"/>
               </w:numPr>
               <w:jc w:val="left"/>
             </w:pPr>
@@ -17155,7 +17200,7 @@
             <w:pPr>
               <w:numPr>
                 <w:ilvl w:val="0"/>
-                <w:numId w:val="1102"/>
+                <w:numId w:val="1103"/>
               </w:numPr>
               <w:jc w:val="left"/>
             </w:pPr>
@@ -17182,58 +17227,13 @@
       </w:tr>
       <w:tr>
         <w:tc>
-          <w:tcPr>
-            <w:shd w:val="clear" w:color="auto" w:fill="F6F8FA"/>
-          </w:tcPr>
+          <w:tcPr/>
           <w:p>
             <w:pPr>
               <w:jc w:val="left"/>
             </w:pPr>
             <w:r>
               <w:t xml:space="preserve">2.5.1</w:t>
-            </w:r>
-          </w:p>
-        </w:tc>
-        <w:tc>
-          <w:tcPr>
-            <w:shd w:val="clear" w:color="auto" w:fill="F6F8FA"/>
-          </w:tcPr>
-          <w:p>
-            <w:pPr>
-              <w:jc w:val="left"/>
-            </w:pPr>
-            <w:r>
-              <w:t xml:space="preserve">2026-08-10</w:t>
-            </w:r>
-          </w:p>
-        </w:tc>
-        <w:tc>
-          <w:tcPr>
-            <w:shd w:val="clear" w:color="auto" w:fill="F6F8FA"/>
-          </w:tcPr>
-          <w:p>
-            <w:pPr>
-              <w:numPr>
-                <w:ilvl w:val="0"/>
-                <w:numId w:val="1103"/>
-              </w:numPr>
-              <w:jc w:val="left"/>
-            </w:pPr>
-            <w:r>
-              <w:t xml:space="preserve">H1 section title size reduced from 27pt to 20pt.</w:t>
-            </w:r>
-          </w:p>
-        </w:tc>
-      </w:tr>
-      <w:tr>
-        <w:tc>
-          <w:tcPr/>
-          <w:p>
-            <w:pPr>
-              <w:jc w:val="left"/>
-            </w:pPr>
-            <w:r>
-              <w:t xml:space="preserve">2.5.0</w:t>
             </w:r>
           </w:p>
         </w:tc>
@@ -17259,13 +17259,7 @@
               <w:jc w:val="left"/>
             </w:pPr>
             <w:r>
-              <w:t xml:space="preserve">Default image size increased: width 65% → 90% of text width,</w:t>
-            </w:r>
-            <w:r>
-              <w:t xml:space="preserve"> </w:t>
-            </w:r>
-            <w:r>
-              <w:t xml:space="preserve">height 40% → 50% of text height.</w:t>
+              <w:t xml:space="preserve">H1 section title size reduced from 27pt to 20pt.</w:t>
             </w:r>
           </w:p>
         </w:tc>
@@ -17280,7 +17274,7 @@
               <w:jc w:val="left"/>
             </w:pPr>
             <w:r>
-              <w:t xml:space="preserve">2.4.0</w:t>
+              <w:t xml:space="preserve">2.5.0</w:t>
             </w:r>
           </w:p>
         </w:tc>
@@ -17310,14 +17304,59 @@
               <w:jc w:val="left"/>
             </w:pPr>
             <w:r>
-              <w:t xml:space="preserve">Enlarged H1 section title (18pt → 27pt, 50% bigger).</w:t>
-            </w:r>
-          </w:p>
+              <w:t xml:space="preserve">Default image size increased: width 65% → 90% of text width,</w:t>
+            </w:r>
+            <w:r>
+              <w:t xml:space="preserve"> </w:t>
+            </w:r>
+            <w:r>
+              <w:t xml:space="preserve">height 40% → 50% of text height.</w:t>
+            </w:r>
+          </w:p>
+        </w:tc>
+      </w:tr>
+      <w:tr>
+        <w:tc>
+          <w:tcPr/>
+          <w:p>
+            <w:pPr>
+              <w:jc w:val="left"/>
+            </w:pPr>
+            <w:r>
+              <w:t xml:space="preserve">2.4.0</w:t>
+            </w:r>
+          </w:p>
+        </w:tc>
+        <w:tc>
+          <w:tcPr/>
+          <w:p>
+            <w:pPr>
+              <w:jc w:val="left"/>
+            </w:pPr>
+            <w:r>
+              <w:t xml:space="preserve">2026-08-10</w:t>
+            </w:r>
+          </w:p>
+        </w:tc>
+        <w:tc>
+          <w:tcPr/>
           <w:p>
             <w:pPr>
               <w:numPr>
                 <w:ilvl w:val="0"/>
-                <w:numId w:val="1105"/>
+                <w:numId w:val="1106"/>
+              </w:numPr>
+              <w:jc w:val="left"/>
+            </w:pPr>
+            <w:r>
+              <w:t xml:space="preserve">Enlarged H1 section title (18pt → 27pt, 50% bigger).</w:t>
+            </w:r>
+          </w:p>
+          <w:p>
+            <w:pPr>
+              <w:numPr>
+                <w:ilvl w:val="0"/>
+                <w:numId w:val="1106"/>
               </w:numPr>
               <w:jc w:val="left"/>
             </w:pPr>
@@ -17344,7 +17383,9 @@
       </w:tr>
       <w:tr>
         <w:tc>
-          <w:tcPr/>
+          <w:tcPr>
+            <w:shd w:val="clear" w:color="auto" w:fill="F6F8FA"/>
+          </w:tcPr>
           <w:p>
             <w:pPr>
               <w:jc w:val="left"/>
@@ -17355,7 +17396,9 @@
           </w:p>
         </w:tc>
         <w:tc>
-          <w:tcPr/>
+          <w:tcPr>
+            <w:shd w:val="clear" w:color="auto" w:fill="F6F8FA"/>
+          </w:tcPr>
           <w:p>
             <w:pPr>
               <w:jc w:val="left"/>
@@ -17366,12 +17409,14 @@
           </w:p>
         </w:tc>
         <w:tc>
-          <w:tcPr/>
+          <w:tcPr>
+            <w:shd w:val="clear" w:color="auto" w:fill="F6F8FA"/>
+          </w:tcPr>
           <w:p>
             <w:pPr>
               <w:numPr>
                 <w:ilvl w:val="0"/>
-                <w:numId w:val="1106"/>
+                <w:numId w:val="1107"/>
               </w:numPr>
               <w:jc w:val="left"/>
             </w:pPr>
@@ -17398,9 +17443,7 @@
       </w:tr>
       <w:tr>
         <w:tc>
-          <w:tcPr>
-            <w:shd w:val="clear" w:color="auto" w:fill="F6F8FA"/>
-          </w:tcPr>
+          <w:tcPr/>
           <w:p>
             <w:pPr>
               <w:jc w:val="left"/>
@@ -17411,9 +17454,7 @@
           </w:p>
         </w:tc>
         <w:tc>
-          <w:tcPr>
-            <w:shd w:val="clear" w:color="auto" w:fill="F6F8FA"/>
-          </w:tcPr>
+          <w:tcPr/>
           <w:p>
             <w:pPr>
               <w:jc w:val="left"/>
@@ -17424,14 +17465,12 @@
           </w:p>
         </w:tc>
         <w:tc>
-          <w:tcPr>
-            <w:shd w:val="clear" w:color="auto" w:fill="F6F8FA"/>
-          </w:tcPr>
+          <w:tcPr/>
           <w:p>
             <w:pPr>
               <w:numPr>
                 <w:ilvl w:val="0"/>
-                <w:numId w:val="1107"/>
+                <w:numId w:val="1108"/>
               </w:numPr>
               <w:jc w:val="left"/>
             </w:pPr>
@@ -17503,7 +17542,9 @@
       </w:tr>
       <w:tr>
         <w:tc>
-          <w:tcPr/>
+          <w:tcPr>
+            <w:shd w:val="clear" w:color="auto" w:fill="F6F8FA"/>
+          </w:tcPr>
           <w:p>
             <w:pPr>
               <w:jc w:val="left"/>
@@ -17514,7 +17555,9 @@
           </w:p>
         </w:tc>
         <w:tc>
-          <w:tcPr/>
+          <w:tcPr>
+            <w:shd w:val="clear" w:color="auto" w:fill="F6F8FA"/>
+          </w:tcPr>
           <w:p>
             <w:pPr>
               <w:jc w:val="left"/>
@@ -17525,12 +17568,14 @@
           </w:p>
         </w:tc>
         <w:tc>
-          <w:tcPr/>
+          <w:tcPr>
+            <w:shd w:val="clear" w:color="auto" w:fill="F6F8FA"/>
+          </w:tcPr>
           <w:p>
             <w:pPr>
               <w:numPr>
                 <w:ilvl w:val="0"/>
-                <w:numId w:val="1108"/>
+                <w:numId w:val="1109"/>
               </w:numPr>
               <w:jc w:val="left"/>
             </w:pPr>
@@ -17587,9 +17632,7 @@
       </w:tr>
       <w:tr>
         <w:tc>
-          <w:tcPr>
-            <w:shd w:val="clear" w:color="auto" w:fill="F6F8FA"/>
-          </w:tcPr>
+          <w:tcPr/>
           <w:p>
             <w:pPr>
               <w:jc w:val="left"/>
@@ -17600,9 +17643,7 @@
           </w:p>
         </w:tc>
         <w:tc>
-          <w:tcPr>
-            <w:shd w:val="clear" w:color="auto" w:fill="F6F8FA"/>
-          </w:tcPr>
+          <w:tcPr/>
           <w:p>
             <w:pPr>
               <w:jc w:val="left"/>
@@ -17613,14 +17654,12 @@
           </w:p>
         </w:tc>
         <w:tc>
-          <w:tcPr>
-            <w:shd w:val="clear" w:color="auto" w:fill="F6F8FA"/>
-          </w:tcPr>
+          <w:tcPr/>
           <w:p>
             <w:pPr>
               <w:numPr>
                 <w:ilvl w:val="0"/>
-                <w:numId w:val="1109"/>
+                <w:numId w:val="1110"/>
               </w:numPr>
               <w:jc w:val="left"/>
             </w:pPr>
@@ -17647,54 +17686,15 @@
       </w:tr>
       <w:tr>
         <w:tc>
-          <w:tcPr/>
+          <w:tcPr>
+            <w:shd w:val="clear" w:color="auto" w:fill="F6F8FA"/>
+          </w:tcPr>
           <w:p>
             <w:pPr>
               <w:jc w:val="left"/>
             </w:pPr>
             <w:r>
               <w:t xml:space="preserve">2.2.2</w:t>
-            </w:r>
-          </w:p>
-        </w:tc>
-        <w:tc>
-          <w:tcPr/>
-          <w:p>
-            <w:pPr>
-              <w:jc w:val="left"/>
-            </w:pPr>
-            <w:r>
-              <w:t xml:space="preserve">2026-08-08</w:t>
-            </w:r>
-          </w:p>
-        </w:tc>
-        <w:tc>
-          <w:tcPr/>
-          <w:p>
-            <w:pPr>
-              <w:numPr>
-                <w:ilvl w:val="0"/>
-                <w:numId w:val="1110"/>
-              </w:numPr>
-              <w:jc w:val="left"/>
-            </w:pPr>
-            <w:r>
-              <w:t xml:space="preserve">Fixed chapter reference in prerequisite (Chapter 3 → Chapter 4).</w:t>
-            </w:r>
-          </w:p>
-        </w:tc>
-      </w:tr>
-      <w:tr>
-        <w:tc>
-          <w:tcPr>
-            <w:shd w:val="clear" w:color="auto" w:fill="F6F8FA"/>
-          </w:tcPr>
-          <w:p>
-            <w:pPr>
-              <w:jc w:val="left"/>
-            </w:pPr>
-            <w:r>
-              <w:t xml:space="preserve">2.2.1</w:t>
             </w:r>
           </w:p>
         </w:tc>
@@ -17724,7 +17724,7 @@
               <w:jc w:val="left"/>
             </w:pPr>
             <w:r>
-              <w:t xml:space="preserve">Changed table and figure caption labels to black (was Huawei red).</w:t>
+              <w:t xml:space="preserve">Fixed chapter reference in prerequisite (Chapter 3 → Chapter 4).</w:t>
             </w:r>
           </w:p>
         </w:tc>
@@ -17737,7 +17737,7 @@
               <w:jc w:val="left"/>
             </w:pPr>
             <w:r>
-              <w:t xml:space="preserve">2.2.0</w:t>
+              <w:t xml:space="preserve">2.2.1</w:t>
             </w:r>
           </w:p>
         </w:tc>
@@ -17763,13 +17763,7 @@
               <w:jc w:val="left"/>
             </w:pPr>
             <w:r>
-              <w:t xml:space="preserve">Added Huawei-branded table styling: red header bar, alternating row</w:t>
-            </w:r>
-            <w:r>
-              <w:t xml:space="preserve"> </w:t>
-            </w:r>
-            <w:r>
-              <w:t xml:space="preserve">colors, and bordered cells.</w:t>
+              <w:t xml:space="preserve">Changed table and figure caption labels to black (was Huawei red).</w:t>
             </w:r>
           </w:p>
         </w:tc>
@@ -17784,7 +17778,7 @@
               <w:jc w:val="left"/>
             </w:pPr>
             <w:r>
-              <w:t xml:space="preserve">2.1.0</w:t>
+              <w:t xml:space="preserve">2.2.0</w:t>
             </w:r>
           </w:p>
         </w:tc>
@@ -17797,7 +17791,7 @@
               <w:jc w:val="left"/>
             </w:pPr>
             <w:r>
-              <w:t xml:space="preserve">2026-08-06</w:t>
+              <w:t xml:space="preserve">2026-08-08</w:t>
             </w:r>
           </w:p>
         </w:tc>
@@ -17814,6 +17808,51 @@
               <w:jc w:val="left"/>
             </w:pPr>
             <w:r>
+              <w:t xml:space="preserve">Added Huawei-branded table styling: red header bar, alternating row</w:t>
+            </w:r>
+            <w:r>
+              <w:t xml:space="preserve"> </w:t>
+            </w:r>
+            <w:r>
+              <w:t xml:space="preserve">colors, and bordered cells.</w:t>
+            </w:r>
+          </w:p>
+        </w:tc>
+      </w:tr>
+      <w:tr>
+        <w:tc>
+          <w:tcPr/>
+          <w:p>
+            <w:pPr>
+              <w:jc w:val="left"/>
+            </w:pPr>
+            <w:r>
+              <w:t xml:space="preserve">2.1.0</w:t>
+            </w:r>
+          </w:p>
+        </w:tc>
+        <w:tc>
+          <w:tcPr/>
+          <w:p>
+            <w:pPr>
+              <w:jc w:val="left"/>
+            </w:pPr>
+            <w:r>
+              <w:t xml:space="preserve">2026-08-06</w:t>
+            </w:r>
+          </w:p>
+        </w:tc>
+        <w:tc>
+          <w:tcPr/>
+          <w:p>
+            <w:pPr>
+              <w:numPr>
+                <w:ilvl w:val="0"/>
+                <w:numId w:val="1114"/>
+              </w:numPr>
+              <w:jc w:val="left"/>
+            </w:pPr>
+            <w:r>
               <w:t xml:space="preserve">Updated ECS flavor to</w:t>
             </w:r>
             <w:r>
@@ -17836,7 +17875,7 @@
             <w:pPr>
               <w:numPr>
                 <w:ilvl w:val="0"/>
-                <w:numId w:val="1113"/>
+                <w:numId w:val="1114"/>
               </w:numPr>
               <w:jc w:val="left"/>
             </w:pPr>
@@ -17848,7 +17887,7 @@
             <w:pPr>
               <w:numPr>
                 <w:ilvl w:val="0"/>
-                <w:numId w:val="1113"/>
+                <w:numId w:val="1114"/>
               </w:numPr>
               <w:jc w:val="left"/>
             </w:pPr>
@@ -17860,7 +17899,7 @@
             <w:pPr>
               <w:numPr>
                 <w:ilvl w:val="0"/>
-                <w:numId w:val="1113"/>
+                <w:numId w:val="1114"/>
               </w:numPr>
               <w:jc w:val="left"/>
             </w:pPr>
@@ -17872,7 +17911,7 @@
             <w:pPr>
               <w:numPr>
                 <w:ilvl w:val="0"/>
-                <w:numId w:val="1113"/>
+                <w:numId w:val="1114"/>
               </w:numPr>
               <w:jc w:val="left"/>
             </w:pPr>
@@ -17884,7 +17923,7 @@
             <w:pPr>
               <w:numPr>
                 <w:ilvl w:val="0"/>
-                <w:numId w:val="1113"/>
+                <w:numId w:val="1114"/>
               </w:numPr>
               <w:jc w:val="left"/>
             </w:pPr>
@@ -17902,7 +17941,7 @@
             <w:pPr>
               <w:numPr>
                 <w:ilvl w:val="0"/>
-                <w:numId w:val="1113"/>
+                <w:numId w:val="1114"/>
               </w:numPr>
               <w:jc w:val="left"/>
             </w:pPr>
@@ -17951,7 +17990,7 @@
             <w:pPr>
               <w:numPr>
                 <w:ilvl w:val="0"/>
-                <w:numId w:val="1113"/>
+                <w:numId w:val="1114"/>
               </w:numPr>
               <w:jc w:val="left"/>
             </w:pPr>
@@ -17963,7 +18002,7 @@
             <w:pPr>
               <w:numPr>
                 <w:ilvl w:val="0"/>
-                <w:numId w:val="1113"/>
+                <w:numId w:val="1114"/>
               </w:numPr>
               <w:jc w:val="left"/>
             </w:pPr>
@@ -18014,7 +18053,7 @@
             <w:pPr>
               <w:numPr>
                 <w:ilvl w:val="0"/>
-                <w:numId w:val="1113"/>
+                <w:numId w:val="1114"/>
               </w:numPr>
               <w:jc w:val="left"/>
             </w:pPr>
@@ -18041,7 +18080,9 @@
       </w:tr>
       <w:tr>
         <w:tc>
-          <w:tcPr/>
+          <w:tcPr>
+            <w:shd w:val="clear" w:color="auto" w:fill="F6F8FA"/>
+          </w:tcPr>
           <w:p>
             <w:pPr>
               <w:jc w:val="left"/>
@@ -18052,7 +18093,9 @@
           </w:p>
         </w:tc>
         <w:tc>
-          <w:tcPr/>
+          <w:tcPr>
+            <w:shd w:val="clear" w:color="auto" w:fill="F6F8FA"/>
+          </w:tcPr>
           <w:p>
             <w:pPr>
               <w:jc w:val="left"/>
@@ -18063,12 +18106,14 @@
           </w:p>
         </w:tc>
         <w:tc>
-          <w:tcPr/>
+          <w:tcPr>
+            <w:shd w:val="clear" w:color="auto" w:fill="F6F8FA"/>
+          </w:tcPr>
           <w:p>
             <w:pPr>
               <w:numPr>
                 <w:ilvl w:val="0"/>
-                <w:numId w:val="1114"/>
+                <w:numId w:val="1115"/>
               </w:numPr>
               <w:jc w:val="left"/>
             </w:pPr>
@@ -18086,7 +18131,7 @@
             <w:pPr>
               <w:numPr>
                 <w:ilvl w:val="0"/>
-                <w:numId w:val="1114"/>
+                <w:numId w:val="1115"/>
               </w:numPr>
               <w:jc w:val="left"/>
             </w:pPr>
@@ -18140,7 +18185,7 @@
             <w:pPr>
               <w:numPr>
                 <w:ilvl w:val="0"/>
-                <w:numId w:val="1114"/>
+                <w:numId w:val="1115"/>
               </w:numPr>
               <w:jc w:val="left"/>
             </w:pPr>
@@ -18188,7 +18233,7 @@
             <w:pPr>
               <w:numPr>
                 <w:ilvl w:val="0"/>
-                <w:numId w:val="1114"/>
+                <w:numId w:val="1115"/>
               </w:numPr>
               <w:jc w:val="left"/>
             </w:pPr>
@@ -18209,9 +18254,7 @@
       </w:tr>
       <w:tr>
         <w:tc>
-          <w:tcPr>
-            <w:shd w:val="clear" w:color="auto" w:fill="F6F8FA"/>
-          </w:tcPr>
+          <w:tcPr/>
           <w:p>
             <w:pPr>
               <w:jc w:val="left"/>
@@ -18222,9 +18265,7 @@
           </w:p>
         </w:tc>
         <w:tc>
-          <w:tcPr>
-            <w:shd w:val="clear" w:color="auto" w:fill="F6F8FA"/>
-          </w:tcPr>
+          <w:tcPr/>
           <w:p>
             <w:pPr>
               <w:jc w:val="left"/>
@@ -18235,14 +18276,12 @@
           </w:p>
         </w:tc>
         <w:tc>
-          <w:tcPr>
-            <w:shd w:val="clear" w:color="auto" w:fill="F6F8FA"/>
-          </w:tcPr>
+          <w:tcPr/>
           <w:p>
             <w:pPr>
               <w:numPr>
                 <w:ilvl w:val="0"/>
-                <w:numId w:val="1115"/>
+                <w:numId w:val="1116"/>
               </w:numPr>
               <w:jc w:val="left"/>
             </w:pPr>
@@ -18254,7 +18293,7 @@
             <w:pPr>
               <w:numPr>
                 <w:ilvl w:val="0"/>
-                <w:numId w:val="1115"/>
+                <w:numId w:val="1116"/>
               </w:numPr>
               <w:jc w:val="left"/>
             </w:pPr>
@@ -18266,7 +18305,7 @@
             <w:pPr>
               <w:numPr>
                 <w:ilvl w:val="0"/>
-                <w:numId w:val="1115"/>
+                <w:numId w:val="1116"/>
               </w:numPr>
               <w:jc w:val="left"/>
             </w:pPr>
@@ -18278,7 +18317,7 @@
             <w:pPr>
               <w:numPr>
                 <w:ilvl w:val="0"/>
-                <w:numId w:val="1115"/>
+                <w:numId w:val="1116"/>
               </w:numPr>
               <w:jc w:val="left"/>
             </w:pPr>
@@ -18296,7 +18335,7 @@
             <w:pPr>
               <w:numPr>
                 <w:ilvl w:val="0"/>
-                <w:numId w:val="1115"/>
+                <w:numId w:val="1116"/>
               </w:numPr>
               <w:jc w:val="left"/>
             </w:pPr>
@@ -18308,7 +18347,7 @@
             <w:pPr>
               <w:numPr>
                 <w:ilvl w:val="0"/>
-                <w:numId w:val="1115"/>
+                <w:numId w:val="1116"/>
               </w:numPr>
               <w:jc w:val="left"/>
             </w:pPr>
@@ -19698,6 +19737,9 @@
     <w:abstractNumId w:val="991"/>
   </w:num>
   <w:num w:numId="1115">
+    <w:abstractNumId w:val="991"/>
+  </w:num>
+  <w:num w:numId="1116">
     <w:abstractNumId w:val="991"/>
   </w:num>
 </w:numbering>
@@ -20202,7 +20244,7 @@
       <w:outlineLvl w:val="9"/>
       <w:jc w:val="right"/>
       <w:pBdr>
-        <w:bottom w:val="single" w:sz="4" w:space="1" w:color="000000"/>
+        <w:bottom w:val="single" w:sz="4" w:space="1" w:color="C7000B"/>
       </w:pBdr>
     </w:pPr>
     <w:rPr>
@@ -20309,18 +20351,6 @@
       <w:rFonts w:ascii="HarmonyOS Sans" w:hAnsi="HarmonyOS Sans"/>
       <w:color w:val="595959"/>
       <w:sz w:val="24"/>
-    </w:rPr>
-  </w:style>
-  <w:style w:customStyle="1" w:styleId="TOCTitle" w:type="paragraph">
-    <w:name w:val="TOCTitle"/>
-    <w:pPr>
-      <w:spacing w:after="200" w:before="0"/>
-    </w:pPr>
-    <w:rPr>
-      <w:rFonts w:ascii="HarmonyOS Sans" w:hAnsi="HarmonyOS Sans"/>
-      <w:b/>
-      <w:color w:val="1F2328"/>
-      <w:sz w:val="44"/>
     </w:rPr>
   </w:style>
   <w:style w:customStyle="1" w:styleId="ImageBlock" w:type="paragraph">
@@ -20650,6 +20680,14 @@
       <w:ind w:left="0"/>
       <w:spacing w:after="40"/>
     </w:pPr>
+    <w:rPr>
+      <w:rFonts w:ascii="HarmonyOS Sans" w:hAnsi="HarmonyOS Sans"/>
+      <w:b/>
+      <w:bCs/>
+      <w:sz w:val="24"/>
+      <w:szCs w:val="24"/>
+      <w:color w:val="1F2328"/>
+    </w:rPr>
   </w:style>
   <w:style w:type="paragraph" w:styleId="TOC2">
     <w:name w:val="toc2"/>
@@ -20664,6 +20702,12 @@
       <w:ind w:left="420"/>
       <w:spacing w:after="40"/>
     </w:pPr>
+    <w:rPr>
+      <w:rFonts w:ascii="HarmonyOS Sans" w:hAnsi="HarmonyOS Sans"/>
+      <w:sz w:val="20"/>
+      <w:szCs w:val="20"/>
+      <w:color w:val="1F2328"/>
+    </w:rPr>
   </w:style>
   <w:style w:type="paragraph" w:styleId="TOC3">
     <w:name w:val="toc3"/>
@@ -20678,6 +20722,12 @@
       <w:ind w:left="840"/>
       <w:spacing w:after="40"/>
     </w:pPr>
+    <w:rPr>
+      <w:rFonts w:ascii="HarmonyOS Sans" w:hAnsi="HarmonyOS Sans"/>
+      <w:sz w:val="20"/>
+      <w:szCs w:val="20"/>
+      <w:color w:val="1F2328"/>
+    </w:rPr>
   </w:style>
 </w:styles>
 </file>

--- a/documents/setup-guide/setup-guide.docx
+++ b/documents/setup-guide/setup-guide.docx
@@ -84,7 +84,7 @@
           <w:b/>
           <w:sz w:val="24"/>
         </w:rPr>
-        <w:t xml:space="preserve">v6.9.0</w:t>
+        <w:t xml:space="preserve">v6.9.1</w:t>
       </w:r>
       <w:r>
         <w:rPr>
@@ -96,7 +96,7 @@
         <w:rPr>
           <w:sz w:val="24"/>
         </w:rPr>
-        <w:t xml:space="preserve">— September 20, 2026 21:25</w:t>
+        <w:t xml:space="preserve">— September 20, 2026 22:31</w:t>
       </w:r>
     </w:p>
     <w:sdt>
@@ -133,6 +133,7 @@
       <w:r>
         <w:rPr>
           <w:rStyle w:val="SectionNumber"/>
+          <w:sz w:val="112"/>
         </w:rPr>
         <w:t xml:space="preserve">1</w:t>
       </w:r>
@@ -1905,6 +1906,7 @@
       <w:r>
         <w:rPr>
           <w:rStyle w:val="SectionNumber"/>
+          <w:sz w:val="112"/>
         </w:rPr>
         <w:t xml:space="preserve">2</w:t>
       </w:r>
@@ -3172,6 +3174,7 @@
       <w:r>
         <w:rPr>
           <w:rStyle w:val="SectionNumber"/>
+          <w:sz w:val="112"/>
         </w:rPr>
         <w:t xml:space="preserve">3</w:t>
       </w:r>
@@ -4867,6 +4870,7 @@
       <w:r>
         <w:rPr>
           <w:rStyle w:val="SectionNumber"/>
+          <w:sz w:val="112"/>
         </w:rPr>
         <w:t xml:space="preserve">4</w:t>
       </w:r>
@@ -7221,6 +7225,7 @@
       <w:r>
         <w:rPr>
           <w:rStyle w:val="SectionNumber"/>
+          <w:sz w:val="112"/>
         </w:rPr>
         <w:t xml:space="preserve">5</w:t>
       </w:r>
@@ -8846,6 +8851,7 @@
       <w:r>
         <w:rPr>
           <w:rStyle w:val="SectionNumber"/>
+          <w:sz w:val="112"/>
         </w:rPr>
         <w:t xml:space="preserve">6</w:t>
       </w:r>
@@ -10817,6 +10823,7 @@
       <w:r>
         <w:rPr>
           <w:rStyle w:val="SectionNumber"/>
+          <w:sz w:val="112"/>
         </w:rPr>
         <w:t xml:space="preserve">7</w:t>
       </w:r>
@@ -12458,6 +12465,7 @@
       <w:r>
         <w:rPr>
           <w:rStyle w:val="SectionNumber"/>
+          <w:sz w:val="112"/>
         </w:rPr>
         <w:t xml:space="preserve">8</w:t>
       </w:r>
@@ -13248,6 +13256,7 @@
       <w:r>
         <w:rPr>
           <w:rStyle w:val="SectionNumber"/>
+          <w:sz w:val="112"/>
         </w:rPr>
         <w:t xml:space="preserve">9</w:t>
       </w:r>
@@ -13345,7 +13354,7 @@
               <w:jc w:val="left"/>
             </w:pPr>
             <w:r>
-              <w:t xml:space="preserve">6.9.0</w:t>
+              <w:t xml:space="preserve">6.9.1</w:t>
             </w:r>
           </w:p>
         </w:tc>
@@ -13371,7 +13380,7 @@
               <w:jc w:val="left"/>
             </w:pPr>
             <w:r>
-              <w:t xml:space="preserve">TOC styling: the table-of-contents title rule is now Huawei red (was black) in both PDF and DOCX, matching the H1 heading red rules. DOCX TOC entries now match the PDF: level 1 bold 12pt, levels 2-3 normal 10pt, HarmonyOS Sans font. DOCX TOC depth increased from 2 to 3 levels (matching PDF tocdepth). Dead TOCTitle style removed from DOCX.</w:t>
+              <w:t xml:space="preserve">Fix DOCX subsection number size: H2/H3/H4 section numbers were rendered at 56pt (same as H1) instead of matching the heading text size (18/16/14pt). The SectionNumber style is now unstyled (inherits heading size); 56pt is set directly on H1 number runs only.</w:t>
             </w:r>
           </w:p>
         </w:tc>
@@ -13386,7 +13395,7 @@
               <w:jc w:val="left"/>
             </w:pPr>
             <w:r>
-              <w:t xml:space="preserve">6.8.3</w:t>
+              <w:t xml:space="preserve">6.9.0</w:t>
             </w:r>
           </w:p>
         </w:tc>
@@ -13399,7 +13408,7 @@
               <w:jc w:val="left"/>
             </w:pPr>
             <w:r>
-              <w:t xml:space="preserve">2026-09-20</w:t>
+              <w:t xml:space="preserve">2026-09-21</w:t>
             </w:r>
           </w:p>
         </w:tc>
@@ -13416,7 +13425,7 @@
               <w:jc w:val="left"/>
             </w:pPr>
             <w:r>
-              <w:t xml:space="preserve">Docs accuracy fix: the multi-format pipeline descriptions in README, AGENTS, and all four SKILL.md files now correctly separate the DOCX/Markdown path (pre-processor then docbook then pandoc) from the HTML path (pre-processor then asciidoctor html5) — the previous wording implied HTML also went through docbook and pandoc. Corrected a stale comment in the DOCX fixer.</w:t>
+              <w:t xml:space="preserve">TOC styling: the table-of-contents title rule is now Huawei red (was black) in both PDF and DOCX, matching the H1 heading red rules. DOCX TOC entries now match the PDF: level 1 bold 12pt, levels 2-3 normal 10pt, HarmonyOS Sans font. DOCX TOC depth increased from 2 to 3 levels (matching PDF tocdepth). Dead TOCTitle style removed from DOCX.</w:t>
             </w:r>
           </w:p>
         </w:tc>
@@ -13429,7 +13438,7 @@
               <w:jc w:val="left"/>
             </w:pPr>
             <w:r>
-              <w:t xml:space="preserve">6.8.2</w:t>
+              <w:t xml:space="preserve">6.8.3</w:t>
             </w:r>
           </w:p>
         </w:tc>
@@ -13455,7 +13464,7 @@
               <w:jc w:val="left"/>
             </w:pPr>
             <w:r>
-              <w:t xml:space="preserve">Documentation and cleanup: README, AGENTS, and all four SKILL.md files now describe the real multi-format pipeline (pre-processor + docx_fix --fix + --lang flag) instead of the pre-v6.4 asciidoctor-to-pandoc chain. DOCX TOC title is now right-aligned like the PDF (was targeting a dead style). Signature names render bold like the PDF. Dead code removed (unused Caption style, dead TOCTitle style, dead HTML badge CSS). The --template and --lang flags accept the equals form (--template=guide). Various stale comments corrected.</w:t>
+              <w:t xml:space="preserve">Docs accuracy fix: the multi-format pipeline descriptions in README, AGENTS, and all four SKILL.md files now correctly separate the DOCX/Markdown path (pre-processor then docbook then pandoc) from the HTML path (pre-processor then asciidoctor html5) — the previous wording implied HTML also went through docbook and pandoc. Corrected a stale comment in the DOCX fixer.</w:t>
             </w:r>
           </w:p>
         </w:tc>
@@ -13470,7 +13479,7 @@
               <w:jc w:val="left"/>
             </w:pPr>
             <w:r>
-              <w:t xml:space="preserve">6.8.1</w:t>
+              <w:t xml:space="preserve">6.8.2</w:t>
             </w:r>
           </w:p>
         </w:tc>
@@ -13500,7 +13509,7 @@
               <w:jc w:val="left"/>
             </w:pPr>
             <w:r>
-              <w:t xml:space="preserve">Quality-pass fixes for v6.8.0: non-technical covers no longer show a stray Date paragraph (regression from the meta-scan change); the technical cover table is no longer hijacked from the body when :nochangelog: is set (boundary check on the cover-table detection); the Version/Date/Scenario table now renders unconditionally like the PDF (was gated by :nochangelog:); empty cover tables are skipped when no report values are set; corrected the cover-element-order wording in the v6.8.0 changelog.</w:t>
+              <w:t xml:space="preserve">Documentation and cleanup: README, AGENTS, and all four SKILL.md files now describe the real multi-format pipeline (pre-processor + docx_fix --fix + --lang flag) instead of the pre-v6.4 asciidoctor-to-pandoc chain. DOCX TOC title is now right-aligned like the PDF (was targeting a dead style). Signature names render bold like the PDF. Dead code removed (unused Caption style, dead TOCTitle style, dead HTML badge CSS). The --template and --lang flags accept the equals form (--template=guide). Various stale comments corrected.</w:t>
             </w:r>
           </w:p>
         </w:tc>
@@ -13513,7 +13522,7 @@
               <w:jc w:val="left"/>
             </w:pPr>
             <w:r>
-              <w:t xml:space="preserve">6.8.0</w:t>
+              <w:t xml:space="preserve">6.8.1</w:t>
             </w:r>
           </w:p>
         </w:tc>
@@ -13539,7 +13548,7 @@
               <w:jc w:val="left"/>
             </w:pPr>
             <w:r>
-              <w:t xml:space="preserve">Technical report covers now match the PDF in DOCX/MD/HTML: the title uses the PDF’s 24pt size (was 36pt), the report type label appears below the title (the DOCX cover keeps the established title-first order; the PDF has label-then-title), and the Version/Date/Scenario table is rendered with the PDF’s red label column. The cover meta line now shows the report version and its set date (was the document version and the build date). Authors, when set, appear as a table row like the PDF.</w:t>
+              <w:t xml:space="preserve">Quality-pass fixes for v6.8.0: non-technical covers no longer show a stray Date paragraph (regression from the meta-scan change); the technical cover table is no longer hijacked from the body when :nochangelog: is set (boundary check on the cover-table detection); the Version/Date/Scenario table now renders unconditionally like the PDF (was gated by :nochangelog:); empty cover tables are skipped when no report values are set; corrected the cover-element-order wording in the v6.8.0 changelog.</w:t>
             </w:r>
           </w:p>
         </w:tc>
@@ -13554,7 +13563,7 @@
               <w:jc w:val="left"/>
             </w:pPr>
             <w:r>
-              <w:t xml:space="preserve">6.7.0</w:t>
+              <w:t xml:space="preserve">6.8.0</w:t>
             </w:r>
           </w:p>
         </w:tc>
@@ -13584,7 +13593,7 @@
               <w:jc w:val="left"/>
             </w:pPr>
             <w:r>
-              <w:t xml:space="preserve">Badge and language fidelity: DOCX badge pills now render black text like the PDF (was frame-colored), use the correct label case (Pass, not PASS), include the Portuguese POC labels (Atendido, Parcial, Falha, Ignorado), and render at native width per template (testbook badge text no longer shrinks). Portuguese signature greetings now match the PDF (At.te,), the POC classification label matches the full PDF wording, and the secondary-format table headers (stakeholders, closing record, test summary, changelog) are now language-aware. DOCX footers show Página in Portuguese documents. Cover dates no longer zero-pad the day.</w:t>
+              <w:t xml:space="preserve">Technical report covers now match the PDF in DOCX/MD/HTML: the title uses the PDF’s 24pt size (was 36pt), the report type label appears below the title (the DOCX cover keeps the established title-first order; the PDF has label-then-title), and the Version/Date/Scenario table is rendered with the PDF’s red label column. The cover meta line now shows the report version and its set date (was the document version and the build date). Authors, when set, appear as a table row like the PDF.</w:t>
             </w:r>
           </w:p>
         </w:tc>
@@ -13597,7 +13606,7 @@
               <w:jc w:val="left"/>
             </w:pPr>
             <w:r>
-              <w:t xml:space="preserve">6.6.1</w:t>
+              <w:t xml:space="preserve">6.7.0</w:t>
             </w:r>
           </w:p>
         </w:tc>
@@ -13623,7 +13632,7 @@
               <w:jc w:val="left"/>
             </w:pPr>
             <w:r>
-              <w:t xml:space="preserve">Quality-pass fixes for v6.6.0: the TESTCASE-marker strip now covers the entire DOCX fix run (a failure at any stage can no longer leave markers in the output file); the fixer resets its template state between in-process runs (the documented path-sniffing fallback works again); build.sh also cleans temporary files on interrupt signals; fixed a CHANGELOG typo.</w:t>
+              <w:t xml:space="preserve">Badge and language fidelity: DOCX badge pills now render black text like the PDF (was frame-colored), use the correct label case (Pass, not PASS), include the Portuguese POC labels (Atendido, Parcial, Falha, Ignorado), and render at native width per template (testbook badge text no longer shrinks). Portuguese signature greetings now match the PDF (At.te,), the POC classification label matches the full PDF wording, and the secondary-format table headers (stakeholders, closing record, test summary, changelog) are now language-aware. DOCX footers show Página in Portuguese documents. Cover dates no longer zero-pad the day.</w:t>
             </w:r>
           </w:p>
         </w:tc>
@@ -13638,7 +13647,7 @@
               <w:jc w:val="left"/>
             </w:pPr>
             <w:r>
-              <w:t xml:space="preserve">6.6.0</w:t>
+              <w:t xml:space="preserve">6.6.1</w:t>
             </w:r>
           </w:p>
         </w:tc>
@@ -13668,6 +13677,45 @@
               <w:jc w:val="left"/>
             </w:pPr>
             <w:r>
+              <w:t xml:space="preserve">Quality-pass fixes for v6.6.0: the TESTCASE-marker strip now covers the entire DOCX fix run (a failure at any stage can no longer leave markers in the output file); the fixer resets its template state between in-process runs (the documented path-sniffing fallback works again); build.sh also cleans temporary files on interrupt signals; fixed a CHANGELOG typo.</w:t>
+            </w:r>
+          </w:p>
+        </w:tc>
+      </w:tr>
+      <w:tr>
+        <w:tc>
+          <w:tcPr/>
+          <w:p>
+            <w:pPr>
+              <w:jc w:val="left"/>
+            </w:pPr>
+            <w:r>
+              <w:t xml:space="preserve">6.6.0</w:t>
+            </w:r>
+          </w:p>
+        </w:tc>
+        <w:tc>
+          <w:tcPr/>
+          <w:p>
+            <w:pPr>
+              <w:jc w:val="left"/>
+            </w:pPr>
+            <w:r>
+              <w:t xml:space="preserve">2026-09-20</w:t>
+            </w:r>
+          </w:p>
+        </w:tc>
+        <w:tc>
+          <w:tcPr/>
+          <w:p>
+            <w:pPr>
+              <w:numPr>
+                <w:ilvl w:val="0"/>
+                <w:numId w:val="1050"/>
+              </w:numPr>
+              <w:jc w:val="left"/>
+            </w:pPr>
+            <w:r>
               <w:t xml:space="preserve">Pipeline robustness: DOCX post-processing now fails loudly when content styling errors occur (TESTCASE markers can no longer leak into output); the DOCX fixer takes an explicit</w:t>
             </w:r>
             <w:r>
@@ -13690,54 +13738,15 @@
       </w:tr>
       <w:tr>
         <w:tc>
-          <w:tcPr/>
+          <w:tcPr>
+            <w:shd w:val="clear" w:color="auto" w:fill="F6F8FA"/>
+          </w:tcPr>
           <w:p>
             <w:pPr>
               <w:jc w:val="left"/>
             </w:pPr>
             <w:r>
               <w:t xml:space="preserve">6.5.2</w:t>
-            </w:r>
-          </w:p>
-        </w:tc>
-        <w:tc>
-          <w:tcPr/>
-          <w:p>
-            <w:pPr>
-              <w:jc w:val="left"/>
-            </w:pPr>
-            <w:r>
-              <w:t xml:space="preserve">2026-09-20</w:t>
-            </w:r>
-          </w:p>
-        </w:tc>
-        <w:tc>
-          <w:tcPr/>
-          <w:p>
-            <w:pPr>
-              <w:numPr>
-                <w:ilvl w:val="0"/>
-                <w:numId w:val="1050"/>
-              </w:numPr>
-              <w:jc w:val="left"/>
-            </w:pPr>
-            <w:r>
-              <w:t xml:space="preserve">Quality-pass fixes for v6.5.1: LaTeX quote conversion now handles only paired quotes (quote characters inside code arguments are no longer corrupted); signature cells containing escaped ampersands are no longer split; round-trip HTML generation guards the asciidoctor-diagram dependency and fails loudly when generation fails; pre-processor unit tests now cover pipe escaping in all five table handlers.</w:t>
-            </w:r>
-          </w:p>
-        </w:tc>
-      </w:tr>
-      <w:tr>
-        <w:tc>
-          <w:tcPr>
-            <w:shd w:val="clear" w:color="auto" w:fill="F6F8FA"/>
-          </w:tcPr>
-          <w:p>
-            <w:pPr>
-              <w:jc w:val="left"/>
-            </w:pPr>
-            <w:r>
-              <w:t xml:space="preserve">6.5.1</w:t>
             </w:r>
           </w:p>
         </w:tc>
@@ -13767,7 +13776,7 @@
               <w:jc w:val="left"/>
             </w:pPr>
             <w:r>
-              <w:t xml:space="preserve">Fixed DOCX/MD/HTML output: tables are no longer corrupted when changelog, signature, or summary content contains a pipe character (“|”). Badge text is now preserved in DOCX/MD/HTML — a “Ready” badge renders “Ready” instead of “[NEW]”. Multi-item changelog entries render as bullet lists instead of being joined with a literal “+”. POC documents now include the changelog in DOCX/MD/HTML. The :noanswers: attribute now hides test results and remarks in DOCX/MD/HTML, matching the PDF. Inline LaTeX (monospace text, arrows, LaTeX quotes) no longer leaks from changelog entries. The test suite now exercises the real build pipeline (pre-processor wired into round-trip and DOCX tests), with new pre-processor unit tests.</w:t>
+              <w:t xml:space="preserve">Quality-pass fixes for v6.5.1: LaTeX quote conversion now handles only paired quotes (quote characters inside code arguments are no longer corrupted); signature cells containing escaped ampersands are no longer split; round-trip HTML generation guards the asciidoctor-diagram dependency and fails loudly when generation fails; pre-processor unit tests now cover pipe escaping in all five table handlers.</w:t>
             </w:r>
           </w:p>
         </w:tc>
@@ -13780,7 +13789,7 @@
               <w:jc w:val="left"/>
             </w:pPr>
             <w:r>
-              <w:t xml:space="preserve">6.5.0</w:t>
+              <w:t xml:space="preserve">6.5.1</w:t>
             </w:r>
           </w:p>
         </w:tc>
@@ -13806,7 +13815,7 @@
               <w:jc w:val="left"/>
             </w:pPr>
             <w:r>
-              <w:t xml:space="preserve">Evidence checklist simplified to plain bullets in both PDF and DOCX (checkbox markers removed for compatibility). Planned Activities list in DOCX now uses Word’s native lower-roman numbering (i., ii., iii.) matching the PDF. Badges in DOCX replaced with exact-replica PNG pill images (rounded, colored frame and background, bold text) matching the PDF \ huaweibadge look — assets committed to the repo. Signature blocks in DOCX no longer show literal + symbols (proper hard line breaks).</w:t>
+              <w:t xml:space="preserve">Fixed DOCX/MD/HTML output: tables are no longer corrupted when changelog, signature, or summary content contains a pipe character (“|”). Badge text is now preserved in DOCX/MD/HTML — a “Ready” badge renders “Ready” instead of “[NEW]”. Multi-item changelog entries render as bullet lists instead of being joined with a literal “+”. POC documents now include the changelog in DOCX/MD/HTML. The :noanswers: attribute now hides test results and remarks in DOCX/MD/HTML, matching the PDF. Inline LaTeX (monospace text, arrows, LaTeX quotes) no longer leaks from changelog entries. The test suite now exercises the real build pipeline (pre-processor wired into round-trip and DOCX tests), with new pre-processor unit tests.</w:t>
             </w:r>
           </w:p>
         </w:tc>
@@ -13821,7 +13830,7 @@
               <w:jc w:val="left"/>
             </w:pPr>
             <w:r>
-              <w:t xml:space="preserve">6.4.7</w:t>
+              <w:t xml:space="preserve">6.5.0</w:t>
             </w:r>
           </w:p>
         </w:tc>
@@ -13851,7 +13860,7 @@
               <w:jc w:val="left"/>
             </w:pPr>
             <w:r>
-              <w:t xml:space="preserve">Section titles in DOCX now match the PDF heading design: the big section number (56pt) sits on the left, the title text is pushed to the right edge (a right tab stop mimics the LaTeX \ hfill), and the red rule runs below — previously the title sat left-aligned next to a small number. Applies to all templates.</w:t>
+              <w:t xml:space="preserve">Evidence checklist simplified to plain bullets in both PDF and DOCX (checkbox markers removed for compatibility). Planned Activities list in DOCX now uses Word’s native lower-roman numbering (i., ii., iii.) matching the PDF. Badges in DOCX replaced with exact-replica PNG pill images (rounded, colored frame and background, bold text) matching the PDF \ huaweibadge look — assets committed to the repo. Signature blocks in DOCX no longer show literal + symbols (proper hard line breaks).</w:t>
             </w:r>
           </w:p>
         </w:tc>
@@ -13864,7 +13873,7 @@
               <w:jc w:val="left"/>
             </w:pPr>
             <w:r>
-              <w:t xml:space="preserve">6.4.6</w:t>
+              <w:t xml:space="preserve">6.4.7</w:t>
             </w:r>
           </w:p>
         </w:tc>
@@ -13890,7 +13899,7 @@
               <w:jc w:val="left"/>
             </w:pPr>
             <w:r>
-              <w:t xml:space="preserve">Code blocks inside test cases no longer break the red left rule in DOCX — the code style’s left indent (which jogged the rule) is reset inside test case blocks, and code blocks now show the PDF’s code box (gray background with thin border on top, bottom, and right, red rule continuing on the left).</w:t>
+              <w:t xml:space="preserve">Section titles in DOCX now match the PDF heading design: the big section number (56pt) sits on the left, the title text is pushed to the right edge (a right tab stop mimics the LaTeX \ hfill), and the red rule runs below — previously the title sat left-aligned next to a small number. Applies to all templates.</w:t>
             </w:r>
           </w:p>
         </w:tc>
@@ -13905,7 +13914,7 @@
               <w:jc w:val="left"/>
             </w:pPr>
             <w:r>
-              <w:t xml:space="preserve">6.4.5</w:t>
+              <w:t xml:space="preserve">6.4.6</w:t>
             </w:r>
           </w:p>
         </w:tc>
@@ -13935,7 +13944,7 @@
               <w:jc w:val="left"/>
             </w:pPr>
             <w:r>
-              <w:t xml:space="preserve">DOCX polish pass: all captions centered (matching the PDF), vertical spacing between blocks matched to the LaTeX rhythm (medskip/smallskip around captions, field bars, and steps), and test steps now render as separate paragraphs each with the red bold number (previously merged into one paragraph).</w:t>
+              <w:t xml:space="preserve">Code blocks inside test cases no longer break the red left rule in DOCX — the code style’s left indent (which jogged the rule) is reset inside test case blocks, and code blocks now show the PDF’s code box (gray background with thin border on top, bottom, and right, red rule continuing on the left).</w:t>
             </w:r>
           </w:p>
         </w:tc>
@@ -13948,7 +13957,7 @@
               <w:jc w:val="left"/>
             </w:pPr>
             <w:r>
-              <w:t xml:space="preserve">6.4.4</w:t>
+              <w:t xml:space="preserve">6.4.5</w:t>
             </w:r>
           </w:p>
         </w:tc>
@@ -13974,7 +13983,7 @@
               <w:jc w:val="left"/>
             </w:pPr>
             <w:r>
-              <w:t xml:space="preserve">DOCX covers now show the logo, cover text, and version/date/time meta line like the PDF. Test case blocks in DOCX get the PDF’s visual wrapper: red left rule, red field header bars, and red step numbers. Captions follow the PDF ordering system in DOCX, MD, and HTML (Table/Diagram/Figure/Testcase N: with bold symbol). Portuguese PDFs now label diagrams "Diagrama N:" (was hardcoded English "Diagram"). Markdown and HTML output no longer leaks raw LaTeX from passthrough blocks — the DOCX pre-processor now feeds those pipelines too.</w:t>
+              <w:t xml:space="preserve">DOCX polish pass: all captions centered (matching the PDF), vertical spacing between blocks matched to the LaTeX rhythm (medskip/smallskip around captions, field bars, and steps), and test steps now render as separate paragraphs each with the red bold number (previously merged into one paragraph).</w:t>
             </w:r>
           </w:p>
         </w:tc>
@@ -13989,7 +13998,7 @@
               <w:jc w:val="left"/>
             </w:pPr>
             <w:r>
-              <w:t xml:space="preserve">6.4.3</w:t>
+              <w:t xml:space="preserve">6.4.4</w:t>
             </w:r>
           </w:p>
         </w:tc>
@@ -14019,7 +14028,7 @@
               <w:jc w:val="left"/>
             </w:pPr>
             <w:r>
-              <w:t xml:space="preserve">Testbook and POC DOCX output now matches the PDF much more closely: native table of contents (language-aware, auto-populated), each section starts on a new page, embedded images and diagrams (PlantUML/Graphviz rendered), white-on-red table headers, cover version line under the title, centered test case captions, and plain black rules for signature grids.</w:t>
+              <w:t xml:space="preserve">DOCX covers now show the logo, cover text, and version/date/time meta line like the PDF. Test case blocks in DOCX get the PDF’s visual wrapper: red left rule, red field header bars, and red step numbers. Captions follow the PDF ordering system in DOCX, MD, and HTML (Table/Diagram/Figure/Testcase N: with bold symbol). Portuguese PDFs now label diagrams "Diagrama N:" (was hardcoded English "Diagram"). Markdown and HTML output no longer leaks raw LaTeX from passthrough blocks — the DOCX pre-processor now feeds those pipelines too.</w:t>
             </w:r>
           </w:p>
         </w:tc>
@@ -14032,7 +14041,7 @@
               <w:jc w:val="left"/>
             </w:pPr>
             <w:r>
-              <w:t xml:space="preserve">6.4.2</w:t>
+              <w:t xml:space="preserve">6.4.3</w:t>
             </w:r>
           </w:p>
         </w:tc>
@@ -14058,7 +14067,7 @@
               <w:jc w:val="left"/>
             </w:pPr>
             <w:r>
-              <w:t xml:space="preserve">DOCX output for POC and testbook templates now includes all passthrough content (stakeholders, closing record, signatures, test cases, test summary, changelog) via a new pre-processor. Fixed dropped Test Scope fields in testbook DOCX output.</w:t>
+              <w:t xml:space="preserve">Testbook and POC DOCX output now matches the PDF much more closely: native table of contents (language-aware, auto-populated), each section starts on a new page, embedded images and diagrams (PlantUML/Graphviz rendered), white-on-red table headers, cover version line under the title, centered test case captions, and plain black rules for signature grids.</w:t>
             </w:r>
           </w:p>
         </w:tc>
@@ -14073,7 +14082,7 @@
               <w:jc w:val="left"/>
             </w:pPr>
             <w:r>
-              <w:t xml:space="preserve">6.4.0</w:t>
+              <w:t xml:space="preserve">6.4.2</w:t>
             </w:r>
           </w:p>
         </w:tc>
@@ -14103,6 +14112,45 @@
               <w:jc w:val="left"/>
             </w:pPr>
             <w:r>
+              <w:t xml:space="preserve">DOCX output for POC and testbook templates now includes all passthrough content (stakeholders, closing record, signatures, test cases, test summary, changelog) via a new pre-processor. Fixed dropped Test Scope fields in testbook DOCX output.</w:t>
+            </w:r>
+          </w:p>
+        </w:tc>
+      </w:tr>
+      <w:tr>
+        <w:tc>
+          <w:tcPr/>
+          <w:p>
+            <w:pPr>
+              <w:jc w:val="left"/>
+            </w:pPr>
+            <w:r>
+              <w:t xml:space="preserve">6.4.0</w:t>
+            </w:r>
+          </w:p>
+        </w:tc>
+        <w:tc>
+          <w:tcPr/>
+          <w:p>
+            <w:pPr>
+              <w:jc w:val="left"/>
+            </w:pPr>
+            <w:r>
+              <w:t xml:space="preserve">2026-09-20</w:t>
+            </w:r>
+          </w:p>
+        </w:tc>
+        <w:tc>
+          <w:tcPr/>
+          <w:p>
+            <w:pPr>
+              <w:numPr>
+                <w:ilvl w:val="0"/>
+                <w:numId w:val="1060"/>
+              </w:numPr>
+              <w:jc w:val="left"/>
+            </w:pPr>
+            <w:r>
               <w:t xml:space="preserve">Fixed changelog dates — replaced</w:t>
             </w:r>
             <w:r>
@@ -14125,54 +14173,15 @@
       </w:tr>
       <w:tr>
         <w:tc>
-          <w:tcPr/>
+          <w:tcPr>
+            <w:shd w:val="clear" w:color="auto" w:fill="F6F8FA"/>
+          </w:tcPr>
           <w:p>
             <w:pPr>
               <w:jc w:val="left"/>
             </w:pPr>
             <w:r>
               <w:t xml:space="preserve">5.1.1</w:t>
-            </w:r>
-          </w:p>
-        </w:tc>
-        <w:tc>
-          <w:tcPr/>
-          <w:p>
-            <w:pPr>
-              <w:jc w:val="left"/>
-            </w:pPr>
-            <w:r>
-              <w:t xml:space="preserve">2026-09-14</w:t>
-            </w:r>
-          </w:p>
-        </w:tc>
-        <w:tc>
-          <w:tcPr/>
-          <w:p>
-            <w:pPr>
-              <w:numPr>
-                <w:ilvl w:val="0"/>
-                <w:numId w:val="1060"/>
-              </w:numPr>
-              <w:jc w:val="left"/>
-            </w:pPr>
-            <w:r>
-              <w:t xml:space="preserve">Synced callout colors in DOCX/HTML/MD output to match brand palette. Added color palette demo.</w:t>
-            </w:r>
-          </w:p>
-        </w:tc>
-      </w:tr>
-      <w:tr>
-        <w:tc>
-          <w:tcPr>
-            <w:shd w:val="clear" w:color="auto" w:fill="F6F8FA"/>
-          </w:tcPr>
-          <w:p>
-            <w:pPr>
-              <w:jc w:val="left"/>
-            </w:pPr>
-            <w:r>
-              <w:t xml:space="preserve">5.1.0</w:t>
             </w:r>
           </w:p>
         </w:tc>
@@ -14202,7 +14211,7 @@
               <w:jc w:val="left"/>
             </w:pPr>
             <w:r>
-              <w:t xml:space="preserve">Adopted brand guidelines auxiliary color palette and monochrome scale. Aligned callout colors to brand specifications.</w:t>
+              <w:t xml:space="preserve">Synced callout colors in DOCX/HTML/MD output to match brand palette. Added color palette demo.</w:t>
             </w:r>
           </w:p>
         </w:tc>
@@ -14215,7 +14224,7 @@
               <w:jc w:val="left"/>
             </w:pPr>
             <w:r>
-              <w:t xml:space="preserve">5.0.3</w:t>
+              <w:t xml:space="preserve">5.1.0</w:t>
             </w:r>
           </w:p>
         </w:tc>
@@ -14241,6 +14250,51 @@
               <w:jc w:val="left"/>
             </w:pPr>
             <w:r>
+              <w:t xml:space="preserve">Adopted brand guidelines auxiliary color palette and monochrome scale. Aligned callout colors to brand specifications.</w:t>
+            </w:r>
+          </w:p>
+        </w:tc>
+      </w:tr>
+      <w:tr>
+        <w:tc>
+          <w:tcPr>
+            <w:shd w:val="clear" w:color="auto" w:fill="F6F8FA"/>
+          </w:tcPr>
+          <w:p>
+            <w:pPr>
+              <w:jc w:val="left"/>
+            </w:pPr>
+            <w:r>
+              <w:t xml:space="preserve">5.0.3</w:t>
+            </w:r>
+          </w:p>
+        </w:tc>
+        <w:tc>
+          <w:tcPr>
+            <w:shd w:val="clear" w:color="auto" w:fill="F6F8FA"/>
+          </w:tcPr>
+          <w:p>
+            <w:pPr>
+              <w:jc w:val="left"/>
+            </w:pPr>
+            <w:r>
+              <w:t xml:space="preserve">2026-09-14</w:t>
+            </w:r>
+          </w:p>
+        </w:tc>
+        <w:tc>
+          <w:tcPr>
+            <w:shd w:val="clear" w:color="auto" w:fill="F6F8FA"/>
+          </w:tcPr>
+          <w:p>
+            <w:pPr>
+              <w:numPr>
+                <w:ilvl w:val="0"/>
+                <w:numId w:val="1063"/>
+              </w:numPr>
+              <w:jc w:val="left"/>
+            </w:pPr>
+            <w:r>
               <w:t xml:space="preserve">Removed non-standard</w:t>
             </w:r>
             <w:r>
@@ -14263,58 +14317,13 @@
       </w:tr>
       <w:tr>
         <w:tc>
-          <w:tcPr>
-            <w:shd w:val="clear" w:color="auto" w:fill="F6F8FA"/>
-          </w:tcPr>
+          <w:tcPr/>
           <w:p>
             <w:pPr>
               <w:jc w:val="left"/>
             </w:pPr>
             <w:r>
               <w:t xml:space="preserve">5.0.2</w:t>
-            </w:r>
-          </w:p>
-        </w:tc>
-        <w:tc>
-          <w:tcPr>
-            <w:shd w:val="clear" w:color="auto" w:fill="F6F8FA"/>
-          </w:tcPr>
-          <w:p>
-            <w:pPr>
-              <w:jc w:val="left"/>
-            </w:pPr>
-            <w:r>
-              <w:t xml:space="preserve">2026-09-14</w:t>
-            </w:r>
-          </w:p>
-        </w:tc>
-        <w:tc>
-          <w:tcPr>
-            <w:shd w:val="clear" w:color="auto" w:fill="F6F8FA"/>
-          </w:tcPr>
-          <w:p>
-            <w:pPr>
-              <w:numPr>
-                <w:ilvl w:val="0"/>
-                <w:numId w:val="1063"/>
-              </w:numPr>
-              <w:jc w:val="left"/>
-            </w:pPr>
-            <w:r>
-              <w:t xml:space="preserve">Long commands in test steps now render as code blocks instead of inline code.</w:t>
-            </w:r>
-          </w:p>
-        </w:tc>
-      </w:tr>
-      <w:tr>
-        <w:tc>
-          <w:tcPr/>
-          <w:p>
-            <w:pPr>
-              <w:jc w:val="left"/>
-            </w:pPr>
-            <w:r>
-              <w:t xml:space="preserve">5.0.1</w:t>
             </w:r>
           </w:p>
         </w:tc>
@@ -14340,7 +14349,7 @@
               <w:jc w:val="left"/>
             </w:pPr>
             <w:r>
-              <w:t xml:space="preserve">Testcase caption centered above the block.</w:t>
+              <w:t xml:space="preserve">Long commands in test steps now render as code blocks instead of inline code.</w:t>
             </w:r>
           </w:p>
         </w:tc>
@@ -14355,7 +14364,7 @@
               <w:jc w:val="left"/>
             </w:pPr>
             <w:r>
-              <w:t xml:space="preserve">5.0.0</w:t>
+              <w:t xml:space="preserve">5.0.1</w:t>
             </w:r>
           </w:p>
         </w:tc>
@@ -14385,6 +14394,45 @@
               <w:jc w:val="left"/>
             </w:pPr>
             <w:r>
+              <w:t xml:space="preserve">Testcase caption centered above the block.</w:t>
+            </w:r>
+          </w:p>
+        </w:tc>
+      </w:tr>
+      <w:tr>
+        <w:tc>
+          <w:tcPr/>
+          <w:p>
+            <w:pPr>
+              <w:jc w:val="left"/>
+            </w:pPr>
+            <w:r>
+              <w:t xml:space="preserve">5.0.0</w:t>
+            </w:r>
+          </w:p>
+        </w:tc>
+        <w:tc>
+          <w:tcPr/>
+          <w:p>
+            <w:pPr>
+              <w:jc w:val="left"/>
+            </w:pPr>
+            <w:r>
+              <w:t xml:space="preserve">2026-09-14</w:t>
+            </w:r>
+          </w:p>
+        </w:tc>
+        <w:tc>
+          <w:tcPr/>
+          <w:p>
+            <w:pPr>
+              <w:numPr>
+                <w:ilvl w:val="0"/>
+                <w:numId w:val="1066"/>
+              </w:numPr>
+              <w:jc w:val="left"/>
+            </w:pPr>
+            <w:r>
               <w:t xml:space="preserve">Major refactoring: extracted shared modules (huawei-titles, huawei-toc, huawei-cover), renamed</w:t>
             </w:r>
             <w:r>
@@ -14446,7 +14494,9 @@
       </w:tr>
       <w:tr>
         <w:tc>
-          <w:tcPr/>
+          <w:tcPr>
+            <w:shd w:val="clear" w:color="auto" w:fill="F6F8FA"/>
+          </w:tcPr>
           <w:p>
             <w:pPr>
               <w:jc w:val="left"/>
@@ -14457,56 +14507,15 @@
           </w:p>
         </w:tc>
         <w:tc>
-          <w:tcPr/>
+          <w:tcPr>
+            <w:shd w:val="clear" w:color="auto" w:fill="F6F8FA"/>
+          </w:tcPr>
           <w:p>
             <w:pPr>
               <w:jc w:val="left"/>
             </w:pPr>
             <w:r>
               <w:t xml:space="preserve">2026-09-14</w:t>
-            </w:r>
-          </w:p>
-        </w:tc>
-        <w:tc>
-          <w:tcPr/>
-          <w:p>
-            <w:pPr>
-              <w:numPr>
-                <w:ilvl w:val="0"/>
-                <w:numId w:val="1066"/>
-              </w:numPr>
-              <w:jc w:val="left"/>
-            </w:pPr>
-            <w:r>
-              <w:t xml:space="preserve">Testcase headings now formatted as captions (like figures/tables): bold “Testcase N:” followed by description. Changed label from “Test Case” to “Testcase”.</w:t>
-            </w:r>
-          </w:p>
-        </w:tc>
-      </w:tr>
-      <w:tr>
-        <w:tc>
-          <w:tcPr>
-            <w:shd w:val="clear" w:color="auto" w:fill="F6F8FA"/>
-          </w:tcPr>
-          <w:p>
-            <w:pPr>
-              <w:jc w:val="left"/>
-            </w:pPr>
-            <w:r>
-              <w:t xml:space="preserve">4.6.0</w:t>
-            </w:r>
-          </w:p>
-        </w:tc>
-        <w:tc>
-          <w:tcPr>
-            <w:shd w:val="clear" w:color="auto" w:fill="F6F8FA"/>
-          </w:tcPr>
-          <w:p>
-            <w:pPr>
-              <w:jc w:val="left"/>
-            </w:pPr>
-            <w:r>
-              <w:t xml:space="preserve">2026-09-13</w:t>
             </w:r>
           </w:p>
         </w:tc>
@@ -14523,7 +14532,7 @@
               <w:jc w:val="left"/>
             </w:pPr>
             <w:r>
-              <w:t xml:space="preserve">Section restructure: Introduction, Test Cases (with category subsections), Conclusion. Testcases auto-numbered like figures/tables. Changed testcase from subsection to subsubsection.</w:t>
+              <w:t xml:space="preserve">Testcase headings now formatted as captions (like figures/tables): bold “Testcase N:” followed by description. Changed label from “Test Case” to “Testcase”.</w:t>
             </w:r>
           </w:p>
         </w:tc>
@@ -14536,7 +14545,7 @@
               <w:jc w:val="left"/>
             </w:pPr>
             <w:r>
-              <w:t xml:space="preserve">4.5.0</w:t>
+              <w:t xml:space="preserve">4.6.0</w:t>
             </w:r>
           </w:p>
         </w:tc>
@@ -14562,6 +14571,51 @@
               <w:jc w:val="left"/>
             </w:pPr>
             <w:r>
+              <w:t xml:space="preserve">Section restructure: Introduction, Test Cases (with category subsections), Conclusion. Testcases auto-numbered like figures/tables. Changed testcase from subsection to subsubsection.</w:t>
+            </w:r>
+          </w:p>
+        </w:tc>
+      </w:tr>
+      <w:tr>
+        <w:tc>
+          <w:tcPr>
+            <w:shd w:val="clear" w:color="auto" w:fill="F6F8FA"/>
+          </w:tcPr>
+          <w:p>
+            <w:pPr>
+              <w:jc w:val="left"/>
+            </w:pPr>
+            <w:r>
+              <w:t xml:space="preserve">4.5.0</w:t>
+            </w:r>
+          </w:p>
+        </w:tc>
+        <w:tc>
+          <w:tcPr>
+            <w:shd w:val="clear" w:color="auto" w:fill="F6F8FA"/>
+          </w:tcPr>
+          <w:p>
+            <w:pPr>
+              <w:jc w:val="left"/>
+            </w:pPr>
+            <w:r>
+              <w:t xml:space="preserve">2026-09-13</w:t>
+            </w:r>
+          </w:p>
+        </w:tc>
+        <w:tc>
+          <w:tcPr>
+            <w:shd w:val="clear" w:color="auto" w:fill="F6F8FA"/>
+          </w:tcPr>
+          <w:p>
+            <w:pPr>
+              <w:numPr>
+                <w:ilvl w:val="0"/>
+                <w:numId w:val="1069"/>
+              </w:numPr>
+              <w:jc w:val="left"/>
+            </w:pPr>
+            <w:r>
               <w:t xml:space="preserve">Unified field APIs:</w:t>
             </w:r>
             <w:r>
@@ -14626,58 +14680,13 @@
       </w:tr>
       <w:tr>
         <w:tc>
-          <w:tcPr>
-            <w:shd w:val="clear" w:color="auto" w:fill="F6F8FA"/>
-          </w:tcPr>
+          <w:tcPr/>
           <w:p>
             <w:pPr>
               <w:jc w:val="left"/>
             </w:pPr>
             <w:r>
               <w:t xml:space="preserve">4.4.0</w:t>
-            </w:r>
-          </w:p>
-        </w:tc>
-        <w:tc>
-          <w:tcPr>
-            <w:shd w:val="clear" w:color="auto" w:fill="F6F8FA"/>
-          </w:tcPr>
-          <w:p>
-            <w:pPr>
-              <w:jc w:val="left"/>
-            </w:pPr>
-            <w:r>
-              <w:t xml:space="preserve">2026-09-13</w:t>
-            </w:r>
-          </w:p>
-        </w:tc>
-        <w:tc>
-          <w:tcPr>
-            <w:shd w:val="clear" w:color="auto" w:fill="F6F8FA"/>
-          </w:tcPr>
-          <w:p>
-            <w:pPr>
-              <w:numPr>
-                <w:ilvl w:val="0"/>
-                <w:numId w:val="1069"/>
-              </w:numPr>
-              <w:jc w:val="left"/>
-            </w:pPr>
-            <w:r>
-              <w:t xml:space="preserve">Code review fixes: removed dead labels, badge now uses Huawei brand colors (tipbg/tipfg, huaweired, warningbg/warningfg), Lua filter preserves formatting in DOCX/MD/HTML via parse_latex_blocks, testprocedure handler preserves non-step content (images, code, callouts).</w:t>
-            </w:r>
-          </w:p>
-        </w:tc>
-      </w:tr>
-      <w:tr>
-        <w:tc>
-          <w:tcPr/>
-          <w:p>
-            <w:pPr>
-              <w:jc w:val="left"/>
-            </w:pPr>
-            <w:r>
-              <w:t xml:space="preserve">4.3.0</w:t>
             </w:r>
           </w:p>
         </w:tc>
@@ -14703,6 +14712,51 @@
               <w:jc w:val="left"/>
             </w:pPr>
             <w:r>
+              <w:t xml:space="preserve">Code review fixes: removed dead labels, badge now uses Huawei brand colors (tipbg/tipfg, huaweired, warningbg/warningfg), Lua filter preserves formatting in DOCX/MD/HTML via parse_latex_blocks, testprocedure handler preserves non-step content (images, code, callouts).</w:t>
+            </w:r>
+          </w:p>
+        </w:tc>
+      </w:tr>
+      <w:tr>
+        <w:tc>
+          <w:tcPr>
+            <w:shd w:val="clear" w:color="auto" w:fill="F6F8FA"/>
+          </w:tcPr>
+          <w:p>
+            <w:pPr>
+              <w:jc w:val="left"/>
+            </w:pPr>
+            <w:r>
+              <w:t xml:space="preserve">4.3.0</w:t>
+            </w:r>
+          </w:p>
+        </w:tc>
+        <w:tc>
+          <w:tcPr>
+            <w:shd w:val="clear" w:color="auto" w:fill="F6F8FA"/>
+          </w:tcPr>
+          <w:p>
+            <w:pPr>
+              <w:jc w:val="left"/>
+            </w:pPr>
+            <w:r>
+              <w:t xml:space="preserve">2026-09-13</w:t>
+            </w:r>
+          </w:p>
+        </w:tc>
+        <w:tc>
+          <w:tcPr>
+            <w:shd w:val="clear" w:color="auto" w:fill="F6F8FA"/>
+          </w:tcPr>
+          <w:p>
+            <w:pPr>
+              <w:numPr>
+                <w:ilvl w:val="0"/>
+                <w:numId w:val="1071"/>
+              </w:numPr>
+              <w:jc w:val="left"/>
+            </w:pPr>
+            <w:r>
               <w:t xml:space="preserve">Added</w:t>
             </w:r>
             <w:r>
@@ -14755,9 +14809,7 @@
       </w:tr>
       <w:tr>
         <w:tc>
-          <w:tcPr>
-            <w:shd w:val="clear" w:color="auto" w:fill="F6F8FA"/>
-          </w:tcPr>
+          <w:tcPr/>
           <w:p>
             <w:pPr>
               <w:jc w:val="left"/>
@@ -14768,9 +14820,7 @@
           </w:p>
         </w:tc>
         <w:tc>
-          <w:tcPr>
-            <w:shd w:val="clear" w:color="auto" w:fill="F6F8FA"/>
-          </w:tcPr>
+          <w:tcPr/>
           <w:p>
             <w:pPr>
               <w:jc w:val="left"/>
@@ -14781,14 +14831,12 @@
           </w:p>
         </w:tc>
         <w:tc>
-          <w:tcPr>
-            <w:shd w:val="clear" w:color="auto" w:fill="F6F8FA"/>
-          </w:tcPr>
+          <w:tcPr/>
           <w:p>
             <w:pPr>
               <w:numPr>
                 <w:ilvl w:val="0"/>
-                <w:numId w:val="1071"/>
+                <w:numId w:val="1072"/>
               </w:numPr>
               <w:jc w:val="left"/>
             </w:pPr>
@@ -14842,7 +14890,9 @@
       </w:tr>
       <w:tr>
         <w:tc>
-          <w:tcPr/>
+          <w:tcPr>
+            <w:shd w:val="clear" w:color="auto" w:fill="F6F8FA"/>
+          </w:tcPr>
           <w:p>
             <w:pPr>
               <w:jc w:val="left"/>
@@ -14853,7 +14903,9 @@
           </w:p>
         </w:tc>
         <w:tc>
-          <w:tcPr/>
+          <w:tcPr>
+            <w:shd w:val="clear" w:color="auto" w:fill="F6F8FA"/>
+          </w:tcPr>
           <w:p>
             <w:pPr>
               <w:jc w:val="left"/>
@@ -14864,12 +14916,14 @@
           </w:p>
         </w:tc>
         <w:tc>
-          <w:tcPr/>
+          <w:tcPr>
+            <w:shd w:val="clear" w:color="auto" w:fill="F6F8FA"/>
+          </w:tcPr>
           <w:p>
             <w:pPr>
               <w:numPr>
                 <w:ilvl w:val="0"/>
-                <w:numId w:val="1072"/>
+                <w:numId w:val="1073"/>
               </w:numPr>
               <w:jc w:val="left"/>
             </w:pPr>
@@ -14896,9 +14950,7 @@
       </w:tr>
       <w:tr>
         <w:tc>
-          <w:tcPr>
-            <w:shd w:val="clear" w:color="auto" w:fill="F6F8FA"/>
-          </w:tcPr>
+          <w:tcPr/>
           <w:p>
             <w:pPr>
               <w:jc w:val="left"/>
@@ -14909,9 +14961,7 @@
           </w:p>
         </w:tc>
         <w:tc>
-          <w:tcPr>
-            <w:shd w:val="clear" w:color="auto" w:fill="F6F8FA"/>
-          </w:tcPr>
+          <w:tcPr/>
           <w:p>
             <w:pPr>
               <w:jc w:val="left"/>
@@ -14922,14 +14972,12 @@
           </w:p>
         </w:tc>
         <w:tc>
-          <w:tcPr>
-            <w:shd w:val="clear" w:color="auto" w:fill="F6F8FA"/>
-          </w:tcPr>
+          <w:tcPr/>
           <w:p>
             <w:pPr>
               <w:numPr>
                 <w:ilvl w:val="0"/>
-                <w:numId w:val="1073"/>
+                <w:numId w:val="1074"/>
               </w:numPr>
               <w:jc w:val="left"/>
             </w:pPr>
@@ -14971,7 +15019,9 @@
       </w:tr>
       <w:tr>
         <w:tc>
-          <w:tcPr/>
+          <w:tcPr>
+            <w:shd w:val="clear" w:color="auto" w:fill="F6F8FA"/>
+          </w:tcPr>
           <w:p>
             <w:pPr>
               <w:jc w:val="left"/>
@@ -14982,7 +15032,9 @@
           </w:p>
         </w:tc>
         <w:tc>
-          <w:tcPr/>
+          <w:tcPr>
+            <w:shd w:val="clear" w:color="auto" w:fill="F6F8FA"/>
+          </w:tcPr>
           <w:p>
             <w:pPr>
               <w:jc w:val="left"/>
@@ -14993,12 +15045,14 @@
           </w:p>
         </w:tc>
         <w:tc>
-          <w:tcPr/>
+          <w:tcPr>
+            <w:shd w:val="clear" w:color="auto" w:fill="F6F8FA"/>
+          </w:tcPr>
           <w:p>
             <w:pPr>
               <w:numPr>
                 <w:ilvl w:val="0"/>
-                <w:numId w:val="1074"/>
+                <w:numId w:val="1075"/>
               </w:numPr>
               <w:jc w:val="left"/>
             </w:pPr>
@@ -15025,58 +15079,13 @@
       </w:tr>
       <w:tr>
         <w:tc>
-          <w:tcPr>
-            <w:shd w:val="clear" w:color="auto" w:fill="F6F8FA"/>
-          </w:tcPr>
+          <w:tcPr/>
           <w:p>
             <w:pPr>
               <w:jc w:val="left"/>
             </w:pPr>
             <w:r>
               <w:t xml:space="preserve">3.8.1</w:t>
-            </w:r>
-          </w:p>
-        </w:tc>
-        <w:tc>
-          <w:tcPr>
-            <w:shd w:val="clear" w:color="auto" w:fill="F6F8FA"/>
-          </w:tcPr>
-          <w:p>
-            <w:pPr>
-              <w:jc w:val="left"/>
-            </w:pPr>
-            <w:r>
-              <w:t xml:space="preserve">2026-09-13</w:t>
-            </w:r>
-          </w:p>
-        </w:tc>
-        <w:tc>
-          <w:tcPr>
-            <w:shd w:val="clear" w:color="auto" w:fill="F6F8FA"/>
-          </w:tcPr>
-          <w:p>
-            <w:pPr>
-              <w:numPr>
-                <w:ilvl w:val="0"/>
-                <w:numId w:val="1075"/>
-              </w:numPr>
-              <w:jc w:val="left"/>
-            </w:pPr>
-            <w:r>
-              <w:t xml:space="preserve">End-to-end quality review: fixed testbook PDF metadata title, removed stray user DOCX from template dir, fixed round-trip.sh variable typo, updated stale references in AGENTS.md and README.md, committed testbook sample PDFs, set TZ for pandoc cover time consistency, widened pandoc version range.</w:t>
-            </w:r>
-          </w:p>
-        </w:tc>
-      </w:tr>
-      <w:tr>
-        <w:tc>
-          <w:tcPr/>
-          <w:p>
-            <w:pPr>
-              <w:jc w:val="left"/>
-            </w:pPr>
-            <w:r>
-              <w:t xml:space="preserve">3.8.0</w:t>
             </w:r>
           </w:p>
         </w:tc>
@@ -15102,7 +15111,7 @@
               <w:jc w:val="left"/>
             </w:pPr>
             <w:r>
-              <w:t xml:space="preserve">Removed Tips and Tricks chapter (tmux configuration) — required VS Code-specific keybindings that don’t generalize across terminal setups.</w:t>
+              <w:t xml:space="preserve">End-to-end quality review: fixed testbook PDF metadata title, removed stray user DOCX from template dir, fixed round-trip.sh variable typo, updated stale references in AGENTS.md and README.md, committed testbook sample PDFs, set TZ for pandoc cover time consistency, widened pandoc version range.</w:t>
             </w:r>
           </w:p>
         </w:tc>
@@ -15117,7 +15126,7 @@
               <w:jc w:val="left"/>
             </w:pPr>
             <w:r>
-              <w:t xml:space="preserve">3.7.0</w:t>
+              <w:t xml:space="preserve">3.8.0</w:t>
             </w:r>
           </w:p>
         </w:tc>
@@ -15130,7 +15139,7 @@
               <w:jc w:val="left"/>
             </w:pPr>
             <w:r>
-              <w:t xml:space="preserve">2026-09-12</w:t>
+              <w:t xml:space="preserve">2026-09-13</w:t>
             </w:r>
           </w:p>
         </w:tc>
@@ -15147,6 +15156,45 @@
               <w:jc w:val="left"/>
             </w:pPr>
             <w:r>
+              <w:t xml:space="preserve">Removed Tips and Tricks chapter (tmux configuration) — required VS Code-specific keybindings that don’t generalize across terminal setups.</w:t>
+            </w:r>
+          </w:p>
+        </w:tc>
+      </w:tr>
+      <w:tr>
+        <w:tc>
+          <w:tcPr/>
+          <w:p>
+            <w:pPr>
+              <w:jc w:val="left"/>
+            </w:pPr>
+            <w:r>
+              <w:t xml:space="preserve">3.7.0</w:t>
+            </w:r>
+          </w:p>
+        </w:tc>
+        <w:tc>
+          <w:tcPr/>
+          <w:p>
+            <w:pPr>
+              <w:jc w:val="left"/>
+            </w:pPr>
+            <w:r>
+              <w:t xml:space="preserve">2026-09-12</w:t>
+            </w:r>
+          </w:p>
+        </w:tc>
+        <w:tc>
+          <w:tcPr/>
+          <w:p>
+            <w:pPr>
+              <w:numPr>
+                <w:ilvl w:val="0"/>
+                <w:numId w:val="1078"/>
+              </w:numPr>
+              <w:jc w:val="left"/>
+            </w:pPr>
+            <w:r>
               <w:t xml:space="preserve">Added</w:t>
             </w:r>
             <w:r>
@@ -15199,7 +15247,9 @@
       </w:tr>
       <w:tr>
         <w:tc>
-          <w:tcPr/>
+          <w:tcPr>
+            <w:shd w:val="clear" w:color="auto" w:fill="F6F8FA"/>
+          </w:tcPr>
           <w:p>
             <w:pPr>
               <w:jc w:val="left"/>
@@ -15210,7 +15260,9 @@
           </w:p>
         </w:tc>
         <w:tc>
-          <w:tcPr/>
+          <w:tcPr>
+            <w:shd w:val="clear" w:color="auto" w:fill="F6F8FA"/>
+          </w:tcPr>
           <w:p>
             <w:pPr>
               <w:jc w:val="left"/>
@@ -15221,12 +15273,14 @@
           </w:p>
         </w:tc>
         <w:tc>
-          <w:tcPr/>
+          <w:tcPr>
+            <w:shd w:val="clear" w:color="auto" w:fill="F6F8FA"/>
+          </w:tcPr>
           <w:p>
             <w:pPr>
               <w:numPr>
                 <w:ilvl w:val="0"/>
-                <w:numId w:val="1078"/>
+                <w:numId w:val="1079"/>
               </w:numPr>
               <w:jc w:val="left"/>
             </w:pPr>
@@ -15283,9 +15337,7 @@
       </w:tr>
       <w:tr>
         <w:tc>
-          <w:tcPr>
-            <w:shd w:val="clear" w:color="auto" w:fill="F6F8FA"/>
-          </w:tcPr>
+          <w:tcPr/>
           <w:p>
             <w:pPr>
               <w:jc w:val="left"/>
@@ -15296,9 +15348,7 @@
           </w:p>
         </w:tc>
         <w:tc>
-          <w:tcPr>
-            <w:shd w:val="clear" w:color="auto" w:fill="F6F8FA"/>
-          </w:tcPr>
+          <w:tcPr/>
           <w:p>
             <w:pPr>
               <w:jc w:val="left"/>
@@ -15309,14 +15359,12 @@
           </w:p>
         </w:tc>
         <w:tc>
-          <w:tcPr>
-            <w:shd w:val="clear" w:color="auto" w:fill="F6F8FA"/>
-          </w:tcPr>
+          <w:tcPr/>
           <w:p>
             <w:pPr>
               <w:numPr>
                 <w:ilvl w:val="0"/>
-                <w:numId w:val="1079"/>
+                <w:numId w:val="1080"/>
               </w:numPr>
               <w:jc w:val="left"/>
             </w:pPr>
@@ -15394,7 +15442,9 @@
       </w:tr>
       <w:tr>
         <w:tc>
-          <w:tcPr/>
+          <w:tcPr>
+            <w:shd w:val="clear" w:color="auto" w:fill="F6F8FA"/>
+          </w:tcPr>
           <w:p>
             <w:pPr>
               <w:jc w:val="left"/>
@@ -15405,7 +15455,9 @@
           </w:p>
         </w:tc>
         <w:tc>
-          <w:tcPr/>
+          <w:tcPr>
+            <w:shd w:val="clear" w:color="auto" w:fill="F6F8FA"/>
+          </w:tcPr>
           <w:p>
             <w:pPr>
               <w:jc w:val="left"/>
@@ -15416,12 +15468,14 @@
           </w:p>
         </w:tc>
         <w:tc>
-          <w:tcPr/>
+          <w:tcPr>
+            <w:shd w:val="clear" w:color="auto" w:fill="F6F8FA"/>
+          </w:tcPr>
           <w:p>
             <w:pPr>
               <w:numPr>
                 <w:ilvl w:val="0"/>
-                <w:numId w:val="1080"/>
+                <w:numId w:val="1081"/>
               </w:numPr>
               <w:jc w:val="left"/>
             </w:pPr>
@@ -15448,7 +15502,7 @@
             <w:pPr>
               <w:numPr>
                 <w:ilvl w:val="0"/>
-                <w:numId w:val="1080"/>
+                <w:numId w:val="1081"/>
               </w:numPr>
               <w:jc w:val="left"/>
             </w:pPr>
@@ -15490,7 +15544,7 @@
             <w:pPr>
               <w:numPr>
                 <w:ilvl w:val="0"/>
-                <w:numId w:val="1080"/>
+                <w:numId w:val="1081"/>
               </w:numPr>
               <w:jc w:val="left"/>
             </w:pPr>
@@ -15502,9 +15556,7 @@
       </w:tr>
       <w:tr>
         <w:tc>
-          <w:tcPr>
-            <w:shd w:val="clear" w:color="auto" w:fill="F6F8FA"/>
-          </w:tcPr>
+          <w:tcPr/>
           <w:p>
             <w:pPr>
               <w:jc w:val="left"/>
@@ -15515,9 +15567,7 @@
           </w:p>
         </w:tc>
         <w:tc>
-          <w:tcPr>
-            <w:shd w:val="clear" w:color="auto" w:fill="F6F8FA"/>
-          </w:tcPr>
+          <w:tcPr/>
           <w:p>
             <w:pPr>
               <w:jc w:val="left"/>
@@ -15528,14 +15578,12 @@
           </w:p>
         </w:tc>
         <w:tc>
-          <w:tcPr>
-            <w:shd w:val="clear" w:color="auto" w:fill="F6F8FA"/>
-          </w:tcPr>
+          <w:tcPr/>
           <w:p>
             <w:pPr>
               <w:numPr>
                 <w:ilvl w:val="0"/>
-                <w:numId w:val="1081"/>
+                <w:numId w:val="1082"/>
               </w:numPr>
               <w:jc w:val="left"/>
             </w:pPr>
@@ -15562,7 +15610,7 @@
             <w:pPr>
               <w:numPr>
                 <w:ilvl w:val="0"/>
-                <w:numId w:val="1081"/>
+                <w:numId w:val="1082"/>
               </w:numPr>
               <w:jc w:val="left"/>
             </w:pPr>
@@ -15589,7 +15637,7 @@
             <w:pPr>
               <w:numPr>
                 <w:ilvl w:val="0"/>
-                <w:numId w:val="1081"/>
+                <w:numId w:val="1082"/>
               </w:numPr>
               <w:jc w:val="left"/>
             </w:pPr>
@@ -15601,7 +15649,7 @@
             <w:pPr>
               <w:numPr>
                 <w:ilvl w:val="0"/>
-                <w:numId w:val="1081"/>
+                <w:numId w:val="1082"/>
               </w:numPr>
               <w:jc w:val="left"/>
             </w:pPr>
@@ -15625,54 +15673,15 @@
       </w:tr>
       <w:tr>
         <w:tc>
-          <w:tcPr/>
+          <w:tcPr>
+            <w:shd w:val="clear" w:color="auto" w:fill="F6F8FA"/>
+          </w:tcPr>
           <w:p>
             <w:pPr>
               <w:jc w:val="left"/>
             </w:pPr>
             <w:r>
               <w:t xml:space="preserve">3.2.1</w:t>
-            </w:r>
-          </w:p>
-        </w:tc>
-        <w:tc>
-          <w:tcPr/>
-          <w:p>
-            <w:pPr>
-              <w:jc w:val="left"/>
-            </w:pPr>
-            <w:r>
-              <w:t xml:space="preserve">2026-09-11</w:t>
-            </w:r>
-          </w:p>
-        </w:tc>
-        <w:tc>
-          <w:tcPr/>
-          <w:p>
-            <w:pPr>
-              <w:numPr>
-                <w:ilvl w:val="0"/>
-                <w:numId w:val="1082"/>
-              </w:numPr>
-              <w:jc w:val="left"/>
-            </w:pPr>
-            <w:r>
-              <w:t xml:space="preserve">Renamed Chapter 7 from “Clean Up” to “Operations and Maintenance”. Added subsections for updating and uninstalling both the MaaS Gateway and the document templates. Added cloud resource cleanup as an optional subsection.</w:t>
-            </w:r>
-          </w:p>
-        </w:tc>
-      </w:tr>
-      <w:tr>
-        <w:tc>
-          <w:tcPr>
-            <w:shd w:val="clear" w:color="auto" w:fill="F6F8FA"/>
-          </w:tcPr>
-          <w:p>
-            <w:pPr>
-              <w:jc w:val="left"/>
-            </w:pPr>
-            <w:r>
-              <w:t xml:space="preserve">3.2.0</w:t>
             </w:r>
           </w:p>
         </w:tc>
@@ -15702,6 +15711,45 @@
               <w:jc w:val="left"/>
             </w:pPr>
             <w:r>
+              <w:t xml:space="preserve">Renamed Chapter 7 from “Clean Up” to “Operations and Maintenance”. Added subsections for updating and uninstalling both the MaaS Gateway and the document templates. Added cloud resource cleanup as an optional subsection.</w:t>
+            </w:r>
+          </w:p>
+        </w:tc>
+      </w:tr>
+      <w:tr>
+        <w:tc>
+          <w:tcPr/>
+          <w:p>
+            <w:pPr>
+              <w:jc w:val="left"/>
+            </w:pPr>
+            <w:r>
+              <w:t xml:space="preserve">3.2.0</w:t>
+            </w:r>
+          </w:p>
+        </w:tc>
+        <w:tc>
+          <w:tcPr/>
+          <w:p>
+            <w:pPr>
+              <w:jc w:val="left"/>
+            </w:pPr>
+            <w:r>
+              <w:t xml:space="preserve">2026-09-11</w:t>
+            </w:r>
+          </w:p>
+        </w:tc>
+        <w:tc>
+          <w:tcPr/>
+          <w:p>
+            <w:pPr>
+              <w:numPr>
+                <w:ilvl w:val="0"/>
+                <w:numId w:val="1084"/>
+              </w:numPr>
+              <w:jc w:val="left"/>
+            </w:pPr>
+            <w:r>
               <w:t xml:space="preserve">Added</w:t>
             </w:r>
             <w:r>
@@ -15763,7 +15811,7 @@
             <w:pPr>
               <w:numPr>
                 <w:ilvl w:val="0"/>
-                <w:numId w:val="1083"/>
+                <w:numId w:val="1084"/>
               </w:numPr>
               <w:jc w:val="left"/>
             </w:pPr>
@@ -15808,7 +15856,7 @@
             <w:pPr>
               <w:numPr>
                 <w:ilvl w:val="0"/>
-                <w:numId w:val="1083"/>
+                <w:numId w:val="1084"/>
               </w:numPr>
               <w:jc w:val="left"/>
             </w:pPr>
@@ -15820,54 +15868,15 @@
       </w:tr>
       <w:tr>
         <w:tc>
-          <w:tcPr/>
+          <w:tcPr>
+            <w:shd w:val="clear" w:color="auto" w:fill="F6F8FA"/>
+          </w:tcPr>
           <w:p>
             <w:pPr>
               <w:jc w:val="left"/>
             </w:pPr>
             <w:r>
               <w:t xml:space="preserve">3.1.2</w:t>
-            </w:r>
-          </w:p>
-        </w:tc>
-        <w:tc>
-          <w:tcPr/>
-          <w:p>
-            <w:pPr>
-              <w:jc w:val="left"/>
-            </w:pPr>
-            <w:r>
-              <w:t xml:space="preserve">2026-09-11</w:t>
-            </w:r>
-          </w:p>
-        </w:tc>
-        <w:tc>
-          <w:tcPr/>
-          <w:p>
-            <w:pPr>
-              <w:numPr>
-                <w:ilvl w:val="0"/>
-                <w:numId w:val="1084"/>
-              </w:numPr>
-              <w:jc w:val="left"/>
-            </w:pPr>
-            <w:r>
-              <w:t xml:space="preserve">Added output format guide to README.md: comparison table of PDF, Markdown, DOCX, and HTML with purpose, copy-paste quality, and limitations. Recommends Markdown for copy-paste.</w:t>
-            </w:r>
-          </w:p>
-        </w:tc>
-      </w:tr>
-      <w:tr>
-        <w:tc>
-          <w:tcPr>
-            <w:shd w:val="clear" w:color="auto" w:fill="F6F8FA"/>
-          </w:tcPr>
-          <w:p>
-            <w:pPr>
-              <w:jc w:val="left"/>
-            </w:pPr>
-            <w:r>
-              <w:t xml:space="preserve">3.1.1</w:t>
             </w:r>
           </w:p>
         </w:tc>
@@ -15897,6 +15906,45 @@
               <w:jc w:val="left"/>
             </w:pPr>
             <w:r>
+              <w:t xml:space="preserve">Added output format guide to README.md: comparison table of PDF, Markdown, DOCX, and HTML with purpose, copy-paste quality, and limitations. Recommends Markdown for copy-paste.</w:t>
+            </w:r>
+          </w:p>
+        </w:tc>
+      </w:tr>
+      <w:tr>
+        <w:tc>
+          <w:tcPr/>
+          <w:p>
+            <w:pPr>
+              <w:jc w:val="left"/>
+            </w:pPr>
+            <w:r>
+              <w:t xml:space="preserve">3.1.1</w:t>
+            </w:r>
+          </w:p>
+        </w:tc>
+        <w:tc>
+          <w:tcPr/>
+          <w:p>
+            <w:pPr>
+              <w:jc w:val="left"/>
+            </w:pPr>
+            <w:r>
+              <w:t xml:space="preserve">2026-09-11</w:t>
+            </w:r>
+          </w:p>
+        </w:tc>
+        <w:tc>
+          <w:tcPr/>
+          <w:p>
+            <w:pPr>
+              <w:numPr>
+                <w:ilvl w:val="0"/>
+                <w:numId w:val="1086"/>
+              </w:numPr>
+              <w:jc w:val="left"/>
+            </w:pPr>
+            <w:r>
               <w:t xml:space="preserve">Updated MaaS Gateway chapter to v1.10.9: non-interactive mode (</w:t>
             </w:r>
             <w:r>
@@ -15913,7 +15961,7 @@
             <w:pPr>
               <w:numPr>
                 <w:ilvl w:val="0"/>
-                <w:numId w:val="1085"/>
+                <w:numId w:val="1086"/>
               </w:numPr>
               <w:jc w:val="left"/>
             </w:pPr>
@@ -15955,7 +16003,7 @@
             <w:pPr>
               <w:numPr>
                 <w:ilvl w:val="0"/>
-                <w:numId w:val="1085"/>
+                <w:numId w:val="1086"/>
               </w:numPr>
               <w:jc w:val="left"/>
             </w:pPr>
@@ -15967,7 +16015,9 @@
       </w:tr>
       <w:tr>
         <w:tc>
-          <w:tcPr/>
+          <w:tcPr>
+            <w:shd w:val="clear" w:color="auto" w:fill="F6F8FA"/>
+          </w:tcPr>
           <w:p>
             <w:pPr>
               <w:jc w:val="left"/>
@@ -15978,7 +16028,9 @@
           </w:p>
         </w:tc>
         <w:tc>
-          <w:tcPr/>
+          <w:tcPr>
+            <w:shd w:val="clear" w:color="auto" w:fill="F6F8FA"/>
+          </w:tcPr>
           <w:p>
             <w:pPr>
               <w:jc w:val="left"/>
@@ -15989,12 +16041,14 @@
           </w:p>
         </w:tc>
         <w:tc>
-          <w:tcPr/>
+          <w:tcPr>
+            <w:shd w:val="clear" w:color="auto" w:fill="F6F8FA"/>
+          </w:tcPr>
           <w:p>
             <w:pPr>
               <w:numPr>
                 <w:ilvl w:val="0"/>
-                <w:numId w:val="1086"/>
+                <w:numId w:val="1087"/>
               </w:numPr>
               <w:jc w:val="left"/>
             </w:pPr>
@@ -16018,7 +16072,7 @@
             <w:pPr>
               <w:numPr>
                 <w:ilvl w:val="0"/>
-                <w:numId w:val="1086"/>
+                <w:numId w:val="1087"/>
               </w:numPr>
               <w:jc w:val="left"/>
             </w:pPr>
@@ -16060,7 +16114,7 @@
             <w:pPr>
               <w:numPr>
                 <w:ilvl w:val="0"/>
-                <w:numId w:val="1086"/>
+                <w:numId w:val="1087"/>
               </w:numPr>
               <w:jc w:val="left"/>
             </w:pPr>
@@ -16068,63 +16122,6 @@
               <w:t xml:space="preserve">Restructured chapters: moved SSH config and VS Code connection to new Chapter 4 (Install VS Code and Connect via Remote-SSH). Chapters 5—​7 renumbered.</w:t>
             </w:r>
           </w:p>
-          <w:p>
-            <w:pPr>
-              <w:numPr>
-                <w:ilvl w:val="0"/>
-                <w:numId w:val="1086"/>
-              </w:numPr>
-              <w:jc w:val="left"/>
-            </w:pPr>
-            <w:r>
-              <w:t xml:space="preserve">Added verification checklist tables to all 7 chapters.</w:t>
-            </w:r>
-          </w:p>
-          <w:p>
-            <w:pPr>
-              <w:numPr>
-                <w:ilvl w:val="0"/>
-                <w:numId w:val="1086"/>
-              </w:numPr>
-              <w:jc w:val="left"/>
-            </w:pPr>
-            <w:r>
-              <w:t xml:space="preserve">Added mandatory reboot warning in Chapter 2 (SSH port change). Added troubleshooting subsection in Chapter 4 with common SSH connection issues and ncat debugging commands.</w:t>
-            </w:r>
-          </w:p>
-        </w:tc>
-      </w:tr>
-      <w:tr>
-        <w:tc>
-          <w:tcPr>
-            <w:shd w:val="clear" w:color="auto" w:fill="F6F8FA"/>
-          </w:tcPr>
-          <w:p>
-            <w:pPr>
-              <w:jc w:val="left"/>
-            </w:pPr>
-            <w:r>
-              <w:t xml:space="preserve">3.0.1</w:t>
-            </w:r>
-          </w:p>
-        </w:tc>
-        <w:tc>
-          <w:tcPr>
-            <w:shd w:val="clear" w:color="auto" w:fill="F6F8FA"/>
-          </w:tcPr>
-          <w:p>
-            <w:pPr>
-              <w:jc w:val="left"/>
-            </w:pPr>
-            <w:r>
-              <w:t xml:space="preserve">2026-09-10</w:t>
-            </w:r>
-          </w:p>
-        </w:tc>
-        <w:tc>
-          <w:tcPr>
-            <w:shd w:val="clear" w:color="auto" w:fill="F6F8FA"/>
-          </w:tcPr>
           <w:p>
             <w:pPr>
               <w:numPr>
@@ -16134,7 +16131,19 @@
               <w:jc w:val="left"/>
             </w:pPr>
             <w:r>
-              <w:t xml:space="preserve">Minor fixes: test-filter.sh auto-discovery, build.sh help text, Makefile aggregate descriptions, 5-section comment correction, CHANGELOG version gap note, callout-in-code fix, CI font auto-discovery, dofile path comment, test-sync.sh header.</w:t>
+              <w:t xml:space="preserve">Added verification checklist tables to all 7 chapters.</w:t>
+            </w:r>
+          </w:p>
+          <w:p>
+            <w:pPr>
+              <w:numPr>
+                <w:ilvl w:val="0"/>
+                <w:numId w:val="1087"/>
+              </w:numPr>
+              <w:jc w:val="left"/>
+            </w:pPr>
+            <w:r>
+              <w:t xml:space="preserve">Added mandatory reboot warning in Chapter 2 (SSH port change). Added troubleshooting subsection in Chapter 4 with common SSH connection issues and ncat debugging commands.</w:t>
             </w:r>
           </w:p>
         </w:tc>
@@ -16147,18 +16156,18 @@
               <w:jc w:val="left"/>
             </w:pPr>
             <w:r>
-              <w:t xml:space="preserve">3.0.0</w:t>
-            </w:r>
-          </w:p>
-        </w:tc>
-        <w:tc>
-          <w:tcPr/>
-          <w:p>
-            <w:pPr>
-              <w:jc w:val="left"/>
-            </w:pPr>
-            <w:r>
-              <w:t xml:space="preserve">2026-09-09</w:t>
+              <w:t xml:space="preserve">3.0.1</w:t>
+            </w:r>
+          </w:p>
+        </w:tc>
+        <w:tc>
+          <w:tcPr/>
+          <w:p>
+            <w:pPr>
+              <w:jc w:val="left"/>
+            </w:pPr>
+            <w:r>
+              <w:t xml:space="preserve">2026-09-10</w:t>
             </w:r>
           </w:p>
         </w:tc>
@@ -16173,7 +16182,7 @@
               <w:jc w:val="left"/>
             </w:pPr>
             <w:r>
-              <w:t xml:space="preserve">Modular pipeline refactoring: shared Lua filter factory, shared DOCX fix logic, build system auto-discovery, unified format pipeline, GitHub Actions CI.</w:t>
+              <w:t xml:space="preserve">Minor fixes: test-filter.sh auto-discovery, build.sh help text, Makefile aggregate descriptions, 5-section comment correction, CHANGELOG version gap note, callout-in-code fix, CI font auto-discovery, dofile path comment, test-sync.sh header.</w:t>
             </w:r>
           </w:p>
         </w:tc>
@@ -16188,7 +16197,7 @@
               <w:jc w:val="left"/>
             </w:pPr>
             <w:r>
-              <w:t xml:space="preserve">2.16.0</w:t>
+              <w:t xml:space="preserve">3.0.0</w:t>
             </w:r>
           </w:p>
         </w:tc>
@@ -16201,7 +16210,7 @@
               <w:jc w:val="left"/>
             </w:pPr>
             <w:r>
-              <w:t xml:space="preserve">2026-09-05</w:t>
+              <w:t xml:space="preserve">2026-09-09</w:t>
             </w:r>
           </w:p>
         </w:tc>
@@ -16218,7 +16227,7 @@
               <w:jc w:val="left"/>
             </w:pPr>
             <w:r>
-              <w:t xml:space="preserve">Updated to match template v2.16.0 — Lua filter fixes, build system updates, and technical template parity improvements.</w:t>
+              <w:t xml:space="preserve">Modular pipeline refactoring: shared Lua filter factory, shared DOCX fix logic, build system auto-discovery, unified format pipeline, GitHub Actions CI.</w:t>
             </w:r>
           </w:p>
         </w:tc>
@@ -16231,18 +16240,18 @@
               <w:jc w:val="left"/>
             </w:pPr>
             <w:r>
-              <w:t xml:space="preserve">2.13.0</w:t>
-            </w:r>
-          </w:p>
-        </w:tc>
-        <w:tc>
-          <w:tcPr/>
-          <w:p>
-            <w:pPr>
-              <w:jc w:val="left"/>
-            </w:pPr>
-            <w:r>
-              <w:t xml:space="preserve">2026-08-24</w:t>
+              <w:t xml:space="preserve">2.16.0</w:t>
+            </w:r>
+          </w:p>
+        </w:tc>
+        <w:tc>
+          <w:tcPr/>
+          <w:p>
+            <w:pPr>
+              <w:jc w:val="left"/>
+            </w:pPr>
+            <w:r>
+              <w:t xml:space="preserve">2026-09-05</w:t>
             </w:r>
           </w:p>
         </w:tc>
@@ -16257,6 +16266,51 @@
               <w:jc w:val="left"/>
             </w:pPr>
             <w:r>
+              <w:t xml:space="preserve">Updated to match template v2.16.0 — Lua filter fixes, build system updates, and technical template parity improvements.</w:t>
+            </w:r>
+          </w:p>
+        </w:tc>
+      </w:tr>
+      <w:tr>
+        <w:tc>
+          <w:tcPr>
+            <w:shd w:val="clear" w:color="auto" w:fill="F6F8FA"/>
+          </w:tcPr>
+          <w:p>
+            <w:pPr>
+              <w:jc w:val="left"/>
+            </w:pPr>
+            <w:r>
+              <w:t xml:space="preserve">2.13.0</w:t>
+            </w:r>
+          </w:p>
+        </w:tc>
+        <w:tc>
+          <w:tcPr>
+            <w:shd w:val="clear" w:color="auto" w:fill="F6F8FA"/>
+          </w:tcPr>
+          <w:p>
+            <w:pPr>
+              <w:jc w:val="left"/>
+            </w:pPr>
+            <w:r>
+              <w:t xml:space="preserve">2026-08-24</w:t>
+            </w:r>
+          </w:p>
+        </w:tc>
+        <w:tc>
+          <w:tcPr>
+            <w:shd w:val="clear" w:color="auto" w:fill="F6F8FA"/>
+          </w:tcPr>
+          <w:p>
+            <w:pPr>
+              <w:numPr>
+                <w:ilvl w:val="0"/>
+                <w:numId w:val="1091"/>
+              </w:numPr>
+              <w:jc w:val="left"/>
+            </w:pPr>
+            <w:r>
               <w:t xml:space="preserve">Foundation refactoring Phase 4: make DOCX</w:t>
             </w:r>
             <w:r>
@@ -16324,9 +16378,7 @@
       </w:tr>
       <w:tr>
         <w:tc>
-          <w:tcPr>
-            <w:shd w:val="clear" w:color="auto" w:fill="F6F8FA"/>
-          </w:tcPr>
+          <w:tcPr/>
           <w:p>
             <w:pPr>
               <w:jc w:val="left"/>
@@ -16337,9 +16389,7 @@
           </w:p>
         </w:tc>
         <w:tc>
-          <w:tcPr>
-            <w:shd w:val="clear" w:color="auto" w:fill="F6F8FA"/>
-          </w:tcPr>
+          <w:tcPr/>
           <w:p>
             <w:pPr>
               <w:jc w:val="left"/>
@@ -16350,14 +16400,12 @@
           </w:p>
         </w:tc>
         <w:tc>
-          <w:tcPr>
-            <w:shd w:val="clear" w:color="auto" w:fill="F6F8FA"/>
-          </w:tcPr>
+          <w:tcPr/>
           <w:p>
             <w:pPr>
               <w:numPr>
                 <w:ilvl w:val="0"/>
-                <w:numId w:val="1091"/>
+                <w:numId w:val="1092"/>
               </w:numPr>
               <w:jc w:val="left"/>
             </w:pPr>
@@ -16519,7 +16567,9 @@
       </w:tr>
       <w:tr>
         <w:tc>
-          <w:tcPr/>
+          <w:tcPr>
+            <w:shd w:val="clear" w:color="auto" w:fill="F6F8FA"/>
+          </w:tcPr>
           <w:p>
             <w:pPr>
               <w:jc w:val="left"/>
@@ -16530,7 +16580,9 @@
           </w:p>
         </w:tc>
         <w:tc>
-          <w:tcPr/>
+          <w:tcPr>
+            <w:shd w:val="clear" w:color="auto" w:fill="F6F8FA"/>
+          </w:tcPr>
           <w:p>
             <w:pPr>
               <w:jc w:val="left"/>
@@ -16541,12 +16593,14 @@
           </w:p>
         </w:tc>
         <w:tc>
-          <w:tcPr/>
+          <w:tcPr>
+            <w:shd w:val="clear" w:color="auto" w:fill="F6F8FA"/>
+          </w:tcPr>
           <w:p>
             <w:pPr>
               <w:numPr>
                 <w:ilvl w:val="0"/>
-                <w:numId w:val="1092"/>
+                <w:numId w:val="1093"/>
               </w:numPr>
               <w:jc w:val="left"/>
             </w:pPr>
@@ -16612,9 +16666,7 @@
       </w:tr>
       <w:tr>
         <w:tc>
-          <w:tcPr>
-            <w:shd w:val="clear" w:color="auto" w:fill="F6F8FA"/>
-          </w:tcPr>
+          <w:tcPr/>
           <w:p>
             <w:pPr>
               <w:jc w:val="left"/>
@@ -16625,56 +16677,13 @@
           </w:p>
         </w:tc>
         <w:tc>
-          <w:tcPr>
-            <w:shd w:val="clear" w:color="auto" w:fill="F6F8FA"/>
-          </w:tcPr>
+          <w:tcPr/>
           <w:p>
             <w:pPr>
               <w:jc w:val="left"/>
             </w:pPr>
             <w:r>
               <w:t xml:space="preserve">2026-08-24</w:t>
-            </w:r>
-          </w:p>
-        </w:tc>
-        <w:tc>
-          <w:tcPr>
-            <w:shd w:val="clear" w:color="auto" w:fill="F6F8FA"/>
-          </w:tcPr>
-          <w:p>
-            <w:pPr>
-              <w:numPr>
-                <w:ilvl w:val="0"/>
-                <w:numId w:val="1093"/>
-              </w:numPr>
-              <w:jc w:val="left"/>
-            </w:pPr>
-            <w:r>
-              <w:t xml:space="preserve">Foundation refactoring Phase 1: sync cls version to project tag, fix stale doc references (L16 output count, L-range, setup-guide feature claim), add test-sync.sh for version consistency checking.</w:t>
-            </w:r>
-          </w:p>
-        </w:tc>
-      </w:tr>
-      <w:tr>
-        <w:tc>
-          <w:tcPr/>
-          <w:p>
-            <w:pPr>
-              <w:jc w:val="left"/>
-            </w:pPr>
-            <w:r>
-              <w:t xml:space="preserve">2.9.1</w:t>
-            </w:r>
-          </w:p>
-        </w:tc>
-        <w:tc>
-          <w:tcPr/>
-          <w:p>
-            <w:pPr>
-              <w:jc w:val="left"/>
-            </w:pPr>
-            <w:r>
-              <w:t xml:space="preserve">2026-08-23</w:t>
             </w:r>
           </w:p>
         </w:tc>
@@ -16689,6 +16698,51 @@
               <w:jc w:val="left"/>
             </w:pPr>
             <w:r>
+              <w:t xml:space="preserve">Foundation refactoring Phase 1: sync cls version to project tag, fix stale doc references (L16 output count, L-range, setup-guide feature claim), add test-sync.sh for version consistency checking.</w:t>
+            </w:r>
+          </w:p>
+        </w:tc>
+      </w:tr>
+      <w:tr>
+        <w:tc>
+          <w:tcPr>
+            <w:shd w:val="clear" w:color="auto" w:fill="F6F8FA"/>
+          </w:tcPr>
+          <w:p>
+            <w:pPr>
+              <w:jc w:val="left"/>
+            </w:pPr>
+            <w:r>
+              <w:t xml:space="preserve">2.9.1</w:t>
+            </w:r>
+          </w:p>
+        </w:tc>
+        <w:tc>
+          <w:tcPr>
+            <w:shd w:val="clear" w:color="auto" w:fill="F6F8FA"/>
+          </w:tcPr>
+          <w:p>
+            <w:pPr>
+              <w:jc w:val="left"/>
+            </w:pPr>
+            <w:r>
+              <w:t xml:space="preserve">2026-08-23</w:t>
+            </w:r>
+          </w:p>
+        </w:tc>
+        <w:tc>
+          <w:tcPr>
+            <w:shd w:val="clear" w:color="auto" w:fill="F6F8FA"/>
+          </w:tcPr>
+          <w:p>
+            <w:pPr>
+              <w:numPr>
+                <w:ilvl w:val="0"/>
+                <w:numId w:val="1095"/>
+              </w:numPr>
+              <w:jc w:val="left"/>
+            </w:pPr>
+            <w:r>
               <w:t xml:space="preserve">HTML and Markdown outputs now embed images as base64 data URIs. HTML uses pandoc</w:t>
             </w:r>
             <w:r>
@@ -16720,58 +16774,13 @@
       </w:tr>
       <w:tr>
         <w:tc>
-          <w:tcPr>
-            <w:shd w:val="clear" w:color="auto" w:fill="F6F8FA"/>
-          </w:tcPr>
+          <w:tcPr/>
           <w:p>
             <w:pPr>
               <w:jc w:val="left"/>
             </w:pPr>
             <w:r>
               <w:t xml:space="preserve">2.9.0</w:t>
-            </w:r>
-          </w:p>
-        </w:tc>
-        <w:tc>
-          <w:tcPr>
-            <w:shd w:val="clear" w:color="auto" w:fill="F6F8FA"/>
-          </w:tcPr>
-          <w:p>
-            <w:pPr>
-              <w:jc w:val="left"/>
-            </w:pPr>
-            <w:r>
-              <w:t xml:space="preserve">2026-08-23</w:t>
-            </w:r>
-          </w:p>
-        </w:tc>
-        <w:tc>
-          <w:tcPr>
-            <w:shd w:val="clear" w:color="auto" w:fill="F6F8FA"/>
-          </w:tcPr>
-          <w:p>
-            <w:pPr>
-              <w:numPr>
-                <w:ilvl w:val="0"/>
-                <w:numId w:val="1095"/>
-              </w:numPr>
-              <w:jc w:val="left"/>
-            </w:pPr>
-            <w:r>
-              <w:t xml:space="preserve">DOCX: fix content width (8504→9638tw, margins are 2cm not 3cm). Add footer page numbers. Style TOC heading (22pt bold + rule). Add hutable table width + fixed layout.</w:t>
-            </w:r>
-          </w:p>
-        </w:tc>
-      </w:tr>
-      <w:tr>
-        <w:tc>
-          <w:tcPr/>
-          <w:p>
-            <w:pPr>
-              <w:jc w:val="left"/>
-            </w:pPr>
-            <w:r>
-              <w:t xml:space="preserve">2.8.3</w:t>
             </w:r>
           </w:p>
         </w:tc>
@@ -16797,7 +16806,7 @@
               <w:jc w:val="left"/>
             </w:pPr>
             <w:r>
-              <w:t xml:space="preserve">DOCX fix: callout tables now have explicit width (8504tw) and fixed layout. Changelog section heading now uses custom H1 format (56pt number, red border, right tab) instead of pandoc’s default.</w:t>
+              <w:t xml:space="preserve">DOCX: fix content width (8504→9638tw, margins are 2cm not 3cm). Add footer page numbers. Style TOC heading (22pt bold + rule). Add hutable table width + fixed layout.</w:t>
             </w:r>
           </w:p>
         </w:tc>
@@ -16812,7 +16821,7 @@
               <w:jc w:val="left"/>
             </w:pPr>
             <w:r>
-              <w:t xml:space="preserve">2.8.2</w:t>
+              <w:t xml:space="preserve">2.8.3</w:t>
             </w:r>
           </w:p>
         </w:tc>
@@ -16842,7 +16851,7 @@
               <w:jc w:val="left"/>
             </w:pPr>
             <w:r>
-              <w:t xml:space="preserve">DOCX H1 heading: reverted table approach to paragraph with tab stop + red bottom border. Table broke navigation pane and TOC field. Paragraph preserves Heading1 style for navigation while matching PDF layout (number left, title right, red rule below).</w:t>
+              <w:t xml:space="preserve">DOCX fix: callout tables now have explicit width (8504tw) and fixed layout. Changelog section heading now uses custom H1 format (56pt number, red border, right tab) instead of pandoc’s default.</w:t>
             </w:r>
           </w:p>
         </w:tc>
@@ -16855,7 +16864,7 @@
               <w:jc w:val="left"/>
             </w:pPr>
             <w:r>
-              <w:t xml:space="preserve">2.8.1</w:t>
+              <w:t xml:space="preserve">2.8.2</w:t>
             </w:r>
           </w:p>
         </w:tc>
@@ -16881,7 +16890,7 @@
               <w:jc w:val="left"/>
             </w:pPr>
             <w:r>
-              <w:t xml:space="preserve">DOCX heading fix: text color reverted to black (was incorrectly changed to Huawei red in v2.8.0). H1 now uses a two-column table (number left, title right) with red bottom rule. H2-H4 use simple inline format (number + title, no right tab stop).</w:t>
+              <w:t xml:space="preserve">DOCX H1 heading: reverted table approach to paragraph with tab stop + red bottom border. Table broke navigation pane and TOC field. Paragraph preserves Heading1 style for navigation while matching PDF layout (number left, title right, red rule below).</w:t>
             </w:r>
           </w:p>
         </w:tc>
@@ -16896,7 +16905,7 @@
               <w:jc w:val="left"/>
             </w:pPr>
             <w:r>
-              <w:t xml:space="preserve">2.8.0</w:t>
+              <w:t xml:space="preserve">2.8.1</w:t>
             </w:r>
           </w:p>
         </w:tc>
@@ -16926,7 +16935,7 @@
               <w:jc w:val="left"/>
             </w:pPr>
             <w:r>
-              <w:t xml:space="preserve">DOCX output: match PDF styling --- heading colors (Huawei red), H1 number size (56pt), callout borders (left-only) and padding, changelog formatting (rules, bold version, italic date), caption style (9pt bold), badge style (8pt bold white on red), list indentation.</w:t>
+              <w:t xml:space="preserve">DOCX heading fix: text color reverted to black (was incorrectly changed to Huawei red in v2.8.0). H1 now uses a two-column table (number left, title right) with red bottom rule. H2-H4 use simple inline format (number + title, no right tab stop).</w:t>
             </w:r>
           </w:p>
         </w:tc>
@@ -16939,18 +16948,18 @@
               <w:jc w:val="left"/>
             </w:pPr>
             <w:r>
-              <w:t xml:space="preserve">2.7.1</w:t>
-            </w:r>
-          </w:p>
-        </w:tc>
-        <w:tc>
-          <w:tcPr/>
-          <w:p>
-            <w:pPr>
-              <w:jc w:val="left"/>
-            </w:pPr>
-            <w:r>
-              <w:t xml:space="preserve">2026-08-17</w:t>
+              <w:t xml:space="preserve">2.8.0</w:t>
+            </w:r>
+          </w:p>
+        </w:tc>
+        <w:tc>
+          <w:tcPr/>
+          <w:p>
+            <w:pPr>
+              <w:jc w:val="left"/>
+            </w:pPr>
+            <w:r>
+              <w:t xml:space="preserve">2026-08-23</w:t>
             </w:r>
           </w:p>
         </w:tc>
@@ -16965,6 +16974,51 @@
               <w:jc w:val="left"/>
             </w:pPr>
             <w:r>
+              <w:t xml:space="preserve">DOCX output: match PDF styling --- heading colors (Huawei red), H1 number size (56pt), callout borders (left-only) and padding, changelog formatting (rules, bold version, italic date), caption style (9pt bold), badge style (8pt bold white on red), list indentation.</w:t>
+            </w:r>
+          </w:p>
+        </w:tc>
+      </w:tr>
+      <w:tr>
+        <w:tc>
+          <w:tcPr>
+            <w:shd w:val="clear" w:color="auto" w:fill="F6F8FA"/>
+          </w:tcPr>
+          <w:p>
+            <w:pPr>
+              <w:jc w:val="left"/>
+            </w:pPr>
+            <w:r>
+              <w:t xml:space="preserve">2.7.1</w:t>
+            </w:r>
+          </w:p>
+        </w:tc>
+        <w:tc>
+          <w:tcPr>
+            <w:shd w:val="clear" w:color="auto" w:fill="F6F8FA"/>
+          </w:tcPr>
+          <w:p>
+            <w:pPr>
+              <w:jc w:val="left"/>
+            </w:pPr>
+            <w:r>
+              <w:t xml:space="preserve">2026-08-17</w:t>
+            </w:r>
+          </w:p>
+        </w:tc>
+        <w:tc>
+          <w:tcPr>
+            <w:shd w:val="clear" w:color="auto" w:fill="F6F8FA"/>
+          </w:tcPr>
+          <w:p>
+            <w:pPr>
+              <w:numPr>
+                <w:ilvl w:val="0"/>
+                <w:numId w:val="1101"/>
+              </w:numPr>
+              <w:jc w:val="left"/>
+            </w:pPr>
+            <w:r>
               <w:t xml:space="preserve">Rename project repository to all lowercase (</w:t>
             </w:r>
             <w:r>
@@ -16981,9 +17035,7 @@
       </w:tr>
       <w:tr>
         <w:tc>
-          <w:tcPr>
-            <w:shd w:val="clear" w:color="auto" w:fill="F6F8FA"/>
-          </w:tcPr>
+          <w:tcPr/>
           <w:p>
             <w:pPr>
               <w:jc w:val="left"/>
@@ -16994,9 +17046,7 @@
           </w:p>
         </w:tc>
         <w:tc>
-          <w:tcPr>
-            <w:shd w:val="clear" w:color="auto" w:fill="F6F8FA"/>
-          </w:tcPr>
+          <w:tcPr/>
           <w:p>
             <w:pPr>
               <w:jc w:val="left"/>
@@ -17007,14 +17057,12 @@
           </w:p>
         </w:tc>
         <w:tc>
-          <w:tcPr>
-            <w:shd w:val="clear" w:color="auto" w:fill="F6F8FA"/>
-          </w:tcPr>
+          <w:tcPr/>
           <w:p>
             <w:pPr>
               <w:numPr>
                 <w:ilvl w:val="0"/>
-                <w:numId w:val="1101"/>
+                <w:numId w:val="1102"/>
               </w:numPr>
               <w:jc w:val="left"/>
             </w:pPr>
@@ -17056,7 +17104,9 @@
       </w:tr>
       <w:tr>
         <w:tc>
-          <w:tcPr/>
+          <w:tcPr>
+            <w:shd w:val="clear" w:color="auto" w:fill="F6F8FA"/>
+          </w:tcPr>
           <w:p>
             <w:pPr>
               <w:jc w:val="left"/>
@@ -17067,7 +17117,9 @@
           </w:p>
         </w:tc>
         <w:tc>
-          <w:tcPr/>
+          <w:tcPr>
+            <w:shd w:val="clear" w:color="auto" w:fill="F6F8FA"/>
+          </w:tcPr>
           <w:p>
             <w:pPr>
               <w:jc w:val="left"/>
@@ -17078,12 +17130,14 @@
           </w:p>
         </w:tc>
         <w:tc>
-          <w:tcPr/>
+          <w:tcPr>
+            <w:shd w:val="clear" w:color="auto" w:fill="F6F8FA"/>
+          </w:tcPr>
           <w:p>
             <w:pPr>
               <w:numPr>
                 <w:ilvl w:val="0"/>
-                <w:numId w:val="1102"/>
+                <w:numId w:val="1103"/>
               </w:numPr>
               <w:jc w:val="left"/>
             </w:pPr>
@@ -17140,9 +17194,7 @@
       </w:tr>
       <w:tr>
         <w:tc>
-          <w:tcPr>
-            <w:shd w:val="clear" w:color="auto" w:fill="F6F8FA"/>
-          </w:tcPr>
+          <w:tcPr/>
           <w:p>
             <w:pPr>
               <w:jc w:val="left"/>
@@ -17153,9 +17205,7 @@
           </w:p>
         </w:tc>
         <w:tc>
-          <w:tcPr>
-            <w:shd w:val="clear" w:color="auto" w:fill="F6F8FA"/>
-          </w:tcPr>
+          <w:tcPr/>
           <w:p>
             <w:pPr>
               <w:jc w:val="left"/>
@@ -17166,14 +17216,12 @@
           </w:p>
         </w:tc>
         <w:tc>
-          <w:tcPr>
-            <w:shd w:val="clear" w:color="auto" w:fill="F6F8FA"/>
-          </w:tcPr>
+          <w:tcPr/>
           <w:p>
             <w:pPr>
               <w:numPr>
                 <w:ilvl w:val="0"/>
-                <w:numId w:val="1103"/>
+                <w:numId w:val="1104"/>
               </w:numPr>
               <w:jc w:val="left"/>
             </w:pPr>
@@ -17200,7 +17248,7 @@
             <w:pPr>
               <w:numPr>
                 <w:ilvl w:val="0"/>
-                <w:numId w:val="1103"/>
+                <w:numId w:val="1104"/>
               </w:numPr>
               <w:jc w:val="left"/>
             </w:pPr>
@@ -17227,54 +17275,15 @@
       </w:tr>
       <w:tr>
         <w:tc>
-          <w:tcPr/>
+          <w:tcPr>
+            <w:shd w:val="clear" w:color="auto" w:fill="F6F8FA"/>
+          </w:tcPr>
           <w:p>
             <w:pPr>
               <w:jc w:val="left"/>
             </w:pPr>
             <w:r>
               <w:t xml:space="preserve">2.5.1</w:t>
-            </w:r>
-          </w:p>
-        </w:tc>
-        <w:tc>
-          <w:tcPr/>
-          <w:p>
-            <w:pPr>
-              <w:jc w:val="left"/>
-            </w:pPr>
-            <w:r>
-              <w:t xml:space="preserve">2026-08-10</w:t>
-            </w:r>
-          </w:p>
-        </w:tc>
-        <w:tc>
-          <w:tcPr/>
-          <w:p>
-            <w:pPr>
-              <w:numPr>
-                <w:ilvl w:val="0"/>
-                <w:numId w:val="1104"/>
-              </w:numPr>
-              <w:jc w:val="left"/>
-            </w:pPr>
-            <w:r>
-              <w:t xml:space="preserve">H1 section title size reduced from 27pt to 20pt.</w:t>
-            </w:r>
-          </w:p>
-        </w:tc>
-      </w:tr>
-      <w:tr>
-        <w:tc>
-          <w:tcPr>
-            <w:shd w:val="clear" w:color="auto" w:fill="F6F8FA"/>
-          </w:tcPr>
-          <w:p>
-            <w:pPr>
-              <w:jc w:val="left"/>
-            </w:pPr>
-            <w:r>
-              <w:t xml:space="preserve">2.5.0</w:t>
             </w:r>
           </w:p>
         </w:tc>
@@ -17304,13 +17313,7 @@
               <w:jc w:val="left"/>
             </w:pPr>
             <w:r>
-              <w:t xml:space="preserve">Default image size increased: width 65% → 90% of text width,</w:t>
-            </w:r>
-            <w:r>
-              <w:t xml:space="preserve"> </w:t>
-            </w:r>
-            <w:r>
-              <w:t xml:space="preserve">height 40% → 50% of text height.</w:t>
+              <w:t xml:space="preserve">H1 section title size reduced from 27pt to 20pt.</w:t>
             </w:r>
           </w:p>
         </w:tc>
@@ -17323,7 +17326,7 @@
               <w:jc w:val="left"/>
             </w:pPr>
             <w:r>
-              <w:t xml:space="preserve">2.4.0</w:t>
+              <w:t xml:space="preserve">2.5.0</w:t>
             </w:r>
           </w:p>
         </w:tc>
@@ -17349,14 +17352,65 @@
               <w:jc w:val="left"/>
             </w:pPr>
             <w:r>
-              <w:t xml:space="preserve">Enlarged H1 section title (18pt → 27pt, 50% bigger).</w:t>
-            </w:r>
-          </w:p>
+              <w:t xml:space="preserve">Default image size increased: width 65% → 90% of text width,</w:t>
+            </w:r>
+            <w:r>
+              <w:t xml:space="preserve"> </w:t>
+            </w:r>
+            <w:r>
+              <w:t xml:space="preserve">height 40% → 50% of text height.</w:t>
+            </w:r>
+          </w:p>
+        </w:tc>
+      </w:tr>
+      <w:tr>
+        <w:tc>
+          <w:tcPr>
+            <w:shd w:val="clear" w:color="auto" w:fill="F6F8FA"/>
+          </w:tcPr>
+          <w:p>
+            <w:pPr>
+              <w:jc w:val="left"/>
+            </w:pPr>
+            <w:r>
+              <w:t xml:space="preserve">2.4.0</w:t>
+            </w:r>
+          </w:p>
+        </w:tc>
+        <w:tc>
+          <w:tcPr>
+            <w:shd w:val="clear" w:color="auto" w:fill="F6F8FA"/>
+          </w:tcPr>
+          <w:p>
+            <w:pPr>
+              <w:jc w:val="left"/>
+            </w:pPr>
+            <w:r>
+              <w:t xml:space="preserve">2026-08-10</w:t>
+            </w:r>
+          </w:p>
+        </w:tc>
+        <w:tc>
+          <w:tcPr>
+            <w:shd w:val="clear" w:color="auto" w:fill="F6F8FA"/>
+          </w:tcPr>
           <w:p>
             <w:pPr>
               <w:numPr>
                 <w:ilvl w:val="0"/>
-                <w:numId w:val="1106"/>
+                <w:numId w:val="1107"/>
+              </w:numPr>
+              <w:jc w:val="left"/>
+            </w:pPr>
+            <w:r>
+              <w:t xml:space="preserve">Enlarged H1 section title (18pt → 27pt, 50% bigger).</w:t>
+            </w:r>
+          </w:p>
+          <w:p>
+            <w:pPr>
+              <w:numPr>
+                <w:ilvl w:val="0"/>
+                <w:numId w:val="1107"/>
               </w:numPr>
               <w:jc w:val="left"/>
             </w:pPr>
@@ -17383,9 +17437,7 @@
       </w:tr>
       <w:tr>
         <w:tc>
-          <w:tcPr>
-            <w:shd w:val="clear" w:color="auto" w:fill="F6F8FA"/>
-          </w:tcPr>
+          <w:tcPr/>
           <w:p>
             <w:pPr>
               <w:jc w:val="left"/>
@@ -17396,9 +17448,7 @@
           </w:p>
         </w:tc>
         <w:tc>
-          <w:tcPr>
-            <w:shd w:val="clear" w:color="auto" w:fill="F6F8FA"/>
-          </w:tcPr>
+          <w:tcPr/>
           <w:p>
             <w:pPr>
               <w:jc w:val="left"/>
@@ -17409,14 +17459,12 @@
           </w:p>
         </w:tc>
         <w:tc>
-          <w:tcPr>
-            <w:shd w:val="clear" w:color="auto" w:fill="F6F8FA"/>
-          </w:tcPr>
+          <w:tcPr/>
           <w:p>
             <w:pPr>
               <w:numPr>
                 <w:ilvl w:val="0"/>
-                <w:numId w:val="1107"/>
+                <w:numId w:val="1108"/>
               </w:numPr>
               <w:jc w:val="left"/>
             </w:pPr>
@@ -17443,7 +17491,9 @@
       </w:tr>
       <w:tr>
         <w:tc>
-          <w:tcPr/>
+          <w:tcPr>
+            <w:shd w:val="clear" w:color="auto" w:fill="F6F8FA"/>
+          </w:tcPr>
           <w:p>
             <w:pPr>
               <w:jc w:val="left"/>
@@ -17454,7 +17504,9 @@
           </w:p>
         </w:tc>
         <w:tc>
-          <w:tcPr/>
+          <w:tcPr>
+            <w:shd w:val="clear" w:color="auto" w:fill="F6F8FA"/>
+          </w:tcPr>
           <w:p>
             <w:pPr>
               <w:jc w:val="left"/>
@@ -17465,12 +17517,14 @@
           </w:p>
         </w:tc>
         <w:tc>
-          <w:tcPr/>
+          <w:tcPr>
+            <w:shd w:val="clear" w:color="auto" w:fill="F6F8FA"/>
+          </w:tcPr>
           <w:p>
             <w:pPr>
               <w:numPr>
                 <w:ilvl w:val="0"/>
-                <w:numId w:val="1108"/>
+                <w:numId w:val="1109"/>
               </w:numPr>
               <w:jc w:val="left"/>
             </w:pPr>
@@ -17542,9 +17596,7 @@
       </w:tr>
       <w:tr>
         <w:tc>
-          <w:tcPr>
-            <w:shd w:val="clear" w:color="auto" w:fill="F6F8FA"/>
-          </w:tcPr>
+          <w:tcPr/>
           <w:p>
             <w:pPr>
               <w:jc w:val="left"/>
@@ -17555,9 +17607,7 @@
           </w:p>
         </w:tc>
         <w:tc>
-          <w:tcPr>
-            <w:shd w:val="clear" w:color="auto" w:fill="F6F8FA"/>
-          </w:tcPr>
+          <w:tcPr/>
           <w:p>
             <w:pPr>
               <w:jc w:val="left"/>
@@ -17568,14 +17618,12 @@
           </w:p>
         </w:tc>
         <w:tc>
-          <w:tcPr>
-            <w:shd w:val="clear" w:color="auto" w:fill="F6F8FA"/>
-          </w:tcPr>
+          <w:tcPr/>
           <w:p>
             <w:pPr>
               <w:numPr>
                 <w:ilvl w:val="0"/>
-                <w:numId w:val="1109"/>
+                <w:numId w:val="1110"/>
               </w:numPr>
               <w:jc w:val="left"/>
             </w:pPr>
@@ -17632,7 +17680,9 @@
       </w:tr>
       <w:tr>
         <w:tc>
-          <w:tcPr/>
+          <w:tcPr>
+            <w:shd w:val="clear" w:color="auto" w:fill="F6F8FA"/>
+          </w:tcPr>
           <w:p>
             <w:pPr>
               <w:jc w:val="left"/>
@@ -17643,7 +17693,9 @@
           </w:p>
         </w:tc>
         <w:tc>
-          <w:tcPr/>
+          <w:tcPr>
+            <w:shd w:val="clear" w:color="auto" w:fill="F6F8FA"/>
+          </w:tcPr>
           <w:p>
             <w:pPr>
               <w:jc w:val="left"/>
@@ -17654,12 +17706,14 @@
           </w:p>
         </w:tc>
         <w:tc>
-          <w:tcPr/>
+          <w:tcPr>
+            <w:shd w:val="clear" w:color="auto" w:fill="F6F8FA"/>
+          </w:tcPr>
           <w:p>
             <w:pPr>
               <w:numPr>
                 <w:ilvl w:val="0"/>
-                <w:numId w:val="1110"/>
+                <w:numId w:val="1111"/>
               </w:numPr>
               <w:jc w:val="left"/>
             </w:pPr>
@@ -17686,58 +17740,13 @@
       </w:tr>
       <w:tr>
         <w:tc>
-          <w:tcPr>
-            <w:shd w:val="clear" w:color="auto" w:fill="F6F8FA"/>
-          </w:tcPr>
+          <w:tcPr/>
           <w:p>
             <w:pPr>
               <w:jc w:val="left"/>
             </w:pPr>
             <w:r>
               <w:t xml:space="preserve">2.2.2</w:t>
-            </w:r>
-          </w:p>
-        </w:tc>
-        <w:tc>
-          <w:tcPr>
-            <w:shd w:val="clear" w:color="auto" w:fill="F6F8FA"/>
-          </w:tcPr>
-          <w:p>
-            <w:pPr>
-              <w:jc w:val="left"/>
-            </w:pPr>
-            <w:r>
-              <w:t xml:space="preserve">2026-08-08</w:t>
-            </w:r>
-          </w:p>
-        </w:tc>
-        <w:tc>
-          <w:tcPr>
-            <w:shd w:val="clear" w:color="auto" w:fill="F6F8FA"/>
-          </w:tcPr>
-          <w:p>
-            <w:pPr>
-              <w:numPr>
-                <w:ilvl w:val="0"/>
-                <w:numId w:val="1111"/>
-              </w:numPr>
-              <w:jc w:val="left"/>
-            </w:pPr>
-            <w:r>
-              <w:t xml:space="preserve">Fixed chapter reference in prerequisite (Chapter 3 → Chapter 4).</w:t>
-            </w:r>
-          </w:p>
-        </w:tc>
-      </w:tr>
-      <w:tr>
-        <w:tc>
-          <w:tcPr/>
-          <w:p>
-            <w:pPr>
-              <w:jc w:val="left"/>
-            </w:pPr>
-            <w:r>
-              <w:t xml:space="preserve">2.2.1</w:t>
             </w:r>
           </w:p>
         </w:tc>
@@ -17763,7 +17772,7 @@
               <w:jc w:val="left"/>
             </w:pPr>
             <w:r>
-              <w:t xml:space="preserve">Changed table and figure caption labels to black (was Huawei red).</w:t>
+              <w:t xml:space="preserve">Fixed chapter reference in prerequisite (Chapter 3 → Chapter 4).</w:t>
             </w:r>
           </w:p>
         </w:tc>
@@ -17778,7 +17787,7 @@
               <w:jc w:val="left"/>
             </w:pPr>
             <w:r>
-              <w:t xml:space="preserve">2.2.0</w:t>
+              <w:t xml:space="preserve">2.2.1</w:t>
             </w:r>
           </w:p>
         </w:tc>
@@ -17808,13 +17817,7 @@
               <w:jc w:val="left"/>
             </w:pPr>
             <w:r>
-              <w:t xml:space="preserve">Added Huawei-branded table styling: red header bar, alternating row</w:t>
-            </w:r>
-            <w:r>
-              <w:t xml:space="preserve"> </w:t>
-            </w:r>
-            <w:r>
-              <w:t xml:space="preserve">colors, and bordered cells.</w:t>
+              <w:t xml:space="preserve">Changed table and figure caption labels to black (was Huawei red).</w:t>
             </w:r>
           </w:p>
         </w:tc>
@@ -17827,18 +17830,18 @@
               <w:jc w:val="left"/>
             </w:pPr>
             <w:r>
-              <w:t xml:space="preserve">2.1.0</w:t>
-            </w:r>
-          </w:p>
-        </w:tc>
-        <w:tc>
-          <w:tcPr/>
-          <w:p>
-            <w:pPr>
-              <w:jc w:val="left"/>
-            </w:pPr>
-            <w:r>
-              <w:t xml:space="preserve">2026-08-06</w:t>
+              <w:t xml:space="preserve">2.2.0</w:t>
+            </w:r>
+          </w:p>
+        </w:tc>
+        <w:tc>
+          <w:tcPr/>
+          <w:p>
+            <w:pPr>
+              <w:jc w:val="left"/>
+            </w:pPr>
+            <w:r>
+              <w:t xml:space="preserve">2026-08-08</w:t>
             </w:r>
           </w:p>
         </w:tc>
@@ -17853,6 +17856,57 @@
               <w:jc w:val="left"/>
             </w:pPr>
             <w:r>
+              <w:t xml:space="preserve">Added Huawei-branded table styling: red header bar, alternating row</w:t>
+            </w:r>
+            <w:r>
+              <w:t xml:space="preserve"> </w:t>
+            </w:r>
+            <w:r>
+              <w:t xml:space="preserve">colors, and bordered cells.</w:t>
+            </w:r>
+          </w:p>
+        </w:tc>
+      </w:tr>
+      <w:tr>
+        <w:tc>
+          <w:tcPr>
+            <w:shd w:val="clear" w:color="auto" w:fill="F6F8FA"/>
+          </w:tcPr>
+          <w:p>
+            <w:pPr>
+              <w:jc w:val="left"/>
+            </w:pPr>
+            <w:r>
+              <w:t xml:space="preserve">2.1.0</w:t>
+            </w:r>
+          </w:p>
+        </w:tc>
+        <w:tc>
+          <w:tcPr>
+            <w:shd w:val="clear" w:color="auto" w:fill="F6F8FA"/>
+          </w:tcPr>
+          <w:p>
+            <w:pPr>
+              <w:jc w:val="left"/>
+            </w:pPr>
+            <w:r>
+              <w:t xml:space="preserve">2026-08-06</w:t>
+            </w:r>
+          </w:p>
+        </w:tc>
+        <w:tc>
+          <w:tcPr>
+            <w:shd w:val="clear" w:color="auto" w:fill="F6F8FA"/>
+          </w:tcPr>
+          <w:p>
+            <w:pPr>
+              <w:numPr>
+                <w:ilvl w:val="0"/>
+                <w:numId w:val="1115"/>
+              </w:numPr>
+              <w:jc w:val="left"/>
+            </w:pPr>
+            <w:r>
               <w:t xml:space="preserve">Updated ECS flavor to</w:t>
             </w:r>
             <w:r>
@@ -17875,7 +17929,7 @@
             <w:pPr>
               <w:numPr>
                 <w:ilvl w:val="0"/>
-                <w:numId w:val="1114"/>
+                <w:numId w:val="1115"/>
               </w:numPr>
               <w:jc w:val="left"/>
             </w:pPr>
@@ -17887,7 +17941,7 @@
             <w:pPr>
               <w:numPr>
                 <w:ilvl w:val="0"/>
-                <w:numId w:val="1114"/>
+                <w:numId w:val="1115"/>
               </w:numPr>
               <w:jc w:val="left"/>
             </w:pPr>
@@ -17899,7 +17953,7 @@
             <w:pPr>
               <w:numPr>
                 <w:ilvl w:val="0"/>
-                <w:numId w:val="1114"/>
+                <w:numId w:val="1115"/>
               </w:numPr>
               <w:jc w:val="left"/>
             </w:pPr>
@@ -17911,7 +17965,7 @@
             <w:pPr>
               <w:numPr>
                 <w:ilvl w:val="0"/>
-                <w:numId w:val="1114"/>
+                <w:numId w:val="1115"/>
               </w:numPr>
               <w:jc w:val="left"/>
             </w:pPr>
@@ -17923,7 +17977,7 @@
             <w:pPr>
               <w:numPr>
                 <w:ilvl w:val="0"/>
-                <w:numId w:val="1114"/>
+                <w:numId w:val="1115"/>
               </w:numPr>
               <w:jc w:val="left"/>
             </w:pPr>
@@ -17941,7 +17995,7 @@
             <w:pPr>
               <w:numPr>
                 <w:ilvl w:val="0"/>
-                <w:numId w:val="1114"/>
+                <w:numId w:val="1115"/>
               </w:numPr>
               <w:jc w:val="left"/>
             </w:pPr>
@@ -17990,7 +18044,7 @@
             <w:pPr>
               <w:numPr>
                 <w:ilvl w:val="0"/>
-                <w:numId w:val="1114"/>
+                <w:numId w:val="1115"/>
               </w:numPr>
               <w:jc w:val="left"/>
             </w:pPr>
@@ -18002,7 +18056,7 @@
             <w:pPr>
               <w:numPr>
                 <w:ilvl w:val="0"/>
-                <w:numId w:val="1114"/>
+                <w:numId w:val="1115"/>
               </w:numPr>
               <w:jc w:val="left"/>
             </w:pPr>
@@ -18053,7 +18107,7 @@
             <w:pPr>
               <w:numPr>
                 <w:ilvl w:val="0"/>
-                <w:numId w:val="1114"/>
+                <w:numId w:val="1115"/>
               </w:numPr>
               <w:jc w:val="left"/>
             </w:pPr>
@@ -18080,9 +18134,7 @@
       </w:tr>
       <w:tr>
         <w:tc>
-          <w:tcPr>
-            <w:shd w:val="clear" w:color="auto" w:fill="F6F8FA"/>
-          </w:tcPr>
+          <w:tcPr/>
           <w:p>
             <w:pPr>
               <w:jc w:val="left"/>
@@ -18093,9 +18145,7 @@
           </w:p>
         </w:tc>
         <w:tc>
-          <w:tcPr>
-            <w:shd w:val="clear" w:color="auto" w:fill="F6F8FA"/>
-          </w:tcPr>
+          <w:tcPr/>
           <w:p>
             <w:pPr>
               <w:jc w:val="left"/>
@@ -18106,14 +18156,12 @@
           </w:p>
         </w:tc>
         <w:tc>
-          <w:tcPr>
-            <w:shd w:val="clear" w:color="auto" w:fill="F6F8FA"/>
-          </w:tcPr>
+          <w:tcPr/>
           <w:p>
             <w:pPr>
               <w:numPr>
                 <w:ilvl w:val="0"/>
-                <w:numId w:val="1115"/>
+                <w:numId w:val="1116"/>
               </w:numPr>
               <w:jc w:val="left"/>
             </w:pPr>
@@ -18131,7 +18179,7 @@
             <w:pPr>
               <w:numPr>
                 <w:ilvl w:val="0"/>
-                <w:numId w:val="1115"/>
+                <w:numId w:val="1116"/>
               </w:numPr>
               <w:jc w:val="left"/>
             </w:pPr>
@@ -18185,7 +18233,7 @@
             <w:pPr>
               <w:numPr>
                 <w:ilvl w:val="0"/>
-                <w:numId w:val="1115"/>
+                <w:numId w:val="1116"/>
               </w:numPr>
               <w:jc w:val="left"/>
             </w:pPr>
@@ -18233,7 +18281,7 @@
             <w:pPr>
               <w:numPr>
                 <w:ilvl w:val="0"/>
-                <w:numId w:val="1115"/>
+                <w:numId w:val="1116"/>
               </w:numPr>
               <w:jc w:val="left"/>
             </w:pPr>
@@ -18254,7 +18302,9 @@
       </w:tr>
       <w:tr>
         <w:tc>
-          <w:tcPr/>
+          <w:tcPr>
+            <w:shd w:val="clear" w:color="auto" w:fill="F6F8FA"/>
+          </w:tcPr>
           <w:p>
             <w:pPr>
               <w:jc w:val="left"/>
@@ -18265,7 +18315,9 @@
           </w:p>
         </w:tc>
         <w:tc>
-          <w:tcPr/>
+          <w:tcPr>
+            <w:shd w:val="clear" w:color="auto" w:fill="F6F8FA"/>
+          </w:tcPr>
           <w:p>
             <w:pPr>
               <w:jc w:val="left"/>
@@ -18276,12 +18328,14 @@
           </w:p>
         </w:tc>
         <w:tc>
-          <w:tcPr/>
+          <w:tcPr>
+            <w:shd w:val="clear" w:color="auto" w:fill="F6F8FA"/>
+          </w:tcPr>
           <w:p>
             <w:pPr>
               <w:numPr>
                 <w:ilvl w:val="0"/>
-                <w:numId w:val="1116"/>
+                <w:numId w:val="1117"/>
               </w:numPr>
               <w:jc w:val="left"/>
             </w:pPr>
@@ -18293,7 +18347,7 @@
             <w:pPr>
               <w:numPr>
                 <w:ilvl w:val="0"/>
-                <w:numId w:val="1116"/>
+                <w:numId w:val="1117"/>
               </w:numPr>
               <w:jc w:val="left"/>
             </w:pPr>
@@ -18305,7 +18359,7 @@
             <w:pPr>
               <w:numPr>
                 <w:ilvl w:val="0"/>
-                <w:numId w:val="1116"/>
+                <w:numId w:val="1117"/>
               </w:numPr>
               <w:jc w:val="left"/>
             </w:pPr>
@@ -18317,7 +18371,7 @@
             <w:pPr>
               <w:numPr>
                 <w:ilvl w:val="0"/>
-                <w:numId w:val="1116"/>
+                <w:numId w:val="1117"/>
               </w:numPr>
               <w:jc w:val="left"/>
             </w:pPr>
@@ -18335,7 +18389,7 @@
             <w:pPr>
               <w:numPr>
                 <w:ilvl w:val="0"/>
-                <w:numId w:val="1116"/>
+                <w:numId w:val="1117"/>
               </w:numPr>
               <w:jc w:val="left"/>
             </w:pPr>
@@ -18347,7 +18401,7 @@
             <w:pPr>
               <w:numPr>
                 <w:ilvl w:val="0"/>
-                <w:numId w:val="1116"/>
+                <w:numId w:val="1117"/>
               </w:numPr>
               <w:jc w:val="left"/>
             </w:pPr>
@@ -19740,6 +19794,9 @@
     <w:abstractNumId w:val="991"/>
   </w:num>
   <w:num w:numId="1116">
+    <w:abstractNumId w:val="991"/>
+  </w:num>
+  <w:num w:numId="1117">
     <w:abstractNumId w:val="991"/>
   </w:num>
 </w:numbering>
@@ -20211,9 +20268,6 @@
   <w:style w:customStyle="1" w:styleId="SectionNumber" w:type="character">
     <w:name w:val="Section Number"/>
     <w:basedOn w:val="BodyTextChar"/>
-    <w:rPr>
-      <w:sz w:val="112"/>
-    </w:rPr>
   </w:style>
   <w:style w:styleId="FootnoteReference" w:type="character">
     <w:name w:val="Footnote Reference"/>

--- a/documents/setup-guide/setup-guide.docx
+++ b/documents/setup-guide/setup-guide.docx
@@ -84,7 +84,7 @@
           <w:b/>
           <w:sz w:val="24"/>
         </w:rPr>
-        <w:t xml:space="preserve">v6.9.1</w:t>
+        <w:t xml:space="preserve">v6.9.2</w:t>
       </w:r>
       <w:r>
         <w:rPr>
@@ -96,7 +96,7 @@
         <w:rPr>
           <w:sz w:val="24"/>
         </w:rPr>
-        <w:t xml:space="preserve">— September 20, 2026 22:31</w:t>
+        <w:t xml:space="preserve">— September 20, 2026 22:58</w:t>
       </w:r>
     </w:p>
     <w:sdt>
@@ -13354,7 +13354,7 @@
               <w:jc w:val="left"/>
             </w:pPr>
             <w:r>
-              <w:t xml:space="preserve">6.9.1</w:t>
+              <w:t xml:space="preserve">6.9.2</w:t>
             </w:r>
           </w:p>
         </w:tc>
@@ -13380,7 +13380,7 @@
               <w:jc w:val="left"/>
             </w:pPr>
             <w:r>
-              <w:t xml:space="preserve">Fix DOCX subsection number size: H2/H3/H4 section numbers were rendered at 56pt (same as H1) instead of matching the heading text size (18/16/14pt). The SectionNumber style is now unstyled (inherits heading size); 56pt is set directly on H1 number runs only.</w:t>
+              <w:t xml:space="preserve">Fix DOCX body text alignment: paragraphs are now justified (matching the PDF LaTeX default), instead of left-aligned.</w:t>
             </w:r>
           </w:p>
         </w:tc>
@@ -13395,7 +13395,7 @@
               <w:jc w:val="left"/>
             </w:pPr>
             <w:r>
-              <w:t xml:space="preserve">6.9.0</w:t>
+              <w:t xml:space="preserve">6.9.1</w:t>
             </w:r>
           </w:p>
         </w:tc>
@@ -13425,7 +13425,7 @@
               <w:jc w:val="left"/>
             </w:pPr>
             <w:r>
-              <w:t xml:space="preserve">TOC styling: the table-of-contents title rule is now Huawei red (was black) in both PDF and DOCX, matching the H1 heading red rules. DOCX TOC entries now match the PDF: level 1 bold 12pt, levels 2-3 normal 10pt, HarmonyOS Sans font. DOCX TOC depth increased from 2 to 3 levels (matching PDF tocdepth). Dead TOCTitle style removed from DOCX.</w:t>
+              <w:t xml:space="preserve">Fix DOCX subsection number size: H2/H3/H4 section numbers were rendered at 56pt (same as H1) instead of matching the heading text size (18/16/14pt). The SectionNumber style is now unstyled (inherits heading size); 56pt is set directly on H1 number runs only.</w:t>
             </w:r>
           </w:p>
         </w:tc>
@@ -13438,18 +13438,18 @@
               <w:jc w:val="left"/>
             </w:pPr>
             <w:r>
-              <w:t xml:space="preserve">6.8.3</w:t>
-            </w:r>
-          </w:p>
-        </w:tc>
-        <w:tc>
-          <w:tcPr/>
-          <w:p>
-            <w:pPr>
-              <w:jc w:val="left"/>
-            </w:pPr>
-            <w:r>
-              <w:t xml:space="preserve">2026-09-20</w:t>
+              <w:t xml:space="preserve">6.9.0</w:t>
+            </w:r>
+          </w:p>
+        </w:tc>
+        <w:tc>
+          <w:tcPr/>
+          <w:p>
+            <w:pPr>
+              <w:jc w:val="left"/>
+            </w:pPr>
+            <w:r>
+              <w:t xml:space="preserve">2026-09-21</w:t>
             </w:r>
           </w:p>
         </w:tc>
@@ -13464,7 +13464,7 @@
               <w:jc w:val="left"/>
             </w:pPr>
             <w:r>
-              <w:t xml:space="preserve">Docs accuracy fix: the multi-format pipeline descriptions in README, AGENTS, and all four SKILL.md files now correctly separate the DOCX/Markdown path (pre-processor then docbook then pandoc) from the HTML path (pre-processor then asciidoctor html5) — the previous wording implied HTML also went through docbook and pandoc. Corrected a stale comment in the DOCX fixer.</w:t>
+              <w:t xml:space="preserve">TOC styling: the table-of-contents title rule is now Huawei red (was black) in both PDF and DOCX, matching the H1 heading red rules. DOCX TOC entries now match the PDF: level 1 bold 12pt, levels 2-3 normal 10pt, HarmonyOS Sans font. DOCX TOC depth increased from 2 to 3 levels (matching PDF tocdepth). Dead TOCTitle style removed from DOCX.</w:t>
             </w:r>
           </w:p>
         </w:tc>
@@ -13479,7 +13479,7 @@
               <w:jc w:val="left"/>
             </w:pPr>
             <w:r>
-              <w:t xml:space="preserve">6.8.2</w:t>
+              <w:t xml:space="preserve">6.8.3</w:t>
             </w:r>
           </w:p>
         </w:tc>
@@ -13509,7 +13509,7 @@
               <w:jc w:val="left"/>
             </w:pPr>
             <w:r>
-              <w:t xml:space="preserve">Documentation and cleanup: README, AGENTS, and all four SKILL.md files now describe the real multi-format pipeline (pre-processor + docx_fix --fix + --lang flag) instead of the pre-v6.4 asciidoctor-to-pandoc chain. DOCX TOC title is now right-aligned like the PDF (was targeting a dead style). Signature names render bold like the PDF. Dead code removed (unused Caption style, dead TOCTitle style, dead HTML badge CSS). The --template and --lang flags accept the equals form (--template=guide). Various stale comments corrected.</w:t>
+              <w:t xml:space="preserve">Docs accuracy fix: the multi-format pipeline descriptions in README, AGENTS, and all four SKILL.md files now correctly separate the DOCX/Markdown path (pre-processor then docbook then pandoc) from the HTML path (pre-processor then asciidoctor html5) — the previous wording implied HTML also went through docbook and pandoc. Corrected a stale comment in the DOCX fixer.</w:t>
             </w:r>
           </w:p>
         </w:tc>
@@ -13522,7 +13522,7 @@
               <w:jc w:val="left"/>
             </w:pPr>
             <w:r>
-              <w:t xml:space="preserve">6.8.1</w:t>
+              <w:t xml:space="preserve">6.8.2</w:t>
             </w:r>
           </w:p>
         </w:tc>
@@ -13548,7 +13548,7 @@
               <w:jc w:val="left"/>
             </w:pPr>
             <w:r>
-              <w:t xml:space="preserve">Quality-pass fixes for v6.8.0: non-technical covers no longer show a stray Date paragraph (regression from the meta-scan change); the technical cover table is no longer hijacked from the body when :nochangelog: is set (boundary check on the cover-table detection); the Version/Date/Scenario table now renders unconditionally like the PDF (was gated by :nochangelog:); empty cover tables are skipped when no report values are set; corrected the cover-element-order wording in the v6.8.0 changelog.</w:t>
+              <w:t xml:space="preserve">Documentation and cleanup: README, AGENTS, and all four SKILL.md files now describe the real multi-format pipeline (pre-processor + docx_fix --fix + --lang flag) instead of the pre-v6.4 asciidoctor-to-pandoc chain. DOCX TOC title is now right-aligned like the PDF (was targeting a dead style). Signature names render bold like the PDF. Dead code removed (unused Caption style, dead TOCTitle style, dead HTML badge CSS). The --template and --lang flags accept the equals form (--template=guide). Various stale comments corrected.</w:t>
             </w:r>
           </w:p>
         </w:tc>
@@ -13563,7 +13563,7 @@
               <w:jc w:val="left"/>
             </w:pPr>
             <w:r>
-              <w:t xml:space="preserve">6.8.0</w:t>
+              <w:t xml:space="preserve">6.8.1</w:t>
             </w:r>
           </w:p>
         </w:tc>
@@ -13593,7 +13593,7 @@
               <w:jc w:val="left"/>
             </w:pPr>
             <w:r>
-              <w:t xml:space="preserve">Technical report covers now match the PDF in DOCX/MD/HTML: the title uses the PDF’s 24pt size (was 36pt), the report type label appears below the title (the DOCX cover keeps the established title-first order; the PDF has label-then-title), and the Version/Date/Scenario table is rendered with the PDF’s red label column. The cover meta line now shows the report version and its set date (was the document version and the build date). Authors, when set, appear as a table row like the PDF.</w:t>
+              <w:t xml:space="preserve">Quality-pass fixes for v6.8.0: non-technical covers no longer show a stray Date paragraph (regression from the meta-scan change); the technical cover table is no longer hijacked from the body when :nochangelog: is set (boundary check on the cover-table detection); the Version/Date/Scenario table now renders unconditionally like the PDF (was gated by :nochangelog:); empty cover tables are skipped when no report values are set; corrected the cover-element-order wording in the v6.8.0 changelog.</w:t>
             </w:r>
           </w:p>
         </w:tc>
@@ -13606,7 +13606,7 @@
               <w:jc w:val="left"/>
             </w:pPr>
             <w:r>
-              <w:t xml:space="preserve">6.7.0</w:t>
+              <w:t xml:space="preserve">6.8.0</w:t>
             </w:r>
           </w:p>
         </w:tc>
@@ -13632,7 +13632,7 @@
               <w:jc w:val="left"/>
             </w:pPr>
             <w:r>
-              <w:t xml:space="preserve">Badge and language fidelity: DOCX badge pills now render black text like the PDF (was frame-colored), use the correct label case (Pass, not PASS), include the Portuguese POC labels (Atendido, Parcial, Falha, Ignorado), and render at native width per template (testbook badge text no longer shrinks). Portuguese signature greetings now match the PDF (At.te,), the POC classification label matches the full PDF wording, and the secondary-format table headers (stakeholders, closing record, test summary, changelog) are now language-aware. DOCX footers show Página in Portuguese documents. Cover dates no longer zero-pad the day.</w:t>
+              <w:t xml:space="preserve">Technical report covers now match the PDF in DOCX/MD/HTML: the title uses the PDF’s 24pt size (was 36pt), the report type label appears below the title (the DOCX cover keeps the established title-first order; the PDF has label-then-title), and the Version/Date/Scenario table is rendered with the PDF’s red label column. The cover meta line now shows the report version and its set date (was the document version and the build date). Authors, when set, appear as a table row like the PDF.</w:t>
             </w:r>
           </w:p>
         </w:tc>
@@ -13647,7 +13647,7 @@
               <w:jc w:val="left"/>
             </w:pPr>
             <w:r>
-              <w:t xml:space="preserve">6.6.1</w:t>
+              <w:t xml:space="preserve">6.7.0</w:t>
             </w:r>
           </w:p>
         </w:tc>
@@ -13677,7 +13677,7 @@
               <w:jc w:val="left"/>
             </w:pPr>
             <w:r>
-              <w:t xml:space="preserve">Quality-pass fixes for v6.6.0: the TESTCASE-marker strip now covers the entire DOCX fix run (a failure at any stage can no longer leave markers in the output file); the fixer resets its template state between in-process runs (the documented path-sniffing fallback works again); build.sh also cleans temporary files on interrupt signals; fixed a CHANGELOG typo.</w:t>
+              <w:t xml:space="preserve">Badge and language fidelity: DOCX badge pills now render black text like the PDF (was frame-colored), use the correct label case (Pass, not PASS), include the Portuguese POC labels (Atendido, Parcial, Falha, Ignorado), and render at native width per template (testbook badge text no longer shrinks). Portuguese signature greetings now match the PDF (At.te,), the POC classification label matches the full PDF wording, and the secondary-format table headers (stakeholders, closing record, test summary, changelog) are now language-aware. DOCX footers show Página in Portuguese documents. Cover dates no longer zero-pad the day.</w:t>
             </w:r>
           </w:p>
         </w:tc>
@@ -13690,7 +13690,7 @@
               <w:jc w:val="left"/>
             </w:pPr>
             <w:r>
-              <w:t xml:space="preserve">6.6.0</w:t>
+              <w:t xml:space="preserve">6.6.1</w:t>
             </w:r>
           </w:p>
         </w:tc>
@@ -13716,6 +13716,51 @@
               <w:jc w:val="left"/>
             </w:pPr>
             <w:r>
+              <w:t xml:space="preserve">Quality-pass fixes for v6.6.0: the TESTCASE-marker strip now covers the entire DOCX fix run (a failure at any stage can no longer leave markers in the output file); the fixer resets its template state between in-process runs (the documented path-sniffing fallback works again); build.sh also cleans temporary files on interrupt signals; fixed a CHANGELOG typo.</w:t>
+            </w:r>
+          </w:p>
+        </w:tc>
+      </w:tr>
+      <w:tr>
+        <w:tc>
+          <w:tcPr>
+            <w:shd w:val="clear" w:color="auto" w:fill="F6F8FA"/>
+          </w:tcPr>
+          <w:p>
+            <w:pPr>
+              <w:jc w:val="left"/>
+            </w:pPr>
+            <w:r>
+              <w:t xml:space="preserve">6.6.0</w:t>
+            </w:r>
+          </w:p>
+        </w:tc>
+        <w:tc>
+          <w:tcPr>
+            <w:shd w:val="clear" w:color="auto" w:fill="F6F8FA"/>
+          </w:tcPr>
+          <w:p>
+            <w:pPr>
+              <w:jc w:val="left"/>
+            </w:pPr>
+            <w:r>
+              <w:t xml:space="preserve">2026-09-20</w:t>
+            </w:r>
+          </w:p>
+        </w:tc>
+        <w:tc>
+          <w:tcPr>
+            <w:shd w:val="clear" w:color="auto" w:fill="F6F8FA"/>
+          </w:tcPr>
+          <w:p>
+            <w:pPr>
+              <w:numPr>
+                <w:ilvl w:val="0"/>
+                <w:numId w:val="1051"/>
+              </w:numPr>
+              <w:jc w:val="left"/>
+            </w:pPr>
+            <w:r>
               <w:t xml:space="preserve">Pipeline robustness: DOCX post-processing now fails loudly when content styling errors occur (TESTCASE markers can no longer leak into output); the DOCX fixer takes an explicit</w:t>
             </w:r>
             <w:r>
@@ -13738,58 +13783,13 @@
       </w:tr>
       <w:tr>
         <w:tc>
-          <w:tcPr>
-            <w:shd w:val="clear" w:color="auto" w:fill="F6F8FA"/>
-          </w:tcPr>
+          <w:tcPr/>
           <w:p>
             <w:pPr>
               <w:jc w:val="left"/>
             </w:pPr>
             <w:r>
               <w:t xml:space="preserve">6.5.2</w:t>
-            </w:r>
-          </w:p>
-        </w:tc>
-        <w:tc>
-          <w:tcPr>
-            <w:shd w:val="clear" w:color="auto" w:fill="F6F8FA"/>
-          </w:tcPr>
-          <w:p>
-            <w:pPr>
-              <w:jc w:val="left"/>
-            </w:pPr>
-            <w:r>
-              <w:t xml:space="preserve">2026-09-20</w:t>
-            </w:r>
-          </w:p>
-        </w:tc>
-        <w:tc>
-          <w:tcPr>
-            <w:shd w:val="clear" w:color="auto" w:fill="F6F8FA"/>
-          </w:tcPr>
-          <w:p>
-            <w:pPr>
-              <w:numPr>
-                <w:ilvl w:val="0"/>
-                <w:numId w:val="1051"/>
-              </w:numPr>
-              <w:jc w:val="left"/>
-            </w:pPr>
-            <w:r>
-              <w:t xml:space="preserve">Quality-pass fixes for v6.5.1: LaTeX quote conversion now handles only paired quotes (quote characters inside code arguments are no longer corrupted); signature cells containing escaped ampersands are no longer split; round-trip HTML generation guards the asciidoctor-diagram dependency and fails loudly when generation fails; pre-processor unit tests now cover pipe escaping in all five table handlers.</w:t>
-            </w:r>
-          </w:p>
-        </w:tc>
-      </w:tr>
-      <w:tr>
-        <w:tc>
-          <w:tcPr/>
-          <w:p>
-            <w:pPr>
-              <w:jc w:val="left"/>
-            </w:pPr>
-            <w:r>
-              <w:t xml:space="preserve">6.5.1</w:t>
             </w:r>
           </w:p>
         </w:tc>
@@ -13815,7 +13815,7 @@
               <w:jc w:val="left"/>
             </w:pPr>
             <w:r>
-              <w:t xml:space="preserve">Fixed DOCX/MD/HTML output: tables are no longer corrupted when changelog, signature, or summary content contains a pipe character (“|”). Badge text is now preserved in DOCX/MD/HTML — a “Ready” badge renders “Ready” instead of “[NEW]”. Multi-item changelog entries render as bullet lists instead of being joined with a literal “+”. POC documents now include the changelog in DOCX/MD/HTML. The :noanswers: attribute now hides test results and remarks in DOCX/MD/HTML, matching the PDF. Inline LaTeX (monospace text, arrows, LaTeX quotes) no longer leaks from changelog entries. The test suite now exercises the real build pipeline (pre-processor wired into round-trip and DOCX tests), with new pre-processor unit tests.</w:t>
+              <w:t xml:space="preserve">Quality-pass fixes for v6.5.1: LaTeX quote conversion now handles only paired quotes (quote characters inside code arguments are no longer corrupted); signature cells containing escaped ampersands are no longer split; round-trip HTML generation guards the asciidoctor-diagram dependency and fails loudly when generation fails; pre-processor unit tests now cover pipe escaping in all five table handlers.</w:t>
             </w:r>
           </w:p>
         </w:tc>
@@ -13830,7 +13830,7 @@
               <w:jc w:val="left"/>
             </w:pPr>
             <w:r>
-              <w:t xml:space="preserve">6.5.0</w:t>
+              <w:t xml:space="preserve">6.5.1</w:t>
             </w:r>
           </w:p>
         </w:tc>
@@ -13860,7 +13860,7 @@
               <w:jc w:val="left"/>
             </w:pPr>
             <w:r>
-              <w:t xml:space="preserve">Evidence checklist simplified to plain bullets in both PDF and DOCX (checkbox markers removed for compatibility). Planned Activities list in DOCX now uses Word’s native lower-roman numbering (i., ii., iii.) matching the PDF. Badges in DOCX replaced with exact-replica PNG pill images (rounded, colored frame and background, bold text) matching the PDF \ huaweibadge look — assets committed to the repo. Signature blocks in DOCX no longer show literal + symbols (proper hard line breaks).</w:t>
+              <w:t xml:space="preserve">Fixed DOCX/MD/HTML output: tables are no longer corrupted when changelog, signature, or summary content contains a pipe character (“|”). Badge text is now preserved in DOCX/MD/HTML — a “Ready” badge renders “Ready” instead of “[NEW]”. Multi-item changelog entries render as bullet lists instead of being joined with a literal “+”. POC documents now include the changelog in DOCX/MD/HTML. The :noanswers: attribute now hides test results and remarks in DOCX/MD/HTML, matching the PDF. Inline LaTeX (monospace text, arrows, LaTeX quotes) no longer leaks from changelog entries. The test suite now exercises the real build pipeline (pre-processor wired into round-trip and DOCX tests), with new pre-processor unit tests.</w:t>
             </w:r>
           </w:p>
         </w:tc>
@@ -13873,7 +13873,7 @@
               <w:jc w:val="left"/>
             </w:pPr>
             <w:r>
-              <w:t xml:space="preserve">6.4.7</w:t>
+              <w:t xml:space="preserve">6.5.0</w:t>
             </w:r>
           </w:p>
         </w:tc>
@@ -13899,7 +13899,7 @@
               <w:jc w:val="left"/>
             </w:pPr>
             <w:r>
-              <w:t xml:space="preserve">Section titles in DOCX now match the PDF heading design: the big section number (56pt) sits on the left, the title text is pushed to the right edge (a right tab stop mimics the LaTeX \ hfill), and the red rule runs below — previously the title sat left-aligned next to a small number. Applies to all templates.</w:t>
+              <w:t xml:space="preserve">Evidence checklist simplified to plain bullets in both PDF and DOCX (checkbox markers removed for compatibility). Planned Activities list in DOCX now uses Word’s native lower-roman numbering (i., ii., iii.) matching the PDF. Badges in DOCX replaced with exact-replica PNG pill images (rounded, colored frame and background, bold text) matching the PDF \ huaweibadge look — assets committed to the repo. Signature blocks in DOCX no longer show literal + symbols (proper hard line breaks).</w:t>
             </w:r>
           </w:p>
         </w:tc>
@@ -13914,7 +13914,7 @@
               <w:jc w:val="left"/>
             </w:pPr>
             <w:r>
-              <w:t xml:space="preserve">6.4.6</w:t>
+              <w:t xml:space="preserve">6.4.7</w:t>
             </w:r>
           </w:p>
         </w:tc>
@@ -13944,7 +13944,7 @@
               <w:jc w:val="left"/>
             </w:pPr>
             <w:r>
-              <w:t xml:space="preserve">Code blocks inside test cases no longer break the red left rule in DOCX — the code style’s left indent (which jogged the rule) is reset inside test case blocks, and code blocks now show the PDF’s code box (gray background with thin border on top, bottom, and right, red rule continuing on the left).</w:t>
+              <w:t xml:space="preserve">Section titles in DOCX now match the PDF heading design: the big section number (56pt) sits on the left, the title text is pushed to the right edge (a right tab stop mimics the LaTeX \ hfill), and the red rule runs below — previously the title sat left-aligned next to a small number. Applies to all templates.</w:t>
             </w:r>
           </w:p>
         </w:tc>
@@ -13957,7 +13957,7 @@
               <w:jc w:val="left"/>
             </w:pPr>
             <w:r>
-              <w:t xml:space="preserve">6.4.5</w:t>
+              <w:t xml:space="preserve">6.4.6</w:t>
             </w:r>
           </w:p>
         </w:tc>
@@ -13983,7 +13983,7 @@
               <w:jc w:val="left"/>
             </w:pPr>
             <w:r>
-              <w:t xml:space="preserve">DOCX polish pass: all captions centered (matching the PDF), vertical spacing between blocks matched to the LaTeX rhythm (medskip/smallskip around captions, field bars, and steps), and test steps now render as separate paragraphs each with the red bold number (previously merged into one paragraph).</w:t>
+              <w:t xml:space="preserve">Code blocks inside test cases no longer break the red left rule in DOCX — the code style’s left indent (which jogged the rule) is reset inside test case blocks, and code blocks now show the PDF’s code box (gray background with thin border on top, bottom, and right, red rule continuing on the left).</w:t>
             </w:r>
           </w:p>
         </w:tc>
@@ -13998,7 +13998,7 @@
               <w:jc w:val="left"/>
             </w:pPr>
             <w:r>
-              <w:t xml:space="preserve">6.4.4</w:t>
+              <w:t xml:space="preserve">6.4.5</w:t>
             </w:r>
           </w:p>
         </w:tc>
@@ -14028,7 +14028,7 @@
               <w:jc w:val="left"/>
             </w:pPr>
             <w:r>
-              <w:t xml:space="preserve">DOCX covers now show the logo, cover text, and version/date/time meta line like the PDF. Test case blocks in DOCX get the PDF’s visual wrapper: red left rule, red field header bars, and red step numbers. Captions follow the PDF ordering system in DOCX, MD, and HTML (Table/Diagram/Figure/Testcase N: with bold symbol). Portuguese PDFs now label diagrams "Diagrama N:" (was hardcoded English "Diagram"). Markdown and HTML output no longer leaks raw LaTeX from passthrough blocks — the DOCX pre-processor now feeds those pipelines too.</w:t>
+              <w:t xml:space="preserve">DOCX polish pass: all captions centered (matching the PDF), vertical spacing between blocks matched to the LaTeX rhythm (medskip/smallskip around captions, field bars, and steps), and test steps now render as separate paragraphs each with the red bold number (previously merged into one paragraph).</w:t>
             </w:r>
           </w:p>
         </w:tc>
@@ -14041,7 +14041,7 @@
               <w:jc w:val="left"/>
             </w:pPr>
             <w:r>
-              <w:t xml:space="preserve">6.4.3</w:t>
+              <w:t xml:space="preserve">6.4.4</w:t>
             </w:r>
           </w:p>
         </w:tc>
@@ -14067,7 +14067,7 @@
               <w:jc w:val="left"/>
             </w:pPr>
             <w:r>
-              <w:t xml:space="preserve">Testbook and POC DOCX output now matches the PDF much more closely: native table of contents (language-aware, auto-populated), each section starts on a new page, embedded images and diagrams (PlantUML/Graphviz rendered), white-on-red table headers, cover version line under the title, centered test case captions, and plain black rules for signature grids.</w:t>
+              <w:t xml:space="preserve">DOCX covers now show the logo, cover text, and version/date/time meta line like the PDF. Test case blocks in DOCX get the PDF’s visual wrapper: red left rule, red field header bars, and red step numbers. Captions follow the PDF ordering system in DOCX, MD, and HTML (Table/Diagram/Figure/Testcase N: with bold symbol). Portuguese PDFs now label diagrams "Diagrama N:" (was hardcoded English "Diagram"). Markdown and HTML output no longer leaks raw LaTeX from passthrough blocks — the DOCX pre-processor now feeds those pipelines too.</w:t>
             </w:r>
           </w:p>
         </w:tc>
@@ -14082,7 +14082,7 @@
               <w:jc w:val="left"/>
             </w:pPr>
             <w:r>
-              <w:t xml:space="preserve">6.4.2</w:t>
+              <w:t xml:space="preserve">6.4.3</w:t>
             </w:r>
           </w:p>
         </w:tc>
@@ -14112,7 +14112,7 @@
               <w:jc w:val="left"/>
             </w:pPr>
             <w:r>
-              <w:t xml:space="preserve">DOCX output for POC and testbook templates now includes all passthrough content (stakeholders, closing record, signatures, test cases, test summary, changelog) via a new pre-processor. Fixed dropped Test Scope fields in testbook DOCX output.</w:t>
+              <w:t xml:space="preserve">Testbook and POC DOCX output now matches the PDF much more closely: native table of contents (language-aware, auto-populated), each section starts on a new page, embedded images and diagrams (PlantUML/Graphviz rendered), white-on-red table headers, cover version line under the title, centered test case captions, and plain black rules for signature grids.</w:t>
             </w:r>
           </w:p>
         </w:tc>
@@ -14125,7 +14125,7 @@
               <w:jc w:val="left"/>
             </w:pPr>
             <w:r>
-              <w:t xml:space="preserve">6.4.0</w:t>
+              <w:t xml:space="preserve">6.4.2</w:t>
             </w:r>
           </w:p>
         </w:tc>
@@ -14151,6 +14151,51 @@
               <w:jc w:val="left"/>
             </w:pPr>
             <w:r>
+              <w:t xml:space="preserve">DOCX output for POC and testbook templates now includes all passthrough content (stakeholders, closing record, signatures, test cases, test summary, changelog) via a new pre-processor. Fixed dropped Test Scope fields in testbook DOCX output.</w:t>
+            </w:r>
+          </w:p>
+        </w:tc>
+      </w:tr>
+      <w:tr>
+        <w:tc>
+          <w:tcPr>
+            <w:shd w:val="clear" w:color="auto" w:fill="F6F8FA"/>
+          </w:tcPr>
+          <w:p>
+            <w:pPr>
+              <w:jc w:val="left"/>
+            </w:pPr>
+            <w:r>
+              <w:t xml:space="preserve">6.4.0</w:t>
+            </w:r>
+          </w:p>
+        </w:tc>
+        <w:tc>
+          <w:tcPr>
+            <w:shd w:val="clear" w:color="auto" w:fill="F6F8FA"/>
+          </w:tcPr>
+          <w:p>
+            <w:pPr>
+              <w:jc w:val="left"/>
+            </w:pPr>
+            <w:r>
+              <w:t xml:space="preserve">2026-09-20</w:t>
+            </w:r>
+          </w:p>
+        </w:tc>
+        <w:tc>
+          <w:tcPr>
+            <w:shd w:val="clear" w:color="auto" w:fill="F6F8FA"/>
+          </w:tcPr>
+          <w:p>
+            <w:pPr>
+              <w:numPr>
+                <w:ilvl w:val="0"/>
+                <w:numId w:val="1061"/>
+              </w:numPr>
+              <w:jc w:val="left"/>
+            </w:pPr>
+            <w:r>
               <w:t xml:space="preserve">Fixed changelog dates — replaced</w:t>
             </w:r>
             <w:r>
@@ -14173,58 +14218,13 @@
       </w:tr>
       <w:tr>
         <w:tc>
-          <w:tcPr>
-            <w:shd w:val="clear" w:color="auto" w:fill="F6F8FA"/>
-          </w:tcPr>
+          <w:tcPr/>
           <w:p>
             <w:pPr>
               <w:jc w:val="left"/>
             </w:pPr>
             <w:r>
               <w:t xml:space="preserve">5.1.1</w:t>
-            </w:r>
-          </w:p>
-        </w:tc>
-        <w:tc>
-          <w:tcPr>
-            <w:shd w:val="clear" w:color="auto" w:fill="F6F8FA"/>
-          </w:tcPr>
-          <w:p>
-            <w:pPr>
-              <w:jc w:val="left"/>
-            </w:pPr>
-            <w:r>
-              <w:t xml:space="preserve">2026-09-14</w:t>
-            </w:r>
-          </w:p>
-        </w:tc>
-        <w:tc>
-          <w:tcPr>
-            <w:shd w:val="clear" w:color="auto" w:fill="F6F8FA"/>
-          </w:tcPr>
-          <w:p>
-            <w:pPr>
-              <w:numPr>
-                <w:ilvl w:val="0"/>
-                <w:numId w:val="1061"/>
-              </w:numPr>
-              <w:jc w:val="left"/>
-            </w:pPr>
-            <w:r>
-              <w:t xml:space="preserve">Synced callout colors in DOCX/HTML/MD output to match brand palette. Added color palette demo.</w:t>
-            </w:r>
-          </w:p>
-        </w:tc>
-      </w:tr>
-      <w:tr>
-        <w:tc>
-          <w:tcPr/>
-          <w:p>
-            <w:pPr>
-              <w:jc w:val="left"/>
-            </w:pPr>
-            <w:r>
-              <w:t xml:space="preserve">5.1.0</w:t>
             </w:r>
           </w:p>
         </w:tc>
@@ -14250,7 +14250,7 @@
               <w:jc w:val="left"/>
             </w:pPr>
             <w:r>
-              <w:t xml:space="preserve">Adopted brand guidelines auxiliary color palette and monochrome scale. Aligned callout colors to brand specifications.</w:t>
+              <w:t xml:space="preserve">Synced callout colors in DOCX/HTML/MD output to match brand palette. Added color palette demo.</w:t>
             </w:r>
           </w:p>
         </w:tc>
@@ -14265,7 +14265,7 @@
               <w:jc w:val="left"/>
             </w:pPr>
             <w:r>
-              <w:t xml:space="preserve">5.0.3</w:t>
+              <w:t xml:space="preserve">5.1.0</w:t>
             </w:r>
           </w:p>
         </w:tc>
@@ -14295,6 +14295,45 @@
               <w:jc w:val="left"/>
             </w:pPr>
             <w:r>
+              <w:t xml:space="preserve">Adopted brand guidelines auxiliary color palette and monochrome scale. Aligned callout colors to brand specifications.</w:t>
+            </w:r>
+          </w:p>
+        </w:tc>
+      </w:tr>
+      <w:tr>
+        <w:tc>
+          <w:tcPr/>
+          <w:p>
+            <w:pPr>
+              <w:jc w:val="left"/>
+            </w:pPr>
+            <w:r>
+              <w:t xml:space="preserve">5.0.3</w:t>
+            </w:r>
+          </w:p>
+        </w:tc>
+        <w:tc>
+          <w:tcPr/>
+          <w:p>
+            <w:pPr>
+              <w:jc w:val="left"/>
+            </w:pPr>
+            <w:r>
+              <w:t xml:space="preserve">2026-09-14</w:t>
+            </w:r>
+          </w:p>
+        </w:tc>
+        <w:tc>
+          <w:tcPr/>
+          <w:p>
+            <w:pPr>
+              <w:numPr>
+                <w:ilvl w:val="0"/>
+                <w:numId w:val="1064"/>
+              </w:numPr>
+              <w:jc w:val="left"/>
+            </w:pPr>
+            <w:r>
               <w:t xml:space="preserve">Removed non-standard</w:t>
             </w:r>
             <w:r>
@@ -14317,54 +14356,15 @@
       </w:tr>
       <w:tr>
         <w:tc>
-          <w:tcPr/>
+          <w:tcPr>
+            <w:shd w:val="clear" w:color="auto" w:fill="F6F8FA"/>
+          </w:tcPr>
           <w:p>
             <w:pPr>
               <w:jc w:val="left"/>
             </w:pPr>
             <w:r>
               <w:t xml:space="preserve">5.0.2</w:t>
-            </w:r>
-          </w:p>
-        </w:tc>
-        <w:tc>
-          <w:tcPr/>
-          <w:p>
-            <w:pPr>
-              <w:jc w:val="left"/>
-            </w:pPr>
-            <w:r>
-              <w:t xml:space="preserve">2026-09-14</w:t>
-            </w:r>
-          </w:p>
-        </w:tc>
-        <w:tc>
-          <w:tcPr/>
-          <w:p>
-            <w:pPr>
-              <w:numPr>
-                <w:ilvl w:val="0"/>
-                <w:numId w:val="1064"/>
-              </w:numPr>
-              <w:jc w:val="left"/>
-            </w:pPr>
-            <w:r>
-              <w:t xml:space="preserve">Long commands in test steps now render as code blocks instead of inline code.</w:t>
-            </w:r>
-          </w:p>
-        </w:tc>
-      </w:tr>
-      <w:tr>
-        <w:tc>
-          <w:tcPr>
-            <w:shd w:val="clear" w:color="auto" w:fill="F6F8FA"/>
-          </w:tcPr>
-          <w:p>
-            <w:pPr>
-              <w:jc w:val="left"/>
-            </w:pPr>
-            <w:r>
-              <w:t xml:space="preserve">5.0.1</w:t>
             </w:r>
           </w:p>
         </w:tc>
@@ -14394,7 +14394,7 @@
               <w:jc w:val="left"/>
             </w:pPr>
             <w:r>
-              <w:t xml:space="preserve">Testcase caption centered above the block.</w:t>
+              <w:t xml:space="preserve">Long commands in test steps now render as code blocks instead of inline code.</w:t>
             </w:r>
           </w:p>
         </w:tc>
@@ -14407,7 +14407,7 @@
               <w:jc w:val="left"/>
             </w:pPr>
             <w:r>
-              <w:t xml:space="preserve">5.0.0</w:t>
+              <w:t xml:space="preserve">5.0.1</w:t>
             </w:r>
           </w:p>
         </w:tc>
@@ -14433,6 +14433,51 @@
               <w:jc w:val="left"/>
             </w:pPr>
             <w:r>
+              <w:t xml:space="preserve">Testcase caption centered above the block.</w:t>
+            </w:r>
+          </w:p>
+        </w:tc>
+      </w:tr>
+      <w:tr>
+        <w:tc>
+          <w:tcPr>
+            <w:shd w:val="clear" w:color="auto" w:fill="F6F8FA"/>
+          </w:tcPr>
+          <w:p>
+            <w:pPr>
+              <w:jc w:val="left"/>
+            </w:pPr>
+            <w:r>
+              <w:t xml:space="preserve">5.0.0</w:t>
+            </w:r>
+          </w:p>
+        </w:tc>
+        <w:tc>
+          <w:tcPr>
+            <w:shd w:val="clear" w:color="auto" w:fill="F6F8FA"/>
+          </w:tcPr>
+          <w:p>
+            <w:pPr>
+              <w:jc w:val="left"/>
+            </w:pPr>
+            <w:r>
+              <w:t xml:space="preserve">2026-09-14</w:t>
+            </w:r>
+          </w:p>
+        </w:tc>
+        <w:tc>
+          <w:tcPr>
+            <w:shd w:val="clear" w:color="auto" w:fill="F6F8FA"/>
+          </w:tcPr>
+          <w:p>
+            <w:pPr>
+              <w:numPr>
+                <w:ilvl w:val="0"/>
+                <w:numId w:val="1067"/>
+              </w:numPr>
+              <w:jc w:val="left"/>
+            </w:pPr>
+            <w:r>
               <w:t xml:space="preserve">Major refactoring: extracted shared modules (huawei-titles, huawei-toc, huawei-cover), renamed</w:t>
             </w:r>
             <w:r>
@@ -14494,9 +14539,7 @@
       </w:tr>
       <w:tr>
         <w:tc>
-          <w:tcPr>
-            <w:shd w:val="clear" w:color="auto" w:fill="F6F8FA"/>
-          </w:tcPr>
+          <w:tcPr/>
           <w:p>
             <w:pPr>
               <w:jc w:val="left"/>
@@ -14507,56 +14550,13 @@
           </w:p>
         </w:tc>
         <w:tc>
-          <w:tcPr>
-            <w:shd w:val="clear" w:color="auto" w:fill="F6F8FA"/>
-          </w:tcPr>
+          <w:tcPr/>
           <w:p>
             <w:pPr>
               <w:jc w:val="left"/>
             </w:pPr>
             <w:r>
               <w:t xml:space="preserve">2026-09-14</w:t>
-            </w:r>
-          </w:p>
-        </w:tc>
-        <w:tc>
-          <w:tcPr>
-            <w:shd w:val="clear" w:color="auto" w:fill="F6F8FA"/>
-          </w:tcPr>
-          <w:p>
-            <w:pPr>
-              <w:numPr>
-                <w:ilvl w:val="0"/>
-                <w:numId w:val="1067"/>
-              </w:numPr>
-              <w:jc w:val="left"/>
-            </w:pPr>
-            <w:r>
-              <w:t xml:space="preserve">Testcase headings now formatted as captions (like figures/tables): bold “Testcase N:” followed by description. Changed label from “Test Case” to “Testcase”.</w:t>
-            </w:r>
-          </w:p>
-        </w:tc>
-      </w:tr>
-      <w:tr>
-        <w:tc>
-          <w:tcPr/>
-          <w:p>
-            <w:pPr>
-              <w:jc w:val="left"/>
-            </w:pPr>
-            <w:r>
-              <w:t xml:space="preserve">4.6.0</w:t>
-            </w:r>
-          </w:p>
-        </w:tc>
-        <w:tc>
-          <w:tcPr/>
-          <w:p>
-            <w:pPr>
-              <w:jc w:val="left"/>
-            </w:pPr>
-            <w:r>
-              <w:t xml:space="preserve">2026-09-13</w:t>
             </w:r>
           </w:p>
         </w:tc>
@@ -14571,7 +14571,7 @@
               <w:jc w:val="left"/>
             </w:pPr>
             <w:r>
-              <w:t xml:space="preserve">Section restructure: Introduction, Test Cases (with category subsections), Conclusion. Testcases auto-numbered like figures/tables. Changed testcase from subsection to subsubsection.</w:t>
+              <w:t xml:space="preserve">Testcase headings now formatted as captions (like figures/tables): bold “Testcase N:” followed by description. Changed label from “Test Case” to “Testcase”.</w:t>
             </w:r>
           </w:p>
         </w:tc>
@@ -14586,7 +14586,7 @@
               <w:jc w:val="left"/>
             </w:pPr>
             <w:r>
-              <w:t xml:space="preserve">4.5.0</w:t>
+              <w:t xml:space="preserve">4.6.0</w:t>
             </w:r>
           </w:p>
         </w:tc>
@@ -14616,6 +14616,45 @@
               <w:jc w:val="left"/>
             </w:pPr>
             <w:r>
+              <w:t xml:space="preserve">Section restructure: Introduction, Test Cases (with category subsections), Conclusion. Testcases auto-numbered like figures/tables. Changed testcase from subsection to subsubsection.</w:t>
+            </w:r>
+          </w:p>
+        </w:tc>
+      </w:tr>
+      <w:tr>
+        <w:tc>
+          <w:tcPr/>
+          <w:p>
+            <w:pPr>
+              <w:jc w:val="left"/>
+            </w:pPr>
+            <w:r>
+              <w:t xml:space="preserve">4.5.0</w:t>
+            </w:r>
+          </w:p>
+        </w:tc>
+        <w:tc>
+          <w:tcPr/>
+          <w:p>
+            <w:pPr>
+              <w:jc w:val="left"/>
+            </w:pPr>
+            <w:r>
+              <w:t xml:space="preserve">2026-09-13</w:t>
+            </w:r>
+          </w:p>
+        </w:tc>
+        <w:tc>
+          <w:tcPr/>
+          <w:p>
+            <w:pPr>
+              <w:numPr>
+                <w:ilvl w:val="0"/>
+                <w:numId w:val="1070"/>
+              </w:numPr>
+              <w:jc w:val="left"/>
+            </w:pPr>
+            <w:r>
               <w:t xml:space="preserve">Unified field APIs:</w:t>
             </w:r>
             <w:r>
@@ -14680,54 +14719,15 @@
       </w:tr>
       <w:tr>
         <w:tc>
-          <w:tcPr/>
+          <w:tcPr>
+            <w:shd w:val="clear" w:color="auto" w:fill="F6F8FA"/>
+          </w:tcPr>
           <w:p>
             <w:pPr>
               <w:jc w:val="left"/>
             </w:pPr>
             <w:r>
               <w:t xml:space="preserve">4.4.0</w:t>
-            </w:r>
-          </w:p>
-        </w:tc>
-        <w:tc>
-          <w:tcPr/>
-          <w:p>
-            <w:pPr>
-              <w:jc w:val="left"/>
-            </w:pPr>
-            <w:r>
-              <w:t xml:space="preserve">2026-09-13</w:t>
-            </w:r>
-          </w:p>
-        </w:tc>
-        <w:tc>
-          <w:tcPr/>
-          <w:p>
-            <w:pPr>
-              <w:numPr>
-                <w:ilvl w:val="0"/>
-                <w:numId w:val="1070"/>
-              </w:numPr>
-              <w:jc w:val="left"/>
-            </w:pPr>
-            <w:r>
-              <w:t xml:space="preserve">Code review fixes: removed dead labels, badge now uses Huawei brand colors (tipbg/tipfg, huaweired, warningbg/warningfg), Lua filter preserves formatting in DOCX/MD/HTML via parse_latex_blocks, testprocedure handler preserves non-step content (images, code, callouts).</w:t>
-            </w:r>
-          </w:p>
-        </w:tc>
-      </w:tr>
-      <w:tr>
-        <w:tc>
-          <w:tcPr>
-            <w:shd w:val="clear" w:color="auto" w:fill="F6F8FA"/>
-          </w:tcPr>
-          <w:p>
-            <w:pPr>
-              <w:jc w:val="left"/>
-            </w:pPr>
-            <w:r>
-              <w:t xml:space="preserve">4.3.0</w:t>
             </w:r>
           </w:p>
         </w:tc>
@@ -14757,6 +14757,45 @@
               <w:jc w:val="left"/>
             </w:pPr>
             <w:r>
+              <w:t xml:space="preserve">Code review fixes: removed dead labels, badge now uses Huawei brand colors (tipbg/tipfg, huaweired, warningbg/warningfg), Lua filter preserves formatting in DOCX/MD/HTML via parse_latex_blocks, testprocedure handler preserves non-step content (images, code, callouts).</w:t>
+            </w:r>
+          </w:p>
+        </w:tc>
+      </w:tr>
+      <w:tr>
+        <w:tc>
+          <w:tcPr/>
+          <w:p>
+            <w:pPr>
+              <w:jc w:val="left"/>
+            </w:pPr>
+            <w:r>
+              <w:t xml:space="preserve">4.3.0</w:t>
+            </w:r>
+          </w:p>
+        </w:tc>
+        <w:tc>
+          <w:tcPr/>
+          <w:p>
+            <w:pPr>
+              <w:jc w:val="left"/>
+            </w:pPr>
+            <w:r>
+              <w:t xml:space="preserve">2026-09-13</w:t>
+            </w:r>
+          </w:p>
+        </w:tc>
+        <w:tc>
+          <w:tcPr/>
+          <w:p>
+            <w:pPr>
+              <w:numPr>
+                <w:ilvl w:val="0"/>
+                <w:numId w:val="1072"/>
+              </w:numPr>
+              <w:jc w:val="left"/>
+            </w:pPr>
+            <w:r>
               <w:t xml:space="preserve">Added</w:t>
             </w:r>
             <w:r>
@@ -14809,7 +14848,9 @@
       </w:tr>
       <w:tr>
         <w:tc>
-          <w:tcPr/>
+          <w:tcPr>
+            <w:shd w:val="clear" w:color="auto" w:fill="F6F8FA"/>
+          </w:tcPr>
           <w:p>
             <w:pPr>
               <w:jc w:val="left"/>
@@ -14820,7 +14861,9 @@
           </w:p>
         </w:tc>
         <w:tc>
-          <w:tcPr/>
+          <w:tcPr>
+            <w:shd w:val="clear" w:color="auto" w:fill="F6F8FA"/>
+          </w:tcPr>
           <w:p>
             <w:pPr>
               <w:jc w:val="left"/>
@@ -14831,12 +14874,14 @@
           </w:p>
         </w:tc>
         <w:tc>
-          <w:tcPr/>
+          <w:tcPr>
+            <w:shd w:val="clear" w:color="auto" w:fill="F6F8FA"/>
+          </w:tcPr>
           <w:p>
             <w:pPr>
               <w:numPr>
                 <w:ilvl w:val="0"/>
-                <w:numId w:val="1072"/>
+                <w:numId w:val="1073"/>
               </w:numPr>
               <w:jc w:val="left"/>
             </w:pPr>
@@ -14890,9 +14935,7 @@
       </w:tr>
       <w:tr>
         <w:tc>
-          <w:tcPr>
-            <w:shd w:val="clear" w:color="auto" w:fill="F6F8FA"/>
-          </w:tcPr>
+          <w:tcPr/>
           <w:p>
             <w:pPr>
               <w:jc w:val="left"/>
@@ -14903,9 +14946,7 @@
           </w:p>
         </w:tc>
         <w:tc>
-          <w:tcPr>
-            <w:shd w:val="clear" w:color="auto" w:fill="F6F8FA"/>
-          </w:tcPr>
+          <w:tcPr/>
           <w:p>
             <w:pPr>
               <w:jc w:val="left"/>
@@ -14916,14 +14957,12 @@
           </w:p>
         </w:tc>
         <w:tc>
-          <w:tcPr>
-            <w:shd w:val="clear" w:color="auto" w:fill="F6F8FA"/>
-          </w:tcPr>
+          <w:tcPr/>
           <w:p>
             <w:pPr>
               <w:numPr>
                 <w:ilvl w:val="0"/>
-                <w:numId w:val="1073"/>
+                <w:numId w:val="1074"/>
               </w:numPr>
               <w:jc w:val="left"/>
             </w:pPr>
@@ -14950,7 +14989,9 @@
       </w:tr>
       <w:tr>
         <w:tc>
-          <w:tcPr/>
+          <w:tcPr>
+            <w:shd w:val="clear" w:color="auto" w:fill="F6F8FA"/>
+          </w:tcPr>
           <w:p>
             <w:pPr>
               <w:jc w:val="left"/>
@@ -14961,7 +15002,9 @@
           </w:p>
         </w:tc>
         <w:tc>
-          <w:tcPr/>
+          <w:tcPr>
+            <w:shd w:val="clear" w:color="auto" w:fill="F6F8FA"/>
+          </w:tcPr>
           <w:p>
             <w:pPr>
               <w:jc w:val="left"/>
@@ -14972,12 +15015,14 @@
           </w:p>
         </w:tc>
         <w:tc>
-          <w:tcPr/>
+          <w:tcPr>
+            <w:shd w:val="clear" w:color="auto" w:fill="F6F8FA"/>
+          </w:tcPr>
           <w:p>
             <w:pPr>
               <w:numPr>
                 <w:ilvl w:val="0"/>
-                <w:numId w:val="1074"/>
+                <w:numId w:val="1075"/>
               </w:numPr>
               <w:jc w:val="left"/>
             </w:pPr>
@@ -15019,9 +15064,7 @@
       </w:tr>
       <w:tr>
         <w:tc>
-          <w:tcPr>
-            <w:shd w:val="clear" w:color="auto" w:fill="F6F8FA"/>
-          </w:tcPr>
+          <w:tcPr/>
           <w:p>
             <w:pPr>
               <w:jc w:val="left"/>
@@ -15032,9 +15075,7 @@
           </w:p>
         </w:tc>
         <w:tc>
-          <w:tcPr>
-            <w:shd w:val="clear" w:color="auto" w:fill="F6F8FA"/>
-          </w:tcPr>
+          <w:tcPr/>
           <w:p>
             <w:pPr>
               <w:jc w:val="left"/>
@@ -15045,14 +15086,12 @@
           </w:p>
         </w:tc>
         <w:tc>
-          <w:tcPr>
-            <w:shd w:val="clear" w:color="auto" w:fill="F6F8FA"/>
-          </w:tcPr>
+          <w:tcPr/>
           <w:p>
             <w:pPr>
               <w:numPr>
                 <w:ilvl w:val="0"/>
-                <w:numId w:val="1075"/>
+                <w:numId w:val="1076"/>
               </w:numPr>
               <w:jc w:val="left"/>
             </w:pPr>
@@ -15079,54 +15118,15 @@
       </w:tr>
       <w:tr>
         <w:tc>
-          <w:tcPr/>
+          <w:tcPr>
+            <w:shd w:val="clear" w:color="auto" w:fill="F6F8FA"/>
+          </w:tcPr>
           <w:p>
             <w:pPr>
               <w:jc w:val="left"/>
             </w:pPr>
             <w:r>
               <w:t xml:space="preserve">3.8.1</w:t>
-            </w:r>
-          </w:p>
-        </w:tc>
-        <w:tc>
-          <w:tcPr/>
-          <w:p>
-            <w:pPr>
-              <w:jc w:val="left"/>
-            </w:pPr>
-            <w:r>
-              <w:t xml:space="preserve">2026-09-13</w:t>
-            </w:r>
-          </w:p>
-        </w:tc>
-        <w:tc>
-          <w:tcPr/>
-          <w:p>
-            <w:pPr>
-              <w:numPr>
-                <w:ilvl w:val="0"/>
-                <w:numId w:val="1076"/>
-              </w:numPr>
-              <w:jc w:val="left"/>
-            </w:pPr>
-            <w:r>
-              <w:t xml:space="preserve">End-to-end quality review: fixed testbook PDF metadata title, removed stray user DOCX from template dir, fixed round-trip.sh variable typo, updated stale references in AGENTS.md and README.md, committed testbook sample PDFs, set TZ for pandoc cover time consistency, widened pandoc version range.</w:t>
-            </w:r>
-          </w:p>
-        </w:tc>
-      </w:tr>
-      <w:tr>
-        <w:tc>
-          <w:tcPr>
-            <w:shd w:val="clear" w:color="auto" w:fill="F6F8FA"/>
-          </w:tcPr>
-          <w:p>
-            <w:pPr>
-              <w:jc w:val="left"/>
-            </w:pPr>
-            <w:r>
-              <w:t xml:space="preserve">3.8.0</w:t>
             </w:r>
           </w:p>
         </w:tc>
@@ -15156,7 +15156,7 @@
               <w:jc w:val="left"/>
             </w:pPr>
             <w:r>
-              <w:t xml:space="preserve">Removed Tips and Tricks chapter (tmux configuration) — required VS Code-specific keybindings that don’t generalize across terminal setups.</w:t>
+              <w:t xml:space="preserve">End-to-end quality review: fixed testbook PDF metadata title, removed stray user DOCX from template dir, fixed round-trip.sh variable typo, updated stale references in AGENTS.md and README.md, committed testbook sample PDFs, set TZ for pandoc cover time consistency, widened pandoc version range.</w:t>
             </w:r>
           </w:p>
         </w:tc>
@@ -15169,18 +15169,18 @@
               <w:jc w:val="left"/>
             </w:pPr>
             <w:r>
-              <w:t xml:space="preserve">3.7.0</w:t>
-            </w:r>
-          </w:p>
-        </w:tc>
-        <w:tc>
-          <w:tcPr/>
-          <w:p>
-            <w:pPr>
-              <w:jc w:val="left"/>
-            </w:pPr>
-            <w:r>
-              <w:t xml:space="preserve">2026-09-12</w:t>
+              <w:t xml:space="preserve">3.8.0</w:t>
+            </w:r>
+          </w:p>
+        </w:tc>
+        <w:tc>
+          <w:tcPr/>
+          <w:p>
+            <w:pPr>
+              <w:jc w:val="left"/>
+            </w:pPr>
+            <w:r>
+              <w:t xml:space="preserve">2026-09-13</w:t>
             </w:r>
           </w:p>
         </w:tc>
@@ -15195,6 +15195,51 @@
               <w:jc w:val="left"/>
             </w:pPr>
             <w:r>
+              <w:t xml:space="preserve">Removed Tips and Tricks chapter (tmux configuration) — required VS Code-specific keybindings that don’t generalize across terminal setups.</w:t>
+            </w:r>
+          </w:p>
+        </w:tc>
+      </w:tr>
+      <w:tr>
+        <w:tc>
+          <w:tcPr>
+            <w:shd w:val="clear" w:color="auto" w:fill="F6F8FA"/>
+          </w:tcPr>
+          <w:p>
+            <w:pPr>
+              <w:jc w:val="left"/>
+            </w:pPr>
+            <w:r>
+              <w:t xml:space="preserve">3.7.0</w:t>
+            </w:r>
+          </w:p>
+        </w:tc>
+        <w:tc>
+          <w:tcPr>
+            <w:shd w:val="clear" w:color="auto" w:fill="F6F8FA"/>
+          </w:tcPr>
+          <w:p>
+            <w:pPr>
+              <w:jc w:val="left"/>
+            </w:pPr>
+            <w:r>
+              <w:t xml:space="preserve">2026-09-12</w:t>
+            </w:r>
+          </w:p>
+        </w:tc>
+        <w:tc>
+          <w:tcPr>
+            <w:shd w:val="clear" w:color="auto" w:fill="F6F8FA"/>
+          </w:tcPr>
+          <w:p>
+            <w:pPr>
+              <w:numPr>
+                <w:ilvl w:val="0"/>
+                <w:numId w:val="1079"/>
+              </w:numPr>
+              <w:jc w:val="left"/>
+            </w:pPr>
+            <w:r>
               <w:t xml:space="preserve">Added</w:t>
             </w:r>
             <w:r>
@@ -15247,9 +15292,7 @@
       </w:tr>
       <w:tr>
         <w:tc>
-          <w:tcPr>
-            <w:shd w:val="clear" w:color="auto" w:fill="F6F8FA"/>
-          </w:tcPr>
+          <w:tcPr/>
           <w:p>
             <w:pPr>
               <w:jc w:val="left"/>
@@ -15260,9 +15303,7 @@
           </w:p>
         </w:tc>
         <w:tc>
-          <w:tcPr>
-            <w:shd w:val="clear" w:color="auto" w:fill="F6F8FA"/>
-          </w:tcPr>
+          <w:tcPr/>
           <w:p>
             <w:pPr>
               <w:jc w:val="left"/>
@@ -15273,14 +15314,12 @@
           </w:p>
         </w:tc>
         <w:tc>
-          <w:tcPr>
-            <w:shd w:val="clear" w:color="auto" w:fill="F6F8FA"/>
-          </w:tcPr>
+          <w:tcPr/>
           <w:p>
             <w:pPr>
               <w:numPr>
                 <w:ilvl w:val="0"/>
-                <w:numId w:val="1079"/>
+                <w:numId w:val="1080"/>
               </w:numPr>
               <w:jc w:val="left"/>
             </w:pPr>
@@ -15337,7 +15376,9 @@
       </w:tr>
       <w:tr>
         <w:tc>
-          <w:tcPr/>
+          <w:tcPr>
+            <w:shd w:val="clear" w:color="auto" w:fill="F6F8FA"/>
+          </w:tcPr>
           <w:p>
             <w:pPr>
               <w:jc w:val="left"/>
@@ -15348,7 +15389,9 @@
           </w:p>
         </w:tc>
         <w:tc>
-          <w:tcPr/>
+          <w:tcPr>
+            <w:shd w:val="clear" w:color="auto" w:fill="F6F8FA"/>
+          </w:tcPr>
           <w:p>
             <w:pPr>
               <w:jc w:val="left"/>
@@ -15359,12 +15402,14 @@
           </w:p>
         </w:tc>
         <w:tc>
-          <w:tcPr/>
+          <w:tcPr>
+            <w:shd w:val="clear" w:color="auto" w:fill="F6F8FA"/>
+          </w:tcPr>
           <w:p>
             <w:pPr>
               <w:numPr>
                 <w:ilvl w:val="0"/>
-                <w:numId w:val="1080"/>
+                <w:numId w:val="1081"/>
               </w:numPr>
               <w:jc w:val="left"/>
             </w:pPr>
@@ -15442,9 +15487,7 @@
       </w:tr>
       <w:tr>
         <w:tc>
-          <w:tcPr>
-            <w:shd w:val="clear" w:color="auto" w:fill="F6F8FA"/>
-          </w:tcPr>
+          <w:tcPr/>
           <w:p>
             <w:pPr>
               <w:jc w:val="left"/>
@@ -15455,9 +15498,7 @@
           </w:p>
         </w:tc>
         <w:tc>
-          <w:tcPr>
-            <w:shd w:val="clear" w:color="auto" w:fill="F6F8FA"/>
-          </w:tcPr>
+          <w:tcPr/>
           <w:p>
             <w:pPr>
               <w:jc w:val="left"/>
@@ -15468,14 +15509,12 @@
           </w:p>
         </w:tc>
         <w:tc>
-          <w:tcPr>
-            <w:shd w:val="clear" w:color="auto" w:fill="F6F8FA"/>
-          </w:tcPr>
+          <w:tcPr/>
           <w:p>
             <w:pPr>
               <w:numPr>
                 <w:ilvl w:val="0"/>
-                <w:numId w:val="1081"/>
+                <w:numId w:val="1082"/>
               </w:numPr>
               <w:jc w:val="left"/>
             </w:pPr>
@@ -15502,7 +15541,7 @@
             <w:pPr>
               <w:numPr>
                 <w:ilvl w:val="0"/>
-                <w:numId w:val="1081"/>
+                <w:numId w:val="1082"/>
               </w:numPr>
               <w:jc w:val="left"/>
             </w:pPr>
@@ -15544,7 +15583,7 @@
             <w:pPr>
               <w:numPr>
                 <w:ilvl w:val="0"/>
-                <w:numId w:val="1081"/>
+                <w:numId w:val="1082"/>
               </w:numPr>
               <w:jc w:val="left"/>
             </w:pPr>
@@ -15556,7 +15595,9 @@
       </w:tr>
       <w:tr>
         <w:tc>
-          <w:tcPr/>
+          <w:tcPr>
+            <w:shd w:val="clear" w:color="auto" w:fill="F6F8FA"/>
+          </w:tcPr>
           <w:p>
             <w:pPr>
               <w:jc w:val="left"/>
@@ -15567,7 +15608,9 @@
           </w:p>
         </w:tc>
         <w:tc>
-          <w:tcPr/>
+          <w:tcPr>
+            <w:shd w:val="clear" w:color="auto" w:fill="F6F8FA"/>
+          </w:tcPr>
           <w:p>
             <w:pPr>
               <w:jc w:val="left"/>
@@ -15578,12 +15621,14 @@
           </w:p>
         </w:tc>
         <w:tc>
-          <w:tcPr/>
+          <w:tcPr>
+            <w:shd w:val="clear" w:color="auto" w:fill="F6F8FA"/>
+          </w:tcPr>
           <w:p>
             <w:pPr>
               <w:numPr>
                 <w:ilvl w:val="0"/>
-                <w:numId w:val="1082"/>
+                <w:numId w:val="1083"/>
               </w:numPr>
               <w:jc w:val="left"/>
             </w:pPr>
@@ -15610,7 +15655,7 @@
             <w:pPr>
               <w:numPr>
                 <w:ilvl w:val="0"/>
-                <w:numId w:val="1082"/>
+                <w:numId w:val="1083"/>
               </w:numPr>
               <w:jc w:val="left"/>
             </w:pPr>
@@ -15637,7 +15682,7 @@
             <w:pPr>
               <w:numPr>
                 <w:ilvl w:val="0"/>
-                <w:numId w:val="1082"/>
+                <w:numId w:val="1083"/>
               </w:numPr>
               <w:jc w:val="left"/>
             </w:pPr>
@@ -15649,7 +15694,7 @@
             <w:pPr>
               <w:numPr>
                 <w:ilvl w:val="0"/>
-                <w:numId w:val="1082"/>
+                <w:numId w:val="1083"/>
               </w:numPr>
               <w:jc w:val="left"/>
             </w:pPr>
@@ -15673,58 +15718,13 @@
       </w:tr>
       <w:tr>
         <w:tc>
-          <w:tcPr>
-            <w:shd w:val="clear" w:color="auto" w:fill="F6F8FA"/>
-          </w:tcPr>
+          <w:tcPr/>
           <w:p>
             <w:pPr>
               <w:jc w:val="left"/>
             </w:pPr>
             <w:r>
               <w:t xml:space="preserve">3.2.1</w:t>
-            </w:r>
-          </w:p>
-        </w:tc>
-        <w:tc>
-          <w:tcPr>
-            <w:shd w:val="clear" w:color="auto" w:fill="F6F8FA"/>
-          </w:tcPr>
-          <w:p>
-            <w:pPr>
-              <w:jc w:val="left"/>
-            </w:pPr>
-            <w:r>
-              <w:t xml:space="preserve">2026-09-11</w:t>
-            </w:r>
-          </w:p>
-        </w:tc>
-        <w:tc>
-          <w:tcPr>
-            <w:shd w:val="clear" w:color="auto" w:fill="F6F8FA"/>
-          </w:tcPr>
-          <w:p>
-            <w:pPr>
-              <w:numPr>
-                <w:ilvl w:val="0"/>
-                <w:numId w:val="1083"/>
-              </w:numPr>
-              <w:jc w:val="left"/>
-            </w:pPr>
-            <w:r>
-              <w:t xml:space="preserve">Renamed Chapter 7 from “Clean Up” to “Operations and Maintenance”. Added subsections for updating and uninstalling both the MaaS Gateway and the document templates. Added cloud resource cleanup as an optional subsection.</w:t>
-            </w:r>
-          </w:p>
-        </w:tc>
-      </w:tr>
-      <w:tr>
-        <w:tc>
-          <w:tcPr/>
-          <w:p>
-            <w:pPr>
-              <w:jc w:val="left"/>
-            </w:pPr>
-            <w:r>
-              <w:t xml:space="preserve">3.2.0</w:t>
             </w:r>
           </w:p>
         </w:tc>
@@ -15750,6 +15750,51 @@
               <w:jc w:val="left"/>
             </w:pPr>
             <w:r>
+              <w:t xml:space="preserve">Renamed Chapter 7 from “Clean Up” to “Operations and Maintenance”. Added subsections for updating and uninstalling both the MaaS Gateway and the document templates. Added cloud resource cleanup as an optional subsection.</w:t>
+            </w:r>
+          </w:p>
+        </w:tc>
+      </w:tr>
+      <w:tr>
+        <w:tc>
+          <w:tcPr>
+            <w:shd w:val="clear" w:color="auto" w:fill="F6F8FA"/>
+          </w:tcPr>
+          <w:p>
+            <w:pPr>
+              <w:jc w:val="left"/>
+            </w:pPr>
+            <w:r>
+              <w:t xml:space="preserve">3.2.0</w:t>
+            </w:r>
+          </w:p>
+        </w:tc>
+        <w:tc>
+          <w:tcPr>
+            <w:shd w:val="clear" w:color="auto" w:fill="F6F8FA"/>
+          </w:tcPr>
+          <w:p>
+            <w:pPr>
+              <w:jc w:val="left"/>
+            </w:pPr>
+            <w:r>
+              <w:t xml:space="preserve">2026-09-11</w:t>
+            </w:r>
+          </w:p>
+        </w:tc>
+        <w:tc>
+          <w:tcPr>
+            <w:shd w:val="clear" w:color="auto" w:fill="F6F8FA"/>
+          </w:tcPr>
+          <w:p>
+            <w:pPr>
+              <w:numPr>
+                <w:ilvl w:val="0"/>
+                <w:numId w:val="1085"/>
+              </w:numPr>
+              <w:jc w:val="left"/>
+            </w:pPr>
+            <w:r>
               <w:t xml:space="preserve">Added</w:t>
             </w:r>
             <w:r>
@@ -15811,7 +15856,7 @@
             <w:pPr>
               <w:numPr>
                 <w:ilvl w:val="0"/>
-                <w:numId w:val="1084"/>
+                <w:numId w:val="1085"/>
               </w:numPr>
               <w:jc w:val="left"/>
             </w:pPr>
@@ -15856,7 +15901,7 @@
             <w:pPr>
               <w:numPr>
                 <w:ilvl w:val="0"/>
-                <w:numId w:val="1084"/>
+                <w:numId w:val="1085"/>
               </w:numPr>
               <w:jc w:val="left"/>
             </w:pPr>
@@ -15868,58 +15913,13 @@
       </w:tr>
       <w:tr>
         <w:tc>
-          <w:tcPr>
-            <w:shd w:val="clear" w:color="auto" w:fill="F6F8FA"/>
-          </w:tcPr>
+          <w:tcPr/>
           <w:p>
             <w:pPr>
               <w:jc w:val="left"/>
             </w:pPr>
             <w:r>
               <w:t xml:space="preserve">3.1.2</w:t>
-            </w:r>
-          </w:p>
-        </w:tc>
-        <w:tc>
-          <w:tcPr>
-            <w:shd w:val="clear" w:color="auto" w:fill="F6F8FA"/>
-          </w:tcPr>
-          <w:p>
-            <w:pPr>
-              <w:jc w:val="left"/>
-            </w:pPr>
-            <w:r>
-              <w:t xml:space="preserve">2026-09-11</w:t>
-            </w:r>
-          </w:p>
-        </w:tc>
-        <w:tc>
-          <w:tcPr>
-            <w:shd w:val="clear" w:color="auto" w:fill="F6F8FA"/>
-          </w:tcPr>
-          <w:p>
-            <w:pPr>
-              <w:numPr>
-                <w:ilvl w:val="0"/>
-                <w:numId w:val="1085"/>
-              </w:numPr>
-              <w:jc w:val="left"/>
-            </w:pPr>
-            <w:r>
-              <w:t xml:space="preserve">Added output format guide to README.md: comparison table of PDF, Markdown, DOCX, and HTML with purpose, copy-paste quality, and limitations. Recommends Markdown for copy-paste.</w:t>
-            </w:r>
-          </w:p>
-        </w:tc>
-      </w:tr>
-      <w:tr>
-        <w:tc>
-          <w:tcPr/>
-          <w:p>
-            <w:pPr>
-              <w:jc w:val="left"/>
-            </w:pPr>
-            <w:r>
-              <w:t xml:space="preserve">3.1.1</w:t>
             </w:r>
           </w:p>
         </w:tc>
@@ -15945,6 +15945,51 @@
               <w:jc w:val="left"/>
             </w:pPr>
             <w:r>
+              <w:t xml:space="preserve">Added output format guide to README.md: comparison table of PDF, Markdown, DOCX, and HTML with purpose, copy-paste quality, and limitations. Recommends Markdown for copy-paste.</w:t>
+            </w:r>
+          </w:p>
+        </w:tc>
+      </w:tr>
+      <w:tr>
+        <w:tc>
+          <w:tcPr>
+            <w:shd w:val="clear" w:color="auto" w:fill="F6F8FA"/>
+          </w:tcPr>
+          <w:p>
+            <w:pPr>
+              <w:jc w:val="left"/>
+            </w:pPr>
+            <w:r>
+              <w:t xml:space="preserve">3.1.1</w:t>
+            </w:r>
+          </w:p>
+        </w:tc>
+        <w:tc>
+          <w:tcPr>
+            <w:shd w:val="clear" w:color="auto" w:fill="F6F8FA"/>
+          </w:tcPr>
+          <w:p>
+            <w:pPr>
+              <w:jc w:val="left"/>
+            </w:pPr>
+            <w:r>
+              <w:t xml:space="preserve">2026-09-11</w:t>
+            </w:r>
+          </w:p>
+        </w:tc>
+        <w:tc>
+          <w:tcPr>
+            <w:shd w:val="clear" w:color="auto" w:fill="F6F8FA"/>
+          </w:tcPr>
+          <w:p>
+            <w:pPr>
+              <w:numPr>
+                <w:ilvl w:val="0"/>
+                <w:numId w:val="1087"/>
+              </w:numPr>
+              <w:jc w:val="left"/>
+            </w:pPr>
+            <w:r>
               <w:t xml:space="preserve">Updated MaaS Gateway chapter to v1.10.9: non-interactive mode (</w:t>
             </w:r>
             <w:r>
@@ -15961,7 +16006,7 @@
             <w:pPr>
               <w:numPr>
                 <w:ilvl w:val="0"/>
-                <w:numId w:val="1086"/>
+                <w:numId w:val="1087"/>
               </w:numPr>
               <w:jc w:val="left"/>
             </w:pPr>
@@ -16003,7 +16048,7 @@
             <w:pPr>
               <w:numPr>
                 <w:ilvl w:val="0"/>
-                <w:numId w:val="1086"/>
+                <w:numId w:val="1087"/>
               </w:numPr>
               <w:jc w:val="left"/>
             </w:pPr>
@@ -16015,9 +16060,7 @@
       </w:tr>
       <w:tr>
         <w:tc>
-          <w:tcPr>
-            <w:shd w:val="clear" w:color="auto" w:fill="F6F8FA"/>
-          </w:tcPr>
+          <w:tcPr/>
           <w:p>
             <w:pPr>
               <w:jc w:val="left"/>
@@ -16028,9 +16071,7 @@
           </w:p>
         </w:tc>
         <w:tc>
-          <w:tcPr>
-            <w:shd w:val="clear" w:color="auto" w:fill="F6F8FA"/>
-          </w:tcPr>
+          <w:tcPr/>
           <w:p>
             <w:pPr>
               <w:jc w:val="left"/>
@@ -16041,14 +16082,12 @@
           </w:p>
         </w:tc>
         <w:tc>
-          <w:tcPr>
-            <w:shd w:val="clear" w:color="auto" w:fill="F6F8FA"/>
-          </w:tcPr>
+          <w:tcPr/>
           <w:p>
             <w:pPr>
               <w:numPr>
                 <w:ilvl w:val="0"/>
-                <w:numId w:val="1087"/>
+                <w:numId w:val="1088"/>
               </w:numPr>
               <w:jc w:val="left"/>
             </w:pPr>
@@ -16072,7 +16111,7 @@
             <w:pPr>
               <w:numPr>
                 <w:ilvl w:val="0"/>
-                <w:numId w:val="1087"/>
+                <w:numId w:val="1088"/>
               </w:numPr>
               <w:jc w:val="left"/>
             </w:pPr>
@@ -16114,7 +16153,7 @@
             <w:pPr>
               <w:numPr>
                 <w:ilvl w:val="0"/>
-                <w:numId w:val="1087"/>
+                <w:numId w:val="1088"/>
               </w:numPr>
               <w:jc w:val="left"/>
             </w:pPr>
@@ -16122,57 +16161,6 @@
               <w:t xml:space="preserve">Restructured chapters: moved SSH config and VS Code connection to new Chapter 4 (Install VS Code and Connect via Remote-SSH). Chapters 5—​7 renumbered.</w:t>
             </w:r>
           </w:p>
-          <w:p>
-            <w:pPr>
-              <w:numPr>
-                <w:ilvl w:val="0"/>
-                <w:numId w:val="1087"/>
-              </w:numPr>
-              <w:jc w:val="left"/>
-            </w:pPr>
-            <w:r>
-              <w:t xml:space="preserve">Added verification checklist tables to all 7 chapters.</w:t>
-            </w:r>
-          </w:p>
-          <w:p>
-            <w:pPr>
-              <w:numPr>
-                <w:ilvl w:val="0"/>
-                <w:numId w:val="1087"/>
-              </w:numPr>
-              <w:jc w:val="left"/>
-            </w:pPr>
-            <w:r>
-              <w:t xml:space="preserve">Added mandatory reboot warning in Chapter 2 (SSH port change). Added troubleshooting subsection in Chapter 4 with common SSH connection issues and ncat debugging commands.</w:t>
-            </w:r>
-          </w:p>
-        </w:tc>
-      </w:tr>
-      <w:tr>
-        <w:tc>
-          <w:tcPr/>
-          <w:p>
-            <w:pPr>
-              <w:jc w:val="left"/>
-            </w:pPr>
-            <w:r>
-              <w:t xml:space="preserve">3.0.1</w:t>
-            </w:r>
-          </w:p>
-        </w:tc>
-        <w:tc>
-          <w:tcPr/>
-          <w:p>
-            <w:pPr>
-              <w:jc w:val="left"/>
-            </w:pPr>
-            <w:r>
-              <w:t xml:space="preserve">2026-09-10</w:t>
-            </w:r>
-          </w:p>
-        </w:tc>
-        <w:tc>
-          <w:tcPr/>
           <w:p>
             <w:pPr>
               <w:numPr>
@@ -16182,7 +16170,19 @@
               <w:jc w:val="left"/>
             </w:pPr>
             <w:r>
-              <w:t xml:space="preserve">Minor fixes: test-filter.sh auto-discovery, build.sh help text, Makefile aggregate descriptions, 5-section comment correction, CHANGELOG version gap note, callout-in-code fix, CI font auto-discovery, dofile path comment, test-sync.sh header.</w:t>
+              <w:t xml:space="preserve">Added verification checklist tables to all 7 chapters.</w:t>
+            </w:r>
+          </w:p>
+          <w:p>
+            <w:pPr>
+              <w:numPr>
+                <w:ilvl w:val="0"/>
+                <w:numId w:val="1088"/>
+              </w:numPr>
+              <w:jc w:val="left"/>
+            </w:pPr>
+            <w:r>
+              <w:t xml:space="preserve">Added mandatory reboot warning in Chapter 2 (SSH port change). Added troubleshooting subsection in Chapter 4 with common SSH connection issues and ncat debugging commands.</w:t>
             </w:r>
           </w:p>
         </w:tc>
@@ -16197,7 +16197,7 @@
               <w:jc w:val="left"/>
             </w:pPr>
             <w:r>
-              <w:t xml:space="preserve">3.0.0</w:t>
+              <w:t xml:space="preserve">3.0.1</w:t>
             </w:r>
           </w:p>
         </w:tc>
@@ -16210,7 +16210,7 @@
               <w:jc w:val="left"/>
             </w:pPr>
             <w:r>
-              <w:t xml:space="preserve">2026-09-09</w:t>
+              <w:t xml:space="preserve">2026-09-10</w:t>
             </w:r>
           </w:p>
         </w:tc>
@@ -16227,7 +16227,7 @@
               <w:jc w:val="left"/>
             </w:pPr>
             <w:r>
-              <w:t xml:space="preserve">Modular pipeline refactoring: shared Lua filter factory, shared DOCX fix logic, build system auto-discovery, unified format pipeline, GitHub Actions CI.</w:t>
+              <w:t xml:space="preserve">Minor fixes: test-filter.sh auto-discovery, build.sh help text, Makefile aggregate descriptions, 5-section comment correction, CHANGELOG version gap note, callout-in-code fix, CI font auto-discovery, dofile path comment, test-sync.sh header.</w:t>
             </w:r>
           </w:p>
         </w:tc>
@@ -16240,18 +16240,18 @@
               <w:jc w:val="left"/>
             </w:pPr>
             <w:r>
-              <w:t xml:space="preserve">2.16.0</w:t>
-            </w:r>
-          </w:p>
-        </w:tc>
-        <w:tc>
-          <w:tcPr/>
-          <w:p>
-            <w:pPr>
-              <w:jc w:val="left"/>
-            </w:pPr>
-            <w:r>
-              <w:t xml:space="preserve">2026-09-05</w:t>
+              <w:t xml:space="preserve">3.0.0</w:t>
+            </w:r>
+          </w:p>
+        </w:tc>
+        <w:tc>
+          <w:tcPr/>
+          <w:p>
+            <w:pPr>
+              <w:jc w:val="left"/>
+            </w:pPr>
+            <w:r>
+              <w:t xml:space="preserve">2026-09-09</w:t>
             </w:r>
           </w:p>
         </w:tc>
@@ -16266,7 +16266,7 @@
               <w:jc w:val="left"/>
             </w:pPr>
             <w:r>
-              <w:t xml:space="preserve">Updated to match template v2.16.0 — Lua filter fixes, build system updates, and technical template parity improvements.</w:t>
+              <w:t xml:space="preserve">Modular pipeline refactoring: shared Lua filter factory, shared DOCX fix logic, build system auto-discovery, unified format pipeline, GitHub Actions CI.</w:t>
             </w:r>
           </w:p>
         </w:tc>
@@ -16281,7 +16281,7 @@
               <w:jc w:val="left"/>
             </w:pPr>
             <w:r>
-              <w:t xml:space="preserve">2.13.0</w:t>
+              <w:t xml:space="preserve">2.16.0</w:t>
             </w:r>
           </w:p>
         </w:tc>
@@ -16294,7 +16294,7 @@
               <w:jc w:val="left"/>
             </w:pPr>
             <w:r>
-              <w:t xml:space="preserve">2026-08-24</w:t>
+              <w:t xml:space="preserve">2026-09-05</w:t>
             </w:r>
           </w:p>
         </w:tc>
@@ -16311,6 +16311,45 @@
               <w:jc w:val="left"/>
             </w:pPr>
             <w:r>
+              <w:t xml:space="preserve">Updated to match template v2.16.0 — Lua filter fixes, build system updates, and technical template parity improvements.</w:t>
+            </w:r>
+          </w:p>
+        </w:tc>
+      </w:tr>
+      <w:tr>
+        <w:tc>
+          <w:tcPr/>
+          <w:p>
+            <w:pPr>
+              <w:jc w:val="left"/>
+            </w:pPr>
+            <w:r>
+              <w:t xml:space="preserve">2.13.0</w:t>
+            </w:r>
+          </w:p>
+        </w:tc>
+        <w:tc>
+          <w:tcPr/>
+          <w:p>
+            <w:pPr>
+              <w:jc w:val="left"/>
+            </w:pPr>
+            <w:r>
+              <w:t xml:space="preserve">2026-08-24</w:t>
+            </w:r>
+          </w:p>
+        </w:tc>
+        <w:tc>
+          <w:tcPr/>
+          <w:p>
+            <w:pPr>
+              <w:numPr>
+                <w:ilvl w:val="0"/>
+                <w:numId w:val="1092"/>
+              </w:numPr>
+              <w:jc w:val="left"/>
+            </w:pPr>
+            <w:r>
               <w:t xml:space="preserve">Foundation refactoring Phase 4: make DOCX</w:t>
             </w:r>
             <w:r>
@@ -16378,7 +16417,9 @@
       </w:tr>
       <w:tr>
         <w:tc>
-          <w:tcPr/>
+          <w:tcPr>
+            <w:shd w:val="clear" w:color="auto" w:fill="F6F8FA"/>
+          </w:tcPr>
           <w:p>
             <w:pPr>
               <w:jc w:val="left"/>
@@ -16389,7 +16430,9 @@
           </w:p>
         </w:tc>
         <w:tc>
-          <w:tcPr/>
+          <w:tcPr>
+            <w:shd w:val="clear" w:color="auto" w:fill="F6F8FA"/>
+          </w:tcPr>
           <w:p>
             <w:pPr>
               <w:jc w:val="left"/>
@@ -16400,12 +16443,14 @@
           </w:p>
         </w:tc>
         <w:tc>
-          <w:tcPr/>
+          <w:tcPr>
+            <w:shd w:val="clear" w:color="auto" w:fill="F6F8FA"/>
+          </w:tcPr>
           <w:p>
             <w:pPr>
               <w:numPr>
                 <w:ilvl w:val="0"/>
-                <w:numId w:val="1092"/>
+                <w:numId w:val="1093"/>
               </w:numPr>
               <w:jc w:val="left"/>
             </w:pPr>
@@ -16567,9 +16612,7 @@
       </w:tr>
       <w:tr>
         <w:tc>
-          <w:tcPr>
-            <w:shd w:val="clear" w:color="auto" w:fill="F6F8FA"/>
-          </w:tcPr>
+          <w:tcPr/>
           <w:p>
             <w:pPr>
               <w:jc w:val="left"/>
@@ -16580,9 +16623,7 @@
           </w:p>
         </w:tc>
         <w:tc>
-          <w:tcPr>
-            <w:shd w:val="clear" w:color="auto" w:fill="F6F8FA"/>
-          </w:tcPr>
+          <w:tcPr/>
           <w:p>
             <w:pPr>
               <w:jc w:val="left"/>
@@ -16593,14 +16634,12 @@
           </w:p>
         </w:tc>
         <w:tc>
-          <w:tcPr>
-            <w:shd w:val="clear" w:color="auto" w:fill="F6F8FA"/>
-          </w:tcPr>
+          <w:tcPr/>
           <w:p>
             <w:pPr>
               <w:numPr>
                 <w:ilvl w:val="0"/>
-                <w:numId w:val="1093"/>
+                <w:numId w:val="1094"/>
               </w:numPr>
               <w:jc w:val="left"/>
             </w:pPr>
@@ -16666,7 +16705,9 @@
       </w:tr>
       <w:tr>
         <w:tc>
-          <w:tcPr/>
+          <w:tcPr>
+            <w:shd w:val="clear" w:color="auto" w:fill="F6F8FA"/>
+          </w:tcPr>
           <w:p>
             <w:pPr>
               <w:jc w:val="left"/>
@@ -16677,56 +16718,15 @@
           </w:p>
         </w:tc>
         <w:tc>
-          <w:tcPr/>
+          <w:tcPr>
+            <w:shd w:val="clear" w:color="auto" w:fill="F6F8FA"/>
+          </w:tcPr>
           <w:p>
             <w:pPr>
               <w:jc w:val="left"/>
             </w:pPr>
             <w:r>
               <w:t xml:space="preserve">2026-08-24</w:t>
-            </w:r>
-          </w:p>
-        </w:tc>
-        <w:tc>
-          <w:tcPr/>
-          <w:p>
-            <w:pPr>
-              <w:numPr>
-                <w:ilvl w:val="0"/>
-                <w:numId w:val="1094"/>
-              </w:numPr>
-              <w:jc w:val="left"/>
-            </w:pPr>
-            <w:r>
-              <w:t xml:space="preserve">Foundation refactoring Phase 1: sync cls version to project tag, fix stale doc references (L16 output count, L-range, setup-guide feature claim), add test-sync.sh for version consistency checking.</w:t>
-            </w:r>
-          </w:p>
-        </w:tc>
-      </w:tr>
-      <w:tr>
-        <w:tc>
-          <w:tcPr>
-            <w:shd w:val="clear" w:color="auto" w:fill="F6F8FA"/>
-          </w:tcPr>
-          <w:p>
-            <w:pPr>
-              <w:jc w:val="left"/>
-            </w:pPr>
-            <w:r>
-              <w:t xml:space="preserve">2.9.1</w:t>
-            </w:r>
-          </w:p>
-        </w:tc>
-        <w:tc>
-          <w:tcPr>
-            <w:shd w:val="clear" w:color="auto" w:fill="F6F8FA"/>
-          </w:tcPr>
-          <w:p>
-            <w:pPr>
-              <w:jc w:val="left"/>
-            </w:pPr>
-            <w:r>
-              <w:t xml:space="preserve">2026-08-23</w:t>
             </w:r>
           </w:p>
         </w:tc>
@@ -16743,6 +16743,45 @@
               <w:jc w:val="left"/>
             </w:pPr>
             <w:r>
+              <w:t xml:space="preserve">Foundation refactoring Phase 1: sync cls version to project tag, fix stale doc references (L16 output count, L-range, setup-guide feature claim), add test-sync.sh for version consistency checking.</w:t>
+            </w:r>
+          </w:p>
+        </w:tc>
+      </w:tr>
+      <w:tr>
+        <w:tc>
+          <w:tcPr/>
+          <w:p>
+            <w:pPr>
+              <w:jc w:val="left"/>
+            </w:pPr>
+            <w:r>
+              <w:t xml:space="preserve">2.9.1</w:t>
+            </w:r>
+          </w:p>
+        </w:tc>
+        <w:tc>
+          <w:tcPr/>
+          <w:p>
+            <w:pPr>
+              <w:jc w:val="left"/>
+            </w:pPr>
+            <w:r>
+              <w:t xml:space="preserve">2026-08-23</w:t>
+            </w:r>
+          </w:p>
+        </w:tc>
+        <w:tc>
+          <w:tcPr/>
+          <w:p>
+            <w:pPr>
+              <w:numPr>
+                <w:ilvl w:val="0"/>
+                <w:numId w:val="1096"/>
+              </w:numPr>
+              <w:jc w:val="left"/>
+            </w:pPr>
+            <w:r>
               <w:t xml:space="preserve">HTML and Markdown outputs now embed images as base64 data URIs. HTML uses pandoc</w:t>
             </w:r>
             <w:r>
@@ -16774,54 +16813,15 @@
       </w:tr>
       <w:tr>
         <w:tc>
-          <w:tcPr/>
+          <w:tcPr>
+            <w:shd w:val="clear" w:color="auto" w:fill="F6F8FA"/>
+          </w:tcPr>
           <w:p>
             <w:pPr>
               <w:jc w:val="left"/>
             </w:pPr>
             <w:r>
               <w:t xml:space="preserve">2.9.0</w:t>
-            </w:r>
-          </w:p>
-        </w:tc>
-        <w:tc>
-          <w:tcPr/>
-          <w:p>
-            <w:pPr>
-              <w:jc w:val="left"/>
-            </w:pPr>
-            <w:r>
-              <w:t xml:space="preserve">2026-08-23</w:t>
-            </w:r>
-          </w:p>
-        </w:tc>
-        <w:tc>
-          <w:tcPr/>
-          <w:p>
-            <w:pPr>
-              <w:numPr>
-                <w:ilvl w:val="0"/>
-                <w:numId w:val="1096"/>
-              </w:numPr>
-              <w:jc w:val="left"/>
-            </w:pPr>
-            <w:r>
-              <w:t xml:space="preserve">DOCX: fix content width (8504→9638tw, margins are 2cm not 3cm). Add footer page numbers. Style TOC heading (22pt bold + rule). Add hutable table width + fixed layout.</w:t>
-            </w:r>
-          </w:p>
-        </w:tc>
-      </w:tr>
-      <w:tr>
-        <w:tc>
-          <w:tcPr>
-            <w:shd w:val="clear" w:color="auto" w:fill="F6F8FA"/>
-          </w:tcPr>
-          <w:p>
-            <w:pPr>
-              <w:jc w:val="left"/>
-            </w:pPr>
-            <w:r>
-              <w:t xml:space="preserve">2.8.3</w:t>
             </w:r>
           </w:p>
         </w:tc>
@@ -16851,7 +16851,7 @@
               <w:jc w:val="left"/>
             </w:pPr>
             <w:r>
-              <w:t xml:space="preserve">DOCX fix: callout tables now have explicit width (8504tw) and fixed layout. Changelog section heading now uses custom H1 format (56pt number, red border, right tab) instead of pandoc’s default.</w:t>
+              <w:t xml:space="preserve">DOCX: fix content width (8504→9638tw, margins are 2cm not 3cm). Add footer page numbers. Style TOC heading (22pt bold + rule). Add hutable table width + fixed layout.</w:t>
             </w:r>
           </w:p>
         </w:tc>
@@ -16864,7 +16864,7 @@
               <w:jc w:val="left"/>
             </w:pPr>
             <w:r>
-              <w:t xml:space="preserve">2.8.2</w:t>
+              <w:t xml:space="preserve">2.8.3</w:t>
             </w:r>
           </w:p>
         </w:tc>
@@ -16890,7 +16890,7 @@
               <w:jc w:val="left"/>
             </w:pPr>
             <w:r>
-              <w:t xml:space="preserve">DOCX H1 heading: reverted table approach to paragraph with tab stop + red bottom border. Table broke navigation pane and TOC field. Paragraph preserves Heading1 style for navigation while matching PDF layout (number left, title right, red rule below).</w:t>
+              <w:t xml:space="preserve">DOCX fix: callout tables now have explicit width (8504tw) and fixed layout. Changelog section heading now uses custom H1 format (56pt number, red border, right tab) instead of pandoc’s default.</w:t>
             </w:r>
           </w:p>
         </w:tc>
@@ -16905,7 +16905,7 @@
               <w:jc w:val="left"/>
             </w:pPr>
             <w:r>
-              <w:t xml:space="preserve">2.8.1</w:t>
+              <w:t xml:space="preserve">2.8.2</w:t>
             </w:r>
           </w:p>
         </w:tc>
@@ -16935,7 +16935,7 @@
               <w:jc w:val="left"/>
             </w:pPr>
             <w:r>
-              <w:t xml:space="preserve">DOCX heading fix: text color reverted to black (was incorrectly changed to Huawei red in v2.8.0). H1 now uses a two-column table (number left, title right) with red bottom rule. H2-H4 use simple inline format (number + title, no right tab stop).</w:t>
+              <w:t xml:space="preserve">DOCX H1 heading: reverted table approach to paragraph with tab stop + red bottom border. Table broke navigation pane and TOC field. Paragraph preserves Heading1 style for navigation while matching PDF layout (number left, title right, red rule below).</w:t>
             </w:r>
           </w:p>
         </w:tc>
@@ -16948,7 +16948,7 @@
               <w:jc w:val="left"/>
             </w:pPr>
             <w:r>
-              <w:t xml:space="preserve">2.8.0</w:t>
+              <w:t xml:space="preserve">2.8.1</w:t>
             </w:r>
           </w:p>
         </w:tc>
@@ -16974,7 +16974,7 @@
               <w:jc w:val="left"/>
             </w:pPr>
             <w:r>
-              <w:t xml:space="preserve">DOCX output: match PDF styling --- heading colors (Huawei red), H1 number size (56pt), callout borders (left-only) and padding, changelog formatting (rules, bold version, italic date), caption style (9pt bold), badge style (8pt bold white on red), list indentation.</w:t>
+              <w:t xml:space="preserve">DOCX heading fix: text color reverted to black (was incorrectly changed to Huawei red in v2.8.0). H1 now uses a two-column table (number left, title right) with red bottom rule. H2-H4 use simple inline format (number + title, no right tab stop).</w:t>
             </w:r>
           </w:p>
         </w:tc>
@@ -16989,7 +16989,7 @@
               <w:jc w:val="left"/>
             </w:pPr>
             <w:r>
-              <w:t xml:space="preserve">2.7.1</w:t>
+              <w:t xml:space="preserve">2.8.0</w:t>
             </w:r>
           </w:p>
         </w:tc>
@@ -17002,7 +17002,7 @@
               <w:jc w:val="left"/>
             </w:pPr>
             <w:r>
-              <w:t xml:space="preserve">2026-08-17</w:t>
+              <w:t xml:space="preserve">2026-08-23</w:t>
             </w:r>
           </w:p>
         </w:tc>
@@ -17019,6 +17019,45 @@
               <w:jc w:val="left"/>
             </w:pPr>
             <w:r>
+              <w:t xml:space="preserve">DOCX output: match PDF styling --- heading colors (Huawei red), H1 number size (56pt), callout borders (left-only) and padding, changelog formatting (rules, bold version, italic date), caption style (9pt bold), badge style (8pt bold white on red), list indentation.</w:t>
+            </w:r>
+          </w:p>
+        </w:tc>
+      </w:tr>
+      <w:tr>
+        <w:tc>
+          <w:tcPr/>
+          <w:p>
+            <w:pPr>
+              <w:jc w:val="left"/>
+            </w:pPr>
+            <w:r>
+              <w:t xml:space="preserve">2.7.1</w:t>
+            </w:r>
+          </w:p>
+        </w:tc>
+        <w:tc>
+          <w:tcPr/>
+          <w:p>
+            <w:pPr>
+              <w:jc w:val="left"/>
+            </w:pPr>
+            <w:r>
+              <w:t xml:space="preserve">2026-08-17</w:t>
+            </w:r>
+          </w:p>
+        </w:tc>
+        <w:tc>
+          <w:tcPr/>
+          <w:p>
+            <w:pPr>
+              <w:numPr>
+                <w:ilvl w:val="0"/>
+                <w:numId w:val="1102"/>
+              </w:numPr>
+              <w:jc w:val="left"/>
+            </w:pPr>
+            <w:r>
               <w:t xml:space="preserve">Rename project repository to all lowercase (</w:t>
             </w:r>
             <w:r>
@@ -17035,7 +17074,9 @@
       </w:tr>
       <w:tr>
         <w:tc>
-          <w:tcPr/>
+          <w:tcPr>
+            <w:shd w:val="clear" w:color="auto" w:fill="F6F8FA"/>
+          </w:tcPr>
           <w:p>
             <w:pPr>
               <w:jc w:val="left"/>
@@ -17046,7 +17087,9 @@
           </w:p>
         </w:tc>
         <w:tc>
-          <w:tcPr/>
+          <w:tcPr>
+            <w:shd w:val="clear" w:color="auto" w:fill="F6F8FA"/>
+          </w:tcPr>
           <w:p>
             <w:pPr>
               <w:jc w:val="left"/>
@@ -17057,12 +17100,14 @@
           </w:p>
         </w:tc>
         <w:tc>
-          <w:tcPr/>
+          <w:tcPr>
+            <w:shd w:val="clear" w:color="auto" w:fill="F6F8FA"/>
+          </w:tcPr>
           <w:p>
             <w:pPr>
               <w:numPr>
                 <w:ilvl w:val="0"/>
-                <w:numId w:val="1102"/>
+                <w:numId w:val="1103"/>
               </w:numPr>
               <w:jc w:val="left"/>
             </w:pPr>
@@ -17104,9 +17149,7 @@
       </w:tr>
       <w:tr>
         <w:tc>
-          <w:tcPr>
-            <w:shd w:val="clear" w:color="auto" w:fill="F6F8FA"/>
-          </w:tcPr>
+          <w:tcPr/>
           <w:p>
             <w:pPr>
               <w:jc w:val="left"/>
@@ -17117,9 +17160,7 @@
           </w:p>
         </w:tc>
         <w:tc>
-          <w:tcPr>
-            <w:shd w:val="clear" w:color="auto" w:fill="F6F8FA"/>
-          </w:tcPr>
+          <w:tcPr/>
           <w:p>
             <w:pPr>
               <w:jc w:val="left"/>
@@ -17130,14 +17171,12 @@
           </w:p>
         </w:tc>
         <w:tc>
-          <w:tcPr>
-            <w:shd w:val="clear" w:color="auto" w:fill="F6F8FA"/>
-          </w:tcPr>
+          <w:tcPr/>
           <w:p>
             <w:pPr>
               <w:numPr>
                 <w:ilvl w:val="0"/>
-                <w:numId w:val="1103"/>
+                <w:numId w:val="1104"/>
               </w:numPr>
               <w:jc w:val="left"/>
             </w:pPr>
@@ -17194,7 +17233,9 @@
       </w:tr>
       <w:tr>
         <w:tc>
-          <w:tcPr/>
+          <w:tcPr>
+            <w:shd w:val="clear" w:color="auto" w:fill="F6F8FA"/>
+          </w:tcPr>
           <w:p>
             <w:pPr>
               <w:jc w:val="left"/>
@@ -17205,7 +17246,9 @@
           </w:p>
         </w:tc>
         <w:tc>
-          <w:tcPr/>
+          <w:tcPr>
+            <w:shd w:val="clear" w:color="auto" w:fill="F6F8FA"/>
+          </w:tcPr>
           <w:p>
             <w:pPr>
               <w:jc w:val="left"/>
@@ -17216,12 +17259,14 @@
           </w:p>
         </w:tc>
         <w:tc>
-          <w:tcPr/>
+          <w:tcPr>
+            <w:shd w:val="clear" w:color="auto" w:fill="F6F8FA"/>
+          </w:tcPr>
           <w:p>
             <w:pPr>
               <w:numPr>
                 <w:ilvl w:val="0"/>
-                <w:numId w:val="1104"/>
+                <w:numId w:val="1105"/>
               </w:numPr>
               <w:jc w:val="left"/>
             </w:pPr>
@@ -17248,7 +17293,7 @@
             <w:pPr>
               <w:numPr>
                 <w:ilvl w:val="0"/>
-                <w:numId w:val="1104"/>
+                <w:numId w:val="1105"/>
               </w:numPr>
               <w:jc w:val="left"/>
             </w:pPr>
@@ -17275,58 +17320,13 @@
       </w:tr>
       <w:tr>
         <w:tc>
-          <w:tcPr>
-            <w:shd w:val="clear" w:color="auto" w:fill="F6F8FA"/>
-          </w:tcPr>
+          <w:tcPr/>
           <w:p>
             <w:pPr>
               <w:jc w:val="left"/>
             </w:pPr>
             <w:r>
               <w:t xml:space="preserve">2.5.1</w:t>
-            </w:r>
-          </w:p>
-        </w:tc>
-        <w:tc>
-          <w:tcPr>
-            <w:shd w:val="clear" w:color="auto" w:fill="F6F8FA"/>
-          </w:tcPr>
-          <w:p>
-            <w:pPr>
-              <w:jc w:val="left"/>
-            </w:pPr>
-            <w:r>
-              <w:t xml:space="preserve">2026-08-10</w:t>
-            </w:r>
-          </w:p>
-        </w:tc>
-        <w:tc>
-          <w:tcPr>
-            <w:shd w:val="clear" w:color="auto" w:fill="F6F8FA"/>
-          </w:tcPr>
-          <w:p>
-            <w:pPr>
-              <w:numPr>
-                <w:ilvl w:val="0"/>
-                <w:numId w:val="1105"/>
-              </w:numPr>
-              <w:jc w:val="left"/>
-            </w:pPr>
-            <w:r>
-              <w:t xml:space="preserve">H1 section title size reduced from 27pt to 20pt.</w:t>
-            </w:r>
-          </w:p>
-        </w:tc>
-      </w:tr>
-      <w:tr>
-        <w:tc>
-          <w:tcPr/>
-          <w:p>
-            <w:pPr>
-              <w:jc w:val="left"/>
-            </w:pPr>
-            <w:r>
-              <w:t xml:space="preserve">2.5.0</w:t>
             </w:r>
           </w:p>
         </w:tc>
@@ -17352,13 +17352,7 @@
               <w:jc w:val="left"/>
             </w:pPr>
             <w:r>
-              <w:t xml:space="preserve">Default image size increased: width 65% → 90% of text width,</w:t>
-            </w:r>
-            <w:r>
-              <w:t xml:space="preserve"> </w:t>
-            </w:r>
-            <w:r>
-              <w:t xml:space="preserve">height 40% → 50% of text height.</w:t>
+              <w:t xml:space="preserve">H1 section title size reduced from 27pt to 20pt.</w:t>
             </w:r>
           </w:p>
         </w:tc>
@@ -17373,7 +17367,7 @@
               <w:jc w:val="left"/>
             </w:pPr>
             <w:r>
-              <w:t xml:space="preserve">2.4.0</w:t>
+              <w:t xml:space="preserve">2.5.0</w:t>
             </w:r>
           </w:p>
         </w:tc>
@@ -17403,14 +17397,59 @@
               <w:jc w:val="left"/>
             </w:pPr>
             <w:r>
-              <w:t xml:space="preserve">Enlarged H1 section title (18pt → 27pt, 50% bigger).</w:t>
-            </w:r>
-          </w:p>
+              <w:t xml:space="preserve">Default image size increased: width 65% → 90% of text width,</w:t>
+            </w:r>
+            <w:r>
+              <w:t xml:space="preserve"> </w:t>
+            </w:r>
+            <w:r>
+              <w:t xml:space="preserve">height 40% → 50% of text height.</w:t>
+            </w:r>
+          </w:p>
+        </w:tc>
+      </w:tr>
+      <w:tr>
+        <w:tc>
+          <w:tcPr/>
+          <w:p>
+            <w:pPr>
+              <w:jc w:val="left"/>
+            </w:pPr>
+            <w:r>
+              <w:t xml:space="preserve">2.4.0</w:t>
+            </w:r>
+          </w:p>
+        </w:tc>
+        <w:tc>
+          <w:tcPr/>
+          <w:p>
+            <w:pPr>
+              <w:jc w:val="left"/>
+            </w:pPr>
+            <w:r>
+              <w:t xml:space="preserve">2026-08-10</w:t>
+            </w:r>
+          </w:p>
+        </w:tc>
+        <w:tc>
+          <w:tcPr/>
           <w:p>
             <w:pPr>
               <w:numPr>
                 <w:ilvl w:val="0"/>
-                <w:numId w:val="1107"/>
+                <w:numId w:val="1108"/>
+              </w:numPr>
+              <w:jc w:val="left"/>
+            </w:pPr>
+            <w:r>
+              <w:t xml:space="preserve">Enlarged H1 section title (18pt → 27pt, 50% bigger).</w:t>
+            </w:r>
+          </w:p>
+          <w:p>
+            <w:pPr>
+              <w:numPr>
+                <w:ilvl w:val="0"/>
+                <w:numId w:val="1108"/>
               </w:numPr>
               <w:jc w:val="left"/>
             </w:pPr>
@@ -17437,7 +17476,9 @@
       </w:tr>
       <w:tr>
         <w:tc>
-          <w:tcPr/>
+          <w:tcPr>
+            <w:shd w:val="clear" w:color="auto" w:fill="F6F8FA"/>
+          </w:tcPr>
           <w:p>
             <w:pPr>
               <w:jc w:val="left"/>
@@ -17448,7 +17489,9 @@
           </w:p>
         </w:tc>
         <w:tc>
-          <w:tcPr/>
+          <w:tcPr>
+            <w:shd w:val="clear" w:color="auto" w:fill="F6F8FA"/>
+          </w:tcPr>
           <w:p>
             <w:pPr>
               <w:jc w:val="left"/>
@@ -17459,12 +17502,14 @@
           </w:p>
         </w:tc>
         <w:tc>
-          <w:tcPr/>
+          <w:tcPr>
+            <w:shd w:val="clear" w:color="auto" w:fill="F6F8FA"/>
+          </w:tcPr>
           <w:p>
             <w:pPr>
               <w:numPr>
                 <w:ilvl w:val="0"/>
-                <w:numId w:val="1108"/>
+                <w:numId w:val="1109"/>
               </w:numPr>
               <w:jc w:val="left"/>
             </w:pPr>
@@ -17491,9 +17536,7 @@
       </w:tr>
       <w:tr>
         <w:tc>
-          <w:tcPr>
-            <w:shd w:val="clear" w:color="auto" w:fill="F6F8FA"/>
-          </w:tcPr>
+          <w:tcPr/>
           <w:p>
             <w:pPr>
               <w:jc w:val="left"/>
@@ -17504,9 +17547,7 @@
           </w:p>
         </w:tc>
         <w:tc>
-          <w:tcPr>
-            <w:shd w:val="clear" w:color="auto" w:fill="F6F8FA"/>
-          </w:tcPr>
+          <w:tcPr/>
           <w:p>
             <w:pPr>
               <w:jc w:val="left"/>
@@ -17517,14 +17558,12 @@
           </w:p>
         </w:tc>
         <w:tc>
-          <w:tcPr>
-            <w:shd w:val="clear" w:color="auto" w:fill="F6F8FA"/>
-          </w:tcPr>
+          <w:tcPr/>
           <w:p>
             <w:pPr>
               <w:numPr>
                 <w:ilvl w:val="0"/>
-                <w:numId w:val="1109"/>
+                <w:numId w:val="1110"/>
               </w:numPr>
               <w:jc w:val="left"/>
             </w:pPr>
@@ -17596,7 +17635,9 @@
       </w:tr>
       <w:tr>
         <w:tc>
-          <w:tcPr/>
+          <w:tcPr>
+            <w:shd w:val="clear" w:color="auto" w:fill="F6F8FA"/>
+          </w:tcPr>
           <w:p>
             <w:pPr>
               <w:jc w:val="left"/>
@@ -17607,7 +17648,9 @@
           </w:p>
         </w:tc>
         <w:tc>
-          <w:tcPr/>
+          <w:tcPr>
+            <w:shd w:val="clear" w:color="auto" w:fill="F6F8FA"/>
+          </w:tcPr>
           <w:p>
             <w:pPr>
               <w:jc w:val="left"/>
@@ -17618,12 +17661,14 @@
           </w:p>
         </w:tc>
         <w:tc>
-          <w:tcPr/>
+          <w:tcPr>
+            <w:shd w:val="clear" w:color="auto" w:fill="F6F8FA"/>
+          </w:tcPr>
           <w:p>
             <w:pPr>
               <w:numPr>
                 <w:ilvl w:val="0"/>
-                <w:numId w:val="1110"/>
+                <w:numId w:val="1111"/>
               </w:numPr>
               <w:jc w:val="left"/>
             </w:pPr>
@@ -17680,9 +17725,7 @@
       </w:tr>
       <w:tr>
         <w:tc>
-          <w:tcPr>
-            <w:shd w:val="clear" w:color="auto" w:fill="F6F8FA"/>
-          </w:tcPr>
+          <w:tcPr/>
           <w:p>
             <w:pPr>
               <w:jc w:val="left"/>
@@ -17693,9 +17736,7 @@
           </w:p>
         </w:tc>
         <w:tc>
-          <w:tcPr>
-            <w:shd w:val="clear" w:color="auto" w:fill="F6F8FA"/>
-          </w:tcPr>
+          <w:tcPr/>
           <w:p>
             <w:pPr>
               <w:jc w:val="left"/>
@@ -17706,14 +17747,12 @@
           </w:p>
         </w:tc>
         <w:tc>
-          <w:tcPr>
-            <w:shd w:val="clear" w:color="auto" w:fill="F6F8FA"/>
-          </w:tcPr>
+          <w:tcPr/>
           <w:p>
             <w:pPr>
               <w:numPr>
                 <w:ilvl w:val="0"/>
-                <w:numId w:val="1111"/>
+                <w:numId w:val="1112"/>
               </w:numPr>
               <w:jc w:val="left"/>
             </w:pPr>
@@ -17740,54 +17779,15 @@
       </w:tr>
       <w:tr>
         <w:tc>
-          <w:tcPr/>
+          <w:tcPr>
+            <w:shd w:val="clear" w:color="auto" w:fill="F6F8FA"/>
+          </w:tcPr>
           <w:p>
             <w:pPr>
               <w:jc w:val="left"/>
             </w:pPr>
             <w:r>
               <w:t xml:space="preserve">2.2.2</w:t>
-            </w:r>
-          </w:p>
-        </w:tc>
-        <w:tc>
-          <w:tcPr/>
-          <w:p>
-            <w:pPr>
-              <w:jc w:val="left"/>
-            </w:pPr>
-            <w:r>
-              <w:t xml:space="preserve">2026-08-08</w:t>
-            </w:r>
-          </w:p>
-        </w:tc>
-        <w:tc>
-          <w:tcPr/>
-          <w:p>
-            <w:pPr>
-              <w:numPr>
-                <w:ilvl w:val="0"/>
-                <w:numId w:val="1112"/>
-              </w:numPr>
-              <w:jc w:val="left"/>
-            </w:pPr>
-            <w:r>
-              <w:t xml:space="preserve">Fixed chapter reference in prerequisite (Chapter 3 → Chapter 4).</w:t>
-            </w:r>
-          </w:p>
-        </w:tc>
-      </w:tr>
-      <w:tr>
-        <w:tc>
-          <w:tcPr>
-            <w:shd w:val="clear" w:color="auto" w:fill="F6F8FA"/>
-          </w:tcPr>
-          <w:p>
-            <w:pPr>
-              <w:jc w:val="left"/>
-            </w:pPr>
-            <w:r>
-              <w:t xml:space="preserve">2.2.1</w:t>
             </w:r>
           </w:p>
         </w:tc>
@@ -17817,7 +17817,7 @@
               <w:jc w:val="left"/>
             </w:pPr>
             <w:r>
-              <w:t xml:space="preserve">Changed table and figure caption labels to black (was Huawei red).</w:t>
+              <w:t xml:space="preserve">Fixed chapter reference in prerequisite (Chapter 3 → Chapter 4).</w:t>
             </w:r>
           </w:p>
         </w:tc>
@@ -17830,7 +17830,7 @@
               <w:jc w:val="left"/>
             </w:pPr>
             <w:r>
-              <w:t xml:space="preserve">2.2.0</w:t>
+              <w:t xml:space="preserve">2.2.1</w:t>
             </w:r>
           </w:p>
         </w:tc>
@@ -17856,13 +17856,7 @@
               <w:jc w:val="left"/>
             </w:pPr>
             <w:r>
-              <w:t xml:space="preserve">Added Huawei-branded table styling: red header bar, alternating row</w:t>
-            </w:r>
-            <w:r>
-              <w:t xml:space="preserve"> </w:t>
-            </w:r>
-            <w:r>
-              <w:t xml:space="preserve">colors, and bordered cells.</w:t>
+              <w:t xml:space="preserve">Changed table and figure caption labels to black (was Huawei red).</w:t>
             </w:r>
           </w:p>
         </w:tc>
@@ -17877,7 +17871,7 @@
               <w:jc w:val="left"/>
             </w:pPr>
             <w:r>
-              <w:t xml:space="preserve">2.1.0</w:t>
+              <w:t xml:space="preserve">2.2.0</w:t>
             </w:r>
           </w:p>
         </w:tc>
@@ -17890,7 +17884,7 @@
               <w:jc w:val="left"/>
             </w:pPr>
             <w:r>
-              <w:t xml:space="preserve">2026-08-06</w:t>
+              <w:t xml:space="preserve">2026-08-08</w:t>
             </w:r>
           </w:p>
         </w:tc>
@@ -17907,6 +17901,51 @@
               <w:jc w:val="left"/>
             </w:pPr>
             <w:r>
+              <w:t xml:space="preserve">Added Huawei-branded table styling: red header bar, alternating row</w:t>
+            </w:r>
+            <w:r>
+              <w:t xml:space="preserve"> </w:t>
+            </w:r>
+            <w:r>
+              <w:t xml:space="preserve">colors, and bordered cells.</w:t>
+            </w:r>
+          </w:p>
+        </w:tc>
+      </w:tr>
+      <w:tr>
+        <w:tc>
+          <w:tcPr/>
+          <w:p>
+            <w:pPr>
+              <w:jc w:val="left"/>
+            </w:pPr>
+            <w:r>
+              <w:t xml:space="preserve">2.1.0</w:t>
+            </w:r>
+          </w:p>
+        </w:tc>
+        <w:tc>
+          <w:tcPr/>
+          <w:p>
+            <w:pPr>
+              <w:jc w:val="left"/>
+            </w:pPr>
+            <w:r>
+              <w:t xml:space="preserve">2026-08-06</w:t>
+            </w:r>
+          </w:p>
+        </w:tc>
+        <w:tc>
+          <w:tcPr/>
+          <w:p>
+            <w:pPr>
+              <w:numPr>
+                <w:ilvl w:val="0"/>
+                <w:numId w:val="1116"/>
+              </w:numPr>
+              <w:jc w:val="left"/>
+            </w:pPr>
+            <w:r>
               <w:t xml:space="preserve">Updated ECS flavor to</w:t>
             </w:r>
             <w:r>
@@ -17929,7 +17968,7 @@
             <w:pPr>
               <w:numPr>
                 <w:ilvl w:val="0"/>
-                <w:numId w:val="1115"/>
+                <w:numId w:val="1116"/>
               </w:numPr>
               <w:jc w:val="left"/>
             </w:pPr>
@@ -17941,7 +17980,7 @@
             <w:pPr>
               <w:numPr>
                 <w:ilvl w:val="0"/>
-                <w:numId w:val="1115"/>
+                <w:numId w:val="1116"/>
               </w:numPr>
               <w:jc w:val="left"/>
             </w:pPr>
@@ -17953,7 +17992,7 @@
             <w:pPr>
               <w:numPr>
                 <w:ilvl w:val="0"/>
-                <w:numId w:val="1115"/>
+                <w:numId w:val="1116"/>
               </w:numPr>
               <w:jc w:val="left"/>
             </w:pPr>
@@ -17965,7 +18004,7 @@
             <w:pPr>
               <w:numPr>
                 <w:ilvl w:val="0"/>
-                <w:numId w:val="1115"/>
+                <w:numId w:val="1116"/>
               </w:numPr>
               <w:jc w:val="left"/>
             </w:pPr>
@@ -17977,7 +18016,7 @@
             <w:pPr>
               <w:numPr>
                 <w:ilvl w:val="0"/>
-                <w:numId w:val="1115"/>
+                <w:numId w:val="1116"/>
               </w:numPr>
               <w:jc w:val="left"/>
             </w:pPr>
@@ -17995,7 +18034,7 @@
             <w:pPr>
               <w:numPr>
                 <w:ilvl w:val="0"/>
-                <w:numId w:val="1115"/>
+                <w:numId w:val="1116"/>
               </w:numPr>
               <w:jc w:val="left"/>
             </w:pPr>
@@ -18044,7 +18083,7 @@
             <w:pPr>
               <w:numPr>
                 <w:ilvl w:val="0"/>
-                <w:numId w:val="1115"/>
+                <w:numId w:val="1116"/>
               </w:numPr>
               <w:jc w:val="left"/>
             </w:pPr>
@@ -18056,7 +18095,7 @@
             <w:pPr>
               <w:numPr>
                 <w:ilvl w:val="0"/>
-                <w:numId w:val="1115"/>
+                <w:numId w:val="1116"/>
               </w:numPr>
               <w:jc w:val="left"/>
             </w:pPr>
@@ -18107,7 +18146,7 @@
             <w:pPr>
               <w:numPr>
                 <w:ilvl w:val="0"/>
-                <w:numId w:val="1115"/>
+                <w:numId w:val="1116"/>
               </w:numPr>
               <w:jc w:val="left"/>
             </w:pPr>
@@ -18134,7 +18173,9 @@
       </w:tr>
       <w:tr>
         <w:tc>
-          <w:tcPr/>
+          <w:tcPr>
+            <w:shd w:val="clear" w:color="auto" w:fill="F6F8FA"/>
+          </w:tcPr>
           <w:p>
             <w:pPr>
               <w:jc w:val="left"/>
@@ -18145,7 +18186,9 @@
           </w:p>
         </w:tc>
         <w:tc>
-          <w:tcPr/>
+          <w:tcPr>
+            <w:shd w:val="clear" w:color="auto" w:fill="F6F8FA"/>
+          </w:tcPr>
           <w:p>
             <w:pPr>
               <w:jc w:val="left"/>
@@ -18156,12 +18199,14 @@
           </w:p>
         </w:tc>
         <w:tc>
-          <w:tcPr/>
+          <w:tcPr>
+            <w:shd w:val="clear" w:color="auto" w:fill="F6F8FA"/>
+          </w:tcPr>
           <w:p>
             <w:pPr>
               <w:numPr>
                 <w:ilvl w:val="0"/>
-                <w:numId w:val="1116"/>
+                <w:numId w:val="1117"/>
               </w:numPr>
               <w:jc w:val="left"/>
             </w:pPr>
@@ -18179,7 +18224,7 @@
             <w:pPr>
               <w:numPr>
                 <w:ilvl w:val="0"/>
-                <w:numId w:val="1116"/>
+                <w:numId w:val="1117"/>
               </w:numPr>
               <w:jc w:val="left"/>
             </w:pPr>
@@ -18233,7 +18278,7 @@
             <w:pPr>
               <w:numPr>
                 <w:ilvl w:val="0"/>
-                <w:numId w:val="1116"/>
+                <w:numId w:val="1117"/>
               </w:numPr>
               <w:jc w:val="left"/>
             </w:pPr>
@@ -18281,7 +18326,7 @@
             <w:pPr>
               <w:numPr>
                 <w:ilvl w:val="0"/>
-                <w:numId w:val="1116"/>
+                <w:numId w:val="1117"/>
               </w:numPr>
               <w:jc w:val="left"/>
             </w:pPr>
@@ -18302,9 +18347,7 @@
       </w:tr>
       <w:tr>
         <w:tc>
-          <w:tcPr>
-            <w:shd w:val="clear" w:color="auto" w:fill="F6F8FA"/>
-          </w:tcPr>
+          <w:tcPr/>
           <w:p>
             <w:pPr>
               <w:jc w:val="left"/>
@@ -18315,9 +18358,7 @@
           </w:p>
         </w:tc>
         <w:tc>
-          <w:tcPr>
-            <w:shd w:val="clear" w:color="auto" w:fill="F6F8FA"/>
-          </w:tcPr>
+          <w:tcPr/>
           <w:p>
             <w:pPr>
               <w:jc w:val="left"/>
@@ -18328,14 +18369,12 @@
           </w:p>
         </w:tc>
         <w:tc>
-          <w:tcPr>
-            <w:shd w:val="clear" w:color="auto" w:fill="F6F8FA"/>
-          </w:tcPr>
+          <w:tcPr/>
           <w:p>
             <w:pPr>
               <w:numPr>
                 <w:ilvl w:val="0"/>
-                <w:numId w:val="1117"/>
+                <w:numId w:val="1118"/>
               </w:numPr>
               <w:jc w:val="left"/>
             </w:pPr>
@@ -18347,7 +18386,7 @@
             <w:pPr>
               <w:numPr>
                 <w:ilvl w:val="0"/>
-                <w:numId w:val="1117"/>
+                <w:numId w:val="1118"/>
               </w:numPr>
               <w:jc w:val="left"/>
             </w:pPr>
@@ -18359,7 +18398,7 @@
             <w:pPr>
               <w:numPr>
                 <w:ilvl w:val="0"/>
-                <w:numId w:val="1117"/>
+                <w:numId w:val="1118"/>
               </w:numPr>
               <w:jc w:val="left"/>
             </w:pPr>
@@ -18371,7 +18410,7 @@
             <w:pPr>
               <w:numPr>
                 <w:ilvl w:val="0"/>
-                <w:numId w:val="1117"/>
+                <w:numId w:val="1118"/>
               </w:numPr>
               <w:jc w:val="left"/>
             </w:pPr>
@@ -18389,7 +18428,7 @@
             <w:pPr>
               <w:numPr>
                 <w:ilvl w:val="0"/>
-                <w:numId w:val="1117"/>
+                <w:numId w:val="1118"/>
               </w:numPr>
               <w:jc w:val="left"/>
             </w:pPr>
@@ -18401,7 +18440,7 @@
             <w:pPr>
               <w:numPr>
                 <w:ilvl w:val="0"/>
-                <w:numId w:val="1117"/>
+                <w:numId w:val="1118"/>
               </w:numPr>
               <w:jc w:val="left"/>
             </w:pPr>
@@ -19799,6 +19838,9 @@
   <w:num w:numId="1117">
     <w:abstractNumId w:val="991"/>
   </w:num>
+  <w:num w:numId="1118">
+    <w:abstractNumId w:val="991"/>
+  </w:num>
 </w:numbering>
 </file>
 
@@ -19829,6 +19871,7 @@
     </w:rPr>
     <w:pPr>
       <w:spacing w:after="80" w:line="280" w:lineRule="atLeast"/>
+      <w:jc w:val="both"/>
     </w:pPr>
   </w:style>
   <w:style w:styleId="BodyText" w:type="paragraph">

--- a/documents/setup-guide/setup-guide.docx
+++ b/documents/setup-guide/setup-guide.docx
@@ -84,7 +84,7 @@
           <w:b/>
           <w:sz w:val="24"/>
         </w:rPr>
-        <w:t xml:space="preserve">v6.9.2</w:t>
+        <w:t xml:space="preserve">v6.10.0</w:t>
       </w:r>
       <w:r>
         <w:rPr>
@@ -96,7 +96,7 @@
         <w:rPr>
           <w:sz w:val="24"/>
         </w:rPr>
-        <w:t xml:space="preserve">— September 20, 2026 22:58</w:t>
+        <w:t xml:space="preserve">— September 20, 2026 23:55</w:t>
       </w:r>
     </w:p>
     <w:sdt>
@@ -262,7 +262,22 @@
     <w:p>
       <w:pPr>
         <w:pStyle w:val="FirstParagraph"/>
-      </w:pPr>
+        <w:pBdr>
+          <w:left w:val="single" w:sz="24" w:space="4" w:color="30B5C5"/>
+        </w:pBdr>
+        <w:shd w:val="clear" w:fill="E0F7FA"/>
+      </w:pPr>
+      <w:r>
+        <w:rPr>
+          <w:b/>
+          <w:color w:val="30B5C5"/>
+          <w:rFonts w:ascii="HarmonyOS Sans" w:hAnsi="HarmonyOS Sans"/>
+        </w:rPr>
+        <w:t xml:space="preserve">Info: </w:t>
+      </w:r>
+      <w:r>
+        <w:t xml:space="preserve"> </w:t>
+      </w:r>
       <w:r>
         <w:t xml:space="preserve">This guide assumes the</w:t>
       </w:r>
@@ -333,7 +348,22 @@
     <w:p>
       <w:pPr>
         <w:pStyle w:val="BodyText"/>
-      </w:pPr>
+        <w:pBdr>
+          <w:left w:val="single" w:sz="24" w:space="4" w:color="30B5C5"/>
+        </w:pBdr>
+        <w:shd w:val="clear" w:fill="E0F7FA"/>
+      </w:pPr>
+      <w:r>
+        <w:rPr>
+          <w:b/>
+          <w:color w:val="30B5C5"/>
+          <w:rFonts w:ascii="HarmonyOS Sans" w:hAnsi="HarmonyOS Sans"/>
+        </w:rPr>
+        <w:t xml:space="preserve">Info: </w:t>
+      </w:r>
+      <w:r>
+        <w:t xml:space="preserve"> </w:t>
+      </w:r>
       <w:r>
         <w:t xml:space="preserve">We use port</w:t>
       </w:r>
@@ -634,7 +664,22 @@
     <w:p>
       <w:pPr>
         <w:pStyle w:val="FirstParagraph"/>
-      </w:pPr>
+        <w:pBdr>
+          <w:left w:val="single" w:sz="24" w:space="4" w:color="62B230"/>
+        </w:pBdr>
+        <w:shd w:val="clear" w:fill="E8F5E9"/>
+      </w:pPr>
+      <w:r>
+        <w:rPr>
+          <w:b/>
+          <w:color w:val="62B230"/>
+          <w:rFonts w:ascii="HarmonyOS Sans" w:hAnsi="HarmonyOS Sans"/>
+        </w:rPr>
+        <w:t xml:space="preserve">Tip: </w:t>
+      </w:r>
+      <w:r>
+        <w:t xml:space="preserve"> </w:t>
+      </w:r>
       <w:r>
         <w:t xml:space="preserve">Each</w:t>
       </w:r>
@@ -886,7 +931,22 @@
     <w:p>
       <w:pPr>
         <w:pStyle w:val="FirstParagraph"/>
-      </w:pPr>
+        <w:pBdr>
+          <w:left w:val="single" w:sz="24" w:space="4" w:color="62B230"/>
+        </w:pBdr>
+        <w:shd w:val="clear" w:fill="E8F5E9"/>
+      </w:pPr>
+      <w:r>
+        <w:rPr>
+          <w:b/>
+          <w:color w:val="62B230"/>
+          <w:rFonts w:ascii="HarmonyOS Sans" w:hAnsi="HarmonyOS Sans"/>
+        </w:rPr>
+        <w:t xml:space="preserve">Tip: </w:t>
+      </w:r>
+      <w:r>
+        <w:t xml:space="preserve"> </w:t>
+      </w:r>
       <w:r>
         <w:t xml:space="preserve">Pay-per-use bills by the hour with no long-term commitment. You only pay</w:t>
       </w:r>
@@ -952,7 +1012,22 @@
     <w:p>
       <w:pPr>
         <w:pStyle w:val="FirstParagraph"/>
-      </w:pPr>
+        <w:pBdr>
+          <w:left w:val="single" w:sz="24" w:space="4" w:color="30B5C5"/>
+        </w:pBdr>
+        <w:shd w:val="clear" w:fill="E0F7FA"/>
+      </w:pPr>
+      <w:r>
+        <w:rPr>
+          <w:b/>
+          <w:color w:val="30B5C5"/>
+          <w:rFonts w:ascii="HarmonyOS Sans" w:hAnsi="HarmonyOS Sans"/>
+        </w:rPr>
+        <w:t xml:space="preserve">Info: </w:t>
+      </w:r>
+      <w:r>
+        <w:t xml:space="preserve"> </w:t>
+      </w:r>
       <w:r>
         <w:t xml:space="preserve">Flexus X uses a slider for vCPU and memory instead of fixed flavor names.</w:t>
       </w:r>
@@ -1055,7 +1130,22 @@
     <w:p>
       <w:pPr>
         <w:pStyle w:val="FirstParagraph"/>
-      </w:pPr>
+        <w:pBdr>
+          <w:left w:val="single" w:sz="24" w:space="4" w:color="ED6D00"/>
+        </w:pBdr>
+        <w:shd w:val="clear" w:fill="FFF3E0"/>
+      </w:pPr>
+      <w:r>
+        <w:rPr>
+          <w:b/>
+          <w:color w:val="ED6D00"/>
+          <w:rFonts w:ascii="HarmonyOS Sans" w:hAnsi="HarmonyOS Sans"/>
+        </w:rPr>
+        <w:t xml:space="preserve">Important: </w:t>
+      </w:r>
+      <w:r>
+        <w:t xml:space="preserve"> </w:t>
+      </w:r>
       <w:r>
         <w:t xml:space="preserve">The EIP is auto-assigned and configured to be released when the instance is</w:t>
       </w:r>
@@ -1168,7 +1258,22 @@
     <w:p>
       <w:pPr>
         <w:pStyle w:val="FirstParagraph"/>
-      </w:pPr>
+        <w:pBdr>
+          <w:left w:val="single" w:sz="24" w:space="4" w:color="30B5C5"/>
+        </w:pBdr>
+        <w:shd w:val="clear" w:fill="E0F7FA"/>
+      </w:pPr>
+      <w:r>
+        <w:rPr>
+          <w:b/>
+          <w:color w:val="30B5C5"/>
+          <w:rFonts w:ascii="HarmonyOS Sans" w:hAnsi="HarmonyOS Sans"/>
+        </w:rPr>
+        <w:t xml:space="preserve">Info: </w:t>
+      </w:r>
+      <w:r>
+        <w:t xml:space="preserve"> </w:t>
+      </w:r>
       <w:r>
         <w:t xml:space="preserve">Cloud Eye is a monitoring service that provides functions such as real-time</w:t>
       </w:r>
@@ -1303,7 +1408,22 @@
     <w:p>
       <w:pPr>
         <w:pStyle w:val="FirstParagraph"/>
-      </w:pPr>
+        <w:pBdr>
+          <w:left w:val="single" w:sz="24" w:space="4" w:color="30B5C5"/>
+        </w:pBdr>
+        <w:shd w:val="clear" w:fill="E0F7FA"/>
+      </w:pPr>
+      <w:r>
+        <w:rPr>
+          <w:b/>
+          <w:color w:val="30B5C5"/>
+          <w:rFonts w:ascii="HarmonyOS Sans" w:hAnsi="HarmonyOS Sans"/>
+        </w:rPr>
+        <w:t xml:space="preserve">Info: </w:t>
+      </w:r>
+      <w:r>
+        <w:t xml:space="preserve"> </w:t>
+      </w:r>
       <w:r>
         <w:t xml:space="preserve">The key pair is the primary access method. Later, you can set a root</w:t>
       </w:r>
@@ -2230,7 +2350,22 @@
     <w:p>
       <w:pPr>
         <w:pStyle w:val="FirstParagraph"/>
-      </w:pPr>
+        <w:pBdr>
+          <w:left w:val="single" w:sz="24" w:space="4" w:color="ED6D00"/>
+        </w:pBdr>
+        <w:shd w:val="clear" w:fill="FFF3E0"/>
+      </w:pPr>
+      <w:r>
+        <w:rPr>
+          <w:b/>
+          <w:color w:val="ED6D00"/>
+          <w:rFonts w:ascii="HarmonyOS Sans" w:hAnsi="HarmonyOS Sans"/>
+        </w:rPr>
+        <w:t xml:space="preserve">Important: </w:t>
+      </w:r>
+      <w:r>
+        <w:t xml:space="preserve"> </w:t>
+      </w:r>
       <w:r>
         <w:t xml:space="preserve">Choose a strong password (12+ characters, mixed case, digits, symbols).</w:t>
       </w:r>
@@ -2682,16 +2817,26 @@
         <w:t xml:space="preserve"> </w:t>
       </w:r>
       <w:r>
-        <w:t xml:space="preserve">WARNING: The reboot is</w:t>
-      </w:r>
-      <w:r>
-        <w:t xml:space="preserve"> </w:t>
-      </w:r>
-      <w:r>
         <w:rPr>
           <w:bCs/>
           <w:b/>
         </w:rPr>
+        <w:t xml:space="preserve">WARNING‖</w:t>
+      </w:r>
+      <w:r>
+        <w:t xml:space="preserve"> </w:t>
+      </w:r>
+      <w:r>
+        <w:t xml:space="preserve">The reboot is</w:t>
+      </w:r>
+      <w:r>
+        <w:t xml:space="preserve"> </w:t>
+      </w:r>
+      <w:r>
+        <w:rPr>
+          <w:bCs/>
+          <w:b/>
+        </w:rPr>
         <w:t xml:space="preserve">mandatory</w:t>
       </w:r>
       <w:r>
@@ -2743,7 +2888,22 @@
     <w:p>
       <w:pPr>
         <w:pStyle w:val="FirstParagraph"/>
-      </w:pPr>
+        <w:pBdr>
+          <w:left w:val="single" w:sz="24" w:space="4" w:color="30B5C5"/>
+        </w:pBdr>
+        <w:shd w:val="clear" w:fill="E0F7FA"/>
+      </w:pPr>
+      <w:r>
+        <w:rPr>
+          <w:b/>
+          <w:color w:val="30B5C5"/>
+          <w:rFonts w:ascii="HarmonyOS Sans" w:hAnsi="HarmonyOS Sans"/>
+        </w:rPr>
+        <w:t xml:space="preserve">Info: </w:t>
+      </w:r>
+      <w:r>
+        <w:t xml:space="preserve"> </w:t>
+      </w:r>
       <w:r>
         <w:t xml:space="preserve">After this change, SSH connections must use</w:t>
       </w:r>
@@ -3315,7 +3475,22 @@
     <w:p>
       <w:pPr>
         <w:pStyle w:val="FirstParagraph"/>
-      </w:pPr>
+        <w:pBdr>
+          <w:left w:val="single" w:sz="24" w:space="4" w:color="30B5C5"/>
+        </w:pBdr>
+        <w:shd w:val="clear" w:fill="E0F7FA"/>
+      </w:pPr>
+      <w:r>
+        <w:rPr>
+          <w:b/>
+          <w:color w:val="30B5C5"/>
+          <w:rFonts w:ascii="HarmonyOS Sans" w:hAnsi="HarmonyOS Sans"/>
+        </w:rPr>
+        <w:t xml:space="preserve">Info: </w:t>
+      </w:r>
+      <w:r>
+        <w:t xml:space="preserve"> </w:t>
+      </w:r>
       <w:r>
         <w:rPr>
           <w:bCs/>
@@ -3641,7 +3816,22 @@
     <w:p>
       <w:pPr>
         <w:pStyle w:val="BodyText"/>
-      </w:pPr>
+        <w:pBdr>
+          <w:left w:val="single" w:sz="24" w:space="4" w:color="30B5C5"/>
+        </w:pBdr>
+        <w:shd w:val="clear" w:fill="E0F7FA"/>
+      </w:pPr>
+      <w:r>
+        <w:rPr>
+          <w:b/>
+          <w:color w:val="30B5C5"/>
+          <w:rFonts w:ascii="HarmonyOS Sans" w:hAnsi="HarmonyOS Sans"/>
+        </w:rPr>
+        <w:t xml:space="preserve">Info: </w:t>
+      </w:r>
+      <w:r>
+        <w:t xml:space="preserve"> </w:t>
+      </w:r>
       <w:r>
         <w:t xml:space="preserve">The corporate proxy blocks</w:t>
       </w:r>
@@ -3949,7 +4139,22 @@
     <w:p>
       <w:pPr>
         <w:pStyle w:val="FirstParagraph"/>
-      </w:pPr>
+        <w:pBdr>
+          <w:left w:val="single" w:sz="24" w:space="4" w:color="30B5C5"/>
+        </w:pBdr>
+        <w:shd w:val="clear" w:fill="E0F7FA"/>
+      </w:pPr>
+      <w:r>
+        <w:rPr>
+          <w:b/>
+          <w:color w:val="30B5C5"/>
+          <w:rFonts w:ascii="HarmonyOS Sans" w:hAnsi="HarmonyOS Sans"/>
+        </w:rPr>
+        <w:t xml:space="preserve">Info: </w:t>
+      </w:r>
+      <w:r>
+        <w:t xml:space="preserve"> </w:t>
+      </w:r>
       <w:r>
         <w:rPr>
           <w:rStyle w:val="VerbatimChar"/>
@@ -4347,7 +4552,17 @@
         <w:t xml:space="preserve"> </w:t>
       </w:r>
       <w:r>
-        <w:t xml:space="preserve">TIP: Skipping Npcap avoids a kernel driver install and potential reboot.</w:t>
+        <w:rPr>
+          <w:bCs/>
+          <w:b/>
+        </w:rPr>
+        <w:t xml:space="preserve">TIP‖</w:t>
+      </w:r>
+      <w:r>
+        <w:t xml:space="preserve"> </w:t>
+      </w:r>
+      <w:r>
+        <w:t xml:space="preserve">Skipping Npcap avoids a kernel driver install and potential reboot.</w:t>
       </w:r>
       <w:r>
         <w:t xml:space="preserve"> </w:t>
@@ -4461,7 +4676,22 @@
     <w:p>
       <w:pPr>
         <w:pStyle w:val="FirstParagraph"/>
-      </w:pPr>
+        <w:pBdr>
+          <w:left w:val="single" w:sz="24" w:space="4" w:color="ED6D00"/>
+        </w:pBdr>
+        <w:shd w:val="clear" w:fill="FFF3E0"/>
+      </w:pPr>
+      <w:r>
+        <w:rPr>
+          <w:b/>
+          <w:color w:val="ED6D00"/>
+          <w:rFonts w:ascii="HarmonyOS Sans" w:hAnsi="HarmonyOS Sans"/>
+        </w:rPr>
+        <w:t xml:space="preserve">Important: </w:t>
+      </w:r>
+      <w:r>
+        <w:t xml:space="preserve"> </w:t>
+      </w:r>
       <w:r>
         <w:t xml:space="preserve">Nmap is commonly flagged by antivirus software due to port-scanning heuristics.</w:t>
       </w:r>
@@ -5573,7 +5803,22 @@
           <w:ilvl w:val="0"/>
           <w:numId w:val="1000"/>
         </w:numPr>
-      </w:pPr>
+        <w:pBdr>
+          <w:left w:val="single" w:sz="24" w:space="4" w:color="30B5C5"/>
+        </w:pBdr>
+        <w:shd w:val="clear" w:fill="E0F7FA"/>
+      </w:pPr>
+      <w:r>
+        <w:rPr>
+          <w:b/>
+          <w:color w:val="30B5C5"/>
+          <w:rFonts w:ascii="HarmonyOS Sans" w:hAnsi="HarmonyOS Sans"/>
+        </w:rPr>
+        <w:t xml:space="preserve">Info: </w:t>
+      </w:r>
+      <w:r>
+        <w:t xml:space="preserve"> </w:t>
+      </w:r>
       <w:r>
         <w:t xml:space="preserve">The</w:t>
       </w:r>
@@ -5962,7 +6207,22 @@
     <w:p>
       <w:pPr>
         <w:pStyle w:val="BodyText"/>
-      </w:pPr>
+        <w:pBdr>
+          <w:left w:val="single" w:sz="24" w:space="4" w:color="62B230"/>
+        </w:pBdr>
+        <w:shd w:val="clear" w:fill="E8F5E9"/>
+      </w:pPr>
+      <w:r>
+        <w:rPr>
+          <w:b/>
+          <w:color w:val="62B230"/>
+          <w:rFonts w:ascii="HarmonyOS Sans" w:hAnsi="HarmonyOS Sans"/>
+        </w:rPr>
+        <w:t xml:space="preserve">Tip: </w:t>
+      </w:r>
+      <w:r>
+        <w:t xml:space="preserve"> </w:t>
+      </w:r>
       <w:r>
         <w:t xml:space="preserve">The</w:t>
       </w:r>
@@ -6241,7 +6501,22 @@
     <w:p>
       <w:pPr>
         <w:pStyle w:val="FirstParagraph"/>
-      </w:pPr>
+        <w:pBdr>
+          <w:left w:val="single" w:sz="24" w:space="4" w:color="30B5C5"/>
+        </w:pBdr>
+        <w:shd w:val="clear" w:fill="E0F7FA"/>
+      </w:pPr>
+      <w:r>
+        <w:rPr>
+          <w:b/>
+          <w:color w:val="30B5C5"/>
+          <w:rFonts w:ascii="HarmonyOS Sans" w:hAnsi="HarmonyOS Sans"/>
+        </w:rPr>
+        <w:t xml:space="preserve">Info: </w:t>
+      </w:r>
+      <w:r>
+        <w:t xml:space="preserve"> </w:t>
+      </w:r>
       <w:r>
         <w:t xml:space="preserve">VS Code only asks for the platform type the first time you connect to a</w:t>
       </w:r>
@@ -6415,7 +6690,22 @@
     <w:p>
       <w:pPr>
         <w:pStyle w:val="FirstParagraph"/>
-      </w:pPr>
+        <w:pBdr>
+          <w:left w:val="single" w:sz="24" w:space="4" w:color="30B5C5"/>
+        </w:pBdr>
+        <w:shd w:val="clear" w:fill="E0F7FA"/>
+      </w:pPr>
+      <w:r>
+        <w:rPr>
+          <w:b/>
+          <w:color w:val="30B5C5"/>
+          <w:rFonts w:ascii="HarmonyOS Sans" w:hAnsi="HarmonyOS Sans"/>
+        </w:rPr>
+        <w:t xml:space="preserve">Info: </w:t>
+      </w:r>
+      <w:r>
+        <w:t xml:space="preserve"> </w:t>
+      </w:r>
       <w:r>
         <w:t xml:space="preserve">The first connection installs the VS Code Server on the remote instance, which</w:t>
       </w:r>
@@ -6828,7 +7118,22 @@
     <w:p>
       <w:pPr>
         <w:pStyle w:val="FirstParagraph"/>
-      </w:pPr>
+        <w:pBdr>
+          <w:left w:val="single" w:sz="24" w:space="4" w:color="30B5C5"/>
+        </w:pBdr>
+        <w:shd w:val="clear" w:fill="E0F7FA"/>
+      </w:pPr>
+      <w:r>
+        <w:rPr>
+          <w:b/>
+          <w:color w:val="30B5C5"/>
+          <w:rFonts w:ascii="HarmonyOS Sans" w:hAnsi="HarmonyOS Sans"/>
+        </w:rPr>
+        <w:t xml:space="preserve">Info: </w:t>
+      </w:r>
+      <w:r>
+        <w:t xml:space="preserve"> </w:t>
+      </w:r>
       <w:r>
         <w:t xml:space="preserve">To debug the proxy connection, run ncat directly with verbose output:</w:t>
       </w:r>
@@ -7523,7 +7828,22 @@
     <w:p>
       <w:pPr>
         <w:pStyle w:val="FirstParagraph"/>
-      </w:pPr>
+        <w:pBdr>
+          <w:left w:val="single" w:sz="24" w:space="4" w:color="30B5C5"/>
+        </w:pBdr>
+        <w:shd w:val="clear" w:fill="E0F7FA"/>
+      </w:pPr>
+      <w:r>
+        <w:rPr>
+          <w:b/>
+          <w:color w:val="30B5C5"/>
+          <w:rFonts w:ascii="HarmonyOS Sans" w:hAnsi="HarmonyOS Sans"/>
+        </w:rPr>
+        <w:t xml:space="preserve">Info: </w:t>
+      </w:r>
+      <w:r>
+        <w:t xml:space="preserve"> </w:t>
+      </w:r>
       <w:r>
         <w:t xml:space="preserve">The gateway repository is at</w:t>
       </w:r>
@@ -7978,7 +8298,22 @@
     <w:p>
       <w:pPr>
         <w:pStyle w:val="BodyText"/>
-      </w:pPr>
+        <w:pBdr>
+          <w:left w:val="single" w:sz="24" w:space="4" w:color="30B5C5"/>
+        </w:pBdr>
+        <w:shd w:val="clear" w:fill="E0F7FA"/>
+      </w:pPr>
+      <w:r>
+        <w:rPr>
+          <w:b/>
+          <w:color w:val="30B5C5"/>
+          <w:rFonts w:ascii="HarmonyOS Sans" w:hAnsi="HarmonyOS Sans"/>
+        </w:rPr>
+        <w:t xml:space="preserve">Info: </w:t>
+      </w:r>
+      <w:r>
+        <w:t xml:space="preserve"> </w:t>
+      </w:r>
       <w:r>
         <w:t xml:space="preserve">All ports bind to</w:t>
       </w:r>
@@ -8263,7 +8598,22 @@
           <w:ilvl w:val="0"/>
           <w:numId w:val="1000"/>
         </w:numPr>
-      </w:pPr>
+        <w:pBdr>
+          <w:left w:val="single" w:sz="24" w:space="4" w:color="ED6D00"/>
+        </w:pBdr>
+        <w:shd w:val="clear" w:fill="FFF3E0"/>
+      </w:pPr>
+      <w:r>
+        <w:rPr>
+          <w:b/>
+          <w:color w:val="ED6D00"/>
+          <w:rFonts w:ascii="HarmonyOS Sans" w:hAnsi="HarmonyOS Sans"/>
+        </w:rPr>
+        <w:t xml:space="preserve">Important: </w:t>
+      </w:r>
+      <w:r>
+        <w:t xml:space="preserve"> </w:t>
+      </w:r>
       <w:r>
         <w:t xml:space="preserve">Estimated time: ~5 min for a fresh install, ~2 min</w:t>
       </w:r>
@@ -8307,7 +8657,22 @@
     <w:p>
       <w:pPr>
         <w:pStyle w:val="FirstParagraph"/>
-      </w:pPr>
+        <w:pBdr>
+          <w:left w:val="single" w:sz="24" w:space="4" w:color="62B230"/>
+        </w:pBdr>
+        <w:shd w:val="clear" w:fill="E8F5E9"/>
+      </w:pPr>
+      <w:r>
+        <w:rPr>
+          <w:b/>
+          <w:color w:val="62B230"/>
+          <w:rFonts w:ascii="HarmonyOS Sans" w:hAnsi="HarmonyOS Sans"/>
+        </w:rPr>
+        <w:t xml:space="preserve">Tip: </w:t>
+      </w:r>
+      <w:r>
+        <w:t xml:space="preserve"> </w:t>
+      </w:r>
       <w:r>
         <w:t xml:space="preserve">For non-interactive installs (CI/automation), pass the API key directly. The</w:t>
       </w:r>
@@ -8520,7 +8885,22 @@
     <w:p>
       <w:pPr>
         <w:pStyle w:val="FirstParagraph"/>
-      </w:pPr>
+        <w:pBdr>
+          <w:left w:val="single" w:sz="24" w:space="4" w:color="62B230"/>
+        </w:pBdr>
+        <w:shd w:val="clear" w:fill="E8F5E9"/>
+      </w:pPr>
+      <w:r>
+        <w:rPr>
+          <w:b/>
+          <w:color w:val="62B230"/>
+          <w:rFonts w:ascii="HarmonyOS Sans" w:hAnsi="HarmonyOS Sans"/>
+        </w:rPr>
+        <w:t xml:space="preserve">Tip: </w:t>
+      </w:r>
+      <w:r>
+        <w:t xml:space="preserve"> </w:t>
+      </w:r>
       <w:r>
         <w:t xml:space="preserve">To upgrade the gateway later, re-run the same bootstrap command. It detects</w:t>
       </w:r>
@@ -8978,7 +9358,22 @@
     <w:p>
       <w:pPr>
         <w:pStyle w:val="FirstParagraph"/>
-      </w:pPr>
+        <w:pBdr>
+          <w:left w:val="single" w:sz="24" w:space="4" w:color="30B5C5"/>
+        </w:pBdr>
+        <w:shd w:val="clear" w:fill="E0F7FA"/>
+      </w:pPr>
+      <w:r>
+        <w:rPr>
+          <w:b/>
+          <w:color w:val="30B5C5"/>
+          <w:rFonts w:ascii="HarmonyOS Sans" w:hAnsi="HarmonyOS Sans"/>
+        </w:rPr>
+        <w:t xml:space="preserve">Info: </w:t>
+      </w:r>
+      <w:r>
+        <w:t xml:space="preserve"> </w:t>
+      </w:r>
       <w:r>
         <w:t xml:space="preserve">The</w:t>
       </w:r>
@@ -9147,7 +9542,22 @@
           <w:ilvl w:val="0"/>
           <w:numId w:val="1000"/>
         </w:numPr>
-      </w:pPr>
+        <w:pBdr>
+          <w:left w:val="single" w:sz="24" w:space="4" w:color="30B5C5"/>
+        </w:pBdr>
+        <w:shd w:val="clear" w:fill="E0F7FA"/>
+      </w:pPr>
+      <w:r>
+        <w:rPr>
+          <w:b/>
+          <w:color w:val="30B5C5"/>
+          <w:rFonts w:ascii="HarmonyOS Sans" w:hAnsi="HarmonyOS Sans"/>
+        </w:rPr>
+        <w:t xml:space="preserve">Info: </w:t>
+      </w:r>
+      <w:r>
+        <w:t xml:space="preserve"> </w:t>
+      </w:r>
       <w:r>
         <w:t xml:space="preserve">The script installs XeLaTeX, latexmk, fonts (HarmonyOS Sans + Cascadia Code),</w:t>
       </w:r>
@@ -9191,7 +9601,22 @@
           <w:ilvl w:val="0"/>
           <w:numId w:val="1000"/>
         </w:numPr>
-      </w:pPr>
+        <w:pBdr>
+          <w:left w:val="single" w:sz="24" w:space="4" w:color="30B5C5"/>
+        </w:pBdr>
+        <w:shd w:val="clear" w:fill="E0F7FA"/>
+      </w:pPr>
+      <w:r>
+        <w:rPr>
+          <w:b/>
+          <w:color w:val="30B5C5"/>
+          <w:rFonts w:ascii="HarmonyOS Sans" w:hAnsi="HarmonyOS Sans"/>
+        </w:rPr>
+        <w:t xml:space="preserve">Info: </w:t>
+      </w:r>
+      <w:r>
+        <w:t xml:space="preserve"> </w:t>
+      </w:r>
       <w:r>
         <w:t xml:space="preserve">If an existing installation is detected, the one-liner prompts to update:</w:t>
       </w:r>
@@ -9601,7 +10026,22 @@
     <w:p>
       <w:pPr>
         <w:pStyle w:val="FirstParagraph"/>
-      </w:pPr>
+        <w:pBdr>
+          <w:left w:val="single" w:sz="24" w:space="4" w:color="62B230"/>
+        </w:pBdr>
+        <w:shd w:val="clear" w:fill="E8F5E9"/>
+      </w:pPr>
+      <w:r>
+        <w:rPr>
+          <w:b/>
+          <w:color w:val="62B230"/>
+          <w:rFonts w:ascii="HarmonyOS Sans" w:hAnsi="HarmonyOS Sans"/>
+        </w:rPr>
+        <w:t xml:space="preserve">Tip: </w:t>
+      </w:r>
+      <w:r>
+        <w:t xml:space="preserve"> </w:t>
+      </w:r>
       <w:r>
         <w:t xml:space="preserve">To compile a single project, use</w:t>
       </w:r>
@@ -9949,7 +10389,22 @@
     <w:p>
       <w:pPr>
         <w:pStyle w:val="FirstParagraph"/>
-      </w:pPr>
+        <w:pBdr>
+          <w:left w:val="single" w:sz="24" w:space="4" w:color="30B5C5"/>
+        </w:pBdr>
+        <w:shd w:val="clear" w:fill="E0F7FA"/>
+      </w:pPr>
+      <w:r>
+        <w:rPr>
+          <w:b/>
+          <w:color w:val="30B5C5"/>
+          <w:rFonts w:ascii="HarmonyOS Sans" w:hAnsi="HarmonyOS Sans"/>
+        </w:rPr>
+        <w:t xml:space="preserve">Info: </w:t>
+      </w:r>
+      <w:r>
+        <w:t xml:space="preserve"> </w:t>
+      </w:r>
       <w:r>
         <w:t xml:space="preserve">The skill is auto-discovered via</w:t>
       </w:r>
@@ -10370,7 +10825,22 @@
     <w:p>
       <w:pPr>
         <w:pStyle w:val="FirstParagraph"/>
-      </w:pPr>
+        <w:pBdr>
+          <w:left w:val="single" w:sz="24" w:space="4" w:color="30B5C5"/>
+        </w:pBdr>
+        <w:shd w:val="clear" w:fill="E0F7FA"/>
+      </w:pPr>
+      <w:r>
+        <w:rPr>
+          <w:b/>
+          <w:color w:val="30B5C5"/>
+          <w:rFonts w:ascii="HarmonyOS Sans" w:hAnsi="HarmonyOS Sans"/>
+        </w:rPr>
+        <w:t xml:space="preserve">Info: </w:t>
+      </w:r>
+      <w:r>
+        <w:t xml:space="preserve"> </w:t>
+      </w:r>
       <w:r>
         <w:t xml:space="preserve">The project also includes a</w:t>
       </w:r>
@@ -11697,7 +12167,22 @@
           <w:ilvl w:val="0"/>
           <w:numId w:val="1000"/>
         </w:numPr>
-      </w:pPr>
+        <w:pBdr>
+          <w:left w:val="single" w:sz="24" w:space="4" w:color="ED6D00"/>
+        </w:pBdr>
+        <w:shd w:val="clear" w:fill="FFF3E0"/>
+      </w:pPr>
+      <w:r>
+        <w:rPr>
+          <w:b/>
+          <w:color w:val="ED6D00"/>
+          <w:rFonts w:ascii="HarmonyOS Sans" w:hAnsi="HarmonyOS Sans"/>
+        </w:rPr>
+        <w:t xml:space="preserve">Important: </w:t>
+      </w:r>
+      <w:r>
+        <w:t xml:space="preserve"> </w:t>
+      </w:r>
       <w:r>
         <w:t xml:space="preserve">Removing apt packages will break any other LaTeX documents on the instance.</w:t>
       </w:r>
@@ -11946,7 +12431,22 @@
     <w:p>
       <w:pPr>
         <w:pStyle w:val="FirstParagraph"/>
-      </w:pPr>
+        <w:pBdr>
+          <w:left w:val="single" w:sz="24" w:space="4" w:color="ED6D00"/>
+        </w:pBdr>
+        <w:shd w:val="clear" w:fill="FFF3E0"/>
+      </w:pPr>
+      <w:r>
+        <w:rPr>
+          <w:b/>
+          <w:color w:val="ED6D00"/>
+          <w:rFonts w:ascii="HarmonyOS Sans" w:hAnsi="HarmonyOS Sans"/>
+        </w:rPr>
+        <w:t xml:space="preserve">Important: </w:t>
+      </w:r>
+      <w:r>
+        <w:t xml:space="preserve"> </w:t>
+      </w:r>
       <w:r>
         <w:t xml:space="preserve">If you used Terraform to provision the infrastructure, run</w:t>
       </w:r>
@@ -13354,7 +13854,7 @@
               <w:jc w:val="left"/>
             </w:pPr>
             <w:r>
-              <w:t xml:space="preserve">6.9.2</w:t>
+              <w:t xml:space="preserve">6.10.0</w:t>
             </w:r>
           </w:p>
         </w:tc>
@@ -13380,7 +13880,7 @@
               <w:jc w:val="left"/>
             </w:pPr>
             <w:r>
-              <w:t xml:space="preserve">Fix DOCX body text alignment: paragraphs are now justified (matching the PDF LaTeX default), instead of left-aligned.</w:t>
+              <w:t xml:space="preserve">Header logo, callout boxes, and note labels: DOCX header now shows the Huawei logo in the top-left corner (optional, driven by the :header-logo: attribute). DOCX admonitions (TIP, NOTE, WARNING) now render as styled callout boxes with colored backgrounds, left borders, and type labels — matching the PDF. PDF inline notes ([.note] role) now show a language-aware “Note:” label (was unlabeled italic text).</w:t>
             </w:r>
           </w:p>
         </w:tc>
@@ -13395,7 +13895,7 @@
               <w:jc w:val="left"/>
             </w:pPr>
             <w:r>
-              <w:t xml:space="preserve">6.9.1</w:t>
+              <w:t xml:space="preserve">6.9.2</w:t>
             </w:r>
           </w:p>
         </w:tc>
@@ -13425,7 +13925,7 @@
               <w:jc w:val="left"/>
             </w:pPr>
             <w:r>
-              <w:t xml:space="preserve">Fix DOCX subsection number size: H2/H3/H4 section numbers were rendered at 56pt (same as H1) instead of matching the heading text size (18/16/14pt). The SectionNumber style is now unstyled (inherits heading size); 56pt is set directly on H1 number runs only.</w:t>
+              <w:t xml:space="preserve">Fix DOCX body text alignment: paragraphs are now justified (matching the PDF LaTeX default), instead of left-aligned.</w:t>
             </w:r>
           </w:p>
         </w:tc>
@@ -13438,7 +13938,7 @@
               <w:jc w:val="left"/>
             </w:pPr>
             <w:r>
-              <w:t xml:space="preserve">6.9.0</w:t>
+              <w:t xml:space="preserve">6.9.1</w:t>
             </w:r>
           </w:p>
         </w:tc>
@@ -13464,7 +13964,7 @@
               <w:jc w:val="left"/>
             </w:pPr>
             <w:r>
-              <w:t xml:space="preserve">TOC styling: the table-of-contents title rule is now Huawei red (was black) in both PDF and DOCX, matching the H1 heading red rules. DOCX TOC entries now match the PDF: level 1 bold 12pt, levels 2-3 normal 10pt, HarmonyOS Sans font. DOCX TOC depth increased from 2 to 3 levels (matching PDF tocdepth). Dead TOCTitle style removed from DOCX.</w:t>
+              <w:t xml:space="preserve">Fix DOCX subsection number size: H2/H3/H4 section numbers were rendered at 56pt (same as H1) instead of matching the heading text size (18/16/14pt). The SectionNumber style is now unstyled (inherits heading size); 56pt is set directly on H1 number runs only.</w:t>
             </w:r>
           </w:p>
         </w:tc>
@@ -13479,7 +13979,7 @@
               <w:jc w:val="left"/>
             </w:pPr>
             <w:r>
-              <w:t xml:space="preserve">6.8.3</w:t>
+              <w:t xml:space="preserve">6.9.0</w:t>
             </w:r>
           </w:p>
         </w:tc>
@@ -13492,7 +13992,7 @@
               <w:jc w:val="left"/>
             </w:pPr>
             <w:r>
-              <w:t xml:space="preserve">2026-09-20</w:t>
+              <w:t xml:space="preserve">2026-09-21</w:t>
             </w:r>
           </w:p>
         </w:tc>
@@ -13509,7 +14009,7 @@
               <w:jc w:val="left"/>
             </w:pPr>
             <w:r>
-              <w:t xml:space="preserve">Docs accuracy fix: the multi-format pipeline descriptions in README, AGENTS, and all four SKILL.md files now correctly separate the DOCX/Markdown path (pre-processor then docbook then pandoc) from the HTML path (pre-processor then asciidoctor html5) — the previous wording implied HTML also went through docbook and pandoc. Corrected a stale comment in the DOCX fixer.</w:t>
+              <w:t xml:space="preserve">TOC styling: the table-of-contents title rule is now Huawei red (was black) in both PDF and DOCX, matching the H1 heading red rules. DOCX TOC entries now match the PDF: level 1 bold 12pt, levels 2-3 normal 10pt, HarmonyOS Sans font. DOCX TOC depth increased from 2 to 3 levels (matching PDF tocdepth). Dead TOCTitle style removed from DOCX.</w:t>
             </w:r>
           </w:p>
         </w:tc>
@@ -13522,7 +14022,7 @@
               <w:jc w:val="left"/>
             </w:pPr>
             <w:r>
-              <w:t xml:space="preserve">6.8.2</w:t>
+              <w:t xml:space="preserve">6.8.3</w:t>
             </w:r>
           </w:p>
         </w:tc>
@@ -13548,7 +14048,7 @@
               <w:jc w:val="left"/>
             </w:pPr>
             <w:r>
-              <w:t xml:space="preserve">Documentation and cleanup: README, AGENTS, and all four SKILL.md files now describe the real multi-format pipeline (pre-processor + docx_fix --fix + --lang flag) instead of the pre-v6.4 asciidoctor-to-pandoc chain. DOCX TOC title is now right-aligned like the PDF (was targeting a dead style). Signature names render bold like the PDF. Dead code removed (unused Caption style, dead TOCTitle style, dead HTML badge CSS). The --template and --lang flags accept the equals form (--template=guide). Various stale comments corrected.</w:t>
+              <w:t xml:space="preserve">Docs accuracy fix: the multi-format pipeline descriptions in README, AGENTS, and all four SKILL.md files now correctly separate the DOCX/Markdown path (pre-processor then docbook then pandoc) from the HTML path (pre-processor then asciidoctor html5) — the previous wording implied HTML also went through docbook and pandoc. Corrected a stale comment in the DOCX fixer.</w:t>
             </w:r>
           </w:p>
         </w:tc>
@@ -13563,7 +14063,7 @@
               <w:jc w:val="left"/>
             </w:pPr>
             <w:r>
-              <w:t xml:space="preserve">6.8.1</w:t>
+              <w:t xml:space="preserve">6.8.2</w:t>
             </w:r>
           </w:p>
         </w:tc>
@@ -13593,7 +14093,7 @@
               <w:jc w:val="left"/>
             </w:pPr>
             <w:r>
-              <w:t xml:space="preserve">Quality-pass fixes for v6.8.0: non-technical covers no longer show a stray Date paragraph (regression from the meta-scan change); the technical cover table is no longer hijacked from the body when :nochangelog: is set (boundary check on the cover-table detection); the Version/Date/Scenario table now renders unconditionally like the PDF (was gated by :nochangelog:); empty cover tables are skipped when no report values are set; corrected the cover-element-order wording in the v6.8.0 changelog.</w:t>
+              <w:t xml:space="preserve">Documentation and cleanup: README, AGENTS, and all four SKILL.md files now describe the real multi-format pipeline (pre-processor + docx_fix --fix + --lang flag) instead of the pre-v6.4 asciidoctor-to-pandoc chain. DOCX TOC title is now right-aligned like the PDF (was targeting a dead style). Signature names render bold like the PDF. Dead code removed (unused Caption style, dead TOCTitle style, dead HTML badge CSS). The --template and --lang flags accept the equals form (--template=guide). Various stale comments corrected.</w:t>
             </w:r>
           </w:p>
         </w:tc>
@@ -13606,7 +14106,7 @@
               <w:jc w:val="left"/>
             </w:pPr>
             <w:r>
-              <w:t xml:space="preserve">6.8.0</w:t>
+              <w:t xml:space="preserve">6.8.1</w:t>
             </w:r>
           </w:p>
         </w:tc>
@@ -13632,7 +14132,7 @@
               <w:jc w:val="left"/>
             </w:pPr>
             <w:r>
-              <w:t xml:space="preserve">Technical report covers now match the PDF in DOCX/MD/HTML: the title uses the PDF’s 24pt size (was 36pt), the report type label appears below the title (the DOCX cover keeps the established title-first order; the PDF has label-then-title), and the Version/Date/Scenario table is rendered with the PDF’s red label column. The cover meta line now shows the report version and its set date (was the document version and the build date). Authors, when set, appear as a table row like the PDF.</w:t>
+              <w:t xml:space="preserve">Quality-pass fixes for v6.8.0: non-technical covers no longer show a stray Date paragraph (regression from the meta-scan change); the technical cover table is no longer hijacked from the body when :nochangelog: is set (boundary check on the cover-table detection); the Version/Date/Scenario table now renders unconditionally like the PDF (was gated by :nochangelog:); empty cover tables are skipped when no report values are set; corrected the cover-element-order wording in the v6.8.0 changelog.</w:t>
             </w:r>
           </w:p>
         </w:tc>
@@ -13647,7 +14147,7 @@
               <w:jc w:val="left"/>
             </w:pPr>
             <w:r>
-              <w:t xml:space="preserve">6.7.0</w:t>
+              <w:t xml:space="preserve">6.8.0</w:t>
             </w:r>
           </w:p>
         </w:tc>
@@ -13677,7 +14177,7 @@
               <w:jc w:val="left"/>
             </w:pPr>
             <w:r>
-              <w:t xml:space="preserve">Badge and language fidelity: DOCX badge pills now render black text like the PDF (was frame-colored), use the correct label case (Pass, not PASS), include the Portuguese POC labels (Atendido, Parcial, Falha, Ignorado), and render at native width per template (testbook badge text no longer shrinks). Portuguese signature greetings now match the PDF (At.te,), the POC classification label matches the full PDF wording, and the secondary-format table headers (stakeholders, closing record, test summary, changelog) are now language-aware. DOCX footers show Página in Portuguese documents. Cover dates no longer zero-pad the day.</w:t>
+              <w:t xml:space="preserve">Technical report covers now match the PDF in DOCX/MD/HTML: the title uses the PDF’s 24pt size (was 36pt), the report type label appears below the title (the DOCX cover keeps the established title-first order; the PDF has label-then-title), and the Version/Date/Scenario table is rendered with the PDF’s red label column. The cover meta line now shows the report version and its set date (was the document version and the build date). Authors, when set, appear as a table row like the PDF.</w:t>
             </w:r>
           </w:p>
         </w:tc>
@@ -13690,7 +14190,7 @@
               <w:jc w:val="left"/>
             </w:pPr>
             <w:r>
-              <w:t xml:space="preserve">6.6.1</w:t>
+              <w:t xml:space="preserve">6.7.0</w:t>
             </w:r>
           </w:p>
         </w:tc>
@@ -13716,7 +14216,7 @@
               <w:jc w:val="left"/>
             </w:pPr>
             <w:r>
-              <w:t xml:space="preserve">Quality-pass fixes for v6.6.0: the TESTCASE-marker strip now covers the entire DOCX fix run (a failure at any stage can no longer leave markers in the output file); the fixer resets its template state between in-process runs (the documented path-sniffing fallback works again); build.sh also cleans temporary files on interrupt signals; fixed a CHANGELOG typo.</w:t>
+              <w:t xml:space="preserve">Badge and language fidelity: DOCX badge pills now render black text like the PDF (was frame-colored), use the correct label case (Pass, not PASS), include the Portuguese POC labels (Atendido, Parcial, Falha, Ignorado), and render at native width per template (testbook badge text no longer shrinks). Portuguese signature greetings now match the PDF (At.te,), the POC classification label matches the full PDF wording, and the secondary-format table headers (stakeholders, closing record, test summary, changelog) are now language-aware. DOCX footers show Página in Portuguese documents. Cover dates no longer zero-pad the day.</w:t>
             </w:r>
           </w:p>
         </w:tc>
@@ -13731,7 +14231,7 @@
               <w:jc w:val="left"/>
             </w:pPr>
             <w:r>
-              <w:t xml:space="preserve">6.6.0</w:t>
+              <w:t xml:space="preserve">6.6.1</w:t>
             </w:r>
           </w:p>
         </w:tc>
@@ -13761,6 +14261,45 @@
               <w:jc w:val="left"/>
             </w:pPr>
             <w:r>
+              <w:t xml:space="preserve">Quality-pass fixes for v6.6.0: the TESTCASE-marker strip now covers the entire DOCX fix run (a failure at any stage can no longer leave markers in the output file); the fixer resets its template state between in-process runs (the documented path-sniffing fallback works again); build.sh also cleans temporary files on interrupt signals; fixed a CHANGELOG typo.</w:t>
+            </w:r>
+          </w:p>
+        </w:tc>
+      </w:tr>
+      <w:tr>
+        <w:tc>
+          <w:tcPr/>
+          <w:p>
+            <w:pPr>
+              <w:jc w:val="left"/>
+            </w:pPr>
+            <w:r>
+              <w:t xml:space="preserve">6.6.0</w:t>
+            </w:r>
+          </w:p>
+        </w:tc>
+        <w:tc>
+          <w:tcPr/>
+          <w:p>
+            <w:pPr>
+              <w:jc w:val="left"/>
+            </w:pPr>
+            <w:r>
+              <w:t xml:space="preserve">2026-09-20</w:t>
+            </w:r>
+          </w:p>
+        </w:tc>
+        <w:tc>
+          <w:tcPr/>
+          <w:p>
+            <w:pPr>
+              <w:numPr>
+                <w:ilvl w:val="0"/>
+                <w:numId w:val="1052"/>
+              </w:numPr>
+              <w:jc w:val="left"/>
+            </w:pPr>
+            <w:r>
               <w:t xml:space="preserve">Pipeline robustness: DOCX post-processing now fails loudly when content styling errors occur (TESTCASE markers can no longer leak into output); the DOCX fixer takes an explicit</w:t>
             </w:r>
             <w:r>
@@ -13783,54 +14322,15 @@
       </w:tr>
       <w:tr>
         <w:tc>
-          <w:tcPr/>
+          <w:tcPr>
+            <w:shd w:val="clear" w:color="auto" w:fill="F6F8FA"/>
+          </w:tcPr>
           <w:p>
             <w:pPr>
               <w:jc w:val="left"/>
             </w:pPr>
             <w:r>
               <w:t xml:space="preserve">6.5.2</w:t>
-            </w:r>
-          </w:p>
-        </w:tc>
-        <w:tc>
-          <w:tcPr/>
-          <w:p>
-            <w:pPr>
-              <w:jc w:val="left"/>
-            </w:pPr>
-            <w:r>
-              <w:t xml:space="preserve">2026-09-20</w:t>
-            </w:r>
-          </w:p>
-        </w:tc>
-        <w:tc>
-          <w:tcPr/>
-          <w:p>
-            <w:pPr>
-              <w:numPr>
-                <w:ilvl w:val="0"/>
-                <w:numId w:val="1052"/>
-              </w:numPr>
-              <w:jc w:val="left"/>
-            </w:pPr>
-            <w:r>
-              <w:t xml:space="preserve">Quality-pass fixes for v6.5.1: LaTeX quote conversion now handles only paired quotes (quote characters inside code arguments are no longer corrupted); signature cells containing escaped ampersands are no longer split; round-trip HTML generation guards the asciidoctor-diagram dependency and fails loudly when generation fails; pre-processor unit tests now cover pipe escaping in all five table handlers.</w:t>
-            </w:r>
-          </w:p>
-        </w:tc>
-      </w:tr>
-      <w:tr>
-        <w:tc>
-          <w:tcPr>
-            <w:shd w:val="clear" w:color="auto" w:fill="F6F8FA"/>
-          </w:tcPr>
-          <w:p>
-            <w:pPr>
-              <w:jc w:val="left"/>
-            </w:pPr>
-            <w:r>
-              <w:t xml:space="preserve">6.5.1</w:t>
             </w:r>
           </w:p>
         </w:tc>
@@ -13860,7 +14360,7 @@
               <w:jc w:val="left"/>
             </w:pPr>
             <w:r>
-              <w:t xml:space="preserve">Fixed DOCX/MD/HTML output: tables are no longer corrupted when changelog, signature, or summary content contains a pipe character (“|”). Badge text is now preserved in DOCX/MD/HTML — a “Ready” badge renders “Ready” instead of “[NEW]”. Multi-item changelog entries render as bullet lists instead of being joined with a literal “+”. POC documents now include the changelog in DOCX/MD/HTML. The :noanswers: attribute now hides test results and remarks in DOCX/MD/HTML, matching the PDF. Inline LaTeX (monospace text, arrows, LaTeX quotes) no longer leaks from changelog entries. The test suite now exercises the real build pipeline (pre-processor wired into round-trip and DOCX tests), with new pre-processor unit tests.</w:t>
+              <w:t xml:space="preserve">Quality-pass fixes for v6.5.1: LaTeX quote conversion now handles only paired quotes (quote characters inside code arguments are no longer corrupted); signature cells containing escaped ampersands are no longer split; round-trip HTML generation guards the asciidoctor-diagram dependency and fails loudly when generation fails; pre-processor unit tests now cover pipe escaping in all five table handlers.</w:t>
             </w:r>
           </w:p>
         </w:tc>
@@ -13873,7 +14373,7 @@
               <w:jc w:val="left"/>
             </w:pPr>
             <w:r>
-              <w:t xml:space="preserve">6.5.0</w:t>
+              <w:t xml:space="preserve">6.5.1</w:t>
             </w:r>
           </w:p>
         </w:tc>
@@ -13899,7 +14399,7 @@
               <w:jc w:val="left"/>
             </w:pPr>
             <w:r>
-              <w:t xml:space="preserve">Evidence checklist simplified to plain bullets in both PDF and DOCX (checkbox markers removed for compatibility). Planned Activities list in DOCX now uses Word’s native lower-roman numbering (i., ii., iii.) matching the PDF. Badges in DOCX replaced with exact-replica PNG pill images (rounded, colored frame and background, bold text) matching the PDF \ huaweibadge look — assets committed to the repo. Signature blocks in DOCX no longer show literal + symbols (proper hard line breaks).</w:t>
+              <w:t xml:space="preserve">Fixed DOCX/MD/HTML output: tables are no longer corrupted when changelog, signature, or summary content contains a pipe character (“|”). Badge text is now preserved in DOCX/MD/HTML — a “Ready” badge renders “Ready” instead of “[NEW]”. Multi-item changelog entries render as bullet lists instead of being joined with a literal “+”. POC documents now include the changelog in DOCX/MD/HTML. The :noanswers: attribute now hides test results and remarks in DOCX/MD/HTML, matching the PDF. Inline LaTeX (monospace text, arrows, LaTeX quotes) no longer leaks from changelog entries. The test suite now exercises the real build pipeline (pre-processor wired into round-trip and DOCX tests), with new pre-processor unit tests.</w:t>
             </w:r>
           </w:p>
         </w:tc>
@@ -13914,7 +14414,7 @@
               <w:jc w:val="left"/>
             </w:pPr>
             <w:r>
-              <w:t xml:space="preserve">6.4.7</w:t>
+              <w:t xml:space="preserve">6.5.0</w:t>
             </w:r>
           </w:p>
         </w:tc>
@@ -13944,7 +14444,7 @@
               <w:jc w:val="left"/>
             </w:pPr>
             <w:r>
-              <w:t xml:space="preserve">Section titles in DOCX now match the PDF heading design: the big section number (56pt) sits on the left, the title text is pushed to the right edge (a right tab stop mimics the LaTeX \ hfill), and the red rule runs below — previously the title sat left-aligned next to a small number. Applies to all templates.</w:t>
+              <w:t xml:space="preserve">Evidence checklist simplified to plain bullets in both PDF and DOCX (checkbox markers removed for compatibility). Planned Activities list in DOCX now uses Word’s native lower-roman numbering (i., ii., iii.) matching the PDF. Badges in DOCX replaced with exact-replica PNG pill images (rounded, colored frame and background, bold text) matching the PDF \ huaweibadge look — assets committed to the repo. Signature blocks in DOCX no longer show literal + symbols (proper hard line breaks).</w:t>
             </w:r>
           </w:p>
         </w:tc>
@@ -13957,7 +14457,7 @@
               <w:jc w:val="left"/>
             </w:pPr>
             <w:r>
-              <w:t xml:space="preserve">6.4.6</w:t>
+              <w:t xml:space="preserve">6.4.7</w:t>
             </w:r>
           </w:p>
         </w:tc>
@@ -13983,7 +14483,7 @@
               <w:jc w:val="left"/>
             </w:pPr>
             <w:r>
-              <w:t xml:space="preserve">Code blocks inside test cases no longer break the red left rule in DOCX — the code style’s left indent (which jogged the rule) is reset inside test case blocks, and code blocks now show the PDF’s code box (gray background with thin border on top, bottom, and right, red rule continuing on the left).</w:t>
+              <w:t xml:space="preserve">Section titles in DOCX now match the PDF heading design: the big section number (56pt) sits on the left, the title text is pushed to the right edge (a right tab stop mimics the LaTeX \ hfill), and the red rule runs below — previously the title sat left-aligned next to a small number. Applies to all templates.</w:t>
             </w:r>
           </w:p>
         </w:tc>
@@ -13998,7 +14498,7 @@
               <w:jc w:val="left"/>
             </w:pPr>
             <w:r>
-              <w:t xml:space="preserve">6.4.5</w:t>
+              <w:t xml:space="preserve">6.4.6</w:t>
             </w:r>
           </w:p>
         </w:tc>
@@ -14028,7 +14528,7 @@
               <w:jc w:val="left"/>
             </w:pPr>
             <w:r>
-              <w:t xml:space="preserve">DOCX polish pass: all captions centered (matching the PDF), vertical spacing between blocks matched to the LaTeX rhythm (medskip/smallskip around captions, field bars, and steps), and test steps now render as separate paragraphs each with the red bold number (previously merged into one paragraph).</w:t>
+              <w:t xml:space="preserve">Code blocks inside test cases no longer break the red left rule in DOCX — the code style’s left indent (which jogged the rule) is reset inside test case blocks, and code blocks now show the PDF’s code box (gray background with thin border on top, bottom, and right, red rule continuing on the left).</w:t>
             </w:r>
           </w:p>
         </w:tc>
@@ -14041,7 +14541,7 @@
               <w:jc w:val="left"/>
             </w:pPr>
             <w:r>
-              <w:t xml:space="preserve">6.4.4</w:t>
+              <w:t xml:space="preserve">6.4.5</w:t>
             </w:r>
           </w:p>
         </w:tc>
@@ -14067,7 +14567,7 @@
               <w:jc w:val="left"/>
             </w:pPr>
             <w:r>
-              <w:t xml:space="preserve">DOCX covers now show the logo, cover text, and version/date/time meta line like the PDF. Test case blocks in DOCX get the PDF’s visual wrapper: red left rule, red field header bars, and red step numbers. Captions follow the PDF ordering system in DOCX, MD, and HTML (Table/Diagram/Figure/Testcase N: with bold symbol). Portuguese PDFs now label diagrams "Diagrama N:" (was hardcoded English "Diagram"). Markdown and HTML output no longer leaks raw LaTeX from passthrough blocks — the DOCX pre-processor now feeds those pipelines too.</w:t>
+              <w:t xml:space="preserve">DOCX polish pass: all captions centered (matching the PDF), vertical spacing between blocks matched to the LaTeX rhythm (medskip/smallskip around captions, field bars, and steps), and test steps now render as separate paragraphs each with the red bold number (previously merged into one paragraph).</w:t>
             </w:r>
           </w:p>
         </w:tc>
@@ -14082,7 +14582,7 @@
               <w:jc w:val="left"/>
             </w:pPr>
             <w:r>
-              <w:t xml:space="preserve">6.4.3</w:t>
+              <w:t xml:space="preserve">6.4.4</w:t>
             </w:r>
           </w:p>
         </w:tc>
@@ -14112,7 +14612,7 @@
               <w:jc w:val="left"/>
             </w:pPr>
             <w:r>
-              <w:t xml:space="preserve">Testbook and POC DOCX output now matches the PDF much more closely: native table of contents (language-aware, auto-populated), each section starts on a new page, embedded images and diagrams (PlantUML/Graphviz rendered), white-on-red table headers, cover version line under the title, centered test case captions, and plain black rules for signature grids.</w:t>
+              <w:t xml:space="preserve">DOCX covers now show the logo, cover text, and version/date/time meta line like the PDF. Test case blocks in DOCX get the PDF’s visual wrapper: red left rule, red field header bars, and red step numbers. Captions follow the PDF ordering system in DOCX, MD, and HTML (Table/Diagram/Figure/Testcase N: with bold symbol). Portuguese PDFs now label diagrams "Diagrama N:" (was hardcoded English "Diagram"). Markdown and HTML output no longer leaks raw LaTeX from passthrough blocks — the DOCX pre-processor now feeds those pipelines too.</w:t>
             </w:r>
           </w:p>
         </w:tc>
@@ -14125,7 +14625,7 @@
               <w:jc w:val="left"/>
             </w:pPr>
             <w:r>
-              <w:t xml:space="preserve">6.4.2</w:t>
+              <w:t xml:space="preserve">6.4.3</w:t>
             </w:r>
           </w:p>
         </w:tc>
@@ -14151,7 +14651,7 @@
               <w:jc w:val="left"/>
             </w:pPr>
             <w:r>
-              <w:t xml:space="preserve">DOCX output for POC and testbook templates now includes all passthrough content (stakeholders, closing record, signatures, test cases, test summary, changelog) via a new pre-processor. Fixed dropped Test Scope fields in testbook DOCX output.</w:t>
+              <w:t xml:space="preserve">Testbook and POC DOCX output now matches the PDF much more closely: native table of contents (language-aware, auto-populated), each section starts on a new page, embedded images and diagrams (PlantUML/Graphviz rendered), white-on-red table headers, cover version line under the title, centered test case captions, and plain black rules for signature grids.</w:t>
             </w:r>
           </w:p>
         </w:tc>
@@ -14166,7 +14666,7 @@
               <w:jc w:val="left"/>
             </w:pPr>
             <w:r>
-              <w:t xml:space="preserve">6.4.0</w:t>
+              <w:t xml:space="preserve">6.4.2</w:t>
             </w:r>
           </w:p>
         </w:tc>
@@ -14196,6 +14696,45 @@
               <w:jc w:val="left"/>
             </w:pPr>
             <w:r>
+              <w:t xml:space="preserve">DOCX output for POC and testbook templates now includes all passthrough content (stakeholders, closing record, signatures, test cases, test summary, changelog) via a new pre-processor. Fixed dropped Test Scope fields in testbook DOCX output.</w:t>
+            </w:r>
+          </w:p>
+        </w:tc>
+      </w:tr>
+      <w:tr>
+        <w:tc>
+          <w:tcPr/>
+          <w:p>
+            <w:pPr>
+              <w:jc w:val="left"/>
+            </w:pPr>
+            <w:r>
+              <w:t xml:space="preserve">6.4.0</w:t>
+            </w:r>
+          </w:p>
+        </w:tc>
+        <w:tc>
+          <w:tcPr/>
+          <w:p>
+            <w:pPr>
+              <w:jc w:val="left"/>
+            </w:pPr>
+            <w:r>
+              <w:t xml:space="preserve">2026-09-20</w:t>
+            </w:r>
+          </w:p>
+        </w:tc>
+        <w:tc>
+          <w:tcPr/>
+          <w:p>
+            <w:pPr>
+              <w:numPr>
+                <w:ilvl w:val="0"/>
+                <w:numId w:val="1062"/>
+              </w:numPr>
+              <w:jc w:val="left"/>
+            </w:pPr>
+            <w:r>
               <w:t xml:space="preserve">Fixed changelog dates — replaced</w:t>
             </w:r>
             <w:r>
@@ -14218,54 +14757,15 @@
       </w:tr>
       <w:tr>
         <w:tc>
-          <w:tcPr/>
+          <w:tcPr>
+            <w:shd w:val="clear" w:color="auto" w:fill="F6F8FA"/>
+          </w:tcPr>
           <w:p>
             <w:pPr>
               <w:jc w:val="left"/>
             </w:pPr>
             <w:r>
               <w:t xml:space="preserve">5.1.1</w:t>
-            </w:r>
-          </w:p>
-        </w:tc>
-        <w:tc>
-          <w:tcPr/>
-          <w:p>
-            <w:pPr>
-              <w:jc w:val="left"/>
-            </w:pPr>
-            <w:r>
-              <w:t xml:space="preserve">2026-09-14</w:t>
-            </w:r>
-          </w:p>
-        </w:tc>
-        <w:tc>
-          <w:tcPr/>
-          <w:p>
-            <w:pPr>
-              <w:numPr>
-                <w:ilvl w:val="0"/>
-                <w:numId w:val="1062"/>
-              </w:numPr>
-              <w:jc w:val="left"/>
-            </w:pPr>
-            <w:r>
-              <w:t xml:space="preserve">Synced callout colors in DOCX/HTML/MD output to match brand palette. Added color palette demo.</w:t>
-            </w:r>
-          </w:p>
-        </w:tc>
-      </w:tr>
-      <w:tr>
-        <w:tc>
-          <w:tcPr>
-            <w:shd w:val="clear" w:color="auto" w:fill="F6F8FA"/>
-          </w:tcPr>
-          <w:p>
-            <w:pPr>
-              <w:jc w:val="left"/>
-            </w:pPr>
-            <w:r>
-              <w:t xml:space="preserve">5.1.0</w:t>
             </w:r>
           </w:p>
         </w:tc>
@@ -14295,7 +14795,7 @@
               <w:jc w:val="left"/>
             </w:pPr>
             <w:r>
-              <w:t xml:space="preserve">Adopted brand guidelines auxiliary color palette and monochrome scale. Aligned callout colors to brand specifications.</w:t>
+              <w:t xml:space="preserve">Synced callout colors in DOCX/HTML/MD output to match brand palette. Added color palette demo.</w:t>
             </w:r>
           </w:p>
         </w:tc>
@@ -14308,7 +14808,7 @@
               <w:jc w:val="left"/>
             </w:pPr>
             <w:r>
-              <w:t xml:space="preserve">5.0.3</w:t>
+              <w:t xml:space="preserve">5.1.0</w:t>
             </w:r>
           </w:p>
         </w:tc>
@@ -14334,6 +14834,51 @@
               <w:jc w:val="left"/>
             </w:pPr>
             <w:r>
+              <w:t xml:space="preserve">Adopted brand guidelines auxiliary color palette and monochrome scale. Aligned callout colors to brand specifications.</w:t>
+            </w:r>
+          </w:p>
+        </w:tc>
+      </w:tr>
+      <w:tr>
+        <w:tc>
+          <w:tcPr>
+            <w:shd w:val="clear" w:color="auto" w:fill="F6F8FA"/>
+          </w:tcPr>
+          <w:p>
+            <w:pPr>
+              <w:jc w:val="left"/>
+            </w:pPr>
+            <w:r>
+              <w:t xml:space="preserve">5.0.3</w:t>
+            </w:r>
+          </w:p>
+        </w:tc>
+        <w:tc>
+          <w:tcPr>
+            <w:shd w:val="clear" w:color="auto" w:fill="F6F8FA"/>
+          </w:tcPr>
+          <w:p>
+            <w:pPr>
+              <w:jc w:val="left"/>
+            </w:pPr>
+            <w:r>
+              <w:t xml:space="preserve">2026-09-14</w:t>
+            </w:r>
+          </w:p>
+        </w:tc>
+        <w:tc>
+          <w:tcPr>
+            <w:shd w:val="clear" w:color="auto" w:fill="F6F8FA"/>
+          </w:tcPr>
+          <w:p>
+            <w:pPr>
+              <w:numPr>
+                <w:ilvl w:val="0"/>
+                <w:numId w:val="1065"/>
+              </w:numPr>
+              <w:jc w:val="left"/>
+            </w:pPr>
+            <w:r>
               <w:t xml:space="preserve">Removed non-standard</w:t>
             </w:r>
             <w:r>
@@ -14356,58 +14901,13 @@
       </w:tr>
       <w:tr>
         <w:tc>
-          <w:tcPr>
-            <w:shd w:val="clear" w:color="auto" w:fill="F6F8FA"/>
-          </w:tcPr>
+          <w:tcPr/>
           <w:p>
             <w:pPr>
               <w:jc w:val="left"/>
             </w:pPr>
             <w:r>
               <w:t xml:space="preserve">5.0.2</w:t>
-            </w:r>
-          </w:p>
-        </w:tc>
-        <w:tc>
-          <w:tcPr>
-            <w:shd w:val="clear" w:color="auto" w:fill="F6F8FA"/>
-          </w:tcPr>
-          <w:p>
-            <w:pPr>
-              <w:jc w:val="left"/>
-            </w:pPr>
-            <w:r>
-              <w:t xml:space="preserve">2026-09-14</w:t>
-            </w:r>
-          </w:p>
-        </w:tc>
-        <w:tc>
-          <w:tcPr>
-            <w:shd w:val="clear" w:color="auto" w:fill="F6F8FA"/>
-          </w:tcPr>
-          <w:p>
-            <w:pPr>
-              <w:numPr>
-                <w:ilvl w:val="0"/>
-                <w:numId w:val="1065"/>
-              </w:numPr>
-              <w:jc w:val="left"/>
-            </w:pPr>
-            <w:r>
-              <w:t xml:space="preserve">Long commands in test steps now render as code blocks instead of inline code.</w:t>
-            </w:r>
-          </w:p>
-        </w:tc>
-      </w:tr>
-      <w:tr>
-        <w:tc>
-          <w:tcPr/>
-          <w:p>
-            <w:pPr>
-              <w:jc w:val="left"/>
-            </w:pPr>
-            <w:r>
-              <w:t xml:space="preserve">5.0.1</w:t>
             </w:r>
           </w:p>
         </w:tc>
@@ -14433,7 +14933,7 @@
               <w:jc w:val="left"/>
             </w:pPr>
             <w:r>
-              <w:t xml:space="preserve">Testcase caption centered above the block.</w:t>
+              <w:t xml:space="preserve">Long commands in test steps now render as code blocks instead of inline code.</w:t>
             </w:r>
           </w:p>
         </w:tc>
@@ -14448,7 +14948,7 @@
               <w:jc w:val="left"/>
             </w:pPr>
             <w:r>
-              <w:t xml:space="preserve">5.0.0</w:t>
+              <w:t xml:space="preserve">5.0.1</w:t>
             </w:r>
           </w:p>
         </w:tc>
@@ -14478,6 +14978,45 @@
               <w:jc w:val="left"/>
             </w:pPr>
             <w:r>
+              <w:t xml:space="preserve">Testcase caption centered above the block.</w:t>
+            </w:r>
+          </w:p>
+        </w:tc>
+      </w:tr>
+      <w:tr>
+        <w:tc>
+          <w:tcPr/>
+          <w:p>
+            <w:pPr>
+              <w:jc w:val="left"/>
+            </w:pPr>
+            <w:r>
+              <w:t xml:space="preserve">5.0.0</w:t>
+            </w:r>
+          </w:p>
+        </w:tc>
+        <w:tc>
+          <w:tcPr/>
+          <w:p>
+            <w:pPr>
+              <w:jc w:val="left"/>
+            </w:pPr>
+            <w:r>
+              <w:t xml:space="preserve">2026-09-14</w:t>
+            </w:r>
+          </w:p>
+        </w:tc>
+        <w:tc>
+          <w:tcPr/>
+          <w:p>
+            <w:pPr>
+              <w:numPr>
+                <w:ilvl w:val="0"/>
+                <w:numId w:val="1068"/>
+              </w:numPr>
+              <w:jc w:val="left"/>
+            </w:pPr>
+            <w:r>
               <w:t xml:space="preserve">Major refactoring: extracted shared modules (huawei-titles, huawei-toc, huawei-cover), renamed</w:t>
             </w:r>
             <w:r>
@@ -14539,7 +15078,9 @@
       </w:tr>
       <w:tr>
         <w:tc>
-          <w:tcPr/>
+          <w:tcPr>
+            <w:shd w:val="clear" w:color="auto" w:fill="F6F8FA"/>
+          </w:tcPr>
           <w:p>
             <w:pPr>
               <w:jc w:val="left"/>
@@ -14550,56 +15091,15 @@
           </w:p>
         </w:tc>
         <w:tc>
-          <w:tcPr/>
+          <w:tcPr>
+            <w:shd w:val="clear" w:color="auto" w:fill="F6F8FA"/>
+          </w:tcPr>
           <w:p>
             <w:pPr>
               <w:jc w:val="left"/>
             </w:pPr>
             <w:r>
               <w:t xml:space="preserve">2026-09-14</w:t>
-            </w:r>
-          </w:p>
-        </w:tc>
-        <w:tc>
-          <w:tcPr/>
-          <w:p>
-            <w:pPr>
-              <w:numPr>
-                <w:ilvl w:val="0"/>
-                <w:numId w:val="1068"/>
-              </w:numPr>
-              <w:jc w:val="left"/>
-            </w:pPr>
-            <w:r>
-              <w:t xml:space="preserve">Testcase headings now formatted as captions (like figures/tables): bold “Testcase N:” followed by description. Changed label from “Test Case” to “Testcase”.</w:t>
-            </w:r>
-          </w:p>
-        </w:tc>
-      </w:tr>
-      <w:tr>
-        <w:tc>
-          <w:tcPr>
-            <w:shd w:val="clear" w:color="auto" w:fill="F6F8FA"/>
-          </w:tcPr>
-          <w:p>
-            <w:pPr>
-              <w:jc w:val="left"/>
-            </w:pPr>
-            <w:r>
-              <w:t xml:space="preserve">4.6.0</w:t>
-            </w:r>
-          </w:p>
-        </w:tc>
-        <w:tc>
-          <w:tcPr>
-            <w:shd w:val="clear" w:color="auto" w:fill="F6F8FA"/>
-          </w:tcPr>
-          <w:p>
-            <w:pPr>
-              <w:jc w:val="left"/>
-            </w:pPr>
-            <w:r>
-              <w:t xml:space="preserve">2026-09-13</w:t>
             </w:r>
           </w:p>
         </w:tc>
@@ -14616,7 +15116,7 @@
               <w:jc w:val="left"/>
             </w:pPr>
             <w:r>
-              <w:t xml:space="preserve">Section restructure: Introduction, Test Cases (with category subsections), Conclusion. Testcases auto-numbered like figures/tables. Changed testcase from subsection to subsubsection.</w:t>
+              <w:t xml:space="preserve">Testcase headings now formatted as captions (like figures/tables): bold “Testcase N:” followed by description. Changed label from “Test Case” to “Testcase”.</w:t>
             </w:r>
           </w:p>
         </w:tc>
@@ -14629,7 +15129,7 @@
               <w:jc w:val="left"/>
             </w:pPr>
             <w:r>
-              <w:t xml:space="preserve">4.5.0</w:t>
+              <w:t xml:space="preserve">4.6.0</w:t>
             </w:r>
           </w:p>
         </w:tc>
@@ -14655,6 +15155,51 @@
               <w:jc w:val="left"/>
             </w:pPr>
             <w:r>
+              <w:t xml:space="preserve">Section restructure: Introduction, Test Cases (with category subsections), Conclusion. Testcases auto-numbered like figures/tables. Changed testcase from subsection to subsubsection.</w:t>
+            </w:r>
+          </w:p>
+        </w:tc>
+      </w:tr>
+      <w:tr>
+        <w:tc>
+          <w:tcPr>
+            <w:shd w:val="clear" w:color="auto" w:fill="F6F8FA"/>
+          </w:tcPr>
+          <w:p>
+            <w:pPr>
+              <w:jc w:val="left"/>
+            </w:pPr>
+            <w:r>
+              <w:t xml:space="preserve">4.5.0</w:t>
+            </w:r>
+          </w:p>
+        </w:tc>
+        <w:tc>
+          <w:tcPr>
+            <w:shd w:val="clear" w:color="auto" w:fill="F6F8FA"/>
+          </w:tcPr>
+          <w:p>
+            <w:pPr>
+              <w:jc w:val="left"/>
+            </w:pPr>
+            <w:r>
+              <w:t xml:space="preserve">2026-09-13</w:t>
+            </w:r>
+          </w:p>
+        </w:tc>
+        <w:tc>
+          <w:tcPr>
+            <w:shd w:val="clear" w:color="auto" w:fill="F6F8FA"/>
+          </w:tcPr>
+          <w:p>
+            <w:pPr>
+              <w:numPr>
+                <w:ilvl w:val="0"/>
+                <w:numId w:val="1071"/>
+              </w:numPr>
+              <w:jc w:val="left"/>
+            </w:pPr>
+            <w:r>
               <w:t xml:space="preserve">Unified field APIs:</w:t>
             </w:r>
             <w:r>
@@ -14719,58 +15264,13 @@
       </w:tr>
       <w:tr>
         <w:tc>
-          <w:tcPr>
-            <w:shd w:val="clear" w:color="auto" w:fill="F6F8FA"/>
-          </w:tcPr>
+          <w:tcPr/>
           <w:p>
             <w:pPr>
               <w:jc w:val="left"/>
             </w:pPr>
             <w:r>
               <w:t xml:space="preserve">4.4.0</w:t>
-            </w:r>
-          </w:p>
-        </w:tc>
-        <w:tc>
-          <w:tcPr>
-            <w:shd w:val="clear" w:color="auto" w:fill="F6F8FA"/>
-          </w:tcPr>
-          <w:p>
-            <w:pPr>
-              <w:jc w:val="left"/>
-            </w:pPr>
-            <w:r>
-              <w:t xml:space="preserve">2026-09-13</w:t>
-            </w:r>
-          </w:p>
-        </w:tc>
-        <w:tc>
-          <w:tcPr>
-            <w:shd w:val="clear" w:color="auto" w:fill="F6F8FA"/>
-          </w:tcPr>
-          <w:p>
-            <w:pPr>
-              <w:numPr>
-                <w:ilvl w:val="0"/>
-                <w:numId w:val="1071"/>
-              </w:numPr>
-              <w:jc w:val="left"/>
-            </w:pPr>
-            <w:r>
-              <w:t xml:space="preserve">Code review fixes: removed dead labels, badge now uses Huawei brand colors (tipbg/tipfg, huaweired, warningbg/warningfg), Lua filter preserves formatting in DOCX/MD/HTML via parse_latex_blocks, testprocedure handler preserves non-step content (images, code, callouts).</w:t>
-            </w:r>
-          </w:p>
-        </w:tc>
-      </w:tr>
-      <w:tr>
-        <w:tc>
-          <w:tcPr/>
-          <w:p>
-            <w:pPr>
-              <w:jc w:val="left"/>
-            </w:pPr>
-            <w:r>
-              <w:t xml:space="preserve">4.3.0</w:t>
             </w:r>
           </w:p>
         </w:tc>
@@ -14796,6 +15296,51 @@
               <w:jc w:val="left"/>
             </w:pPr>
             <w:r>
+              <w:t xml:space="preserve">Code review fixes: removed dead labels, badge now uses Huawei brand colors (tipbg/tipfg, huaweired, warningbg/warningfg), Lua filter preserves formatting in DOCX/MD/HTML via parse_latex_blocks, testprocedure handler preserves non-step content (images, code, callouts).</w:t>
+            </w:r>
+          </w:p>
+        </w:tc>
+      </w:tr>
+      <w:tr>
+        <w:tc>
+          <w:tcPr>
+            <w:shd w:val="clear" w:color="auto" w:fill="F6F8FA"/>
+          </w:tcPr>
+          <w:p>
+            <w:pPr>
+              <w:jc w:val="left"/>
+            </w:pPr>
+            <w:r>
+              <w:t xml:space="preserve">4.3.0</w:t>
+            </w:r>
+          </w:p>
+        </w:tc>
+        <w:tc>
+          <w:tcPr>
+            <w:shd w:val="clear" w:color="auto" w:fill="F6F8FA"/>
+          </w:tcPr>
+          <w:p>
+            <w:pPr>
+              <w:jc w:val="left"/>
+            </w:pPr>
+            <w:r>
+              <w:t xml:space="preserve">2026-09-13</w:t>
+            </w:r>
+          </w:p>
+        </w:tc>
+        <w:tc>
+          <w:tcPr>
+            <w:shd w:val="clear" w:color="auto" w:fill="F6F8FA"/>
+          </w:tcPr>
+          <w:p>
+            <w:pPr>
+              <w:numPr>
+                <w:ilvl w:val="0"/>
+                <w:numId w:val="1073"/>
+              </w:numPr>
+              <w:jc w:val="left"/>
+            </w:pPr>
+            <w:r>
               <w:t xml:space="preserve">Added</w:t>
             </w:r>
             <w:r>
@@ -14848,9 +15393,7 @@
       </w:tr>
       <w:tr>
         <w:tc>
-          <w:tcPr>
-            <w:shd w:val="clear" w:color="auto" w:fill="F6F8FA"/>
-          </w:tcPr>
+          <w:tcPr/>
           <w:p>
             <w:pPr>
               <w:jc w:val="left"/>
@@ -14861,9 +15404,7 @@
           </w:p>
         </w:tc>
         <w:tc>
-          <w:tcPr>
-            <w:shd w:val="clear" w:color="auto" w:fill="F6F8FA"/>
-          </w:tcPr>
+          <w:tcPr/>
           <w:p>
             <w:pPr>
               <w:jc w:val="left"/>
@@ -14874,14 +15415,12 @@
           </w:p>
         </w:tc>
         <w:tc>
-          <w:tcPr>
-            <w:shd w:val="clear" w:color="auto" w:fill="F6F8FA"/>
-          </w:tcPr>
+          <w:tcPr/>
           <w:p>
             <w:pPr>
               <w:numPr>
                 <w:ilvl w:val="0"/>
-                <w:numId w:val="1073"/>
+                <w:numId w:val="1074"/>
               </w:numPr>
               <w:jc w:val="left"/>
             </w:pPr>
@@ -14935,7 +15474,9 @@
       </w:tr>
       <w:tr>
         <w:tc>
-          <w:tcPr/>
+          <w:tcPr>
+            <w:shd w:val="clear" w:color="auto" w:fill="F6F8FA"/>
+          </w:tcPr>
           <w:p>
             <w:pPr>
               <w:jc w:val="left"/>
@@ -14946,7 +15487,9 @@
           </w:p>
         </w:tc>
         <w:tc>
-          <w:tcPr/>
+          <w:tcPr>
+            <w:shd w:val="clear" w:color="auto" w:fill="F6F8FA"/>
+          </w:tcPr>
           <w:p>
             <w:pPr>
               <w:jc w:val="left"/>
@@ -14957,12 +15500,14 @@
           </w:p>
         </w:tc>
         <w:tc>
-          <w:tcPr/>
+          <w:tcPr>
+            <w:shd w:val="clear" w:color="auto" w:fill="F6F8FA"/>
+          </w:tcPr>
           <w:p>
             <w:pPr>
               <w:numPr>
                 <w:ilvl w:val="0"/>
-                <w:numId w:val="1074"/>
+                <w:numId w:val="1075"/>
               </w:numPr>
               <w:jc w:val="left"/>
             </w:pPr>
@@ -14989,9 +15534,7 @@
       </w:tr>
       <w:tr>
         <w:tc>
-          <w:tcPr>
-            <w:shd w:val="clear" w:color="auto" w:fill="F6F8FA"/>
-          </w:tcPr>
+          <w:tcPr/>
           <w:p>
             <w:pPr>
               <w:jc w:val="left"/>
@@ -15002,9 +15545,7 @@
           </w:p>
         </w:tc>
         <w:tc>
-          <w:tcPr>
-            <w:shd w:val="clear" w:color="auto" w:fill="F6F8FA"/>
-          </w:tcPr>
+          <w:tcPr/>
           <w:p>
             <w:pPr>
               <w:jc w:val="left"/>
@@ -15015,14 +15556,12 @@
           </w:p>
         </w:tc>
         <w:tc>
-          <w:tcPr>
-            <w:shd w:val="clear" w:color="auto" w:fill="F6F8FA"/>
-          </w:tcPr>
+          <w:tcPr/>
           <w:p>
             <w:pPr>
               <w:numPr>
                 <w:ilvl w:val="0"/>
-                <w:numId w:val="1075"/>
+                <w:numId w:val="1076"/>
               </w:numPr>
               <w:jc w:val="left"/>
             </w:pPr>
@@ -15064,7 +15603,9 @@
       </w:tr>
       <w:tr>
         <w:tc>
-          <w:tcPr/>
+          <w:tcPr>
+            <w:shd w:val="clear" w:color="auto" w:fill="F6F8FA"/>
+          </w:tcPr>
           <w:p>
             <w:pPr>
               <w:jc w:val="left"/>
@@ -15075,7 +15616,9 @@
           </w:p>
         </w:tc>
         <w:tc>
-          <w:tcPr/>
+          <w:tcPr>
+            <w:shd w:val="clear" w:color="auto" w:fill="F6F8FA"/>
+          </w:tcPr>
           <w:p>
             <w:pPr>
               <w:jc w:val="left"/>
@@ -15086,12 +15629,14 @@
           </w:p>
         </w:tc>
         <w:tc>
-          <w:tcPr/>
+          <w:tcPr>
+            <w:shd w:val="clear" w:color="auto" w:fill="F6F8FA"/>
+          </w:tcPr>
           <w:p>
             <w:pPr>
               <w:numPr>
                 <w:ilvl w:val="0"/>
-                <w:numId w:val="1076"/>
+                <w:numId w:val="1077"/>
               </w:numPr>
               <w:jc w:val="left"/>
             </w:pPr>
@@ -15118,58 +15663,13 @@
       </w:tr>
       <w:tr>
         <w:tc>
-          <w:tcPr>
-            <w:shd w:val="clear" w:color="auto" w:fill="F6F8FA"/>
-          </w:tcPr>
+          <w:tcPr/>
           <w:p>
             <w:pPr>
               <w:jc w:val="left"/>
             </w:pPr>
             <w:r>
               <w:t xml:space="preserve">3.8.1</w:t>
-            </w:r>
-          </w:p>
-        </w:tc>
-        <w:tc>
-          <w:tcPr>
-            <w:shd w:val="clear" w:color="auto" w:fill="F6F8FA"/>
-          </w:tcPr>
-          <w:p>
-            <w:pPr>
-              <w:jc w:val="left"/>
-            </w:pPr>
-            <w:r>
-              <w:t xml:space="preserve">2026-09-13</w:t>
-            </w:r>
-          </w:p>
-        </w:tc>
-        <w:tc>
-          <w:tcPr>
-            <w:shd w:val="clear" w:color="auto" w:fill="F6F8FA"/>
-          </w:tcPr>
-          <w:p>
-            <w:pPr>
-              <w:numPr>
-                <w:ilvl w:val="0"/>
-                <w:numId w:val="1077"/>
-              </w:numPr>
-              <w:jc w:val="left"/>
-            </w:pPr>
-            <w:r>
-              <w:t xml:space="preserve">End-to-end quality review: fixed testbook PDF metadata title, removed stray user DOCX from template dir, fixed round-trip.sh variable typo, updated stale references in AGENTS.md and README.md, committed testbook sample PDFs, set TZ for pandoc cover time consistency, widened pandoc version range.</w:t>
-            </w:r>
-          </w:p>
-        </w:tc>
-      </w:tr>
-      <w:tr>
-        <w:tc>
-          <w:tcPr/>
-          <w:p>
-            <w:pPr>
-              <w:jc w:val="left"/>
-            </w:pPr>
-            <w:r>
-              <w:t xml:space="preserve">3.8.0</w:t>
             </w:r>
           </w:p>
         </w:tc>
@@ -15195,7 +15695,7 @@
               <w:jc w:val="left"/>
             </w:pPr>
             <w:r>
-              <w:t xml:space="preserve">Removed Tips and Tricks chapter (tmux configuration) — required VS Code-specific keybindings that don’t generalize across terminal setups.</w:t>
+              <w:t xml:space="preserve">End-to-end quality review: fixed testbook PDF metadata title, removed stray user DOCX from template dir, fixed round-trip.sh variable typo, updated stale references in AGENTS.md and README.md, committed testbook sample PDFs, set TZ for pandoc cover time consistency, widened pandoc version range.</w:t>
             </w:r>
           </w:p>
         </w:tc>
@@ -15210,7 +15710,7 @@
               <w:jc w:val="left"/>
             </w:pPr>
             <w:r>
-              <w:t xml:space="preserve">3.7.0</w:t>
+              <w:t xml:space="preserve">3.8.0</w:t>
             </w:r>
           </w:p>
         </w:tc>
@@ -15223,7 +15723,7 @@
               <w:jc w:val="left"/>
             </w:pPr>
             <w:r>
-              <w:t xml:space="preserve">2026-09-12</w:t>
+              <w:t xml:space="preserve">2026-09-13</w:t>
             </w:r>
           </w:p>
         </w:tc>
@@ -15240,6 +15740,45 @@
               <w:jc w:val="left"/>
             </w:pPr>
             <w:r>
+              <w:t xml:space="preserve">Removed Tips and Tricks chapter (tmux configuration) — required VS Code-specific keybindings that don’t generalize across terminal setups.</w:t>
+            </w:r>
+          </w:p>
+        </w:tc>
+      </w:tr>
+      <w:tr>
+        <w:tc>
+          <w:tcPr/>
+          <w:p>
+            <w:pPr>
+              <w:jc w:val="left"/>
+            </w:pPr>
+            <w:r>
+              <w:t xml:space="preserve">3.7.0</w:t>
+            </w:r>
+          </w:p>
+        </w:tc>
+        <w:tc>
+          <w:tcPr/>
+          <w:p>
+            <w:pPr>
+              <w:jc w:val="left"/>
+            </w:pPr>
+            <w:r>
+              <w:t xml:space="preserve">2026-09-12</w:t>
+            </w:r>
+          </w:p>
+        </w:tc>
+        <w:tc>
+          <w:tcPr/>
+          <w:p>
+            <w:pPr>
+              <w:numPr>
+                <w:ilvl w:val="0"/>
+                <w:numId w:val="1080"/>
+              </w:numPr>
+              <w:jc w:val="left"/>
+            </w:pPr>
+            <w:r>
               <w:t xml:space="preserve">Added</w:t>
             </w:r>
             <w:r>
@@ -15292,7 +15831,9 @@
       </w:tr>
       <w:tr>
         <w:tc>
-          <w:tcPr/>
+          <w:tcPr>
+            <w:shd w:val="clear" w:color="auto" w:fill="F6F8FA"/>
+          </w:tcPr>
           <w:p>
             <w:pPr>
               <w:jc w:val="left"/>
@@ -15303,7 +15844,9 @@
           </w:p>
         </w:tc>
         <w:tc>
-          <w:tcPr/>
+          <w:tcPr>
+            <w:shd w:val="clear" w:color="auto" w:fill="F6F8FA"/>
+          </w:tcPr>
           <w:p>
             <w:pPr>
               <w:jc w:val="left"/>
@@ -15314,12 +15857,14 @@
           </w:p>
         </w:tc>
         <w:tc>
-          <w:tcPr/>
+          <w:tcPr>
+            <w:shd w:val="clear" w:color="auto" w:fill="F6F8FA"/>
+          </w:tcPr>
           <w:p>
             <w:pPr>
               <w:numPr>
                 <w:ilvl w:val="0"/>
-                <w:numId w:val="1080"/>
+                <w:numId w:val="1081"/>
               </w:numPr>
               <w:jc w:val="left"/>
             </w:pPr>
@@ -15376,9 +15921,7 @@
       </w:tr>
       <w:tr>
         <w:tc>
-          <w:tcPr>
-            <w:shd w:val="clear" w:color="auto" w:fill="F6F8FA"/>
-          </w:tcPr>
+          <w:tcPr/>
           <w:p>
             <w:pPr>
               <w:jc w:val="left"/>
@@ -15389,9 +15932,7 @@
           </w:p>
         </w:tc>
         <w:tc>
-          <w:tcPr>
-            <w:shd w:val="clear" w:color="auto" w:fill="F6F8FA"/>
-          </w:tcPr>
+          <w:tcPr/>
           <w:p>
             <w:pPr>
               <w:jc w:val="left"/>
@@ -15402,14 +15943,12 @@
           </w:p>
         </w:tc>
         <w:tc>
-          <w:tcPr>
-            <w:shd w:val="clear" w:color="auto" w:fill="F6F8FA"/>
-          </w:tcPr>
+          <w:tcPr/>
           <w:p>
             <w:pPr>
               <w:numPr>
                 <w:ilvl w:val="0"/>
-                <w:numId w:val="1081"/>
+                <w:numId w:val="1082"/>
               </w:numPr>
               <w:jc w:val="left"/>
             </w:pPr>
@@ -15487,7 +16026,9 @@
       </w:tr>
       <w:tr>
         <w:tc>
-          <w:tcPr/>
+          <w:tcPr>
+            <w:shd w:val="clear" w:color="auto" w:fill="F6F8FA"/>
+          </w:tcPr>
           <w:p>
             <w:pPr>
               <w:jc w:val="left"/>
@@ -15498,7 +16039,9 @@
           </w:p>
         </w:tc>
         <w:tc>
-          <w:tcPr/>
+          <w:tcPr>
+            <w:shd w:val="clear" w:color="auto" w:fill="F6F8FA"/>
+          </w:tcPr>
           <w:p>
             <w:pPr>
               <w:jc w:val="left"/>
@@ -15509,12 +16052,14 @@
           </w:p>
         </w:tc>
         <w:tc>
-          <w:tcPr/>
+          <w:tcPr>
+            <w:shd w:val="clear" w:color="auto" w:fill="F6F8FA"/>
+          </w:tcPr>
           <w:p>
             <w:pPr>
               <w:numPr>
                 <w:ilvl w:val="0"/>
-                <w:numId w:val="1082"/>
+                <w:numId w:val="1083"/>
               </w:numPr>
               <w:jc w:val="left"/>
             </w:pPr>
@@ -15541,7 +16086,7 @@
             <w:pPr>
               <w:numPr>
                 <w:ilvl w:val="0"/>
-                <w:numId w:val="1082"/>
+                <w:numId w:val="1083"/>
               </w:numPr>
               <w:jc w:val="left"/>
             </w:pPr>
@@ -15583,7 +16128,7 @@
             <w:pPr>
               <w:numPr>
                 <w:ilvl w:val="0"/>
-                <w:numId w:val="1082"/>
+                <w:numId w:val="1083"/>
               </w:numPr>
               <w:jc w:val="left"/>
             </w:pPr>
@@ -15595,9 +16140,7 @@
       </w:tr>
       <w:tr>
         <w:tc>
-          <w:tcPr>
-            <w:shd w:val="clear" w:color="auto" w:fill="F6F8FA"/>
-          </w:tcPr>
+          <w:tcPr/>
           <w:p>
             <w:pPr>
               <w:jc w:val="left"/>
@@ -15608,9 +16151,7 @@
           </w:p>
         </w:tc>
         <w:tc>
-          <w:tcPr>
-            <w:shd w:val="clear" w:color="auto" w:fill="F6F8FA"/>
-          </w:tcPr>
+          <w:tcPr/>
           <w:p>
             <w:pPr>
               <w:jc w:val="left"/>
@@ -15621,14 +16162,12 @@
           </w:p>
         </w:tc>
         <w:tc>
-          <w:tcPr>
-            <w:shd w:val="clear" w:color="auto" w:fill="F6F8FA"/>
-          </w:tcPr>
+          <w:tcPr/>
           <w:p>
             <w:pPr>
               <w:numPr>
                 <w:ilvl w:val="0"/>
-                <w:numId w:val="1083"/>
+                <w:numId w:val="1084"/>
               </w:numPr>
               <w:jc w:val="left"/>
             </w:pPr>
@@ -15655,7 +16194,7 @@
             <w:pPr>
               <w:numPr>
                 <w:ilvl w:val="0"/>
-                <w:numId w:val="1083"/>
+                <w:numId w:val="1084"/>
               </w:numPr>
               <w:jc w:val="left"/>
             </w:pPr>
@@ -15682,7 +16221,7 @@
             <w:pPr>
               <w:numPr>
                 <w:ilvl w:val="0"/>
-                <w:numId w:val="1083"/>
+                <w:numId w:val="1084"/>
               </w:numPr>
               <w:jc w:val="left"/>
             </w:pPr>
@@ -15694,7 +16233,7 @@
             <w:pPr>
               <w:numPr>
                 <w:ilvl w:val="0"/>
-                <w:numId w:val="1083"/>
+                <w:numId w:val="1084"/>
               </w:numPr>
               <w:jc w:val="left"/>
             </w:pPr>
@@ -15718,54 +16257,15 @@
       </w:tr>
       <w:tr>
         <w:tc>
-          <w:tcPr/>
+          <w:tcPr>
+            <w:shd w:val="clear" w:color="auto" w:fill="F6F8FA"/>
+          </w:tcPr>
           <w:p>
             <w:pPr>
               <w:jc w:val="left"/>
             </w:pPr>
             <w:r>
               <w:t xml:space="preserve">3.2.1</w:t>
-            </w:r>
-          </w:p>
-        </w:tc>
-        <w:tc>
-          <w:tcPr/>
-          <w:p>
-            <w:pPr>
-              <w:jc w:val="left"/>
-            </w:pPr>
-            <w:r>
-              <w:t xml:space="preserve">2026-09-11</w:t>
-            </w:r>
-          </w:p>
-        </w:tc>
-        <w:tc>
-          <w:tcPr/>
-          <w:p>
-            <w:pPr>
-              <w:numPr>
-                <w:ilvl w:val="0"/>
-                <w:numId w:val="1084"/>
-              </w:numPr>
-              <w:jc w:val="left"/>
-            </w:pPr>
-            <w:r>
-              <w:t xml:space="preserve">Renamed Chapter 7 from “Clean Up” to “Operations and Maintenance”. Added subsections for updating and uninstalling both the MaaS Gateway and the document templates. Added cloud resource cleanup as an optional subsection.</w:t>
-            </w:r>
-          </w:p>
-        </w:tc>
-      </w:tr>
-      <w:tr>
-        <w:tc>
-          <w:tcPr>
-            <w:shd w:val="clear" w:color="auto" w:fill="F6F8FA"/>
-          </w:tcPr>
-          <w:p>
-            <w:pPr>
-              <w:jc w:val="left"/>
-            </w:pPr>
-            <w:r>
-              <w:t xml:space="preserve">3.2.0</w:t>
             </w:r>
           </w:p>
         </w:tc>
@@ -15795,6 +16295,45 @@
               <w:jc w:val="left"/>
             </w:pPr>
             <w:r>
+              <w:t xml:space="preserve">Renamed Chapter 7 from “Clean Up” to “Operations and Maintenance”. Added subsections for updating and uninstalling both the MaaS Gateway and the document templates. Added cloud resource cleanup as an optional subsection.</w:t>
+            </w:r>
+          </w:p>
+        </w:tc>
+      </w:tr>
+      <w:tr>
+        <w:tc>
+          <w:tcPr/>
+          <w:p>
+            <w:pPr>
+              <w:jc w:val="left"/>
+            </w:pPr>
+            <w:r>
+              <w:t xml:space="preserve">3.2.0</w:t>
+            </w:r>
+          </w:p>
+        </w:tc>
+        <w:tc>
+          <w:tcPr/>
+          <w:p>
+            <w:pPr>
+              <w:jc w:val="left"/>
+            </w:pPr>
+            <w:r>
+              <w:t xml:space="preserve">2026-09-11</w:t>
+            </w:r>
+          </w:p>
+        </w:tc>
+        <w:tc>
+          <w:tcPr/>
+          <w:p>
+            <w:pPr>
+              <w:numPr>
+                <w:ilvl w:val="0"/>
+                <w:numId w:val="1086"/>
+              </w:numPr>
+              <w:jc w:val="left"/>
+            </w:pPr>
+            <w:r>
               <w:t xml:space="preserve">Added</w:t>
             </w:r>
             <w:r>
@@ -15856,7 +16395,7 @@
             <w:pPr>
               <w:numPr>
                 <w:ilvl w:val="0"/>
-                <w:numId w:val="1085"/>
+                <w:numId w:val="1086"/>
               </w:numPr>
               <w:jc w:val="left"/>
             </w:pPr>
@@ -15901,7 +16440,7 @@
             <w:pPr>
               <w:numPr>
                 <w:ilvl w:val="0"/>
-                <w:numId w:val="1085"/>
+                <w:numId w:val="1086"/>
               </w:numPr>
               <w:jc w:val="left"/>
             </w:pPr>
@@ -15913,54 +16452,15 @@
       </w:tr>
       <w:tr>
         <w:tc>
-          <w:tcPr/>
+          <w:tcPr>
+            <w:shd w:val="clear" w:color="auto" w:fill="F6F8FA"/>
+          </w:tcPr>
           <w:p>
             <w:pPr>
               <w:jc w:val="left"/>
             </w:pPr>
             <w:r>
               <w:t xml:space="preserve">3.1.2</w:t>
-            </w:r>
-          </w:p>
-        </w:tc>
-        <w:tc>
-          <w:tcPr/>
-          <w:p>
-            <w:pPr>
-              <w:jc w:val="left"/>
-            </w:pPr>
-            <w:r>
-              <w:t xml:space="preserve">2026-09-11</w:t>
-            </w:r>
-          </w:p>
-        </w:tc>
-        <w:tc>
-          <w:tcPr/>
-          <w:p>
-            <w:pPr>
-              <w:numPr>
-                <w:ilvl w:val="0"/>
-                <w:numId w:val="1086"/>
-              </w:numPr>
-              <w:jc w:val="left"/>
-            </w:pPr>
-            <w:r>
-              <w:t xml:space="preserve">Added output format guide to README.md: comparison table of PDF, Markdown, DOCX, and HTML with purpose, copy-paste quality, and limitations. Recommends Markdown for copy-paste.</w:t>
-            </w:r>
-          </w:p>
-        </w:tc>
-      </w:tr>
-      <w:tr>
-        <w:tc>
-          <w:tcPr>
-            <w:shd w:val="clear" w:color="auto" w:fill="F6F8FA"/>
-          </w:tcPr>
-          <w:p>
-            <w:pPr>
-              <w:jc w:val="left"/>
-            </w:pPr>
-            <w:r>
-              <w:t xml:space="preserve">3.1.1</w:t>
             </w:r>
           </w:p>
         </w:tc>
@@ -15990,6 +16490,45 @@
               <w:jc w:val="left"/>
             </w:pPr>
             <w:r>
+              <w:t xml:space="preserve">Added output format guide to README.md: comparison table of PDF, Markdown, DOCX, and HTML with purpose, copy-paste quality, and limitations. Recommends Markdown for copy-paste.</w:t>
+            </w:r>
+          </w:p>
+        </w:tc>
+      </w:tr>
+      <w:tr>
+        <w:tc>
+          <w:tcPr/>
+          <w:p>
+            <w:pPr>
+              <w:jc w:val="left"/>
+            </w:pPr>
+            <w:r>
+              <w:t xml:space="preserve">3.1.1</w:t>
+            </w:r>
+          </w:p>
+        </w:tc>
+        <w:tc>
+          <w:tcPr/>
+          <w:p>
+            <w:pPr>
+              <w:jc w:val="left"/>
+            </w:pPr>
+            <w:r>
+              <w:t xml:space="preserve">2026-09-11</w:t>
+            </w:r>
+          </w:p>
+        </w:tc>
+        <w:tc>
+          <w:tcPr/>
+          <w:p>
+            <w:pPr>
+              <w:numPr>
+                <w:ilvl w:val="0"/>
+                <w:numId w:val="1088"/>
+              </w:numPr>
+              <w:jc w:val="left"/>
+            </w:pPr>
+            <w:r>
               <w:t xml:space="preserve">Updated MaaS Gateway chapter to v1.10.9: non-interactive mode (</w:t>
             </w:r>
             <w:r>
@@ -16006,7 +16545,7 @@
             <w:pPr>
               <w:numPr>
                 <w:ilvl w:val="0"/>
-                <w:numId w:val="1087"/>
+                <w:numId w:val="1088"/>
               </w:numPr>
               <w:jc w:val="left"/>
             </w:pPr>
@@ -16048,7 +16587,7 @@
             <w:pPr>
               <w:numPr>
                 <w:ilvl w:val="0"/>
-                <w:numId w:val="1087"/>
+                <w:numId w:val="1088"/>
               </w:numPr>
               <w:jc w:val="left"/>
             </w:pPr>
@@ -16060,7 +16599,9 @@
       </w:tr>
       <w:tr>
         <w:tc>
-          <w:tcPr/>
+          <w:tcPr>
+            <w:shd w:val="clear" w:color="auto" w:fill="F6F8FA"/>
+          </w:tcPr>
           <w:p>
             <w:pPr>
               <w:jc w:val="left"/>
@@ -16071,7 +16612,9 @@
           </w:p>
         </w:tc>
         <w:tc>
-          <w:tcPr/>
+          <w:tcPr>
+            <w:shd w:val="clear" w:color="auto" w:fill="F6F8FA"/>
+          </w:tcPr>
           <w:p>
             <w:pPr>
               <w:jc w:val="left"/>
@@ -16082,12 +16625,14 @@
           </w:p>
         </w:tc>
         <w:tc>
-          <w:tcPr/>
+          <w:tcPr>
+            <w:shd w:val="clear" w:color="auto" w:fill="F6F8FA"/>
+          </w:tcPr>
           <w:p>
             <w:pPr>
               <w:numPr>
                 <w:ilvl w:val="0"/>
-                <w:numId w:val="1088"/>
+                <w:numId w:val="1089"/>
               </w:numPr>
               <w:jc w:val="left"/>
             </w:pPr>
@@ -16111,7 +16656,7 @@
             <w:pPr>
               <w:numPr>
                 <w:ilvl w:val="0"/>
-                <w:numId w:val="1088"/>
+                <w:numId w:val="1089"/>
               </w:numPr>
               <w:jc w:val="left"/>
             </w:pPr>
@@ -16153,7 +16698,7 @@
             <w:pPr>
               <w:numPr>
                 <w:ilvl w:val="0"/>
-                <w:numId w:val="1088"/>
+                <w:numId w:val="1089"/>
               </w:numPr>
               <w:jc w:val="left"/>
             </w:pPr>
@@ -16161,63 +16706,6 @@
               <w:t xml:space="preserve">Restructured chapters: moved SSH config and VS Code connection to new Chapter 4 (Install VS Code and Connect via Remote-SSH). Chapters 5—​7 renumbered.</w:t>
             </w:r>
           </w:p>
-          <w:p>
-            <w:pPr>
-              <w:numPr>
-                <w:ilvl w:val="0"/>
-                <w:numId w:val="1088"/>
-              </w:numPr>
-              <w:jc w:val="left"/>
-            </w:pPr>
-            <w:r>
-              <w:t xml:space="preserve">Added verification checklist tables to all 7 chapters.</w:t>
-            </w:r>
-          </w:p>
-          <w:p>
-            <w:pPr>
-              <w:numPr>
-                <w:ilvl w:val="0"/>
-                <w:numId w:val="1088"/>
-              </w:numPr>
-              <w:jc w:val="left"/>
-            </w:pPr>
-            <w:r>
-              <w:t xml:space="preserve">Added mandatory reboot warning in Chapter 2 (SSH port change). Added troubleshooting subsection in Chapter 4 with common SSH connection issues and ncat debugging commands.</w:t>
-            </w:r>
-          </w:p>
-        </w:tc>
-      </w:tr>
-      <w:tr>
-        <w:tc>
-          <w:tcPr>
-            <w:shd w:val="clear" w:color="auto" w:fill="F6F8FA"/>
-          </w:tcPr>
-          <w:p>
-            <w:pPr>
-              <w:jc w:val="left"/>
-            </w:pPr>
-            <w:r>
-              <w:t xml:space="preserve">3.0.1</w:t>
-            </w:r>
-          </w:p>
-        </w:tc>
-        <w:tc>
-          <w:tcPr>
-            <w:shd w:val="clear" w:color="auto" w:fill="F6F8FA"/>
-          </w:tcPr>
-          <w:p>
-            <w:pPr>
-              <w:jc w:val="left"/>
-            </w:pPr>
-            <w:r>
-              <w:t xml:space="preserve">2026-09-10</w:t>
-            </w:r>
-          </w:p>
-        </w:tc>
-        <w:tc>
-          <w:tcPr>
-            <w:shd w:val="clear" w:color="auto" w:fill="F6F8FA"/>
-          </w:tcPr>
           <w:p>
             <w:pPr>
               <w:numPr>
@@ -16227,7 +16715,19 @@
               <w:jc w:val="left"/>
             </w:pPr>
             <w:r>
-              <w:t xml:space="preserve">Minor fixes: test-filter.sh auto-discovery, build.sh help text, Makefile aggregate descriptions, 5-section comment correction, CHANGELOG version gap note, callout-in-code fix, CI font auto-discovery, dofile path comment, test-sync.sh header.</w:t>
+              <w:t xml:space="preserve">Added verification checklist tables to all 7 chapters.</w:t>
+            </w:r>
+          </w:p>
+          <w:p>
+            <w:pPr>
+              <w:numPr>
+                <w:ilvl w:val="0"/>
+                <w:numId w:val="1089"/>
+              </w:numPr>
+              <w:jc w:val="left"/>
+            </w:pPr>
+            <w:r>
+              <w:t xml:space="preserve">Added mandatory reboot warning in Chapter 2 (SSH port change). Added troubleshooting subsection in Chapter 4 with common SSH connection issues and ncat debugging commands.</w:t>
             </w:r>
           </w:p>
         </w:tc>
@@ -16240,18 +16740,18 @@
               <w:jc w:val="left"/>
             </w:pPr>
             <w:r>
-              <w:t xml:space="preserve">3.0.0</w:t>
-            </w:r>
-          </w:p>
-        </w:tc>
-        <w:tc>
-          <w:tcPr/>
-          <w:p>
-            <w:pPr>
-              <w:jc w:val="left"/>
-            </w:pPr>
-            <w:r>
-              <w:t xml:space="preserve">2026-09-09</w:t>
+              <w:t xml:space="preserve">3.0.1</w:t>
+            </w:r>
+          </w:p>
+        </w:tc>
+        <w:tc>
+          <w:tcPr/>
+          <w:p>
+            <w:pPr>
+              <w:jc w:val="left"/>
+            </w:pPr>
+            <w:r>
+              <w:t xml:space="preserve">2026-09-10</w:t>
             </w:r>
           </w:p>
         </w:tc>
@@ -16266,7 +16766,7 @@
               <w:jc w:val="left"/>
             </w:pPr>
             <w:r>
-              <w:t xml:space="preserve">Modular pipeline refactoring: shared Lua filter factory, shared DOCX fix logic, build system auto-discovery, unified format pipeline, GitHub Actions CI.</w:t>
+              <w:t xml:space="preserve">Minor fixes: test-filter.sh auto-discovery, build.sh help text, Makefile aggregate descriptions, 5-section comment correction, CHANGELOG version gap note, callout-in-code fix, CI font auto-discovery, dofile path comment, test-sync.sh header.</w:t>
             </w:r>
           </w:p>
         </w:tc>
@@ -16281,7 +16781,7 @@
               <w:jc w:val="left"/>
             </w:pPr>
             <w:r>
-              <w:t xml:space="preserve">2.16.0</w:t>
+              <w:t xml:space="preserve">3.0.0</w:t>
             </w:r>
           </w:p>
         </w:tc>
@@ -16294,7 +16794,7 @@
               <w:jc w:val="left"/>
             </w:pPr>
             <w:r>
-              <w:t xml:space="preserve">2026-09-05</w:t>
+              <w:t xml:space="preserve">2026-09-09</w:t>
             </w:r>
           </w:p>
         </w:tc>
@@ -16311,7 +16811,7 @@
               <w:jc w:val="left"/>
             </w:pPr>
             <w:r>
-              <w:t xml:space="preserve">Updated to match template v2.16.0 — Lua filter fixes, build system updates, and technical template parity improvements.</w:t>
+              <w:t xml:space="preserve">Modular pipeline refactoring: shared Lua filter factory, shared DOCX fix logic, build system auto-discovery, unified format pipeline, GitHub Actions CI.</w:t>
             </w:r>
           </w:p>
         </w:tc>
@@ -16324,18 +16824,18 @@
               <w:jc w:val="left"/>
             </w:pPr>
             <w:r>
-              <w:t xml:space="preserve">2.13.0</w:t>
-            </w:r>
-          </w:p>
-        </w:tc>
-        <w:tc>
-          <w:tcPr/>
-          <w:p>
-            <w:pPr>
-              <w:jc w:val="left"/>
-            </w:pPr>
-            <w:r>
-              <w:t xml:space="preserve">2026-08-24</w:t>
+              <w:t xml:space="preserve">2.16.0</w:t>
+            </w:r>
+          </w:p>
+        </w:tc>
+        <w:tc>
+          <w:tcPr/>
+          <w:p>
+            <w:pPr>
+              <w:jc w:val="left"/>
+            </w:pPr>
+            <w:r>
+              <w:t xml:space="preserve">2026-09-05</w:t>
             </w:r>
           </w:p>
         </w:tc>
@@ -16350,6 +16850,51 @@
               <w:jc w:val="left"/>
             </w:pPr>
             <w:r>
+              <w:t xml:space="preserve">Updated to match template v2.16.0 — Lua filter fixes, build system updates, and technical template parity improvements.</w:t>
+            </w:r>
+          </w:p>
+        </w:tc>
+      </w:tr>
+      <w:tr>
+        <w:tc>
+          <w:tcPr>
+            <w:shd w:val="clear" w:color="auto" w:fill="F6F8FA"/>
+          </w:tcPr>
+          <w:p>
+            <w:pPr>
+              <w:jc w:val="left"/>
+            </w:pPr>
+            <w:r>
+              <w:t xml:space="preserve">2.13.0</w:t>
+            </w:r>
+          </w:p>
+        </w:tc>
+        <w:tc>
+          <w:tcPr>
+            <w:shd w:val="clear" w:color="auto" w:fill="F6F8FA"/>
+          </w:tcPr>
+          <w:p>
+            <w:pPr>
+              <w:jc w:val="left"/>
+            </w:pPr>
+            <w:r>
+              <w:t xml:space="preserve">2026-08-24</w:t>
+            </w:r>
+          </w:p>
+        </w:tc>
+        <w:tc>
+          <w:tcPr>
+            <w:shd w:val="clear" w:color="auto" w:fill="F6F8FA"/>
+          </w:tcPr>
+          <w:p>
+            <w:pPr>
+              <w:numPr>
+                <w:ilvl w:val="0"/>
+                <w:numId w:val="1093"/>
+              </w:numPr>
+              <w:jc w:val="left"/>
+            </w:pPr>
+            <w:r>
               <w:t xml:space="preserve">Foundation refactoring Phase 4: make DOCX</w:t>
             </w:r>
             <w:r>
@@ -16417,9 +16962,7 @@
       </w:tr>
       <w:tr>
         <w:tc>
-          <w:tcPr>
-            <w:shd w:val="clear" w:color="auto" w:fill="F6F8FA"/>
-          </w:tcPr>
+          <w:tcPr/>
           <w:p>
             <w:pPr>
               <w:jc w:val="left"/>
@@ -16430,9 +16973,7 @@
           </w:p>
         </w:tc>
         <w:tc>
-          <w:tcPr>
-            <w:shd w:val="clear" w:color="auto" w:fill="F6F8FA"/>
-          </w:tcPr>
+          <w:tcPr/>
           <w:p>
             <w:pPr>
               <w:jc w:val="left"/>
@@ -16443,14 +16984,12 @@
           </w:p>
         </w:tc>
         <w:tc>
-          <w:tcPr>
-            <w:shd w:val="clear" w:color="auto" w:fill="F6F8FA"/>
-          </w:tcPr>
+          <w:tcPr/>
           <w:p>
             <w:pPr>
               <w:numPr>
                 <w:ilvl w:val="0"/>
-                <w:numId w:val="1093"/>
+                <w:numId w:val="1094"/>
               </w:numPr>
               <w:jc w:val="left"/>
             </w:pPr>
@@ -16612,7 +17151,9 @@
       </w:tr>
       <w:tr>
         <w:tc>
-          <w:tcPr/>
+          <w:tcPr>
+            <w:shd w:val="clear" w:color="auto" w:fill="F6F8FA"/>
+          </w:tcPr>
           <w:p>
             <w:pPr>
               <w:jc w:val="left"/>
@@ -16623,7 +17164,9 @@
           </w:p>
         </w:tc>
         <w:tc>
-          <w:tcPr/>
+          <w:tcPr>
+            <w:shd w:val="clear" w:color="auto" w:fill="F6F8FA"/>
+          </w:tcPr>
           <w:p>
             <w:pPr>
               <w:jc w:val="left"/>
@@ -16634,12 +17177,14 @@
           </w:p>
         </w:tc>
         <w:tc>
-          <w:tcPr/>
+          <w:tcPr>
+            <w:shd w:val="clear" w:color="auto" w:fill="F6F8FA"/>
+          </w:tcPr>
           <w:p>
             <w:pPr>
               <w:numPr>
                 <w:ilvl w:val="0"/>
-                <w:numId w:val="1094"/>
+                <w:numId w:val="1095"/>
               </w:numPr>
               <w:jc w:val="left"/>
             </w:pPr>
@@ -16705,9 +17250,7 @@
       </w:tr>
       <w:tr>
         <w:tc>
-          <w:tcPr>
-            <w:shd w:val="clear" w:color="auto" w:fill="F6F8FA"/>
-          </w:tcPr>
+          <w:tcPr/>
           <w:p>
             <w:pPr>
               <w:jc w:val="left"/>
@@ -16718,56 +17261,13 @@
           </w:p>
         </w:tc>
         <w:tc>
-          <w:tcPr>
-            <w:shd w:val="clear" w:color="auto" w:fill="F6F8FA"/>
-          </w:tcPr>
+          <w:tcPr/>
           <w:p>
             <w:pPr>
               <w:jc w:val="left"/>
             </w:pPr>
             <w:r>
               <w:t xml:space="preserve">2026-08-24</w:t>
-            </w:r>
-          </w:p>
-        </w:tc>
-        <w:tc>
-          <w:tcPr>
-            <w:shd w:val="clear" w:color="auto" w:fill="F6F8FA"/>
-          </w:tcPr>
-          <w:p>
-            <w:pPr>
-              <w:numPr>
-                <w:ilvl w:val="0"/>
-                <w:numId w:val="1095"/>
-              </w:numPr>
-              <w:jc w:val="left"/>
-            </w:pPr>
-            <w:r>
-              <w:t xml:space="preserve">Foundation refactoring Phase 1: sync cls version to project tag, fix stale doc references (L16 output count, L-range, setup-guide feature claim), add test-sync.sh for version consistency checking.</w:t>
-            </w:r>
-          </w:p>
-        </w:tc>
-      </w:tr>
-      <w:tr>
-        <w:tc>
-          <w:tcPr/>
-          <w:p>
-            <w:pPr>
-              <w:jc w:val="left"/>
-            </w:pPr>
-            <w:r>
-              <w:t xml:space="preserve">2.9.1</w:t>
-            </w:r>
-          </w:p>
-        </w:tc>
-        <w:tc>
-          <w:tcPr/>
-          <w:p>
-            <w:pPr>
-              <w:jc w:val="left"/>
-            </w:pPr>
-            <w:r>
-              <w:t xml:space="preserve">2026-08-23</w:t>
             </w:r>
           </w:p>
         </w:tc>
@@ -16782,6 +17282,51 @@
               <w:jc w:val="left"/>
             </w:pPr>
             <w:r>
+              <w:t xml:space="preserve">Foundation refactoring Phase 1: sync cls version to project tag, fix stale doc references (L16 output count, L-range, setup-guide feature claim), add test-sync.sh for version consistency checking.</w:t>
+            </w:r>
+          </w:p>
+        </w:tc>
+      </w:tr>
+      <w:tr>
+        <w:tc>
+          <w:tcPr>
+            <w:shd w:val="clear" w:color="auto" w:fill="F6F8FA"/>
+          </w:tcPr>
+          <w:p>
+            <w:pPr>
+              <w:jc w:val="left"/>
+            </w:pPr>
+            <w:r>
+              <w:t xml:space="preserve">2.9.1</w:t>
+            </w:r>
+          </w:p>
+        </w:tc>
+        <w:tc>
+          <w:tcPr>
+            <w:shd w:val="clear" w:color="auto" w:fill="F6F8FA"/>
+          </w:tcPr>
+          <w:p>
+            <w:pPr>
+              <w:jc w:val="left"/>
+            </w:pPr>
+            <w:r>
+              <w:t xml:space="preserve">2026-08-23</w:t>
+            </w:r>
+          </w:p>
+        </w:tc>
+        <w:tc>
+          <w:tcPr>
+            <w:shd w:val="clear" w:color="auto" w:fill="F6F8FA"/>
+          </w:tcPr>
+          <w:p>
+            <w:pPr>
+              <w:numPr>
+                <w:ilvl w:val="0"/>
+                <w:numId w:val="1097"/>
+              </w:numPr>
+              <w:jc w:val="left"/>
+            </w:pPr>
+            <w:r>
               <w:t xml:space="preserve">HTML and Markdown outputs now embed images as base64 data URIs. HTML uses pandoc</w:t>
             </w:r>
             <w:r>
@@ -16813,58 +17358,13 @@
       </w:tr>
       <w:tr>
         <w:tc>
-          <w:tcPr>
-            <w:shd w:val="clear" w:color="auto" w:fill="F6F8FA"/>
-          </w:tcPr>
+          <w:tcPr/>
           <w:p>
             <w:pPr>
               <w:jc w:val="left"/>
             </w:pPr>
             <w:r>
               <w:t xml:space="preserve">2.9.0</w:t>
-            </w:r>
-          </w:p>
-        </w:tc>
-        <w:tc>
-          <w:tcPr>
-            <w:shd w:val="clear" w:color="auto" w:fill="F6F8FA"/>
-          </w:tcPr>
-          <w:p>
-            <w:pPr>
-              <w:jc w:val="left"/>
-            </w:pPr>
-            <w:r>
-              <w:t xml:space="preserve">2026-08-23</w:t>
-            </w:r>
-          </w:p>
-        </w:tc>
-        <w:tc>
-          <w:tcPr>
-            <w:shd w:val="clear" w:color="auto" w:fill="F6F8FA"/>
-          </w:tcPr>
-          <w:p>
-            <w:pPr>
-              <w:numPr>
-                <w:ilvl w:val="0"/>
-                <w:numId w:val="1097"/>
-              </w:numPr>
-              <w:jc w:val="left"/>
-            </w:pPr>
-            <w:r>
-              <w:t xml:space="preserve">DOCX: fix content width (8504→9638tw, margins are 2cm not 3cm). Add footer page numbers. Style TOC heading (22pt bold + rule). Add hutable table width + fixed layout.</w:t>
-            </w:r>
-          </w:p>
-        </w:tc>
-      </w:tr>
-      <w:tr>
-        <w:tc>
-          <w:tcPr/>
-          <w:p>
-            <w:pPr>
-              <w:jc w:val="left"/>
-            </w:pPr>
-            <w:r>
-              <w:t xml:space="preserve">2.8.3</w:t>
             </w:r>
           </w:p>
         </w:tc>
@@ -16890,7 +17390,7 @@
               <w:jc w:val="left"/>
             </w:pPr>
             <w:r>
-              <w:t xml:space="preserve">DOCX fix: callout tables now have explicit width (8504tw) and fixed layout. Changelog section heading now uses custom H1 format (56pt number, red border, right tab) instead of pandoc’s default.</w:t>
+              <w:t xml:space="preserve">DOCX: fix content width (8504→9638tw, margins are 2cm not 3cm). Add footer page numbers. Style TOC heading (22pt bold + rule). Add hutable table width + fixed layout.</w:t>
             </w:r>
           </w:p>
         </w:tc>
@@ -16905,7 +17405,7 @@
               <w:jc w:val="left"/>
             </w:pPr>
             <w:r>
-              <w:t xml:space="preserve">2.8.2</w:t>
+              <w:t xml:space="preserve">2.8.3</w:t>
             </w:r>
           </w:p>
         </w:tc>
@@ -16935,7 +17435,7 @@
               <w:jc w:val="left"/>
             </w:pPr>
             <w:r>
-              <w:t xml:space="preserve">DOCX H1 heading: reverted table approach to paragraph with tab stop + red bottom border. Table broke navigation pane and TOC field. Paragraph preserves Heading1 style for navigation while matching PDF layout (number left, title right, red rule below).</w:t>
+              <w:t xml:space="preserve">DOCX fix: callout tables now have explicit width (8504tw) and fixed layout. Changelog section heading now uses custom H1 format (56pt number, red border, right tab) instead of pandoc’s default.</w:t>
             </w:r>
           </w:p>
         </w:tc>
@@ -16948,7 +17448,7 @@
               <w:jc w:val="left"/>
             </w:pPr>
             <w:r>
-              <w:t xml:space="preserve">2.8.1</w:t>
+              <w:t xml:space="preserve">2.8.2</w:t>
             </w:r>
           </w:p>
         </w:tc>
@@ -16974,7 +17474,7 @@
               <w:jc w:val="left"/>
             </w:pPr>
             <w:r>
-              <w:t xml:space="preserve">DOCX heading fix: text color reverted to black (was incorrectly changed to Huawei red in v2.8.0). H1 now uses a two-column table (number left, title right) with red bottom rule. H2-H4 use simple inline format (number + title, no right tab stop).</w:t>
+              <w:t xml:space="preserve">DOCX H1 heading: reverted table approach to paragraph with tab stop + red bottom border. Table broke navigation pane and TOC field. Paragraph preserves Heading1 style for navigation while matching PDF layout (number left, title right, red rule below).</w:t>
             </w:r>
           </w:p>
         </w:tc>
@@ -16989,7 +17489,7 @@
               <w:jc w:val="left"/>
             </w:pPr>
             <w:r>
-              <w:t xml:space="preserve">2.8.0</w:t>
+              <w:t xml:space="preserve">2.8.1</w:t>
             </w:r>
           </w:p>
         </w:tc>
@@ -17019,7 +17519,7 @@
               <w:jc w:val="left"/>
             </w:pPr>
             <w:r>
-              <w:t xml:space="preserve">DOCX output: match PDF styling --- heading colors (Huawei red), H1 number size (56pt), callout borders (left-only) and padding, changelog formatting (rules, bold version, italic date), caption style (9pt bold), badge style (8pt bold white on red), list indentation.</w:t>
+              <w:t xml:space="preserve">DOCX heading fix: text color reverted to black (was incorrectly changed to Huawei red in v2.8.0). H1 now uses a two-column table (number left, title right) with red bottom rule. H2-H4 use simple inline format (number + title, no right tab stop).</w:t>
             </w:r>
           </w:p>
         </w:tc>
@@ -17032,18 +17532,18 @@
               <w:jc w:val="left"/>
             </w:pPr>
             <w:r>
-              <w:t xml:space="preserve">2.7.1</w:t>
-            </w:r>
-          </w:p>
-        </w:tc>
-        <w:tc>
-          <w:tcPr/>
-          <w:p>
-            <w:pPr>
-              <w:jc w:val="left"/>
-            </w:pPr>
-            <w:r>
-              <w:t xml:space="preserve">2026-08-17</w:t>
+              <w:t xml:space="preserve">2.8.0</w:t>
+            </w:r>
+          </w:p>
+        </w:tc>
+        <w:tc>
+          <w:tcPr/>
+          <w:p>
+            <w:pPr>
+              <w:jc w:val="left"/>
+            </w:pPr>
+            <w:r>
+              <w:t xml:space="preserve">2026-08-23</w:t>
             </w:r>
           </w:p>
         </w:tc>
@@ -17058,6 +17558,51 @@
               <w:jc w:val="left"/>
             </w:pPr>
             <w:r>
+              <w:t xml:space="preserve">DOCX output: match PDF styling --- heading colors (Huawei red), H1 number size (56pt), callout borders (left-only) and padding, changelog formatting (rules, bold version, italic date), caption style (9pt bold), badge style (8pt bold white on red), list indentation.</w:t>
+            </w:r>
+          </w:p>
+        </w:tc>
+      </w:tr>
+      <w:tr>
+        <w:tc>
+          <w:tcPr>
+            <w:shd w:val="clear" w:color="auto" w:fill="F6F8FA"/>
+          </w:tcPr>
+          <w:p>
+            <w:pPr>
+              <w:jc w:val="left"/>
+            </w:pPr>
+            <w:r>
+              <w:t xml:space="preserve">2.7.1</w:t>
+            </w:r>
+          </w:p>
+        </w:tc>
+        <w:tc>
+          <w:tcPr>
+            <w:shd w:val="clear" w:color="auto" w:fill="F6F8FA"/>
+          </w:tcPr>
+          <w:p>
+            <w:pPr>
+              <w:jc w:val="left"/>
+            </w:pPr>
+            <w:r>
+              <w:t xml:space="preserve">2026-08-17</w:t>
+            </w:r>
+          </w:p>
+        </w:tc>
+        <w:tc>
+          <w:tcPr>
+            <w:shd w:val="clear" w:color="auto" w:fill="F6F8FA"/>
+          </w:tcPr>
+          <w:p>
+            <w:pPr>
+              <w:numPr>
+                <w:ilvl w:val="0"/>
+                <w:numId w:val="1103"/>
+              </w:numPr>
+              <w:jc w:val="left"/>
+            </w:pPr>
+            <w:r>
               <w:t xml:space="preserve">Rename project repository to all lowercase (</w:t>
             </w:r>
             <w:r>
@@ -17074,9 +17619,7 @@
       </w:tr>
       <w:tr>
         <w:tc>
-          <w:tcPr>
-            <w:shd w:val="clear" w:color="auto" w:fill="F6F8FA"/>
-          </w:tcPr>
+          <w:tcPr/>
           <w:p>
             <w:pPr>
               <w:jc w:val="left"/>
@@ -17087,9 +17630,7 @@
           </w:p>
         </w:tc>
         <w:tc>
-          <w:tcPr>
-            <w:shd w:val="clear" w:color="auto" w:fill="F6F8FA"/>
-          </w:tcPr>
+          <w:tcPr/>
           <w:p>
             <w:pPr>
               <w:jc w:val="left"/>
@@ -17100,14 +17641,12 @@
           </w:p>
         </w:tc>
         <w:tc>
-          <w:tcPr>
-            <w:shd w:val="clear" w:color="auto" w:fill="F6F8FA"/>
-          </w:tcPr>
+          <w:tcPr/>
           <w:p>
             <w:pPr>
               <w:numPr>
                 <w:ilvl w:val="0"/>
-                <w:numId w:val="1103"/>
+                <w:numId w:val="1104"/>
               </w:numPr>
               <w:jc w:val="left"/>
             </w:pPr>
@@ -17149,7 +17688,9 @@
       </w:tr>
       <w:tr>
         <w:tc>
-          <w:tcPr/>
+          <w:tcPr>
+            <w:shd w:val="clear" w:color="auto" w:fill="F6F8FA"/>
+          </w:tcPr>
           <w:p>
             <w:pPr>
               <w:jc w:val="left"/>
@@ -17160,7 +17701,9 @@
           </w:p>
         </w:tc>
         <w:tc>
-          <w:tcPr/>
+          <w:tcPr>
+            <w:shd w:val="clear" w:color="auto" w:fill="F6F8FA"/>
+          </w:tcPr>
           <w:p>
             <w:pPr>
               <w:jc w:val="left"/>
@@ -17171,12 +17714,14 @@
           </w:p>
         </w:tc>
         <w:tc>
-          <w:tcPr/>
+          <w:tcPr>
+            <w:shd w:val="clear" w:color="auto" w:fill="F6F8FA"/>
+          </w:tcPr>
           <w:p>
             <w:pPr>
               <w:numPr>
                 <w:ilvl w:val="0"/>
-                <w:numId w:val="1104"/>
+                <w:numId w:val="1105"/>
               </w:numPr>
               <w:jc w:val="left"/>
             </w:pPr>
@@ -17233,9 +17778,7 @@
       </w:tr>
       <w:tr>
         <w:tc>
-          <w:tcPr>
-            <w:shd w:val="clear" w:color="auto" w:fill="F6F8FA"/>
-          </w:tcPr>
+          <w:tcPr/>
           <w:p>
             <w:pPr>
               <w:jc w:val="left"/>
@@ -17246,9 +17789,7 @@
           </w:p>
         </w:tc>
         <w:tc>
-          <w:tcPr>
-            <w:shd w:val="clear" w:color="auto" w:fill="F6F8FA"/>
-          </w:tcPr>
+          <w:tcPr/>
           <w:p>
             <w:pPr>
               <w:jc w:val="left"/>
@@ -17259,14 +17800,12 @@
           </w:p>
         </w:tc>
         <w:tc>
-          <w:tcPr>
-            <w:shd w:val="clear" w:color="auto" w:fill="F6F8FA"/>
-          </w:tcPr>
+          <w:tcPr/>
           <w:p>
             <w:pPr>
               <w:numPr>
                 <w:ilvl w:val="0"/>
-                <w:numId w:val="1105"/>
+                <w:numId w:val="1106"/>
               </w:numPr>
               <w:jc w:val="left"/>
             </w:pPr>
@@ -17293,7 +17832,7 @@
             <w:pPr>
               <w:numPr>
                 <w:ilvl w:val="0"/>
-                <w:numId w:val="1105"/>
+                <w:numId w:val="1106"/>
               </w:numPr>
               <w:jc w:val="left"/>
             </w:pPr>
@@ -17320,54 +17859,15 @@
       </w:tr>
       <w:tr>
         <w:tc>
-          <w:tcPr/>
+          <w:tcPr>
+            <w:shd w:val="clear" w:color="auto" w:fill="F6F8FA"/>
+          </w:tcPr>
           <w:p>
             <w:pPr>
               <w:jc w:val="left"/>
             </w:pPr>
             <w:r>
               <w:t xml:space="preserve">2.5.1</w:t>
-            </w:r>
-          </w:p>
-        </w:tc>
-        <w:tc>
-          <w:tcPr/>
-          <w:p>
-            <w:pPr>
-              <w:jc w:val="left"/>
-            </w:pPr>
-            <w:r>
-              <w:t xml:space="preserve">2026-08-10</w:t>
-            </w:r>
-          </w:p>
-        </w:tc>
-        <w:tc>
-          <w:tcPr/>
-          <w:p>
-            <w:pPr>
-              <w:numPr>
-                <w:ilvl w:val="0"/>
-                <w:numId w:val="1106"/>
-              </w:numPr>
-              <w:jc w:val="left"/>
-            </w:pPr>
-            <w:r>
-              <w:t xml:space="preserve">H1 section title size reduced from 27pt to 20pt.</w:t>
-            </w:r>
-          </w:p>
-        </w:tc>
-      </w:tr>
-      <w:tr>
-        <w:tc>
-          <w:tcPr>
-            <w:shd w:val="clear" w:color="auto" w:fill="F6F8FA"/>
-          </w:tcPr>
-          <w:p>
-            <w:pPr>
-              <w:jc w:val="left"/>
-            </w:pPr>
-            <w:r>
-              <w:t xml:space="preserve">2.5.0</w:t>
             </w:r>
           </w:p>
         </w:tc>
@@ -17397,13 +17897,7 @@
               <w:jc w:val="left"/>
             </w:pPr>
             <w:r>
-              <w:t xml:space="preserve">Default image size increased: width 65% → 90% of text width,</w:t>
-            </w:r>
-            <w:r>
-              <w:t xml:space="preserve"> </w:t>
-            </w:r>
-            <w:r>
-              <w:t xml:space="preserve">height 40% → 50% of text height.</w:t>
+              <w:t xml:space="preserve">H1 section title size reduced from 27pt to 20pt.</w:t>
             </w:r>
           </w:p>
         </w:tc>
@@ -17416,7 +17910,7 @@
               <w:jc w:val="left"/>
             </w:pPr>
             <w:r>
-              <w:t xml:space="preserve">2.4.0</w:t>
+              <w:t xml:space="preserve">2.5.0</w:t>
             </w:r>
           </w:p>
         </w:tc>
@@ -17442,14 +17936,65 @@
               <w:jc w:val="left"/>
             </w:pPr>
             <w:r>
-              <w:t xml:space="preserve">Enlarged H1 section title (18pt → 27pt, 50% bigger).</w:t>
-            </w:r>
-          </w:p>
+              <w:t xml:space="preserve">Default image size increased: width 65% → 90% of text width,</w:t>
+            </w:r>
+            <w:r>
+              <w:t xml:space="preserve"> </w:t>
+            </w:r>
+            <w:r>
+              <w:t xml:space="preserve">height 40% → 50% of text height.</w:t>
+            </w:r>
+          </w:p>
+        </w:tc>
+      </w:tr>
+      <w:tr>
+        <w:tc>
+          <w:tcPr>
+            <w:shd w:val="clear" w:color="auto" w:fill="F6F8FA"/>
+          </w:tcPr>
+          <w:p>
+            <w:pPr>
+              <w:jc w:val="left"/>
+            </w:pPr>
+            <w:r>
+              <w:t xml:space="preserve">2.4.0</w:t>
+            </w:r>
+          </w:p>
+        </w:tc>
+        <w:tc>
+          <w:tcPr>
+            <w:shd w:val="clear" w:color="auto" w:fill="F6F8FA"/>
+          </w:tcPr>
+          <w:p>
+            <w:pPr>
+              <w:jc w:val="left"/>
+            </w:pPr>
+            <w:r>
+              <w:t xml:space="preserve">2026-08-10</w:t>
+            </w:r>
+          </w:p>
+        </w:tc>
+        <w:tc>
+          <w:tcPr>
+            <w:shd w:val="clear" w:color="auto" w:fill="F6F8FA"/>
+          </w:tcPr>
           <w:p>
             <w:pPr>
               <w:numPr>
                 <w:ilvl w:val="0"/>
-                <w:numId w:val="1108"/>
+                <w:numId w:val="1109"/>
+              </w:numPr>
+              <w:jc w:val="left"/>
+            </w:pPr>
+            <w:r>
+              <w:t xml:space="preserve">Enlarged H1 section title (18pt → 27pt, 50% bigger).</w:t>
+            </w:r>
+          </w:p>
+          <w:p>
+            <w:pPr>
+              <w:numPr>
+                <w:ilvl w:val="0"/>
+                <w:numId w:val="1109"/>
               </w:numPr>
               <w:jc w:val="left"/>
             </w:pPr>
@@ -17476,9 +18021,7 @@
       </w:tr>
       <w:tr>
         <w:tc>
-          <w:tcPr>
-            <w:shd w:val="clear" w:color="auto" w:fill="F6F8FA"/>
-          </w:tcPr>
+          <w:tcPr/>
           <w:p>
             <w:pPr>
               <w:jc w:val="left"/>
@@ -17489,9 +18032,7 @@
           </w:p>
         </w:tc>
         <w:tc>
-          <w:tcPr>
-            <w:shd w:val="clear" w:color="auto" w:fill="F6F8FA"/>
-          </w:tcPr>
+          <w:tcPr/>
           <w:p>
             <w:pPr>
               <w:jc w:val="left"/>
@@ -17502,14 +18043,12 @@
           </w:p>
         </w:tc>
         <w:tc>
-          <w:tcPr>
-            <w:shd w:val="clear" w:color="auto" w:fill="F6F8FA"/>
-          </w:tcPr>
+          <w:tcPr/>
           <w:p>
             <w:pPr>
               <w:numPr>
                 <w:ilvl w:val="0"/>
-                <w:numId w:val="1109"/>
+                <w:numId w:val="1110"/>
               </w:numPr>
               <w:jc w:val="left"/>
             </w:pPr>
@@ -17536,7 +18075,9 @@
       </w:tr>
       <w:tr>
         <w:tc>
-          <w:tcPr/>
+          <w:tcPr>
+            <w:shd w:val="clear" w:color="auto" w:fill="F6F8FA"/>
+          </w:tcPr>
           <w:p>
             <w:pPr>
               <w:jc w:val="left"/>
@@ -17547,7 +18088,9 @@
           </w:p>
         </w:tc>
         <w:tc>
-          <w:tcPr/>
+          <w:tcPr>
+            <w:shd w:val="clear" w:color="auto" w:fill="F6F8FA"/>
+          </w:tcPr>
           <w:p>
             <w:pPr>
               <w:jc w:val="left"/>
@@ -17558,12 +18101,14 @@
           </w:p>
         </w:tc>
         <w:tc>
-          <w:tcPr/>
+          <w:tcPr>
+            <w:shd w:val="clear" w:color="auto" w:fill="F6F8FA"/>
+          </w:tcPr>
           <w:p>
             <w:pPr>
               <w:numPr>
                 <w:ilvl w:val="0"/>
-                <w:numId w:val="1110"/>
+                <w:numId w:val="1111"/>
               </w:numPr>
               <w:jc w:val="left"/>
             </w:pPr>
@@ -17635,9 +18180,7 @@
       </w:tr>
       <w:tr>
         <w:tc>
-          <w:tcPr>
-            <w:shd w:val="clear" w:color="auto" w:fill="F6F8FA"/>
-          </w:tcPr>
+          <w:tcPr/>
           <w:p>
             <w:pPr>
               <w:jc w:val="left"/>
@@ -17648,9 +18191,7 @@
           </w:p>
         </w:tc>
         <w:tc>
-          <w:tcPr>
-            <w:shd w:val="clear" w:color="auto" w:fill="F6F8FA"/>
-          </w:tcPr>
+          <w:tcPr/>
           <w:p>
             <w:pPr>
               <w:jc w:val="left"/>
@@ -17661,14 +18202,12 @@
           </w:p>
         </w:tc>
         <w:tc>
-          <w:tcPr>
-            <w:shd w:val="clear" w:color="auto" w:fill="F6F8FA"/>
-          </w:tcPr>
+          <w:tcPr/>
           <w:p>
             <w:pPr>
               <w:numPr>
                 <w:ilvl w:val="0"/>
-                <w:numId w:val="1111"/>
+                <w:numId w:val="1112"/>
               </w:numPr>
               <w:jc w:val="left"/>
             </w:pPr>
@@ -17725,7 +18264,9 @@
       </w:tr>
       <w:tr>
         <w:tc>
-          <w:tcPr/>
+          <w:tcPr>
+            <w:shd w:val="clear" w:color="auto" w:fill="F6F8FA"/>
+          </w:tcPr>
           <w:p>
             <w:pPr>
               <w:jc w:val="left"/>
@@ -17736,7 +18277,9 @@
           </w:p>
         </w:tc>
         <w:tc>
-          <w:tcPr/>
+          <w:tcPr>
+            <w:shd w:val="clear" w:color="auto" w:fill="F6F8FA"/>
+          </w:tcPr>
           <w:p>
             <w:pPr>
               <w:jc w:val="left"/>
@@ -17747,12 +18290,14 @@
           </w:p>
         </w:tc>
         <w:tc>
-          <w:tcPr/>
+          <w:tcPr>
+            <w:shd w:val="clear" w:color="auto" w:fill="F6F8FA"/>
+          </w:tcPr>
           <w:p>
             <w:pPr>
               <w:numPr>
                 <w:ilvl w:val="0"/>
-                <w:numId w:val="1112"/>
+                <w:numId w:val="1113"/>
               </w:numPr>
               <w:jc w:val="left"/>
             </w:pPr>
@@ -17779,58 +18324,13 @@
       </w:tr>
       <w:tr>
         <w:tc>
-          <w:tcPr>
-            <w:shd w:val="clear" w:color="auto" w:fill="F6F8FA"/>
-          </w:tcPr>
+          <w:tcPr/>
           <w:p>
             <w:pPr>
               <w:jc w:val="left"/>
             </w:pPr>
             <w:r>
               <w:t xml:space="preserve">2.2.2</w:t>
-            </w:r>
-          </w:p>
-        </w:tc>
-        <w:tc>
-          <w:tcPr>
-            <w:shd w:val="clear" w:color="auto" w:fill="F6F8FA"/>
-          </w:tcPr>
-          <w:p>
-            <w:pPr>
-              <w:jc w:val="left"/>
-            </w:pPr>
-            <w:r>
-              <w:t xml:space="preserve">2026-08-08</w:t>
-            </w:r>
-          </w:p>
-        </w:tc>
-        <w:tc>
-          <w:tcPr>
-            <w:shd w:val="clear" w:color="auto" w:fill="F6F8FA"/>
-          </w:tcPr>
-          <w:p>
-            <w:pPr>
-              <w:numPr>
-                <w:ilvl w:val="0"/>
-                <w:numId w:val="1113"/>
-              </w:numPr>
-              <w:jc w:val="left"/>
-            </w:pPr>
-            <w:r>
-              <w:t xml:space="preserve">Fixed chapter reference in prerequisite (Chapter 3 → Chapter 4).</w:t>
-            </w:r>
-          </w:p>
-        </w:tc>
-      </w:tr>
-      <w:tr>
-        <w:tc>
-          <w:tcPr/>
-          <w:p>
-            <w:pPr>
-              <w:jc w:val="left"/>
-            </w:pPr>
-            <w:r>
-              <w:t xml:space="preserve">2.2.1</w:t>
             </w:r>
           </w:p>
         </w:tc>
@@ -17856,7 +18356,7 @@
               <w:jc w:val="left"/>
             </w:pPr>
             <w:r>
-              <w:t xml:space="preserve">Changed table and figure caption labels to black (was Huawei red).</w:t>
+              <w:t xml:space="preserve">Fixed chapter reference in prerequisite (Chapter 3 → Chapter 4).</w:t>
             </w:r>
           </w:p>
         </w:tc>
@@ -17871,7 +18371,7 @@
               <w:jc w:val="left"/>
             </w:pPr>
             <w:r>
-              <w:t xml:space="preserve">2.2.0</w:t>
+              <w:t xml:space="preserve">2.2.1</w:t>
             </w:r>
           </w:p>
         </w:tc>
@@ -17901,13 +18401,7 @@
               <w:jc w:val="left"/>
             </w:pPr>
             <w:r>
-              <w:t xml:space="preserve">Added Huawei-branded table styling: red header bar, alternating row</w:t>
-            </w:r>
-            <w:r>
-              <w:t xml:space="preserve"> </w:t>
-            </w:r>
-            <w:r>
-              <w:t xml:space="preserve">colors, and bordered cells.</w:t>
+              <w:t xml:space="preserve">Changed table and figure caption labels to black (was Huawei red).</w:t>
             </w:r>
           </w:p>
         </w:tc>
@@ -17920,18 +18414,18 @@
               <w:jc w:val="left"/>
             </w:pPr>
             <w:r>
-              <w:t xml:space="preserve">2.1.0</w:t>
-            </w:r>
-          </w:p>
-        </w:tc>
-        <w:tc>
-          <w:tcPr/>
-          <w:p>
-            <w:pPr>
-              <w:jc w:val="left"/>
-            </w:pPr>
-            <w:r>
-              <w:t xml:space="preserve">2026-08-06</w:t>
+              <w:t xml:space="preserve">2.2.0</w:t>
+            </w:r>
+          </w:p>
+        </w:tc>
+        <w:tc>
+          <w:tcPr/>
+          <w:p>
+            <w:pPr>
+              <w:jc w:val="left"/>
+            </w:pPr>
+            <w:r>
+              <w:t xml:space="preserve">2026-08-08</w:t>
             </w:r>
           </w:p>
         </w:tc>
@@ -17946,6 +18440,57 @@
               <w:jc w:val="left"/>
             </w:pPr>
             <w:r>
+              <w:t xml:space="preserve">Added Huawei-branded table styling: red header bar, alternating row</w:t>
+            </w:r>
+            <w:r>
+              <w:t xml:space="preserve"> </w:t>
+            </w:r>
+            <w:r>
+              <w:t xml:space="preserve">colors, and bordered cells.</w:t>
+            </w:r>
+          </w:p>
+        </w:tc>
+      </w:tr>
+      <w:tr>
+        <w:tc>
+          <w:tcPr>
+            <w:shd w:val="clear" w:color="auto" w:fill="F6F8FA"/>
+          </w:tcPr>
+          <w:p>
+            <w:pPr>
+              <w:jc w:val="left"/>
+            </w:pPr>
+            <w:r>
+              <w:t xml:space="preserve">2.1.0</w:t>
+            </w:r>
+          </w:p>
+        </w:tc>
+        <w:tc>
+          <w:tcPr>
+            <w:shd w:val="clear" w:color="auto" w:fill="F6F8FA"/>
+          </w:tcPr>
+          <w:p>
+            <w:pPr>
+              <w:jc w:val="left"/>
+            </w:pPr>
+            <w:r>
+              <w:t xml:space="preserve">2026-08-06</w:t>
+            </w:r>
+          </w:p>
+        </w:tc>
+        <w:tc>
+          <w:tcPr>
+            <w:shd w:val="clear" w:color="auto" w:fill="F6F8FA"/>
+          </w:tcPr>
+          <w:p>
+            <w:pPr>
+              <w:numPr>
+                <w:ilvl w:val="0"/>
+                <w:numId w:val="1117"/>
+              </w:numPr>
+              <w:jc w:val="left"/>
+            </w:pPr>
+            <w:r>
               <w:t xml:space="preserve">Updated ECS flavor to</w:t>
             </w:r>
             <w:r>
@@ -17968,7 +18513,7 @@
             <w:pPr>
               <w:numPr>
                 <w:ilvl w:val="0"/>
-                <w:numId w:val="1116"/>
+                <w:numId w:val="1117"/>
               </w:numPr>
               <w:jc w:val="left"/>
             </w:pPr>
@@ -17980,7 +18525,7 @@
             <w:pPr>
               <w:numPr>
                 <w:ilvl w:val="0"/>
-                <w:numId w:val="1116"/>
+                <w:numId w:val="1117"/>
               </w:numPr>
               <w:jc w:val="left"/>
             </w:pPr>
@@ -17992,7 +18537,7 @@
             <w:pPr>
               <w:numPr>
                 <w:ilvl w:val="0"/>
-                <w:numId w:val="1116"/>
+                <w:numId w:val="1117"/>
               </w:numPr>
               <w:jc w:val="left"/>
             </w:pPr>
@@ -18004,7 +18549,7 @@
             <w:pPr>
               <w:numPr>
                 <w:ilvl w:val="0"/>
-                <w:numId w:val="1116"/>
+                <w:numId w:val="1117"/>
               </w:numPr>
               <w:jc w:val="left"/>
             </w:pPr>
@@ -18016,7 +18561,7 @@
             <w:pPr>
               <w:numPr>
                 <w:ilvl w:val="0"/>
-                <w:numId w:val="1116"/>
+                <w:numId w:val="1117"/>
               </w:numPr>
               <w:jc w:val="left"/>
             </w:pPr>
@@ -18034,7 +18579,7 @@
             <w:pPr>
               <w:numPr>
                 <w:ilvl w:val="0"/>
-                <w:numId w:val="1116"/>
+                <w:numId w:val="1117"/>
               </w:numPr>
               <w:jc w:val="left"/>
             </w:pPr>
@@ -18083,7 +18628,7 @@
             <w:pPr>
               <w:numPr>
                 <w:ilvl w:val="0"/>
-                <w:numId w:val="1116"/>
+                <w:numId w:val="1117"/>
               </w:numPr>
               <w:jc w:val="left"/>
             </w:pPr>
@@ -18095,7 +18640,7 @@
             <w:pPr>
               <w:numPr>
                 <w:ilvl w:val="0"/>
-                <w:numId w:val="1116"/>
+                <w:numId w:val="1117"/>
               </w:numPr>
               <w:jc w:val="left"/>
             </w:pPr>
@@ -18146,7 +18691,7 @@
             <w:pPr>
               <w:numPr>
                 <w:ilvl w:val="0"/>
-                <w:numId w:val="1116"/>
+                <w:numId w:val="1117"/>
               </w:numPr>
               <w:jc w:val="left"/>
             </w:pPr>
@@ -18173,9 +18718,7 @@
       </w:tr>
       <w:tr>
         <w:tc>
-          <w:tcPr>
-            <w:shd w:val="clear" w:color="auto" w:fill="F6F8FA"/>
-          </w:tcPr>
+          <w:tcPr/>
           <w:p>
             <w:pPr>
               <w:jc w:val="left"/>
@@ -18186,9 +18729,7 @@
           </w:p>
         </w:tc>
         <w:tc>
-          <w:tcPr>
-            <w:shd w:val="clear" w:color="auto" w:fill="F6F8FA"/>
-          </w:tcPr>
+          <w:tcPr/>
           <w:p>
             <w:pPr>
               <w:jc w:val="left"/>
@@ -18199,14 +18740,12 @@
           </w:p>
         </w:tc>
         <w:tc>
-          <w:tcPr>
-            <w:shd w:val="clear" w:color="auto" w:fill="F6F8FA"/>
-          </w:tcPr>
+          <w:tcPr/>
           <w:p>
             <w:pPr>
               <w:numPr>
                 <w:ilvl w:val="0"/>
-                <w:numId w:val="1117"/>
+                <w:numId w:val="1118"/>
               </w:numPr>
               <w:jc w:val="left"/>
             </w:pPr>
@@ -18224,7 +18763,7 @@
             <w:pPr>
               <w:numPr>
                 <w:ilvl w:val="0"/>
-                <w:numId w:val="1117"/>
+                <w:numId w:val="1118"/>
               </w:numPr>
               <w:jc w:val="left"/>
             </w:pPr>
@@ -18278,7 +18817,7 @@
             <w:pPr>
               <w:numPr>
                 <w:ilvl w:val="0"/>
-                <w:numId w:val="1117"/>
+                <w:numId w:val="1118"/>
               </w:numPr>
               <w:jc w:val="left"/>
             </w:pPr>
@@ -18326,7 +18865,7 @@
             <w:pPr>
               <w:numPr>
                 <w:ilvl w:val="0"/>
-                <w:numId w:val="1117"/>
+                <w:numId w:val="1118"/>
               </w:numPr>
               <w:jc w:val="left"/>
             </w:pPr>
@@ -18347,7 +18886,9 @@
       </w:tr>
       <w:tr>
         <w:tc>
-          <w:tcPr/>
+          <w:tcPr>
+            <w:shd w:val="clear" w:color="auto" w:fill="F6F8FA"/>
+          </w:tcPr>
           <w:p>
             <w:pPr>
               <w:jc w:val="left"/>
@@ -18358,7 +18899,9 @@
           </w:p>
         </w:tc>
         <w:tc>
-          <w:tcPr/>
+          <w:tcPr>
+            <w:shd w:val="clear" w:color="auto" w:fill="F6F8FA"/>
+          </w:tcPr>
           <w:p>
             <w:pPr>
               <w:jc w:val="left"/>
@@ -18369,12 +18912,14 @@
           </w:p>
         </w:tc>
         <w:tc>
-          <w:tcPr/>
+          <w:tcPr>
+            <w:shd w:val="clear" w:color="auto" w:fill="F6F8FA"/>
+          </w:tcPr>
           <w:p>
             <w:pPr>
               <w:numPr>
                 <w:ilvl w:val="0"/>
-                <w:numId w:val="1118"/>
+                <w:numId w:val="1119"/>
               </w:numPr>
               <w:jc w:val="left"/>
             </w:pPr>
@@ -18386,7 +18931,7 @@
             <w:pPr>
               <w:numPr>
                 <w:ilvl w:val="0"/>
-                <w:numId w:val="1118"/>
+                <w:numId w:val="1119"/>
               </w:numPr>
               <w:jc w:val="left"/>
             </w:pPr>
@@ -18398,7 +18943,7 @@
             <w:pPr>
               <w:numPr>
                 <w:ilvl w:val="0"/>
-                <w:numId w:val="1118"/>
+                <w:numId w:val="1119"/>
               </w:numPr>
               <w:jc w:val="left"/>
             </w:pPr>
@@ -18410,7 +18955,7 @@
             <w:pPr>
               <w:numPr>
                 <w:ilvl w:val="0"/>
-                <w:numId w:val="1118"/>
+                <w:numId w:val="1119"/>
               </w:numPr>
               <w:jc w:val="left"/>
             </w:pPr>
@@ -18428,7 +18973,7 @@
             <w:pPr>
               <w:numPr>
                 <w:ilvl w:val="0"/>
-                <w:numId w:val="1118"/>
+                <w:numId w:val="1119"/>
               </w:numPr>
               <w:jc w:val="left"/>
             </w:pPr>
@@ -18440,7 +18985,7 @@
             <w:pPr>
               <w:numPr>
                 <w:ilvl w:val="0"/>
-                <w:numId w:val="1118"/>
+                <w:numId w:val="1119"/>
               </w:numPr>
               <w:jc w:val="left"/>
             </w:pPr>
@@ -19839,6 +20384,9 @@
     <w:abstractNumId w:val="991"/>
   </w:num>
   <w:num w:numId="1118">
+    <w:abstractNumId w:val="991"/>
+  </w:num>
+  <w:num w:numId="1119">
     <w:abstractNumId w:val="991"/>
   </w:num>
 </w:numbering>

--- a/documents/setup-guide/setup-guide.docx
+++ b/documents/setup-guide/setup-guide.docx
@@ -84,7 +84,7 @@
           <w:b/>
           <w:sz w:val="24"/>
         </w:rPr>
-        <w:t xml:space="preserve">v6.10.0</w:t>
+        <w:t xml:space="preserve">v6.11.0</w:t>
       </w:r>
       <w:r>
         <w:rPr>
@@ -96,7 +96,7 @@
         <w:rPr>
           <w:sz w:val="24"/>
         </w:rPr>
-        <w:t xml:space="preserve">— September 20, 2026 23:55</w:t>
+        <w:t xml:space="preserve">— September 21, 2026 14:35</w:t>
       </w:r>
     </w:p>
     <w:sdt>
@@ -13854,18 +13854,18 @@
               <w:jc w:val="left"/>
             </w:pPr>
             <w:r>
-              <w:t xml:space="preserve">6.10.0</w:t>
-            </w:r>
-          </w:p>
-        </w:tc>
-        <w:tc>
-          <w:tcPr/>
-          <w:p>
-            <w:pPr>
-              <w:jc w:val="left"/>
-            </w:pPr>
-            <w:r>
-              <w:t xml:space="preserve">2026-09-21</w:t>
+              <w:t xml:space="preserve">6.11.0</w:t>
+            </w:r>
+          </w:p>
+        </w:tc>
+        <w:tc>
+          <w:tcPr/>
+          <w:p>
+            <w:pPr>
+              <w:jc w:val="left"/>
+            </w:pPr>
+            <w:r>
+              <w:t xml:space="preserve">2026-09-22</w:t>
             </w:r>
           </w:p>
         </w:tc>
@@ -13880,7 +13880,7 @@
               <w:jc w:val="left"/>
             </w:pPr>
             <w:r>
-              <w:t xml:space="preserve">Header logo, callout boxes, and note labels: DOCX header now shows the Huawei logo in the top-left corner (optional, driven by the :header-logo: attribute). DOCX admonitions (TIP, NOTE, WARNING) now render as styled callout boxes with colored backgrounds, left borders, and type labels — matching the PDF. PDF inline notes ([.note] role) now show a language-aware “Note:” label (was unlabeled italic text).</w:t>
+              <w:t xml:space="preserve">Project-wide audit: converter robustness and cross-format consistency. Objectives roles now work in all forms — inline ([.general-objective] and [.objective]) and block (inside [.objectives]) — rendering language-aware labels (the block form previously crashed the build; the inline form silently dropped the label). The [.prerequisites] and [.stepbystep] roles attached to lists no longer drop items. Multi-author documents now list all authors. Conversion errors print a clean file:line message instead of a Ruby object dump. Unknown code languages (go, java, rust, terraform, …​) fall back to plain verbatim with a compile warning (was a hard error). DOCX/MD/HTML: codefile blocks ([.codefile,file=…​]) now inline the file content like the PDF, and admonition labels no longer corrupt NOTE:/TIP: lines inside code blocks. DOCX Fail/Falha badge backgrounds and plain-table borders now match the PDF colors. Shared class boilerplate extracted into the new huawei-base.cls base class (rendering unchanged). Watch mode survives compile errors; install reports failures instead of silent success; the /etc/LatexMk write is opt-in; build diagnostics are kept on failure; asciidoctor warnings now fail the build; a missing header logo warns instead of erroring. New test-pdf-compile.sh replaces the legacy test-filter stub; round-trip now validates the production build pipeline. Documentation corrected across README, AGENTS, and all SKILL files (objectives syntax, codefile example, supported languages, longhutable restriction, install requirements, pandoc range, security note).</w:t>
             </w:r>
           </w:p>
         </w:tc>
@@ -13895,7 +13895,7 @@
               <w:jc w:val="left"/>
             </w:pPr>
             <w:r>
-              <w:t xml:space="preserve">6.9.2</w:t>
+              <w:t xml:space="preserve">6.10.0</w:t>
             </w:r>
           </w:p>
         </w:tc>
@@ -13925,7 +13925,7 @@
               <w:jc w:val="left"/>
             </w:pPr>
             <w:r>
-              <w:t xml:space="preserve">Fix DOCX body text alignment: paragraphs are now justified (matching the PDF LaTeX default), instead of left-aligned.</w:t>
+              <w:t xml:space="preserve">Header logo, callout boxes, and note labels: DOCX header now shows the Huawei logo in the top-left corner (optional, driven by the :header-logo: attribute). DOCX admonitions (TIP, NOTE, WARNING) now render as styled callout boxes with colored backgrounds, left borders, and type labels — matching the PDF. PDF inline notes ([.note] role) now show a language-aware “Note:” label (was unlabeled italic text).</w:t>
             </w:r>
           </w:p>
         </w:tc>
@@ -13938,7 +13938,7 @@
               <w:jc w:val="left"/>
             </w:pPr>
             <w:r>
-              <w:t xml:space="preserve">6.9.1</w:t>
+              <w:t xml:space="preserve">6.9.2</w:t>
             </w:r>
           </w:p>
         </w:tc>
@@ -13964,7 +13964,7 @@
               <w:jc w:val="left"/>
             </w:pPr>
             <w:r>
-              <w:t xml:space="preserve">Fix DOCX subsection number size: H2/H3/H4 section numbers were rendered at 56pt (same as H1) instead of matching the heading text size (18/16/14pt). The SectionNumber style is now unstyled (inherits heading size); 56pt is set directly on H1 number runs only.</w:t>
+              <w:t xml:space="preserve">Fix DOCX body text alignment: paragraphs are now justified (matching the PDF LaTeX default), instead of left-aligned.</w:t>
             </w:r>
           </w:p>
         </w:tc>
@@ -13979,7 +13979,7 @@
               <w:jc w:val="left"/>
             </w:pPr>
             <w:r>
-              <w:t xml:space="preserve">6.9.0</w:t>
+              <w:t xml:space="preserve">6.9.1</w:t>
             </w:r>
           </w:p>
         </w:tc>
@@ -14009,7 +14009,7 @@
               <w:jc w:val="left"/>
             </w:pPr>
             <w:r>
-              <w:t xml:space="preserve">TOC styling: the table-of-contents title rule is now Huawei red (was black) in both PDF and DOCX, matching the H1 heading red rules. DOCX TOC entries now match the PDF: level 1 bold 12pt, levels 2-3 normal 10pt, HarmonyOS Sans font. DOCX TOC depth increased from 2 to 3 levels (matching PDF tocdepth). Dead TOCTitle style removed from DOCX.</w:t>
+              <w:t xml:space="preserve">Fix DOCX subsection number size: H2/H3/H4 section numbers were rendered at 56pt (same as H1) instead of matching the heading text size (18/16/14pt). The SectionNumber style is now unstyled (inherits heading size); 56pt is set directly on H1 number runs only.</w:t>
             </w:r>
           </w:p>
         </w:tc>
@@ -14022,18 +14022,18 @@
               <w:jc w:val="left"/>
             </w:pPr>
             <w:r>
-              <w:t xml:space="preserve">6.8.3</w:t>
-            </w:r>
-          </w:p>
-        </w:tc>
-        <w:tc>
-          <w:tcPr/>
-          <w:p>
-            <w:pPr>
-              <w:jc w:val="left"/>
-            </w:pPr>
-            <w:r>
-              <w:t xml:space="preserve">2026-09-20</w:t>
+              <w:t xml:space="preserve">6.9.0</w:t>
+            </w:r>
+          </w:p>
+        </w:tc>
+        <w:tc>
+          <w:tcPr/>
+          <w:p>
+            <w:pPr>
+              <w:jc w:val="left"/>
+            </w:pPr>
+            <w:r>
+              <w:t xml:space="preserve">2026-09-21</w:t>
             </w:r>
           </w:p>
         </w:tc>
@@ -14048,7 +14048,7 @@
               <w:jc w:val="left"/>
             </w:pPr>
             <w:r>
-              <w:t xml:space="preserve">Docs accuracy fix: the multi-format pipeline descriptions in README, AGENTS, and all four SKILL.md files now correctly separate the DOCX/Markdown path (pre-processor then docbook then pandoc) from the HTML path (pre-processor then asciidoctor html5) — the previous wording implied HTML also went through docbook and pandoc. Corrected a stale comment in the DOCX fixer.</w:t>
+              <w:t xml:space="preserve">TOC styling: the table-of-contents title rule is now Huawei red (was black) in both PDF and DOCX, matching the H1 heading red rules. DOCX TOC entries now match the PDF: level 1 bold 12pt, levels 2-3 normal 10pt, HarmonyOS Sans font. DOCX TOC depth increased from 2 to 3 levels (matching PDF tocdepth). Dead TOCTitle style removed from DOCX.</w:t>
             </w:r>
           </w:p>
         </w:tc>
@@ -14063,7 +14063,7 @@
               <w:jc w:val="left"/>
             </w:pPr>
             <w:r>
-              <w:t xml:space="preserve">6.8.2</w:t>
+              <w:t xml:space="preserve">6.8.3</w:t>
             </w:r>
           </w:p>
         </w:tc>
@@ -14093,7 +14093,7 @@
               <w:jc w:val="left"/>
             </w:pPr>
             <w:r>
-              <w:t xml:space="preserve">Documentation and cleanup: README, AGENTS, and all four SKILL.md files now describe the real multi-format pipeline (pre-processor + docx_fix --fix + --lang flag) instead of the pre-v6.4 asciidoctor-to-pandoc chain. DOCX TOC title is now right-aligned like the PDF (was targeting a dead style). Signature names render bold like the PDF. Dead code removed (unused Caption style, dead TOCTitle style, dead HTML badge CSS). The --template and --lang flags accept the equals form (--template=guide). Various stale comments corrected.</w:t>
+              <w:t xml:space="preserve">Docs accuracy fix: the multi-format pipeline descriptions in README, AGENTS, and all four SKILL.md files now correctly separate the DOCX/Markdown path (pre-processor then docbook then pandoc) from the HTML path (pre-processor then asciidoctor html5) — the previous wording implied HTML also went through docbook and pandoc. Corrected a stale comment in the DOCX fixer.</w:t>
             </w:r>
           </w:p>
         </w:tc>
@@ -14106,7 +14106,7 @@
               <w:jc w:val="left"/>
             </w:pPr>
             <w:r>
-              <w:t xml:space="preserve">6.8.1</w:t>
+              <w:t xml:space="preserve">6.8.2</w:t>
             </w:r>
           </w:p>
         </w:tc>
@@ -14132,7 +14132,7 @@
               <w:jc w:val="left"/>
             </w:pPr>
             <w:r>
-              <w:t xml:space="preserve">Quality-pass fixes for v6.8.0: non-technical covers no longer show a stray Date paragraph (regression from the meta-scan change); the technical cover table is no longer hijacked from the body when :nochangelog: is set (boundary check on the cover-table detection); the Version/Date/Scenario table now renders unconditionally like the PDF (was gated by :nochangelog:); empty cover tables are skipped when no report values are set; corrected the cover-element-order wording in the v6.8.0 changelog.</w:t>
+              <w:t xml:space="preserve">Documentation and cleanup: README, AGENTS, and all four SKILL.md files now describe the real multi-format pipeline (pre-processor + docx_fix --fix + --lang flag) instead of the pre-v6.4 asciidoctor-to-pandoc chain. DOCX TOC title is now right-aligned like the PDF (was targeting a dead style). Signature names render bold like the PDF. Dead code removed (unused Caption style, dead TOCTitle style, dead HTML badge CSS). The --template and --lang flags accept the equals form (--template=guide). Various stale comments corrected.</w:t>
             </w:r>
           </w:p>
         </w:tc>
@@ -14147,7 +14147,7 @@
               <w:jc w:val="left"/>
             </w:pPr>
             <w:r>
-              <w:t xml:space="preserve">6.8.0</w:t>
+              <w:t xml:space="preserve">6.8.1</w:t>
             </w:r>
           </w:p>
         </w:tc>
@@ -14177,7 +14177,7 @@
               <w:jc w:val="left"/>
             </w:pPr>
             <w:r>
-              <w:t xml:space="preserve">Technical report covers now match the PDF in DOCX/MD/HTML: the title uses the PDF’s 24pt size (was 36pt), the report type label appears below the title (the DOCX cover keeps the established title-first order; the PDF has label-then-title), and the Version/Date/Scenario table is rendered with the PDF’s red label column. The cover meta line now shows the report version and its set date (was the document version and the build date). Authors, when set, appear as a table row like the PDF.</w:t>
+              <w:t xml:space="preserve">Quality-pass fixes for v6.8.0: non-technical covers no longer show a stray Date paragraph (regression from the meta-scan change); the technical cover table is no longer hijacked from the body when :nochangelog: is set (boundary check on the cover-table detection); the Version/Date/Scenario table now renders unconditionally like the PDF (was gated by :nochangelog:); empty cover tables are skipped when no report values are set; corrected the cover-element-order wording in the v6.8.0 changelog.</w:t>
             </w:r>
           </w:p>
         </w:tc>
@@ -14190,7 +14190,7 @@
               <w:jc w:val="left"/>
             </w:pPr>
             <w:r>
-              <w:t xml:space="preserve">6.7.0</w:t>
+              <w:t xml:space="preserve">6.8.0</w:t>
             </w:r>
           </w:p>
         </w:tc>
@@ -14216,7 +14216,7 @@
               <w:jc w:val="left"/>
             </w:pPr>
             <w:r>
-              <w:t xml:space="preserve">Badge and language fidelity: DOCX badge pills now render black text like the PDF (was frame-colored), use the correct label case (Pass, not PASS), include the Portuguese POC labels (Atendido, Parcial, Falha, Ignorado), and render at native width per template (testbook badge text no longer shrinks). Portuguese signature greetings now match the PDF (At.te,), the POC classification label matches the full PDF wording, and the secondary-format table headers (stakeholders, closing record, test summary, changelog) are now language-aware. DOCX footers show Página in Portuguese documents. Cover dates no longer zero-pad the day.</w:t>
+              <w:t xml:space="preserve">Technical report covers now match the PDF in DOCX/MD/HTML: the title uses the PDF’s 24pt size (was 36pt), the report type label appears below the title (the DOCX cover keeps the established title-first order; the PDF has label-then-title), and the Version/Date/Scenario table is rendered with the PDF’s red label column. The cover meta line now shows the report version and its set date (was the document version and the build date). Authors, when set, appear as a table row like the PDF.</w:t>
             </w:r>
           </w:p>
         </w:tc>
@@ -14231,7 +14231,7 @@
               <w:jc w:val="left"/>
             </w:pPr>
             <w:r>
-              <w:t xml:space="preserve">6.6.1</w:t>
+              <w:t xml:space="preserve">6.7.0</w:t>
             </w:r>
           </w:p>
         </w:tc>
@@ -14261,7 +14261,7 @@
               <w:jc w:val="left"/>
             </w:pPr>
             <w:r>
-              <w:t xml:space="preserve">Quality-pass fixes for v6.6.0: the TESTCASE-marker strip now covers the entire DOCX fix run (a failure at any stage can no longer leave markers in the output file); the fixer resets its template state between in-process runs (the documented path-sniffing fallback works again); build.sh also cleans temporary files on interrupt signals; fixed a CHANGELOG typo.</w:t>
+              <w:t xml:space="preserve">Badge and language fidelity: DOCX badge pills now render black text like the PDF (was frame-colored), use the correct label case (Pass, not PASS), include the Portuguese POC labels (Atendido, Parcial, Falha, Ignorado), and render at native width per template (testbook badge text no longer shrinks). Portuguese signature greetings now match the PDF (At.te,), the POC classification label matches the full PDF wording, and the secondary-format table headers (stakeholders, closing record, test summary, changelog) are now language-aware. DOCX footers show Página in Portuguese documents. Cover dates no longer zero-pad the day.</w:t>
             </w:r>
           </w:p>
         </w:tc>
@@ -14274,7 +14274,7 @@
               <w:jc w:val="left"/>
             </w:pPr>
             <w:r>
-              <w:t xml:space="preserve">6.6.0</w:t>
+              <w:t xml:space="preserve">6.6.1</w:t>
             </w:r>
           </w:p>
         </w:tc>
@@ -14300,6 +14300,51 @@
               <w:jc w:val="left"/>
             </w:pPr>
             <w:r>
+              <w:t xml:space="preserve">Quality-pass fixes for v6.6.0: the TESTCASE-marker strip now covers the entire DOCX fix run (a failure at any stage can no longer leave markers in the output file); the fixer resets its template state between in-process runs (the documented path-sniffing fallback works again); build.sh also cleans temporary files on interrupt signals; fixed a CHANGELOG typo.</w:t>
+            </w:r>
+          </w:p>
+        </w:tc>
+      </w:tr>
+      <w:tr>
+        <w:tc>
+          <w:tcPr>
+            <w:shd w:val="clear" w:color="auto" w:fill="F6F8FA"/>
+          </w:tcPr>
+          <w:p>
+            <w:pPr>
+              <w:jc w:val="left"/>
+            </w:pPr>
+            <w:r>
+              <w:t xml:space="preserve">6.6.0</w:t>
+            </w:r>
+          </w:p>
+        </w:tc>
+        <w:tc>
+          <w:tcPr>
+            <w:shd w:val="clear" w:color="auto" w:fill="F6F8FA"/>
+          </w:tcPr>
+          <w:p>
+            <w:pPr>
+              <w:jc w:val="left"/>
+            </w:pPr>
+            <w:r>
+              <w:t xml:space="preserve">2026-09-20</w:t>
+            </w:r>
+          </w:p>
+        </w:tc>
+        <w:tc>
+          <w:tcPr>
+            <w:shd w:val="clear" w:color="auto" w:fill="F6F8FA"/>
+          </w:tcPr>
+          <w:p>
+            <w:pPr>
+              <w:numPr>
+                <w:ilvl w:val="0"/>
+                <w:numId w:val="1053"/>
+              </w:numPr>
+              <w:jc w:val="left"/>
+            </w:pPr>
+            <w:r>
               <w:t xml:space="preserve">Pipeline robustness: DOCX post-processing now fails loudly when content styling errors occur (TESTCASE markers can no longer leak into output); the DOCX fixer takes an explicit</w:t>
             </w:r>
             <w:r>
@@ -14322,58 +14367,13 @@
       </w:tr>
       <w:tr>
         <w:tc>
-          <w:tcPr>
-            <w:shd w:val="clear" w:color="auto" w:fill="F6F8FA"/>
-          </w:tcPr>
+          <w:tcPr/>
           <w:p>
             <w:pPr>
               <w:jc w:val="left"/>
             </w:pPr>
             <w:r>
               <w:t xml:space="preserve">6.5.2</w:t>
-            </w:r>
-          </w:p>
-        </w:tc>
-        <w:tc>
-          <w:tcPr>
-            <w:shd w:val="clear" w:color="auto" w:fill="F6F8FA"/>
-          </w:tcPr>
-          <w:p>
-            <w:pPr>
-              <w:jc w:val="left"/>
-            </w:pPr>
-            <w:r>
-              <w:t xml:space="preserve">2026-09-20</w:t>
-            </w:r>
-          </w:p>
-        </w:tc>
-        <w:tc>
-          <w:tcPr>
-            <w:shd w:val="clear" w:color="auto" w:fill="F6F8FA"/>
-          </w:tcPr>
-          <w:p>
-            <w:pPr>
-              <w:numPr>
-                <w:ilvl w:val="0"/>
-                <w:numId w:val="1053"/>
-              </w:numPr>
-              <w:jc w:val="left"/>
-            </w:pPr>
-            <w:r>
-              <w:t xml:space="preserve">Quality-pass fixes for v6.5.1: LaTeX quote conversion now handles only paired quotes (quote characters inside code arguments are no longer corrupted); signature cells containing escaped ampersands are no longer split; round-trip HTML generation guards the asciidoctor-diagram dependency and fails loudly when generation fails; pre-processor unit tests now cover pipe escaping in all five table handlers.</w:t>
-            </w:r>
-          </w:p>
-        </w:tc>
-      </w:tr>
-      <w:tr>
-        <w:tc>
-          <w:tcPr/>
-          <w:p>
-            <w:pPr>
-              <w:jc w:val="left"/>
-            </w:pPr>
-            <w:r>
-              <w:t xml:space="preserve">6.5.1</w:t>
             </w:r>
           </w:p>
         </w:tc>
@@ -14399,7 +14399,7 @@
               <w:jc w:val="left"/>
             </w:pPr>
             <w:r>
-              <w:t xml:space="preserve">Fixed DOCX/MD/HTML output: tables are no longer corrupted when changelog, signature, or summary content contains a pipe character (“|”). Badge text is now preserved in DOCX/MD/HTML — a “Ready” badge renders “Ready” instead of “[NEW]”. Multi-item changelog entries render as bullet lists instead of being joined with a literal “+”. POC documents now include the changelog in DOCX/MD/HTML. The :noanswers: attribute now hides test results and remarks in DOCX/MD/HTML, matching the PDF. Inline LaTeX (monospace text, arrows, LaTeX quotes) no longer leaks from changelog entries. The test suite now exercises the real build pipeline (pre-processor wired into round-trip and DOCX tests), with new pre-processor unit tests.</w:t>
+              <w:t xml:space="preserve">Quality-pass fixes for v6.5.1: LaTeX quote conversion now handles only paired quotes (quote characters inside code arguments are no longer corrupted); signature cells containing escaped ampersands are no longer split; round-trip HTML generation guards the asciidoctor-diagram dependency and fails loudly when generation fails; pre-processor unit tests now cover pipe escaping in all five table handlers.</w:t>
             </w:r>
           </w:p>
         </w:tc>
@@ -14414,7 +14414,7 @@
               <w:jc w:val="left"/>
             </w:pPr>
             <w:r>
-              <w:t xml:space="preserve">6.5.0</w:t>
+              <w:t xml:space="preserve">6.5.1</w:t>
             </w:r>
           </w:p>
         </w:tc>
@@ -14444,7 +14444,7 @@
               <w:jc w:val="left"/>
             </w:pPr>
             <w:r>
-              <w:t xml:space="preserve">Evidence checklist simplified to plain bullets in both PDF and DOCX (checkbox markers removed for compatibility). Planned Activities list in DOCX now uses Word’s native lower-roman numbering (i., ii., iii.) matching the PDF. Badges in DOCX replaced with exact-replica PNG pill images (rounded, colored frame and background, bold text) matching the PDF \ huaweibadge look — assets committed to the repo. Signature blocks in DOCX no longer show literal + symbols (proper hard line breaks).</w:t>
+              <w:t xml:space="preserve">Fixed DOCX/MD/HTML output: tables are no longer corrupted when changelog, signature, or summary content contains a pipe character (“|”). Badge text is now preserved in DOCX/MD/HTML — a “Ready” badge renders “Ready” instead of “[NEW]”. Multi-item changelog entries render as bullet lists instead of being joined with a literal “+”. POC documents now include the changelog in DOCX/MD/HTML. The :noanswers: attribute now hides test results and remarks in DOCX/MD/HTML, matching the PDF. Inline LaTeX (monospace text, arrows, LaTeX quotes) no longer leaks from changelog entries. The test suite now exercises the real build pipeline (pre-processor wired into round-trip and DOCX tests), with new pre-processor unit tests.</w:t>
             </w:r>
           </w:p>
         </w:tc>
@@ -14457,7 +14457,7 @@
               <w:jc w:val="left"/>
             </w:pPr>
             <w:r>
-              <w:t xml:space="preserve">6.4.7</w:t>
+              <w:t xml:space="preserve">6.5.0</w:t>
             </w:r>
           </w:p>
         </w:tc>
@@ -14483,7 +14483,7 @@
               <w:jc w:val="left"/>
             </w:pPr>
             <w:r>
-              <w:t xml:space="preserve">Section titles in DOCX now match the PDF heading design: the big section number (56pt) sits on the left, the title text is pushed to the right edge (a right tab stop mimics the LaTeX \ hfill), and the red rule runs below — previously the title sat left-aligned next to a small number. Applies to all templates.</w:t>
+              <w:t xml:space="preserve">Evidence checklist simplified to plain bullets in both PDF and DOCX (checkbox markers removed for compatibility). Planned Activities list in DOCX now uses Word’s native lower-roman numbering (i., ii., iii.) matching the PDF. Badges in DOCX replaced with exact-replica PNG pill images (rounded, colored frame and background, bold text) matching the PDF \ huaweibadge look — assets committed to the repo. Signature blocks in DOCX no longer show literal + symbols (proper hard line breaks).</w:t>
             </w:r>
           </w:p>
         </w:tc>
@@ -14498,7 +14498,7 @@
               <w:jc w:val="left"/>
             </w:pPr>
             <w:r>
-              <w:t xml:space="preserve">6.4.6</w:t>
+              <w:t xml:space="preserve">6.4.7</w:t>
             </w:r>
           </w:p>
         </w:tc>
@@ -14528,7 +14528,7 @@
               <w:jc w:val="left"/>
             </w:pPr>
             <w:r>
-              <w:t xml:space="preserve">Code blocks inside test cases no longer break the red left rule in DOCX — the code style’s left indent (which jogged the rule) is reset inside test case blocks, and code blocks now show the PDF’s code box (gray background with thin border on top, bottom, and right, red rule continuing on the left).</w:t>
+              <w:t xml:space="preserve">Section titles in DOCX now match the PDF heading design: the big section number (56pt) sits on the left, the title text is pushed to the right edge (a right tab stop mimics the LaTeX \ hfill), and the red rule runs below — previously the title sat left-aligned next to a small number. Applies to all templates.</w:t>
             </w:r>
           </w:p>
         </w:tc>
@@ -14541,7 +14541,7 @@
               <w:jc w:val="left"/>
             </w:pPr>
             <w:r>
-              <w:t xml:space="preserve">6.4.5</w:t>
+              <w:t xml:space="preserve">6.4.6</w:t>
             </w:r>
           </w:p>
         </w:tc>
@@ -14567,7 +14567,7 @@
               <w:jc w:val="left"/>
             </w:pPr>
             <w:r>
-              <w:t xml:space="preserve">DOCX polish pass: all captions centered (matching the PDF), vertical spacing between blocks matched to the LaTeX rhythm (medskip/smallskip around captions, field bars, and steps), and test steps now render as separate paragraphs each with the red bold number (previously merged into one paragraph).</w:t>
+              <w:t xml:space="preserve">Code blocks inside test cases no longer break the red left rule in DOCX — the code style’s left indent (which jogged the rule) is reset inside test case blocks, and code blocks now show the PDF’s code box (gray background with thin border on top, bottom, and right, red rule continuing on the left).</w:t>
             </w:r>
           </w:p>
         </w:tc>
@@ -14582,7 +14582,7 @@
               <w:jc w:val="left"/>
             </w:pPr>
             <w:r>
-              <w:t xml:space="preserve">6.4.4</w:t>
+              <w:t xml:space="preserve">6.4.5</w:t>
             </w:r>
           </w:p>
         </w:tc>
@@ -14612,7 +14612,7 @@
               <w:jc w:val="left"/>
             </w:pPr>
             <w:r>
-              <w:t xml:space="preserve">DOCX covers now show the logo, cover text, and version/date/time meta line like the PDF. Test case blocks in DOCX get the PDF’s visual wrapper: red left rule, red field header bars, and red step numbers. Captions follow the PDF ordering system in DOCX, MD, and HTML (Table/Diagram/Figure/Testcase N: with bold symbol). Portuguese PDFs now label diagrams "Diagrama N:" (was hardcoded English "Diagram"). Markdown and HTML output no longer leaks raw LaTeX from passthrough blocks — the DOCX pre-processor now feeds those pipelines too.</w:t>
+              <w:t xml:space="preserve">DOCX polish pass: all captions centered (matching the PDF), vertical spacing between blocks matched to the LaTeX rhythm (medskip/smallskip around captions, field bars, and steps), and test steps now render as separate paragraphs each with the red bold number (previously merged into one paragraph).</w:t>
             </w:r>
           </w:p>
         </w:tc>
@@ -14625,7 +14625,7 @@
               <w:jc w:val="left"/>
             </w:pPr>
             <w:r>
-              <w:t xml:space="preserve">6.4.3</w:t>
+              <w:t xml:space="preserve">6.4.4</w:t>
             </w:r>
           </w:p>
         </w:tc>
@@ -14651,7 +14651,7 @@
               <w:jc w:val="left"/>
             </w:pPr>
             <w:r>
-              <w:t xml:space="preserve">Testbook and POC DOCX output now matches the PDF much more closely: native table of contents (language-aware, auto-populated), each section starts on a new page, embedded images and diagrams (PlantUML/Graphviz rendered), white-on-red table headers, cover version line under the title, centered test case captions, and plain black rules for signature grids.</w:t>
+              <w:t xml:space="preserve">DOCX covers now show the logo, cover text, and version/date/time meta line like the PDF. Test case blocks in DOCX get the PDF’s visual wrapper: red left rule, red field header bars, and red step numbers. Captions follow the PDF ordering system in DOCX, MD, and HTML (Table/Diagram/Figure/Testcase N: with bold symbol). Portuguese PDFs now label diagrams "Diagrama N:" (was hardcoded English "Diagram"). Markdown and HTML output no longer leaks raw LaTeX from passthrough blocks — the DOCX pre-processor now feeds those pipelines too.</w:t>
             </w:r>
           </w:p>
         </w:tc>
@@ -14666,7 +14666,7 @@
               <w:jc w:val="left"/>
             </w:pPr>
             <w:r>
-              <w:t xml:space="preserve">6.4.2</w:t>
+              <w:t xml:space="preserve">6.4.3</w:t>
             </w:r>
           </w:p>
         </w:tc>
@@ -14696,7 +14696,7 @@
               <w:jc w:val="left"/>
             </w:pPr>
             <w:r>
-              <w:t xml:space="preserve">DOCX output for POC and testbook templates now includes all passthrough content (stakeholders, closing record, signatures, test cases, test summary, changelog) via a new pre-processor. Fixed dropped Test Scope fields in testbook DOCX output.</w:t>
+              <w:t xml:space="preserve">Testbook and POC DOCX output now matches the PDF much more closely: native table of contents (language-aware, auto-populated), each section starts on a new page, embedded images and diagrams (PlantUML/Graphviz rendered), white-on-red table headers, cover version line under the title, centered test case captions, and plain black rules for signature grids.</w:t>
             </w:r>
           </w:p>
         </w:tc>
@@ -14709,7 +14709,7 @@
               <w:jc w:val="left"/>
             </w:pPr>
             <w:r>
-              <w:t xml:space="preserve">6.4.0</w:t>
+              <w:t xml:space="preserve">6.4.2</w:t>
             </w:r>
           </w:p>
         </w:tc>
@@ -14735,6 +14735,51 @@
               <w:jc w:val="left"/>
             </w:pPr>
             <w:r>
+              <w:t xml:space="preserve">DOCX output for POC and testbook templates now includes all passthrough content (stakeholders, closing record, signatures, test cases, test summary, changelog) via a new pre-processor. Fixed dropped Test Scope fields in testbook DOCX output.</w:t>
+            </w:r>
+          </w:p>
+        </w:tc>
+      </w:tr>
+      <w:tr>
+        <w:tc>
+          <w:tcPr>
+            <w:shd w:val="clear" w:color="auto" w:fill="F6F8FA"/>
+          </w:tcPr>
+          <w:p>
+            <w:pPr>
+              <w:jc w:val="left"/>
+            </w:pPr>
+            <w:r>
+              <w:t xml:space="preserve">6.4.0</w:t>
+            </w:r>
+          </w:p>
+        </w:tc>
+        <w:tc>
+          <w:tcPr>
+            <w:shd w:val="clear" w:color="auto" w:fill="F6F8FA"/>
+          </w:tcPr>
+          <w:p>
+            <w:pPr>
+              <w:jc w:val="left"/>
+            </w:pPr>
+            <w:r>
+              <w:t xml:space="preserve">2026-09-20</w:t>
+            </w:r>
+          </w:p>
+        </w:tc>
+        <w:tc>
+          <w:tcPr>
+            <w:shd w:val="clear" w:color="auto" w:fill="F6F8FA"/>
+          </w:tcPr>
+          <w:p>
+            <w:pPr>
+              <w:numPr>
+                <w:ilvl w:val="0"/>
+                <w:numId w:val="1063"/>
+              </w:numPr>
+              <w:jc w:val="left"/>
+            </w:pPr>
+            <w:r>
               <w:t xml:space="preserve">Fixed changelog dates — replaced</w:t>
             </w:r>
             <w:r>
@@ -14757,58 +14802,13 @@
       </w:tr>
       <w:tr>
         <w:tc>
-          <w:tcPr>
-            <w:shd w:val="clear" w:color="auto" w:fill="F6F8FA"/>
-          </w:tcPr>
+          <w:tcPr/>
           <w:p>
             <w:pPr>
               <w:jc w:val="left"/>
             </w:pPr>
             <w:r>
               <w:t xml:space="preserve">5.1.1</w:t>
-            </w:r>
-          </w:p>
-        </w:tc>
-        <w:tc>
-          <w:tcPr>
-            <w:shd w:val="clear" w:color="auto" w:fill="F6F8FA"/>
-          </w:tcPr>
-          <w:p>
-            <w:pPr>
-              <w:jc w:val="left"/>
-            </w:pPr>
-            <w:r>
-              <w:t xml:space="preserve">2026-09-14</w:t>
-            </w:r>
-          </w:p>
-        </w:tc>
-        <w:tc>
-          <w:tcPr>
-            <w:shd w:val="clear" w:color="auto" w:fill="F6F8FA"/>
-          </w:tcPr>
-          <w:p>
-            <w:pPr>
-              <w:numPr>
-                <w:ilvl w:val="0"/>
-                <w:numId w:val="1063"/>
-              </w:numPr>
-              <w:jc w:val="left"/>
-            </w:pPr>
-            <w:r>
-              <w:t xml:space="preserve">Synced callout colors in DOCX/HTML/MD output to match brand palette. Added color palette demo.</w:t>
-            </w:r>
-          </w:p>
-        </w:tc>
-      </w:tr>
-      <w:tr>
-        <w:tc>
-          <w:tcPr/>
-          <w:p>
-            <w:pPr>
-              <w:jc w:val="left"/>
-            </w:pPr>
-            <w:r>
-              <w:t xml:space="preserve">5.1.0</w:t>
             </w:r>
           </w:p>
         </w:tc>
@@ -14834,7 +14834,7 @@
               <w:jc w:val="left"/>
             </w:pPr>
             <w:r>
-              <w:t xml:space="preserve">Adopted brand guidelines auxiliary color palette and monochrome scale. Aligned callout colors to brand specifications.</w:t>
+              <w:t xml:space="preserve">Synced callout colors in DOCX/HTML/MD output to match brand palette. Added color palette demo.</w:t>
             </w:r>
           </w:p>
         </w:tc>
@@ -14849,7 +14849,7 @@
               <w:jc w:val="left"/>
             </w:pPr>
             <w:r>
-              <w:t xml:space="preserve">5.0.3</w:t>
+              <w:t xml:space="preserve">5.1.0</w:t>
             </w:r>
           </w:p>
         </w:tc>
@@ -14879,6 +14879,45 @@
               <w:jc w:val="left"/>
             </w:pPr>
             <w:r>
+              <w:t xml:space="preserve">Adopted brand guidelines auxiliary color palette and monochrome scale. Aligned callout colors to brand specifications.</w:t>
+            </w:r>
+          </w:p>
+        </w:tc>
+      </w:tr>
+      <w:tr>
+        <w:tc>
+          <w:tcPr/>
+          <w:p>
+            <w:pPr>
+              <w:jc w:val="left"/>
+            </w:pPr>
+            <w:r>
+              <w:t xml:space="preserve">5.0.3</w:t>
+            </w:r>
+          </w:p>
+        </w:tc>
+        <w:tc>
+          <w:tcPr/>
+          <w:p>
+            <w:pPr>
+              <w:jc w:val="left"/>
+            </w:pPr>
+            <w:r>
+              <w:t xml:space="preserve">2026-09-14</w:t>
+            </w:r>
+          </w:p>
+        </w:tc>
+        <w:tc>
+          <w:tcPr/>
+          <w:p>
+            <w:pPr>
+              <w:numPr>
+                <w:ilvl w:val="0"/>
+                <w:numId w:val="1066"/>
+              </w:numPr>
+              <w:jc w:val="left"/>
+            </w:pPr>
+            <w:r>
               <w:t xml:space="preserve">Removed non-standard</w:t>
             </w:r>
             <w:r>
@@ -14901,54 +14940,15 @@
       </w:tr>
       <w:tr>
         <w:tc>
-          <w:tcPr/>
+          <w:tcPr>
+            <w:shd w:val="clear" w:color="auto" w:fill="F6F8FA"/>
+          </w:tcPr>
           <w:p>
             <w:pPr>
               <w:jc w:val="left"/>
             </w:pPr>
             <w:r>
               <w:t xml:space="preserve">5.0.2</w:t>
-            </w:r>
-          </w:p>
-        </w:tc>
-        <w:tc>
-          <w:tcPr/>
-          <w:p>
-            <w:pPr>
-              <w:jc w:val="left"/>
-            </w:pPr>
-            <w:r>
-              <w:t xml:space="preserve">2026-09-14</w:t>
-            </w:r>
-          </w:p>
-        </w:tc>
-        <w:tc>
-          <w:tcPr/>
-          <w:p>
-            <w:pPr>
-              <w:numPr>
-                <w:ilvl w:val="0"/>
-                <w:numId w:val="1066"/>
-              </w:numPr>
-              <w:jc w:val="left"/>
-            </w:pPr>
-            <w:r>
-              <w:t xml:space="preserve">Long commands in test steps now render as code blocks instead of inline code.</w:t>
-            </w:r>
-          </w:p>
-        </w:tc>
-      </w:tr>
-      <w:tr>
-        <w:tc>
-          <w:tcPr>
-            <w:shd w:val="clear" w:color="auto" w:fill="F6F8FA"/>
-          </w:tcPr>
-          <w:p>
-            <w:pPr>
-              <w:jc w:val="left"/>
-            </w:pPr>
-            <w:r>
-              <w:t xml:space="preserve">5.0.1</w:t>
             </w:r>
           </w:p>
         </w:tc>
@@ -14978,7 +14978,7 @@
               <w:jc w:val="left"/>
             </w:pPr>
             <w:r>
-              <w:t xml:space="preserve">Testcase caption centered above the block.</w:t>
+              <w:t xml:space="preserve">Long commands in test steps now render as code blocks instead of inline code.</w:t>
             </w:r>
           </w:p>
         </w:tc>
@@ -14991,7 +14991,7 @@
               <w:jc w:val="left"/>
             </w:pPr>
             <w:r>
-              <w:t xml:space="preserve">5.0.0</w:t>
+              <w:t xml:space="preserve">5.0.1</w:t>
             </w:r>
           </w:p>
         </w:tc>
@@ -15017,6 +15017,51 @@
               <w:jc w:val="left"/>
             </w:pPr>
             <w:r>
+              <w:t xml:space="preserve">Testcase caption centered above the block.</w:t>
+            </w:r>
+          </w:p>
+        </w:tc>
+      </w:tr>
+      <w:tr>
+        <w:tc>
+          <w:tcPr>
+            <w:shd w:val="clear" w:color="auto" w:fill="F6F8FA"/>
+          </w:tcPr>
+          <w:p>
+            <w:pPr>
+              <w:jc w:val="left"/>
+            </w:pPr>
+            <w:r>
+              <w:t xml:space="preserve">5.0.0</w:t>
+            </w:r>
+          </w:p>
+        </w:tc>
+        <w:tc>
+          <w:tcPr>
+            <w:shd w:val="clear" w:color="auto" w:fill="F6F8FA"/>
+          </w:tcPr>
+          <w:p>
+            <w:pPr>
+              <w:jc w:val="left"/>
+            </w:pPr>
+            <w:r>
+              <w:t xml:space="preserve">2026-09-14</w:t>
+            </w:r>
+          </w:p>
+        </w:tc>
+        <w:tc>
+          <w:tcPr>
+            <w:shd w:val="clear" w:color="auto" w:fill="F6F8FA"/>
+          </w:tcPr>
+          <w:p>
+            <w:pPr>
+              <w:numPr>
+                <w:ilvl w:val="0"/>
+                <w:numId w:val="1069"/>
+              </w:numPr>
+              <w:jc w:val="left"/>
+            </w:pPr>
+            <w:r>
               <w:t xml:space="preserve">Major refactoring: extracted shared modules (huawei-titles, huawei-toc, huawei-cover), renamed</w:t>
             </w:r>
             <w:r>
@@ -15078,9 +15123,7 @@
       </w:tr>
       <w:tr>
         <w:tc>
-          <w:tcPr>
-            <w:shd w:val="clear" w:color="auto" w:fill="F6F8FA"/>
-          </w:tcPr>
+          <w:tcPr/>
           <w:p>
             <w:pPr>
               <w:jc w:val="left"/>
@@ -15091,56 +15134,13 @@
           </w:p>
         </w:tc>
         <w:tc>
-          <w:tcPr>
-            <w:shd w:val="clear" w:color="auto" w:fill="F6F8FA"/>
-          </w:tcPr>
+          <w:tcPr/>
           <w:p>
             <w:pPr>
               <w:jc w:val="left"/>
             </w:pPr>
             <w:r>
               <w:t xml:space="preserve">2026-09-14</w:t>
-            </w:r>
-          </w:p>
-        </w:tc>
-        <w:tc>
-          <w:tcPr>
-            <w:shd w:val="clear" w:color="auto" w:fill="F6F8FA"/>
-          </w:tcPr>
-          <w:p>
-            <w:pPr>
-              <w:numPr>
-                <w:ilvl w:val="0"/>
-                <w:numId w:val="1069"/>
-              </w:numPr>
-              <w:jc w:val="left"/>
-            </w:pPr>
-            <w:r>
-              <w:t xml:space="preserve">Testcase headings now formatted as captions (like figures/tables): bold “Testcase N:” followed by description. Changed label from “Test Case” to “Testcase”.</w:t>
-            </w:r>
-          </w:p>
-        </w:tc>
-      </w:tr>
-      <w:tr>
-        <w:tc>
-          <w:tcPr/>
-          <w:p>
-            <w:pPr>
-              <w:jc w:val="left"/>
-            </w:pPr>
-            <w:r>
-              <w:t xml:space="preserve">4.6.0</w:t>
-            </w:r>
-          </w:p>
-        </w:tc>
-        <w:tc>
-          <w:tcPr/>
-          <w:p>
-            <w:pPr>
-              <w:jc w:val="left"/>
-            </w:pPr>
-            <w:r>
-              <w:t xml:space="preserve">2026-09-13</w:t>
             </w:r>
           </w:p>
         </w:tc>
@@ -15155,7 +15155,7 @@
               <w:jc w:val="left"/>
             </w:pPr>
             <w:r>
-              <w:t xml:space="preserve">Section restructure: Introduction, Test Cases (with category subsections), Conclusion. Testcases auto-numbered like figures/tables. Changed testcase from subsection to subsubsection.</w:t>
+              <w:t xml:space="preserve">Testcase headings now formatted as captions (like figures/tables): bold “Testcase N:” followed by description. Changed label from “Test Case” to “Testcase”.</w:t>
             </w:r>
           </w:p>
         </w:tc>
@@ -15170,7 +15170,7 @@
               <w:jc w:val="left"/>
             </w:pPr>
             <w:r>
-              <w:t xml:space="preserve">4.5.0</w:t>
+              <w:t xml:space="preserve">4.6.0</w:t>
             </w:r>
           </w:p>
         </w:tc>
@@ -15200,6 +15200,45 @@
               <w:jc w:val="left"/>
             </w:pPr>
             <w:r>
+              <w:t xml:space="preserve">Section restructure: Introduction, Test Cases (with category subsections), Conclusion. Testcases auto-numbered like figures/tables. Changed testcase from subsection to subsubsection.</w:t>
+            </w:r>
+          </w:p>
+        </w:tc>
+      </w:tr>
+      <w:tr>
+        <w:tc>
+          <w:tcPr/>
+          <w:p>
+            <w:pPr>
+              <w:jc w:val="left"/>
+            </w:pPr>
+            <w:r>
+              <w:t xml:space="preserve">4.5.0</w:t>
+            </w:r>
+          </w:p>
+        </w:tc>
+        <w:tc>
+          <w:tcPr/>
+          <w:p>
+            <w:pPr>
+              <w:jc w:val="left"/>
+            </w:pPr>
+            <w:r>
+              <w:t xml:space="preserve">2026-09-13</w:t>
+            </w:r>
+          </w:p>
+        </w:tc>
+        <w:tc>
+          <w:tcPr/>
+          <w:p>
+            <w:pPr>
+              <w:numPr>
+                <w:ilvl w:val="0"/>
+                <w:numId w:val="1072"/>
+              </w:numPr>
+              <w:jc w:val="left"/>
+            </w:pPr>
+            <w:r>
               <w:t xml:space="preserve">Unified field APIs:</w:t>
             </w:r>
             <w:r>
@@ -15264,54 +15303,15 @@
       </w:tr>
       <w:tr>
         <w:tc>
-          <w:tcPr/>
+          <w:tcPr>
+            <w:shd w:val="clear" w:color="auto" w:fill="F6F8FA"/>
+          </w:tcPr>
           <w:p>
             <w:pPr>
               <w:jc w:val="left"/>
             </w:pPr>
             <w:r>
               <w:t xml:space="preserve">4.4.0</w:t>
-            </w:r>
-          </w:p>
-        </w:tc>
-        <w:tc>
-          <w:tcPr/>
-          <w:p>
-            <w:pPr>
-              <w:jc w:val="left"/>
-            </w:pPr>
-            <w:r>
-              <w:t xml:space="preserve">2026-09-13</w:t>
-            </w:r>
-          </w:p>
-        </w:tc>
-        <w:tc>
-          <w:tcPr/>
-          <w:p>
-            <w:pPr>
-              <w:numPr>
-                <w:ilvl w:val="0"/>
-                <w:numId w:val="1072"/>
-              </w:numPr>
-              <w:jc w:val="left"/>
-            </w:pPr>
-            <w:r>
-              <w:t xml:space="preserve">Code review fixes: removed dead labels, badge now uses Huawei brand colors (tipbg/tipfg, huaweired, warningbg/warningfg), Lua filter preserves formatting in DOCX/MD/HTML via parse_latex_blocks, testprocedure handler preserves non-step content (images, code, callouts).</w:t>
-            </w:r>
-          </w:p>
-        </w:tc>
-      </w:tr>
-      <w:tr>
-        <w:tc>
-          <w:tcPr>
-            <w:shd w:val="clear" w:color="auto" w:fill="F6F8FA"/>
-          </w:tcPr>
-          <w:p>
-            <w:pPr>
-              <w:jc w:val="left"/>
-            </w:pPr>
-            <w:r>
-              <w:t xml:space="preserve">4.3.0</w:t>
             </w:r>
           </w:p>
         </w:tc>
@@ -15341,6 +15341,45 @@
               <w:jc w:val="left"/>
             </w:pPr>
             <w:r>
+              <w:t xml:space="preserve">Code review fixes: removed dead labels, badge now uses Huawei brand colors (tipbg/tipfg, huaweired, warningbg/warningfg), Lua filter preserves formatting in DOCX/MD/HTML via parse_latex_blocks, testprocedure handler preserves non-step content (images, code, callouts).</w:t>
+            </w:r>
+          </w:p>
+        </w:tc>
+      </w:tr>
+      <w:tr>
+        <w:tc>
+          <w:tcPr/>
+          <w:p>
+            <w:pPr>
+              <w:jc w:val="left"/>
+            </w:pPr>
+            <w:r>
+              <w:t xml:space="preserve">4.3.0</w:t>
+            </w:r>
+          </w:p>
+        </w:tc>
+        <w:tc>
+          <w:tcPr/>
+          <w:p>
+            <w:pPr>
+              <w:jc w:val="left"/>
+            </w:pPr>
+            <w:r>
+              <w:t xml:space="preserve">2026-09-13</w:t>
+            </w:r>
+          </w:p>
+        </w:tc>
+        <w:tc>
+          <w:tcPr/>
+          <w:p>
+            <w:pPr>
+              <w:numPr>
+                <w:ilvl w:val="0"/>
+                <w:numId w:val="1074"/>
+              </w:numPr>
+              <w:jc w:val="left"/>
+            </w:pPr>
+            <w:r>
               <w:t xml:space="preserve">Added</w:t>
             </w:r>
             <w:r>
@@ -15393,7 +15432,9 @@
       </w:tr>
       <w:tr>
         <w:tc>
-          <w:tcPr/>
+          <w:tcPr>
+            <w:shd w:val="clear" w:color="auto" w:fill="F6F8FA"/>
+          </w:tcPr>
           <w:p>
             <w:pPr>
               <w:jc w:val="left"/>
@@ -15404,7 +15445,9 @@
           </w:p>
         </w:tc>
         <w:tc>
-          <w:tcPr/>
+          <w:tcPr>
+            <w:shd w:val="clear" w:color="auto" w:fill="F6F8FA"/>
+          </w:tcPr>
           <w:p>
             <w:pPr>
               <w:jc w:val="left"/>
@@ -15415,12 +15458,14 @@
           </w:p>
         </w:tc>
         <w:tc>
-          <w:tcPr/>
+          <w:tcPr>
+            <w:shd w:val="clear" w:color="auto" w:fill="F6F8FA"/>
+          </w:tcPr>
           <w:p>
             <w:pPr>
               <w:numPr>
                 <w:ilvl w:val="0"/>
-                <w:numId w:val="1074"/>
+                <w:numId w:val="1075"/>
               </w:numPr>
               <w:jc w:val="left"/>
             </w:pPr>
@@ -15474,9 +15519,7 @@
       </w:tr>
       <w:tr>
         <w:tc>
-          <w:tcPr>
-            <w:shd w:val="clear" w:color="auto" w:fill="F6F8FA"/>
-          </w:tcPr>
+          <w:tcPr/>
           <w:p>
             <w:pPr>
               <w:jc w:val="left"/>
@@ -15487,9 +15530,7 @@
           </w:p>
         </w:tc>
         <w:tc>
-          <w:tcPr>
-            <w:shd w:val="clear" w:color="auto" w:fill="F6F8FA"/>
-          </w:tcPr>
+          <w:tcPr/>
           <w:p>
             <w:pPr>
               <w:jc w:val="left"/>
@@ -15500,14 +15541,12 @@
           </w:p>
         </w:tc>
         <w:tc>
-          <w:tcPr>
-            <w:shd w:val="clear" w:color="auto" w:fill="F6F8FA"/>
-          </w:tcPr>
+          <w:tcPr/>
           <w:p>
             <w:pPr>
               <w:numPr>
                 <w:ilvl w:val="0"/>
-                <w:numId w:val="1075"/>
+                <w:numId w:val="1076"/>
               </w:numPr>
               <w:jc w:val="left"/>
             </w:pPr>
@@ -15534,7 +15573,9 @@
       </w:tr>
       <w:tr>
         <w:tc>
-          <w:tcPr/>
+          <w:tcPr>
+            <w:shd w:val="clear" w:color="auto" w:fill="F6F8FA"/>
+          </w:tcPr>
           <w:p>
             <w:pPr>
               <w:jc w:val="left"/>
@@ -15545,7 +15586,9 @@
           </w:p>
         </w:tc>
         <w:tc>
-          <w:tcPr/>
+          <w:tcPr>
+            <w:shd w:val="clear" w:color="auto" w:fill="F6F8FA"/>
+          </w:tcPr>
           <w:p>
             <w:pPr>
               <w:jc w:val="left"/>
@@ -15556,12 +15599,14 @@
           </w:p>
         </w:tc>
         <w:tc>
-          <w:tcPr/>
+          <w:tcPr>
+            <w:shd w:val="clear" w:color="auto" w:fill="F6F8FA"/>
+          </w:tcPr>
           <w:p>
             <w:pPr>
               <w:numPr>
                 <w:ilvl w:val="0"/>
-                <w:numId w:val="1076"/>
+                <w:numId w:val="1077"/>
               </w:numPr>
               <w:jc w:val="left"/>
             </w:pPr>
@@ -15603,9 +15648,7 @@
       </w:tr>
       <w:tr>
         <w:tc>
-          <w:tcPr>
-            <w:shd w:val="clear" w:color="auto" w:fill="F6F8FA"/>
-          </w:tcPr>
+          <w:tcPr/>
           <w:p>
             <w:pPr>
               <w:jc w:val="left"/>
@@ -15616,9 +15659,7 @@
           </w:p>
         </w:tc>
         <w:tc>
-          <w:tcPr>
-            <w:shd w:val="clear" w:color="auto" w:fill="F6F8FA"/>
-          </w:tcPr>
+          <w:tcPr/>
           <w:p>
             <w:pPr>
               <w:jc w:val="left"/>
@@ -15629,14 +15670,12 @@
           </w:p>
         </w:tc>
         <w:tc>
-          <w:tcPr>
-            <w:shd w:val="clear" w:color="auto" w:fill="F6F8FA"/>
-          </w:tcPr>
+          <w:tcPr/>
           <w:p>
             <w:pPr>
               <w:numPr>
                 <w:ilvl w:val="0"/>
-                <w:numId w:val="1077"/>
+                <w:numId w:val="1078"/>
               </w:numPr>
               <w:jc w:val="left"/>
             </w:pPr>
@@ -15663,54 +15702,15 @@
       </w:tr>
       <w:tr>
         <w:tc>
-          <w:tcPr/>
+          <w:tcPr>
+            <w:shd w:val="clear" w:color="auto" w:fill="F6F8FA"/>
+          </w:tcPr>
           <w:p>
             <w:pPr>
               <w:jc w:val="left"/>
             </w:pPr>
             <w:r>
               <w:t xml:space="preserve">3.8.1</w:t>
-            </w:r>
-          </w:p>
-        </w:tc>
-        <w:tc>
-          <w:tcPr/>
-          <w:p>
-            <w:pPr>
-              <w:jc w:val="left"/>
-            </w:pPr>
-            <w:r>
-              <w:t xml:space="preserve">2026-09-13</w:t>
-            </w:r>
-          </w:p>
-        </w:tc>
-        <w:tc>
-          <w:tcPr/>
-          <w:p>
-            <w:pPr>
-              <w:numPr>
-                <w:ilvl w:val="0"/>
-                <w:numId w:val="1078"/>
-              </w:numPr>
-              <w:jc w:val="left"/>
-            </w:pPr>
-            <w:r>
-              <w:t xml:space="preserve">End-to-end quality review: fixed testbook PDF metadata title, removed stray user DOCX from template dir, fixed round-trip.sh variable typo, updated stale references in AGENTS.md and README.md, committed testbook sample PDFs, set TZ for pandoc cover time consistency, widened pandoc version range.</w:t>
-            </w:r>
-          </w:p>
-        </w:tc>
-      </w:tr>
-      <w:tr>
-        <w:tc>
-          <w:tcPr>
-            <w:shd w:val="clear" w:color="auto" w:fill="F6F8FA"/>
-          </w:tcPr>
-          <w:p>
-            <w:pPr>
-              <w:jc w:val="left"/>
-            </w:pPr>
-            <w:r>
-              <w:t xml:space="preserve">3.8.0</w:t>
             </w:r>
           </w:p>
         </w:tc>
@@ -15740,7 +15740,7 @@
               <w:jc w:val="left"/>
             </w:pPr>
             <w:r>
-              <w:t xml:space="preserve">Removed Tips and Tricks chapter (tmux configuration) — required VS Code-specific keybindings that don’t generalize across terminal setups.</w:t>
+              <w:t xml:space="preserve">End-to-end quality review: fixed testbook PDF metadata title, removed stray user DOCX from template dir, fixed round-trip.sh variable typo, updated stale references in AGENTS.md and README.md, committed testbook sample PDFs, set TZ for pandoc cover time consistency, widened pandoc version range.</w:t>
             </w:r>
           </w:p>
         </w:tc>
@@ -15753,18 +15753,18 @@
               <w:jc w:val="left"/>
             </w:pPr>
             <w:r>
-              <w:t xml:space="preserve">3.7.0</w:t>
-            </w:r>
-          </w:p>
-        </w:tc>
-        <w:tc>
-          <w:tcPr/>
-          <w:p>
-            <w:pPr>
-              <w:jc w:val="left"/>
-            </w:pPr>
-            <w:r>
-              <w:t xml:space="preserve">2026-09-12</w:t>
+              <w:t xml:space="preserve">3.8.0</w:t>
+            </w:r>
+          </w:p>
+        </w:tc>
+        <w:tc>
+          <w:tcPr/>
+          <w:p>
+            <w:pPr>
+              <w:jc w:val="left"/>
+            </w:pPr>
+            <w:r>
+              <w:t xml:space="preserve">2026-09-13</w:t>
             </w:r>
           </w:p>
         </w:tc>
@@ -15779,6 +15779,51 @@
               <w:jc w:val="left"/>
             </w:pPr>
             <w:r>
+              <w:t xml:space="preserve">Removed Tips and Tricks chapter (tmux configuration) — required VS Code-specific keybindings that don’t generalize across terminal setups.</w:t>
+            </w:r>
+          </w:p>
+        </w:tc>
+      </w:tr>
+      <w:tr>
+        <w:tc>
+          <w:tcPr>
+            <w:shd w:val="clear" w:color="auto" w:fill="F6F8FA"/>
+          </w:tcPr>
+          <w:p>
+            <w:pPr>
+              <w:jc w:val="left"/>
+            </w:pPr>
+            <w:r>
+              <w:t xml:space="preserve">3.7.0</w:t>
+            </w:r>
+          </w:p>
+        </w:tc>
+        <w:tc>
+          <w:tcPr>
+            <w:shd w:val="clear" w:color="auto" w:fill="F6F8FA"/>
+          </w:tcPr>
+          <w:p>
+            <w:pPr>
+              <w:jc w:val="left"/>
+            </w:pPr>
+            <w:r>
+              <w:t xml:space="preserve">2026-09-12</w:t>
+            </w:r>
+          </w:p>
+        </w:tc>
+        <w:tc>
+          <w:tcPr>
+            <w:shd w:val="clear" w:color="auto" w:fill="F6F8FA"/>
+          </w:tcPr>
+          <w:p>
+            <w:pPr>
+              <w:numPr>
+                <w:ilvl w:val="0"/>
+                <w:numId w:val="1081"/>
+              </w:numPr>
+              <w:jc w:val="left"/>
+            </w:pPr>
+            <w:r>
               <w:t xml:space="preserve">Added</w:t>
             </w:r>
             <w:r>
@@ -15831,9 +15876,7 @@
       </w:tr>
       <w:tr>
         <w:tc>
-          <w:tcPr>
-            <w:shd w:val="clear" w:color="auto" w:fill="F6F8FA"/>
-          </w:tcPr>
+          <w:tcPr/>
           <w:p>
             <w:pPr>
               <w:jc w:val="left"/>
@@ -15844,9 +15887,7 @@
           </w:p>
         </w:tc>
         <w:tc>
-          <w:tcPr>
-            <w:shd w:val="clear" w:color="auto" w:fill="F6F8FA"/>
-          </w:tcPr>
+          <w:tcPr/>
           <w:p>
             <w:pPr>
               <w:jc w:val="left"/>
@@ -15857,14 +15898,12 @@
           </w:p>
         </w:tc>
         <w:tc>
-          <w:tcPr>
-            <w:shd w:val="clear" w:color="auto" w:fill="F6F8FA"/>
-          </w:tcPr>
+          <w:tcPr/>
           <w:p>
             <w:pPr>
               <w:numPr>
                 <w:ilvl w:val="0"/>
-                <w:numId w:val="1081"/>
+                <w:numId w:val="1082"/>
               </w:numPr>
               <w:jc w:val="left"/>
             </w:pPr>
@@ -15921,7 +15960,9 @@
       </w:tr>
       <w:tr>
         <w:tc>
-          <w:tcPr/>
+          <w:tcPr>
+            <w:shd w:val="clear" w:color="auto" w:fill="F6F8FA"/>
+          </w:tcPr>
           <w:p>
             <w:pPr>
               <w:jc w:val="left"/>
@@ -15932,7 +15973,9 @@
           </w:p>
         </w:tc>
         <w:tc>
-          <w:tcPr/>
+          <w:tcPr>
+            <w:shd w:val="clear" w:color="auto" w:fill="F6F8FA"/>
+          </w:tcPr>
           <w:p>
             <w:pPr>
               <w:jc w:val="left"/>
@@ -15943,12 +15986,14 @@
           </w:p>
         </w:tc>
         <w:tc>
-          <w:tcPr/>
+          <w:tcPr>
+            <w:shd w:val="clear" w:color="auto" w:fill="F6F8FA"/>
+          </w:tcPr>
           <w:p>
             <w:pPr>
               <w:numPr>
                 <w:ilvl w:val="0"/>
-                <w:numId w:val="1082"/>
+                <w:numId w:val="1083"/>
               </w:numPr>
               <w:jc w:val="left"/>
             </w:pPr>
@@ -16026,9 +16071,7 @@
       </w:tr>
       <w:tr>
         <w:tc>
-          <w:tcPr>
-            <w:shd w:val="clear" w:color="auto" w:fill="F6F8FA"/>
-          </w:tcPr>
+          <w:tcPr/>
           <w:p>
             <w:pPr>
               <w:jc w:val="left"/>
@@ -16039,9 +16082,7 @@
           </w:p>
         </w:tc>
         <w:tc>
-          <w:tcPr>
-            <w:shd w:val="clear" w:color="auto" w:fill="F6F8FA"/>
-          </w:tcPr>
+          <w:tcPr/>
           <w:p>
             <w:pPr>
               <w:jc w:val="left"/>
@@ -16052,14 +16093,12 @@
           </w:p>
         </w:tc>
         <w:tc>
-          <w:tcPr>
-            <w:shd w:val="clear" w:color="auto" w:fill="F6F8FA"/>
-          </w:tcPr>
+          <w:tcPr/>
           <w:p>
             <w:pPr>
               <w:numPr>
                 <w:ilvl w:val="0"/>
-                <w:numId w:val="1083"/>
+                <w:numId w:val="1084"/>
               </w:numPr>
               <w:jc w:val="left"/>
             </w:pPr>
@@ -16086,7 +16125,7 @@
             <w:pPr>
               <w:numPr>
                 <w:ilvl w:val="0"/>
-                <w:numId w:val="1083"/>
+                <w:numId w:val="1084"/>
               </w:numPr>
               <w:jc w:val="left"/>
             </w:pPr>
@@ -16128,7 +16167,7 @@
             <w:pPr>
               <w:numPr>
                 <w:ilvl w:val="0"/>
-                <w:numId w:val="1083"/>
+                <w:numId w:val="1084"/>
               </w:numPr>
               <w:jc w:val="left"/>
             </w:pPr>
@@ -16140,7 +16179,9 @@
       </w:tr>
       <w:tr>
         <w:tc>
-          <w:tcPr/>
+          <w:tcPr>
+            <w:shd w:val="clear" w:color="auto" w:fill="F6F8FA"/>
+          </w:tcPr>
           <w:p>
             <w:pPr>
               <w:jc w:val="left"/>
@@ -16151,7 +16192,9 @@
           </w:p>
         </w:tc>
         <w:tc>
-          <w:tcPr/>
+          <w:tcPr>
+            <w:shd w:val="clear" w:color="auto" w:fill="F6F8FA"/>
+          </w:tcPr>
           <w:p>
             <w:pPr>
               <w:jc w:val="left"/>
@@ -16162,12 +16205,14 @@
           </w:p>
         </w:tc>
         <w:tc>
-          <w:tcPr/>
+          <w:tcPr>
+            <w:shd w:val="clear" w:color="auto" w:fill="F6F8FA"/>
+          </w:tcPr>
           <w:p>
             <w:pPr>
               <w:numPr>
                 <w:ilvl w:val="0"/>
-                <w:numId w:val="1084"/>
+                <w:numId w:val="1085"/>
               </w:numPr>
               <w:jc w:val="left"/>
             </w:pPr>
@@ -16194,7 +16239,7 @@
             <w:pPr>
               <w:numPr>
                 <w:ilvl w:val="0"/>
-                <w:numId w:val="1084"/>
+                <w:numId w:val="1085"/>
               </w:numPr>
               <w:jc w:val="left"/>
             </w:pPr>
@@ -16221,7 +16266,7 @@
             <w:pPr>
               <w:numPr>
                 <w:ilvl w:val="0"/>
-                <w:numId w:val="1084"/>
+                <w:numId w:val="1085"/>
               </w:numPr>
               <w:jc w:val="left"/>
             </w:pPr>
@@ -16233,7 +16278,7 @@
             <w:pPr>
               <w:numPr>
                 <w:ilvl w:val="0"/>
-                <w:numId w:val="1084"/>
+                <w:numId w:val="1085"/>
               </w:numPr>
               <w:jc w:val="left"/>
             </w:pPr>
@@ -16257,58 +16302,13 @@
       </w:tr>
       <w:tr>
         <w:tc>
-          <w:tcPr>
-            <w:shd w:val="clear" w:color="auto" w:fill="F6F8FA"/>
-          </w:tcPr>
+          <w:tcPr/>
           <w:p>
             <w:pPr>
               <w:jc w:val="left"/>
             </w:pPr>
             <w:r>
               <w:t xml:space="preserve">3.2.1</w:t>
-            </w:r>
-          </w:p>
-        </w:tc>
-        <w:tc>
-          <w:tcPr>
-            <w:shd w:val="clear" w:color="auto" w:fill="F6F8FA"/>
-          </w:tcPr>
-          <w:p>
-            <w:pPr>
-              <w:jc w:val="left"/>
-            </w:pPr>
-            <w:r>
-              <w:t xml:space="preserve">2026-09-11</w:t>
-            </w:r>
-          </w:p>
-        </w:tc>
-        <w:tc>
-          <w:tcPr>
-            <w:shd w:val="clear" w:color="auto" w:fill="F6F8FA"/>
-          </w:tcPr>
-          <w:p>
-            <w:pPr>
-              <w:numPr>
-                <w:ilvl w:val="0"/>
-                <w:numId w:val="1085"/>
-              </w:numPr>
-              <w:jc w:val="left"/>
-            </w:pPr>
-            <w:r>
-              <w:t xml:space="preserve">Renamed Chapter 7 from “Clean Up” to “Operations and Maintenance”. Added subsections for updating and uninstalling both the MaaS Gateway and the document templates. Added cloud resource cleanup as an optional subsection.</w:t>
-            </w:r>
-          </w:p>
-        </w:tc>
-      </w:tr>
-      <w:tr>
-        <w:tc>
-          <w:tcPr/>
-          <w:p>
-            <w:pPr>
-              <w:jc w:val="left"/>
-            </w:pPr>
-            <w:r>
-              <w:t xml:space="preserve">3.2.0</w:t>
             </w:r>
           </w:p>
         </w:tc>
@@ -16334,6 +16334,51 @@
               <w:jc w:val="left"/>
             </w:pPr>
             <w:r>
+              <w:t xml:space="preserve">Renamed Chapter 7 from “Clean Up” to “Operations and Maintenance”. Added subsections for updating and uninstalling both the MaaS Gateway and the document templates. Added cloud resource cleanup as an optional subsection.</w:t>
+            </w:r>
+          </w:p>
+        </w:tc>
+      </w:tr>
+      <w:tr>
+        <w:tc>
+          <w:tcPr>
+            <w:shd w:val="clear" w:color="auto" w:fill="F6F8FA"/>
+          </w:tcPr>
+          <w:p>
+            <w:pPr>
+              <w:jc w:val="left"/>
+            </w:pPr>
+            <w:r>
+              <w:t xml:space="preserve">3.2.0</w:t>
+            </w:r>
+          </w:p>
+        </w:tc>
+        <w:tc>
+          <w:tcPr>
+            <w:shd w:val="clear" w:color="auto" w:fill="F6F8FA"/>
+          </w:tcPr>
+          <w:p>
+            <w:pPr>
+              <w:jc w:val="left"/>
+            </w:pPr>
+            <w:r>
+              <w:t xml:space="preserve">2026-09-11</w:t>
+            </w:r>
+          </w:p>
+        </w:tc>
+        <w:tc>
+          <w:tcPr>
+            <w:shd w:val="clear" w:color="auto" w:fill="F6F8FA"/>
+          </w:tcPr>
+          <w:p>
+            <w:pPr>
+              <w:numPr>
+                <w:ilvl w:val="0"/>
+                <w:numId w:val="1087"/>
+              </w:numPr>
+              <w:jc w:val="left"/>
+            </w:pPr>
+            <w:r>
               <w:t xml:space="preserve">Added</w:t>
             </w:r>
             <w:r>
@@ -16395,7 +16440,7 @@
             <w:pPr>
               <w:numPr>
                 <w:ilvl w:val="0"/>
-                <w:numId w:val="1086"/>
+                <w:numId w:val="1087"/>
               </w:numPr>
               <w:jc w:val="left"/>
             </w:pPr>
@@ -16440,7 +16485,7 @@
             <w:pPr>
               <w:numPr>
                 <w:ilvl w:val="0"/>
-                <w:numId w:val="1086"/>
+                <w:numId w:val="1087"/>
               </w:numPr>
               <w:jc w:val="left"/>
             </w:pPr>
@@ -16452,58 +16497,13 @@
       </w:tr>
       <w:tr>
         <w:tc>
-          <w:tcPr>
-            <w:shd w:val="clear" w:color="auto" w:fill="F6F8FA"/>
-          </w:tcPr>
+          <w:tcPr/>
           <w:p>
             <w:pPr>
               <w:jc w:val="left"/>
             </w:pPr>
             <w:r>
               <w:t xml:space="preserve">3.1.2</w:t>
-            </w:r>
-          </w:p>
-        </w:tc>
-        <w:tc>
-          <w:tcPr>
-            <w:shd w:val="clear" w:color="auto" w:fill="F6F8FA"/>
-          </w:tcPr>
-          <w:p>
-            <w:pPr>
-              <w:jc w:val="left"/>
-            </w:pPr>
-            <w:r>
-              <w:t xml:space="preserve">2026-09-11</w:t>
-            </w:r>
-          </w:p>
-        </w:tc>
-        <w:tc>
-          <w:tcPr>
-            <w:shd w:val="clear" w:color="auto" w:fill="F6F8FA"/>
-          </w:tcPr>
-          <w:p>
-            <w:pPr>
-              <w:numPr>
-                <w:ilvl w:val="0"/>
-                <w:numId w:val="1087"/>
-              </w:numPr>
-              <w:jc w:val="left"/>
-            </w:pPr>
-            <w:r>
-              <w:t xml:space="preserve">Added output format guide to README.md: comparison table of PDF, Markdown, DOCX, and HTML with purpose, copy-paste quality, and limitations. Recommends Markdown for copy-paste.</w:t>
-            </w:r>
-          </w:p>
-        </w:tc>
-      </w:tr>
-      <w:tr>
-        <w:tc>
-          <w:tcPr/>
-          <w:p>
-            <w:pPr>
-              <w:jc w:val="left"/>
-            </w:pPr>
-            <w:r>
-              <w:t xml:space="preserve">3.1.1</w:t>
             </w:r>
           </w:p>
         </w:tc>
@@ -16529,6 +16529,51 @@
               <w:jc w:val="left"/>
             </w:pPr>
             <w:r>
+              <w:t xml:space="preserve">Added output format guide to README.md: comparison table of PDF, Markdown, DOCX, and HTML with purpose, copy-paste quality, and limitations. Recommends Markdown for copy-paste.</w:t>
+            </w:r>
+          </w:p>
+        </w:tc>
+      </w:tr>
+      <w:tr>
+        <w:tc>
+          <w:tcPr>
+            <w:shd w:val="clear" w:color="auto" w:fill="F6F8FA"/>
+          </w:tcPr>
+          <w:p>
+            <w:pPr>
+              <w:jc w:val="left"/>
+            </w:pPr>
+            <w:r>
+              <w:t xml:space="preserve">3.1.1</w:t>
+            </w:r>
+          </w:p>
+        </w:tc>
+        <w:tc>
+          <w:tcPr>
+            <w:shd w:val="clear" w:color="auto" w:fill="F6F8FA"/>
+          </w:tcPr>
+          <w:p>
+            <w:pPr>
+              <w:jc w:val="left"/>
+            </w:pPr>
+            <w:r>
+              <w:t xml:space="preserve">2026-09-11</w:t>
+            </w:r>
+          </w:p>
+        </w:tc>
+        <w:tc>
+          <w:tcPr>
+            <w:shd w:val="clear" w:color="auto" w:fill="F6F8FA"/>
+          </w:tcPr>
+          <w:p>
+            <w:pPr>
+              <w:numPr>
+                <w:ilvl w:val="0"/>
+                <w:numId w:val="1089"/>
+              </w:numPr>
+              <w:jc w:val="left"/>
+            </w:pPr>
+            <w:r>
               <w:t xml:space="preserve">Updated MaaS Gateway chapter to v1.10.9: non-interactive mode (</w:t>
             </w:r>
             <w:r>
@@ -16545,7 +16590,7 @@
             <w:pPr>
               <w:numPr>
                 <w:ilvl w:val="0"/>
-                <w:numId w:val="1088"/>
+                <w:numId w:val="1089"/>
               </w:numPr>
               <w:jc w:val="left"/>
             </w:pPr>
@@ -16587,7 +16632,7 @@
             <w:pPr>
               <w:numPr>
                 <w:ilvl w:val="0"/>
-                <w:numId w:val="1088"/>
+                <w:numId w:val="1089"/>
               </w:numPr>
               <w:jc w:val="left"/>
             </w:pPr>
@@ -16599,9 +16644,7 @@
       </w:tr>
       <w:tr>
         <w:tc>
-          <w:tcPr>
-            <w:shd w:val="clear" w:color="auto" w:fill="F6F8FA"/>
-          </w:tcPr>
+          <w:tcPr/>
           <w:p>
             <w:pPr>
               <w:jc w:val="left"/>
@@ -16612,9 +16655,7 @@
           </w:p>
         </w:tc>
         <w:tc>
-          <w:tcPr>
-            <w:shd w:val="clear" w:color="auto" w:fill="F6F8FA"/>
-          </w:tcPr>
+          <w:tcPr/>
           <w:p>
             <w:pPr>
               <w:jc w:val="left"/>
@@ -16625,14 +16666,12 @@
           </w:p>
         </w:tc>
         <w:tc>
-          <w:tcPr>
-            <w:shd w:val="clear" w:color="auto" w:fill="F6F8FA"/>
-          </w:tcPr>
+          <w:tcPr/>
           <w:p>
             <w:pPr>
               <w:numPr>
                 <w:ilvl w:val="0"/>
-                <w:numId w:val="1089"/>
+                <w:numId w:val="1090"/>
               </w:numPr>
               <w:jc w:val="left"/>
             </w:pPr>
@@ -16656,7 +16695,7 @@
             <w:pPr>
               <w:numPr>
                 <w:ilvl w:val="0"/>
-                <w:numId w:val="1089"/>
+                <w:numId w:val="1090"/>
               </w:numPr>
               <w:jc w:val="left"/>
             </w:pPr>
@@ -16698,7 +16737,7 @@
             <w:pPr>
               <w:numPr>
                 <w:ilvl w:val="0"/>
-                <w:numId w:val="1089"/>
+                <w:numId w:val="1090"/>
               </w:numPr>
               <w:jc w:val="left"/>
             </w:pPr>
@@ -16706,57 +16745,6 @@
               <w:t xml:space="preserve">Restructured chapters: moved SSH config and VS Code connection to new Chapter 4 (Install VS Code and Connect via Remote-SSH). Chapters 5—​7 renumbered.</w:t>
             </w:r>
           </w:p>
-          <w:p>
-            <w:pPr>
-              <w:numPr>
-                <w:ilvl w:val="0"/>
-                <w:numId w: